--- a/خزانة الأدعية.docx
+++ b/خزانة الأدعية.docx
@@ -1849,7 +1849,7 @@
           <w:szCs w:val="24"/>
           <w:rtl/>
         </w:rPr>
-        <w:t xml:space="preserve">﴿بِسْمِ اللَّهِ الرَّحْمَٰنِ الرَّحِيمِ إِذَا وَقَعَتِ ٱلْوَاقِعَةُ (1) لَيْسَ لِوَقْعَتِهَا كَاذِبَةٌ (2) خَافِضَةٌۭ رَّافِعَةٌ (3) إِذَا رُجَّتِ ٱلْأَرْضُ رَجًّۭا (4) وَبُسَّتِ ٱلْجِبَالُ بَسًّۭا (5) فَكَانَتْ هَبَآءًۭ مُّنۢبَثًّۭا (6) وَكُنتُمْ أَزْوَٰجًۭا ثَلَٰثَةًۭ (7) فَأَصْحَٰبُ ٱلْمَيْمَنَةِ مَآ أَصْحَٰبُ ٱلْمَيْمَنَةِ (8) وَأَصْحَٰبُ ٱلْمَشْـَٔمَةِ مَآ أَصْحَٰبُ ٱلْمَشْـَٔمَةِ (9) وَٱلسَّٰبِقُونَ ٱلسَّٰبِقُونَ (10) أُو۟لَٰٓئِكَ ٱلْمُقَرَّبُونَ (11) فِى جَنَّٰتِ ٱلنَّعِيمِ (12) ثُلَّةٌۭ مِّنَ ٱلْأَوَّلِينَ (13) وَقَلِيلٌۭ مِّنَ ٱلْءَاخِرِينَ (14) عَلَىٰ سُرُرٍۢ مَّوْضُونَةٍۢ (15) مُّتَّكِـِٔينَ عَلَيْهَا مُتَقَٰبِلِينَ (16) يَطُوفُ عَلَيْهِمْ وِلْدَٰنٌۭ مُّخَلَّدُونَ (17) بِأَكْوَابٍۢ وَأَبَارِيقَ وَكَأْسٍۢ مِّن مَّعِينٍۢ (18) لَّا يُصَدَّعُونَ عَنْهَا وَلَا يُنزِفُونَ (19) وَفَٰكِهَةٍۢ مِّمَّا يَتَخَيَّرُونَ (20) وَلَحْمِ طَيْرٍۢ مِّمَّا يَشْتَهُونَ (21) وَحُورٌ عِينٌۭ (22) كَأَمْثَٰلِ ٱللُّؤْلُؤِ ٱلْمَكْنُونِ (23) جَزَآءًۢ بِمَا كَانُوا۟ يَعْمَلُونَ (24) لَا يَسْمَعُونَ فِيهَا لَغْوًۭا وَلَا تَأْثِيمًا (25) إِلَّا قِيلًۭا سَلَٰمًۭا سَلَٰمًۭا (26) وَأَصْحَٰبُ ٱلْيَمِينِ مَآ أَصْحَٰبُ ٱلْيَمِينِ (27) فِى سِدْرٍۢ مَّخْضُودٍۢ (28) وَطَلْحٍۢ مَّنضُودٍۢ (29) وَظِلٍّۢ مَّمْدُودٍۢ (30) وَمَآءٍۢ مَّسْكُوبٍۢ (31) وَفَٰكِهَةٍۢ كَثِيرَةٍۢ (32) لَّا مَقْطُوعَةٍۢ وَلَا مَمْنُوعَةٍۢ (33) وَفُرُشٍۢ مَّرْفُوعَةٍ (34) إِنَّآ أَنشَأْنَٰهُنَّ إِنشَآءًۭ (35) فَجَعَلْنَٰهُنَّ أَبْكَارًا (36) عُرُبًا أَتْرَابًۭا (37) لِّأَصْحَٰبِ ٱلْيَمِينِ (38) ثُلَّةٌۭ مِّنَ ٱلْأَوَّلِينَ (39) وَثُلَّةٌۭ مِّنَ ٱلْءَاخِرِينَ (40) وَأَصْحَٰبُ ٱلشِّمَالِ مَآ أَصْحَٰبُ ٱلشِّمَالِ (41) فِى سَمُومٍۢ وَحَمِيمٍۢ (42) وَظِلٍّۢ مِّن يَحْمُومٍۢ (43) لَّا بَارِدٍۢ وَلَا كَرِيمٍ (44) إِنَّهُمْ كَانُوا۟ قَبْلَ ذَٰلِكَ مُتْرَفِينَ (45) وَكَانُوا۟ يُصِرُّونَ عَلَى ٱلْحِنثِ ٱلْعَظِيمِ (46) وَكَانُوا۟ يَقُولُونَ أَئِذَا مِتْنَا وَكُنَّا تُرَابًۭا وَعِظَٰمًا أَءِنَّا لَمَبْعُوثُونَ (47) أَوَءَابَآؤُنَا ٱلْأَوَّلُونَ (48) قُلْ إِنَّ ٱلْأَوَّلِينَ وَٱلْءَاخِرِينَ (49) لَمَجْمُوعُونَ إِلَىٰ مِيقَٰتِ يَوْمٍۢ مَّعْلُومٍۢ (50) ثُمَّ إِنَّكُمْ أَيُّهَا ٱلضَّآلُّونَ ٱلْمُكَذِّبُونَ (51) لَءَاكِلُونَ مِن شَجَرٍۢ مِّن زَقُّومٍۢ (52) فَمَالِـُٔونَ مِنْهَا ٱلْبُطُونَ (53) فَشَٰرِبُونَ عَلَيْهِ مِنَ ٱلْحَمِيمِ (54) فَشَٰرِبُونَ شُرْبَ ٱلْهِيمِ (55) هَٰذَا نُزُلُهُمْ يَوْمَ ٱلدِّينِ (56) نَحْنُ خَلَقْنَٰكُمْ فَلَوْلَا تُصَدِّقُونَ (57) أَفَرَءَيْتُم مَّا تُمْنُونَ (58) ءَأَنتُمْ تَخْلُقُونَهُۥٓ أَمْ نَحْنُ ٱلْخَٰلِقُونَ (59) نَحْنُ قَدَّرْنَا بَيْنَكُمُ ٱلْمَوْتَ وَمَا نَحْنُ بِمَسْبُوقِينَ (60) عَلَىٰٓ أَن نُّبَدِّلَ أَمْثَٰلَكُمْ وَنُنشِئَكُمْ فِى مَا لَا تَعْلَمُونَ (61) وَلَقَدْ عَلِمْتُمُ ٱلنَّشْأَةَ ٱلْأُولَىٰ فَلَوْلَا تَذَكَّرُونَ (62) أَفَرَءَيْتُم مَّا تَحْرُثُونَ (63) ءَأَنتُمْ تَزْرَعُونَهُۥٓ أَمْ نَحْنُ ٱلزَّٰرِعُونَ (64) لَوْ نَشَآءُ لَجَعَلْنَٰهُ حُطَٰمًۭا فَظَلْتُمْ تَفَكَّهُونَ (65) إِنَّا لَمُغْرَمُونَ (66) بَلْ نَحْنُ مَحْرُومُونَ (67) أَفَرَءَيْتُمُ ٱلْمَآءَ ٱلَّذِى تَشْرَبُونَ (68) ءَأَنتُمْ أَنزَلْتُمُوهُ مِنَ ٱلْمُزْنِ أَمْ نَحْنُ ٱلْمُنزِلُونَ (69) لَوْ نَشَآءُ جَعَلْنَٰهُ أُجَاجًۭا فَلَوْلَا تَشْكُرُونَ (70) أَفَرَءَيْتُمُ ٱلنَّارَ ٱلَّتِى تُورُونَ (71) ءَأَنتُمْ أَنشَأْتُمْ شَجَرَتَهَآ أَمْ نَحْنُ ٱلْمُنشِـُٔونَ (72) نَحْنُ جَعَلْنَٰهَا تَذْكِرَةًۭ وَمَتَٰعًۭا لِّلْمُقْوِينَ (73) فَسَبِّحْ بِٱسْمِ رَبِّكَ ٱلْعَظِيمِ (74) ۞ فَلَآ أُقْسِمُ بِمَوَٰقِعِ ٱلنُّجُومِ (75) وَإِنَّهُۥ لَقَسَمٌۭ لَّوْ تَعْلَمُونَ عَظِيمٌ (76) إِنَّهُۥ لَقُرْءَانٌۭ كَرِيمٌۭ (77) فِى كِتَٰبٍۢ مَّكْنُونٍۢ (78) لَّا يَمَسُّهُۥٓ إِلَّا ٱلْمُطَهَّرُونَ (79) تَنزِيلٌۭ مِّن رَّبِّ ٱلْعَٰلَمِينَ (80) أَفَبِهَٰذَا ٱلْحَدِيثِ أَنتُم مُّدْهِنُونَ (81) وَتَجْعَلُونَ رِزْقَكُمْ أَنَّكُمْ تُكَذِّبُونَ (82) فَلَوْلَآ إِذَا بَلَغَتِ ٱلْحُلْقُومَ (83) وَأَنتُمْ حِينَئِذٍۢ تَنظُرُونَ (84) وَنَحْنُ أَقْرَبُ إِلَيْهِ مِنكُمْ وَلَٰكِن لَّا تُبْصِرُونَ (85) فَلَوْلَآ إِن كُنتُمْ غَيْرَ مَدِينِينَ (86) تَرْجِعُونَهَآ إِن كُنتُمْ صَٰدِقِينَ (87) فَأَمَّآ إِن كَانَ مِنَ ٱلْمُقَرَّبِينَ (88) فَرَوْحٌۭ وَرَيْحَانٌۭ وَجَنَّتُ نَعِيمٍۢ (89) وَأَمَّآ إِن كَانَ مِنْ أَصْحَٰبِ ٱلْيَمِينِ (90) فَسَلَٰمٌۭ لَّكَ مِنْ أَصْحَٰبِ ٱلْيَمِينِ (91) وَأَمَّآ إِن كَانَ مِنَ ٱلْمُكَذِّبِينَ ٱلضَّآلِّينَ (92) فَنُزُلٌۭ مِّنْ حَمِيمٍۢ (93) وَتَصْلِيَةُ جَحِيمٍ (94) إِنَّ هَٰذَا لَهُوَ حَقُّ ٱلْيَقِينِ (95) فَسَبِّحْ بِٱسْمِ رَبِّكَ ٱلْعَظِيمِ (96)﴾</w:t>
+        <w:t xml:space="preserve">﴿بسم الله الرحمن الرحيم إِذَا وَقَعَتِ ٱلۡوَاقِعَةُ (1) لَيۡسَ لِوَقۡعَتِهَا كَاذِبَةٌ (2) خَافِضَةٞ رَّافِعَةٌ (3) إِذَا رُجَّتِ ٱلۡأَرۡضُ رَجّٗا (4) وَبُسَّتِ ٱلۡجِبَالُ بَسّٗا (5) فَكَانَتۡ هَبَآءٗ مُّنۢبَثّٗا (6) وَكُنتُمۡ أَزۡوَٰجٗا ثَلَٰثَةٗ (7) فَأَصۡحَٰبُ ٱلۡمَيۡمَنَةِ مَآ أَصۡحَٰبُ ٱلۡمَيۡمَنَةِ (8) وَأَصۡحَٰبُ ٱلۡمَشۡـَٔمَةِ مَآ أَصۡحَٰبُ ٱلۡمَشۡـَٔمَةِ (9) وَٱلسَّٰبِقُونَ ٱلسَّٰبِقُونَ (10) أُوْلَٰٓئِكَ ٱلۡمُقَرَّبُونَ (11) فِي جَنَّٰتِ ٱلنَّعِيمِ (12) ثُلَّةٞ مِّنَ ٱلۡأَوَّلِينَ (13) وَقَلِيلٞ مِّنَ ٱلۡأٓخِرِينَ (14) عَلَىٰ سُرُرٖ مَّوۡضُونَةٖ (15) مُّتَّكِـِٔينَ عَلَيۡهَا مُتَقَٰبِلِينَ (16) يَطُوفُ عَلَيۡهِمۡ وِلۡدَٰنٞ مُّخَلَّدُونَ (17) بِأَكۡوَابٖ وَأَبَارِيقَ وَكَأۡسٖ مِّن مَّعِينٖ (18) لَّا يُصَدَّعُونَ عَنۡهَا وَلَا يُنزِفُونَ (19) وَفَٰكِهَةٖ مِّمَّا يَتَخَيَّرُونَ (20) وَلَحۡمِ طَيۡرٖ مِّمَّا يَشۡتَهُونَ (21) وَحُورٌ عِينٞ (22) كَأَمۡثَٰلِ ٱللُّؤۡلُوِٕ ٱلۡمَكۡنُونِ (23) جَزَآءَۢ بِمَا كَانُواْ يَعۡمَلُونَ (24) لَا يَسۡمَعُونَ فِيهَا لَغۡوٗا وَلَا تَأۡثِيمًا (25) إِلَّا قِيلٗا سَلَٰمٗا سَلَٰمٗا (26) وَأَصۡحَٰبُ ٱلۡيَمِينِ مَآ أَصۡحَٰبُ ٱلۡيَمِينِ (27) فِي سِدۡرٖ مَّخۡضُودٖ (28) وَطَلۡحٖ مَّنضُودٖ (29) وَظِلّٖ مَّمۡدُودٖ (30) وَمَآءٖ مَّسۡكُوبٖ (31) وَفَٰكِهَةٖ كَثِيرَةٖ (32) لَّا مَقۡطُوعَةٖ وَلَا مَمۡنُوعَةٖ (33) وَفُرُشٖ مَّرۡفُوعَةٍ (34) إِنَّآ أَنشَأۡنَٰهُنَّ إِنشَآءٗ (35) فَجَعَلۡنَٰهُنَّ أَبۡكَارًا (36) عُرُبًا أَتۡرَابٗا (37) لِّأَصۡحَٰبِ ٱلۡيَمِينِ (38) ثُلَّةٞ مِّنَ ٱلۡأَوَّلِينَ (39) وَثُلَّةٞ مِّنَ ٱلۡأٓخِرِينَ (40) وَأَصۡحَٰبُ ٱلشِّمَالِ مَآ أَصۡحَٰبُ ٱلشِّمَالِ (41) فِي سَمُومٖ وَحَمِيمٖ (42) وَظِلّٖ مِّن يَحۡمُومٖ (43) لَّا بَارِدٖ وَلَا كَرِيمٍ (44) إِنَّهُمۡ كَانُواْ قَبۡلَ ذَٰلِكَ مُتۡرَفِينَ (45) وَكَانُواْ يُصِرُّونَ عَلَى ٱلۡحِنثِ ٱلۡعَظِيمِ (46) وَكَانُواْ يَقُولُونَ أَئِذَا مِتۡنَا وَكُنَّا تُرَابٗا وَعِظَٰمًا أَءِنَّا لَمَبۡعُوثُونَ (47) أَوَ ءَابَآؤُنَا ٱلۡأَوَّلُونَ (48) قُلۡ إِنَّ ٱلۡأَوَّلِينَ وَٱلۡأٓخِرِينَ (49) لَمَجۡمُوعُونَ إِلَىٰ مِيقَٰتِ يَوۡمٖ مَّعۡلُومٖ (50) ثُمَّ إِنَّكُمۡ أَيُّهَا ٱلضَّآلُّونَ ٱلۡمُكَذِّبُونَ (51) لَأٓكِلُونَ مِن شَجَرٖ مِّن زَقُّومٖ (52) فَمَالِـُٔونَ مِنۡهَا ٱلۡبُطُونَ (53) فَشَٰرِبُونَ عَلَيۡهِ مِنَ ٱلۡحَمِيمِ (54) فَشَٰرِبُونَ شُرۡبَ ٱلۡهِيمِ (55) هَٰذَا نُزُلُهُمۡ يَوۡمَ ٱلدِّينِ (56) نَحۡنُ خَلَقۡنَٰكُمۡ فَلَوۡلَا تُصَدِّقُونَ (57) أَفَرَءَيۡتُم مَّا تُمۡنُونَ (58) ءَأَنتُمۡ تَخۡلُقُونَهُۥٓ أَمۡ نَحۡنُ ٱلۡخَٰلِقُونَ (59) نَحۡنُ قَدَّرۡنَا بَيۡنَكُمُ ٱلۡمَوۡتَ وَمَا نَحۡنُ بِمَسۡبُوقِينَ (60) عَلَىٰٓ أَن نُّبَدِّلَ أَمۡثَٰلَكُمۡ وَنُنشِئَكُمۡ فِي مَا لَا تَعۡلَمُونَ (61) وَلَقَدۡ عَلِمۡتُمُ ٱلنَّشۡأَةَ ٱلۡأُولَىٰ فَلَوۡلَا تَذَكَّرُونَ (62) أَفَرَءَيۡتُم مَّا تَحۡرُثُونَ (63) ءَأَنتُمۡ تَزۡرَعُونَهُۥٓ أَمۡ نَحۡنُ ٱلزَّٰرِعُونَ (64) لَوۡ نَشَآءُ لَجَعَلۡنَٰهُ حُطَٰمٗا فَظَلۡتُمۡ تَفَكَّهُونَ (65) إِنَّا لَمُغۡرَمُونَ (66) بَلۡ نَحۡنُ مَحۡرُومُونَ (67) أَفَرَءَيۡتُمُ ٱلۡمَآءَ ٱلَّذِي تَشۡرَبُونَ (68) ءَأَنتُمۡ أَنزَلۡتُمُوهُ مِنَ ٱلۡمُزۡنِ أَمۡ نَحۡنُ ٱلۡمُنزِلُونَ (69) لَوۡ نَشَآءُ جَعَلۡنَٰهُ أُجَاجٗا فَلَوۡلَا تَشۡكُرُونَ (70) أَفَرَءَيۡتُمُ ٱلنَّارَ ٱلَّتِي تُورُونَ (71) ءَأَنتُمۡ أَنشَأۡتُمۡ شَجَرَتَهَآ أَمۡ نَحۡنُ ٱلۡمُنشِـُٔونَ (72) نَحۡنُ جَعَلۡنَٰهَا تَذۡكِرَةٗ وَمَتَٰعٗا لِّلۡمُقۡوِينَ (73) فَسَبِّحۡ بِٱسۡمِ رَبِّكَ ٱلۡعَظِيمِ (74) ۞فَلَآ أُقۡسِمُ بِمَوَٰقِعِ ٱلنُّجُومِ (75) وَإِنَّهُۥ لَقَسَمٞ لَّوۡ تَعۡلَمُونَ عَظِيمٌ (76) إِنَّهُۥ لَقُرۡءَانٞ كَرِيمٞ (77) فِي كِتَٰبٖ مَّكۡنُونٖ (78) لَّا يَمَسُّهُۥٓ إِلَّا ٱلۡمُطَهَّرُونَ (79) تَنزِيلٞ مِّن رَّبِّ ٱلۡعَٰلَمِينَ (80) أَفَبِهَٰذَا ٱلۡحَدِيثِ أَنتُم مُّدۡهِنُونَ (81) وَتَجۡعَلُونَ رِزۡقَكُمۡ أَنَّكُمۡ تُكَذِّبُونَ (82) فَلَوۡلَآ إِذَا بَلَغَتِ ٱلۡحُلۡقُومَ (83) وَأَنتُمۡ حِينَئِذٖ تَنظُرُونَ (84) وَنَحۡنُ أَقۡرَبُ إِلَيۡهِ مِنكُمۡ وَلَٰكِن لَّا تُبۡصِرُونَ (85) فَلَوۡلَآ إِن كُنتُمۡ غَيۡرَ مَدِينِينَ (86) تَرۡجِعُونَهَآ إِن كُنتُمۡ صَٰدِقِينَ (87) فَأَمَّآ إِن كَانَ مِنَ ٱلۡمُقَرَّبِينَ (88) فَرَوۡحٞ وَرَيۡحَانٞ وَجَنَّتُ نَعِيمٖ (89) وَأَمَّآ إِن كَانَ مِنۡ أَصۡحَٰبِ ٱلۡيَمِينِ (90) فَسَلَٰمٞ لَّكَ مِنۡ أَصۡحَٰبِ ٱلۡيَمِينِ (91) وَأَمَّآ إِن كَانَ مِنَ ٱلۡمُكَذِّبِينَ ٱلضَّآلِّينَ (92) فَنُزُلٞ مِّنۡ حَمِيمٖ (93) وَتَصۡلِيَةُ جَحِيمٍ (94) إِنَّ هَٰذَا لَهُوَ حَقُّ ٱلۡيَقِينِ (95) فَسَبِّحۡ بِٱسۡمِ رَبِّكَ ٱلۡعَظِيمِ (96)﴾</w:t>
       </w:r>
     </w:p>
     <w:p>

--- a/خزانة الأدعية.docx
+++ b/خزانة الأدعية.docx
@@ -255,7 +255,7 @@
           <w:szCs w:val="24"/>
           <w:rtl/>
         </w:rPr>
-        <w:t xml:space="preserve">﴿قُلْ هُوَ اللَّهُ أَحَدٌ﴾</w:t>
+        <w:t xml:space="preserve">﴿قُلْ هُوَ اللَّهُ أَحَدٌ * اللَّهُ الصَّمَدُ * لَمْ يَلِدْ وَلَمْ يُولَدْ * وَلَمْ يَكُن لَّهُ كُفُوًا أَحَدٌ﴾</w:t>
       </w:r>
       <w:r>
         <w:rPr>
@@ -276,7 +276,7 @@
           <w:szCs w:val="24"/>
           <w:rtl/>
         </w:rPr>
-        <w:t xml:space="preserve">﴿قُلْ أَعُوذُ بِرَبِّ الْفَلَقِ﴾</w:t>
+        <w:t xml:space="preserve">﴿قُلْ أَعُوذُ بِرَبِّ الْفَلَقِ * مِن شَرِّ مَا خَلَقَ * وَمِن شَرِّ غَاسِقٍ إِذَا وَقَبَ * وَمِن شَرِّ النَّفَّاثَاتِ فِي الْعُقَدِ * وَمِن شَرِّ حَاسِدٍ إِذَا حَسَدَ﴾</w:t>
       </w:r>
       <w:r>
         <w:rPr>
@@ -297,7 +297,7 @@
           <w:szCs w:val="24"/>
           <w:rtl/>
         </w:rPr>
-        <w:t xml:space="preserve">﴿قُلْ أَعُوذُ بِرَبِّ النَّاسِ﴾</w:t>
+        <w:t xml:space="preserve">﴿قُلْ أَعُوذُ بِرَبِّ النَّاسِ * مَلِكِ النَّاسِ * إِلَٰهِ النَّاسِ * مِن شَرِّ الْوَسْوَاسِ الْخَنَّاسِ * الَّذِي يُوَسْوِسُ فِي صُدُورِ النَّاسِ * مِنَ الْجِنَّةِ وَالنَّاسِ﴾</w:t>
       </w:r>
       <w:r>
         <w:rPr>

--- a/خزانة الأدعية.docx
+++ b/خزانة الأدعية.docx
@@ -15243,6 +15243,61 @@
           <w:rtl/>
         </w:rPr>
         <w:t xml:space="preserve">(1000 مرة)</w:t>
+      </w:r>
+    </w:p>
+    <w:p>
+      <w:pPr>
+        <w:bidi/>
+        <w:spacing w:after="120" w:before="320"/>
+        <w:jc w:val="right"/>
+      </w:pPr>
+      <w:r>
+        <w:rPr>
+          <w:rFonts w:ascii="Times New Roman" w:cs="Times New Roman" w:eastAsia="Times New Roman" w:hAnsi="Times New Roman"/>
+          <w:b/>
+          <w:bCs/>
+          <w:sz w:val="44"/>
+          <w:szCs w:val="44"/>
+          <w:rtl/>
+        </w:rPr>
+        <w:t xml:space="preserve">الدعاء الخامس</w:t>
+      </w:r>
+    </w:p>
+    <w:p>
+      <w:pPr>
+        <w:bidi/>
+        <w:spacing w:after="200" w:line="340"/>
+        <w:jc w:val="right"/>
+      </w:pPr>
+      <w:r>
+        <w:rPr>
+          <w:rFonts w:ascii="Times New Roman" w:cs="Times New Roman" w:eastAsia="Times New Roman" w:hAnsi="Times New Roman"/>
+          <w:sz w:val="24"/>
+          <w:szCs w:val="24"/>
+          <w:rtl/>
+        </w:rPr>
+        <w:t xml:space="preserve">دعاء السفر: يُكبَّر (الله أكبر) ثلاثًا، ثم: </w:t>
+      </w:r>
+      <w:r>
+        <w:rPr>
+          <w:rFonts w:ascii="Times New Roman" w:cs="Times New Roman" w:eastAsia="Times New Roman" w:hAnsi="Times New Roman"/>
+          <w:b/>
+          <w:bCs/>
+          <w:color w:val="B23A2E"/>
+          <w:sz w:val="24"/>
+          <w:szCs w:val="24"/>
+          <w:rtl/>
+        </w:rPr>
+        <w:t xml:space="preserve">﴿سُبْحَانَ الَّذِي سَخَّرَ لَنَا هَذَا وَمَا كُنَّا لَهُ مُقْرِنِينَ وَإِنَّا إِلَى رَبِّنَا لَمُنْقَلِبُونَ﴾</w:t>
+      </w:r>
+      <w:r>
+        <w:rPr>
+          <w:rFonts w:ascii="Times New Roman" w:cs="Times New Roman" w:eastAsia="Times New Roman" w:hAnsi="Times New Roman"/>
+          <w:sz w:val="24"/>
+          <w:szCs w:val="24"/>
+          <w:rtl/>
+        </w:rPr>
+        <w:t xml:space="preserve">، ثم: «اللهم إنا نسألك في سفرنا هذا البر والتقوى، ومن العمل ما ترضى، اللهم هوّن علينا سفرنا هذا واطوِ عنا بعده، اللهم أنت الصاحب في السفر والخليفة في الأهل، اللهم إني أعوذ بك من وعثاء السفر، وكآبة المنظر، وسوء المنقلب في المال والأهل» (رواه مسلم)</w:t>
       </w:r>
     </w:p>
     <w:p>

--- a/خزانة الأدعية.docx
+++ b/خزانة الأدعية.docx
@@ -1850,6 +1850,59 @@
           <w:rtl/>
         </w:rPr>
         <w:t xml:space="preserve">﴿بسم الله الرحمن الرحيم إِذَا وَقَعَتِ ٱلۡوَاقِعَةُ (1) لَيۡسَ لِوَقۡعَتِهَا كَاذِبَةٌ (2) خَافِضَةٞ رَّافِعَةٌ (3) إِذَا رُجَّتِ ٱلۡأَرۡضُ رَجّٗا (4) وَبُسَّتِ ٱلۡجِبَالُ بَسّٗا (5) فَكَانَتۡ هَبَآءٗ مُّنۢبَثّٗا (6) وَكُنتُمۡ أَزۡوَٰجٗا ثَلَٰثَةٗ (7) فَأَصۡحَٰبُ ٱلۡمَيۡمَنَةِ مَآ أَصۡحَٰبُ ٱلۡمَيۡمَنَةِ (8) وَأَصۡحَٰبُ ٱلۡمَشۡـَٔمَةِ مَآ أَصۡحَٰبُ ٱلۡمَشۡـَٔمَةِ (9) وَٱلسَّٰبِقُونَ ٱلسَّٰبِقُونَ (10) أُوْلَٰٓئِكَ ٱلۡمُقَرَّبُونَ (11) فِي جَنَّٰتِ ٱلنَّعِيمِ (12) ثُلَّةٞ مِّنَ ٱلۡأَوَّلِينَ (13) وَقَلِيلٞ مِّنَ ٱلۡأٓخِرِينَ (14) عَلَىٰ سُرُرٖ مَّوۡضُونَةٖ (15) مُّتَّكِـِٔينَ عَلَيۡهَا مُتَقَٰبِلِينَ (16) يَطُوفُ عَلَيۡهِمۡ وِلۡدَٰنٞ مُّخَلَّدُونَ (17) بِأَكۡوَابٖ وَأَبَارِيقَ وَكَأۡسٖ مِّن مَّعِينٖ (18) لَّا يُصَدَّعُونَ عَنۡهَا وَلَا يُنزِفُونَ (19) وَفَٰكِهَةٖ مِّمَّا يَتَخَيَّرُونَ (20) وَلَحۡمِ طَيۡرٖ مِّمَّا يَشۡتَهُونَ (21) وَحُورٌ عِينٞ (22) كَأَمۡثَٰلِ ٱللُّؤۡلُوِٕ ٱلۡمَكۡنُونِ (23) جَزَآءَۢ بِمَا كَانُواْ يَعۡمَلُونَ (24) لَا يَسۡمَعُونَ فِيهَا لَغۡوٗا وَلَا تَأۡثِيمًا (25) إِلَّا قِيلٗا سَلَٰمٗا سَلَٰمٗا (26) وَأَصۡحَٰبُ ٱلۡيَمِينِ مَآ أَصۡحَٰبُ ٱلۡيَمِينِ (27) فِي سِدۡرٖ مَّخۡضُودٖ (28) وَطَلۡحٖ مَّنضُودٖ (29) وَظِلّٖ مَّمۡدُودٖ (30) وَمَآءٖ مَّسۡكُوبٖ (31) وَفَٰكِهَةٖ كَثِيرَةٖ (32) لَّا مَقۡطُوعَةٖ وَلَا مَمۡنُوعَةٖ (33) وَفُرُشٖ مَّرۡفُوعَةٍ (34) إِنَّآ أَنشَأۡنَٰهُنَّ إِنشَآءٗ (35) فَجَعَلۡنَٰهُنَّ أَبۡكَارًا (36) عُرُبًا أَتۡرَابٗا (37) لِّأَصۡحَٰبِ ٱلۡيَمِينِ (38) ثُلَّةٞ مِّنَ ٱلۡأَوَّلِينَ (39) وَثُلَّةٞ مِّنَ ٱلۡأٓخِرِينَ (40) وَأَصۡحَٰبُ ٱلشِّمَالِ مَآ أَصۡحَٰبُ ٱلشِّمَالِ (41) فِي سَمُومٖ وَحَمِيمٖ (42) وَظِلّٖ مِّن يَحۡمُومٖ (43) لَّا بَارِدٖ وَلَا كَرِيمٍ (44) إِنَّهُمۡ كَانُواْ قَبۡلَ ذَٰلِكَ مُتۡرَفِينَ (45) وَكَانُواْ يُصِرُّونَ عَلَى ٱلۡحِنثِ ٱلۡعَظِيمِ (46) وَكَانُواْ يَقُولُونَ أَئِذَا مِتۡنَا وَكُنَّا تُرَابٗا وَعِظَٰمًا أَءِنَّا لَمَبۡعُوثُونَ (47) أَوَ ءَابَآؤُنَا ٱلۡأَوَّلُونَ (48) قُلۡ إِنَّ ٱلۡأَوَّلِينَ وَٱلۡأٓخِرِينَ (49) لَمَجۡمُوعُونَ إِلَىٰ مِيقَٰتِ يَوۡمٖ مَّعۡلُومٖ (50) ثُمَّ إِنَّكُمۡ أَيُّهَا ٱلضَّآلُّونَ ٱلۡمُكَذِّبُونَ (51) لَأٓكِلُونَ مِن شَجَرٖ مِّن زَقُّومٖ (52) فَمَالِـُٔونَ مِنۡهَا ٱلۡبُطُونَ (53) فَشَٰرِبُونَ عَلَيۡهِ مِنَ ٱلۡحَمِيمِ (54) فَشَٰرِبُونَ شُرۡبَ ٱلۡهِيمِ (55) هَٰذَا نُزُلُهُمۡ يَوۡمَ ٱلدِّينِ (56) نَحۡنُ خَلَقۡنَٰكُمۡ فَلَوۡلَا تُصَدِّقُونَ (57) أَفَرَءَيۡتُم مَّا تُمۡنُونَ (58) ءَأَنتُمۡ تَخۡلُقُونَهُۥٓ أَمۡ نَحۡنُ ٱلۡخَٰلِقُونَ (59) نَحۡنُ قَدَّرۡنَا بَيۡنَكُمُ ٱلۡمَوۡتَ وَمَا نَحۡنُ بِمَسۡبُوقِينَ (60) عَلَىٰٓ أَن نُّبَدِّلَ أَمۡثَٰلَكُمۡ وَنُنشِئَكُمۡ فِي مَا لَا تَعۡلَمُونَ (61) وَلَقَدۡ عَلِمۡتُمُ ٱلنَّشۡأَةَ ٱلۡأُولَىٰ فَلَوۡلَا تَذَكَّرُونَ (62) أَفَرَءَيۡتُم مَّا تَحۡرُثُونَ (63) ءَأَنتُمۡ تَزۡرَعُونَهُۥٓ أَمۡ نَحۡنُ ٱلزَّٰرِعُونَ (64) لَوۡ نَشَآءُ لَجَعَلۡنَٰهُ حُطَٰمٗا فَظَلۡتُمۡ تَفَكَّهُونَ (65) إِنَّا لَمُغۡرَمُونَ (66) بَلۡ نَحۡنُ مَحۡرُومُونَ (67) أَفَرَءَيۡتُمُ ٱلۡمَآءَ ٱلَّذِي تَشۡرَبُونَ (68) ءَأَنتُمۡ أَنزَلۡتُمُوهُ مِنَ ٱلۡمُزۡنِ أَمۡ نَحۡنُ ٱلۡمُنزِلُونَ (69) لَوۡ نَشَآءُ جَعَلۡنَٰهُ أُجَاجٗا فَلَوۡلَا تَشۡكُرُونَ (70) أَفَرَءَيۡتُمُ ٱلنَّارَ ٱلَّتِي تُورُونَ (71) ءَأَنتُمۡ أَنشَأۡتُمۡ شَجَرَتَهَآ أَمۡ نَحۡنُ ٱلۡمُنشِـُٔونَ (72) نَحۡنُ جَعَلۡنَٰهَا تَذۡكِرَةٗ وَمَتَٰعٗا لِّلۡمُقۡوِينَ (73) فَسَبِّحۡ بِٱسۡمِ رَبِّكَ ٱلۡعَظِيمِ (74) ۞فَلَآ أُقۡسِمُ بِمَوَٰقِعِ ٱلنُّجُومِ (75) وَإِنَّهُۥ لَقَسَمٞ لَّوۡ تَعۡلَمُونَ عَظِيمٌ (76) إِنَّهُۥ لَقُرۡءَانٞ كَرِيمٞ (77) فِي كِتَٰبٖ مَّكۡنُونٖ (78) لَّا يَمَسُّهُۥٓ إِلَّا ٱلۡمُطَهَّرُونَ (79) تَنزِيلٞ مِّن رَّبِّ ٱلۡعَٰلَمِينَ (80) أَفَبِهَٰذَا ٱلۡحَدِيثِ أَنتُم مُّدۡهِنُونَ (81) وَتَجۡعَلُونَ رِزۡقَكُمۡ أَنَّكُمۡ تُكَذِّبُونَ (82) فَلَوۡلَآ إِذَا بَلَغَتِ ٱلۡحُلۡقُومَ (83) وَأَنتُمۡ حِينَئِذٖ تَنظُرُونَ (84) وَنَحۡنُ أَقۡرَبُ إِلَيۡهِ مِنكُمۡ وَلَٰكِن لَّا تُبۡصِرُونَ (85) فَلَوۡلَآ إِن كُنتُمۡ غَيۡرَ مَدِينِينَ (86) تَرۡجِعُونَهَآ إِن كُنتُمۡ صَٰدِقِينَ (87) فَأَمَّآ إِن كَانَ مِنَ ٱلۡمُقَرَّبِينَ (88) فَرَوۡحٞ وَرَيۡحَانٞ وَجَنَّتُ نَعِيمٖ (89) وَأَمَّآ إِن كَانَ مِنۡ أَصۡحَٰبِ ٱلۡيَمِينِ (90) فَسَلَٰمٞ لَّكَ مِنۡ أَصۡحَٰبِ ٱلۡيَمِينِ (91) وَأَمَّآ إِن كَانَ مِنَ ٱلۡمُكَذِّبِينَ ٱلضَّآلِّينَ (92) فَنُزُلٞ مِّنۡ حَمِيمٖ (93) وَتَصۡلِيَةُ جَحِيمٍ (94) إِنَّ هَٰذَا لَهُوَ حَقُّ ٱلۡيَقِينِ (95) فَسَبِّحۡ بِٱسۡمِ رَبِّكَ ٱلۡعَظِيمِ (96)﴾</w:t>
+      </w:r>
+    </w:p>
+    <w:p>
+      <w:pPr>
+        <w:bidi/>
+        <w:spacing w:after="120" w:before="320"/>
+        <w:jc w:val="right"/>
+      </w:pPr>
+      <w:r>
+        <w:rPr>
+          <w:rFonts w:ascii="Times New Roman" w:cs="Times New Roman" w:eastAsia="Times New Roman" w:hAnsi="Times New Roman"/>
+          <w:b/>
+          <w:bCs/>
+          <w:sz w:val="44"/>
+          <w:szCs w:val="44"/>
+          <w:rtl/>
+        </w:rPr>
+        <w:t xml:space="preserve">الدعاء السابع والثلاثون</w:t>
+      </w:r>
+    </w:p>
+    <w:p>
+      <w:pPr>
+        <w:bidi/>
+        <w:spacing w:after="200" w:line="340"/>
+        <w:jc w:val="right"/>
+      </w:pPr>
+      <w:r>
+        <w:rPr>
+          <w:rFonts w:ascii="Times New Roman" w:cs="Times New Roman" w:eastAsia="Times New Roman" w:hAnsi="Times New Roman"/>
+          <w:sz w:val="24"/>
+          <w:szCs w:val="24"/>
+          <w:rtl/>
+        </w:rPr>
+        <w:t xml:space="preserve">سورة يس:</w:t>
+      </w:r>
+    </w:p>
+    <w:p>
+      <w:pPr>
+        <w:bidi/>
+        <w:spacing w:after="200" w:line="340"/>
+        <w:jc w:val="right"/>
+      </w:pPr>
+      <w:r>
+        <w:rPr>
+          <w:rFonts w:ascii="Times New Roman" w:cs="Times New Roman" w:eastAsia="Times New Roman" w:hAnsi="Times New Roman"/>
+          <w:b/>
+          <w:bCs/>
+          <w:color w:val="B23A2E"/>
+          <w:sz w:val="24"/>
+          <w:szCs w:val="24"/>
+          <w:rtl/>
+        </w:rPr>
+        <w:t xml:space="preserve">﴿بسم الله الرحمن الرحيم يسٓ (1) وَٱلۡقُرۡءَانِ ٱلۡحَكِيمِ (2) إِنَّكَ لَمِنَ ٱلۡمُرۡسَلِينَ (3) عَلَىٰ صِرَٰطٖ مُّسۡتَقِيمٖ (4) تَنزِيلَ ٱلۡعَزِيزِ ٱلرَّحِيمِ (5) لِتُنذِرَ قَوۡمٗا مَّآ أُنذِرَ ءَابَآؤُهُمۡ فَهُمۡ غَٰفِلُونَ (6) لَقَدۡ حَقَّ ٱلۡقَوۡلُ عَلَىٰٓ أَكۡثَرِهِمۡ فَهُمۡ لَا يُؤۡمِنُونَ (7) إِنَّا جَعَلۡنَا فِيٓ أَعۡنَٰقِهِمۡ أَغۡلَٰلٗا فَهِيَ إِلَى ٱلۡأَذۡقَانِ فَهُم مُّقۡمَحُونَ (8) وَجَعَلۡنَا مِنۢ بَيۡنِ أَيۡدِيهِمۡ سَدّٗا وَمِنۡ خَلۡفِهِمۡ سَدّٗا فَأَغۡشَيۡنَٰهُمۡ فَهُمۡ لَا يُبۡصِرُونَ (9) وَسَوَآءٌ عَلَيۡهِمۡ ءَأَنذَرۡتَهُمۡ أَمۡ لَمۡ تُنذِرۡهُمۡ لَا يُؤۡمِنُونَ (10) إِنَّمَا تُنذِرُ مَنِ ٱتَّبَعَ ٱلذِّكۡرَ وَخَشِيَ ٱلرَّحۡمَٰنَ بِٱلۡغَيۡبِۖ فَبَشِّرۡهُ بِمَغۡفِرَةٖ وَأَجۡرٖ كَرِيمٍ (11) إِنَّا نَحۡنُ نُحۡيِ ٱلۡمَوۡتَىٰ وَنَكۡتُبُ مَا قَدَّمُواْ وَءَاثَٰرَهُمۡۚ وَكُلَّ شَيۡءٍ أَحۡصَيۡنَٰهُ فِيٓ إِمَامٖ مُّبِينٖ (12) وَٱضۡرِبۡ لَهُم مَّثَلًا أَصۡحَٰبَ ٱلۡقَرۡيَةِ إِذۡ جَآءَهَا ٱلۡمُرۡسَلُونَ (13) إِذۡ أَرۡسَلۡنَآ إِلَيۡهِمُ ٱثۡنَيۡنِ فَكَذَّبُوهُمَا فَعَزَّزۡنَا بِثَالِثٖ فَقَالُوٓاْ إِنَّآ إِلَيۡكُم مُّرۡسَلُونَ (14) قَالُواْ مَآ أَنتُمۡ إِلَّا بَشَرٞ مِّثۡلُنَا وَمَآ أَنزَلَ ٱلرَّحۡمَٰنُ مِن شَيۡءٍ إِنۡ أَنتُمۡ إِلَّا تَكۡذِبُونَ (15) قَالُواْ رَبُّنَا يَعۡلَمُ إِنَّآ إِلَيۡكُمۡ لَمُرۡسَلُونَ (16) وَمَا عَلَيۡنَآ إِلَّا ٱلۡبَلَٰغُ ٱلۡمُبِينُ (17) قَالُوٓاْ إِنَّا تَطَيَّرۡنَا بِكُمۡۖ لَئِن لَّمۡ تَنتَهُواْ لَنَرۡجُمَنَّكُمۡ وَلَيَمَسَّنَّكُم مِّنَّا عَذَابٌ أَلِيمٞ (18) قَالُواْ طَٰٓئِرُكُم مَّعَكُمۡ أَئِن ذُكِّرۡتُمۚ بَلۡ أَنتُمۡ قَوۡمٞ مُّسۡرِفُونَ (19) وَجَآءَ مِنۡ أَقۡصَا ٱلۡمَدِينَةِ رَجُلٞ يَسۡعَىٰ قَالَ يَٰقَوۡمِ ٱتَّبِعُواْ ٱلۡمُرۡسَلِينَ (20) ٱتَّبِعُواْ مَن لَّا يَسۡـَٔلُكُمۡ أَجۡرٗا وَهُم مُّهۡتَدُونَ (21) وَمَا لِيَ لَآ أَعۡبُدُ ٱلَّذِي فَطَرَنِي وَإِلَيۡهِ تُرۡجَعُونَ (22) ءَأَتَّخِذُ مِن دُونِهِۦٓ ءَالِهَةً إِن يُرِدۡنِ ٱلرَّحۡمَٰنُ بِضُرّٖ لَّا تُغۡنِ عَنِّي شَفَٰعَتُهُمۡ شَيۡـٔٗا وَلَا يُنقِذُونِ (23) إِنِّيٓ إِذٗا لَّفِي ضَلَٰلٖ مُّبِينٍ (24) إِنِّيٓ ءَامَنتُ بِرَبِّكُمۡ فَٱسۡمَعُونِ (25) قِيلَ ٱدۡخُلِ ٱلۡجَنَّةَۖ قَالَ يَٰلَيۡتَ قَوۡمِي يَعۡلَمُونَ (26) بِمَا غَفَرَ لِي رَبِّي وَجَعَلَنِي مِنَ ٱلۡمُكۡرَمِينَ (27) وَمَآ أَنزَلۡنَا عَلَىٰ قَوۡمِهِۦ مِنۢ بَعۡدِهِۦ مِن جُندٖ مِّنَ ٱلسَّمَآءِ وَمَا كُنَّا مُنزِلِينَ (28) إِن كَانَتۡ إِلَّا صَيۡحَةٗ وَٰحِدَةٗ فَإِذَا هُمۡ خَٰمِدُونَ (29) يَٰحَسۡرَةً عَلَى ٱلۡعِبَادِۚ مَا يَأۡتِيهِم مِّن رَّسُولٍ إِلَّا كَانُواْ بِهِۦ يَسۡتَهۡزِءُونَ (30) أَلَمۡ يَرَوۡاْ كَمۡ أَهۡلَكۡنَا قَبۡلَهُم مِّنَ ٱلۡقُرُونِ أَنَّهُمۡ إِلَيۡهِمۡ لَا يَرۡجِعُونَ (31) وَإِن كُلّٞ لَّمَّا جَمِيعٞ لَّدَيۡنَا مُحۡضَرُونَ (32) وَءَايَةٞ لَّهُمُ ٱلۡأَرۡضُ ٱلۡمَيۡتَةُ أَحۡيَيۡنَٰهَا وَأَخۡرَجۡنَا مِنۡهَا حَبّٗا فَمِنۡهُ يَأۡكُلُونَ (33) وَجَعَلۡنَا فِيهَا جَنَّٰتٖ مِّن نَّخِيلٖ وَأَعۡنَٰبٖ وَفَجَّرۡنَا فِيهَا مِنَ ٱلۡعُيُونِ (34) لِيَأۡكُلُواْ مِن ثَمَرِهِۦ وَمَا عَمِلَتۡهُ أَيۡدِيهِمۡۚ أَفَلَا يَشۡكُرُونَ (35) سُبۡحَٰنَ ٱلَّذِي خَلَقَ ٱلۡأَزۡوَٰجَ كُلَّهَا مِمَّا تُنۢبِتُ ٱلۡأَرۡضُ وَمِنۡ أَنفُسِهِمۡ وَمِمَّا لَا يَعۡلَمُونَ (36) وَءَايَةٞ لَّهُمُ ٱلَّيۡلُ نَسۡلَخُ مِنۡهُ ٱلنَّهَارَ فَإِذَا هُم مُّظۡلِمُونَ (37) وَٱلشَّمۡسُ تَجۡرِي لِمُسۡتَقَرّٖ لَّهَاۚ ذَٰلِكَ تَقۡدِيرُ ٱلۡعَزِيزِ ٱلۡعَلِيمِ (38) وَٱلۡقَمَرَ قَدَّرۡنَٰهُ مَنَازِلَ حَتَّىٰ عَادَ كَٱلۡعُرۡجُونِ ٱلۡقَدِيمِ (39) لَا ٱلشَّمۡسُ يَنۢبَغِي لَهَآ أَن تُدۡرِكَ ٱلۡقَمَرَ وَلَا ٱلَّيۡلُ سَابِقُ ٱلنَّهَارِۚ وَكُلّٞ فِي فَلَكٖ يَسۡبَحُونَ (40) وَءَايَةٞ لَّهُمۡ أَنَّا حَمَلۡنَا ذُرِّيَّتَهُمۡ فِي ٱلۡفُلۡكِ ٱلۡمَشۡحُونِ (41) وَخَلَقۡنَا لَهُم مِّن مِّثۡلِهِۦ مَا يَرۡكَبُونَ (42) وَإِن نَّشَأۡ نُغۡرِقۡهُمۡ فَلَا صَرِيخَ لَهُمۡ وَلَا هُمۡ يُنقَذُونَ (43) إِلَّا رَحۡمَةٗ مِّنَّا وَمَتَٰعًا إِلَىٰ حِينٖ (44) وَإِذَا قِيلَ لَهُمُ ٱتَّقُواْ مَا بَيۡنَ أَيۡدِيكُمۡ وَمَا خَلۡفَكُمۡ لَعَلَّكُمۡ تُرۡحَمُونَ (45) وَمَا تَأۡتِيهِم مِّنۡ ءَايَةٖ مِّنۡ ءَايَٰتِ رَبِّهِمۡ إِلَّا كَانُواْ عَنۡهَا مُعۡرِضِينَ (46) وَإِذَا قِيلَ لَهُمۡ أَنفِقُواْ مِمَّا رَزَقَكُمُ ٱللَّهُ قَالَ ٱلَّذِينَ كَفَرُواْ لِلَّذِينَ ءَامَنُوٓاْ أَنُطۡعِمُ مَن لَّوۡ يَشَآءُ ٱللَّهُ أَطۡعَمَهُۥٓ إِنۡ أَنتُمۡ إِلَّا فِي ضَلَٰلٖ مُّبِينٖ (47) وَيَقُولُونَ مَتَىٰ هَٰذَا ٱلۡوَعۡدُ إِن كُنتُمۡ صَٰدِقِينَ (48) مَا يَنظُرُونَ إِلَّا صَيۡحَةٗ وَٰحِدَةٗ تَأۡخُذُهُمۡ وَهُمۡ يَخِصِّمُونَ (49) فَلَا يَسۡتَطِيعُونَ تَوۡصِيَةٗ وَلَآ إِلَىٰٓ أَهۡلِهِمۡ يَرۡجِعُونَ (50) وَنُفِخَ فِي ٱلصُّورِ فَإِذَا هُم مِّنَ ٱلۡأَجۡدَاثِ إِلَىٰ رَبِّهِمۡ يَنسِلُونَ (51) قَالُواْ يَٰوَيۡلَنَا مَنۢ بَعَثَنَا مِن مَّرۡقَدِنَاۜۗ هَٰذَا مَا وَعَدَ ٱلرَّحۡمَٰنُ وَصَدَقَ ٱلۡمُرۡسَلُونَ (52) إِن كَانَتۡ إِلَّا صَيۡحَةٗ وَٰحِدَةٗ فَإِذَا هُمۡ جَمِيعٞ لَّدَيۡنَا مُحۡضَرُونَ (53) فَٱلۡيَوۡمَ لَا تُظۡلَمُ نَفۡسٞ شَيۡـٔٗا وَلَا تُجۡزَوۡنَ إِلَّا مَا كُنتُمۡ تَعۡمَلُونَ (54) إِنَّ أَصۡحَٰبَ ٱلۡجَنَّةِ ٱلۡيَوۡمَ فِي شُغُلٖ فَٰكِهُونَ (55) هُمۡ وَأَزۡوَٰجُهُمۡ فِي ظِلَٰلٍ عَلَى ٱلۡأَرَآئِكِ مُتَّكِـُٔونَ (56) لَهُمۡ فِيهَا فَٰكِهَةٞ وَلَهُم مَّا يَدَّعُونَ (57) سَلَٰمٞ قَوۡلٗا مِّن رَّبّٖ رَّحِيمٖ (58) وَٱمۡتَٰزُواْ ٱلۡيَوۡمَ أَيُّهَا ٱلۡمُجۡرِمُونَ (59) أَلَمۡ أَعۡهَدۡ إِلَيۡكُمۡ يَٰبَنِيٓ ءَادَمَ أَن لَّا تَعۡبُدُواْ ٱلشَّيۡطَٰنَۖ إِنَّهُۥ لَكُمۡ عَدُوّٞ مُّبِينٞ (60) وَأَنِ ٱعۡبُدُونِيۚ هَٰذَا صِرَٰطٞ مُّسۡتَقِيمٞ (61) وَلَقَدۡ أَضَلَّ مِنكُمۡ جِبِلّٗا كَثِيرًاۖ أَفَلَمۡ تَكُونُواْ تَعۡقِلُونَ (62) هَٰذِهِۦ جَهَنَّمُ ٱلَّتِي كُنتُمۡ تُوعَدُونَ (63) ٱصۡلَوۡهَا ٱلۡيَوۡمَ بِمَا كُنتُمۡ تَكۡفُرُونَ (64) ٱلۡيَوۡمَ نَخۡتِمُ عَلَىٰٓ أَفۡوَٰهِهِمۡ وَتُكَلِّمُنَآ أَيۡدِيهِمۡ وَتَشۡهَدُ أَرۡجُلُهُم بِمَا كَانُواْ يَكۡسِبُونَ (65) وَلَوۡ نَشَآءُ لَطَمَسۡنَا عَلَىٰٓ أَعۡيُنِهِمۡ فَٱسۡتَبَقُواْ ٱلصِّرَٰطَ فَأَنَّىٰ يُبۡصِرُونَ (66) وَلَوۡ نَشَآءُ لَمَسَخۡنَٰهُمۡ عَلَىٰ مَكَانَتِهِمۡ فَمَا ٱسۡتَطَٰعُواْ مُضِيّٗا وَلَا يَرۡجِعُونَ (67) وَمَن نُّعَمِّرۡهُ نُنَكِّسۡهُ فِي ٱلۡخَلۡقِۚ أَفَلَا يَعۡقِلُونَ (68) وَمَا عَلَّمۡنَٰهُ ٱلشِّعۡرَ وَمَا يَنۢبَغِي لَهُۥٓۚ إِنۡ هُوَ إِلَّا ذِكۡرٞ وَقُرۡءَانٞ مُّبِينٞ (69) لِّيُنذِرَ مَن كَانَ حَيّٗا وَيَحِقَّ ٱلۡقَوۡلُ عَلَى ٱلۡكَٰفِرِينَ (70) أَوَلَمۡ يَرَوۡاْ أَنَّا خَلَقۡنَا لَهُم مِّمَّا عَمِلَتۡ أَيۡدِينَآ أَنۡعَٰمٗا فَهُمۡ لَهَا مَٰلِكُونَ (71) وَذَلَّلۡنَٰهَا لَهُمۡ فَمِنۡهَا رَكُوبُهُمۡ وَمِنۡهَا يَأۡكُلُونَ (72) وَلَهُمۡ فِيهَا مَنَٰفِعُ وَمَشَارِبُۚ أَفَلَا يَشۡكُرُونَ (73) وَٱتَّخَذُواْ مِن دُونِ ٱللَّهِ ءَالِهَةٗ لَّعَلَّهُمۡ يُنصَرُونَ (74) لَا يَسۡتَطِيعُونَ نَصۡرَهُمۡ وَهُمۡ لَهُمۡ جُندٞ مُّحۡضَرُونَ (75) فَلَا يَحۡزُنكَ قَوۡلُهُمۡۘ إِنَّا نَعۡلَمُ مَا يُسِرُّونَ وَمَا يُعۡلِنُونَ (76) أَوَلَمۡ يَرَ ٱلۡإِنسَٰنُ أَنَّا خَلَقۡنَٰهُ مِن نُّطۡفَةٖ فَإِذَا هُوَ خَصِيمٞ مُّبِينٞ (77) وَضَرَبَ لَنَا مَثَلٗا وَنَسِيَ خَلۡقَهُۥۖ قَالَ مَن يُحۡيِ ٱلۡعِظَٰمَ وَهِيَ رَمِيمٞ (78) قُلۡ يُحۡيِيهَا ٱلَّذِيٓ أَنشَأَهَآ أَوَّلَ مَرَّةٖۖ وَهُوَ بِكُلِّ خَلۡقٍ عَلِيمٌ (79) ٱلَّذِي جَعَلَ لَكُم مِّنَ ٱلشَّجَرِ ٱلۡأَخۡضَرِ نَارٗا فَإِذَآ أَنتُم مِّنۡهُ تُوقِدُونَ (80) أَوَلَيۡسَ ٱلَّذِي خَلَقَ ٱلسَّمَٰوَٰتِ وَٱلۡأَرۡضَ بِقَٰدِرٍ عَلَىٰٓ أَن يَخۡلُقَ مِثۡلَهُمۚ بَلَىٰ وَهُوَ ٱلۡخَلَّٰقُ ٱلۡعَلِيمُ (81) إِنَّمَآ أَمۡرُهُۥٓ إِذَآ أَرَادَ شَيۡـًٔا أَن يَقُولَ لَهُۥ كُن فَيَكُونُ (82) فَسُبۡحَٰنَ ٱلَّذِي بِيَدِهِۦ مَلَكُوتُ كُلِّ شَيۡءٖ وَإِلَيۡهِ تُرۡجَعُونَ (83)﴾</w:t>
       </w:r>
     </w:p>
     <w:p>

--- a/خزانة الأدعية.docx
+++ b/خزانة الأدعية.docx
@@ -3110,6 +3110,40 @@
           <w:rtl/>
         </w:rPr>
         <w:t xml:space="preserve">(3 مرات)</w:t>
+      </w:r>
+    </w:p>
+    <w:p>
+      <w:pPr>
+        <w:bidi/>
+        <w:spacing w:after="120" w:before="320"/>
+        <w:jc w:val="right"/>
+      </w:pPr>
+      <w:r>
+        <w:rPr>
+          <w:rFonts w:ascii="Times New Roman" w:cs="Times New Roman" w:eastAsia="Times New Roman" w:hAnsi="Times New Roman"/>
+          <w:b/>
+          <w:bCs/>
+          <w:sz w:val="44"/>
+          <w:szCs w:val="44"/>
+          <w:rtl/>
+        </w:rPr>
+        <w:t xml:space="preserve">الدعاء العشرون</w:t>
+      </w:r>
+    </w:p>
+    <w:p>
+      <w:pPr>
+        <w:bidi/>
+        <w:spacing w:after="200" w:line="340"/>
+        <w:jc w:val="right"/>
+      </w:pPr>
+      <w:r>
+        <w:rPr>
+          <w:rFonts w:ascii="Times New Roman" w:cs="Times New Roman" w:eastAsia="Times New Roman" w:hAnsi="Times New Roman"/>
+          <w:sz w:val="24"/>
+          <w:szCs w:val="24"/>
+          <w:rtl/>
+        </w:rPr>
+        <w:t xml:space="preserve">إذا خفت من أذى أي شخص: «اللهم قني شر فلان بن فلان بما شئت، اللهم لا تجعل له عليّ مدخلة، واجعل لي منه مخارج عظيمة حسنة، يا رب العالمين» (تُسمّى الشخص المقصود)</w:t>
       </w:r>
     </w:p>
     <w:p>

--- a/خزانة الأدعية.docx
+++ b/خزانة الأدعية.docx
@@ -7298,6 +7298,40 @@
           <w:rtl/>
         </w:rPr>
         <w:t xml:space="preserve">إذا كنت قلقًا أو خائفًا من أي حاجة، ردد هذا الدعاء: وليغلبن لطفه خوفي، وليغلبن قدره سوء ظني، لا إله إلا أنت، نعم الرب أنت وبئس العبد أنا، وإذا اللطيف أراد شيئًا قال له كن فيكون مهما كان محال، يا لطيف عبدك ضعيف</w:t>
+      </w:r>
+    </w:p>
+    <w:p>
+      <w:pPr>
+        <w:bidi/>
+        <w:spacing w:after="120" w:before="320"/>
+        <w:jc w:val="right"/>
+      </w:pPr>
+      <w:r>
+        <w:rPr>
+          <w:rFonts w:ascii="Times New Roman" w:cs="Times New Roman" w:eastAsia="Times New Roman" w:hAnsi="Times New Roman"/>
+          <w:b/>
+          <w:bCs/>
+          <w:sz w:val="44"/>
+          <w:szCs w:val="44"/>
+          <w:rtl/>
+        </w:rPr>
+        <w:t xml:space="preserve">الدعاء السادس والثلاثون</w:t>
+      </w:r>
+    </w:p>
+    <w:p>
+      <w:pPr>
+        <w:bidi/>
+        <w:spacing w:after="200" w:line="340"/>
+        <w:jc w:val="right"/>
+      </w:pPr>
+      <w:r>
+        <w:rPr>
+          <w:rFonts w:ascii="Times New Roman" w:cs="Times New Roman" w:eastAsia="Times New Roman" w:hAnsi="Times New Roman"/>
+          <w:sz w:val="24"/>
+          <w:szCs w:val="24"/>
+          <w:rtl/>
+        </w:rPr>
+        <w:t xml:space="preserve">اللهم خذ بيدي في المضائق، واكشف لي وجوه الحقائق، ووفقني إلى ما تحب وترضى، واعصمني من الذلل، ولا تسلب عني ستر إحسانك، وقني مصارع السوء، واكفني كيد الحساد وشماتة الأعداء، وألطف بي في سائر متصرفاتي</w:t>
       </w:r>
     </w:p>
     <w:p>

--- a/خزانة الأدعية.docx
+++ b/خزانة الأدعية.docx
@@ -7336,6 +7336,40 @@
     </w:p>
     <w:p>
       <w:pPr>
+        <w:bidi/>
+        <w:spacing w:after="120" w:before="320"/>
+        <w:jc w:val="right"/>
+      </w:pPr>
+      <w:r>
+        <w:rPr>
+          <w:rFonts w:ascii="Times New Roman" w:cs="Times New Roman" w:eastAsia="Times New Roman" w:hAnsi="Times New Roman"/>
+          <w:b/>
+          <w:bCs/>
+          <w:sz w:val="44"/>
+          <w:szCs w:val="44"/>
+          <w:rtl/>
+        </w:rPr>
+        <w:t xml:space="preserve">الدعاء السابع والثلاثون</w:t>
+      </w:r>
+    </w:p>
+    <w:p>
+      <w:pPr>
+        <w:bidi/>
+        <w:spacing w:after="200" w:line="340"/>
+        <w:jc w:val="right"/>
+      </w:pPr>
+      <w:r>
+        <w:rPr>
+          <w:rFonts w:ascii="Times New Roman" w:cs="Times New Roman" w:eastAsia="Times New Roman" w:hAnsi="Times New Roman"/>
+          <w:sz w:val="24"/>
+          <w:szCs w:val="24"/>
+          <w:rtl/>
+        </w:rPr>
+        <w:t xml:space="preserve">اللهم هوّن علينا الصعب وعجّل لنا بالخير، واختر لنا ما يرضيك عنا، واجعل صدورنا خالية من الهم، وقلوبنا مطمئنة بذكرك يا رب العالمين</w:t>
+      </w:r>
+    </w:p>
+    <w:p>
+      <w:pPr>
         <w:pStyle w:val="Heading1"/>
         <w:pageBreakBefore/>
         <w:pBdr>
@@ -15850,6 +15884,40 @@
           <w:rtl/>
         </w:rPr>
         <w:t xml:space="preserve">كراهية تمني الموت من ضر نزل بالإنسان: «اللهم أحيني ما كانت الحياة خيرًا لي، وتوفني إذا كانت الوفاة خيرًا لي»</w:t>
+      </w:r>
+    </w:p>
+    <w:p>
+      <w:pPr>
+        <w:bidi/>
+        <w:spacing w:after="120" w:before="320"/>
+        <w:jc w:val="right"/>
+      </w:pPr>
+      <w:r>
+        <w:rPr>
+          <w:rFonts w:ascii="Times New Roman" w:cs="Times New Roman" w:eastAsia="Times New Roman" w:hAnsi="Times New Roman"/>
+          <w:b/>
+          <w:bCs/>
+          <w:sz w:val="44"/>
+          <w:szCs w:val="44"/>
+          <w:rtl/>
+        </w:rPr>
+        <w:t xml:space="preserve">الدعاء العاشر</w:t>
+      </w:r>
+    </w:p>
+    <w:p>
+      <w:pPr>
+        <w:bidi/>
+        <w:spacing w:after="200" w:line="340"/>
+        <w:jc w:val="right"/>
+      </w:pPr>
+      <w:r>
+        <w:rPr>
+          <w:rFonts w:ascii="Times New Roman" w:cs="Times New Roman" w:eastAsia="Times New Roman" w:hAnsi="Times New Roman"/>
+          <w:sz w:val="24"/>
+          <w:szCs w:val="24"/>
+          <w:rtl/>
+        </w:rPr>
+        <w:t xml:space="preserve">اللهم اجعلني ممن توكل عليك فكفيته، ولجأ إليك فأعطيته، واستغاث بك فأغثته</w:t>
       </w:r>
     </w:p>
     <w:p>

--- a/خزانة الأدعية.docx
+++ b/خزانة الأدعية.docx
@@ -11551,7 +11551,7 @@
           <w:szCs w:val="24"/>
           <w:rtl/>
         </w:rPr>
-        <w:t xml:space="preserve"> عن أمامي، ومن فوقي، وعن يميني، وعن شمالي، (تُكرر أربع مرات لكل جهة)، ثم آية الكرسي كاملة، ثم آخر آية آل عمران: </w:t>
+        <w:t xml:space="preserve"> عن أمامي، بسم الله الرحمن الرحيم </w:t>
       </w:r>
       <w:r>
         <w:rPr>
@@ -11563,16 +11563,142 @@
           <w:szCs w:val="24"/>
           <w:rtl/>
         </w:rPr>
-        <w:t xml:space="preserve">﴿شَهِدَ اللَّهُ أَنَّهُ لَا إِلَٰهَ إِلَّا هُوَ وَالْمَلَائِكَةُ وَأُولُو الْعِلْمِ قَائِمًا بِالْقِسْطِ﴾</w:t>
-      </w:r>
-      <w:r>
-        <w:rPr>
-          <w:rFonts w:ascii="Times New Roman" w:cs="Times New Roman" w:eastAsia="Times New Roman" w:hAnsi="Times New Roman"/>
-          <w:sz w:val="24"/>
-          <w:szCs w:val="24"/>
-          <w:rtl/>
-        </w:rPr>
-        <w:t xml:space="preserve"> إلى آخرها </w:t>
+        <w:t xml:space="preserve">﴿قُلْ هُوَ اللَّهُ أَحَدٌ اللَّهُ الصَّمَدُ لَمْ يَلِدْ وَلَمْ يُولَدْ وَلَمْ يَكُن لَّهُ كُفُوًا أَحَدٌ﴾</w:t>
+      </w:r>
+      <w:r>
+        <w:rPr>
+          <w:rFonts w:ascii="Times New Roman" w:cs="Times New Roman" w:eastAsia="Times New Roman" w:hAnsi="Times New Roman"/>
+          <w:sz w:val="24"/>
+          <w:szCs w:val="24"/>
+          <w:rtl/>
+        </w:rPr>
+        <w:t xml:space="preserve"> من فوقي، بسم الله الرحمن الرحيم </w:t>
+      </w:r>
+      <w:r>
+        <w:rPr>
+          <w:rFonts w:ascii="Times New Roman" w:cs="Times New Roman" w:eastAsia="Times New Roman" w:hAnsi="Times New Roman"/>
+          <w:b/>
+          <w:bCs/>
+          <w:color w:val="B23A2E"/>
+          <w:sz w:val="24"/>
+          <w:szCs w:val="24"/>
+          <w:rtl/>
+        </w:rPr>
+        <w:t xml:space="preserve">﴿قُلْ هُوَ اللَّهُ أَحَدٌ اللَّهُ الصَّمَدُ لَمْ يَلِدْ وَلَمْ يُولَدْ وَلَمْ يَكُن لَّهُ كُفُوًا أَحَدٌ﴾</w:t>
+      </w:r>
+      <w:r>
+        <w:rPr>
+          <w:rFonts w:ascii="Times New Roman" w:cs="Times New Roman" w:eastAsia="Times New Roman" w:hAnsi="Times New Roman"/>
+          <w:sz w:val="24"/>
+          <w:szCs w:val="24"/>
+          <w:rtl/>
+        </w:rPr>
+        <w:t xml:space="preserve"> عن يميني، بسم الله الرحمن الرحيم </w:t>
+      </w:r>
+      <w:r>
+        <w:rPr>
+          <w:rFonts w:ascii="Times New Roman" w:cs="Times New Roman" w:eastAsia="Times New Roman" w:hAnsi="Times New Roman"/>
+          <w:b/>
+          <w:bCs/>
+          <w:color w:val="B23A2E"/>
+          <w:sz w:val="24"/>
+          <w:szCs w:val="24"/>
+          <w:rtl/>
+        </w:rPr>
+        <w:t xml:space="preserve">﴿قُلْ هُوَ اللَّهُ أَحَدٌ اللَّهُ الصَّمَدُ لَمْ يَلِدْ وَلَمْ يُولَدْ وَلَمْ يَكُن لَّهُ كُفُوًا أَحَدٌ﴾</w:t>
+      </w:r>
+      <w:r>
+        <w:rPr>
+          <w:rFonts w:ascii="Times New Roman" w:cs="Times New Roman" w:eastAsia="Times New Roman" w:hAnsi="Times New Roman"/>
+          <w:sz w:val="24"/>
+          <w:szCs w:val="24"/>
+          <w:rtl/>
+        </w:rPr>
+        <w:t xml:space="preserve"> عن شمالي، بسم الله الرحمن الرحيم </w:t>
+      </w:r>
+      <w:r>
+        <w:rPr>
+          <w:rFonts w:ascii="Times New Roman" w:cs="Times New Roman" w:eastAsia="Times New Roman" w:hAnsi="Times New Roman"/>
+          <w:b/>
+          <w:bCs/>
+          <w:color w:val="B23A2E"/>
+          <w:sz w:val="24"/>
+          <w:szCs w:val="24"/>
+          <w:rtl/>
+        </w:rPr>
+        <w:t xml:space="preserve">﴿قُلْ هُوَ اللَّهُ أَحَدٌ اللَّهُ الصَّمَدُ لَمْ يَلِدْ وَلَمْ يُولَدْ وَلَمْ يَكُن لَّهُ كُفُوًا أَحَدٌ﴾</w:t>
+      </w:r>
+      <w:r>
+        <w:rPr>
+          <w:rFonts w:ascii="Times New Roman" w:cs="Times New Roman" w:eastAsia="Times New Roman" w:hAnsi="Times New Roman"/>
+          <w:sz w:val="24"/>
+          <w:szCs w:val="24"/>
+          <w:rtl/>
+        </w:rPr>
+        <w:t xml:space="preserve">، بسم الله الرحمن الرحيم </w:t>
+      </w:r>
+      <w:r>
+        <w:rPr>
+          <w:rFonts w:ascii="Times New Roman" w:cs="Times New Roman" w:eastAsia="Times New Roman" w:hAnsi="Times New Roman"/>
+          <w:b/>
+          <w:bCs/>
+          <w:color w:val="B23A2E"/>
+          <w:sz w:val="24"/>
+          <w:szCs w:val="24"/>
+          <w:rtl/>
+        </w:rPr>
+        <w:t xml:space="preserve">﴿اللَّهُ لَا إِلَٰهَ إِلَّا هُوَ الْحَيُّ الْقَيُّومُ لَا تَأْخُذُهُ سِنَةٌ وَلَا نَوْمٌ لَّهُ مَا فِي السَّمَاوَاتِ وَمَا فِي الْأَرْضِ مَن ذَا الَّذِي يَشْفَعُ عِندَهُ إِلَّا بِإِذْنِهِ يَعْلَمُ مَا بَيْنَ أَيْدِيهِمْ وَمَا خَلْفَهُمْ وَلَا يُحِيطُونَ بِشَيْءٍ مِّنْ عِلْمِهِ إِلَّا بِمَا شَاءَ وَسِعَ كُرْسِيُّهُ السَّمَاوَاتِ وَالْأَرْضَ وَلَا يَئُودُهُ حِفْظُهُمَا وَهُوَ الْعَلِيُّ الْعَظِيمُ﴾</w:t>
+      </w:r>
+      <w:r>
+        <w:rPr>
+          <w:rFonts w:ascii="Times New Roman" w:cs="Times New Roman" w:eastAsia="Times New Roman" w:hAnsi="Times New Roman"/>
+          <w:sz w:val="24"/>
+          <w:szCs w:val="24"/>
+          <w:rtl/>
+        </w:rPr>
+        <w:t xml:space="preserve">، بسم الله الرحمن الرحيم </w:t>
+      </w:r>
+      <w:r>
+        <w:rPr>
+          <w:rFonts w:ascii="Times New Roman" w:cs="Times New Roman" w:eastAsia="Times New Roman" w:hAnsi="Times New Roman"/>
+          <w:b/>
+          <w:bCs/>
+          <w:color w:val="B23A2E"/>
+          <w:sz w:val="24"/>
+          <w:szCs w:val="24"/>
+          <w:rtl/>
+        </w:rPr>
+        <w:t xml:space="preserve">﴿شَهِدَ اللَّهُ أَنَّهُ لَا إِلَٰهَ إِلَّا هُوَ وَالْمَلَائِكَةُ وَأُولُو الْعِلْمِ قَائِمًا بِالْقِسْطِ لَا إِلَٰهَ إِلَّا هُوَ الْعَزِيزُ الْحَكِيمُ﴾</w:t>
+      </w:r>
+      <w:r>
+        <w:rPr>
+          <w:rFonts w:ascii="Times New Roman" w:cs="Times New Roman" w:eastAsia="Times New Roman" w:hAnsi="Times New Roman"/>
+          <w:sz w:val="24"/>
+          <w:szCs w:val="24"/>
+          <w:rtl/>
+        </w:rPr>
+        <w:t xml:space="preserve"> </w:t>
+      </w:r>
+      <w:r>
+        <w:rPr>
+          <w:rFonts w:ascii="Times New Roman" w:cs="Times New Roman" w:eastAsia="Times New Roman" w:hAnsi="Times New Roman"/>
+          <w:b/>
+          <w:bCs/>
+          <w:color w:val="B23A2E"/>
+          <w:sz w:val="24"/>
+          <w:szCs w:val="24"/>
+          <w:rtl/>
+        </w:rPr>
+        <w:t xml:space="preserve">﴿فَإِن تَوَلَّوْا فَقُلْ حَسْبِيَ اللَّهُ لَا إِلَٰهَ إِلَّا هُوَ ۖ عَلَيْهِ تَوَكَّلْتُ وَهُوَ رَبُّ الْعَرْشِ الْعَظِيمِ﴾</w:t>
+      </w:r>
+      <w:r>
+        <w:rPr>
+          <w:rFonts w:ascii="Times New Roman" w:cs="Times New Roman" w:eastAsia="Times New Roman" w:hAnsi="Times New Roman"/>
+          <w:sz w:val="24"/>
+          <w:szCs w:val="24"/>
+          <w:rtl/>
+        </w:rPr>
+        <w:t xml:space="preserve"> </w:t>
       </w:r>
       <w:r>
         <w:rPr>

--- a/خزانة الأدعية.docx
+++ b/خزانة الأدعية.docx
@@ -11509,7 +11509,7 @@
           <w:szCs w:val="24"/>
           <w:rtl/>
         </w:rPr>
-        <w:t xml:space="preserve">ورد شامل للحماية: «بسم الله، بسم الله وبالله، بسم الله خير الأسماء، بسم الله رب الأرض والسماء، بسم الله الذي لا يضر مع اسمه شيء في الأرض ولا في السماء، بسم الله افتتحت وبالله ختمت وبه آمنت، بسم الله أصبحت وعلى الله توكلت، بسم الله على قلبي ونفسي، بسم الله على عقلي وذهني، بسم الله على أهلي ومالي، بسم الله على ما أعطاني ربي، بسم الله الشافي، بسم الله المعافي، بسم الله الوافي، بسم الله الذي لا يضر مع اسمه شيء في الأرض ولا السماء وهو السميع العليم، هو الله الله الله الله الله ربي لا أشرك به شيئًا، الله أكبر الله أكبر الله أكبر الله أكبر، وأعزّ وأجل مما أخاف وأحذر، أسألك اللهم بخيرك من خيرك الذي لا يُعطيه غيرك، عزّ جارك وجلّ ثناؤك ولا إله غيرك. اللهم إني أعوذ بك من شر نفسي، ومن شر كل سلطان، ومن شر كل شيطان مريد، ومن شر كل جبار عنيد، ومن شر كل قضاء سوء، ومن شر كل دابة أنت آخذ بناصيتها، إن ربي على صراط مستقيم وأنت على كل شيء حفيظ، </w:t>
+        <w:t xml:space="preserve">ورد شامل للحماية: «بسم الله الرحمن الرحيم، بسم الله وبالله، بسم الله خير الأسماء، بسم الله رب الأرض والسماء، بسم الله الذي لا يضر مع اسمه شيء في الأرض ولا في السماء، بسم الله افتتحت وبالله ختمت وبه آمنت، بسم الله أصبحت وعلى الله توكلت، بسم الله على قلبي ونفسي، بسم الله على عقلي وذهني، بسم الله على أهلي ومالي، بسم الله على ما أعطاني ربي، بسم الله الشافي، بسم الله المعافي، بسم الله الوافي، بسم الله الذي لا يضر مع اسمه شيء في الأرض ولا السماء وهو السميع العليم، هو الله الله الله الله الله ربي لا أشرك به شيئًا، الله أكبر الله أكبر الله أكبر الله أكبر، وأعزّ وأجل مما أخاف وأحذر، أسألك اللهم بخيرك من خيرك الذي لا يُعطيه غيرك، عزّ جارك وجلّ ثناؤك ولا إله غيرك. اللهم إني أعوذ بك من شر نفسي، ومن شر كل سلطان، ومن شر كل شيطان مريد، ومن شر كل جبار عنيد، ومن شر كل قضاء سوء، ومن شر كل دابة أنت آخذ بناصيتها، إن ربي على صراط مستقيم وأنت على كل شيء حفيظ، </w:t>
       </w:r>
       <w:r>
         <w:rPr>

--- a/خزانة الأدعية.docx
+++ b/خزانة الأدعية.docx
@@ -11530,7 +11530,7 @@
           <w:szCs w:val="24"/>
           <w:rtl/>
         </w:rPr>
-        <w:t xml:space="preserve">. اللهم إني أستجيرك وأحتجب بك من كل شيء خلقته، وأحترس بك من جميع خلقك وكل ما ذرأت وبرأت، وأفوّض أمري إليك، وأقدّم بين يدي في يومي هذا وليلتي هذه وساعتي هذه وشهري هذا. بسم الله الرحمن الرحيم </w:t>
+        <w:t xml:space="preserve">. اللهم إني أستجيرك وأحتجب بك من كل شيء، وأحترس بك من جميع خلقك وكل ما ذرأت وبرأت، وأحترس بك منهم، وأفوّض أمري إليك، وأقدّم بين يدي في يومي هذا وليلتي هذه وساعتي هذه وشهري هذا. بسم الله الرحمن الرحيم </w:t>
       </w:r>
       <w:r>
         <w:rPr>

--- a/خزانة الأدعية.docx
+++ b/خزانة الأدعية.docx
@@ -11879,11 +11879,23 @@
       <w:r>
         <w:rPr>
           <w:rFonts w:ascii="Times New Roman" w:cs="Times New Roman" w:eastAsia="Times New Roman" w:hAnsi="Times New Roman"/>
-          <w:sz w:val="24"/>
-          <w:szCs w:val="24"/>
-          <w:rtl/>
-        </w:rPr>
-        <w:t xml:space="preserve">سورة الشرح كاملة </w:t>
+          <w:b/>
+          <w:bCs/>
+          <w:color w:val="B23A2E"/>
+          <w:sz w:val="24"/>
+          <w:szCs w:val="24"/>
+          <w:rtl/>
+        </w:rPr>
+        <w:t xml:space="preserve">﴿بسم الله الرحمن الرحيم أَلَمۡ نَشۡرَحۡ لَكَ صَدۡرَكَ (1) وَوَضَعۡنَا عَنكَ وِزۡرَكَ (2) ٱلَّذِيٓ أَنقَضَ ظَهۡرَكَ (3) وَرَفَعۡنَا لَكَ ذِكۡرَكَ (4) فَإِنَّ مَعَ ٱلۡعُسۡرِ يُسۡرًا (5) إِنَّ مَعَ ٱلۡعُسۡرِ يُسۡرٗا (6) فَإِذَا فَرَغۡتَ فَٱنصَبۡ (7) وَإِلَىٰ رَبِّكَ فَٱرۡغَب (8)﴾</w:t>
+      </w:r>
+      <w:r>
+        <w:rPr>
+          <w:rFonts w:ascii="Times New Roman" w:cs="Times New Roman" w:eastAsia="Times New Roman" w:hAnsi="Times New Roman"/>
+          <w:sz w:val="24"/>
+          <w:szCs w:val="24"/>
+          <w:rtl/>
+        </w:rPr>
+        <w:t xml:space="preserve"> </w:t>
       </w:r>
       <w:r>
         <w:rPr>

--- a/خزانة الأدعية.docx
+++ b/خزانة الأدعية.docx
@@ -11916,7 +11916,7 @@
           <w:szCs w:val="24"/>
           <w:rtl/>
         </w:rPr>
-        <w:t xml:space="preserve">، ثم: «اللهم يا مسخر القوى للضعيف والغنى للعجيف، أسألك بمكنون سرك الشريف أن تسخّر لي من عبادك كل دنيء وغطريف، يا الله بالطيف، يا الله بالطيف، يا الله بالطيف» — لتسخير العدو والحبيب</w:t>
+        <w:t xml:space="preserve">، ثم: «اللهم يا مسخر القوى للضعيف والغنى للعجيف، أسألك بمكنون سرك الشريف أن تسخّر لي من عبادك كل دنيء وغطريف، يا الله يا لطيف، يا الله يا لطيف، يا الله يا لطيف» — لتسخير العدو والحبيب</w:t>
       </w:r>
     </w:p>
     <w:p>

--- a/خزانة الأدعية.docx
+++ b/خزانة الأدعية.docx
@@ -1361,6 +1361,263 @@
           <w:szCs w:val="24"/>
           <w:rtl/>
         </w:rPr>
+        <w:t xml:space="preserve">دعاء الصباح والمساء: قال رسول الله صلى الله عليه وسلم: قل إذا أصبحت وإذا أمسيت: «اللهم إني أعوذ بك من الهمّ والحزن، والعجز والكسل، والجبن والبخل، وأعوذ بك من غلبة الدين وقهر الرجال»</w:t>
+      </w:r>
+    </w:p>
+    <w:p>
+      <w:pPr>
+        <w:bidi/>
+        <w:spacing w:after="120" w:before="320"/>
+        <w:jc w:val="right"/>
+      </w:pPr>
+      <w:r>
+        <w:rPr>
+          <w:rFonts w:ascii="Times New Roman" w:cs="Times New Roman" w:eastAsia="Times New Roman" w:hAnsi="Times New Roman"/>
+          <w:b/>
+          <w:bCs/>
+          <w:sz w:val="44"/>
+          <w:szCs w:val="44"/>
+          <w:rtl/>
+        </w:rPr>
+        <w:t xml:space="preserve">الدعاء السابع والعشرون</w:t>
+      </w:r>
+    </w:p>
+    <w:p>
+      <w:pPr>
+        <w:bidi/>
+        <w:spacing w:after="200" w:line="340"/>
+        <w:jc w:val="right"/>
+      </w:pPr>
+      <w:r>
+        <w:rPr>
+          <w:rFonts w:ascii="Times New Roman" w:cs="Times New Roman" w:eastAsia="Times New Roman" w:hAnsi="Times New Roman"/>
+          <w:sz w:val="24"/>
+          <w:szCs w:val="24"/>
+          <w:rtl/>
+        </w:rPr>
+        <w:t xml:space="preserve">ابدأ يومك بهذه الآيات الثلاث: </w:t>
+      </w:r>
+      <w:r>
+        <w:rPr>
+          <w:rFonts w:ascii="Times New Roman" w:cs="Times New Roman" w:eastAsia="Times New Roman" w:hAnsi="Times New Roman"/>
+          <w:b/>
+          <w:bCs/>
+          <w:color w:val="B23A2E"/>
+          <w:sz w:val="24"/>
+          <w:szCs w:val="24"/>
+          <w:rtl/>
+        </w:rPr>
+        <w:t xml:space="preserve">﴿رَبِّ أَوْزِعْنِي أَنْ أَشْكُرَ نِعْمَتَكَ الَّتِي أَنْعَمْتَ عَلَيَّ وَعَلَىٰ وَالِدَيَّ وَأَنْ أَعْمَلَ صَالِحًا تَرْضَاهُ وَأَصْلِحْ لِي فِي ذُرِّيَّتِي إِنِّي تُبْتُ إِلَيْكَ وَإِنِّي مِنَ الْمُسْلِمِينَ﴾</w:t>
+      </w:r>
+      <w:r>
+        <w:rPr>
+          <w:rFonts w:ascii="Times New Roman" w:cs="Times New Roman" w:eastAsia="Times New Roman" w:hAnsi="Times New Roman"/>
+          <w:sz w:val="24"/>
+          <w:szCs w:val="24"/>
+          <w:rtl/>
+        </w:rPr>
+        <w:t xml:space="preserve">، </w:t>
+      </w:r>
+      <w:r>
+        <w:rPr>
+          <w:rFonts w:ascii="Times New Roman" w:cs="Times New Roman" w:eastAsia="Times New Roman" w:hAnsi="Times New Roman"/>
+          <w:b/>
+          <w:bCs/>
+          <w:color w:val="B23A2E"/>
+          <w:sz w:val="24"/>
+          <w:szCs w:val="24"/>
+          <w:rtl/>
+        </w:rPr>
+        <w:t xml:space="preserve">﴿رَبَّنَا هَبْ لَنَا مِنْ أَزْوَاجِنَا وَذُرِّيَّاتِنَا قُرَّةَ أَعْيُنٍ وَاجْعَلْنَا لِلْمُتَّقِينَ إِمَامًا﴾</w:t>
+      </w:r>
+      <w:r>
+        <w:rPr>
+          <w:rFonts w:ascii="Times New Roman" w:cs="Times New Roman" w:eastAsia="Times New Roman" w:hAnsi="Times New Roman"/>
+          <w:sz w:val="24"/>
+          <w:szCs w:val="24"/>
+          <w:rtl/>
+        </w:rPr>
+        <w:t xml:space="preserve">، </w:t>
+      </w:r>
+      <w:r>
+        <w:rPr>
+          <w:rFonts w:ascii="Times New Roman" w:cs="Times New Roman" w:eastAsia="Times New Roman" w:hAnsi="Times New Roman"/>
+          <w:b/>
+          <w:bCs/>
+          <w:color w:val="B23A2E"/>
+          <w:sz w:val="24"/>
+          <w:szCs w:val="24"/>
+          <w:rtl/>
+        </w:rPr>
+        <w:t xml:space="preserve">﴿رَبِّ هَبْ لِي حُكْمًا وَأَلْحِقْنِي بِالصَّالِحِينَ وَاجْعَل لِّي لِسَانَ صِدْقٍ فِي الْآخِرِينَ وَاجْعَلْنِي مِن وَرَثَةِ جَنَّةِ النَّعِيمِ﴾</w:t>
+      </w:r>
+    </w:p>
+    <w:p>
+      <w:pPr>
+        <w:bidi/>
+        <w:spacing w:after="120" w:before="320"/>
+        <w:jc w:val="right"/>
+      </w:pPr>
+      <w:r>
+        <w:rPr>
+          <w:rFonts w:ascii="Times New Roman" w:cs="Times New Roman" w:eastAsia="Times New Roman" w:hAnsi="Times New Roman"/>
+          <w:b/>
+          <w:bCs/>
+          <w:sz w:val="44"/>
+          <w:szCs w:val="44"/>
+          <w:rtl/>
+        </w:rPr>
+        <w:t xml:space="preserve">الدعاء الثامن والعشرون</w:t>
+      </w:r>
+    </w:p>
+    <w:p>
+      <w:pPr>
+        <w:bidi/>
+        <w:spacing w:after="200" w:line="340"/>
+        <w:jc w:val="right"/>
+      </w:pPr>
+      <w:r>
+        <w:rPr>
+          <w:rFonts w:ascii="Times New Roman" w:cs="Times New Roman" w:eastAsia="Times New Roman" w:hAnsi="Times New Roman"/>
+          <w:sz w:val="24"/>
+          <w:szCs w:val="24"/>
+          <w:rtl/>
+        </w:rPr>
+        <w:t xml:space="preserve">«اللَّهُمَّ أَنْتَ رَبِّي لَا إِلَهَ إِلَّا أَنْتَ، عَلَيْكَ تَوَكَّلْتُ، وَأَنْتَ رَبُّ الْعَرْشِ الْعَظِيمِ، مَا شَاءَ اللهُ كَانَ وَمَا لَمْ يَشَأْ لَمْ يَكُنْ، لَا حَوْلَ وَلَا قُوَّةَ إِلَّا بِاللَّهِ الْعَلِيِّ الْعَظِيمِ، أَعْلَمُ أَنَّ اللَّهَ عَلَى كُلِّ شَيْءٍ قَدِيرٌ، وَأَنَّ اللَّهَ قَدْ أَحَاطَ بِكُلِّ شَيْءٍ عِلْمًا، اللَّهُمَّ إِنِّي أَعُوذُ بِكَ مِنْ شَرِّ نَفْسِي، وَمِنْ شَرِّ كُلِّ دَابَّةٍ أَنْتَ آخِذٌ بِنَاصِيَتِهَا، إِنَّ رَبِّي عَلَى صِرَاطٍ مُسْتَقِيمٍ»</w:t>
+      </w:r>
+    </w:p>
+    <w:p>
+      <w:pPr>
+        <w:bidi/>
+        <w:spacing w:after="120" w:before="320"/>
+        <w:jc w:val="right"/>
+      </w:pPr>
+      <w:r>
+        <w:rPr>
+          <w:rFonts w:ascii="Times New Roman" w:cs="Times New Roman" w:eastAsia="Times New Roman" w:hAnsi="Times New Roman"/>
+          <w:b/>
+          <w:bCs/>
+          <w:sz w:val="44"/>
+          <w:szCs w:val="44"/>
+          <w:rtl/>
+        </w:rPr>
+        <w:t xml:space="preserve">الدعاء التاسع والعشرون</w:t>
+      </w:r>
+    </w:p>
+    <w:p>
+      <w:pPr>
+        <w:bidi/>
+        <w:spacing w:after="200" w:line="340"/>
+        <w:jc w:val="right"/>
+      </w:pPr>
+      <w:r>
+        <w:rPr>
+          <w:rFonts w:ascii="Times New Roman" w:cs="Times New Roman" w:eastAsia="Times New Roman" w:hAnsi="Times New Roman"/>
+          <w:sz w:val="24"/>
+          <w:szCs w:val="24"/>
+          <w:rtl/>
+        </w:rPr>
+        <w:t xml:space="preserve">بسم الله الذي لا يضر مع اسمه شيء في الأرض ولا في السماء وهو السميع العليم </w:t>
+      </w:r>
+      <w:r>
+        <w:rPr>
+          <w:rFonts w:ascii="Times New Roman" w:cs="Times New Roman" w:eastAsia="Times New Roman" w:hAnsi="Times New Roman"/>
+          <w:b/>
+          <w:bCs/>
+          <w:color w:val="3B5BA5"/>
+          <w:sz w:val="24"/>
+          <w:szCs w:val="24"/>
+          <w:rtl/>
+        </w:rPr>
+        <w:t xml:space="preserve">(3 مرات)</w:t>
+      </w:r>
+    </w:p>
+    <w:p>
+      <w:pPr>
+        <w:bidi/>
+        <w:spacing w:after="120" w:before="320"/>
+        <w:jc w:val="right"/>
+      </w:pPr>
+      <w:r>
+        <w:rPr>
+          <w:rFonts w:ascii="Times New Roman" w:cs="Times New Roman" w:eastAsia="Times New Roman" w:hAnsi="Times New Roman"/>
+          <w:b/>
+          <w:bCs/>
+          <w:sz w:val="44"/>
+          <w:szCs w:val="44"/>
+          <w:rtl/>
+        </w:rPr>
+        <w:t xml:space="preserve">الدعاء الثلاثون</w:t>
+      </w:r>
+    </w:p>
+    <w:p>
+      <w:pPr>
+        <w:bidi/>
+        <w:spacing w:after="200" w:line="340"/>
+        <w:jc w:val="right"/>
+      </w:pPr>
+      <w:r>
+        <w:rPr>
+          <w:rFonts w:ascii="Times New Roman" w:cs="Times New Roman" w:eastAsia="Times New Roman" w:hAnsi="Times New Roman"/>
+          <w:sz w:val="24"/>
+          <w:szCs w:val="24"/>
+          <w:rtl/>
+        </w:rPr>
+        <w:t xml:space="preserve">يا كثير الخير يا ذا المعروف يا قديم الإحسان، أحسن إلينا بإحسانك القديم برحمتك يا أرحم الراحمين — تُقرأ</w:t>
+      </w:r>
+      <w:r>
+        <w:rPr>
+          <w:rFonts w:ascii="Times New Roman" w:cs="Times New Roman" w:eastAsia="Times New Roman" w:hAnsi="Times New Roman"/>
+          <w:b/>
+          <w:bCs/>
+          <w:color w:val="3B5BA5"/>
+          <w:sz w:val="24"/>
+          <w:szCs w:val="24"/>
+          <w:rtl/>
+        </w:rPr>
+        <w:t xml:space="preserve"> 3 مرات </w:t>
+      </w:r>
+      <w:r>
+        <w:rPr>
+          <w:rFonts w:ascii="Times New Roman" w:cs="Times New Roman" w:eastAsia="Times New Roman" w:hAnsi="Times New Roman"/>
+          <w:sz w:val="24"/>
+          <w:szCs w:val="24"/>
+          <w:rtl/>
+        </w:rPr>
+        <w:t xml:space="preserve">عند الصباح قبل أن تُكلّم أحدًا، لسعة الرزق والفرج، دون أن تُخبر أحدًا بهذا الدعاء</w:t>
+      </w:r>
+    </w:p>
+    <w:p>
+      <w:pPr>
+        <w:bidi/>
+        <w:spacing w:after="120" w:before="320"/>
+        <w:jc w:val="right"/>
+      </w:pPr>
+      <w:r>
+        <w:rPr>
+          <w:rFonts w:ascii="Times New Roman" w:cs="Times New Roman" w:eastAsia="Times New Roman" w:hAnsi="Times New Roman"/>
+          <w:b/>
+          <w:bCs/>
+          <w:sz w:val="44"/>
+          <w:szCs w:val="44"/>
+          <w:rtl/>
+        </w:rPr>
+        <w:t xml:space="preserve">الدعاء الحادي والثلاثون</w:t>
+      </w:r>
+    </w:p>
+    <w:p>
+      <w:pPr>
+        <w:bidi/>
+        <w:spacing w:after="200" w:line="340"/>
+        <w:jc w:val="right"/>
+      </w:pPr>
+      <w:r>
+        <w:rPr>
+          <w:rFonts w:ascii="Times New Roman" w:cs="Times New Roman" w:eastAsia="Times New Roman" w:hAnsi="Times New Roman"/>
+          <w:sz w:val="24"/>
+          <w:szCs w:val="24"/>
+          <w:rtl/>
+        </w:rPr>
         <w:t xml:space="preserve">دعاء النبي اليومي: اللهم إني أسألك علمًا نافعًا، ورزقًا طيبًا، وعملًا متقبلًا</w:t>
       </w:r>
     </w:p>
@@ -1379,7 +1636,7 @@
           <w:szCs w:val="44"/>
           <w:rtl/>
         </w:rPr>
-        <w:t xml:space="preserve">الدعاء السابع والعشرون</w:t>
+        <w:t xml:space="preserve">الدعاء الثاني والثلاثون</w:t>
       </w:r>
     </w:p>
     <w:p>
@@ -1413,7 +1670,7 @@
           <w:szCs w:val="44"/>
           <w:rtl/>
         </w:rPr>
-        <w:t xml:space="preserve">الدعاء الثامن والعشرون</w:t>
+        <w:t xml:space="preserve">الدعاء الثالث والثلاثون</w:t>
       </w:r>
     </w:p>
     <w:p>
@@ -1447,7 +1704,7 @@
           <w:szCs w:val="44"/>
           <w:rtl/>
         </w:rPr>
-        <w:t xml:space="preserve">الدعاء التاسع والعشرون</w:t>
+        <w:t xml:space="preserve">الدعاء الرابع والثلاثون</w:t>
       </w:r>
     </w:p>
     <w:p>
@@ -1481,7 +1738,7 @@
           <w:szCs w:val="44"/>
           <w:rtl/>
         </w:rPr>
-        <w:t xml:space="preserve">الدعاء الثلاثون</w:t>
+        <w:t xml:space="preserve">الدعاء الخامس والثلاثون</w:t>
       </w:r>
     </w:p>
     <w:p>
@@ -1527,7 +1784,7 @@
           <w:szCs w:val="44"/>
           <w:rtl/>
         </w:rPr>
-        <w:t xml:space="preserve">الدعاء الحادي والثلاثون</w:t>
+        <w:t xml:space="preserve">الدعاء السادس والثلاثون</w:t>
       </w:r>
     </w:p>
     <w:p>
@@ -1561,7 +1818,7 @@
           <w:szCs w:val="44"/>
           <w:rtl/>
         </w:rPr>
-        <w:t xml:space="preserve">الدعاء الثاني والثلاثون</w:t>
+        <w:t xml:space="preserve">الدعاء السابع والثلاثون</w:t>
       </w:r>
     </w:p>
     <w:p>
@@ -1658,7 +1915,7 @@
           <w:szCs w:val="44"/>
           <w:rtl/>
         </w:rPr>
-        <w:t xml:space="preserve">الدعاء الثالث والثلاثون</w:t>
+        <w:t xml:space="preserve">الدعاء الثامن والثلاثون</w:t>
       </w:r>
     </w:p>
     <w:p>
@@ -1704,7 +1961,7 @@
           <w:szCs w:val="44"/>
           <w:rtl/>
         </w:rPr>
-        <w:t xml:space="preserve">الدعاء الرابع والثلاثون</w:t>
+        <w:t xml:space="preserve">الدعاء التاسع والثلاثون</w:t>
       </w:r>
     </w:p>
     <w:p>
@@ -1738,7 +1995,7 @@
           <w:szCs w:val="44"/>
           <w:rtl/>
         </w:rPr>
-        <w:t xml:space="preserve">الدعاء الخامس والثلاثون</w:t>
+        <w:t xml:space="preserve">الدعاء الأربعون</w:t>
       </w:r>
     </w:p>
     <w:p>
@@ -1814,7 +2071,7 @@
           <w:szCs w:val="44"/>
           <w:rtl/>
         </w:rPr>
-        <w:t xml:space="preserve">الدعاء السادس والثلاثون</w:t>
+        <w:t xml:space="preserve">الدعاء الحادي والأربعون</w:t>
       </w:r>
     </w:p>
     <w:p>
@@ -1867,7 +2124,7 @@
           <w:szCs w:val="44"/>
           <w:rtl/>
         </w:rPr>
-        <w:t xml:space="preserve">الدعاء السابع والثلاثون</w:t>
+        <w:t xml:space="preserve">الدعاء الثاني والأربعون</w:t>
       </w:r>
     </w:p>
     <w:p>
@@ -12017,7 +12274,7 @@
           <w:szCs w:val="24"/>
           <w:rtl/>
         </w:rPr>
-        <w:t xml:space="preserve">دعاء الصباح والمساء: قال رسول الله صلى الله عليه وسلم: قل إذا أصبحت وإذا أمسيت: «اللهم إني أعوذ بك من الهمّ والحزن، والعجز والكسل، والجبن والبخل، وأعوذ بك من غلبة الدين وقهر الرجال»</w:t>
+        <w:t xml:space="preserve">اللهم أنت أحق من ذُكر، وأحق من عُبد، وأكرم من ابتُغي، وأرأف من مَلَك، وأجود من سُئل، وأوسع من أعطى، أنت الملك لا شريك لك، والفرد لا ند لك، كل شيء هالك إلا وجهك، لن تُطاع إلا بإذنك، ولن تُعصى إلا بعلمك، أقرب شهيد وأدنى حفيظ، القلوب لك مفضية والسر عندك علانية، الحلال ما أحللت والحرام ما حرّمت، والدين ما شرعت والأمر ما قضيت، والخلق خلقك والعبد عبدك، وأنت الله الرؤوف الرحيم، أسألك وبكل حق هو لك، وبحق السائلين عليك، أن تقبلني في هذه الغداة أو في هذه العشية، وأن تُجيرني من النار بقدرتك</w:t>
       </w:r>
     </w:p>
     <w:p>
@@ -12051,7 +12308,28 @@
           <w:szCs w:val="24"/>
           <w:rtl/>
         </w:rPr>
-        <w:t xml:space="preserve">اللهم أنت أحق من ذُكر، وأحق من عُبد، وأكرم من ابتُغي، وأرأف من مَلَك، وأجود من سُئل، وأوسع من أعطى، أنت الملك لا شريك لك، والفرد لا ند لك، كل شيء هالك إلا وجهك، لن تُطاع إلا بإذنك، ولن تُعصى إلا بعلمك، أقرب شهيد وأدنى حفيظ، القلوب لك مفضية والسر عندك علانية، الحلال ما أحللت والحرام ما حرّمت، والدين ما شرعت والأمر ما قضيت، والخلق خلقك والعبد عبدك، وأنت الله الرؤوف الرحيم، أسألك وبكل حق هو لك، وبحق السائلين عليك، أن تقبلني في هذه الغداة أو في هذه العشية، وأن تُجيرني من النار بقدرتك</w:t>
+        <w:t xml:space="preserve">تاج الذكر، تاج التسبيح، تاج الدعاء: «لا إله إلا الله وحده لا شريك له، له الملك وله الحمد وهو على كل شيء قدير» (تاج الذكر)، «سبحان الله وبحمده عدد خلقه ورضا نفسه وزنة عرشه ومداد كلماته» (تاج التسبيح)، </w:t>
+      </w:r>
+      <w:r>
+        <w:rPr>
+          <w:rFonts w:ascii="Times New Roman" w:cs="Times New Roman" w:eastAsia="Times New Roman" w:hAnsi="Times New Roman"/>
+          <w:b/>
+          <w:bCs/>
+          <w:color w:val="B23A2E"/>
+          <w:sz w:val="24"/>
+          <w:szCs w:val="24"/>
+          <w:rtl/>
+        </w:rPr>
+        <w:t xml:space="preserve">﴿رَبَّنَا آتِنَا فِي الدُّنْيَا حَسَنَةً﴾</w:t>
+      </w:r>
+      <w:r>
+        <w:rPr>
+          <w:rFonts w:ascii="Times New Roman" w:cs="Times New Roman" w:eastAsia="Times New Roman" w:hAnsi="Times New Roman"/>
+          <w:sz w:val="24"/>
+          <w:szCs w:val="24"/>
+          <w:rtl/>
+        </w:rPr>
+        <w:t xml:space="preserve"> (تاج الدعاء)</w:t>
       </w:r>
     </w:p>
     <w:p>
@@ -12081,15 +12359,6 @@
       <w:r>
         <w:rPr>
           <w:rFonts w:ascii="Times New Roman" w:cs="Times New Roman" w:eastAsia="Times New Roman" w:hAnsi="Times New Roman"/>
-          <w:sz w:val="24"/>
-          <w:szCs w:val="24"/>
-          <w:rtl/>
-        </w:rPr>
-        <w:t xml:space="preserve">تاج الذكر، تاج التسبيح، تاج الدعاء: «لا إله إلا الله وحده لا شريك له، له الملك وله الحمد وهو على كل شيء قدير» (تاج الذكر)، «سبحان الله وبحمده عدد خلقه ورضا نفسه وزنة عرشه ومداد كلماته» (تاج التسبيح)، </w:t>
-      </w:r>
-      <w:r>
-        <w:rPr>
-          <w:rFonts w:ascii="Times New Roman" w:cs="Times New Roman" w:eastAsia="Times New Roman" w:hAnsi="Times New Roman"/>
           <w:b/>
           <w:bCs/>
           <w:color w:val="B23A2E"/>
@@ -12097,16 +12366,37 @@
           <w:szCs w:val="24"/>
           <w:rtl/>
         </w:rPr>
-        <w:t xml:space="preserve">﴿رَبَّنَا آتِنَا فِي الدُّنْيَا حَسَنَةً﴾</w:t>
-      </w:r>
-      <w:r>
-        <w:rPr>
-          <w:rFonts w:ascii="Times New Roman" w:cs="Times New Roman" w:eastAsia="Times New Roman" w:hAnsi="Times New Roman"/>
-          <w:sz w:val="24"/>
-          <w:szCs w:val="24"/>
-          <w:rtl/>
-        </w:rPr>
-        <w:t xml:space="preserve"> (تاج الدعاء)</w:t>
+        <w:t xml:space="preserve">﴿وَلَمَّا دَخَلُوا مِنْ حَيْثُ أَمَرَهُمْ أَبُوهُمْ مَّا كَانَ يُغْنِي عَنْهُم مِّنَ اللَّهِ مِن شَيْءٍ إِلَّا حَاجَةً فِي نَفْسِ يَعْقُوبَ قَضَاهَا، وَإِنَّهُ لَذُو عِلْمٍ لِّمَا عَلَّمْنَاهُ وَلَٰكِنَّ أَكْثَرَ النَّاسِ لَا يَعْلَمُونَ﴾</w:t>
+      </w:r>
+      <w:r>
+        <w:rPr>
+          <w:rFonts w:ascii="Times New Roman" w:cs="Times New Roman" w:eastAsia="Times New Roman" w:hAnsi="Times New Roman"/>
+          <w:sz w:val="24"/>
+          <w:szCs w:val="24"/>
+          <w:rtl/>
+        </w:rPr>
+        <w:t xml:space="preserve"> (سورة يوسف، آية 68) — تُقرأ</w:t>
+      </w:r>
+      <w:r>
+        <w:rPr>
+          <w:rFonts w:ascii="Times New Roman" w:cs="Times New Roman" w:eastAsia="Times New Roman" w:hAnsi="Times New Roman"/>
+          <w:b/>
+          <w:bCs/>
+          <w:color w:val="3B5BA5"/>
+          <w:sz w:val="24"/>
+          <w:szCs w:val="24"/>
+          <w:rtl/>
+        </w:rPr>
+        <w:t xml:space="preserve"> 7 مرات </w:t>
+      </w:r>
+      <w:r>
+        <w:rPr>
+          <w:rFonts w:ascii="Times New Roman" w:cs="Times New Roman" w:eastAsia="Times New Roman" w:hAnsi="Times New Roman"/>
+          <w:sz w:val="24"/>
+          <w:szCs w:val="24"/>
+          <w:rtl/>
+        </w:rPr>
+        <w:t xml:space="preserve">ثم تُدعى بالحاجة</w:t>
       </w:r>
     </w:p>
     <w:p>
@@ -12136,6 +12426,404 @@
       <w:r>
         <w:rPr>
           <w:rFonts w:ascii="Times New Roman" w:cs="Times New Roman" w:eastAsia="Times New Roman" w:hAnsi="Times New Roman"/>
+          <w:sz w:val="24"/>
+          <w:szCs w:val="24"/>
+          <w:rtl/>
+        </w:rPr>
+        <w:t xml:space="preserve">اللهم إني أسألك الثبات في الأمر، والعزيمة على الرشد، وأسألك موجبات رحمتك وعزائم مغفرتك، وأسألك شكر نعمتك وحسن عبادتك، وأسألك قلبًا سليمًا ولسانًا صادقًا، وأسألك من خير ما تعلم وأعوذ بك من شر ما تعلم، وأستغفرك لما تعلم، إنك أنت علام الغيوب</w:t>
+      </w:r>
+    </w:p>
+    <w:p>
+      <w:pPr>
+        <w:bidi/>
+        <w:spacing w:after="120" w:before="320"/>
+        <w:jc w:val="right"/>
+      </w:pPr>
+      <w:r>
+        <w:rPr>
+          <w:rFonts w:ascii="Times New Roman" w:cs="Times New Roman" w:eastAsia="Times New Roman" w:hAnsi="Times New Roman"/>
+          <w:b/>
+          <w:bCs/>
+          <w:sz w:val="44"/>
+          <w:szCs w:val="44"/>
+          <w:rtl/>
+        </w:rPr>
+        <w:t xml:space="preserve">الدعاء التاسع</w:t>
+      </w:r>
+    </w:p>
+    <w:p>
+      <w:pPr>
+        <w:bidi/>
+        <w:spacing w:after="200" w:line="340"/>
+        <w:jc w:val="right"/>
+      </w:pPr>
+      <w:r>
+        <w:rPr>
+          <w:rFonts w:ascii="Times New Roman" w:cs="Times New Roman" w:eastAsia="Times New Roman" w:hAnsi="Times New Roman"/>
+          <w:sz w:val="24"/>
+          <w:szCs w:val="24"/>
+          <w:rtl/>
+        </w:rPr>
+        <w:t xml:space="preserve">حسبي الله لا إله إلا هو عليه توكلت وهو رب العرش العظيم </w:t>
+      </w:r>
+      <w:r>
+        <w:rPr>
+          <w:rFonts w:ascii="Times New Roman" w:cs="Times New Roman" w:eastAsia="Times New Roman" w:hAnsi="Times New Roman"/>
+          <w:b/>
+          <w:bCs/>
+          <w:color w:val="3B5BA5"/>
+          <w:sz w:val="24"/>
+          <w:szCs w:val="24"/>
+          <w:rtl/>
+        </w:rPr>
+        <w:t xml:space="preserve">(7 مرات)</w:t>
+      </w:r>
+      <w:r>
+        <w:rPr>
+          <w:rFonts w:ascii="Times New Roman" w:cs="Times New Roman" w:eastAsia="Times New Roman" w:hAnsi="Times New Roman"/>
+          <w:sz w:val="24"/>
+          <w:szCs w:val="24"/>
+          <w:rtl/>
+        </w:rPr>
+        <w:t xml:space="preserve">. أعوذ بعزة الله وقدرته من شر ما أجد وأحاذر </w:t>
+      </w:r>
+      <w:r>
+        <w:rPr>
+          <w:rFonts w:ascii="Times New Roman" w:cs="Times New Roman" w:eastAsia="Times New Roman" w:hAnsi="Times New Roman"/>
+          <w:b/>
+          <w:bCs/>
+          <w:color w:val="3B5BA5"/>
+          <w:sz w:val="24"/>
+          <w:szCs w:val="24"/>
+          <w:rtl/>
+        </w:rPr>
+        <w:t xml:space="preserve">(7 مرات)</w:t>
+      </w:r>
+      <w:r>
+        <w:rPr>
+          <w:rFonts w:ascii="Times New Roman" w:cs="Times New Roman" w:eastAsia="Times New Roman" w:hAnsi="Times New Roman"/>
+          <w:sz w:val="24"/>
+          <w:szCs w:val="24"/>
+          <w:rtl/>
+        </w:rPr>
+        <w:t xml:space="preserve">. بسم الله الذي لا يضر مع اسمه شيء في الأرض ولا في السماء وهو السميع العليم </w:t>
+      </w:r>
+      <w:r>
+        <w:rPr>
+          <w:rFonts w:ascii="Times New Roman" w:cs="Times New Roman" w:eastAsia="Times New Roman" w:hAnsi="Times New Roman"/>
+          <w:b/>
+          <w:bCs/>
+          <w:color w:val="3B5BA5"/>
+          <w:sz w:val="24"/>
+          <w:szCs w:val="24"/>
+          <w:rtl/>
+        </w:rPr>
+        <w:t xml:space="preserve">(7 مرات)</w:t>
+      </w:r>
+    </w:p>
+    <w:p>
+      <w:pPr>
+        <w:bidi/>
+        <w:spacing w:after="120" w:before="320"/>
+        <w:jc w:val="right"/>
+      </w:pPr>
+      <w:r>
+        <w:rPr>
+          <w:rFonts w:ascii="Times New Roman" w:cs="Times New Roman" w:eastAsia="Times New Roman" w:hAnsi="Times New Roman"/>
+          <w:b/>
+          <w:bCs/>
+          <w:sz w:val="44"/>
+          <w:szCs w:val="44"/>
+          <w:rtl/>
+        </w:rPr>
+        <w:t xml:space="preserve">الدعاء العاشر</w:t>
+      </w:r>
+    </w:p>
+    <w:p>
+      <w:pPr>
+        <w:bidi/>
+        <w:spacing w:after="200" w:line="340"/>
+        <w:jc w:val="right"/>
+      </w:pPr>
+      <w:r>
+        <w:rPr>
+          <w:rFonts w:ascii="Times New Roman" w:cs="Times New Roman" w:eastAsia="Times New Roman" w:hAnsi="Times New Roman"/>
+          <w:sz w:val="24"/>
+          <w:szCs w:val="24"/>
+          <w:rtl/>
+        </w:rPr>
+        <w:t xml:space="preserve">قل: لن يصيبنا إلا ما كتب الله لنا، هو مولانا، وعلى الله فليتوكل المؤمنون</w:t>
+      </w:r>
+    </w:p>
+    <w:p>
+      <w:pPr>
+        <w:bidi/>
+        <w:spacing w:after="120" w:before="320"/>
+        <w:jc w:val="right"/>
+      </w:pPr>
+      <w:r>
+        <w:rPr>
+          <w:rFonts w:ascii="Times New Roman" w:cs="Times New Roman" w:eastAsia="Times New Roman" w:hAnsi="Times New Roman"/>
+          <w:b/>
+          <w:bCs/>
+          <w:sz w:val="44"/>
+          <w:szCs w:val="44"/>
+          <w:rtl/>
+        </w:rPr>
+        <w:t xml:space="preserve">الدعاء الحادي عشر</w:t>
+      </w:r>
+    </w:p>
+    <w:p>
+      <w:pPr>
+        <w:bidi/>
+        <w:spacing w:after="200" w:line="340"/>
+        <w:jc w:val="right"/>
+      </w:pPr>
+      <w:r>
+        <w:rPr>
+          <w:rFonts w:ascii="Times New Roman" w:cs="Times New Roman" w:eastAsia="Times New Roman" w:hAnsi="Times New Roman"/>
+          <w:sz w:val="24"/>
+          <w:szCs w:val="24"/>
+          <w:rtl/>
+        </w:rPr>
+        <w:t xml:space="preserve">سبحان الله والحمد لله ولا إله إلا الله والله أكبر، الله الله ربي لا أشرك بك شيئًا. وأيضًا: سبحان الله والحمد لله ولا إله إلا الله والله أكبر، اللهم اهدني اللهم اغفر لي اللهم ارزقني ارحمني</w:t>
+      </w:r>
+    </w:p>
+    <w:p>
+      <w:pPr>
+        <w:bidi/>
+        <w:spacing w:after="120" w:before="320"/>
+        <w:jc w:val="right"/>
+      </w:pPr>
+      <w:r>
+        <w:rPr>
+          <w:rFonts w:ascii="Times New Roman" w:cs="Times New Roman" w:eastAsia="Times New Roman" w:hAnsi="Times New Roman"/>
+          <w:b/>
+          <w:bCs/>
+          <w:sz w:val="44"/>
+          <w:szCs w:val="44"/>
+          <w:rtl/>
+        </w:rPr>
+        <w:t xml:space="preserve">الدعاء الثاني عشر</w:t>
+      </w:r>
+    </w:p>
+    <w:p>
+      <w:pPr>
+        <w:bidi/>
+        <w:spacing w:after="200" w:line="340"/>
+        <w:jc w:val="right"/>
+      </w:pPr>
+      <w:r>
+        <w:rPr>
+          <w:rFonts w:ascii="Times New Roman" w:cs="Times New Roman" w:eastAsia="Times New Roman" w:hAnsi="Times New Roman"/>
+          <w:sz w:val="24"/>
+          <w:szCs w:val="24"/>
+          <w:rtl/>
+        </w:rPr>
+        <w:t xml:space="preserve">من يسأل الله شيئًا إلا أعطاه إياه: «اللهم أنت خلقتني وأنت تهديني، وأنت تطعمني وأنت تسقيني، وأنت تُميتني وأنت تُحييني» </w:t>
+      </w:r>
+      <w:r>
+        <w:rPr>
+          <w:rFonts w:ascii="Times New Roman" w:cs="Times New Roman" w:eastAsia="Times New Roman" w:hAnsi="Times New Roman"/>
+          <w:b/>
+          <w:bCs/>
+          <w:color w:val="3B5BA5"/>
+          <w:sz w:val="24"/>
+          <w:szCs w:val="24"/>
+          <w:rtl/>
+        </w:rPr>
+        <w:t xml:space="preserve">(7 مرات </w:t>
+      </w:r>
+      <w:r>
+        <w:rPr>
+          <w:rFonts w:ascii="Times New Roman" w:cs="Times New Roman" w:eastAsia="Times New Roman" w:hAnsi="Times New Roman"/>
+          <w:sz w:val="24"/>
+          <w:szCs w:val="24"/>
+          <w:rtl/>
+        </w:rPr>
+        <w:t xml:space="preserve">يوميًا صباحًا ومساءً)، ثم: «كريم رسول الله والله أكرمه، فهل من فقير بين الكريمين يُحرم» </w:t>
+      </w:r>
+      <w:r>
+        <w:rPr>
+          <w:rFonts w:ascii="Times New Roman" w:cs="Times New Roman" w:eastAsia="Times New Roman" w:hAnsi="Times New Roman"/>
+          <w:b/>
+          <w:bCs/>
+          <w:color w:val="3B5BA5"/>
+          <w:sz w:val="24"/>
+          <w:szCs w:val="24"/>
+          <w:rtl/>
+        </w:rPr>
+        <w:t xml:space="preserve">(3 مرات)</w:t>
+      </w:r>
+      <w:r>
+        <w:rPr>
+          <w:rFonts w:ascii="Times New Roman" w:cs="Times New Roman" w:eastAsia="Times New Roman" w:hAnsi="Times New Roman"/>
+          <w:sz w:val="24"/>
+          <w:szCs w:val="24"/>
+          <w:rtl/>
+        </w:rPr>
+        <w:t xml:space="preserve"> ثم ادعُ يُستجاب لك</w:t>
+      </w:r>
+    </w:p>
+    <w:p>
+      <w:pPr>
+        <w:bidi/>
+        <w:spacing w:after="120" w:before="320"/>
+        <w:jc w:val="right"/>
+      </w:pPr>
+      <w:r>
+        <w:rPr>
+          <w:rFonts w:ascii="Times New Roman" w:cs="Times New Roman" w:eastAsia="Times New Roman" w:hAnsi="Times New Roman"/>
+          <w:b/>
+          <w:bCs/>
+          <w:sz w:val="44"/>
+          <w:szCs w:val="44"/>
+          <w:rtl/>
+        </w:rPr>
+        <w:t xml:space="preserve">الدعاء الثالث عشر</w:t>
+      </w:r>
+    </w:p>
+    <w:p>
+      <w:pPr>
+        <w:bidi/>
+        <w:spacing w:after="200" w:line="340"/>
+        <w:jc w:val="right"/>
+      </w:pPr>
+      <w:r>
+        <w:rPr>
+          <w:rFonts w:ascii="Times New Roman" w:cs="Times New Roman" w:eastAsia="Times New Roman" w:hAnsi="Times New Roman"/>
+          <w:sz w:val="24"/>
+          <w:szCs w:val="24"/>
+          <w:rtl/>
+        </w:rPr>
+        <w:t xml:space="preserve">دعاء لتنوير القبر والصراط: «الله أكبر كبيرًا، عدد الشفع والوتر، وكلمات الله التامات الطيبات المباركة» </w:t>
+      </w:r>
+      <w:r>
+        <w:rPr>
+          <w:rFonts w:ascii="Times New Roman" w:cs="Times New Roman" w:eastAsia="Times New Roman" w:hAnsi="Times New Roman"/>
+          <w:b/>
+          <w:bCs/>
+          <w:color w:val="3B5BA5"/>
+          <w:sz w:val="24"/>
+          <w:szCs w:val="24"/>
+          <w:rtl/>
+        </w:rPr>
+        <w:t xml:space="preserve">(3 مرات </w:t>
+      </w:r>
+      <w:r>
+        <w:rPr>
+          <w:rFonts w:ascii="Times New Roman" w:cs="Times New Roman" w:eastAsia="Times New Roman" w:hAnsi="Times New Roman"/>
+          <w:sz w:val="24"/>
+          <w:szCs w:val="24"/>
+          <w:rtl/>
+        </w:rPr>
+        <w:t xml:space="preserve">صباحًا)</w:t>
+      </w:r>
+    </w:p>
+    <w:p>
+      <w:pPr>
+        <w:bidi/>
+        <w:spacing w:after="120" w:before="320"/>
+        <w:jc w:val="right"/>
+      </w:pPr>
+      <w:r>
+        <w:rPr>
+          <w:rFonts w:ascii="Times New Roman" w:cs="Times New Roman" w:eastAsia="Times New Roman" w:hAnsi="Times New Roman"/>
+          <w:b/>
+          <w:bCs/>
+          <w:sz w:val="44"/>
+          <w:szCs w:val="44"/>
+          <w:rtl/>
+        </w:rPr>
+        <w:t xml:space="preserve">الدعاء الرابع عشر</w:t>
+      </w:r>
+    </w:p>
+    <w:p>
+      <w:pPr>
+        <w:bidi/>
+        <w:spacing w:after="200" w:line="340"/>
+        <w:jc w:val="right"/>
+      </w:pPr>
+      <w:r>
+        <w:rPr>
+          <w:rFonts w:ascii="Times New Roman" w:cs="Times New Roman" w:eastAsia="Times New Roman" w:hAnsi="Times New Roman"/>
+          <w:sz w:val="24"/>
+          <w:szCs w:val="24"/>
+          <w:rtl/>
+        </w:rPr>
+        <w:t xml:space="preserve">سبحان الله عدد ما خلق، سبحان الله ملء ما خلق، سبحان الله عدد ما في الأرض والسماء، سبحان الله ملء ما في الأرض والسماء، سبحان الله عدد ما أحصى كتابه، سبحان الله عدد كل شيء، سبحان الله ملء كل شيء. الحمد لله عدد ما خلق، الحمد لله ملء ما خلق، الحمد لله عدد ما في الأرض والسماء، الحمد لله ملء ما في الأرض والسماء، الحمد لله عدد ما أحصى كتابه، الحمد لله عدد كل شيء، الحمد لله ملء كل شيء</w:t>
+      </w:r>
+    </w:p>
+    <w:p>
+      <w:pPr>
+        <w:bidi/>
+        <w:spacing w:after="120" w:before="320"/>
+        <w:jc w:val="right"/>
+      </w:pPr>
+      <w:r>
+        <w:rPr>
+          <w:rFonts w:ascii="Times New Roman" w:cs="Times New Roman" w:eastAsia="Times New Roman" w:hAnsi="Times New Roman"/>
+          <w:b/>
+          <w:bCs/>
+          <w:sz w:val="44"/>
+          <w:szCs w:val="44"/>
+          <w:rtl/>
+        </w:rPr>
+        <w:t xml:space="preserve">الدعاء الخامس عشر</w:t>
+      </w:r>
+    </w:p>
+    <w:p>
+      <w:pPr>
+        <w:bidi/>
+        <w:spacing w:after="200" w:line="340"/>
+        <w:jc w:val="right"/>
+      </w:pPr>
+      <w:r>
+        <w:rPr>
+          <w:rFonts w:ascii="Times New Roman" w:cs="Times New Roman" w:eastAsia="Times New Roman" w:hAnsi="Times New Roman"/>
+          <w:sz w:val="24"/>
+          <w:szCs w:val="24"/>
+          <w:rtl/>
+        </w:rPr>
+        <w:t xml:space="preserve">وِرد يومي بالحروف النورانية في فواتح 29 سورة (يُقرأ بسم الله الرحمن الرحيم قبل كل منها): البقرة (الم)، آل عمران (الم)، الأعراف (المص)، يونس (الر)، هود (الر)، يوسف (الر)، الرعد (المر)، إبراهيم (الر)، الحجر (الر)، مريم (كهيعص)، طه (طه)، الشعراء (طسم)، النمل (طس)، القصص (طسم)، العنكبوت (الم)، الروم (الم)، لقمان (الم)، السجدة (الم)، يس (يس)، ص (ص)، غافر (حم)، فصلت (حم)، الشورى (حم عسق)، الزخرف (حم)، الدخان (حم)، الجاثية (حم)، الأحقاف (حم)، ق (ق)، القلم (ن)</w:t>
+      </w:r>
+    </w:p>
+    <w:p>
+      <w:pPr>
+        <w:bidi/>
+        <w:spacing w:after="120" w:before="320"/>
+        <w:jc w:val="right"/>
+      </w:pPr>
+      <w:r>
+        <w:rPr>
+          <w:rFonts w:ascii="Times New Roman" w:cs="Times New Roman" w:eastAsia="Times New Roman" w:hAnsi="Times New Roman"/>
+          <w:b/>
+          <w:bCs/>
+          <w:sz w:val="44"/>
+          <w:szCs w:val="44"/>
+          <w:rtl/>
+        </w:rPr>
+        <w:t xml:space="preserve">الدعاء السادس عشر</w:t>
+      </w:r>
+    </w:p>
+    <w:p>
+      <w:pPr>
+        <w:bidi/>
+        <w:spacing w:after="200" w:line="340"/>
+        <w:jc w:val="right"/>
+      </w:pPr>
+      <w:r>
+        <w:rPr>
+          <w:rFonts w:ascii="Times New Roman" w:cs="Times New Roman" w:eastAsia="Times New Roman" w:hAnsi="Times New Roman"/>
+          <w:sz w:val="24"/>
+          <w:szCs w:val="24"/>
+          <w:rtl/>
+        </w:rPr>
+        <w:t xml:space="preserve">السبع الآيات المنجيات: </w:t>
+      </w:r>
+      <w:r>
+        <w:rPr>
+          <w:rFonts w:ascii="Times New Roman" w:cs="Times New Roman" w:eastAsia="Times New Roman" w:hAnsi="Times New Roman"/>
           <w:b/>
           <w:bCs/>
           <w:color w:val="B23A2E"/>
@@ -12143,71 +12831,16 @@
           <w:szCs w:val="24"/>
           <w:rtl/>
         </w:rPr>
-        <w:t xml:space="preserve">﴿وَلَمَّا دَخَلُوا مِنْ حَيْثُ أَمَرَهُمْ أَبُوهُمْ مَّا كَانَ يُغْنِي عَنْهُم مِّنَ اللَّهِ مِن شَيْءٍ إِلَّا حَاجَةً فِي نَفْسِ يَعْقُوبَ قَضَاهَا، وَإِنَّهُ لَذُو عِلْمٍ لِّمَا عَلَّمْنَاهُ وَلَٰكِنَّ أَكْثَرَ النَّاسِ لَا يَعْلَمُونَ﴾</w:t>
-      </w:r>
-      <w:r>
-        <w:rPr>
-          <w:rFonts w:ascii="Times New Roman" w:cs="Times New Roman" w:eastAsia="Times New Roman" w:hAnsi="Times New Roman"/>
-          <w:sz w:val="24"/>
-          <w:szCs w:val="24"/>
-          <w:rtl/>
-        </w:rPr>
-        <w:t xml:space="preserve"> (سورة يوسف، آية 68) — تُقرأ</w:t>
-      </w:r>
-      <w:r>
-        <w:rPr>
-          <w:rFonts w:ascii="Times New Roman" w:cs="Times New Roman" w:eastAsia="Times New Roman" w:hAnsi="Times New Roman"/>
-          <w:b/>
-          <w:bCs/>
-          <w:color w:val="3B5BA5"/>
-          <w:sz w:val="24"/>
-          <w:szCs w:val="24"/>
-          <w:rtl/>
-        </w:rPr>
-        <w:t xml:space="preserve"> 7 مرات </w:t>
-      </w:r>
-      <w:r>
-        <w:rPr>
-          <w:rFonts w:ascii="Times New Roman" w:cs="Times New Roman" w:eastAsia="Times New Roman" w:hAnsi="Times New Roman"/>
-          <w:sz w:val="24"/>
-          <w:szCs w:val="24"/>
-          <w:rtl/>
-        </w:rPr>
-        <w:t xml:space="preserve">ثم تُدعى بالحاجة</w:t>
-      </w:r>
-    </w:p>
-    <w:p>
-      <w:pPr>
-        <w:bidi/>
-        <w:spacing w:after="120" w:before="320"/>
-        <w:jc w:val="right"/>
-      </w:pPr>
-      <w:r>
-        <w:rPr>
-          <w:rFonts w:ascii="Times New Roman" w:cs="Times New Roman" w:eastAsia="Times New Roman" w:hAnsi="Times New Roman"/>
-          <w:b/>
-          <w:bCs/>
-          <w:sz w:val="44"/>
-          <w:szCs w:val="44"/>
-          <w:rtl/>
-        </w:rPr>
-        <w:t xml:space="preserve">الدعاء التاسع</w:t>
-      </w:r>
-    </w:p>
-    <w:p>
-      <w:pPr>
-        <w:bidi/>
-        <w:spacing w:after="200" w:line="340"/>
-        <w:jc w:val="right"/>
-      </w:pPr>
-      <w:r>
-        <w:rPr>
-          <w:rFonts w:ascii="Times New Roman" w:cs="Times New Roman" w:eastAsia="Times New Roman" w:hAnsi="Times New Roman"/>
-          <w:sz w:val="24"/>
-          <w:szCs w:val="24"/>
-          <w:rtl/>
-        </w:rPr>
-        <w:t xml:space="preserve">ابدأ يومك بهذه الآيات الثلاث: </w:t>
+        <w:t xml:space="preserve">﴿قُل لَّن يُصِيبَنَا إِلَّا مَا كَتَبَ اللَّهُ لَنَا هُوَ مَوْلَانَا وَعَلَى اللَّهِ فَلْيَتَوَكَّلِ الْمُؤْمِنُونَ﴾</w:t>
+      </w:r>
+      <w:r>
+        <w:rPr>
+          <w:rFonts w:ascii="Times New Roman" w:cs="Times New Roman" w:eastAsia="Times New Roman" w:hAnsi="Times New Roman"/>
+          <w:sz w:val="24"/>
+          <w:szCs w:val="24"/>
+          <w:rtl/>
+        </w:rPr>
+        <w:t xml:space="preserve">، </w:t>
       </w:r>
       <w:r>
         <w:rPr>
@@ -12219,7 +12852,7 @@
           <w:szCs w:val="24"/>
           <w:rtl/>
         </w:rPr>
-        <w:t xml:space="preserve">﴿رَبِّ أَوْزِعْنِي أَنْ أَشْكُرَ نِعْمَتَكَ الَّتِي أَنْعَمْتَ عَلَيَّ وَعَلَىٰ وَالِدَيَّ وَأَنْ أَعْمَلَ صَالِحًا تَرْضَاهُ وَأَصْلِحْ لِي فِي ذُرِّيَّتِي إِنِّي تُبْتُ إِلَيْكَ وَإِنِّي مِنَ الْمُسْلِمِينَ﴾</w:t>
+        <w:t xml:space="preserve">﴿وَإِن يَمْسَسْكَ اللَّهُ بِضُرٍّ فَلَا كَاشِفَ لَهُ إِلَّا هُوَ وَإِن يُرِدْكَ بِخَيْرٍ فَلَا رَادَّ لِفَضْلِهِ يُصِيبُ بِهِ مَن يَشَاءُ مِنْ عِبَادِهِ وَهُوَ الْغَفُورُ الرَّحِيمُ﴾</w:t>
       </w:r>
       <w:r>
         <w:rPr>
@@ -12240,7 +12873,7 @@
           <w:szCs w:val="24"/>
           <w:rtl/>
         </w:rPr>
-        <w:t xml:space="preserve">﴿رَبَّنَا هَبْ لَنَا مِنْ أَزْوَاجِنَا وَذُرِّيَّاتِنَا قُرَّةَ أَعْيُنٍ وَاجْعَلْنَا لِلْمُتَّقِينَ إِمَامًا﴾</w:t>
+        <w:t xml:space="preserve">﴿وَمَا مِن دَابَّةٍ فِي الْأَرْضِ إِلَّا عَلَى اللَّهِ رِزْقُهَا وَيَعْلَمُ مُسْتَقَرَّهَا وَمُسْتَوْدَعَهَا كُلٌّ فِي كِتَابٍ مُّبِينٍ﴾</w:t>
       </w:r>
       <w:r>
         <w:rPr>
@@ -12261,109 +12894,180 @@
           <w:szCs w:val="24"/>
           <w:rtl/>
         </w:rPr>
-        <w:t xml:space="preserve">﴿رَبِّ هَبْ لِي حُكْمًا وَأَلْحِقْنِي بِالصَّالِحِينَ وَاجْعَل لِّي لِسَانَ صِدْقٍ فِي الْآخِرِينَ وَاجْعَلْنِي مِن وَرَثَةِ جَنَّةِ النَّعِيمِ﴾</w:t>
-      </w:r>
-    </w:p>
-    <w:p>
-      <w:pPr>
-        <w:bidi/>
-        <w:spacing w:after="120" w:before="320"/>
-        <w:jc w:val="right"/>
-      </w:pPr>
-      <w:r>
-        <w:rPr>
-          <w:rFonts w:ascii="Times New Roman" w:cs="Times New Roman" w:eastAsia="Times New Roman" w:hAnsi="Times New Roman"/>
-          <w:b/>
-          <w:bCs/>
-          <w:sz w:val="44"/>
-          <w:szCs w:val="44"/>
-          <w:rtl/>
-        </w:rPr>
-        <w:t xml:space="preserve">الدعاء العاشر</w:t>
-      </w:r>
-    </w:p>
-    <w:p>
-      <w:pPr>
-        <w:bidi/>
-        <w:spacing w:after="200" w:line="340"/>
-        <w:jc w:val="right"/>
-      </w:pPr>
-      <w:r>
-        <w:rPr>
-          <w:rFonts w:ascii="Times New Roman" w:cs="Times New Roman" w:eastAsia="Times New Roman" w:hAnsi="Times New Roman"/>
-          <w:sz w:val="24"/>
-          <w:szCs w:val="24"/>
-          <w:rtl/>
-        </w:rPr>
-        <w:t xml:space="preserve">اللهم إني أسألك الثبات في الأمر، والعزيمة على الرشد، وأسألك موجبات رحمتك وعزائم مغفرتك، وأسألك شكر نعمتك وحسن عبادتك، وأسألك قلبًا سليمًا ولسانًا صادقًا، وأسألك من خير ما تعلم وأعوذ بك من شر ما تعلم، وأستغفرك لما تعلم، إنك أنت علام الغيوب</w:t>
-      </w:r>
-    </w:p>
-    <w:p>
-      <w:pPr>
-        <w:bidi/>
-        <w:spacing w:after="120" w:before="320"/>
-        <w:jc w:val="right"/>
-      </w:pPr>
-      <w:r>
-        <w:rPr>
-          <w:rFonts w:ascii="Times New Roman" w:cs="Times New Roman" w:eastAsia="Times New Roman" w:hAnsi="Times New Roman"/>
-          <w:b/>
-          <w:bCs/>
-          <w:sz w:val="44"/>
-          <w:szCs w:val="44"/>
-          <w:rtl/>
-        </w:rPr>
-        <w:t xml:space="preserve">الدعاء الحادي عشر</w:t>
-      </w:r>
-    </w:p>
-    <w:p>
-      <w:pPr>
-        <w:bidi/>
-        <w:spacing w:after="200" w:line="340"/>
-        <w:jc w:val="right"/>
-      </w:pPr>
-      <w:r>
-        <w:rPr>
-          <w:rFonts w:ascii="Times New Roman" w:cs="Times New Roman" w:eastAsia="Times New Roman" w:hAnsi="Times New Roman"/>
-          <w:sz w:val="24"/>
-          <w:szCs w:val="24"/>
-          <w:rtl/>
-        </w:rPr>
-        <w:t xml:space="preserve">«اللَّهُمَّ أَنْتَ رَبِّي لَا إِلَهَ إِلَّا أَنْتَ، عَلَيْكَ تَوَكَّلْتُ، وَأَنْتَ رَبُّ الْعَرْشِ الْعَظِيمِ، مَا شَاءَ اللهُ كَانَ وَمَا لَمْ يَشَأْ لَمْ يَكُنْ، لَا حَوْلَ وَلَا قُوَّةَ إِلَّا بِاللَّهِ الْعَلِيِّ الْعَظِيمِ، أَعْلَمُ أَنَّ اللَّهَ عَلَى كُلِّ شَيْءٍ قَدِيرٌ، وَأَنَّ اللَّهَ قَدْ أَحَاطَ بِكُلِّ شَيْءٍ عِلْمًا، اللَّهُمَّ إِنِّي أَعُوذُ بِكَ مِنْ شَرِّ نَفْسِي، وَمِنْ شَرِّ كُلِّ دَابَّةٍ أَنْتَ آخِذٌ بِنَاصِيَتِهَا، إِنَّ رَبِّي عَلَى صِرَاطٍ مُسْتَقِيمٍ»</w:t>
-      </w:r>
-    </w:p>
-    <w:p>
-      <w:pPr>
-        <w:bidi/>
-        <w:spacing w:after="120" w:before="320"/>
-        <w:jc w:val="right"/>
-      </w:pPr>
-      <w:r>
-        <w:rPr>
-          <w:rFonts w:ascii="Times New Roman" w:cs="Times New Roman" w:eastAsia="Times New Roman" w:hAnsi="Times New Roman"/>
-          <w:b/>
-          <w:bCs/>
-          <w:sz w:val="44"/>
-          <w:szCs w:val="44"/>
-          <w:rtl/>
-        </w:rPr>
-        <w:t xml:space="preserve">الدعاء الثاني عشر</w:t>
-      </w:r>
-    </w:p>
-    <w:p>
-      <w:pPr>
-        <w:bidi/>
-        <w:spacing w:after="200" w:line="340"/>
-        <w:jc w:val="right"/>
-      </w:pPr>
-      <w:r>
-        <w:rPr>
-          <w:rFonts w:ascii="Times New Roman" w:cs="Times New Roman" w:eastAsia="Times New Roman" w:hAnsi="Times New Roman"/>
-          <w:sz w:val="24"/>
-          <w:szCs w:val="24"/>
-          <w:rtl/>
-        </w:rPr>
-        <w:t xml:space="preserve">حسبي الله لا إله إلا هو عليه توكلت وهو رب العرش العظيم </w:t>
+        <w:t xml:space="preserve">﴿إِنِّي تَوَكَّلْتُ عَلَى اللَّهِ رَبِّي وَرَبِّكُم مَّا مِن دَابَّةٍ إِلَّا هُوَ آخِذٌ بِنَاصِيَتِهَا إِنَّ رَبِّي عَلَىٰ صِرَاطٍ مُّسْتَقِيمٍ﴾</w:t>
+      </w:r>
+      <w:r>
+        <w:rPr>
+          <w:rFonts w:ascii="Times New Roman" w:cs="Times New Roman" w:eastAsia="Times New Roman" w:hAnsi="Times New Roman"/>
+          <w:sz w:val="24"/>
+          <w:szCs w:val="24"/>
+          <w:rtl/>
+        </w:rPr>
+        <w:t xml:space="preserve">، </w:t>
+      </w:r>
+      <w:r>
+        <w:rPr>
+          <w:rFonts w:ascii="Times New Roman" w:cs="Times New Roman" w:eastAsia="Times New Roman" w:hAnsi="Times New Roman"/>
+          <w:b/>
+          <w:bCs/>
+          <w:color w:val="B23A2E"/>
+          <w:sz w:val="24"/>
+          <w:szCs w:val="24"/>
+          <w:rtl/>
+        </w:rPr>
+        <w:t xml:space="preserve">﴿وَكَأَيِّن مِّن دَابَّةٍ لَّا تَحْمِلُ رِزْقَهَا اللَّهُ يَرْزُقُهَا وَإِيَّاكُمْ وَهُوَ السَّمِيعُ الْعَلِيمُ﴾</w:t>
+      </w:r>
+      <w:r>
+        <w:rPr>
+          <w:rFonts w:ascii="Times New Roman" w:cs="Times New Roman" w:eastAsia="Times New Roman" w:hAnsi="Times New Roman"/>
+          <w:sz w:val="24"/>
+          <w:szCs w:val="24"/>
+          <w:rtl/>
+        </w:rPr>
+        <w:t xml:space="preserve">، </w:t>
+      </w:r>
+      <w:r>
+        <w:rPr>
+          <w:rFonts w:ascii="Times New Roman" w:cs="Times New Roman" w:eastAsia="Times New Roman" w:hAnsi="Times New Roman"/>
+          <w:b/>
+          <w:bCs/>
+          <w:color w:val="B23A2E"/>
+          <w:sz w:val="24"/>
+          <w:szCs w:val="24"/>
+          <w:rtl/>
+        </w:rPr>
+        <w:t xml:space="preserve">﴿مَّا يَفْتَحِ اللَّهُ لِلنَّاسِ مِن رَّحْمَةٍ فَلَا مُمْسِكَ لَهَا وَمَا يُمْسِكْ فَلَا مُرْسِلَ لَهُ مِن بَعْدِهِ وَهُوَ الْعَزِيزُ الْحَكِيمُ﴾</w:t>
+      </w:r>
+      <w:r>
+        <w:rPr>
+          <w:rFonts w:ascii="Times New Roman" w:cs="Times New Roman" w:eastAsia="Times New Roman" w:hAnsi="Times New Roman"/>
+          <w:sz w:val="24"/>
+          <w:szCs w:val="24"/>
+          <w:rtl/>
+        </w:rPr>
+        <w:t xml:space="preserve">، </w:t>
+      </w:r>
+      <w:r>
+        <w:rPr>
+          <w:rFonts w:ascii="Times New Roman" w:cs="Times New Roman" w:eastAsia="Times New Roman" w:hAnsi="Times New Roman"/>
+          <w:b/>
+          <w:bCs/>
+          <w:color w:val="B23A2E"/>
+          <w:sz w:val="24"/>
+          <w:szCs w:val="24"/>
+          <w:rtl/>
+        </w:rPr>
+        <w:t xml:space="preserve">﴿وَلَئِن سَأَلْتَهُم مَّنْ خَلَقَ السَّمَاوَاتِ وَالْأَرْضَ لَيَقُولُنَّ اللَّهُ قُلْ أَفَرَأَيْتُم مَّا تَدْعُونَ مِن دُونِ اللَّهِ إِنْ أَرَادَنِيَ اللَّهُ بِضُرٍّ هَلْ هُنَّ كَاشِفَاتُ ضُرِّهِ أَوْ أَرَادَنِي بِرَحْمَةٍ هَلْ هُنَّ مُمْسِكَاتُ رَحْمَتِهِ قُلْ حَسْبِيَ اللَّهُ عَلَيْهِ يَتَوَكَّلُ الْمُتَوَكِّلُونَ﴾</w:t>
+      </w:r>
+    </w:p>
+    <w:p>
+      <w:pPr>
+        <w:bidi/>
+        <w:spacing w:after="120" w:before="320"/>
+        <w:jc w:val="right"/>
+      </w:pPr>
+      <w:r>
+        <w:rPr>
+          <w:rFonts w:ascii="Times New Roman" w:cs="Times New Roman" w:eastAsia="Times New Roman" w:hAnsi="Times New Roman"/>
+          <w:b/>
+          <w:bCs/>
+          <w:sz w:val="44"/>
+          <w:szCs w:val="44"/>
+          <w:rtl/>
+        </w:rPr>
+        <w:t xml:space="preserve">الدعاء السابع عشر</w:t>
+      </w:r>
+    </w:p>
+    <w:p>
+      <w:pPr>
+        <w:bidi/>
+        <w:spacing w:after="200" w:line="340"/>
+        <w:jc w:val="right"/>
+      </w:pPr>
+      <w:r>
+        <w:rPr>
+          <w:rFonts w:ascii="Times New Roman" w:cs="Times New Roman" w:eastAsia="Times New Roman" w:hAnsi="Times New Roman"/>
+          <w:sz w:val="24"/>
+          <w:szCs w:val="24"/>
+          <w:rtl/>
+        </w:rPr>
+        <w:t xml:space="preserve">«لا إله إلا الله الجليل الجبار، لا إله إلا الله الواحد القهار، لا إله إلا الله الكريم الستار، لا إله إلا الله الكبير المتعال، لا إله إلا الله وحده لا شريك له، إلهًا واحدًا ربًا وشاهدًا أحدًا وصمدًا ونحن له مسلمون» ثم تُكرر بنفس الصيغة: «...ونحن له عابدون»، «...ونحن له قانتون»، «...ونحن له صابرون»، ثم: «لا إله إلا الله محمد رسول الله، اللهم إني إليك فوّضت أمري وعليك توكلت يا أرحم الراحمين، اللهم صلِّ على محمد وعلى آل محمد كما صليت على إبراهيم وآل إبراهيم، وبارك على محمد وعلى آل محمد كما باركت على إبراهيم وآل إبراهيم في العالمين، إنك حميد مجيد»</w:t>
+      </w:r>
+    </w:p>
+    <w:p>
+      <w:pPr>
+        <w:bidi/>
+        <w:spacing w:after="120" w:before="320"/>
+        <w:jc w:val="right"/>
+      </w:pPr>
+      <w:r>
+        <w:rPr>
+          <w:rFonts w:ascii="Times New Roman" w:cs="Times New Roman" w:eastAsia="Times New Roman" w:hAnsi="Times New Roman"/>
+          <w:b/>
+          <w:bCs/>
+          <w:sz w:val="44"/>
+          <w:szCs w:val="44"/>
+          <w:rtl/>
+        </w:rPr>
+        <w:t xml:space="preserve">الدعاء الثامن عشر</w:t>
+      </w:r>
+    </w:p>
+    <w:p>
+      <w:pPr>
+        <w:bidi/>
+        <w:spacing w:after="200" w:line="340"/>
+        <w:jc w:val="right"/>
+      </w:pPr>
+      <w:r>
+        <w:rPr>
+          <w:rFonts w:ascii="Times New Roman" w:cs="Times New Roman" w:eastAsia="Times New Roman" w:hAnsi="Times New Roman"/>
+          <w:sz w:val="24"/>
+          <w:szCs w:val="24"/>
+          <w:rtl/>
+        </w:rPr>
+        <w:t xml:space="preserve">داوم على هذا الذكر يوميًا وستتغير حياتك للأحسن: «الحمد لله» </w:t>
+      </w:r>
+      <w:r>
+        <w:rPr>
+          <w:rFonts w:ascii="Times New Roman" w:cs="Times New Roman" w:eastAsia="Times New Roman" w:hAnsi="Times New Roman"/>
+          <w:b/>
+          <w:bCs/>
+          <w:color w:val="3B5BA5"/>
+          <w:sz w:val="24"/>
+          <w:szCs w:val="24"/>
+          <w:rtl/>
+        </w:rPr>
+        <w:t xml:space="preserve">(33 مرة)</w:t>
+      </w:r>
+      <w:r>
+        <w:rPr>
+          <w:rFonts w:ascii="Times New Roman" w:cs="Times New Roman" w:eastAsia="Times New Roman" w:hAnsi="Times New Roman"/>
+          <w:sz w:val="24"/>
+          <w:szCs w:val="24"/>
+          <w:rtl/>
+        </w:rPr>
+        <w:t xml:space="preserve">، «يا مالك» </w:t>
+      </w:r>
+      <w:r>
+        <w:rPr>
+          <w:rFonts w:ascii="Times New Roman" w:cs="Times New Roman" w:eastAsia="Times New Roman" w:hAnsi="Times New Roman"/>
+          <w:b/>
+          <w:bCs/>
+          <w:color w:val="3B5BA5"/>
+          <w:sz w:val="24"/>
+          <w:szCs w:val="24"/>
+          <w:rtl/>
+        </w:rPr>
+        <w:t xml:space="preserve">(21 مرة)</w:t>
+      </w:r>
+      <w:r>
+        <w:rPr>
+          <w:rFonts w:ascii="Times New Roman" w:cs="Times New Roman" w:eastAsia="Times New Roman" w:hAnsi="Times New Roman"/>
+          <w:sz w:val="24"/>
+          <w:szCs w:val="24"/>
+          <w:rtl/>
+        </w:rPr>
+        <w:t xml:space="preserve">، «لا إله إلا الله الحي القيوم الحليم الكريم، لا إله إلا الله رب السماوات السبع ورب العرش العظيم» </w:t>
       </w:r>
       <w:r>
         <w:rPr>
@@ -12377,348 +13081,6 @@
         </w:rPr>
         <w:t xml:space="preserve">(7 مرات)</w:t>
       </w:r>
-      <w:r>
-        <w:rPr>
-          <w:rFonts w:ascii="Times New Roman" w:cs="Times New Roman" w:eastAsia="Times New Roman" w:hAnsi="Times New Roman"/>
-          <w:sz w:val="24"/>
-          <w:szCs w:val="24"/>
-          <w:rtl/>
-        </w:rPr>
-        <w:t xml:space="preserve">. أعوذ بعزة الله وقدرته من شر ما أجد وأحاذر </w:t>
-      </w:r>
-      <w:r>
-        <w:rPr>
-          <w:rFonts w:ascii="Times New Roman" w:cs="Times New Roman" w:eastAsia="Times New Roman" w:hAnsi="Times New Roman"/>
-          <w:b/>
-          <w:bCs/>
-          <w:color w:val="3B5BA5"/>
-          <w:sz w:val="24"/>
-          <w:szCs w:val="24"/>
-          <w:rtl/>
-        </w:rPr>
-        <w:t xml:space="preserve">(7 مرات)</w:t>
-      </w:r>
-      <w:r>
-        <w:rPr>
-          <w:rFonts w:ascii="Times New Roman" w:cs="Times New Roman" w:eastAsia="Times New Roman" w:hAnsi="Times New Roman"/>
-          <w:sz w:val="24"/>
-          <w:szCs w:val="24"/>
-          <w:rtl/>
-        </w:rPr>
-        <w:t xml:space="preserve">. بسم الله الذي لا يضر مع اسمه شيء في الأرض ولا في السماء وهو السميع العليم </w:t>
-      </w:r>
-      <w:r>
-        <w:rPr>
-          <w:rFonts w:ascii="Times New Roman" w:cs="Times New Roman" w:eastAsia="Times New Roman" w:hAnsi="Times New Roman"/>
-          <w:b/>
-          <w:bCs/>
-          <w:color w:val="3B5BA5"/>
-          <w:sz w:val="24"/>
-          <w:szCs w:val="24"/>
-          <w:rtl/>
-        </w:rPr>
-        <w:t xml:space="preserve">(7 مرات)</w:t>
-      </w:r>
-    </w:p>
-    <w:p>
-      <w:pPr>
-        <w:bidi/>
-        <w:spacing w:after="120" w:before="320"/>
-        <w:jc w:val="right"/>
-      </w:pPr>
-      <w:r>
-        <w:rPr>
-          <w:rFonts w:ascii="Times New Roman" w:cs="Times New Roman" w:eastAsia="Times New Roman" w:hAnsi="Times New Roman"/>
-          <w:b/>
-          <w:bCs/>
-          <w:sz w:val="44"/>
-          <w:szCs w:val="44"/>
-          <w:rtl/>
-        </w:rPr>
-        <w:t xml:space="preserve">الدعاء الثالث عشر</w:t>
-      </w:r>
-    </w:p>
-    <w:p>
-      <w:pPr>
-        <w:bidi/>
-        <w:spacing w:after="200" w:line="340"/>
-        <w:jc w:val="right"/>
-      </w:pPr>
-      <w:r>
-        <w:rPr>
-          <w:rFonts w:ascii="Times New Roman" w:cs="Times New Roman" w:eastAsia="Times New Roman" w:hAnsi="Times New Roman"/>
-          <w:sz w:val="24"/>
-          <w:szCs w:val="24"/>
-          <w:rtl/>
-        </w:rPr>
-        <w:t xml:space="preserve">قل: لن يصيبنا إلا ما كتب الله لنا، هو مولانا، وعلى الله فليتوكل المؤمنون</w:t>
-      </w:r>
-    </w:p>
-    <w:p>
-      <w:pPr>
-        <w:bidi/>
-        <w:spacing w:after="120" w:before="320"/>
-        <w:jc w:val="right"/>
-      </w:pPr>
-      <w:r>
-        <w:rPr>
-          <w:rFonts w:ascii="Times New Roman" w:cs="Times New Roman" w:eastAsia="Times New Roman" w:hAnsi="Times New Roman"/>
-          <w:b/>
-          <w:bCs/>
-          <w:sz w:val="44"/>
-          <w:szCs w:val="44"/>
-          <w:rtl/>
-        </w:rPr>
-        <w:t xml:space="preserve">الدعاء الرابع عشر</w:t>
-      </w:r>
-    </w:p>
-    <w:p>
-      <w:pPr>
-        <w:bidi/>
-        <w:spacing w:after="200" w:line="340"/>
-        <w:jc w:val="right"/>
-      </w:pPr>
-      <w:r>
-        <w:rPr>
-          <w:rFonts w:ascii="Times New Roman" w:cs="Times New Roman" w:eastAsia="Times New Roman" w:hAnsi="Times New Roman"/>
-          <w:sz w:val="24"/>
-          <w:szCs w:val="24"/>
-          <w:rtl/>
-        </w:rPr>
-        <w:t xml:space="preserve">سبحان الله والحمد لله ولا إله إلا الله والله أكبر، الله الله ربي لا أشرك بك شيئًا. وأيضًا: سبحان الله والحمد لله ولا إله إلا الله والله أكبر، اللهم اهدني اللهم اغفر لي اللهم ارزقني ارحمني</w:t>
-      </w:r>
-    </w:p>
-    <w:p>
-      <w:pPr>
-        <w:bidi/>
-        <w:spacing w:after="120" w:before="320"/>
-        <w:jc w:val="right"/>
-      </w:pPr>
-      <w:r>
-        <w:rPr>
-          <w:rFonts w:ascii="Times New Roman" w:cs="Times New Roman" w:eastAsia="Times New Roman" w:hAnsi="Times New Roman"/>
-          <w:b/>
-          <w:bCs/>
-          <w:sz w:val="44"/>
-          <w:szCs w:val="44"/>
-          <w:rtl/>
-        </w:rPr>
-        <w:t xml:space="preserve">الدعاء الخامس عشر</w:t>
-      </w:r>
-    </w:p>
-    <w:p>
-      <w:pPr>
-        <w:bidi/>
-        <w:spacing w:after="200" w:line="340"/>
-        <w:jc w:val="right"/>
-      </w:pPr>
-      <w:r>
-        <w:rPr>
-          <w:rFonts w:ascii="Times New Roman" w:cs="Times New Roman" w:eastAsia="Times New Roman" w:hAnsi="Times New Roman"/>
-          <w:sz w:val="24"/>
-          <w:szCs w:val="24"/>
-          <w:rtl/>
-        </w:rPr>
-        <w:t xml:space="preserve">بسم الله الذي لا يضر مع اسمه شيء في الأرض ولا في السماء وهو السميع العليم </w:t>
-      </w:r>
-      <w:r>
-        <w:rPr>
-          <w:rFonts w:ascii="Times New Roman" w:cs="Times New Roman" w:eastAsia="Times New Roman" w:hAnsi="Times New Roman"/>
-          <w:b/>
-          <w:bCs/>
-          <w:color w:val="3B5BA5"/>
-          <w:sz w:val="24"/>
-          <w:szCs w:val="24"/>
-          <w:rtl/>
-        </w:rPr>
-        <w:t xml:space="preserve">(3 مرات)</w:t>
-      </w:r>
-    </w:p>
-    <w:p>
-      <w:pPr>
-        <w:bidi/>
-        <w:spacing w:after="120" w:before="320"/>
-        <w:jc w:val="right"/>
-      </w:pPr>
-      <w:r>
-        <w:rPr>
-          <w:rFonts w:ascii="Times New Roman" w:cs="Times New Roman" w:eastAsia="Times New Roman" w:hAnsi="Times New Roman"/>
-          <w:b/>
-          <w:bCs/>
-          <w:sz w:val="44"/>
-          <w:szCs w:val="44"/>
-          <w:rtl/>
-        </w:rPr>
-        <w:t xml:space="preserve">الدعاء السادس عشر</w:t>
-      </w:r>
-    </w:p>
-    <w:p>
-      <w:pPr>
-        <w:bidi/>
-        <w:spacing w:after="200" w:line="340"/>
-        <w:jc w:val="right"/>
-      </w:pPr>
-      <w:r>
-        <w:rPr>
-          <w:rFonts w:ascii="Times New Roman" w:cs="Times New Roman" w:eastAsia="Times New Roman" w:hAnsi="Times New Roman"/>
-          <w:sz w:val="24"/>
-          <w:szCs w:val="24"/>
-          <w:rtl/>
-        </w:rPr>
-        <w:t xml:space="preserve">يا كثير الخير يا ذا المعروف يا قديم الإحسان، أحسن إلينا بإحسانك القديم برحمتك يا أرحم الراحمين — تُقرأ</w:t>
-      </w:r>
-      <w:r>
-        <w:rPr>
-          <w:rFonts w:ascii="Times New Roman" w:cs="Times New Roman" w:eastAsia="Times New Roman" w:hAnsi="Times New Roman"/>
-          <w:b/>
-          <w:bCs/>
-          <w:color w:val="3B5BA5"/>
-          <w:sz w:val="24"/>
-          <w:szCs w:val="24"/>
-          <w:rtl/>
-        </w:rPr>
-        <w:t xml:space="preserve"> 3 مرات </w:t>
-      </w:r>
-      <w:r>
-        <w:rPr>
-          <w:rFonts w:ascii="Times New Roman" w:cs="Times New Roman" w:eastAsia="Times New Roman" w:hAnsi="Times New Roman"/>
-          <w:sz w:val="24"/>
-          <w:szCs w:val="24"/>
-          <w:rtl/>
-        </w:rPr>
-        <w:t xml:space="preserve">عند الصباح قبل أن تُكلّم أحدًا، لسعة الرزق والفرج، دون أن تُخبر أحدًا بهذا الدعاء</w:t>
-      </w:r>
-    </w:p>
-    <w:p>
-      <w:pPr>
-        <w:bidi/>
-        <w:spacing w:after="120" w:before="320"/>
-        <w:jc w:val="right"/>
-      </w:pPr>
-      <w:r>
-        <w:rPr>
-          <w:rFonts w:ascii="Times New Roman" w:cs="Times New Roman" w:eastAsia="Times New Roman" w:hAnsi="Times New Roman"/>
-          <w:b/>
-          <w:bCs/>
-          <w:sz w:val="44"/>
-          <w:szCs w:val="44"/>
-          <w:rtl/>
-        </w:rPr>
-        <w:t xml:space="preserve">الدعاء السابع عشر</w:t>
-      </w:r>
-    </w:p>
-    <w:p>
-      <w:pPr>
-        <w:bidi/>
-        <w:spacing w:after="200" w:line="340"/>
-        <w:jc w:val="right"/>
-      </w:pPr>
-      <w:r>
-        <w:rPr>
-          <w:rFonts w:ascii="Times New Roman" w:cs="Times New Roman" w:eastAsia="Times New Roman" w:hAnsi="Times New Roman"/>
-          <w:sz w:val="24"/>
-          <w:szCs w:val="24"/>
-          <w:rtl/>
-        </w:rPr>
-        <w:t xml:space="preserve">من يسأل الله شيئًا إلا أعطاه إياه: «اللهم أنت خلقتني وأنت تهديني، وأنت تطعمني وأنت تسقيني، وأنت تُميتني وأنت تُحييني» </w:t>
-      </w:r>
-      <w:r>
-        <w:rPr>
-          <w:rFonts w:ascii="Times New Roman" w:cs="Times New Roman" w:eastAsia="Times New Roman" w:hAnsi="Times New Roman"/>
-          <w:b/>
-          <w:bCs/>
-          <w:color w:val="3B5BA5"/>
-          <w:sz w:val="24"/>
-          <w:szCs w:val="24"/>
-          <w:rtl/>
-        </w:rPr>
-        <w:t xml:space="preserve">(7 مرات </w:t>
-      </w:r>
-      <w:r>
-        <w:rPr>
-          <w:rFonts w:ascii="Times New Roman" w:cs="Times New Roman" w:eastAsia="Times New Roman" w:hAnsi="Times New Roman"/>
-          <w:sz w:val="24"/>
-          <w:szCs w:val="24"/>
-          <w:rtl/>
-        </w:rPr>
-        <w:t xml:space="preserve">يوميًا صباحًا ومساءً)، ثم: «كريم رسول الله والله أكرمه، فهل من فقير بين الكريمين يُحرم» </w:t>
-      </w:r>
-      <w:r>
-        <w:rPr>
-          <w:rFonts w:ascii="Times New Roman" w:cs="Times New Roman" w:eastAsia="Times New Roman" w:hAnsi="Times New Roman"/>
-          <w:b/>
-          <w:bCs/>
-          <w:color w:val="3B5BA5"/>
-          <w:sz w:val="24"/>
-          <w:szCs w:val="24"/>
-          <w:rtl/>
-        </w:rPr>
-        <w:t xml:space="preserve">(3 مرات)</w:t>
-      </w:r>
-      <w:r>
-        <w:rPr>
-          <w:rFonts w:ascii="Times New Roman" w:cs="Times New Roman" w:eastAsia="Times New Roman" w:hAnsi="Times New Roman"/>
-          <w:sz w:val="24"/>
-          <w:szCs w:val="24"/>
-          <w:rtl/>
-        </w:rPr>
-        <w:t xml:space="preserve"> ثم ادعُ يُستجاب لك</w:t>
-      </w:r>
-    </w:p>
-    <w:p>
-      <w:pPr>
-        <w:bidi/>
-        <w:spacing w:after="120" w:before="320"/>
-        <w:jc w:val="right"/>
-      </w:pPr>
-      <w:r>
-        <w:rPr>
-          <w:rFonts w:ascii="Times New Roman" w:cs="Times New Roman" w:eastAsia="Times New Roman" w:hAnsi="Times New Roman"/>
-          <w:b/>
-          <w:bCs/>
-          <w:sz w:val="44"/>
-          <w:szCs w:val="44"/>
-          <w:rtl/>
-        </w:rPr>
-        <w:t xml:space="preserve">الدعاء الثامن عشر</w:t>
-      </w:r>
-    </w:p>
-    <w:p>
-      <w:pPr>
-        <w:bidi/>
-        <w:spacing w:after="200" w:line="340"/>
-        <w:jc w:val="right"/>
-      </w:pPr>
-      <w:r>
-        <w:rPr>
-          <w:rFonts w:ascii="Times New Roman" w:cs="Times New Roman" w:eastAsia="Times New Roman" w:hAnsi="Times New Roman"/>
-          <w:sz w:val="24"/>
-          <w:szCs w:val="24"/>
-          <w:rtl/>
-        </w:rPr>
-        <w:t xml:space="preserve">دعاء لتنوير القبر والصراط: «الله أكبر كبيرًا، عدد الشفع والوتر، وكلمات الله التامات الطيبات المباركة» </w:t>
-      </w:r>
-      <w:r>
-        <w:rPr>
-          <w:rFonts w:ascii="Times New Roman" w:cs="Times New Roman" w:eastAsia="Times New Roman" w:hAnsi="Times New Roman"/>
-          <w:b/>
-          <w:bCs/>
-          <w:color w:val="3B5BA5"/>
-          <w:sz w:val="24"/>
-          <w:szCs w:val="24"/>
-          <w:rtl/>
-        </w:rPr>
-        <w:t xml:space="preserve">(3 مرات </w:t>
-      </w:r>
-      <w:r>
-        <w:rPr>
-          <w:rFonts w:ascii="Times New Roman" w:cs="Times New Roman" w:eastAsia="Times New Roman" w:hAnsi="Times New Roman"/>
-          <w:sz w:val="24"/>
-          <w:szCs w:val="24"/>
-          <w:rtl/>
-        </w:rPr>
-        <w:t xml:space="preserve">صباحًا)</w:t>
-      </w:r>
     </w:p>
     <w:p>
       <w:pPr>
@@ -12751,7 +13113,103 @@
           <w:szCs w:val="24"/>
           <w:rtl/>
         </w:rPr>
-        <w:t xml:space="preserve">سبحان الله عدد ما خلق، سبحان الله ملء ما خلق، سبحان الله عدد ما في الأرض والسماء، سبحان الله ملء ما في الأرض والسماء، سبحان الله عدد ما أحصى كتابه، سبحان الله عدد كل شيء، سبحان الله ملء كل شيء. الحمد لله عدد ما خلق، الحمد لله ملء ما خلق، الحمد لله عدد ما في الأرض والسماء، الحمد لله ملء ما في الأرض والسماء، الحمد لله عدد ما أحصى كتابه، الحمد لله عدد كل شيء، الحمد لله ملء كل شيء</w:t>
+        <w:t xml:space="preserve">آيات الصبر والتوكل عند الابتلاء: </w:t>
+      </w:r>
+      <w:r>
+        <w:rPr>
+          <w:rFonts w:ascii="Times New Roman" w:cs="Times New Roman" w:eastAsia="Times New Roman" w:hAnsi="Times New Roman"/>
+          <w:b/>
+          <w:bCs/>
+          <w:color w:val="B23A2E"/>
+          <w:sz w:val="24"/>
+          <w:szCs w:val="24"/>
+          <w:rtl/>
+        </w:rPr>
+        <w:t xml:space="preserve">﴿وَلَنَبْلُوَنَّكُم بِشَيْءٍ مِّنَ الْخَوْفِ وَالْجُوعِ وَنَقْصٍ مِّنَ الْأَمْوَالِ وَالْأَنفُسِ وَالثَّمَرَاتِ وَبَشِّرِ الصَّابِرِينَ * الَّذِينَ إِذَا أَصَابَتْهُم مُّصِيبَةٌ قَالُوا إِنَّا لِلَّهِ وَإِنَّا إِلَيْهِ رَاجِعُونَ﴾</w:t>
+      </w:r>
+      <w:r>
+        <w:rPr>
+          <w:rFonts w:ascii="Times New Roman" w:cs="Times New Roman" w:eastAsia="Times New Roman" w:hAnsi="Times New Roman"/>
+          <w:sz w:val="24"/>
+          <w:szCs w:val="24"/>
+          <w:rtl/>
+        </w:rPr>
+        <w:t xml:space="preserve">، </w:t>
+      </w:r>
+      <w:r>
+        <w:rPr>
+          <w:rFonts w:ascii="Times New Roman" w:cs="Times New Roman" w:eastAsia="Times New Roman" w:hAnsi="Times New Roman"/>
+          <w:b/>
+          <w:bCs/>
+          <w:color w:val="B23A2E"/>
+          <w:sz w:val="24"/>
+          <w:szCs w:val="24"/>
+          <w:rtl/>
+        </w:rPr>
+        <w:t xml:space="preserve">﴿الَّذِينَ قَالَ لَهُمُ النَّاسُ إِنَّ النَّاسَ قَدْ جَمَعُوا لَكُمْ فَاخْشَوْهُمْ فَزَادَهُمْ إِيمَانًا وَقَالُوا حَسْبُنَا اللَّهُ وَنِعْمَ الْوَكِيلُ﴾</w:t>
+      </w:r>
+      <w:r>
+        <w:rPr>
+          <w:rFonts w:ascii="Times New Roman" w:cs="Times New Roman" w:eastAsia="Times New Roman" w:hAnsi="Times New Roman"/>
+          <w:sz w:val="24"/>
+          <w:szCs w:val="24"/>
+          <w:rtl/>
+        </w:rPr>
+        <w:t xml:space="preserve">، </w:t>
+      </w:r>
+      <w:r>
+        <w:rPr>
+          <w:rFonts w:ascii="Times New Roman" w:cs="Times New Roman" w:eastAsia="Times New Roman" w:hAnsi="Times New Roman"/>
+          <w:b/>
+          <w:bCs/>
+          <w:color w:val="B23A2E"/>
+          <w:sz w:val="24"/>
+          <w:szCs w:val="24"/>
+          <w:rtl/>
+        </w:rPr>
+        <w:t xml:space="preserve">﴿وَمَا كَانَ قَوْلَهُمْ إِلَّا أَن قَالُوا رَبَّنَا اغْفِرْ لَنَا ذُنُوبَنَا وَإِسْرَافَنَا فِي أَمْرِنَا وَثَبِّتْ أَقْدَامَنَا وَانصُرْنَا عَلَى الْقَوْمِ الْكَافِرِينَ﴾</w:t>
+      </w:r>
+      <w:r>
+        <w:rPr>
+          <w:rFonts w:ascii="Times New Roman" w:cs="Times New Roman" w:eastAsia="Times New Roman" w:hAnsi="Times New Roman"/>
+          <w:sz w:val="24"/>
+          <w:szCs w:val="24"/>
+          <w:rtl/>
+        </w:rPr>
+        <w:t xml:space="preserve">، </w:t>
+      </w:r>
+      <w:r>
+        <w:rPr>
+          <w:rFonts w:ascii="Times New Roman" w:cs="Times New Roman" w:eastAsia="Times New Roman" w:hAnsi="Times New Roman"/>
+          <w:b/>
+          <w:bCs/>
+          <w:color w:val="B23A2E"/>
+          <w:sz w:val="24"/>
+          <w:szCs w:val="24"/>
+          <w:rtl/>
+        </w:rPr>
+        <w:t xml:space="preserve">﴿فَسَتَذْكُرُونَ مَا أَقُولُ لَكُمْ وَأُفَوِّضُ أَمْرِي إِلَى اللَّهِ إِنَّ اللَّهَ بَصِيرٌ بِالْعِبَادِ﴾</w:t>
+      </w:r>
+      <w:r>
+        <w:rPr>
+          <w:rFonts w:ascii="Times New Roman" w:cs="Times New Roman" w:eastAsia="Times New Roman" w:hAnsi="Times New Roman"/>
+          <w:sz w:val="24"/>
+          <w:szCs w:val="24"/>
+          <w:rtl/>
+        </w:rPr>
+        <w:t xml:space="preserve">، </w:t>
+      </w:r>
+      <w:r>
+        <w:rPr>
+          <w:rFonts w:ascii="Times New Roman" w:cs="Times New Roman" w:eastAsia="Times New Roman" w:hAnsi="Times New Roman"/>
+          <w:b/>
+          <w:bCs/>
+          <w:color w:val="B23A2E"/>
+          <w:sz w:val="24"/>
+          <w:szCs w:val="24"/>
+          <w:rtl/>
+        </w:rPr>
+        <w:t xml:space="preserve">﴿وَذَا النُّونِ إِذ ذَّهَبَ مُغَاضِبًا فَظَنَّ أَن لَّن نَّقْدِرَ عَلَيْهِ فَنَادَىٰ فِي الظُّلُمَاتِ أَن لَّا إِلَٰهَ إِلَّا أَنتَ سُبْحَانَكَ إِنِّي كُنتُ مِنَ الظَّالِمِينَ * فَاسْتَجَبْنَا لَهُ وَنَجَّيْنَاهُ مِنَ الْغَمِّ وَكَذَٰلِكَ نُنجِي الْمُؤْمِنِينَ﴾</w:t>
       </w:r>
     </w:p>
     <w:p>
@@ -12785,7 +13243,40 @@
           <w:szCs w:val="24"/>
           <w:rtl/>
         </w:rPr>
-        <w:t xml:space="preserve">وِرد يومي بالحروف النورانية في فواتح 29 سورة (يُقرأ بسم الله الرحمن الرحيم قبل كل منها): البقرة (الم)، آل عمران (الم)، الأعراف (المص)، يونس (الر)، هود (الر)، يوسف (الر)، الرعد (المر)، إبراهيم (الر)، الحجر (الر)، مريم (كهيعص)، طه (طه)، الشعراء (طسم)، النمل (طس)، القصص (طسم)، العنكبوت (الم)، الروم (الم)، لقمان (الم)، السجدة (الم)، يس (يس)، ص (ص)، غافر (حم)، فصلت (حم)، الشورى (حم عسق)، الزخرف (حم)، الدخان (حم)، الجاثية (حم)، الأحقاف (حم)، ق (ق)، القلم (ن)</w:t>
+        <w:t xml:space="preserve">أفضل صيغة للاستغفار، ويُفضّل</w:t>
+      </w:r>
+      <w:r>
+        <w:rPr>
+          <w:rFonts w:ascii="Times New Roman" w:cs="Times New Roman" w:eastAsia="Times New Roman" w:hAnsi="Times New Roman"/>
+          <w:b/>
+          <w:bCs/>
+          <w:color w:val="3B5BA5"/>
+          <w:sz w:val="24"/>
+          <w:szCs w:val="24"/>
+          <w:rtl/>
+        </w:rPr>
+        <w:t xml:space="preserve"> 70 مرة</w:t>
+      </w:r>
+      <w:r>
+        <w:rPr>
+          <w:rFonts w:ascii="Times New Roman" w:cs="Times New Roman" w:eastAsia="Times New Roman" w:hAnsi="Times New Roman"/>
+          <w:sz w:val="24"/>
+          <w:szCs w:val="24"/>
+          <w:rtl/>
+        </w:rPr>
+        <w:t xml:space="preserve">: </w:t>
+      </w:r>
+      <w:r>
+        <w:rPr>
+          <w:rFonts w:ascii="Times New Roman" w:cs="Times New Roman" w:eastAsia="Times New Roman" w:hAnsi="Times New Roman"/>
+          <w:b/>
+          <w:bCs/>
+          <w:color w:val="B23A2E"/>
+          <w:sz w:val="24"/>
+          <w:szCs w:val="24"/>
+          <w:rtl/>
+        </w:rPr>
+        <w:t xml:space="preserve">﴿رَبِّ اغْفِرْ لِي وَلِوَالِدَيَّ وَلِمَن دَخَلَ بَيْتِيَ مُؤْمِنًا وَلِلْمُؤْمِنِينَ وَالْمُؤْمِنَاتِ وَلَا تَزِدِ الظَّالِمِينَ إِلَّا تَبَارًا﴾</w:t>
       </w:r>
     </w:p>
     <w:p>
@@ -12819,7 +13310,70 @@
           <w:szCs w:val="24"/>
           <w:rtl/>
         </w:rPr>
-        <w:t xml:space="preserve">السبع الآيات المنجيات: </w:t>
+        <w:t xml:space="preserve">آيات التسخير: «بسم الله الرحمن الرحيم» </w:t>
+      </w:r>
+      <w:r>
+        <w:rPr>
+          <w:rFonts w:ascii="Times New Roman" w:cs="Times New Roman" w:eastAsia="Times New Roman" w:hAnsi="Times New Roman"/>
+          <w:b/>
+          <w:bCs/>
+          <w:color w:val="3B5BA5"/>
+          <w:sz w:val="24"/>
+          <w:szCs w:val="24"/>
+          <w:rtl/>
+        </w:rPr>
+        <w:t xml:space="preserve">(19 مرة)</w:t>
+      </w:r>
+      <w:r>
+        <w:rPr>
+          <w:rFonts w:ascii="Times New Roman" w:cs="Times New Roman" w:eastAsia="Times New Roman" w:hAnsi="Times New Roman"/>
+          <w:sz w:val="24"/>
+          <w:szCs w:val="24"/>
+          <w:rtl/>
+        </w:rPr>
+        <w:t xml:space="preserve">، «اللهم صلِّ على سيدنا محمد الفاتح لما أُغلق، والخاتم لما سبق، ناصر الحق بالحق، الهادي إلى صراطك المستقيم، وعلى آله حق قدره ومقداره العظيم» </w:t>
+      </w:r>
+      <w:r>
+        <w:rPr>
+          <w:rFonts w:ascii="Times New Roman" w:cs="Times New Roman" w:eastAsia="Times New Roman" w:hAnsi="Times New Roman"/>
+          <w:b/>
+          <w:bCs/>
+          <w:color w:val="3B5BA5"/>
+          <w:sz w:val="24"/>
+          <w:szCs w:val="24"/>
+          <w:rtl/>
+        </w:rPr>
+        <w:t xml:space="preserve">(19 مرة)</w:t>
+      </w:r>
+      <w:r>
+        <w:rPr>
+          <w:rFonts w:ascii="Times New Roman" w:cs="Times New Roman" w:eastAsia="Times New Roman" w:hAnsi="Times New Roman"/>
+          <w:sz w:val="24"/>
+          <w:szCs w:val="24"/>
+          <w:rtl/>
+        </w:rPr>
+        <w:t xml:space="preserve">، «كهيعص» </w:t>
+      </w:r>
+      <w:r>
+        <w:rPr>
+          <w:rFonts w:ascii="Times New Roman" w:cs="Times New Roman" w:eastAsia="Times New Roman" w:hAnsi="Times New Roman"/>
+          <w:b/>
+          <w:bCs/>
+          <w:color w:val="3B5BA5"/>
+          <w:sz w:val="24"/>
+          <w:szCs w:val="24"/>
+          <w:rtl/>
+        </w:rPr>
+        <w:t xml:space="preserve">(195 مرة)</w:t>
+      </w:r>
+      <w:r>
+        <w:rPr>
+          <w:rFonts w:ascii="Times New Roman" w:cs="Times New Roman" w:eastAsia="Times New Roman" w:hAnsi="Times New Roman"/>
+          <w:sz w:val="24"/>
+          <w:szCs w:val="24"/>
+          <w:rtl/>
+        </w:rPr>
+        <w:t xml:space="preserve">، ثم </w:t>
       </w:r>
       <w:r>
         <w:rPr>
@@ -12831,7 +13385,74 @@
           <w:szCs w:val="24"/>
           <w:rtl/>
         </w:rPr>
-        <w:t xml:space="preserve">﴿قُل لَّن يُصِيبَنَا إِلَّا مَا كَتَبَ اللَّهُ لَنَا هُوَ مَوْلَانَا وَعَلَى اللَّهِ فَلْيَتَوَكَّلِ الْمُؤْمِنُونَ﴾</w:t>
+        <w:t xml:space="preserve">﴿اللَّهُ الَّذِي خَلَقَ السَّمَاوَاتِ وَالْأَرْضَ وَأَنزَلَ مِنَ السَّمَاءِ مَاءً فَأَخْرَجَ بِهِ مِنَ الثَّمَرَاتِ رِزْقًا لَّكُمْ وَسَخَّرَ لَكُمُ الْفُلْكَ لِتَجْرِيَ فِي الْبَحْرِ بِأَمْرِهِ وَسَخَّرَ لَكُمُ الْأَنْهَارَ * وَسَخَّرَ لَكُمُ الشَّمْسَ وَالْقَمَرَ دَائِبَيْنِ وَسَخَّرَ لَكُمُ اللَّيْلَ وَالنَّهَارَ * وَآتَاكُم مِّن كُلِّ مَا سَأَلْتُمُوهُ وَإِن تَعُدُّوا نِعْمَتَ اللَّهِ لَا تُحْصُوهَا إِنَّ الْإِنسَانَ لَظَلُومٌ كَفَّارٌ﴾</w:t>
+      </w:r>
+      <w:r>
+        <w:rPr>
+          <w:rFonts w:ascii="Times New Roman" w:cs="Times New Roman" w:eastAsia="Times New Roman" w:hAnsi="Times New Roman"/>
+          <w:sz w:val="24"/>
+          <w:szCs w:val="24"/>
+          <w:rtl/>
+        </w:rPr>
+        <w:t xml:space="preserve"> </w:t>
+      </w:r>
+      <w:r>
+        <w:rPr>
+          <w:rFonts w:ascii="Times New Roman" w:cs="Times New Roman" w:eastAsia="Times New Roman" w:hAnsi="Times New Roman"/>
+          <w:b/>
+          <w:bCs/>
+          <w:color w:val="3B5BA5"/>
+          <w:sz w:val="24"/>
+          <w:szCs w:val="24"/>
+          <w:rtl/>
+        </w:rPr>
+        <w:t xml:space="preserve">(70 مرة)</w:t>
+      </w:r>
+    </w:p>
+    <w:p>
+      <w:pPr>
+        <w:bidi/>
+        <w:spacing w:after="120" w:before="320"/>
+        <w:jc w:val="right"/>
+      </w:pPr>
+      <w:r>
+        <w:rPr>
+          <w:rFonts w:ascii="Times New Roman" w:cs="Times New Roman" w:eastAsia="Times New Roman" w:hAnsi="Times New Roman"/>
+          <w:b/>
+          <w:bCs/>
+          <w:sz w:val="44"/>
+          <w:szCs w:val="44"/>
+          <w:rtl/>
+        </w:rPr>
+        <w:t xml:space="preserve">الدعاء الثاني والعشرون</w:t>
+      </w:r>
+    </w:p>
+    <w:p>
+      <w:pPr>
+        <w:bidi/>
+        <w:spacing w:after="200" w:line="340"/>
+        <w:jc w:val="right"/>
+      </w:pPr>
+      <w:r>
+        <w:rPr>
+          <w:rFonts w:ascii="Times New Roman" w:cs="Times New Roman" w:eastAsia="Times New Roman" w:hAnsi="Times New Roman"/>
+          <w:sz w:val="24"/>
+          <w:szCs w:val="24"/>
+          <w:rtl/>
+        </w:rPr>
+        <w:t xml:space="preserve">الآيات الست وأجوبتها عند كل شدة: </w:t>
+      </w:r>
+      <w:r>
+        <w:rPr>
+          <w:rFonts w:ascii="Times New Roman" w:cs="Times New Roman" w:eastAsia="Times New Roman" w:hAnsi="Times New Roman"/>
+          <w:b/>
+          <w:bCs/>
+          <w:color w:val="B23A2E"/>
+          <w:sz w:val="24"/>
+          <w:szCs w:val="24"/>
+          <w:rtl/>
+        </w:rPr>
+        <w:t xml:space="preserve">﴿الَّذِينَ إِذَا أَصَابَتْهُم مُّصِيبَةٌ قَالُوا إِنَّا لِلَّهِ وَإِنَّا إِلَيْهِ رَاجِعُونَ * أُولَٰئِكَ عَلَيْهِمْ صَلَوَاتٌ مِّن رَّبِّهِمْ وَرَحْمَةٌ وَأُولَٰئِكَ هُمُ الْمُهْتَدُونَ﴾</w:t>
       </w:r>
       <w:r>
         <w:rPr>
@@ -12852,7 +13473,7 @@
           <w:szCs w:val="24"/>
           <w:rtl/>
         </w:rPr>
-        <w:t xml:space="preserve">﴿وَإِن يَمْسَسْكَ اللَّهُ بِضُرٍّ فَلَا كَاشِفَ لَهُ إِلَّا هُوَ وَإِن يُرِدْكَ بِخَيْرٍ فَلَا رَادَّ لِفَضْلِهِ يُصِيبُ بِهِ مَن يَشَاءُ مِنْ عِبَادِهِ وَهُوَ الْغَفُورُ الرَّحِيمُ﴾</w:t>
+        <w:t xml:space="preserve">﴿الَّذِينَ قَالَ لَهُمُ النَّاسُ إِنَّ النَّاسَ قَدْ جَمَعُوا لَكُمْ فَاخْشَوْهُمْ فَزَادَهُمْ إِيمَانًا وَقَالُوا حَسْبُنَا اللَّهُ وَنِعْمَ الْوَكِيلُ * فَانقَلَبُوا بِنِعْمَةٍ مِّنَ اللَّهِ وَفَضْلٍ لَّمْ يَمْسَسْهُمْ سُوءٌ وَاتَّبَعُوا رِضْوَانَ اللَّهِ وَاللَّهُ ذُو فَضْلٍ عَظِيمٍ﴾</w:t>
       </w:r>
       <w:r>
         <w:rPr>
@@ -12873,7 +13494,7 @@
           <w:szCs w:val="24"/>
           <w:rtl/>
         </w:rPr>
-        <w:t xml:space="preserve">﴿وَمَا مِن دَابَّةٍ فِي الْأَرْضِ إِلَّا عَلَى اللَّهِ رِزْقُهَا وَيَعْلَمُ مُسْتَقَرَّهَا وَمُسْتَوْدَعَهَا كُلٌّ فِي كِتَابٍ مُّبِينٍ﴾</w:t>
+        <w:t xml:space="preserve">﴿وَذَا النُّونِ إِذ ذَّهَبَ مُغَاضِبًا فَظَنَّ أَن لَّن نَّقْدِرَ عَلَيْهِ فَنَادَىٰ فِي الظُّلُمَاتِ أَن لَّا إِلَٰهَ إِلَّا أَنتَ سُبْحَانَكَ إِنِّي كُنتُ مِنَ الظَّالِمِينَ * فَاسْتَجَبْنَا لَهُ وَنَجَّيْنَاهُ مِنَ الْغَمِّ وَكَذَٰلِكَ نُنجِي الْمُؤْمِنِينَ﴾</w:t>
       </w:r>
       <w:r>
         <w:rPr>
@@ -12894,7 +13515,7 @@
           <w:szCs w:val="24"/>
           <w:rtl/>
         </w:rPr>
-        <w:t xml:space="preserve">﴿إِنِّي تَوَكَّلْتُ عَلَى اللَّهِ رَبِّي وَرَبِّكُم مَّا مِن دَابَّةٍ إِلَّا هُوَ آخِذٌ بِنَاصِيَتِهَا إِنَّ رَبِّي عَلَىٰ صِرَاطٍ مُّسْتَقِيمٍ﴾</w:t>
+        <w:t xml:space="preserve">﴿وَأَيُّوبَ إِذْ نَادَىٰ رَبَّهُ أَنِّي مَسَّنِيَ الضُّرُّ وَأَنتَ أَرْحَمُ الرَّاحِمِينَ * فَاسْتَجَبْنَا لَهُ فَكَشَفْنَا مَا بِهِ مِن ضُرٍّ وَآتَيْنَاهُ أَهْلَهُ وَمِثْلَهُم مَّعَهُمْ رَحْمَةً مِّنْ عِندِنَا وَذِكْرَىٰ لِلْعَابِدِينَ﴾</w:t>
       </w:r>
       <w:r>
         <w:rPr>
@@ -12915,7 +13536,7 @@
           <w:szCs w:val="24"/>
           <w:rtl/>
         </w:rPr>
-        <w:t xml:space="preserve">﴿وَكَأَيِّن مِّن دَابَّةٍ لَّا تَحْمِلُ رِزْقَهَا اللَّهُ يَرْزُقُهَا وَإِيَّاكُمْ وَهُوَ السَّمِيعُ الْعَلِيمُ﴾</w:t>
+        <w:t xml:space="preserve">﴿فَسَتَذْكُرُونَ مَا أَقُولُ لَكُمْ وَأُفَوِّضُ أَمْرِي إِلَى اللَّهِ إِنَّ اللَّهَ بَصِيرٌ بِالْعِبَادِ * فَوَقَاهُ اللَّهُ سَيِّئَاتِ مَا مَكَرُوا وَحَاقَ بِآلِ فِرْعَوْنَ سُوءُ الْعَذَابِ﴾</w:t>
       </w:r>
       <w:r>
         <w:rPr>
@@ -12936,16 +13557,41 @@
           <w:szCs w:val="24"/>
           <w:rtl/>
         </w:rPr>
-        <w:t xml:space="preserve">﴿مَّا يَفْتَحِ اللَّهُ لِلنَّاسِ مِن رَّحْمَةٍ فَلَا مُمْسِكَ لَهَا وَمَا يُمْسِكْ فَلَا مُرْسِلَ لَهُ مِن بَعْدِهِ وَهُوَ الْعَزِيزُ الْحَكِيمُ﴾</w:t>
-      </w:r>
-      <w:r>
-        <w:rPr>
-          <w:rFonts w:ascii="Times New Roman" w:cs="Times New Roman" w:eastAsia="Times New Roman" w:hAnsi="Times New Roman"/>
-          <w:sz w:val="24"/>
-          <w:szCs w:val="24"/>
-          <w:rtl/>
-        </w:rPr>
-        <w:t xml:space="preserve">، </w:t>
+        <w:t xml:space="preserve">﴿وَالَّذِينَ إِذَا فَعَلُوا فَاحِشَةً أَوْ ظَلَمُوا أَنفُسَهُمْ ذَكَرُوا اللَّهَ فَاسْتَغْفَرُوا لِذُنُوبِهِمْ وَمَن يَغْفِرُ الذُّنُوبَ إِلَّا اللَّهُ وَلَمْ يُصِرُّوا عَلَىٰ مَا فَعَلُوا وَهُمْ يَعْلَمُونَ * أُولَٰئِكَ جَزَاؤُهُم مَّغْفِرَةٌ مِّن رَّبِّهِمْ وَجَنَّاتٌ تَجْرِي مِن تَحْتِهَا الْأَنْهَارُ خَالِدِينَ فِيهَا وَنِعْمَ أَجْرُ الْعَامِلِينَ﴾</w:t>
+      </w:r>
+    </w:p>
+    <w:p>
+      <w:pPr>
+        <w:bidi/>
+        <w:spacing w:after="120" w:before="320"/>
+        <w:jc w:val="right"/>
+      </w:pPr>
+      <w:r>
+        <w:rPr>
+          <w:rFonts w:ascii="Times New Roman" w:cs="Times New Roman" w:eastAsia="Times New Roman" w:hAnsi="Times New Roman"/>
+          <w:b/>
+          <w:bCs/>
+          <w:sz w:val="44"/>
+          <w:szCs w:val="44"/>
+          <w:rtl/>
+        </w:rPr>
+        <w:t xml:space="preserve">الدعاء الثالث والعشرون</w:t>
+      </w:r>
+    </w:p>
+    <w:p>
+      <w:pPr>
+        <w:bidi/>
+        <w:spacing w:after="200" w:line="340"/>
+        <w:jc w:val="right"/>
+      </w:pPr>
+      <w:r>
+        <w:rPr>
+          <w:rFonts w:ascii="Times New Roman" w:cs="Times New Roman" w:eastAsia="Times New Roman" w:hAnsi="Times New Roman"/>
+          <w:sz w:val="24"/>
+          <w:szCs w:val="24"/>
+          <w:rtl/>
+        </w:rPr>
+        <w:t xml:space="preserve">دعاء للآخرة: </w:t>
       </w:r>
       <w:r>
         <w:rPr>
@@ -12957,129 +13603,28 @@
           <w:szCs w:val="24"/>
           <w:rtl/>
         </w:rPr>
-        <w:t xml:space="preserve">﴿وَلَئِن سَأَلْتَهُم مَّنْ خَلَقَ السَّمَاوَاتِ وَالْأَرْضَ لَيَقُولُنَّ اللَّهُ قُلْ أَفَرَأَيْتُم مَّا تَدْعُونَ مِن دُونِ اللَّهِ إِنْ أَرَادَنِيَ اللَّهُ بِضُرٍّ هَلْ هُنَّ كَاشِفَاتُ ضُرِّهِ أَوْ أَرَادَنِي بِرَحْمَةٍ هَلْ هُنَّ مُمْسِكَاتُ رَحْمَتِهِ قُلْ حَسْبِيَ اللَّهُ عَلَيْهِ يَتَوَكَّلُ الْمُتَوَكِّلُونَ﴾</w:t>
-      </w:r>
-    </w:p>
-    <w:p>
-      <w:pPr>
-        <w:bidi/>
-        <w:spacing w:after="120" w:before="320"/>
-        <w:jc w:val="right"/>
-      </w:pPr>
-      <w:r>
-        <w:rPr>
-          <w:rFonts w:ascii="Times New Roman" w:cs="Times New Roman" w:eastAsia="Times New Roman" w:hAnsi="Times New Roman"/>
-          <w:b/>
-          <w:bCs/>
-          <w:sz w:val="44"/>
-          <w:szCs w:val="44"/>
-          <w:rtl/>
-        </w:rPr>
-        <w:t xml:space="preserve">الدعاء الثاني والعشرون</w:t>
-      </w:r>
-    </w:p>
-    <w:p>
-      <w:pPr>
-        <w:bidi/>
-        <w:spacing w:after="200" w:line="340"/>
-        <w:jc w:val="right"/>
-      </w:pPr>
-      <w:r>
-        <w:rPr>
-          <w:rFonts w:ascii="Times New Roman" w:cs="Times New Roman" w:eastAsia="Times New Roman" w:hAnsi="Times New Roman"/>
-          <w:sz w:val="24"/>
-          <w:szCs w:val="24"/>
-          <w:rtl/>
-        </w:rPr>
-        <w:t xml:space="preserve">«لا إله إلا الله الجليل الجبار، لا إله إلا الله الواحد القهار، لا إله إلا الله الكريم الستار، لا إله إلا الله الكبير المتعال، لا إله إلا الله وحده لا شريك له، إلهًا واحدًا ربًا وشاهدًا أحدًا وصمدًا ونحن له مسلمون» ثم تُكرر بنفس الصيغة: «...ونحن له عابدون»، «...ونحن له قانتون»، «...ونحن له صابرون»، ثم: «لا إله إلا الله محمد رسول الله، اللهم إني إليك فوّضت أمري وعليك توكلت يا أرحم الراحمين، اللهم صلِّ على محمد وعلى آل محمد كما صليت على إبراهيم وآل إبراهيم، وبارك على محمد وعلى آل محمد كما باركت على إبراهيم وآل إبراهيم في العالمين، إنك حميد مجيد»</w:t>
-      </w:r>
-    </w:p>
-    <w:p>
-      <w:pPr>
-        <w:bidi/>
-        <w:spacing w:after="120" w:before="320"/>
-        <w:jc w:val="right"/>
-      </w:pPr>
-      <w:r>
-        <w:rPr>
-          <w:rFonts w:ascii="Times New Roman" w:cs="Times New Roman" w:eastAsia="Times New Roman" w:hAnsi="Times New Roman"/>
-          <w:b/>
-          <w:bCs/>
-          <w:sz w:val="44"/>
-          <w:szCs w:val="44"/>
-          <w:rtl/>
-        </w:rPr>
-        <w:t xml:space="preserve">الدعاء الثالث والعشرون</w:t>
-      </w:r>
-    </w:p>
-    <w:p>
-      <w:pPr>
-        <w:bidi/>
-        <w:spacing w:after="200" w:line="340"/>
-        <w:jc w:val="right"/>
-      </w:pPr>
-      <w:r>
-        <w:rPr>
-          <w:rFonts w:ascii="Times New Roman" w:cs="Times New Roman" w:eastAsia="Times New Roman" w:hAnsi="Times New Roman"/>
-          <w:sz w:val="24"/>
-          <w:szCs w:val="24"/>
-          <w:rtl/>
-        </w:rPr>
-        <w:t xml:space="preserve">داوم على هذا الذكر يوميًا وستتغير حياتك للأحسن: «الحمد لله» </w:t>
-      </w:r>
-      <w:r>
-        <w:rPr>
-          <w:rFonts w:ascii="Times New Roman" w:cs="Times New Roman" w:eastAsia="Times New Roman" w:hAnsi="Times New Roman"/>
-          <w:b/>
-          <w:bCs/>
-          <w:color w:val="3B5BA5"/>
-          <w:sz w:val="24"/>
-          <w:szCs w:val="24"/>
-          <w:rtl/>
-        </w:rPr>
-        <w:t xml:space="preserve">(33 مرة)</w:t>
-      </w:r>
-      <w:r>
-        <w:rPr>
-          <w:rFonts w:ascii="Times New Roman" w:cs="Times New Roman" w:eastAsia="Times New Roman" w:hAnsi="Times New Roman"/>
-          <w:sz w:val="24"/>
-          <w:szCs w:val="24"/>
-          <w:rtl/>
-        </w:rPr>
-        <w:t xml:space="preserve">، «يا مالك» </w:t>
-      </w:r>
-      <w:r>
-        <w:rPr>
-          <w:rFonts w:ascii="Times New Roman" w:cs="Times New Roman" w:eastAsia="Times New Roman" w:hAnsi="Times New Roman"/>
-          <w:b/>
-          <w:bCs/>
-          <w:color w:val="3B5BA5"/>
-          <w:sz w:val="24"/>
-          <w:szCs w:val="24"/>
-          <w:rtl/>
-        </w:rPr>
-        <w:t xml:space="preserve">(21 مرة)</w:t>
-      </w:r>
-      <w:r>
-        <w:rPr>
-          <w:rFonts w:ascii="Times New Roman" w:cs="Times New Roman" w:eastAsia="Times New Roman" w:hAnsi="Times New Roman"/>
-          <w:sz w:val="24"/>
-          <w:szCs w:val="24"/>
-          <w:rtl/>
-        </w:rPr>
-        <w:t xml:space="preserve">، «لا إله إلا الله الحي القيوم الحليم الكريم، لا إله إلا الله رب السماوات السبع ورب العرش العظيم» </w:t>
-      </w:r>
-      <w:r>
-        <w:rPr>
-          <w:rFonts w:ascii="Times New Roman" w:cs="Times New Roman" w:eastAsia="Times New Roman" w:hAnsi="Times New Roman"/>
-          <w:b/>
-          <w:bCs/>
-          <w:color w:val="3B5BA5"/>
-          <w:sz w:val="24"/>
-          <w:szCs w:val="24"/>
-          <w:rtl/>
-        </w:rPr>
-        <w:t xml:space="preserve">(7 مرات)</w:t>
+        <w:t xml:space="preserve">﴿وَاجْعَلْنِي مِن وَرَثَةِ جَنَّةِ النَّعِيمِ﴾</w:t>
+      </w:r>
+      <w:r>
+        <w:rPr>
+          <w:rFonts w:ascii="Times New Roman" w:cs="Times New Roman" w:eastAsia="Times New Roman" w:hAnsi="Times New Roman"/>
+          <w:sz w:val="24"/>
+          <w:szCs w:val="24"/>
+          <w:rtl/>
+        </w:rPr>
+        <w:t xml:space="preserve"> و</w:t>
+      </w:r>
+      <w:r>
+        <w:rPr>
+          <w:rFonts w:ascii="Times New Roman" w:cs="Times New Roman" w:eastAsia="Times New Roman" w:hAnsi="Times New Roman"/>
+          <w:b/>
+          <w:bCs/>
+          <w:color w:val="B23A2E"/>
+          <w:sz w:val="24"/>
+          <w:szCs w:val="24"/>
+          <w:rtl/>
+        </w:rPr>
+        <w:t xml:space="preserve">﴿رَبِّ ابْنِ لِي عِندَكَ بَيْتًا فِي الْجَنَّةِ وَنَجِّنِي مِن فِرْعَوْنَ وَعَمَلِهِ وَنَجِّنِي مِنَ الْقَوْمِ الظَّالِمِينَ﴾</w:t>
       </w:r>
     </w:p>
     <w:p>
@@ -13113,7 +13658,41 @@
           <w:szCs w:val="24"/>
           <w:rtl/>
         </w:rPr>
-        <w:t xml:space="preserve">آيات الصبر والتوكل عند الابتلاء: </w:t>
+        <w:t xml:space="preserve">«الحمد لله ربي لا أشرك به شيئًا، وأشهد ألا إله إلا الله»</w:t>
+      </w:r>
+    </w:p>
+    <w:p>
+      <w:pPr>
+        <w:bidi/>
+        <w:spacing w:after="120" w:before="320"/>
+        <w:jc w:val="right"/>
+      </w:pPr>
+      <w:r>
+        <w:rPr>
+          <w:rFonts w:ascii="Times New Roman" w:cs="Times New Roman" w:eastAsia="Times New Roman" w:hAnsi="Times New Roman"/>
+          <w:b/>
+          <w:bCs/>
+          <w:sz w:val="44"/>
+          <w:szCs w:val="44"/>
+          <w:rtl/>
+        </w:rPr>
+        <w:t xml:space="preserve">الدعاء الخامس والعشرون</w:t>
+      </w:r>
+    </w:p>
+    <w:p>
+      <w:pPr>
+        <w:bidi/>
+        <w:spacing w:after="200" w:line="340"/>
+        <w:jc w:val="right"/>
+      </w:pPr>
+      <w:r>
+        <w:rPr>
+          <w:rFonts w:ascii="Times New Roman" w:cs="Times New Roman" w:eastAsia="Times New Roman" w:hAnsi="Times New Roman"/>
+          <w:sz w:val="24"/>
+          <w:szCs w:val="24"/>
+          <w:rtl/>
+        </w:rPr>
+        <w:t xml:space="preserve">مجموعة أدعية الاستغفار: </w:t>
       </w:r>
       <w:r>
         <w:rPr>
@@ -13125,158 +13704,16 @@
           <w:szCs w:val="24"/>
           <w:rtl/>
         </w:rPr>
-        <w:t xml:space="preserve">﴿وَلَنَبْلُوَنَّكُم بِشَيْءٍ مِّنَ الْخَوْفِ وَالْجُوعِ وَنَقْصٍ مِّنَ الْأَمْوَالِ وَالْأَنفُسِ وَالثَّمَرَاتِ وَبَشِّرِ الصَّابِرِينَ * الَّذِينَ إِذَا أَصَابَتْهُم مُّصِيبَةٌ قَالُوا إِنَّا لِلَّهِ وَإِنَّا إِلَيْهِ رَاجِعُونَ﴾</w:t>
-      </w:r>
-      <w:r>
-        <w:rPr>
-          <w:rFonts w:ascii="Times New Roman" w:cs="Times New Roman" w:eastAsia="Times New Roman" w:hAnsi="Times New Roman"/>
-          <w:sz w:val="24"/>
-          <w:szCs w:val="24"/>
-          <w:rtl/>
-        </w:rPr>
-        <w:t xml:space="preserve">، </w:t>
-      </w:r>
-      <w:r>
-        <w:rPr>
-          <w:rFonts w:ascii="Times New Roman" w:cs="Times New Roman" w:eastAsia="Times New Roman" w:hAnsi="Times New Roman"/>
-          <w:b/>
-          <w:bCs/>
-          <w:color w:val="B23A2E"/>
-          <w:sz w:val="24"/>
-          <w:szCs w:val="24"/>
-          <w:rtl/>
-        </w:rPr>
-        <w:t xml:space="preserve">﴿الَّذِينَ قَالَ لَهُمُ النَّاسُ إِنَّ النَّاسَ قَدْ جَمَعُوا لَكُمْ فَاخْشَوْهُمْ فَزَادَهُمْ إِيمَانًا وَقَالُوا حَسْبُنَا اللَّهُ وَنِعْمَ الْوَكِيلُ﴾</w:t>
-      </w:r>
-      <w:r>
-        <w:rPr>
-          <w:rFonts w:ascii="Times New Roman" w:cs="Times New Roman" w:eastAsia="Times New Roman" w:hAnsi="Times New Roman"/>
-          <w:sz w:val="24"/>
-          <w:szCs w:val="24"/>
-          <w:rtl/>
-        </w:rPr>
-        <w:t xml:space="preserve">، </w:t>
-      </w:r>
-      <w:r>
-        <w:rPr>
-          <w:rFonts w:ascii="Times New Roman" w:cs="Times New Roman" w:eastAsia="Times New Roman" w:hAnsi="Times New Roman"/>
-          <w:b/>
-          <w:bCs/>
-          <w:color w:val="B23A2E"/>
-          <w:sz w:val="24"/>
-          <w:szCs w:val="24"/>
-          <w:rtl/>
-        </w:rPr>
-        <w:t xml:space="preserve">﴿وَمَا كَانَ قَوْلَهُمْ إِلَّا أَن قَالُوا رَبَّنَا اغْفِرْ لَنَا ذُنُوبَنَا وَإِسْرَافَنَا فِي أَمْرِنَا وَثَبِّتْ أَقْدَامَنَا وَانصُرْنَا عَلَى الْقَوْمِ الْكَافِرِينَ﴾</w:t>
-      </w:r>
-      <w:r>
-        <w:rPr>
-          <w:rFonts w:ascii="Times New Roman" w:cs="Times New Roman" w:eastAsia="Times New Roman" w:hAnsi="Times New Roman"/>
-          <w:sz w:val="24"/>
-          <w:szCs w:val="24"/>
-          <w:rtl/>
-        </w:rPr>
-        <w:t xml:space="preserve">، </w:t>
-      </w:r>
-      <w:r>
-        <w:rPr>
-          <w:rFonts w:ascii="Times New Roman" w:cs="Times New Roman" w:eastAsia="Times New Roman" w:hAnsi="Times New Roman"/>
-          <w:b/>
-          <w:bCs/>
-          <w:color w:val="B23A2E"/>
-          <w:sz w:val="24"/>
-          <w:szCs w:val="24"/>
-          <w:rtl/>
-        </w:rPr>
-        <w:t xml:space="preserve">﴿فَسَتَذْكُرُونَ مَا أَقُولُ لَكُمْ وَأُفَوِّضُ أَمْرِي إِلَى اللَّهِ إِنَّ اللَّهَ بَصِيرٌ بِالْعِبَادِ﴾</w:t>
-      </w:r>
-      <w:r>
-        <w:rPr>
-          <w:rFonts w:ascii="Times New Roman" w:cs="Times New Roman" w:eastAsia="Times New Roman" w:hAnsi="Times New Roman"/>
-          <w:sz w:val="24"/>
-          <w:szCs w:val="24"/>
-          <w:rtl/>
-        </w:rPr>
-        <w:t xml:space="preserve">، </w:t>
-      </w:r>
-      <w:r>
-        <w:rPr>
-          <w:rFonts w:ascii="Times New Roman" w:cs="Times New Roman" w:eastAsia="Times New Roman" w:hAnsi="Times New Roman"/>
-          <w:b/>
-          <w:bCs/>
-          <w:color w:val="B23A2E"/>
-          <w:sz w:val="24"/>
-          <w:szCs w:val="24"/>
-          <w:rtl/>
-        </w:rPr>
-        <w:t xml:space="preserve">﴿وَذَا النُّونِ إِذ ذَّهَبَ مُغَاضِبًا فَظَنَّ أَن لَّن نَّقْدِرَ عَلَيْهِ فَنَادَىٰ فِي الظُّلُمَاتِ أَن لَّا إِلَٰهَ إِلَّا أَنتَ سُبْحَانَكَ إِنِّي كُنتُ مِنَ الظَّالِمِينَ * فَاسْتَجَبْنَا لَهُ وَنَجَّيْنَاهُ مِنَ الْغَمِّ وَكَذَٰلِكَ نُنجِي الْمُؤْمِنِينَ﴾</w:t>
-      </w:r>
-    </w:p>
-    <w:p>
-      <w:pPr>
-        <w:bidi/>
-        <w:spacing w:after="120" w:before="320"/>
-        <w:jc w:val="right"/>
-      </w:pPr>
-      <w:r>
-        <w:rPr>
-          <w:rFonts w:ascii="Times New Roman" w:cs="Times New Roman" w:eastAsia="Times New Roman" w:hAnsi="Times New Roman"/>
-          <w:b/>
-          <w:bCs/>
-          <w:sz w:val="44"/>
-          <w:szCs w:val="44"/>
-          <w:rtl/>
-        </w:rPr>
-        <w:t xml:space="preserve">الدعاء الخامس والعشرون</w:t>
-      </w:r>
-    </w:p>
-    <w:p>
-      <w:pPr>
-        <w:bidi/>
-        <w:spacing w:after="200" w:line="340"/>
-        <w:jc w:val="right"/>
-      </w:pPr>
-      <w:r>
-        <w:rPr>
-          <w:rFonts w:ascii="Times New Roman" w:cs="Times New Roman" w:eastAsia="Times New Roman" w:hAnsi="Times New Roman"/>
-          <w:sz w:val="24"/>
-          <w:szCs w:val="24"/>
-          <w:rtl/>
-        </w:rPr>
-        <w:t xml:space="preserve">أفضل صيغة للاستغفار، ويُفضّل</w:t>
-      </w:r>
-      <w:r>
-        <w:rPr>
-          <w:rFonts w:ascii="Times New Roman" w:cs="Times New Roman" w:eastAsia="Times New Roman" w:hAnsi="Times New Roman"/>
-          <w:b/>
-          <w:bCs/>
-          <w:color w:val="3B5BA5"/>
-          <w:sz w:val="24"/>
-          <w:szCs w:val="24"/>
-          <w:rtl/>
-        </w:rPr>
-        <w:t xml:space="preserve"> 70 مرة</w:t>
-      </w:r>
-      <w:r>
-        <w:rPr>
-          <w:rFonts w:ascii="Times New Roman" w:cs="Times New Roman" w:eastAsia="Times New Roman" w:hAnsi="Times New Roman"/>
-          <w:sz w:val="24"/>
-          <w:szCs w:val="24"/>
-          <w:rtl/>
-        </w:rPr>
-        <w:t xml:space="preserve">: </w:t>
-      </w:r>
-      <w:r>
-        <w:rPr>
-          <w:rFonts w:ascii="Times New Roman" w:cs="Times New Roman" w:eastAsia="Times New Roman" w:hAnsi="Times New Roman"/>
-          <w:b/>
-          <w:bCs/>
-          <w:color w:val="B23A2E"/>
-          <w:sz w:val="24"/>
-          <w:szCs w:val="24"/>
-          <w:rtl/>
-        </w:rPr>
-        <w:t xml:space="preserve">﴿رَبِّ اغْفِرْ لِي وَلِوَالِدَيَّ وَلِمَن دَخَلَ بَيْتِيَ مُؤْمِنًا وَلِلْمُؤْمِنِينَ وَالْمُؤْمِنَاتِ وَلَا تَزِدِ الظَّالِمِينَ إِلَّا تَبَارًا﴾</w:t>
+        <w:t xml:space="preserve">﴿فَقُلْتُ اسْتَغْفِرُوا رَبَّكُمْ إِنَّهُ كَانَ غَفَّارًا * يُرْسِلِ السَّمَاءَ عَلَيْكُم مِّدْرَارًا * وَيُمْدِدْكُمْ بِأَمْوَالٍ وَبَنِينَ وَيَجْعَل لَّكُمْ جَنَّاتٍ وَيَجْعَل لَّكُمْ أَنْهَارًا﴾</w:t>
+      </w:r>
+      <w:r>
+        <w:rPr>
+          <w:rFonts w:ascii="Times New Roman" w:cs="Times New Roman" w:eastAsia="Times New Roman" w:hAnsi="Times New Roman"/>
+          <w:sz w:val="24"/>
+          <w:szCs w:val="24"/>
+          <w:rtl/>
+        </w:rPr>
+        <w:t xml:space="preserve">. سيد الاستغفار: «اللهم أنت ربي لا إله إلا أنت، خلقتني وأنا عبدك، وأنا على عهدك ووعدك ما استطعت، أعوذ بك من شر ما صنعت، أبوء لك بنعمتك علي، وأبوء لك بذنبي، فاغفر لي فإنه لا يغفر الذنوب إلا أنت». «اللهم إني ظلمت نفسي ظلمًا كثيرًا، ولا يغفر الذنوب إلا أنت، فاغفر لي مغفرة من عندك وارحمني إنك أنت الغفور الرحيم». «رب اغفر لي خطيئتي وجهلي وإسرافي في أمري كله، وما أنت أعلم به مني، اللهم اغفر لي خطاياي وعمدي وجهلي وهزلي وكل ذلك عندي، اللهم اغفر لي ما قدمت وما أخرت وما أسررت وما أعلنت، أنت المقدم وأنت المؤخر وأنت على كل شيء قدير». «أستغفر الله العظيم الذي لا إله إلا هو الحي القيوم وأتوب إليه». «رب اغفر لي وتب علي إنك أنت التواب الرحيم»</w:t>
       </w:r>
     </w:p>
     <w:p>
@@ -13310,103 +13747,28 @@
           <w:szCs w:val="24"/>
           <w:rtl/>
         </w:rPr>
-        <w:t xml:space="preserve">آيات التسخير: «بسم الله الرحمن الرحيم» </w:t>
-      </w:r>
-      <w:r>
-        <w:rPr>
-          <w:rFonts w:ascii="Times New Roman" w:cs="Times New Roman" w:eastAsia="Times New Roman" w:hAnsi="Times New Roman"/>
-          <w:b/>
-          <w:bCs/>
-          <w:color w:val="3B5BA5"/>
-          <w:sz w:val="24"/>
-          <w:szCs w:val="24"/>
-          <w:rtl/>
-        </w:rPr>
-        <w:t xml:space="preserve">(19 مرة)</w:t>
-      </w:r>
-      <w:r>
-        <w:rPr>
-          <w:rFonts w:ascii="Times New Roman" w:cs="Times New Roman" w:eastAsia="Times New Roman" w:hAnsi="Times New Roman"/>
-          <w:sz w:val="24"/>
-          <w:szCs w:val="24"/>
-          <w:rtl/>
-        </w:rPr>
-        <w:t xml:space="preserve">، «اللهم صلِّ على سيدنا محمد الفاتح لما أُغلق، والخاتم لما سبق، ناصر الحق بالحق، الهادي إلى صراطك المستقيم، وعلى آله حق قدره ومقداره العظيم» </w:t>
-      </w:r>
-      <w:r>
-        <w:rPr>
-          <w:rFonts w:ascii="Times New Roman" w:cs="Times New Roman" w:eastAsia="Times New Roman" w:hAnsi="Times New Roman"/>
-          <w:b/>
-          <w:bCs/>
-          <w:color w:val="3B5BA5"/>
-          <w:sz w:val="24"/>
-          <w:szCs w:val="24"/>
-          <w:rtl/>
-        </w:rPr>
-        <w:t xml:space="preserve">(19 مرة)</w:t>
-      </w:r>
-      <w:r>
-        <w:rPr>
-          <w:rFonts w:ascii="Times New Roman" w:cs="Times New Roman" w:eastAsia="Times New Roman" w:hAnsi="Times New Roman"/>
-          <w:sz w:val="24"/>
-          <w:szCs w:val="24"/>
-          <w:rtl/>
-        </w:rPr>
-        <w:t xml:space="preserve">، «كهيعص» </w:t>
-      </w:r>
-      <w:r>
-        <w:rPr>
-          <w:rFonts w:ascii="Times New Roman" w:cs="Times New Roman" w:eastAsia="Times New Roman" w:hAnsi="Times New Roman"/>
-          <w:b/>
-          <w:bCs/>
-          <w:color w:val="3B5BA5"/>
-          <w:sz w:val="24"/>
-          <w:szCs w:val="24"/>
-          <w:rtl/>
-        </w:rPr>
-        <w:t xml:space="preserve">(195 مرة)</w:t>
-      </w:r>
-      <w:r>
-        <w:rPr>
-          <w:rFonts w:ascii="Times New Roman" w:cs="Times New Roman" w:eastAsia="Times New Roman" w:hAnsi="Times New Roman"/>
-          <w:sz w:val="24"/>
-          <w:szCs w:val="24"/>
-          <w:rtl/>
-        </w:rPr>
-        <w:t xml:space="preserve">، ثم </w:t>
-      </w:r>
-      <w:r>
-        <w:rPr>
-          <w:rFonts w:ascii="Times New Roman" w:cs="Times New Roman" w:eastAsia="Times New Roman" w:hAnsi="Times New Roman"/>
-          <w:b/>
-          <w:bCs/>
-          <w:color w:val="B23A2E"/>
-          <w:sz w:val="24"/>
-          <w:szCs w:val="24"/>
-          <w:rtl/>
-        </w:rPr>
-        <w:t xml:space="preserve">﴿اللَّهُ الَّذِي خَلَقَ السَّمَاوَاتِ وَالْأَرْضَ وَأَنزَلَ مِنَ السَّمَاءِ مَاءً فَأَخْرَجَ بِهِ مِنَ الثَّمَرَاتِ رِزْقًا لَّكُمْ وَسَخَّرَ لَكُمُ الْفُلْكَ لِتَجْرِيَ فِي الْبَحْرِ بِأَمْرِهِ وَسَخَّرَ لَكُمُ الْأَنْهَارَ * وَسَخَّرَ لَكُمُ الشَّمْسَ وَالْقَمَرَ دَائِبَيْنِ وَسَخَّرَ لَكُمُ اللَّيْلَ وَالنَّهَارَ * وَآتَاكُم مِّن كُلِّ مَا سَأَلْتُمُوهُ وَإِن تَعُدُّوا نِعْمَتَ اللَّهِ لَا تُحْصُوهَا إِنَّ الْإِنسَانَ لَظَلُومٌ كَفَّارٌ﴾</w:t>
-      </w:r>
-      <w:r>
-        <w:rPr>
-          <w:rFonts w:ascii="Times New Roman" w:cs="Times New Roman" w:eastAsia="Times New Roman" w:hAnsi="Times New Roman"/>
-          <w:sz w:val="24"/>
-          <w:szCs w:val="24"/>
-          <w:rtl/>
-        </w:rPr>
-        <w:t xml:space="preserve"> </w:t>
-      </w:r>
-      <w:r>
-        <w:rPr>
-          <w:rFonts w:ascii="Times New Roman" w:cs="Times New Roman" w:eastAsia="Times New Roman" w:hAnsi="Times New Roman"/>
-          <w:b/>
-          <w:bCs/>
-          <w:color w:val="3B5BA5"/>
-          <w:sz w:val="24"/>
-          <w:szCs w:val="24"/>
-          <w:rtl/>
-        </w:rPr>
-        <w:t xml:space="preserve">(70 مرة)</w:t>
+        <w:t xml:space="preserve">من قال حين يصبح</w:t>
+      </w:r>
+      <w:r>
+        <w:rPr>
+          <w:rFonts w:ascii="Times New Roman" w:cs="Times New Roman" w:eastAsia="Times New Roman" w:hAnsi="Times New Roman"/>
+          <w:b/>
+          <w:bCs/>
+          <w:color w:val="3B5BA5"/>
+          <w:sz w:val="24"/>
+          <w:szCs w:val="24"/>
+          <w:rtl/>
+        </w:rPr>
+        <w:t xml:space="preserve"> 3 مرات</w:t>
+      </w:r>
+      <w:r>
+        <w:rPr>
+          <w:rFonts w:ascii="Times New Roman" w:cs="Times New Roman" w:eastAsia="Times New Roman" w:hAnsi="Times New Roman"/>
+          <w:sz w:val="24"/>
+          <w:szCs w:val="24"/>
+          <w:rtl/>
+        </w:rPr>
+        <w:t xml:space="preserve">: «الحمد لله رب العالمين، الحمد لله حمدًا كثيرًا طيبًا مباركًا فيه» صرف الله عنه سبعين نوعًا من البلاء أدناها الهمّ (عن سلمان الفارسي)</w:t>
       </w:r>
     </w:p>
     <w:p>
@@ -13440,124 +13802,7 @@
           <w:szCs w:val="24"/>
           <w:rtl/>
         </w:rPr>
-        <w:t xml:space="preserve">الآيات الست وأجوبتها عند كل شدة: </w:t>
-      </w:r>
-      <w:r>
-        <w:rPr>
-          <w:rFonts w:ascii="Times New Roman" w:cs="Times New Roman" w:eastAsia="Times New Roman" w:hAnsi="Times New Roman"/>
-          <w:b/>
-          <w:bCs/>
-          <w:color w:val="B23A2E"/>
-          <w:sz w:val="24"/>
-          <w:szCs w:val="24"/>
-          <w:rtl/>
-        </w:rPr>
-        <w:t xml:space="preserve">﴿الَّذِينَ إِذَا أَصَابَتْهُم مُّصِيبَةٌ قَالُوا إِنَّا لِلَّهِ وَإِنَّا إِلَيْهِ رَاجِعُونَ * أُولَٰئِكَ عَلَيْهِمْ صَلَوَاتٌ مِّن رَّبِّهِمْ وَرَحْمَةٌ وَأُولَٰئِكَ هُمُ الْمُهْتَدُونَ﴾</w:t>
-      </w:r>
-      <w:r>
-        <w:rPr>
-          <w:rFonts w:ascii="Times New Roman" w:cs="Times New Roman" w:eastAsia="Times New Roman" w:hAnsi="Times New Roman"/>
-          <w:sz w:val="24"/>
-          <w:szCs w:val="24"/>
-          <w:rtl/>
-        </w:rPr>
-        <w:t xml:space="preserve">، </w:t>
-      </w:r>
-      <w:r>
-        <w:rPr>
-          <w:rFonts w:ascii="Times New Roman" w:cs="Times New Roman" w:eastAsia="Times New Roman" w:hAnsi="Times New Roman"/>
-          <w:b/>
-          <w:bCs/>
-          <w:color w:val="B23A2E"/>
-          <w:sz w:val="24"/>
-          <w:szCs w:val="24"/>
-          <w:rtl/>
-        </w:rPr>
-        <w:t xml:space="preserve">﴿الَّذِينَ قَالَ لَهُمُ النَّاسُ إِنَّ النَّاسَ قَدْ جَمَعُوا لَكُمْ فَاخْشَوْهُمْ فَزَادَهُمْ إِيمَانًا وَقَالُوا حَسْبُنَا اللَّهُ وَنِعْمَ الْوَكِيلُ * فَانقَلَبُوا بِنِعْمَةٍ مِّنَ اللَّهِ وَفَضْلٍ لَّمْ يَمْسَسْهُمْ سُوءٌ وَاتَّبَعُوا رِضْوَانَ اللَّهِ وَاللَّهُ ذُو فَضْلٍ عَظِيمٍ﴾</w:t>
-      </w:r>
-      <w:r>
-        <w:rPr>
-          <w:rFonts w:ascii="Times New Roman" w:cs="Times New Roman" w:eastAsia="Times New Roman" w:hAnsi="Times New Roman"/>
-          <w:sz w:val="24"/>
-          <w:szCs w:val="24"/>
-          <w:rtl/>
-        </w:rPr>
-        <w:t xml:space="preserve">، </w:t>
-      </w:r>
-      <w:r>
-        <w:rPr>
-          <w:rFonts w:ascii="Times New Roman" w:cs="Times New Roman" w:eastAsia="Times New Roman" w:hAnsi="Times New Roman"/>
-          <w:b/>
-          <w:bCs/>
-          <w:color w:val="B23A2E"/>
-          <w:sz w:val="24"/>
-          <w:szCs w:val="24"/>
-          <w:rtl/>
-        </w:rPr>
-        <w:t xml:space="preserve">﴿وَذَا النُّونِ إِذ ذَّهَبَ مُغَاضِبًا فَظَنَّ أَن لَّن نَّقْدِرَ عَلَيْهِ فَنَادَىٰ فِي الظُّلُمَاتِ أَن لَّا إِلَٰهَ إِلَّا أَنتَ سُبْحَانَكَ إِنِّي كُنتُ مِنَ الظَّالِمِينَ * فَاسْتَجَبْنَا لَهُ وَنَجَّيْنَاهُ مِنَ الْغَمِّ وَكَذَٰلِكَ نُنجِي الْمُؤْمِنِينَ﴾</w:t>
-      </w:r>
-      <w:r>
-        <w:rPr>
-          <w:rFonts w:ascii="Times New Roman" w:cs="Times New Roman" w:eastAsia="Times New Roman" w:hAnsi="Times New Roman"/>
-          <w:sz w:val="24"/>
-          <w:szCs w:val="24"/>
-          <w:rtl/>
-        </w:rPr>
-        <w:t xml:space="preserve">، </w:t>
-      </w:r>
-      <w:r>
-        <w:rPr>
-          <w:rFonts w:ascii="Times New Roman" w:cs="Times New Roman" w:eastAsia="Times New Roman" w:hAnsi="Times New Roman"/>
-          <w:b/>
-          <w:bCs/>
-          <w:color w:val="B23A2E"/>
-          <w:sz w:val="24"/>
-          <w:szCs w:val="24"/>
-          <w:rtl/>
-        </w:rPr>
-        <w:t xml:space="preserve">﴿وَأَيُّوبَ إِذْ نَادَىٰ رَبَّهُ أَنِّي مَسَّنِيَ الضُّرُّ وَأَنتَ أَرْحَمُ الرَّاحِمِينَ * فَاسْتَجَبْنَا لَهُ فَكَشَفْنَا مَا بِهِ مِن ضُرٍّ وَآتَيْنَاهُ أَهْلَهُ وَمِثْلَهُم مَّعَهُمْ رَحْمَةً مِّنْ عِندِنَا وَذِكْرَىٰ لِلْعَابِدِينَ﴾</w:t>
-      </w:r>
-      <w:r>
-        <w:rPr>
-          <w:rFonts w:ascii="Times New Roman" w:cs="Times New Roman" w:eastAsia="Times New Roman" w:hAnsi="Times New Roman"/>
-          <w:sz w:val="24"/>
-          <w:szCs w:val="24"/>
-          <w:rtl/>
-        </w:rPr>
-        <w:t xml:space="preserve">، </w:t>
-      </w:r>
-      <w:r>
-        <w:rPr>
-          <w:rFonts w:ascii="Times New Roman" w:cs="Times New Roman" w:eastAsia="Times New Roman" w:hAnsi="Times New Roman"/>
-          <w:b/>
-          <w:bCs/>
-          <w:color w:val="B23A2E"/>
-          <w:sz w:val="24"/>
-          <w:szCs w:val="24"/>
-          <w:rtl/>
-        </w:rPr>
-        <w:t xml:space="preserve">﴿فَسَتَذْكُرُونَ مَا أَقُولُ لَكُمْ وَأُفَوِّضُ أَمْرِي إِلَى اللَّهِ إِنَّ اللَّهَ بَصِيرٌ بِالْعِبَادِ * فَوَقَاهُ اللَّهُ سَيِّئَاتِ مَا مَكَرُوا وَحَاقَ بِآلِ فِرْعَوْنَ سُوءُ الْعَذَابِ﴾</w:t>
-      </w:r>
-      <w:r>
-        <w:rPr>
-          <w:rFonts w:ascii="Times New Roman" w:cs="Times New Roman" w:eastAsia="Times New Roman" w:hAnsi="Times New Roman"/>
-          <w:sz w:val="24"/>
-          <w:szCs w:val="24"/>
-          <w:rtl/>
-        </w:rPr>
-        <w:t xml:space="preserve">، </w:t>
-      </w:r>
-      <w:r>
-        <w:rPr>
-          <w:rFonts w:ascii="Times New Roman" w:cs="Times New Roman" w:eastAsia="Times New Roman" w:hAnsi="Times New Roman"/>
-          <w:b/>
-          <w:bCs/>
-          <w:color w:val="B23A2E"/>
-          <w:sz w:val="24"/>
-          <w:szCs w:val="24"/>
-          <w:rtl/>
-        </w:rPr>
-        <w:t xml:space="preserve">﴿وَالَّذِينَ إِذَا فَعَلُوا فَاحِشَةً أَوْ ظَلَمُوا أَنفُسَهُمْ ذَكَرُوا اللَّهَ فَاسْتَغْفَرُوا لِذُنُوبِهِمْ وَمَن يَغْفِرُ الذُّنُوبَ إِلَّا اللَّهُ وَلَمْ يُصِرُّوا عَلَىٰ مَا فَعَلُوا وَهُمْ يَعْلَمُونَ * أُولَٰئِكَ جَزَاؤُهُم مَّغْفِرَةٌ مِّن رَّبِّهِمْ وَجَنَّاتٌ تَجْرِي مِن تَحْتِهَا الْأَنْهَارُ خَالِدِينَ فِيهَا وَنِعْمَ أَجْرُ الْعَامِلِينَ﴾</w:t>
+        <w:t xml:space="preserve">كفارة المجلس: «سبحانك اللهم وبحمدك، أشهد أن لا إله إلا أنت، أستغفرك وأتوب إليك» — يُقال قبل القيام من أي مجلس، فيُغفر ما كان فيه من لغط</w:t>
       </w:r>
     </w:p>
     <w:p>
@@ -13576,251 +13821,6 @@
           <w:rtl/>
         </w:rPr>
         <w:t xml:space="preserve">الدعاء الثامن والعشرون</w:t>
-      </w:r>
-    </w:p>
-    <w:p>
-      <w:pPr>
-        <w:bidi/>
-        <w:spacing w:after="200" w:line="340"/>
-        <w:jc w:val="right"/>
-      </w:pPr>
-      <w:r>
-        <w:rPr>
-          <w:rFonts w:ascii="Times New Roman" w:cs="Times New Roman" w:eastAsia="Times New Roman" w:hAnsi="Times New Roman"/>
-          <w:sz w:val="24"/>
-          <w:szCs w:val="24"/>
-          <w:rtl/>
-        </w:rPr>
-        <w:t xml:space="preserve">دعاء للآخرة: </w:t>
-      </w:r>
-      <w:r>
-        <w:rPr>
-          <w:rFonts w:ascii="Times New Roman" w:cs="Times New Roman" w:eastAsia="Times New Roman" w:hAnsi="Times New Roman"/>
-          <w:b/>
-          <w:bCs/>
-          <w:color w:val="B23A2E"/>
-          <w:sz w:val="24"/>
-          <w:szCs w:val="24"/>
-          <w:rtl/>
-        </w:rPr>
-        <w:t xml:space="preserve">﴿وَاجْعَلْنِي مِن وَرَثَةِ جَنَّةِ النَّعِيمِ﴾</w:t>
-      </w:r>
-      <w:r>
-        <w:rPr>
-          <w:rFonts w:ascii="Times New Roman" w:cs="Times New Roman" w:eastAsia="Times New Roman" w:hAnsi="Times New Roman"/>
-          <w:sz w:val="24"/>
-          <w:szCs w:val="24"/>
-          <w:rtl/>
-        </w:rPr>
-        <w:t xml:space="preserve"> و</w:t>
-      </w:r>
-      <w:r>
-        <w:rPr>
-          <w:rFonts w:ascii="Times New Roman" w:cs="Times New Roman" w:eastAsia="Times New Roman" w:hAnsi="Times New Roman"/>
-          <w:b/>
-          <w:bCs/>
-          <w:color w:val="B23A2E"/>
-          <w:sz w:val="24"/>
-          <w:szCs w:val="24"/>
-          <w:rtl/>
-        </w:rPr>
-        <w:t xml:space="preserve">﴿رَبِّ ابْنِ لِي عِندَكَ بَيْتًا فِي الْجَنَّةِ وَنَجِّنِي مِن فِرْعَوْنَ وَعَمَلِهِ وَنَجِّنِي مِنَ الْقَوْمِ الظَّالِمِينَ﴾</w:t>
-      </w:r>
-    </w:p>
-    <w:p>
-      <w:pPr>
-        <w:bidi/>
-        <w:spacing w:after="120" w:before="320"/>
-        <w:jc w:val="right"/>
-      </w:pPr>
-      <w:r>
-        <w:rPr>
-          <w:rFonts w:ascii="Times New Roman" w:cs="Times New Roman" w:eastAsia="Times New Roman" w:hAnsi="Times New Roman"/>
-          <w:b/>
-          <w:bCs/>
-          <w:sz w:val="44"/>
-          <w:szCs w:val="44"/>
-          <w:rtl/>
-        </w:rPr>
-        <w:t xml:space="preserve">الدعاء التاسع والعشرون</w:t>
-      </w:r>
-    </w:p>
-    <w:p>
-      <w:pPr>
-        <w:bidi/>
-        <w:spacing w:after="200" w:line="340"/>
-        <w:jc w:val="right"/>
-      </w:pPr>
-      <w:r>
-        <w:rPr>
-          <w:rFonts w:ascii="Times New Roman" w:cs="Times New Roman" w:eastAsia="Times New Roman" w:hAnsi="Times New Roman"/>
-          <w:sz w:val="24"/>
-          <w:szCs w:val="24"/>
-          <w:rtl/>
-        </w:rPr>
-        <w:t xml:space="preserve">«الحمد لله ربي لا أشرك به شيئًا، وأشهد ألا إله إلا الله»</w:t>
-      </w:r>
-    </w:p>
-    <w:p>
-      <w:pPr>
-        <w:bidi/>
-        <w:spacing w:after="120" w:before="320"/>
-        <w:jc w:val="right"/>
-      </w:pPr>
-      <w:r>
-        <w:rPr>
-          <w:rFonts w:ascii="Times New Roman" w:cs="Times New Roman" w:eastAsia="Times New Roman" w:hAnsi="Times New Roman"/>
-          <w:b/>
-          <w:bCs/>
-          <w:sz w:val="44"/>
-          <w:szCs w:val="44"/>
-          <w:rtl/>
-        </w:rPr>
-        <w:t xml:space="preserve">الدعاء الثلاثون</w:t>
-      </w:r>
-    </w:p>
-    <w:p>
-      <w:pPr>
-        <w:bidi/>
-        <w:spacing w:after="200" w:line="340"/>
-        <w:jc w:val="right"/>
-      </w:pPr>
-      <w:r>
-        <w:rPr>
-          <w:rFonts w:ascii="Times New Roman" w:cs="Times New Roman" w:eastAsia="Times New Roman" w:hAnsi="Times New Roman"/>
-          <w:sz w:val="24"/>
-          <w:szCs w:val="24"/>
-          <w:rtl/>
-        </w:rPr>
-        <w:t xml:space="preserve">مجموعة أدعية الاستغفار: </w:t>
-      </w:r>
-      <w:r>
-        <w:rPr>
-          <w:rFonts w:ascii="Times New Roman" w:cs="Times New Roman" w:eastAsia="Times New Roman" w:hAnsi="Times New Roman"/>
-          <w:b/>
-          <w:bCs/>
-          <w:color w:val="B23A2E"/>
-          <w:sz w:val="24"/>
-          <w:szCs w:val="24"/>
-          <w:rtl/>
-        </w:rPr>
-        <w:t xml:space="preserve">﴿فَقُلْتُ اسْتَغْفِرُوا رَبَّكُمْ إِنَّهُ كَانَ غَفَّارًا * يُرْسِلِ السَّمَاءَ عَلَيْكُم مِّدْرَارًا * وَيُمْدِدْكُمْ بِأَمْوَالٍ وَبَنِينَ وَيَجْعَل لَّكُمْ جَنَّاتٍ وَيَجْعَل لَّكُمْ أَنْهَارًا﴾</w:t>
-      </w:r>
-      <w:r>
-        <w:rPr>
-          <w:rFonts w:ascii="Times New Roman" w:cs="Times New Roman" w:eastAsia="Times New Roman" w:hAnsi="Times New Roman"/>
-          <w:sz w:val="24"/>
-          <w:szCs w:val="24"/>
-          <w:rtl/>
-        </w:rPr>
-        <w:t xml:space="preserve">. سيد الاستغفار: «اللهم أنت ربي لا إله إلا أنت، خلقتني وأنا عبدك، وأنا على عهدك ووعدك ما استطعت، أعوذ بك من شر ما صنعت، أبوء لك بنعمتك علي، وأبوء لك بذنبي، فاغفر لي فإنه لا يغفر الذنوب إلا أنت». «اللهم إني ظلمت نفسي ظلمًا كثيرًا، ولا يغفر الذنوب إلا أنت، فاغفر لي مغفرة من عندك وارحمني إنك أنت الغفور الرحيم». «رب اغفر لي خطيئتي وجهلي وإسرافي في أمري كله، وما أنت أعلم به مني، اللهم اغفر لي خطاياي وعمدي وجهلي وهزلي وكل ذلك عندي، اللهم اغفر لي ما قدمت وما أخرت وما أسررت وما أعلنت، أنت المقدم وأنت المؤخر وأنت على كل شيء قدير». «أستغفر الله العظيم الذي لا إله إلا هو الحي القيوم وأتوب إليه». «رب اغفر لي وتب علي إنك أنت التواب الرحيم»</w:t>
-      </w:r>
-    </w:p>
-    <w:p>
-      <w:pPr>
-        <w:bidi/>
-        <w:spacing w:after="120" w:before="320"/>
-        <w:jc w:val="right"/>
-      </w:pPr>
-      <w:r>
-        <w:rPr>
-          <w:rFonts w:ascii="Times New Roman" w:cs="Times New Roman" w:eastAsia="Times New Roman" w:hAnsi="Times New Roman"/>
-          <w:b/>
-          <w:bCs/>
-          <w:sz w:val="44"/>
-          <w:szCs w:val="44"/>
-          <w:rtl/>
-        </w:rPr>
-        <w:t xml:space="preserve">الدعاء الحادي والثلاثون</w:t>
-      </w:r>
-    </w:p>
-    <w:p>
-      <w:pPr>
-        <w:bidi/>
-        <w:spacing w:after="200" w:line="340"/>
-        <w:jc w:val="right"/>
-      </w:pPr>
-      <w:r>
-        <w:rPr>
-          <w:rFonts w:ascii="Times New Roman" w:cs="Times New Roman" w:eastAsia="Times New Roman" w:hAnsi="Times New Roman"/>
-          <w:sz w:val="24"/>
-          <w:szCs w:val="24"/>
-          <w:rtl/>
-        </w:rPr>
-        <w:t xml:space="preserve">من قال حين يصبح</w:t>
-      </w:r>
-      <w:r>
-        <w:rPr>
-          <w:rFonts w:ascii="Times New Roman" w:cs="Times New Roman" w:eastAsia="Times New Roman" w:hAnsi="Times New Roman"/>
-          <w:b/>
-          <w:bCs/>
-          <w:color w:val="3B5BA5"/>
-          <w:sz w:val="24"/>
-          <w:szCs w:val="24"/>
-          <w:rtl/>
-        </w:rPr>
-        <w:t xml:space="preserve"> 3 مرات</w:t>
-      </w:r>
-      <w:r>
-        <w:rPr>
-          <w:rFonts w:ascii="Times New Roman" w:cs="Times New Roman" w:eastAsia="Times New Roman" w:hAnsi="Times New Roman"/>
-          <w:sz w:val="24"/>
-          <w:szCs w:val="24"/>
-          <w:rtl/>
-        </w:rPr>
-        <w:t xml:space="preserve">: «الحمد لله رب العالمين، الحمد لله حمدًا كثيرًا طيبًا مباركًا فيه» صرف الله عنه سبعين نوعًا من البلاء أدناها الهمّ (عن سلمان الفارسي)</w:t>
-      </w:r>
-    </w:p>
-    <w:p>
-      <w:pPr>
-        <w:bidi/>
-        <w:spacing w:after="120" w:before="320"/>
-        <w:jc w:val="right"/>
-      </w:pPr>
-      <w:r>
-        <w:rPr>
-          <w:rFonts w:ascii="Times New Roman" w:cs="Times New Roman" w:eastAsia="Times New Roman" w:hAnsi="Times New Roman"/>
-          <w:b/>
-          <w:bCs/>
-          <w:sz w:val="44"/>
-          <w:szCs w:val="44"/>
-          <w:rtl/>
-        </w:rPr>
-        <w:t xml:space="preserve">الدعاء الثاني والثلاثون</w:t>
-      </w:r>
-    </w:p>
-    <w:p>
-      <w:pPr>
-        <w:bidi/>
-        <w:spacing w:after="200" w:line="340"/>
-        <w:jc w:val="right"/>
-      </w:pPr>
-      <w:r>
-        <w:rPr>
-          <w:rFonts w:ascii="Times New Roman" w:cs="Times New Roman" w:eastAsia="Times New Roman" w:hAnsi="Times New Roman"/>
-          <w:sz w:val="24"/>
-          <w:szCs w:val="24"/>
-          <w:rtl/>
-        </w:rPr>
-        <w:t xml:space="preserve">كفارة المجلس: «سبحانك اللهم وبحمدك، أشهد أن لا إله إلا أنت، أستغفرك وأتوب إليك» — يُقال قبل القيام من أي مجلس، فيُغفر ما كان فيه من لغط</w:t>
-      </w:r>
-    </w:p>
-    <w:p>
-      <w:pPr>
-        <w:bidi/>
-        <w:spacing w:after="120" w:before="320"/>
-        <w:jc w:val="right"/>
-      </w:pPr>
-      <w:r>
-        <w:rPr>
-          <w:rFonts w:ascii="Times New Roman" w:cs="Times New Roman" w:eastAsia="Times New Roman" w:hAnsi="Times New Roman"/>
-          <w:b/>
-          <w:bCs/>
-          <w:sz w:val="44"/>
-          <w:szCs w:val="44"/>
-          <w:rtl/>
-        </w:rPr>
-        <w:t xml:space="preserve">الدعاء الثالث والثلاثون</w:t>
       </w:r>
     </w:p>
     <w:p>

--- a/خزانة الأدعية.docx
+++ b/خزانة الأدعية.docx
@@ -1618,6 +1618,137 @@
           <w:szCs w:val="24"/>
           <w:rtl/>
         </w:rPr>
+        <w:t xml:space="preserve">من يسأل الله شيئًا إلا أعطاه إياه: «اللهم أنت خلقتني وأنت تهديني، وأنت تطعمني وأنت تسقيني، وأنت تُميتني وأنت تُحييني» </w:t>
+      </w:r>
+      <w:r>
+        <w:rPr>
+          <w:rFonts w:ascii="Times New Roman" w:cs="Times New Roman" w:eastAsia="Times New Roman" w:hAnsi="Times New Roman"/>
+          <w:b/>
+          <w:bCs/>
+          <w:color w:val="3B5BA5"/>
+          <w:sz w:val="24"/>
+          <w:szCs w:val="24"/>
+          <w:rtl/>
+        </w:rPr>
+        <w:t xml:space="preserve">(7 مرات </w:t>
+      </w:r>
+      <w:r>
+        <w:rPr>
+          <w:rFonts w:ascii="Times New Roman" w:cs="Times New Roman" w:eastAsia="Times New Roman" w:hAnsi="Times New Roman"/>
+          <w:sz w:val="24"/>
+          <w:szCs w:val="24"/>
+          <w:rtl/>
+        </w:rPr>
+        <w:t xml:space="preserve">يوميًا صباحًا ومساءً)، ثم: «كريم رسول الله والله أكرمه، فهل من فقير بين الكريمين يُحرم» </w:t>
+      </w:r>
+      <w:r>
+        <w:rPr>
+          <w:rFonts w:ascii="Times New Roman" w:cs="Times New Roman" w:eastAsia="Times New Roman" w:hAnsi="Times New Roman"/>
+          <w:b/>
+          <w:bCs/>
+          <w:color w:val="3B5BA5"/>
+          <w:sz w:val="24"/>
+          <w:szCs w:val="24"/>
+          <w:rtl/>
+        </w:rPr>
+        <w:t xml:space="preserve">(3 مرات)</w:t>
+      </w:r>
+      <w:r>
+        <w:rPr>
+          <w:rFonts w:ascii="Times New Roman" w:cs="Times New Roman" w:eastAsia="Times New Roman" w:hAnsi="Times New Roman"/>
+          <w:sz w:val="24"/>
+          <w:szCs w:val="24"/>
+          <w:rtl/>
+        </w:rPr>
+        <w:t xml:space="preserve"> ثم ادعُ يُستجاب لك</w:t>
+      </w:r>
+    </w:p>
+    <w:p>
+      <w:pPr>
+        <w:bidi/>
+        <w:spacing w:after="120" w:before="320"/>
+        <w:jc w:val="right"/>
+      </w:pPr>
+      <w:r>
+        <w:rPr>
+          <w:rFonts w:ascii="Times New Roman" w:cs="Times New Roman" w:eastAsia="Times New Roman" w:hAnsi="Times New Roman"/>
+          <w:b/>
+          <w:bCs/>
+          <w:sz w:val="44"/>
+          <w:szCs w:val="44"/>
+          <w:rtl/>
+        </w:rPr>
+        <w:t xml:space="preserve">الدعاء الثاني والثلاثون</w:t>
+      </w:r>
+    </w:p>
+    <w:p>
+      <w:pPr>
+        <w:bidi/>
+        <w:spacing w:after="200" w:line="340"/>
+        <w:jc w:val="right"/>
+      </w:pPr>
+      <w:r>
+        <w:rPr>
+          <w:rFonts w:ascii="Times New Roman" w:cs="Times New Roman" w:eastAsia="Times New Roman" w:hAnsi="Times New Roman"/>
+          <w:sz w:val="24"/>
+          <w:szCs w:val="24"/>
+          <w:rtl/>
+        </w:rPr>
+        <w:t xml:space="preserve">من قال حين يصبح</w:t>
+      </w:r>
+      <w:r>
+        <w:rPr>
+          <w:rFonts w:ascii="Times New Roman" w:cs="Times New Roman" w:eastAsia="Times New Roman" w:hAnsi="Times New Roman"/>
+          <w:b/>
+          <w:bCs/>
+          <w:color w:val="3B5BA5"/>
+          <w:sz w:val="24"/>
+          <w:szCs w:val="24"/>
+          <w:rtl/>
+        </w:rPr>
+        <w:t xml:space="preserve"> 3 مرات</w:t>
+      </w:r>
+      <w:r>
+        <w:rPr>
+          <w:rFonts w:ascii="Times New Roman" w:cs="Times New Roman" w:eastAsia="Times New Roman" w:hAnsi="Times New Roman"/>
+          <w:sz w:val="24"/>
+          <w:szCs w:val="24"/>
+          <w:rtl/>
+        </w:rPr>
+        <w:t xml:space="preserve">: «الحمد لله رب العالمين، الحمد لله حمدًا كثيرًا طيبًا مباركًا فيه» صرف الله عنه سبعين نوعًا من البلاء أدناها الهمّ (عن سلمان الفارسي)</w:t>
+      </w:r>
+    </w:p>
+    <w:p>
+      <w:pPr>
+        <w:bidi/>
+        <w:spacing w:after="120" w:before="320"/>
+        <w:jc w:val="right"/>
+      </w:pPr>
+      <w:r>
+        <w:rPr>
+          <w:rFonts w:ascii="Times New Roman" w:cs="Times New Roman" w:eastAsia="Times New Roman" w:hAnsi="Times New Roman"/>
+          <w:b/>
+          <w:bCs/>
+          <w:sz w:val="44"/>
+          <w:szCs w:val="44"/>
+          <w:rtl/>
+        </w:rPr>
+        <w:t xml:space="preserve">الدعاء الثالث والثلاثون</w:t>
+      </w:r>
+    </w:p>
+    <w:p>
+      <w:pPr>
+        <w:bidi/>
+        <w:spacing w:after="200" w:line="340"/>
+        <w:jc w:val="right"/>
+      </w:pPr>
+      <w:r>
+        <w:rPr>
+          <w:rFonts w:ascii="Times New Roman" w:cs="Times New Roman" w:eastAsia="Times New Roman" w:hAnsi="Times New Roman"/>
+          <w:sz w:val="24"/>
+          <w:szCs w:val="24"/>
+          <w:rtl/>
+        </w:rPr>
         <w:t xml:space="preserve">دعاء النبي اليومي: اللهم إني أسألك علمًا نافعًا، ورزقًا طيبًا، وعملًا متقبلًا</w:t>
       </w:r>
     </w:p>
@@ -1636,7 +1767,7 @@
           <w:szCs w:val="44"/>
           <w:rtl/>
         </w:rPr>
-        <w:t xml:space="preserve">الدعاء الثاني والثلاثون</w:t>
+        <w:t xml:space="preserve">الدعاء الرابع والثلاثون</w:t>
       </w:r>
     </w:p>
     <w:p>
@@ -1670,7 +1801,7 @@
           <w:szCs w:val="44"/>
           <w:rtl/>
         </w:rPr>
-        <w:t xml:space="preserve">الدعاء الثالث والثلاثون</w:t>
+        <w:t xml:space="preserve">الدعاء الخامس والثلاثون</w:t>
       </w:r>
     </w:p>
     <w:p>
@@ -1704,7 +1835,7 @@
           <w:szCs w:val="44"/>
           <w:rtl/>
         </w:rPr>
-        <w:t xml:space="preserve">الدعاء الرابع والثلاثون</w:t>
+        <w:t xml:space="preserve">الدعاء السادس والثلاثون</w:t>
       </w:r>
     </w:p>
     <w:p>
@@ -1738,7 +1869,7 @@
           <w:szCs w:val="44"/>
           <w:rtl/>
         </w:rPr>
-        <w:t xml:space="preserve">الدعاء الخامس والثلاثون</w:t>
+        <w:t xml:space="preserve">الدعاء السابع والثلاثون</w:t>
       </w:r>
     </w:p>
     <w:p>
@@ -1784,7 +1915,7 @@
           <w:szCs w:val="44"/>
           <w:rtl/>
         </w:rPr>
-        <w:t xml:space="preserve">الدعاء السادس والثلاثون</w:t>
+        <w:t xml:space="preserve">الدعاء الثامن والثلاثون</w:t>
       </w:r>
     </w:p>
     <w:p>
@@ -1818,7 +1949,7 @@
           <w:szCs w:val="44"/>
           <w:rtl/>
         </w:rPr>
-        <w:t xml:space="preserve">الدعاء السابع والثلاثون</w:t>
+        <w:t xml:space="preserve">الدعاء التاسع والثلاثون</w:t>
       </w:r>
     </w:p>
     <w:p>
@@ -1915,7 +2046,7 @@
           <w:szCs w:val="44"/>
           <w:rtl/>
         </w:rPr>
-        <w:t xml:space="preserve">الدعاء الثامن والثلاثون</w:t>
+        <w:t xml:space="preserve">الدعاء الأربعون</w:t>
       </w:r>
     </w:p>
     <w:p>
@@ -1961,7 +2092,7 @@
           <w:szCs w:val="44"/>
           <w:rtl/>
         </w:rPr>
-        <w:t xml:space="preserve">الدعاء التاسع والثلاثون</w:t>
+        <w:t xml:space="preserve">الدعاء الحادي والأربعون</w:t>
       </w:r>
     </w:p>
     <w:p>
@@ -1995,7 +2126,7 @@
           <w:szCs w:val="44"/>
           <w:rtl/>
         </w:rPr>
-        <w:t xml:space="preserve">الدعاء الأربعون</w:t>
+        <w:t xml:space="preserve">الدعاء الثاني والأربعون</w:t>
       </w:r>
     </w:p>
     <w:p>
@@ -2071,7 +2202,7 @@
           <w:szCs w:val="44"/>
           <w:rtl/>
         </w:rPr>
-        <w:t xml:space="preserve">الدعاء الحادي والأربعون</w:t>
+        <w:t xml:space="preserve">الدعاء الثالث والأربعون</w:t>
       </w:r>
     </w:p>
     <w:p>
@@ -2124,7 +2255,7 @@
           <w:szCs w:val="44"/>
           <w:rtl/>
         </w:rPr>
-        <w:t xml:space="preserve">الدعاء الثاني والأربعون</w:t>
+        <w:t xml:space="preserve">الدعاء الرابع والأربعون</w:t>
       </w:r>
     </w:p>
     <w:p>
@@ -12620,49 +12751,28 @@
           <w:szCs w:val="24"/>
           <w:rtl/>
         </w:rPr>
-        <w:t xml:space="preserve">من يسأل الله شيئًا إلا أعطاه إياه: «اللهم أنت خلقتني وأنت تهديني، وأنت تطعمني وأنت تسقيني، وأنت تُميتني وأنت تُحييني» </w:t>
-      </w:r>
-      <w:r>
-        <w:rPr>
-          <w:rFonts w:ascii="Times New Roman" w:cs="Times New Roman" w:eastAsia="Times New Roman" w:hAnsi="Times New Roman"/>
-          <w:b/>
-          <w:bCs/>
-          <w:color w:val="3B5BA5"/>
-          <w:sz w:val="24"/>
-          <w:szCs w:val="24"/>
-          <w:rtl/>
-        </w:rPr>
-        <w:t xml:space="preserve">(7 مرات </w:t>
-      </w:r>
-      <w:r>
-        <w:rPr>
-          <w:rFonts w:ascii="Times New Roman" w:cs="Times New Roman" w:eastAsia="Times New Roman" w:hAnsi="Times New Roman"/>
-          <w:sz w:val="24"/>
-          <w:szCs w:val="24"/>
-          <w:rtl/>
-        </w:rPr>
-        <w:t xml:space="preserve">يوميًا صباحًا ومساءً)، ثم: «كريم رسول الله والله أكرمه، فهل من فقير بين الكريمين يُحرم» </w:t>
-      </w:r>
-      <w:r>
-        <w:rPr>
-          <w:rFonts w:ascii="Times New Roman" w:cs="Times New Roman" w:eastAsia="Times New Roman" w:hAnsi="Times New Roman"/>
-          <w:b/>
-          <w:bCs/>
-          <w:color w:val="3B5BA5"/>
-          <w:sz w:val="24"/>
-          <w:szCs w:val="24"/>
-          <w:rtl/>
-        </w:rPr>
-        <w:t xml:space="preserve">(3 مرات)</w:t>
-      </w:r>
-      <w:r>
-        <w:rPr>
-          <w:rFonts w:ascii="Times New Roman" w:cs="Times New Roman" w:eastAsia="Times New Roman" w:hAnsi="Times New Roman"/>
-          <w:sz w:val="24"/>
-          <w:szCs w:val="24"/>
-          <w:rtl/>
-        </w:rPr>
-        <w:t xml:space="preserve"> ثم ادعُ يُستجاب لك</w:t>
+        <w:t xml:space="preserve">دعاء لتنوير القبر والصراط: «الله أكبر كبيرًا، عدد الشفع والوتر، وكلمات الله التامات الطيبات المباركة» </w:t>
+      </w:r>
+      <w:r>
+        <w:rPr>
+          <w:rFonts w:ascii="Times New Roman" w:cs="Times New Roman" w:eastAsia="Times New Roman" w:hAnsi="Times New Roman"/>
+          <w:b/>
+          <w:bCs/>
+          <w:color w:val="3B5BA5"/>
+          <w:sz w:val="24"/>
+          <w:szCs w:val="24"/>
+          <w:rtl/>
+        </w:rPr>
+        <w:t xml:space="preserve">(3 مرات </w:t>
+      </w:r>
+      <w:r>
+        <w:rPr>
+          <w:rFonts w:ascii="Times New Roman" w:cs="Times New Roman" w:eastAsia="Times New Roman" w:hAnsi="Times New Roman"/>
+          <w:sz w:val="24"/>
+          <w:szCs w:val="24"/>
+          <w:rtl/>
+        </w:rPr>
+        <w:t xml:space="preserve">صباحًا)</w:t>
       </w:r>
     </w:p>
     <w:p>
@@ -12696,28 +12806,7 @@
           <w:szCs w:val="24"/>
           <w:rtl/>
         </w:rPr>
-        <w:t xml:space="preserve">دعاء لتنوير القبر والصراط: «الله أكبر كبيرًا، عدد الشفع والوتر، وكلمات الله التامات الطيبات المباركة» </w:t>
-      </w:r>
-      <w:r>
-        <w:rPr>
-          <w:rFonts w:ascii="Times New Roman" w:cs="Times New Roman" w:eastAsia="Times New Roman" w:hAnsi="Times New Roman"/>
-          <w:b/>
-          <w:bCs/>
-          <w:color w:val="3B5BA5"/>
-          <w:sz w:val="24"/>
-          <w:szCs w:val="24"/>
-          <w:rtl/>
-        </w:rPr>
-        <w:t xml:space="preserve">(3 مرات </w:t>
-      </w:r>
-      <w:r>
-        <w:rPr>
-          <w:rFonts w:ascii="Times New Roman" w:cs="Times New Roman" w:eastAsia="Times New Roman" w:hAnsi="Times New Roman"/>
-          <w:sz w:val="24"/>
-          <w:szCs w:val="24"/>
-          <w:rtl/>
-        </w:rPr>
-        <w:t xml:space="preserve">صباحًا)</w:t>
+        <w:t xml:space="preserve">سبحان الله عدد ما خلق، سبحان الله ملء ما خلق، سبحان الله عدد ما في الأرض والسماء، سبحان الله ملء ما في الأرض والسماء، سبحان الله عدد ما أحصى كتابه، سبحان الله عدد كل شيء، سبحان الله ملء كل شيء. الحمد لله عدد ما خلق، الحمد لله ملء ما خلق، الحمد لله عدد ما في الأرض والسماء، الحمد لله ملء ما في الأرض والسماء، الحمد لله عدد ما أحصى كتابه، الحمد لله عدد كل شيء، الحمد لله ملء كل شيء</w:t>
       </w:r>
     </w:p>
     <w:p>
@@ -12751,7 +12840,7 @@
           <w:szCs w:val="24"/>
           <w:rtl/>
         </w:rPr>
-        <w:t xml:space="preserve">سبحان الله عدد ما خلق، سبحان الله ملء ما خلق، سبحان الله عدد ما في الأرض والسماء، سبحان الله ملء ما في الأرض والسماء، سبحان الله عدد ما أحصى كتابه، سبحان الله عدد كل شيء، سبحان الله ملء كل شيء. الحمد لله عدد ما خلق، الحمد لله ملء ما خلق، الحمد لله عدد ما في الأرض والسماء، الحمد لله ملء ما في الأرض والسماء، الحمد لله عدد ما أحصى كتابه، الحمد لله عدد كل شيء، الحمد لله ملء كل شيء</w:t>
+        <w:t xml:space="preserve">وِرد يومي بالحروف النورانية في فواتح 29 سورة (يُقرأ بسم الله الرحمن الرحيم قبل كل منها): البقرة (الم)، آل عمران (الم)، الأعراف (المص)، يونس (الر)، هود (الر)، يوسف (الر)، الرعد (المر)، إبراهيم (الر)، الحجر (الر)، مريم (كهيعص)، طه (طه)، الشعراء (طسم)، النمل (طس)، القصص (طسم)، العنكبوت (الم)، الروم (الم)، لقمان (الم)، السجدة (الم)، يس (يس)، ص (ص)، غافر (حم)، فصلت (حم)، الشورى (حم عسق)، الزخرف (حم)، الدخان (حم)، الجاثية (حم)، الأحقاف (حم)، ق (ق)، القلم (ن)</w:t>
       </w:r>
     </w:p>
     <w:p>
@@ -12785,7 +12874,145 @@
           <w:szCs w:val="24"/>
           <w:rtl/>
         </w:rPr>
-        <w:t xml:space="preserve">وِرد يومي بالحروف النورانية في فواتح 29 سورة (يُقرأ بسم الله الرحمن الرحيم قبل كل منها): البقرة (الم)، آل عمران (الم)، الأعراف (المص)، يونس (الر)، هود (الر)، يوسف (الر)، الرعد (المر)، إبراهيم (الر)، الحجر (الر)، مريم (كهيعص)، طه (طه)، الشعراء (طسم)، النمل (طس)، القصص (طسم)، العنكبوت (الم)، الروم (الم)، لقمان (الم)، السجدة (الم)، يس (يس)، ص (ص)، غافر (حم)، فصلت (حم)، الشورى (حم عسق)، الزخرف (حم)، الدخان (حم)، الجاثية (حم)، الأحقاف (حم)، ق (ق)، القلم (ن)</w:t>
+        <w:t xml:space="preserve">السبع الآيات المنجيات: </w:t>
+      </w:r>
+      <w:r>
+        <w:rPr>
+          <w:rFonts w:ascii="Times New Roman" w:cs="Times New Roman" w:eastAsia="Times New Roman" w:hAnsi="Times New Roman"/>
+          <w:b/>
+          <w:bCs/>
+          <w:color w:val="B23A2E"/>
+          <w:sz w:val="24"/>
+          <w:szCs w:val="24"/>
+          <w:rtl/>
+        </w:rPr>
+        <w:t xml:space="preserve">﴿قُل لَّن يُصِيبَنَا إِلَّا مَا كَتَبَ اللَّهُ لَنَا هُوَ مَوْلَانَا وَعَلَى اللَّهِ فَلْيَتَوَكَّلِ الْمُؤْمِنُونَ﴾</w:t>
+      </w:r>
+      <w:r>
+        <w:rPr>
+          <w:rFonts w:ascii="Times New Roman" w:cs="Times New Roman" w:eastAsia="Times New Roman" w:hAnsi="Times New Roman"/>
+          <w:sz w:val="24"/>
+          <w:szCs w:val="24"/>
+          <w:rtl/>
+        </w:rPr>
+        <w:t xml:space="preserve">، </w:t>
+      </w:r>
+      <w:r>
+        <w:rPr>
+          <w:rFonts w:ascii="Times New Roman" w:cs="Times New Roman" w:eastAsia="Times New Roman" w:hAnsi="Times New Roman"/>
+          <w:b/>
+          <w:bCs/>
+          <w:color w:val="B23A2E"/>
+          <w:sz w:val="24"/>
+          <w:szCs w:val="24"/>
+          <w:rtl/>
+        </w:rPr>
+        <w:t xml:space="preserve">﴿وَإِن يَمْسَسْكَ اللَّهُ بِضُرٍّ فَلَا كَاشِفَ لَهُ إِلَّا هُوَ وَإِن يُرِدْكَ بِخَيْرٍ فَلَا رَادَّ لِفَضْلِهِ يُصِيبُ بِهِ مَن يَشَاءُ مِنْ عِبَادِهِ وَهُوَ الْغَفُورُ الرَّحِيمُ﴾</w:t>
+      </w:r>
+      <w:r>
+        <w:rPr>
+          <w:rFonts w:ascii="Times New Roman" w:cs="Times New Roman" w:eastAsia="Times New Roman" w:hAnsi="Times New Roman"/>
+          <w:sz w:val="24"/>
+          <w:szCs w:val="24"/>
+          <w:rtl/>
+        </w:rPr>
+        <w:t xml:space="preserve">، </w:t>
+      </w:r>
+      <w:r>
+        <w:rPr>
+          <w:rFonts w:ascii="Times New Roman" w:cs="Times New Roman" w:eastAsia="Times New Roman" w:hAnsi="Times New Roman"/>
+          <w:b/>
+          <w:bCs/>
+          <w:color w:val="B23A2E"/>
+          <w:sz w:val="24"/>
+          <w:szCs w:val="24"/>
+          <w:rtl/>
+        </w:rPr>
+        <w:t xml:space="preserve">﴿وَمَا مِن دَابَّةٍ فِي الْأَرْضِ إِلَّا عَلَى اللَّهِ رِزْقُهَا وَيَعْلَمُ مُسْتَقَرَّهَا وَمُسْتَوْدَعَهَا كُلٌّ فِي كِتَابٍ مُّبِينٍ﴾</w:t>
+      </w:r>
+      <w:r>
+        <w:rPr>
+          <w:rFonts w:ascii="Times New Roman" w:cs="Times New Roman" w:eastAsia="Times New Roman" w:hAnsi="Times New Roman"/>
+          <w:sz w:val="24"/>
+          <w:szCs w:val="24"/>
+          <w:rtl/>
+        </w:rPr>
+        <w:t xml:space="preserve">، </w:t>
+      </w:r>
+      <w:r>
+        <w:rPr>
+          <w:rFonts w:ascii="Times New Roman" w:cs="Times New Roman" w:eastAsia="Times New Roman" w:hAnsi="Times New Roman"/>
+          <w:b/>
+          <w:bCs/>
+          <w:color w:val="B23A2E"/>
+          <w:sz w:val="24"/>
+          <w:szCs w:val="24"/>
+          <w:rtl/>
+        </w:rPr>
+        <w:t xml:space="preserve">﴿إِنِّي تَوَكَّلْتُ عَلَى اللَّهِ رَبِّي وَرَبِّكُم مَّا مِن دَابَّةٍ إِلَّا هُوَ آخِذٌ بِنَاصِيَتِهَا إِنَّ رَبِّي عَلَىٰ صِرَاطٍ مُّسْتَقِيمٍ﴾</w:t>
+      </w:r>
+      <w:r>
+        <w:rPr>
+          <w:rFonts w:ascii="Times New Roman" w:cs="Times New Roman" w:eastAsia="Times New Roman" w:hAnsi="Times New Roman"/>
+          <w:sz w:val="24"/>
+          <w:szCs w:val="24"/>
+          <w:rtl/>
+        </w:rPr>
+        <w:t xml:space="preserve">، </w:t>
+      </w:r>
+      <w:r>
+        <w:rPr>
+          <w:rFonts w:ascii="Times New Roman" w:cs="Times New Roman" w:eastAsia="Times New Roman" w:hAnsi="Times New Roman"/>
+          <w:b/>
+          <w:bCs/>
+          <w:color w:val="B23A2E"/>
+          <w:sz w:val="24"/>
+          <w:szCs w:val="24"/>
+          <w:rtl/>
+        </w:rPr>
+        <w:t xml:space="preserve">﴿وَكَأَيِّن مِّن دَابَّةٍ لَّا تَحْمِلُ رِزْقَهَا اللَّهُ يَرْزُقُهَا وَإِيَّاكُمْ وَهُوَ السَّمِيعُ الْعَلِيمُ﴾</w:t>
+      </w:r>
+      <w:r>
+        <w:rPr>
+          <w:rFonts w:ascii="Times New Roman" w:cs="Times New Roman" w:eastAsia="Times New Roman" w:hAnsi="Times New Roman"/>
+          <w:sz w:val="24"/>
+          <w:szCs w:val="24"/>
+          <w:rtl/>
+        </w:rPr>
+        <w:t xml:space="preserve">، </w:t>
+      </w:r>
+      <w:r>
+        <w:rPr>
+          <w:rFonts w:ascii="Times New Roman" w:cs="Times New Roman" w:eastAsia="Times New Roman" w:hAnsi="Times New Roman"/>
+          <w:b/>
+          <w:bCs/>
+          <w:color w:val="B23A2E"/>
+          <w:sz w:val="24"/>
+          <w:szCs w:val="24"/>
+          <w:rtl/>
+        </w:rPr>
+        <w:t xml:space="preserve">﴿مَّا يَفْتَحِ اللَّهُ لِلنَّاسِ مِن رَّحْمَةٍ فَلَا مُمْسِكَ لَهَا وَمَا يُمْسِكْ فَلَا مُرْسِلَ لَهُ مِن بَعْدِهِ وَهُوَ الْعَزِيزُ الْحَكِيمُ﴾</w:t>
+      </w:r>
+      <w:r>
+        <w:rPr>
+          <w:rFonts w:ascii="Times New Roman" w:cs="Times New Roman" w:eastAsia="Times New Roman" w:hAnsi="Times New Roman"/>
+          <w:sz w:val="24"/>
+          <w:szCs w:val="24"/>
+          <w:rtl/>
+        </w:rPr>
+        <w:t xml:space="preserve">، </w:t>
+      </w:r>
+      <w:r>
+        <w:rPr>
+          <w:rFonts w:ascii="Times New Roman" w:cs="Times New Roman" w:eastAsia="Times New Roman" w:hAnsi="Times New Roman"/>
+          <w:b/>
+          <w:bCs/>
+          <w:color w:val="B23A2E"/>
+          <w:sz w:val="24"/>
+          <w:szCs w:val="24"/>
+          <w:rtl/>
+        </w:rPr>
+        <w:t xml:space="preserve">﴿وَلَئِن سَأَلْتَهُم مَّنْ خَلَقَ السَّمَاوَاتِ وَالْأَرْضَ لَيَقُولُنَّ اللَّهُ قُلْ أَفَرَأَيْتُم مَّا تَدْعُونَ مِن دُونِ اللَّهِ إِنْ أَرَادَنِيَ اللَّهُ بِضُرٍّ هَلْ هُنَّ كَاشِفَاتُ ضُرِّهِ أَوْ أَرَادَنِي بِرَحْمَةٍ هَلْ هُنَّ مُمْسِكَاتُ رَحْمَتِهِ قُلْ حَسْبِيَ اللَّهُ عَلَيْهِ يَتَوَكَّلُ الْمُتَوَكِّلُونَ﴾</w:t>
       </w:r>
     </w:p>
     <w:p>
@@ -12819,7 +13046,129 @@
           <w:szCs w:val="24"/>
           <w:rtl/>
         </w:rPr>
-        <w:t xml:space="preserve">السبع الآيات المنجيات: </w:t>
+        <w:t xml:space="preserve">«لا إله إلا الله الجليل الجبار، لا إله إلا الله الواحد القهار، لا إله إلا الله الكريم الستار، لا إله إلا الله الكبير المتعال، لا إله إلا الله وحده لا شريك له، إلهًا واحدًا ربًا وشاهدًا أحدًا وصمدًا ونحن له مسلمون» ثم تُكرر بنفس الصيغة: «...ونحن له عابدون»، «...ونحن له قانتون»، «...ونحن له صابرون»، ثم: «لا إله إلا الله محمد رسول الله، اللهم إني إليك فوّضت أمري وعليك توكلت يا أرحم الراحمين، اللهم صلِّ على محمد وعلى آل محمد كما صليت على إبراهيم وآل إبراهيم، وبارك على محمد وعلى آل محمد كما باركت على إبراهيم وآل إبراهيم في العالمين، إنك حميد مجيد»</w:t>
+      </w:r>
+    </w:p>
+    <w:p>
+      <w:pPr>
+        <w:bidi/>
+        <w:spacing w:after="120" w:before="320"/>
+        <w:jc w:val="right"/>
+      </w:pPr>
+      <w:r>
+        <w:rPr>
+          <w:rFonts w:ascii="Times New Roman" w:cs="Times New Roman" w:eastAsia="Times New Roman" w:hAnsi="Times New Roman"/>
+          <w:b/>
+          <w:bCs/>
+          <w:sz w:val="44"/>
+          <w:szCs w:val="44"/>
+          <w:rtl/>
+        </w:rPr>
+        <w:t xml:space="preserve">الدعاء السابع عشر</w:t>
+      </w:r>
+    </w:p>
+    <w:p>
+      <w:pPr>
+        <w:bidi/>
+        <w:spacing w:after="200" w:line="340"/>
+        <w:jc w:val="right"/>
+      </w:pPr>
+      <w:r>
+        <w:rPr>
+          <w:rFonts w:ascii="Times New Roman" w:cs="Times New Roman" w:eastAsia="Times New Roman" w:hAnsi="Times New Roman"/>
+          <w:sz w:val="24"/>
+          <w:szCs w:val="24"/>
+          <w:rtl/>
+        </w:rPr>
+        <w:t xml:space="preserve">داوم على هذا الذكر يوميًا وستتغير حياتك للأحسن: «الحمد لله» </w:t>
+      </w:r>
+      <w:r>
+        <w:rPr>
+          <w:rFonts w:ascii="Times New Roman" w:cs="Times New Roman" w:eastAsia="Times New Roman" w:hAnsi="Times New Roman"/>
+          <w:b/>
+          <w:bCs/>
+          <w:color w:val="3B5BA5"/>
+          <w:sz w:val="24"/>
+          <w:szCs w:val="24"/>
+          <w:rtl/>
+        </w:rPr>
+        <w:t xml:space="preserve">(33 مرة)</w:t>
+      </w:r>
+      <w:r>
+        <w:rPr>
+          <w:rFonts w:ascii="Times New Roman" w:cs="Times New Roman" w:eastAsia="Times New Roman" w:hAnsi="Times New Roman"/>
+          <w:sz w:val="24"/>
+          <w:szCs w:val="24"/>
+          <w:rtl/>
+        </w:rPr>
+        <w:t xml:space="preserve">، «يا مالك» </w:t>
+      </w:r>
+      <w:r>
+        <w:rPr>
+          <w:rFonts w:ascii="Times New Roman" w:cs="Times New Roman" w:eastAsia="Times New Roman" w:hAnsi="Times New Roman"/>
+          <w:b/>
+          <w:bCs/>
+          <w:color w:val="3B5BA5"/>
+          <w:sz w:val="24"/>
+          <w:szCs w:val="24"/>
+          <w:rtl/>
+        </w:rPr>
+        <w:t xml:space="preserve">(21 مرة)</w:t>
+      </w:r>
+      <w:r>
+        <w:rPr>
+          <w:rFonts w:ascii="Times New Roman" w:cs="Times New Roman" w:eastAsia="Times New Roman" w:hAnsi="Times New Roman"/>
+          <w:sz w:val="24"/>
+          <w:szCs w:val="24"/>
+          <w:rtl/>
+        </w:rPr>
+        <w:t xml:space="preserve">، «لا إله إلا الله الحي القيوم الحليم الكريم، لا إله إلا الله رب السماوات السبع ورب العرش العظيم» </w:t>
+      </w:r>
+      <w:r>
+        <w:rPr>
+          <w:rFonts w:ascii="Times New Roman" w:cs="Times New Roman" w:eastAsia="Times New Roman" w:hAnsi="Times New Roman"/>
+          <w:b/>
+          <w:bCs/>
+          <w:color w:val="3B5BA5"/>
+          <w:sz w:val="24"/>
+          <w:szCs w:val="24"/>
+          <w:rtl/>
+        </w:rPr>
+        <w:t xml:space="preserve">(7 مرات)</w:t>
+      </w:r>
+    </w:p>
+    <w:p>
+      <w:pPr>
+        <w:bidi/>
+        <w:spacing w:after="120" w:before="320"/>
+        <w:jc w:val="right"/>
+      </w:pPr>
+      <w:r>
+        <w:rPr>
+          <w:rFonts w:ascii="Times New Roman" w:cs="Times New Roman" w:eastAsia="Times New Roman" w:hAnsi="Times New Roman"/>
+          <w:b/>
+          <w:bCs/>
+          <w:sz w:val="44"/>
+          <w:szCs w:val="44"/>
+          <w:rtl/>
+        </w:rPr>
+        <w:t xml:space="preserve">الدعاء الثامن عشر</w:t>
+      </w:r>
+    </w:p>
+    <w:p>
+      <w:pPr>
+        <w:bidi/>
+        <w:spacing w:after="200" w:line="340"/>
+        <w:jc w:val="right"/>
+      </w:pPr>
+      <w:r>
+        <w:rPr>
+          <w:rFonts w:ascii="Times New Roman" w:cs="Times New Roman" w:eastAsia="Times New Roman" w:hAnsi="Times New Roman"/>
+          <w:sz w:val="24"/>
+          <w:szCs w:val="24"/>
+          <w:rtl/>
+        </w:rPr>
+        <w:t xml:space="preserve">آيات الصبر والتوكل عند الابتلاء: </w:t>
       </w:r>
       <w:r>
         <w:rPr>
@@ -12831,7 +13180,7 @@
           <w:szCs w:val="24"/>
           <w:rtl/>
         </w:rPr>
-        <w:t xml:space="preserve">﴿قُل لَّن يُصِيبَنَا إِلَّا مَا كَتَبَ اللَّهُ لَنَا هُوَ مَوْلَانَا وَعَلَى اللَّهِ فَلْيَتَوَكَّلِ الْمُؤْمِنُونَ﴾</w:t>
+        <w:t xml:space="preserve">﴿وَلَنَبْلُوَنَّكُم بِشَيْءٍ مِّنَ الْخَوْفِ وَالْجُوعِ وَنَقْصٍ مِّنَ الْأَمْوَالِ وَالْأَنفُسِ وَالثَّمَرَاتِ وَبَشِّرِ الصَّابِرِينَ * الَّذِينَ إِذَا أَصَابَتْهُم مُّصِيبَةٌ قَالُوا إِنَّا لِلَّهِ وَإِنَّا إِلَيْهِ رَاجِعُونَ﴾</w:t>
       </w:r>
       <w:r>
         <w:rPr>
@@ -12852,7 +13201,7 @@
           <w:szCs w:val="24"/>
           <w:rtl/>
         </w:rPr>
-        <w:t xml:space="preserve">﴿وَإِن يَمْسَسْكَ اللَّهُ بِضُرٍّ فَلَا كَاشِفَ لَهُ إِلَّا هُوَ وَإِن يُرِدْكَ بِخَيْرٍ فَلَا رَادَّ لِفَضْلِهِ يُصِيبُ بِهِ مَن يَشَاءُ مِنْ عِبَادِهِ وَهُوَ الْغَفُورُ الرَّحِيمُ﴾</w:t>
+        <w:t xml:space="preserve">﴿الَّذِينَ قَالَ لَهُمُ النَّاسُ إِنَّ النَّاسَ قَدْ جَمَعُوا لَكُمْ فَاخْشَوْهُمْ فَزَادَهُمْ إِيمَانًا وَقَالُوا حَسْبُنَا اللَّهُ وَنِعْمَ الْوَكِيلُ﴾</w:t>
       </w:r>
       <w:r>
         <w:rPr>
@@ -12873,7 +13222,7 @@
           <w:szCs w:val="24"/>
           <w:rtl/>
         </w:rPr>
-        <w:t xml:space="preserve">﴿وَمَا مِن دَابَّةٍ فِي الْأَرْضِ إِلَّا عَلَى اللَّهِ رِزْقُهَا وَيَعْلَمُ مُسْتَقَرَّهَا وَمُسْتَوْدَعَهَا كُلٌّ فِي كِتَابٍ مُّبِينٍ﴾</w:t>
+        <w:t xml:space="preserve">﴿وَمَا كَانَ قَوْلَهُمْ إِلَّا أَن قَالُوا رَبَّنَا اغْفِرْ لَنَا ذُنُوبَنَا وَإِسْرَافَنَا فِي أَمْرِنَا وَثَبِّتْ أَقْدَامَنَا وَانصُرْنَا عَلَى الْقَوْمِ الْكَافِرِينَ﴾</w:t>
       </w:r>
       <w:r>
         <w:rPr>
@@ -12894,7 +13243,7 @@
           <w:szCs w:val="24"/>
           <w:rtl/>
         </w:rPr>
-        <w:t xml:space="preserve">﴿إِنِّي تَوَكَّلْتُ عَلَى اللَّهِ رَبِّي وَرَبِّكُم مَّا مِن دَابَّةٍ إِلَّا هُوَ آخِذٌ بِنَاصِيَتِهَا إِنَّ رَبِّي عَلَىٰ صِرَاطٍ مُّسْتَقِيمٍ﴾</w:t>
+        <w:t xml:space="preserve">﴿فَسَتَذْكُرُونَ مَا أَقُولُ لَكُمْ وَأُفَوِّضُ أَمْرِي إِلَى اللَّهِ إِنَّ اللَّهَ بَصِيرٌ بِالْعِبَادِ﴾</w:t>
       </w:r>
       <w:r>
         <w:rPr>
@@ -12915,7 +13264,250 @@
           <w:szCs w:val="24"/>
           <w:rtl/>
         </w:rPr>
-        <w:t xml:space="preserve">﴿وَكَأَيِّن مِّن دَابَّةٍ لَّا تَحْمِلُ رِزْقَهَا اللَّهُ يَرْزُقُهَا وَإِيَّاكُمْ وَهُوَ السَّمِيعُ الْعَلِيمُ﴾</w:t>
+        <w:t xml:space="preserve">﴿وَذَا النُّونِ إِذ ذَّهَبَ مُغَاضِبًا فَظَنَّ أَن لَّن نَّقْدِرَ عَلَيْهِ فَنَادَىٰ فِي الظُّلُمَاتِ أَن لَّا إِلَٰهَ إِلَّا أَنتَ سُبْحَانَكَ إِنِّي كُنتُ مِنَ الظَّالِمِينَ * فَاسْتَجَبْنَا لَهُ وَنَجَّيْنَاهُ مِنَ الْغَمِّ وَكَذَٰلِكَ نُنجِي الْمُؤْمِنِينَ﴾</w:t>
+      </w:r>
+    </w:p>
+    <w:p>
+      <w:pPr>
+        <w:bidi/>
+        <w:spacing w:after="120" w:before="320"/>
+        <w:jc w:val="right"/>
+      </w:pPr>
+      <w:r>
+        <w:rPr>
+          <w:rFonts w:ascii="Times New Roman" w:cs="Times New Roman" w:eastAsia="Times New Roman" w:hAnsi="Times New Roman"/>
+          <w:b/>
+          <w:bCs/>
+          <w:sz w:val="44"/>
+          <w:szCs w:val="44"/>
+          <w:rtl/>
+        </w:rPr>
+        <w:t xml:space="preserve">الدعاء التاسع عشر</w:t>
+      </w:r>
+    </w:p>
+    <w:p>
+      <w:pPr>
+        <w:bidi/>
+        <w:spacing w:after="200" w:line="340"/>
+        <w:jc w:val="right"/>
+      </w:pPr>
+      <w:r>
+        <w:rPr>
+          <w:rFonts w:ascii="Times New Roman" w:cs="Times New Roman" w:eastAsia="Times New Roman" w:hAnsi="Times New Roman"/>
+          <w:sz w:val="24"/>
+          <w:szCs w:val="24"/>
+          <w:rtl/>
+        </w:rPr>
+        <w:t xml:space="preserve">أفضل صيغة للاستغفار، ويُفضّل</w:t>
+      </w:r>
+      <w:r>
+        <w:rPr>
+          <w:rFonts w:ascii="Times New Roman" w:cs="Times New Roman" w:eastAsia="Times New Roman" w:hAnsi="Times New Roman"/>
+          <w:b/>
+          <w:bCs/>
+          <w:color w:val="3B5BA5"/>
+          <w:sz w:val="24"/>
+          <w:szCs w:val="24"/>
+          <w:rtl/>
+        </w:rPr>
+        <w:t xml:space="preserve"> 70 مرة</w:t>
+      </w:r>
+      <w:r>
+        <w:rPr>
+          <w:rFonts w:ascii="Times New Roman" w:cs="Times New Roman" w:eastAsia="Times New Roman" w:hAnsi="Times New Roman"/>
+          <w:sz w:val="24"/>
+          <w:szCs w:val="24"/>
+          <w:rtl/>
+        </w:rPr>
+        <w:t xml:space="preserve">: </w:t>
+      </w:r>
+      <w:r>
+        <w:rPr>
+          <w:rFonts w:ascii="Times New Roman" w:cs="Times New Roman" w:eastAsia="Times New Roman" w:hAnsi="Times New Roman"/>
+          <w:b/>
+          <w:bCs/>
+          <w:color w:val="B23A2E"/>
+          <w:sz w:val="24"/>
+          <w:szCs w:val="24"/>
+          <w:rtl/>
+        </w:rPr>
+        <w:t xml:space="preserve">﴿رَبِّ اغْفِرْ لِي وَلِوَالِدَيَّ وَلِمَن دَخَلَ بَيْتِيَ مُؤْمِنًا وَلِلْمُؤْمِنِينَ وَالْمُؤْمِنَاتِ وَلَا تَزِدِ الظَّالِمِينَ إِلَّا تَبَارًا﴾</w:t>
+      </w:r>
+    </w:p>
+    <w:p>
+      <w:pPr>
+        <w:bidi/>
+        <w:spacing w:after="120" w:before="320"/>
+        <w:jc w:val="right"/>
+      </w:pPr>
+      <w:r>
+        <w:rPr>
+          <w:rFonts w:ascii="Times New Roman" w:cs="Times New Roman" w:eastAsia="Times New Roman" w:hAnsi="Times New Roman"/>
+          <w:b/>
+          <w:bCs/>
+          <w:sz w:val="44"/>
+          <w:szCs w:val="44"/>
+          <w:rtl/>
+        </w:rPr>
+        <w:t xml:space="preserve">الدعاء العشرون</w:t>
+      </w:r>
+    </w:p>
+    <w:p>
+      <w:pPr>
+        <w:bidi/>
+        <w:spacing w:after="200" w:line="340"/>
+        <w:jc w:val="right"/>
+      </w:pPr>
+      <w:r>
+        <w:rPr>
+          <w:rFonts w:ascii="Times New Roman" w:cs="Times New Roman" w:eastAsia="Times New Roman" w:hAnsi="Times New Roman"/>
+          <w:sz w:val="24"/>
+          <w:szCs w:val="24"/>
+          <w:rtl/>
+        </w:rPr>
+        <w:t xml:space="preserve">آيات التسخير: «بسم الله الرحمن الرحيم» </w:t>
+      </w:r>
+      <w:r>
+        <w:rPr>
+          <w:rFonts w:ascii="Times New Roman" w:cs="Times New Roman" w:eastAsia="Times New Roman" w:hAnsi="Times New Roman"/>
+          <w:b/>
+          <w:bCs/>
+          <w:color w:val="3B5BA5"/>
+          <w:sz w:val="24"/>
+          <w:szCs w:val="24"/>
+          <w:rtl/>
+        </w:rPr>
+        <w:t xml:space="preserve">(19 مرة)</w:t>
+      </w:r>
+      <w:r>
+        <w:rPr>
+          <w:rFonts w:ascii="Times New Roman" w:cs="Times New Roman" w:eastAsia="Times New Roman" w:hAnsi="Times New Roman"/>
+          <w:sz w:val="24"/>
+          <w:szCs w:val="24"/>
+          <w:rtl/>
+        </w:rPr>
+        <w:t xml:space="preserve">، «اللهم صلِّ على سيدنا محمد الفاتح لما أُغلق، والخاتم لما سبق، ناصر الحق بالحق، الهادي إلى صراطك المستقيم، وعلى آله حق قدره ومقداره العظيم» </w:t>
+      </w:r>
+      <w:r>
+        <w:rPr>
+          <w:rFonts w:ascii="Times New Roman" w:cs="Times New Roman" w:eastAsia="Times New Roman" w:hAnsi="Times New Roman"/>
+          <w:b/>
+          <w:bCs/>
+          <w:color w:val="3B5BA5"/>
+          <w:sz w:val="24"/>
+          <w:szCs w:val="24"/>
+          <w:rtl/>
+        </w:rPr>
+        <w:t xml:space="preserve">(19 مرة)</w:t>
+      </w:r>
+      <w:r>
+        <w:rPr>
+          <w:rFonts w:ascii="Times New Roman" w:cs="Times New Roman" w:eastAsia="Times New Roman" w:hAnsi="Times New Roman"/>
+          <w:sz w:val="24"/>
+          <w:szCs w:val="24"/>
+          <w:rtl/>
+        </w:rPr>
+        <w:t xml:space="preserve">، «كهيعص» </w:t>
+      </w:r>
+      <w:r>
+        <w:rPr>
+          <w:rFonts w:ascii="Times New Roman" w:cs="Times New Roman" w:eastAsia="Times New Roman" w:hAnsi="Times New Roman"/>
+          <w:b/>
+          <w:bCs/>
+          <w:color w:val="3B5BA5"/>
+          <w:sz w:val="24"/>
+          <w:szCs w:val="24"/>
+          <w:rtl/>
+        </w:rPr>
+        <w:t xml:space="preserve">(195 مرة)</w:t>
+      </w:r>
+      <w:r>
+        <w:rPr>
+          <w:rFonts w:ascii="Times New Roman" w:cs="Times New Roman" w:eastAsia="Times New Roman" w:hAnsi="Times New Roman"/>
+          <w:sz w:val="24"/>
+          <w:szCs w:val="24"/>
+          <w:rtl/>
+        </w:rPr>
+        <w:t xml:space="preserve">، ثم </w:t>
+      </w:r>
+      <w:r>
+        <w:rPr>
+          <w:rFonts w:ascii="Times New Roman" w:cs="Times New Roman" w:eastAsia="Times New Roman" w:hAnsi="Times New Roman"/>
+          <w:b/>
+          <w:bCs/>
+          <w:color w:val="B23A2E"/>
+          <w:sz w:val="24"/>
+          <w:szCs w:val="24"/>
+          <w:rtl/>
+        </w:rPr>
+        <w:t xml:space="preserve">﴿اللَّهُ الَّذِي خَلَقَ السَّمَاوَاتِ وَالْأَرْضَ وَأَنزَلَ مِنَ السَّمَاءِ مَاءً فَأَخْرَجَ بِهِ مِنَ الثَّمَرَاتِ رِزْقًا لَّكُمْ وَسَخَّرَ لَكُمُ الْفُلْكَ لِتَجْرِيَ فِي الْبَحْرِ بِأَمْرِهِ وَسَخَّرَ لَكُمُ الْأَنْهَارَ * وَسَخَّرَ لَكُمُ الشَّمْسَ وَالْقَمَرَ دَائِبَيْنِ وَسَخَّرَ لَكُمُ اللَّيْلَ وَالنَّهَارَ * وَآتَاكُم مِّن كُلِّ مَا سَأَلْتُمُوهُ وَإِن تَعُدُّوا نِعْمَتَ اللَّهِ لَا تُحْصُوهَا إِنَّ الْإِنسَانَ لَظَلُومٌ كَفَّارٌ﴾</w:t>
+      </w:r>
+      <w:r>
+        <w:rPr>
+          <w:rFonts w:ascii="Times New Roman" w:cs="Times New Roman" w:eastAsia="Times New Roman" w:hAnsi="Times New Roman"/>
+          <w:sz w:val="24"/>
+          <w:szCs w:val="24"/>
+          <w:rtl/>
+        </w:rPr>
+        <w:t xml:space="preserve"> </w:t>
+      </w:r>
+      <w:r>
+        <w:rPr>
+          <w:rFonts w:ascii="Times New Roman" w:cs="Times New Roman" w:eastAsia="Times New Roman" w:hAnsi="Times New Roman"/>
+          <w:b/>
+          <w:bCs/>
+          <w:color w:val="3B5BA5"/>
+          <w:sz w:val="24"/>
+          <w:szCs w:val="24"/>
+          <w:rtl/>
+        </w:rPr>
+        <w:t xml:space="preserve">(70 مرة)</w:t>
+      </w:r>
+    </w:p>
+    <w:p>
+      <w:pPr>
+        <w:bidi/>
+        <w:spacing w:after="120" w:before="320"/>
+        <w:jc w:val="right"/>
+      </w:pPr>
+      <w:r>
+        <w:rPr>
+          <w:rFonts w:ascii="Times New Roman" w:cs="Times New Roman" w:eastAsia="Times New Roman" w:hAnsi="Times New Roman"/>
+          <w:b/>
+          <w:bCs/>
+          <w:sz w:val="44"/>
+          <w:szCs w:val="44"/>
+          <w:rtl/>
+        </w:rPr>
+        <w:t xml:space="preserve">الدعاء الحادي والعشرون</w:t>
+      </w:r>
+    </w:p>
+    <w:p>
+      <w:pPr>
+        <w:bidi/>
+        <w:spacing w:after="200" w:line="340"/>
+        <w:jc w:val="right"/>
+      </w:pPr>
+      <w:r>
+        <w:rPr>
+          <w:rFonts w:ascii="Times New Roman" w:cs="Times New Roman" w:eastAsia="Times New Roman" w:hAnsi="Times New Roman"/>
+          <w:sz w:val="24"/>
+          <w:szCs w:val="24"/>
+          <w:rtl/>
+        </w:rPr>
+        <w:t xml:space="preserve">الآيات الست وأجوبتها عند كل شدة: </w:t>
+      </w:r>
+      <w:r>
+        <w:rPr>
+          <w:rFonts w:ascii="Times New Roman" w:cs="Times New Roman" w:eastAsia="Times New Roman" w:hAnsi="Times New Roman"/>
+          <w:b/>
+          <w:bCs/>
+          <w:color w:val="B23A2E"/>
+          <w:sz w:val="24"/>
+          <w:szCs w:val="24"/>
+          <w:rtl/>
+        </w:rPr>
+        <w:t xml:space="preserve">﴿الَّذِينَ إِذَا أَصَابَتْهُم مُّصِيبَةٌ قَالُوا إِنَّا لِلَّهِ وَإِنَّا إِلَيْهِ رَاجِعُونَ * أُولَٰئِكَ عَلَيْهِمْ صَلَوَاتٌ مِّن رَّبِّهِمْ وَرَحْمَةٌ وَأُولَٰئِكَ هُمُ الْمُهْتَدُونَ﴾</w:t>
       </w:r>
       <w:r>
         <w:rPr>
@@ -12936,7 +13528,7 @@
           <w:szCs w:val="24"/>
           <w:rtl/>
         </w:rPr>
-        <w:t xml:space="preserve">﴿مَّا يَفْتَحِ اللَّهُ لِلنَّاسِ مِن رَّحْمَةٍ فَلَا مُمْسِكَ لَهَا وَمَا يُمْسِكْ فَلَا مُرْسِلَ لَهُ مِن بَعْدِهِ وَهُوَ الْعَزِيزُ الْحَكِيمُ﴾</w:t>
+        <w:t xml:space="preserve">﴿الَّذِينَ قَالَ لَهُمُ النَّاسُ إِنَّ النَّاسَ قَدْ جَمَعُوا لَكُمْ فَاخْشَوْهُمْ فَزَادَهُمْ إِيمَانًا وَقَالُوا حَسْبُنَا اللَّهُ وَنِعْمَ الْوَكِيلُ * فَانقَلَبُوا بِنِعْمَةٍ مِّنَ اللَّهِ وَفَضْلٍ لَّمْ يَمْسَسْهُمْ سُوءٌ وَاتَّبَعُوا رِضْوَانَ اللَّهِ وَاللَّهُ ذُو فَضْلٍ عَظِيمٍ﴾</w:t>
       </w:r>
       <w:r>
         <w:rPr>
@@ -12957,163 +13549,16 @@
           <w:szCs w:val="24"/>
           <w:rtl/>
         </w:rPr>
-        <w:t xml:space="preserve">﴿وَلَئِن سَأَلْتَهُم مَّنْ خَلَقَ السَّمَاوَاتِ وَالْأَرْضَ لَيَقُولُنَّ اللَّهُ قُلْ أَفَرَأَيْتُم مَّا تَدْعُونَ مِن دُونِ اللَّهِ إِنْ أَرَادَنِيَ اللَّهُ بِضُرٍّ هَلْ هُنَّ كَاشِفَاتُ ضُرِّهِ أَوْ أَرَادَنِي بِرَحْمَةٍ هَلْ هُنَّ مُمْسِكَاتُ رَحْمَتِهِ قُلْ حَسْبِيَ اللَّهُ عَلَيْهِ يَتَوَكَّلُ الْمُتَوَكِّلُونَ﴾</w:t>
-      </w:r>
-    </w:p>
-    <w:p>
-      <w:pPr>
-        <w:bidi/>
-        <w:spacing w:after="120" w:before="320"/>
-        <w:jc w:val="right"/>
-      </w:pPr>
-      <w:r>
-        <w:rPr>
-          <w:rFonts w:ascii="Times New Roman" w:cs="Times New Roman" w:eastAsia="Times New Roman" w:hAnsi="Times New Roman"/>
-          <w:b/>
-          <w:bCs/>
-          <w:sz w:val="44"/>
-          <w:szCs w:val="44"/>
-          <w:rtl/>
-        </w:rPr>
-        <w:t xml:space="preserve">الدعاء السابع عشر</w:t>
-      </w:r>
-    </w:p>
-    <w:p>
-      <w:pPr>
-        <w:bidi/>
-        <w:spacing w:after="200" w:line="340"/>
-        <w:jc w:val="right"/>
-      </w:pPr>
-      <w:r>
-        <w:rPr>
-          <w:rFonts w:ascii="Times New Roman" w:cs="Times New Roman" w:eastAsia="Times New Roman" w:hAnsi="Times New Roman"/>
-          <w:sz w:val="24"/>
-          <w:szCs w:val="24"/>
-          <w:rtl/>
-        </w:rPr>
-        <w:t xml:space="preserve">«لا إله إلا الله الجليل الجبار، لا إله إلا الله الواحد القهار، لا إله إلا الله الكريم الستار، لا إله إلا الله الكبير المتعال، لا إله إلا الله وحده لا شريك له، إلهًا واحدًا ربًا وشاهدًا أحدًا وصمدًا ونحن له مسلمون» ثم تُكرر بنفس الصيغة: «...ونحن له عابدون»، «...ونحن له قانتون»، «...ونحن له صابرون»، ثم: «لا إله إلا الله محمد رسول الله، اللهم إني إليك فوّضت أمري وعليك توكلت يا أرحم الراحمين، اللهم صلِّ على محمد وعلى آل محمد كما صليت على إبراهيم وآل إبراهيم، وبارك على محمد وعلى آل محمد كما باركت على إبراهيم وآل إبراهيم في العالمين، إنك حميد مجيد»</w:t>
-      </w:r>
-    </w:p>
-    <w:p>
-      <w:pPr>
-        <w:bidi/>
-        <w:spacing w:after="120" w:before="320"/>
-        <w:jc w:val="right"/>
-      </w:pPr>
-      <w:r>
-        <w:rPr>
-          <w:rFonts w:ascii="Times New Roman" w:cs="Times New Roman" w:eastAsia="Times New Roman" w:hAnsi="Times New Roman"/>
-          <w:b/>
-          <w:bCs/>
-          <w:sz w:val="44"/>
-          <w:szCs w:val="44"/>
-          <w:rtl/>
-        </w:rPr>
-        <w:t xml:space="preserve">الدعاء الثامن عشر</w:t>
-      </w:r>
-    </w:p>
-    <w:p>
-      <w:pPr>
-        <w:bidi/>
-        <w:spacing w:after="200" w:line="340"/>
-        <w:jc w:val="right"/>
-      </w:pPr>
-      <w:r>
-        <w:rPr>
-          <w:rFonts w:ascii="Times New Roman" w:cs="Times New Roman" w:eastAsia="Times New Roman" w:hAnsi="Times New Roman"/>
-          <w:sz w:val="24"/>
-          <w:szCs w:val="24"/>
-          <w:rtl/>
-        </w:rPr>
-        <w:t xml:space="preserve">داوم على هذا الذكر يوميًا وستتغير حياتك للأحسن: «الحمد لله» </w:t>
-      </w:r>
-      <w:r>
-        <w:rPr>
-          <w:rFonts w:ascii="Times New Roman" w:cs="Times New Roman" w:eastAsia="Times New Roman" w:hAnsi="Times New Roman"/>
-          <w:b/>
-          <w:bCs/>
-          <w:color w:val="3B5BA5"/>
-          <w:sz w:val="24"/>
-          <w:szCs w:val="24"/>
-          <w:rtl/>
-        </w:rPr>
-        <w:t xml:space="preserve">(33 مرة)</w:t>
-      </w:r>
-      <w:r>
-        <w:rPr>
-          <w:rFonts w:ascii="Times New Roman" w:cs="Times New Roman" w:eastAsia="Times New Roman" w:hAnsi="Times New Roman"/>
-          <w:sz w:val="24"/>
-          <w:szCs w:val="24"/>
-          <w:rtl/>
-        </w:rPr>
-        <w:t xml:space="preserve">، «يا مالك» </w:t>
-      </w:r>
-      <w:r>
-        <w:rPr>
-          <w:rFonts w:ascii="Times New Roman" w:cs="Times New Roman" w:eastAsia="Times New Roman" w:hAnsi="Times New Roman"/>
-          <w:b/>
-          <w:bCs/>
-          <w:color w:val="3B5BA5"/>
-          <w:sz w:val="24"/>
-          <w:szCs w:val="24"/>
-          <w:rtl/>
-        </w:rPr>
-        <w:t xml:space="preserve">(21 مرة)</w:t>
-      </w:r>
-      <w:r>
-        <w:rPr>
-          <w:rFonts w:ascii="Times New Roman" w:cs="Times New Roman" w:eastAsia="Times New Roman" w:hAnsi="Times New Roman"/>
-          <w:sz w:val="24"/>
-          <w:szCs w:val="24"/>
-          <w:rtl/>
-        </w:rPr>
-        <w:t xml:space="preserve">، «لا إله إلا الله الحي القيوم الحليم الكريم، لا إله إلا الله رب السماوات السبع ورب العرش العظيم» </w:t>
-      </w:r>
-      <w:r>
-        <w:rPr>
-          <w:rFonts w:ascii="Times New Roman" w:cs="Times New Roman" w:eastAsia="Times New Roman" w:hAnsi="Times New Roman"/>
-          <w:b/>
-          <w:bCs/>
-          <w:color w:val="3B5BA5"/>
-          <w:sz w:val="24"/>
-          <w:szCs w:val="24"/>
-          <w:rtl/>
-        </w:rPr>
-        <w:t xml:space="preserve">(7 مرات)</w:t>
-      </w:r>
-    </w:p>
-    <w:p>
-      <w:pPr>
-        <w:bidi/>
-        <w:spacing w:after="120" w:before="320"/>
-        <w:jc w:val="right"/>
-      </w:pPr>
-      <w:r>
-        <w:rPr>
-          <w:rFonts w:ascii="Times New Roman" w:cs="Times New Roman" w:eastAsia="Times New Roman" w:hAnsi="Times New Roman"/>
-          <w:b/>
-          <w:bCs/>
-          <w:sz w:val="44"/>
-          <w:szCs w:val="44"/>
-          <w:rtl/>
-        </w:rPr>
-        <w:t xml:space="preserve">الدعاء التاسع عشر</w:t>
-      </w:r>
-    </w:p>
-    <w:p>
-      <w:pPr>
-        <w:bidi/>
-        <w:spacing w:after="200" w:line="340"/>
-        <w:jc w:val="right"/>
-      </w:pPr>
-      <w:r>
-        <w:rPr>
-          <w:rFonts w:ascii="Times New Roman" w:cs="Times New Roman" w:eastAsia="Times New Roman" w:hAnsi="Times New Roman"/>
-          <w:sz w:val="24"/>
-          <w:szCs w:val="24"/>
-          <w:rtl/>
-        </w:rPr>
-        <w:t xml:space="preserve">آيات الصبر والتوكل عند الابتلاء: </w:t>
+        <w:t xml:space="preserve">﴿وَذَا النُّونِ إِذ ذَّهَبَ مُغَاضِبًا فَظَنَّ أَن لَّن نَّقْدِرَ عَلَيْهِ فَنَادَىٰ فِي الظُّلُمَاتِ أَن لَّا إِلَٰهَ إِلَّا أَنتَ سُبْحَانَكَ إِنِّي كُنتُ مِنَ الظَّالِمِينَ * فَاسْتَجَبْنَا لَهُ وَنَجَّيْنَاهُ مِنَ الْغَمِّ وَكَذَٰلِكَ نُنجِي الْمُؤْمِنِينَ﴾</w:t>
+      </w:r>
+      <w:r>
+        <w:rPr>
+          <w:rFonts w:ascii="Times New Roman" w:cs="Times New Roman" w:eastAsia="Times New Roman" w:hAnsi="Times New Roman"/>
+          <w:sz w:val="24"/>
+          <w:szCs w:val="24"/>
+          <w:rtl/>
+        </w:rPr>
+        <w:t xml:space="preserve">، </w:t>
       </w:r>
       <w:r>
         <w:rPr>
@@ -13125,7 +13570,7 @@
           <w:szCs w:val="24"/>
           <w:rtl/>
         </w:rPr>
-        <w:t xml:space="preserve">﴿وَلَنَبْلُوَنَّكُم بِشَيْءٍ مِّنَ الْخَوْفِ وَالْجُوعِ وَنَقْصٍ مِّنَ الْأَمْوَالِ وَالْأَنفُسِ وَالثَّمَرَاتِ وَبَشِّرِ الصَّابِرِينَ * الَّذِينَ إِذَا أَصَابَتْهُم مُّصِيبَةٌ قَالُوا إِنَّا لِلَّهِ وَإِنَّا إِلَيْهِ رَاجِعُونَ﴾</w:t>
+        <w:t xml:space="preserve">﴿وَأَيُّوبَ إِذْ نَادَىٰ رَبَّهُ أَنِّي مَسَّنِيَ الضُّرُّ وَأَنتَ أَرْحَمُ الرَّاحِمِينَ * فَاسْتَجَبْنَا لَهُ فَكَشَفْنَا مَا بِهِ مِن ضُرٍّ وَآتَيْنَاهُ أَهْلَهُ وَمِثْلَهُم مَّعَهُمْ رَحْمَةً مِّنْ عِندِنَا وَذِكْرَىٰ لِلْعَابِدِينَ﴾</w:t>
       </w:r>
       <w:r>
         <w:rPr>
@@ -13146,7 +13591,7 @@
           <w:szCs w:val="24"/>
           <w:rtl/>
         </w:rPr>
-        <w:t xml:space="preserve">﴿الَّذِينَ قَالَ لَهُمُ النَّاسُ إِنَّ النَّاسَ قَدْ جَمَعُوا لَكُمْ فَاخْشَوْهُمْ فَزَادَهُمْ إِيمَانًا وَقَالُوا حَسْبُنَا اللَّهُ وَنِعْمَ الْوَكِيلُ﴾</w:t>
+        <w:t xml:space="preserve">﴿فَسَتَذْكُرُونَ مَا أَقُولُ لَكُمْ وَأُفَوِّضُ أَمْرِي إِلَى اللَّهِ إِنَّ اللَّهَ بَصِيرٌ بِالْعِبَادِ * فَوَقَاهُ اللَّهُ سَيِّئَاتِ مَا مَكَرُوا وَحَاقَ بِآلِ فِرْعَوْنَ سُوءُ الْعَذَابِ﴾</w:t>
       </w:r>
       <w:r>
         <w:rPr>
@@ -13167,16 +13612,41 @@
           <w:szCs w:val="24"/>
           <w:rtl/>
         </w:rPr>
-        <w:t xml:space="preserve">﴿وَمَا كَانَ قَوْلَهُمْ إِلَّا أَن قَالُوا رَبَّنَا اغْفِرْ لَنَا ذُنُوبَنَا وَإِسْرَافَنَا فِي أَمْرِنَا وَثَبِّتْ أَقْدَامَنَا وَانصُرْنَا عَلَى الْقَوْمِ الْكَافِرِينَ﴾</w:t>
-      </w:r>
-      <w:r>
-        <w:rPr>
-          <w:rFonts w:ascii="Times New Roman" w:cs="Times New Roman" w:eastAsia="Times New Roman" w:hAnsi="Times New Roman"/>
-          <w:sz w:val="24"/>
-          <w:szCs w:val="24"/>
-          <w:rtl/>
-        </w:rPr>
-        <w:t xml:space="preserve">، </w:t>
+        <w:t xml:space="preserve">﴿وَالَّذِينَ إِذَا فَعَلُوا فَاحِشَةً أَوْ ظَلَمُوا أَنفُسَهُمْ ذَكَرُوا اللَّهَ فَاسْتَغْفَرُوا لِذُنُوبِهِمْ وَمَن يَغْفِرُ الذُّنُوبَ إِلَّا اللَّهُ وَلَمْ يُصِرُّوا عَلَىٰ مَا فَعَلُوا وَهُمْ يَعْلَمُونَ * أُولَٰئِكَ جَزَاؤُهُم مَّغْفِرَةٌ مِّن رَّبِّهِمْ وَجَنَّاتٌ تَجْرِي مِن تَحْتِهَا الْأَنْهَارُ خَالِدِينَ فِيهَا وَنِعْمَ أَجْرُ الْعَامِلِينَ﴾</w:t>
+      </w:r>
+    </w:p>
+    <w:p>
+      <w:pPr>
+        <w:bidi/>
+        <w:spacing w:after="120" w:before="320"/>
+        <w:jc w:val="right"/>
+      </w:pPr>
+      <w:r>
+        <w:rPr>
+          <w:rFonts w:ascii="Times New Roman" w:cs="Times New Roman" w:eastAsia="Times New Roman" w:hAnsi="Times New Roman"/>
+          <w:b/>
+          <w:bCs/>
+          <w:sz w:val="44"/>
+          <w:szCs w:val="44"/>
+          <w:rtl/>
+        </w:rPr>
+        <w:t xml:space="preserve">الدعاء الثاني والعشرون</w:t>
+      </w:r>
+    </w:p>
+    <w:p>
+      <w:pPr>
+        <w:bidi/>
+        <w:spacing w:after="200" w:line="340"/>
+        <w:jc w:val="right"/>
+      </w:pPr>
+      <w:r>
+        <w:rPr>
+          <w:rFonts w:ascii="Times New Roman" w:cs="Times New Roman" w:eastAsia="Times New Roman" w:hAnsi="Times New Roman"/>
+          <w:sz w:val="24"/>
+          <w:szCs w:val="24"/>
+          <w:rtl/>
+        </w:rPr>
+        <w:t xml:space="preserve">دعاء للآخرة: </w:t>
       </w:r>
       <w:r>
         <w:rPr>
@@ -13188,16 +13658,16 @@
           <w:szCs w:val="24"/>
           <w:rtl/>
         </w:rPr>
-        <w:t xml:space="preserve">﴿فَسَتَذْكُرُونَ مَا أَقُولُ لَكُمْ وَأُفَوِّضُ أَمْرِي إِلَى اللَّهِ إِنَّ اللَّهَ بَصِيرٌ بِالْعِبَادِ﴾</w:t>
-      </w:r>
-      <w:r>
-        <w:rPr>
-          <w:rFonts w:ascii="Times New Roman" w:cs="Times New Roman" w:eastAsia="Times New Roman" w:hAnsi="Times New Roman"/>
-          <w:sz w:val="24"/>
-          <w:szCs w:val="24"/>
-          <w:rtl/>
-        </w:rPr>
-        <w:t xml:space="preserve">، </w:t>
+        <w:t xml:space="preserve">﴿وَاجْعَلْنِي مِن وَرَثَةِ جَنَّةِ النَّعِيمِ﴾</w:t>
+      </w:r>
+      <w:r>
+        <w:rPr>
+          <w:rFonts w:ascii="Times New Roman" w:cs="Times New Roman" w:eastAsia="Times New Roman" w:hAnsi="Times New Roman"/>
+          <w:sz w:val="24"/>
+          <w:szCs w:val="24"/>
+          <w:rtl/>
+        </w:rPr>
+        <w:t xml:space="preserve"> و</w:t>
       </w:r>
       <w:r>
         <w:rPr>
@@ -13209,62 +13679,75 @@
           <w:szCs w:val="24"/>
           <w:rtl/>
         </w:rPr>
-        <w:t xml:space="preserve">﴿وَذَا النُّونِ إِذ ذَّهَبَ مُغَاضِبًا فَظَنَّ أَن لَّن نَّقْدِرَ عَلَيْهِ فَنَادَىٰ فِي الظُّلُمَاتِ أَن لَّا إِلَٰهَ إِلَّا أَنتَ سُبْحَانَكَ إِنِّي كُنتُ مِنَ الظَّالِمِينَ * فَاسْتَجَبْنَا لَهُ وَنَجَّيْنَاهُ مِنَ الْغَمِّ وَكَذَٰلِكَ نُنجِي الْمُؤْمِنِينَ﴾</w:t>
-      </w:r>
-    </w:p>
-    <w:p>
-      <w:pPr>
-        <w:bidi/>
-        <w:spacing w:after="120" w:before="320"/>
-        <w:jc w:val="right"/>
-      </w:pPr>
-      <w:r>
-        <w:rPr>
-          <w:rFonts w:ascii="Times New Roman" w:cs="Times New Roman" w:eastAsia="Times New Roman" w:hAnsi="Times New Roman"/>
-          <w:b/>
-          <w:bCs/>
-          <w:sz w:val="44"/>
-          <w:szCs w:val="44"/>
-          <w:rtl/>
-        </w:rPr>
-        <w:t xml:space="preserve">الدعاء العشرون</w:t>
-      </w:r>
-    </w:p>
-    <w:p>
-      <w:pPr>
-        <w:bidi/>
-        <w:spacing w:after="200" w:line="340"/>
-        <w:jc w:val="right"/>
-      </w:pPr>
-      <w:r>
-        <w:rPr>
-          <w:rFonts w:ascii="Times New Roman" w:cs="Times New Roman" w:eastAsia="Times New Roman" w:hAnsi="Times New Roman"/>
-          <w:sz w:val="24"/>
-          <w:szCs w:val="24"/>
-          <w:rtl/>
-        </w:rPr>
-        <w:t xml:space="preserve">أفضل صيغة للاستغفار، ويُفضّل</w:t>
-      </w:r>
-      <w:r>
-        <w:rPr>
-          <w:rFonts w:ascii="Times New Roman" w:cs="Times New Roman" w:eastAsia="Times New Roman" w:hAnsi="Times New Roman"/>
-          <w:b/>
-          <w:bCs/>
-          <w:color w:val="3B5BA5"/>
-          <w:sz w:val="24"/>
-          <w:szCs w:val="24"/>
-          <w:rtl/>
-        </w:rPr>
-        <w:t xml:space="preserve"> 70 مرة</w:t>
-      </w:r>
-      <w:r>
-        <w:rPr>
-          <w:rFonts w:ascii="Times New Roman" w:cs="Times New Roman" w:eastAsia="Times New Roman" w:hAnsi="Times New Roman"/>
-          <w:sz w:val="24"/>
-          <w:szCs w:val="24"/>
-          <w:rtl/>
-        </w:rPr>
-        <w:t xml:space="preserve">: </w:t>
+        <w:t xml:space="preserve">﴿رَبِّ ابْنِ لِي عِندَكَ بَيْتًا فِي الْجَنَّةِ وَنَجِّنِي مِن فِرْعَوْنَ وَعَمَلِهِ وَنَجِّنِي مِنَ الْقَوْمِ الظَّالِمِينَ﴾</w:t>
+      </w:r>
+    </w:p>
+    <w:p>
+      <w:pPr>
+        <w:bidi/>
+        <w:spacing w:after="120" w:before="320"/>
+        <w:jc w:val="right"/>
+      </w:pPr>
+      <w:r>
+        <w:rPr>
+          <w:rFonts w:ascii="Times New Roman" w:cs="Times New Roman" w:eastAsia="Times New Roman" w:hAnsi="Times New Roman"/>
+          <w:b/>
+          <w:bCs/>
+          <w:sz w:val="44"/>
+          <w:szCs w:val="44"/>
+          <w:rtl/>
+        </w:rPr>
+        <w:t xml:space="preserve">الدعاء الثالث والعشرون</w:t>
+      </w:r>
+    </w:p>
+    <w:p>
+      <w:pPr>
+        <w:bidi/>
+        <w:spacing w:after="200" w:line="340"/>
+        <w:jc w:val="right"/>
+      </w:pPr>
+      <w:r>
+        <w:rPr>
+          <w:rFonts w:ascii="Times New Roman" w:cs="Times New Roman" w:eastAsia="Times New Roman" w:hAnsi="Times New Roman"/>
+          <w:sz w:val="24"/>
+          <w:szCs w:val="24"/>
+          <w:rtl/>
+        </w:rPr>
+        <w:t xml:space="preserve">«الحمد لله ربي لا أشرك به شيئًا، وأشهد ألا إله إلا الله»</w:t>
+      </w:r>
+    </w:p>
+    <w:p>
+      <w:pPr>
+        <w:bidi/>
+        <w:spacing w:after="120" w:before="320"/>
+        <w:jc w:val="right"/>
+      </w:pPr>
+      <w:r>
+        <w:rPr>
+          <w:rFonts w:ascii="Times New Roman" w:cs="Times New Roman" w:eastAsia="Times New Roman" w:hAnsi="Times New Roman"/>
+          <w:b/>
+          <w:bCs/>
+          <w:sz w:val="44"/>
+          <w:szCs w:val="44"/>
+          <w:rtl/>
+        </w:rPr>
+        <w:t xml:space="preserve">الدعاء الرابع والعشرون</w:t>
+      </w:r>
+    </w:p>
+    <w:p>
+      <w:pPr>
+        <w:bidi/>
+        <w:spacing w:after="200" w:line="340"/>
+        <w:jc w:val="right"/>
+      </w:pPr>
+      <w:r>
+        <w:rPr>
+          <w:rFonts w:ascii="Times New Roman" w:cs="Times New Roman" w:eastAsia="Times New Roman" w:hAnsi="Times New Roman"/>
+          <w:sz w:val="24"/>
+          <w:szCs w:val="24"/>
+          <w:rtl/>
+        </w:rPr>
+        <w:t xml:space="preserve">مجموعة أدعية الاستغفار: </w:t>
       </w:r>
       <w:r>
         <w:rPr>
@@ -13276,389 +13759,16 @@
           <w:szCs w:val="24"/>
           <w:rtl/>
         </w:rPr>
-        <w:t xml:space="preserve">﴿رَبِّ اغْفِرْ لِي وَلِوَالِدَيَّ وَلِمَن دَخَلَ بَيْتِيَ مُؤْمِنًا وَلِلْمُؤْمِنِينَ وَالْمُؤْمِنَاتِ وَلَا تَزِدِ الظَّالِمِينَ إِلَّا تَبَارًا﴾</w:t>
-      </w:r>
-    </w:p>
-    <w:p>
-      <w:pPr>
-        <w:bidi/>
-        <w:spacing w:after="120" w:before="320"/>
-        <w:jc w:val="right"/>
-      </w:pPr>
-      <w:r>
-        <w:rPr>
-          <w:rFonts w:ascii="Times New Roman" w:cs="Times New Roman" w:eastAsia="Times New Roman" w:hAnsi="Times New Roman"/>
-          <w:b/>
-          <w:bCs/>
-          <w:sz w:val="44"/>
-          <w:szCs w:val="44"/>
-          <w:rtl/>
-        </w:rPr>
-        <w:t xml:space="preserve">الدعاء الحادي والعشرون</w:t>
-      </w:r>
-    </w:p>
-    <w:p>
-      <w:pPr>
-        <w:bidi/>
-        <w:spacing w:after="200" w:line="340"/>
-        <w:jc w:val="right"/>
-      </w:pPr>
-      <w:r>
-        <w:rPr>
-          <w:rFonts w:ascii="Times New Roman" w:cs="Times New Roman" w:eastAsia="Times New Roman" w:hAnsi="Times New Roman"/>
-          <w:sz w:val="24"/>
-          <w:szCs w:val="24"/>
-          <w:rtl/>
-        </w:rPr>
-        <w:t xml:space="preserve">آيات التسخير: «بسم الله الرحمن الرحيم» </w:t>
-      </w:r>
-      <w:r>
-        <w:rPr>
-          <w:rFonts w:ascii="Times New Roman" w:cs="Times New Roman" w:eastAsia="Times New Roman" w:hAnsi="Times New Roman"/>
-          <w:b/>
-          <w:bCs/>
-          <w:color w:val="3B5BA5"/>
-          <w:sz w:val="24"/>
-          <w:szCs w:val="24"/>
-          <w:rtl/>
-        </w:rPr>
-        <w:t xml:space="preserve">(19 مرة)</w:t>
-      </w:r>
-      <w:r>
-        <w:rPr>
-          <w:rFonts w:ascii="Times New Roman" w:cs="Times New Roman" w:eastAsia="Times New Roman" w:hAnsi="Times New Roman"/>
-          <w:sz w:val="24"/>
-          <w:szCs w:val="24"/>
-          <w:rtl/>
-        </w:rPr>
-        <w:t xml:space="preserve">، «اللهم صلِّ على سيدنا محمد الفاتح لما أُغلق، والخاتم لما سبق، ناصر الحق بالحق، الهادي إلى صراطك المستقيم، وعلى آله حق قدره ومقداره العظيم» </w:t>
-      </w:r>
-      <w:r>
-        <w:rPr>
-          <w:rFonts w:ascii="Times New Roman" w:cs="Times New Roman" w:eastAsia="Times New Roman" w:hAnsi="Times New Roman"/>
-          <w:b/>
-          <w:bCs/>
-          <w:color w:val="3B5BA5"/>
-          <w:sz w:val="24"/>
-          <w:szCs w:val="24"/>
-          <w:rtl/>
-        </w:rPr>
-        <w:t xml:space="preserve">(19 مرة)</w:t>
-      </w:r>
-      <w:r>
-        <w:rPr>
-          <w:rFonts w:ascii="Times New Roman" w:cs="Times New Roman" w:eastAsia="Times New Roman" w:hAnsi="Times New Roman"/>
-          <w:sz w:val="24"/>
-          <w:szCs w:val="24"/>
-          <w:rtl/>
-        </w:rPr>
-        <w:t xml:space="preserve">، «كهيعص» </w:t>
-      </w:r>
-      <w:r>
-        <w:rPr>
-          <w:rFonts w:ascii="Times New Roman" w:cs="Times New Roman" w:eastAsia="Times New Roman" w:hAnsi="Times New Roman"/>
-          <w:b/>
-          <w:bCs/>
-          <w:color w:val="3B5BA5"/>
-          <w:sz w:val="24"/>
-          <w:szCs w:val="24"/>
-          <w:rtl/>
-        </w:rPr>
-        <w:t xml:space="preserve">(195 مرة)</w:t>
-      </w:r>
-      <w:r>
-        <w:rPr>
-          <w:rFonts w:ascii="Times New Roman" w:cs="Times New Roman" w:eastAsia="Times New Roman" w:hAnsi="Times New Roman"/>
-          <w:sz w:val="24"/>
-          <w:szCs w:val="24"/>
-          <w:rtl/>
-        </w:rPr>
-        <w:t xml:space="preserve">، ثم </w:t>
-      </w:r>
-      <w:r>
-        <w:rPr>
-          <w:rFonts w:ascii="Times New Roman" w:cs="Times New Roman" w:eastAsia="Times New Roman" w:hAnsi="Times New Roman"/>
-          <w:b/>
-          <w:bCs/>
-          <w:color w:val="B23A2E"/>
-          <w:sz w:val="24"/>
-          <w:szCs w:val="24"/>
-          <w:rtl/>
-        </w:rPr>
-        <w:t xml:space="preserve">﴿اللَّهُ الَّذِي خَلَقَ السَّمَاوَاتِ وَالْأَرْضَ وَأَنزَلَ مِنَ السَّمَاءِ مَاءً فَأَخْرَجَ بِهِ مِنَ الثَّمَرَاتِ رِزْقًا لَّكُمْ وَسَخَّرَ لَكُمُ الْفُلْكَ لِتَجْرِيَ فِي الْبَحْرِ بِأَمْرِهِ وَسَخَّرَ لَكُمُ الْأَنْهَارَ * وَسَخَّرَ لَكُمُ الشَّمْسَ وَالْقَمَرَ دَائِبَيْنِ وَسَخَّرَ لَكُمُ اللَّيْلَ وَالنَّهَارَ * وَآتَاكُم مِّن كُلِّ مَا سَأَلْتُمُوهُ وَإِن تَعُدُّوا نِعْمَتَ اللَّهِ لَا تُحْصُوهَا إِنَّ الْإِنسَانَ لَظَلُومٌ كَفَّارٌ﴾</w:t>
-      </w:r>
-      <w:r>
-        <w:rPr>
-          <w:rFonts w:ascii="Times New Roman" w:cs="Times New Roman" w:eastAsia="Times New Roman" w:hAnsi="Times New Roman"/>
-          <w:sz w:val="24"/>
-          <w:szCs w:val="24"/>
-          <w:rtl/>
-        </w:rPr>
-        <w:t xml:space="preserve"> </w:t>
-      </w:r>
-      <w:r>
-        <w:rPr>
-          <w:rFonts w:ascii="Times New Roman" w:cs="Times New Roman" w:eastAsia="Times New Roman" w:hAnsi="Times New Roman"/>
-          <w:b/>
-          <w:bCs/>
-          <w:color w:val="3B5BA5"/>
-          <w:sz w:val="24"/>
-          <w:szCs w:val="24"/>
-          <w:rtl/>
-        </w:rPr>
-        <w:t xml:space="preserve">(70 مرة)</w:t>
-      </w:r>
-    </w:p>
-    <w:p>
-      <w:pPr>
-        <w:bidi/>
-        <w:spacing w:after="120" w:before="320"/>
-        <w:jc w:val="right"/>
-      </w:pPr>
-      <w:r>
-        <w:rPr>
-          <w:rFonts w:ascii="Times New Roman" w:cs="Times New Roman" w:eastAsia="Times New Roman" w:hAnsi="Times New Roman"/>
-          <w:b/>
-          <w:bCs/>
-          <w:sz w:val="44"/>
-          <w:szCs w:val="44"/>
-          <w:rtl/>
-        </w:rPr>
-        <w:t xml:space="preserve">الدعاء الثاني والعشرون</w:t>
-      </w:r>
-    </w:p>
-    <w:p>
-      <w:pPr>
-        <w:bidi/>
-        <w:spacing w:after="200" w:line="340"/>
-        <w:jc w:val="right"/>
-      </w:pPr>
-      <w:r>
-        <w:rPr>
-          <w:rFonts w:ascii="Times New Roman" w:cs="Times New Roman" w:eastAsia="Times New Roman" w:hAnsi="Times New Roman"/>
-          <w:sz w:val="24"/>
-          <w:szCs w:val="24"/>
-          <w:rtl/>
-        </w:rPr>
-        <w:t xml:space="preserve">الآيات الست وأجوبتها عند كل شدة: </w:t>
-      </w:r>
-      <w:r>
-        <w:rPr>
-          <w:rFonts w:ascii="Times New Roman" w:cs="Times New Roman" w:eastAsia="Times New Roman" w:hAnsi="Times New Roman"/>
-          <w:b/>
-          <w:bCs/>
-          <w:color w:val="B23A2E"/>
-          <w:sz w:val="24"/>
-          <w:szCs w:val="24"/>
-          <w:rtl/>
-        </w:rPr>
-        <w:t xml:space="preserve">﴿الَّذِينَ إِذَا أَصَابَتْهُم مُّصِيبَةٌ قَالُوا إِنَّا لِلَّهِ وَإِنَّا إِلَيْهِ رَاجِعُونَ * أُولَٰئِكَ عَلَيْهِمْ صَلَوَاتٌ مِّن رَّبِّهِمْ وَرَحْمَةٌ وَأُولَٰئِكَ هُمُ الْمُهْتَدُونَ﴾</w:t>
-      </w:r>
-      <w:r>
-        <w:rPr>
-          <w:rFonts w:ascii="Times New Roman" w:cs="Times New Roman" w:eastAsia="Times New Roman" w:hAnsi="Times New Roman"/>
-          <w:sz w:val="24"/>
-          <w:szCs w:val="24"/>
-          <w:rtl/>
-        </w:rPr>
-        <w:t xml:space="preserve">، </w:t>
-      </w:r>
-      <w:r>
-        <w:rPr>
-          <w:rFonts w:ascii="Times New Roman" w:cs="Times New Roman" w:eastAsia="Times New Roman" w:hAnsi="Times New Roman"/>
-          <w:b/>
-          <w:bCs/>
-          <w:color w:val="B23A2E"/>
-          <w:sz w:val="24"/>
-          <w:szCs w:val="24"/>
-          <w:rtl/>
-        </w:rPr>
-        <w:t xml:space="preserve">﴿الَّذِينَ قَالَ لَهُمُ النَّاسُ إِنَّ النَّاسَ قَدْ جَمَعُوا لَكُمْ فَاخْشَوْهُمْ فَزَادَهُمْ إِيمَانًا وَقَالُوا حَسْبُنَا اللَّهُ وَنِعْمَ الْوَكِيلُ * فَانقَلَبُوا بِنِعْمَةٍ مِّنَ اللَّهِ وَفَضْلٍ لَّمْ يَمْسَسْهُمْ سُوءٌ وَاتَّبَعُوا رِضْوَانَ اللَّهِ وَاللَّهُ ذُو فَضْلٍ عَظِيمٍ﴾</w:t>
-      </w:r>
-      <w:r>
-        <w:rPr>
-          <w:rFonts w:ascii="Times New Roman" w:cs="Times New Roman" w:eastAsia="Times New Roman" w:hAnsi="Times New Roman"/>
-          <w:sz w:val="24"/>
-          <w:szCs w:val="24"/>
-          <w:rtl/>
-        </w:rPr>
-        <w:t xml:space="preserve">، </w:t>
-      </w:r>
-      <w:r>
-        <w:rPr>
-          <w:rFonts w:ascii="Times New Roman" w:cs="Times New Roman" w:eastAsia="Times New Roman" w:hAnsi="Times New Roman"/>
-          <w:b/>
-          <w:bCs/>
-          <w:color w:val="B23A2E"/>
-          <w:sz w:val="24"/>
-          <w:szCs w:val="24"/>
-          <w:rtl/>
-        </w:rPr>
-        <w:t xml:space="preserve">﴿وَذَا النُّونِ إِذ ذَّهَبَ مُغَاضِبًا فَظَنَّ أَن لَّن نَّقْدِرَ عَلَيْهِ فَنَادَىٰ فِي الظُّلُمَاتِ أَن لَّا إِلَٰهَ إِلَّا أَنتَ سُبْحَانَكَ إِنِّي كُنتُ مِنَ الظَّالِمِينَ * فَاسْتَجَبْنَا لَهُ وَنَجَّيْنَاهُ مِنَ الْغَمِّ وَكَذَٰلِكَ نُنجِي الْمُؤْمِنِينَ﴾</w:t>
-      </w:r>
-      <w:r>
-        <w:rPr>
-          <w:rFonts w:ascii="Times New Roman" w:cs="Times New Roman" w:eastAsia="Times New Roman" w:hAnsi="Times New Roman"/>
-          <w:sz w:val="24"/>
-          <w:szCs w:val="24"/>
-          <w:rtl/>
-        </w:rPr>
-        <w:t xml:space="preserve">، </w:t>
-      </w:r>
-      <w:r>
-        <w:rPr>
-          <w:rFonts w:ascii="Times New Roman" w:cs="Times New Roman" w:eastAsia="Times New Roman" w:hAnsi="Times New Roman"/>
-          <w:b/>
-          <w:bCs/>
-          <w:color w:val="B23A2E"/>
-          <w:sz w:val="24"/>
-          <w:szCs w:val="24"/>
-          <w:rtl/>
-        </w:rPr>
-        <w:t xml:space="preserve">﴿وَأَيُّوبَ إِذْ نَادَىٰ رَبَّهُ أَنِّي مَسَّنِيَ الضُّرُّ وَأَنتَ أَرْحَمُ الرَّاحِمِينَ * فَاسْتَجَبْنَا لَهُ فَكَشَفْنَا مَا بِهِ مِن ضُرٍّ وَآتَيْنَاهُ أَهْلَهُ وَمِثْلَهُم مَّعَهُمْ رَحْمَةً مِّنْ عِندِنَا وَذِكْرَىٰ لِلْعَابِدِينَ﴾</w:t>
-      </w:r>
-      <w:r>
-        <w:rPr>
-          <w:rFonts w:ascii="Times New Roman" w:cs="Times New Roman" w:eastAsia="Times New Roman" w:hAnsi="Times New Roman"/>
-          <w:sz w:val="24"/>
-          <w:szCs w:val="24"/>
-          <w:rtl/>
-        </w:rPr>
-        <w:t xml:space="preserve">، </w:t>
-      </w:r>
-      <w:r>
-        <w:rPr>
-          <w:rFonts w:ascii="Times New Roman" w:cs="Times New Roman" w:eastAsia="Times New Roman" w:hAnsi="Times New Roman"/>
-          <w:b/>
-          <w:bCs/>
-          <w:color w:val="B23A2E"/>
-          <w:sz w:val="24"/>
-          <w:szCs w:val="24"/>
-          <w:rtl/>
-        </w:rPr>
-        <w:t xml:space="preserve">﴿فَسَتَذْكُرُونَ مَا أَقُولُ لَكُمْ وَأُفَوِّضُ أَمْرِي إِلَى اللَّهِ إِنَّ اللَّهَ بَصِيرٌ بِالْعِبَادِ * فَوَقَاهُ اللَّهُ سَيِّئَاتِ مَا مَكَرُوا وَحَاقَ بِآلِ فِرْعَوْنَ سُوءُ الْعَذَابِ﴾</w:t>
-      </w:r>
-      <w:r>
-        <w:rPr>
-          <w:rFonts w:ascii="Times New Roman" w:cs="Times New Roman" w:eastAsia="Times New Roman" w:hAnsi="Times New Roman"/>
-          <w:sz w:val="24"/>
-          <w:szCs w:val="24"/>
-          <w:rtl/>
-        </w:rPr>
-        <w:t xml:space="preserve">، </w:t>
-      </w:r>
-      <w:r>
-        <w:rPr>
-          <w:rFonts w:ascii="Times New Roman" w:cs="Times New Roman" w:eastAsia="Times New Roman" w:hAnsi="Times New Roman"/>
-          <w:b/>
-          <w:bCs/>
-          <w:color w:val="B23A2E"/>
-          <w:sz w:val="24"/>
-          <w:szCs w:val="24"/>
-          <w:rtl/>
-        </w:rPr>
-        <w:t xml:space="preserve">﴿وَالَّذِينَ إِذَا فَعَلُوا فَاحِشَةً أَوْ ظَلَمُوا أَنفُسَهُمْ ذَكَرُوا اللَّهَ فَاسْتَغْفَرُوا لِذُنُوبِهِمْ وَمَن يَغْفِرُ الذُّنُوبَ إِلَّا اللَّهُ وَلَمْ يُصِرُّوا عَلَىٰ مَا فَعَلُوا وَهُمْ يَعْلَمُونَ * أُولَٰئِكَ جَزَاؤُهُم مَّغْفِرَةٌ مِّن رَّبِّهِمْ وَجَنَّاتٌ تَجْرِي مِن تَحْتِهَا الْأَنْهَارُ خَالِدِينَ فِيهَا وَنِعْمَ أَجْرُ الْعَامِلِينَ﴾</w:t>
-      </w:r>
-    </w:p>
-    <w:p>
-      <w:pPr>
-        <w:bidi/>
-        <w:spacing w:after="120" w:before="320"/>
-        <w:jc w:val="right"/>
-      </w:pPr>
-      <w:r>
-        <w:rPr>
-          <w:rFonts w:ascii="Times New Roman" w:cs="Times New Roman" w:eastAsia="Times New Roman" w:hAnsi="Times New Roman"/>
-          <w:b/>
-          <w:bCs/>
-          <w:sz w:val="44"/>
-          <w:szCs w:val="44"/>
-          <w:rtl/>
-        </w:rPr>
-        <w:t xml:space="preserve">الدعاء الثالث والعشرون</w:t>
-      </w:r>
-    </w:p>
-    <w:p>
-      <w:pPr>
-        <w:bidi/>
-        <w:spacing w:after="200" w:line="340"/>
-        <w:jc w:val="right"/>
-      </w:pPr>
-      <w:r>
-        <w:rPr>
-          <w:rFonts w:ascii="Times New Roman" w:cs="Times New Roman" w:eastAsia="Times New Roman" w:hAnsi="Times New Roman"/>
-          <w:sz w:val="24"/>
-          <w:szCs w:val="24"/>
-          <w:rtl/>
-        </w:rPr>
-        <w:t xml:space="preserve">دعاء للآخرة: </w:t>
-      </w:r>
-      <w:r>
-        <w:rPr>
-          <w:rFonts w:ascii="Times New Roman" w:cs="Times New Roman" w:eastAsia="Times New Roman" w:hAnsi="Times New Roman"/>
-          <w:b/>
-          <w:bCs/>
-          <w:color w:val="B23A2E"/>
-          <w:sz w:val="24"/>
-          <w:szCs w:val="24"/>
-          <w:rtl/>
-        </w:rPr>
-        <w:t xml:space="preserve">﴿وَاجْعَلْنِي مِن وَرَثَةِ جَنَّةِ النَّعِيمِ﴾</w:t>
-      </w:r>
-      <w:r>
-        <w:rPr>
-          <w:rFonts w:ascii="Times New Roman" w:cs="Times New Roman" w:eastAsia="Times New Roman" w:hAnsi="Times New Roman"/>
-          <w:sz w:val="24"/>
-          <w:szCs w:val="24"/>
-          <w:rtl/>
-        </w:rPr>
-        <w:t xml:space="preserve"> و</w:t>
-      </w:r>
-      <w:r>
-        <w:rPr>
-          <w:rFonts w:ascii="Times New Roman" w:cs="Times New Roman" w:eastAsia="Times New Roman" w:hAnsi="Times New Roman"/>
-          <w:b/>
-          <w:bCs/>
-          <w:color w:val="B23A2E"/>
-          <w:sz w:val="24"/>
-          <w:szCs w:val="24"/>
-          <w:rtl/>
-        </w:rPr>
-        <w:t xml:space="preserve">﴿رَبِّ ابْنِ لِي عِندَكَ بَيْتًا فِي الْجَنَّةِ وَنَجِّنِي مِن فِرْعَوْنَ وَعَمَلِهِ وَنَجِّنِي مِنَ الْقَوْمِ الظَّالِمِينَ﴾</w:t>
-      </w:r>
-    </w:p>
-    <w:p>
-      <w:pPr>
-        <w:bidi/>
-        <w:spacing w:after="120" w:before="320"/>
-        <w:jc w:val="right"/>
-      </w:pPr>
-      <w:r>
-        <w:rPr>
-          <w:rFonts w:ascii="Times New Roman" w:cs="Times New Roman" w:eastAsia="Times New Roman" w:hAnsi="Times New Roman"/>
-          <w:b/>
-          <w:bCs/>
-          <w:sz w:val="44"/>
-          <w:szCs w:val="44"/>
-          <w:rtl/>
-        </w:rPr>
-        <w:t xml:space="preserve">الدعاء الرابع والعشرون</w:t>
-      </w:r>
-    </w:p>
-    <w:p>
-      <w:pPr>
-        <w:bidi/>
-        <w:spacing w:after="200" w:line="340"/>
-        <w:jc w:val="right"/>
-      </w:pPr>
-      <w:r>
-        <w:rPr>
-          <w:rFonts w:ascii="Times New Roman" w:cs="Times New Roman" w:eastAsia="Times New Roman" w:hAnsi="Times New Roman"/>
-          <w:sz w:val="24"/>
-          <w:szCs w:val="24"/>
-          <w:rtl/>
-        </w:rPr>
-        <w:t xml:space="preserve">«الحمد لله ربي لا أشرك به شيئًا، وأشهد ألا إله إلا الله»</w:t>
+        <w:t xml:space="preserve">﴿فَقُلْتُ اسْتَغْفِرُوا رَبَّكُمْ إِنَّهُ كَانَ غَفَّارًا * يُرْسِلِ السَّمَاءَ عَلَيْكُم مِّدْرَارًا * وَيُمْدِدْكُمْ بِأَمْوَالٍ وَبَنِينَ وَيَجْعَل لَّكُمْ جَنَّاتٍ وَيَجْعَل لَّكُمْ أَنْهَارًا﴾</w:t>
+      </w:r>
+      <w:r>
+        <w:rPr>
+          <w:rFonts w:ascii="Times New Roman" w:cs="Times New Roman" w:eastAsia="Times New Roman" w:hAnsi="Times New Roman"/>
+          <w:sz w:val="24"/>
+          <w:szCs w:val="24"/>
+          <w:rtl/>
+        </w:rPr>
+        <w:t xml:space="preserve">. سيد الاستغفار: «اللهم أنت ربي لا إله إلا أنت، خلقتني وأنا عبدك، وأنا على عهدك ووعدك ما استطعت، أعوذ بك من شر ما صنعت، أبوء لك بنعمتك علي، وأبوء لك بذنبي، فاغفر لي فإنه لا يغفر الذنوب إلا أنت». «اللهم إني ظلمت نفسي ظلمًا كثيرًا، ولا يغفر الذنوب إلا أنت، فاغفر لي مغفرة من عندك وارحمني إنك أنت الغفور الرحيم». «رب اغفر لي خطيئتي وجهلي وإسرافي في أمري كله، وما أنت أعلم به مني، اللهم اغفر لي خطاياي وعمدي وجهلي وهزلي وكل ذلك عندي، اللهم اغفر لي ما قدمت وما أخرت وما أسررت وما أعلنت، أنت المقدم وأنت المؤخر وأنت على كل شيء قدير». «أستغفر الله العظيم الذي لا إله إلا هو الحي القيوم وأتوب إليه». «رب اغفر لي وتب علي إنك أنت التواب الرحيم»</w:t>
       </w:r>
     </w:p>
     <w:p>
@@ -13692,28 +13802,7 @@
           <w:szCs w:val="24"/>
           <w:rtl/>
         </w:rPr>
-        <w:t xml:space="preserve">مجموعة أدعية الاستغفار: </w:t>
-      </w:r>
-      <w:r>
-        <w:rPr>
-          <w:rFonts w:ascii="Times New Roman" w:cs="Times New Roman" w:eastAsia="Times New Roman" w:hAnsi="Times New Roman"/>
-          <w:b/>
-          <w:bCs/>
-          <w:color w:val="B23A2E"/>
-          <w:sz w:val="24"/>
-          <w:szCs w:val="24"/>
-          <w:rtl/>
-        </w:rPr>
-        <w:t xml:space="preserve">﴿فَقُلْتُ اسْتَغْفِرُوا رَبَّكُمْ إِنَّهُ كَانَ غَفَّارًا * يُرْسِلِ السَّمَاءَ عَلَيْكُم مِّدْرَارًا * وَيُمْدِدْكُمْ بِأَمْوَالٍ وَبَنِينَ وَيَجْعَل لَّكُمْ جَنَّاتٍ وَيَجْعَل لَّكُمْ أَنْهَارًا﴾</w:t>
-      </w:r>
-      <w:r>
-        <w:rPr>
-          <w:rFonts w:ascii="Times New Roman" w:cs="Times New Roman" w:eastAsia="Times New Roman" w:hAnsi="Times New Roman"/>
-          <w:sz w:val="24"/>
-          <w:szCs w:val="24"/>
-          <w:rtl/>
-        </w:rPr>
-        <w:t xml:space="preserve">. سيد الاستغفار: «اللهم أنت ربي لا إله إلا أنت، خلقتني وأنا عبدك، وأنا على عهدك ووعدك ما استطعت، أعوذ بك من شر ما صنعت، أبوء لك بنعمتك علي، وأبوء لك بذنبي، فاغفر لي فإنه لا يغفر الذنوب إلا أنت». «اللهم إني ظلمت نفسي ظلمًا كثيرًا، ولا يغفر الذنوب إلا أنت، فاغفر لي مغفرة من عندك وارحمني إنك أنت الغفور الرحيم». «رب اغفر لي خطيئتي وجهلي وإسرافي في أمري كله، وما أنت أعلم به مني، اللهم اغفر لي خطاياي وعمدي وجهلي وهزلي وكل ذلك عندي، اللهم اغفر لي ما قدمت وما أخرت وما أسررت وما أعلنت، أنت المقدم وأنت المؤخر وأنت على كل شيء قدير». «أستغفر الله العظيم الذي لا إله إلا هو الحي القيوم وأتوب إليه». «رب اغفر لي وتب علي إنك أنت التواب الرحيم»</w:t>
+        <w:t xml:space="preserve">كفارة المجلس: «سبحانك اللهم وبحمدك، أشهد أن لا إله إلا أنت، أستغفرك وأتوب إليك» — يُقال قبل القيام من أي مجلس، فيُغفر ما كان فيه من لغط</w:t>
       </w:r>
     </w:p>
     <w:p>
@@ -13732,95 +13821,6 @@
           <w:rtl/>
         </w:rPr>
         <w:t xml:space="preserve">الدعاء السادس والعشرون</w:t>
-      </w:r>
-    </w:p>
-    <w:p>
-      <w:pPr>
-        <w:bidi/>
-        <w:spacing w:after="200" w:line="340"/>
-        <w:jc w:val="right"/>
-      </w:pPr>
-      <w:r>
-        <w:rPr>
-          <w:rFonts w:ascii="Times New Roman" w:cs="Times New Roman" w:eastAsia="Times New Roman" w:hAnsi="Times New Roman"/>
-          <w:sz w:val="24"/>
-          <w:szCs w:val="24"/>
-          <w:rtl/>
-        </w:rPr>
-        <w:t xml:space="preserve">من قال حين يصبح</w:t>
-      </w:r>
-      <w:r>
-        <w:rPr>
-          <w:rFonts w:ascii="Times New Roman" w:cs="Times New Roman" w:eastAsia="Times New Roman" w:hAnsi="Times New Roman"/>
-          <w:b/>
-          <w:bCs/>
-          <w:color w:val="3B5BA5"/>
-          <w:sz w:val="24"/>
-          <w:szCs w:val="24"/>
-          <w:rtl/>
-        </w:rPr>
-        <w:t xml:space="preserve"> 3 مرات</w:t>
-      </w:r>
-      <w:r>
-        <w:rPr>
-          <w:rFonts w:ascii="Times New Roman" w:cs="Times New Roman" w:eastAsia="Times New Roman" w:hAnsi="Times New Roman"/>
-          <w:sz w:val="24"/>
-          <w:szCs w:val="24"/>
-          <w:rtl/>
-        </w:rPr>
-        <w:t xml:space="preserve">: «الحمد لله رب العالمين، الحمد لله حمدًا كثيرًا طيبًا مباركًا فيه» صرف الله عنه سبعين نوعًا من البلاء أدناها الهمّ (عن سلمان الفارسي)</w:t>
-      </w:r>
-    </w:p>
-    <w:p>
-      <w:pPr>
-        <w:bidi/>
-        <w:spacing w:after="120" w:before="320"/>
-        <w:jc w:val="right"/>
-      </w:pPr>
-      <w:r>
-        <w:rPr>
-          <w:rFonts w:ascii="Times New Roman" w:cs="Times New Roman" w:eastAsia="Times New Roman" w:hAnsi="Times New Roman"/>
-          <w:b/>
-          <w:bCs/>
-          <w:sz w:val="44"/>
-          <w:szCs w:val="44"/>
-          <w:rtl/>
-        </w:rPr>
-        <w:t xml:space="preserve">الدعاء السابع والعشرون</w:t>
-      </w:r>
-    </w:p>
-    <w:p>
-      <w:pPr>
-        <w:bidi/>
-        <w:spacing w:after="200" w:line="340"/>
-        <w:jc w:val="right"/>
-      </w:pPr>
-      <w:r>
-        <w:rPr>
-          <w:rFonts w:ascii="Times New Roman" w:cs="Times New Roman" w:eastAsia="Times New Roman" w:hAnsi="Times New Roman"/>
-          <w:sz w:val="24"/>
-          <w:szCs w:val="24"/>
-          <w:rtl/>
-        </w:rPr>
-        <w:t xml:space="preserve">كفارة المجلس: «سبحانك اللهم وبحمدك، أشهد أن لا إله إلا أنت، أستغفرك وأتوب إليك» — يُقال قبل القيام من أي مجلس، فيُغفر ما كان فيه من لغط</w:t>
-      </w:r>
-    </w:p>
-    <w:p>
-      <w:pPr>
-        <w:bidi/>
-        <w:spacing w:after="120" w:before="320"/>
-        <w:jc w:val="right"/>
-      </w:pPr>
-      <w:r>
-        <w:rPr>
-          <w:rFonts w:ascii="Times New Roman" w:cs="Times New Roman" w:eastAsia="Times New Roman" w:hAnsi="Times New Roman"/>
-          <w:b/>
-          <w:bCs/>
-          <w:sz w:val="44"/>
-          <w:szCs w:val="44"/>
-          <w:rtl/>
-        </w:rPr>
-        <w:t xml:space="preserve">الدعاء الثامن والعشرون</w:t>
       </w:r>
     </w:p>
     <w:p>

--- a/خزانة الأدعية.docx
+++ b/خزانة الأدعية.docx
@@ -1483,7 +1483,28 @@
           <w:szCs w:val="24"/>
           <w:rtl/>
         </w:rPr>
-        <w:t xml:space="preserve">«اللَّهُمَّ أَنْتَ رَبِّي لَا إِلَهَ إِلَّا أَنْتَ، عَلَيْكَ تَوَكَّلْتُ، وَأَنْتَ رَبُّ الْعَرْشِ الْعَظِيمِ، مَا شَاءَ اللهُ كَانَ وَمَا لَمْ يَشَأْ لَمْ يَكُنْ، لَا حَوْلَ وَلَا قُوَّةَ إِلَّا بِاللَّهِ الْعَلِيِّ الْعَظِيمِ، أَعْلَمُ أَنَّ اللَّهَ عَلَى كُلِّ شَيْءٍ قَدِيرٌ، وَأَنَّ اللَّهَ قَدْ أَحَاطَ بِكُلِّ شَيْءٍ عِلْمًا، اللَّهُمَّ إِنِّي أَعُوذُ بِكَ مِنْ شَرِّ نَفْسِي، وَمِنْ شَرِّ كُلِّ دَابَّةٍ أَنْتَ آخِذٌ بِنَاصِيَتِهَا، إِنَّ رَبِّي عَلَى صِرَاطٍ مُسْتَقِيمٍ»</w:t>
+        <w:t xml:space="preserve">«اللَّهُمَّ أَنْتَ رَبِّي لَا إِلَهَ إِلَّا أَنْتَ، عَلَيْكَ تَوَكَّلْتُ، وَأَنْتَ رَبُّ الْعَرْشِ الْعَظِيمِ، مَا شَاءَ اللهُ كَانَ وَمَا لَمْ يَشَأْ لَمْ يَكُنْ، لَا حَوْلَ وَلَا قُوَّةَ إِلَّا بِاللَّهِ الْعَلِيِّ الْعَظِيمِ، أَعْلَمُ أَنَّ اللَّهَ عَلَى كُلِّ شَيْءٍ قَدِيرٌ، وَأَنَّ اللَّهَ قَدْ أَحَاطَ بِكُلِّ شَيْءٍ عِلْمًا، اللَّهُمَّ إِنِّي أَعُوذُ بِكَ مِنْ شَرِّ نَفْسِي، </w:t>
+      </w:r>
+      <w:r>
+        <w:rPr>
+          <w:rFonts w:ascii="Times New Roman" w:cs="Times New Roman" w:eastAsia="Times New Roman" w:hAnsi="Times New Roman"/>
+          <w:b/>
+          <w:bCs/>
+          <w:color w:val="B23A2E"/>
+          <w:sz w:val="24"/>
+          <w:szCs w:val="24"/>
+          <w:rtl/>
+        </w:rPr>
+        <w:t xml:space="preserve">﴿وَمِنْ شَرِّ كُلِّ دَابَّةٍ أَنْتَ آخِذٌ بِنَاصِيَتِهَا، إِنَّ رَبِّي عَلَى صِرَاطٍ مُسْتَقِيمٍ﴾</w:t>
+      </w:r>
+      <w:r>
+        <w:rPr>
+          <w:rFonts w:ascii="Times New Roman" w:cs="Times New Roman" w:eastAsia="Times New Roman" w:hAnsi="Times New Roman"/>
+          <w:sz w:val="24"/>
+          <w:szCs w:val="24"/>
+          <w:rtl/>
+        </w:rPr>
+        <w:t xml:space="preserve">»</w:t>
       </w:r>
     </w:p>
     <w:p>

--- a/خزانة الأدعية.docx
+++ b/خزانة الأدعية.docx
@@ -20070,6 +20070,59 @@
           <w:rtl/>
         </w:rPr>
         <w:t xml:space="preserve">: «اللهم صلِّ على سيدنا محمد صلاة تُحسّن بها الأخلاق، وتُيسّر بها الأرزاق، وتدفع بها المشاق، وتملأ بها الآفاق، وعلى آله وصحبه وسلم، صلاة دائمة من يوم خلقت الدنيا إلى يوم التلاق، وسترنا بين يديك يا عزيز يا خلاق»</w:t>
+      </w:r>
+    </w:p>
+    <w:p>
+      <w:pPr>
+        <w:bidi/>
+        <w:spacing w:after="120" w:before="320"/>
+        <w:jc w:val="right"/>
+      </w:pPr>
+      <w:r>
+        <w:rPr>
+          <w:rFonts w:ascii="Times New Roman" w:cs="Times New Roman" w:eastAsia="Times New Roman" w:hAnsi="Times New Roman"/>
+          <w:b/>
+          <w:bCs/>
+          <w:sz w:val="44"/>
+          <w:szCs w:val="44"/>
+          <w:rtl/>
+        </w:rPr>
+        <w:t xml:space="preserve">الدعاء الخامس</w:t>
+      </w:r>
+    </w:p>
+    <w:p>
+      <w:pPr>
+        <w:bidi/>
+        <w:spacing w:after="200" w:line="340"/>
+        <w:jc w:val="right"/>
+      </w:pPr>
+      <w:r>
+        <w:rPr>
+          <w:rFonts w:ascii="Times New Roman" w:cs="Times New Roman" w:eastAsia="Times New Roman" w:hAnsi="Times New Roman"/>
+          <w:sz w:val="24"/>
+          <w:szCs w:val="24"/>
+          <w:rtl/>
+        </w:rPr>
+        <w:t xml:space="preserve">سورة الكهف:</w:t>
+      </w:r>
+    </w:p>
+    <w:p>
+      <w:pPr>
+        <w:bidi/>
+        <w:spacing w:after="200" w:line="340"/>
+        <w:jc w:val="right"/>
+      </w:pPr>
+      <w:r>
+        <w:rPr>
+          <w:rFonts w:ascii="Times New Roman" w:cs="Times New Roman" w:eastAsia="Times New Roman" w:hAnsi="Times New Roman"/>
+          <w:b/>
+          <w:bCs/>
+          <w:color w:val="B23A2E"/>
+          <w:sz w:val="24"/>
+          <w:szCs w:val="24"/>
+          <w:rtl/>
+        </w:rPr>
+        <w:t xml:space="preserve">﴿بسم الله الرحمن الرحيم ٱلۡحَمۡدُ لِلَّهِ ٱلَّذِيٓ أَنزَلَ عَلَىٰ عَبۡدِهِ ٱلۡكِتَٰبَ وَلَمۡ يَجۡعَل لَّهُۥ عِوَجَاۜ (1) قَيِّمٗا لِّيُنذِرَ بَأۡسٗا شَدِيدٗا مِّن لَّدُنۡهُ وَيُبَشِّرَ ٱلۡمُؤۡمِنِينَ ٱلَّذِينَ يَعۡمَلُونَ ٱلصَّٰلِحَٰتِ أَنَّ لَهُمۡ أَجۡرًا حَسَنٗا (2) مَّٰكِثِينَ فِيهِ أَبَدٗا (3) وَيُنذِرَ ٱلَّذِينَ قَالُواْ ٱتَّخَذَ ٱللَّهُ وَلَدٗا (4) مَّا لَهُم بِهِۦ مِنۡ عِلۡمٖ وَلَا لِأٓبَآئِهِمۡۚ كَبُرَتۡ كَلِمَةٗ تَخۡرُجُ مِنۡ أَفۡوَٰهِهِمۡۚ إِن يَقُولُونَ إِلَّا كَذِبٗا (5) فَلَعَلَّكَ بَٰخِعٞ نَّفۡسَكَ عَلَىٰٓ ءَاثَٰرِهِمۡ إِن لَّمۡ يُؤۡمِنُواْ بِهَٰذَا ٱلۡحَدِيثِ أَسَفًا (6) إِنَّا جَعَلۡنَا مَا عَلَى ٱلۡأَرۡضِ زِينَةٗ لَّهَا لِنَبۡلُوَهُمۡ أَيُّهُمۡ أَحۡسَنُ عَمَلٗا (7) وَإِنَّا لَجَٰعِلُونَ مَا عَلَيۡهَا صَعِيدٗا جُرُزًا (8) أَمۡ حَسِبۡتَ أَنَّ أَصۡحَٰبَ ٱلۡكَهۡفِ وَٱلرَّقِيمِ كَانُواْ مِنۡ ءَايَٰتِنَا عَجَبًا (9) إِذۡ أَوَى ٱلۡفِتۡيَةُ إِلَى ٱلۡكَهۡفِ فَقَالُواْ رَبَّنَآ ءَاتِنَا مِن لَّدُنكَ رَحۡمَةٗ وَهَيِّئۡ لَنَا مِنۡ أَمۡرِنَا رَشَدٗا (10) فَضَرَبۡنَا عَلَىٰٓ ءَاذَانِهِمۡ فِي ٱلۡكَهۡفِ سِنِينَ عَدَدٗا (11) ثُمَّ بَعَثۡنَٰهُمۡ لِنَعۡلَمَ أَيُّ ٱلۡحِزۡبَيۡنِ أَحۡصَىٰ لِمَا لَبِثُوٓاْ أَمَدٗا (12) نَّحۡنُ نَقُصُّ عَلَيۡكَ نَبَأَهُم بِٱلۡحَقِّۚ إِنَّهُمۡ فِتۡيَةٌ ءَامَنُواْ بِرَبِّهِمۡ وَزِدۡنَٰهُمۡ هُدٗى (13) وَرَبَطۡنَا عَلَىٰ قُلُوبِهِمۡ إِذۡ قَامُواْ فَقَالُواْ رَبُّنَا رَبُّ ٱلسَّمَٰوَٰتِ وَٱلۡأَرۡضِ لَن نَّدۡعُوَاْ مِن دُونِهِۦٓ إِلَٰهٗاۖ لَّقَدۡ قُلۡنَآ إِذٗا شَطَطًا (14) هَٰٓؤُلَآءِ قَوۡمُنَا ٱتَّخَذُواْ مِن دُونِهِۦٓ ءَالِهَةٗۖ لَّوۡلَا يَأۡتُونَ عَلَيۡهِم بِسُلۡطَٰنِۭ بَيِّنٖۖ فَمَنۡ أَظۡلَمُ مِمَّنِ ٱفۡتَرَىٰ عَلَى ٱللَّهِ كَذِبٗا (15) وَإِذِ ٱعۡتَزَلۡتُمُوهُمۡ وَمَا يَعۡبُدُونَ إِلَّا ٱللَّهَ فَأۡوُۥٓاْ إِلَى ٱلۡكَهۡفِ يَنشُرۡ لَكُمۡ رَبُّكُم مِّن رَّحۡمَتِهِۦ وَيُهَيِّئۡ لَكُم مِّنۡ أَمۡرِكُم مِّرۡفَقٗا (16) ۞وَتَرَى ٱلشَّمۡسَ إِذَا طَلَعَت تَّزَٰوَرُ عَن كَهۡفِهِمۡ ذَاتَ ٱلۡيَمِينِ وَإِذَا غَرَبَت تَّقۡرِضُهُمۡ ذَاتَ ٱلشِّمَالِ وَهُمۡ فِي فَجۡوَةٖ مِّنۡهُۚ ذَٰلِكَ مِنۡ ءَايَٰتِ ٱللَّهِۗ مَن يَهۡدِ ٱللَّهُ فَهُوَ ٱلۡمُهۡتَدِۖ وَمَن يُضۡلِلۡ فَلَن تَجِدَ لَهُۥ وَلِيّٗا مُّرۡشِدٗا (17) وَتَحۡسَبُهُمۡ أَيۡقَاظٗا وَهُمۡ رُقُودٞۚ وَنُقَلِّبُهُمۡ ذَاتَ ٱلۡيَمِينِ وَذَاتَ ٱلشِّمَالِۖ وَكَلۡبُهُم بَٰسِطٞ ذِرَاعَيۡهِ بِٱلۡوَصِيدِۚ لَوِ ٱطَّلَعۡتَ عَلَيۡهِمۡ لَوَلَّيۡتَ مِنۡهُمۡ فِرَارٗا وَلَمُلِئۡتَ مِنۡهُمۡ رُعۡبٗا (18) وَكَذَٰلِكَ بَعَثۡنَٰهُمۡ لِيَتَسَآءَلُواْ بَيۡنَهُمۡۚ قَالَ قَآئِلٞ مِّنۡهُمۡ كَمۡ لَبِثۡتُمۡۖ قَالُواْ لَبِثۡنَا يَوۡمًا أَوۡ بَعۡضَ يَوۡمٖۚ قَالُواْ رَبُّكُمۡ أَعۡلَمُ بِمَا لَبِثۡتُمۡ فَٱبۡعَثُوٓاْ أَحَدَكُم بِوَرِقِكُمۡ هَٰذِهِۦٓ إِلَى ٱلۡمَدِينَةِ فَلۡيَنظُرۡ أَيُّهَآ أَزۡكَىٰ طَعَامٗا فَلۡيَأۡتِكُم بِرِزۡقٖ مِّنۡهُ وَلۡيَتَلَطَّفۡ وَلَا يُشۡعِرَنَّ بِكُمۡ أَحَدًا (19) إِنَّهُمۡ إِن يَظۡهَرُواْ عَلَيۡكُمۡ يَرۡجُمُوكُمۡ أَوۡ يُعِيدُوكُمۡ فِي مِلَّتِهِمۡ وَلَن تُفۡلِحُوٓاْ إِذًا أَبَدٗا (20) وَكَذَٰلِكَ أَعۡثَرۡنَا عَلَيۡهِمۡ لِيَعۡلَمُوٓاْ أَنَّ وَعۡدَ ٱللَّهِ حَقّٞ وَأَنَّ ٱلسَّاعَةَ لَا رَيۡبَ فِيهَآ إِذۡ يَتَنَٰزَعُونَ بَيۡنَهُمۡ أَمۡرَهُمۡۖ فَقَالُواْ ٱبۡنُواْ عَلَيۡهِم بُنۡيَٰنٗاۖ رَّبُّهُمۡ أَعۡلَمُ بِهِمۡۚ قَالَ ٱلَّذِينَ غَلَبُواْ عَلَىٰٓ أَمۡرِهِمۡ لَنَتَّخِذَنَّ عَلَيۡهِم مَّسۡجِدٗا (21) سَيَقُولُونَ ثَلَٰثَةٞ رَّابِعُهُمۡ كَلۡبُهُمۡ وَيَقُولُونَ خَمۡسَةٞ سَادِسُهُمۡ كَلۡبُهُمۡ رَجۡمَۢا بِٱلۡغَيۡبِۖ وَيَقُولُونَ سَبۡعَةٞ وَثَامِنُهُمۡ كَلۡبُهُمۡۚ قُل رَّبِّيٓ أَعۡلَمُ بِعِدَّتِهِم مَّا يَعۡلَمُهُمۡ إِلَّا قَلِيلٞۗ فَلَا تُمَارِ فِيهِمۡ إِلَّا مِرَآءٗ ظَٰهِرٗا وَلَا تَسۡتَفۡتِ فِيهِم مِّنۡهُمۡ أَحَدٗا (22) وَلَا تَقُولَنَّ لِشَاْيۡءٍ إِنِّي فَاعِلٞ ذَٰلِكَ غَدًا (23) إِلَّآ أَن يَشَآءَ ٱللَّهُۚ وَٱذۡكُر رَّبَّكَ إِذَا نَسِيتَ وَقُلۡ عَسَىٰٓ أَن يَهۡدِيَنِ رَبِّي لِأَقۡرَبَ مِنۡ هَٰذَا رَشَدٗا (24) وَلَبِثُواْ فِي كَهۡفِهِمۡ ثَلَٰثَ مِاْئَةٖ سِنِينَ وَٱزۡدَادُواْ تِسۡعٗا (25) قُلِ ٱللَّهُ أَعۡلَمُ بِمَا لَبِثُواْۖ لَهُۥ غَيۡبُ ٱلسَّمَٰوَٰتِ وَٱلۡأَرۡضِۖ أَبۡصِرۡ بِهِۦ وَأَسۡمِعۡۚ مَا لَهُم مِّن دُونِهِۦ مِن وَلِيّٖ وَلَا يُشۡرِكُ فِي حُكۡمِهِۦٓ أَحَدٗا (26) وَٱتۡلُ مَآ أُوحِيَ إِلَيۡكَ مِن كِتَابِ رَبِّكَۖ لَا مُبَدِّلَ لِكَلِمَٰتِهِۦ وَلَن تَجِدَ مِن دُونِهِۦ مُلۡتَحَدٗا (27) وَٱصۡبِرۡ نَفۡسَكَ مَعَ ٱلَّذِينَ يَدۡعُونَ رَبَّهُم بِٱلۡغَدَوٰةِ وَٱلۡعَشِيِّ يُرِيدُونَ وَجۡهَهُۥۖ وَلَا تَعۡدُ عَيۡنَاكَ عَنۡهُمۡ تُرِيدُ زِينَةَ ٱلۡحَيَوٰةِ ٱلدُّنۡيَاۖ وَلَا تُطِعۡ مَنۡ أَغۡفَلۡنَا قَلۡبَهُۥ عَن ذِكۡرِنَا وَٱتَّبَعَ هَوَىٰهُ وَكَانَ أَمۡرُهُۥ فُرُطٗا (28) وَقُلِ ٱلۡحَقُّ مِن رَّبِّكُمۡۖ فَمَن شَآءَ فَلۡيُؤۡمِن وَمَن شَآءَ فَلۡيَكۡفُرۡۚ إِنَّآ أَعۡتَدۡنَا لِلظَّٰلِمِينَ نَارًا أَحَاطَ بِهِمۡ سُرَادِقُهَاۚ وَإِن يَسۡتَغِيثُواْ يُغَاثُواْ بِمَآءٖ كَٱلۡمُهۡلِ يَشۡوِي ٱلۡوُجُوهَۚ بِئۡسَ ٱلشَّرَابُ وَسَآءَتۡ مُرۡتَفَقًا (29) إِنَّ ٱلَّذِينَ ءَامَنُواْ وَعَمِلُواْ ٱلصَّٰلِحَٰتِ إِنَّا لَا نُضِيعُ أَجۡرَ مَنۡ أَحۡسَنَ عَمَلًا (30) أُوْلَٰٓئِكَ لَهُمۡ جَنَّٰتُ عَدۡنٖ تَجۡرِي مِن تَحۡتِهِمُ ٱلۡأَنۡهَٰرُ يُحَلَّوۡنَ فِيهَا مِنۡ أَسَاوِرَ مِن ذَهَبٖ وَيَلۡبَسُونَ ثِيَابًا خُضۡرٗا مِّن سُندُسٖ وَإِسۡتَبۡرَقٖ مُّتَّكِـِٔينَ فِيهَا عَلَى ٱلۡأَرَآئِكِۚ نِعۡمَ ٱلثَّوَابُ وَحَسُنَتۡ مُرۡتَفَقٗا (31) ۞وَٱضۡرِبۡ لَهُم مَّثَلٗا رَّجُلَيۡنِ جَعَلۡنَا لِأَحَدِهِمَا جَنَّتَيۡنِ مِنۡ أَعۡنَٰبٖ وَحَفَفۡنَٰهُمَا بِنَخۡلٖ وَجَعَلۡنَا بَيۡنَهُمَا زَرۡعٗا (32) كِلۡتَا ٱلۡجَنَّتَيۡنِ ءَاتَتۡ أُكُلَهَا وَلَمۡ تَظۡلِم مِّنۡهُ شَيۡـٔٗاۚ وَفَجَّرۡنَا خِلَٰلَهُمَا نَهَرٗا (33) وَكَانَ لَهُۥ ثَمَرٞ فَقَالَ لِصَٰحِبِهِۦ وَهُوَ يُحَاوِرُهُۥٓ أَنَا۠ أَكۡثَرُ مِنكَ مَالٗا وَأَعَزُّ نَفَرٗا (34) وَدَخَلَ جَنَّتَهُۥ وَهُوَ ظَالِمٞ لِّنَفۡسِهِۦ قَالَ مَآ أَظُنُّ أَن تَبِيدَ هَٰذِهِۦٓ أَبَدٗا (35) وَمَآ أَظُنُّ ٱلسَّاعَةَ قَآئِمَةٗ وَلَئِن رُّدِدتُّ إِلَىٰ رَبِّي لَأَجِدَنَّ خَيۡرٗا مِّنۡهَا مُنقَلَبٗا (36) قَالَ لَهُۥ صَاحِبُهُۥ وَهُوَ يُحَاوِرُهُۥٓ أَكَفَرۡتَ بِٱلَّذِي خَلَقَكَ مِن تُرَابٖ ثُمَّ مِن نُّطۡفَةٖ ثُمَّ سَوَّىٰكَ رَجُلٗا (37) لَّٰكِنَّا۠ هُوَ ٱللَّهُ رَبِّي وَلَآ أُشۡرِكُ بِرَبِّيٓ أَحَدٗا (38) وَلَوۡلَآ إِذۡ دَخَلۡتَ جَنَّتَكَ قُلۡتَ مَا شَآءَ ٱللَّهُ لَا قُوَّةَ إِلَّا بِٱللَّهِۚ إِن تَرَنِ أَنَا۠ أَقَلَّ مِنكَ مَالٗا وَوَلَدٗا (39) فَعَسَىٰ رَبِّيٓ أَن يُؤۡتِيَنِ خَيۡرٗا مِّن جَنَّتِكَ وَيُرۡسِلَ عَلَيۡهَا حُسۡبَانٗا مِّنَ ٱلسَّمَآءِ فَتُصۡبِحَ صَعِيدٗا زَلَقًا (40) أَوۡ يُصۡبِحَ مَآؤُهَا غَوۡرٗا فَلَن تَسۡتَطِيعَ لَهُۥ طَلَبٗا (41) وَأُحِيطَ بِثَمَرِهِۦ فَأَصۡبَحَ يُقَلِّبُ كَفَّيۡهِ عَلَىٰ مَآ أَنفَقَ فِيهَا وَهِيَ خَاوِيَةٌ عَلَىٰ عُرُوشِهَا وَيَقُولُ يَٰلَيۡتَنِي لَمۡ أُشۡرِكۡ بِرَبِّيٓ أَحَدٗا (42) وَلَمۡ تَكُن لَّهُۥ فِئَةٞ يَنصُرُونَهُۥ مِن دُونِ ٱللَّهِ وَمَا كَانَ مُنتَصِرًا (43) هُنَالِكَ ٱلۡوَلَٰيَةُ لِلَّهِ ٱلۡحَقِّۚ هُوَ خَيۡرٞ ثَوَابٗا وَخَيۡرٌ عُقۡبٗا (44) وَٱضۡرِبۡ لَهُم مَّثَلَ ٱلۡحَيَوٰةِ ٱلدُّنۡيَا كَمَآءٍ أَنزَلۡنَٰهُ مِنَ ٱلسَّمَآءِ فَٱخۡتَلَطَ بِهِۦ نَبَاتُ ٱلۡأَرۡضِ فَأَصۡبَحَ هَشِيمٗا تَذۡرُوهُ ٱلرِّيَٰحُۗ وَكَانَ ٱللَّهُ عَلَىٰ كُلِّ شَيۡءٖ مُّقۡتَدِرًا (45) ٱلۡمَالُ وَٱلۡبَنُونَ زِينَةُ ٱلۡحَيَوٰةِ ٱلدُّنۡيَاۖ وَٱلۡبَٰقِيَٰتُ ٱلصَّٰلِحَٰتُ خَيۡرٌ عِندَ رَبِّكَ ثَوَابٗا وَخَيۡرٌ أَمَلٗا (46) وَيَوۡمَ نُسَيِّرُ ٱلۡجِبَالَ وَتَرَى ٱلۡأَرۡضَ بَارِزَةٗ وَحَشَرۡنَٰهُمۡ فَلَمۡ نُغَادِرۡ مِنۡهُمۡ أَحَدٗا (47) وَعُرِضُواْ عَلَىٰ رَبِّكَ صَفّٗا لَّقَدۡ جِئۡتُمُونَا كَمَا خَلَقۡنَٰكُمۡ أَوَّلَ مَرَّةِۭۚ بَلۡ زَعَمۡتُمۡ أَلَّن نَّجۡعَلَ لَكُم مَّوۡعِدٗا (48) وَوُضِعَ ٱلۡكِتَٰبُ فَتَرَى ٱلۡمُجۡرِمِينَ مُشۡفِقِينَ مِمَّا فِيهِ وَيَقُولُونَ يَٰوَيۡلَتَنَا مَالِ هَٰذَا ٱلۡكِتَٰبِ لَا يُغَادِرُ صَغِيرَةٗ وَلَا كَبِيرَةً إِلَّآ أَحۡصَىٰهَاۚ وَوَجَدُواْ مَا عَمِلُواْ حَاضِرٗاۗ وَلَا يَظۡلِمُ رَبُّكَ أَحَدٗا (49) وَإِذۡ قُلۡنَا لِلۡمَلَٰٓئِكَةِ ٱسۡجُدُواْ لِأٓدَمَ فَسَجَدُوٓاْ إِلَّآ إِبۡلِيسَ كَانَ مِنَ ٱلۡجِنِّ فَفَسَقَ عَنۡ أَمۡرِ رَبِّهِۦٓۗ أَفَتَتَّخِذُونَهُۥ وَذُرِّيَّتَهُۥٓ أَوۡلِيَآءَ مِن دُونِي وَهُمۡ لَكُمۡ عَدُوُّۢۚ بِئۡسَ لِلظَّٰلِمِينَ بَدَلٗا (50) ۞مَّآ أَشۡهَدتُّهُمۡ خَلۡقَ ٱلسَّمَٰوَٰتِ وَٱلۡأَرۡضِ وَلَا خَلۡقَ أَنفُسِهِمۡ وَمَا كُنتُ مُتَّخِذَ ٱلۡمُضِلِّينَ عَضُدٗا (51) وَيَوۡمَ يَقُولُ نَادُواْ شُرَكَآءِيَ ٱلَّذِينَ زَعَمۡتُمۡ فَدَعَوۡهُمۡ فَلَمۡ يَسۡتَجِيبُواْ لَهُمۡ وَجَعَلۡنَا بَيۡنَهُم مَّوۡبِقٗا (52) وَرَءَا ٱلۡمُجۡرِمُونَ ٱلنَّارَ فَظَنُّوٓاْ أَنَّهُم مُّوَاقِعُوهَا وَلَمۡ يَجِدُواْ عَنۡهَا مَصۡرِفٗا (53) وَلَقَدۡ صَرَّفۡنَا فِي هَٰذَا ٱلۡقُرۡءَانِ لِلنَّاسِ مِن كُلِّ مَثَلٖۚ وَكَانَ ٱلۡإِنسَٰنُ أَكۡثَرَ شَيۡءٖ جَدَلٗا (54) وَمَا مَنَعَ ٱلنَّاسَ أَن يُؤۡمِنُوٓاْ إِذۡ جَآءَهُمُ ٱلۡهُدَىٰ وَيَسۡتَغۡفِرُواْ رَبَّهُمۡ إِلَّآ أَن تَأۡتِيَهُمۡ سُنَّةُ ٱلۡأَوَّلِينَ أَوۡ يَأۡتِيَهُمُ ٱلۡعَذَابُ قُبُلٗا (55) وَمَا نُرۡسِلُ ٱلۡمُرۡسَلِينَ إِلَّا مُبَشِّرِينَ وَمُنذِرِينَۚ وَيُجَٰدِلُ ٱلَّذِينَ كَفَرُواْ بِٱلۡبَٰطِلِ لِيُدۡحِضُواْ بِهِ ٱلۡحَقَّۖ وَٱتَّخَذُوٓاْ ءَايَٰتِي وَمَآ أُنذِرُواْ هُزُوٗا (56) وَمَنۡ أَظۡلَمُ مِمَّن ذُكِّرَ بِـَٔايَٰتِ رَبِّهِۦ فَأَعۡرَضَ عَنۡهَا وَنَسِيَ مَا قَدَّمَتۡ يَدَاهُۚ إِنَّا جَعَلۡنَا عَلَىٰ قُلُوبِهِمۡ أَكِنَّةً أَن يَفۡقَهُوهُ وَفِيٓ ءَاذَانِهِمۡ وَقۡرٗاۖ وَإِن تَدۡعُهُمۡ إِلَى ٱلۡهُدَىٰ فَلَن يَهۡتَدُوٓاْ إِذًا أَبَدٗا (57) وَرَبُّكَ ٱلۡغَفُورُ ذُو ٱلرَّحۡمَةِۖ لَوۡ يُؤَاخِذُهُم بِمَا كَسَبُواْ لَعَجَّلَ لَهُمُ ٱلۡعَذَابَۚ بَل لَّهُم مَّوۡعِدٞ لَّن يَجِدُواْ مِن دُونِهِۦ مَوۡئِلٗا (58) وَتِلۡكَ ٱلۡقُرَىٰٓ أَهۡلَكۡنَٰهُمۡ لَمَّا ظَلَمُواْ وَجَعَلۡنَا لِمَهۡلِكِهِم مَّوۡعِدٗا (59) وَإِذۡ قَالَ مُوسَىٰ لِفَتَىٰهُ لَآ أَبۡرَحُ حَتَّىٰٓ أَبۡلُغَ مَجۡمَعَ ٱلۡبَحۡرَيۡنِ أَوۡ أَمۡضِيَ حُقُبٗا (60) فَلَمَّا بَلَغَا مَجۡمَعَ بَيۡنِهِمَا نَسِيَا حُوتَهُمَا فَٱتَّخَذَ سَبِيلَهُۥ فِي ٱلۡبَحۡرِ سَرَبٗا (61) فَلَمَّا جَاوَزَا قَالَ لِفَتَىٰهُ ءَاتِنَا غَدَآءَنَا لَقَدۡ لَقِينَا مِن سَفَرِنَا هَٰذَا نَصَبٗا (62) قَالَ أَرَءَيۡتَ إِذۡ أَوَيۡنَآ إِلَى ٱلصَّخۡرَةِ فَإِنِّي نَسِيتُ ٱلۡحُوتَ وَمَآ أَنسَىٰنِيهُ إِلَّا ٱلشَّيۡطَٰنُ أَنۡ أَذۡكُرَهُۥۚ وَٱتَّخَذَ سَبِيلَهُۥ فِي ٱلۡبَحۡرِ عَجَبٗا (63) قَالَ ذَٰلِكَ مَا كُنَّا نَبۡغِۚ فَٱرۡتَدَّا عَلَىٰٓ ءَاثَارِهِمَا قَصَصٗا (64) فَوَجَدَا عَبۡدٗا مِّنۡ عِبَادِنَآ ءَاتَيۡنَٰهُ رَحۡمَةٗ مِّنۡ عِندِنَا وَعَلَّمۡنَٰهُ مِن لَّدُنَّا عِلۡمٗا (65) قَالَ لَهُۥ مُوسَىٰ هَلۡ أَتَّبِعُكَ عَلَىٰٓ أَن تُعَلِّمَنِ مِمَّا عُلِّمۡتَ رُشۡدٗا (66) قَالَ إِنَّكَ لَن تَسۡتَطِيعَ مَعِيَ صَبۡرٗا (67) وَكَيۡفَ تَصۡبِرُ عَلَىٰ مَا لَمۡ تُحِطۡ بِهِۦ خُبۡرٗا (68) قَالَ سَتَجِدُنِيٓ إِن شَآءَ ٱللَّهُ صَابِرٗا وَلَآ أَعۡصِي لَكَ أَمۡرٗا (69) قَالَ فَإِنِ ٱتَّبَعۡتَنِي فَلَا تَسۡـَٔلۡنِي عَن شَيۡءٍ حَتَّىٰٓ أُحۡدِثَ لَكَ مِنۡهُ ذِكۡرٗا (70) فَٱنطَلَقَا حَتَّىٰٓ إِذَا رَكِبَا فِي ٱلسَّفِينَةِ خَرَقَهَاۖ قَالَ أَخَرَقۡتَهَا لِتُغۡرِقَ أَهۡلَهَا لَقَدۡ جِئۡتَ شَيۡـًٔا إِمۡرٗا (71) قَالَ أَلَمۡ أَقُلۡ إِنَّكَ لَن تَسۡتَطِيعَ مَعِيَ صَبۡرٗا (72) قَالَ لَا تُؤَاخِذۡنِي بِمَا نَسِيتُ وَلَا تُرۡهِقۡنِي مِنۡ أَمۡرِي عُسۡرٗا (73) فَٱنطَلَقَا حَتَّىٰٓ إِذَا لَقِيَا غُلَٰمٗا فَقَتَلَهُۥ قَالَ أَقَتَلۡتَ نَفۡسٗا زَكِيَّةَۢ بِغَيۡرِ نَفۡسٖ لَّقَدۡ جِئۡتَ شَيۡـٔٗا نُّكۡرٗا (74) ۞قَالَ أَلَمۡ أَقُل لَّكَ إِنَّكَ لَن تَسۡتَطِيعَ مَعِيَ صَبۡرٗا (75) قَالَ إِن سَأَلۡتُكَ عَن شَيۡءِۭ بَعۡدَهَا فَلَا تُصَٰحِبۡنِيۖ قَدۡ بَلَغۡتَ مِن لَّدُنِّي عُذۡرٗا (76) فَٱنطَلَقَا حَتَّىٰٓ إِذَآ أَتَيَآ أَهۡلَ قَرۡيَةٍ ٱسۡتَطۡعَمَآ أَهۡلَهَا فَأَبَوۡاْ أَن يُضَيِّفُوهُمَا فَوَجَدَا فِيهَا جِدَارٗا يُرِيدُ أَن يَنقَضَّ فَأَقَامَهُۥۖ قَالَ لَوۡ شِئۡتَ لَتَّخَذۡتَ عَلَيۡهِ أَجۡرٗا (77) قَالَ هَٰذَا فِرَاقُ بَيۡنِي وَبَيۡنِكَۚ سَأُنَبِّئُكَ بِتَأۡوِيلِ مَا لَمۡ تَسۡتَطِع عَّلَيۡهِ صَبۡرًا (78) أَمَّا ٱلسَّفِينَةُ فَكَانَتۡ لِمَسَٰكِينَ يَعۡمَلُونَ فِي ٱلۡبَحۡرِ فَأَرَدتُّ أَنۡ أَعِيبَهَا وَكَانَ وَرَآءَهُم مَّلِكٞ يَأۡخُذُ كُلَّ سَفِينَةٍ غَصۡبٗا (79) وَأَمَّا ٱلۡغُلَٰمُ فَكَانَ أَبَوَاهُ مُؤۡمِنَيۡنِ فَخَشِينَآ أَن يُرۡهِقَهُمَا طُغۡيَٰنٗا وَكُفۡرٗا (80) فَأَرَدۡنَآ أَن يُبۡدِلَهُمَا رَبُّهُمَا خَيۡرٗا مِّنۡهُ زَكَوٰةٗ وَأَقۡرَبَ رُحۡمٗا (81) وَأَمَّا ٱلۡجِدَارُ فَكَانَ لِغُلَٰمَيۡنِ يَتِيمَيۡنِ فِي ٱلۡمَدِينَةِ وَكَانَ تَحۡتَهُۥ كَنزٞ لَّهُمَا وَكَانَ أَبُوهُمَا صَٰلِحٗا فَأَرَادَ رَبُّكَ أَن يَبۡلُغَآ أَشُدَّهُمَا وَيَسۡتَخۡرِجَا كَنزَهُمَا رَحۡمَةٗ مِّن رَّبِّكَۚ وَمَا فَعَلۡتُهُۥ عَنۡ أَمۡرِيۚ ذَٰلِكَ تَأۡوِيلُ مَا لَمۡ تَسۡطِع عَّلَيۡهِ صَبۡرٗا (82) وَيَسۡـَٔلُونَكَ عَن ذِي ٱلۡقَرۡنَيۡنِۖ قُلۡ سَأَتۡلُواْ عَلَيۡكُم مِّنۡهُ ذِكۡرًا (83) إِنَّا مَكَّنَّا لَهُۥ فِي ٱلۡأَرۡضِ وَءَاتَيۡنَٰهُ مِن كُلِّ شَيۡءٖ سَبَبٗا (84) فَأَتۡبَعَ سَبَبًا (85) حَتَّىٰٓ إِذَا بَلَغَ مَغۡرِبَ ٱلشَّمۡسِ وَجَدَهَا تَغۡرُبُ فِي عَيۡنٍ حَمِئَةٖ وَوَجَدَ عِندَهَا قَوۡمٗاۖ قُلۡنَا يَٰذَا ٱلۡقَرۡنَيۡنِ إِمَّآ أَن تُعَذِّبَ وَإِمَّآ أَن تَتَّخِذَ فِيهِمۡ حُسۡنٗا (86) قَالَ أَمَّا مَن ظَلَمَ فَسَوۡفَ نُعَذِّبُهُۥ ثُمَّ يُرَدُّ إِلَىٰ رَبِّهِۦ فَيُعَذِّبُهُۥ عَذَابٗا نُّكۡرٗا (87) وَأَمَّا مَنۡ ءَامَنَ وَعَمِلَ صَٰلِحٗا فَلَهُۥ جَزَآءً ٱلۡحُسۡنَىٰۖ وَسَنَقُولُ لَهُۥ مِنۡ أَمۡرِنَا يُسۡرٗا (88) ثُمَّ أَتۡبَعَ سَبَبًا (89) حَتَّىٰٓ إِذَا بَلَغَ مَطۡلِعَ ٱلشَّمۡسِ وَجَدَهَا تَطۡلُعُ عَلَىٰ قَوۡمٖ لَّمۡ نَجۡعَل لَّهُم مِّن دُونِهَا سِتۡرٗا (90) كَذَٰلِكَۖ وَقَدۡ أَحَطۡنَا بِمَا لَدَيۡهِ خُبۡرٗا (91) ثُمَّ أَتۡبَعَ سَبَبًا (92) حَتَّىٰٓ إِذَا بَلَغَ بَيۡنَ ٱلسَّدَّيۡنِ وَجَدَ مِن دُونِهِمَا قَوۡمٗا لَّا يَكَادُونَ يَفۡقَهُونَ قَوۡلٗا (93) قَالُواْ يَٰذَا ٱلۡقَرۡنَيۡنِ إِنَّ يَأۡجُوجَ وَمَأۡجُوجَ مُفۡسِدُونَ فِي ٱلۡأَرۡضِ فَهَلۡ نَجۡعَلُ لَكَ خَرۡجًا عَلَىٰٓ أَن تَجۡعَلَ بَيۡنَنَا وَبَيۡنَهُمۡ سَدّٗا (94) قَالَ مَا مَكَّنِّي فِيهِ رَبِّي خَيۡرٞ فَأَعِينُونِي بِقُوَّةٍ أَجۡعَلۡ بَيۡنَكُمۡ وَبَيۡنَهُمۡ رَدۡمًا (95) ءَاتُونِي زُبَرَ ٱلۡحَدِيدِۖ حَتَّىٰٓ إِذَا سَاوَىٰ بَيۡنَ ٱلصَّدَفَيۡنِ قَالَ ٱنفُخُواْۖ حَتَّىٰٓ إِذَا جَعَلَهُۥ نَارٗا قَالَ ءَاتُونِيٓ أُفۡرِغۡ عَلَيۡهِ قِطۡرٗا (96) فَمَا ٱسۡطَٰعُوٓاْ أَن يَظۡهَرُوهُ وَمَا ٱسۡتَطَٰعُواْ لَهُۥ نَقۡبٗا (97) قَالَ هَٰذَا رَحۡمَةٞ مِّن رَّبِّيۖ فَإِذَا جَآءَ وَعۡدُ رَبِّي جَعَلَهُۥ دَكَّآءَۖ وَكَانَ وَعۡدُ رَبِّي حَقّٗا (98) ۞وَتَرَكۡنَا بَعۡضَهُمۡ يَوۡمَئِذٖ يَمُوجُ فِي بَعۡضٖۖ وَنُفِخَ فِي ٱلصُّورِ فَجَمَعۡنَٰهُمۡ جَمۡعٗا (99) وَعَرَضۡنَا جَهَنَّمَ يَوۡمَئِذٖ لِّلۡكَٰفِرِينَ عَرۡضًا (100) ٱلَّذِينَ كَانَتۡ أَعۡيُنُهُمۡ فِي غِطَآءٍ عَن ذِكۡرِي وَكَانُواْ لَا يَسۡتَطِيعُونَ سَمۡعًا (101) أَفَحَسِبَ ٱلَّذِينَ كَفَرُوٓاْ أَن يَتَّخِذُواْ عِبَادِي مِن دُونِيٓ أَوۡلِيَآءَۚ إِنَّآ أَعۡتَدۡنَا جَهَنَّمَ لِلۡكَٰفِرِينَ نُزُلٗا (102) قُلۡ هَلۡ نُنَبِّئُكُم بِٱلۡأَخۡسَرِينَ أَعۡمَٰلًا (103) ٱلَّذِينَ ضَلَّ سَعۡيُهُمۡ فِي ٱلۡحَيَوٰةِ ٱلدُّنۡيَا وَهُمۡ يَحۡسَبُونَ أَنَّهُمۡ يُحۡسِنُونَ صُنۡعًا (104) أُوْلَٰٓئِكَ ٱلَّذِينَ كَفَرُواْ بِـَٔايَٰتِ رَبِّهِمۡ وَلِقَآئِهِۦ فَحَبِطَتۡ أَعۡمَٰلُهُمۡ فَلَا نُقِيمُ لَهُمۡ يَوۡمَ ٱلۡقِيَٰمَةِ وَزۡنٗا (105) ذَٰلِكَ جَزَآؤُهُمۡ جَهَنَّمُ بِمَا كَفَرُواْ وَٱتَّخَذُوٓاْ ءَايَٰتِي وَرُسُلِي هُزُوًا (106) إِنَّ ٱلَّذِينَ ءَامَنُواْ وَعَمِلُواْ ٱلصَّٰلِحَٰتِ كَانَتۡ لَهُمۡ جَنَّٰتُ ٱلۡفِرۡدَوۡسِ نُزُلًا (107) خَٰلِدِينَ فِيهَا لَا يَبۡغُونَ عَنۡهَا حِوَلٗا (108) قُل لَّوۡ كَانَ ٱلۡبَحۡرُ مِدَادٗا لِّكَلِمَٰتِ رَبِّي لَنَفِدَ ٱلۡبَحۡرُ قَبۡلَ أَن تَنفَدَ كَلِمَٰتُ رَبِّي وَلَوۡ جِئۡنَا بِمِثۡلِهِۦ مَدَدٗا (109) قُلۡ إِنَّمَآ أَنَا۠ بَشَرٞ مِّثۡلُكُمۡ يُوحَىٰٓ إِلَيَّ أَنَّمَآ إِلَٰهُكُمۡ إِلَٰهٞ وَٰحِدٞۖ فَمَن كَانَ يَرۡجُواْ لِقَآءَ رَبِّهِۦ فَلۡيَعۡمَلۡ عَمَلٗا صَٰلِحٗا وَلَا يُشۡرِكۡ بِعِبَادَةِ رَبِّهِۦٓ أَحَدَۢا (110)﴾</w:t>
       </w:r>
     </w:p>
     <w:sectPr>

--- a/خزانة الأدعية.docx
+++ b/خزانة الأدعية.docx
@@ -19686,20 +19686,111 @@
     </w:p>
     <w:p>
       <w:pPr>
-        <w:bidi/>
-        <w:spacing w:after="120" w:before="320"/>
-        <w:jc w:val="right"/>
-      </w:pPr>
-      <w:r>
-        <w:rPr>
-          <w:rFonts w:ascii="Times New Roman" w:cs="Times New Roman" w:eastAsia="Times New Roman" w:hAnsi="Times New Roman"/>
-          <w:b/>
-          <w:bCs/>
-          <w:sz w:val="44"/>
-          <w:szCs w:val="44"/>
-          <w:rtl/>
-        </w:rPr>
-        <w:t xml:space="preserve">الدعاء الأول</w:t>
+        <w:jc w:val="right"/>
+      </w:pPr>
+      <w:r>
+        <w:rPr>
+          <w:rFonts w:ascii="Times New Roman" w:hAnsi="Times New Roman" w:cs="Times New Roman" w:eastAsia="Times New Roman"/>
+          <w:b/>
+          <w:sz w:val="44"/>
+          <w:rtl/>
+        </w:rPr>
+        <w:t>الدعاء الأول</w:t>
+      </w:r>
+    </w:p>
+    <w:p>
+      <w:pPr>
+        <w:jc w:val="right"/>
+      </w:pPr>
+      <w:r>
+        <w:rPr>
+          <w:rFonts w:ascii="Times New Roman" w:hAnsi="Times New Roman" w:cs="Times New Roman" w:eastAsia="Times New Roman"/>
+          <w:sz w:val="24"/>
+          <w:rtl/>
+        </w:rPr>
+        <w:t xml:space="preserve">لزيادة الرزق، بعد صلاة الجمعة: بسم الله الرحمن الرحيم </w:t>
+      </w:r>
+      <w:r>
+        <w:rPr>
+          <w:rFonts w:ascii="Times New Roman" w:hAnsi="Times New Roman" w:cs="Times New Roman" w:eastAsia="Times New Roman"/>
+          <w:b/>
+          <w:color w:val="B23A2E"/>
+          <w:sz w:val="24"/>
+          <w:rtl/>
+        </w:rPr>
+        <w:t>﴿قُلْ هُوَ اللَّهُ أَحَدٌ اللَّهُ الصَّمَدُ لَمْ يَلِدْ وَلَمْ يُولَدْ وَلَمْ يَكُن لَّهُ كُفُوًا أَحَدٌ﴾</w:t>
+      </w:r>
+      <w:r>
+        <w:rPr>
+          <w:rFonts w:ascii="Times New Roman" w:hAnsi="Times New Roman" w:cs="Times New Roman" w:eastAsia="Times New Roman"/>
+          <w:sz w:val="24"/>
+          <w:rtl/>
+        </w:rPr>
+        <w:t xml:space="preserve"> </w:t>
+      </w:r>
+      <w:r>
+        <w:rPr>
+          <w:rFonts w:ascii="Times New Roman" w:hAnsi="Times New Roman" w:cs="Times New Roman" w:eastAsia="Times New Roman"/>
+          <w:b/>
+          <w:color w:val="3B5BA5"/>
+          <w:sz w:val="24"/>
+          <w:rtl/>
+        </w:rPr>
+        <w:t>(100 مرة)</w:t>
+      </w:r>
+      <w:r>
+        <w:rPr>
+          <w:rFonts w:ascii="Times New Roman" w:hAnsi="Times New Roman" w:cs="Times New Roman" w:eastAsia="Times New Roman"/>
+          <w:sz w:val="24"/>
+          <w:rtl/>
+        </w:rPr>
+        <w:t xml:space="preserve">، «اللهم صلِّ على النبي» </w:t>
+      </w:r>
+      <w:r>
+        <w:rPr>
+          <w:rFonts w:ascii="Times New Roman" w:hAnsi="Times New Roman" w:cs="Times New Roman" w:eastAsia="Times New Roman"/>
+          <w:b/>
+          <w:color w:val="3B5BA5"/>
+          <w:sz w:val="24"/>
+          <w:rtl/>
+        </w:rPr>
+        <w:t>(100 مرة)</w:t>
+      </w:r>
+      <w:r>
+        <w:rPr>
+          <w:rFonts w:ascii="Times New Roman" w:hAnsi="Times New Roman" w:cs="Times New Roman" w:eastAsia="Times New Roman"/>
+          <w:sz w:val="24"/>
+          <w:rtl/>
+        </w:rPr>
+        <w:t xml:space="preserve">، بسم الله الرحمن الرحيم «اللهم اكفني بحلالك عن حرامك وأغنني بفضلك عمن سواك» </w:t>
+      </w:r>
+      <w:r>
+        <w:rPr>
+          <w:rFonts w:ascii="Times New Roman" w:hAnsi="Times New Roman" w:cs="Times New Roman" w:eastAsia="Times New Roman"/>
+          <w:b/>
+          <w:color w:val="3B5BA5"/>
+          <w:sz w:val="24"/>
+          <w:rtl/>
+        </w:rPr>
+        <w:t>(70 مرة)</w:t>
+      </w:r>
+    </w:p>
+    <w:p>
+      <w:pPr>
+        <w:bidi/>
+        <w:spacing w:after="120" w:before="320"/>
+        <w:jc w:val="right"/>
+      </w:pPr>
+      <w:r>
+        <w:rPr>
+          <w:rFonts w:ascii="Times New Roman" w:cs="Times New Roman" w:eastAsia="Times New Roman" w:hAnsi="Times New Roman"/>
+          <w:b/>
+          <w:bCs/>
+          <w:sz w:val="44"/>
+          <w:szCs w:val="44"/>
+          <w:rtl/>
+        </w:rPr>
+        <w:t>الدعاء الثاني</w:t>
       </w:r>
     </w:p>
     <w:p>
@@ -19733,7 +19824,7 @@
           <w:szCs w:val="44"/>
           <w:rtl/>
         </w:rPr>
-        <w:t xml:space="preserve">الدعاء الثاني</w:t>
+        <w:t>الدعاء الثالث</w:t>
       </w:r>
     </w:p>
     <w:p>
@@ -19914,7 +20005,7 @@
           <w:szCs w:val="44"/>
           <w:rtl/>
         </w:rPr>
-        <w:t xml:space="preserve">الدعاء الثالث</w:t>
+        <w:t>الدعاء الرابع</w:t>
       </w:r>
     </w:p>
     <w:p>
@@ -20011,7 +20102,7 @@
           <w:szCs w:val="44"/>
           <w:rtl/>
         </w:rPr>
-        <w:t xml:space="preserve">الدعاء الرابع</w:t>
+        <w:t>الدعاء الخامس</w:t>
       </w:r>
     </w:p>
     <w:p>
@@ -20087,7 +20178,7 @@
           <w:szCs w:val="44"/>
           <w:rtl/>
         </w:rPr>
-        <w:t xml:space="preserve">الدعاء الخامس</w:t>
+        <w:t>الدعاء السادس</w:t>
       </w:r>
     </w:p>
     <w:p>

--- a/خزانة الأدعية.docx
+++ b/خزانة الأدعية.docx
@@ -19762,7 +19762,7 @@
           <w:sz w:val="24"/>
           <w:rtl/>
         </w:rPr>
-        <w:t xml:space="preserve">، بسم الله الرحمن الرحيم «اللهم اكفني بحلالك عن حرامك وأغنني بفضلك عمن سواك» </w:t>
+        <w:t xml:space="preserve">، «اللهم اكفني بحلالك عن حرامك وأغنني بفضلك عمن سواك» </w:t>
       </w:r>
       <w:r>
         <w:rPr>

--- a/خزانة الأدعية.docx
+++ b/خزانة الأدعية.docx
@@ -13858,6 +13858,33 @@
           <w:rtl/>
         </w:rPr>
         <w:t xml:space="preserve">من رأى مُبتلًى، فقال: «الحمد لله الذي عافاني مما ابتلاك به، وفضّلني على كثير ممن خلق تفضيلًا» لم يُصبه ذلك البلاء</w:t>
+      </w:r>
+    </w:p>
+    <w:p>
+      <w:pPr>
+        <w:jc w:val="right"/>
+      </w:pPr>
+      <w:r>
+        <w:rPr>
+          <w:rFonts w:ascii="Times New Roman" w:hAnsi="Times New Roman" w:cs="Times New Roman" w:eastAsia="Times New Roman"/>
+          <w:b/>
+          <w:sz w:val="44"/>
+          <w:rtl/>
+        </w:rPr>
+        <w:t>الدعاء السابع والعشرون</w:t>
+      </w:r>
+    </w:p>
+    <w:p>
+      <w:pPr>
+        <w:jc w:val="right"/>
+      </w:pPr>
+      <w:r>
+        <w:rPr>
+          <w:rFonts w:ascii="Times New Roman" w:hAnsi="Times New Roman" w:cs="Times New Roman" w:eastAsia="Times New Roman"/>
+          <w:sz w:val="24"/>
+          <w:rtl/>
+        </w:rPr>
+        <w:t>اللهم إني أعوذ بك من أعين تترقب حياتنا، ومن أنفس تحزن لتوفيقنا، اللهم اكفنا شر خلقك وأشغلهم في أنفسهم. بسم الله أرقي نفسي وأحبابي وأهلي وأخوتي من كل شيء يؤذينا، ومن كل ذي نفسٍ أو عين، ومن كل داءٍ يؤذينا، ومن كل شقاءٍ يشقينا، ومن عين حاسد أو عين ساحر أو عين حاقد، ومن شر النفاثات في العقد، ومن شر حاسدٍ إذا حسد، ومن شر حاقدٍ إذا حقد، ومن شر ساحرٍ إذا سحر، ومن شر ناظرٍ إذا نظر، تحصّنت بالله. اللهم إني أستودعك نفسي ومن أحببت، وصلَّ اللهم وسلِّم على نبينا محمد وعلى آله وصحبه وسلم</w:t>
       </w:r>
     </w:p>
     <w:p>

--- a/خزانة الأدعية.docx
+++ b/خزانة الأدعية.docx
@@ -12077,28 +12077,7 @@
           <w:szCs w:val="24"/>
           <w:rtl/>
         </w:rPr>
-        <w:t xml:space="preserve">﴿شَهِدَ اللَّهُ أَنَّهُ لَا إِلَٰهَ إِلَّا هُوَ وَالْمَلَائِكَةُ وَأُولُو الْعِلْمِ قَائِمًا بِالْقِسْطِ لَا إِلَٰهَ إِلَّا هُوَ الْعَزِيزُ الْحَكِيمُ﴾</w:t>
-      </w:r>
-      <w:r>
-        <w:rPr>
-          <w:rFonts w:ascii="Times New Roman" w:cs="Times New Roman" w:eastAsia="Times New Roman" w:hAnsi="Times New Roman"/>
-          <w:sz w:val="24"/>
-          <w:szCs w:val="24"/>
-          <w:rtl/>
-        </w:rPr>
-        <w:t xml:space="preserve"> </w:t>
-      </w:r>
-      <w:r>
-        <w:rPr>
-          <w:rFonts w:ascii="Times New Roman" w:cs="Times New Roman" w:eastAsia="Times New Roman" w:hAnsi="Times New Roman"/>
-          <w:b/>
-          <w:bCs/>
-          <w:color w:val="B23A2E"/>
-          <w:sz w:val="24"/>
-          <w:szCs w:val="24"/>
-          <w:rtl/>
-        </w:rPr>
-        <w:t xml:space="preserve">﴿فَإِن تَوَلَّوْا فَقُلْ حَسْبِيَ اللَّهُ لَا إِلَٰهَ إِلَّا هُوَ ۖ عَلَيْهِ تَوَكَّلْتُ وَهُوَ رَبُّ الْعَرْشِ الْعَظِيمِ﴾</w:t>
+        <w:t>﴿شَهِدَ اللَّهُ أَنَّهُ لَا إِلَٰهَ إِلَّا هُوَ وَالْمَلَائِكَةُ وَأُولُو الْعِلْمِ قَائِمًا بِالْقِسْطِ لَا إِلَٰهَ إِلَّا هُوَ الْعَزِيزُ الْحَكِيمُ * فَإِن تَوَلَّوْا فَقُلْ حَسْبِيَ اللَّهُ لَا إِلَٰهَ إِلَّا هُوَ ۖ عَلَيْهِ تَوَكَّلْتُ وَهُوَ رَبُّ الْعَرْشِ الْعَظِيمِ﴾</w:t>
       </w:r>
       <w:r>
         <w:rPr>

--- a/خزانة الأدعية.docx
+++ b/خزانة الأدعية.docx
@@ -9406,20 +9406,57 @@
     </w:p>
     <w:p>
       <w:pPr>
-        <w:bidi/>
-        <w:spacing w:after="120" w:before="320"/>
-        <w:jc w:val="right"/>
-      </w:pPr>
-      <w:r>
-        <w:rPr>
-          <w:rFonts w:ascii="Times New Roman" w:cs="Times New Roman" w:eastAsia="Times New Roman" w:hAnsi="Times New Roman"/>
-          <w:b/>
-          <w:bCs/>
-          <w:sz w:val="44"/>
-          <w:szCs w:val="44"/>
-          <w:rtl/>
-        </w:rPr>
-        <w:t xml:space="preserve">الدعاء الأول</w:t>
+        <w:jc w:val="right"/>
+      </w:pPr>
+      <w:r>
+        <w:rPr>
+          <w:rFonts w:ascii="Times New Roman" w:hAnsi="Times New Roman" w:cs="Times New Roman" w:eastAsia="Times New Roman"/>
+          <w:b/>
+          <w:sz w:val="44"/>
+          <w:rtl/>
+        </w:rPr>
+        <w:t>الدعاء الأول</w:t>
+      </w:r>
+    </w:p>
+    <w:p>
+      <w:pPr>
+        <w:jc w:val="right"/>
+      </w:pPr>
+      <w:r>
+        <w:rPr>
+          <w:rFonts w:ascii="Times New Roman" w:hAnsi="Times New Roman" w:cs="Times New Roman" w:eastAsia="Times New Roman"/>
+          <w:sz w:val="24"/>
+          <w:rtl/>
+        </w:rPr>
+        <w:t xml:space="preserve">علشان تجيب حقك، دعاء سيدنا نوح عليه السلام: «اللهم إني مغلوب فانتصر» </w:t>
+      </w:r>
+      <w:r>
+        <w:rPr>
+          <w:rFonts w:ascii="Times New Roman" w:hAnsi="Times New Roman" w:cs="Times New Roman" w:eastAsia="Times New Roman"/>
+          <w:b/>
+          <w:color w:val="3B5BA5"/>
+          <w:sz w:val="24"/>
+          <w:rtl/>
+        </w:rPr>
+        <w:t>(7 مرات)</w:t>
+      </w:r>
+    </w:p>
+    <w:p>
+      <w:pPr>
+        <w:bidi/>
+        <w:spacing w:after="120" w:before="320"/>
+        <w:jc w:val="right"/>
+      </w:pPr>
+      <w:r>
+        <w:rPr>
+          <w:rFonts w:ascii="Times New Roman" w:cs="Times New Roman" w:eastAsia="Times New Roman" w:hAnsi="Times New Roman"/>
+          <w:b/>
+          <w:bCs/>
+          <w:sz w:val="44"/>
+          <w:szCs w:val="44"/>
+          <w:rtl/>
+        </w:rPr>
+        <w:t>الدعاء الثاني</w:t>
       </w:r>
     </w:p>
     <w:p>
@@ -9516,7 +9553,7 @@
           <w:szCs w:val="44"/>
           <w:rtl/>
         </w:rPr>
-        <w:t xml:space="preserve">الدعاء الثاني</w:t>
+        <w:t>الدعاء الثالث</w:t>
       </w:r>
     </w:p>
     <w:p>
@@ -9550,7 +9587,7 @@
           <w:szCs w:val="44"/>
           <w:rtl/>
         </w:rPr>
-        <w:t xml:space="preserve">الدعاء الثالث</w:t>
+        <w:t>الدعاء الرابع</w:t>
       </w:r>
     </w:p>
     <w:p>
@@ -9584,7 +9621,7 @@
           <w:szCs w:val="44"/>
           <w:rtl/>
         </w:rPr>
-        <w:t xml:space="preserve">الدعاء الرابع</w:t>
+        <w:t>الدعاء الخامس</w:t>
       </w:r>
     </w:p>
     <w:p>
@@ -9651,7 +9688,7 @@
           <w:szCs w:val="44"/>
           <w:rtl/>
         </w:rPr>
-        <w:t xml:space="preserve">الدعاء الخامس</w:t>
+        <w:t>الدعاء السادس</w:t>
       </w:r>
     </w:p>
     <w:p>
@@ -9760,7 +9797,7 @@
           <w:szCs w:val="44"/>
           <w:rtl/>
         </w:rPr>
-        <w:t xml:space="preserve">الدعاء السادس</w:t>
+        <w:t>الدعاء السابع</w:t>
       </w:r>
     </w:p>
     <w:p>
@@ -9794,7 +9831,7 @@
           <w:szCs w:val="44"/>
           <w:rtl/>
         </w:rPr>
-        <w:t xml:space="preserve">الدعاء السابع</w:t>
+        <w:t>الدعاء الثامن</w:t>
       </w:r>
     </w:p>
     <w:p>
@@ -9828,7 +9865,7 @@
           <w:szCs w:val="44"/>
           <w:rtl/>
         </w:rPr>
-        <w:t xml:space="preserve">الدعاء الثامن</w:t>
+        <w:t>الدعاء التاسع</w:t>
       </w:r>
     </w:p>
     <w:p>
@@ -9904,7 +9941,7 @@
           <w:szCs w:val="44"/>
           <w:rtl/>
         </w:rPr>
-        <w:t xml:space="preserve">الدعاء التاسع</w:t>
+        <w:t>الدعاء العاشر</w:t>
       </w:r>
     </w:p>
     <w:p>
@@ -9938,7 +9975,7 @@
           <w:szCs w:val="44"/>
           <w:rtl/>
         </w:rPr>
-        <w:t xml:space="preserve">الدعاء العاشر</w:t>
+        <w:t>الدعاء الحادي عشر</w:t>
       </w:r>
     </w:p>
     <w:p>
@@ -9972,7 +10009,7 @@
           <w:szCs w:val="44"/>
           <w:rtl/>
         </w:rPr>
-        <w:t xml:space="preserve">الدعاء الحادي عشر</w:t>
+        <w:t>الدعاء الثاني عشر</w:t>
       </w:r>
     </w:p>
     <w:p>
@@ -10144,7 +10181,7 @@
           <w:szCs w:val="44"/>
           <w:rtl/>
         </w:rPr>
-        <w:t xml:space="preserve">الدعاء الثاني عشر</w:t>
+        <w:t>الدعاء الثالث عشر</w:t>
       </w:r>
     </w:p>
     <w:p>
@@ -10178,7 +10215,7 @@
           <w:szCs w:val="44"/>
           <w:rtl/>
         </w:rPr>
-        <w:t xml:space="preserve">الدعاء الثالث عشر</w:t>
+        <w:t>الدعاء الرابع عشر</w:t>
       </w:r>
     </w:p>
     <w:p>

--- a/خزانة الأدعية.docx
+++ b/خزانة الأدعية.docx
@@ -1366,20 +1366,65 @@
     </w:p>
     <w:p>
       <w:pPr>
-        <w:bidi/>
-        <w:spacing w:after="120" w:before="320"/>
-        <w:jc w:val="right"/>
-      </w:pPr>
-      <w:r>
-        <w:rPr>
-          <w:rFonts w:ascii="Times New Roman" w:cs="Times New Roman" w:eastAsia="Times New Roman" w:hAnsi="Times New Roman"/>
-          <w:b/>
-          <w:bCs/>
-          <w:sz w:val="44"/>
-          <w:szCs w:val="44"/>
-          <w:rtl/>
-        </w:rPr>
-        <w:t xml:space="preserve">الدعاء السابع والعشرون</w:t>
+        <w:jc w:val="right"/>
+      </w:pPr>
+      <w:r>
+        <w:rPr>
+          <w:rFonts w:ascii="Times New Roman" w:hAnsi="Times New Roman" w:cs="Times New Roman" w:eastAsia="Times New Roman"/>
+          <w:b/>
+          <w:sz w:val="44"/>
+          <w:rtl/>
+        </w:rPr>
+        <w:t>الدعاء السابع والعشرون</w:t>
+      </w:r>
+    </w:p>
+    <w:p>
+      <w:pPr>
+        <w:jc w:val="right"/>
+      </w:pPr>
+      <w:r>
+        <w:rPr>
+          <w:rFonts w:ascii="Times New Roman" w:hAnsi="Times New Roman" w:cs="Times New Roman" w:eastAsia="Times New Roman"/>
+          <w:sz w:val="24"/>
+          <w:rtl/>
+        </w:rPr>
+        <w:t xml:space="preserve">ربي دبر أمري فإني لا أحسن التدبير، </w:t>
+      </w:r>
+      <w:r>
+        <w:rPr>
+          <w:rFonts w:ascii="Times New Roman" w:hAnsi="Times New Roman" w:cs="Times New Roman" w:eastAsia="Times New Roman"/>
+          <w:b/>
+          <w:color w:val="B23A2E"/>
+          <w:sz w:val="24"/>
+          <w:rtl/>
+        </w:rPr>
+        <w:t>﴿رَبِّ إِنِّي لِمَا أَنزَلْتَ إِلَيَّ مِنْ خَيْرٍ فَقِيرٌ﴾</w:t>
+      </w:r>
+      <w:r>
+        <w:rPr>
+          <w:rFonts w:ascii="Times New Roman" w:hAnsi="Times New Roman" w:cs="Times New Roman" w:eastAsia="Times New Roman"/>
+          <w:sz w:val="24"/>
+          <w:rtl/>
+        </w:rPr>
+        <w:t>، اللهمَّ صَلِّ وَسَلِّمْ وَبَارِكْ عَلَى سَيِّدِنَا مُحَمَّدٍ وَعَلَى آلِهِ عَدَدَ كَمَالِ اللهِ وَكَمَا يَلِيقُ بِكَمَالِهِ</w:t>
+      </w:r>
+    </w:p>
+    <w:p>
+      <w:pPr>
+        <w:bidi/>
+        <w:spacing w:after="120" w:before="320"/>
+        <w:jc w:val="right"/>
+      </w:pPr>
+      <w:r>
+        <w:rPr>
+          <w:rFonts w:ascii="Times New Roman" w:cs="Times New Roman" w:eastAsia="Times New Roman" w:hAnsi="Times New Roman"/>
+          <w:b/>
+          <w:bCs/>
+          <w:sz w:val="44"/>
+          <w:szCs w:val="44"/>
+          <w:rtl/>
+        </w:rPr>
+        <w:t>الدعاء الثامن والعشرون</w:t>
       </w:r>
     </w:p>
     <w:p>
@@ -1467,7 +1512,7 @@
           <w:szCs w:val="44"/>
           <w:rtl/>
         </w:rPr>
-        <w:t xml:space="preserve">الدعاء الثامن والعشرون</w:t>
+        <w:t>الدعاء التاسع والعشرون</w:t>
       </w:r>
     </w:p>
     <w:p>
@@ -1522,7 +1567,7 @@
           <w:szCs w:val="44"/>
           <w:rtl/>
         </w:rPr>
-        <w:t xml:space="preserve">الدعاء التاسع والعشرون</w:t>
+        <w:t>الدعاء الثلاثون</w:t>
       </w:r>
     </w:p>
     <w:p>
@@ -1568,7 +1613,7 @@
           <w:szCs w:val="44"/>
           <w:rtl/>
         </w:rPr>
-        <w:t xml:space="preserve">الدعاء الثلاثون</w:t>
+        <w:t>الدعاء الحادي والثلاثون</w:t>
       </w:r>
     </w:p>
     <w:p>
@@ -1623,7 +1668,7 @@
           <w:szCs w:val="44"/>
           <w:rtl/>
         </w:rPr>
-        <w:t xml:space="preserve">الدعاء الحادي والثلاثون</w:t>
+        <w:t>الدعاء الثاني والثلاثون</w:t>
       </w:r>
     </w:p>
     <w:p>
@@ -1699,7 +1744,7 @@
           <w:szCs w:val="44"/>
           <w:rtl/>
         </w:rPr>
-        <w:t xml:space="preserve">الدعاء الثاني والثلاثون</w:t>
+        <w:t>الدعاء الثالث والثلاثون</w:t>
       </w:r>
     </w:p>
     <w:p>
@@ -1754,7 +1799,7 @@
           <w:szCs w:val="44"/>
           <w:rtl/>
         </w:rPr>
-        <w:t xml:space="preserve">الدعاء الثالث والثلاثون</w:t>
+        <w:t>الدعاء الرابع والثلاثون</w:t>
       </w:r>
     </w:p>
     <w:p>
@@ -1788,7 +1833,7 @@
           <w:szCs w:val="44"/>
           <w:rtl/>
         </w:rPr>
-        <w:t xml:space="preserve">الدعاء الرابع والثلاثون</w:t>
+        <w:t>الدعاء الخامس والثلاثون</w:t>
       </w:r>
     </w:p>
     <w:p>
@@ -1822,7 +1867,7 @@
           <w:szCs w:val="44"/>
           <w:rtl/>
         </w:rPr>
-        <w:t xml:space="preserve">الدعاء الخامس والثلاثون</w:t>
+        <w:t>الدعاء السادس والثلاثون</w:t>
       </w:r>
     </w:p>
     <w:p>
@@ -1856,7 +1901,7 @@
           <w:szCs w:val="44"/>
           <w:rtl/>
         </w:rPr>
-        <w:t xml:space="preserve">الدعاء السادس والثلاثون</w:t>
+        <w:t>الدعاء السابع والثلاثون</w:t>
       </w:r>
     </w:p>
     <w:p>
@@ -1890,7 +1935,7 @@
           <w:szCs w:val="44"/>
           <w:rtl/>
         </w:rPr>
-        <w:t xml:space="preserve">الدعاء السابع والثلاثون</w:t>
+        <w:t>الدعاء الثامن والثلاثون</w:t>
       </w:r>
     </w:p>
     <w:p>
@@ -1936,7 +1981,7 @@
           <w:szCs w:val="44"/>
           <w:rtl/>
         </w:rPr>
-        <w:t xml:space="preserve">الدعاء الثامن والثلاثون</w:t>
+        <w:t>الدعاء التاسع والثلاثون</w:t>
       </w:r>
     </w:p>
     <w:p>
@@ -1970,7 +2015,7 @@
           <w:szCs w:val="44"/>
           <w:rtl/>
         </w:rPr>
-        <w:t xml:space="preserve">الدعاء التاسع والثلاثون</w:t>
+        <w:t>الدعاء الأربعون</w:t>
       </w:r>
     </w:p>
     <w:p>
@@ -2067,7 +2112,7 @@
           <w:szCs w:val="44"/>
           <w:rtl/>
         </w:rPr>
-        <w:t xml:space="preserve">الدعاء الأربعون</w:t>
+        <w:t>الدعاء الحادي والأربعون</w:t>
       </w:r>
     </w:p>
     <w:p>
@@ -2113,7 +2158,7 @@
           <w:szCs w:val="44"/>
           <w:rtl/>
         </w:rPr>
-        <w:t xml:space="preserve">الدعاء الحادي والأربعون</w:t>
+        <w:t>الدعاء الثاني والأربعون</w:t>
       </w:r>
     </w:p>
     <w:p>
@@ -2147,7 +2192,7 @@
           <w:szCs w:val="44"/>
           <w:rtl/>
         </w:rPr>
-        <w:t xml:space="preserve">الدعاء الثاني والأربعون</w:t>
+        <w:t>الدعاء الثالث والأربعون</w:t>
       </w:r>
     </w:p>
     <w:p>
@@ -2223,7 +2268,7 @@
           <w:szCs w:val="44"/>
           <w:rtl/>
         </w:rPr>
-        <w:t xml:space="preserve">الدعاء الثالث والأربعون</w:t>
+        <w:t>الدعاء الرابع والأربعون</w:t>
       </w:r>
     </w:p>
     <w:p>
@@ -2276,7 +2321,7 @@
           <w:szCs w:val="44"/>
           <w:rtl/>
         </w:rPr>
-        <w:t xml:space="preserve">الدعاء الرابع والأربعون</w:t>
+        <w:t>الدعاء الخامس والأربعون</w:t>
       </w:r>
     </w:p>
     <w:p>

--- a/خزانة الأدعية.docx
+++ b/خزانة الأدعية.docx
@@ -1528,7 +1528,27 @@
           <w:szCs w:val="24"/>
           <w:rtl/>
         </w:rPr>
-        <w:t xml:space="preserve">«اللَّهُمَّ أَنْتَ رَبِّي لَا إِلَهَ إِلَّا أَنْتَ، عَلَيْكَ تَوَكَّلْتُ، وَأَنْتَ رَبُّ الْعَرْشِ الْعَظِيمِ، مَا شَاءَ اللهُ كَانَ وَمَا لَمْ يَشَأْ لَمْ يَكُنْ، لَا حَوْلَ وَلَا قُوَّةَ إِلَّا بِاللَّهِ الْعَلِيِّ الْعَظِيمِ، أَعْلَمُ أَنَّ اللَّهَ عَلَى كُلِّ شَيْءٍ قَدِيرٌ، وَأَنَّ اللَّهَ قَدْ أَحَاطَ بِكُلِّ شَيْءٍ عِلْمًا، اللَّهُمَّ إِنِّي أَعُوذُ بِكَ مِنْ شَرِّ نَفْسِي، </w:t>
+        <w:t xml:space="preserve">«اللَّهُمَّ أَنْتَ رَبِّي لَا إِلَهَ إِلَّا أَنْتَ، عَلَيْكَ تَوَكَّلْتُ، وَأَنْتَ رَبُّ الْعَرْشِ الْعَظِيمِ، مَا شَاءَ اللهُ كَانَ وَمَا لَمْ يَشَأْ لَمْ يَكُنْ، لَا حَوْلَ وَلَا قُوَّةَ إِلَّا بِاللَّهِ الْعَلِيِّ الْعَظِيمِ، </w:t>
+      </w:r>
+      <w:r>
+        <w:rPr>
+          <w:rFonts w:ascii="Times New Roman" w:cs="Times New Roman" w:eastAsia="Times New Roman" w:hAnsi="Times New Roman"/>
+          <w:b/>
+          <w:color w:val="B23A2E"/>
+          <w:sz w:val="24"/>
+          <w:szCs w:val="24"/>
+          <w:rtl/>
+        </w:rPr>
+        <w:t xml:space="preserve">﴿أَعْلَمُ أَنَّ اللَّهَ عَلَى كُلِّ شَيْءٍ قَدِيرٌ، وَأَنَّ اللَّهَ قَدْ أَحَاطَ بِكُلِّ شَيْءٍ عِلْمًا﴾</w:t>
+      </w:r>
+      <w:r>
+        <w:rPr>
+          <w:rFonts w:ascii="Times New Roman" w:cs="Times New Roman" w:eastAsia="Times New Roman" w:hAnsi="Times New Roman"/>
+          <w:sz w:val="24"/>
+          <w:szCs w:val="24"/>
+          <w:rtl/>
+        </w:rPr>
+        <w:t xml:space="preserve">، اللَّهُمَّ إِنِّي أَعُوذُ بِكَ مِنْ شَرِّ نَفْسِي، </w:t>
       </w:r>
       <w:r>
         <w:rPr>

--- a/خزانة الأدعية.docx
+++ b/خزانة الأدعية.docx
@@ -2275,17 +2275,13 @@
     </w:p>
     <w:p>
       <w:pPr>
-        <w:bidi/>
-        <w:spacing w:after="120" w:before="320"/>
-        <w:jc w:val="right"/>
-      </w:pPr>
-      <w:r>
-        <w:rPr>
-          <w:rFonts w:ascii="Times New Roman" w:cs="Times New Roman" w:eastAsia="Times New Roman" w:hAnsi="Times New Roman"/>
-          <w:b/>
-          <w:bCs/>
-          <w:sz w:val="44"/>
-          <w:szCs w:val="44"/>
+        <w:jc w:val="right"/>
+      </w:pPr>
+      <w:r>
+        <w:rPr>
+          <w:rFonts w:ascii="Times New Roman" w:hAnsi="Times New Roman" w:cs="Times New Roman" w:eastAsia="Times New Roman"/>
+          <w:b/>
+          <w:sz w:val="44"/>
           <w:rtl/>
         </w:rPr>
         <w:t>الدعاء الرابع والأربعون</w:t>
@@ -2293,6 +2289,203 @@
     </w:p>
     <w:p>
       <w:pPr>
+        <w:jc w:val="right"/>
+      </w:pPr>
+      <w:r>
+        <w:rPr>
+          <w:rFonts w:ascii="Times New Roman" w:hAnsi="Times New Roman" w:cs="Times New Roman" w:eastAsia="Times New Roman"/>
+          <w:sz w:val="24"/>
+          <w:rtl/>
+        </w:rPr>
+        <w:t xml:space="preserve">اللهم إني أتبرأ من حولي وقوتي وألتجئ إلى حولك وقوتك. اللهم أعني ولا تُعن علي، وانصرني ولا تنصر علي، واهدني ويسر الهدى لي. </w:t>
+      </w:r>
+      <w:r>
+        <w:rPr>
+          <w:rFonts w:ascii="Times New Roman" w:hAnsi="Times New Roman" w:cs="Times New Roman" w:eastAsia="Times New Roman"/>
+          <w:sz w:val="24"/>
+          <w:rtl/>
+        </w:rPr>
+        <w:t xml:space="preserve">اللهم أرني الحق حقًا وارزقني اتباعه، وأرني الباطل باطلًا وارزقني اجتنابه. </w:t>
+      </w:r>
+      <w:r>
+        <w:rPr>
+          <w:rFonts w:ascii="Times New Roman" w:hAnsi="Times New Roman" w:cs="Times New Roman" w:eastAsia="Times New Roman"/>
+          <w:sz w:val="24"/>
+          <w:rtl/>
+        </w:rPr>
+        <w:t xml:space="preserve">اللهم يا ولي نعمتي ويا ملاذي عند كُربتي، اجعل ما أخافه وأحذره بردًا وسلامًا علي كما جعلت النار بردًا وسلامًا على إبراهيم. </w:t>
+      </w:r>
+      <w:r>
+        <w:rPr>
+          <w:rFonts w:ascii="Times New Roman" w:hAnsi="Times New Roman" w:cs="Times New Roman" w:eastAsia="Times New Roman"/>
+          <w:b/>
+          <w:color w:val="B23A2E"/>
+          <w:sz w:val="24"/>
+          <w:rtl/>
+        </w:rPr>
+        <w:t>﴿رَبِّ أَوْزِعْنِي أَنْ أَشْكُرَ نِعْمَتَكَ الَّتِي أَنْعَمْتَ عَلَيَّ وَعَلَىٰ وَالِدَيَّ وَأَنْ أَعْمَلَ صَالِحًا تَرْضَاهُ وَأَصْلِحْ لِي فِي ذُرِّيَّتِي إِنِّي تُبْتُ إِلَيْكَ وَإِنِّي مِنَ الْمُسْلِمِينَ﴾</w:t>
+      </w:r>
+      <w:r>
+        <w:rPr>
+          <w:rFonts w:ascii="Times New Roman" w:hAnsi="Times New Roman" w:cs="Times New Roman" w:eastAsia="Times New Roman"/>
+          <w:sz w:val="24"/>
+          <w:rtl/>
+        </w:rPr>
+        <w:t xml:space="preserve">. اللهم ارفع عني حمل التفكير والترتيب، ودبِّر لي أمري فإني لا أحسن التدبير. </w:t>
+      </w:r>
+      <w:r>
+        <w:rPr>
+          <w:rFonts w:ascii="Times New Roman" w:hAnsi="Times New Roman" w:cs="Times New Roman" w:eastAsia="Times New Roman"/>
+          <w:sz w:val="24"/>
+          <w:rtl/>
+        </w:rPr>
+        <w:t xml:space="preserve">اللهم مالك الملك، تؤتي الملك من تشاء وتنزع الملك ممن تشاء، وتعز من تشاء وتذل من تشاء، بيدك الخير إنك على كل شيء قدير، رحمن الدنيا والآخرة ورحيمهما، تعطيهما من تشاء وتمنع منهما من تشاء، ارحمني رحمة تُغنيني بها عن رحمة من سواك. </w:t>
+      </w:r>
+      <w:r>
+        <w:rPr>
+          <w:rFonts w:ascii="Times New Roman" w:hAnsi="Times New Roman" w:cs="Times New Roman" w:eastAsia="Times New Roman"/>
+          <w:sz w:val="24"/>
+          <w:rtl/>
+        </w:rPr>
+        <w:t xml:space="preserve">اللهم اكفني بحلالك عن حرامك وأغنني بفضلك عمن سواك. </w:t>
+      </w:r>
+      <w:r>
+        <w:rPr>
+          <w:rFonts w:ascii="Times New Roman" w:hAnsi="Times New Roman" w:cs="Times New Roman" w:eastAsia="Times New Roman"/>
+          <w:sz w:val="24"/>
+          <w:rtl/>
+        </w:rPr>
+        <w:t xml:space="preserve">اللهم يا قوي من للضعيف غيرك، اللهم يا غني من للفقير غيرك، اللهم يا عزيز من للذليل غيرك. </w:t>
+      </w:r>
+      <w:r>
+        <w:rPr>
+          <w:rFonts w:ascii="Times New Roman" w:hAnsi="Times New Roman" w:cs="Times New Roman" w:eastAsia="Times New Roman"/>
+          <w:sz w:val="24"/>
+          <w:rtl/>
+        </w:rPr>
+        <w:t xml:space="preserve">اللهم إني عبدك ابن عبدك ابن أمتك، ناصيتي بيدك، ماضٍ فيّ حكمك، عدلٌ فيّ قضاؤك، أسألك بكل اسم هو لك سميت به نفسك، أو أنزلته في كتابك، أو علمته أحدًا من خلقك، أو استأثرت به في علم الغيب عندك، أن تجعل القرآن ربيع قلبي، ونور صدري، وجلاء حزني، وذهاب همي. </w:t>
+      </w:r>
+      <w:r>
+        <w:rPr>
+          <w:rFonts w:ascii="Times New Roman" w:hAnsi="Times New Roman" w:cs="Times New Roman" w:eastAsia="Times New Roman"/>
+          <w:sz w:val="24"/>
+          <w:rtl/>
+        </w:rPr>
+        <w:t xml:space="preserve">اللهم ذكرني منه ما نسيت، وعلمني منه ما جهلت، وارزقني تلاوته آناء الليل وأطراف النهار. </w:t>
+      </w:r>
+      <w:r>
+        <w:rPr>
+          <w:rFonts w:ascii="Times New Roman" w:hAnsi="Times New Roman" w:cs="Times New Roman" w:eastAsia="Times New Roman"/>
+          <w:sz w:val="24"/>
+          <w:rtl/>
+        </w:rPr>
+        <w:t xml:space="preserve">اللهم ارحم ضعفي وقلة حيلتي وهواني على الناس. </w:t>
+      </w:r>
+      <w:r>
+        <w:rPr>
+          <w:rFonts w:ascii="Times New Roman" w:hAnsi="Times New Roman" w:cs="Times New Roman" w:eastAsia="Times New Roman"/>
+          <w:sz w:val="24"/>
+          <w:rtl/>
+        </w:rPr>
+        <w:t xml:space="preserve">اللهم إني أشكو إليك فقري وفاقتي وحاجتي وذُلي وهواني على الناس. </w:t>
+      </w:r>
+      <w:r>
+        <w:rPr>
+          <w:rFonts w:ascii="Times New Roman" w:hAnsi="Times New Roman" w:cs="Times New Roman" w:eastAsia="Times New Roman"/>
+          <w:sz w:val="24"/>
+          <w:rtl/>
+        </w:rPr>
+        <w:t xml:space="preserve">اللهم إني أشكو إليك بُعدي وشوقي واشتياقي. </w:t>
+      </w:r>
+      <w:r>
+        <w:rPr>
+          <w:rFonts w:ascii="Times New Roman" w:hAnsi="Times New Roman" w:cs="Times New Roman" w:eastAsia="Times New Roman"/>
+          <w:sz w:val="24"/>
+          <w:rtl/>
+        </w:rPr>
+        <w:t xml:space="preserve">اللهم إن لم يكن بك غضب علي فلا أبالي، غير أن عافيتك أوسع لي. </w:t>
+      </w:r>
+      <w:r>
+        <w:rPr>
+          <w:rFonts w:ascii="Times New Roman" w:hAnsi="Times New Roman" w:cs="Times New Roman" w:eastAsia="Times New Roman"/>
+          <w:sz w:val="24"/>
+          <w:rtl/>
+        </w:rPr>
+        <w:t xml:space="preserve">اللهم يا حي يا قيوم، برحمتك أستغيث، أصلح لي شأني كله، ولا تكلني إلى نفسي طرفة عين ولا أقل من ذلك. </w:t>
+      </w:r>
+      <w:r>
+        <w:rPr>
+          <w:rFonts w:ascii="Times New Roman" w:hAnsi="Times New Roman" w:cs="Times New Roman" w:eastAsia="Times New Roman"/>
+          <w:sz w:val="24"/>
+          <w:rtl/>
+        </w:rPr>
+        <w:t xml:space="preserve">اللهم أصلح فساد قلبي. اللهم طهر قلبي، وحصن فرجي، واغفر ذنبي، واستر عيبي. اللهم ردني إليك ردًا جميلًا. </w:t>
+      </w:r>
+      <w:r>
+        <w:rPr>
+          <w:rFonts w:ascii="Times New Roman" w:hAnsi="Times New Roman" w:cs="Times New Roman" w:eastAsia="Times New Roman"/>
+          <w:b/>
+          <w:color w:val="B23A2E"/>
+          <w:sz w:val="24"/>
+          <w:rtl/>
+        </w:rPr>
+        <w:t>﴿رَبَّنَا آتِنَا فِي الدُّنْيَا حَسَنَةً وَفِي الْآخِرَةِ حَسَنَةً وَقِنَا عَذَابَ النَّارِ﴾</w:t>
+      </w:r>
+      <w:r>
+        <w:rPr>
+          <w:rFonts w:ascii="Times New Roman" w:hAnsi="Times New Roman" w:cs="Times New Roman" w:eastAsia="Times New Roman"/>
+          <w:sz w:val="24"/>
+          <w:rtl/>
+        </w:rPr>
+        <w:t xml:space="preserve">، </w:t>
+      </w:r>
+      <w:r>
+        <w:rPr>
+          <w:rFonts w:ascii="Times New Roman" w:hAnsi="Times New Roman" w:cs="Times New Roman" w:eastAsia="Times New Roman"/>
+          <w:b/>
+          <w:color w:val="B23A2E"/>
+          <w:sz w:val="24"/>
+          <w:rtl/>
+        </w:rPr>
+        <w:t>﴿سُبْحَانَ رَبِّكَ رَبِّ الْعِزَّةِ عَمَّا يَصِفُونَ * وَسَلَامٌ عَلَى الْمُرْسَلِينَ * وَالْحَمْدُ لِلَّهِ رَبِّ الْعَالَمِينَ﴾</w:t>
+      </w:r>
+      <w:r>
+        <w:rPr>
+          <w:rFonts w:ascii="Times New Roman" w:hAnsi="Times New Roman" w:cs="Times New Roman" w:eastAsia="Times New Roman"/>
+          <w:sz w:val="24"/>
+          <w:rtl/>
+        </w:rPr>
+        <w:t xml:space="preserve">. اللهم إني أسألك أن تستقيم حياتي كما تحب وترضى، وألا أضيع في زحام الطريق. </w:t>
+      </w:r>
+      <w:r>
+        <w:rPr>
+          <w:rFonts w:ascii="Times New Roman" w:hAnsi="Times New Roman" w:cs="Times New Roman" w:eastAsia="Times New Roman"/>
+          <w:sz w:val="24"/>
+          <w:rtl/>
+        </w:rPr>
+        <w:t>وصلِّ اللهم وسلم وزد وبارك على نبينا محمد وعلى آله وصحبه والتابعين</w:t>
+      </w:r>
+    </w:p>
+    <w:p>
+      <w:pPr>
+        <w:bidi/>
+        <w:spacing w:after="120" w:before="320"/>
+        <w:jc w:val="right"/>
+      </w:pPr>
+      <w:r>
+        <w:rPr>
+          <w:rFonts w:ascii="Times New Roman" w:cs="Times New Roman" w:eastAsia="Times New Roman" w:hAnsi="Times New Roman"/>
+          <w:b/>
+          <w:bCs/>
+          <w:sz w:val="44"/>
+          <w:szCs w:val="44"/>
+          <w:rtl/>
+        </w:rPr>
+        <w:t>الدعاء الخامس والأربعون</w:t>
+      </w:r>
+    </w:p>
+    <w:p>
+      <w:pPr>
         <w:bidi/>
         <w:spacing w:after="200" w:line="340"/>
         <w:jc w:val="right"/>
@@ -2341,7 +2534,7 @@
           <w:szCs w:val="44"/>
           <w:rtl/>
         </w:rPr>
-        <w:t>الدعاء الخامس والأربعون</w:t>
+        <w:t>الدعاء السادس والأربعون</w:t>
       </w:r>
     </w:p>
     <w:p>

--- a/خزانة الأدعية.docx
+++ b/خزانة الأدعية.docx
@@ -1086,7 +1086,7 @@
           <w:szCs w:val="24"/>
           <w:rtl/>
         </w:rPr>
-        <w:t xml:space="preserve">لا إله إلا الله وحده لا شريك له، له الملك وله الحمد وهو على كل شيء قدير (رواه البخاري)</w:t>
+        <w:t>لا إله إلا الله، وحده لا شريك له، له الملك وله الحمد، وهو على كل شيء قدير: يقولها عشر مرات أو مرة واحدة عند الكسل (رواه أبو داود). من قالها مائة مرة في يوم كان له عدل عشر رقاب، وكُتبت له مائة حسنة، ومُحيت عنه مائة سيئة، وكانت له حرزًا من الشيطان يومه ذلك حتى يمسي، ولم يأتِ أحد بأفضل مما جاء به إلا أحد عمل أكثر من ذلك (رواه الترمذي)</w:t>
       </w:r>
     </w:p>
     <w:p>
@@ -1175,28 +1175,16 @@
           <w:szCs w:val="24"/>
           <w:rtl/>
         </w:rPr>
-        <w:t xml:space="preserve">سبحان الله وبحمده </w:t>
-      </w:r>
-      <w:r>
-        <w:rPr>
-          <w:rFonts w:ascii="Times New Roman" w:cs="Times New Roman" w:eastAsia="Times New Roman" w:hAnsi="Times New Roman"/>
-          <w:b/>
-          <w:bCs/>
-          <w:color w:val="3B5BA5"/>
-          <w:sz w:val="24"/>
-          <w:szCs w:val="24"/>
-          <w:rtl/>
-        </w:rPr>
-        <w:t xml:space="preserve">(100 مرة)</w:t>
-      </w:r>
-      <w:r>
-        <w:rPr>
-          <w:rFonts w:ascii="Times New Roman" w:cs="Times New Roman" w:eastAsia="Times New Roman" w:hAnsi="Times New Roman"/>
-          <w:sz w:val="24"/>
-          <w:szCs w:val="24"/>
-          <w:rtl/>
-        </w:rPr>
-        <w:t xml:space="preserve"> (رواه مسلم). سبحان الله العظيم وبحمده </w:t>
+        <w:t xml:space="preserve">سبحان الله وبحمده: من قالها مائة مرة حين يصبح وحين يمسي، لم يأتِ أحد يوم القيامة بأفضل مما جاء به إلا أحد قال مثل ما قال أو زاد عليه (رواه مسلم). </w:t>
+      </w:r>
+      <w:r>
+        <w:rPr>
+          <w:rFonts w:ascii="Times New Roman" w:cs="Times New Roman" w:eastAsia="Times New Roman" w:hAnsi="Times New Roman"/>
+          <w:sz w:val="24"/>
+          <w:szCs w:val="24"/>
+          <w:rtl/>
+        </w:rPr>
+        <w:t xml:space="preserve">سبحان الله العظيم وبحمده </w:t>
       </w:r>
       <w:r>
         <w:rPr>

--- a/خزانة الأدعية.docx
+++ b/خزانة الأدعية.docx
@@ -1794,17 +1794,13 @@
     </w:p>
     <w:p>
       <w:pPr>
-        <w:bidi/>
-        <w:spacing w:after="120" w:before="320"/>
-        <w:jc w:val="right"/>
-      </w:pPr>
-      <w:r>
-        <w:rPr>
-          <w:rFonts w:ascii="Times New Roman" w:cs="Times New Roman" w:eastAsia="Times New Roman" w:hAnsi="Times New Roman"/>
-          <w:b/>
-          <w:bCs/>
-          <w:sz w:val="44"/>
-          <w:szCs w:val="44"/>
+        <w:jc w:val="right"/>
+      </w:pPr>
+      <w:r>
+        <w:rPr>
+          <w:rFonts w:ascii="Times New Roman" w:hAnsi="Times New Roman" w:cs="Times New Roman" w:eastAsia="Times New Roman"/>
+          <w:b/>
+          <w:sz w:val="44"/>
           <w:rtl/>
         </w:rPr>
         <w:t>الدعاء الرابع والثلاثون</w:t>
@@ -1812,6 +1808,89 @@
     </w:p>
     <w:p>
       <w:pPr>
+        <w:jc w:val="right"/>
+      </w:pPr>
+      <w:r>
+        <w:rPr>
+          <w:rFonts w:ascii="Times New Roman" w:hAnsi="Times New Roman" w:cs="Times New Roman" w:eastAsia="Times New Roman"/>
+          <w:sz w:val="24"/>
+          <w:rtl/>
+        </w:rPr>
+        <w:t xml:space="preserve">دعاء الاسم الأعظم المكنون: </w:t>
+      </w:r>
+      <w:r>
+        <w:rPr>
+          <w:rFonts w:ascii="Times New Roman" w:hAnsi="Times New Roman" w:cs="Times New Roman" w:eastAsia="Times New Roman"/>
+          <w:b/>
+          <w:color w:val="B23A2E"/>
+          <w:sz w:val="24"/>
+          <w:rtl/>
+        </w:rPr>
+        <w:t>﴿اللَّهُ لَا إِلَٰهَ إِلَّا هُوَ الْحَيُّ الْقَيُّومُ﴾</w:t>
+      </w:r>
+      <w:r>
+        <w:rPr>
+          <w:rFonts w:ascii="Times New Roman" w:hAnsi="Times New Roman" w:cs="Times New Roman" w:eastAsia="Times New Roman"/>
+          <w:sz w:val="24"/>
+          <w:rtl/>
+        </w:rPr>
+        <w:t xml:space="preserve">. اللهم إني أسألك باسمك الأعظم الذي إذا دُعيت به أجبت، وإذا سُئلت به أعطيت، وإذا استُرحمت به رحمت. </w:t>
+      </w:r>
+      <w:r>
+        <w:rPr>
+          <w:rFonts w:ascii="Times New Roman" w:hAnsi="Times New Roman" w:cs="Times New Roman" w:eastAsia="Times New Roman"/>
+          <w:sz w:val="24"/>
+          <w:rtl/>
+        </w:rPr>
+        <w:t xml:space="preserve">يا الله يا أحد يا صمد يا حي يا قيوم يا ذا الجلال والإكرام. </w:t>
+      </w:r>
+      <w:r>
+        <w:rPr>
+          <w:rFonts w:ascii="Times New Roman" w:hAnsi="Times New Roman" w:cs="Times New Roman" w:eastAsia="Times New Roman"/>
+          <w:sz w:val="24"/>
+          <w:rtl/>
+        </w:rPr>
+        <w:t xml:space="preserve">اللهم اقضِ لي جميع حوائجي، واشفِ مرضاي، وارحم موتاي، واغفر ذنوبي، واستر عيوبي، وارزقني واكفني وانصرني واجبرني، ويسّر أمري وفرّج همي. </w:t>
+      </w:r>
+      <w:r>
+        <w:rPr>
+          <w:rFonts w:ascii="Times New Roman" w:hAnsi="Times New Roman" w:cs="Times New Roman" w:eastAsia="Times New Roman"/>
+          <w:sz w:val="24"/>
+          <w:rtl/>
+        </w:rPr>
+        <w:t xml:space="preserve">اللهم سخّر لي كل عسير، وقرّب لي كل بعيد، وسهّل لي كل مستحيل. آمين يا رب العالمين. </w:t>
+      </w:r>
+      <w:r>
+        <w:rPr>
+          <w:rFonts w:ascii="Times New Roman" w:hAnsi="Times New Roman" w:cs="Times New Roman" w:eastAsia="Times New Roman"/>
+          <w:b/>
+          <w:color w:val="B23A2E"/>
+          <w:sz w:val="24"/>
+          <w:rtl/>
+        </w:rPr>
+        <w:t>﴿إِنَّمَا قَوْلُنَا لِشَيْءٍ إِذَا أَرَدْنَاهُ أَنْ نَقُولَ لَهُ كُنْ فَيَكُونُ﴾</w:t>
+      </w:r>
+    </w:p>
+    <w:p>
+      <w:pPr>
+        <w:bidi/>
+        <w:spacing w:after="120" w:before="320"/>
+        <w:jc w:val="right"/>
+      </w:pPr>
+      <w:r>
+        <w:rPr>
+          <w:rFonts w:ascii="Times New Roman" w:cs="Times New Roman" w:eastAsia="Times New Roman" w:hAnsi="Times New Roman"/>
+          <w:b/>
+          <w:bCs/>
+          <w:sz w:val="44"/>
+          <w:szCs w:val="44"/>
+          <w:rtl/>
+        </w:rPr>
+        <w:t>الدعاء الخامس والثلاثون</w:t>
+      </w:r>
+    </w:p>
+    <w:p>
+      <w:pPr>
         <w:bidi/>
         <w:spacing w:after="200" w:line="340"/>
         <w:jc w:val="right"/>
@@ -1841,7 +1920,7 @@
           <w:szCs w:val="44"/>
           <w:rtl/>
         </w:rPr>
-        <w:t>الدعاء الخامس والثلاثون</w:t>
+        <w:t>الدعاء السادس والثلاثون</w:t>
       </w:r>
     </w:p>
     <w:p>
@@ -1875,7 +1954,7 @@
           <w:szCs w:val="44"/>
           <w:rtl/>
         </w:rPr>
-        <w:t>الدعاء السادس والثلاثون</w:t>
+        <w:t>الدعاء السابع والثلاثون</w:t>
       </w:r>
     </w:p>
     <w:p>
@@ -1909,7 +1988,7 @@
           <w:szCs w:val="44"/>
           <w:rtl/>
         </w:rPr>
-        <w:t>الدعاء السابع والثلاثون</w:t>
+        <w:t>الدعاء الثامن والثلاثون</w:t>
       </w:r>
     </w:p>
     <w:p>
@@ -1943,7 +2022,7 @@
           <w:szCs w:val="44"/>
           <w:rtl/>
         </w:rPr>
-        <w:t>الدعاء الثامن والثلاثون</w:t>
+        <w:t>الدعاء التاسع والثلاثون</w:t>
       </w:r>
     </w:p>
     <w:p>
@@ -1989,7 +2068,7 @@
           <w:szCs w:val="44"/>
           <w:rtl/>
         </w:rPr>
-        <w:t>الدعاء التاسع والثلاثون</w:t>
+        <w:t>الدعاء الأربعون</w:t>
       </w:r>
     </w:p>
     <w:p>
@@ -2023,7 +2102,7 @@
           <w:szCs w:val="44"/>
           <w:rtl/>
         </w:rPr>
-        <w:t>الدعاء الأربعون</w:t>
+        <w:t>الدعاء الحادي والأربعون</w:t>
       </w:r>
     </w:p>
     <w:p>
@@ -2120,7 +2199,7 @@
           <w:szCs w:val="44"/>
           <w:rtl/>
         </w:rPr>
-        <w:t>الدعاء الحادي والأربعون</w:t>
+        <w:t>الدعاء الثاني والأربعون</w:t>
       </w:r>
     </w:p>
     <w:p>
@@ -2166,7 +2245,7 @@
           <w:szCs w:val="44"/>
           <w:rtl/>
         </w:rPr>
-        <w:t>الدعاء الثاني والأربعون</w:t>
+        <w:t>الدعاء الثالث والأربعون</w:t>
       </w:r>
     </w:p>
     <w:p>
@@ -2200,7 +2279,7 @@
           <w:szCs w:val="44"/>
           <w:rtl/>
         </w:rPr>
-        <w:t>الدعاء الثالث والأربعون</w:t>
+        <w:t>الدعاء الرابع والأربعون</w:t>
       </w:r>
     </w:p>
     <w:p>
@@ -2272,7 +2351,7 @@
           <w:sz w:val="44"/>
           <w:rtl/>
         </w:rPr>
-        <w:t>الدعاء الرابع والأربعون</w:t>
+        <w:t>الدعاء الخامس والأربعون</w:t>
       </w:r>
     </w:p>
     <w:p>
@@ -2469,7 +2548,7 @@
           <w:szCs w:val="44"/>
           <w:rtl/>
         </w:rPr>
-        <w:t>الدعاء الخامس والأربعون</w:t>
+        <w:t>الدعاء السادس والأربعون</w:t>
       </w:r>
     </w:p>
     <w:p>
@@ -2522,7 +2601,7 @@
           <w:szCs w:val="44"/>
           <w:rtl/>
         </w:rPr>
-        <w:t>الدعاء السادس والأربعون</w:t>
+        <w:t>الدعاء السابع والأربعون</w:t>
       </w:r>
     </w:p>
     <w:p>

--- a/خزانة الأدعية.docx
+++ b/خزانة الأدعية.docx
@@ -19884,6 +19884,110 @@
           <w:rtl/>
         </w:rPr>
         <w:t xml:space="preserve">بعد الانتهاء من قراءة السورة كاملة، يُقال هذا الدعاء: «سبحان العالم لكل مكنون، والقاضي لكل الديون، سبحان من قوله كن فيكون، اللهم إني أسألك وأتوجه إليك بحبيبك سيدنا محمد صلى الله عليه وسلم أن تسخّر لي قلب من أحوجتني إليه، ومن بيده من البشر قضاء حاجتي، وأن تكفني اللهم شر من يقدر علي ولا أقدر عليه، يا من بيده ملكوت كل شيء أنت العالم به والقادر عليه، اللهم بحق نبيك سيدنا محمد صلى الله عليه وسلم الذي أنزلت عليه سورة يس أن تجعلني في كل أمر وشدة غالبًا يا رب غالبًا، وأن تمنّ علي بسرعة العطاء وتحقيق الرجاء، اللهم صلِّ وسلم وبارك على سيدنا محمد بقدر حبك فيه، وبجاهه فرّج عني ما أنا فيه، جئت أتوسل إليك بقدر النبي الكريم وبسر بسم الله الرحمن الرحيم، يس والقرآن الحكيم». وفي النهاية تُسمّى الشيء الذي تريده من الله، وتقول: «آخر دعوانا أن الحمد لله رب العالمين»</w:t>
+      </w:r>
+    </w:p>
+    <w:p>
+      <w:pPr>
+        <w:jc w:val="right"/>
+      </w:pPr>
+      <w:r>
+        <w:rPr>
+          <w:rFonts w:ascii="Times New Roman" w:hAnsi="Times New Roman" w:cs="Times New Roman" w:eastAsia="Times New Roman"/>
+          <w:b/>
+          <w:sz w:val="44"/>
+          <w:rtl/>
+        </w:rPr>
+        <w:t>الدعاء الثالث</w:t>
+      </w:r>
+    </w:p>
+    <w:p>
+      <w:pPr>
+        <w:jc w:val="right"/>
+      </w:pPr>
+      <w:r>
+        <w:rPr>
+          <w:rFonts w:ascii="Times New Roman" w:hAnsi="Times New Roman" w:cs="Times New Roman" w:eastAsia="Times New Roman"/>
+          <w:sz w:val="24"/>
+          <w:rtl/>
+        </w:rPr>
+        <w:t>ذكر بنفس قوة عِدّية يس:</w:t>
+      </w:r>
+    </w:p>
+    <w:p>
+      <w:pPr>
+        <w:jc w:val="right"/>
+      </w:pPr>
+      <w:r>
+        <w:rPr>
+          <w:rFonts w:ascii="Times New Roman" w:hAnsi="Times New Roman" w:cs="Times New Roman" w:eastAsia="Times New Roman"/>
+          <w:sz w:val="24"/>
+          <w:rtl/>
+        </w:rPr>
+        <w:t xml:space="preserve">«بسم الله الرحمن الرحيم» </w:t>
+      </w:r>
+      <w:r>
+        <w:rPr>
+          <w:rFonts w:ascii="Times New Roman" w:hAnsi="Times New Roman" w:cs="Times New Roman" w:eastAsia="Times New Roman"/>
+          <w:b/>
+          <w:color w:val="3B5BA5"/>
+          <w:sz w:val="24"/>
+          <w:rtl/>
+        </w:rPr>
+        <w:t>(19 مرة)</w:t>
+      </w:r>
+      <w:r>
+        <w:rPr>
+          <w:rFonts w:ascii="Times New Roman" w:hAnsi="Times New Roman" w:cs="Times New Roman" w:eastAsia="Times New Roman"/>
+          <w:sz w:val="24"/>
+          <w:rtl/>
+        </w:rPr>
+        <w:t xml:space="preserve">، «حسبنا الله ونعم الوكيل» </w:t>
+      </w:r>
+      <w:r>
+        <w:rPr>
+          <w:rFonts w:ascii="Times New Roman" w:hAnsi="Times New Roman" w:cs="Times New Roman" w:eastAsia="Times New Roman"/>
+          <w:b/>
+          <w:color w:val="3B5BA5"/>
+          <w:sz w:val="24"/>
+          <w:rtl/>
+        </w:rPr>
+        <w:t>(19 مرة)</w:t>
+      </w:r>
+      <w:r>
+        <w:rPr>
+          <w:rFonts w:ascii="Times New Roman" w:hAnsi="Times New Roman" w:cs="Times New Roman" w:eastAsia="Times New Roman"/>
+          <w:sz w:val="24"/>
+          <w:rtl/>
+        </w:rPr>
+        <w:t xml:space="preserve">، «اللهم صلِّ على محمد» </w:t>
+      </w:r>
+      <w:r>
+        <w:rPr>
+          <w:rFonts w:ascii="Times New Roman" w:hAnsi="Times New Roman" w:cs="Times New Roman" w:eastAsia="Times New Roman"/>
+          <w:b/>
+          <w:color w:val="3B5BA5"/>
+          <w:sz w:val="24"/>
+          <w:rtl/>
+        </w:rPr>
+        <w:t>(19 مرة)</w:t>
+      </w:r>
+      <w:r>
+        <w:rPr>
+          <w:rFonts w:ascii="Times New Roman" w:hAnsi="Times New Roman" w:cs="Times New Roman" w:eastAsia="Times New Roman"/>
+          <w:sz w:val="24"/>
+          <w:rtl/>
+        </w:rPr>
+        <w:t xml:space="preserve">، «اللهم عليك بمن ظلمني واعتدى علي» </w:t>
+      </w:r>
+      <w:r>
+        <w:rPr>
+          <w:rFonts w:ascii="Times New Roman" w:hAnsi="Times New Roman" w:cs="Times New Roman" w:eastAsia="Times New Roman"/>
+          <w:b/>
+          <w:color w:val="3B5BA5"/>
+          <w:sz w:val="24"/>
+          <w:rtl/>
+        </w:rPr>
+        <w:t>(19 مرة)</w:t>
       </w:r>
     </w:p>
     <w:p>

--- a/خزانة الأدعية.docx
+++ b/خزانة الأدعية.docx
@@ -14684,7 +14684,7 @@
           <w:szCs w:val="24"/>
           <w:rtl/>
         </w:rPr>
-        <w:t xml:space="preserve">ما يقول المتزوج إذا دخل على زوجته ليلة الزفاف: يأخذ بناصيتها ويقول: «اللهم إني أسألك من خيرها وخير ما جُبلت عليه، وأعوذ بك من شرها وشر ما جُبلت عليه»</w:t>
+        <w:t>دعاء المتزوج وشراء الدابة: إذا تزوج أحدكم امرأة أو اشترى خادمًا فليقل: «اللهم إني أسألك خيرها وخير ما جبلتها عليه، وأعوذ بك من شرها وشر ما جبلتها عليه». وإذا اشترى بعيرًا فليأخذ بذروة سنامه، وليقل مثل ذلك (رواه أبو داود وأحمد)</w:t>
       </w:r>
     </w:p>
     <w:p>
@@ -17177,20 +17177,47 @@
     </w:p>
     <w:p>
       <w:pPr>
-        <w:bidi/>
-        <w:spacing w:after="120" w:before="320"/>
-        <w:jc w:val="right"/>
-      </w:pPr>
-      <w:r>
-        <w:rPr>
-          <w:rFonts w:ascii="Times New Roman" w:cs="Times New Roman" w:eastAsia="Times New Roman" w:hAnsi="Times New Roman"/>
-          <w:b/>
-          <w:bCs/>
-          <w:sz w:val="44"/>
-          <w:szCs w:val="44"/>
-          <w:rtl/>
-        </w:rPr>
-        <w:t xml:space="preserve">الدعاء الثالث</w:t>
+        <w:jc w:val="right"/>
+      </w:pPr>
+      <w:r>
+        <w:rPr>
+          <w:rFonts w:ascii="Times New Roman" w:hAnsi="Times New Roman" w:cs="Times New Roman" w:eastAsia="Times New Roman"/>
+          <w:b/>
+          <w:sz w:val="44"/>
+          <w:rtl/>
+        </w:rPr>
+        <w:t>الدعاء الثالث</w:t>
+      </w:r>
+    </w:p>
+    <w:p>
+      <w:pPr>
+        <w:jc w:val="right"/>
+      </w:pPr>
+      <w:r>
+        <w:rPr>
+          <w:rFonts w:ascii="Times New Roman" w:hAnsi="Times New Roman" w:cs="Times New Roman" w:eastAsia="Times New Roman"/>
+          <w:sz w:val="24"/>
+          <w:rtl/>
+        </w:rPr>
+        <w:t>ما يُعوَّذ به الأولاد: كان النبي صلى الله عليه وسلم يُعوِّذ الحسن والحسين رضي الله عنهما، ويقول: «أُعِيذُكُمَا بِكَلِمَاتِ اللَّهِ التَّامَّةِ، مِنْ كُلِّ شَيْطَانٍ وَهَامَّةٍ، وَمِنْ كُلِّ عَيْنٍ لَامَّةٍ» (رواه البخاري)</w:t>
+      </w:r>
+    </w:p>
+    <w:p>
+      <w:pPr>
+        <w:bidi/>
+        <w:spacing w:after="120" w:before="320"/>
+        <w:jc w:val="right"/>
+      </w:pPr>
+      <w:r>
+        <w:rPr>
+          <w:rFonts w:ascii="Times New Roman" w:cs="Times New Roman" w:eastAsia="Times New Roman" w:hAnsi="Times New Roman"/>
+          <w:b/>
+          <w:bCs/>
+          <w:sz w:val="44"/>
+          <w:szCs w:val="44"/>
+          <w:rtl/>
+        </w:rPr>
+        <w:t>الدعاء الرابع</w:t>
       </w:r>
     </w:p>
     <w:p>

--- a/خزانة الأدعية.docx
+++ b/خزانة الأدعية.docx
@@ -17239,59 +17239,70 @@
     <w:p>
       <w:pPr>
         <w:pStyle w:val="Heading1"/>
-        <w:pageBreakBefore/>
-        <w:pBdr>
-          <w:bottom w:val="single" w:color="0F6657" w:sz="6" w:space="8"/>
-        </w:pBdr>
-        <w:bidi/>
-        <w:spacing w:after="300" w:before="200"/>
         <w:jc w:val="center"/>
       </w:pPr>
       <w:r>
         <w:rPr>
-          <w:rFonts w:ascii="Times New Roman" w:cs="Times New Roman" w:eastAsia="Times New Roman" w:hAnsi="Times New Roman"/>
-          <w:b/>
-          <w:bCs/>
-          <w:color w:val="0F6657"/>
+          <w:rFonts w:ascii="Times New Roman" w:hAnsi="Times New Roman" w:cs="Times New Roman" w:eastAsia="Times New Roman"/>
+          <w:b/>
           <w:sz w:val="36"/>
-          <w:szCs w:val="36"/>
-          <w:rtl/>
-        </w:rPr>
-        <w:t xml:space="preserve">18. أدعية طلب العلم والفهم</w:t>
-      </w:r>
-    </w:p>
-    <w:p>
-      <w:pPr>
-        <w:bidi/>
-        <w:spacing w:after="120" w:before="320"/>
-        <w:jc w:val="right"/>
-      </w:pPr>
-      <w:r>
-        <w:rPr>
-          <w:rFonts w:ascii="Times New Roman" w:cs="Times New Roman" w:eastAsia="Times New Roman" w:hAnsi="Times New Roman"/>
-          <w:b/>
-          <w:bCs/>
-          <w:sz w:val="44"/>
-          <w:szCs w:val="44"/>
-          <w:rtl/>
-        </w:rPr>
-        <w:t xml:space="preserve">الدعاء الأول</w:t>
-      </w:r>
-    </w:p>
-    <w:p>
-      <w:pPr>
-        <w:bidi/>
-        <w:spacing w:after="200" w:line="340"/>
-        <w:jc w:val="right"/>
-      </w:pPr>
-      <w:r>
-        <w:rPr>
-          <w:rFonts w:ascii="Times New Roman" w:cs="Times New Roman" w:eastAsia="Times New Roman" w:hAnsi="Times New Roman"/>
-          <w:sz w:val="24"/>
-          <w:szCs w:val="24"/>
-          <w:rtl/>
-        </w:rPr>
-        <w:t xml:space="preserve">دعاء لطلب العلم يجعل صاحبه نابغة، يُردد كل يوم: «اللهم زدني علمًا وفهمًا، يا كاشف الأسرار، يا عالم السر والخفيات، اكشف لي الحُجب عن وجوه العلوم والأسئلة حتى أطّلع على حقيقتها، واحفظني عن الخطأ أو الضلالة، وأنت الموفق لكل أمر وأنت علام الغيوب، اللهم ارزقني فهم النبيين، وحفظ المرسلين، وإلهام الملائكة المقربين، بجاه سيدنا محمد صلى الله عليه وسلم سيد الأولين والآخرين»</w:t>
+          <w:rtl/>
+        </w:rPr>
+        <w:t>18. أذكار الخلاء</w:t>
+      </w:r>
+    </w:p>
+    <w:p>
+      <w:pPr>
+        <w:jc w:val="right"/>
+      </w:pPr>
+      <w:r>
+        <w:rPr>
+          <w:rFonts w:ascii="Times New Roman" w:hAnsi="Times New Roman" w:cs="Times New Roman" w:eastAsia="Times New Roman"/>
+          <w:b/>
+          <w:sz w:val="44"/>
+          <w:rtl/>
+        </w:rPr>
+        <w:t>الدعاء الأول</w:t>
+      </w:r>
+    </w:p>
+    <w:p>
+      <w:pPr>
+        <w:jc w:val="right"/>
+      </w:pPr>
+      <w:r>
+        <w:rPr>
+          <w:rFonts w:ascii="Times New Roman" w:hAnsi="Times New Roman" w:cs="Times New Roman" w:eastAsia="Times New Roman"/>
+          <w:sz w:val="24"/>
+          <w:rtl/>
+        </w:rPr>
+        <w:t>عند إرادة الدخول: «بسم الله، اللهم إني أعوذ بك من الخُبث والخبائث» (أخرجه البخاري)</w:t>
+      </w:r>
+    </w:p>
+    <w:p>
+      <w:pPr>
+        <w:jc w:val="right"/>
+      </w:pPr>
+      <w:r>
+        <w:rPr>
+          <w:rFonts w:ascii="Times New Roman" w:hAnsi="Times New Roman" w:cs="Times New Roman" w:eastAsia="Times New Roman"/>
+          <w:b/>
+          <w:sz w:val="44"/>
+          <w:rtl/>
+        </w:rPr>
+        <w:t>الدعاء الثاني</w:t>
+      </w:r>
+    </w:p>
+    <w:p>
+      <w:pPr>
+        <w:jc w:val="right"/>
+      </w:pPr>
+      <w:r>
+        <w:rPr>
+          <w:rFonts w:ascii="Times New Roman" w:hAnsi="Times New Roman" w:cs="Times New Roman" w:eastAsia="Times New Roman"/>
+          <w:sz w:val="24"/>
+          <w:rtl/>
+        </w:rPr>
+        <w:t>عند الخروج: «غُفرانك» (أخرجه أصحاب السنن إلا النسائي)</w:t>
       </w:r>
     </w:p>
     <w:p>
@@ -17315,7 +17326,7 @@
           <w:szCs w:val="36"/>
           <w:rtl/>
         </w:rPr>
-        <w:t xml:space="preserve">19. دعاء ختم القرآن الكريم</w:t>
+        <w:t>19. أدعية طلب العلم والفهم</w:t>
       </w:r>
     </w:p>
     <w:p>
@@ -17349,978 +17360,7 @@
           <w:szCs w:val="24"/>
           <w:rtl/>
         </w:rPr>
-        <w:t xml:space="preserve">دعاء ختم القرآن الكريم - الشيخ عبدالرحمن الحذيفي:</w:t>
-      </w:r>
-    </w:p>
-    <w:p>
-      <w:pPr>
-        <w:bidi/>
-        <w:spacing w:after="200" w:line="340"/>
-        <w:jc w:val="right"/>
-      </w:pPr>
-      <w:r>
-        <w:rPr>
-          <w:rFonts w:ascii="Times New Roman" w:cs="Times New Roman" w:eastAsia="Times New Roman" w:hAnsi="Times New Roman"/>
-          <w:sz w:val="24"/>
-          <w:szCs w:val="24"/>
-          <w:rtl/>
-        </w:rPr>
-        <w:t xml:space="preserve">صدق الله العظيم الذي لا إله إلا هو، المتوحد في الجلال، بكمال الجمال، تعظيمًا وتكبيرًا، المتفرد بتصريف الأحوال والأمور على التفصيل والإجمال، تقديرًا وتدبيرًا، المتعالي بعظمته، </w:t>
-      </w:r>
-      <w:r>
-        <w:rPr>
-          <w:rFonts w:ascii="Times New Roman" w:cs="Times New Roman" w:eastAsia="Times New Roman" w:hAnsi="Times New Roman"/>
-          <w:b/>
-          <w:bCs/>
-          <w:color w:val="B23A2E"/>
-          <w:sz w:val="24"/>
-          <w:szCs w:val="24"/>
-          <w:rtl/>
-        </w:rPr>
-        <w:t xml:space="preserve">﴿الَّذِي نَزَّلَ الْفُرْقَانَ عَلَىٰ عَبْدِهِ لِيَكُونَ لِلْعَالَمِينَ نَذِيرًا﴾</w:t>
-      </w:r>
-      <w:r>
-        <w:rPr>
-          <w:rFonts w:ascii="Times New Roman" w:cs="Times New Roman" w:eastAsia="Times New Roman" w:hAnsi="Times New Roman"/>
-          <w:sz w:val="24"/>
-          <w:szCs w:val="24"/>
-          <w:rtl/>
-        </w:rPr>
-        <w:t xml:space="preserve"> [الفرقان: 1].</w:t>
-      </w:r>
-    </w:p>
-    <w:p>
-      <w:pPr>
-        <w:bidi/>
-        <w:spacing w:after="200" w:line="340"/>
-        <w:jc w:val="right"/>
-      </w:pPr>
-      <w:r>
-        <w:rPr>
-          <w:rFonts w:ascii="Times New Roman" w:cs="Times New Roman" w:eastAsia="Times New Roman" w:hAnsi="Times New Roman"/>
-          <w:sz w:val="24"/>
-          <w:szCs w:val="24"/>
-          <w:rtl/>
-        </w:rPr>
-        <w:t xml:space="preserve">صدق الله الرحمن الرحيم، صدق الحليم العظيم، وصدق رسوله الكريم، صدق من بعثه الله شاهدًا ومبشرًا ونذيرًا، </w:t>
-      </w:r>
-      <w:r>
-        <w:rPr>
-          <w:rFonts w:ascii="Times New Roman" w:cs="Times New Roman" w:eastAsia="Times New Roman" w:hAnsi="Times New Roman"/>
-          <w:b/>
-          <w:bCs/>
-          <w:color w:val="B23A2E"/>
-          <w:sz w:val="24"/>
-          <w:szCs w:val="24"/>
-          <w:rtl/>
-        </w:rPr>
-        <w:t xml:space="preserve">﴿وَدَاعِيًا إِلَى اللَّهِ بِإِذْنِهِ وَسِرَاجًا مُّنِيرًا﴾</w:t>
-      </w:r>
-      <w:r>
-        <w:rPr>
-          <w:rFonts w:ascii="Times New Roman" w:cs="Times New Roman" w:eastAsia="Times New Roman" w:hAnsi="Times New Roman"/>
-          <w:sz w:val="24"/>
-          <w:szCs w:val="24"/>
-          <w:rtl/>
-        </w:rPr>
-        <w:t xml:space="preserve"> [الأحزاب: 46]، ونحن على ما قال خالقنا ورازقنا ومولانا من الشاهدين، وبآياته من الموقنين، ولدينه من المنقادين الخاشعين.</w:t>
-      </w:r>
-    </w:p>
-    <w:p>
-      <w:pPr>
-        <w:bidi/>
-        <w:spacing w:after="200" w:line="340"/>
-        <w:jc w:val="right"/>
-      </w:pPr>
-      <w:r>
-        <w:rPr>
-          <w:rFonts w:ascii="Times New Roman" w:cs="Times New Roman" w:eastAsia="Times New Roman" w:hAnsi="Times New Roman"/>
-          <w:sz w:val="24"/>
-          <w:szCs w:val="24"/>
-          <w:rtl/>
-        </w:rPr>
-        <w:t xml:space="preserve">اللهم لك الحمد على ما يسّرت من تلاوة كتابك، ومن صيام شهر رمضان وقيامه.</w:t>
-      </w:r>
-    </w:p>
-    <w:p>
-      <w:pPr>
-        <w:bidi/>
-        <w:spacing w:after="200" w:line="340"/>
-        <w:jc w:val="right"/>
-      </w:pPr>
-      <w:r>
-        <w:rPr>
-          <w:rFonts w:ascii="Times New Roman" w:cs="Times New Roman" w:eastAsia="Times New Roman" w:hAnsi="Times New Roman"/>
-          <w:sz w:val="24"/>
-          <w:szCs w:val="24"/>
-          <w:rtl/>
-        </w:rPr>
-        <w:t xml:space="preserve">اللهم لك الحمد على أن هديتنا لمعالم دينك الذي ارتضيته لنفسك وبنيته على خمس: شهادة أن لا إله إلا الله، وأن محمدًا رسول الله، وإقام الصلاة، وإيتاء الزكاة، وصوم رمضان، وحج البيت الحرام.</w:t>
-      </w:r>
-    </w:p>
-    <w:p>
-      <w:pPr>
-        <w:bidi/>
-        <w:spacing w:after="200" w:line="340"/>
-        <w:jc w:val="right"/>
-      </w:pPr>
-      <w:r>
-        <w:rPr>
-          <w:rFonts w:ascii="Times New Roman" w:cs="Times New Roman" w:eastAsia="Times New Roman" w:hAnsi="Times New Roman"/>
-          <w:sz w:val="24"/>
-          <w:szCs w:val="24"/>
-          <w:rtl/>
-        </w:rPr>
-        <w:t xml:space="preserve">اللهم لك الحمد والشكر على الإيمان والقرآن.</w:t>
-      </w:r>
-    </w:p>
-    <w:p>
-      <w:pPr>
-        <w:bidi/>
-        <w:spacing w:after="200" w:line="340"/>
-        <w:jc w:val="right"/>
-      </w:pPr>
-      <w:r>
-        <w:rPr>
-          <w:rFonts w:ascii="Times New Roman" w:cs="Times New Roman" w:eastAsia="Times New Roman" w:hAnsi="Times New Roman"/>
-          <w:sz w:val="24"/>
-          <w:szCs w:val="24"/>
-          <w:rtl/>
-        </w:rPr>
-        <w:t xml:space="preserve">اللهم لك الحمد على أن أرسلت إلينا أفضل رسلك، وأنزلت عليه أفضل كتبك، وأحسنها نظامًا في الدنيا والآخرة، وأفصحها كلامًا، وأبينها حلالًا وحرامًا، وأعلاها مقامًا، كتاب عظيم الشأن، عظيم السلطان، مشرق البرهان، محفوظ من الزيادة والنقصان، </w:t>
-      </w:r>
-      <w:r>
-        <w:rPr>
-          <w:rFonts w:ascii="Times New Roman" w:cs="Times New Roman" w:eastAsia="Times New Roman" w:hAnsi="Times New Roman"/>
-          <w:b/>
-          <w:bCs/>
-          <w:color w:val="B23A2E"/>
-          <w:sz w:val="24"/>
-          <w:szCs w:val="24"/>
-          <w:rtl/>
-        </w:rPr>
-        <w:t xml:space="preserve">﴿لَّا يَأْتِيهِ الْبَاطِلُ مِن بَيْنِ يَدَيْهِ وَلَا مِنْ خَلْفِهِ تَنزِيلٌ مِّنْ حَكِيمٍ حَمِيدٍ﴾</w:t>
-      </w:r>
-      <w:r>
-        <w:rPr>
-          <w:rFonts w:ascii="Times New Roman" w:cs="Times New Roman" w:eastAsia="Times New Roman" w:hAnsi="Times New Roman"/>
-          <w:sz w:val="24"/>
-          <w:szCs w:val="24"/>
-          <w:rtl/>
-        </w:rPr>
-        <w:t xml:space="preserve"> [فصلت: 42]، </w:t>
-      </w:r>
-      <w:r>
-        <w:rPr>
-          <w:rFonts w:ascii="Times New Roman" w:cs="Times New Roman" w:eastAsia="Times New Roman" w:hAnsi="Times New Roman"/>
-          <w:b/>
-          <w:bCs/>
-          <w:color w:val="B23A2E"/>
-          <w:sz w:val="24"/>
-          <w:szCs w:val="24"/>
-          <w:rtl/>
-        </w:rPr>
-        <w:t xml:space="preserve">﴿كِتَابٌ أُحْكِمَتْ آيَاتُهُ ثُمَّ فُصِّلَتْ مِن لَّدُنْ حَكِيمٍ خَبِيرٍ﴾</w:t>
-      </w:r>
-      <w:r>
-        <w:rPr>
-          <w:rFonts w:ascii="Times New Roman" w:cs="Times New Roman" w:eastAsia="Times New Roman" w:hAnsi="Times New Roman"/>
-          <w:sz w:val="24"/>
-          <w:szCs w:val="24"/>
-          <w:rtl/>
-        </w:rPr>
-        <w:t xml:space="preserve"> [هود: 1].</w:t>
-      </w:r>
-    </w:p>
-    <w:p>
-      <w:pPr>
-        <w:bidi/>
-        <w:spacing w:after="200" w:line="340"/>
-        <w:jc w:val="right"/>
-      </w:pPr>
-      <w:r>
-        <w:rPr>
-          <w:rFonts w:ascii="Times New Roman" w:cs="Times New Roman" w:eastAsia="Times New Roman" w:hAnsi="Times New Roman"/>
-          <w:sz w:val="24"/>
-          <w:szCs w:val="24"/>
-          <w:rtl/>
-        </w:rPr>
-        <w:t xml:space="preserve">اللهم لك الحمد على نعمك العظيمة، وآلائك الجسيمة، ولك الحمد والشكر على نعمك الظاهرة والباطنة التي لا يحصيها غيرك، ما علمنا منها وما لم نعلم، لك الحمد حتى ترضى، وإذا رضيت حمدًا وشكرًا لا ينتهي أولاه، ولا ينفد أخراه، إنك أنت الله لا إله إلا أنت، أهل الوفاء والحمد.</w:t>
-      </w:r>
-    </w:p>
-    <w:p>
-      <w:pPr>
-        <w:bidi/>
-        <w:spacing w:after="200" w:line="340"/>
-        <w:jc w:val="right"/>
-      </w:pPr>
-      <w:r>
-        <w:rPr>
-          <w:rFonts w:ascii="Times New Roman" w:cs="Times New Roman" w:eastAsia="Times New Roman" w:hAnsi="Times New Roman"/>
-          <w:sz w:val="24"/>
-          <w:szCs w:val="24"/>
-          <w:rtl/>
-        </w:rPr>
-        <w:t xml:space="preserve">اللهم صلِّ على محمد وعلى آل محمد، كما صليت على إبراهيم وعلى آل إبراهيم إنك حميد مجيد، وبارك على محمد وعلى آل محمد، كما باركت على إبراهيم وعلى آل إبراهيم إنك حميد مجيد، وسلِّم تسليمًا كثيرًا.</w:t>
-      </w:r>
-    </w:p>
-    <w:p>
-      <w:pPr>
-        <w:bidi/>
-        <w:spacing w:after="200" w:line="340"/>
-        <w:jc w:val="right"/>
-      </w:pPr>
-      <w:r>
-        <w:rPr>
-          <w:rFonts w:ascii="Times New Roman" w:cs="Times New Roman" w:eastAsia="Times New Roman" w:hAnsi="Times New Roman"/>
-          <w:sz w:val="24"/>
-          <w:szCs w:val="24"/>
-          <w:rtl/>
-        </w:rPr>
-        <w:t xml:space="preserve">اللهم إنا عبيدك، بنو عبيدك، بنو إمائك، نواصينا بيدك، عدل فينا قضاؤك، نسألك اللهم بكل اسم هو لك، سميت به نفسك، أو أنزلته في كتابك، أو استأثرت به في علم الغيب عندك، أو علمته أحدًا من خلقك، أن تجعل القرآن العظيم ربيع قلوبنا، وجلاء همومنا وغمومنا، ونور أبصارنا، وهدايتنا في الدنيا والآخرة. اللهم ذكّرنا منه ما نسينا، وعلّمنا منه ما جهلنا. اللهم ارزقنا تلاوته على الوجه الذي يرضيك عنا آناء الليل وأطراف النهار، يا رب العالمين! اللهم اجعلنا ممن يقيم حروفه وحدوده، ولا تجعلنا ممن يقيم حروفه ويضيع حدوده. اللهم اجعله شاهدًا لنا، واجعله شفيعًا، يا رب العالمين! اللهم اجعلنا ممن اتبع القرآن فقاده إلى رضوانك وإلى جنات النعيم، ولا تجعلنا ممن اتبعه القرآن فزُجّ في قفاه إلى النار. اللهم اجعلنا من أهل القرآن الذين هم أهلك وخاصتك، يا أرحم الراحمين، يا رب العالمين!</w:t>
-      </w:r>
-    </w:p>
-    <w:p>
-      <w:pPr>
-        <w:bidi/>
-        <w:spacing w:after="200" w:line="340"/>
-        <w:jc w:val="right"/>
-      </w:pPr>
-      <w:r>
-        <w:rPr>
-          <w:rFonts w:ascii="Times New Roman" w:cs="Times New Roman" w:eastAsia="Times New Roman" w:hAnsi="Times New Roman"/>
-          <w:sz w:val="24"/>
-          <w:szCs w:val="24"/>
-          <w:rtl/>
-        </w:rPr>
-        <w:t xml:space="preserve">اللهم إنا نسألك رضوانك والجنة، ونعوذ بك اللهم من سخطك ومن النار. اللهم إنا نسألك الجنة وما قرّب إليها من قول أو عمل، ونعوذ بك اللهم من النار وما قرّب إليها من قول أو عمل. اللهم إنا نسألك من الخير كله عاجله وآجله، ما علمنا منه وما لم نعلم، ونعوذ بك اللهم من الشر كله عاجله وآجله، ما علمنا منه وما لم نعلم.</w:t>
-      </w:r>
-    </w:p>
-    <w:p>
-      <w:pPr>
-        <w:bidi/>
-        <w:spacing w:after="200" w:line="340"/>
-        <w:jc w:val="right"/>
-      </w:pPr>
-      <w:r>
-        <w:rPr>
-          <w:rFonts w:ascii="Times New Roman" w:cs="Times New Roman" w:eastAsia="Times New Roman" w:hAnsi="Times New Roman"/>
-          <w:sz w:val="24"/>
-          <w:szCs w:val="24"/>
-          <w:rtl/>
-        </w:rPr>
-        <w:t xml:space="preserve">اللهم إنا نسألك أن تعفو عنا، اللهم إنك عفو تحب العفو فاعف عنا، يا رب العالمين!</w:t>
-      </w:r>
-    </w:p>
-    <w:p>
-      <w:pPr>
-        <w:bidi/>
-        <w:spacing w:after="200" w:line="340"/>
-        <w:jc w:val="right"/>
-      </w:pPr>
-      <w:r>
-        <w:rPr>
-          <w:rFonts w:ascii="Times New Roman" w:cs="Times New Roman" w:eastAsia="Times New Roman" w:hAnsi="Times New Roman"/>
-          <w:sz w:val="24"/>
-          <w:szCs w:val="24"/>
-          <w:rtl/>
-        </w:rPr>
-        <w:t xml:space="preserve">اللهم إنا نسألك عيشة نقية، وميتة سوية، ومردًا غير مخزيّ ولا فاضح، يا رب العالمين!</w:t>
-      </w:r>
-    </w:p>
-    <w:p>
-      <w:pPr>
-        <w:bidi/>
-        <w:spacing w:after="200" w:line="340"/>
-        <w:jc w:val="right"/>
-      </w:pPr>
-      <w:r>
-        <w:rPr>
-          <w:rFonts w:ascii="Times New Roman" w:cs="Times New Roman" w:eastAsia="Times New Roman" w:hAnsi="Times New Roman"/>
-          <w:sz w:val="24"/>
-          <w:szCs w:val="24"/>
-          <w:rtl/>
-        </w:rPr>
-        <w:t xml:space="preserve">اللهم اغفر لجميع موتى المسلمين وارحمهم، الذين شهدوا بأنك الإله الحق، وأن محمدًا عبدك ورسولك، وماتوا على ذلك. اللهم عافهم واعفُ عنهم، اللهم أكرم نزلهم، ووسّع مدخلهم، واغسلهم من خطاياهم بالماء والثلج والبرد. اللهم جازهم بالإحسان إحسانًا، وجازهم بالسيئات عفوًا وغفرانًا. اللهم أعذهم من عذاب القبر، يا أرحم الراحمين!</w:t>
-      </w:r>
-    </w:p>
-    <w:p>
-      <w:pPr>
-        <w:bidi/>
-        <w:spacing w:after="200" w:line="340"/>
-        <w:jc w:val="right"/>
-      </w:pPr>
-      <w:r>
-        <w:rPr>
-          <w:rFonts w:ascii="Times New Roman" w:cs="Times New Roman" w:eastAsia="Times New Roman" w:hAnsi="Times New Roman"/>
-          <w:sz w:val="24"/>
-          <w:szCs w:val="24"/>
-          <w:rtl/>
-        </w:rPr>
-        <w:t xml:space="preserve">اللهم ارحمنا إذا صرنا إلى ما صاروا إليه، اللهم ارحمنا إذا توسّدنا التراب، يا رب العالمين! اللهم ارحمنا قبل الموت، اللهم ارحمنا في جميع أحوالنا وفي جميع أمورنا. اللهم اجعل كلامنا من الدنيا آخره «لا إله إلا الله». اللهم توفنا على الإيمان، اللهم اغفر لنا ما سلف وكان، اللهم احفظنا فيما بقي من الزمان. اللهم إنا نسألك أن ترحمنا يا رب العالمين برحمتك، اللهم لا تردنا خائبين.</w:t>
-      </w:r>
-    </w:p>
-    <w:p>
-      <w:pPr>
-        <w:bidi/>
-        <w:spacing w:after="200" w:line="340"/>
-        <w:jc w:val="right"/>
-      </w:pPr>
-      <w:r>
-        <w:rPr>
-          <w:rFonts w:ascii="Times New Roman" w:cs="Times New Roman" w:eastAsia="Times New Roman" w:hAnsi="Times New Roman"/>
-          <w:sz w:val="24"/>
-          <w:szCs w:val="24"/>
-          <w:rtl/>
-        </w:rPr>
-        <w:t xml:space="preserve">اللهم حضرنا ختم كتابك، اللهم مرّغنا خدودنا على أعتاب بابك، اللهم إنا نرجو رحمتك، ونخاف عذابك، اللهم لا تردنا يا ذا الجلال والإكرام! اللهم إن طردتنا فمن يؤوينا؟! اللهم إن باعدتنا فمن يقربنا؟! اللهم إن عذبتنا فمن ينصرنا؟! ليس لنا إله غيرك. اللهم إن لك عبيدًا غيرنا قد أخلصوا لك العبادة، يا رب العالمين، وعبدوك حق عبادتك، اللهم إنا نسألك يا رب العالمين أن تحقق فيك رجاءنا. اللهم إن رحمتك أوسع من ذنوبنا، وإن مغفرتك أوسع من ذنوبنا، وإن رحمتك أرجى عندنا من أعمالنا. اللهم لا تكلنا إلى أنفسنا، يا رب العالمين!</w:t>
-      </w:r>
-    </w:p>
-    <w:p>
-      <w:pPr>
-        <w:bidi/>
-        <w:spacing w:after="200" w:line="340"/>
-        <w:jc w:val="right"/>
-      </w:pPr>
-      <w:r>
-        <w:rPr>
-          <w:rFonts w:ascii="Times New Roman" w:cs="Times New Roman" w:eastAsia="Times New Roman" w:hAnsi="Times New Roman"/>
-          <w:sz w:val="24"/>
-          <w:szCs w:val="24"/>
-          <w:rtl/>
-        </w:rPr>
-        <w:t xml:space="preserve">اللهم اغفر لنا، ولوالدينا، ولأولادنا، ولزوجاتنا، وللمسلمين الأحياء والميتين.</w:t>
-      </w:r>
-    </w:p>
-    <w:p>
-      <w:pPr>
-        <w:bidi/>
-        <w:spacing w:after="200" w:line="340"/>
-        <w:jc w:val="right"/>
-      </w:pPr>
-      <w:r>
-        <w:rPr>
-          <w:rFonts w:ascii="Times New Roman" w:cs="Times New Roman" w:eastAsia="Times New Roman" w:hAnsi="Times New Roman"/>
-          <w:sz w:val="24"/>
-          <w:szCs w:val="24"/>
-          <w:rtl/>
-        </w:rPr>
-        <w:t xml:space="preserve">اللهم إنا نسألك يا ذا الجلال والإكرام أن تختم لنا بخير، وأن تجعل عواقب أمورنا إلى خير. اللهم أصلح لنا ديننا الذي هو عصمة أمرنا، اللهم أصلح لنا دنيانا التي فيها معاشنا، اللهم أصلح لنا آخرتنا التي إليها معادنا. اللهم اجعل الحياة زيادة لنا في كل خير، اللهم اجعل الموت راحة لنا من كل شر.</w:t>
-      </w:r>
-    </w:p>
-    <w:p>
-      <w:pPr>
-        <w:bidi/>
-        <w:spacing w:after="200" w:line="340"/>
-        <w:jc w:val="right"/>
-      </w:pPr>
-      <w:r>
-        <w:rPr>
-          <w:rFonts w:ascii="Times New Roman" w:cs="Times New Roman" w:eastAsia="Times New Roman" w:hAnsi="Times New Roman"/>
-          <w:sz w:val="24"/>
-          <w:szCs w:val="24"/>
-          <w:rtl/>
-        </w:rPr>
-        <w:t xml:space="preserve">يا من أظهر الجميل وستر القبيح! يا من لا يؤاخذ بالجريرة ولا يهتك الستر! يا حسن التجاوز! يا سامع كل نجوى، ويا منتهى كل شكوى! يا كريم الصفح! يا عظيم المنّ! يا مبتدئ النعم قبل استحقاقها! يا سيدنا، ويا مولانا، ويا غاية رغبتنا! نسألك اللهم ألا تشوي خلقنا بالنار، اللهم أعذنا من النار، اللهم أعذنا من عذاب القبر، يا رب العالمين! اللهم أعذنا من الضلال، يا أرحم الراحمين! اللهم ثبّتنا عند السؤال، يا أكرم الأكرمين!</w:t>
-      </w:r>
-    </w:p>
-    <w:p>
-      <w:pPr>
-        <w:bidi/>
-        <w:spacing w:after="200" w:line="340"/>
-        <w:jc w:val="right"/>
-      </w:pPr>
-      <w:r>
-        <w:rPr>
-          <w:rFonts w:ascii="Times New Roman" w:cs="Times New Roman" w:eastAsia="Times New Roman" w:hAnsi="Times New Roman"/>
-          <w:sz w:val="24"/>
-          <w:szCs w:val="24"/>
-          <w:rtl/>
-        </w:rPr>
-        <w:t xml:space="preserve">إلهنا ومولانا، تمّ نورك فهديتنا فلك الحمد، عَظُم حلمك فغفرت فلك الحمد. إلهنا وربنا، وجهك أكرم الوجوه، وعطيتك أفضل العطية وأهناها، تُطاع فتُشكر، وتُعصى فتغفر، وتكشف الضر، وتشفي السقيم، وتغفر الذنب العظيم، وتقبل التوبة، ولا يجزي بآلائك أحد، ولا يبلغ مدحتك قول قائل، أنت الله لا إله إلا أنت.</w:t>
-      </w:r>
-    </w:p>
-    <w:p>
-      <w:pPr>
-        <w:bidi/>
-        <w:spacing w:after="200" w:line="340"/>
-        <w:jc w:val="right"/>
-      </w:pPr>
-      <w:r>
-        <w:rPr>
-          <w:rFonts w:ascii="Times New Roman" w:cs="Times New Roman" w:eastAsia="Times New Roman" w:hAnsi="Times New Roman"/>
-          <w:sz w:val="24"/>
-          <w:szCs w:val="24"/>
-          <w:rtl/>
-        </w:rPr>
-        <w:t xml:space="preserve">اللهم أنت أحق من ذُكر، وأحق من عُبد، وأنصَر من ابتُغي، وأرأف من مَلَك، وأجود من سُئل، وأوسع من أعطى، أنت الملك لا شريك لك، والفرد لا ند لك، كل شيء هالك إلا وجهك، لن تُطاع إلا بإذنك، ولن تُعصى إلا بعلمك، يا رب العالمين! أقرب شهيد وأدنى حفيظ، حُلت دون النفوس، وأخذت بالنواصي، وكتبت الآثار، ونسخت الآجال، القلوب لك مفضية، والسر عندك علانية، الحلال ما أحللت، والحرام ما حرمت، والدين ما شرعت، والأمر ما قضيت، الخلق خلقك، والعباد عبادك، وأنت الله الرؤوف الرحيم.</w:t>
-      </w:r>
-    </w:p>
-    <w:p>
-      <w:pPr>
-        <w:bidi/>
-        <w:spacing w:after="200" w:line="340"/>
-        <w:jc w:val="right"/>
-      </w:pPr>
-      <w:r>
-        <w:rPr>
-          <w:rFonts w:ascii="Times New Roman" w:cs="Times New Roman" w:eastAsia="Times New Roman" w:hAnsi="Times New Roman"/>
-          <w:sz w:val="24"/>
-          <w:szCs w:val="24"/>
-          <w:rtl/>
-        </w:rPr>
-        <w:t xml:space="preserve">نسألك اللهم في هذه الليلة بوجهك الكريم، أن تجيرنا من النار، اللهم أجرنا من النار. اللهم احشرنا تحت لواء سيد المرسلين، واجعلنا معه من المقربين، يا رب العالمين! اللهم اجعلنا يوم القيامة من الآمنين المطمئنين الذين </w:t>
-      </w:r>
-      <w:r>
-        <w:rPr>
-          <w:rFonts w:ascii="Times New Roman" w:cs="Times New Roman" w:eastAsia="Times New Roman" w:hAnsi="Times New Roman"/>
-          <w:b/>
-          <w:bCs/>
-          <w:color w:val="B23A2E"/>
-          <w:sz w:val="24"/>
-          <w:szCs w:val="24"/>
-          <w:rtl/>
-        </w:rPr>
-        <w:t xml:space="preserve">﴿لَا خَوْفٌ عَلَيْهِمْ وَلَا هُمْ يَحْزَنُونَ﴾</w:t>
-      </w:r>
-      <w:r>
-        <w:rPr>
-          <w:rFonts w:ascii="Times New Roman" w:cs="Times New Roman" w:eastAsia="Times New Roman" w:hAnsi="Times New Roman"/>
-          <w:sz w:val="24"/>
-          <w:szCs w:val="24"/>
-          <w:rtl/>
-        </w:rPr>
-        <w:t xml:space="preserve"> [يونس: 62]. اللهم ثبّتنا على الصراط، يا رب العالمين! اللهم سهّل علينا كل عقبة دون الجنة، حتى تبلغنا إياها. اللهم إنا نسألك العفو والعافية في أمورنا كلها، في الدين والدنيا والآخرة.</w:t>
-      </w:r>
-    </w:p>
-    <w:p>
-      <w:pPr>
-        <w:bidi/>
-        <w:spacing w:after="200" w:line="340"/>
-        <w:jc w:val="right"/>
-      </w:pPr>
-      <w:r>
-        <w:rPr>
-          <w:rFonts w:ascii="Times New Roman" w:cs="Times New Roman" w:eastAsia="Times New Roman" w:hAnsi="Times New Roman"/>
-          <w:sz w:val="24"/>
-          <w:szCs w:val="24"/>
-          <w:rtl/>
-        </w:rPr>
-        <w:t xml:space="preserve">اللهم إنا نسألك يا ذا الجلال والإكرام أن تُبيّض وجوهنا يوم تسودّ الوجوه، اللهم آتنا كتابنا بأيماننا، اللهم آتِ نفوسنا تقواها، زكّها أنت خير من زكّاها، أنت وليها ومولاها، لا إله لنا غيرك.</w:t>
-      </w:r>
-    </w:p>
-    <w:p>
-      <w:pPr>
-        <w:bidi/>
-        <w:spacing w:after="200" w:line="340"/>
-        <w:jc w:val="right"/>
-      </w:pPr>
-      <w:r>
-        <w:rPr>
-          <w:rFonts w:ascii="Times New Roman" w:cs="Times New Roman" w:eastAsia="Times New Roman" w:hAnsi="Times New Roman"/>
-          <w:sz w:val="24"/>
-          <w:szCs w:val="24"/>
-          <w:rtl/>
-        </w:rPr>
-        <w:t xml:space="preserve">اللهم هذه أيدينا قد رُفعت إليك، وهذه وجوهنا قد نُصبت إلى وجهك، يا أكرم الأكرمين! وهذه قلوبنا قد أنابت إليك، وهذه جباهنا سجدت لك، والمنة لك، يا أكرم الأكرمين!</w:t>
-      </w:r>
-    </w:p>
-    <w:p>
-      <w:pPr>
-        <w:bidi/>
-        <w:spacing w:after="200" w:line="340"/>
-        <w:jc w:val="right"/>
-      </w:pPr>
-      <w:r>
-        <w:rPr>
-          <w:rFonts w:ascii="Times New Roman" w:cs="Times New Roman" w:eastAsia="Times New Roman" w:hAnsi="Times New Roman"/>
-          <w:sz w:val="24"/>
-          <w:szCs w:val="24"/>
-          <w:rtl/>
-        </w:rPr>
-        <w:t xml:space="preserve">اللهم تقبل دعاءنا، واغفر ذنوبنا. اللهم يا ذا الجلال والإكرام، اختم لنا شهرنا رمضان برضوانك، وجُد علينا بمنّك وامتنانك. اللهم احفظ لنا حسناتنا، ولا تُبطلها، اللهم تقبل منا كل صغير وكبير، ولا تُبطل أعمالنا، اللهم امحُ سيئاتنا، يا رب العالمين! اللهم اجعلنا عندك من السعداء، اللهم اغفر لنا أجمعين. اللهم اجعل هذا المجتمع مجتمعًا مرحومًا، واجعل تفرقنا من بعده تفرقًا معصومًا، ولا تجعل فينا ولا معنا ولا منا شقيًا ولا محرومًا، يا رب العالمين، يا أكرم الأكرمين!</w:t>
-      </w:r>
-    </w:p>
-    <w:p>
-      <w:pPr>
-        <w:bidi/>
-        <w:spacing w:after="200" w:line="340"/>
-        <w:jc w:val="right"/>
-      </w:pPr>
-      <w:r>
-        <w:rPr>
-          <w:rFonts w:ascii="Times New Roman" w:cs="Times New Roman" w:eastAsia="Times New Roman" w:hAnsi="Times New Roman"/>
-          <w:sz w:val="24"/>
-          <w:szCs w:val="24"/>
-          <w:rtl/>
-        </w:rPr>
-        <w:t xml:space="preserve">يا من لا تراه في الدنيا العيون، ولا تخالطه الظنون، ولا يصفه الواصفون، ولا تغيره الحوادث، ولا يخشى الدوائر، ويعلم مكاييل البحار، ويعلم مثاقيل الجبال، وعدد قطر الأمطار، وعدد ورق الأشجار، ولا تواري منه سماء سماءً، ولا أرض أرضًا، ولا بحر ما في قعره، ولا جبل ما في وعره، نسألك اللهم أن تجعل خير أعمارنا آخرها، وخير أعمالنا خواتمها، وخير أيامنا يوم لقاك، يا أكرم الأكرمين، ويا رب العالمين!</w:t>
-      </w:r>
-    </w:p>
-    <w:p>
-      <w:pPr>
-        <w:bidi/>
-        <w:spacing w:after="200" w:line="340"/>
-        <w:jc w:val="right"/>
-      </w:pPr>
-      <w:r>
-        <w:rPr>
-          <w:rFonts w:ascii="Times New Roman" w:cs="Times New Roman" w:eastAsia="Times New Roman" w:hAnsi="Times New Roman"/>
-          <w:sz w:val="24"/>
-          <w:szCs w:val="24"/>
-          <w:rtl/>
-        </w:rPr>
-        <w:t xml:space="preserve">اللهم إنا نسألك موجبات رحمتك، وعزائم مغفرتك، والغنيمة من كل بر، والسلامة من كل إثم، والفوز بالجنة، والنجاة من النار.</w:t>
-      </w:r>
-    </w:p>
-    <w:p>
-      <w:pPr>
-        <w:bidi/>
-        <w:spacing w:after="200" w:line="340"/>
-        <w:jc w:val="right"/>
-      </w:pPr>
-      <w:r>
-        <w:rPr>
-          <w:rFonts w:ascii="Times New Roman" w:cs="Times New Roman" w:eastAsia="Times New Roman" w:hAnsi="Times New Roman"/>
-          <w:sz w:val="24"/>
-          <w:szCs w:val="24"/>
-          <w:rtl/>
-        </w:rPr>
-        <w:t xml:space="preserve">اللهم إنا نعوذ بك من سوء القضاء، وشماتة الأعداء، ودرك الشقاء، وجهد البلاء.</w:t>
-      </w:r>
-    </w:p>
-    <w:p>
-      <w:pPr>
-        <w:bidi/>
-        <w:spacing w:after="200" w:line="340"/>
-        <w:jc w:val="right"/>
-      </w:pPr>
-      <w:r>
-        <w:rPr>
-          <w:rFonts w:ascii="Times New Roman" w:cs="Times New Roman" w:eastAsia="Times New Roman" w:hAnsi="Times New Roman"/>
-          <w:sz w:val="24"/>
-          <w:szCs w:val="24"/>
-          <w:rtl/>
-        </w:rPr>
-        <w:t xml:space="preserve">اللهم احفظنا بالإسلام قائمين، اللهم احفظنا بالإسلام قاعدين، اللهم احفظنا بالإسلام راقدين، اللهم لا تُشمت بنا الأعداء ولا الحاسدين.</w:t>
-      </w:r>
-    </w:p>
-    <w:p>
-      <w:pPr>
-        <w:bidi/>
-        <w:spacing w:after="200" w:line="340"/>
-        <w:jc w:val="right"/>
-      </w:pPr>
-      <w:r>
-        <w:rPr>
-          <w:rFonts w:ascii="Times New Roman" w:cs="Times New Roman" w:eastAsia="Times New Roman" w:hAnsi="Times New Roman"/>
-          <w:sz w:val="24"/>
-          <w:szCs w:val="24"/>
-          <w:rtl/>
-        </w:rPr>
-        <w:t xml:space="preserve">اللهم أعنا ولا تُعن علينا، اللهم انصرنا ولا تنصر علينا، اللهم امكر لنا ولا تمكر بنا، اللهم اهدنا ويسر لنا الهدى، يا رب العالمين، يا أكرم الأكرمين، ويا أرحم الراحمين!</w:t>
-      </w:r>
-    </w:p>
-    <w:p>
-      <w:pPr>
-        <w:bidi/>
-        <w:spacing w:after="200" w:line="340"/>
-        <w:jc w:val="right"/>
-      </w:pPr>
-      <w:r>
-        <w:rPr>
-          <w:rFonts w:ascii="Times New Roman" w:cs="Times New Roman" w:eastAsia="Times New Roman" w:hAnsi="Times New Roman"/>
-          <w:sz w:val="24"/>
-          <w:szCs w:val="24"/>
-          <w:rtl/>
-        </w:rPr>
-        <w:t xml:space="preserve">اللهم أحسن عاقبتنا في الأمور كلها، وأجرنا من خزي الدنيا وعذاب الآخرة.</w:t>
-      </w:r>
-    </w:p>
-    <w:p>
-      <w:pPr>
-        <w:bidi/>
-        <w:spacing w:after="200" w:line="340"/>
-        <w:jc w:val="right"/>
-      </w:pPr>
-      <w:r>
-        <w:rPr>
-          <w:rFonts w:ascii="Times New Roman" w:cs="Times New Roman" w:eastAsia="Times New Roman" w:hAnsi="Times New Roman"/>
-          <w:sz w:val="24"/>
-          <w:szCs w:val="24"/>
-          <w:rtl/>
-        </w:rPr>
-        <w:t xml:space="preserve">اللهم ألّف بين قلوب المسلمين، اللهم أصلح ذات بينهم، اللهم اهدهم سبل السلام، اللهم أخرجهم من الظلمات إلى النور، اللهم انصرهم على عدوك وعدوهم، يا رب العالمين! اللهم اشرح صدورهم، اللهم يسّر أمورهم، اللهم تولَّ أمورهم، إنك على كل شيء قدير.</w:t>
-      </w:r>
-    </w:p>
-    <w:p>
-      <w:pPr>
-        <w:bidi/>
-        <w:spacing w:after="200" w:line="340"/>
-        <w:jc w:val="right"/>
-      </w:pPr>
-      <w:r>
-        <w:rPr>
-          <w:rFonts w:ascii="Times New Roman" w:cs="Times New Roman" w:eastAsia="Times New Roman" w:hAnsi="Times New Roman"/>
-          <w:sz w:val="24"/>
-          <w:szCs w:val="24"/>
-          <w:rtl/>
-        </w:rPr>
-        <w:t xml:space="preserve">اللهم ارحم المسلمين رحمة تُغنيهم بها عن رحمة من سواك، اللهم أصلح أحوالهم كلها، يا رب العالمين! اللهم ألّف بين قلوب المسلمين وبين ولاتهم، واجعلهم متعاونين على الخير والهدى، والبر والتقوى، إنك أنت الله لا إله إلا أنت، أنت الله مقلّب القلوب، وأنت على كل شيء قدير. اللهم اجمع كلمة المسلمين على الحق، اللهم احفظ مقدسات المسلمين وديارهم وأعراضهم وحرماتهم، يا أكرم الأكرمين، ويا رب العالمين!</w:t>
-      </w:r>
-    </w:p>
-    <w:p>
-      <w:pPr>
-        <w:bidi/>
-        <w:spacing w:after="200" w:line="340"/>
-        <w:jc w:val="right"/>
-      </w:pPr>
-      <w:r>
-        <w:rPr>
-          <w:rFonts w:ascii="Times New Roman" w:cs="Times New Roman" w:eastAsia="Times New Roman" w:hAnsi="Times New Roman"/>
-          <w:sz w:val="24"/>
-          <w:szCs w:val="24"/>
-          <w:rtl/>
-        </w:rPr>
-        <w:t xml:space="preserve">اللهم ألهمنا والمسلمين رشدنا، اللهم أعذنا من شرور أنفسنا، اللهم إنا نعوذ بك من إبليس وذريته، ومن سيئات أعمالنا، ومن شر كل ذي شر، يا رب العالمين! اللهم إنا نسألك يا ذا الجلال والإكرام، يا أرحم الراحمين، أن ترفع درجاتنا في جنات النعيم.</w:t>
-      </w:r>
-    </w:p>
-    <w:p>
-      <w:pPr>
-        <w:bidi/>
-        <w:spacing w:after="200" w:line="340"/>
-        <w:jc w:val="right"/>
-      </w:pPr>
-      <w:r>
-        <w:rPr>
-          <w:rFonts w:ascii="Times New Roman" w:cs="Times New Roman" w:eastAsia="Times New Roman" w:hAnsi="Times New Roman"/>
-          <w:sz w:val="24"/>
-          <w:szCs w:val="24"/>
-          <w:rtl/>
-        </w:rPr>
-        <w:t xml:space="preserve">اللهم أنت ربنا وإلهنا، اتكالنا عليك، والرغبة عظمت عندك، يا رب العالمين! وأنت الله لا إله إلا أنت، لك الدنيا والآخرة، أنت على كل شيء قدير. اللهم اختم لنا بالمغفرة في أمورنا كلها، اللهم وفقنا لطاعاتك، وجنّبنا معاصيك. اللهم طهّر قلوبنا من النفاق، وأعمالنا من الرياء، وأعيننا من الخيانة، وألسنتنا من الكذب. اللهم اجعل بلادنا آمنة مطمئنة رخاءً سخاءً، يا رب العالمين! اللهم عمّ بالخير المسلمين، يا أكرم الأكرمين! اللهم أدم الأمن والاستقرار في بلادنا، يا رب العالمين!</w:t>
-      </w:r>
-    </w:p>
-    <w:p>
-      <w:pPr>
-        <w:bidi/>
-        <w:spacing w:after="200" w:line="340"/>
-        <w:jc w:val="right"/>
-      </w:pPr>
-      <w:r>
-        <w:rPr>
-          <w:rFonts w:ascii="Times New Roman" w:cs="Times New Roman" w:eastAsia="Times New Roman" w:hAnsi="Times New Roman"/>
-          <w:sz w:val="24"/>
-          <w:szCs w:val="24"/>
-          <w:rtl/>
-        </w:rPr>
-        <w:t xml:space="preserve">اللهم أنت الله لا إله إلا أنت، نسألك يا ذا الجلال والإكرام عفوك ومغفرتك. اللهم اجعلنا ممن وُفّق لليلة القدر، وقامها إيمانًا واحتسابًا، وقَبِلَتها منه، يا رب العالمين!</w:t>
-      </w:r>
-    </w:p>
-    <w:p>
-      <w:pPr>
-        <w:bidi/>
-        <w:spacing w:after="200" w:line="340"/>
-        <w:jc w:val="right"/>
-      </w:pPr>
-      <w:r>
-        <w:rPr>
-          <w:rFonts w:ascii="Times New Roman" w:cs="Times New Roman" w:eastAsia="Times New Roman" w:hAnsi="Times New Roman"/>
-          <w:sz w:val="24"/>
-          <w:szCs w:val="24"/>
-          <w:rtl/>
-        </w:rPr>
-        <w:t xml:space="preserve">اللهم احفظ إمامنا بحفظك، اللهم وفقه بتوفيقك، اللهم خذ بناصيته لما تحب وترضى، اللهم أصلح بطانته، وأعنه على أمور دينه ودنياه. اللهم وفّق ولاة المسلمين لما تحب وترضى، ولما فيه الخير للمسلمين.</w:t>
-      </w:r>
-    </w:p>
-    <w:p>
-      <w:pPr>
-        <w:bidi/>
-        <w:spacing w:after="200" w:line="340"/>
-        <w:jc w:val="right"/>
-      </w:pPr>
-      <w:r>
-        <w:rPr>
-          <w:rFonts w:ascii="Times New Roman" w:cs="Times New Roman" w:eastAsia="Times New Roman" w:hAnsi="Times New Roman"/>
-          <w:sz w:val="24"/>
-          <w:szCs w:val="24"/>
-          <w:rtl/>
-        </w:rPr>
-        <w:t xml:space="preserve">اللهم لك الحمد كله، ولك الملك كله، ولك الأمر كله، لا هادي لما أضللت، ولا مضل لما هديت، ولا مباعد لما قربت، ولا مقرب لما باعدت. اللهم ابسط علينا من بركاتك وفضلك ورحمتك ورزقك.</w:t>
-      </w:r>
-    </w:p>
-    <w:p>
-      <w:pPr>
-        <w:bidi/>
-        <w:spacing w:after="200" w:line="340"/>
-        <w:jc w:val="right"/>
-      </w:pPr>
-      <w:r>
-        <w:rPr>
-          <w:rFonts w:ascii="Times New Roman" w:cs="Times New Roman" w:eastAsia="Times New Roman" w:hAnsi="Times New Roman"/>
-          <w:sz w:val="24"/>
-          <w:szCs w:val="24"/>
-          <w:rtl/>
-        </w:rPr>
-        <w:t xml:space="preserve">اللهم إنا نسألك الأمن يوم الخوف، ونسألك النعيم المقيم الذي لا يحول ولا يزول.</w:t>
-      </w:r>
-    </w:p>
-    <w:p>
-      <w:pPr>
-        <w:bidi/>
-        <w:spacing w:after="200" w:line="340"/>
-        <w:jc w:val="right"/>
-      </w:pPr>
-      <w:r>
-        <w:rPr>
-          <w:rFonts w:ascii="Times New Roman" w:cs="Times New Roman" w:eastAsia="Times New Roman" w:hAnsi="Times New Roman"/>
-          <w:sz w:val="24"/>
-          <w:szCs w:val="24"/>
-          <w:rtl/>
-        </w:rPr>
-        <w:t xml:space="preserve">اللهم حبّب إلينا الإيمان وزيّنه في قلوبنا، وكرّه إلينا الكفر والفسوق والعصيان، واجعلنا من الراشدين، يا أكرم الأكرمين!</w:t>
-      </w:r>
-    </w:p>
-    <w:p>
-      <w:pPr>
-        <w:bidi/>
-        <w:spacing w:after="200" w:line="340"/>
-        <w:jc w:val="right"/>
-      </w:pPr>
-      <w:r>
-        <w:rPr>
-          <w:rFonts w:ascii="Times New Roman" w:cs="Times New Roman" w:eastAsia="Times New Roman" w:hAnsi="Times New Roman"/>
-          <w:sz w:val="24"/>
-          <w:szCs w:val="24"/>
-          <w:rtl/>
-        </w:rPr>
-        <w:t xml:space="preserve">اللهم إنا نعوذ بك من قلب لا يخشع، ومن دعاء لا يُسمع، ومن علم لا ينفع، يا ذا الجلال والإكرام!</w:t>
-      </w:r>
-    </w:p>
-    <w:p>
-      <w:pPr>
-        <w:bidi/>
-        <w:spacing w:after="200" w:line="340"/>
-        <w:jc w:val="right"/>
-      </w:pPr>
-      <w:r>
-        <w:rPr>
-          <w:rFonts w:ascii="Times New Roman" w:cs="Times New Roman" w:eastAsia="Times New Roman" w:hAnsi="Times New Roman"/>
-          <w:sz w:val="24"/>
-          <w:szCs w:val="24"/>
-          <w:rtl/>
-        </w:rPr>
-        <w:t xml:space="preserve">اللهم إنا نسألك من خير ما سألك منه نبيك ورسولك محمد صلى الله عليه وسلم وعبادك الصالحون وأولياؤك المقربون، ونعوذ بك اللهم من شر ما استعاذك منه نبيك ورسولك محمد صلى الله عليه وسلم وعبادك الصالحون وأنبياؤك، يا ذا الجلال والإكرام!</w:t>
-      </w:r>
-    </w:p>
-    <w:p>
-      <w:pPr>
-        <w:bidi/>
-        <w:spacing w:after="200" w:line="340"/>
-        <w:jc w:val="right"/>
-      </w:pPr>
-      <w:r>
-        <w:rPr>
-          <w:rFonts w:ascii="Times New Roman" w:cs="Times New Roman" w:eastAsia="Times New Roman" w:hAnsi="Times New Roman"/>
-          <w:sz w:val="24"/>
-          <w:szCs w:val="24"/>
-          <w:rtl/>
-        </w:rPr>
-        <w:t xml:space="preserve">اللهم إنا نسألك يا ذا الجلال والإكرام أن تتقبل دعاءنا، وأن ترحم وقوفنا بين يديك. اللهم هذا الدعاء وهذا العمل، وأنت الله لا إله إلا أنت، تقبل منا أعمالنا وأقوالنا ودعاءنا، واغفر لنا يا أرحم الراحمين ما خالط ذلك مما لا ترضاه، يا أكرم الأكرمين!</w:t>
-      </w:r>
-    </w:p>
-    <w:p>
-      <w:pPr>
-        <w:bidi/>
-        <w:spacing w:after="200" w:line="340"/>
-        <w:jc w:val="right"/>
-      </w:pPr>
-      <w:r>
-        <w:rPr>
-          <w:rFonts w:ascii="Times New Roman" w:cs="Times New Roman" w:eastAsia="Times New Roman" w:hAnsi="Times New Roman"/>
-          <w:sz w:val="24"/>
-          <w:szCs w:val="24"/>
-          <w:rtl/>
-        </w:rPr>
-        <w:t xml:space="preserve">اللهم إنا نسألك الإخلاص في القول والعمل، ونسألك اللهم الاستقامة على سنة رسولك صلى الله عليه وسلم.</w:t>
-      </w:r>
-    </w:p>
-    <w:p>
-      <w:pPr>
-        <w:bidi/>
-        <w:spacing w:after="200" w:line="340"/>
-        <w:jc w:val="right"/>
-      </w:pPr>
-      <w:r>
-        <w:rPr>
-          <w:rFonts w:ascii="Times New Roman" w:cs="Times New Roman" w:eastAsia="Times New Roman" w:hAnsi="Times New Roman"/>
-          <w:sz w:val="24"/>
-          <w:szCs w:val="24"/>
-          <w:rtl/>
-        </w:rPr>
-        <w:t xml:space="preserve">اللهم لا تردنا خائبين يا ذا الجلال والإكرام!</w:t>
-      </w:r>
-    </w:p>
-    <w:p>
-      <w:pPr>
-        <w:bidi/>
-        <w:spacing w:after="200" w:line="340"/>
-        <w:jc w:val="right"/>
-      </w:pPr>
-      <w:r>
-        <w:rPr>
-          <w:rFonts w:ascii="Times New Roman" w:cs="Times New Roman" w:eastAsia="Times New Roman" w:hAnsi="Times New Roman"/>
-          <w:sz w:val="24"/>
-          <w:szCs w:val="24"/>
-          <w:rtl/>
-        </w:rPr>
-        <w:t xml:space="preserve">اللهم </w:t>
-      </w:r>
-      <w:r>
-        <w:rPr>
-          <w:rFonts w:ascii="Times New Roman" w:cs="Times New Roman" w:eastAsia="Times New Roman" w:hAnsi="Times New Roman"/>
-          <w:b/>
-          <w:bCs/>
-          <w:color w:val="B23A2E"/>
-          <w:sz w:val="24"/>
-          <w:szCs w:val="24"/>
-          <w:rtl/>
-        </w:rPr>
-        <w:t xml:space="preserve">﴿تَقَبَّلْ مِنَّا إِنَّكَ أَنتَ السَّمِيعُ الْعَلِيمُ﴾</w:t>
-      </w:r>
-      <w:r>
-        <w:rPr>
-          <w:rFonts w:ascii="Times New Roman" w:cs="Times New Roman" w:eastAsia="Times New Roman" w:hAnsi="Times New Roman"/>
-          <w:sz w:val="24"/>
-          <w:szCs w:val="24"/>
-          <w:rtl/>
-        </w:rPr>
-        <w:t xml:space="preserve"> [البقرة: 127]، </w:t>
-      </w:r>
-      <w:r>
-        <w:rPr>
-          <w:rFonts w:ascii="Times New Roman" w:cs="Times New Roman" w:eastAsia="Times New Roman" w:hAnsi="Times New Roman"/>
-          <w:b/>
-          <w:bCs/>
-          <w:color w:val="B23A2E"/>
-          <w:sz w:val="24"/>
-          <w:szCs w:val="24"/>
-          <w:rtl/>
-        </w:rPr>
-        <w:t xml:space="preserve">﴿وَتُبْ عَلَيْنَا إِنَّكَ أَنتَ التَّوَّابُ الرَّحِيمُ﴾</w:t>
-      </w:r>
-      <w:r>
-        <w:rPr>
-          <w:rFonts w:ascii="Times New Roman" w:cs="Times New Roman" w:eastAsia="Times New Roman" w:hAnsi="Times New Roman"/>
-          <w:sz w:val="24"/>
-          <w:szCs w:val="24"/>
-          <w:rtl/>
-        </w:rPr>
-        <w:t xml:space="preserve"> [البقرة: 128].</w:t>
-      </w:r>
-    </w:p>
-    <w:p>
-      <w:pPr>
-        <w:bidi/>
-        <w:spacing w:after="200" w:line="340"/>
-        <w:jc w:val="right"/>
-      </w:pPr>
-      <w:r>
-        <w:rPr>
-          <w:rFonts w:ascii="Times New Roman" w:cs="Times New Roman" w:eastAsia="Times New Roman" w:hAnsi="Times New Roman"/>
-          <w:b/>
-          <w:bCs/>
-          <w:color w:val="B23A2E"/>
-          <w:sz w:val="24"/>
-          <w:szCs w:val="24"/>
-          <w:rtl/>
-        </w:rPr>
-        <w:t xml:space="preserve">﴿رَبَّنَا لَا تُؤَاخِذْنَا إِن نَّسِينَا أَوْ أَخْطَأْنَا رَبَّنَا وَلَا تَحْمِلْ عَلَيْنَا إِصْرًا كَمَا حَمَلْتَهُ عَلَى الَّذِينَ مِن قَبْلِنَا رَبَّنَا وَلَا تُحَمِّلْنَا مَا لَا طَاقَةَ لَنَا بِهِ وَاعْفُ عَنَّا وَاغْفِرْ لَنَا وَارْحَمْنَا أَنتَ مَوْلَانَا فَانصُرْنَا عَلَى الْقَوْمِ الْكَافِرِينَ﴾</w:t>
-      </w:r>
-      <w:r>
-        <w:rPr>
-          <w:rFonts w:ascii="Times New Roman" w:cs="Times New Roman" w:eastAsia="Times New Roman" w:hAnsi="Times New Roman"/>
-          <w:sz w:val="24"/>
-          <w:szCs w:val="24"/>
-          <w:rtl/>
-        </w:rPr>
-        <w:t xml:space="preserve"> [البقرة: 286].</w:t>
-      </w:r>
-    </w:p>
-    <w:p>
-      <w:pPr>
-        <w:bidi/>
-        <w:spacing w:after="200" w:line="340"/>
-        <w:jc w:val="right"/>
-      </w:pPr>
-      <w:r>
-        <w:rPr>
-          <w:rFonts w:ascii="Times New Roman" w:cs="Times New Roman" w:eastAsia="Times New Roman" w:hAnsi="Times New Roman"/>
-          <w:b/>
-          <w:bCs/>
-          <w:color w:val="B23A2E"/>
-          <w:sz w:val="24"/>
-          <w:szCs w:val="24"/>
-          <w:rtl/>
-        </w:rPr>
-        <w:t xml:space="preserve">﴿وَلَا تَجْعَلْ فِي قُلُوبِنَا غِلًّا لِّلَّذِينَ آمَنُوا رَبَّنَا إِنَّكَ رَؤُوفٌ رَّحِيمٌ﴾</w:t>
-      </w:r>
-      <w:r>
-        <w:rPr>
-          <w:rFonts w:ascii="Times New Roman" w:cs="Times New Roman" w:eastAsia="Times New Roman" w:hAnsi="Times New Roman"/>
-          <w:sz w:val="24"/>
-          <w:szCs w:val="24"/>
-          <w:rtl/>
-        </w:rPr>
-        <w:t xml:space="preserve"> [الحشر: 10].</w:t>
-      </w:r>
-    </w:p>
-    <w:p>
-      <w:pPr>
-        <w:bidi/>
-        <w:spacing w:after="200" w:line="340"/>
-        <w:jc w:val="right"/>
-      </w:pPr>
-      <w:r>
-        <w:rPr>
-          <w:rFonts w:ascii="Times New Roman" w:cs="Times New Roman" w:eastAsia="Times New Roman" w:hAnsi="Times New Roman"/>
-          <w:sz w:val="24"/>
-          <w:szCs w:val="24"/>
-          <w:rtl/>
-        </w:rPr>
-        <w:t xml:space="preserve">اللهم اغفر لنا، يا أرحم الراحمين! اللهم إنا نسألك يا ذا الجلال والإكرام أن توفقنا فيما بقي من ساعات في شهر رمضان لما تحبه وترضاه.</w:t>
-      </w:r>
-    </w:p>
-    <w:p>
-      <w:pPr>
-        <w:bidi/>
-        <w:spacing w:after="200" w:line="340"/>
-        <w:jc w:val="right"/>
-      </w:pPr>
-      <w:r>
-        <w:rPr>
-          <w:rFonts w:ascii="Times New Roman" w:cs="Times New Roman" w:eastAsia="Times New Roman" w:hAnsi="Times New Roman"/>
-          <w:sz w:val="24"/>
-          <w:szCs w:val="24"/>
-          <w:rtl/>
-        </w:rPr>
-        <w:t xml:space="preserve">اللهم إنا نعوذ برضاك من سخطك، وبمعافاتك من عقوبتك، وبك منك، لا نُحصي ثناءً عليك.</w:t>
-      </w:r>
-    </w:p>
-    <w:p>
-      <w:pPr>
-        <w:bidi/>
-        <w:spacing w:after="200" w:line="340"/>
-        <w:jc w:val="right"/>
-      </w:pPr>
-      <w:r>
-        <w:rPr>
-          <w:rFonts w:ascii="Times New Roman" w:cs="Times New Roman" w:eastAsia="Times New Roman" w:hAnsi="Times New Roman"/>
-          <w:sz w:val="24"/>
-          <w:szCs w:val="24"/>
-          <w:rtl/>
-        </w:rPr>
-        <w:t xml:space="preserve">اللهم صلِّ وسلّم وبارك على عبدك ورسولك محمد سيد الأولين والآخرين، وعلى آله وصحبه أجمعين.</w:t>
+        <w:t xml:space="preserve">دعاء لطلب العلم يجعل صاحبه نابغة، يُردد كل يوم: «اللهم زدني علمًا وفهمًا، يا كاشف الأسرار، يا عالم السر والخفيات، اكشف لي الحُجب عن وجوه العلوم والأسئلة حتى أطّلع على حقيقتها، واحفظني عن الخطأ أو الضلالة، وأنت الموفق لكل أمر وأنت علام الغيوب، اللهم ارزقني فهم النبيين، وحفظ المرسلين، وإلهام الملائكة المقربين، بجاه سيدنا محمد صلى الله عليه وسلم سيد الأولين والآخرين»</w:t>
       </w:r>
     </w:p>
     <w:p>
@@ -18344,7 +17384,7 @@
           <w:szCs w:val="36"/>
           <w:rtl/>
         </w:rPr>
-        <w:t xml:space="preserve">20. العمرة وأدعيتها</w:t>
+        <w:t>20. دعاء ختم القرآن الكريم</w:t>
       </w:r>
     </w:p>
     <w:p>
@@ -18378,71 +17418,23 @@
           <w:szCs w:val="24"/>
           <w:rtl/>
         </w:rPr>
-        <w:t xml:space="preserve">الإحرام: يُحرم المسلم من الميقات المحدد له، ثم يتجرد من ثيابه ويغتسل كما يغتسل من الجنابة (سنة للرجال والنساء حتى الحائض والنفساء)، ثم يلبس ثياب الإحرام ويلف رداءه على كتفه (ولا يُخرج الكتف الأيمن إلا في طواف القدوم)، ثم يُصلي الفريضة إن كان وقتها، وإلا صلى ركعتين ينوي بهما سنة الوضوء (وإن لم يُصل فلا حرج).</w:t>
-      </w:r>
-    </w:p>
-    <w:p>
-      <w:pPr>
-        <w:bidi/>
-        <w:spacing w:after="200" w:line="340"/>
-        <w:jc w:val="right"/>
-      </w:pPr>
-      <w:r>
-        <w:rPr>
-          <w:rFonts w:ascii="Times New Roman" w:cs="Times New Roman" w:eastAsia="Times New Roman" w:hAnsi="Times New Roman"/>
-          <w:sz w:val="24"/>
-          <w:szCs w:val="24"/>
-          <w:rtl/>
-        </w:rPr>
-        <w:t xml:space="preserve">إذا فرغ من الصلاة أحرم وقال: «لبيك عمرة» (ولمن يؤدي العمرة عن شخص متوفى، يقول: «اللهم لبيك عمرة عن فلان»، مع أن النية تكفي). يَحرُم بعد الإحرام: الطيب، والنساء، ولبس المخيط، والأخذ من شعر الجسم، والصيد.</w:t>
-      </w:r>
-    </w:p>
-    <w:p>
-      <w:pPr>
-        <w:bidi/>
-        <w:spacing w:after="200" w:line="340"/>
-        <w:jc w:val="right"/>
-      </w:pPr>
-      <w:r>
-        <w:rPr>
-          <w:rFonts w:ascii="Times New Roman" w:cs="Times New Roman" w:eastAsia="Times New Roman" w:hAnsi="Times New Roman"/>
-          <w:sz w:val="24"/>
-          <w:szCs w:val="24"/>
-          <w:rtl/>
-        </w:rPr>
-        <w:t xml:space="preserve">التلبية: «لبيك اللهم لبيك، لبيك لا شريك لك لبيك، إن الحمد والنعمة لك والملك، لا شريك لك» — يرفع الرجل صوته بها، والمرأة تقولها بقدر ما يُسمع من بجوارها فقط. يُستحب الإكثار من التلبية، خصوصًا عند تغيّر الأحوال (كصعود مرتفع أو نزول منخفض، أو إقبال الليل أو النهار)، ثم يسأل الله رضوانه والجنة ويستعيذ برحمته من النار. والتلبية مشروعة من الإحرام إلى بدء الطواف (في العمرة)، ومن الإحرام إلى رمي جمرة العقبة يوم العيد (في الحج).</w:t>
-      </w:r>
-    </w:p>
-    <w:p>
-      <w:pPr>
-        <w:bidi/>
-        <w:spacing w:after="200" w:line="340"/>
-        <w:jc w:val="right"/>
-      </w:pPr>
-      <w:r>
-        <w:rPr>
-          <w:rFonts w:ascii="Times New Roman" w:cs="Times New Roman" w:eastAsia="Times New Roman" w:hAnsi="Times New Roman"/>
-          <w:sz w:val="24"/>
-          <w:szCs w:val="24"/>
-          <w:rtl/>
-        </w:rPr>
-        <w:t xml:space="preserve">دخول المسجد الحرام: يُقدّم رجله اليمنى ويقول: «بسم الله، والصلاة والسلام على رسول الله، اللهم اغفر لي ذنوبي، وافتح لي أبواب رحمتك، أعوذ بالله العظيم، وبوجهه الكريم، وبسلطانه القديم، من الشيطان الرجيم»</w:t>
-      </w:r>
-    </w:p>
-    <w:p>
-      <w:pPr>
-        <w:bidi/>
-        <w:spacing w:after="200" w:line="340"/>
-        <w:jc w:val="right"/>
-      </w:pPr>
-      <w:r>
-        <w:rPr>
-          <w:rFonts w:ascii="Times New Roman" w:cs="Times New Roman" w:eastAsia="Times New Roman" w:hAnsi="Times New Roman"/>
-          <w:sz w:val="24"/>
-          <w:szCs w:val="24"/>
-          <w:rtl/>
-        </w:rPr>
-        <w:t xml:space="preserve">الطواف: يتقدم إلى الحجر الأسود ليبدأ الطواف، فيستلمه بيده اليمنى ويُقبّله (فإن تعذّر، يستقبله ويُشير إليه بيده اليمنى دون تقبيل يده)، ويقول عند استلامه: «بسم الله والله أكبر، اللهم إيمانًا بك، وتصديقًا بكتابك، ووفاء بعهدك، واتباعًا لسنة نبيك محمد صلى الله عليه وسلم». ثم يجعل البيت عن يساره، فإذا بلغ الركن اليماني استلمه من غير تقبيل (أو لا يزاحم ولا يُشير إليه)، ويقول بينه وبين الحجر الأسود: </w:t>
+        <w:t xml:space="preserve">دعاء ختم القرآن الكريم - الشيخ عبدالرحمن الحذيفي:</w:t>
+      </w:r>
+    </w:p>
+    <w:p>
+      <w:pPr>
+        <w:bidi/>
+        <w:spacing w:after="200" w:line="340"/>
+        <w:jc w:val="right"/>
+      </w:pPr>
+      <w:r>
+        <w:rPr>
+          <w:rFonts w:ascii="Times New Roman" w:cs="Times New Roman" w:eastAsia="Times New Roman" w:hAnsi="Times New Roman"/>
+          <w:sz w:val="24"/>
+          <w:szCs w:val="24"/>
+          <w:rtl/>
+        </w:rPr>
+        <w:t xml:space="preserve">صدق الله العظيم الذي لا إله إلا هو، المتوحد في الجلال، بكمال الجمال، تعظيمًا وتكبيرًا، المتفرد بتصريف الأحوال والأمور على التفصيل والإجمال، تقديرًا وتدبيرًا، المتعالي بعظمته، </w:t>
       </w:r>
       <w:r>
         <w:rPr>
@@ -18454,48 +17446,32 @@
           <w:szCs w:val="24"/>
           <w:rtl/>
         </w:rPr>
-        <w:t xml:space="preserve">«رَبَّنَا آتِنَا فِي الدُّنْيَا حَسَنَةً وَفِي الْآخِرَةِ حَسَنَةً وَقِنَا عَذَابَ النَّارِ»</w:t>
-      </w:r>
-      <w:r>
-        <w:rPr>
-          <w:rFonts w:ascii="Times New Roman" w:cs="Times New Roman" w:eastAsia="Times New Roman" w:hAnsi="Times New Roman"/>
-          <w:sz w:val="24"/>
-          <w:szCs w:val="24"/>
-          <w:rtl/>
-        </w:rPr>
-        <w:t xml:space="preserve">، ويُكبّر كلما مرّ بالحجر الأسود. وفي بقية الطواف يقول ما أحب من ذكر ودعاء وقراءة قرآن.</w:t>
-      </w:r>
-    </w:p>
-    <w:p>
-      <w:pPr>
-        <w:bidi/>
-        <w:spacing w:after="200" w:line="340"/>
-        <w:jc w:val="right"/>
-      </w:pPr>
-      <w:r>
-        <w:rPr>
-          <w:rFonts w:ascii="Times New Roman" w:cs="Times New Roman" w:eastAsia="Times New Roman" w:hAnsi="Times New Roman"/>
-          <w:sz w:val="24"/>
-          <w:szCs w:val="24"/>
-          <w:rtl/>
-        </w:rPr>
-        <w:t xml:space="preserve">في هذا الطواف يُستحب للرجل: الاضطباع (جعل وسط الرداء تحت الإبط الأيمن وطرفيه على الكتف الأيسر) طوال الطواف، والرَّمَل (الإسراع مع مقاربة الخطى) في الأشواط الثلاثة الأولى فقط، وباقي الأشواط الأربعة يمشي كعادته.</w:t>
-      </w:r>
-    </w:p>
-    <w:p>
-      <w:pPr>
-        <w:bidi/>
-        <w:spacing w:after="200" w:line="340"/>
-        <w:jc w:val="right"/>
-      </w:pPr>
-      <w:r>
-        <w:rPr>
-          <w:rFonts w:ascii="Times New Roman" w:cs="Times New Roman" w:eastAsia="Times New Roman" w:hAnsi="Times New Roman"/>
-          <w:sz w:val="24"/>
-          <w:szCs w:val="24"/>
-          <w:rtl/>
-        </w:rPr>
-        <w:t xml:space="preserve">بعد سبعة أشواط، يتقدم إلى مقام إبراهيم ويقرأ </w:t>
+        <w:t xml:space="preserve">﴿الَّذِي نَزَّلَ الْفُرْقَانَ عَلَىٰ عَبْدِهِ لِيَكُونَ لِلْعَالَمِينَ نَذِيرًا﴾</w:t>
+      </w:r>
+      <w:r>
+        <w:rPr>
+          <w:rFonts w:ascii="Times New Roman" w:cs="Times New Roman" w:eastAsia="Times New Roman" w:hAnsi="Times New Roman"/>
+          <w:sz w:val="24"/>
+          <w:szCs w:val="24"/>
+          <w:rtl/>
+        </w:rPr>
+        <w:t xml:space="preserve"> [الفرقان: 1].</w:t>
+      </w:r>
+    </w:p>
+    <w:p>
+      <w:pPr>
+        <w:bidi/>
+        <w:spacing w:after="200" w:line="340"/>
+        <w:jc w:val="right"/>
+      </w:pPr>
+      <w:r>
+        <w:rPr>
+          <w:rFonts w:ascii="Times New Roman" w:cs="Times New Roman" w:eastAsia="Times New Roman" w:hAnsi="Times New Roman"/>
+          <w:sz w:val="24"/>
+          <w:szCs w:val="24"/>
+          <w:rtl/>
+        </w:rPr>
+        <w:t xml:space="preserve">صدق الله الرحمن الرحيم، صدق الحليم العظيم، وصدق رسوله الكريم، صدق من بعثه الله شاهدًا ومبشرًا ونذيرًا، </w:t>
       </w:r>
       <w:r>
         <w:rPr>
@@ -18507,16 +17483,80 @@
           <w:szCs w:val="24"/>
           <w:rtl/>
         </w:rPr>
-        <w:t xml:space="preserve">﴿وَاتَّخِذُوا مِن مَّقَامِ إِبْرَاهِيمَ مُصَلًّى﴾</w:t>
-      </w:r>
-      <w:r>
-        <w:rPr>
-          <w:rFonts w:ascii="Times New Roman" w:cs="Times New Roman" w:eastAsia="Times New Roman" w:hAnsi="Times New Roman"/>
-          <w:sz w:val="24"/>
-          <w:szCs w:val="24"/>
-          <w:rtl/>
-        </w:rPr>
-        <w:t xml:space="preserve">، ثم يصلي خلفه ركعتين خفيفتين، يقرأ في الأولى بعد الفاتحة </w:t>
+        <w:t xml:space="preserve">﴿وَدَاعِيًا إِلَى اللَّهِ بِإِذْنِهِ وَسِرَاجًا مُّنِيرًا﴾</w:t>
+      </w:r>
+      <w:r>
+        <w:rPr>
+          <w:rFonts w:ascii="Times New Roman" w:cs="Times New Roman" w:eastAsia="Times New Roman" w:hAnsi="Times New Roman"/>
+          <w:sz w:val="24"/>
+          <w:szCs w:val="24"/>
+          <w:rtl/>
+        </w:rPr>
+        <w:t xml:space="preserve"> [الأحزاب: 46]، ونحن على ما قال خالقنا ورازقنا ومولانا من الشاهدين، وبآياته من الموقنين، ولدينه من المنقادين الخاشعين.</w:t>
+      </w:r>
+    </w:p>
+    <w:p>
+      <w:pPr>
+        <w:bidi/>
+        <w:spacing w:after="200" w:line="340"/>
+        <w:jc w:val="right"/>
+      </w:pPr>
+      <w:r>
+        <w:rPr>
+          <w:rFonts w:ascii="Times New Roman" w:cs="Times New Roman" w:eastAsia="Times New Roman" w:hAnsi="Times New Roman"/>
+          <w:sz w:val="24"/>
+          <w:szCs w:val="24"/>
+          <w:rtl/>
+        </w:rPr>
+        <w:t xml:space="preserve">اللهم لك الحمد على ما يسّرت من تلاوة كتابك، ومن صيام شهر رمضان وقيامه.</w:t>
+      </w:r>
+    </w:p>
+    <w:p>
+      <w:pPr>
+        <w:bidi/>
+        <w:spacing w:after="200" w:line="340"/>
+        <w:jc w:val="right"/>
+      </w:pPr>
+      <w:r>
+        <w:rPr>
+          <w:rFonts w:ascii="Times New Roman" w:cs="Times New Roman" w:eastAsia="Times New Roman" w:hAnsi="Times New Roman"/>
+          <w:sz w:val="24"/>
+          <w:szCs w:val="24"/>
+          <w:rtl/>
+        </w:rPr>
+        <w:t xml:space="preserve">اللهم لك الحمد على أن هديتنا لمعالم دينك الذي ارتضيته لنفسك وبنيته على خمس: شهادة أن لا إله إلا الله، وأن محمدًا رسول الله، وإقام الصلاة، وإيتاء الزكاة، وصوم رمضان، وحج البيت الحرام.</w:t>
+      </w:r>
+    </w:p>
+    <w:p>
+      <w:pPr>
+        <w:bidi/>
+        <w:spacing w:after="200" w:line="340"/>
+        <w:jc w:val="right"/>
+      </w:pPr>
+      <w:r>
+        <w:rPr>
+          <w:rFonts w:ascii="Times New Roman" w:cs="Times New Roman" w:eastAsia="Times New Roman" w:hAnsi="Times New Roman"/>
+          <w:sz w:val="24"/>
+          <w:szCs w:val="24"/>
+          <w:rtl/>
+        </w:rPr>
+        <w:t xml:space="preserve">اللهم لك الحمد والشكر على الإيمان والقرآن.</w:t>
+      </w:r>
+    </w:p>
+    <w:p>
+      <w:pPr>
+        <w:bidi/>
+        <w:spacing w:after="200" w:line="340"/>
+        <w:jc w:val="right"/>
+      </w:pPr>
+      <w:r>
+        <w:rPr>
+          <w:rFonts w:ascii="Times New Roman" w:cs="Times New Roman" w:eastAsia="Times New Roman" w:hAnsi="Times New Roman"/>
+          <w:sz w:val="24"/>
+          <w:szCs w:val="24"/>
+          <w:rtl/>
+        </w:rPr>
+        <w:t xml:space="preserve">اللهم لك الحمد على أن أرسلت إلينا أفضل رسلك، وأنزلت عليه أفضل كتبك، وأحسنها نظامًا في الدنيا والآخرة، وأفصحها كلامًا، وأبينها حلالًا وحرامًا، وأعلاها مقامًا، كتاب عظيم الشأن، عظيم السلطان، مشرق البرهان، محفوظ من الزيادة والنقصان، </w:t>
       </w:r>
       <w:r>
         <w:rPr>
@@ -18528,16 +17568,16 @@
           <w:szCs w:val="24"/>
           <w:rtl/>
         </w:rPr>
-        <w:t xml:space="preserve">﴿قُلْ يَا أَيُّهَا الْكَافِرُونَ﴾</w:t>
-      </w:r>
-      <w:r>
-        <w:rPr>
-          <w:rFonts w:ascii="Times New Roman" w:cs="Times New Roman" w:eastAsia="Times New Roman" w:hAnsi="Times New Roman"/>
-          <w:sz w:val="24"/>
-          <w:szCs w:val="24"/>
-          <w:rtl/>
-        </w:rPr>
-        <w:t xml:space="preserve"> وفي الثانية </w:t>
+        <w:t xml:space="preserve">﴿لَّا يَأْتِيهِ الْبَاطِلُ مِن بَيْنِ يَدَيْهِ وَلَا مِنْ خَلْفِهِ تَنزِيلٌ مِّنْ حَكِيمٍ حَمِيدٍ﴾</w:t>
+      </w:r>
+      <w:r>
+        <w:rPr>
+          <w:rFonts w:ascii="Times New Roman" w:cs="Times New Roman" w:eastAsia="Times New Roman" w:hAnsi="Times New Roman"/>
+          <w:sz w:val="24"/>
+          <w:szCs w:val="24"/>
+          <w:rtl/>
+        </w:rPr>
+        <w:t xml:space="preserve"> [فصلت: 42]، </w:t>
       </w:r>
       <w:r>
         <w:rPr>
@@ -18549,48 +17589,256 @@
           <w:szCs w:val="24"/>
           <w:rtl/>
         </w:rPr>
-        <w:t xml:space="preserve">﴿قُلْ هُوَ اللَّهُ أَحَدٌ﴾</w:t>
-      </w:r>
-      <w:r>
-        <w:rPr>
-          <w:rFonts w:ascii="Times New Roman" w:cs="Times New Roman" w:eastAsia="Times New Roman" w:hAnsi="Times New Roman"/>
-          <w:sz w:val="24"/>
-          <w:szCs w:val="24"/>
-          <w:rtl/>
-        </w:rPr>
-        <w:t xml:space="preserve">. ثم يرجع فيستلم الحجر الأسود إن تيسر، وإلا أشار إليه.</w:t>
-      </w:r>
-    </w:p>
-    <w:p>
-      <w:pPr>
-        <w:bidi/>
-        <w:spacing w:after="200" w:line="340"/>
-        <w:jc w:val="right"/>
-      </w:pPr>
-      <w:r>
-        <w:rPr>
-          <w:rFonts w:ascii="Times New Roman" w:cs="Times New Roman" w:eastAsia="Times New Roman" w:hAnsi="Times New Roman"/>
-          <w:sz w:val="24"/>
-          <w:szCs w:val="24"/>
-          <w:rtl/>
-        </w:rPr>
-        <w:t xml:space="preserve">الشرب من ماء زمزم: يُستحب الشرب من ماء زمزم بنية الشفاء، ويسأل الله من خير الدنيا والآخرة، ويستقبل القبلة، ويتضلّع منه (يشبع)، لحديث النبي صلى الله عليه وسلم: «خير ماء على وجه الأرض ماء زمزم، فيه طعام الطُّعم وشفاء السُّقم»</w:t>
-      </w:r>
-    </w:p>
-    <w:p>
-      <w:pPr>
-        <w:bidi/>
-        <w:spacing w:after="200" w:line="340"/>
-        <w:jc w:val="right"/>
-      </w:pPr>
-      <w:r>
-        <w:rPr>
-          <w:rFonts w:ascii="Times New Roman" w:cs="Times New Roman" w:eastAsia="Times New Roman" w:hAnsi="Times New Roman"/>
-          <w:sz w:val="24"/>
-          <w:szCs w:val="24"/>
-          <w:rtl/>
-        </w:rPr>
-        <w:t xml:space="preserve">السعي بين الصفا والمروة: يخرج إلى المسعى، فإذا دنا من الصفا قرأ </w:t>
+        <w:t xml:space="preserve">﴿كِتَابٌ أُحْكِمَتْ آيَاتُهُ ثُمَّ فُصِّلَتْ مِن لَّدُنْ حَكِيمٍ خَبِيرٍ﴾</w:t>
+      </w:r>
+      <w:r>
+        <w:rPr>
+          <w:rFonts w:ascii="Times New Roman" w:cs="Times New Roman" w:eastAsia="Times New Roman" w:hAnsi="Times New Roman"/>
+          <w:sz w:val="24"/>
+          <w:szCs w:val="24"/>
+          <w:rtl/>
+        </w:rPr>
+        <w:t xml:space="preserve"> [هود: 1].</w:t>
+      </w:r>
+    </w:p>
+    <w:p>
+      <w:pPr>
+        <w:bidi/>
+        <w:spacing w:after="200" w:line="340"/>
+        <w:jc w:val="right"/>
+      </w:pPr>
+      <w:r>
+        <w:rPr>
+          <w:rFonts w:ascii="Times New Roman" w:cs="Times New Roman" w:eastAsia="Times New Roman" w:hAnsi="Times New Roman"/>
+          <w:sz w:val="24"/>
+          <w:szCs w:val="24"/>
+          <w:rtl/>
+        </w:rPr>
+        <w:t xml:space="preserve">اللهم لك الحمد على نعمك العظيمة، وآلائك الجسيمة، ولك الحمد والشكر على نعمك الظاهرة والباطنة التي لا يحصيها غيرك، ما علمنا منها وما لم نعلم، لك الحمد حتى ترضى، وإذا رضيت حمدًا وشكرًا لا ينتهي أولاه، ولا ينفد أخراه، إنك أنت الله لا إله إلا أنت، أهل الوفاء والحمد.</w:t>
+      </w:r>
+    </w:p>
+    <w:p>
+      <w:pPr>
+        <w:bidi/>
+        <w:spacing w:after="200" w:line="340"/>
+        <w:jc w:val="right"/>
+      </w:pPr>
+      <w:r>
+        <w:rPr>
+          <w:rFonts w:ascii="Times New Roman" w:cs="Times New Roman" w:eastAsia="Times New Roman" w:hAnsi="Times New Roman"/>
+          <w:sz w:val="24"/>
+          <w:szCs w:val="24"/>
+          <w:rtl/>
+        </w:rPr>
+        <w:t xml:space="preserve">اللهم صلِّ على محمد وعلى آل محمد، كما صليت على إبراهيم وعلى آل إبراهيم إنك حميد مجيد، وبارك على محمد وعلى آل محمد، كما باركت على إبراهيم وعلى آل إبراهيم إنك حميد مجيد، وسلِّم تسليمًا كثيرًا.</w:t>
+      </w:r>
+    </w:p>
+    <w:p>
+      <w:pPr>
+        <w:bidi/>
+        <w:spacing w:after="200" w:line="340"/>
+        <w:jc w:val="right"/>
+      </w:pPr>
+      <w:r>
+        <w:rPr>
+          <w:rFonts w:ascii="Times New Roman" w:cs="Times New Roman" w:eastAsia="Times New Roman" w:hAnsi="Times New Roman"/>
+          <w:sz w:val="24"/>
+          <w:szCs w:val="24"/>
+          <w:rtl/>
+        </w:rPr>
+        <w:t xml:space="preserve">اللهم إنا عبيدك، بنو عبيدك، بنو إمائك، نواصينا بيدك، عدل فينا قضاؤك، نسألك اللهم بكل اسم هو لك، سميت به نفسك، أو أنزلته في كتابك، أو استأثرت به في علم الغيب عندك، أو علمته أحدًا من خلقك، أن تجعل القرآن العظيم ربيع قلوبنا، وجلاء همومنا وغمومنا، ونور أبصارنا، وهدايتنا في الدنيا والآخرة. اللهم ذكّرنا منه ما نسينا، وعلّمنا منه ما جهلنا. اللهم ارزقنا تلاوته على الوجه الذي يرضيك عنا آناء الليل وأطراف النهار، يا رب العالمين! اللهم اجعلنا ممن يقيم حروفه وحدوده، ولا تجعلنا ممن يقيم حروفه ويضيع حدوده. اللهم اجعله شاهدًا لنا، واجعله شفيعًا، يا رب العالمين! اللهم اجعلنا ممن اتبع القرآن فقاده إلى رضوانك وإلى جنات النعيم، ولا تجعلنا ممن اتبعه القرآن فزُجّ في قفاه إلى النار. اللهم اجعلنا من أهل القرآن الذين هم أهلك وخاصتك، يا أرحم الراحمين، يا رب العالمين!</w:t>
+      </w:r>
+    </w:p>
+    <w:p>
+      <w:pPr>
+        <w:bidi/>
+        <w:spacing w:after="200" w:line="340"/>
+        <w:jc w:val="right"/>
+      </w:pPr>
+      <w:r>
+        <w:rPr>
+          <w:rFonts w:ascii="Times New Roman" w:cs="Times New Roman" w:eastAsia="Times New Roman" w:hAnsi="Times New Roman"/>
+          <w:sz w:val="24"/>
+          <w:szCs w:val="24"/>
+          <w:rtl/>
+        </w:rPr>
+        <w:t xml:space="preserve">اللهم إنا نسألك رضوانك والجنة، ونعوذ بك اللهم من سخطك ومن النار. اللهم إنا نسألك الجنة وما قرّب إليها من قول أو عمل، ونعوذ بك اللهم من النار وما قرّب إليها من قول أو عمل. اللهم إنا نسألك من الخير كله عاجله وآجله، ما علمنا منه وما لم نعلم، ونعوذ بك اللهم من الشر كله عاجله وآجله، ما علمنا منه وما لم نعلم.</w:t>
+      </w:r>
+    </w:p>
+    <w:p>
+      <w:pPr>
+        <w:bidi/>
+        <w:spacing w:after="200" w:line="340"/>
+        <w:jc w:val="right"/>
+      </w:pPr>
+      <w:r>
+        <w:rPr>
+          <w:rFonts w:ascii="Times New Roman" w:cs="Times New Roman" w:eastAsia="Times New Roman" w:hAnsi="Times New Roman"/>
+          <w:sz w:val="24"/>
+          <w:szCs w:val="24"/>
+          <w:rtl/>
+        </w:rPr>
+        <w:t xml:space="preserve">اللهم إنا نسألك أن تعفو عنا، اللهم إنك عفو تحب العفو فاعف عنا، يا رب العالمين!</w:t>
+      </w:r>
+    </w:p>
+    <w:p>
+      <w:pPr>
+        <w:bidi/>
+        <w:spacing w:after="200" w:line="340"/>
+        <w:jc w:val="right"/>
+      </w:pPr>
+      <w:r>
+        <w:rPr>
+          <w:rFonts w:ascii="Times New Roman" w:cs="Times New Roman" w:eastAsia="Times New Roman" w:hAnsi="Times New Roman"/>
+          <w:sz w:val="24"/>
+          <w:szCs w:val="24"/>
+          <w:rtl/>
+        </w:rPr>
+        <w:t xml:space="preserve">اللهم إنا نسألك عيشة نقية، وميتة سوية، ومردًا غير مخزيّ ولا فاضح، يا رب العالمين!</w:t>
+      </w:r>
+    </w:p>
+    <w:p>
+      <w:pPr>
+        <w:bidi/>
+        <w:spacing w:after="200" w:line="340"/>
+        <w:jc w:val="right"/>
+      </w:pPr>
+      <w:r>
+        <w:rPr>
+          <w:rFonts w:ascii="Times New Roman" w:cs="Times New Roman" w:eastAsia="Times New Roman" w:hAnsi="Times New Roman"/>
+          <w:sz w:val="24"/>
+          <w:szCs w:val="24"/>
+          <w:rtl/>
+        </w:rPr>
+        <w:t xml:space="preserve">اللهم اغفر لجميع موتى المسلمين وارحمهم، الذين شهدوا بأنك الإله الحق، وأن محمدًا عبدك ورسولك، وماتوا على ذلك. اللهم عافهم واعفُ عنهم، اللهم أكرم نزلهم، ووسّع مدخلهم، واغسلهم من خطاياهم بالماء والثلج والبرد. اللهم جازهم بالإحسان إحسانًا، وجازهم بالسيئات عفوًا وغفرانًا. اللهم أعذهم من عذاب القبر، يا أرحم الراحمين!</w:t>
+      </w:r>
+    </w:p>
+    <w:p>
+      <w:pPr>
+        <w:bidi/>
+        <w:spacing w:after="200" w:line="340"/>
+        <w:jc w:val="right"/>
+      </w:pPr>
+      <w:r>
+        <w:rPr>
+          <w:rFonts w:ascii="Times New Roman" w:cs="Times New Roman" w:eastAsia="Times New Roman" w:hAnsi="Times New Roman"/>
+          <w:sz w:val="24"/>
+          <w:szCs w:val="24"/>
+          <w:rtl/>
+        </w:rPr>
+        <w:t xml:space="preserve">اللهم ارحمنا إذا صرنا إلى ما صاروا إليه، اللهم ارحمنا إذا توسّدنا التراب، يا رب العالمين! اللهم ارحمنا قبل الموت، اللهم ارحمنا في جميع أحوالنا وفي جميع أمورنا. اللهم اجعل كلامنا من الدنيا آخره «لا إله إلا الله». اللهم توفنا على الإيمان، اللهم اغفر لنا ما سلف وكان، اللهم احفظنا فيما بقي من الزمان. اللهم إنا نسألك أن ترحمنا يا رب العالمين برحمتك، اللهم لا تردنا خائبين.</w:t>
+      </w:r>
+    </w:p>
+    <w:p>
+      <w:pPr>
+        <w:bidi/>
+        <w:spacing w:after="200" w:line="340"/>
+        <w:jc w:val="right"/>
+      </w:pPr>
+      <w:r>
+        <w:rPr>
+          <w:rFonts w:ascii="Times New Roman" w:cs="Times New Roman" w:eastAsia="Times New Roman" w:hAnsi="Times New Roman"/>
+          <w:sz w:val="24"/>
+          <w:szCs w:val="24"/>
+          <w:rtl/>
+        </w:rPr>
+        <w:t xml:space="preserve">اللهم حضرنا ختم كتابك، اللهم مرّغنا خدودنا على أعتاب بابك، اللهم إنا نرجو رحمتك، ونخاف عذابك، اللهم لا تردنا يا ذا الجلال والإكرام! اللهم إن طردتنا فمن يؤوينا؟! اللهم إن باعدتنا فمن يقربنا؟! اللهم إن عذبتنا فمن ينصرنا؟! ليس لنا إله غيرك. اللهم إن لك عبيدًا غيرنا قد أخلصوا لك العبادة، يا رب العالمين، وعبدوك حق عبادتك، اللهم إنا نسألك يا رب العالمين أن تحقق فيك رجاءنا. اللهم إن رحمتك أوسع من ذنوبنا، وإن مغفرتك أوسع من ذنوبنا، وإن رحمتك أرجى عندنا من أعمالنا. اللهم لا تكلنا إلى أنفسنا، يا رب العالمين!</w:t>
+      </w:r>
+    </w:p>
+    <w:p>
+      <w:pPr>
+        <w:bidi/>
+        <w:spacing w:after="200" w:line="340"/>
+        <w:jc w:val="right"/>
+      </w:pPr>
+      <w:r>
+        <w:rPr>
+          <w:rFonts w:ascii="Times New Roman" w:cs="Times New Roman" w:eastAsia="Times New Roman" w:hAnsi="Times New Roman"/>
+          <w:sz w:val="24"/>
+          <w:szCs w:val="24"/>
+          <w:rtl/>
+        </w:rPr>
+        <w:t xml:space="preserve">اللهم اغفر لنا، ولوالدينا، ولأولادنا، ولزوجاتنا، وللمسلمين الأحياء والميتين.</w:t>
+      </w:r>
+    </w:p>
+    <w:p>
+      <w:pPr>
+        <w:bidi/>
+        <w:spacing w:after="200" w:line="340"/>
+        <w:jc w:val="right"/>
+      </w:pPr>
+      <w:r>
+        <w:rPr>
+          <w:rFonts w:ascii="Times New Roman" w:cs="Times New Roman" w:eastAsia="Times New Roman" w:hAnsi="Times New Roman"/>
+          <w:sz w:val="24"/>
+          <w:szCs w:val="24"/>
+          <w:rtl/>
+        </w:rPr>
+        <w:t xml:space="preserve">اللهم إنا نسألك يا ذا الجلال والإكرام أن تختم لنا بخير، وأن تجعل عواقب أمورنا إلى خير. اللهم أصلح لنا ديننا الذي هو عصمة أمرنا، اللهم أصلح لنا دنيانا التي فيها معاشنا، اللهم أصلح لنا آخرتنا التي إليها معادنا. اللهم اجعل الحياة زيادة لنا في كل خير، اللهم اجعل الموت راحة لنا من كل شر.</w:t>
+      </w:r>
+    </w:p>
+    <w:p>
+      <w:pPr>
+        <w:bidi/>
+        <w:spacing w:after="200" w:line="340"/>
+        <w:jc w:val="right"/>
+      </w:pPr>
+      <w:r>
+        <w:rPr>
+          <w:rFonts w:ascii="Times New Roman" w:cs="Times New Roman" w:eastAsia="Times New Roman" w:hAnsi="Times New Roman"/>
+          <w:sz w:val="24"/>
+          <w:szCs w:val="24"/>
+          <w:rtl/>
+        </w:rPr>
+        <w:t xml:space="preserve">يا من أظهر الجميل وستر القبيح! يا من لا يؤاخذ بالجريرة ولا يهتك الستر! يا حسن التجاوز! يا سامع كل نجوى، ويا منتهى كل شكوى! يا كريم الصفح! يا عظيم المنّ! يا مبتدئ النعم قبل استحقاقها! يا سيدنا، ويا مولانا، ويا غاية رغبتنا! نسألك اللهم ألا تشوي خلقنا بالنار، اللهم أعذنا من النار، اللهم أعذنا من عذاب القبر، يا رب العالمين! اللهم أعذنا من الضلال، يا أرحم الراحمين! اللهم ثبّتنا عند السؤال، يا أكرم الأكرمين!</w:t>
+      </w:r>
+    </w:p>
+    <w:p>
+      <w:pPr>
+        <w:bidi/>
+        <w:spacing w:after="200" w:line="340"/>
+        <w:jc w:val="right"/>
+      </w:pPr>
+      <w:r>
+        <w:rPr>
+          <w:rFonts w:ascii="Times New Roman" w:cs="Times New Roman" w:eastAsia="Times New Roman" w:hAnsi="Times New Roman"/>
+          <w:sz w:val="24"/>
+          <w:szCs w:val="24"/>
+          <w:rtl/>
+        </w:rPr>
+        <w:t xml:space="preserve">إلهنا ومولانا، تمّ نورك فهديتنا فلك الحمد، عَظُم حلمك فغفرت فلك الحمد. إلهنا وربنا، وجهك أكرم الوجوه، وعطيتك أفضل العطية وأهناها، تُطاع فتُشكر، وتُعصى فتغفر، وتكشف الضر، وتشفي السقيم، وتغفر الذنب العظيم، وتقبل التوبة، ولا يجزي بآلائك أحد، ولا يبلغ مدحتك قول قائل، أنت الله لا إله إلا أنت.</w:t>
+      </w:r>
+    </w:p>
+    <w:p>
+      <w:pPr>
+        <w:bidi/>
+        <w:spacing w:after="200" w:line="340"/>
+        <w:jc w:val="right"/>
+      </w:pPr>
+      <w:r>
+        <w:rPr>
+          <w:rFonts w:ascii="Times New Roman" w:cs="Times New Roman" w:eastAsia="Times New Roman" w:hAnsi="Times New Roman"/>
+          <w:sz w:val="24"/>
+          <w:szCs w:val="24"/>
+          <w:rtl/>
+        </w:rPr>
+        <w:t xml:space="preserve">اللهم أنت أحق من ذُكر، وأحق من عُبد، وأنصَر من ابتُغي، وأرأف من مَلَك، وأجود من سُئل، وأوسع من أعطى، أنت الملك لا شريك لك، والفرد لا ند لك، كل شيء هالك إلا وجهك، لن تُطاع إلا بإذنك، ولن تُعصى إلا بعلمك، يا رب العالمين! أقرب شهيد وأدنى حفيظ، حُلت دون النفوس، وأخذت بالنواصي، وكتبت الآثار، ونسخت الآجال، القلوب لك مفضية، والسر عندك علانية، الحلال ما أحللت، والحرام ما حرمت، والدين ما شرعت، والأمر ما قضيت، الخلق خلقك، والعباد عبادك، وأنت الله الرؤوف الرحيم.</w:t>
+      </w:r>
+    </w:p>
+    <w:p>
+      <w:pPr>
+        <w:bidi/>
+        <w:spacing w:after="200" w:line="340"/>
+        <w:jc w:val="right"/>
+      </w:pPr>
+      <w:r>
+        <w:rPr>
+          <w:rFonts w:ascii="Times New Roman" w:cs="Times New Roman" w:eastAsia="Times New Roman" w:hAnsi="Times New Roman"/>
+          <w:sz w:val="24"/>
+          <w:szCs w:val="24"/>
+          <w:rtl/>
+        </w:rPr>
+        <w:t xml:space="preserve">نسألك اللهم في هذه الليلة بوجهك الكريم، أن تجيرنا من النار، اللهم أجرنا من النار. اللهم احشرنا تحت لواء سيد المرسلين، واجعلنا معه من المقربين، يا رب العالمين! اللهم اجعلنا يوم القيامة من الآمنين المطمئنين الذين </w:t>
       </w:r>
       <w:r>
         <w:rPr>
@@ -18602,69 +17850,546 @@
           <w:szCs w:val="24"/>
           <w:rtl/>
         </w:rPr>
-        <w:t xml:space="preserve">﴿إِنَّ الصَّفَا وَالْمَرْوَةَ مِن شَعَائِرِ اللَّهِ﴾</w:t>
-      </w:r>
-      <w:r>
-        <w:rPr>
-          <w:rFonts w:ascii="Times New Roman" w:cs="Times New Roman" w:eastAsia="Times New Roman" w:hAnsi="Times New Roman"/>
-          <w:sz w:val="24"/>
-          <w:szCs w:val="24"/>
-          <w:rtl/>
-        </w:rPr>
-        <w:t xml:space="preserve">، ثم يرقى على الصفا حتى يرى الكعبة فيستقبلها، ويرفع يديه كرفعهما في الدعاء، فيحمد الله ويدعو، ومن دعاء النبي صلى الله عليه وسلم هنا: «لا إله إلا الله، وحده لا شريك له، له الملك، وله الحمد، يحيي ويميت وهو على كل شيء قدير، لا إله إلا الله وحده، أنجز وعده، ونصر عبده، وهزم الأحزاب وحده» (يُكرر</w:t>
-      </w:r>
-      <w:r>
-        <w:rPr>
-          <w:rFonts w:ascii="Times New Roman" w:cs="Times New Roman" w:eastAsia="Times New Roman" w:hAnsi="Times New Roman"/>
-          <w:b/>
-          <w:bCs/>
-          <w:color w:val="3B5BA5"/>
-          <w:sz w:val="24"/>
-          <w:szCs w:val="24"/>
-          <w:rtl/>
-        </w:rPr>
-        <w:t xml:space="preserve"> 3 مرات</w:t>
-      </w:r>
-      <w:r>
-        <w:rPr>
-          <w:rFonts w:ascii="Times New Roman" w:cs="Times New Roman" w:eastAsia="Times New Roman" w:hAnsi="Times New Roman"/>
-          <w:sz w:val="24"/>
-          <w:szCs w:val="24"/>
-          <w:rtl/>
-        </w:rPr>
-        <w:t xml:space="preserve">، ويدعو بينها).</w:t>
-      </w:r>
-    </w:p>
-    <w:p>
-      <w:pPr>
-        <w:bidi/>
-        <w:spacing w:after="200" w:line="340"/>
-        <w:jc w:val="right"/>
-      </w:pPr>
-      <w:r>
-        <w:rPr>
-          <w:rFonts w:ascii="Times New Roman" w:cs="Times New Roman" w:eastAsia="Times New Roman" w:hAnsi="Times New Roman"/>
-          <w:sz w:val="24"/>
-          <w:szCs w:val="24"/>
-          <w:rtl/>
-        </w:rPr>
-        <w:t xml:space="preserve">ثم ينزل من الصفا إلى المروة ماشيًا، فإذا بلغ العلم الأخضر الأول أسرع الرجل قليلًا دون أن يؤذي أحدًا، فإذا بلغ العلم الأخضر الثاني مشى كعادته حتى المروة، فيرقى عليها ويقول مثل ما قاله على الصفا. وهكذا ذهابًا وإيابًا حتى يُكمل 7 أشواط (الذهاب من الصفا للمروة شوط، والعودة شوط آخر)، يقول في سعيه ما أحب من ذكر ودعاء وقراءة قرآن.</w:t>
-      </w:r>
-    </w:p>
-    <w:p>
-      <w:pPr>
-        <w:bidi/>
-        <w:spacing w:after="200" w:line="340"/>
-        <w:jc w:val="right"/>
-      </w:pPr>
-      <w:r>
-        <w:rPr>
-          <w:rFonts w:ascii="Times New Roman" w:cs="Times New Roman" w:eastAsia="Times New Roman" w:hAnsi="Times New Roman"/>
-          <w:sz w:val="24"/>
-          <w:szCs w:val="24"/>
-          <w:rtl/>
-        </w:rPr>
-        <w:t xml:space="preserve">الحلق أو التقصير: بعد إتمام السعي، يحلق الرجل رأسه أو يُقصّر (والحلق أفضل، ويكون شاملًا لكل الرأس)، وتُقصّر المرأة من أطراف شعرها قدر أنملة. وبهذا تتم العمرة، ويُحلّ المسلم من إحرامه إحلالًا كاملًا.</w:t>
+        <w:t xml:space="preserve">﴿لَا خَوْفٌ عَلَيْهِمْ وَلَا هُمْ يَحْزَنُونَ﴾</w:t>
+      </w:r>
+      <w:r>
+        <w:rPr>
+          <w:rFonts w:ascii="Times New Roman" w:cs="Times New Roman" w:eastAsia="Times New Roman" w:hAnsi="Times New Roman"/>
+          <w:sz w:val="24"/>
+          <w:szCs w:val="24"/>
+          <w:rtl/>
+        </w:rPr>
+        <w:t xml:space="preserve"> [يونس: 62]. اللهم ثبّتنا على الصراط، يا رب العالمين! اللهم سهّل علينا كل عقبة دون الجنة، حتى تبلغنا إياها. اللهم إنا نسألك العفو والعافية في أمورنا كلها، في الدين والدنيا والآخرة.</w:t>
+      </w:r>
+    </w:p>
+    <w:p>
+      <w:pPr>
+        <w:bidi/>
+        <w:spacing w:after="200" w:line="340"/>
+        <w:jc w:val="right"/>
+      </w:pPr>
+      <w:r>
+        <w:rPr>
+          <w:rFonts w:ascii="Times New Roman" w:cs="Times New Roman" w:eastAsia="Times New Roman" w:hAnsi="Times New Roman"/>
+          <w:sz w:val="24"/>
+          <w:szCs w:val="24"/>
+          <w:rtl/>
+        </w:rPr>
+        <w:t xml:space="preserve">اللهم إنا نسألك يا ذا الجلال والإكرام أن تُبيّض وجوهنا يوم تسودّ الوجوه، اللهم آتنا كتابنا بأيماننا، اللهم آتِ نفوسنا تقواها، زكّها أنت خير من زكّاها، أنت وليها ومولاها، لا إله لنا غيرك.</w:t>
+      </w:r>
+    </w:p>
+    <w:p>
+      <w:pPr>
+        <w:bidi/>
+        <w:spacing w:after="200" w:line="340"/>
+        <w:jc w:val="right"/>
+      </w:pPr>
+      <w:r>
+        <w:rPr>
+          <w:rFonts w:ascii="Times New Roman" w:cs="Times New Roman" w:eastAsia="Times New Roman" w:hAnsi="Times New Roman"/>
+          <w:sz w:val="24"/>
+          <w:szCs w:val="24"/>
+          <w:rtl/>
+        </w:rPr>
+        <w:t xml:space="preserve">اللهم هذه أيدينا قد رُفعت إليك، وهذه وجوهنا قد نُصبت إلى وجهك، يا أكرم الأكرمين! وهذه قلوبنا قد أنابت إليك، وهذه جباهنا سجدت لك، والمنة لك، يا أكرم الأكرمين!</w:t>
+      </w:r>
+    </w:p>
+    <w:p>
+      <w:pPr>
+        <w:bidi/>
+        <w:spacing w:after="200" w:line="340"/>
+        <w:jc w:val="right"/>
+      </w:pPr>
+      <w:r>
+        <w:rPr>
+          <w:rFonts w:ascii="Times New Roman" w:cs="Times New Roman" w:eastAsia="Times New Roman" w:hAnsi="Times New Roman"/>
+          <w:sz w:val="24"/>
+          <w:szCs w:val="24"/>
+          <w:rtl/>
+        </w:rPr>
+        <w:t xml:space="preserve">اللهم تقبل دعاءنا، واغفر ذنوبنا. اللهم يا ذا الجلال والإكرام، اختم لنا شهرنا رمضان برضوانك، وجُد علينا بمنّك وامتنانك. اللهم احفظ لنا حسناتنا، ولا تُبطلها، اللهم تقبل منا كل صغير وكبير، ولا تُبطل أعمالنا، اللهم امحُ سيئاتنا، يا رب العالمين! اللهم اجعلنا عندك من السعداء، اللهم اغفر لنا أجمعين. اللهم اجعل هذا المجتمع مجتمعًا مرحومًا، واجعل تفرقنا من بعده تفرقًا معصومًا، ولا تجعل فينا ولا معنا ولا منا شقيًا ولا محرومًا، يا رب العالمين، يا أكرم الأكرمين!</w:t>
+      </w:r>
+    </w:p>
+    <w:p>
+      <w:pPr>
+        <w:bidi/>
+        <w:spacing w:after="200" w:line="340"/>
+        <w:jc w:val="right"/>
+      </w:pPr>
+      <w:r>
+        <w:rPr>
+          <w:rFonts w:ascii="Times New Roman" w:cs="Times New Roman" w:eastAsia="Times New Roman" w:hAnsi="Times New Roman"/>
+          <w:sz w:val="24"/>
+          <w:szCs w:val="24"/>
+          <w:rtl/>
+        </w:rPr>
+        <w:t xml:space="preserve">يا من لا تراه في الدنيا العيون، ولا تخالطه الظنون، ولا يصفه الواصفون، ولا تغيره الحوادث، ولا يخشى الدوائر، ويعلم مكاييل البحار، ويعلم مثاقيل الجبال، وعدد قطر الأمطار، وعدد ورق الأشجار، ولا تواري منه سماء سماءً، ولا أرض أرضًا، ولا بحر ما في قعره، ولا جبل ما في وعره، نسألك اللهم أن تجعل خير أعمارنا آخرها، وخير أعمالنا خواتمها، وخير أيامنا يوم لقاك، يا أكرم الأكرمين، ويا رب العالمين!</w:t>
+      </w:r>
+    </w:p>
+    <w:p>
+      <w:pPr>
+        <w:bidi/>
+        <w:spacing w:after="200" w:line="340"/>
+        <w:jc w:val="right"/>
+      </w:pPr>
+      <w:r>
+        <w:rPr>
+          <w:rFonts w:ascii="Times New Roman" w:cs="Times New Roman" w:eastAsia="Times New Roman" w:hAnsi="Times New Roman"/>
+          <w:sz w:val="24"/>
+          <w:szCs w:val="24"/>
+          <w:rtl/>
+        </w:rPr>
+        <w:t xml:space="preserve">اللهم إنا نسألك موجبات رحمتك، وعزائم مغفرتك، والغنيمة من كل بر، والسلامة من كل إثم، والفوز بالجنة، والنجاة من النار.</w:t>
+      </w:r>
+    </w:p>
+    <w:p>
+      <w:pPr>
+        <w:bidi/>
+        <w:spacing w:after="200" w:line="340"/>
+        <w:jc w:val="right"/>
+      </w:pPr>
+      <w:r>
+        <w:rPr>
+          <w:rFonts w:ascii="Times New Roman" w:cs="Times New Roman" w:eastAsia="Times New Roman" w:hAnsi="Times New Roman"/>
+          <w:sz w:val="24"/>
+          <w:szCs w:val="24"/>
+          <w:rtl/>
+        </w:rPr>
+        <w:t xml:space="preserve">اللهم إنا نعوذ بك من سوء القضاء، وشماتة الأعداء، ودرك الشقاء، وجهد البلاء.</w:t>
+      </w:r>
+    </w:p>
+    <w:p>
+      <w:pPr>
+        <w:bidi/>
+        <w:spacing w:after="200" w:line="340"/>
+        <w:jc w:val="right"/>
+      </w:pPr>
+      <w:r>
+        <w:rPr>
+          <w:rFonts w:ascii="Times New Roman" w:cs="Times New Roman" w:eastAsia="Times New Roman" w:hAnsi="Times New Roman"/>
+          <w:sz w:val="24"/>
+          <w:szCs w:val="24"/>
+          <w:rtl/>
+        </w:rPr>
+        <w:t xml:space="preserve">اللهم احفظنا بالإسلام قائمين، اللهم احفظنا بالإسلام قاعدين، اللهم احفظنا بالإسلام راقدين، اللهم لا تُشمت بنا الأعداء ولا الحاسدين.</w:t>
+      </w:r>
+    </w:p>
+    <w:p>
+      <w:pPr>
+        <w:bidi/>
+        <w:spacing w:after="200" w:line="340"/>
+        <w:jc w:val="right"/>
+      </w:pPr>
+      <w:r>
+        <w:rPr>
+          <w:rFonts w:ascii="Times New Roman" w:cs="Times New Roman" w:eastAsia="Times New Roman" w:hAnsi="Times New Roman"/>
+          <w:sz w:val="24"/>
+          <w:szCs w:val="24"/>
+          <w:rtl/>
+        </w:rPr>
+        <w:t xml:space="preserve">اللهم أعنا ولا تُعن علينا، اللهم انصرنا ولا تنصر علينا، اللهم امكر لنا ولا تمكر بنا، اللهم اهدنا ويسر لنا الهدى، يا رب العالمين، يا أكرم الأكرمين، ويا أرحم الراحمين!</w:t>
+      </w:r>
+    </w:p>
+    <w:p>
+      <w:pPr>
+        <w:bidi/>
+        <w:spacing w:after="200" w:line="340"/>
+        <w:jc w:val="right"/>
+      </w:pPr>
+      <w:r>
+        <w:rPr>
+          <w:rFonts w:ascii="Times New Roman" w:cs="Times New Roman" w:eastAsia="Times New Roman" w:hAnsi="Times New Roman"/>
+          <w:sz w:val="24"/>
+          <w:szCs w:val="24"/>
+          <w:rtl/>
+        </w:rPr>
+        <w:t xml:space="preserve">اللهم أحسن عاقبتنا في الأمور كلها، وأجرنا من خزي الدنيا وعذاب الآخرة.</w:t>
+      </w:r>
+    </w:p>
+    <w:p>
+      <w:pPr>
+        <w:bidi/>
+        <w:spacing w:after="200" w:line="340"/>
+        <w:jc w:val="right"/>
+      </w:pPr>
+      <w:r>
+        <w:rPr>
+          <w:rFonts w:ascii="Times New Roman" w:cs="Times New Roman" w:eastAsia="Times New Roman" w:hAnsi="Times New Roman"/>
+          <w:sz w:val="24"/>
+          <w:szCs w:val="24"/>
+          <w:rtl/>
+        </w:rPr>
+        <w:t xml:space="preserve">اللهم ألّف بين قلوب المسلمين، اللهم أصلح ذات بينهم، اللهم اهدهم سبل السلام، اللهم أخرجهم من الظلمات إلى النور، اللهم انصرهم على عدوك وعدوهم، يا رب العالمين! اللهم اشرح صدورهم، اللهم يسّر أمورهم، اللهم تولَّ أمورهم، إنك على كل شيء قدير.</w:t>
+      </w:r>
+    </w:p>
+    <w:p>
+      <w:pPr>
+        <w:bidi/>
+        <w:spacing w:after="200" w:line="340"/>
+        <w:jc w:val="right"/>
+      </w:pPr>
+      <w:r>
+        <w:rPr>
+          <w:rFonts w:ascii="Times New Roman" w:cs="Times New Roman" w:eastAsia="Times New Roman" w:hAnsi="Times New Roman"/>
+          <w:sz w:val="24"/>
+          <w:szCs w:val="24"/>
+          <w:rtl/>
+        </w:rPr>
+        <w:t xml:space="preserve">اللهم ارحم المسلمين رحمة تُغنيهم بها عن رحمة من سواك، اللهم أصلح أحوالهم كلها، يا رب العالمين! اللهم ألّف بين قلوب المسلمين وبين ولاتهم، واجعلهم متعاونين على الخير والهدى، والبر والتقوى، إنك أنت الله لا إله إلا أنت، أنت الله مقلّب القلوب، وأنت على كل شيء قدير. اللهم اجمع كلمة المسلمين على الحق، اللهم احفظ مقدسات المسلمين وديارهم وأعراضهم وحرماتهم، يا أكرم الأكرمين، ويا رب العالمين!</w:t>
+      </w:r>
+    </w:p>
+    <w:p>
+      <w:pPr>
+        <w:bidi/>
+        <w:spacing w:after="200" w:line="340"/>
+        <w:jc w:val="right"/>
+      </w:pPr>
+      <w:r>
+        <w:rPr>
+          <w:rFonts w:ascii="Times New Roman" w:cs="Times New Roman" w:eastAsia="Times New Roman" w:hAnsi="Times New Roman"/>
+          <w:sz w:val="24"/>
+          <w:szCs w:val="24"/>
+          <w:rtl/>
+        </w:rPr>
+        <w:t xml:space="preserve">اللهم ألهمنا والمسلمين رشدنا، اللهم أعذنا من شرور أنفسنا، اللهم إنا نعوذ بك من إبليس وذريته، ومن سيئات أعمالنا، ومن شر كل ذي شر، يا رب العالمين! اللهم إنا نسألك يا ذا الجلال والإكرام، يا أرحم الراحمين، أن ترفع درجاتنا في جنات النعيم.</w:t>
+      </w:r>
+    </w:p>
+    <w:p>
+      <w:pPr>
+        <w:bidi/>
+        <w:spacing w:after="200" w:line="340"/>
+        <w:jc w:val="right"/>
+      </w:pPr>
+      <w:r>
+        <w:rPr>
+          <w:rFonts w:ascii="Times New Roman" w:cs="Times New Roman" w:eastAsia="Times New Roman" w:hAnsi="Times New Roman"/>
+          <w:sz w:val="24"/>
+          <w:szCs w:val="24"/>
+          <w:rtl/>
+        </w:rPr>
+        <w:t xml:space="preserve">اللهم أنت ربنا وإلهنا، اتكالنا عليك، والرغبة عظمت عندك، يا رب العالمين! وأنت الله لا إله إلا أنت، لك الدنيا والآخرة، أنت على كل شيء قدير. اللهم اختم لنا بالمغفرة في أمورنا كلها، اللهم وفقنا لطاعاتك، وجنّبنا معاصيك. اللهم طهّر قلوبنا من النفاق، وأعمالنا من الرياء، وأعيننا من الخيانة، وألسنتنا من الكذب. اللهم اجعل بلادنا آمنة مطمئنة رخاءً سخاءً، يا رب العالمين! اللهم عمّ بالخير المسلمين، يا أكرم الأكرمين! اللهم أدم الأمن والاستقرار في بلادنا، يا رب العالمين!</w:t>
+      </w:r>
+    </w:p>
+    <w:p>
+      <w:pPr>
+        <w:bidi/>
+        <w:spacing w:after="200" w:line="340"/>
+        <w:jc w:val="right"/>
+      </w:pPr>
+      <w:r>
+        <w:rPr>
+          <w:rFonts w:ascii="Times New Roman" w:cs="Times New Roman" w:eastAsia="Times New Roman" w:hAnsi="Times New Roman"/>
+          <w:sz w:val="24"/>
+          <w:szCs w:val="24"/>
+          <w:rtl/>
+        </w:rPr>
+        <w:t xml:space="preserve">اللهم أنت الله لا إله إلا أنت، نسألك يا ذا الجلال والإكرام عفوك ومغفرتك. اللهم اجعلنا ممن وُفّق لليلة القدر، وقامها إيمانًا واحتسابًا، وقَبِلَتها منه، يا رب العالمين!</w:t>
+      </w:r>
+    </w:p>
+    <w:p>
+      <w:pPr>
+        <w:bidi/>
+        <w:spacing w:after="200" w:line="340"/>
+        <w:jc w:val="right"/>
+      </w:pPr>
+      <w:r>
+        <w:rPr>
+          <w:rFonts w:ascii="Times New Roman" w:cs="Times New Roman" w:eastAsia="Times New Roman" w:hAnsi="Times New Roman"/>
+          <w:sz w:val="24"/>
+          <w:szCs w:val="24"/>
+          <w:rtl/>
+        </w:rPr>
+        <w:t xml:space="preserve">اللهم احفظ إمامنا بحفظك، اللهم وفقه بتوفيقك، اللهم خذ بناصيته لما تحب وترضى، اللهم أصلح بطانته، وأعنه على أمور دينه ودنياه. اللهم وفّق ولاة المسلمين لما تحب وترضى، ولما فيه الخير للمسلمين.</w:t>
+      </w:r>
+    </w:p>
+    <w:p>
+      <w:pPr>
+        <w:bidi/>
+        <w:spacing w:after="200" w:line="340"/>
+        <w:jc w:val="right"/>
+      </w:pPr>
+      <w:r>
+        <w:rPr>
+          <w:rFonts w:ascii="Times New Roman" w:cs="Times New Roman" w:eastAsia="Times New Roman" w:hAnsi="Times New Roman"/>
+          <w:sz w:val="24"/>
+          <w:szCs w:val="24"/>
+          <w:rtl/>
+        </w:rPr>
+        <w:t xml:space="preserve">اللهم لك الحمد كله، ولك الملك كله، ولك الأمر كله، لا هادي لما أضللت، ولا مضل لما هديت، ولا مباعد لما قربت، ولا مقرب لما باعدت. اللهم ابسط علينا من بركاتك وفضلك ورحمتك ورزقك.</w:t>
+      </w:r>
+    </w:p>
+    <w:p>
+      <w:pPr>
+        <w:bidi/>
+        <w:spacing w:after="200" w:line="340"/>
+        <w:jc w:val="right"/>
+      </w:pPr>
+      <w:r>
+        <w:rPr>
+          <w:rFonts w:ascii="Times New Roman" w:cs="Times New Roman" w:eastAsia="Times New Roman" w:hAnsi="Times New Roman"/>
+          <w:sz w:val="24"/>
+          <w:szCs w:val="24"/>
+          <w:rtl/>
+        </w:rPr>
+        <w:t xml:space="preserve">اللهم إنا نسألك الأمن يوم الخوف، ونسألك النعيم المقيم الذي لا يحول ولا يزول.</w:t>
+      </w:r>
+    </w:p>
+    <w:p>
+      <w:pPr>
+        <w:bidi/>
+        <w:spacing w:after="200" w:line="340"/>
+        <w:jc w:val="right"/>
+      </w:pPr>
+      <w:r>
+        <w:rPr>
+          <w:rFonts w:ascii="Times New Roman" w:cs="Times New Roman" w:eastAsia="Times New Roman" w:hAnsi="Times New Roman"/>
+          <w:sz w:val="24"/>
+          <w:szCs w:val="24"/>
+          <w:rtl/>
+        </w:rPr>
+        <w:t xml:space="preserve">اللهم حبّب إلينا الإيمان وزيّنه في قلوبنا، وكرّه إلينا الكفر والفسوق والعصيان، واجعلنا من الراشدين، يا أكرم الأكرمين!</w:t>
+      </w:r>
+    </w:p>
+    <w:p>
+      <w:pPr>
+        <w:bidi/>
+        <w:spacing w:after="200" w:line="340"/>
+        <w:jc w:val="right"/>
+      </w:pPr>
+      <w:r>
+        <w:rPr>
+          <w:rFonts w:ascii="Times New Roman" w:cs="Times New Roman" w:eastAsia="Times New Roman" w:hAnsi="Times New Roman"/>
+          <w:sz w:val="24"/>
+          <w:szCs w:val="24"/>
+          <w:rtl/>
+        </w:rPr>
+        <w:t xml:space="preserve">اللهم إنا نعوذ بك من قلب لا يخشع، ومن دعاء لا يُسمع، ومن علم لا ينفع، يا ذا الجلال والإكرام!</w:t>
+      </w:r>
+    </w:p>
+    <w:p>
+      <w:pPr>
+        <w:bidi/>
+        <w:spacing w:after="200" w:line="340"/>
+        <w:jc w:val="right"/>
+      </w:pPr>
+      <w:r>
+        <w:rPr>
+          <w:rFonts w:ascii="Times New Roman" w:cs="Times New Roman" w:eastAsia="Times New Roman" w:hAnsi="Times New Roman"/>
+          <w:sz w:val="24"/>
+          <w:szCs w:val="24"/>
+          <w:rtl/>
+        </w:rPr>
+        <w:t xml:space="preserve">اللهم إنا نسألك من خير ما سألك منه نبيك ورسولك محمد صلى الله عليه وسلم وعبادك الصالحون وأولياؤك المقربون، ونعوذ بك اللهم من شر ما استعاذك منه نبيك ورسولك محمد صلى الله عليه وسلم وعبادك الصالحون وأنبياؤك، يا ذا الجلال والإكرام!</w:t>
+      </w:r>
+    </w:p>
+    <w:p>
+      <w:pPr>
+        <w:bidi/>
+        <w:spacing w:after="200" w:line="340"/>
+        <w:jc w:val="right"/>
+      </w:pPr>
+      <w:r>
+        <w:rPr>
+          <w:rFonts w:ascii="Times New Roman" w:cs="Times New Roman" w:eastAsia="Times New Roman" w:hAnsi="Times New Roman"/>
+          <w:sz w:val="24"/>
+          <w:szCs w:val="24"/>
+          <w:rtl/>
+        </w:rPr>
+        <w:t xml:space="preserve">اللهم إنا نسألك يا ذا الجلال والإكرام أن تتقبل دعاءنا، وأن ترحم وقوفنا بين يديك. اللهم هذا الدعاء وهذا العمل، وأنت الله لا إله إلا أنت، تقبل منا أعمالنا وأقوالنا ودعاءنا، واغفر لنا يا أرحم الراحمين ما خالط ذلك مما لا ترضاه، يا أكرم الأكرمين!</w:t>
+      </w:r>
+    </w:p>
+    <w:p>
+      <w:pPr>
+        <w:bidi/>
+        <w:spacing w:after="200" w:line="340"/>
+        <w:jc w:val="right"/>
+      </w:pPr>
+      <w:r>
+        <w:rPr>
+          <w:rFonts w:ascii="Times New Roman" w:cs="Times New Roman" w:eastAsia="Times New Roman" w:hAnsi="Times New Roman"/>
+          <w:sz w:val="24"/>
+          <w:szCs w:val="24"/>
+          <w:rtl/>
+        </w:rPr>
+        <w:t xml:space="preserve">اللهم إنا نسألك الإخلاص في القول والعمل، ونسألك اللهم الاستقامة على سنة رسولك صلى الله عليه وسلم.</w:t>
+      </w:r>
+    </w:p>
+    <w:p>
+      <w:pPr>
+        <w:bidi/>
+        <w:spacing w:after="200" w:line="340"/>
+        <w:jc w:val="right"/>
+      </w:pPr>
+      <w:r>
+        <w:rPr>
+          <w:rFonts w:ascii="Times New Roman" w:cs="Times New Roman" w:eastAsia="Times New Roman" w:hAnsi="Times New Roman"/>
+          <w:sz w:val="24"/>
+          <w:szCs w:val="24"/>
+          <w:rtl/>
+        </w:rPr>
+        <w:t xml:space="preserve">اللهم لا تردنا خائبين يا ذا الجلال والإكرام!</w:t>
+      </w:r>
+    </w:p>
+    <w:p>
+      <w:pPr>
+        <w:bidi/>
+        <w:spacing w:after="200" w:line="340"/>
+        <w:jc w:val="right"/>
+      </w:pPr>
+      <w:r>
+        <w:rPr>
+          <w:rFonts w:ascii="Times New Roman" w:cs="Times New Roman" w:eastAsia="Times New Roman" w:hAnsi="Times New Roman"/>
+          <w:sz w:val="24"/>
+          <w:szCs w:val="24"/>
+          <w:rtl/>
+        </w:rPr>
+        <w:t xml:space="preserve">اللهم </w:t>
+      </w:r>
+      <w:r>
+        <w:rPr>
+          <w:rFonts w:ascii="Times New Roman" w:cs="Times New Roman" w:eastAsia="Times New Roman" w:hAnsi="Times New Roman"/>
+          <w:b/>
+          <w:bCs/>
+          <w:color w:val="B23A2E"/>
+          <w:sz w:val="24"/>
+          <w:szCs w:val="24"/>
+          <w:rtl/>
+        </w:rPr>
+        <w:t xml:space="preserve">﴿تَقَبَّلْ مِنَّا إِنَّكَ أَنتَ السَّمِيعُ الْعَلِيمُ﴾</w:t>
+      </w:r>
+      <w:r>
+        <w:rPr>
+          <w:rFonts w:ascii="Times New Roman" w:cs="Times New Roman" w:eastAsia="Times New Roman" w:hAnsi="Times New Roman"/>
+          <w:sz w:val="24"/>
+          <w:szCs w:val="24"/>
+          <w:rtl/>
+        </w:rPr>
+        <w:t xml:space="preserve"> [البقرة: 127]، </w:t>
+      </w:r>
+      <w:r>
+        <w:rPr>
+          <w:rFonts w:ascii="Times New Roman" w:cs="Times New Roman" w:eastAsia="Times New Roman" w:hAnsi="Times New Roman"/>
+          <w:b/>
+          <w:bCs/>
+          <w:color w:val="B23A2E"/>
+          <w:sz w:val="24"/>
+          <w:szCs w:val="24"/>
+          <w:rtl/>
+        </w:rPr>
+        <w:t xml:space="preserve">﴿وَتُبْ عَلَيْنَا إِنَّكَ أَنتَ التَّوَّابُ الرَّحِيمُ﴾</w:t>
+      </w:r>
+      <w:r>
+        <w:rPr>
+          <w:rFonts w:ascii="Times New Roman" w:cs="Times New Roman" w:eastAsia="Times New Roman" w:hAnsi="Times New Roman"/>
+          <w:sz w:val="24"/>
+          <w:szCs w:val="24"/>
+          <w:rtl/>
+        </w:rPr>
+        <w:t xml:space="preserve"> [البقرة: 128].</w:t>
+      </w:r>
+    </w:p>
+    <w:p>
+      <w:pPr>
+        <w:bidi/>
+        <w:spacing w:after="200" w:line="340"/>
+        <w:jc w:val="right"/>
+      </w:pPr>
+      <w:r>
+        <w:rPr>
+          <w:rFonts w:ascii="Times New Roman" w:cs="Times New Roman" w:eastAsia="Times New Roman" w:hAnsi="Times New Roman"/>
+          <w:b/>
+          <w:bCs/>
+          <w:color w:val="B23A2E"/>
+          <w:sz w:val="24"/>
+          <w:szCs w:val="24"/>
+          <w:rtl/>
+        </w:rPr>
+        <w:t xml:space="preserve">﴿رَبَّنَا لَا تُؤَاخِذْنَا إِن نَّسِينَا أَوْ أَخْطَأْنَا رَبَّنَا وَلَا تَحْمِلْ عَلَيْنَا إِصْرًا كَمَا حَمَلْتَهُ عَلَى الَّذِينَ مِن قَبْلِنَا رَبَّنَا وَلَا تُحَمِّلْنَا مَا لَا طَاقَةَ لَنَا بِهِ وَاعْفُ عَنَّا وَاغْفِرْ لَنَا وَارْحَمْنَا أَنتَ مَوْلَانَا فَانصُرْنَا عَلَى الْقَوْمِ الْكَافِرِينَ﴾</w:t>
+      </w:r>
+      <w:r>
+        <w:rPr>
+          <w:rFonts w:ascii="Times New Roman" w:cs="Times New Roman" w:eastAsia="Times New Roman" w:hAnsi="Times New Roman"/>
+          <w:sz w:val="24"/>
+          <w:szCs w:val="24"/>
+          <w:rtl/>
+        </w:rPr>
+        <w:t xml:space="preserve"> [البقرة: 286].</w:t>
+      </w:r>
+    </w:p>
+    <w:p>
+      <w:pPr>
+        <w:bidi/>
+        <w:spacing w:after="200" w:line="340"/>
+        <w:jc w:val="right"/>
+      </w:pPr>
+      <w:r>
+        <w:rPr>
+          <w:rFonts w:ascii="Times New Roman" w:cs="Times New Roman" w:eastAsia="Times New Roman" w:hAnsi="Times New Roman"/>
+          <w:b/>
+          <w:bCs/>
+          <w:color w:val="B23A2E"/>
+          <w:sz w:val="24"/>
+          <w:szCs w:val="24"/>
+          <w:rtl/>
+        </w:rPr>
+        <w:t xml:space="preserve">﴿وَلَا تَجْعَلْ فِي قُلُوبِنَا غِلًّا لِّلَّذِينَ آمَنُوا رَبَّنَا إِنَّكَ رَؤُوفٌ رَّحِيمٌ﴾</w:t>
+      </w:r>
+      <w:r>
+        <w:rPr>
+          <w:rFonts w:ascii="Times New Roman" w:cs="Times New Roman" w:eastAsia="Times New Roman" w:hAnsi="Times New Roman"/>
+          <w:sz w:val="24"/>
+          <w:szCs w:val="24"/>
+          <w:rtl/>
+        </w:rPr>
+        <w:t xml:space="preserve"> [الحشر: 10].</w:t>
+      </w:r>
+    </w:p>
+    <w:p>
+      <w:pPr>
+        <w:bidi/>
+        <w:spacing w:after="200" w:line="340"/>
+        <w:jc w:val="right"/>
+      </w:pPr>
+      <w:r>
+        <w:rPr>
+          <w:rFonts w:ascii="Times New Roman" w:cs="Times New Roman" w:eastAsia="Times New Roman" w:hAnsi="Times New Roman"/>
+          <w:sz w:val="24"/>
+          <w:szCs w:val="24"/>
+          <w:rtl/>
+        </w:rPr>
+        <w:t xml:space="preserve">اللهم اغفر لنا، يا أرحم الراحمين! اللهم إنا نسألك يا ذا الجلال والإكرام أن توفقنا فيما بقي من ساعات في شهر رمضان لما تحبه وترضاه.</w:t>
+      </w:r>
+    </w:p>
+    <w:p>
+      <w:pPr>
+        <w:bidi/>
+        <w:spacing w:after="200" w:line="340"/>
+        <w:jc w:val="right"/>
+      </w:pPr>
+      <w:r>
+        <w:rPr>
+          <w:rFonts w:ascii="Times New Roman" w:cs="Times New Roman" w:eastAsia="Times New Roman" w:hAnsi="Times New Roman"/>
+          <w:sz w:val="24"/>
+          <w:szCs w:val="24"/>
+          <w:rtl/>
+        </w:rPr>
+        <w:t xml:space="preserve">اللهم إنا نعوذ برضاك من سخطك، وبمعافاتك من عقوبتك، وبك منك، لا نُحصي ثناءً عليك.</w:t>
+      </w:r>
+    </w:p>
+    <w:p>
+      <w:pPr>
+        <w:bidi/>
+        <w:spacing w:after="200" w:line="340"/>
+        <w:jc w:val="right"/>
+      </w:pPr>
+      <w:r>
+        <w:rPr>
+          <w:rFonts w:ascii="Times New Roman" w:cs="Times New Roman" w:eastAsia="Times New Roman" w:hAnsi="Times New Roman"/>
+          <w:sz w:val="24"/>
+          <w:szCs w:val="24"/>
+          <w:rtl/>
+        </w:rPr>
+        <w:t xml:space="preserve">اللهم صلِّ وسلّم وبارك على عبدك ورسولك محمد سيد الأولين والآخرين، وعلى آله وصحبه أجمعين.</w:t>
       </w:r>
     </w:p>
     <w:p>
@@ -18688,7 +18413,7 @@
           <w:szCs w:val="36"/>
           <w:rtl/>
         </w:rPr>
-        <w:t xml:space="preserve">21. حزب البحر</w:t>
+        <w:t>21. العمرة وأدعيتها</w:t>
       </w:r>
     </w:p>
     <w:p>
@@ -18722,31 +18447,72 @@
           <w:szCs w:val="24"/>
           <w:rtl/>
         </w:rPr>
-        <w:t xml:space="preserve">توجه واستفتاح حزب البحر:</w:t>
-      </w:r>
-    </w:p>
-    <w:p>
-      <w:pPr>
-        <w:bidi/>
-        <w:spacing w:after="200" w:line="340"/>
-        <w:jc w:val="right"/>
-      </w:pPr>
-      <w:r>
-        <w:rPr>
-          <w:rFonts w:ascii="Times New Roman" w:cs="Times New Roman" w:eastAsia="Times New Roman" w:hAnsi="Times New Roman"/>
-          <w:sz w:val="24"/>
-          <w:szCs w:val="24"/>
-          <w:rtl/>
-        </w:rPr>
-        <w:t xml:space="preserve">بسم الله الرحمن الرحيم</w:t>
-      </w:r>
-    </w:p>
-    <w:p>
-      <w:pPr>
-        <w:bidi/>
-        <w:spacing w:after="200" w:line="340"/>
-        <w:jc w:val="right"/>
-      </w:pPr>
+        <w:t xml:space="preserve">الإحرام: يُحرم المسلم من الميقات المحدد له، ثم يتجرد من ثيابه ويغتسل كما يغتسل من الجنابة (سنة للرجال والنساء حتى الحائض والنفساء)، ثم يلبس ثياب الإحرام ويلف رداءه على كتفه (ولا يُخرج الكتف الأيمن إلا في طواف القدوم)، ثم يُصلي الفريضة إن كان وقتها، وإلا صلى ركعتين ينوي بهما سنة الوضوء (وإن لم يُصل فلا حرج).</w:t>
+      </w:r>
+    </w:p>
+    <w:p>
+      <w:pPr>
+        <w:bidi/>
+        <w:spacing w:after="200" w:line="340"/>
+        <w:jc w:val="right"/>
+      </w:pPr>
+      <w:r>
+        <w:rPr>
+          <w:rFonts w:ascii="Times New Roman" w:cs="Times New Roman" w:eastAsia="Times New Roman" w:hAnsi="Times New Roman"/>
+          <w:sz w:val="24"/>
+          <w:szCs w:val="24"/>
+          <w:rtl/>
+        </w:rPr>
+        <w:t xml:space="preserve">إذا فرغ من الصلاة أحرم وقال: «لبيك عمرة» (ولمن يؤدي العمرة عن شخص متوفى، يقول: «اللهم لبيك عمرة عن فلان»، مع أن النية تكفي). يَحرُم بعد الإحرام: الطيب، والنساء، ولبس المخيط، والأخذ من شعر الجسم، والصيد.</w:t>
+      </w:r>
+    </w:p>
+    <w:p>
+      <w:pPr>
+        <w:bidi/>
+        <w:spacing w:after="200" w:line="340"/>
+        <w:jc w:val="right"/>
+      </w:pPr>
+      <w:r>
+        <w:rPr>
+          <w:rFonts w:ascii="Times New Roman" w:cs="Times New Roman" w:eastAsia="Times New Roman" w:hAnsi="Times New Roman"/>
+          <w:sz w:val="24"/>
+          <w:szCs w:val="24"/>
+          <w:rtl/>
+        </w:rPr>
+        <w:t xml:space="preserve">التلبية: «لبيك اللهم لبيك، لبيك لا شريك لك لبيك، إن الحمد والنعمة لك والملك، لا شريك لك» — يرفع الرجل صوته بها، والمرأة تقولها بقدر ما يُسمع من بجوارها فقط. يُستحب الإكثار من التلبية، خصوصًا عند تغيّر الأحوال (كصعود مرتفع أو نزول منخفض، أو إقبال الليل أو النهار)، ثم يسأل الله رضوانه والجنة ويستعيذ برحمته من النار. والتلبية مشروعة من الإحرام إلى بدء الطواف (في العمرة)، ومن الإحرام إلى رمي جمرة العقبة يوم العيد (في الحج).</w:t>
+      </w:r>
+    </w:p>
+    <w:p>
+      <w:pPr>
+        <w:bidi/>
+        <w:spacing w:after="200" w:line="340"/>
+        <w:jc w:val="right"/>
+      </w:pPr>
+      <w:r>
+        <w:rPr>
+          <w:rFonts w:ascii="Times New Roman" w:cs="Times New Roman" w:eastAsia="Times New Roman" w:hAnsi="Times New Roman"/>
+          <w:sz w:val="24"/>
+          <w:szCs w:val="24"/>
+          <w:rtl/>
+        </w:rPr>
+        <w:t xml:space="preserve">دخول المسجد الحرام: يُقدّم رجله اليمنى ويقول: «بسم الله، والصلاة والسلام على رسول الله، اللهم اغفر لي ذنوبي، وافتح لي أبواب رحمتك، أعوذ بالله العظيم، وبوجهه الكريم، وبسلطانه القديم، من الشيطان الرجيم»</w:t>
+      </w:r>
+    </w:p>
+    <w:p>
+      <w:pPr>
+        <w:bidi/>
+        <w:spacing w:after="200" w:line="340"/>
+        <w:jc w:val="right"/>
+      </w:pPr>
+      <w:r>
+        <w:rPr>
+          <w:rFonts w:ascii="Times New Roman" w:cs="Times New Roman" w:eastAsia="Times New Roman" w:hAnsi="Times New Roman"/>
+          <w:sz w:val="24"/>
+          <w:szCs w:val="24"/>
+          <w:rtl/>
+        </w:rPr>
+        <w:t xml:space="preserve">الطواف: يتقدم إلى الحجر الأسود ليبدأ الطواف، فيستلمه بيده اليمنى ويُقبّله (فإن تعذّر، يستقبله ويُشير إليه بيده اليمنى دون تقبيل يده)، ويقول عند استلامه: «بسم الله والله أكبر، اللهم إيمانًا بك، وتصديقًا بكتابك، ووفاء بعهدك، واتباعًا لسنة نبيك محمد صلى الله عليه وسلم». ثم يجعل البيت عن يساره، فإذا بلغ الركن اليماني استلمه من غير تقبيل (أو لا يزاحم ولا يُشير إليه)، ويقول بينه وبين الحجر الأسود: </w:t>
+      </w:r>
       <w:r>
         <w:rPr>
           <w:rFonts w:ascii="Times New Roman" w:cs="Times New Roman" w:eastAsia="Times New Roman" w:hAnsi="Times New Roman"/>
@@ -18757,16 +18523,48 @@
           <w:szCs w:val="24"/>
           <w:rtl/>
         </w:rPr>
-        <w:t xml:space="preserve">﴿الْحَمْدُ لِلَّهِ رَبِّ الْعَالَمِينَ * الرَّحْمَنِ الرَّحِيمِ * مَالِكِ يَوْمِ الدِّينِ * إِيَّاكَ نَعْبُدُ وَإِيَّاكَ نَسْتَعِينُ * اهْدِنَا الصِّرَاطَ الْمُسْتَقِيمَ * صِرَاطَ الَّذِينَ أَنْعَمْتَ عَلَيْهِمْ غَيْرِ الْمَغْضُوبِ عَلَيْهِمْ وَلَا الضَّالِّينَ﴾</w:t>
-      </w:r>
-      <w:r>
-        <w:rPr>
-          <w:rFonts w:ascii="Times New Roman" w:cs="Times New Roman" w:eastAsia="Times New Roman" w:hAnsi="Times New Roman"/>
-          <w:sz w:val="24"/>
-          <w:szCs w:val="24"/>
-          <w:rtl/>
-        </w:rPr>
-        <w:t xml:space="preserve"> ثم آية الكرسي كاملة، ثم آية النعاس (</w:t>
+        <w:t xml:space="preserve">«رَبَّنَا آتِنَا فِي الدُّنْيَا حَسَنَةً وَفِي الْآخِرَةِ حَسَنَةً وَقِنَا عَذَابَ النَّارِ»</w:t>
+      </w:r>
+      <w:r>
+        <w:rPr>
+          <w:rFonts w:ascii="Times New Roman" w:cs="Times New Roman" w:eastAsia="Times New Roman" w:hAnsi="Times New Roman"/>
+          <w:sz w:val="24"/>
+          <w:szCs w:val="24"/>
+          <w:rtl/>
+        </w:rPr>
+        <w:t xml:space="preserve">، ويُكبّر كلما مرّ بالحجر الأسود. وفي بقية الطواف يقول ما أحب من ذكر ودعاء وقراءة قرآن.</w:t>
+      </w:r>
+    </w:p>
+    <w:p>
+      <w:pPr>
+        <w:bidi/>
+        <w:spacing w:after="200" w:line="340"/>
+        <w:jc w:val="right"/>
+      </w:pPr>
+      <w:r>
+        <w:rPr>
+          <w:rFonts w:ascii="Times New Roman" w:cs="Times New Roman" w:eastAsia="Times New Roman" w:hAnsi="Times New Roman"/>
+          <w:sz w:val="24"/>
+          <w:szCs w:val="24"/>
+          <w:rtl/>
+        </w:rPr>
+        <w:t xml:space="preserve">في هذا الطواف يُستحب للرجل: الاضطباع (جعل وسط الرداء تحت الإبط الأيمن وطرفيه على الكتف الأيسر) طوال الطواف، والرَّمَل (الإسراع مع مقاربة الخطى) في الأشواط الثلاثة الأولى فقط، وباقي الأشواط الأربعة يمشي كعادته.</w:t>
+      </w:r>
+    </w:p>
+    <w:p>
+      <w:pPr>
+        <w:bidi/>
+        <w:spacing w:after="200" w:line="340"/>
+        <w:jc w:val="right"/>
+      </w:pPr>
+      <w:r>
+        <w:rPr>
+          <w:rFonts w:ascii="Times New Roman" w:cs="Times New Roman" w:eastAsia="Times New Roman" w:hAnsi="Times New Roman"/>
+          <w:sz w:val="24"/>
+          <w:szCs w:val="24"/>
+          <w:rtl/>
+        </w:rPr>
+        <w:t xml:space="preserve">بعد سبعة أشواط، يتقدم إلى مقام إبراهيم ويقرأ </w:t>
       </w:r>
       <w:r>
         <w:rPr>
@@ -18778,16 +18576,16 @@
           <w:szCs w:val="24"/>
           <w:rtl/>
         </w:rPr>
-        <w:t xml:space="preserve">﴿ثُمَّ أَنزَلَ عَلَيْكُم مِّن بَعْدِ الْغَمِّ أَمَنَةً نُّعَاسًا...﴾</w:t>
-      </w:r>
-      <w:r>
-        <w:rPr>
-          <w:rFonts w:ascii="Times New Roman" w:cs="Times New Roman" w:eastAsia="Times New Roman" w:hAnsi="Times New Roman"/>
-          <w:sz w:val="24"/>
-          <w:szCs w:val="24"/>
-          <w:rtl/>
-        </w:rPr>
-        <w:t xml:space="preserve">)، ثم </w:t>
+        <w:t xml:space="preserve">﴿وَاتَّخِذُوا مِن مَّقَامِ إِبْرَاهِيمَ مُصَلًّى﴾</w:t>
+      </w:r>
+      <w:r>
+        <w:rPr>
+          <w:rFonts w:ascii="Times New Roman" w:cs="Times New Roman" w:eastAsia="Times New Roman" w:hAnsi="Times New Roman"/>
+          <w:sz w:val="24"/>
+          <w:szCs w:val="24"/>
+          <w:rtl/>
+        </w:rPr>
+        <w:t xml:space="preserve">، ثم يصلي خلفه ركعتين خفيفتين، يقرأ في الأولى بعد الفاتحة </w:t>
       </w:r>
       <w:r>
         <w:rPr>
@@ -18799,16 +18597,16 @@
           <w:szCs w:val="24"/>
           <w:rtl/>
         </w:rPr>
-        <w:t xml:space="preserve">﴿وَإِذَا جَاءَكَ الَّذِينَ يُؤْمِنُونَ بِآيَاتِنَا فَقُلْ سَلَامٌ عَلَيْكُمْ...﴾</w:t>
-      </w:r>
-      <w:r>
-        <w:rPr>
-          <w:rFonts w:ascii="Times New Roman" w:cs="Times New Roman" w:eastAsia="Times New Roman" w:hAnsi="Times New Roman"/>
-          <w:sz w:val="24"/>
-          <w:szCs w:val="24"/>
-          <w:rtl/>
-        </w:rPr>
-        <w:t xml:space="preserve">، ثم </w:t>
+        <w:t xml:space="preserve">﴿قُلْ يَا أَيُّهَا الْكَافِرُونَ﴾</w:t>
+      </w:r>
+      <w:r>
+        <w:rPr>
+          <w:rFonts w:ascii="Times New Roman" w:cs="Times New Roman" w:eastAsia="Times New Roman" w:hAnsi="Times New Roman"/>
+          <w:sz w:val="24"/>
+          <w:szCs w:val="24"/>
+          <w:rtl/>
+        </w:rPr>
+        <w:t xml:space="preserve"> وفي الثانية </w:t>
       </w:r>
       <w:r>
         <w:rPr>
@@ -18820,16 +18618,48 @@
           <w:szCs w:val="24"/>
           <w:rtl/>
         </w:rPr>
-        <w:t xml:space="preserve">﴿هُوَ الَّذِي أَرْسَلَ رَسُولَهُ بِالْهُدَىٰ وَدِينِ الْحَقِّ...﴾</w:t>
-      </w:r>
-      <w:r>
-        <w:rPr>
-          <w:rFonts w:ascii="Times New Roman" w:cs="Times New Roman" w:eastAsia="Times New Roman" w:hAnsi="Times New Roman"/>
-          <w:sz w:val="24"/>
-          <w:szCs w:val="24"/>
-          <w:rtl/>
-        </w:rPr>
-        <w:t xml:space="preserve">، ثم آية </w:t>
+        <w:t xml:space="preserve">﴿قُلْ هُوَ اللَّهُ أَحَدٌ﴾</w:t>
+      </w:r>
+      <w:r>
+        <w:rPr>
+          <w:rFonts w:ascii="Times New Roman" w:cs="Times New Roman" w:eastAsia="Times New Roman" w:hAnsi="Times New Roman"/>
+          <w:sz w:val="24"/>
+          <w:szCs w:val="24"/>
+          <w:rtl/>
+        </w:rPr>
+        <w:t xml:space="preserve">. ثم يرجع فيستلم الحجر الأسود إن تيسر، وإلا أشار إليه.</w:t>
+      </w:r>
+    </w:p>
+    <w:p>
+      <w:pPr>
+        <w:bidi/>
+        <w:spacing w:after="200" w:line="340"/>
+        <w:jc w:val="right"/>
+      </w:pPr>
+      <w:r>
+        <w:rPr>
+          <w:rFonts w:ascii="Times New Roman" w:cs="Times New Roman" w:eastAsia="Times New Roman" w:hAnsi="Times New Roman"/>
+          <w:sz w:val="24"/>
+          <w:szCs w:val="24"/>
+          <w:rtl/>
+        </w:rPr>
+        <w:t xml:space="preserve">الشرب من ماء زمزم: يُستحب الشرب من ماء زمزم بنية الشفاء، ويسأل الله من خير الدنيا والآخرة، ويستقبل القبلة، ويتضلّع منه (يشبع)، لحديث النبي صلى الله عليه وسلم: «خير ماء على وجه الأرض ماء زمزم، فيه طعام الطُّعم وشفاء السُّقم»</w:t>
+      </w:r>
+    </w:p>
+    <w:p>
+      <w:pPr>
+        <w:bidi/>
+        <w:spacing w:after="200" w:line="340"/>
+        <w:jc w:val="right"/>
+      </w:pPr>
+      <w:r>
+        <w:rPr>
+          <w:rFonts w:ascii="Times New Roman" w:cs="Times New Roman" w:eastAsia="Times New Roman" w:hAnsi="Times New Roman"/>
+          <w:sz w:val="24"/>
+          <w:szCs w:val="24"/>
+          <w:rtl/>
+        </w:rPr>
+        <w:t xml:space="preserve">السعي بين الصفا والمروة: يخرج إلى المسعى، فإذا دنا من الصفا قرأ </w:t>
       </w:r>
       <w:r>
         <w:rPr>
@@ -18841,307 +18671,69 @@
           <w:szCs w:val="24"/>
           <w:rtl/>
         </w:rPr>
-        <w:t xml:space="preserve">﴿مُّحَمَّدٌ رَّسُولُ اللَّهِ وَالَّذِينَ مَعَهُ أَشِدَّاءُ عَلَى الْكُفَّارِ...﴾</w:t>
-      </w:r>
-      <w:r>
-        <w:rPr>
-          <w:rFonts w:ascii="Times New Roman" w:cs="Times New Roman" w:eastAsia="Times New Roman" w:hAnsi="Times New Roman"/>
-          <w:sz w:val="24"/>
-          <w:szCs w:val="24"/>
-          <w:rtl/>
-        </w:rPr>
-        <w:t xml:space="preserve">، ثم </w:t>
-      </w:r>
-      <w:r>
-        <w:rPr>
-          <w:rFonts w:ascii="Times New Roman" w:cs="Times New Roman" w:eastAsia="Times New Roman" w:hAnsi="Times New Roman"/>
-          <w:b/>
-          <w:bCs/>
-          <w:color w:val="B23A2E"/>
-          <w:sz w:val="24"/>
-          <w:szCs w:val="24"/>
-          <w:rtl/>
-        </w:rPr>
-        <w:t xml:space="preserve">﴿لَوْ أَنزَلْنَا هَٰذَا الْقُرْآنَ عَلَىٰ جَبَلٍ لَّرَأَيْتَهُ خَاشِعًا مُّتَصَدِّعًا...﴾</w:t>
-      </w:r>
-      <w:r>
-        <w:rPr>
-          <w:rFonts w:ascii="Times New Roman" w:cs="Times New Roman" w:eastAsia="Times New Roman" w:hAnsi="Times New Roman"/>
-          <w:sz w:val="24"/>
-          <w:szCs w:val="24"/>
-          <w:rtl/>
-        </w:rPr>
-        <w:t xml:space="preserve"> وآيات آخر سورة الحشر (الأسماء الحسنى)، ثم سورة الشرح كاملة، ثم سورة الإخلاص كاملة.</w:t>
-      </w:r>
-    </w:p>
-    <w:p>
-      <w:pPr>
-        <w:bidi/>
-        <w:spacing w:after="120" w:before="320"/>
-        <w:jc w:val="right"/>
-      </w:pPr>
-      <w:r>
-        <w:rPr>
-          <w:rFonts w:ascii="Times New Roman" w:cs="Times New Roman" w:eastAsia="Times New Roman" w:hAnsi="Times New Roman"/>
-          <w:b/>
-          <w:bCs/>
-          <w:sz w:val="44"/>
-          <w:szCs w:val="44"/>
-          <w:rtl/>
-        </w:rPr>
-        <w:t xml:space="preserve">الدعاء الثاني</w:t>
-      </w:r>
-    </w:p>
-    <w:p>
-      <w:pPr>
-        <w:bidi/>
-        <w:spacing w:after="200" w:line="340"/>
-        <w:jc w:val="right"/>
-      </w:pPr>
-      <w:r>
-        <w:rPr>
-          <w:rFonts w:ascii="Times New Roman" w:cs="Times New Roman" w:eastAsia="Times New Roman" w:hAnsi="Times New Roman"/>
-          <w:sz w:val="24"/>
-          <w:szCs w:val="24"/>
-          <w:rtl/>
-        </w:rPr>
-        <w:t xml:space="preserve">متن حزب البحر المبارك:</w:t>
-      </w:r>
-    </w:p>
-    <w:p>
-      <w:pPr>
-        <w:bidi/>
-        <w:spacing w:after="200" w:line="340"/>
-        <w:jc w:val="right"/>
-      </w:pPr>
-      <w:r>
-        <w:rPr>
-          <w:rFonts w:ascii="Times New Roman" w:cs="Times New Roman" w:eastAsia="Times New Roman" w:hAnsi="Times New Roman"/>
-          <w:sz w:val="24"/>
-          <w:szCs w:val="24"/>
-          <w:rtl/>
-        </w:rPr>
-        <w:t xml:space="preserve">بسم الله الرحمن الرحيم</w:t>
-      </w:r>
-    </w:p>
-    <w:p>
-      <w:pPr>
-        <w:bidi/>
-        <w:spacing w:after="200" w:line="340"/>
-        <w:jc w:val="right"/>
-      </w:pPr>
-      <w:r>
-        <w:rPr>
-          <w:rFonts w:ascii="Times New Roman" w:cs="Times New Roman" w:eastAsia="Times New Roman" w:hAnsi="Times New Roman"/>
-          <w:sz w:val="24"/>
-          <w:szCs w:val="24"/>
-          <w:rtl/>
-        </w:rPr>
-        <w:t xml:space="preserve">يا علي يا عظيم، يا حليم يا عليم، أنت ربي وعلمك حسبي، فنعم الرب ربي ونعم الحسب حسبي، تنصر من تشاء وأنت العزيز الرحيم. نسألك العصمة في الحركات والسكنات والكلمات والإرادات والخطرات، من الشكوك والظنون والأوهام الساترة للقلوب عن مطالعة الغيوب. هنالك ابتُلي المؤمنون وزُلزلوا زلزالًا شديدًا، وإذ يقول المنافقون والذين في قلوبهم مرض ما وعدنا الله ورسوله إلا غرورًا، فثبّتنا وانصرنا، وسخّر لنا هذا البحر كما سخّرت البحر لموسى، وسخّرت النار لإبراهيم، وسخّرت الجبال والحديد لداوود، وسخّرت الريح والجن والشياطين لسليمان، وسخّر لنا كل بحر هو لك في الأرض والسماء والملك والملكوت، وبحر الدنيا وبحر الآخرة، وسخّر لنا كل شيء يا من بيده ملكوت كل شيء. (كهيعص، ثلاثًا)، انصرنا فإنك خير الناصرين، وافتح لنا فإنك خير الفاتحين، واغفر لنا فإنك خير الغافرين، وارحمنا فإنك خير الراحمين، وارزقنا فإنك خير الرازقين، واهدنا ونجّنا من القوم الظالمين. وهب لنا ريحًا طيبة كما هي في علمك، وانشرها علينا من خزائن رحمتك، واحملنا بها حمل الكرامة مع السلامة والعافية في الدين والدنيا والآخرة، إنك على كل شيء قدير.</w:t>
-      </w:r>
-    </w:p>
-    <w:p>
-      <w:pPr>
-        <w:bidi/>
-        <w:spacing w:after="200" w:line="340"/>
-        <w:jc w:val="right"/>
-      </w:pPr>
-      <w:r>
-        <w:rPr>
-          <w:rFonts w:ascii="Times New Roman" w:cs="Times New Roman" w:eastAsia="Times New Roman" w:hAnsi="Times New Roman"/>
-          <w:sz w:val="24"/>
-          <w:szCs w:val="24"/>
-          <w:rtl/>
-        </w:rPr>
-        <w:t xml:space="preserve">اللهم يسّر لنا أمورنا مع الراحة لقلوبنا وأبداننا، والسلامة والعافية في ديننا ودنيانا، وكن لنا صاحبًا في سفرنا وخليفة في أهلنا، واطمس على وجوه أعدائنا وامسخهم على مكانتهم فلا يستطيعون المضي ولا المجيء إلينا، </w:t>
-      </w:r>
-      <w:r>
-        <w:rPr>
-          <w:rFonts w:ascii="Times New Roman" w:cs="Times New Roman" w:eastAsia="Times New Roman" w:hAnsi="Times New Roman"/>
-          <w:b/>
-          <w:bCs/>
-          <w:color w:val="B23A2E"/>
-          <w:sz w:val="24"/>
-          <w:szCs w:val="24"/>
-          <w:rtl/>
-        </w:rPr>
-        <w:t xml:space="preserve">﴿وَلَوْ نَشَاءُ لَطَمَسْنَا عَلَىٰ أَعْيُنِهِمْ فَاسْتَبَقُوا الصِّرَاطَ فَأَنَّىٰ يُبْصِرُونَ﴾</w:t>
-      </w:r>
-      <w:r>
-        <w:rPr>
-          <w:rFonts w:ascii="Times New Roman" w:cs="Times New Roman" w:eastAsia="Times New Roman" w:hAnsi="Times New Roman"/>
-          <w:sz w:val="24"/>
-          <w:szCs w:val="24"/>
-          <w:rtl/>
-        </w:rPr>
-        <w:t xml:space="preserve">، ولو نشاء لمسخناهم على مكانتهم فما استطاعوا مُضيًا ولا يرجعون. </w:t>
-      </w:r>
-      <w:r>
-        <w:rPr>
-          <w:rFonts w:ascii="Times New Roman" w:cs="Times New Roman" w:eastAsia="Times New Roman" w:hAnsi="Times New Roman"/>
-          <w:b/>
-          <w:bCs/>
-          <w:color w:val="B23A2E"/>
-          <w:sz w:val="24"/>
-          <w:szCs w:val="24"/>
-          <w:rtl/>
-        </w:rPr>
-        <w:t xml:space="preserve">﴿يس وَالْقُرْآنِ الْحَكِيمِ * إِنَّكَ لَمِنَ الْمُرْسَلِينَ * عَلَىٰ صِرَاطٍ مُّسْتَقِيمٍ * تَنزِيلَ الْعَزِيزِ الرَّحِيمِ * لِتُنذِرَ قَوْمًا مَّا أُنذِرَ آبَاؤُهُمْ فَهُمْ غَافِلُونَ * لَقَدْ حَقَّ الْقَوْلُ عَلَىٰ أَكْثَرِهِمْ فَهُمْ لَا يُؤْمِنُونَ * إِنَّا جَعَلْنَا فِي أَعْنَاقِهِمْ أَغْلَالًا فَهِيَ إِلَى الْأَذْقَانِ فَهُم مُّقْمَحُونَ * وَجَعَلْنَا مِن بَيْنِ أَيْدِيهِمْ سَدًّا وَمِنْ خَلْفِهِمْ سَدًّا فَأَغْشَيْنَاهُمْ فَهُمْ لَا يُبْصِرُونَ﴾</w:t>
-      </w:r>
-      <w:r>
-        <w:rPr>
-          <w:rFonts w:ascii="Times New Roman" w:cs="Times New Roman" w:eastAsia="Times New Roman" w:hAnsi="Times New Roman"/>
-          <w:sz w:val="24"/>
-          <w:szCs w:val="24"/>
-          <w:rtl/>
-        </w:rPr>
-        <w:t xml:space="preserve">، شاهت الوجوه (ثلاثًا)، وعنت الوجوه للحي القيوم وقد خاب من حمل ظلمًا. طس، حم عسق، </w:t>
-      </w:r>
-      <w:r>
-        <w:rPr>
-          <w:rFonts w:ascii="Times New Roman" w:cs="Times New Roman" w:eastAsia="Times New Roman" w:hAnsi="Times New Roman"/>
-          <w:b/>
-          <w:bCs/>
-          <w:color w:val="B23A2E"/>
-          <w:sz w:val="24"/>
-          <w:szCs w:val="24"/>
-          <w:rtl/>
-        </w:rPr>
-        <w:t xml:space="preserve">﴿مَرَجَ الْبَحْرَيْنِ يَلْتَقِيَانِ بَيْنَهُمَا بَرْزَخٌ لَّا يَبْغِيَانِ﴾</w:t>
-      </w:r>
-      <w:r>
-        <w:rPr>
-          <w:rFonts w:ascii="Times New Roman" w:cs="Times New Roman" w:eastAsia="Times New Roman" w:hAnsi="Times New Roman"/>
-          <w:sz w:val="24"/>
-          <w:szCs w:val="24"/>
-          <w:rtl/>
-        </w:rPr>
-        <w:t xml:space="preserve">، (حم حم حم حم حم حم حم)، حُمّ الأمر وجاء النصر فعلينا لا يُنصرون. حم، </w:t>
-      </w:r>
-      <w:r>
-        <w:rPr>
-          <w:rFonts w:ascii="Times New Roman" w:cs="Times New Roman" w:eastAsia="Times New Roman" w:hAnsi="Times New Roman"/>
-          <w:b/>
-          <w:bCs/>
-          <w:color w:val="B23A2E"/>
-          <w:sz w:val="24"/>
-          <w:szCs w:val="24"/>
-          <w:rtl/>
-        </w:rPr>
-        <w:t xml:space="preserve">﴿تَنزِيلُ الْكِتَابِ مِنَ اللَّهِ الْعَزِيزِ الْعَلِيمِ * غَافِرِ الذَّنبِ وَقَابِلِ التَّوْبِ شَدِيدِ الْعِقَابِ ذِي الطَّوْلِ لَا إِلَٰهَ إِلَّا هُوَ إِلَيْهِ الْمَصِيرُ﴾</w:t>
-      </w:r>
-      <w:r>
-        <w:rPr>
-          <w:rFonts w:ascii="Times New Roman" w:cs="Times New Roman" w:eastAsia="Times New Roman" w:hAnsi="Times New Roman"/>
-          <w:sz w:val="24"/>
-          <w:szCs w:val="24"/>
-          <w:rtl/>
-        </w:rPr>
-        <w:t xml:space="preserve">. بسم الله بابنا، تبارك حيطاننا، يس سقفنا، كهيعص كفايتنا، حم عسق حمايتنا، </w:t>
-      </w:r>
-      <w:r>
-        <w:rPr>
-          <w:rFonts w:ascii="Times New Roman" w:cs="Times New Roman" w:eastAsia="Times New Roman" w:hAnsi="Times New Roman"/>
-          <w:b/>
-          <w:bCs/>
-          <w:color w:val="B23A2E"/>
-          <w:sz w:val="24"/>
-          <w:szCs w:val="24"/>
-          <w:rtl/>
-        </w:rPr>
-        <w:t xml:space="preserve">﴿فَسَيَكْفِيكَهُمُ اللَّهُ وَهُوَ السَّمِيعُ الْعَلِيمُ﴾</w:t>
-      </w:r>
-      <w:r>
-        <w:rPr>
-          <w:rFonts w:ascii="Times New Roman" w:cs="Times New Roman" w:eastAsia="Times New Roman" w:hAnsi="Times New Roman"/>
-          <w:sz w:val="24"/>
-          <w:szCs w:val="24"/>
-          <w:rtl/>
-        </w:rPr>
-        <w:t xml:space="preserve"> (ثلاثًا)، ستر العرش مسبول علينا، وعين الله ناظرة إلينا، وبحول الله لا يُقدر علينا، </w:t>
-      </w:r>
-      <w:r>
-        <w:rPr>
-          <w:rFonts w:ascii="Times New Roman" w:cs="Times New Roman" w:eastAsia="Times New Roman" w:hAnsi="Times New Roman"/>
-          <w:b/>
-          <w:bCs/>
-          <w:color w:val="B23A2E"/>
-          <w:sz w:val="24"/>
-          <w:szCs w:val="24"/>
-          <w:rtl/>
-        </w:rPr>
-        <w:t xml:space="preserve">﴿وَاللَّهُ مِن وَرَائِهِم مُّحِيطٌ * بَلْ هُوَ قُرْآنٌ مَّجِيدٌ * فِي لَوْحٍ مَّحْفُوظٍ﴾</w:t>
-      </w:r>
-      <w:r>
-        <w:rPr>
-          <w:rFonts w:ascii="Times New Roman" w:cs="Times New Roman" w:eastAsia="Times New Roman" w:hAnsi="Times New Roman"/>
-          <w:sz w:val="24"/>
-          <w:szCs w:val="24"/>
-          <w:rtl/>
-        </w:rPr>
-        <w:t xml:space="preserve">، فالله خير حافظًا وهو أرحم الراحمين (ثلاثًا)، إن وليي الله الذي نزّل الكتاب وهو يتولى الصالحين (ثلاثًا)، حسبي الله لا إله إلا هو عليه توكلت وهو رب العرش العظيم (ثلاثًا)، بسم الله الذي لا يضر مع اسمه شيء في الأرض ولا في السماء وهو السميع العليم (ثلاثًا)، أعوذ بكلمات الله التامات من شر ما خلق (ثلاثًا)، ولا حول ولا قوة إلا بالله العلي العظيم (ثلاثًا)، وصلى الله على سيدنا محمد وعلى آله وصحبه وسلم.</w:t>
-      </w:r>
-    </w:p>
-    <w:p>
-      <w:pPr>
-        <w:bidi/>
-        <w:spacing w:after="120" w:before="320"/>
-        <w:jc w:val="right"/>
-      </w:pPr>
-      <w:r>
-        <w:rPr>
-          <w:rFonts w:ascii="Times New Roman" w:cs="Times New Roman" w:eastAsia="Times New Roman" w:hAnsi="Times New Roman"/>
-          <w:b/>
-          <w:bCs/>
-          <w:sz w:val="44"/>
-          <w:szCs w:val="44"/>
-          <w:rtl/>
-        </w:rPr>
-        <w:t xml:space="preserve">الدعاء الثالث</w:t>
-      </w:r>
-    </w:p>
-    <w:p>
-      <w:pPr>
-        <w:bidi/>
-        <w:spacing w:after="200" w:line="340"/>
-        <w:jc w:val="right"/>
-      </w:pPr>
-      <w:r>
-        <w:rPr>
-          <w:rFonts w:ascii="Times New Roman" w:cs="Times New Roman" w:eastAsia="Times New Roman" w:hAnsi="Times New Roman"/>
-          <w:sz w:val="24"/>
-          <w:szCs w:val="24"/>
-          <w:rtl/>
-        </w:rPr>
-        <w:t xml:space="preserve">عزيمة حزب البحر وزجره:</w:t>
-      </w:r>
-    </w:p>
-    <w:p>
-      <w:pPr>
-        <w:bidi/>
-        <w:spacing w:after="200" w:line="340"/>
-        <w:jc w:val="right"/>
-      </w:pPr>
-      <w:r>
-        <w:rPr>
-          <w:rFonts w:ascii="Times New Roman" w:cs="Times New Roman" w:eastAsia="Times New Roman" w:hAnsi="Times New Roman"/>
-          <w:sz w:val="24"/>
-          <w:szCs w:val="24"/>
-          <w:rtl/>
-        </w:rPr>
-        <w:t xml:space="preserve">اللهم بفضل بسم الله الرحمن الرحيم أدخلنا في حصنك الحصين، اللهم بفضل بسم الله الرحمن الرحيم اجعلنا في حصنك الحصين، اللهم بفضل بسم الله الرحمن الرحيم أسكنّا في حصنك الحصين. نحن في كنف الله، نحن في كنف رسول الله، نحن في كنف القرآن العظيم، نحن في كنف بسم الله الرحمن الرحيم، نحن في كنف لا حول ولا قوة إلا بالله العلي العظيم (ثلاثًا). ألف ألف لا إله إلا الله محمد رسول الله صلى الله عليه وسلم في قلوبنا حُشرت، ألف ألف لا إله إلا الله محمد رسول الله صلى الله عليه وسلم على أكتافنا نُشرت، ألف ألف لا إله إلا الله محمد رسول الله صلى الله عليه وسلم على رؤوسنا نُصبت، ألف ألف لا إله إلا الله محمد رسول الله صلى الله عليه وسلم تحول بيننا وبين ساعة السوء إذا حضرت، ألف ألف لا إله إلا الله محمد رسول الله صلى الله عليه وسلم دارت بنا سورًا كما دارت بمدينة الرسول. سبحان من ألجم كل متمرد بقدرته، وأحاط علمه بما في بره وبحره، سبحان الله وبحمده، سبحان الله وبحمده، سبحان الله وبحمده. اللهم يا دافع السقم، ويا بارئ النسم، ويا عالمًا جميع الألم، ادفع عني البلاء والوباء والغلاء والأمراض وموت الفجأة برحمتك يا أرحم الراحمين (ثلاثًا). وصلِّ اللهم على سيدنا محمد وعلى آله وصحبه وسلم، </w:t>
-      </w:r>
-      <w:r>
-        <w:rPr>
-          <w:rFonts w:ascii="Times New Roman" w:cs="Times New Roman" w:eastAsia="Times New Roman" w:hAnsi="Times New Roman"/>
-          <w:b/>
-          <w:bCs/>
-          <w:color w:val="B23A2E"/>
-          <w:sz w:val="24"/>
-          <w:szCs w:val="24"/>
-          <w:rtl/>
-        </w:rPr>
-        <w:t xml:space="preserve">﴿سُبْحَانَ رَبِّكَ رَبِّ الْعِزَّةِ عَمَّا يَصِفُونَ * وَسَلَامٌ عَلَى الْمُرْسَلِينَ * وَالْحَمْدُ لِلَّهِ رَبِّ الْعَالَمِينَ﴾</w:t>
+        <w:t xml:space="preserve">﴿إِنَّ الصَّفَا وَالْمَرْوَةَ مِن شَعَائِرِ اللَّهِ﴾</w:t>
+      </w:r>
+      <w:r>
+        <w:rPr>
+          <w:rFonts w:ascii="Times New Roman" w:cs="Times New Roman" w:eastAsia="Times New Roman" w:hAnsi="Times New Roman"/>
+          <w:sz w:val="24"/>
+          <w:szCs w:val="24"/>
+          <w:rtl/>
+        </w:rPr>
+        <w:t xml:space="preserve">، ثم يرقى على الصفا حتى يرى الكعبة فيستقبلها، ويرفع يديه كرفعهما في الدعاء، فيحمد الله ويدعو، ومن دعاء النبي صلى الله عليه وسلم هنا: «لا إله إلا الله، وحده لا شريك له، له الملك، وله الحمد، يحيي ويميت وهو على كل شيء قدير، لا إله إلا الله وحده، أنجز وعده، ونصر عبده، وهزم الأحزاب وحده» (يُكرر</w:t>
+      </w:r>
+      <w:r>
+        <w:rPr>
+          <w:rFonts w:ascii="Times New Roman" w:cs="Times New Roman" w:eastAsia="Times New Roman" w:hAnsi="Times New Roman"/>
+          <w:b/>
+          <w:bCs/>
+          <w:color w:val="3B5BA5"/>
+          <w:sz w:val="24"/>
+          <w:szCs w:val="24"/>
+          <w:rtl/>
+        </w:rPr>
+        <w:t xml:space="preserve"> 3 مرات</w:t>
+      </w:r>
+      <w:r>
+        <w:rPr>
+          <w:rFonts w:ascii="Times New Roman" w:cs="Times New Roman" w:eastAsia="Times New Roman" w:hAnsi="Times New Roman"/>
+          <w:sz w:val="24"/>
+          <w:szCs w:val="24"/>
+          <w:rtl/>
+        </w:rPr>
+        <w:t xml:space="preserve">، ويدعو بينها).</w:t>
+      </w:r>
+    </w:p>
+    <w:p>
+      <w:pPr>
+        <w:bidi/>
+        <w:spacing w:after="200" w:line="340"/>
+        <w:jc w:val="right"/>
+      </w:pPr>
+      <w:r>
+        <w:rPr>
+          <w:rFonts w:ascii="Times New Roman" w:cs="Times New Roman" w:eastAsia="Times New Roman" w:hAnsi="Times New Roman"/>
+          <w:sz w:val="24"/>
+          <w:szCs w:val="24"/>
+          <w:rtl/>
+        </w:rPr>
+        <w:t xml:space="preserve">ثم ينزل من الصفا إلى المروة ماشيًا، فإذا بلغ العلم الأخضر الأول أسرع الرجل قليلًا دون أن يؤذي أحدًا، فإذا بلغ العلم الأخضر الثاني مشى كعادته حتى المروة، فيرقى عليها ويقول مثل ما قاله على الصفا. وهكذا ذهابًا وإيابًا حتى يُكمل 7 أشواط (الذهاب من الصفا للمروة شوط، والعودة شوط آخر)، يقول في سعيه ما أحب من ذكر ودعاء وقراءة قرآن.</w:t>
+      </w:r>
+    </w:p>
+    <w:p>
+      <w:pPr>
+        <w:bidi/>
+        <w:spacing w:after="200" w:line="340"/>
+        <w:jc w:val="right"/>
+      </w:pPr>
+      <w:r>
+        <w:rPr>
+          <w:rFonts w:ascii="Times New Roman" w:cs="Times New Roman" w:eastAsia="Times New Roman" w:hAnsi="Times New Roman"/>
+          <w:sz w:val="24"/>
+          <w:szCs w:val="24"/>
+          <w:rtl/>
+        </w:rPr>
+        <w:t xml:space="preserve">الحلق أو التقصير: بعد إتمام السعي، يحلق الرجل رأسه أو يُقصّر (والحلق أفضل، ويكون شاملًا لكل الرأس)، وتُقصّر المرأة من أطراف شعرها قدر أنملة. وبهذا تتم العمرة، ويُحلّ المسلم من إحرامه إحلالًا كاملًا.</w:t>
       </w:r>
     </w:p>
     <w:p>
@@ -19165,7 +18757,7 @@
           <w:szCs w:val="36"/>
           <w:rtl/>
         </w:rPr>
-        <w:t xml:space="preserve">22. أدعية الجنازة والمصائب</w:t>
+        <w:t>22. حزب البحر</w:t>
       </w:r>
     </w:p>
     <w:p>
@@ -19199,7 +18791,156 @@
           <w:szCs w:val="24"/>
           <w:rtl/>
         </w:rPr>
-        <w:t xml:space="preserve">عند إصابة المسلم بمصيبة: «إنا لله وإنا إليه راجعون، اللهم أجرني في مصيبتي وأخلف لي خيرًا منها»</w:t>
+        <w:t xml:space="preserve">توجه واستفتاح حزب البحر:</w:t>
+      </w:r>
+    </w:p>
+    <w:p>
+      <w:pPr>
+        <w:bidi/>
+        <w:spacing w:after="200" w:line="340"/>
+        <w:jc w:val="right"/>
+      </w:pPr>
+      <w:r>
+        <w:rPr>
+          <w:rFonts w:ascii="Times New Roman" w:cs="Times New Roman" w:eastAsia="Times New Roman" w:hAnsi="Times New Roman"/>
+          <w:sz w:val="24"/>
+          <w:szCs w:val="24"/>
+          <w:rtl/>
+        </w:rPr>
+        <w:t xml:space="preserve">بسم الله الرحمن الرحيم</w:t>
+      </w:r>
+    </w:p>
+    <w:p>
+      <w:pPr>
+        <w:bidi/>
+        <w:spacing w:after="200" w:line="340"/>
+        <w:jc w:val="right"/>
+      </w:pPr>
+      <w:r>
+        <w:rPr>
+          <w:rFonts w:ascii="Times New Roman" w:cs="Times New Roman" w:eastAsia="Times New Roman" w:hAnsi="Times New Roman"/>
+          <w:b/>
+          <w:bCs/>
+          <w:color w:val="B23A2E"/>
+          <w:sz w:val="24"/>
+          <w:szCs w:val="24"/>
+          <w:rtl/>
+        </w:rPr>
+        <w:t xml:space="preserve">﴿الْحَمْدُ لِلَّهِ رَبِّ الْعَالَمِينَ * الرَّحْمَنِ الرَّحِيمِ * مَالِكِ يَوْمِ الدِّينِ * إِيَّاكَ نَعْبُدُ وَإِيَّاكَ نَسْتَعِينُ * اهْدِنَا الصِّرَاطَ الْمُسْتَقِيمَ * صِرَاطَ الَّذِينَ أَنْعَمْتَ عَلَيْهِمْ غَيْرِ الْمَغْضُوبِ عَلَيْهِمْ وَلَا الضَّالِّينَ﴾</w:t>
+      </w:r>
+      <w:r>
+        <w:rPr>
+          <w:rFonts w:ascii="Times New Roman" w:cs="Times New Roman" w:eastAsia="Times New Roman" w:hAnsi="Times New Roman"/>
+          <w:sz w:val="24"/>
+          <w:szCs w:val="24"/>
+          <w:rtl/>
+        </w:rPr>
+        <w:t xml:space="preserve"> ثم آية الكرسي كاملة، ثم آية النعاس (</w:t>
+      </w:r>
+      <w:r>
+        <w:rPr>
+          <w:rFonts w:ascii="Times New Roman" w:cs="Times New Roman" w:eastAsia="Times New Roman" w:hAnsi="Times New Roman"/>
+          <w:b/>
+          <w:bCs/>
+          <w:color w:val="B23A2E"/>
+          <w:sz w:val="24"/>
+          <w:szCs w:val="24"/>
+          <w:rtl/>
+        </w:rPr>
+        <w:t xml:space="preserve">﴿ثُمَّ أَنزَلَ عَلَيْكُم مِّن بَعْدِ الْغَمِّ أَمَنَةً نُّعَاسًا...﴾</w:t>
+      </w:r>
+      <w:r>
+        <w:rPr>
+          <w:rFonts w:ascii="Times New Roman" w:cs="Times New Roman" w:eastAsia="Times New Roman" w:hAnsi="Times New Roman"/>
+          <w:sz w:val="24"/>
+          <w:szCs w:val="24"/>
+          <w:rtl/>
+        </w:rPr>
+        <w:t xml:space="preserve">)، ثم </w:t>
+      </w:r>
+      <w:r>
+        <w:rPr>
+          <w:rFonts w:ascii="Times New Roman" w:cs="Times New Roman" w:eastAsia="Times New Roman" w:hAnsi="Times New Roman"/>
+          <w:b/>
+          <w:bCs/>
+          <w:color w:val="B23A2E"/>
+          <w:sz w:val="24"/>
+          <w:szCs w:val="24"/>
+          <w:rtl/>
+        </w:rPr>
+        <w:t xml:space="preserve">﴿وَإِذَا جَاءَكَ الَّذِينَ يُؤْمِنُونَ بِآيَاتِنَا فَقُلْ سَلَامٌ عَلَيْكُمْ...﴾</w:t>
+      </w:r>
+      <w:r>
+        <w:rPr>
+          <w:rFonts w:ascii="Times New Roman" w:cs="Times New Roman" w:eastAsia="Times New Roman" w:hAnsi="Times New Roman"/>
+          <w:sz w:val="24"/>
+          <w:szCs w:val="24"/>
+          <w:rtl/>
+        </w:rPr>
+        <w:t xml:space="preserve">، ثم </w:t>
+      </w:r>
+      <w:r>
+        <w:rPr>
+          <w:rFonts w:ascii="Times New Roman" w:cs="Times New Roman" w:eastAsia="Times New Roman" w:hAnsi="Times New Roman"/>
+          <w:b/>
+          <w:bCs/>
+          <w:color w:val="B23A2E"/>
+          <w:sz w:val="24"/>
+          <w:szCs w:val="24"/>
+          <w:rtl/>
+        </w:rPr>
+        <w:t xml:space="preserve">﴿هُوَ الَّذِي أَرْسَلَ رَسُولَهُ بِالْهُدَىٰ وَدِينِ الْحَقِّ...﴾</w:t>
+      </w:r>
+      <w:r>
+        <w:rPr>
+          <w:rFonts w:ascii="Times New Roman" w:cs="Times New Roman" w:eastAsia="Times New Roman" w:hAnsi="Times New Roman"/>
+          <w:sz w:val="24"/>
+          <w:szCs w:val="24"/>
+          <w:rtl/>
+        </w:rPr>
+        <w:t xml:space="preserve">، ثم آية </w:t>
+      </w:r>
+      <w:r>
+        <w:rPr>
+          <w:rFonts w:ascii="Times New Roman" w:cs="Times New Roman" w:eastAsia="Times New Roman" w:hAnsi="Times New Roman"/>
+          <w:b/>
+          <w:bCs/>
+          <w:color w:val="B23A2E"/>
+          <w:sz w:val="24"/>
+          <w:szCs w:val="24"/>
+          <w:rtl/>
+        </w:rPr>
+        <w:t xml:space="preserve">﴿مُّحَمَّدٌ رَّسُولُ اللَّهِ وَالَّذِينَ مَعَهُ أَشِدَّاءُ عَلَى الْكُفَّارِ...﴾</w:t>
+      </w:r>
+      <w:r>
+        <w:rPr>
+          <w:rFonts w:ascii="Times New Roman" w:cs="Times New Roman" w:eastAsia="Times New Roman" w:hAnsi="Times New Roman"/>
+          <w:sz w:val="24"/>
+          <w:szCs w:val="24"/>
+          <w:rtl/>
+        </w:rPr>
+        <w:t xml:space="preserve">، ثم </w:t>
+      </w:r>
+      <w:r>
+        <w:rPr>
+          <w:rFonts w:ascii="Times New Roman" w:cs="Times New Roman" w:eastAsia="Times New Roman" w:hAnsi="Times New Roman"/>
+          <w:b/>
+          <w:bCs/>
+          <w:color w:val="B23A2E"/>
+          <w:sz w:val="24"/>
+          <w:szCs w:val="24"/>
+          <w:rtl/>
+        </w:rPr>
+        <w:t xml:space="preserve">﴿لَوْ أَنزَلْنَا هَٰذَا الْقُرْآنَ عَلَىٰ جَبَلٍ لَّرَأَيْتَهُ خَاشِعًا مُّتَصَدِّعًا...﴾</w:t>
+      </w:r>
+      <w:r>
+        <w:rPr>
+          <w:rFonts w:ascii="Times New Roman" w:cs="Times New Roman" w:eastAsia="Times New Roman" w:hAnsi="Times New Roman"/>
+          <w:sz w:val="24"/>
+          <w:szCs w:val="24"/>
+          <w:rtl/>
+        </w:rPr>
+        <w:t xml:space="preserve"> وآيات آخر سورة الحشر (الأسماء الحسنى)، ثم سورة الشرح كاملة، ثم سورة الإخلاص كاملة.</w:t>
       </w:r>
     </w:p>
     <w:p>
@@ -19233,7 +18974,181 @@
           <w:szCs w:val="24"/>
           <w:rtl/>
         </w:rPr>
-        <w:t xml:space="preserve">تلقين المحتضر: «لقّنوا موتاكم لا إله إلا الله» — فمن كان آخر كلامه لا إله إلا الله دخل الجنة</w:t>
+        <w:t xml:space="preserve">متن حزب البحر المبارك:</w:t>
+      </w:r>
+    </w:p>
+    <w:p>
+      <w:pPr>
+        <w:bidi/>
+        <w:spacing w:after="200" w:line="340"/>
+        <w:jc w:val="right"/>
+      </w:pPr>
+      <w:r>
+        <w:rPr>
+          <w:rFonts w:ascii="Times New Roman" w:cs="Times New Roman" w:eastAsia="Times New Roman" w:hAnsi="Times New Roman"/>
+          <w:sz w:val="24"/>
+          <w:szCs w:val="24"/>
+          <w:rtl/>
+        </w:rPr>
+        <w:t xml:space="preserve">بسم الله الرحمن الرحيم</w:t>
+      </w:r>
+    </w:p>
+    <w:p>
+      <w:pPr>
+        <w:bidi/>
+        <w:spacing w:after="200" w:line="340"/>
+        <w:jc w:val="right"/>
+      </w:pPr>
+      <w:r>
+        <w:rPr>
+          <w:rFonts w:ascii="Times New Roman" w:cs="Times New Roman" w:eastAsia="Times New Roman" w:hAnsi="Times New Roman"/>
+          <w:sz w:val="24"/>
+          <w:szCs w:val="24"/>
+          <w:rtl/>
+        </w:rPr>
+        <w:t xml:space="preserve">يا علي يا عظيم، يا حليم يا عليم، أنت ربي وعلمك حسبي، فنعم الرب ربي ونعم الحسب حسبي، تنصر من تشاء وأنت العزيز الرحيم. نسألك العصمة في الحركات والسكنات والكلمات والإرادات والخطرات، من الشكوك والظنون والأوهام الساترة للقلوب عن مطالعة الغيوب. هنالك ابتُلي المؤمنون وزُلزلوا زلزالًا شديدًا، وإذ يقول المنافقون والذين في قلوبهم مرض ما وعدنا الله ورسوله إلا غرورًا، فثبّتنا وانصرنا، وسخّر لنا هذا البحر كما سخّرت البحر لموسى، وسخّرت النار لإبراهيم، وسخّرت الجبال والحديد لداوود، وسخّرت الريح والجن والشياطين لسليمان، وسخّر لنا كل بحر هو لك في الأرض والسماء والملك والملكوت، وبحر الدنيا وبحر الآخرة، وسخّر لنا كل شيء يا من بيده ملكوت كل شيء. (كهيعص، ثلاثًا)، انصرنا فإنك خير الناصرين، وافتح لنا فإنك خير الفاتحين، واغفر لنا فإنك خير الغافرين، وارحمنا فإنك خير الراحمين، وارزقنا فإنك خير الرازقين، واهدنا ونجّنا من القوم الظالمين. وهب لنا ريحًا طيبة كما هي في علمك، وانشرها علينا من خزائن رحمتك، واحملنا بها حمل الكرامة مع السلامة والعافية في الدين والدنيا والآخرة، إنك على كل شيء قدير.</w:t>
+      </w:r>
+    </w:p>
+    <w:p>
+      <w:pPr>
+        <w:bidi/>
+        <w:spacing w:after="200" w:line="340"/>
+        <w:jc w:val="right"/>
+      </w:pPr>
+      <w:r>
+        <w:rPr>
+          <w:rFonts w:ascii="Times New Roman" w:cs="Times New Roman" w:eastAsia="Times New Roman" w:hAnsi="Times New Roman"/>
+          <w:sz w:val="24"/>
+          <w:szCs w:val="24"/>
+          <w:rtl/>
+        </w:rPr>
+        <w:t xml:space="preserve">اللهم يسّر لنا أمورنا مع الراحة لقلوبنا وأبداننا، والسلامة والعافية في ديننا ودنيانا، وكن لنا صاحبًا في سفرنا وخليفة في أهلنا، واطمس على وجوه أعدائنا وامسخهم على مكانتهم فلا يستطيعون المضي ولا المجيء إلينا، </w:t>
+      </w:r>
+      <w:r>
+        <w:rPr>
+          <w:rFonts w:ascii="Times New Roman" w:cs="Times New Roman" w:eastAsia="Times New Roman" w:hAnsi="Times New Roman"/>
+          <w:b/>
+          <w:bCs/>
+          <w:color w:val="B23A2E"/>
+          <w:sz w:val="24"/>
+          <w:szCs w:val="24"/>
+          <w:rtl/>
+        </w:rPr>
+        <w:t xml:space="preserve">﴿وَلَوْ نَشَاءُ لَطَمَسْنَا عَلَىٰ أَعْيُنِهِمْ فَاسْتَبَقُوا الصِّرَاطَ فَأَنَّىٰ يُبْصِرُونَ﴾</w:t>
+      </w:r>
+      <w:r>
+        <w:rPr>
+          <w:rFonts w:ascii="Times New Roman" w:cs="Times New Roman" w:eastAsia="Times New Roman" w:hAnsi="Times New Roman"/>
+          <w:sz w:val="24"/>
+          <w:szCs w:val="24"/>
+          <w:rtl/>
+        </w:rPr>
+        <w:t xml:space="preserve">، ولو نشاء لمسخناهم على مكانتهم فما استطاعوا مُضيًا ولا يرجعون. </w:t>
+      </w:r>
+      <w:r>
+        <w:rPr>
+          <w:rFonts w:ascii="Times New Roman" w:cs="Times New Roman" w:eastAsia="Times New Roman" w:hAnsi="Times New Roman"/>
+          <w:b/>
+          <w:bCs/>
+          <w:color w:val="B23A2E"/>
+          <w:sz w:val="24"/>
+          <w:szCs w:val="24"/>
+          <w:rtl/>
+        </w:rPr>
+        <w:t xml:space="preserve">﴿يس وَالْقُرْآنِ الْحَكِيمِ * إِنَّكَ لَمِنَ الْمُرْسَلِينَ * عَلَىٰ صِرَاطٍ مُّسْتَقِيمٍ * تَنزِيلَ الْعَزِيزِ الرَّحِيمِ * لِتُنذِرَ قَوْمًا مَّا أُنذِرَ آبَاؤُهُمْ فَهُمْ غَافِلُونَ * لَقَدْ حَقَّ الْقَوْلُ عَلَىٰ أَكْثَرِهِمْ فَهُمْ لَا يُؤْمِنُونَ * إِنَّا جَعَلْنَا فِي أَعْنَاقِهِمْ أَغْلَالًا فَهِيَ إِلَى الْأَذْقَانِ فَهُم مُّقْمَحُونَ * وَجَعَلْنَا مِن بَيْنِ أَيْدِيهِمْ سَدًّا وَمِنْ خَلْفِهِمْ سَدًّا فَأَغْشَيْنَاهُمْ فَهُمْ لَا يُبْصِرُونَ﴾</w:t>
+      </w:r>
+      <w:r>
+        <w:rPr>
+          <w:rFonts w:ascii="Times New Roman" w:cs="Times New Roman" w:eastAsia="Times New Roman" w:hAnsi="Times New Roman"/>
+          <w:sz w:val="24"/>
+          <w:szCs w:val="24"/>
+          <w:rtl/>
+        </w:rPr>
+        <w:t xml:space="preserve">، شاهت الوجوه (ثلاثًا)، وعنت الوجوه للحي القيوم وقد خاب من حمل ظلمًا. طس، حم عسق، </w:t>
+      </w:r>
+      <w:r>
+        <w:rPr>
+          <w:rFonts w:ascii="Times New Roman" w:cs="Times New Roman" w:eastAsia="Times New Roman" w:hAnsi="Times New Roman"/>
+          <w:b/>
+          <w:bCs/>
+          <w:color w:val="B23A2E"/>
+          <w:sz w:val="24"/>
+          <w:szCs w:val="24"/>
+          <w:rtl/>
+        </w:rPr>
+        <w:t xml:space="preserve">﴿مَرَجَ الْبَحْرَيْنِ يَلْتَقِيَانِ بَيْنَهُمَا بَرْزَخٌ لَّا يَبْغِيَانِ﴾</w:t>
+      </w:r>
+      <w:r>
+        <w:rPr>
+          <w:rFonts w:ascii="Times New Roman" w:cs="Times New Roman" w:eastAsia="Times New Roman" w:hAnsi="Times New Roman"/>
+          <w:sz w:val="24"/>
+          <w:szCs w:val="24"/>
+          <w:rtl/>
+        </w:rPr>
+        <w:t xml:space="preserve">، (حم حم حم حم حم حم حم)، حُمّ الأمر وجاء النصر فعلينا لا يُنصرون. حم، </w:t>
+      </w:r>
+      <w:r>
+        <w:rPr>
+          <w:rFonts w:ascii="Times New Roman" w:cs="Times New Roman" w:eastAsia="Times New Roman" w:hAnsi="Times New Roman"/>
+          <w:b/>
+          <w:bCs/>
+          <w:color w:val="B23A2E"/>
+          <w:sz w:val="24"/>
+          <w:szCs w:val="24"/>
+          <w:rtl/>
+        </w:rPr>
+        <w:t xml:space="preserve">﴿تَنزِيلُ الْكِتَابِ مِنَ اللَّهِ الْعَزِيزِ الْعَلِيمِ * غَافِرِ الذَّنبِ وَقَابِلِ التَّوْبِ شَدِيدِ الْعِقَابِ ذِي الطَّوْلِ لَا إِلَٰهَ إِلَّا هُوَ إِلَيْهِ الْمَصِيرُ﴾</w:t>
+      </w:r>
+      <w:r>
+        <w:rPr>
+          <w:rFonts w:ascii="Times New Roman" w:cs="Times New Roman" w:eastAsia="Times New Roman" w:hAnsi="Times New Roman"/>
+          <w:sz w:val="24"/>
+          <w:szCs w:val="24"/>
+          <w:rtl/>
+        </w:rPr>
+        <w:t xml:space="preserve">. بسم الله بابنا، تبارك حيطاننا، يس سقفنا، كهيعص كفايتنا، حم عسق حمايتنا، </w:t>
+      </w:r>
+      <w:r>
+        <w:rPr>
+          <w:rFonts w:ascii="Times New Roman" w:cs="Times New Roman" w:eastAsia="Times New Roman" w:hAnsi="Times New Roman"/>
+          <w:b/>
+          <w:bCs/>
+          <w:color w:val="B23A2E"/>
+          <w:sz w:val="24"/>
+          <w:szCs w:val="24"/>
+          <w:rtl/>
+        </w:rPr>
+        <w:t xml:space="preserve">﴿فَسَيَكْفِيكَهُمُ اللَّهُ وَهُوَ السَّمِيعُ الْعَلِيمُ﴾</w:t>
+      </w:r>
+      <w:r>
+        <w:rPr>
+          <w:rFonts w:ascii="Times New Roman" w:cs="Times New Roman" w:eastAsia="Times New Roman" w:hAnsi="Times New Roman"/>
+          <w:sz w:val="24"/>
+          <w:szCs w:val="24"/>
+          <w:rtl/>
+        </w:rPr>
+        <w:t xml:space="preserve"> (ثلاثًا)، ستر العرش مسبول علينا، وعين الله ناظرة إلينا، وبحول الله لا يُقدر علينا، </w:t>
+      </w:r>
+      <w:r>
+        <w:rPr>
+          <w:rFonts w:ascii="Times New Roman" w:cs="Times New Roman" w:eastAsia="Times New Roman" w:hAnsi="Times New Roman"/>
+          <w:b/>
+          <w:bCs/>
+          <w:color w:val="B23A2E"/>
+          <w:sz w:val="24"/>
+          <w:szCs w:val="24"/>
+          <w:rtl/>
+        </w:rPr>
+        <w:t xml:space="preserve">﴿وَاللَّهُ مِن وَرَائِهِم مُّحِيطٌ * بَلْ هُوَ قُرْآنٌ مَّجِيدٌ * فِي لَوْحٍ مَّحْفُوظٍ﴾</w:t>
+      </w:r>
+      <w:r>
+        <w:rPr>
+          <w:rFonts w:ascii="Times New Roman" w:cs="Times New Roman" w:eastAsia="Times New Roman" w:hAnsi="Times New Roman"/>
+          <w:sz w:val="24"/>
+          <w:szCs w:val="24"/>
+          <w:rtl/>
+        </w:rPr>
+        <w:t xml:space="preserve">، فالله خير حافظًا وهو أرحم الراحمين (ثلاثًا)، إن وليي الله الذي نزّل الكتاب وهو يتولى الصالحين (ثلاثًا)، حسبي الله لا إله إلا هو عليه توكلت وهو رب العرش العظيم (ثلاثًا)، بسم الله الذي لا يضر مع اسمه شيء في الأرض ولا في السماء وهو السميع العليم (ثلاثًا)، أعوذ بكلمات الله التامات من شر ما خلق (ثلاثًا)، ولا حول ولا قوة إلا بالله العلي العظيم (ثلاثًا)، وصلى الله على سيدنا محمد وعلى آله وصحبه وسلم.</w:t>
       </w:r>
     </w:p>
     <w:p>
@@ -19267,177 +19182,23 @@
           <w:szCs w:val="24"/>
           <w:rtl/>
         </w:rPr>
-        <w:t xml:space="preserve">عند إغماض عيني الميت: «اللهم اغفر لفلان، وارفع درجته في المهديين، واخلفه في عقبه في الغابرين، واغفر لنا وله يا رب العالمين، وافسح له في قبره ونوّر له فيه»</w:t>
-      </w:r>
-    </w:p>
-    <w:p>
-      <w:pPr>
-        <w:bidi/>
-        <w:spacing w:after="120" w:before="320"/>
-        <w:jc w:val="right"/>
-      </w:pPr>
-      <w:r>
-        <w:rPr>
-          <w:rFonts w:ascii="Times New Roman" w:cs="Times New Roman" w:eastAsia="Times New Roman" w:hAnsi="Times New Roman"/>
-          <w:b/>
-          <w:bCs/>
-          <w:sz w:val="44"/>
-          <w:szCs w:val="44"/>
-          <w:rtl/>
-        </w:rPr>
-        <w:t xml:space="preserve">الدعاء الرابع</w:t>
-      </w:r>
-    </w:p>
-    <w:p>
-      <w:pPr>
-        <w:bidi/>
-        <w:spacing w:after="200" w:line="340"/>
-        <w:jc w:val="right"/>
-      </w:pPr>
-      <w:r>
-        <w:rPr>
-          <w:rFonts w:ascii="Times New Roman" w:cs="Times New Roman" w:eastAsia="Times New Roman" w:hAnsi="Times New Roman"/>
-          <w:sz w:val="24"/>
-          <w:szCs w:val="24"/>
-          <w:rtl/>
-        </w:rPr>
-        <w:t xml:space="preserve">عند إدخال الميت القبر: «بسم الله، وبالله، وعلى ملة رسول الله»</w:t>
-      </w:r>
-    </w:p>
-    <w:p>
-      <w:pPr>
-        <w:bidi/>
-        <w:spacing w:after="120" w:before="320"/>
-        <w:jc w:val="right"/>
-      </w:pPr>
-      <w:r>
-        <w:rPr>
-          <w:rFonts w:ascii="Times New Roman" w:cs="Times New Roman" w:eastAsia="Times New Roman" w:hAnsi="Times New Roman"/>
-          <w:b/>
-          <w:bCs/>
-          <w:sz w:val="44"/>
-          <w:szCs w:val="44"/>
-          <w:rtl/>
-        </w:rPr>
-        <w:t xml:space="preserve">الدعاء الخامس</w:t>
-      </w:r>
-    </w:p>
-    <w:p>
-      <w:pPr>
-        <w:bidi/>
-        <w:spacing w:after="200" w:line="340"/>
-        <w:jc w:val="right"/>
-      </w:pPr>
-      <w:r>
-        <w:rPr>
-          <w:rFonts w:ascii="Times New Roman" w:cs="Times New Roman" w:eastAsia="Times New Roman" w:hAnsi="Times New Roman"/>
-          <w:sz w:val="24"/>
-          <w:szCs w:val="24"/>
-          <w:rtl/>
-        </w:rPr>
-        <w:t xml:space="preserve">ما يُقال بعد الدفن: «استغفروا لأخيكم، وسلوا له التثبيت، فإنه الآن يُسأل»</w:t>
-      </w:r>
-    </w:p>
-    <w:p>
-      <w:pPr>
-        <w:bidi/>
-        <w:spacing w:after="120" w:before="320"/>
-        <w:jc w:val="right"/>
-      </w:pPr>
-      <w:r>
-        <w:rPr>
-          <w:rFonts w:ascii="Times New Roman" w:cs="Times New Roman" w:eastAsia="Times New Roman" w:hAnsi="Times New Roman"/>
-          <w:b/>
-          <w:bCs/>
-          <w:sz w:val="44"/>
-          <w:szCs w:val="44"/>
-          <w:rtl/>
-        </w:rPr>
-        <w:t xml:space="preserve">الدعاء السادس</w:t>
-      </w:r>
-    </w:p>
-    <w:p>
-      <w:pPr>
-        <w:bidi/>
-        <w:spacing w:after="200" w:line="340"/>
-        <w:jc w:val="right"/>
-      </w:pPr>
-      <w:r>
-        <w:rPr>
-          <w:rFonts w:ascii="Times New Roman" w:cs="Times New Roman" w:eastAsia="Times New Roman" w:hAnsi="Times New Roman"/>
-          <w:sz w:val="24"/>
-          <w:szCs w:val="24"/>
-          <w:rtl/>
-        </w:rPr>
-        <w:t xml:space="preserve">دعاء زيارة القبور: «السلام عليكم أهل الديار من المؤمنين والمسلمين، ويرحم الله المستقدمين منا والمستأخرين، وإنا إن شاء الله بكم للاحقون»</w:t>
-      </w:r>
-    </w:p>
-    <w:p>
-      <w:pPr>
-        <w:bidi/>
-        <w:spacing w:after="120" w:before="320"/>
-        <w:jc w:val="right"/>
-      </w:pPr>
-      <w:r>
-        <w:rPr>
-          <w:rFonts w:ascii="Times New Roman" w:cs="Times New Roman" w:eastAsia="Times New Roman" w:hAnsi="Times New Roman"/>
-          <w:b/>
-          <w:bCs/>
-          <w:sz w:val="44"/>
-          <w:szCs w:val="44"/>
-          <w:rtl/>
-        </w:rPr>
-        <w:t xml:space="preserve">الدعاء السابع</w:t>
-      </w:r>
-    </w:p>
-    <w:p>
-      <w:pPr>
-        <w:bidi/>
-        <w:spacing w:after="200" w:line="340"/>
-        <w:jc w:val="right"/>
-      </w:pPr>
-      <w:r>
-        <w:rPr>
-          <w:rFonts w:ascii="Times New Roman" w:cs="Times New Roman" w:eastAsia="Times New Roman" w:hAnsi="Times New Roman"/>
-          <w:sz w:val="24"/>
-          <w:szCs w:val="24"/>
-          <w:rtl/>
-        </w:rPr>
-        <w:t xml:space="preserve">دعاء التعزية: «إن لله ما أخذ، وله ما أعطى، وكل شيء عنده بأجل مسمى، فلتصبر ولتحتسب»</w:t>
-      </w:r>
-    </w:p>
-    <w:p>
-      <w:pPr>
-        <w:bidi/>
-        <w:spacing w:after="120" w:before="320"/>
-        <w:jc w:val="right"/>
-      </w:pPr>
-      <w:r>
-        <w:rPr>
-          <w:rFonts w:ascii="Times New Roman" w:cs="Times New Roman" w:eastAsia="Times New Roman" w:hAnsi="Times New Roman"/>
-          <w:b/>
-          <w:bCs/>
-          <w:sz w:val="44"/>
-          <w:szCs w:val="44"/>
-          <w:rtl/>
-        </w:rPr>
-        <w:t xml:space="preserve">الدعاء الثامن</w:t>
-      </w:r>
-    </w:p>
-    <w:p>
-      <w:pPr>
-        <w:bidi/>
-        <w:spacing w:after="200" w:line="340"/>
-        <w:jc w:val="right"/>
-      </w:pPr>
-      <w:r>
-        <w:rPr>
-          <w:rFonts w:ascii="Times New Roman" w:cs="Times New Roman" w:eastAsia="Times New Roman" w:hAnsi="Times New Roman"/>
-          <w:sz w:val="24"/>
-          <w:szCs w:val="24"/>
-          <w:rtl/>
-        </w:rPr>
-        <w:t xml:space="preserve">الدعاء الجامع للميت (نسخة شاملة تجمع صيغ متعددة متداولة): اللهم اغفر له وارحمه واعفُ عنه وأكرمه. اللهم وسّع مدخله، وأدخله الجنة، واغسله بالثلج والماء والبرد. اللهم يمّن كتابه، وهوّن حسابه، ولَيّن ترابه، وثبّت أقدامه، وألهمه حسن الجواب. اللهم طيّب ثراه، وأكرم مثواه، واجعل الجنة مستقره ومأواه. اللهم نوّر مرقده، وعطّر مشهده، وطيّب مضجعه. اللهم آنس وحشته، وارحم غربته، وقِه عذاب القبر وعذاب النار. اللهم نقّه من خطاياه كما يُنقى الثوب الأبيض من الدنس. اللهم افسح له في قبره، واجعله روضة من رياض الجنة، ولا تجعله حفرة من حفر النار. اللهم انقله من ضيق اللحود والقبور إلى سعة الدور والقصور، مع الذين أنعمت عليهم من الصديقين والصالحين والشهداء. اللهم اجعل له من فوقه ومن تحته ومن أمامه ومن خلفه وعن يمينه وعن يساره نورًا من نورك يا نور السماوات والأرض. اللهم أبدله دارًا خيرًا من داره، وأهلًا خيرًا من أهله، وزوجًا خيرًا من زوجه، وأسكنه فسيح جناتك في الدرجات العلى، آمين. اللهم إن كان قد أحسن فزد في إحسانه، وإن كان قد أساء فتجاوز عن إساءته. اللهم عامله بما أنت أهله، ولا تعامله بما هو أهله. اللهم اجزه عن الإحسان إحسانًا، وعن الإساءة عفوًا وغفرانًا. اللهم أدخله الجنة من غير مناقشة حساب ولا سابقة عذاب. اللهم أفسح له في قبره مد بصره، وأفرش قبره من فراش الجنة، وجافِ الأرض عن جنبيه. اللهم املأ قبره بالرضا والنور والفسحة والسرور. اللهم إنه في ذمتك وحبل جوارك، فقِه فتنة القبر وعذاب النار، وأنت أهل الوفاء والحق فاغفر له وارحمه إنك أنت الغفور الرحيم. اللهم إنه عبدك وابن عبدك، خرج من الدنيا وسعتها ومحبوبيه وأحبائه إلى ظلمة القبر وما هو لاقيه. اللهم إنه كان يشهد أنك لا إله إلا أنت وأن محمدًا عبدك ورسولك، وأنت أعلم به. اللهم ثبّته عند السؤال. اللهم إنا نتوسل بك إليك ونُقسم بك عليك أن ترحمه ولا تعذبه. اللهم إنه نزل بك وأنت خير مَنزول به، وأصبح فقيرًا إلى رحمتك وأنت غني عن عذابه. اللهم آته برحمتك ورضاك، وقِه فتنة القبر وعذابه، حتى تبعثه إلى جنتك يا أرحم الراحمين. اللهم انقله من مواطن الدود وضيق اللحود إلى جنات الخلود. اللهم احمه تحت الأرض، واستره يوم العرض، ولا تُخزه يوم يُبعثون، </w:t>
+        <w:t xml:space="preserve">عزيمة حزب البحر وزجره:</w:t>
+      </w:r>
+    </w:p>
+    <w:p>
+      <w:pPr>
+        <w:bidi/>
+        <w:spacing w:after="200" w:line="340"/>
+        <w:jc w:val="right"/>
+      </w:pPr>
+      <w:r>
+        <w:rPr>
+          <w:rFonts w:ascii="Times New Roman" w:cs="Times New Roman" w:eastAsia="Times New Roman" w:hAnsi="Times New Roman"/>
+          <w:sz w:val="24"/>
+          <w:szCs w:val="24"/>
+          <w:rtl/>
+        </w:rPr>
+        <w:t xml:space="preserve">اللهم بفضل بسم الله الرحمن الرحيم أدخلنا في حصنك الحصين، اللهم بفضل بسم الله الرحمن الرحيم اجعلنا في حصنك الحصين، اللهم بفضل بسم الله الرحمن الرحيم أسكنّا في حصنك الحصين. نحن في كنف الله، نحن في كنف رسول الله، نحن في كنف القرآن العظيم، نحن في كنف بسم الله الرحمن الرحيم، نحن في كنف لا حول ولا قوة إلا بالله العلي العظيم (ثلاثًا). ألف ألف لا إله إلا الله محمد رسول الله صلى الله عليه وسلم في قلوبنا حُشرت، ألف ألف لا إله إلا الله محمد رسول الله صلى الله عليه وسلم على أكتافنا نُشرت، ألف ألف لا إله إلا الله محمد رسول الله صلى الله عليه وسلم على رؤوسنا نُصبت، ألف ألف لا إله إلا الله محمد رسول الله صلى الله عليه وسلم تحول بيننا وبين ساعة السوء إذا حضرت، ألف ألف لا إله إلا الله محمد رسول الله صلى الله عليه وسلم دارت بنا سورًا كما دارت بمدينة الرسول. سبحان من ألجم كل متمرد بقدرته، وأحاط علمه بما في بره وبحره، سبحان الله وبحمده، سبحان الله وبحمده، سبحان الله وبحمده. اللهم يا دافع السقم، ويا بارئ النسم، ويا عالمًا جميع الألم، ادفع عني البلاء والوباء والغلاء والأمراض وموت الفجأة برحمتك يا أرحم الراحمين (ثلاثًا). وصلِّ اللهم على سيدنا محمد وعلى آله وصحبه وسلم، </w:t>
       </w:r>
       <w:r>
         <w:rPr>
@@ -19449,58 +19210,7 @@
           <w:szCs w:val="24"/>
           <w:rtl/>
         </w:rPr>
-        <w:t xml:space="preserve">﴿يَوْمَ لَا يَنفَعُ مَالٌ وَلَا بَنُونَ * إِلَّا مَنْ أَتَى اللَّهَ بِقَلْبٍ سَلِيمٍ﴾</w:t>
-      </w:r>
-      <w:r>
-        <w:rPr>
-          <w:rFonts w:ascii="Times New Roman" w:cs="Times New Roman" w:eastAsia="Times New Roman" w:hAnsi="Times New Roman"/>
-          <w:sz w:val="24"/>
-          <w:szCs w:val="24"/>
-          <w:rtl/>
-        </w:rPr>
-        <w:t xml:space="preserve">. اللهم يمّن كتابه، ويسّر حسابه، وثقّل بالحسنات ميزانه، وثبّت على الصراط أقدامه، وأسكنه في أعلى الجنات بجوار حبيبك ومصطفاك صلى الله عليه وسلم. اللهم آمنه من فزع يوم القيامة ومن هوله، واجعل نفسه آمنة مطمئنة، ولقّنه حجته. اللهم اجعله في بطن القبر مطمئنًا، وعند قيام الأشهاد آمنًا، وبجود رضوانك واثقًا، وإلى أعلى درجاتك سابقًا. اللهم اجعل عن يمينه نورًا وعن شماله نورًا، ومن أمامه نورًا ومن فوقه نورًا، حتى تبعثه آمنًا مطمئنًا في نور من نورك. اللهم انظر إليه نظرة رضا، فإن من تنظر إليه نظرة رضا لا تعذبه أبدًا. اللهم أسكنه فسيح الجنان، واغفر له يا رحمن، وارحم يا رحيم، وتجاوز عما تعلم يا عليم. اللهم اعفُ عنه فإنك القائل </w:t>
-      </w:r>
-      <w:r>
-        <w:rPr>
-          <w:rFonts w:ascii="Times New Roman" w:cs="Times New Roman" w:eastAsia="Times New Roman" w:hAnsi="Times New Roman"/>
-          <w:b/>
-          <w:bCs/>
-          <w:color w:val="B23A2E"/>
-          <w:sz w:val="24"/>
-          <w:szCs w:val="24"/>
-          <w:rtl/>
-        </w:rPr>
-        <w:t xml:space="preserve">﴿وَيَعْفُو عَن كَثِيرٍ﴾</w:t>
-      </w:r>
-      <w:r>
-        <w:rPr>
-          <w:rFonts w:ascii="Times New Roman" w:cs="Times New Roman" w:eastAsia="Times New Roman" w:hAnsi="Times New Roman"/>
-          <w:sz w:val="24"/>
-          <w:szCs w:val="24"/>
-          <w:rtl/>
-        </w:rPr>
-        <w:t xml:space="preserve">. اللهم إنه جاء بابك وأناخ بجنابك، فجُد عليه بعفوك وإكرامك وجود إحسانك. اللهم إن رحمتك وسعت كل شيء فارحمه رحمة تطمئن بها نفسه وتقر بها عينه. اللهم احشره مع المتقين إلى الرحمن وفدًا، ومع أصحاب اليمين، واجعل تحيته سلامًا من أصحاب اليمين. اللهم بشّره بقولك </w:t>
-      </w:r>
-      <w:r>
-        <w:rPr>
-          <w:rFonts w:ascii="Times New Roman" w:cs="Times New Roman" w:eastAsia="Times New Roman" w:hAnsi="Times New Roman"/>
-          <w:b/>
-          <w:bCs/>
-          <w:color w:val="B23A2E"/>
-          <w:sz w:val="24"/>
-          <w:szCs w:val="24"/>
-          <w:rtl/>
-        </w:rPr>
-        <w:t xml:space="preserve">﴿كُلُوا وَاشْرَبُوا هَنِيئًا بِمَا أَسْلَفْتُمْ فِي الْأَيَّامِ الْخَالِيَةِ﴾</w:t>
-      </w:r>
-      <w:r>
-        <w:rPr>
-          <w:rFonts w:ascii="Times New Roman" w:cs="Times New Roman" w:eastAsia="Times New Roman" w:hAnsi="Times New Roman"/>
-          <w:sz w:val="24"/>
-          <w:szCs w:val="24"/>
-          <w:rtl/>
-        </w:rPr>
-        <w:t xml:space="preserve">. اللهم اجعله من الذين سعدوا في الجنة خالدين فيها ما دامت السماوات والأرض. اللهم شفّع فيه نبينا ومصطفاك، واحشره تحت لوائه، واسقه من يده الشريفة شربة هنيئة لا يظمأ بعدها أبدًا. اللهم إنه كان مصليًا لك فثبّته على الصراط يوم تزل الأقدام، وإن كان صائمًا فأدخله الجنة من باب الريان، وإن كان لكتابك تاليًا وسامعًا فشفّع فيه القرآن وارحمه من النيران، واجعله يرتقي في الجنة إلى آخر آية قرأها أو سمعها وآخر حرف تلاه. اللهم ارزقه بكل حرف من القرآن حلاوة، وبكل كلمة كرامة، وبكل آية سعادة، وبكل سورة سلامة، وبكل جزء جزاءً. اللهم اغفر لحيّنا وميتنا، وشاهدنا وغائبنا، وصغيرنا وكبيرنا، وذكرنا وأنثانا. اللهم من أحييته منا فأحيه على الإسلام، ومن توفيته منا فتوفه على الإيمان. اللهم لا تحرمنا أجره، ولا تُضلّنا بعده. اللهم انزل على أهله الصبر والسلوان، وأرضهم بقضائك، وثبّتهم على القول الثابت في الحياة الدنيا وفي الآخرة. اللهم صلِّ وسلم وبارك على سيدنا محمد وعلى آله وصحبه وسلم إلى يوم الدين.</w:t>
+        <w:t xml:space="preserve">﴿سُبْحَانَ رَبِّكَ رَبِّ الْعِزَّةِ عَمَّا يَصِفُونَ * وَسَلَامٌ عَلَى الْمُرْسَلِينَ * وَالْحَمْدُ لِلَّهِ رَبِّ الْعَالَمِينَ﴾</w:t>
       </w:r>
     </w:p>
     <w:p>
@@ -19524,7 +19234,7 @@
           <w:szCs w:val="36"/>
           <w:rtl/>
         </w:rPr>
-        <w:t xml:space="preserve">23. عِدّية يس</w:t>
+        <w:t>23. أدعية الجنازة والمصائب</w:t>
       </w:r>
     </w:p>
     <w:p>
@@ -19558,23 +19268,245 @@
           <w:szCs w:val="24"/>
           <w:rtl/>
         </w:rPr>
-        <w:t xml:space="preserve">عِدّية يس — قراءة سورة يس كاملة مع تكرار آيات وأدعية بينية في مواضع محددة، لقضاء الحاجة والحماية من الحسد والكفاية من الناس. المواضع الملوّنة بالأحمر هي التعليمات والأدعية التي تُقال أثناء القراءة (وليست من نص السورة):</w:t>
-      </w:r>
-    </w:p>
-    <w:p>
-      <w:pPr>
-        <w:bidi/>
-        <w:spacing w:after="200" w:line="340"/>
-        <w:jc w:val="right"/>
-      </w:pPr>
-      <w:r>
-        <w:rPr>
-          <w:rFonts w:ascii="Times New Roman" w:cs="Times New Roman" w:eastAsia="Times New Roman" w:hAnsi="Times New Roman"/>
-          <w:sz w:val="24"/>
-          <w:szCs w:val="24"/>
-          <w:rtl/>
-        </w:rPr>
-        <w:t xml:space="preserve">يٓسٓ ۚ وَٱلۡقُرۡءَانِ ٱلۡحَكِيمِ (1)إِنَّكَ لَمِنَ ٱلۡمُرۡسَلِينَ (2)عَلَىٰ صِرَٰطٖ مُّسۡتَقِيمٖ (3)تَنزِيلَ ٱلۡعَزِيزِ ٱلرَّحِيمِ (4)لِتُنذِرَ قَوۡمٗا مَّآ أُنذِرَ ءَابَآؤُهُمۡ فَهُمۡ غَٰفِلُونَ (5)لَقَدۡ حَقَّ ٱلۡقَوۡلُ عَلَىٰٓ أَكۡثَرِهِمۡ فَهُمۡ لَا يُؤۡمِنُونَ (6)إِنَّا جَعَلۡنَا فِيٓ أَعۡنَٰقِهِمۡ أَغۡلَٰلٗا فَهِيَ إِلَى ٱلۡأَذۡقَانِ فَهُم مُّقۡمَحُونَ (7)وَجَعَلۡنَا مِنۢ بَيۡنِ أَيۡدِيهِمۡ سَدّٗا وَمِنۡ خَلۡفِهِمۡ سَدّٗا فَأَغۡشَيۡنَٰهُمۡ فَهُمۡ لَا يُبۡصِرُونَ (8) </w:t>
+        <w:t xml:space="preserve">عند إصابة المسلم بمصيبة: «إنا لله وإنا إليه راجعون، اللهم أجرني في مصيبتي وأخلف لي خيرًا منها»</w:t>
+      </w:r>
+    </w:p>
+    <w:p>
+      <w:pPr>
+        <w:bidi/>
+        <w:spacing w:after="120" w:before="320"/>
+        <w:jc w:val="right"/>
+      </w:pPr>
+      <w:r>
+        <w:rPr>
+          <w:rFonts w:ascii="Times New Roman" w:cs="Times New Roman" w:eastAsia="Times New Roman" w:hAnsi="Times New Roman"/>
+          <w:b/>
+          <w:bCs/>
+          <w:sz w:val="44"/>
+          <w:szCs w:val="44"/>
+          <w:rtl/>
+        </w:rPr>
+        <w:t xml:space="preserve">الدعاء الثاني</w:t>
+      </w:r>
+    </w:p>
+    <w:p>
+      <w:pPr>
+        <w:bidi/>
+        <w:spacing w:after="200" w:line="340"/>
+        <w:jc w:val="right"/>
+      </w:pPr>
+      <w:r>
+        <w:rPr>
+          <w:rFonts w:ascii="Times New Roman" w:cs="Times New Roman" w:eastAsia="Times New Roman" w:hAnsi="Times New Roman"/>
+          <w:sz w:val="24"/>
+          <w:szCs w:val="24"/>
+          <w:rtl/>
+        </w:rPr>
+        <w:t xml:space="preserve">تلقين المحتضر: «لقّنوا موتاكم لا إله إلا الله» — فمن كان آخر كلامه لا إله إلا الله دخل الجنة</w:t>
+      </w:r>
+    </w:p>
+    <w:p>
+      <w:pPr>
+        <w:bidi/>
+        <w:spacing w:after="120" w:before="320"/>
+        <w:jc w:val="right"/>
+      </w:pPr>
+      <w:r>
+        <w:rPr>
+          <w:rFonts w:ascii="Times New Roman" w:cs="Times New Roman" w:eastAsia="Times New Roman" w:hAnsi="Times New Roman"/>
+          <w:b/>
+          <w:bCs/>
+          <w:sz w:val="44"/>
+          <w:szCs w:val="44"/>
+          <w:rtl/>
+        </w:rPr>
+        <w:t xml:space="preserve">الدعاء الثالث</w:t>
+      </w:r>
+    </w:p>
+    <w:p>
+      <w:pPr>
+        <w:bidi/>
+        <w:spacing w:after="200" w:line="340"/>
+        <w:jc w:val="right"/>
+      </w:pPr>
+      <w:r>
+        <w:rPr>
+          <w:rFonts w:ascii="Times New Roman" w:cs="Times New Roman" w:eastAsia="Times New Roman" w:hAnsi="Times New Roman"/>
+          <w:sz w:val="24"/>
+          <w:szCs w:val="24"/>
+          <w:rtl/>
+        </w:rPr>
+        <w:t xml:space="preserve">عند إغماض عيني الميت: «اللهم اغفر لفلان، وارفع درجته في المهديين، واخلفه في عقبه في الغابرين، واغفر لنا وله يا رب العالمين، وافسح له في قبره ونوّر له فيه»</w:t>
+      </w:r>
+    </w:p>
+    <w:p>
+      <w:pPr>
+        <w:bidi/>
+        <w:spacing w:after="120" w:before="320"/>
+        <w:jc w:val="right"/>
+      </w:pPr>
+      <w:r>
+        <w:rPr>
+          <w:rFonts w:ascii="Times New Roman" w:cs="Times New Roman" w:eastAsia="Times New Roman" w:hAnsi="Times New Roman"/>
+          <w:b/>
+          <w:bCs/>
+          <w:sz w:val="44"/>
+          <w:szCs w:val="44"/>
+          <w:rtl/>
+        </w:rPr>
+        <w:t xml:space="preserve">الدعاء الرابع</w:t>
+      </w:r>
+    </w:p>
+    <w:p>
+      <w:pPr>
+        <w:bidi/>
+        <w:spacing w:after="200" w:line="340"/>
+        <w:jc w:val="right"/>
+      </w:pPr>
+      <w:r>
+        <w:rPr>
+          <w:rFonts w:ascii="Times New Roman" w:cs="Times New Roman" w:eastAsia="Times New Roman" w:hAnsi="Times New Roman"/>
+          <w:sz w:val="24"/>
+          <w:szCs w:val="24"/>
+          <w:rtl/>
+        </w:rPr>
+        <w:t xml:space="preserve">عند إدخال الميت القبر: «بسم الله، وبالله، وعلى ملة رسول الله»</w:t>
+      </w:r>
+    </w:p>
+    <w:p>
+      <w:pPr>
+        <w:bidi/>
+        <w:spacing w:after="120" w:before="320"/>
+        <w:jc w:val="right"/>
+      </w:pPr>
+      <w:r>
+        <w:rPr>
+          <w:rFonts w:ascii="Times New Roman" w:cs="Times New Roman" w:eastAsia="Times New Roman" w:hAnsi="Times New Roman"/>
+          <w:b/>
+          <w:bCs/>
+          <w:sz w:val="44"/>
+          <w:szCs w:val="44"/>
+          <w:rtl/>
+        </w:rPr>
+        <w:t xml:space="preserve">الدعاء الخامس</w:t>
+      </w:r>
+    </w:p>
+    <w:p>
+      <w:pPr>
+        <w:bidi/>
+        <w:spacing w:after="200" w:line="340"/>
+        <w:jc w:val="right"/>
+      </w:pPr>
+      <w:r>
+        <w:rPr>
+          <w:rFonts w:ascii="Times New Roman" w:cs="Times New Roman" w:eastAsia="Times New Roman" w:hAnsi="Times New Roman"/>
+          <w:sz w:val="24"/>
+          <w:szCs w:val="24"/>
+          <w:rtl/>
+        </w:rPr>
+        <w:t xml:space="preserve">ما يُقال بعد الدفن: «استغفروا لأخيكم، وسلوا له التثبيت، فإنه الآن يُسأل»</w:t>
+      </w:r>
+    </w:p>
+    <w:p>
+      <w:pPr>
+        <w:bidi/>
+        <w:spacing w:after="120" w:before="320"/>
+        <w:jc w:val="right"/>
+      </w:pPr>
+      <w:r>
+        <w:rPr>
+          <w:rFonts w:ascii="Times New Roman" w:cs="Times New Roman" w:eastAsia="Times New Roman" w:hAnsi="Times New Roman"/>
+          <w:b/>
+          <w:bCs/>
+          <w:sz w:val="44"/>
+          <w:szCs w:val="44"/>
+          <w:rtl/>
+        </w:rPr>
+        <w:t xml:space="preserve">الدعاء السادس</w:t>
+      </w:r>
+    </w:p>
+    <w:p>
+      <w:pPr>
+        <w:bidi/>
+        <w:spacing w:after="200" w:line="340"/>
+        <w:jc w:val="right"/>
+      </w:pPr>
+      <w:r>
+        <w:rPr>
+          <w:rFonts w:ascii="Times New Roman" w:cs="Times New Roman" w:eastAsia="Times New Roman" w:hAnsi="Times New Roman"/>
+          <w:sz w:val="24"/>
+          <w:szCs w:val="24"/>
+          <w:rtl/>
+        </w:rPr>
+        <w:t xml:space="preserve">دعاء زيارة القبور: «السلام عليكم أهل الديار من المؤمنين والمسلمين، ويرحم الله المستقدمين منا والمستأخرين، وإنا إن شاء الله بكم للاحقون»</w:t>
+      </w:r>
+    </w:p>
+    <w:p>
+      <w:pPr>
+        <w:bidi/>
+        <w:spacing w:after="120" w:before="320"/>
+        <w:jc w:val="right"/>
+      </w:pPr>
+      <w:r>
+        <w:rPr>
+          <w:rFonts w:ascii="Times New Roman" w:cs="Times New Roman" w:eastAsia="Times New Roman" w:hAnsi="Times New Roman"/>
+          <w:b/>
+          <w:bCs/>
+          <w:sz w:val="44"/>
+          <w:szCs w:val="44"/>
+          <w:rtl/>
+        </w:rPr>
+        <w:t xml:space="preserve">الدعاء السابع</w:t>
+      </w:r>
+    </w:p>
+    <w:p>
+      <w:pPr>
+        <w:bidi/>
+        <w:spacing w:after="200" w:line="340"/>
+        <w:jc w:val="right"/>
+      </w:pPr>
+      <w:r>
+        <w:rPr>
+          <w:rFonts w:ascii="Times New Roman" w:cs="Times New Roman" w:eastAsia="Times New Roman" w:hAnsi="Times New Roman"/>
+          <w:sz w:val="24"/>
+          <w:szCs w:val="24"/>
+          <w:rtl/>
+        </w:rPr>
+        <w:t xml:space="preserve">دعاء التعزية: «إن لله ما أخذ، وله ما أعطى، وكل شيء عنده بأجل مسمى، فلتصبر ولتحتسب»</w:t>
+      </w:r>
+    </w:p>
+    <w:p>
+      <w:pPr>
+        <w:bidi/>
+        <w:spacing w:after="120" w:before="320"/>
+        <w:jc w:val="right"/>
+      </w:pPr>
+      <w:r>
+        <w:rPr>
+          <w:rFonts w:ascii="Times New Roman" w:cs="Times New Roman" w:eastAsia="Times New Roman" w:hAnsi="Times New Roman"/>
+          <w:b/>
+          <w:bCs/>
+          <w:sz w:val="44"/>
+          <w:szCs w:val="44"/>
+          <w:rtl/>
+        </w:rPr>
+        <w:t xml:space="preserve">الدعاء الثامن</w:t>
+      </w:r>
+    </w:p>
+    <w:p>
+      <w:pPr>
+        <w:bidi/>
+        <w:spacing w:after="200" w:line="340"/>
+        <w:jc w:val="right"/>
+      </w:pPr>
+      <w:r>
+        <w:rPr>
+          <w:rFonts w:ascii="Times New Roman" w:cs="Times New Roman" w:eastAsia="Times New Roman" w:hAnsi="Times New Roman"/>
+          <w:sz w:val="24"/>
+          <w:szCs w:val="24"/>
+          <w:rtl/>
+        </w:rPr>
+        <w:t xml:space="preserve">الدعاء الجامع للميت (نسخة شاملة تجمع صيغ متعددة متداولة): اللهم اغفر له وارحمه واعفُ عنه وأكرمه. اللهم وسّع مدخله، وأدخله الجنة، واغسله بالثلج والماء والبرد. اللهم يمّن كتابه، وهوّن حسابه، ولَيّن ترابه، وثبّت أقدامه، وألهمه حسن الجواب. اللهم طيّب ثراه، وأكرم مثواه، واجعل الجنة مستقره ومأواه. اللهم نوّر مرقده، وعطّر مشهده، وطيّب مضجعه. اللهم آنس وحشته، وارحم غربته، وقِه عذاب القبر وعذاب النار. اللهم نقّه من خطاياه كما يُنقى الثوب الأبيض من الدنس. اللهم افسح له في قبره، واجعله روضة من رياض الجنة، ولا تجعله حفرة من حفر النار. اللهم انقله من ضيق اللحود والقبور إلى سعة الدور والقصور، مع الذين أنعمت عليهم من الصديقين والصالحين والشهداء. اللهم اجعل له من فوقه ومن تحته ومن أمامه ومن خلفه وعن يمينه وعن يساره نورًا من نورك يا نور السماوات والأرض. اللهم أبدله دارًا خيرًا من داره، وأهلًا خيرًا من أهله، وزوجًا خيرًا من زوجه، وأسكنه فسيح جناتك في الدرجات العلى، آمين. اللهم إن كان قد أحسن فزد في إحسانه، وإن كان قد أساء فتجاوز عن إساءته. اللهم عامله بما أنت أهله، ولا تعامله بما هو أهله. اللهم اجزه عن الإحسان إحسانًا، وعن الإساءة عفوًا وغفرانًا. اللهم أدخله الجنة من غير مناقشة حساب ولا سابقة عذاب. اللهم أفسح له في قبره مد بصره، وأفرش قبره من فراش الجنة، وجافِ الأرض عن جنبيه. اللهم املأ قبره بالرضا والنور والفسحة والسرور. اللهم إنه في ذمتك وحبل جوارك، فقِه فتنة القبر وعذاب النار، وأنت أهل الوفاء والحق فاغفر له وارحمه إنك أنت الغفور الرحيم. اللهم إنه عبدك وابن عبدك، خرج من الدنيا وسعتها ومحبوبيه وأحبائه إلى ظلمة القبر وما هو لاقيه. اللهم إنه كان يشهد أنك لا إله إلا أنت وأن محمدًا عبدك ورسولك، وأنت أعلم به. اللهم ثبّته عند السؤال. اللهم إنا نتوسل بك إليك ونُقسم بك عليك أن ترحمه ولا تعذبه. اللهم إنه نزل بك وأنت خير مَنزول به، وأصبح فقيرًا إلى رحمتك وأنت غني عن عذابه. اللهم آته برحمتك ورضاك، وقِه فتنة القبر وعذابه، حتى تبعثه إلى جنتك يا أرحم الراحمين. اللهم انقله من مواطن الدود وضيق اللحود إلى جنات الخلود. اللهم احمه تحت الأرض، واستره يوم العرض، ولا تُخزه يوم يُبعثون، </w:t>
       </w:r>
       <w:r>
         <w:rPr>
@@ -19586,16 +19518,16 @@
           <w:szCs w:val="24"/>
           <w:rtl/>
         </w:rPr>
-        <w:t xml:space="preserve">(تُردد هذه الآية مرة واحدة) ثم تُدعى: «اللهم بيمن نوره وسره في خلقه وسره في الجسد، أخفِ عني أعين الناظرين وقلوب الحاسدين والباغين، واحفظني كما حفظت الروح في الجسد، وإنك على كل شيء قدير»</w:t>
-      </w:r>
-      <w:r>
-        <w:rPr>
-          <w:rFonts w:ascii="Times New Roman" w:cs="Times New Roman" w:eastAsia="Times New Roman" w:hAnsi="Times New Roman"/>
-          <w:sz w:val="24"/>
-          <w:szCs w:val="24"/>
-          <w:rtl/>
-        </w:rPr>
-        <w:t xml:space="preserve"> وَسَوَآءٌ عَلَيۡهِمۡ ءَأَنذَرۡتَهُمۡ أَمۡ لَمۡ تُنذِرۡهُمۡ لَا يُؤۡمِنُونَ (9) </w:t>
+        <w:t xml:space="preserve">﴿يَوْمَ لَا يَنفَعُ مَالٌ وَلَا بَنُونَ * إِلَّا مَنْ أَتَى اللَّهَ بِقَلْبٍ سَلِيمٍ﴾</w:t>
+      </w:r>
+      <w:r>
+        <w:rPr>
+          <w:rFonts w:ascii="Times New Roman" w:cs="Times New Roman" w:eastAsia="Times New Roman" w:hAnsi="Times New Roman"/>
+          <w:sz w:val="24"/>
+          <w:szCs w:val="24"/>
+          <w:rtl/>
+        </w:rPr>
+        <w:t xml:space="preserve">. اللهم يمّن كتابه، ويسّر حسابه، وثقّل بالحسنات ميزانه، وثبّت على الصراط أقدامه، وأسكنه في أعلى الجنات بجوار حبيبك ومصطفاك صلى الله عليه وسلم. اللهم آمنه من فزع يوم القيامة ومن هوله، واجعل نفسه آمنة مطمئنة، ولقّنه حجته. اللهم اجعله في بطن القبر مطمئنًا، وعند قيام الأشهاد آمنًا، وبجود رضوانك واثقًا، وإلى أعلى درجاتك سابقًا. اللهم اجعل عن يمينه نورًا وعن شماله نورًا، ومن أمامه نورًا ومن فوقه نورًا، حتى تبعثه آمنًا مطمئنًا في نور من نورك. اللهم انظر إليه نظرة رضا، فإن من تنظر إليه نظرة رضا لا تعذبه أبدًا. اللهم أسكنه فسيح الجنان، واغفر له يا رحمن، وارحم يا رحيم، وتجاوز عما تعلم يا عليم. اللهم اعفُ عنه فإنك القائل </w:t>
       </w:r>
       <w:r>
         <w:rPr>
@@ -19607,16 +19539,16 @@
           <w:szCs w:val="24"/>
           <w:rtl/>
         </w:rPr>
-        <w:t xml:space="preserve">(تُردد هذه الآية 3 مرات)</w:t>
-      </w:r>
-      <w:r>
-        <w:rPr>
-          <w:rFonts w:ascii="Times New Roman" w:cs="Times New Roman" w:eastAsia="Times New Roman" w:hAnsi="Times New Roman"/>
-          <w:sz w:val="24"/>
-          <w:szCs w:val="24"/>
-          <w:rtl/>
-        </w:rPr>
-        <w:t xml:space="preserve"> إِنَّمَا تُنذِرُ مَنِ ٱتَّبَعَ ٱلذِّكۡرَ وَخَشِيَ ٱلرَّحۡمَٰنَ بِٱلۡغَيۡبِۖ فَبَشِّرۡهُ بِمَغۡفِرَةٖ وَأَجۡرٖ كَرِيمٍ (11)إِنَّا نَحۡنُ نُحۡيِ ٱلۡمَوۡتَىٰ وَنَكۡتُبُ مَا قَدَّمُواْ وَءَاثَٰرَهُمۡۚ وَكُلَّ شَيۡءٍ أَحۡصَيۡنَٰهُ فِيٓ إِمَامٖ مُّبِينٖ (12)وَٱضۡرِبۡ لَهُم مَّثَلًا أَصۡحَٰبَ ٱلۡقَرۡيَةِ إِذۡ جَآءَهَا ٱلۡمُرۡسَلُونَ (13)إِذۡ أَرۡسَلۡنَآ إِلَيۡهِمُ ٱثۡنَيۡنِ فَكَذَّبُوهُمَا فَعَزَّزۡنَا بِثَالِثٖ فَقَالُوٓاْ إِنَّآ إِلَيۡكُم مُّرۡسَلُونَ (14)قَالُواْ مَآ أَنتُمۡ إِلَّا بَشَرٞ مِّثۡلُنَا وَمَآ أَنزَلَ ٱلرَّحۡمَٰنُ مِن شَيۡءٍ إِنۡ أَنتُمۡ إِلَّا تَكۡذِبُونَ (15)قَالُواْ رَبُّنَا يَعۡلَمُ إِنَّآ إِلَيۡكُمۡ لَمُرۡسَلُونَ (16)وَمَا عَلَيۡنَآ إِلَّا ٱلۡبَلَٰغُ ٱلۡمُبِينُ (17)قَالُوٓاْ إِنَّا تَطَيَّرۡنَا بِكُمۡۖ لَئِن لَّمۡ تَنتَهُواْ لَنَرۡجُمَنَّكُمۡ وَلَيَمَسَّنَّكُم مِّنَّا عَذَابٌ أَلِيمٞ (18)قَالُواْ طَـٰٓئِرُكُم مَّعَكُمۡ أَئِن ذُكِّرۡتُمۚ بَلۡ أَنتُمۡ قَوۡمٞ مُّسۡرِفُونَ (19)وَجَآءَ مِنۡ أَقۡصَا ٱلۡمَدِينَةِ رَجُلٞ يَسۡعَىٰ قَالَ يَٰقَوۡمِ ٱتَّبِعُواْ ٱلۡمُرۡسَلِينَ (20)ٱتَّبِعُواْ مَن لَّا يَسۡـَٔلُكُمۡ أَجۡرٗا وَهُم مُّهۡتَدُونَ (21)وَمَا لِيَ لَآ أَعۡبُدُ ٱلَّذِي فَطَرَنِي وَإِلَيۡهِ تُرۡجَعُونَ (22)ءَأَتَّخِذُ مِن دُونِهِۦٓ ءَالِهَةً إِن يُرِدۡنِ ٱلرَّحۡمَٰنُ بِضُرّٖ لَّا تُغۡنِ عَنِّي شَفَٰعَتُهُمۡ شَيۡـٔٗا وَلَا يُنقِذُونِ (23)إِنِّيٓ إِذٗا لَّفِي ضَلَٰلٖ مُّبِينٍ (24)إِنِّيٓ ءَامَنتُ بِرَبِّكُمۡ فَٱسۡمَعُونِ (25)قِيلَ ٱدۡخُلِ ٱلۡجَنَّةَۖ قَالَ يَٰلَيۡتَ قَوۡمِي يَعۡلَمُونَ (26) </w:t>
+        <w:t xml:space="preserve">﴿وَيَعْفُو عَن كَثِيرٍ﴾</w:t>
+      </w:r>
+      <w:r>
+        <w:rPr>
+          <w:rFonts w:ascii="Times New Roman" w:cs="Times New Roman" w:eastAsia="Times New Roman" w:hAnsi="Times New Roman"/>
+          <w:sz w:val="24"/>
+          <w:szCs w:val="24"/>
+          <w:rtl/>
+        </w:rPr>
+        <w:t xml:space="preserve">. اللهم إنه جاء بابك وأناخ بجنابك، فجُد عليه بعفوك وإكرامك وجود إحسانك. اللهم إن رحمتك وسعت كل شيء فارحمه رحمة تطمئن بها نفسه وتقر بها عينه. اللهم احشره مع المتقين إلى الرحمن وفدًا، ومع أصحاب اليمين، واجعل تحيته سلامًا من أصحاب اليمين. اللهم بشّره بقولك </w:t>
       </w:r>
       <w:r>
         <w:rPr>
@@ -19628,393 +19560,16 @@
           <w:szCs w:val="24"/>
           <w:rtl/>
         </w:rPr>
-        <w:t xml:space="preserve">(تُردد هذه الآية مرة واحدة) ثم تُدعى: «اللهم أكرمني بقضاء حاجتي» (ويُسمّي حاجته) «واكرمني بطاعتك يا ذا الجلال والإكرام»</w:t>
-      </w:r>
-      <w:r>
-        <w:rPr>
-          <w:rFonts w:ascii="Times New Roman" w:cs="Times New Roman" w:eastAsia="Times New Roman" w:hAnsi="Times New Roman"/>
-          <w:sz w:val="24"/>
-          <w:szCs w:val="24"/>
-          <w:rtl/>
-        </w:rPr>
-        <w:t xml:space="preserve"> بِمَا غَفَرَ لِي رَبِّي وَجَعَلَنِي مِنَ ٱلۡمُكۡرَمِينَ (27) </w:t>
-      </w:r>
-      <w:r>
-        <w:rPr>
-          <w:rFonts w:ascii="Times New Roman" w:cs="Times New Roman" w:eastAsia="Times New Roman" w:hAnsi="Times New Roman"/>
-          <w:b/>
-          <w:bCs/>
-          <w:color w:val="B23A2E"/>
-          <w:sz w:val="24"/>
-          <w:szCs w:val="24"/>
-          <w:rtl/>
-        </w:rPr>
-        <w:t xml:space="preserve">(تُردد هذه الآية 3 مرات)</w:t>
-      </w:r>
-      <w:r>
-        <w:rPr>
-          <w:rFonts w:ascii="Times New Roman" w:cs="Times New Roman" w:eastAsia="Times New Roman" w:hAnsi="Times New Roman"/>
-          <w:sz w:val="24"/>
-          <w:szCs w:val="24"/>
-          <w:rtl/>
-        </w:rPr>
-        <w:t xml:space="preserve"> وَمَآ أَنزَلۡنَا عَلَىٰ قَوۡمِهِۦ مِنۢ بَعۡدِهِۦ مِن جُندٖ مِّنَ ٱلسَّمَآءِ وَمَا كُنَّا مُنزِلِينَ (28)إِن كَانَتۡ إِلَّا صَيۡحَةٗ وَٰحِدَةٗ فَإِذَا هُمۡ خَٰمِدُونَ (29)يَٰحَسۡرَةً عَلَى ٱلۡعِبَادِۚ مَا يَأۡتِيهِم مِّن رَّسُولٍ إِلَّا كَانُواْ بِهِۦ يَسۡتَهۡزِءُونَ (30)أَلَمۡ يَرَوۡاْ كَمۡ أَهۡلَكۡنَا قَبۡلَهُم مِّنَ ٱلۡقُرُونِ أَنَّهُمۡ إِلَيۡهِمۡ لَا يَرۡجِعُونَ (31)وَإِن كُلّٞ لَّمَّا جَمِيعٞ لَّدَيۡنَا مُحۡضَرُونَ (32)وَءَايَةٞ لَّهُمُ ٱلۡأَرۡضُ ٱلۡمَيۡتَةُ أَحۡيَيۡنَٰهَا وَأَخۡرَجۡنَا مِنۡهَا حَبّٗا فَمِنۡهُ يَأۡكُلُونَ (33)وَجَعَلۡنَا فِيهَا جَنَّـٰتٖ مِّن نَّخِيلٖ وَأَعۡنَٰبٖ وَفَجَّرۡنَا فِيهَا مِنَ ٱلۡعُيُونِ (34)لِيَأۡكُلُواْ مِن ثَمَرِهِۦ وَمَا عَمِلَتۡهُ أَيۡدِيهِمۡۚ أَفَلَا يَشۡكُرُونَ (35)سُبۡحَٰنَ ٱلَّذِي خَلَقَ ٱلۡأَزۡوَٰجَ كُلَّهَا مِمَّا تُنۢبِتُ ٱلۡأَرۡضُ وَمِنۡ أَنفُسِهِمۡ وَمِمَّا لَا يَعۡلَمُونَ (36) وَءَايَةٞ لَّهُمُ ٱلَّيۡلُ نَسۡلَخُ مِنۡهُ ٱلنَّهَارَ فَإِذَا هُم مُّظۡلِمُونَ (37) </w:t>
-      </w:r>
-      <w:r>
-        <w:rPr>
-          <w:rFonts w:ascii="Times New Roman" w:cs="Times New Roman" w:eastAsia="Times New Roman" w:hAnsi="Times New Roman"/>
-          <w:b/>
-          <w:bCs/>
-          <w:color w:val="B23A2E"/>
-          <w:sz w:val="24"/>
-          <w:szCs w:val="24"/>
-          <w:rtl/>
-        </w:rPr>
-        <w:t xml:space="preserve">(تُردد هذه الآية 14 مرة) ثم تُدعى: «اللهم إني أسألك من فضلك الواسع وجودك السابغ أن تُغنيني عن جميع خلقك بالله» (تُردد هذه الآية 3 مرات)</w:t>
-      </w:r>
-      <w:r>
-        <w:rPr>
-          <w:rFonts w:ascii="Times New Roman" w:cs="Times New Roman" w:eastAsia="Times New Roman" w:hAnsi="Times New Roman"/>
-          <w:sz w:val="24"/>
-          <w:szCs w:val="24"/>
-          <w:rtl/>
-        </w:rPr>
-        <w:t xml:space="preserve"> وَٱلشَّمۡسُ تَجۡرِي لِمُسۡتَقَرّٖ لَّهَاۚ ذَٰلِكَ تَقۡدِيرُ ٱلۡعَزِيزِ ٱلۡعَلِيمِ (38)وَٱلۡقَمَرَ قَدَّرۡنَٰهُ مَنَازِلَ حَتَّىٰ عَادَ كَٱلۡعُرۡجُونِ ٱلۡقَدِيمِ (39)لَا ٱلشَّمۡسُ يَنۢبَغِي لَهَآ أَن تُدۡرِكَ ٱلۡقَمَرَ وَلَا ٱلَّيۡلُ سَابِقُ ٱلنَّهَارِۚ وَكُلّٞ فِي فَلَكٖ يَسۡبَحُونَ (40)وَءَايَةٞ لَّهُمۡ أَنَّا حَمَلۡنَا ذُرِّيَّتَهُمۡ فِي ٱلۡفُلۡكِ ٱلۡمَشۡحُونِ (41)وَخَلَقۡنَا لَهُم مِّن مِّثۡلِهِۦ مَا يَرۡكَبُونَ (42)وَإِن نَّشَأۡ نُغۡرِقۡهُمۡ فَلَا صَرِيخَ لَهُمۡ وَلَا هُمۡ يُنقَذُونَ (43)إِلَّا رَحۡمَةٗ مِّنَّا وَمَتَٰعًا إِلَىٰ حِينٖ (44)وَإِذَا قِيلَ لَهُمُ ٱتَّقُواْ مَا بَيۡنَ أَيۡدِيكُمۡ وَمَا خَلۡفَكُمۡ لَعَلَّكُمۡ تُرۡحَمُونَ (45)وَمَا تَأۡتِيهِم مِّنۡ ءَايَةٖ مِّنۡ ءَايَٰتِ رَبِّهِمۡ إِلَّا كَانُواْ عَنۡهَا مُعۡرِضِينَ (46)وَإِذَا قِيلَ لَهُمۡ أَنفِقُواْ مِمَّا رَزَقَكُمُ ٱللَّهُ قَالَ ٱلَّذِينَ كَفَرُواْ لِلَّذِينَ ءَامَنُوٓاْ أَنُطۡعِمُ مَن لَّوۡ يَشَآءُ ٱللَّهُ أَطۡعَمَهُۥٓ إِنۡ أَنتُمۡ إِلَّا فِي ضَلَٰلٖ مُّبِينٖ (47)وَيَقُولُونَ مَتَىٰ هَٰذَا ٱلۡوَعۡدُ إِن كُنتُمۡ صَٰدِقِينَ (48)مَا يَنظُرُونَ إِلَّا صَيۡحَةٗ وَٰحِدَةٗ تَأۡخُذُهُمۡ وَهُمۡ يَخِصِّمُونَ (49)فَلَا يَسۡتَطِيعُونَ تَوۡصِيَةٗ وَلَآ إِلَىٰٓ أَهۡلِهِمۡ يَرۡجِعُونَ (50)وَنُفِخَ فِي ٱلصُّورِ فَإِذَا هُم مِّنَ ٱلۡأَجۡدَاثِ إِلَىٰ رَبِّهِمۡ يَنسِلُونَ (51)قَالُواْ يَٰوَيۡلَنَا مَنۢ بَعَثَنَا مِن مَّرۡقَدِنَاۜۗ هَٰذَا مَا وَعَدَ ٱلرَّحۡمَٰنُ وَصَدَقَ ٱلۡمُرۡسَلُونَ (52)إِن كَانَتۡ إِلَّا صَيۡحَةٗ وَٰحِدَةٗ فَإِذَا هُمۡ جَمِيعٞ لَّدَيۡنَا مُحۡضَرُونَ (53)فَٱلۡيَوۡمَ لَا تُظۡلَمُ نَفۡسٞ شَيۡـٔٗا وَلَا تُجۡزَوۡنَ إِلَّا مَا كُنتُمۡ تَعۡمَلُونَ (54)إِنَّ أَصۡحَٰبَ ٱلۡجَنَّةِ ٱلۡيَوۡمَ فِي شُغُلٖ فَٰكِهُونَ (55)هُمۡ وَأَزۡوَٰجُهُمۡ فِي ظِلَٰلٍ عَلَى ٱلۡأَرَآئِكِ مُتَّكِـُٔونَ (56)لَهُمۡ فِيهَا فَٰكِهَةٞ وَلَهُم مَّا يَدَّعُونَ (57) سَلَٰمٞ قَوۡلٗا مِّن رَّبّٖ رَّحِيمٖ (58) </w:t>
-      </w:r>
-      <w:r>
-        <w:rPr>
-          <w:rFonts w:ascii="Times New Roman" w:cs="Times New Roman" w:eastAsia="Times New Roman" w:hAnsi="Times New Roman"/>
-          <w:b/>
-          <w:bCs/>
-          <w:color w:val="B23A2E"/>
-          <w:sz w:val="24"/>
-          <w:szCs w:val="24"/>
-          <w:rtl/>
-        </w:rPr>
-        <w:t xml:space="preserve">(تُردد هذه الآية 16 مرة) ثم تُدعى: «اللهم سلّمنا من آفات الدنيا وفتنها يا رب العالمين»</w:t>
-      </w:r>
-      <w:r>
-        <w:rPr>
-          <w:rFonts w:ascii="Times New Roman" w:cs="Times New Roman" w:eastAsia="Times New Roman" w:hAnsi="Times New Roman"/>
-          <w:sz w:val="24"/>
-          <w:szCs w:val="24"/>
-          <w:rtl/>
-        </w:rPr>
-        <w:t xml:space="preserve"> وَٱمۡتَٰزُواْ ٱلۡيَوۡمَ أَيُّهَا ٱلۡمُجۡرِمُونَ (59)أَلَمۡ أَعۡهَدۡ إِلَيۡكُمۡ يَٰبَنِيٓ ءَادَمَ أَن لَّا تَعۡبُدُواْ ٱلشَّيۡطَٰنَۖ إِنَّهُۥ لَكُمۡ عَدُوّٞ مُّبِينٞ (60)وَأَنِ ٱعۡبُدُونِيۚ هَٰذَا صِرَٰطٞ مُّسۡتَقِيمٞ (61)وَلَقَدۡ أَضَلَّ مِنكُمۡ جِبِلّٗا كَثِيرًاۖ أَفَلَمۡ تَكُونُواْ تَعۡقِلُونَ (62)هَٰذِهِۦ جَهَنَّمُ ٱلَّتِي كُنتُمۡ تُوعَدُونَ (63)ٱصۡلَوۡهَا ٱلۡيَوۡمَ بِمَا كُنتُمۡ تَكۡفُرُونَ (64)ٱلۡيَوۡمَ نَخۡتِمُ عَلَىٰٓ أَفۡوَٰهِهِمۡ وَتُكَلِّمُنَآ أَيۡدِيهِمۡ وَتَشۡهَدُ أَرۡجُلُهُم بِمَا كَانُواْ يَكۡسِبُونَ (65)وَلَوۡ نَشَآءُ لَطَمَسۡنَا عَلَىٰٓ أَعۡيُنِهِمۡ فَٱسۡتَبَقُواْ ٱلصِّرَٰطَ فَأَنَّىٰ يُبۡصِرُونَ (66)وَلَوۡ نَشَآءُ لَمَسَخۡنَٰهُمۡ عَلَىٰ مَكَانَتِهِمۡ فَمَا ٱسۡتَطَٰعُواْ مُضِيّٗا وَلَا يَرۡجِعُونَ (67)وَمَن نُّعَمِّرۡهُ نُنَكِّسۡهُ فِي ٱلۡخَلۡقِۚ أَفَلَا يَعۡقِلُونَ (68)وَمَا عَلَّمۡنَٰهُ ٱلشِّعۡرَ وَمَا يَنۢبَغِي لَهُۥٓۚ إِنۡ هُوَ إِلَّا ذِكۡرٞ وَقُرۡءَانٞ مُّبِينٞ (69)لِّيُنذِرَ مَن كَانَ حَيّٗا وَيَحِقَّ ٱلۡقَوۡلُ عَلَى ٱلۡكَٰفِرِينَ (70)أَوَلَمۡ يَرَوۡاْ أَنَّا خَلَقۡنَا لَهُم مِّمَّا عَمِلَتۡ أَيۡدِينَآ أَنۡعَٰمٗا فَهُمۡ لَهَا مَٰلِكُونَ (71)وَذَلَّلۡنَٰهَا لَهُمۡ فَمِنۡهَا رَكُوبُهُمۡ وَمِنۡهَا يَأۡكُلُونَ (72)وَلَهُمۡ فِيهَا مَنَٰفِعُ وَمَشَارِبُۚ أَفَلَا يَشۡكُرُونَ (73)وَٱتَّخَذُواْ مِن دُونِ ٱللَّهِ ءَالِهَةٗ لَّعَلَّهُمۡ يُنصَرُونَ (74)لَا يَسۡتَطِيعُونَ نَصۡرَهُمۡ وَهُمۡ لَهُمۡ جُندٞ مُّحۡضَرُونَ (75)فَلَا يَحۡزُنكَ قَوۡلُهُمۡۘ إِنَّا نَعۡلَمُ مَا يُسِرُّونَ وَمَا يُعۡلِنُونَ (76)أَوَلَمۡ يَرَ ٱلۡإِنسَٰنُ أَنَّا خَلَقۡنَٰهُ مِن نُّطۡفَةٖ فَإِذَا هُوَ خَصِيمٞ مُّبِينٞ (77)وَضَرَبَ لَنَا مَثَلٗا وَنَسِيَ خَلۡقَهُۥۖ قَالَ مَن يُحۡيِ ٱلۡعِظَٰمَ وَهِيَ رَمِيمٞ (78)قُلۡ يُحۡيِيهَا ٱلَّذِيٓ أَنشَأَهَآ أَوَّلَ مَرَّةٖۖ وَهُوَ بِكُلِّ خَلۡقٍ عَلِيمٌ (79)ٱلَّذِي جَعَلَ لَكُم مِّنَ ٱلشَّجَرِ ٱلۡأَخۡضَرِ نَارٗا فَإِذَآ أَنتُم مِّنۡهُ تُوقِدُونَ (80)أَوَلَيۡسَ ٱلَّذِي خَلَقَ ٱلسَّمَٰوَٰتِ وَٱلۡأَرۡضَ بِقَٰدِرٍ عَلَىٰٓ أَن يَخۡلُقَ مِثۡلَهُمۖ بَلَىٰ وَهُوَ ٱلۡخَلَّـٰقُ ٱلۡعَلِيمُ (81)إِنَّمَآ أَمۡرُهُۥٓ إِذَآ أَرَادَ شَيۡـًٔا أَن يَقُولَ لَهُۥ كُن فَيَكُونُ (82)فَسُبۡحَٰنَ ٱلَّذِي بِيَدِهِۦ مَلَكُوتُ كُلِّ شَيۡءٖ وَإِلَيۡهِ تُرۡجَعُونَ (83) </w:t>
-      </w:r>
-      <w:r>
-        <w:rPr>
-          <w:rFonts w:ascii="Times New Roman" w:cs="Times New Roman" w:eastAsia="Times New Roman" w:hAnsi="Times New Roman"/>
-          <w:b/>
-          <w:bCs/>
-          <w:color w:val="B23A2E"/>
-          <w:sz w:val="24"/>
-          <w:szCs w:val="24"/>
-          <w:rtl/>
-        </w:rPr>
-        <w:t xml:space="preserve">ثم يُختم بالدعاء الآتي: «سبحان المنفّس عن كل مهموم، سبحان العليم بما كان وما يكون، سبحان سبحان من إذا أراد شيئًا قال له كن فيكون، سبحان الذي بيده ملكوت كل شيء وإليه تُرجعون، يا صمد يا إلهي، يا صمد معتمدي، اقضِ حاجتي» (ويذكرها) «... بحق يس، ومن أنزلها، ومن نزلت عليه، ومن نزلت به»</w:t>
-      </w:r>
-    </w:p>
-    <w:p>
-      <w:pPr>
-        <w:bidi/>
-        <w:spacing w:after="120" w:before="320"/>
-        <w:jc w:val="right"/>
-      </w:pPr>
-      <w:r>
-        <w:rPr>
-          <w:rFonts w:ascii="Times New Roman" w:cs="Times New Roman" w:eastAsia="Times New Roman" w:hAnsi="Times New Roman"/>
-          <w:b/>
-          <w:bCs/>
-          <w:sz w:val="44"/>
-          <w:szCs w:val="44"/>
-          <w:rtl/>
-        </w:rPr>
-        <w:t xml:space="preserve">الدعاء الثاني</w:t>
-      </w:r>
-    </w:p>
-    <w:p>
-      <w:pPr>
-        <w:bidi/>
-        <w:spacing w:after="200" w:line="340"/>
-        <w:jc w:val="right"/>
-      </w:pPr>
-      <w:r>
-        <w:rPr>
-          <w:rFonts w:ascii="Times New Roman" w:cs="Times New Roman" w:eastAsia="Times New Roman" w:hAnsi="Times New Roman"/>
-          <w:sz w:val="24"/>
-          <w:szCs w:val="24"/>
-          <w:rtl/>
-        </w:rPr>
-        <w:t xml:space="preserve">عِدّية يس (صيغة أخرى):</w:t>
-      </w:r>
-    </w:p>
-    <w:p>
-      <w:pPr>
-        <w:bidi/>
-        <w:spacing w:after="200" w:line="340"/>
-        <w:jc w:val="right"/>
-      </w:pPr>
-      <w:r>
-        <w:rPr>
-          <w:rFonts w:ascii="Times New Roman" w:cs="Times New Roman" w:eastAsia="Times New Roman" w:hAnsi="Times New Roman"/>
-          <w:sz w:val="24"/>
-          <w:szCs w:val="24"/>
-          <w:rtl/>
-        </w:rPr>
-        <w:t xml:space="preserve">1. «يس ۚ وَالْقُرْآنِ الْحَكِيمِ» تُكرر</w:t>
-      </w:r>
-      <w:r>
-        <w:rPr>
-          <w:rFonts w:ascii="Times New Roman" w:cs="Times New Roman" w:eastAsia="Times New Roman" w:hAnsi="Times New Roman"/>
-          <w:b/>
-          <w:bCs/>
-          <w:color w:val="3B5BA5"/>
-          <w:sz w:val="24"/>
-          <w:szCs w:val="24"/>
-          <w:rtl/>
-        </w:rPr>
-        <w:t xml:space="preserve"> 7 مرات</w:t>
-      </w:r>
-      <w:r>
-        <w:rPr>
-          <w:rFonts w:ascii="Times New Roman" w:cs="Times New Roman" w:eastAsia="Times New Roman" w:hAnsi="Times New Roman"/>
-          <w:sz w:val="24"/>
-          <w:szCs w:val="24"/>
-          <w:rtl/>
-        </w:rPr>
-        <w:t xml:space="preserve">.</w:t>
-      </w:r>
-    </w:p>
-    <w:p>
-      <w:pPr>
-        <w:bidi/>
-        <w:spacing w:after="200" w:line="340"/>
-        <w:jc w:val="right"/>
-      </w:pPr>
-      <w:r>
-        <w:rPr>
-          <w:rFonts w:ascii="Times New Roman" w:cs="Times New Roman" w:eastAsia="Times New Roman" w:hAnsi="Times New Roman"/>
-          <w:sz w:val="24"/>
-          <w:szCs w:val="24"/>
-          <w:rtl/>
-        </w:rPr>
-        <w:t xml:space="preserve">2. نقرأ حتى نصل إلى قوله تعالى ﴿ذَٰلِكَ تَقْدِيرُ الْعَزِيزِ الْعَلِيمِ﴾، وتُكرر</w:t>
-      </w:r>
-      <w:r>
-        <w:rPr>
-          <w:rFonts w:ascii="Times New Roman" w:cs="Times New Roman" w:eastAsia="Times New Roman" w:hAnsi="Times New Roman"/>
-          <w:b/>
-          <w:bCs/>
-          <w:color w:val="3B5BA5"/>
-          <w:sz w:val="24"/>
-          <w:szCs w:val="24"/>
-          <w:rtl/>
-        </w:rPr>
-        <w:t xml:space="preserve"> 3 مرات</w:t>
-      </w:r>
-      <w:r>
-        <w:rPr>
-          <w:rFonts w:ascii="Times New Roman" w:cs="Times New Roman" w:eastAsia="Times New Roman" w:hAnsi="Times New Roman"/>
-          <w:sz w:val="24"/>
-          <w:szCs w:val="24"/>
-          <w:rtl/>
-        </w:rPr>
-        <w:t xml:space="preserve">، ثم نقول بعد كل مرة هذا الدعاء: «اللهم قدّر لنا الخير، وارزقنا من حيث لا ندري ولا نحتسب، يا خير الرازقين»</w:t>
-      </w:r>
-    </w:p>
-    <w:p>
-      <w:pPr>
-        <w:bidi/>
-        <w:spacing w:after="200" w:line="340"/>
-        <w:jc w:val="right"/>
-      </w:pPr>
-      <w:r>
-        <w:rPr>
-          <w:rFonts w:ascii="Times New Roman" w:cs="Times New Roman" w:eastAsia="Times New Roman" w:hAnsi="Times New Roman"/>
-          <w:sz w:val="24"/>
-          <w:szCs w:val="24"/>
-          <w:rtl/>
-        </w:rPr>
-        <w:t xml:space="preserve">3. ونكمل القراءة حتى نصل إلى قوله تعالى ﴿سَلَامٌ قَوْلًا مِّن رَّبٍّ رَّحِيمٍ﴾، تُقرأ</w:t>
-      </w:r>
-      <w:r>
-        <w:rPr>
-          <w:rFonts w:ascii="Times New Roman" w:cs="Times New Roman" w:eastAsia="Times New Roman" w:hAnsi="Times New Roman"/>
-          <w:b/>
-          <w:bCs/>
-          <w:color w:val="3B5BA5"/>
-          <w:sz w:val="24"/>
-          <w:szCs w:val="24"/>
-          <w:rtl/>
-        </w:rPr>
-        <w:t xml:space="preserve"> 7 مرات</w:t>
-      </w:r>
-      <w:r>
-        <w:rPr>
-          <w:rFonts w:ascii="Times New Roman" w:cs="Times New Roman" w:eastAsia="Times New Roman" w:hAnsi="Times New Roman"/>
-          <w:sz w:val="24"/>
-          <w:szCs w:val="24"/>
-          <w:rtl/>
-        </w:rPr>
-        <w:t xml:space="preserve">، وبعد كل مرة نقول هذا الدعاء: «اللهم سلّمنا من فتن الدنيا وعذاب الآخرة»</w:t>
-      </w:r>
-    </w:p>
-    <w:p>
-      <w:pPr>
-        <w:bidi/>
-        <w:spacing w:after="200" w:line="340"/>
-        <w:jc w:val="right"/>
-      </w:pPr>
-      <w:r>
-        <w:rPr>
-          <w:rFonts w:ascii="Times New Roman" w:cs="Times New Roman" w:eastAsia="Times New Roman" w:hAnsi="Times New Roman"/>
-          <w:sz w:val="24"/>
-          <w:szCs w:val="24"/>
-          <w:rtl/>
-        </w:rPr>
-        <w:t xml:space="preserve">4. ونكمل القراءة حتى نصل إلى قوله تعالى ﴿أَوَلَيْسَ الَّذِي خَلَقَ السَّمَاوَاتِ وَالْأَرْضَ بِقَادِرٍ عَلَىٰ أَن يَخْلُقَ مِثْلَهُم بَلَىٰ﴾، تُقال</w:t>
-      </w:r>
-      <w:r>
-        <w:rPr>
-          <w:rFonts w:ascii="Times New Roman" w:cs="Times New Roman" w:eastAsia="Times New Roman" w:hAnsi="Times New Roman"/>
-          <w:b/>
-          <w:bCs/>
-          <w:color w:val="3B5BA5"/>
-          <w:sz w:val="24"/>
-          <w:szCs w:val="24"/>
-          <w:rtl/>
-        </w:rPr>
-        <w:t xml:space="preserve"> 3 مرات</w:t>
-      </w:r>
-      <w:r>
-        <w:rPr>
-          <w:rFonts w:ascii="Times New Roman" w:cs="Times New Roman" w:eastAsia="Times New Roman" w:hAnsi="Times New Roman"/>
-          <w:sz w:val="24"/>
-          <w:szCs w:val="24"/>
-          <w:rtl/>
-        </w:rPr>
-        <w:t xml:space="preserve">، ثم يُقال بعد كل مرة هذا الدعاء: «والله قادر على أن يأتي بالفرج العظيم، ويفكّ كروبنا وكروب المكروبين، ويقضي حوائجنا وحوائج السائلين، ويقضي الدين عن المدينين»</w:t>
-      </w:r>
-    </w:p>
-    <w:p>
-      <w:pPr>
-        <w:bidi/>
-        <w:spacing w:after="200" w:line="340"/>
-        <w:jc w:val="right"/>
-      </w:pPr>
-      <w:r>
-        <w:rPr>
-          <w:rFonts w:ascii="Times New Roman" w:cs="Times New Roman" w:eastAsia="Times New Roman" w:hAnsi="Times New Roman"/>
-          <w:sz w:val="24"/>
-          <w:szCs w:val="24"/>
-          <w:rtl/>
-        </w:rPr>
-        <w:t xml:space="preserve">بعد الانتهاء من قراءة السورة كاملة، يُقال هذا الدعاء: «سبحان العالم لكل مكنون، والقاضي لكل الديون، سبحان من قوله كن فيكون، اللهم إني أسألك وأتوجه إليك بحبيبك سيدنا محمد صلى الله عليه وسلم أن تسخّر لي قلب من أحوجتني إليه، ومن بيده من البشر قضاء حاجتي، وأن تكفني اللهم شر من يقدر علي ولا أقدر عليه، يا من بيده ملكوت كل شيء أنت العالم به والقادر عليه، اللهم بحق نبيك سيدنا محمد صلى الله عليه وسلم الذي أنزلت عليه سورة يس أن تجعلني في كل أمر وشدة غالبًا يا رب غالبًا، وأن تمنّ علي بسرعة العطاء وتحقيق الرجاء، اللهم صلِّ وسلم وبارك على سيدنا محمد بقدر حبك فيه، وبجاهه فرّج عني ما أنا فيه، جئت أتوسل إليك بقدر النبي الكريم وبسر بسم الله الرحمن الرحيم، يس والقرآن الحكيم». وفي النهاية تُسمّى الشيء الذي تريده من الله، وتقول: «آخر دعوانا أن الحمد لله رب العالمين»</w:t>
-      </w:r>
-    </w:p>
-    <w:p>
-      <w:pPr>
-        <w:jc w:val="right"/>
-      </w:pPr>
-      <w:r>
-        <w:rPr>
-          <w:rFonts w:ascii="Times New Roman" w:hAnsi="Times New Roman" w:cs="Times New Roman" w:eastAsia="Times New Roman"/>
-          <w:b/>
-          <w:sz w:val="44"/>
-          <w:rtl/>
-        </w:rPr>
-        <w:t>الدعاء الثالث</w:t>
-      </w:r>
-    </w:p>
-    <w:p>
-      <w:pPr>
-        <w:jc w:val="right"/>
-      </w:pPr>
-      <w:r>
-        <w:rPr>
-          <w:rFonts w:ascii="Times New Roman" w:hAnsi="Times New Roman" w:cs="Times New Roman" w:eastAsia="Times New Roman"/>
-          <w:sz w:val="24"/>
-          <w:rtl/>
-        </w:rPr>
-        <w:t>ذكر بنفس قوة عِدّية يس:</w:t>
-      </w:r>
-    </w:p>
-    <w:p>
-      <w:pPr>
-        <w:jc w:val="right"/>
-      </w:pPr>
-      <w:r>
-        <w:rPr>
-          <w:rFonts w:ascii="Times New Roman" w:hAnsi="Times New Roman" w:cs="Times New Roman" w:eastAsia="Times New Roman"/>
-          <w:sz w:val="24"/>
-          <w:rtl/>
-        </w:rPr>
-        <w:t xml:space="preserve">«بسم الله الرحمن الرحيم» </w:t>
-      </w:r>
-      <w:r>
-        <w:rPr>
-          <w:rFonts w:ascii="Times New Roman" w:hAnsi="Times New Roman" w:cs="Times New Roman" w:eastAsia="Times New Roman"/>
-          <w:b/>
-          <w:color w:val="3B5BA5"/>
-          <w:sz w:val="24"/>
-          <w:rtl/>
-        </w:rPr>
-        <w:t>(19 مرة)</w:t>
-      </w:r>
-      <w:r>
-        <w:rPr>
-          <w:rFonts w:ascii="Times New Roman" w:hAnsi="Times New Roman" w:cs="Times New Roman" w:eastAsia="Times New Roman"/>
-          <w:sz w:val="24"/>
-          <w:rtl/>
-        </w:rPr>
-        <w:t xml:space="preserve">، «حسبنا الله ونعم الوكيل» </w:t>
-      </w:r>
-      <w:r>
-        <w:rPr>
-          <w:rFonts w:ascii="Times New Roman" w:hAnsi="Times New Roman" w:cs="Times New Roman" w:eastAsia="Times New Roman"/>
-          <w:b/>
-          <w:color w:val="3B5BA5"/>
-          <w:sz w:val="24"/>
-          <w:rtl/>
-        </w:rPr>
-        <w:t>(19 مرة)</w:t>
-      </w:r>
-      <w:r>
-        <w:rPr>
-          <w:rFonts w:ascii="Times New Roman" w:hAnsi="Times New Roman" w:cs="Times New Roman" w:eastAsia="Times New Roman"/>
-          <w:sz w:val="24"/>
-          <w:rtl/>
-        </w:rPr>
-        <w:t xml:space="preserve">، «اللهم صلِّ على محمد» </w:t>
-      </w:r>
-      <w:r>
-        <w:rPr>
-          <w:rFonts w:ascii="Times New Roman" w:hAnsi="Times New Roman" w:cs="Times New Roman" w:eastAsia="Times New Roman"/>
-          <w:b/>
-          <w:color w:val="3B5BA5"/>
-          <w:sz w:val="24"/>
-          <w:rtl/>
-        </w:rPr>
-        <w:t>(19 مرة)</w:t>
-      </w:r>
-      <w:r>
-        <w:rPr>
-          <w:rFonts w:ascii="Times New Roman" w:hAnsi="Times New Roman" w:cs="Times New Roman" w:eastAsia="Times New Roman"/>
-          <w:sz w:val="24"/>
-          <w:rtl/>
-        </w:rPr>
-        <w:t xml:space="preserve">، «اللهم عليك بمن ظلمني واعتدى علي» </w:t>
-      </w:r>
-      <w:r>
-        <w:rPr>
-          <w:rFonts w:ascii="Times New Roman" w:hAnsi="Times New Roman" w:cs="Times New Roman" w:eastAsia="Times New Roman"/>
-          <w:b/>
-          <w:color w:val="3B5BA5"/>
-          <w:sz w:val="24"/>
-          <w:rtl/>
-        </w:rPr>
-        <w:t>(19 مرة)</w:t>
+        <w:t xml:space="preserve">﴿كُلُوا وَاشْرَبُوا هَنِيئًا بِمَا أَسْلَفْتُمْ فِي الْأَيَّامِ الْخَالِيَةِ﴾</w:t>
+      </w:r>
+      <w:r>
+        <w:rPr>
+          <w:rFonts w:ascii="Times New Roman" w:cs="Times New Roman" w:eastAsia="Times New Roman" w:hAnsi="Times New Roman"/>
+          <w:sz w:val="24"/>
+          <w:szCs w:val="24"/>
+          <w:rtl/>
+        </w:rPr>
+        <w:t xml:space="preserve">. اللهم اجعله من الذين سعدوا في الجنة خالدين فيها ما دامت السماوات والأرض. اللهم شفّع فيه نبينا ومصطفاك، واحشره تحت لوائه، واسقه من يده الشريفة شربة هنيئة لا يظمأ بعدها أبدًا. اللهم إنه كان مصليًا لك فثبّته على الصراط يوم تزل الأقدام، وإن كان صائمًا فأدخله الجنة من باب الريان، وإن كان لكتابك تاليًا وسامعًا فشفّع فيه القرآن وارحمه من النيران، واجعله يرتقي في الجنة إلى آخر آية قرأها أو سمعها وآخر حرف تلاه. اللهم ارزقه بكل حرف من القرآن حلاوة، وبكل كلمة كرامة، وبكل آية سعادة، وبكل سورة سلامة، وبكل جزء جزاءً. اللهم اغفر لحيّنا وميتنا، وشاهدنا وغائبنا، وصغيرنا وكبيرنا، وذكرنا وأنثانا. اللهم من أحييته منا فأحيه على الإسلام، ومن توفيته منا فتوفه على الإيمان. اللهم لا تحرمنا أجره، ولا تُضلّنا بعده. اللهم انزل على أهله الصبر والسلوان، وأرضهم بقضائك، وثبّتهم على القول الثابت في الحياة الدنيا وفي الآخرة. اللهم صلِّ وسلم وبارك على سيدنا محمد وعلى آله وصحبه وسلم إلى يوم الدين.</w:t>
       </w:r>
     </w:p>
     <w:p>
@@ -20038,7 +19593,7 @@
           <w:szCs w:val="36"/>
           <w:rtl/>
         </w:rPr>
-        <w:t xml:space="preserve">24. صلاة الاثنتي عشرة ركعة</w:t>
+        <w:t>24. عِدّية يس</w:t>
       </w:r>
     </w:p>
     <w:p>
@@ -20072,49 +19627,23 @@
           <w:szCs w:val="24"/>
           <w:rtl/>
         </w:rPr>
-        <w:t xml:space="preserve">12 ركعة: تصلي ركعتين وتسلّم، ثم تُكرر، وفي آخر صلاة يُقال بعد التشهد: «لا إله إلا أنت يا حنان يا منان يا بديع السماوات والأرض يا ذا الجلال والإكرام، اللهم صلِّ على محمد وعلى آل محمد»، ثم تسجد وتقول: الفاتحة </w:t>
-      </w:r>
-      <w:r>
-        <w:rPr>
-          <w:rFonts w:ascii="Times New Roman" w:cs="Times New Roman" w:eastAsia="Times New Roman" w:hAnsi="Times New Roman"/>
-          <w:b/>
-          <w:bCs/>
-          <w:color w:val="3B5BA5"/>
-          <w:sz w:val="24"/>
-          <w:szCs w:val="24"/>
-          <w:rtl/>
-        </w:rPr>
-        <w:t xml:space="preserve">(7 مرات)</w:t>
-      </w:r>
-      <w:r>
-        <w:rPr>
-          <w:rFonts w:ascii="Times New Roman" w:cs="Times New Roman" w:eastAsia="Times New Roman" w:hAnsi="Times New Roman"/>
-          <w:sz w:val="24"/>
-          <w:szCs w:val="24"/>
-          <w:rtl/>
-        </w:rPr>
-        <w:t xml:space="preserve">، ثم آية الكرسي </w:t>
-      </w:r>
-      <w:r>
-        <w:rPr>
-          <w:rFonts w:ascii="Times New Roman" w:cs="Times New Roman" w:eastAsia="Times New Roman" w:hAnsi="Times New Roman"/>
-          <w:b/>
-          <w:bCs/>
-          <w:color w:val="3B5BA5"/>
-          <w:sz w:val="24"/>
-          <w:szCs w:val="24"/>
-          <w:rtl/>
-        </w:rPr>
-        <w:t xml:space="preserve">(7 مرات)</w:t>
-      </w:r>
-      <w:r>
-        <w:rPr>
-          <w:rFonts w:ascii="Times New Roman" w:cs="Times New Roman" w:eastAsia="Times New Roman" w:hAnsi="Times New Roman"/>
-          <w:sz w:val="24"/>
-          <w:szCs w:val="24"/>
-          <w:rtl/>
-        </w:rPr>
-        <w:t xml:space="preserve">: </w:t>
+        <w:t xml:space="preserve">عِدّية يس — قراءة سورة يس كاملة مع تكرار آيات وأدعية بينية في مواضع محددة، لقضاء الحاجة والحماية من الحسد والكفاية من الناس. المواضع الملوّنة بالأحمر هي التعليمات والأدعية التي تُقال أثناء القراءة (وليست من نص السورة):</w:t>
+      </w:r>
+    </w:p>
+    <w:p>
+      <w:pPr>
+        <w:bidi/>
+        <w:spacing w:after="200" w:line="340"/>
+        <w:jc w:val="right"/>
+      </w:pPr>
+      <w:r>
+        <w:rPr>
+          <w:rFonts w:ascii="Times New Roman" w:cs="Times New Roman" w:eastAsia="Times New Roman" w:hAnsi="Times New Roman"/>
+          <w:sz w:val="24"/>
+          <w:szCs w:val="24"/>
+          <w:rtl/>
+        </w:rPr>
+        <w:t xml:space="preserve">يٓسٓ ۚ وَٱلۡقُرۡءَانِ ٱلۡحَكِيمِ (1)إِنَّكَ لَمِنَ ٱلۡمُرۡسَلِينَ (2)عَلَىٰ صِرَٰطٖ مُّسۡتَقِيمٖ (3)تَنزِيلَ ٱلۡعَزِيزِ ٱلرَّحِيمِ (4)لِتُنذِرَ قَوۡمٗا مَّآ أُنذِرَ ءَابَآؤُهُمۡ فَهُمۡ غَٰفِلُونَ (5)لَقَدۡ حَقَّ ٱلۡقَوۡلُ عَلَىٰٓ أَكۡثَرِهِمۡ فَهُمۡ لَا يُؤۡمِنُونَ (6)إِنَّا جَعَلۡنَا فِيٓ أَعۡنَٰقِهِمۡ أَغۡلَٰلٗا فَهِيَ إِلَى ٱلۡأَذۡقَانِ فَهُم مُّقۡمَحُونَ (7)وَجَعَلۡنَا مِنۢ بَيۡنِ أَيۡدِيهِمۡ سَدّٗا وَمِنۡ خَلۡفِهِمۡ سَدّٗا فَأَغۡشَيۡنَٰهُمۡ فَهُمۡ لَا يُبۡصِرُونَ (8) </w:t>
       </w:r>
       <w:r>
         <w:rPr>
@@ -20126,37 +19655,435 @@
           <w:szCs w:val="24"/>
           <w:rtl/>
         </w:rPr>
-        <w:t xml:space="preserve">﴿اللَّهُ لَا إِلَٰهَ إِلَّا هُوَ الْحَيُّ الْقَيُّومُ لَا تَأْخُذُهُ سِنَةٌ وَلَا نَوْمٌ لَّهُ مَا فِي السَّمَاوَاتِ وَمَا فِي الْأَرْضِ مَن ذَا الَّذِي يَشْفَعُ عِندَهُ إِلَّا بِإِذْنِهِ يَعْلَمُ مَا بَيْنَ أَيْدِيهِمْ وَمَا خَلْفَهُمْ وَلَا يُحِيطُونَ بِشَيْءٍ مِّنْ عِلْمِهِ إِلَّا بِمَا شَاءَ وَسِعَ كُرْسِيُّهُ السَّمَاوَاتِ وَالْأَرْضَ وَلَا يَئُودُهُ حِفْظُهُمَا وَهُوَ الْعَلِيُّ الْعَظِيمُ﴾</w:t>
-      </w:r>
-      <w:r>
-        <w:rPr>
-          <w:rFonts w:ascii="Times New Roman" w:cs="Times New Roman" w:eastAsia="Times New Roman" w:hAnsi="Times New Roman"/>
-          <w:sz w:val="24"/>
-          <w:szCs w:val="24"/>
-          <w:rtl/>
-        </w:rPr>
-        <w:t xml:space="preserve">، ثم «لا إله إلا الله وحده لا شريك له، له الملك وله الحمد وهو على كل شيء قدير» </w:t>
-      </w:r>
-      <w:r>
-        <w:rPr>
-          <w:rFonts w:ascii="Times New Roman" w:cs="Times New Roman" w:eastAsia="Times New Roman" w:hAnsi="Times New Roman"/>
-          <w:b/>
-          <w:bCs/>
-          <w:color w:val="3B5BA5"/>
-          <w:sz w:val="24"/>
-          <w:szCs w:val="24"/>
-          <w:rtl/>
-        </w:rPr>
-        <w:t xml:space="preserve">(10 مرات)</w:t>
-      </w:r>
-      <w:r>
-        <w:rPr>
-          <w:rFonts w:ascii="Times New Roman" w:cs="Times New Roman" w:eastAsia="Times New Roman" w:hAnsi="Times New Roman"/>
-          <w:sz w:val="24"/>
-          <w:szCs w:val="24"/>
-          <w:rtl/>
-        </w:rPr>
-        <w:t xml:space="preserve">، ثم «اللهم إني أسألك بمعاقد العز من عرشك، ومنتهى الرحمة من كتابك، واسمك الأعظم، وجدك الأعلى، وكلماتك التامات» ثم الدعاء</w:t>
+        <w:t xml:space="preserve">(تُردد هذه الآية مرة واحدة) ثم تُدعى: «اللهم بيمن نوره وسره في خلقه وسره في الجسد، أخفِ عني أعين الناظرين وقلوب الحاسدين والباغين، واحفظني كما حفظت الروح في الجسد، وإنك على كل شيء قدير»</w:t>
+      </w:r>
+      <w:r>
+        <w:rPr>
+          <w:rFonts w:ascii="Times New Roman" w:cs="Times New Roman" w:eastAsia="Times New Roman" w:hAnsi="Times New Roman"/>
+          <w:sz w:val="24"/>
+          <w:szCs w:val="24"/>
+          <w:rtl/>
+        </w:rPr>
+        <w:t xml:space="preserve"> وَسَوَآءٌ عَلَيۡهِمۡ ءَأَنذَرۡتَهُمۡ أَمۡ لَمۡ تُنذِرۡهُمۡ لَا يُؤۡمِنُونَ (9) </w:t>
+      </w:r>
+      <w:r>
+        <w:rPr>
+          <w:rFonts w:ascii="Times New Roman" w:cs="Times New Roman" w:eastAsia="Times New Roman" w:hAnsi="Times New Roman"/>
+          <w:b/>
+          <w:bCs/>
+          <w:color w:val="B23A2E"/>
+          <w:sz w:val="24"/>
+          <w:szCs w:val="24"/>
+          <w:rtl/>
+        </w:rPr>
+        <w:t xml:space="preserve">(تُردد هذه الآية 3 مرات)</w:t>
+      </w:r>
+      <w:r>
+        <w:rPr>
+          <w:rFonts w:ascii="Times New Roman" w:cs="Times New Roman" w:eastAsia="Times New Roman" w:hAnsi="Times New Roman"/>
+          <w:sz w:val="24"/>
+          <w:szCs w:val="24"/>
+          <w:rtl/>
+        </w:rPr>
+        <w:t xml:space="preserve"> إِنَّمَا تُنذِرُ مَنِ ٱتَّبَعَ ٱلذِّكۡرَ وَخَشِيَ ٱلرَّحۡمَٰنَ بِٱلۡغَيۡبِۖ فَبَشِّرۡهُ بِمَغۡفِرَةٖ وَأَجۡرٖ كَرِيمٍ (11)إِنَّا نَحۡنُ نُحۡيِ ٱلۡمَوۡتَىٰ وَنَكۡتُبُ مَا قَدَّمُواْ وَءَاثَٰرَهُمۡۚ وَكُلَّ شَيۡءٍ أَحۡصَيۡنَٰهُ فِيٓ إِمَامٖ مُّبِينٖ (12)وَٱضۡرِبۡ لَهُم مَّثَلًا أَصۡحَٰبَ ٱلۡقَرۡيَةِ إِذۡ جَآءَهَا ٱلۡمُرۡسَلُونَ (13)إِذۡ أَرۡسَلۡنَآ إِلَيۡهِمُ ٱثۡنَيۡنِ فَكَذَّبُوهُمَا فَعَزَّزۡنَا بِثَالِثٖ فَقَالُوٓاْ إِنَّآ إِلَيۡكُم مُّرۡسَلُونَ (14)قَالُواْ مَآ أَنتُمۡ إِلَّا بَشَرٞ مِّثۡلُنَا وَمَآ أَنزَلَ ٱلرَّحۡمَٰنُ مِن شَيۡءٍ إِنۡ أَنتُمۡ إِلَّا تَكۡذِبُونَ (15)قَالُواْ رَبُّنَا يَعۡلَمُ إِنَّآ إِلَيۡكُمۡ لَمُرۡسَلُونَ (16)وَمَا عَلَيۡنَآ إِلَّا ٱلۡبَلَٰغُ ٱلۡمُبِينُ (17)قَالُوٓاْ إِنَّا تَطَيَّرۡنَا بِكُمۡۖ لَئِن لَّمۡ تَنتَهُواْ لَنَرۡجُمَنَّكُمۡ وَلَيَمَسَّنَّكُم مِّنَّا عَذَابٌ أَلِيمٞ (18)قَالُواْ طَـٰٓئِرُكُم مَّعَكُمۡ أَئِن ذُكِّرۡتُمۚ بَلۡ أَنتُمۡ قَوۡمٞ مُّسۡرِفُونَ (19)وَجَآءَ مِنۡ أَقۡصَا ٱلۡمَدِينَةِ رَجُلٞ يَسۡعَىٰ قَالَ يَٰقَوۡمِ ٱتَّبِعُواْ ٱلۡمُرۡسَلِينَ (20)ٱتَّبِعُواْ مَن لَّا يَسۡـَٔلُكُمۡ أَجۡرٗا وَهُم مُّهۡتَدُونَ (21)وَمَا لِيَ لَآ أَعۡبُدُ ٱلَّذِي فَطَرَنِي وَإِلَيۡهِ تُرۡجَعُونَ (22)ءَأَتَّخِذُ مِن دُونِهِۦٓ ءَالِهَةً إِن يُرِدۡنِ ٱلرَّحۡمَٰنُ بِضُرّٖ لَّا تُغۡنِ عَنِّي شَفَٰعَتُهُمۡ شَيۡـٔٗا وَلَا يُنقِذُونِ (23)إِنِّيٓ إِذٗا لَّفِي ضَلَٰلٖ مُّبِينٍ (24)إِنِّيٓ ءَامَنتُ بِرَبِّكُمۡ فَٱسۡمَعُونِ (25)قِيلَ ٱدۡخُلِ ٱلۡجَنَّةَۖ قَالَ يَٰلَيۡتَ قَوۡمِي يَعۡلَمُونَ (26) </w:t>
+      </w:r>
+      <w:r>
+        <w:rPr>
+          <w:rFonts w:ascii="Times New Roman" w:cs="Times New Roman" w:eastAsia="Times New Roman" w:hAnsi="Times New Roman"/>
+          <w:b/>
+          <w:bCs/>
+          <w:color w:val="B23A2E"/>
+          <w:sz w:val="24"/>
+          <w:szCs w:val="24"/>
+          <w:rtl/>
+        </w:rPr>
+        <w:t xml:space="preserve">(تُردد هذه الآية مرة واحدة) ثم تُدعى: «اللهم أكرمني بقضاء حاجتي» (ويُسمّي حاجته) «واكرمني بطاعتك يا ذا الجلال والإكرام»</w:t>
+      </w:r>
+      <w:r>
+        <w:rPr>
+          <w:rFonts w:ascii="Times New Roman" w:cs="Times New Roman" w:eastAsia="Times New Roman" w:hAnsi="Times New Roman"/>
+          <w:sz w:val="24"/>
+          <w:szCs w:val="24"/>
+          <w:rtl/>
+        </w:rPr>
+        <w:t xml:space="preserve"> بِمَا غَفَرَ لِي رَبِّي وَجَعَلَنِي مِنَ ٱلۡمُكۡرَمِينَ (27) </w:t>
+      </w:r>
+      <w:r>
+        <w:rPr>
+          <w:rFonts w:ascii="Times New Roman" w:cs="Times New Roman" w:eastAsia="Times New Roman" w:hAnsi="Times New Roman"/>
+          <w:b/>
+          <w:bCs/>
+          <w:color w:val="B23A2E"/>
+          <w:sz w:val="24"/>
+          <w:szCs w:val="24"/>
+          <w:rtl/>
+        </w:rPr>
+        <w:t xml:space="preserve">(تُردد هذه الآية 3 مرات)</w:t>
+      </w:r>
+      <w:r>
+        <w:rPr>
+          <w:rFonts w:ascii="Times New Roman" w:cs="Times New Roman" w:eastAsia="Times New Roman" w:hAnsi="Times New Roman"/>
+          <w:sz w:val="24"/>
+          <w:szCs w:val="24"/>
+          <w:rtl/>
+        </w:rPr>
+        <w:t xml:space="preserve"> وَمَآ أَنزَلۡنَا عَلَىٰ قَوۡمِهِۦ مِنۢ بَعۡدِهِۦ مِن جُندٖ مِّنَ ٱلسَّمَآءِ وَمَا كُنَّا مُنزِلِينَ (28)إِن كَانَتۡ إِلَّا صَيۡحَةٗ وَٰحِدَةٗ فَإِذَا هُمۡ خَٰمِدُونَ (29)يَٰحَسۡرَةً عَلَى ٱلۡعِبَادِۚ مَا يَأۡتِيهِم مِّن رَّسُولٍ إِلَّا كَانُواْ بِهِۦ يَسۡتَهۡزِءُونَ (30)أَلَمۡ يَرَوۡاْ كَمۡ أَهۡلَكۡنَا قَبۡلَهُم مِّنَ ٱلۡقُرُونِ أَنَّهُمۡ إِلَيۡهِمۡ لَا يَرۡجِعُونَ (31)وَإِن كُلّٞ لَّمَّا جَمِيعٞ لَّدَيۡنَا مُحۡضَرُونَ (32)وَءَايَةٞ لَّهُمُ ٱلۡأَرۡضُ ٱلۡمَيۡتَةُ أَحۡيَيۡنَٰهَا وَأَخۡرَجۡنَا مِنۡهَا حَبّٗا فَمِنۡهُ يَأۡكُلُونَ (33)وَجَعَلۡنَا فِيهَا جَنَّـٰتٖ مِّن نَّخِيلٖ وَأَعۡنَٰبٖ وَفَجَّرۡنَا فِيهَا مِنَ ٱلۡعُيُونِ (34)لِيَأۡكُلُواْ مِن ثَمَرِهِۦ وَمَا عَمِلَتۡهُ أَيۡدِيهِمۡۚ أَفَلَا يَشۡكُرُونَ (35)سُبۡحَٰنَ ٱلَّذِي خَلَقَ ٱلۡأَزۡوَٰجَ كُلَّهَا مِمَّا تُنۢبِتُ ٱلۡأَرۡضُ وَمِنۡ أَنفُسِهِمۡ وَمِمَّا لَا يَعۡلَمُونَ (36) وَءَايَةٞ لَّهُمُ ٱلَّيۡلُ نَسۡلَخُ مِنۡهُ ٱلنَّهَارَ فَإِذَا هُم مُّظۡلِمُونَ (37) </w:t>
+      </w:r>
+      <w:r>
+        <w:rPr>
+          <w:rFonts w:ascii="Times New Roman" w:cs="Times New Roman" w:eastAsia="Times New Roman" w:hAnsi="Times New Roman"/>
+          <w:b/>
+          <w:bCs/>
+          <w:color w:val="B23A2E"/>
+          <w:sz w:val="24"/>
+          <w:szCs w:val="24"/>
+          <w:rtl/>
+        </w:rPr>
+        <w:t xml:space="preserve">(تُردد هذه الآية 14 مرة) ثم تُدعى: «اللهم إني أسألك من فضلك الواسع وجودك السابغ أن تُغنيني عن جميع خلقك بالله» (تُردد هذه الآية 3 مرات)</w:t>
+      </w:r>
+      <w:r>
+        <w:rPr>
+          <w:rFonts w:ascii="Times New Roman" w:cs="Times New Roman" w:eastAsia="Times New Roman" w:hAnsi="Times New Roman"/>
+          <w:sz w:val="24"/>
+          <w:szCs w:val="24"/>
+          <w:rtl/>
+        </w:rPr>
+        <w:t xml:space="preserve"> وَٱلشَّمۡسُ تَجۡرِي لِمُسۡتَقَرّٖ لَّهَاۚ ذَٰلِكَ تَقۡدِيرُ ٱلۡعَزِيزِ ٱلۡعَلِيمِ (38)وَٱلۡقَمَرَ قَدَّرۡنَٰهُ مَنَازِلَ حَتَّىٰ عَادَ كَٱلۡعُرۡجُونِ ٱلۡقَدِيمِ (39)لَا ٱلشَّمۡسُ يَنۢبَغِي لَهَآ أَن تُدۡرِكَ ٱلۡقَمَرَ وَلَا ٱلَّيۡلُ سَابِقُ ٱلنَّهَارِۚ وَكُلّٞ فِي فَلَكٖ يَسۡبَحُونَ (40)وَءَايَةٞ لَّهُمۡ أَنَّا حَمَلۡنَا ذُرِّيَّتَهُمۡ فِي ٱلۡفُلۡكِ ٱلۡمَشۡحُونِ (41)وَخَلَقۡنَا لَهُم مِّن مِّثۡلِهِۦ مَا يَرۡكَبُونَ (42)وَإِن نَّشَأۡ نُغۡرِقۡهُمۡ فَلَا صَرِيخَ لَهُمۡ وَلَا هُمۡ يُنقَذُونَ (43)إِلَّا رَحۡمَةٗ مِّنَّا وَمَتَٰعًا إِلَىٰ حِينٖ (44)وَإِذَا قِيلَ لَهُمُ ٱتَّقُواْ مَا بَيۡنَ أَيۡدِيكُمۡ وَمَا خَلۡفَكُمۡ لَعَلَّكُمۡ تُرۡحَمُونَ (45)وَمَا تَأۡتِيهِم مِّنۡ ءَايَةٖ مِّنۡ ءَايَٰتِ رَبِّهِمۡ إِلَّا كَانُواْ عَنۡهَا مُعۡرِضِينَ (46)وَإِذَا قِيلَ لَهُمۡ أَنفِقُواْ مِمَّا رَزَقَكُمُ ٱللَّهُ قَالَ ٱلَّذِينَ كَفَرُواْ لِلَّذِينَ ءَامَنُوٓاْ أَنُطۡعِمُ مَن لَّوۡ يَشَآءُ ٱللَّهُ أَطۡعَمَهُۥٓ إِنۡ أَنتُمۡ إِلَّا فِي ضَلَٰلٖ مُّبِينٖ (47)وَيَقُولُونَ مَتَىٰ هَٰذَا ٱلۡوَعۡدُ إِن كُنتُمۡ صَٰدِقِينَ (48)مَا يَنظُرُونَ إِلَّا صَيۡحَةٗ وَٰحِدَةٗ تَأۡخُذُهُمۡ وَهُمۡ يَخِصِّمُونَ (49)فَلَا يَسۡتَطِيعُونَ تَوۡصِيَةٗ وَلَآ إِلَىٰٓ أَهۡلِهِمۡ يَرۡجِعُونَ (50)وَنُفِخَ فِي ٱلصُّورِ فَإِذَا هُم مِّنَ ٱلۡأَجۡدَاثِ إِلَىٰ رَبِّهِمۡ يَنسِلُونَ (51)قَالُواْ يَٰوَيۡلَنَا مَنۢ بَعَثَنَا مِن مَّرۡقَدِنَاۜۗ هَٰذَا مَا وَعَدَ ٱلرَّحۡمَٰنُ وَصَدَقَ ٱلۡمُرۡسَلُونَ (52)إِن كَانَتۡ إِلَّا صَيۡحَةٗ وَٰحِدَةٗ فَإِذَا هُمۡ جَمِيعٞ لَّدَيۡنَا مُحۡضَرُونَ (53)فَٱلۡيَوۡمَ لَا تُظۡلَمُ نَفۡسٞ شَيۡـٔٗا وَلَا تُجۡزَوۡنَ إِلَّا مَا كُنتُمۡ تَعۡمَلُونَ (54)إِنَّ أَصۡحَٰبَ ٱلۡجَنَّةِ ٱلۡيَوۡمَ فِي شُغُلٖ فَٰكِهُونَ (55)هُمۡ وَأَزۡوَٰجُهُمۡ فِي ظِلَٰلٍ عَلَى ٱلۡأَرَآئِكِ مُتَّكِـُٔونَ (56)لَهُمۡ فِيهَا فَٰكِهَةٞ وَلَهُم مَّا يَدَّعُونَ (57) سَلَٰمٞ قَوۡلٗا مِّن رَّبّٖ رَّحِيمٖ (58) </w:t>
+      </w:r>
+      <w:r>
+        <w:rPr>
+          <w:rFonts w:ascii="Times New Roman" w:cs="Times New Roman" w:eastAsia="Times New Roman" w:hAnsi="Times New Roman"/>
+          <w:b/>
+          <w:bCs/>
+          <w:color w:val="B23A2E"/>
+          <w:sz w:val="24"/>
+          <w:szCs w:val="24"/>
+          <w:rtl/>
+        </w:rPr>
+        <w:t xml:space="preserve">(تُردد هذه الآية 16 مرة) ثم تُدعى: «اللهم سلّمنا من آفات الدنيا وفتنها يا رب العالمين»</w:t>
+      </w:r>
+      <w:r>
+        <w:rPr>
+          <w:rFonts w:ascii="Times New Roman" w:cs="Times New Roman" w:eastAsia="Times New Roman" w:hAnsi="Times New Roman"/>
+          <w:sz w:val="24"/>
+          <w:szCs w:val="24"/>
+          <w:rtl/>
+        </w:rPr>
+        <w:t xml:space="preserve"> وَٱمۡتَٰزُواْ ٱلۡيَوۡمَ أَيُّهَا ٱلۡمُجۡرِمُونَ (59)أَلَمۡ أَعۡهَدۡ إِلَيۡكُمۡ يَٰبَنِيٓ ءَادَمَ أَن لَّا تَعۡبُدُواْ ٱلشَّيۡطَٰنَۖ إِنَّهُۥ لَكُمۡ عَدُوّٞ مُّبِينٞ (60)وَأَنِ ٱعۡبُدُونِيۚ هَٰذَا صِرَٰطٞ مُّسۡتَقِيمٞ (61)وَلَقَدۡ أَضَلَّ مِنكُمۡ جِبِلّٗا كَثِيرًاۖ أَفَلَمۡ تَكُونُواْ تَعۡقِلُونَ (62)هَٰذِهِۦ جَهَنَّمُ ٱلَّتِي كُنتُمۡ تُوعَدُونَ (63)ٱصۡلَوۡهَا ٱلۡيَوۡمَ بِمَا كُنتُمۡ تَكۡفُرُونَ (64)ٱلۡيَوۡمَ نَخۡتِمُ عَلَىٰٓ أَفۡوَٰهِهِمۡ وَتُكَلِّمُنَآ أَيۡدِيهِمۡ وَتَشۡهَدُ أَرۡجُلُهُم بِمَا كَانُواْ يَكۡسِبُونَ (65)وَلَوۡ نَشَآءُ لَطَمَسۡنَا عَلَىٰٓ أَعۡيُنِهِمۡ فَٱسۡتَبَقُواْ ٱلصِّرَٰطَ فَأَنَّىٰ يُبۡصِرُونَ (66)وَلَوۡ نَشَآءُ لَمَسَخۡنَٰهُمۡ عَلَىٰ مَكَانَتِهِمۡ فَمَا ٱسۡتَطَٰعُواْ مُضِيّٗا وَلَا يَرۡجِعُونَ (67)وَمَن نُّعَمِّرۡهُ نُنَكِّسۡهُ فِي ٱلۡخَلۡقِۚ أَفَلَا يَعۡقِلُونَ (68)وَمَا عَلَّمۡنَٰهُ ٱلشِّعۡرَ وَمَا يَنۢبَغِي لَهُۥٓۚ إِنۡ هُوَ إِلَّا ذِكۡرٞ وَقُرۡءَانٞ مُّبِينٞ (69)لِّيُنذِرَ مَن كَانَ حَيّٗا وَيَحِقَّ ٱلۡقَوۡلُ عَلَى ٱلۡكَٰفِرِينَ (70)أَوَلَمۡ يَرَوۡاْ أَنَّا خَلَقۡنَا لَهُم مِّمَّا عَمِلَتۡ أَيۡدِينَآ أَنۡعَٰمٗا فَهُمۡ لَهَا مَٰلِكُونَ (71)وَذَلَّلۡنَٰهَا لَهُمۡ فَمِنۡهَا رَكُوبُهُمۡ وَمِنۡهَا يَأۡكُلُونَ (72)وَلَهُمۡ فِيهَا مَنَٰفِعُ وَمَشَارِبُۚ أَفَلَا يَشۡكُرُونَ (73)وَٱتَّخَذُواْ مِن دُونِ ٱللَّهِ ءَالِهَةٗ لَّعَلَّهُمۡ يُنصَرُونَ (74)لَا يَسۡتَطِيعُونَ نَصۡرَهُمۡ وَهُمۡ لَهُمۡ جُندٞ مُّحۡضَرُونَ (75)فَلَا يَحۡزُنكَ قَوۡلُهُمۡۘ إِنَّا نَعۡلَمُ مَا يُسِرُّونَ وَمَا يُعۡلِنُونَ (76)أَوَلَمۡ يَرَ ٱلۡإِنسَٰنُ أَنَّا خَلَقۡنَٰهُ مِن نُّطۡفَةٖ فَإِذَا هُوَ خَصِيمٞ مُّبِينٞ (77)وَضَرَبَ لَنَا مَثَلٗا وَنَسِيَ خَلۡقَهُۥۖ قَالَ مَن يُحۡيِ ٱلۡعِظَٰمَ وَهِيَ رَمِيمٞ (78)قُلۡ يُحۡيِيهَا ٱلَّذِيٓ أَنشَأَهَآ أَوَّلَ مَرَّةٖۖ وَهُوَ بِكُلِّ خَلۡقٍ عَلِيمٌ (79)ٱلَّذِي جَعَلَ لَكُم مِّنَ ٱلشَّجَرِ ٱلۡأَخۡضَرِ نَارٗا فَإِذَآ أَنتُم مِّنۡهُ تُوقِدُونَ (80)أَوَلَيۡسَ ٱلَّذِي خَلَقَ ٱلسَّمَٰوَٰتِ وَٱلۡأَرۡضَ بِقَٰدِرٍ عَلَىٰٓ أَن يَخۡلُقَ مِثۡلَهُمۖ بَلَىٰ وَهُوَ ٱلۡخَلَّـٰقُ ٱلۡعَلِيمُ (81)إِنَّمَآ أَمۡرُهُۥٓ إِذَآ أَرَادَ شَيۡـًٔا أَن يَقُولَ لَهُۥ كُن فَيَكُونُ (82)فَسُبۡحَٰنَ ٱلَّذِي بِيَدِهِۦ مَلَكُوتُ كُلِّ شَيۡءٖ وَإِلَيۡهِ تُرۡجَعُونَ (83) </w:t>
+      </w:r>
+      <w:r>
+        <w:rPr>
+          <w:rFonts w:ascii="Times New Roman" w:cs="Times New Roman" w:eastAsia="Times New Roman" w:hAnsi="Times New Roman"/>
+          <w:b/>
+          <w:bCs/>
+          <w:color w:val="B23A2E"/>
+          <w:sz w:val="24"/>
+          <w:szCs w:val="24"/>
+          <w:rtl/>
+        </w:rPr>
+        <w:t xml:space="preserve">ثم يُختم بالدعاء الآتي: «سبحان المنفّس عن كل مهموم، سبحان العليم بما كان وما يكون، سبحان سبحان من إذا أراد شيئًا قال له كن فيكون، سبحان الذي بيده ملكوت كل شيء وإليه تُرجعون، يا صمد يا إلهي، يا صمد معتمدي، اقضِ حاجتي» (ويذكرها) «... بحق يس، ومن أنزلها، ومن نزلت عليه، ومن نزلت به»</w:t>
+      </w:r>
+    </w:p>
+    <w:p>
+      <w:pPr>
+        <w:bidi/>
+        <w:spacing w:after="120" w:before="320"/>
+        <w:jc w:val="right"/>
+      </w:pPr>
+      <w:r>
+        <w:rPr>
+          <w:rFonts w:ascii="Times New Roman" w:cs="Times New Roman" w:eastAsia="Times New Roman" w:hAnsi="Times New Roman"/>
+          <w:b/>
+          <w:bCs/>
+          <w:sz w:val="44"/>
+          <w:szCs w:val="44"/>
+          <w:rtl/>
+        </w:rPr>
+        <w:t xml:space="preserve">الدعاء الثاني</w:t>
+      </w:r>
+    </w:p>
+    <w:p>
+      <w:pPr>
+        <w:bidi/>
+        <w:spacing w:after="200" w:line="340"/>
+        <w:jc w:val="right"/>
+      </w:pPr>
+      <w:r>
+        <w:rPr>
+          <w:rFonts w:ascii="Times New Roman" w:cs="Times New Roman" w:eastAsia="Times New Roman" w:hAnsi="Times New Roman"/>
+          <w:sz w:val="24"/>
+          <w:szCs w:val="24"/>
+          <w:rtl/>
+        </w:rPr>
+        <w:t xml:space="preserve">عِدّية يس (صيغة أخرى):</w:t>
+      </w:r>
+    </w:p>
+    <w:p>
+      <w:pPr>
+        <w:bidi/>
+        <w:spacing w:after="200" w:line="340"/>
+        <w:jc w:val="right"/>
+      </w:pPr>
+      <w:r>
+        <w:rPr>
+          <w:rFonts w:ascii="Times New Roman" w:cs="Times New Roman" w:eastAsia="Times New Roman" w:hAnsi="Times New Roman"/>
+          <w:sz w:val="24"/>
+          <w:szCs w:val="24"/>
+          <w:rtl/>
+        </w:rPr>
+        <w:t xml:space="preserve">1. «يس ۚ وَالْقُرْآنِ الْحَكِيمِ» تُكرر</w:t>
+      </w:r>
+      <w:r>
+        <w:rPr>
+          <w:rFonts w:ascii="Times New Roman" w:cs="Times New Roman" w:eastAsia="Times New Roman" w:hAnsi="Times New Roman"/>
+          <w:b/>
+          <w:bCs/>
+          <w:color w:val="3B5BA5"/>
+          <w:sz w:val="24"/>
+          <w:szCs w:val="24"/>
+          <w:rtl/>
+        </w:rPr>
+        <w:t xml:space="preserve"> 7 مرات</w:t>
+      </w:r>
+      <w:r>
+        <w:rPr>
+          <w:rFonts w:ascii="Times New Roman" w:cs="Times New Roman" w:eastAsia="Times New Roman" w:hAnsi="Times New Roman"/>
+          <w:sz w:val="24"/>
+          <w:szCs w:val="24"/>
+          <w:rtl/>
+        </w:rPr>
+        <w:t xml:space="preserve">.</w:t>
+      </w:r>
+    </w:p>
+    <w:p>
+      <w:pPr>
+        <w:bidi/>
+        <w:spacing w:after="200" w:line="340"/>
+        <w:jc w:val="right"/>
+      </w:pPr>
+      <w:r>
+        <w:rPr>
+          <w:rFonts w:ascii="Times New Roman" w:cs="Times New Roman" w:eastAsia="Times New Roman" w:hAnsi="Times New Roman"/>
+          <w:sz w:val="24"/>
+          <w:szCs w:val="24"/>
+          <w:rtl/>
+        </w:rPr>
+        <w:t xml:space="preserve">2. نقرأ حتى نصل إلى قوله تعالى ﴿ذَٰلِكَ تَقْدِيرُ الْعَزِيزِ الْعَلِيمِ﴾، وتُكرر</w:t>
+      </w:r>
+      <w:r>
+        <w:rPr>
+          <w:rFonts w:ascii="Times New Roman" w:cs="Times New Roman" w:eastAsia="Times New Roman" w:hAnsi="Times New Roman"/>
+          <w:b/>
+          <w:bCs/>
+          <w:color w:val="3B5BA5"/>
+          <w:sz w:val="24"/>
+          <w:szCs w:val="24"/>
+          <w:rtl/>
+        </w:rPr>
+        <w:t xml:space="preserve"> 3 مرات</w:t>
+      </w:r>
+      <w:r>
+        <w:rPr>
+          <w:rFonts w:ascii="Times New Roman" w:cs="Times New Roman" w:eastAsia="Times New Roman" w:hAnsi="Times New Roman"/>
+          <w:sz w:val="24"/>
+          <w:szCs w:val="24"/>
+          <w:rtl/>
+        </w:rPr>
+        <w:t xml:space="preserve">، ثم نقول بعد كل مرة هذا الدعاء: «اللهم قدّر لنا الخير، وارزقنا من حيث لا ندري ولا نحتسب، يا خير الرازقين»</w:t>
+      </w:r>
+    </w:p>
+    <w:p>
+      <w:pPr>
+        <w:bidi/>
+        <w:spacing w:after="200" w:line="340"/>
+        <w:jc w:val="right"/>
+      </w:pPr>
+      <w:r>
+        <w:rPr>
+          <w:rFonts w:ascii="Times New Roman" w:cs="Times New Roman" w:eastAsia="Times New Roman" w:hAnsi="Times New Roman"/>
+          <w:sz w:val="24"/>
+          <w:szCs w:val="24"/>
+          <w:rtl/>
+        </w:rPr>
+        <w:t xml:space="preserve">3. ونكمل القراءة حتى نصل إلى قوله تعالى ﴿سَلَامٌ قَوْلًا مِّن رَّبٍّ رَّحِيمٍ﴾، تُقرأ</w:t>
+      </w:r>
+      <w:r>
+        <w:rPr>
+          <w:rFonts w:ascii="Times New Roman" w:cs="Times New Roman" w:eastAsia="Times New Roman" w:hAnsi="Times New Roman"/>
+          <w:b/>
+          <w:bCs/>
+          <w:color w:val="3B5BA5"/>
+          <w:sz w:val="24"/>
+          <w:szCs w:val="24"/>
+          <w:rtl/>
+        </w:rPr>
+        <w:t xml:space="preserve"> 7 مرات</w:t>
+      </w:r>
+      <w:r>
+        <w:rPr>
+          <w:rFonts w:ascii="Times New Roman" w:cs="Times New Roman" w:eastAsia="Times New Roman" w:hAnsi="Times New Roman"/>
+          <w:sz w:val="24"/>
+          <w:szCs w:val="24"/>
+          <w:rtl/>
+        </w:rPr>
+        <w:t xml:space="preserve">، وبعد كل مرة نقول هذا الدعاء: «اللهم سلّمنا من فتن الدنيا وعذاب الآخرة»</w:t>
+      </w:r>
+    </w:p>
+    <w:p>
+      <w:pPr>
+        <w:bidi/>
+        <w:spacing w:after="200" w:line="340"/>
+        <w:jc w:val="right"/>
+      </w:pPr>
+      <w:r>
+        <w:rPr>
+          <w:rFonts w:ascii="Times New Roman" w:cs="Times New Roman" w:eastAsia="Times New Roman" w:hAnsi="Times New Roman"/>
+          <w:sz w:val="24"/>
+          <w:szCs w:val="24"/>
+          <w:rtl/>
+        </w:rPr>
+        <w:t xml:space="preserve">4. ونكمل القراءة حتى نصل إلى قوله تعالى ﴿أَوَلَيْسَ الَّذِي خَلَقَ السَّمَاوَاتِ وَالْأَرْضَ بِقَادِرٍ عَلَىٰ أَن يَخْلُقَ مِثْلَهُم بَلَىٰ﴾، تُقال</w:t>
+      </w:r>
+      <w:r>
+        <w:rPr>
+          <w:rFonts w:ascii="Times New Roman" w:cs="Times New Roman" w:eastAsia="Times New Roman" w:hAnsi="Times New Roman"/>
+          <w:b/>
+          <w:bCs/>
+          <w:color w:val="3B5BA5"/>
+          <w:sz w:val="24"/>
+          <w:szCs w:val="24"/>
+          <w:rtl/>
+        </w:rPr>
+        <w:t xml:space="preserve"> 3 مرات</w:t>
+      </w:r>
+      <w:r>
+        <w:rPr>
+          <w:rFonts w:ascii="Times New Roman" w:cs="Times New Roman" w:eastAsia="Times New Roman" w:hAnsi="Times New Roman"/>
+          <w:sz w:val="24"/>
+          <w:szCs w:val="24"/>
+          <w:rtl/>
+        </w:rPr>
+        <w:t xml:space="preserve">، ثم يُقال بعد كل مرة هذا الدعاء: «والله قادر على أن يأتي بالفرج العظيم، ويفكّ كروبنا وكروب المكروبين، ويقضي حوائجنا وحوائج السائلين، ويقضي الدين عن المدينين»</w:t>
+      </w:r>
+    </w:p>
+    <w:p>
+      <w:pPr>
+        <w:bidi/>
+        <w:spacing w:after="200" w:line="340"/>
+        <w:jc w:val="right"/>
+      </w:pPr>
+      <w:r>
+        <w:rPr>
+          <w:rFonts w:ascii="Times New Roman" w:cs="Times New Roman" w:eastAsia="Times New Roman" w:hAnsi="Times New Roman"/>
+          <w:sz w:val="24"/>
+          <w:szCs w:val="24"/>
+          <w:rtl/>
+        </w:rPr>
+        <w:t xml:space="preserve">بعد الانتهاء من قراءة السورة كاملة، يُقال هذا الدعاء: «سبحان العالم لكل مكنون، والقاضي لكل الديون، سبحان من قوله كن فيكون، اللهم إني أسألك وأتوجه إليك بحبيبك سيدنا محمد صلى الله عليه وسلم أن تسخّر لي قلب من أحوجتني إليه، ومن بيده من البشر قضاء حاجتي، وأن تكفني اللهم شر من يقدر علي ولا أقدر عليه، يا من بيده ملكوت كل شيء أنت العالم به والقادر عليه، اللهم بحق نبيك سيدنا محمد صلى الله عليه وسلم الذي أنزلت عليه سورة يس أن تجعلني في كل أمر وشدة غالبًا يا رب غالبًا، وأن تمنّ علي بسرعة العطاء وتحقيق الرجاء، اللهم صلِّ وسلم وبارك على سيدنا محمد بقدر حبك فيه، وبجاهه فرّج عني ما أنا فيه، جئت أتوسل إليك بقدر النبي الكريم وبسر بسم الله الرحمن الرحيم، يس والقرآن الحكيم». وفي النهاية تُسمّى الشيء الذي تريده من الله، وتقول: «آخر دعوانا أن الحمد لله رب العالمين»</w:t>
+      </w:r>
+    </w:p>
+    <w:p>
+      <w:pPr>
+        <w:jc w:val="right"/>
+      </w:pPr>
+      <w:r>
+        <w:rPr>
+          <w:rFonts w:ascii="Times New Roman" w:hAnsi="Times New Roman" w:cs="Times New Roman" w:eastAsia="Times New Roman"/>
+          <w:b/>
+          <w:sz w:val="44"/>
+          <w:rtl/>
+        </w:rPr>
+        <w:t>الدعاء الثالث</w:t>
+      </w:r>
+    </w:p>
+    <w:p>
+      <w:pPr>
+        <w:jc w:val="right"/>
+      </w:pPr>
+      <w:r>
+        <w:rPr>
+          <w:rFonts w:ascii="Times New Roman" w:hAnsi="Times New Roman" w:cs="Times New Roman" w:eastAsia="Times New Roman"/>
+          <w:sz w:val="24"/>
+          <w:rtl/>
+        </w:rPr>
+        <w:t>ذكر بنفس قوة عِدّية يس:</w:t>
+      </w:r>
+    </w:p>
+    <w:p>
+      <w:pPr>
+        <w:jc w:val="right"/>
+      </w:pPr>
+      <w:r>
+        <w:rPr>
+          <w:rFonts w:ascii="Times New Roman" w:hAnsi="Times New Roman" w:cs="Times New Roman" w:eastAsia="Times New Roman"/>
+          <w:sz w:val="24"/>
+          <w:rtl/>
+        </w:rPr>
+        <w:t xml:space="preserve">«بسم الله الرحمن الرحيم» </w:t>
+      </w:r>
+      <w:r>
+        <w:rPr>
+          <w:rFonts w:ascii="Times New Roman" w:hAnsi="Times New Roman" w:cs="Times New Roman" w:eastAsia="Times New Roman"/>
+          <w:b/>
+          <w:color w:val="3B5BA5"/>
+          <w:sz w:val="24"/>
+          <w:rtl/>
+        </w:rPr>
+        <w:t>(19 مرة)</w:t>
+      </w:r>
+      <w:r>
+        <w:rPr>
+          <w:rFonts w:ascii="Times New Roman" w:hAnsi="Times New Roman" w:cs="Times New Roman" w:eastAsia="Times New Roman"/>
+          <w:sz w:val="24"/>
+          <w:rtl/>
+        </w:rPr>
+        <w:t xml:space="preserve">، «حسبنا الله ونعم الوكيل» </w:t>
+      </w:r>
+      <w:r>
+        <w:rPr>
+          <w:rFonts w:ascii="Times New Roman" w:hAnsi="Times New Roman" w:cs="Times New Roman" w:eastAsia="Times New Roman"/>
+          <w:b/>
+          <w:color w:val="3B5BA5"/>
+          <w:sz w:val="24"/>
+          <w:rtl/>
+        </w:rPr>
+        <w:t>(19 مرة)</w:t>
+      </w:r>
+      <w:r>
+        <w:rPr>
+          <w:rFonts w:ascii="Times New Roman" w:hAnsi="Times New Roman" w:cs="Times New Roman" w:eastAsia="Times New Roman"/>
+          <w:sz w:val="24"/>
+          <w:rtl/>
+        </w:rPr>
+        <w:t xml:space="preserve">، «اللهم صلِّ على محمد» </w:t>
+      </w:r>
+      <w:r>
+        <w:rPr>
+          <w:rFonts w:ascii="Times New Roman" w:hAnsi="Times New Roman" w:cs="Times New Roman" w:eastAsia="Times New Roman"/>
+          <w:b/>
+          <w:color w:val="3B5BA5"/>
+          <w:sz w:val="24"/>
+          <w:rtl/>
+        </w:rPr>
+        <w:t>(19 مرة)</w:t>
+      </w:r>
+      <w:r>
+        <w:rPr>
+          <w:rFonts w:ascii="Times New Roman" w:hAnsi="Times New Roman" w:cs="Times New Roman" w:eastAsia="Times New Roman"/>
+          <w:sz w:val="24"/>
+          <w:rtl/>
+        </w:rPr>
+        <w:t xml:space="preserve">، «اللهم عليك بمن ظلمني واعتدى علي» </w:t>
+      </w:r>
+      <w:r>
+        <w:rPr>
+          <w:rFonts w:ascii="Times New Roman" w:hAnsi="Times New Roman" w:cs="Times New Roman" w:eastAsia="Times New Roman"/>
+          <w:b/>
+          <w:color w:val="3B5BA5"/>
+          <w:sz w:val="24"/>
+          <w:rtl/>
+        </w:rPr>
+        <w:t>(19 مرة)</w:t>
       </w:r>
     </w:p>
     <w:p>
@@ -20180,7 +20107,149 @@
           <w:szCs w:val="36"/>
           <w:rtl/>
         </w:rPr>
-        <w:t xml:space="preserve">25. أدعية وأذكار يوم الجمعة</w:t>
+        <w:t>25. صلاة الاثنتي عشرة ركعة</w:t>
+      </w:r>
+    </w:p>
+    <w:p>
+      <w:pPr>
+        <w:bidi/>
+        <w:spacing w:after="120" w:before="320"/>
+        <w:jc w:val="right"/>
+      </w:pPr>
+      <w:r>
+        <w:rPr>
+          <w:rFonts w:ascii="Times New Roman" w:cs="Times New Roman" w:eastAsia="Times New Roman" w:hAnsi="Times New Roman"/>
+          <w:b/>
+          <w:bCs/>
+          <w:sz w:val="44"/>
+          <w:szCs w:val="44"/>
+          <w:rtl/>
+        </w:rPr>
+        <w:t xml:space="preserve">الدعاء الأول</w:t>
+      </w:r>
+    </w:p>
+    <w:p>
+      <w:pPr>
+        <w:bidi/>
+        <w:spacing w:after="200" w:line="340"/>
+        <w:jc w:val="right"/>
+      </w:pPr>
+      <w:r>
+        <w:rPr>
+          <w:rFonts w:ascii="Times New Roman" w:cs="Times New Roman" w:eastAsia="Times New Roman" w:hAnsi="Times New Roman"/>
+          <w:sz w:val="24"/>
+          <w:szCs w:val="24"/>
+          <w:rtl/>
+        </w:rPr>
+        <w:t xml:space="preserve">12 ركعة: تصلي ركعتين وتسلّم، ثم تُكرر، وفي آخر صلاة يُقال بعد التشهد: «لا إله إلا أنت يا حنان يا منان يا بديع السماوات والأرض يا ذا الجلال والإكرام، اللهم صلِّ على محمد وعلى آل محمد»، ثم تسجد وتقول: الفاتحة </w:t>
+      </w:r>
+      <w:r>
+        <w:rPr>
+          <w:rFonts w:ascii="Times New Roman" w:cs="Times New Roman" w:eastAsia="Times New Roman" w:hAnsi="Times New Roman"/>
+          <w:b/>
+          <w:bCs/>
+          <w:color w:val="3B5BA5"/>
+          <w:sz w:val="24"/>
+          <w:szCs w:val="24"/>
+          <w:rtl/>
+        </w:rPr>
+        <w:t xml:space="preserve">(7 مرات)</w:t>
+      </w:r>
+      <w:r>
+        <w:rPr>
+          <w:rFonts w:ascii="Times New Roman" w:cs="Times New Roman" w:eastAsia="Times New Roman" w:hAnsi="Times New Roman"/>
+          <w:sz w:val="24"/>
+          <w:szCs w:val="24"/>
+          <w:rtl/>
+        </w:rPr>
+        <w:t xml:space="preserve">، ثم آية الكرسي </w:t>
+      </w:r>
+      <w:r>
+        <w:rPr>
+          <w:rFonts w:ascii="Times New Roman" w:cs="Times New Roman" w:eastAsia="Times New Roman" w:hAnsi="Times New Roman"/>
+          <w:b/>
+          <w:bCs/>
+          <w:color w:val="3B5BA5"/>
+          <w:sz w:val="24"/>
+          <w:szCs w:val="24"/>
+          <w:rtl/>
+        </w:rPr>
+        <w:t xml:space="preserve">(7 مرات)</w:t>
+      </w:r>
+      <w:r>
+        <w:rPr>
+          <w:rFonts w:ascii="Times New Roman" w:cs="Times New Roman" w:eastAsia="Times New Roman" w:hAnsi="Times New Roman"/>
+          <w:sz w:val="24"/>
+          <w:szCs w:val="24"/>
+          <w:rtl/>
+        </w:rPr>
+        <w:t xml:space="preserve">: </w:t>
+      </w:r>
+      <w:r>
+        <w:rPr>
+          <w:rFonts w:ascii="Times New Roman" w:cs="Times New Roman" w:eastAsia="Times New Roman" w:hAnsi="Times New Roman"/>
+          <w:b/>
+          <w:bCs/>
+          <w:color w:val="B23A2E"/>
+          <w:sz w:val="24"/>
+          <w:szCs w:val="24"/>
+          <w:rtl/>
+        </w:rPr>
+        <w:t xml:space="preserve">﴿اللَّهُ لَا إِلَٰهَ إِلَّا هُوَ الْحَيُّ الْقَيُّومُ لَا تَأْخُذُهُ سِنَةٌ وَلَا نَوْمٌ لَّهُ مَا فِي السَّمَاوَاتِ وَمَا فِي الْأَرْضِ مَن ذَا الَّذِي يَشْفَعُ عِندَهُ إِلَّا بِإِذْنِهِ يَعْلَمُ مَا بَيْنَ أَيْدِيهِمْ وَمَا خَلْفَهُمْ وَلَا يُحِيطُونَ بِشَيْءٍ مِّنْ عِلْمِهِ إِلَّا بِمَا شَاءَ وَسِعَ كُرْسِيُّهُ السَّمَاوَاتِ وَالْأَرْضَ وَلَا يَئُودُهُ حِفْظُهُمَا وَهُوَ الْعَلِيُّ الْعَظِيمُ﴾</w:t>
+      </w:r>
+      <w:r>
+        <w:rPr>
+          <w:rFonts w:ascii="Times New Roman" w:cs="Times New Roman" w:eastAsia="Times New Roman" w:hAnsi="Times New Roman"/>
+          <w:sz w:val="24"/>
+          <w:szCs w:val="24"/>
+          <w:rtl/>
+        </w:rPr>
+        <w:t xml:space="preserve">، ثم «لا إله إلا الله وحده لا شريك له، له الملك وله الحمد وهو على كل شيء قدير» </w:t>
+      </w:r>
+      <w:r>
+        <w:rPr>
+          <w:rFonts w:ascii="Times New Roman" w:cs="Times New Roman" w:eastAsia="Times New Roman" w:hAnsi="Times New Roman"/>
+          <w:b/>
+          <w:bCs/>
+          <w:color w:val="3B5BA5"/>
+          <w:sz w:val="24"/>
+          <w:szCs w:val="24"/>
+          <w:rtl/>
+        </w:rPr>
+        <w:t xml:space="preserve">(10 مرات)</w:t>
+      </w:r>
+      <w:r>
+        <w:rPr>
+          <w:rFonts w:ascii="Times New Roman" w:cs="Times New Roman" w:eastAsia="Times New Roman" w:hAnsi="Times New Roman"/>
+          <w:sz w:val="24"/>
+          <w:szCs w:val="24"/>
+          <w:rtl/>
+        </w:rPr>
+        <w:t xml:space="preserve">، ثم «اللهم إني أسألك بمعاقد العز من عرشك، ومنتهى الرحمة من كتابك، واسمك الأعظم، وجدك الأعلى، وكلماتك التامات» ثم الدعاء</w:t>
+      </w:r>
+    </w:p>
+    <w:p>
+      <w:pPr>
+        <w:pStyle w:val="Heading1"/>
+        <w:pageBreakBefore/>
+        <w:pBdr>
+          <w:bottom w:val="single" w:color="0F6657" w:sz="6" w:space="8"/>
+        </w:pBdr>
+        <w:bidi/>
+        <w:spacing w:after="300" w:before="200"/>
+        <w:jc w:val="center"/>
+      </w:pPr>
+      <w:r>
+        <w:rPr>
+          <w:rFonts w:ascii="Times New Roman" w:cs="Times New Roman" w:eastAsia="Times New Roman" w:hAnsi="Times New Roman"/>
+          <w:b/>
+          <w:bCs/>
+          <w:color w:val="0F6657"/>
+          <w:sz w:val="36"/>
+          <w:szCs w:val="36"/>
+          <w:rtl/>
+        </w:rPr>
+        <w:t>26. أدعية وأذكار يوم الجمعة</w:t>
       </w:r>
     </w:p>
     <w:p>

--- a/خزانة الأدعية.docx
+++ b/خزانة الأدعية.docx
@@ -16449,6 +16449,33 @@
     </w:p>
     <w:p>
       <w:pPr>
+        <w:jc w:val="right"/>
+      </w:pPr>
+      <w:r>
+        <w:rPr>
+          <w:rFonts w:ascii="Times New Roman" w:hAnsi="Times New Roman" w:cs="Times New Roman" w:eastAsia="Times New Roman"/>
+          <w:b/>
+          <w:sz w:val="44"/>
+          <w:rtl/>
+        </w:rPr>
+        <w:t>الدعاء الحادي عشر</w:t>
+      </w:r>
+    </w:p>
+    <w:p>
+      <w:pPr>
+        <w:jc w:val="right"/>
+      </w:pPr>
+      <w:r>
+        <w:rPr>
+          <w:rFonts w:ascii="Times New Roman" w:hAnsi="Times New Roman" w:cs="Times New Roman" w:eastAsia="Times New Roman"/>
+          <w:sz w:val="24"/>
+          <w:rtl/>
+        </w:rPr>
+        <w:t>دعاء لطلب العلم يجعل صاحبه نابغة، يُردد كل يوم: «اللهم زدني علمًا وفهمًا، يا كاشف الأسرار، يا عالم السر والخفيات، اكشف لي الحُجب عن وجوه العلوم والأسئلة حتى أطّلع على حقيقتها، واحفظني عن الخطأ أو الضلالة، وأنت الموفق لكل أمر وأنت علام الغيوب، اللهم ارزقني فهم النبيين، وحفظ المرسلين، وإلهام الملائكة المقربين، بجاه سيدنا محمد صلى الله عليه وسلم سيد الأولين والآخرين»</w:t>
+      </w:r>
+    </w:p>
+    <w:p>
+      <w:pPr>
         <w:pStyle w:val="Heading1"/>
         <w:pageBreakBefore/>
         <w:pBdr>
@@ -17326,7 +17353,7 @@
           <w:szCs w:val="36"/>
           <w:rtl/>
         </w:rPr>
-        <w:t>19. أدعية طلب العلم والفهم</w:t>
+        <w:t>19. دعاء ختم القرآن الكريم</w:t>
       </w:r>
     </w:p>
     <w:p>
@@ -17360,7 +17387,978 @@
           <w:szCs w:val="24"/>
           <w:rtl/>
         </w:rPr>
-        <w:t xml:space="preserve">دعاء لطلب العلم يجعل صاحبه نابغة، يُردد كل يوم: «اللهم زدني علمًا وفهمًا، يا كاشف الأسرار، يا عالم السر والخفيات، اكشف لي الحُجب عن وجوه العلوم والأسئلة حتى أطّلع على حقيقتها، واحفظني عن الخطأ أو الضلالة، وأنت الموفق لكل أمر وأنت علام الغيوب، اللهم ارزقني فهم النبيين، وحفظ المرسلين، وإلهام الملائكة المقربين، بجاه سيدنا محمد صلى الله عليه وسلم سيد الأولين والآخرين»</w:t>
+        <w:t xml:space="preserve">دعاء ختم القرآن الكريم - الشيخ عبدالرحمن الحذيفي:</w:t>
+      </w:r>
+    </w:p>
+    <w:p>
+      <w:pPr>
+        <w:bidi/>
+        <w:spacing w:after="200" w:line="340"/>
+        <w:jc w:val="right"/>
+      </w:pPr>
+      <w:r>
+        <w:rPr>
+          <w:rFonts w:ascii="Times New Roman" w:cs="Times New Roman" w:eastAsia="Times New Roman" w:hAnsi="Times New Roman"/>
+          <w:sz w:val="24"/>
+          <w:szCs w:val="24"/>
+          <w:rtl/>
+        </w:rPr>
+        <w:t xml:space="preserve">صدق الله العظيم الذي لا إله إلا هو، المتوحد في الجلال، بكمال الجمال، تعظيمًا وتكبيرًا، المتفرد بتصريف الأحوال والأمور على التفصيل والإجمال، تقديرًا وتدبيرًا، المتعالي بعظمته، </w:t>
+      </w:r>
+      <w:r>
+        <w:rPr>
+          <w:rFonts w:ascii="Times New Roman" w:cs="Times New Roman" w:eastAsia="Times New Roman" w:hAnsi="Times New Roman"/>
+          <w:b/>
+          <w:bCs/>
+          <w:color w:val="B23A2E"/>
+          <w:sz w:val="24"/>
+          <w:szCs w:val="24"/>
+          <w:rtl/>
+        </w:rPr>
+        <w:t xml:space="preserve">﴿الَّذِي نَزَّلَ الْفُرْقَانَ عَلَىٰ عَبْدِهِ لِيَكُونَ لِلْعَالَمِينَ نَذِيرًا﴾</w:t>
+      </w:r>
+      <w:r>
+        <w:rPr>
+          <w:rFonts w:ascii="Times New Roman" w:cs="Times New Roman" w:eastAsia="Times New Roman" w:hAnsi="Times New Roman"/>
+          <w:sz w:val="24"/>
+          <w:szCs w:val="24"/>
+          <w:rtl/>
+        </w:rPr>
+        <w:t xml:space="preserve"> [الفرقان: 1].</w:t>
+      </w:r>
+    </w:p>
+    <w:p>
+      <w:pPr>
+        <w:bidi/>
+        <w:spacing w:after="200" w:line="340"/>
+        <w:jc w:val="right"/>
+      </w:pPr>
+      <w:r>
+        <w:rPr>
+          <w:rFonts w:ascii="Times New Roman" w:cs="Times New Roman" w:eastAsia="Times New Roman" w:hAnsi="Times New Roman"/>
+          <w:sz w:val="24"/>
+          <w:szCs w:val="24"/>
+          <w:rtl/>
+        </w:rPr>
+        <w:t xml:space="preserve">صدق الله الرحمن الرحيم، صدق الحليم العظيم، وصدق رسوله الكريم، صدق من بعثه الله شاهدًا ومبشرًا ونذيرًا، </w:t>
+      </w:r>
+      <w:r>
+        <w:rPr>
+          <w:rFonts w:ascii="Times New Roman" w:cs="Times New Roman" w:eastAsia="Times New Roman" w:hAnsi="Times New Roman"/>
+          <w:b/>
+          <w:bCs/>
+          <w:color w:val="B23A2E"/>
+          <w:sz w:val="24"/>
+          <w:szCs w:val="24"/>
+          <w:rtl/>
+        </w:rPr>
+        <w:t xml:space="preserve">﴿وَدَاعِيًا إِلَى اللَّهِ بِإِذْنِهِ وَسِرَاجًا مُّنِيرًا﴾</w:t>
+      </w:r>
+      <w:r>
+        <w:rPr>
+          <w:rFonts w:ascii="Times New Roman" w:cs="Times New Roman" w:eastAsia="Times New Roman" w:hAnsi="Times New Roman"/>
+          <w:sz w:val="24"/>
+          <w:szCs w:val="24"/>
+          <w:rtl/>
+        </w:rPr>
+        <w:t xml:space="preserve"> [الأحزاب: 46]، ونحن على ما قال خالقنا ورازقنا ومولانا من الشاهدين، وبآياته من الموقنين، ولدينه من المنقادين الخاشعين.</w:t>
+      </w:r>
+    </w:p>
+    <w:p>
+      <w:pPr>
+        <w:bidi/>
+        <w:spacing w:after="200" w:line="340"/>
+        <w:jc w:val="right"/>
+      </w:pPr>
+      <w:r>
+        <w:rPr>
+          <w:rFonts w:ascii="Times New Roman" w:cs="Times New Roman" w:eastAsia="Times New Roman" w:hAnsi="Times New Roman"/>
+          <w:sz w:val="24"/>
+          <w:szCs w:val="24"/>
+          <w:rtl/>
+        </w:rPr>
+        <w:t xml:space="preserve">اللهم لك الحمد على ما يسّرت من تلاوة كتابك، ومن صيام شهر رمضان وقيامه.</w:t>
+      </w:r>
+    </w:p>
+    <w:p>
+      <w:pPr>
+        <w:bidi/>
+        <w:spacing w:after="200" w:line="340"/>
+        <w:jc w:val="right"/>
+      </w:pPr>
+      <w:r>
+        <w:rPr>
+          <w:rFonts w:ascii="Times New Roman" w:cs="Times New Roman" w:eastAsia="Times New Roman" w:hAnsi="Times New Roman"/>
+          <w:sz w:val="24"/>
+          <w:szCs w:val="24"/>
+          <w:rtl/>
+        </w:rPr>
+        <w:t xml:space="preserve">اللهم لك الحمد على أن هديتنا لمعالم دينك الذي ارتضيته لنفسك وبنيته على خمس: شهادة أن لا إله إلا الله، وأن محمدًا رسول الله، وإقام الصلاة، وإيتاء الزكاة، وصوم رمضان، وحج البيت الحرام.</w:t>
+      </w:r>
+    </w:p>
+    <w:p>
+      <w:pPr>
+        <w:bidi/>
+        <w:spacing w:after="200" w:line="340"/>
+        <w:jc w:val="right"/>
+      </w:pPr>
+      <w:r>
+        <w:rPr>
+          <w:rFonts w:ascii="Times New Roman" w:cs="Times New Roman" w:eastAsia="Times New Roman" w:hAnsi="Times New Roman"/>
+          <w:sz w:val="24"/>
+          <w:szCs w:val="24"/>
+          <w:rtl/>
+        </w:rPr>
+        <w:t xml:space="preserve">اللهم لك الحمد والشكر على الإيمان والقرآن.</w:t>
+      </w:r>
+    </w:p>
+    <w:p>
+      <w:pPr>
+        <w:bidi/>
+        <w:spacing w:after="200" w:line="340"/>
+        <w:jc w:val="right"/>
+      </w:pPr>
+      <w:r>
+        <w:rPr>
+          <w:rFonts w:ascii="Times New Roman" w:cs="Times New Roman" w:eastAsia="Times New Roman" w:hAnsi="Times New Roman"/>
+          <w:sz w:val="24"/>
+          <w:szCs w:val="24"/>
+          <w:rtl/>
+        </w:rPr>
+        <w:t xml:space="preserve">اللهم لك الحمد على أن أرسلت إلينا أفضل رسلك، وأنزلت عليه أفضل كتبك، وأحسنها نظامًا في الدنيا والآخرة، وأفصحها كلامًا، وأبينها حلالًا وحرامًا، وأعلاها مقامًا، كتاب عظيم الشأن، عظيم السلطان، مشرق البرهان، محفوظ من الزيادة والنقصان، </w:t>
+      </w:r>
+      <w:r>
+        <w:rPr>
+          <w:rFonts w:ascii="Times New Roman" w:cs="Times New Roman" w:eastAsia="Times New Roman" w:hAnsi="Times New Roman"/>
+          <w:b/>
+          <w:bCs/>
+          <w:color w:val="B23A2E"/>
+          <w:sz w:val="24"/>
+          <w:szCs w:val="24"/>
+          <w:rtl/>
+        </w:rPr>
+        <w:t xml:space="preserve">﴿لَّا يَأْتِيهِ الْبَاطِلُ مِن بَيْنِ يَدَيْهِ وَلَا مِنْ خَلْفِهِ تَنزِيلٌ مِّنْ حَكِيمٍ حَمِيدٍ﴾</w:t>
+      </w:r>
+      <w:r>
+        <w:rPr>
+          <w:rFonts w:ascii="Times New Roman" w:cs="Times New Roman" w:eastAsia="Times New Roman" w:hAnsi="Times New Roman"/>
+          <w:sz w:val="24"/>
+          <w:szCs w:val="24"/>
+          <w:rtl/>
+        </w:rPr>
+        <w:t xml:space="preserve"> [فصلت: 42]، </w:t>
+      </w:r>
+      <w:r>
+        <w:rPr>
+          <w:rFonts w:ascii="Times New Roman" w:cs="Times New Roman" w:eastAsia="Times New Roman" w:hAnsi="Times New Roman"/>
+          <w:b/>
+          <w:bCs/>
+          <w:color w:val="B23A2E"/>
+          <w:sz w:val="24"/>
+          <w:szCs w:val="24"/>
+          <w:rtl/>
+        </w:rPr>
+        <w:t xml:space="preserve">﴿كِتَابٌ أُحْكِمَتْ آيَاتُهُ ثُمَّ فُصِّلَتْ مِن لَّدُنْ حَكِيمٍ خَبِيرٍ﴾</w:t>
+      </w:r>
+      <w:r>
+        <w:rPr>
+          <w:rFonts w:ascii="Times New Roman" w:cs="Times New Roman" w:eastAsia="Times New Roman" w:hAnsi="Times New Roman"/>
+          <w:sz w:val="24"/>
+          <w:szCs w:val="24"/>
+          <w:rtl/>
+        </w:rPr>
+        <w:t xml:space="preserve"> [هود: 1].</w:t>
+      </w:r>
+    </w:p>
+    <w:p>
+      <w:pPr>
+        <w:bidi/>
+        <w:spacing w:after="200" w:line="340"/>
+        <w:jc w:val="right"/>
+      </w:pPr>
+      <w:r>
+        <w:rPr>
+          <w:rFonts w:ascii="Times New Roman" w:cs="Times New Roman" w:eastAsia="Times New Roman" w:hAnsi="Times New Roman"/>
+          <w:sz w:val="24"/>
+          <w:szCs w:val="24"/>
+          <w:rtl/>
+        </w:rPr>
+        <w:t xml:space="preserve">اللهم لك الحمد على نعمك العظيمة، وآلائك الجسيمة، ولك الحمد والشكر على نعمك الظاهرة والباطنة التي لا يحصيها غيرك، ما علمنا منها وما لم نعلم، لك الحمد حتى ترضى، وإذا رضيت حمدًا وشكرًا لا ينتهي أولاه، ولا ينفد أخراه، إنك أنت الله لا إله إلا أنت، أهل الوفاء والحمد.</w:t>
+      </w:r>
+    </w:p>
+    <w:p>
+      <w:pPr>
+        <w:bidi/>
+        <w:spacing w:after="200" w:line="340"/>
+        <w:jc w:val="right"/>
+      </w:pPr>
+      <w:r>
+        <w:rPr>
+          <w:rFonts w:ascii="Times New Roman" w:cs="Times New Roman" w:eastAsia="Times New Roman" w:hAnsi="Times New Roman"/>
+          <w:sz w:val="24"/>
+          <w:szCs w:val="24"/>
+          <w:rtl/>
+        </w:rPr>
+        <w:t xml:space="preserve">اللهم صلِّ على محمد وعلى آل محمد، كما صليت على إبراهيم وعلى آل إبراهيم إنك حميد مجيد، وبارك على محمد وعلى آل محمد، كما باركت على إبراهيم وعلى آل إبراهيم إنك حميد مجيد، وسلِّم تسليمًا كثيرًا.</w:t>
+      </w:r>
+    </w:p>
+    <w:p>
+      <w:pPr>
+        <w:bidi/>
+        <w:spacing w:after="200" w:line="340"/>
+        <w:jc w:val="right"/>
+      </w:pPr>
+      <w:r>
+        <w:rPr>
+          <w:rFonts w:ascii="Times New Roman" w:cs="Times New Roman" w:eastAsia="Times New Roman" w:hAnsi="Times New Roman"/>
+          <w:sz w:val="24"/>
+          <w:szCs w:val="24"/>
+          <w:rtl/>
+        </w:rPr>
+        <w:t xml:space="preserve">اللهم إنا عبيدك، بنو عبيدك، بنو إمائك، نواصينا بيدك، عدل فينا قضاؤك، نسألك اللهم بكل اسم هو لك، سميت به نفسك، أو أنزلته في كتابك، أو استأثرت به في علم الغيب عندك، أو علمته أحدًا من خلقك، أن تجعل القرآن العظيم ربيع قلوبنا، وجلاء همومنا وغمومنا، ونور أبصارنا، وهدايتنا في الدنيا والآخرة. اللهم ذكّرنا منه ما نسينا، وعلّمنا منه ما جهلنا. اللهم ارزقنا تلاوته على الوجه الذي يرضيك عنا آناء الليل وأطراف النهار، يا رب العالمين! اللهم اجعلنا ممن يقيم حروفه وحدوده، ولا تجعلنا ممن يقيم حروفه ويضيع حدوده. اللهم اجعله شاهدًا لنا، واجعله شفيعًا، يا رب العالمين! اللهم اجعلنا ممن اتبع القرآن فقاده إلى رضوانك وإلى جنات النعيم، ولا تجعلنا ممن اتبعه القرآن فزُجّ في قفاه إلى النار. اللهم اجعلنا من أهل القرآن الذين هم أهلك وخاصتك، يا أرحم الراحمين، يا رب العالمين!</w:t>
+      </w:r>
+    </w:p>
+    <w:p>
+      <w:pPr>
+        <w:bidi/>
+        <w:spacing w:after="200" w:line="340"/>
+        <w:jc w:val="right"/>
+      </w:pPr>
+      <w:r>
+        <w:rPr>
+          <w:rFonts w:ascii="Times New Roman" w:cs="Times New Roman" w:eastAsia="Times New Roman" w:hAnsi="Times New Roman"/>
+          <w:sz w:val="24"/>
+          <w:szCs w:val="24"/>
+          <w:rtl/>
+        </w:rPr>
+        <w:t xml:space="preserve">اللهم إنا نسألك رضوانك والجنة، ونعوذ بك اللهم من سخطك ومن النار. اللهم إنا نسألك الجنة وما قرّب إليها من قول أو عمل، ونعوذ بك اللهم من النار وما قرّب إليها من قول أو عمل. اللهم إنا نسألك من الخير كله عاجله وآجله، ما علمنا منه وما لم نعلم، ونعوذ بك اللهم من الشر كله عاجله وآجله، ما علمنا منه وما لم نعلم.</w:t>
+      </w:r>
+    </w:p>
+    <w:p>
+      <w:pPr>
+        <w:bidi/>
+        <w:spacing w:after="200" w:line="340"/>
+        <w:jc w:val="right"/>
+      </w:pPr>
+      <w:r>
+        <w:rPr>
+          <w:rFonts w:ascii="Times New Roman" w:cs="Times New Roman" w:eastAsia="Times New Roman" w:hAnsi="Times New Roman"/>
+          <w:sz w:val="24"/>
+          <w:szCs w:val="24"/>
+          <w:rtl/>
+        </w:rPr>
+        <w:t xml:space="preserve">اللهم إنا نسألك أن تعفو عنا، اللهم إنك عفو تحب العفو فاعف عنا، يا رب العالمين!</w:t>
+      </w:r>
+    </w:p>
+    <w:p>
+      <w:pPr>
+        <w:bidi/>
+        <w:spacing w:after="200" w:line="340"/>
+        <w:jc w:val="right"/>
+      </w:pPr>
+      <w:r>
+        <w:rPr>
+          <w:rFonts w:ascii="Times New Roman" w:cs="Times New Roman" w:eastAsia="Times New Roman" w:hAnsi="Times New Roman"/>
+          <w:sz w:val="24"/>
+          <w:szCs w:val="24"/>
+          <w:rtl/>
+        </w:rPr>
+        <w:t xml:space="preserve">اللهم إنا نسألك عيشة نقية، وميتة سوية، ومردًا غير مخزيّ ولا فاضح، يا رب العالمين!</w:t>
+      </w:r>
+    </w:p>
+    <w:p>
+      <w:pPr>
+        <w:bidi/>
+        <w:spacing w:after="200" w:line="340"/>
+        <w:jc w:val="right"/>
+      </w:pPr>
+      <w:r>
+        <w:rPr>
+          <w:rFonts w:ascii="Times New Roman" w:cs="Times New Roman" w:eastAsia="Times New Roman" w:hAnsi="Times New Roman"/>
+          <w:sz w:val="24"/>
+          <w:szCs w:val="24"/>
+          <w:rtl/>
+        </w:rPr>
+        <w:t xml:space="preserve">اللهم اغفر لجميع موتى المسلمين وارحمهم، الذين شهدوا بأنك الإله الحق، وأن محمدًا عبدك ورسولك، وماتوا على ذلك. اللهم عافهم واعفُ عنهم، اللهم أكرم نزلهم، ووسّع مدخلهم، واغسلهم من خطاياهم بالماء والثلج والبرد. اللهم جازهم بالإحسان إحسانًا، وجازهم بالسيئات عفوًا وغفرانًا. اللهم أعذهم من عذاب القبر، يا أرحم الراحمين!</w:t>
+      </w:r>
+    </w:p>
+    <w:p>
+      <w:pPr>
+        <w:bidi/>
+        <w:spacing w:after="200" w:line="340"/>
+        <w:jc w:val="right"/>
+      </w:pPr>
+      <w:r>
+        <w:rPr>
+          <w:rFonts w:ascii="Times New Roman" w:cs="Times New Roman" w:eastAsia="Times New Roman" w:hAnsi="Times New Roman"/>
+          <w:sz w:val="24"/>
+          <w:szCs w:val="24"/>
+          <w:rtl/>
+        </w:rPr>
+        <w:t xml:space="preserve">اللهم ارحمنا إذا صرنا إلى ما صاروا إليه، اللهم ارحمنا إذا توسّدنا التراب، يا رب العالمين! اللهم ارحمنا قبل الموت، اللهم ارحمنا في جميع أحوالنا وفي جميع أمورنا. اللهم اجعل كلامنا من الدنيا آخره «لا إله إلا الله». اللهم توفنا على الإيمان، اللهم اغفر لنا ما سلف وكان، اللهم احفظنا فيما بقي من الزمان. اللهم إنا نسألك أن ترحمنا يا رب العالمين برحمتك، اللهم لا تردنا خائبين.</w:t>
+      </w:r>
+    </w:p>
+    <w:p>
+      <w:pPr>
+        <w:bidi/>
+        <w:spacing w:after="200" w:line="340"/>
+        <w:jc w:val="right"/>
+      </w:pPr>
+      <w:r>
+        <w:rPr>
+          <w:rFonts w:ascii="Times New Roman" w:cs="Times New Roman" w:eastAsia="Times New Roman" w:hAnsi="Times New Roman"/>
+          <w:sz w:val="24"/>
+          <w:szCs w:val="24"/>
+          <w:rtl/>
+        </w:rPr>
+        <w:t xml:space="preserve">اللهم حضرنا ختم كتابك، اللهم مرّغنا خدودنا على أعتاب بابك، اللهم إنا نرجو رحمتك، ونخاف عذابك، اللهم لا تردنا يا ذا الجلال والإكرام! اللهم إن طردتنا فمن يؤوينا؟! اللهم إن باعدتنا فمن يقربنا؟! اللهم إن عذبتنا فمن ينصرنا؟! ليس لنا إله غيرك. اللهم إن لك عبيدًا غيرنا قد أخلصوا لك العبادة، يا رب العالمين، وعبدوك حق عبادتك، اللهم إنا نسألك يا رب العالمين أن تحقق فيك رجاءنا. اللهم إن رحمتك أوسع من ذنوبنا، وإن مغفرتك أوسع من ذنوبنا، وإن رحمتك أرجى عندنا من أعمالنا. اللهم لا تكلنا إلى أنفسنا، يا رب العالمين!</w:t>
+      </w:r>
+    </w:p>
+    <w:p>
+      <w:pPr>
+        <w:bidi/>
+        <w:spacing w:after="200" w:line="340"/>
+        <w:jc w:val="right"/>
+      </w:pPr>
+      <w:r>
+        <w:rPr>
+          <w:rFonts w:ascii="Times New Roman" w:cs="Times New Roman" w:eastAsia="Times New Roman" w:hAnsi="Times New Roman"/>
+          <w:sz w:val="24"/>
+          <w:szCs w:val="24"/>
+          <w:rtl/>
+        </w:rPr>
+        <w:t xml:space="preserve">اللهم اغفر لنا، ولوالدينا، ولأولادنا، ولزوجاتنا، وللمسلمين الأحياء والميتين.</w:t>
+      </w:r>
+    </w:p>
+    <w:p>
+      <w:pPr>
+        <w:bidi/>
+        <w:spacing w:after="200" w:line="340"/>
+        <w:jc w:val="right"/>
+      </w:pPr>
+      <w:r>
+        <w:rPr>
+          <w:rFonts w:ascii="Times New Roman" w:cs="Times New Roman" w:eastAsia="Times New Roman" w:hAnsi="Times New Roman"/>
+          <w:sz w:val="24"/>
+          <w:szCs w:val="24"/>
+          <w:rtl/>
+        </w:rPr>
+        <w:t xml:space="preserve">اللهم إنا نسألك يا ذا الجلال والإكرام أن تختم لنا بخير، وأن تجعل عواقب أمورنا إلى خير. اللهم أصلح لنا ديننا الذي هو عصمة أمرنا، اللهم أصلح لنا دنيانا التي فيها معاشنا، اللهم أصلح لنا آخرتنا التي إليها معادنا. اللهم اجعل الحياة زيادة لنا في كل خير، اللهم اجعل الموت راحة لنا من كل شر.</w:t>
+      </w:r>
+    </w:p>
+    <w:p>
+      <w:pPr>
+        <w:bidi/>
+        <w:spacing w:after="200" w:line="340"/>
+        <w:jc w:val="right"/>
+      </w:pPr>
+      <w:r>
+        <w:rPr>
+          <w:rFonts w:ascii="Times New Roman" w:cs="Times New Roman" w:eastAsia="Times New Roman" w:hAnsi="Times New Roman"/>
+          <w:sz w:val="24"/>
+          <w:szCs w:val="24"/>
+          <w:rtl/>
+        </w:rPr>
+        <w:t xml:space="preserve">يا من أظهر الجميل وستر القبيح! يا من لا يؤاخذ بالجريرة ولا يهتك الستر! يا حسن التجاوز! يا سامع كل نجوى، ويا منتهى كل شكوى! يا كريم الصفح! يا عظيم المنّ! يا مبتدئ النعم قبل استحقاقها! يا سيدنا، ويا مولانا، ويا غاية رغبتنا! نسألك اللهم ألا تشوي خلقنا بالنار، اللهم أعذنا من النار، اللهم أعذنا من عذاب القبر، يا رب العالمين! اللهم أعذنا من الضلال، يا أرحم الراحمين! اللهم ثبّتنا عند السؤال، يا أكرم الأكرمين!</w:t>
+      </w:r>
+    </w:p>
+    <w:p>
+      <w:pPr>
+        <w:bidi/>
+        <w:spacing w:after="200" w:line="340"/>
+        <w:jc w:val="right"/>
+      </w:pPr>
+      <w:r>
+        <w:rPr>
+          <w:rFonts w:ascii="Times New Roman" w:cs="Times New Roman" w:eastAsia="Times New Roman" w:hAnsi="Times New Roman"/>
+          <w:sz w:val="24"/>
+          <w:szCs w:val="24"/>
+          <w:rtl/>
+        </w:rPr>
+        <w:t xml:space="preserve">إلهنا ومولانا، تمّ نورك فهديتنا فلك الحمد، عَظُم حلمك فغفرت فلك الحمد. إلهنا وربنا، وجهك أكرم الوجوه، وعطيتك أفضل العطية وأهناها، تُطاع فتُشكر، وتُعصى فتغفر، وتكشف الضر، وتشفي السقيم، وتغفر الذنب العظيم، وتقبل التوبة، ولا يجزي بآلائك أحد، ولا يبلغ مدحتك قول قائل، أنت الله لا إله إلا أنت.</w:t>
+      </w:r>
+    </w:p>
+    <w:p>
+      <w:pPr>
+        <w:bidi/>
+        <w:spacing w:after="200" w:line="340"/>
+        <w:jc w:val="right"/>
+      </w:pPr>
+      <w:r>
+        <w:rPr>
+          <w:rFonts w:ascii="Times New Roman" w:cs="Times New Roman" w:eastAsia="Times New Roman" w:hAnsi="Times New Roman"/>
+          <w:sz w:val="24"/>
+          <w:szCs w:val="24"/>
+          <w:rtl/>
+        </w:rPr>
+        <w:t xml:space="preserve">اللهم أنت أحق من ذُكر، وأحق من عُبد، وأنصَر من ابتُغي، وأرأف من مَلَك، وأجود من سُئل، وأوسع من أعطى، أنت الملك لا شريك لك، والفرد لا ند لك، كل شيء هالك إلا وجهك، لن تُطاع إلا بإذنك، ولن تُعصى إلا بعلمك، يا رب العالمين! أقرب شهيد وأدنى حفيظ، حُلت دون النفوس، وأخذت بالنواصي، وكتبت الآثار، ونسخت الآجال، القلوب لك مفضية، والسر عندك علانية، الحلال ما أحللت، والحرام ما حرمت، والدين ما شرعت، والأمر ما قضيت، الخلق خلقك، والعباد عبادك، وأنت الله الرؤوف الرحيم.</w:t>
+      </w:r>
+    </w:p>
+    <w:p>
+      <w:pPr>
+        <w:bidi/>
+        <w:spacing w:after="200" w:line="340"/>
+        <w:jc w:val="right"/>
+      </w:pPr>
+      <w:r>
+        <w:rPr>
+          <w:rFonts w:ascii="Times New Roman" w:cs="Times New Roman" w:eastAsia="Times New Roman" w:hAnsi="Times New Roman"/>
+          <w:sz w:val="24"/>
+          <w:szCs w:val="24"/>
+          <w:rtl/>
+        </w:rPr>
+        <w:t xml:space="preserve">نسألك اللهم في هذه الليلة بوجهك الكريم، أن تجيرنا من النار، اللهم أجرنا من النار. اللهم احشرنا تحت لواء سيد المرسلين، واجعلنا معه من المقربين، يا رب العالمين! اللهم اجعلنا يوم القيامة من الآمنين المطمئنين الذين </w:t>
+      </w:r>
+      <w:r>
+        <w:rPr>
+          <w:rFonts w:ascii="Times New Roman" w:cs="Times New Roman" w:eastAsia="Times New Roman" w:hAnsi="Times New Roman"/>
+          <w:b/>
+          <w:bCs/>
+          <w:color w:val="B23A2E"/>
+          <w:sz w:val="24"/>
+          <w:szCs w:val="24"/>
+          <w:rtl/>
+        </w:rPr>
+        <w:t xml:space="preserve">﴿لَا خَوْفٌ عَلَيْهِمْ وَلَا هُمْ يَحْزَنُونَ﴾</w:t>
+      </w:r>
+      <w:r>
+        <w:rPr>
+          <w:rFonts w:ascii="Times New Roman" w:cs="Times New Roman" w:eastAsia="Times New Roman" w:hAnsi="Times New Roman"/>
+          <w:sz w:val="24"/>
+          <w:szCs w:val="24"/>
+          <w:rtl/>
+        </w:rPr>
+        <w:t xml:space="preserve"> [يونس: 62]. اللهم ثبّتنا على الصراط، يا رب العالمين! اللهم سهّل علينا كل عقبة دون الجنة، حتى تبلغنا إياها. اللهم إنا نسألك العفو والعافية في أمورنا كلها، في الدين والدنيا والآخرة.</w:t>
+      </w:r>
+    </w:p>
+    <w:p>
+      <w:pPr>
+        <w:bidi/>
+        <w:spacing w:after="200" w:line="340"/>
+        <w:jc w:val="right"/>
+      </w:pPr>
+      <w:r>
+        <w:rPr>
+          <w:rFonts w:ascii="Times New Roman" w:cs="Times New Roman" w:eastAsia="Times New Roman" w:hAnsi="Times New Roman"/>
+          <w:sz w:val="24"/>
+          <w:szCs w:val="24"/>
+          <w:rtl/>
+        </w:rPr>
+        <w:t xml:space="preserve">اللهم إنا نسألك يا ذا الجلال والإكرام أن تُبيّض وجوهنا يوم تسودّ الوجوه، اللهم آتنا كتابنا بأيماننا، اللهم آتِ نفوسنا تقواها، زكّها أنت خير من زكّاها، أنت وليها ومولاها، لا إله لنا غيرك.</w:t>
+      </w:r>
+    </w:p>
+    <w:p>
+      <w:pPr>
+        <w:bidi/>
+        <w:spacing w:after="200" w:line="340"/>
+        <w:jc w:val="right"/>
+      </w:pPr>
+      <w:r>
+        <w:rPr>
+          <w:rFonts w:ascii="Times New Roman" w:cs="Times New Roman" w:eastAsia="Times New Roman" w:hAnsi="Times New Roman"/>
+          <w:sz w:val="24"/>
+          <w:szCs w:val="24"/>
+          <w:rtl/>
+        </w:rPr>
+        <w:t xml:space="preserve">اللهم هذه أيدينا قد رُفعت إليك، وهذه وجوهنا قد نُصبت إلى وجهك، يا أكرم الأكرمين! وهذه قلوبنا قد أنابت إليك، وهذه جباهنا سجدت لك، والمنة لك، يا أكرم الأكرمين!</w:t>
+      </w:r>
+    </w:p>
+    <w:p>
+      <w:pPr>
+        <w:bidi/>
+        <w:spacing w:after="200" w:line="340"/>
+        <w:jc w:val="right"/>
+      </w:pPr>
+      <w:r>
+        <w:rPr>
+          <w:rFonts w:ascii="Times New Roman" w:cs="Times New Roman" w:eastAsia="Times New Roman" w:hAnsi="Times New Roman"/>
+          <w:sz w:val="24"/>
+          <w:szCs w:val="24"/>
+          <w:rtl/>
+        </w:rPr>
+        <w:t xml:space="preserve">اللهم تقبل دعاءنا، واغفر ذنوبنا. اللهم يا ذا الجلال والإكرام، اختم لنا شهرنا رمضان برضوانك، وجُد علينا بمنّك وامتنانك. اللهم احفظ لنا حسناتنا، ولا تُبطلها، اللهم تقبل منا كل صغير وكبير، ولا تُبطل أعمالنا، اللهم امحُ سيئاتنا، يا رب العالمين! اللهم اجعلنا عندك من السعداء، اللهم اغفر لنا أجمعين. اللهم اجعل هذا المجتمع مجتمعًا مرحومًا، واجعل تفرقنا من بعده تفرقًا معصومًا، ولا تجعل فينا ولا معنا ولا منا شقيًا ولا محرومًا، يا رب العالمين، يا أكرم الأكرمين!</w:t>
+      </w:r>
+    </w:p>
+    <w:p>
+      <w:pPr>
+        <w:bidi/>
+        <w:spacing w:after="200" w:line="340"/>
+        <w:jc w:val="right"/>
+      </w:pPr>
+      <w:r>
+        <w:rPr>
+          <w:rFonts w:ascii="Times New Roman" w:cs="Times New Roman" w:eastAsia="Times New Roman" w:hAnsi="Times New Roman"/>
+          <w:sz w:val="24"/>
+          <w:szCs w:val="24"/>
+          <w:rtl/>
+        </w:rPr>
+        <w:t xml:space="preserve">يا من لا تراه في الدنيا العيون، ولا تخالطه الظنون، ولا يصفه الواصفون، ولا تغيره الحوادث، ولا يخشى الدوائر، ويعلم مكاييل البحار، ويعلم مثاقيل الجبال، وعدد قطر الأمطار، وعدد ورق الأشجار، ولا تواري منه سماء سماءً، ولا أرض أرضًا، ولا بحر ما في قعره، ولا جبل ما في وعره، نسألك اللهم أن تجعل خير أعمارنا آخرها، وخير أعمالنا خواتمها، وخير أيامنا يوم لقاك، يا أكرم الأكرمين، ويا رب العالمين!</w:t>
+      </w:r>
+    </w:p>
+    <w:p>
+      <w:pPr>
+        <w:bidi/>
+        <w:spacing w:after="200" w:line="340"/>
+        <w:jc w:val="right"/>
+      </w:pPr>
+      <w:r>
+        <w:rPr>
+          <w:rFonts w:ascii="Times New Roman" w:cs="Times New Roman" w:eastAsia="Times New Roman" w:hAnsi="Times New Roman"/>
+          <w:sz w:val="24"/>
+          <w:szCs w:val="24"/>
+          <w:rtl/>
+        </w:rPr>
+        <w:t xml:space="preserve">اللهم إنا نسألك موجبات رحمتك، وعزائم مغفرتك، والغنيمة من كل بر، والسلامة من كل إثم، والفوز بالجنة، والنجاة من النار.</w:t>
+      </w:r>
+    </w:p>
+    <w:p>
+      <w:pPr>
+        <w:bidi/>
+        <w:spacing w:after="200" w:line="340"/>
+        <w:jc w:val="right"/>
+      </w:pPr>
+      <w:r>
+        <w:rPr>
+          <w:rFonts w:ascii="Times New Roman" w:cs="Times New Roman" w:eastAsia="Times New Roman" w:hAnsi="Times New Roman"/>
+          <w:sz w:val="24"/>
+          <w:szCs w:val="24"/>
+          <w:rtl/>
+        </w:rPr>
+        <w:t xml:space="preserve">اللهم إنا نعوذ بك من سوء القضاء، وشماتة الأعداء، ودرك الشقاء، وجهد البلاء.</w:t>
+      </w:r>
+    </w:p>
+    <w:p>
+      <w:pPr>
+        <w:bidi/>
+        <w:spacing w:after="200" w:line="340"/>
+        <w:jc w:val="right"/>
+      </w:pPr>
+      <w:r>
+        <w:rPr>
+          <w:rFonts w:ascii="Times New Roman" w:cs="Times New Roman" w:eastAsia="Times New Roman" w:hAnsi="Times New Roman"/>
+          <w:sz w:val="24"/>
+          <w:szCs w:val="24"/>
+          <w:rtl/>
+        </w:rPr>
+        <w:t xml:space="preserve">اللهم احفظنا بالإسلام قائمين، اللهم احفظنا بالإسلام قاعدين، اللهم احفظنا بالإسلام راقدين، اللهم لا تُشمت بنا الأعداء ولا الحاسدين.</w:t>
+      </w:r>
+    </w:p>
+    <w:p>
+      <w:pPr>
+        <w:bidi/>
+        <w:spacing w:after="200" w:line="340"/>
+        <w:jc w:val="right"/>
+      </w:pPr>
+      <w:r>
+        <w:rPr>
+          <w:rFonts w:ascii="Times New Roman" w:cs="Times New Roman" w:eastAsia="Times New Roman" w:hAnsi="Times New Roman"/>
+          <w:sz w:val="24"/>
+          <w:szCs w:val="24"/>
+          <w:rtl/>
+        </w:rPr>
+        <w:t xml:space="preserve">اللهم أعنا ولا تُعن علينا، اللهم انصرنا ولا تنصر علينا، اللهم امكر لنا ولا تمكر بنا، اللهم اهدنا ويسر لنا الهدى، يا رب العالمين، يا أكرم الأكرمين، ويا أرحم الراحمين!</w:t>
+      </w:r>
+    </w:p>
+    <w:p>
+      <w:pPr>
+        <w:bidi/>
+        <w:spacing w:after="200" w:line="340"/>
+        <w:jc w:val="right"/>
+      </w:pPr>
+      <w:r>
+        <w:rPr>
+          <w:rFonts w:ascii="Times New Roman" w:cs="Times New Roman" w:eastAsia="Times New Roman" w:hAnsi="Times New Roman"/>
+          <w:sz w:val="24"/>
+          <w:szCs w:val="24"/>
+          <w:rtl/>
+        </w:rPr>
+        <w:t xml:space="preserve">اللهم أحسن عاقبتنا في الأمور كلها، وأجرنا من خزي الدنيا وعذاب الآخرة.</w:t>
+      </w:r>
+    </w:p>
+    <w:p>
+      <w:pPr>
+        <w:bidi/>
+        <w:spacing w:after="200" w:line="340"/>
+        <w:jc w:val="right"/>
+      </w:pPr>
+      <w:r>
+        <w:rPr>
+          <w:rFonts w:ascii="Times New Roman" w:cs="Times New Roman" w:eastAsia="Times New Roman" w:hAnsi="Times New Roman"/>
+          <w:sz w:val="24"/>
+          <w:szCs w:val="24"/>
+          <w:rtl/>
+        </w:rPr>
+        <w:t xml:space="preserve">اللهم ألّف بين قلوب المسلمين، اللهم أصلح ذات بينهم، اللهم اهدهم سبل السلام، اللهم أخرجهم من الظلمات إلى النور، اللهم انصرهم على عدوك وعدوهم، يا رب العالمين! اللهم اشرح صدورهم، اللهم يسّر أمورهم، اللهم تولَّ أمورهم، إنك على كل شيء قدير.</w:t>
+      </w:r>
+    </w:p>
+    <w:p>
+      <w:pPr>
+        <w:bidi/>
+        <w:spacing w:after="200" w:line="340"/>
+        <w:jc w:val="right"/>
+      </w:pPr>
+      <w:r>
+        <w:rPr>
+          <w:rFonts w:ascii="Times New Roman" w:cs="Times New Roman" w:eastAsia="Times New Roman" w:hAnsi="Times New Roman"/>
+          <w:sz w:val="24"/>
+          <w:szCs w:val="24"/>
+          <w:rtl/>
+        </w:rPr>
+        <w:t xml:space="preserve">اللهم ارحم المسلمين رحمة تُغنيهم بها عن رحمة من سواك، اللهم أصلح أحوالهم كلها، يا رب العالمين! اللهم ألّف بين قلوب المسلمين وبين ولاتهم، واجعلهم متعاونين على الخير والهدى، والبر والتقوى، إنك أنت الله لا إله إلا أنت، أنت الله مقلّب القلوب، وأنت على كل شيء قدير. اللهم اجمع كلمة المسلمين على الحق، اللهم احفظ مقدسات المسلمين وديارهم وأعراضهم وحرماتهم، يا أكرم الأكرمين، ويا رب العالمين!</w:t>
+      </w:r>
+    </w:p>
+    <w:p>
+      <w:pPr>
+        <w:bidi/>
+        <w:spacing w:after="200" w:line="340"/>
+        <w:jc w:val="right"/>
+      </w:pPr>
+      <w:r>
+        <w:rPr>
+          <w:rFonts w:ascii="Times New Roman" w:cs="Times New Roman" w:eastAsia="Times New Roman" w:hAnsi="Times New Roman"/>
+          <w:sz w:val="24"/>
+          <w:szCs w:val="24"/>
+          <w:rtl/>
+        </w:rPr>
+        <w:t xml:space="preserve">اللهم ألهمنا والمسلمين رشدنا، اللهم أعذنا من شرور أنفسنا، اللهم إنا نعوذ بك من إبليس وذريته، ومن سيئات أعمالنا، ومن شر كل ذي شر، يا رب العالمين! اللهم إنا نسألك يا ذا الجلال والإكرام، يا أرحم الراحمين، أن ترفع درجاتنا في جنات النعيم.</w:t>
+      </w:r>
+    </w:p>
+    <w:p>
+      <w:pPr>
+        <w:bidi/>
+        <w:spacing w:after="200" w:line="340"/>
+        <w:jc w:val="right"/>
+      </w:pPr>
+      <w:r>
+        <w:rPr>
+          <w:rFonts w:ascii="Times New Roman" w:cs="Times New Roman" w:eastAsia="Times New Roman" w:hAnsi="Times New Roman"/>
+          <w:sz w:val="24"/>
+          <w:szCs w:val="24"/>
+          <w:rtl/>
+        </w:rPr>
+        <w:t xml:space="preserve">اللهم أنت ربنا وإلهنا، اتكالنا عليك، والرغبة عظمت عندك، يا رب العالمين! وأنت الله لا إله إلا أنت، لك الدنيا والآخرة، أنت على كل شيء قدير. اللهم اختم لنا بالمغفرة في أمورنا كلها، اللهم وفقنا لطاعاتك، وجنّبنا معاصيك. اللهم طهّر قلوبنا من النفاق، وأعمالنا من الرياء، وأعيننا من الخيانة، وألسنتنا من الكذب. اللهم اجعل بلادنا آمنة مطمئنة رخاءً سخاءً، يا رب العالمين! اللهم عمّ بالخير المسلمين، يا أكرم الأكرمين! اللهم أدم الأمن والاستقرار في بلادنا، يا رب العالمين!</w:t>
+      </w:r>
+    </w:p>
+    <w:p>
+      <w:pPr>
+        <w:bidi/>
+        <w:spacing w:after="200" w:line="340"/>
+        <w:jc w:val="right"/>
+      </w:pPr>
+      <w:r>
+        <w:rPr>
+          <w:rFonts w:ascii="Times New Roman" w:cs="Times New Roman" w:eastAsia="Times New Roman" w:hAnsi="Times New Roman"/>
+          <w:sz w:val="24"/>
+          <w:szCs w:val="24"/>
+          <w:rtl/>
+        </w:rPr>
+        <w:t xml:space="preserve">اللهم أنت الله لا إله إلا أنت، نسألك يا ذا الجلال والإكرام عفوك ومغفرتك. اللهم اجعلنا ممن وُفّق لليلة القدر، وقامها إيمانًا واحتسابًا، وقَبِلَتها منه، يا رب العالمين!</w:t>
+      </w:r>
+    </w:p>
+    <w:p>
+      <w:pPr>
+        <w:bidi/>
+        <w:spacing w:after="200" w:line="340"/>
+        <w:jc w:val="right"/>
+      </w:pPr>
+      <w:r>
+        <w:rPr>
+          <w:rFonts w:ascii="Times New Roman" w:cs="Times New Roman" w:eastAsia="Times New Roman" w:hAnsi="Times New Roman"/>
+          <w:sz w:val="24"/>
+          <w:szCs w:val="24"/>
+          <w:rtl/>
+        </w:rPr>
+        <w:t xml:space="preserve">اللهم احفظ إمامنا بحفظك، اللهم وفقه بتوفيقك، اللهم خذ بناصيته لما تحب وترضى، اللهم أصلح بطانته، وأعنه على أمور دينه ودنياه. اللهم وفّق ولاة المسلمين لما تحب وترضى، ولما فيه الخير للمسلمين.</w:t>
+      </w:r>
+    </w:p>
+    <w:p>
+      <w:pPr>
+        <w:bidi/>
+        <w:spacing w:after="200" w:line="340"/>
+        <w:jc w:val="right"/>
+      </w:pPr>
+      <w:r>
+        <w:rPr>
+          <w:rFonts w:ascii="Times New Roman" w:cs="Times New Roman" w:eastAsia="Times New Roman" w:hAnsi="Times New Roman"/>
+          <w:sz w:val="24"/>
+          <w:szCs w:val="24"/>
+          <w:rtl/>
+        </w:rPr>
+        <w:t xml:space="preserve">اللهم لك الحمد كله، ولك الملك كله، ولك الأمر كله، لا هادي لما أضللت، ولا مضل لما هديت، ولا مباعد لما قربت، ولا مقرب لما باعدت. اللهم ابسط علينا من بركاتك وفضلك ورحمتك ورزقك.</w:t>
+      </w:r>
+    </w:p>
+    <w:p>
+      <w:pPr>
+        <w:bidi/>
+        <w:spacing w:after="200" w:line="340"/>
+        <w:jc w:val="right"/>
+      </w:pPr>
+      <w:r>
+        <w:rPr>
+          <w:rFonts w:ascii="Times New Roman" w:cs="Times New Roman" w:eastAsia="Times New Roman" w:hAnsi="Times New Roman"/>
+          <w:sz w:val="24"/>
+          <w:szCs w:val="24"/>
+          <w:rtl/>
+        </w:rPr>
+        <w:t xml:space="preserve">اللهم إنا نسألك الأمن يوم الخوف، ونسألك النعيم المقيم الذي لا يحول ولا يزول.</w:t>
+      </w:r>
+    </w:p>
+    <w:p>
+      <w:pPr>
+        <w:bidi/>
+        <w:spacing w:after="200" w:line="340"/>
+        <w:jc w:val="right"/>
+      </w:pPr>
+      <w:r>
+        <w:rPr>
+          <w:rFonts w:ascii="Times New Roman" w:cs="Times New Roman" w:eastAsia="Times New Roman" w:hAnsi="Times New Roman"/>
+          <w:sz w:val="24"/>
+          <w:szCs w:val="24"/>
+          <w:rtl/>
+        </w:rPr>
+        <w:t xml:space="preserve">اللهم حبّب إلينا الإيمان وزيّنه في قلوبنا، وكرّه إلينا الكفر والفسوق والعصيان، واجعلنا من الراشدين، يا أكرم الأكرمين!</w:t>
+      </w:r>
+    </w:p>
+    <w:p>
+      <w:pPr>
+        <w:bidi/>
+        <w:spacing w:after="200" w:line="340"/>
+        <w:jc w:val="right"/>
+      </w:pPr>
+      <w:r>
+        <w:rPr>
+          <w:rFonts w:ascii="Times New Roman" w:cs="Times New Roman" w:eastAsia="Times New Roman" w:hAnsi="Times New Roman"/>
+          <w:sz w:val="24"/>
+          <w:szCs w:val="24"/>
+          <w:rtl/>
+        </w:rPr>
+        <w:t xml:space="preserve">اللهم إنا نعوذ بك من قلب لا يخشع، ومن دعاء لا يُسمع، ومن علم لا ينفع، يا ذا الجلال والإكرام!</w:t>
+      </w:r>
+    </w:p>
+    <w:p>
+      <w:pPr>
+        <w:bidi/>
+        <w:spacing w:after="200" w:line="340"/>
+        <w:jc w:val="right"/>
+      </w:pPr>
+      <w:r>
+        <w:rPr>
+          <w:rFonts w:ascii="Times New Roman" w:cs="Times New Roman" w:eastAsia="Times New Roman" w:hAnsi="Times New Roman"/>
+          <w:sz w:val="24"/>
+          <w:szCs w:val="24"/>
+          <w:rtl/>
+        </w:rPr>
+        <w:t xml:space="preserve">اللهم إنا نسألك من خير ما سألك منه نبيك ورسولك محمد صلى الله عليه وسلم وعبادك الصالحون وأولياؤك المقربون، ونعوذ بك اللهم من شر ما استعاذك منه نبيك ورسولك محمد صلى الله عليه وسلم وعبادك الصالحون وأنبياؤك، يا ذا الجلال والإكرام!</w:t>
+      </w:r>
+    </w:p>
+    <w:p>
+      <w:pPr>
+        <w:bidi/>
+        <w:spacing w:after="200" w:line="340"/>
+        <w:jc w:val="right"/>
+      </w:pPr>
+      <w:r>
+        <w:rPr>
+          <w:rFonts w:ascii="Times New Roman" w:cs="Times New Roman" w:eastAsia="Times New Roman" w:hAnsi="Times New Roman"/>
+          <w:sz w:val="24"/>
+          <w:szCs w:val="24"/>
+          <w:rtl/>
+        </w:rPr>
+        <w:t xml:space="preserve">اللهم إنا نسألك يا ذا الجلال والإكرام أن تتقبل دعاءنا، وأن ترحم وقوفنا بين يديك. اللهم هذا الدعاء وهذا العمل، وأنت الله لا إله إلا أنت، تقبل منا أعمالنا وأقوالنا ودعاءنا، واغفر لنا يا أرحم الراحمين ما خالط ذلك مما لا ترضاه، يا أكرم الأكرمين!</w:t>
+      </w:r>
+    </w:p>
+    <w:p>
+      <w:pPr>
+        <w:bidi/>
+        <w:spacing w:after="200" w:line="340"/>
+        <w:jc w:val="right"/>
+      </w:pPr>
+      <w:r>
+        <w:rPr>
+          <w:rFonts w:ascii="Times New Roman" w:cs="Times New Roman" w:eastAsia="Times New Roman" w:hAnsi="Times New Roman"/>
+          <w:sz w:val="24"/>
+          <w:szCs w:val="24"/>
+          <w:rtl/>
+        </w:rPr>
+        <w:t xml:space="preserve">اللهم إنا نسألك الإخلاص في القول والعمل، ونسألك اللهم الاستقامة على سنة رسولك صلى الله عليه وسلم.</w:t>
+      </w:r>
+    </w:p>
+    <w:p>
+      <w:pPr>
+        <w:bidi/>
+        <w:spacing w:after="200" w:line="340"/>
+        <w:jc w:val="right"/>
+      </w:pPr>
+      <w:r>
+        <w:rPr>
+          <w:rFonts w:ascii="Times New Roman" w:cs="Times New Roman" w:eastAsia="Times New Roman" w:hAnsi="Times New Roman"/>
+          <w:sz w:val="24"/>
+          <w:szCs w:val="24"/>
+          <w:rtl/>
+        </w:rPr>
+        <w:t xml:space="preserve">اللهم لا تردنا خائبين يا ذا الجلال والإكرام!</w:t>
+      </w:r>
+    </w:p>
+    <w:p>
+      <w:pPr>
+        <w:bidi/>
+        <w:spacing w:after="200" w:line="340"/>
+        <w:jc w:val="right"/>
+      </w:pPr>
+      <w:r>
+        <w:rPr>
+          <w:rFonts w:ascii="Times New Roman" w:cs="Times New Roman" w:eastAsia="Times New Roman" w:hAnsi="Times New Roman"/>
+          <w:sz w:val="24"/>
+          <w:szCs w:val="24"/>
+          <w:rtl/>
+        </w:rPr>
+        <w:t xml:space="preserve">اللهم </w:t>
+      </w:r>
+      <w:r>
+        <w:rPr>
+          <w:rFonts w:ascii="Times New Roman" w:cs="Times New Roman" w:eastAsia="Times New Roman" w:hAnsi="Times New Roman"/>
+          <w:b/>
+          <w:bCs/>
+          <w:color w:val="B23A2E"/>
+          <w:sz w:val="24"/>
+          <w:szCs w:val="24"/>
+          <w:rtl/>
+        </w:rPr>
+        <w:t xml:space="preserve">﴿تَقَبَّلْ مِنَّا إِنَّكَ أَنتَ السَّمِيعُ الْعَلِيمُ﴾</w:t>
+      </w:r>
+      <w:r>
+        <w:rPr>
+          <w:rFonts w:ascii="Times New Roman" w:cs="Times New Roman" w:eastAsia="Times New Roman" w:hAnsi="Times New Roman"/>
+          <w:sz w:val="24"/>
+          <w:szCs w:val="24"/>
+          <w:rtl/>
+        </w:rPr>
+        <w:t xml:space="preserve"> [البقرة: 127]، </w:t>
+      </w:r>
+      <w:r>
+        <w:rPr>
+          <w:rFonts w:ascii="Times New Roman" w:cs="Times New Roman" w:eastAsia="Times New Roman" w:hAnsi="Times New Roman"/>
+          <w:b/>
+          <w:bCs/>
+          <w:color w:val="B23A2E"/>
+          <w:sz w:val="24"/>
+          <w:szCs w:val="24"/>
+          <w:rtl/>
+        </w:rPr>
+        <w:t xml:space="preserve">﴿وَتُبْ عَلَيْنَا إِنَّكَ أَنتَ التَّوَّابُ الرَّحِيمُ﴾</w:t>
+      </w:r>
+      <w:r>
+        <w:rPr>
+          <w:rFonts w:ascii="Times New Roman" w:cs="Times New Roman" w:eastAsia="Times New Roman" w:hAnsi="Times New Roman"/>
+          <w:sz w:val="24"/>
+          <w:szCs w:val="24"/>
+          <w:rtl/>
+        </w:rPr>
+        <w:t xml:space="preserve"> [البقرة: 128].</w:t>
+      </w:r>
+    </w:p>
+    <w:p>
+      <w:pPr>
+        <w:bidi/>
+        <w:spacing w:after="200" w:line="340"/>
+        <w:jc w:val="right"/>
+      </w:pPr>
+      <w:r>
+        <w:rPr>
+          <w:rFonts w:ascii="Times New Roman" w:cs="Times New Roman" w:eastAsia="Times New Roman" w:hAnsi="Times New Roman"/>
+          <w:b/>
+          <w:bCs/>
+          <w:color w:val="B23A2E"/>
+          <w:sz w:val="24"/>
+          <w:szCs w:val="24"/>
+          <w:rtl/>
+        </w:rPr>
+        <w:t xml:space="preserve">﴿رَبَّنَا لَا تُؤَاخِذْنَا إِن نَّسِينَا أَوْ أَخْطَأْنَا رَبَّنَا وَلَا تَحْمِلْ عَلَيْنَا إِصْرًا كَمَا حَمَلْتَهُ عَلَى الَّذِينَ مِن قَبْلِنَا رَبَّنَا وَلَا تُحَمِّلْنَا مَا لَا طَاقَةَ لَنَا بِهِ وَاعْفُ عَنَّا وَاغْفِرْ لَنَا وَارْحَمْنَا أَنتَ مَوْلَانَا فَانصُرْنَا عَلَى الْقَوْمِ الْكَافِرِينَ﴾</w:t>
+      </w:r>
+      <w:r>
+        <w:rPr>
+          <w:rFonts w:ascii="Times New Roman" w:cs="Times New Roman" w:eastAsia="Times New Roman" w:hAnsi="Times New Roman"/>
+          <w:sz w:val="24"/>
+          <w:szCs w:val="24"/>
+          <w:rtl/>
+        </w:rPr>
+        <w:t xml:space="preserve"> [البقرة: 286].</w:t>
+      </w:r>
+    </w:p>
+    <w:p>
+      <w:pPr>
+        <w:bidi/>
+        <w:spacing w:after="200" w:line="340"/>
+        <w:jc w:val="right"/>
+      </w:pPr>
+      <w:r>
+        <w:rPr>
+          <w:rFonts w:ascii="Times New Roman" w:cs="Times New Roman" w:eastAsia="Times New Roman" w:hAnsi="Times New Roman"/>
+          <w:b/>
+          <w:bCs/>
+          <w:color w:val="B23A2E"/>
+          <w:sz w:val="24"/>
+          <w:szCs w:val="24"/>
+          <w:rtl/>
+        </w:rPr>
+        <w:t xml:space="preserve">﴿وَلَا تَجْعَلْ فِي قُلُوبِنَا غِلًّا لِّلَّذِينَ آمَنُوا رَبَّنَا إِنَّكَ رَؤُوفٌ رَّحِيمٌ﴾</w:t>
+      </w:r>
+      <w:r>
+        <w:rPr>
+          <w:rFonts w:ascii="Times New Roman" w:cs="Times New Roman" w:eastAsia="Times New Roman" w:hAnsi="Times New Roman"/>
+          <w:sz w:val="24"/>
+          <w:szCs w:val="24"/>
+          <w:rtl/>
+        </w:rPr>
+        <w:t xml:space="preserve"> [الحشر: 10].</w:t>
+      </w:r>
+    </w:p>
+    <w:p>
+      <w:pPr>
+        <w:bidi/>
+        <w:spacing w:after="200" w:line="340"/>
+        <w:jc w:val="right"/>
+      </w:pPr>
+      <w:r>
+        <w:rPr>
+          <w:rFonts w:ascii="Times New Roman" w:cs="Times New Roman" w:eastAsia="Times New Roman" w:hAnsi="Times New Roman"/>
+          <w:sz w:val="24"/>
+          <w:szCs w:val="24"/>
+          <w:rtl/>
+        </w:rPr>
+        <w:t xml:space="preserve">اللهم اغفر لنا، يا أرحم الراحمين! اللهم إنا نسألك يا ذا الجلال والإكرام أن توفقنا فيما بقي من ساعات في شهر رمضان لما تحبه وترضاه.</w:t>
+      </w:r>
+    </w:p>
+    <w:p>
+      <w:pPr>
+        <w:bidi/>
+        <w:spacing w:after="200" w:line="340"/>
+        <w:jc w:val="right"/>
+      </w:pPr>
+      <w:r>
+        <w:rPr>
+          <w:rFonts w:ascii="Times New Roman" w:cs="Times New Roman" w:eastAsia="Times New Roman" w:hAnsi="Times New Roman"/>
+          <w:sz w:val="24"/>
+          <w:szCs w:val="24"/>
+          <w:rtl/>
+        </w:rPr>
+        <w:t xml:space="preserve">اللهم إنا نعوذ برضاك من سخطك، وبمعافاتك من عقوبتك، وبك منك، لا نُحصي ثناءً عليك.</w:t>
+      </w:r>
+    </w:p>
+    <w:p>
+      <w:pPr>
+        <w:bidi/>
+        <w:spacing w:after="200" w:line="340"/>
+        <w:jc w:val="right"/>
+      </w:pPr>
+      <w:r>
+        <w:rPr>
+          <w:rFonts w:ascii="Times New Roman" w:cs="Times New Roman" w:eastAsia="Times New Roman" w:hAnsi="Times New Roman"/>
+          <w:sz w:val="24"/>
+          <w:szCs w:val="24"/>
+          <w:rtl/>
+        </w:rPr>
+        <w:t xml:space="preserve">اللهم صلِّ وسلّم وبارك على عبدك ورسولك محمد سيد الأولين والآخرين، وعلى آله وصحبه أجمعين.</w:t>
       </w:r>
     </w:p>
     <w:p>
@@ -17384,7 +18382,7 @@
           <w:szCs w:val="36"/>
           <w:rtl/>
         </w:rPr>
-        <w:t>20. دعاء ختم القرآن الكريم</w:t>
+        <w:t>20. العمرة وأدعيتها</w:t>
       </w:r>
     </w:p>
     <w:p>
@@ -17418,23 +18416,71 @@
           <w:szCs w:val="24"/>
           <w:rtl/>
         </w:rPr>
-        <w:t xml:space="preserve">دعاء ختم القرآن الكريم - الشيخ عبدالرحمن الحذيفي:</w:t>
-      </w:r>
-    </w:p>
-    <w:p>
-      <w:pPr>
-        <w:bidi/>
-        <w:spacing w:after="200" w:line="340"/>
-        <w:jc w:val="right"/>
-      </w:pPr>
-      <w:r>
-        <w:rPr>
-          <w:rFonts w:ascii="Times New Roman" w:cs="Times New Roman" w:eastAsia="Times New Roman" w:hAnsi="Times New Roman"/>
-          <w:sz w:val="24"/>
-          <w:szCs w:val="24"/>
-          <w:rtl/>
-        </w:rPr>
-        <w:t xml:space="preserve">صدق الله العظيم الذي لا إله إلا هو، المتوحد في الجلال، بكمال الجمال، تعظيمًا وتكبيرًا، المتفرد بتصريف الأحوال والأمور على التفصيل والإجمال، تقديرًا وتدبيرًا، المتعالي بعظمته، </w:t>
+        <w:t xml:space="preserve">الإحرام: يُحرم المسلم من الميقات المحدد له، ثم يتجرد من ثيابه ويغتسل كما يغتسل من الجنابة (سنة للرجال والنساء حتى الحائض والنفساء)، ثم يلبس ثياب الإحرام ويلف رداءه على كتفه (ولا يُخرج الكتف الأيمن إلا في طواف القدوم)، ثم يُصلي الفريضة إن كان وقتها، وإلا صلى ركعتين ينوي بهما سنة الوضوء (وإن لم يُصل فلا حرج).</w:t>
+      </w:r>
+    </w:p>
+    <w:p>
+      <w:pPr>
+        <w:bidi/>
+        <w:spacing w:after="200" w:line="340"/>
+        <w:jc w:val="right"/>
+      </w:pPr>
+      <w:r>
+        <w:rPr>
+          <w:rFonts w:ascii="Times New Roman" w:cs="Times New Roman" w:eastAsia="Times New Roman" w:hAnsi="Times New Roman"/>
+          <w:sz w:val="24"/>
+          <w:szCs w:val="24"/>
+          <w:rtl/>
+        </w:rPr>
+        <w:t xml:space="preserve">إذا فرغ من الصلاة أحرم وقال: «لبيك عمرة» (ولمن يؤدي العمرة عن شخص متوفى، يقول: «اللهم لبيك عمرة عن فلان»، مع أن النية تكفي). يَحرُم بعد الإحرام: الطيب، والنساء، ولبس المخيط، والأخذ من شعر الجسم، والصيد.</w:t>
+      </w:r>
+    </w:p>
+    <w:p>
+      <w:pPr>
+        <w:bidi/>
+        <w:spacing w:after="200" w:line="340"/>
+        <w:jc w:val="right"/>
+      </w:pPr>
+      <w:r>
+        <w:rPr>
+          <w:rFonts w:ascii="Times New Roman" w:cs="Times New Roman" w:eastAsia="Times New Roman" w:hAnsi="Times New Roman"/>
+          <w:sz w:val="24"/>
+          <w:szCs w:val="24"/>
+          <w:rtl/>
+        </w:rPr>
+        <w:t xml:space="preserve">التلبية: «لبيك اللهم لبيك، لبيك لا شريك لك لبيك، إن الحمد والنعمة لك والملك، لا شريك لك» — يرفع الرجل صوته بها، والمرأة تقولها بقدر ما يُسمع من بجوارها فقط. يُستحب الإكثار من التلبية، خصوصًا عند تغيّر الأحوال (كصعود مرتفع أو نزول منخفض، أو إقبال الليل أو النهار)، ثم يسأل الله رضوانه والجنة ويستعيذ برحمته من النار. والتلبية مشروعة من الإحرام إلى بدء الطواف (في العمرة)، ومن الإحرام إلى رمي جمرة العقبة يوم العيد (في الحج).</w:t>
+      </w:r>
+    </w:p>
+    <w:p>
+      <w:pPr>
+        <w:bidi/>
+        <w:spacing w:after="200" w:line="340"/>
+        <w:jc w:val="right"/>
+      </w:pPr>
+      <w:r>
+        <w:rPr>
+          <w:rFonts w:ascii="Times New Roman" w:cs="Times New Roman" w:eastAsia="Times New Roman" w:hAnsi="Times New Roman"/>
+          <w:sz w:val="24"/>
+          <w:szCs w:val="24"/>
+          <w:rtl/>
+        </w:rPr>
+        <w:t xml:space="preserve">دخول المسجد الحرام: يُقدّم رجله اليمنى ويقول: «بسم الله، والصلاة والسلام على رسول الله، اللهم اغفر لي ذنوبي، وافتح لي أبواب رحمتك، أعوذ بالله العظيم، وبوجهه الكريم، وبسلطانه القديم، من الشيطان الرجيم»</w:t>
+      </w:r>
+    </w:p>
+    <w:p>
+      <w:pPr>
+        <w:bidi/>
+        <w:spacing w:after="200" w:line="340"/>
+        <w:jc w:val="right"/>
+      </w:pPr>
+      <w:r>
+        <w:rPr>
+          <w:rFonts w:ascii="Times New Roman" w:cs="Times New Roman" w:eastAsia="Times New Roman" w:hAnsi="Times New Roman"/>
+          <w:sz w:val="24"/>
+          <w:szCs w:val="24"/>
+          <w:rtl/>
+        </w:rPr>
+        <w:t xml:space="preserve">الطواف: يتقدم إلى الحجر الأسود ليبدأ الطواف، فيستلمه بيده اليمنى ويُقبّله (فإن تعذّر، يستقبله ويُشير إليه بيده اليمنى دون تقبيل يده)، ويقول عند استلامه: «بسم الله والله أكبر، اللهم إيمانًا بك، وتصديقًا بكتابك، ووفاء بعهدك، واتباعًا لسنة نبيك محمد صلى الله عليه وسلم». ثم يجعل البيت عن يساره، فإذا بلغ الركن اليماني استلمه من غير تقبيل (أو لا يزاحم ولا يُشير إليه)، ويقول بينه وبين الحجر الأسود: </w:t>
       </w:r>
       <w:r>
         <w:rPr>
@@ -17446,32 +18492,48 @@
           <w:szCs w:val="24"/>
           <w:rtl/>
         </w:rPr>
-        <w:t xml:space="preserve">﴿الَّذِي نَزَّلَ الْفُرْقَانَ عَلَىٰ عَبْدِهِ لِيَكُونَ لِلْعَالَمِينَ نَذِيرًا﴾</w:t>
-      </w:r>
-      <w:r>
-        <w:rPr>
-          <w:rFonts w:ascii="Times New Roman" w:cs="Times New Roman" w:eastAsia="Times New Roman" w:hAnsi="Times New Roman"/>
-          <w:sz w:val="24"/>
-          <w:szCs w:val="24"/>
-          <w:rtl/>
-        </w:rPr>
-        <w:t xml:space="preserve"> [الفرقان: 1].</w:t>
-      </w:r>
-    </w:p>
-    <w:p>
-      <w:pPr>
-        <w:bidi/>
-        <w:spacing w:after="200" w:line="340"/>
-        <w:jc w:val="right"/>
-      </w:pPr>
-      <w:r>
-        <w:rPr>
-          <w:rFonts w:ascii="Times New Roman" w:cs="Times New Roman" w:eastAsia="Times New Roman" w:hAnsi="Times New Roman"/>
-          <w:sz w:val="24"/>
-          <w:szCs w:val="24"/>
-          <w:rtl/>
-        </w:rPr>
-        <w:t xml:space="preserve">صدق الله الرحمن الرحيم، صدق الحليم العظيم، وصدق رسوله الكريم، صدق من بعثه الله شاهدًا ومبشرًا ونذيرًا، </w:t>
+        <w:t xml:space="preserve">«رَبَّنَا آتِنَا فِي الدُّنْيَا حَسَنَةً وَفِي الْآخِرَةِ حَسَنَةً وَقِنَا عَذَابَ النَّارِ»</w:t>
+      </w:r>
+      <w:r>
+        <w:rPr>
+          <w:rFonts w:ascii="Times New Roman" w:cs="Times New Roman" w:eastAsia="Times New Roman" w:hAnsi="Times New Roman"/>
+          <w:sz w:val="24"/>
+          <w:szCs w:val="24"/>
+          <w:rtl/>
+        </w:rPr>
+        <w:t xml:space="preserve">، ويُكبّر كلما مرّ بالحجر الأسود. وفي بقية الطواف يقول ما أحب من ذكر ودعاء وقراءة قرآن.</w:t>
+      </w:r>
+    </w:p>
+    <w:p>
+      <w:pPr>
+        <w:bidi/>
+        <w:spacing w:after="200" w:line="340"/>
+        <w:jc w:val="right"/>
+      </w:pPr>
+      <w:r>
+        <w:rPr>
+          <w:rFonts w:ascii="Times New Roman" w:cs="Times New Roman" w:eastAsia="Times New Roman" w:hAnsi="Times New Roman"/>
+          <w:sz w:val="24"/>
+          <w:szCs w:val="24"/>
+          <w:rtl/>
+        </w:rPr>
+        <w:t xml:space="preserve">في هذا الطواف يُستحب للرجل: الاضطباع (جعل وسط الرداء تحت الإبط الأيمن وطرفيه على الكتف الأيسر) طوال الطواف، والرَّمَل (الإسراع مع مقاربة الخطى) في الأشواط الثلاثة الأولى فقط، وباقي الأشواط الأربعة يمشي كعادته.</w:t>
+      </w:r>
+    </w:p>
+    <w:p>
+      <w:pPr>
+        <w:bidi/>
+        <w:spacing w:after="200" w:line="340"/>
+        <w:jc w:val="right"/>
+      </w:pPr>
+      <w:r>
+        <w:rPr>
+          <w:rFonts w:ascii="Times New Roman" w:cs="Times New Roman" w:eastAsia="Times New Roman" w:hAnsi="Times New Roman"/>
+          <w:sz w:val="24"/>
+          <w:szCs w:val="24"/>
+          <w:rtl/>
+        </w:rPr>
+        <w:t xml:space="preserve">بعد سبعة أشواط، يتقدم إلى مقام إبراهيم ويقرأ </w:t>
       </w:r>
       <w:r>
         <w:rPr>
@@ -17483,80 +18545,16 @@
           <w:szCs w:val="24"/>
           <w:rtl/>
         </w:rPr>
-        <w:t xml:space="preserve">﴿وَدَاعِيًا إِلَى اللَّهِ بِإِذْنِهِ وَسِرَاجًا مُّنِيرًا﴾</w:t>
-      </w:r>
-      <w:r>
-        <w:rPr>
-          <w:rFonts w:ascii="Times New Roman" w:cs="Times New Roman" w:eastAsia="Times New Roman" w:hAnsi="Times New Roman"/>
-          <w:sz w:val="24"/>
-          <w:szCs w:val="24"/>
-          <w:rtl/>
-        </w:rPr>
-        <w:t xml:space="preserve"> [الأحزاب: 46]، ونحن على ما قال خالقنا ورازقنا ومولانا من الشاهدين، وبآياته من الموقنين، ولدينه من المنقادين الخاشعين.</w:t>
-      </w:r>
-    </w:p>
-    <w:p>
-      <w:pPr>
-        <w:bidi/>
-        <w:spacing w:after="200" w:line="340"/>
-        <w:jc w:val="right"/>
-      </w:pPr>
-      <w:r>
-        <w:rPr>
-          <w:rFonts w:ascii="Times New Roman" w:cs="Times New Roman" w:eastAsia="Times New Roman" w:hAnsi="Times New Roman"/>
-          <w:sz w:val="24"/>
-          <w:szCs w:val="24"/>
-          <w:rtl/>
-        </w:rPr>
-        <w:t xml:space="preserve">اللهم لك الحمد على ما يسّرت من تلاوة كتابك، ومن صيام شهر رمضان وقيامه.</w:t>
-      </w:r>
-    </w:p>
-    <w:p>
-      <w:pPr>
-        <w:bidi/>
-        <w:spacing w:after="200" w:line="340"/>
-        <w:jc w:val="right"/>
-      </w:pPr>
-      <w:r>
-        <w:rPr>
-          <w:rFonts w:ascii="Times New Roman" w:cs="Times New Roman" w:eastAsia="Times New Roman" w:hAnsi="Times New Roman"/>
-          <w:sz w:val="24"/>
-          <w:szCs w:val="24"/>
-          <w:rtl/>
-        </w:rPr>
-        <w:t xml:space="preserve">اللهم لك الحمد على أن هديتنا لمعالم دينك الذي ارتضيته لنفسك وبنيته على خمس: شهادة أن لا إله إلا الله، وأن محمدًا رسول الله، وإقام الصلاة، وإيتاء الزكاة، وصوم رمضان، وحج البيت الحرام.</w:t>
-      </w:r>
-    </w:p>
-    <w:p>
-      <w:pPr>
-        <w:bidi/>
-        <w:spacing w:after="200" w:line="340"/>
-        <w:jc w:val="right"/>
-      </w:pPr>
-      <w:r>
-        <w:rPr>
-          <w:rFonts w:ascii="Times New Roman" w:cs="Times New Roman" w:eastAsia="Times New Roman" w:hAnsi="Times New Roman"/>
-          <w:sz w:val="24"/>
-          <w:szCs w:val="24"/>
-          <w:rtl/>
-        </w:rPr>
-        <w:t xml:space="preserve">اللهم لك الحمد والشكر على الإيمان والقرآن.</w:t>
-      </w:r>
-    </w:p>
-    <w:p>
-      <w:pPr>
-        <w:bidi/>
-        <w:spacing w:after="200" w:line="340"/>
-        <w:jc w:val="right"/>
-      </w:pPr>
-      <w:r>
-        <w:rPr>
-          <w:rFonts w:ascii="Times New Roman" w:cs="Times New Roman" w:eastAsia="Times New Roman" w:hAnsi="Times New Roman"/>
-          <w:sz w:val="24"/>
-          <w:szCs w:val="24"/>
-          <w:rtl/>
-        </w:rPr>
-        <w:t xml:space="preserve">اللهم لك الحمد على أن أرسلت إلينا أفضل رسلك، وأنزلت عليه أفضل كتبك، وأحسنها نظامًا في الدنيا والآخرة، وأفصحها كلامًا، وأبينها حلالًا وحرامًا، وأعلاها مقامًا، كتاب عظيم الشأن، عظيم السلطان، مشرق البرهان، محفوظ من الزيادة والنقصان، </w:t>
+        <w:t xml:space="preserve">﴿وَاتَّخِذُوا مِن مَّقَامِ إِبْرَاهِيمَ مُصَلًّى﴾</w:t>
+      </w:r>
+      <w:r>
+        <w:rPr>
+          <w:rFonts w:ascii="Times New Roman" w:cs="Times New Roman" w:eastAsia="Times New Roman" w:hAnsi="Times New Roman"/>
+          <w:sz w:val="24"/>
+          <w:szCs w:val="24"/>
+          <w:rtl/>
+        </w:rPr>
+        <w:t xml:space="preserve">، ثم يصلي خلفه ركعتين خفيفتين، يقرأ في الأولى بعد الفاتحة </w:t>
       </w:r>
       <w:r>
         <w:rPr>
@@ -17568,16 +18566,16 @@
           <w:szCs w:val="24"/>
           <w:rtl/>
         </w:rPr>
-        <w:t xml:space="preserve">﴿لَّا يَأْتِيهِ الْبَاطِلُ مِن بَيْنِ يَدَيْهِ وَلَا مِنْ خَلْفِهِ تَنزِيلٌ مِّنْ حَكِيمٍ حَمِيدٍ﴾</w:t>
-      </w:r>
-      <w:r>
-        <w:rPr>
-          <w:rFonts w:ascii="Times New Roman" w:cs="Times New Roman" w:eastAsia="Times New Roman" w:hAnsi="Times New Roman"/>
-          <w:sz w:val="24"/>
-          <w:szCs w:val="24"/>
-          <w:rtl/>
-        </w:rPr>
-        <w:t xml:space="preserve"> [فصلت: 42]، </w:t>
+        <w:t xml:space="preserve">﴿قُلْ يَا أَيُّهَا الْكَافِرُونَ﴾</w:t>
+      </w:r>
+      <w:r>
+        <w:rPr>
+          <w:rFonts w:ascii="Times New Roman" w:cs="Times New Roman" w:eastAsia="Times New Roman" w:hAnsi="Times New Roman"/>
+          <w:sz w:val="24"/>
+          <w:szCs w:val="24"/>
+          <w:rtl/>
+        </w:rPr>
+        <w:t xml:space="preserve"> وفي الثانية </w:t>
       </w:r>
       <w:r>
         <w:rPr>
@@ -17589,256 +18587,48 @@
           <w:szCs w:val="24"/>
           <w:rtl/>
         </w:rPr>
-        <w:t xml:space="preserve">﴿كِتَابٌ أُحْكِمَتْ آيَاتُهُ ثُمَّ فُصِّلَتْ مِن لَّدُنْ حَكِيمٍ خَبِيرٍ﴾</w:t>
-      </w:r>
-      <w:r>
-        <w:rPr>
-          <w:rFonts w:ascii="Times New Roman" w:cs="Times New Roman" w:eastAsia="Times New Roman" w:hAnsi="Times New Roman"/>
-          <w:sz w:val="24"/>
-          <w:szCs w:val="24"/>
-          <w:rtl/>
-        </w:rPr>
-        <w:t xml:space="preserve"> [هود: 1].</w:t>
-      </w:r>
-    </w:p>
-    <w:p>
-      <w:pPr>
-        <w:bidi/>
-        <w:spacing w:after="200" w:line="340"/>
-        <w:jc w:val="right"/>
-      </w:pPr>
-      <w:r>
-        <w:rPr>
-          <w:rFonts w:ascii="Times New Roman" w:cs="Times New Roman" w:eastAsia="Times New Roman" w:hAnsi="Times New Roman"/>
-          <w:sz w:val="24"/>
-          <w:szCs w:val="24"/>
-          <w:rtl/>
-        </w:rPr>
-        <w:t xml:space="preserve">اللهم لك الحمد على نعمك العظيمة، وآلائك الجسيمة، ولك الحمد والشكر على نعمك الظاهرة والباطنة التي لا يحصيها غيرك، ما علمنا منها وما لم نعلم، لك الحمد حتى ترضى، وإذا رضيت حمدًا وشكرًا لا ينتهي أولاه، ولا ينفد أخراه، إنك أنت الله لا إله إلا أنت، أهل الوفاء والحمد.</w:t>
-      </w:r>
-    </w:p>
-    <w:p>
-      <w:pPr>
-        <w:bidi/>
-        <w:spacing w:after="200" w:line="340"/>
-        <w:jc w:val="right"/>
-      </w:pPr>
-      <w:r>
-        <w:rPr>
-          <w:rFonts w:ascii="Times New Roman" w:cs="Times New Roman" w:eastAsia="Times New Roman" w:hAnsi="Times New Roman"/>
-          <w:sz w:val="24"/>
-          <w:szCs w:val="24"/>
-          <w:rtl/>
-        </w:rPr>
-        <w:t xml:space="preserve">اللهم صلِّ على محمد وعلى آل محمد، كما صليت على إبراهيم وعلى آل إبراهيم إنك حميد مجيد، وبارك على محمد وعلى آل محمد، كما باركت على إبراهيم وعلى آل إبراهيم إنك حميد مجيد، وسلِّم تسليمًا كثيرًا.</w:t>
-      </w:r>
-    </w:p>
-    <w:p>
-      <w:pPr>
-        <w:bidi/>
-        <w:spacing w:after="200" w:line="340"/>
-        <w:jc w:val="right"/>
-      </w:pPr>
-      <w:r>
-        <w:rPr>
-          <w:rFonts w:ascii="Times New Roman" w:cs="Times New Roman" w:eastAsia="Times New Roman" w:hAnsi="Times New Roman"/>
-          <w:sz w:val="24"/>
-          <w:szCs w:val="24"/>
-          <w:rtl/>
-        </w:rPr>
-        <w:t xml:space="preserve">اللهم إنا عبيدك، بنو عبيدك، بنو إمائك، نواصينا بيدك، عدل فينا قضاؤك، نسألك اللهم بكل اسم هو لك، سميت به نفسك، أو أنزلته في كتابك، أو استأثرت به في علم الغيب عندك، أو علمته أحدًا من خلقك، أن تجعل القرآن العظيم ربيع قلوبنا، وجلاء همومنا وغمومنا، ونور أبصارنا، وهدايتنا في الدنيا والآخرة. اللهم ذكّرنا منه ما نسينا، وعلّمنا منه ما جهلنا. اللهم ارزقنا تلاوته على الوجه الذي يرضيك عنا آناء الليل وأطراف النهار، يا رب العالمين! اللهم اجعلنا ممن يقيم حروفه وحدوده، ولا تجعلنا ممن يقيم حروفه ويضيع حدوده. اللهم اجعله شاهدًا لنا، واجعله شفيعًا، يا رب العالمين! اللهم اجعلنا ممن اتبع القرآن فقاده إلى رضوانك وإلى جنات النعيم، ولا تجعلنا ممن اتبعه القرآن فزُجّ في قفاه إلى النار. اللهم اجعلنا من أهل القرآن الذين هم أهلك وخاصتك، يا أرحم الراحمين، يا رب العالمين!</w:t>
-      </w:r>
-    </w:p>
-    <w:p>
-      <w:pPr>
-        <w:bidi/>
-        <w:spacing w:after="200" w:line="340"/>
-        <w:jc w:val="right"/>
-      </w:pPr>
-      <w:r>
-        <w:rPr>
-          <w:rFonts w:ascii="Times New Roman" w:cs="Times New Roman" w:eastAsia="Times New Roman" w:hAnsi="Times New Roman"/>
-          <w:sz w:val="24"/>
-          <w:szCs w:val="24"/>
-          <w:rtl/>
-        </w:rPr>
-        <w:t xml:space="preserve">اللهم إنا نسألك رضوانك والجنة، ونعوذ بك اللهم من سخطك ومن النار. اللهم إنا نسألك الجنة وما قرّب إليها من قول أو عمل، ونعوذ بك اللهم من النار وما قرّب إليها من قول أو عمل. اللهم إنا نسألك من الخير كله عاجله وآجله، ما علمنا منه وما لم نعلم، ونعوذ بك اللهم من الشر كله عاجله وآجله، ما علمنا منه وما لم نعلم.</w:t>
-      </w:r>
-    </w:p>
-    <w:p>
-      <w:pPr>
-        <w:bidi/>
-        <w:spacing w:after="200" w:line="340"/>
-        <w:jc w:val="right"/>
-      </w:pPr>
-      <w:r>
-        <w:rPr>
-          <w:rFonts w:ascii="Times New Roman" w:cs="Times New Roman" w:eastAsia="Times New Roman" w:hAnsi="Times New Roman"/>
-          <w:sz w:val="24"/>
-          <w:szCs w:val="24"/>
-          <w:rtl/>
-        </w:rPr>
-        <w:t xml:space="preserve">اللهم إنا نسألك أن تعفو عنا، اللهم إنك عفو تحب العفو فاعف عنا، يا رب العالمين!</w:t>
-      </w:r>
-    </w:p>
-    <w:p>
-      <w:pPr>
-        <w:bidi/>
-        <w:spacing w:after="200" w:line="340"/>
-        <w:jc w:val="right"/>
-      </w:pPr>
-      <w:r>
-        <w:rPr>
-          <w:rFonts w:ascii="Times New Roman" w:cs="Times New Roman" w:eastAsia="Times New Roman" w:hAnsi="Times New Roman"/>
-          <w:sz w:val="24"/>
-          <w:szCs w:val="24"/>
-          <w:rtl/>
-        </w:rPr>
-        <w:t xml:space="preserve">اللهم إنا نسألك عيشة نقية، وميتة سوية، ومردًا غير مخزيّ ولا فاضح، يا رب العالمين!</w:t>
-      </w:r>
-    </w:p>
-    <w:p>
-      <w:pPr>
-        <w:bidi/>
-        <w:spacing w:after="200" w:line="340"/>
-        <w:jc w:val="right"/>
-      </w:pPr>
-      <w:r>
-        <w:rPr>
-          <w:rFonts w:ascii="Times New Roman" w:cs="Times New Roman" w:eastAsia="Times New Roman" w:hAnsi="Times New Roman"/>
-          <w:sz w:val="24"/>
-          <w:szCs w:val="24"/>
-          <w:rtl/>
-        </w:rPr>
-        <w:t xml:space="preserve">اللهم اغفر لجميع موتى المسلمين وارحمهم، الذين شهدوا بأنك الإله الحق، وأن محمدًا عبدك ورسولك، وماتوا على ذلك. اللهم عافهم واعفُ عنهم، اللهم أكرم نزلهم، ووسّع مدخلهم، واغسلهم من خطاياهم بالماء والثلج والبرد. اللهم جازهم بالإحسان إحسانًا، وجازهم بالسيئات عفوًا وغفرانًا. اللهم أعذهم من عذاب القبر، يا أرحم الراحمين!</w:t>
-      </w:r>
-    </w:p>
-    <w:p>
-      <w:pPr>
-        <w:bidi/>
-        <w:spacing w:after="200" w:line="340"/>
-        <w:jc w:val="right"/>
-      </w:pPr>
-      <w:r>
-        <w:rPr>
-          <w:rFonts w:ascii="Times New Roman" w:cs="Times New Roman" w:eastAsia="Times New Roman" w:hAnsi="Times New Roman"/>
-          <w:sz w:val="24"/>
-          <w:szCs w:val="24"/>
-          <w:rtl/>
-        </w:rPr>
-        <w:t xml:space="preserve">اللهم ارحمنا إذا صرنا إلى ما صاروا إليه، اللهم ارحمنا إذا توسّدنا التراب، يا رب العالمين! اللهم ارحمنا قبل الموت، اللهم ارحمنا في جميع أحوالنا وفي جميع أمورنا. اللهم اجعل كلامنا من الدنيا آخره «لا إله إلا الله». اللهم توفنا على الإيمان، اللهم اغفر لنا ما سلف وكان، اللهم احفظنا فيما بقي من الزمان. اللهم إنا نسألك أن ترحمنا يا رب العالمين برحمتك، اللهم لا تردنا خائبين.</w:t>
-      </w:r>
-    </w:p>
-    <w:p>
-      <w:pPr>
-        <w:bidi/>
-        <w:spacing w:after="200" w:line="340"/>
-        <w:jc w:val="right"/>
-      </w:pPr>
-      <w:r>
-        <w:rPr>
-          <w:rFonts w:ascii="Times New Roman" w:cs="Times New Roman" w:eastAsia="Times New Roman" w:hAnsi="Times New Roman"/>
-          <w:sz w:val="24"/>
-          <w:szCs w:val="24"/>
-          <w:rtl/>
-        </w:rPr>
-        <w:t xml:space="preserve">اللهم حضرنا ختم كتابك، اللهم مرّغنا خدودنا على أعتاب بابك، اللهم إنا نرجو رحمتك، ونخاف عذابك، اللهم لا تردنا يا ذا الجلال والإكرام! اللهم إن طردتنا فمن يؤوينا؟! اللهم إن باعدتنا فمن يقربنا؟! اللهم إن عذبتنا فمن ينصرنا؟! ليس لنا إله غيرك. اللهم إن لك عبيدًا غيرنا قد أخلصوا لك العبادة، يا رب العالمين، وعبدوك حق عبادتك، اللهم إنا نسألك يا رب العالمين أن تحقق فيك رجاءنا. اللهم إن رحمتك أوسع من ذنوبنا، وإن مغفرتك أوسع من ذنوبنا، وإن رحمتك أرجى عندنا من أعمالنا. اللهم لا تكلنا إلى أنفسنا، يا رب العالمين!</w:t>
-      </w:r>
-    </w:p>
-    <w:p>
-      <w:pPr>
-        <w:bidi/>
-        <w:spacing w:after="200" w:line="340"/>
-        <w:jc w:val="right"/>
-      </w:pPr>
-      <w:r>
-        <w:rPr>
-          <w:rFonts w:ascii="Times New Roman" w:cs="Times New Roman" w:eastAsia="Times New Roman" w:hAnsi="Times New Roman"/>
-          <w:sz w:val="24"/>
-          <w:szCs w:val="24"/>
-          <w:rtl/>
-        </w:rPr>
-        <w:t xml:space="preserve">اللهم اغفر لنا، ولوالدينا، ولأولادنا، ولزوجاتنا، وللمسلمين الأحياء والميتين.</w:t>
-      </w:r>
-    </w:p>
-    <w:p>
-      <w:pPr>
-        <w:bidi/>
-        <w:spacing w:after="200" w:line="340"/>
-        <w:jc w:val="right"/>
-      </w:pPr>
-      <w:r>
-        <w:rPr>
-          <w:rFonts w:ascii="Times New Roman" w:cs="Times New Roman" w:eastAsia="Times New Roman" w:hAnsi="Times New Roman"/>
-          <w:sz w:val="24"/>
-          <w:szCs w:val="24"/>
-          <w:rtl/>
-        </w:rPr>
-        <w:t xml:space="preserve">اللهم إنا نسألك يا ذا الجلال والإكرام أن تختم لنا بخير، وأن تجعل عواقب أمورنا إلى خير. اللهم أصلح لنا ديننا الذي هو عصمة أمرنا، اللهم أصلح لنا دنيانا التي فيها معاشنا، اللهم أصلح لنا آخرتنا التي إليها معادنا. اللهم اجعل الحياة زيادة لنا في كل خير، اللهم اجعل الموت راحة لنا من كل شر.</w:t>
-      </w:r>
-    </w:p>
-    <w:p>
-      <w:pPr>
-        <w:bidi/>
-        <w:spacing w:after="200" w:line="340"/>
-        <w:jc w:val="right"/>
-      </w:pPr>
-      <w:r>
-        <w:rPr>
-          <w:rFonts w:ascii="Times New Roman" w:cs="Times New Roman" w:eastAsia="Times New Roman" w:hAnsi="Times New Roman"/>
-          <w:sz w:val="24"/>
-          <w:szCs w:val="24"/>
-          <w:rtl/>
-        </w:rPr>
-        <w:t xml:space="preserve">يا من أظهر الجميل وستر القبيح! يا من لا يؤاخذ بالجريرة ولا يهتك الستر! يا حسن التجاوز! يا سامع كل نجوى، ويا منتهى كل شكوى! يا كريم الصفح! يا عظيم المنّ! يا مبتدئ النعم قبل استحقاقها! يا سيدنا، ويا مولانا، ويا غاية رغبتنا! نسألك اللهم ألا تشوي خلقنا بالنار، اللهم أعذنا من النار، اللهم أعذنا من عذاب القبر، يا رب العالمين! اللهم أعذنا من الضلال، يا أرحم الراحمين! اللهم ثبّتنا عند السؤال، يا أكرم الأكرمين!</w:t>
-      </w:r>
-    </w:p>
-    <w:p>
-      <w:pPr>
-        <w:bidi/>
-        <w:spacing w:after="200" w:line="340"/>
-        <w:jc w:val="right"/>
-      </w:pPr>
-      <w:r>
-        <w:rPr>
-          <w:rFonts w:ascii="Times New Roman" w:cs="Times New Roman" w:eastAsia="Times New Roman" w:hAnsi="Times New Roman"/>
-          <w:sz w:val="24"/>
-          <w:szCs w:val="24"/>
-          <w:rtl/>
-        </w:rPr>
-        <w:t xml:space="preserve">إلهنا ومولانا، تمّ نورك فهديتنا فلك الحمد، عَظُم حلمك فغفرت فلك الحمد. إلهنا وربنا، وجهك أكرم الوجوه، وعطيتك أفضل العطية وأهناها، تُطاع فتُشكر، وتُعصى فتغفر، وتكشف الضر، وتشفي السقيم، وتغفر الذنب العظيم، وتقبل التوبة، ولا يجزي بآلائك أحد، ولا يبلغ مدحتك قول قائل، أنت الله لا إله إلا أنت.</w:t>
-      </w:r>
-    </w:p>
-    <w:p>
-      <w:pPr>
-        <w:bidi/>
-        <w:spacing w:after="200" w:line="340"/>
-        <w:jc w:val="right"/>
-      </w:pPr>
-      <w:r>
-        <w:rPr>
-          <w:rFonts w:ascii="Times New Roman" w:cs="Times New Roman" w:eastAsia="Times New Roman" w:hAnsi="Times New Roman"/>
-          <w:sz w:val="24"/>
-          <w:szCs w:val="24"/>
-          <w:rtl/>
-        </w:rPr>
-        <w:t xml:space="preserve">اللهم أنت أحق من ذُكر، وأحق من عُبد، وأنصَر من ابتُغي، وأرأف من مَلَك، وأجود من سُئل، وأوسع من أعطى، أنت الملك لا شريك لك، والفرد لا ند لك، كل شيء هالك إلا وجهك، لن تُطاع إلا بإذنك، ولن تُعصى إلا بعلمك، يا رب العالمين! أقرب شهيد وأدنى حفيظ، حُلت دون النفوس، وأخذت بالنواصي، وكتبت الآثار، ونسخت الآجال، القلوب لك مفضية، والسر عندك علانية، الحلال ما أحللت، والحرام ما حرمت، والدين ما شرعت، والأمر ما قضيت، الخلق خلقك، والعباد عبادك، وأنت الله الرؤوف الرحيم.</w:t>
-      </w:r>
-    </w:p>
-    <w:p>
-      <w:pPr>
-        <w:bidi/>
-        <w:spacing w:after="200" w:line="340"/>
-        <w:jc w:val="right"/>
-      </w:pPr>
-      <w:r>
-        <w:rPr>
-          <w:rFonts w:ascii="Times New Roman" w:cs="Times New Roman" w:eastAsia="Times New Roman" w:hAnsi="Times New Roman"/>
-          <w:sz w:val="24"/>
-          <w:szCs w:val="24"/>
-          <w:rtl/>
-        </w:rPr>
-        <w:t xml:space="preserve">نسألك اللهم في هذه الليلة بوجهك الكريم، أن تجيرنا من النار، اللهم أجرنا من النار. اللهم احشرنا تحت لواء سيد المرسلين، واجعلنا معه من المقربين، يا رب العالمين! اللهم اجعلنا يوم القيامة من الآمنين المطمئنين الذين </w:t>
+        <w:t xml:space="preserve">﴿قُلْ هُوَ اللَّهُ أَحَدٌ﴾</w:t>
+      </w:r>
+      <w:r>
+        <w:rPr>
+          <w:rFonts w:ascii="Times New Roman" w:cs="Times New Roman" w:eastAsia="Times New Roman" w:hAnsi="Times New Roman"/>
+          <w:sz w:val="24"/>
+          <w:szCs w:val="24"/>
+          <w:rtl/>
+        </w:rPr>
+        <w:t xml:space="preserve">. ثم يرجع فيستلم الحجر الأسود إن تيسر، وإلا أشار إليه.</w:t>
+      </w:r>
+    </w:p>
+    <w:p>
+      <w:pPr>
+        <w:bidi/>
+        <w:spacing w:after="200" w:line="340"/>
+        <w:jc w:val="right"/>
+      </w:pPr>
+      <w:r>
+        <w:rPr>
+          <w:rFonts w:ascii="Times New Roman" w:cs="Times New Roman" w:eastAsia="Times New Roman" w:hAnsi="Times New Roman"/>
+          <w:sz w:val="24"/>
+          <w:szCs w:val="24"/>
+          <w:rtl/>
+        </w:rPr>
+        <w:t xml:space="preserve">الشرب من ماء زمزم: يُستحب الشرب من ماء زمزم بنية الشفاء، ويسأل الله من خير الدنيا والآخرة، ويستقبل القبلة، ويتضلّع منه (يشبع)، لحديث النبي صلى الله عليه وسلم: «خير ماء على وجه الأرض ماء زمزم، فيه طعام الطُّعم وشفاء السُّقم»</w:t>
+      </w:r>
+    </w:p>
+    <w:p>
+      <w:pPr>
+        <w:bidi/>
+        <w:spacing w:after="200" w:line="340"/>
+        <w:jc w:val="right"/>
+      </w:pPr>
+      <w:r>
+        <w:rPr>
+          <w:rFonts w:ascii="Times New Roman" w:cs="Times New Roman" w:eastAsia="Times New Roman" w:hAnsi="Times New Roman"/>
+          <w:sz w:val="24"/>
+          <w:szCs w:val="24"/>
+          <w:rtl/>
+        </w:rPr>
+        <w:t xml:space="preserve">السعي بين الصفا والمروة: يخرج إلى المسعى، فإذا دنا من الصفا قرأ </w:t>
       </w:r>
       <w:r>
         <w:rPr>
@@ -17850,546 +18640,69 @@
           <w:szCs w:val="24"/>
           <w:rtl/>
         </w:rPr>
-        <w:t xml:space="preserve">﴿لَا خَوْفٌ عَلَيْهِمْ وَلَا هُمْ يَحْزَنُونَ﴾</w:t>
-      </w:r>
-      <w:r>
-        <w:rPr>
-          <w:rFonts w:ascii="Times New Roman" w:cs="Times New Roman" w:eastAsia="Times New Roman" w:hAnsi="Times New Roman"/>
-          <w:sz w:val="24"/>
-          <w:szCs w:val="24"/>
-          <w:rtl/>
-        </w:rPr>
-        <w:t xml:space="preserve"> [يونس: 62]. اللهم ثبّتنا على الصراط، يا رب العالمين! اللهم سهّل علينا كل عقبة دون الجنة، حتى تبلغنا إياها. اللهم إنا نسألك العفو والعافية في أمورنا كلها، في الدين والدنيا والآخرة.</w:t>
-      </w:r>
-    </w:p>
-    <w:p>
-      <w:pPr>
-        <w:bidi/>
-        <w:spacing w:after="200" w:line="340"/>
-        <w:jc w:val="right"/>
-      </w:pPr>
-      <w:r>
-        <w:rPr>
-          <w:rFonts w:ascii="Times New Roman" w:cs="Times New Roman" w:eastAsia="Times New Roman" w:hAnsi="Times New Roman"/>
-          <w:sz w:val="24"/>
-          <w:szCs w:val="24"/>
-          <w:rtl/>
-        </w:rPr>
-        <w:t xml:space="preserve">اللهم إنا نسألك يا ذا الجلال والإكرام أن تُبيّض وجوهنا يوم تسودّ الوجوه، اللهم آتنا كتابنا بأيماننا، اللهم آتِ نفوسنا تقواها، زكّها أنت خير من زكّاها، أنت وليها ومولاها، لا إله لنا غيرك.</w:t>
-      </w:r>
-    </w:p>
-    <w:p>
-      <w:pPr>
-        <w:bidi/>
-        <w:spacing w:after="200" w:line="340"/>
-        <w:jc w:val="right"/>
-      </w:pPr>
-      <w:r>
-        <w:rPr>
-          <w:rFonts w:ascii="Times New Roman" w:cs="Times New Roman" w:eastAsia="Times New Roman" w:hAnsi="Times New Roman"/>
-          <w:sz w:val="24"/>
-          <w:szCs w:val="24"/>
-          <w:rtl/>
-        </w:rPr>
-        <w:t xml:space="preserve">اللهم هذه أيدينا قد رُفعت إليك، وهذه وجوهنا قد نُصبت إلى وجهك، يا أكرم الأكرمين! وهذه قلوبنا قد أنابت إليك، وهذه جباهنا سجدت لك، والمنة لك، يا أكرم الأكرمين!</w:t>
-      </w:r>
-    </w:p>
-    <w:p>
-      <w:pPr>
-        <w:bidi/>
-        <w:spacing w:after="200" w:line="340"/>
-        <w:jc w:val="right"/>
-      </w:pPr>
-      <w:r>
-        <w:rPr>
-          <w:rFonts w:ascii="Times New Roman" w:cs="Times New Roman" w:eastAsia="Times New Roman" w:hAnsi="Times New Roman"/>
-          <w:sz w:val="24"/>
-          <w:szCs w:val="24"/>
-          <w:rtl/>
-        </w:rPr>
-        <w:t xml:space="preserve">اللهم تقبل دعاءنا، واغفر ذنوبنا. اللهم يا ذا الجلال والإكرام، اختم لنا شهرنا رمضان برضوانك، وجُد علينا بمنّك وامتنانك. اللهم احفظ لنا حسناتنا، ولا تُبطلها، اللهم تقبل منا كل صغير وكبير، ولا تُبطل أعمالنا، اللهم امحُ سيئاتنا، يا رب العالمين! اللهم اجعلنا عندك من السعداء، اللهم اغفر لنا أجمعين. اللهم اجعل هذا المجتمع مجتمعًا مرحومًا، واجعل تفرقنا من بعده تفرقًا معصومًا، ولا تجعل فينا ولا معنا ولا منا شقيًا ولا محرومًا، يا رب العالمين، يا أكرم الأكرمين!</w:t>
-      </w:r>
-    </w:p>
-    <w:p>
-      <w:pPr>
-        <w:bidi/>
-        <w:spacing w:after="200" w:line="340"/>
-        <w:jc w:val="right"/>
-      </w:pPr>
-      <w:r>
-        <w:rPr>
-          <w:rFonts w:ascii="Times New Roman" w:cs="Times New Roman" w:eastAsia="Times New Roman" w:hAnsi="Times New Roman"/>
-          <w:sz w:val="24"/>
-          <w:szCs w:val="24"/>
-          <w:rtl/>
-        </w:rPr>
-        <w:t xml:space="preserve">يا من لا تراه في الدنيا العيون، ولا تخالطه الظنون، ولا يصفه الواصفون، ولا تغيره الحوادث، ولا يخشى الدوائر، ويعلم مكاييل البحار، ويعلم مثاقيل الجبال، وعدد قطر الأمطار، وعدد ورق الأشجار، ولا تواري منه سماء سماءً، ولا أرض أرضًا، ولا بحر ما في قعره، ولا جبل ما في وعره، نسألك اللهم أن تجعل خير أعمارنا آخرها، وخير أعمالنا خواتمها، وخير أيامنا يوم لقاك، يا أكرم الأكرمين، ويا رب العالمين!</w:t>
-      </w:r>
-    </w:p>
-    <w:p>
-      <w:pPr>
-        <w:bidi/>
-        <w:spacing w:after="200" w:line="340"/>
-        <w:jc w:val="right"/>
-      </w:pPr>
-      <w:r>
-        <w:rPr>
-          <w:rFonts w:ascii="Times New Roman" w:cs="Times New Roman" w:eastAsia="Times New Roman" w:hAnsi="Times New Roman"/>
-          <w:sz w:val="24"/>
-          <w:szCs w:val="24"/>
-          <w:rtl/>
-        </w:rPr>
-        <w:t xml:space="preserve">اللهم إنا نسألك موجبات رحمتك، وعزائم مغفرتك، والغنيمة من كل بر، والسلامة من كل إثم، والفوز بالجنة، والنجاة من النار.</w:t>
-      </w:r>
-    </w:p>
-    <w:p>
-      <w:pPr>
-        <w:bidi/>
-        <w:spacing w:after="200" w:line="340"/>
-        <w:jc w:val="right"/>
-      </w:pPr>
-      <w:r>
-        <w:rPr>
-          <w:rFonts w:ascii="Times New Roman" w:cs="Times New Roman" w:eastAsia="Times New Roman" w:hAnsi="Times New Roman"/>
-          <w:sz w:val="24"/>
-          <w:szCs w:val="24"/>
-          <w:rtl/>
-        </w:rPr>
-        <w:t xml:space="preserve">اللهم إنا نعوذ بك من سوء القضاء، وشماتة الأعداء، ودرك الشقاء، وجهد البلاء.</w:t>
-      </w:r>
-    </w:p>
-    <w:p>
-      <w:pPr>
-        <w:bidi/>
-        <w:spacing w:after="200" w:line="340"/>
-        <w:jc w:val="right"/>
-      </w:pPr>
-      <w:r>
-        <w:rPr>
-          <w:rFonts w:ascii="Times New Roman" w:cs="Times New Roman" w:eastAsia="Times New Roman" w:hAnsi="Times New Roman"/>
-          <w:sz w:val="24"/>
-          <w:szCs w:val="24"/>
-          <w:rtl/>
-        </w:rPr>
-        <w:t xml:space="preserve">اللهم احفظنا بالإسلام قائمين، اللهم احفظنا بالإسلام قاعدين، اللهم احفظنا بالإسلام راقدين، اللهم لا تُشمت بنا الأعداء ولا الحاسدين.</w:t>
-      </w:r>
-    </w:p>
-    <w:p>
-      <w:pPr>
-        <w:bidi/>
-        <w:spacing w:after="200" w:line="340"/>
-        <w:jc w:val="right"/>
-      </w:pPr>
-      <w:r>
-        <w:rPr>
-          <w:rFonts w:ascii="Times New Roman" w:cs="Times New Roman" w:eastAsia="Times New Roman" w:hAnsi="Times New Roman"/>
-          <w:sz w:val="24"/>
-          <w:szCs w:val="24"/>
-          <w:rtl/>
-        </w:rPr>
-        <w:t xml:space="preserve">اللهم أعنا ولا تُعن علينا، اللهم انصرنا ولا تنصر علينا، اللهم امكر لنا ولا تمكر بنا، اللهم اهدنا ويسر لنا الهدى، يا رب العالمين، يا أكرم الأكرمين، ويا أرحم الراحمين!</w:t>
-      </w:r>
-    </w:p>
-    <w:p>
-      <w:pPr>
-        <w:bidi/>
-        <w:spacing w:after="200" w:line="340"/>
-        <w:jc w:val="right"/>
-      </w:pPr>
-      <w:r>
-        <w:rPr>
-          <w:rFonts w:ascii="Times New Roman" w:cs="Times New Roman" w:eastAsia="Times New Roman" w:hAnsi="Times New Roman"/>
-          <w:sz w:val="24"/>
-          <w:szCs w:val="24"/>
-          <w:rtl/>
-        </w:rPr>
-        <w:t xml:space="preserve">اللهم أحسن عاقبتنا في الأمور كلها، وأجرنا من خزي الدنيا وعذاب الآخرة.</w:t>
-      </w:r>
-    </w:p>
-    <w:p>
-      <w:pPr>
-        <w:bidi/>
-        <w:spacing w:after="200" w:line="340"/>
-        <w:jc w:val="right"/>
-      </w:pPr>
-      <w:r>
-        <w:rPr>
-          <w:rFonts w:ascii="Times New Roman" w:cs="Times New Roman" w:eastAsia="Times New Roman" w:hAnsi="Times New Roman"/>
-          <w:sz w:val="24"/>
-          <w:szCs w:val="24"/>
-          <w:rtl/>
-        </w:rPr>
-        <w:t xml:space="preserve">اللهم ألّف بين قلوب المسلمين، اللهم أصلح ذات بينهم، اللهم اهدهم سبل السلام، اللهم أخرجهم من الظلمات إلى النور، اللهم انصرهم على عدوك وعدوهم، يا رب العالمين! اللهم اشرح صدورهم، اللهم يسّر أمورهم، اللهم تولَّ أمورهم، إنك على كل شيء قدير.</w:t>
-      </w:r>
-    </w:p>
-    <w:p>
-      <w:pPr>
-        <w:bidi/>
-        <w:spacing w:after="200" w:line="340"/>
-        <w:jc w:val="right"/>
-      </w:pPr>
-      <w:r>
-        <w:rPr>
-          <w:rFonts w:ascii="Times New Roman" w:cs="Times New Roman" w:eastAsia="Times New Roman" w:hAnsi="Times New Roman"/>
-          <w:sz w:val="24"/>
-          <w:szCs w:val="24"/>
-          <w:rtl/>
-        </w:rPr>
-        <w:t xml:space="preserve">اللهم ارحم المسلمين رحمة تُغنيهم بها عن رحمة من سواك، اللهم أصلح أحوالهم كلها، يا رب العالمين! اللهم ألّف بين قلوب المسلمين وبين ولاتهم، واجعلهم متعاونين على الخير والهدى، والبر والتقوى، إنك أنت الله لا إله إلا أنت، أنت الله مقلّب القلوب، وأنت على كل شيء قدير. اللهم اجمع كلمة المسلمين على الحق، اللهم احفظ مقدسات المسلمين وديارهم وأعراضهم وحرماتهم، يا أكرم الأكرمين، ويا رب العالمين!</w:t>
-      </w:r>
-    </w:p>
-    <w:p>
-      <w:pPr>
-        <w:bidi/>
-        <w:spacing w:after="200" w:line="340"/>
-        <w:jc w:val="right"/>
-      </w:pPr>
-      <w:r>
-        <w:rPr>
-          <w:rFonts w:ascii="Times New Roman" w:cs="Times New Roman" w:eastAsia="Times New Roman" w:hAnsi="Times New Roman"/>
-          <w:sz w:val="24"/>
-          <w:szCs w:val="24"/>
-          <w:rtl/>
-        </w:rPr>
-        <w:t xml:space="preserve">اللهم ألهمنا والمسلمين رشدنا، اللهم أعذنا من شرور أنفسنا، اللهم إنا نعوذ بك من إبليس وذريته، ومن سيئات أعمالنا، ومن شر كل ذي شر، يا رب العالمين! اللهم إنا نسألك يا ذا الجلال والإكرام، يا أرحم الراحمين، أن ترفع درجاتنا في جنات النعيم.</w:t>
-      </w:r>
-    </w:p>
-    <w:p>
-      <w:pPr>
-        <w:bidi/>
-        <w:spacing w:after="200" w:line="340"/>
-        <w:jc w:val="right"/>
-      </w:pPr>
-      <w:r>
-        <w:rPr>
-          <w:rFonts w:ascii="Times New Roman" w:cs="Times New Roman" w:eastAsia="Times New Roman" w:hAnsi="Times New Roman"/>
-          <w:sz w:val="24"/>
-          <w:szCs w:val="24"/>
-          <w:rtl/>
-        </w:rPr>
-        <w:t xml:space="preserve">اللهم أنت ربنا وإلهنا، اتكالنا عليك، والرغبة عظمت عندك، يا رب العالمين! وأنت الله لا إله إلا أنت، لك الدنيا والآخرة، أنت على كل شيء قدير. اللهم اختم لنا بالمغفرة في أمورنا كلها، اللهم وفقنا لطاعاتك، وجنّبنا معاصيك. اللهم طهّر قلوبنا من النفاق، وأعمالنا من الرياء، وأعيننا من الخيانة، وألسنتنا من الكذب. اللهم اجعل بلادنا آمنة مطمئنة رخاءً سخاءً، يا رب العالمين! اللهم عمّ بالخير المسلمين، يا أكرم الأكرمين! اللهم أدم الأمن والاستقرار في بلادنا، يا رب العالمين!</w:t>
-      </w:r>
-    </w:p>
-    <w:p>
-      <w:pPr>
-        <w:bidi/>
-        <w:spacing w:after="200" w:line="340"/>
-        <w:jc w:val="right"/>
-      </w:pPr>
-      <w:r>
-        <w:rPr>
-          <w:rFonts w:ascii="Times New Roman" w:cs="Times New Roman" w:eastAsia="Times New Roman" w:hAnsi="Times New Roman"/>
-          <w:sz w:val="24"/>
-          <w:szCs w:val="24"/>
-          <w:rtl/>
-        </w:rPr>
-        <w:t xml:space="preserve">اللهم أنت الله لا إله إلا أنت، نسألك يا ذا الجلال والإكرام عفوك ومغفرتك. اللهم اجعلنا ممن وُفّق لليلة القدر، وقامها إيمانًا واحتسابًا، وقَبِلَتها منه، يا رب العالمين!</w:t>
-      </w:r>
-    </w:p>
-    <w:p>
-      <w:pPr>
-        <w:bidi/>
-        <w:spacing w:after="200" w:line="340"/>
-        <w:jc w:val="right"/>
-      </w:pPr>
-      <w:r>
-        <w:rPr>
-          <w:rFonts w:ascii="Times New Roman" w:cs="Times New Roman" w:eastAsia="Times New Roman" w:hAnsi="Times New Roman"/>
-          <w:sz w:val="24"/>
-          <w:szCs w:val="24"/>
-          <w:rtl/>
-        </w:rPr>
-        <w:t xml:space="preserve">اللهم احفظ إمامنا بحفظك، اللهم وفقه بتوفيقك، اللهم خذ بناصيته لما تحب وترضى، اللهم أصلح بطانته، وأعنه على أمور دينه ودنياه. اللهم وفّق ولاة المسلمين لما تحب وترضى، ولما فيه الخير للمسلمين.</w:t>
-      </w:r>
-    </w:p>
-    <w:p>
-      <w:pPr>
-        <w:bidi/>
-        <w:spacing w:after="200" w:line="340"/>
-        <w:jc w:val="right"/>
-      </w:pPr>
-      <w:r>
-        <w:rPr>
-          <w:rFonts w:ascii="Times New Roman" w:cs="Times New Roman" w:eastAsia="Times New Roman" w:hAnsi="Times New Roman"/>
-          <w:sz w:val="24"/>
-          <w:szCs w:val="24"/>
-          <w:rtl/>
-        </w:rPr>
-        <w:t xml:space="preserve">اللهم لك الحمد كله، ولك الملك كله، ولك الأمر كله، لا هادي لما أضللت، ولا مضل لما هديت، ولا مباعد لما قربت، ولا مقرب لما باعدت. اللهم ابسط علينا من بركاتك وفضلك ورحمتك ورزقك.</w:t>
-      </w:r>
-    </w:p>
-    <w:p>
-      <w:pPr>
-        <w:bidi/>
-        <w:spacing w:after="200" w:line="340"/>
-        <w:jc w:val="right"/>
-      </w:pPr>
-      <w:r>
-        <w:rPr>
-          <w:rFonts w:ascii="Times New Roman" w:cs="Times New Roman" w:eastAsia="Times New Roman" w:hAnsi="Times New Roman"/>
-          <w:sz w:val="24"/>
-          <w:szCs w:val="24"/>
-          <w:rtl/>
-        </w:rPr>
-        <w:t xml:space="preserve">اللهم إنا نسألك الأمن يوم الخوف، ونسألك النعيم المقيم الذي لا يحول ولا يزول.</w:t>
-      </w:r>
-    </w:p>
-    <w:p>
-      <w:pPr>
-        <w:bidi/>
-        <w:spacing w:after="200" w:line="340"/>
-        <w:jc w:val="right"/>
-      </w:pPr>
-      <w:r>
-        <w:rPr>
-          <w:rFonts w:ascii="Times New Roman" w:cs="Times New Roman" w:eastAsia="Times New Roman" w:hAnsi="Times New Roman"/>
-          <w:sz w:val="24"/>
-          <w:szCs w:val="24"/>
-          <w:rtl/>
-        </w:rPr>
-        <w:t xml:space="preserve">اللهم حبّب إلينا الإيمان وزيّنه في قلوبنا، وكرّه إلينا الكفر والفسوق والعصيان، واجعلنا من الراشدين، يا أكرم الأكرمين!</w:t>
-      </w:r>
-    </w:p>
-    <w:p>
-      <w:pPr>
-        <w:bidi/>
-        <w:spacing w:after="200" w:line="340"/>
-        <w:jc w:val="right"/>
-      </w:pPr>
-      <w:r>
-        <w:rPr>
-          <w:rFonts w:ascii="Times New Roman" w:cs="Times New Roman" w:eastAsia="Times New Roman" w:hAnsi="Times New Roman"/>
-          <w:sz w:val="24"/>
-          <w:szCs w:val="24"/>
-          <w:rtl/>
-        </w:rPr>
-        <w:t xml:space="preserve">اللهم إنا نعوذ بك من قلب لا يخشع، ومن دعاء لا يُسمع، ومن علم لا ينفع، يا ذا الجلال والإكرام!</w:t>
-      </w:r>
-    </w:p>
-    <w:p>
-      <w:pPr>
-        <w:bidi/>
-        <w:spacing w:after="200" w:line="340"/>
-        <w:jc w:val="right"/>
-      </w:pPr>
-      <w:r>
-        <w:rPr>
-          <w:rFonts w:ascii="Times New Roman" w:cs="Times New Roman" w:eastAsia="Times New Roman" w:hAnsi="Times New Roman"/>
-          <w:sz w:val="24"/>
-          <w:szCs w:val="24"/>
-          <w:rtl/>
-        </w:rPr>
-        <w:t xml:space="preserve">اللهم إنا نسألك من خير ما سألك منه نبيك ورسولك محمد صلى الله عليه وسلم وعبادك الصالحون وأولياؤك المقربون، ونعوذ بك اللهم من شر ما استعاذك منه نبيك ورسولك محمد صلى الله عليه وسلم وعبادك الصالحون وأنبياؤك، يا ذا الجلال والإكرام!</w:t>
-      </w:r>
-    </w:p>
-    <w:p>
-      <w:pPr>
-        <w:bidi/>
-        <w:spacing w:after="200" w:line="340"/>
-        <w:jc w:val="right"/>
-      </w:pPr>
-      <w:r>
-        <w:rPr>
-          <w:rFonts w:ascii="Times New Roman" w:cs="Times New Roman" w:eastAsia="Times New Roman" w:hAnsi="Times New Roman"/>
-          <w:sz w:val="24"/>
-          <w:szCs w:val="24"/>
-          <w:rtl/>
-        </w:rPr>
-        <w:t xml:space="preserve">اللهم إنا نسألك يا ذا الجلال والإكرام أن تتقبل دعاءنا، وأن ترحم وقوفنا بين يديك. اللهم هذا الدعاء وهذا العمل، وأنت الله لا إله إلا أنت، تقبل منا أعمالنا وأقوالنا ودعاءنا، واغفر لنا يا أرحم الراحمين ما خالط ذلك مما لا ترضاه، يا أكرم الأكرمين!</w:t>
-      </w:r>
-    </w:p>
-    <w:p>
-      <w:pPr>
-        <w:bidi/>
-        <w:spacing w:after="200" w:line="340"/>
-        <w:jc w:val="right"/>
-      </w:pPr>
-      <w:r>
-        <w:rPr>
-          <w:rFonts w:ascii="Times New Roman" w:cs="Times New Roman" w:eastAsia="Times New Roman" w:hAnsi="Times New Roman"/>
-          <w:sz w:val="24"/>
-          <w:szCs w:val="24"/>
-          <w:rtl/>
-        </w:rPr>
-        <w:t xml:space="preserve">اللهم إنا نسألك الإخلاص في القول والعمل، ونسألك اللهم الاستقامة على سنة رسولك صلى الله عليه وسلم.</w:t>
-      </w:r>
-    </w:p>
-    <w:p>
-      <w:pPr>
-        <w:bidi/>
-        <w:spacing w:after="200" w:line="340"/>
-        <w:jc w:val="right"/>
-      </w:pPr>
-      <w:r>
-        <w:rPr>
-          <w:rFonts w:ascii="Times New Roman" w:cs="Times New Roman" w:eastAsia="Times New Roman" w:hAnsi="Times New Roman"/>
-          <w:sz w:val="24"/>
-          <w:szCs w:val="24"/>
-          <w:rtl/>
-        </w:rPr>
-        <w:t xml:space="preserve">اللهم لا تردنا خائبين يا ذا الجلال والإكرام!</w:t>
-      </w:r>
-    </w:p>
-    <w:p>
-      <w:pPr>
-        <w:bidi/>
-        <w:spacing w:after="200" w:line="340"/>
-        <w:jc w:val="right"/>
-      </w:pPr>
-      <w:r>
-        <w:rPr>
-          <w:rFonts w:ascii="Times New Roman" w:cs="Times New Roman" w:eastAsia="Times New Roman" w:hAnsi="Times New Roman"/>
-          <w:sz w:val="24"/>
-          <w:szCs w:val="24"/>
-          <w:rtl/>
-        </w:rPr>
-        <w:t xml:space="preserve">اللهم </w:t>
-      </w:r>
-      <w:r>
-        <w:rPr>
-          <w:rFonts w:ascii="Times New Roman" w:cs="Times New Roman" w:eastAsia="Times New Roman" w:hAnsi="Times New Roman"/>
-          <w:b/>
-          <w:bCs/>
-          <w:color w:val="B23A2E"/>
-          <w:sz w:val="24"/>
-          <w:szCs w:val="24"/>
-          <w:rtl/>
-        </w:rPr>
-        <w:t xml:space="preserve">﴿تَقَبَّلْ مِنَّا إِنَّكَ أَنتَ السَّمِيعُ الْعَلِيمُ﴾</w:t>
-      </w:r>
-      <w:r>
-        <w:rPr>
-          <w:rFonts w:ascii="Times New Roman" w:cs="Times New Roman" w:eastAsia="Times New Roman" w:hAnsi="Times New Roman"/>
-          <w:sz w:val="24"/>
-          <w:szCs w:val="24"/>
-          <w:rtl/>
-        </w:rPr>
-        <w:t xml:space="preserve"> [البقرة: 127]، </w:t>
-      </w:r>
-      <w:r>
-        <w:rPr>
-          <w:rFonts w:ascii="Times New Roman" w:cs="Times New Roman" w:eastAsia="Times New Roman" w:hAnsi="Times New Roman"/>
-          <w:b/>
-          <w:bCs/>
-          <w:color w:val="B23A2E"/>
-          <w:sz w:val="24"/>
-          <w:szCs w:val="24"/>
-          <w:rtl/>
-        </w:rPr>
-        <w:t xml:space="preserve">﴿وَتُبْ عَلَيْنَا إِنَّكَ أَنتَ التَّوَّابُ الرَّحِيمُ﴾</w:t>
-      </w:r>
-      <w:r>
-        <w:rPr>
-          <w:rFonts w:ascii="Times New Roman" w:cs="Times New Roman" w:eastAsia="Times New Roman" w:hAnsi="Times New Roman"/>
-          <w:sz w:val="24"/>
-          <w:szCs w:val="24"/>
-          <w:rtl/>
-        </w:rPr>
-        <w:t xml:space="preserve"> [البقرة: 128].</w:t>
-      </w:r>
-    </w:p>
-    <w:p>
-      <w:pPr>
-        <w:bidi/>
-        <w:spacing w:after="200" w:line="340"/>
-        <w:jc w:val="right"/>
-      </w:pPr>
-      <w:r>
-        <w:rPr>
-          <w:rFonts w:ascii="Times New Roman" w:cs="Times New Roman" w:eastAsia="Times New Roman" w:hAnsi="Times New Roman"/>
-          <w:b/>
-          <w:bCs/>
-          <w:color w:val="B23A2E"/>
-          <w:sz w:val="24"/>
-          <w:szCs w:val="24"/>
-          <w:rtl/>
-        </w:rPr>
-        <w:t xml:space="preserve">﴿رَبَّنَا لَا تُؤَاخِذْنَا إِن نَّسِينَا أَوْ أَخْطَأْنَا رَبَّنَا وَلَا تَحْمِلْ عَلَيْنَا إِصْرًا كَمَا حَمَلْتَهُ عَلَى الَّذِينَ مِن قَبْلِنَا رَبَّنَا وَلَا تُحَمِّلْنَا مَا لَا طَاقَةَ لَنَا بِهِ وَاعْفُ عَنَّا وَاغْفِرْ لَنَا وَارْحَمْنَا أَنتَ مَوْلَانَا فَانصُرْنَا عَلَى الْقَوْمِ الْكَافِرِينَ﴾</w:t>
-      </w:r>
-      <w:r>
-        <w:rPr>
-          <w:rFonts w:ascii="Times New Roman" w:cs="Times New Roman" w:eastAsia="Times New Roman" w:hAnsi="Times New Roman"/>
-          <w:sz w:val="24"/>
-          <w:szCs w:val="24"/>
-          <w:rtl/>
-        </w:rPr>
-        <w:t xml:space="preserve"> [البقرة: 286].</w:t>
-      </w:r>
-    </w:p>
-    <w:p>
-      <w:pPr>
-        <w:bidi/>
-        <w:spacing w:after="200" w:line="340"/>
-        <w:jc w:val="right"/>
-      </w:pPr>
-      <w:r>
-        <w:rPr>
-          <w:rFonts w:ascii="Times New Roman" w:cs="Times New Roman" w:eastAsia="Times New Roman" w:hAnsi="Times New Roman"/>
-          <w:b/>
-          <w:bCs/>
-          <w:color w:val="B23A2E"/>
-          <w:sz w:val="24"/>
-          <w:szCs w:val="24"/>
-          <w:rtl/>
-        </w:rPr>
-        <w:t xml:space="preserve">﴿وَلَا تَجْعَلْ فِي قُلُوبِنَا غِلًّا لِّلَّذِينَ آمَنُوا رَبَّنَا إِنَّكَ رَؤُوفٌ رَّحِيمٌ﴾</w:t>
-      </w:r>
-      <w:r>
-        <w:rPr>
-          <w:rFonts w:ascii="Times New Roman" w:cs="Times New Roman" w:eastAsia="Times New Roman" w:hAnsi="Times New Roman"/>
-          <w:sz w:val="24"/>
-          <w:szCs w:val="24"/>
-          <w:rtl/>
-        </w:rPr>
-        <w:t xml:space="preserve"> [الحشر: 10].</w:t>
-      </w:r>
-    </w:p>
-    <w:p>
-      <w:pPr>
-        <w:bidi/>
-        <w:spacing w:after="200" w:line="340"/>
-        <w:jc w:val="right"/>
-      </w:pPr>
-      <w:r>
-        <w:rPr>
-          <w:rFonts w:ascii="Times New Roman" w:cs="Times New Roman" w:eastAsia="Times New Roman" w:hAnsi="Times New Roman"/>
-          <w:sz w:val="24"/>
-          <w:szCs w:val="24"/>
-          <w:rtl/>
-        </w:rPr>
-        <w:t xml:space="preserve">اللهم اغفر لنا، يا أرحم الراحمين! اللهم إنا نسألك يا ذا الجلال والإكرام أن توفقنا فيما بقي من ساعات في شهر رمضان لما تحبه وترضاه.</w:t>
-      </w:r>
-    </w:p>
-    <w:p>
-      <w:pPr>
-        <w:bidi/>
-        <w:spacing w:after="200" w:line="340"/>
-        <w:jc w:val="right"/>
-      </w:pPr>
-      <w:r>
-        <w:rPr>
-          <w:rFonts w:ascii="Times New Roman" w:cs="Times New Roman" w:eastAsia="Times New Roman" w:hAnsi="Times New Roman"/>
-          <w:sz w:val="24"/>
-          <w:szCs w:val="24"/>
-          <w:rtl/>
-        </w:rPr>
-        <w:t xml:space="preserve">اللهم إنا نعوذ برضاك من سخطك، وبمعافاتك من عقوبتك، وبك منك، لا نُحصي ثناءً عليك.</w:t>
-      </w:r>
-    </w:p>
-    <w:p>
-      <w:pPr>
-        <w:bidi/>
-        <w:spacing w:after="200" w:line="340"/>
-        <w:jc w:val="right"/>
-      </w:pPr>
-      <w:r>
-        <w:rPr>
-          <w:rFonts w:ascii="Times New Roman" w:cs="Times New Roman" w:eastAsia="Times New Roman" w:hAnsi="Times New Roman"/>
-          <w:sz w:val="24"/>
-          <w:szCs w:val="24"/>
-          <w:rtl/>
-        </w:rPr>
-        <w:t xml:space="preserve">اللهم صلِّ وسلّم وبارك على عبدك ورسولك محمد سيد الأولين والآخرين، وعلى آله وصحبه أجمعين.</w:t>
+        <w:t xml:space="preserve">﴿إِنَّ الصَّفَا وَالْمَرْوَةَ مِن شَعَائِرِ اللَّهِ﴾</w:t>
+      </w:r>
+      <w:r>
+        <w:rPr>
+          <w:rFonts w:ascii="Times New Roman" w:cs="Times New Roman" w:eastAsia="Times New Roman" w:hAnsi="Times New Roman"/>
+          <w:sz w:val="24"/>
+          <w:szCs w:val="24"/>
+          <w:rtl/>
+        </w:rPr>
+        <w:t xml:space="preserve">، ثم يرقى على الصفا حتى يرى الكعبة فيستقبلها، ويرفع يديه كرفعهما في الدعاء، فيحمد الله ويدعو، ومن دعاء النبي صلى الله عليه وسلم هنا: «لا إله إلا الله، وحده لا شريك له، له الملك، وله الحمد، يحيي ويميت وهو على كل شيء قدير، لا إله إلا الله وحده، أنجز وعده، ونصر عبده، وهزم الأحزاب وحده» (يُكرر</w:t>
+      </w:r>
+      <w:r>
+        <w:rPr>
+          <w:rFonts w:ascii="Times New Roman" w:cs="Times New Roman" w:eastAsia="Times New Roman" w:hAnsi="Times New Roman"/>
+          <w:b/>
+          <w:bCs/>
+          <w:color w:val="3B5BA5"/>
+          <w:sz w:val="24"/>
+          <w:szCs w:val="24"/>
+          <w:rtl/>
+        </w:rPr>
+        <w:t xml:space="preserve"> 3 مرات</w:t>
+      </w:r>
+      <w:r>
+        <w:rPr>
+          <w:rFonts w:ascii="Times New Roman" w:cs="Times New Roman" w:eastAsia="Times New Roman" w:hAnsi="Times New Roman"/>
+          <w:sz w:val="24"/>
+          <w:szCs w:val="24"/>
+          <w:rtl/>
+        </w:rPr>
+        <w:t xml:space="preserve">، ويدعو بينها).</w:t>
+      </w:r>
+    </w:p>
+    <w:p>
+      <w:pPr>
+        <w:bidi/>
+        <w:spacing w:after="200" w:line="340"/>
+        <w:jc w:val="right"/>
+      </w:pPr>
+      <w:r>
+        <w:rPr>
+          <w:rFonts w:ascii="Times New Roman" w:cs="Times New Roman" w:eastAsia="Times New Roman" w:hAnsi="Times New Roman"/>
+          <w:sz w:val="24"/>
+          <w:szCs w:val="24"/>
+          <w:rtl/>
+        </w:rPr>
+        <w:t xml:space="preserve">ثم ينزل من الصفا إلى المروة ماشيًا، فإذا بلغ العلم الأخضر الأول أسرع الرجل قليلًا دون أن يؤذي أحدًا، فإذا بلغ العلم الأخضر الثاني مشى كعادته حتى المروة، فيرقى عليها ويقول مثل ما قاله على الصفا. وهكذا ذهابًا وإيابًا حتى يُكمل 7 أشواط (الذهاب من الصفا للمروة شوط، والعودة شوط آخر)، يقول في سعيه ما أحب من ذكر ودعاء وقراءة قرآن.</w:t>
+      </w:r>
+    </w:p>
+    <w:p>
+      <w:pPr>
+        <w:bidi/>
+        <w:spacing w:after="200" w:line="340"/>
+        <w:jc w:val="right"/>
+      </w:pPr>
+      <w:r>
+        <w:rPr>
+          <w:rFonts w:ascii="Times New Roman" w:cs="Times New Roman" w:eastAsia="Times New Roman" w:hAnsi="Times New Roman"/>
+          <w:sz w:val="24"/>
+          <w:szCs w:val="24"/>
+          <w:rtl/>
+        </w:rPr>
+        <w:t xml:space="preserve">الحلق أو التقصير: بعد إتمام السعي، يحلق الرجل رأسه أو يُقصّر (والحلق أفضل، ويكون شاملًا لكل الرأس)، وتُقصّر المرأة من أطراف شعرها قدر أنملة. وبهذا تتم العمرة، ويُحلّ المسلم من إحرامه إحلالًا كاملًا.</w:t>
       </w:r>
     </w:p>
     <w:p>
@@ -18413,7 +18726,7 @@
           <w:szCs w:val="36"/>
           <w:rtl/>
         </w:rPr>
-        <w:t>21. العمرة وأدعيتها</w:t>
+        <w:t>21. حزب البحر</w:t>
       </w:r>
     </w:p>
     <w:p>
@@ -18447,72 +18760,31 @@
           <w:szCs w:val="24"/>
           <w:rtl/>
         </w:rPr>
-        <w:t xml:space="preserve">الإحرام: يُحرم المسلم من الميقات المحدد له، ثم يتجرد من ثيابه ويغتسل كما يغتسل من الجنابة (سنة للرجال والنساء حتى الحائض والنفساء)، ثم يلبس ثياب الإحرام ويلف رداءه على كتفه (ولا يُخرج الكتف الأيمن إلا في طواف القدوم)، ثم يُصلي الفريضة إن كان وقتها، وإلا صلى ركعتين ينوي بهما سنة الوضوء (وإن لم يُصل فلا حرج).</w:t>
-      </w:r>
-    </w:p>
-    <w:p>
-      <w:pPr>
-        <w:bidi/>
-        <w:spacing w:after="200" w:line="340"/>
-        <w:jc w:val="right"/>
-      </w:pPr>
-      <w:r>
-        <w:rPr>
-          <w:rFonts w:ascii="Times New Roman" w:cs="Times New Roman" w:eastAsia="Times New Roman" w:hAnsi="Times New Roman"/>
-          <w:sz w:val="24"/>
-          <w:szCs w:val="24"/>
-          <w:rtl/>
-        </w:rPr>
-        <w:t xml:space="preserve">إذا فرغ من الصلاة أحرم وقال: «لبيك عمرة» (ولمن يؤدي العمرة عن شخص متوفى، يقول: «اللهم لبيك عمرة عن فلان»، مع أن النية تكفي). يَحرُم بعد الإحرام: الطيب، والنساء، ولبس المخيط، والأخذ من شعر الجسم، والصيد.</w:t>
-      </w:r>
-    </w:p>
-    <w:p>
-      <w:pPr>
-        <w:bidi/>
-        <w:spacing w:after="200" w:line="340"/>
-        <w:jc w:val="right"/>
-      </w:pPr>
-      <w:r>
-        <w:rPr>
-          <w:rFonts w:ascii="Times New Roman" w:cs="Times New Roman" w:eastAsia="Times New Roman" w:hAnsi="Times New Roman"/>
-          <w:sz w:val="24"/>
-          <w:szCs w:val="24"/>
-          <w:rtl/>
-        </w:rPr>
-        <w:t xml:space="preserve">التلبية: «لبيك اللهم لبيك، لبيك لا شريك لك لبيك، إن الحمد والنعمة لك والملك، لا شريك لك» — يرفع الرجل صوته بها، والمرأة تقولها بقدر ما يُسمع من بجوارها فقط. يُستحب الإكثار من التلبية، خصوصًا عند تغيّر الأحوال (كصعود مرتفع أو نزول منخفض، أو إقبال الليل أو النهار)، ثم يسأل الله رضوانه والجنة ويستعيذ برحمته من النار. والتلبية مشروعة من الإحرام إلى بدء الطواف (في العمرة)، ومن الإحرام إلى رمي جمرة العقبة يوم العيد (في الحج).</w:t>
-      </w:r>
-    </w:p>
-    <w:p>
-      <w:pPr>
-        <w:bidi/>
-        <w:spacing w:after="200" w:line="340"/>
-        <w:jc w:val="right"/>
-      </w:pPr>
-      <w:r>
-        <w:rPr>
-          <w:rFonts w:ascii="Times New Roman" w:cs="Times New Roman" w:eastAsia="Times New Roman" w:hAnsi="Times New Roman"/>
-          <w:sz w:val="24"/>
-          <w:szCs w:val="24"/>
-          <w:rtl/>
-        </w:rPr>
-        <w:t xml:space="preserve">دخول المسجد الحرام: يُقدّم رجله اليمنى ويقول: «بسم الله، والصلاة والسلام على رسول الله، اللهم اغفر لي ذنوبي، وافتح لي أبواب رحمتك، أعوذ بالله العظيم، وبوجهه الكريم، وبسلطانه القديم، من الشيطان الرجيم»</w:t>
-      </w:r>
-    </w:p>
-    <w:p>
-      <w:pPr>
-        <w:bidi/>
-        <w:spacing w:after="200" w:line="340"/>
-        <w:jc w:val="right"/>
-      </w:pPr>
-      <w:r>
-        <w:rPr>
-          <w:rFonts w:ascii="Times New Roman" w:cs="Times New Roman" w:eastAsia="Times New Roman" w:hAnsi="Times New Roman"/>
-          <w:sz w:val="24"/>
-          <w:szCs w:val="24"/>
-          <w:rtl/>
-        </w:rPr>
-        <w:t xml:space="preserve">الطواف: يتقدم إلى الحجر الأسود ليبدأ الطواف، فيستلمه بيده اليمنى ويُقبّله (فإن تعذّر، يستقبله ويُشير إليه بيده اليمنى دون تقبيل يده)، ويقول عند استلامه: «بسم الله والله أكبر، اللهم إيمانًا بك، وتصديقًا بكتابك، ووفاء بعهدك، واتباعًا لسنة نبيك محمد صلى الله عليه وسلم». ثم يجعل البيت عن يساره، فإذا بلغ الركن اليماني استلمه من غير تقبيل (أو لا يزاحم ولا يُشير إليه)، ويقول بينه وبين الحجر الأسود: </w:t>
-      </w:r>
+        <w:t xml:space="preserve">توجه واستفتاح حزب البحر:</w:t>
+      </w:r>
+    </w:p>
+    <w:p>
+      <w:pPr>
+        <w:bidi/>
+        <w:spacing w:after="200" w:line="340"/>
+        <w:jc w:val="right"/>
+      </w:pPr>
+      <w:r>
+        <w:rPr>
+          <w:rFonts w:ascii="Times New Roman" w:cs="Times New Roman" w:eastAsia="Times New Roman" w:hAnsi="Times New Roman"/>
+          <w:sz w:val="24"/>
+          <w:szCs w:val="24"/>
+          <w:rtl/>
+        </w:rPr>
+        <w:t xml:space="preserve">بسم الله الرحمن الرحيم</w:t>
+      </w:r>
+    </w:p>
+    <w:p>
+      <w:pPr>
+        <w:bidi/>
+        <w:spacing w:after="200" w:line="340"/>
+        <w:jc w:val="right"/>
+      </w:pPr>
       <w:r>
         <w:rPr>
           <w:rFonts w:ascii="Times New Roman" w:cs="Times New Roman" w:eastAsia="Times New Roman" w:hAnsi="Times New Roman"/>
@@ -18523,48 +18795,16 @@
           <w:szCs w:val="24"/>
           <w:rtl/>
         </w:rPr>
-        <w:t xml:space="preserve">«رَبَّنَا آتِنَا فِي الدُّنْيَا حَسَنَةً وَفِي الْآخِرَةِ حَسَنَةً وَقِنَا عَذَابَ النَّارِ»</w:t>
-      </w:r>
-      <w:r>
-        <w:rPr>
-          <w:rFonts w:ascii="Times New Roman" w:cs="Times New Roman" w:eastAsia="Times New Roman" w:hAnsi="Times New Roman"/>
-          <w:sz w:val="24"/>
-          <w:szCs w:val="24"/>
-          <w:rtl/>
-        </w:rPr>
-        <w:t xml:space="preserve">، ويُكبّر كلما مرّ بالحجر الأسود. وفي بقية الطواف يقول ما أحب من ذكر ودعاء وقراءة قرآن.</w:t>
-      </w:r>
-    </w:p>
-    <w:p>
-      <w:pPr>
-        <w:bidi/>
-        <w:spacing w:after="200" w:line="340"/>
-        <w:jc w:val="right"/>
-      </w:pPr>
-      <w:r>
-        <w:rPr>
-          <w:rFonts w:ascii="Times New Roman" w:cs="Times New Roman" w:eastAsia="Times New Roman" w:hAnsi="Times New Roman"/>
-          <w:sz w:val="24"/>
-          <w:szCs w:val="24"/>
-          <w:rtl/>
-        </w:rPr>
-        <w:t xml:space="preserve">في هذا الطواف يُستحب للرجل: الاضطباع (جعل وسط الرداء تحت الإبط الأيمن وطرفيه على الكتف الأيسر) طوال الطواف، والرَّمَل (الإسراع مع مقاربة الخطى) في الأشواط الثلاثة الأولى فقط، وباقي الأشواط الأربعة يمشي كعادته.</w:t>
-      </w:r>
-    </w:p>
-    <w:p>
-      <w:pPr>
-        <w:bidi/>
-        <w:spacing w:after="200" w:line="340"/>
-        <w:jc w:val="right"/>
-      </w:pPr>
-      <w:r>
-        <w:rPr>
-          <w:rFonts w:ascii="Times New Roman" w:cs="Times New Roman" w:eastAsia="Times New Roman" w:hAnsi="Times New Roman"/>
-          <w:sz w:val="24"/>
-          <w:szCs w:val="24"/>
-          <w:rtl/>
-        </w:rPr>
-        <w:t xml:space="preserve">بعد سبعة أشواط، يتقدم إلى مقام إبراهيم ويقرأ </w:t>
+        <w:t xml:space="preserve">﴿الْحَمْدُ لِلَّهِ رَبِّ الْعَالَمِينَ * الرَّحْمَنِ الرَّحِيمِ * مَالِكِ يَوْمِ الدِّينِ * إِيَّاكَ نَعْبُدُ وَإِيَّاكَ نَسْتَعِينُ * اهْدِنَا الصِّرَاطَ الْمُسْتَقِيمَ * صِرَاطَ الَّذِينَ أَنْعَمْتَ عَلَيْهِمْ غَيْرِ الْمَغْضُوبِ عَلَيْهِمْ وَلَا الضَّالِّينَ﴾</w:t>
+      </w:r>
+      <w:r>
+        <w:rPr>
+          <w:rFonts w:ascii="Times New Roman" w:cs="Times New Roman" w:eastAsia="Times New Roman" w:hAnsi="Times New Roman"/>
+          <w:sz w:val="24"/>
+          <w:szCs w:val="24"/>
+          <w:rtl/>
+        </w:rPr>
+        <w:t xml:space="preserve"> ثم آية الكرسي كاملة، ثم آية النعاس (</w:t>
       </w:r>
       <w:r>
         <w:rPr>
@@ -18576,16 +18816,16 @@
           <w:szCs w:val="24"/>
           <w:rtl/>
         </w:rPr>
-        <w:t xml:space="preserve">﴿وَاتَّخِذُوا مِن مَّقَامِ إِبْرَاهِيمَ مُصَلًّى﴾</w:t>
-      </w:r>
-      <w:r>
-        <w:rPr>
-          <w:rFonts w:ascii="Times New Roman" w:cs="Times New Roman" w:eastAsia="Times New Roman" w:hAnsi="Times New Roman"/>
-          <w:sz w:val="24"/>
-          <w:szCs w:val="24"/>
-          <w:rtl/>
-        </w:rPr>
-        <w:t xml:space="preserve">، ثم يصلي خلفه ركعتين خفيفتين، يقرأ في الأولى بعد الفاتحة </w:t>
+        <w:t xml:space="preserve">﴿ثُمَّ أَنزَلَ عَلَيْكُم مِّن بَعْدِ الْغَمِّ أَمَنَةً نُّعَاسًا...﴾</w:t>
+      </w:r>
+      <w:r>
+        <w:rPr>
+          <w:rFonts w:ascii="Times New Roman" w:cs="Times New Roman" w:eastAsia="Times New Roman" w:hAnsi="Times New Roman"/>
+          <w:sz w:val="24"/>
+          <w:szCs w:val="24"/>
+          <w:rtl/>
+        </w:rPr>
+        <w:t xml:space="preserve">)، ثم </w:t>
       </w:r>
       <w:r>
         <w:rPr>
@@ -18597,16 +18837,16 @@
           <w:szCs w:val="24"/>
           <w:rtl/>
         </w:rPr>
-        <w:t xml:space="preserve">﴿قُلْ يَا أَيُّهَا الْكَافِرُونَ﴾</w:t>
-      </w:r>
-      <w:r>
-        <w:rPr>
-          <w:rFonts w:ascii="Times New Roman" w:cs="Times New Roman" w:eastAsia="Times New Roman" w:hAnsi="Times New Roman"/>
-          <w:sz w:val="24"/>
-          <w:szCs w:val="24"/>
-          <w:rtl/>
-        </w:rPr>
-        <w:t xml:space="preserve"> وفي الثانية </w:t>
+        <w:t xml:space="preserve">﴿وَإِذَا جَاءَكَ الَّذِينَ يُؤْمِنُونَ بِآيَاتِنَا فَقُلْ سَلَامٌ عَلَيْكُمْ...﴾</w:t>
+      </w:r>
+      <w:r>
+        <w:rPr>
+          <w:rFonts w:ascii="Times New Roman" w:cs="Times New Roman" w:eastAsia="Times New Roman" w:hAnsi="Times New Roman"/>
+          <w:sz w:val="24"/>
+          <w:szCs w:val="24"/>
+          <w:rtl/>
+        </w:rPr>
+        <w:t xml:space="preserve">، ثم </w:t>
       </w:r>
       <w:r>
         <w:rPr>
@@ -18618,48 +18858,16 @@
           <w:szCs w:val="24"/>
           <w:rtl/>
         </w:rPr>
-        <w:t xml:space="preserve">﴿قُلْ هُوَ اللَّهُ أَحَدٌ﴾</w:t>
-      </w:r>
-      <w:r>
-        <w:rPr>
-          <w:rFonts w:ascii="Times New Roman" w:cs="Times New Roman" w:eastAsia="Times New Roman" w:hAnsi="Times New Roman"/>
-          <w:sz w:val="24"/>
-          <w:szCs w:val="24"/>
-          <w:rtl/>
-        </w:rPr>
-        <w:t xml:space="preserve">. ثم يرجع فيستلم الحجر الأسود إن تيسر، وإلا أشار إليه.</w:t>
-      </w:r>
-    </w:p>
-    <w:p>
-      <w:pPr>
-        <w:bidi/>
-        <w:spacing w:after="200" w:line="340"/>
-        <w:jc w:val="right"/>
-      </w:pPr>
-      <w:r>
-        <w:rPr>
-          <w:rFonts w:ascii="Times New Roman" w:cs="Times New Roman" w:eastAsia="Times New Roman" w:hAnsi="Times New Roman"/>
-          <w:sz w:val="24"/>
-          <w:szCs w:val="24"/>
-          <w:rtl/>
-        </w:rPr>
-        <w:t xml:space="preserve">الشرب من ماء زمزم: يُستحب الشرب من ماء زمزم بنية الشفاء، ويسأل الله من خير الدنيا والآخرة، ويستقبل القبلة، ويتضلّع منه (يشبع)، لحديث النبي صلى الله عليه وسلم: «خير ماء على وجه الأرض ماء زمزم، فيه طعام الطُّعم وشفاء السُّقم»</w:t>
-      </w:r>
-    </w:p>
-    <w:p>
-      <w:pPr>
-        <w:bidi/>
-        <w:spacing w:after="200" w:line="340"/>
-        <w:jc w:val="right"/>
-      </w:pPr>
-      <w:r>
-        <w:rPr>
-          <w:rFonts w:ascii="Times New Roman" w:cs="Times New Roman" w:eastAsia="Times New Roman" w:hAnsi="Times New Roman"/>
-          <w:sz w:val="24"/>
-          <w:szCs w:val="24"/>
-          <w:rtl/>
-        </w:rPr>
-        <w:t xml:space="preserve">السعي بين الصفا والمروة: يخرج إلى المسعى، فإذا دنا من الصفا قرأ </w:t>
+        <w:t xml:space="preserve">﴿هُوَ الَّذِي أَرْسَلَ رَسُولَهُ بِالْهُدَىٰ وَدِينِ الْحَقِّ...﴾</w:t>
+      </w:r>
+      <w:r>
+        <w:rPr>
+          <w:rFonts w:ascii="Times New Roman" w:cs="Times New Roman" w:eastAsia="Times New Roman" w:hAnsi="Times New Roman"/>
+          <w:sz w:val="24"/>
+          <w:szCs w:val="24"/>
+          <w:rtl/>
+        </w:rPr>
+        <w:t xml:space="preserve">، ثم آية </w:t>
       </w:r>
       <w:r>
         <w:rPr>
@@ -18671,69 +18879,307 @@
           <w:szCs w:val="24"/>
           <w:rtl/>
         </w:rPr>
-        <w:t xml:space="preserve">﴿إِنَّ الصَّفَا وَالْمَرْوَةَ مِن شَعَائِرِ اللَّهِ﴾</w:t>
-      </w:r>
-      <w:r>
-        <w:rPr>
-          <w:rFonts w:ascii="Times New Roman" w:cs="Times New Roman" w:eastAsia="Times New Roman" w:hAnsi="Times New Roman"/>
-          <w:sz w:val="24"/>
-          <w:szCs w:val="24"/>
-          <w:rtl/>
-        </w:rPr>
-        <w:t xml:space="preserve">، ثم يرقى على الصفا حتى يرى الكعبة فيستقبلها، ويرفع يديه كرفعهما في الدعاء، فيحمد الله ويدعو، ومن دعاء النبي صلى الله عليه وسلم هنا: «لا إله إلا الله، وحده لا شريك له، له الملك، وله الحمد، يحيي ويميت وهو على كل شيء قدير، لا إله إلا الله وحده، أنجز وعده، ونصر عبده، وهزم الأحزاب وحده» (يُكرر</w:t>
-      </w:r>
-      <w:r>
-        <w:rPr>
-          <w:rFonts w:ascii="Times New Roman" w:cs="Times New Roman" w:eastAsia="Times New Roman" w:hAnsi="Times New Roman"/>
-          <w:b/>
-          <w:bCs/>
-          <w:color w:val="3B5BA5"/>
-          <w:sz w:val="24"/>
-          <w:szCs w:val="24"/>
-          <w:rtl/>
-        </w:rPr>
-        <w:t xml:space="preserve"> 3 مرات</w:t>
-      </w:r>
-      <w:r>
-        <w:rPr>
-          <w:rFonts w:ascii="Times New Roman" w:cs="Times New Roman" w:eastAsia="Times New Roman" w:hAnsi="Times New Roman"/>
-          <w:sz w:val="24"/>
-          <w:szCs w:val="24"/>
-          <w:rtl/>
-        </w:rPr>
-        <w:t xml:space="preserve">، ويدعو بينها).</w:t>
-      </w:r>
-    </w:p>
-    <w:p>
-      <w:pPr>
-        <w:bidi/>
-        <w:spacing w:after="200" w:line="340"/>
-        <w:jc w:val="right"/>
-      </w:pPr>
-      <w:r>
-        <w:rPr>
-          <w:rFonts w:ascii="Times New Roman" w:cs="Times New Roman" w:eastAsia="Times New Roman" w:hAnsi="Times New Roman"/>
-          <w:sz w:val="24"/>
-          <w:szCs w:val="24"/>
-          <w:rtl/>
-        </w:rPr>
-        <w:t xml:space="preserve">ثم ينزل من الصفا إلى المروة ماشيًا، فإذا بلغ العلم الأخضر الأول أسرع الرجل قليلًا دون أن يؤذي أحدًا، فإذا بلغ العلم الأخضر الثاني مشى كعادته حتى المروة، فيرقى عليها ويقول مثل ما قاله على الصفا. وهكذا ذهابًا وإيابًا حتى يُكمل 7 أشواط (الذهاب من الصفا للمروة شوط، والعودة شوط آخر)، يقول في سعيه ما أحب من ذكر ودعاء وقراءة قرآن.</w:t>
-      </w:r>
-    </w:p>
-    <w:p>
-      <w:pPr>
-        <w:bidi/>
-        <w:spacing w:after="200" w:line="340"/>
-        <w:jc w:val="right"/>
-      </w:pPr>
-      <w:r>
-        <w:rPr>
-          <w:rFonts w:ascii="Times New Roman" w:cs="Times New Roman" w:eastAsia="Times New Roman" w:hAnsi="Times New Roman"/>
-          <w:sz w:val="24"/>
-          <w:szCs w:val="24"/>
-          <w:rtl/>
-        </w:rPr>
-        <w:t xml:space="preserve">الحلق أو التقصير: بعد إتمام السعي، يحلق الرجل رأسه أو يُقصّر (والحلق أفضل، ويكون شاملًا لكل الرأس)، وتُقصّر المرأة من أطراف شعرها قدر أنملة. وبهذا تتم العمرة، ويُحلّ المسلم من إحرامه إحلالًا كاملًا.</w:t>
+        <w:t xml:space="preserve">﴿مُّحَمَّدٌ رَّسُولُ اللَّهِ وَالَّذِينَ مَعَهُ أَشِدَّاءُ عَلَى الْكُفَّارِ...﴾</w:t>
+      </w:r>
+      <w:r>
+        <w:rPr>
+          <w:rFonts w:ascii="Times New Roman" w:cs="Times New Roman" w:eastAsia="Times New Roman" w:hAnsi="Times New Roman"/>
+          <w:sz w:val="24"/>
+          <w:szCs w:val="24"/>
+          <w:rtl/>
+        </w:rPr>
+        <w:t xml:space="preserve">، ثم </w:t>
+      </w:r>
+      <w:r>
+        <w:rPr>
+          <w:rFonts w:ascii="Times New Roman" w:cs="Times New Roman" w:eastAsia="Times New Roman" w:hAnsi="Times New Roman"/>
+          <w:b/>
+          <w:bCs/>
+          <w:color w:val="B23A2E"/>
+          <w:sz w:val="24"/>
+          <w:szCs w:val="24"/>
+          <w:rtl/>
+        </w:rPr>
+        <w:t xml:space="preserve">﴿لَوْ أَنزَلْنَا هَٰذَا الْقُرْآنَ عَلَىٰ جَبَلٍ لَّرَأَيْتَهُ خَاشِعًا مُّتَصَدِّعًا...﴾</w:t>
+      </w:r>
+      <w:r>
+        <w:rPr>
+          <w:rFonts w:ascii="Times New Roman" w:cs="Times New Roman" w:eastAsia="Times New Roman" w:hAnsi="Times New Roman"/>
+          <w:sz w:val="24"/>
+          <w:szCs w:val="24"/>
+          <w:rtl/>
+        </w:rPr>
+        <w:t xml:space="preserve"> وآيات آخر سورة الحشر (الأسماء الحسنى)، ثم سورة الشرح كاملة، ثم سورة الإخلاص كاملة.</w:t>
+      </w:r>
+    </w:p>
+    <w:p>
+      <w:pPr>
+        <w:bidi/>
+        <w:spacing w:after="120" w:before="320"/>
+        <w:jc w:val="right"/>
+      </w:pPr>
+      <w:r>
+        <w:rPr>
+          <w:rFonts w:ascii="Times New Roman" w:cs="Times New Roman" w:eastAsia="Times New Roman" w:hAnsi="Times New Roman"/>
+          <w:b/>
+          <w:bCs/>
+          <w:sz w:val="44"/>
+          <w:szCs w:val="44"/>
+          <w:rtl/>
+        </w:rPr>
+        <w:t xml:space="preserve">الدعاء الثاني</w:t>
+      </w:r>
+    </w:p>
+    <w:p>
+      <w:pPr>
+        <w:bidi/>
+        <w:spacing w:after="200" w:line="340"/>
+        <w:jc w:val="right"/>
+      </w:pPr>
+      <w:r>
+        <w:rPr>
+          <w:rFonts w:ascii="Times New Roman" w:cs="Times New Roman" w:eastAsia="Times New Roman" w:hAnsi="Times New Roman"/>
+          <w:sz w:val="24"/>
+          <w:szCs w:val="24"/>
+          <w:rtl/>
+        </w:rPr>
+        <w:t xml:space="preserve">متن حزب البحر المبارك:</w:t>
+      </w:r>
+    </w:p>
+    <w:p>
+      <w:pPr>
+        <w:bidi/>
+        <w:spacing w:after="200" w:line="340"/>
+        <w:jc w:val="right"/>
+      </w:pPr>
+      <w:r>
+        <w:rPr>
+          <w:rFonts w:ascii="Times New Roman" w:cs="Times New Roman" w:eastAsia="Times New Roman" w:hAnsi="Times New Roman"/>
+          <w:sz w:val="24"/>
+          <w:szCs w:val="24"/>
+          <w:rtl/>
+        </w:rPr>
+        <w:t xml:space="preserve">بسم الله الرحمن الرحيم</w:t>
+      </w:r>
+    </w:p>
+    <w:p>
+      <w:pPr>
+        <w:bidi/>
+        <w:spacing w:after="200" w:line="340"/>
+        <w:jc w:val="right"/>
+      </w:pPr>
+      <w:r>
+        <w:rPr>
+          <w:rFonts w:ascii="Times New Roman" w:cs="Times New Roman" w:eastAsia="Times New Roman" w:hAnsi="Times New Roman"/>
+          <w:sz w:val="24"/>
+          <w:szCs w:val="24"/>
+          <w:rtl/>
+        </w:rPr>
+        <w:t xml:space="preserve">يا علي يا عظيم، يا حليم يا عليم، أنت ربي وعلمك حسبي، فنعم الرب ربي ونعم الحسب حسبي، تنصر من تشاء وأنت العزيز الرحيم. نسألك العصمة في الحركات والسكنات والكلمات والإرادات والخطرات، من الشكوك والظنون والأوهام الساترة للقلوب عن مطالعة الغيوب. هنالك ابتُلي المؤمنون وزُلزلوا زلزالًا شديدًا، وإذ يقول المنافقون والذين في قلوبهم مرض ما وعدنا الله ورسوله إلا غرورًا، فثبّتنا وانصرنا، وسخّر لنا هذا البحر كما سخّرت البحر لموسى، وسخّرت النار لإبراهيم، وسخّرت الجبال والحديد لداوود، وسخّرت الريح والجن والشياطين لسليمان، وسخّر لنا كل بحر هو لك في الأرض والسماء والملك والملكوت، وبحر الدنيا وبحر الآخرة، وسخّر لنا كل شيء يا من بيده ملكوت كل شيء. (كهيعص، ثلاثًا)، انصرنا فإنك خير الناصرين، وافتح لنا فإنك خير الفاتحين، واغفر لنا فإنك خير الغافرين، وارحمنا فإنك خير الراحمين، وارزقنا فإنك خير الرازقين، واهدنا ونجّنا من القوم الظالمين. وهب لنا ريحًا طيبة كما هي في علمك، وانشرها علينا من خزائن رحمتك، واحملنا بها حمل الكرامة مع السلامة والعافية في الدين والدنيا والآخرة، إنك على كل شيء قدير.</w:t>
+      </w:r>
+    </w:p>
+    <w:p>
+      <w:pPr>
+        <w:bidi/>
+        <w:spacing w:after="200" w:line="340"/>
+        <w:jc w:val="right"/>
+      </w:pPr>
+      <w:r>
+        <w:rPr>
+          <w:rFonts w:ascii="Times New Roman" w:cs="Times New Roman" w:eastAsia="Times New Roman" w:hAnsi="Times New Roman"/>
+          <w:sz w:val="24"/>
+          <w:szCs w:val="24"/>
+          <w:rtl/>
+        </w:rPr>
+        <w:t xml:space="preserve">اللهم يسّر لنا أمورنا مع الراحة لقلوبنا وأبداننا، والسلامة والعافية في ديننا ودنيانا، وكن لنا صاحبًا في سفرنا وخليفة في أهلنا، واطمس على وجوه أعدائنا وامسخهم على مكانتهم فلا يستطيعون المضي ولا المجيء إلينا، </w:t>
+      </w:r>
+      <w:r>
+        <w:rPr>
+          <w:rFonts w:ascii="Times New Roman" w:cs="Times New Roman" w:eastAsia="Times New Roman" w:hAnsi="Times New Roman"/>
+          <w:b/>
+          <w:bCs/>
+          <w:color w:val="B23A2E"/>
+          <w:sz w:val="24"/>
+          <w:szCs w:val="24"/>
+          <w:rtl/>
+        </w:rPr>
+        <w:t xml:space="preserve">﴿وَلَوْ نَشَاءُ لَطَمَسْنَا عَلَىٰ أَعْيُنِهِمْ فَاسْتَبَقُوا الصِّرَاطَ فَأَنَّىٰ يُبْصِرُونَ﴾</w:t>
+      </w:r>
+      <w:r>
+        <w:rPr>
+          <w:rFonts w:ascii="Times New Roman" w:cs="Times New Roman" w:eastAsia="Times New Roman" w:hAnsi="Times New Roman"/>
+          <w:sz w:val="24"/>
+          <w:szCs w:val="24"/>
+          <w:rtl/>
+        </w:rPr>
+        <w:t xml:space="preserve">، ولو نشاء لمسخناهم على مكانتهم فما استطاعوا مُضيًا ولا يرجعون. </w:t>
+      </w:r>
+      <w:r>
+        <w:rPr>
+          <w:rFonts w:ascii="Times New Roman" w:cs="Times New Roman" w:eastAsia="Times New Roman" w:hAnsi="Times New Roman"/>
+          <w:b/>
+          <w:bCs/>
+          <w:color w:val="B23A2E"/>
+          <w:sz w:val="24"/>
+          <w:szCs w:val="24"/>
+          <w:rtl/>
+        </w:rPr>
+        <w:t xml:space="preserve">﴿يس وَالْقُرْآنِ الْحَكِيمِ * إِنَّكَ لَمِنَ الْمُرْسَلِينَ * عَلَىٰ صِرَاطٍ مُّسْتَقِيمٍ * تَنزِيلَ الْعَزِيزِ الرَّحِيمِ * لِتُنذِرَ قَوْمًا مَّا أُنذِرَ آبَاؤُهُمْ فَهُمْ غَافِلُونَ * لَقَدْ حَقَّ الْقَوْلُ عَلَىٰ أَكْثَرِهِمْ فَهُمْ لَا يُؤْمِنُونَ * إِنَّا جَعَلْنَا فِي أَعْنَاقِهِمْ أَغْلَالًا فَهِيَ إِلَى الْأَذْقَانِ فَهُم مُّقْمَحُونَ * وَجَعَلْنَا مِن بَيْنِ أَيْدِيهِمْ سَدًّا وَمِنْ خَلْفِهِمْ سَدًّا فَأَغْشَيْنَاهُمْ فَهُمْ لَا يُبْصِرُونَ﴾</w:t>
+      </w:r>
+      <w:r>
+        <w:rPr>
+          <w:rFonts w:ascii="Times New Roman" w:cs="Times New Roman" w:eastAsia="Times New Roman" w:hAnsi="Times New Roman"/>
+          <w:sz w:val="24"/>
+          <w:szCs w:val="24"/>
+          <w:rtl/>
+        </w:rPr>
+        <w:t xml:space="preserve">، شاهت الوجوه (ثلاثًا)، وعنت الوجوه للحي القيوم وقد خاب من حمل ظلمًا. طس، حم عسق، </w:t>
+      </w:r>
+      <w:r>
+        <w:rPr>
+          <w:rFonts w:ascii="Times New Roman" w:cs="Times New Roman" w:eastAsia="Times New Roman" w:hAnsi="Times New Roman"/>
+          <w:b/>
+          <w:bCs/>
+          <w:color w:val="B23A2E"/>
+          <w:sz w:val="24"/>
+          <w:szCs w:val="24"/>
+          <w:rtl/>
+        </w:rPr>
+        <w:t xml:space="preserve">﴿مَرَجَ الْبَحْرَيْنِ يَلْتَقِيَانِ بَيْنَهُمَا بَرْزَخٌ لَّا يَبْغِيَانِ﴾</w:t>
+      </w:r>
+      <w:r>
+        <w:rPr>
+          <w:rFonts w:ascii="Times New Roman" w:cs="Times New Roman" w:eastAsia="Times New Roman" w:hAnsi="Times New Roman"/>
+          <w:sz w:val="24"/>
+          <w:szCs w:val="24"/>
+          <w:rtl/>
+        </w:rPr>
+        <w:t xml:space="preserve">، (حم حم حم حم حم حم حم)، حُمّ الأمر وجاء النصر فعلينا لا يُنصرون. حم، </w:t>
+      </w:r>
+      <w:r>
+        <w:rPr>
+          <w:rFonts w:ascii="Times New Roman" w:cs="Times New Roman" w:eastAsia="Times New Roman" w:hAnsi="Times New Roman"/>
+          <w:b/>
+          <w:bCs/>
+          <w:color w:val="B23A2E"/>
+          <w:sz w:val="24"/>
+          <w:szCs w:val="24"/>
+          <w:rtl/>
+        </w:rPr>
+        <w:t xml:space="preserve">﴿تَنزِيلُ الْكِتَابِ مِنَ اللَّهِ الْعَزِيزِ الْعَلِيمِ * غَافِرِ الذَّنبِ وَقَابِلِ التَّوْبِ شَدِيدِ الْعِقَابِ ذِي الطَّوْلِ لَا إِلَٰهَ إِلَّا هُوَ إِلَيْهِ الْمَصِيرُ﴾</w:t>
+      </w:r>
+      <w:r>
+        <w:rPr>
+          <w:rFonts w:ascii="Times New Roman" w:cs="Times New Roman" w:eastAsia="Times New Roman" w:hAnsi="Times New Roman"/>
+          <w:sz w:val="24"/>
+          <w:szCs w:val="24"/>
+          <w:rtl/>
+        </w:rPr>
+        <w:t xml:space="preserve">. بسم الله بابنا، تبارك حيطاننا، يس سقفنا، كهيعص كفايتنا، حم عسق حمايتنا، </w:t>
+      </w:r>
+      <w:r>
+        <w:rPr>
+          <w:rFonts w:ascii="Times New Roman" w:cs="Times New Roman" w:eastAsia="Times New Roman" w:hAnsi="Times New Roman"/>
+          <w:b/>
+          <w:bCs/>
+          <w:color w:val="B23A2E"/>
+          <w:sz w:val="24"/>
+          <w:szCs w:val="24"/>
+          <w:rtl/>
+        </w:rPr>
+        <w:t xml:space="preserve">﴿فَسَيَكْفِيكَهُمُ اللَّهُ وَهُوَ السَّمِيعُ الْعَلِيمُ﴾</w:t>
+      </w:r>
+      <w:r>
+        <w:rPr>
+          <w:rFonts w:ascii="Times New Roman" w:cs="Times New Roman" w:eastAsia="Times New Roman" w:hAnsi="Times New Roman"/>
+          <w:sz w:val="24"/>
+          <w:szCs w:val="24"/>
+          <w:rtl/>
+        </w:rPr>
+        <w:t xml:space="preserve"> (ثلاثًا)، ستر العرش مسبول علينا، وعين الله ناظرة إلينا، وبحول الله لا يُقدر علينا، </w:t>
+      </w:r>
+      <w:r>
+        <w:rPr>
+          <w:rFonts w:ascii="Times New Roman" w:cs="Times New Roman" w:eastAsia="Times New Roman" w:hAnsi="Times New Roman"/>
+          <w:b/>
+          <w:bCs/>
+          <w:color w:val="B23A2E"/>
+          <w:sz w:val="24"/>
+          <w:szCs w:val="24"/>
+          <w:rtl/>
+        </w:rPr>
+        <w:t xml:space="preserve">﴿وَاللَّهُ مِن وَرَائِهِم مُّحِيطٌ * بَلْ هُوَ قُرْآنٌ مَّجِيدٌ * فِي لَوْحٍ مَّحْفُوظٍ﴾</w:t>
+      </w:r>
+      <w:r>
+        <w:rPr>
+          <w:rFonts w:ascii="Times New Roman" w:cs="Times New Roman" w:eastAsia="Times New Roman" w:hAnsi="Times New Roman"/>
+          <w:sz w:val="24"/>
+          <w:szCs w:val="24"/>
+          <w:rtl/>
+        </w:rPr>
+        <w:t xml:space="preserve">، فالله خير حافظًا وهو أرحم الراحمين (ثلاثًا)، إن وليي الله الذي نزّل الكتاب وهو يتولى الصالحين (ثلاثًا)، حسبي الله لا إله إلا هو عليه توكلت وهو رب العرش العظيم (ثلاثًا)، بسم الله الذي لا يضر مع اسمه شيء في الأرض ولا في السماء وهو السميع العليم (ثلاثًا)، أعوذ بكلمات الله التامات من شر ما خلق (ثلاثًا)، ولا حول ولا قوة إلا بالله العلي العظيم (ثلاثًا)، وصلى الله على سيدنا محمد وعلى آله وصحبه وسلم.</w:t>
+      </w:r>
+    </w:p>
+    <w:p>
+      <w:pPr>
+        <w:bidi/>
+        <w:spacing w:after="120" w:before="320"/>
+        <w:jc w:val="right"/>
+      </w:pPr>
+      <w:r>
+        <w:rPr>
+          <w:rFonts w:ascii="Times New Roman" w:cs="Times New Roman" w:eastAsia="Times New Roman" w:hAnsi="Times New Roman"/>
+          <w:b/>
+          <w:bCs/>
+          <w:sz w:val="44"/>
+          <w:szCs w:val="44"/>
+          <w:rtl/>
+        </w:rPr>
+        <w:t xml:space="preserve">الدعاء الثالث</w:t>
+      </w:r>
+    </w:p>
+    <w:p>
+      <w:pPr>
+        <w:bidi/>
+        <w:spacing w:after="200" w:line="340"/>
+        <w:jc w:val="right"/>
+      </w:pPr>
+      <w:r>
+        <w:rPr>
+          <w:rFonts w:ascii="Times New Roman" w:cs="Times New Roman" w:eastAsia="Times New Roman" w:hAnsi="Times New Roman"/>
+          <w:sz w:val="24"/>
+          <w:szCs w:val="24"/>
+          <w:rtl/>
+        </w:rPr>
+        <w:t xml:space="preserve">عزيمة حزب البحر وزجره:</w:t>
+      </w:r>
+    </w:p>
+    <w:p>
+      <w:pPr>
+        <w:bidi/>
+        <w:spacing w:after="200" w:line="340"/>
+        <w:jc w:val="right"/>
+      </w:pPr>
+      <w:r>
+        <w:rPr>
+          <w:rFonts w:ascii="Times New Roman" w:cs="Times New Roman" w:eastAsia="Times New Roman" w:hAnsi="Times New Roman"/>
+          <w:sz w:val="24"/>
+          <w:szCs w:val="24"/>
+          <w:rtl/>
+        </w:rPr>
+        <w:t xml:space="preserve">اللهم بفضل بسم الله الرحمن الرحيم أدخلنا في حصنك الحصين، اللهم بفضل بسم الله الرحمن الرحيم اجعلنا في حصنك الحصين، اللهم بفضل بسم الله الرحمن الرحيم أسكنّا في حصنك الحصين. نحن في كنف الله، نحن في كنف رسول الله، نحن في كنف القرآن العظيم، نحن في كنف بسم الله الرحمن الرحيم، نحن في كنف لا حول ولا قوة إلا بالله العلي العظيم (ثلاثًا). ألف ألف لا إله إلا الله محمد رسول الله صلى الله عليه وسلم في قلوبنا حُشرت، ألف ألف لا إله إلا الله محمد رسول الله صلى الله عليه وسلم على أكتافنا نُشرت، ألف ألف لا إله إلا الله محمد رسول الله صلى الله عليه وسلم على رؤوسنا نُصبت، ألف ألف لا إله إلا الله محمد رسول الله صلى الله عليه وسلم تحول بيننا وبين ساعة السوء إذا حضرت، ألف ألف لا إله إلا الله محمد رسول الله صلى الله عليه وسلم دارت بنا سورًا كما دارت بمدينة الرسول. سبحان من ألجم كل متمرد بقدرته، وأحاط علمه بما في بره وبحره، سبحان الله وبحمده، سبحان الله وبحمده، سبحان الله وبحمده. اللهم يا دافع السقم، ويا بارئ النسم، ويا عالمًا جميع الألم، ادفع عني البلاء والوباء والغلاء والأمراض وموت الفجأة برحمتك يا أرحم الراحمين (ثلاثًا). وصلِّ اللهم على سيدنا محمد وعلى آله وصحبه وسلم، </w:t>
+      </w:r>
+      <w:r>
+        <w:rPr>
+          <w:rFonts w:ascii="Times New Roman" w:cs="Times New Roman" w:eastAsia="Times New Roman" w:hAnsi="Times New Roman"/>
+          <w:b/>
+          <w:bCs/>
+          <w:color w:val="B23A2E"/>
+          <w:sz w:val="24"/>
+          <w:szCs w:val="24"/>
+          <w:rtl/>
+        </w:rPr>
+        <w:t xml:space="preserve">﴿سُبْحَانَ رَبِّكَ رَبِّ الْعِزَّةِ عَمَّا يَصِفُونَ * وَسَلَامٌ عَلَى الْمُرْسَلِينَ * وَالْحَمْدُ لِلَّهِ رَبِّ الْعَالَمِينَ﴾</w:t>
       </w:r>
     </w:p>
     <w:p>
@@ -18757,7 +19203,7 @@
           <w:szCs w:val="36"/>
           <w:rtl/>
         </w:rPr>
-        <w:t>22. حزب البحر</w:t>
+        <w:t>22. أدعية الجنازة والمصائب</w:t>
       </w:r>
     </w:p>
     <w:p>
@@ -18791,31 +19237,246 @@
           <w:szCs w:val="24"/>
           <w:rtl/>
         </w:rPr>
-        <w:t xml:space="preserve">توجه واستفتاح حزب البحر:</w:t>
-      </w:r>
-    </w:p>
-    <w:p>
-      <w:pPr>
-        <w:bidi/>
-        <w:spacing w:after="200" w:line="340"/>
-        <w:jc w:val="right"/>
-      </w:pPr>
-      <w:r>
-        <w:rPr>
-          <w:rFonts w:ascii="Times New Roman" w:cs="Times New Roman" w:eastAsia="Times New Roman" w:hAnsi="Times New Roman"/>
-          <w:sz w:val="24"/>
-          <w:szCs w:val="24"/>
-          <w:rtl/>
-        </w:rPr>
-        <w:t xml:space="preserve">بسم الله الرحمن الرحيم</w:t>
-      </w:r>
-    </w:p>
-    <w:p>
-      <w:pPr>
-        <w:bidi/>
-        <w:spacing w:after="200" w:line="340"/>
-        <w:jc w:val="right"/>
-      </w:pPr>
+        <w:t xml:space="preserve">عند إصابة المسلم بمصيبة: «إنا لله وإنا إليه راجعون، اللهم أجرني في مصيبتي وأخلف لي خيرًا منها»</w:t>
+      </w:r>
+    </w:p>
+    <w:p>
+      <w:pPr>
+        <w:bidi/>
+        <w:spacing w:after="120" w:before="320"/>
+        <w:jc w:val="right"/>
+      </w:pPr>
+      <w:r>
+        <w:rPr>
+          <w:rFonts w:ascii="Times New Roman" w:cs="Times New Roman" w:eastAsia="Times New Roman" w:hAnsi="Times New Roman"/>
+          <w:b/>
+          <w:bCs/>
+          <w:sz w:val="44"/>
+          <w:szCs w:val="44"/>
+          <w:rtl/>
+        </w:rPr>
+        <w:t xml:space="preserve">الدعاء الثاني</w:t>
+      </w:r>
+    </w:p>
+    <w:p>
+      <w:pPr>
+        <w:bidi/>
+        <w:spacing w:after="200" w:line="340"/>
+        <w:jc w:val="right"/>
+      </w:pPr>
+      <w:r>
+        <w:rPr>
+          <w:rFonts w:ascii="Times New Roman" w:cs="Times New Roman" w:eastAsia="Times New Roman" w:hAnsi="Times New Roman"/>
+          <w:sz w:val="24"/>
+          <w:szCs w:val="24"/>
+          <w:rtl/>
+        </w:rPr>
+        <w:t xml:space="preserve">تلقين المحتضر: «لقّنوا موتاكم لا إله إلا الله» — فمن كان آخر كلامه لا إله إلا الله دخل الجنة</w:t>
+      </w:r>
+    </w:p>
+    <w:p>
+      <w:pPr>
+        <w:bidi/>
+        <w:spacing w:after="120" w:before="320"/>
+        <w:jc w:val="right"/>
+      </w:pPr>
+      <w:r>
+        <w:rPr>
+          <w:rFonts w:ascii="Times New Roman" w:cs="Times New Roman" w:eastAsia="Times New Roman" w:hAnsi="Times New Roman"/>
+          <w:b/>
+          <w:bCs/>
+          <w:sz w:val="44"/>
+          <w:szCs w:val="44"/>
+          <w:rtl/>
+        </w:rPr>
+        <w:t xml:space="preserve">الدعاء الثالث</w:t>
+      </w:r>
+    </w:p>
+    <w:p>
+      <w:pPr>
+        <w:bidi/>
+        <w:spacing w:after="200" w:line="340"/>
+        <w:jc w:val="right"/>
+      </w:pPr>
+      <w:r>
+        <w:rPr>
+          <w:rFonts w:ascii="Times New Roman" w:cs="Times New Roman" w:eastAsia="Times New Roman" w:hAnsi="Times New Roman"/>
+          <w:sz w:val="24"/>
+          <w:szCs w:val="24"/>
+          <w:rtl/>
+        </w:rPr>
+        <w:t xml:space="preserve">عند إغماض عيني الميت: «اللهم اغفر لفلان، وارفع درجته في المهديين، واخلفه في عقبه في الغابرين، واغفر لنا وله يا رب العالمين، وافسح له في قبره ونوّر له فيه»</w:t>
+      </w:r>
+    </w:p>
+    <w:p>
+      <w:pPr>
+        <w:bidi/>
+        <w:spacing w:after="120" w:before="320"/>
+        <w:jc w:val="right"/>
+      </w:pPr>
+      <w:r>
+        <w:rPr>
+          <w:rFonts w:ascii="Times New Roman" w:cs="Times New Roman" w:eastAsia="Times New Roman" w:hAnsi="Times New Roman"/>
+          <w:b/>
+          <w:bCs/>
+          <w:sz w:val="44"/>
+          <w:szCs w:val="44"/>
+          <w:rtl/>
+        </w:rPr>
+        <w:t xml:space="preserve">الدعاء الرابع</w:t>
+      </w:r>
+    </w:p>
+    <w:p>
+      <w:pPr>
+        <w:bidi/>
+        <w:spacing w:after="200" w:line="340"/>
+        <w:jc w:val="right"/>
+      </w:pPr>
+      <w:r>
+        <w:rPr>
+          <w:rFonts w:ascii="Times New Roman" w:cs="Times New Roman" w:eastAsia="Times New Roman" w:hAnsi="Times New Roman"/>
+          <w:sz w:val="24"/>
+          <w:szCs w:val="24"/>
+          <w:rtl/>
+        </w:rPr>
+        <w:t xml:space="preserve">عند إدخال الميت القبر: «بسم الله، وبالله، وعلى ملة رسول الله»</w:t>
+      </w:r>
+    </w:p>
+    <w:p>
+      <w:pPr>
+        <w:bidi/>
+        <w:spacing w:after="120" w:before="320"/>
+        <w:jc w:val="right"/>
+      </w:pPr>
+      <w:r>
+        <w:rPr>
+          <w:rFonts w:ascii="Times New Roman" w:cs="Times New Roman" w:eastAsia="Times New Roman" w:hAnsi="Times New Roman"/>
+          <w:b/>
+          <w:bCs/>
+          <w:sz w:val="44"/>
+          <w:szCs w:val="44"/>
+          <w:rtl/>
+        </w:rPr>
+        <w:t xml:space="preserve">الدعاء الخامس</w:t>
+      </w:r>
+    </w:p>
+    <w:p>
+      <w:pPr>
+        <w:bidi/>
+        <w:spacing w:after="200" w:line="340"/>
+        <w:jc w:val="right"/>
+      </w:pPr>
+      <w:r>
+        <w:rPr>
+          <w:rFonts w:ascii="Times New Roman" w:cs="Times New Roman" w:eastAsia="Times New Roman" w:hAnsi="Times New Roman"/>
+          <w:sz w:val="24"/>
+          <w:szCs w:val="24"/>
+          <w:rtl/>
+        </w:rPr>
+        <w:t xml:space="preserve">ما يُقال بعد الدفن: «استغفروا لأخيكم، وسلوا له التثبيت، فإنه الآن يُسأل»</w:t>
+      </w:r>
+    </w:p>
+    <w:p>
+      <w:pPr>
+        <w:bidi/>
+        <w:spacing w:after="120" w:before="320"/>
+        <w:jc w:val="right"/>
+      </w:pPr>
+      <w:r>
+        <w:rPr>
+          <w:rFonts w:ascii="Times New Roman" w:cs="Times New Roman" w:eastAsia="Times New Roman" w:hAnsi="Times New Roman"/>
+          <w:b/>
+          <w:bCs/>
+          <w:sz w:val="44"/>
+          <w:szCs w:val="44"/>
+          <w:rtl/>
+        </w:rPr>
+        <w:t xml:space="preserve">الدعاء السادس</w:t>
+      </w:r>
+    </w:p>
+    <w:p>
+      <w:pPr>
+        <w:bidi/>
+        <w:spacing w:after="200" w:line="340"/>
+        <w:jc w:val="right"/>
+      </w:pPr>
+      <w:r>
+        <w:rPr>
+          <w:rFonts w:ascii="Times New Roman" w:cs="Times New Roman" w:eastAsia="Times New Roman" w:hAnsi="Times New Roman"/>
+          <w:sz w:val="24"/>
+          <w:szCs w:val="24"/>
+          <w:rtl/>
+        </w:rPr>
+        <w:t xml:space="preserve">دعاء زيارة القبور: «السلام عليكم أهل الديار من المؤمنين والمسلمين، ويرحم الله المستقدمين منا والمستأخرين، وإنا إن شاء الله بكم للاحقون»</w:t>
+      </w:r>
+    </w:p>
+    <w:p>
+      <w:pPr>
+        <w:bidi/>
+        <w:spacing w:after="120" w:before="320"/>
+        <w:jc w:val="right"/>
+      </w:pPr>
+      <w:r>
+        <w:rPr>
+          <w:rFonts w:ascii="Times New Roman" w:cs="Times New Roman" w:eastAsia="Times New Roman" w:hAnsi="Times New Roman"/>
+          <w:b/>
+          <w:bCs/>
+          <w:sz w:val="44"/>
+          <w:szCs w:val="44"/>
+          <w:rtl/>
+        </w:rPr>
+        <w:t xml:space="preserve">الدعاء السابع</w:t>
+      </w:r>
+    </w:p>
+    <w:p>
+      <w:pPr>
+        <w:bidi/>
+        <w:spacing w:after="200" w:line="340"/>
+        <w:jc w:val="right"/>
+      </w:pPr>
+      <w:r>
+        <w:rPr>
+          <w:rFonts w:ascii="Times New Roman" w:cs="Times New Roman" w:eastAsia="Times New Roman" w:hAnsi="Times New Roman"/>
+          <w:sz w:val="24"/>
+          <w:szCs w:val="24"/>
+          <w:rtl/>
+        </w:rPr>
+        <w:t xml:space="preserve">دعاء التعزية: «إن لله ما أخذ، وله ما أعطى، وكل شيء عنده بأجل مسمى، فلتصبر ولتحتسب»</w:t>
+      </w:r>
+    </w:p>
+    <w:p>
+      <w:pPr>
+        <w:bidi/>
+        <w:spacing w:after="120" w:before="320"/>
+        <w:jc w:val="right"/>
+      </w:pPr>
+      <w:r>
+        <w:rPr>
+          <w:rFonts w:ascii="Times New Roman" w:cs="Times New Roman" w:eastAsia="Times New Roman" w:hAnsi="Times New Roman"/>
+          <w:b/>
+          <w:bCs/>
+          <w:sz w:val="44"/>
+          <w:szCs w:val="44"/>
+          <w:rtl/>
+        </w:rPr>
+        <w:t xml:space="preserve">الدعاء الثامن</w:t>
+      </w:r>
+    </w:p>
+    <w:p>
+      <w:pPr>
+        <w:bidi/>
+        <w:spacing w:after="200" w:line="340"/>
+        <w:jc w:val="right"/>
+      </w:pPr>
+      <w:r>
+        <w:rPr>
+          <w:rFonts w:ascii="Times New Roman" w:cs="Times New Roman" w:eastAsia="Times New Roman" w:hAnsi="Times New Roman"/>
+          <w:sz w:val="24"/>
+          <w:szCs w:val="24"/>
+          <w:rtl/>
+        </w:rPr>
+        <w:t xml:space="preserve">الدعاء الجامع للميت (نسخة شاملة تجمع صيغ متعددة متداولة): اللهم اغفر له وارحمه واعفُ عنه وأكرمه. اللهم وسّع مدخله، وأدخله الجنة، واغسله بالثلج والماء والبرد. اللهم يمّن كتابه، وهوّن حسابه، ولَيّن ترابه، وثبّت أقدامه، وألهمه حسن الجواب. اللهم طيّب ثراه، وأكرم مثواه، واجعل الجنة مستقره ومأواه. اللهم نوّر مرقده، وعطّر مشهده، وطيّب مضجعه. اللهم آنس وحشته، وارحم غربته، وقِه عذاب القبر وعذاب النار. اللهم نقّه من خطاياه كما يُنقى الثوب الأبيض من الدنس. اللهم افسح له في قبره، واجعله روضة من رياض الجنة، ولا تجعله حفرة من حفر النار. اللهم انقله من ضيق اللحود والقبور إلى سعة الدور والقصور، مع الذين أنعمت عليهم من الصديقين والصالحين والشهداء. اللهم اجعل له من فوقه ومن تحته ومن أمامه ومن خلفه وعن يمينه وعن يساره نورًا من نورك يا نور السماوات والأرض. اللهم أبدله دارًا خيرًا من داره، وأهلًا خيرًا من أهله، وزوجًا خيرًا من زوجه، وأسكنه فسيح جناتك في الدرجات العلى، آمين. اللهم إن كان قد أحسن فزد في إحسانه، وإن كان قد أساء فتجاوز عن إساءته. اللهم عامله بما أنت أهله، ولا تعامله بما هو أهله. اللهم اجزه عن الإحسان إحسانًا، وعن الإساءة عفوًا وغفرانًا. اللهم أدخله الجنة من غير مناقشة حساب ولا سابقة عذاب. اللهم أفسح له في قبره مد بصره، وأفرش قبره من فراش الجنة، وجافِ الأرض عن جنبيه. اللهم املأ قبره بالرضا والنور والفسحة والسرور. اللهم إنه في ذمتك وحبل جوارك، فقِه فتنة القبر وعذاب النار، وأنت أهل الوفاء والحق فاغفر له وارحمه إنك أنت الغفور الرحيم. اللهم إنه عبدك وابن عبدك، خرج من الدنيا وسعتها ومحبوبيه وأحبائه إلى ظلمة القبر وما هو لاقيه. اللهم إنه كان يشهد أنك لا إله إلا أنت وأن محمدًا عبدك ورسولك، وأنت أعلم به. اللهم ثبّته عند السؤال. اللهم إنا نتوسل بك إليك ونُقسم بك عليك أن ترحمه ولا تعذبه. اللهم إنه نزل بك وأنت خير مَنزول به، وأصبح فقيرًا إلى رحمتك وأنت غني عن عذابه. اللهم آته برحمتك ورضاك، وقِه فتنة القبر وعذابه، حتى تبعثه إلى جنتك يا أرحم الراحمين. اللهم انقله من مواطن الدود وضيق اللحود إلى جنات الخلود. اللهم احمه تحت الأرض، واستره يوم العرض، ولا تُخزه يوم يُبعثون، </w:t>
+      </w:r>
       <w:r>
         <w:rPr>
           <w:rFonts w:ascii="Times New Roman" w:cs="Times New Roman" w:eastAsia="Times New Roman" w:hAnsi="Times New Roman"/>
@@ -18826,16 +19487,16 @@
           <w:szCs w:val="24"/>
           <w:rtl/>
         </w:rPr>
-        <w:t xml:space="preserve">﴿الْحَمْدُ لِلَّهِ رَبِّ الْعَالَمِينَ * الرَّحْمَنِ الرَّحِيمِ * مَالِكِ يَوْمِ الدِّينِ * إِيَّاكَ نَعْبُدُ وَإِيَّاكَ نَسْتَعِينُ * اهْدِنَا الصِّرَاطَ الْمُسْتَقِيمَ * صِرَاطَ الَّذِينَ أَنْعَمْتَ عَلَيْهِمْ غَيْرِ الْمَغْضُوبِ عَلَيْهِمْ وَلَا الضَّالِّينَ﴾</w:t>
-      </w:r>
-      <w:r>
-        <w:rPr>
-          <w:rFonts w:ascii="Times New Roman" w:cs="Times New Roman" w:eastAsia="Times New Roman" w:hAnsi="Times New Roman"/>
-          <w:sz w:val="24"/>
-          <w:szCs w:val="24"/>
-          <w:rtl/>
-        </w:rPr>
-        <w:t xml:space="preserve"> ثم آية الكرسي كاملة، ثم آية النعاس (</w:t>
+        <w:t xml:space="preserve">﴿يَوْمَ لَا يَنفَعُ مَالٌ وَلَا بَنُونَ * إِلَّا مَنْ أَتَى اللَّهَ بِقَلْبٍ سَلِيمٍ﴾</w:t>
+      </w:r>
+      <w:r>
+        <w:rPr>
+          <w:rFonts w:ascii="Times New Roman" w:cs="Times New Roman" w:eastAsia="Times New Roman" w:hAnsi="Times New Roman"/>
+          <w:sz w:val="24"/>
+          <w:szCs w:val="24"/>
+          <w:rtl/>
+        </w:rPr>
+        <w:t xml:space="preserve">. اللهم يمّن كتابه، ويسّر حسابه، وثقّل بالحسنات ميزانه، وثبّت على الصراط أقدامه، وأسكنه في أعلى الجنات بجوار حبيبك ومصطفاك صلى الله عليه وسلم. اللهم آمنه من فزع يوم القيامة ومن هوله، واجعل نفسه آمنة مطمئنة، ولقّنه حجته. اللهم اجعله في بطن القبر مطمئنًا، وعند قيام الأشهاد آمنًا، وبجود رضوانك واثقًا، وإلى أعلى درجاتك سابقًا. اللهم اجعل عن يمينه نورًا وعن شماله نورًا، ومن أمامه نورًا ومن فوقه نورًا، حتى تبعثه آمنًا مطمئنًا في نور من نورك. اللهم انظر إليه نظرة رضا، فإن من تنظر إليه نظرة رضا لا تعذبه أبدًا. اللهم أسكنه فسيح الجنان، واغفر له يا رحمن، وارحم يا رحيم، وتجاوز عما تعلم يا عليم. اللهم اعفُ عنه فإنك القائل </w:t>
       </w:r>
       <w:r>
         <w:rPr>
@@ -18847,16 +19508,16 @@
           <w:szCs w:val="24"/>
           <w:rtl/>
         </w:rPr>
-        <w:t xml:space="preserve">﴿ثُمَّ أَنزَلَ عَلَيْكُم مِّن بَعْدِ الْغَمِّ أَمَنَةً نُّعَاسًا...﴾</w:t>
-      </w:r>
-      <w:r>
-        <w:rPr>
-          <w:rFonts w:ascii="Times New Roman" w:cs="Times New Roman" w:eastAsia="Times New Roman" w:hAnsi="Times New Roman"/>
-          <w:sz w:val="24"/>
-          <w:szCs w:val="24"/>
-          <w:rtl/>
-        </w:rPr>
-        <w:t xml:space="preserve">)، ثم </w:t>
+        <w:t xml:space="preserve">﴿وَيَعْفُو عَن كَثِيرٍ﴾</w:t>
+      </w:r>
+      <w:r>
+        <w:rPr>
+          <w:rFonts w:ascii="Times New Roman" w:cs="Times New Roman" w:eastAsia="Times New Roman" w:hAnsi="Times New Roman"/>
+          <w:sz w:val="24"/>
+          <w:szCs w:val="24"/>
+          <w:rtl/>
+        </w:rPr>
+        <w:t xml:space="preserve">. اللهم إنه جاء بابك وأناخ بجنابك، فجُد عليه بعفوك وإكرامك وجود إحسانك. اللهم إن رحمتك وسعت كل شيء فارحمه رحمة تطمئن بها نفسه وتقر بها عينه. اللهم احشره مع المتقين إلى الرحمن وفدًا، ومع أصحاب اليمين، واجعل تحيته سلامًا من أصحاب اليمين. اللهم بشّره بقولك </w:t>
       </w:r>
       <w:r>
         <w:rPr>
@@ -18868,349 +19529,16 @@
           <w:szCs w:val="24"/>
           <w:rtl/>
         </w:rPr>
-        <w:t xml:space="preserve">﴿وَإِذَا جَاءَكَ الَّذِينَ يُؤْمِنُونَ بِآيَاتِنَا فَقُلْ سَلَامٌ عَلَيْكُمْ...﴾</w:t>
-      </w:r>
-      <w:r>
-        <w:rPr>
-          <w:rFonts w:ascii="Times New Roman" w:cs="Times New Roman" w:eastAsia="Times New Roman" w:hAnsi="Times New Roman"/>
-          <w:sz w:val="24"/>
-          <w:szCs w:val="24"/>
-          <w:rtl/>
-        </w:rPr>
-        <w:t xml:space="preserve">، ثم </w:t>
-      </w:r>
-      <w:r>
-        <w:rPr>
-          <w:rFonts w:ascii="Times New Roman" w:cs="Times New Roman" w:eastAsia="Times New Roman" w:hAnsi="Times New Roman"/>
-          <w:b/>
-          <w:bCs/>
-          <w:color w:val="B23A2E"/>
-          <w:sz w:val="24"/>
-          <w:szCs w:val="24"/>
-          <w:rtl/>
-        </w:rPr>
-        <w:t xml:space="preserve">﴿هُوَ الَّذِي أَرْسَلَ رَسُولَهُ بِالْهُدَىٰ وَدِينِ الْحَقِّ...﴾</w:t>
-      </w:r>
-      <w:r>
-        <w:rPr>
-          <w:rFonts w:ascii="Times New Roman" w:cs="Times New Roman" w:eastAsia="Times New Roman" w:hAnsi="Times New Roman"/>
-          <w:sz w:val="24"/>
-          <w:szCs w:val="24"/>
-          <w:rtl/>
-        </w:rPr>
-        <w:t xml:space="preserve">، ثم آية </w:t>
-      </w:r>
-      <w:r>
-        <w:rPr>
-          <w:rFonts w:ascii="Times New Roman" w:cs="Times New Roman" w:eastAsia="Times New Roman" w:hAnsi="Times New Roman"/>
-          <w:b/>
-          <w:bCs/>
-          <w:color w:val="B23A2E"/>
-          <w:sz w:val="24"/>
-          <w:szCs w:val="24"/>
-          <w:rtl/>
-        </w:rPr>
-        <w:t xml:space="preserve">﴿مُّحَمَّدٌ رَّسُولُ اللَّهِ وَالَّذِينَ مَعَهُ أَشِدَّاءُ عَلَى الْكُفَّارِ...﴾</w:t>
-      </w:r>
-      <w:r>
-        <w:rPr>
-          <w:rFonts w:ascii="Times New Roman" w:cs="Times New Roman" w:eastAsia="Times New Roman" w:hAnsi="Times New Roman"/>
-          <w:sz w:val="24"/>
-          <w:szCs w:val="24"/>
-          <w:rtl/>
-        </w:rPr>
-        <w:t xml:space="preserve">، ثم </w:t>
-      </w:r>
-      <w:r>
-        <w:rPr>
-          <w:rFonts w:ascii="Times New Roman" w:cs="Times New Roman" w:eastAsia="Times New Roman" w:hAnsi="Times New Roman"/>
-          <w:b/>
-          <w:bCs/>
-          <w:color w:val="B23A2E"/>
-          <w:sz w:val="24"/>
-          <w:szCs w:val="24"/>
-          <w:rtl/>
-        </w:rPr>
-        <w:t xml:space="preserve">﴿لَوْ أَنزَلْنَا هَٰذَا الْقُرْآنَ عَلَىٰ جَبَلٍ لَّرَأَيْتَهُ خَاشِعًا مُّتَصَدِّعًا...﴾</w:t>
-      </w:r>
-      <w:r>
-        <w:rPr>
-          <w:rFonts w:ascii="Times New Roman" w:cs="Times New Roman" w:eastAsia="Times New Roman" w:hAnsi="Times New Roman"/>
-          <w:sz w:val="24"/>
-          <w:szCs w:val="24"/>
-          <w:rtl/>
-        </w:rPr>
-        <w:t xml:space="preserve"> وآيات آخر سورة الحشر (الأسماء الحسنى)، ثم سورة الشرح كاملة، ثم سورة الإخلاص كاملة.</w:t>
-      </w:r>
-    </w:p>
-    <w:p>
-      <w:pPr>
-        <w:bidi/>
-        <w:spacing w:after="120" w:before="320"/>
-        <w:jc w:val="right"/>
-      </w:pPr>
-      <w:r>
-        <w:rPr>
-          <w:rFonts w:ascii="Times New Roman" w:cs="Times New Roman" w:eastAsia="Times New Roman" w:hAnsi="Times New Roman"/>
-          <w:b/>
-          <w:bCs/>
-          <w:sz w:val="44"/>
-          <w:szCs w:val="44"/>
-          <w:rtl/>
-        </w:rPr>
-        <w:t xml:space="preserve">الدعاء الثاني</w:t>
-      </w:r>
-    </w:p>
-    <w:p>
-      <w:pPr>
-        <w:bidi/>
-        <w:spacing w:after="200" w:line="340"/>
-        <w:jc w:val="right"/>
-      </w:pPr>
-      <w:r>
-        <w:rPr>
-          <w:rFonts w:ascii="Times New Roman" w:cs="Times New Roman" w:eastAsia="Times New Roman" w:hAnsi="Times New Roman"/>
-          <w:sz w:val="24"/>
-          <w:szCs w:val="24"/>
-          <w:rtl/>
-        </w:rPr>
-        <w:t xml:space="preserve">متن حزب البحر المبارك:</w:t>
-      </w:r>
-    </w:p>
-    <w:p>
-      <w:pPr>
-        <w:bidi/>
-        <w:spacing w:after="200" w:line="340"/>
-        <w:jc w:val="right"/>
-      </w:pPr>
-      <w:r>
-        <w:rPr>
-          <w:rFonts w:ascii="Times New Roman" w:cs="Times New Roman" w:eastAsia="Times New Roman" w:hAnsi="Times New Roman"/>
-          <w:sz w:val="24"/>
-          <w:szCs w:val="24"/>
-          <w:rtl/>
-        </w:rPr>
-        <w:t xml:space="preserve">بسم الله الرحمن الرحيم</w:t>
-      </w:r>
-    </w:p>
-    <w:p>
-      <w:pPr>
-        <w:bidi/>
-        <w:spacing w:after="200" w:line="340"/>
-        <w:jc w:val="right"/>
-      </w:pPr>
-      <w:r>
-        <w:rPr>
-          <w:rFonts w:ascii="Times New Roman" w:cs="Times New Roman" w:eastAsia="Times New Roman" w:hAnsi="Times New Roman"/>
-          <w:sz w:val="24"/>
-          <w:szCs w:val="24"/>
-          <w:rtl/>
-        </w:rPr>
-        <w:t xml:space="preserve">يا علي يا عظيم، يا حليم يا عليم، أنت ربي وعلمك حسبي، فنعم الرب ربي ونعم الحسب حسبي، تنصر من تشاء وأنت العزيز الرحيم. نسألك العصمة في الحركات والسكنات والكلمات والإرادات والخطرات، من الشكوك والظنون والأوهام الساترة للقلوب عن مطالعة الغيوب. هنالك ابتُلي المؤمنون وزُلزلوا زلزالًا شديدًا، وإذ يقول المنافقون والذين في قلوبهم مرض ما وعدنا الله ورسوله إلا غرورًا، فثبّتنا وانصرنا، وسخّر لنا هذا البحر كما سخّرت البحر لموسى، وسخّرت النار لإبراهيم، وسخّرت الجبال والحديد لداوود، وسخّرت الريح والجن والشياطين لسليمان، وسخّر لنا كل بحر هو لك في الأرض والسماء والملك والملكوت، وبحر الدنيا وبحر الآخرة، وسخّر لنا كل شيء يا من بيده ملكوت كل شيء. (كهيعص، ثلاثًا)، انصرنا فإنك خير الناصرين، وافتح لنا فإنك خير الفاتحين، واغفر لنا فإنك خير الغافرين، وارحمنا فإنك خير الراحمين، وارزقنا فإنك خير الرازقين، واهدنا ونجّنا من القوم الظالمين. وهب لنا ريحًا طيبة كما هي في علمك، وانشرها علينا من خزائن رحمتك، واحملنا بها حمل الكرامة مع السلامة والعافية في الدين والدنيا والآخرة، إنك على كل شيء قدير.</w:t>
-      </w:r>
-    </w:p>
-    <w:p>
-      <w:pPr>
-        <w:bidi/>
-        <w:spacing w:after="200" w:line="340"/>
-        <w:jc w:val="right"/>
-      </w:pPr>
-      <w:r>
-        <w:rPr>
-          <w:rFonts w:ascii="Times New Roman" w:cs="Times New Roman" w:eastAsia="Times New Roman" w:hAnsi="Times New Roman"/>
-          <w:sz w:val="24"/>
-          <w:szCs w:val="24"/>
-          <w:rtl/>
-        </w:rPr>
-        <w:t xml:space="preserve">اللهم يسّر لنا أمورنا مع الراحة لقلوبنا وأبداننا، والسلامة والعافية في ديننا ودنيانا، وكن لنا صاحبًا في سفرنا وخليفة في أهلنا، واطمس على وجوه أعدائنا وامسخهم على مكانتهم فلا يستطيعون المضي ولا المجيء إلينا، </w:t>
-      </w:r>
-      <w:r>
-        <w:rPr>
-          <w:rFonts w:ascii="Times New Roman" w:cs="Times New Roman" w:eastAsia="Times New Roman" w:hAnsi="Times New Roman"/>
-          <w:b/>
-          <w:bCs/>
-          <w:color w:val="B23A2E"/>
-          <w:sz w:val="24"/>
-          <w:szCs w:val="24"/>
-          <w:rtl/>
-        </w:rPr>
-        <w:t xml:space="preserve">﴿وَلَوْ نَشَاءُ لَطَمَسْنَا عَلَىٰ أَعْيُنِهِمْ فَاسْتَبَقُوا الصِّرَاطَ فَأَنَّىٰ يُبْصِرُونَ﴾</w:t>
-      </w:r>
-      <w:r>
-        <w:rPr>
-          <w:rFonts w:ascii="Times New Roman" w:cs="Times New Roman" w:eastAsia="Times New Roman" w:hAnsi="Times New Roman"/>
-          <w:sz w:val="24"/>
-          <w:szCs w:val="24"/>
-          <w:rtl/>
-        </w:rPr>
-        <w:t xml:space="preserve">، ولو نشاء لمسخناهم على مكانتهم فما استطاعوا مُضيًا ولا يرجعون. </w:t>
-      </w:r>
-      <w:r>
-        <w:rPr>
-          <w:rFonts w:ascii="Times New Roman" w:cs="Times New Roman" w:eastAsia="Times New Roman" w:hAnsi="Times New Roman"/>
-          <w:b/>
-          <w:bCs/>
-          <w:color w:val="B23A2E"/>
-          <w:sz w:val="24"/>
-          <w:szCs w:val="24"/>
-          <w:rtl/>
-        </w:rPr>
-        <w:t xml:space="preserve">﴿يس وَالْقُرْآنِ الْحَكِيمِ * إِنَّكَ لَمِنَ الْمُرْسَلِينَ * عَلَىٰ صِرَاطٍ مُّسْتَقِيمٍ * تَنزِيلَ الْعَزِيزِ الرَّحِيمِ * لِتُنذِرَ قَوْمًا مَّا أُنذِرَ آبَاؤُهُمْ فَهُمْ غَافِلُونَ * لَقَدْ حَقَّ الْقَوْلُ عَلَىٰ أَكْثَرِهِمْ فَهُمْ لَا يُؤْمِنُونَ * إِنَّا جَعَلْنَا فِي أَعْنَاقِهِمْ أَغْلَالًا فَهِيَ إِلَى الْأَذْقَانِ فَهُم مُّقْمَحُونَ * وَجَعَلْنَا مِن بَيْنِ أَيْدِيهِمْ سَدًّا وَمِنْ خَلْفِهِمْ سَدًّا فَأَغْشَيْنَاهُمْ فَهُمْ لَا يُبْصِرُونَ﴾</w:t>
-      </w:r>
-      <w:r>
-        <w:rPr>
-          <w:rFonts w:ascii="Times New Roman" w:cs="Times New Roman" w:eastAsia="Times New Roman" w:hAnsi="Times New Roman"/>
-          <w:sz w:val="24"/>
-          <w:szCs w:val="24"/>
-          <w:rtl/>
-        </w:rPr>
-        <w:t xml:space="preserve">، شاهت الوجوه (ثلاثًا)، وعنت الوجوه للحي القيوم وقد خاب من حمل ظلمًا. طس، حم عسق، </w:t>
-      </w:r>
-      <w:r>
-        <w:rPr>
-          <w:rFonts w:ascii="Times New Roman" w:cs="Times New Roman" w:eastAsia="Times New Roman" w:hAnsi="Times New Roman"/>
-          <w:b/>
-          <w:bCs/>
-          <w:color w:val="B23A2E"/>
-          <w:sz w:val="24"/>
-          <w:szCs w:val="24"/>
-          <w:rtl/>
-        </w:rPr>
-        <w:t xml:space="preserve">﴿مَرَجَ الْبَحْرَيْنِ يَلْتَقِيَانِ بَيْنَهُمَا بَرْزَخٌ لَّا يَبْغِيَانِ﴾</w:t>
-      </w:r>
-      <w:r>
-        <w:rPr>
-          <w:rFonts w:ascii="Times New Roman" w:cs="Times New Roman" w:eastAsia="Times New Roman" w:hAnsi="Times New Roman"/>
-          <w:sz w:val="24"/>
-          <w:szCs w:val="24"/>
-          <w:rtl/>
-        </w:rPr>
-        <w:t xml:space="preserve">، (حم حم حم حم حم حم حم)، حُمّ الأمر وجاء النصر فعلينا لا يُنصرون. حم، </w:t>
-      </w:r>
-      <w:r>
-        <w:rPr>
-          <w:rFonts w:ascii="Times New Roman" w:cs="Times New Roman" w:eastAsia="Times New Roman" w:hAnsi="Times New Roman"/>
-          <w:b/>
-          <w:bCs/>
-          <w:color w:val="B23A2E"/>
-          <w:sz w:val="24"/>
-          <w:szCs w:val="24"/>
-          <w:rtl/>
-        </w:rPr>
-        <w:t xml:space="preserve">﴿تَنزِيلُ الْكِتَابِ مِنَ اللَّهِ الْعَزِيزِ الْعَلِيمِ * غَافِرِ الذَّنبِ وَقَابِلِ التَّوْبِ شَدِيدِ الْعِقَابِ ذِي الطَّوْلِ لَا إِلَٰهَ إِلَّا هُوَ إِلَيْهِ الْمَصِيرُ﴾</w:t>
-      </w:r>
-      <w:r>
-        <w:rPr>
-          <w:rFonts w:ascii="Times New Roman" w:cs="Times New Roman" w:eastAsia="Times New Roman" w:hAnsi="Times New Roman"/>
-          <w:sz w:val="24"/>
-          <w:szCs w:val="24"/>
-          <w:rtl/>
-        </w:rPr>
-        <w:t xml:space="preserve">. بسم الله بابنا، تبارك حيطاننا، يس سقفنا، كهيعص كفايتنا، حم عسق حمايتنا، </w:t>
-      </w:r>
-      <w:r>
-        <w:rPr>
-          <w:rFonts w:ascii="Times New Roman" w:cs="Times New Roman" w:eastAsia="Times New Roman" w:hAnsi="Times New Roman"/>
-          <w:b/>
-          <w:bCs/>
-          <w:color w:val="B23A2E"/>
-          <w:sz w:val="24"/>
-          <w:szCs w:val="24"/>
-          <w:rtl/>
-        </w:rPr>
-        <w:t xml:space="preserve">﴿فَسَيَكْفِيكَهُمُ اللَّهُ وَهُوَ السَّمِيعُ الْعَلِيمُ﴾</w:t>
-      </w:r>
-      <w:r>
-        <w:rPr>
-          <w:rFonts w:ascii="Times New Roman" w:cs="Times New Roman" w:eastAsia="Times New Roman" w:hAnsi="Times New Roman"/>
-          <w:sz w:val="24"/>
-          <w:szCs w:val="24"/>
-          <w:rtl/>
-        </w:rPr>
-        <w:t xml:space="preserve"> (ثلاثًا)، ستر العرش مسبول علينا، وعين الله ناظرة إلينا، وبحول الله لا يُقدر علينا، </w:t>
-      </w:r>
-      <w:r>
-        <w:rPr>
-          <w:rFonts w:ascii="Times New Roman" w:cs="Times New Roman" w:eastAsia="Times New Roman" w:hAnsi="Times New Roman"/>
-          <w:b/>
-          <w:bCs/>
-          <w:color w:val="B23A2E"/>
-          <w:sz w:val="24"/>
-          <w:szCs w:val="24"/>
-          <w:rtl/>
-        </w:rPr>
-        <w:t xml:space="preserve">﴿وَاللَّهُ مِن وَرَائِهِم مُّحِيطٌ * بَلْ هُوَ قُرْآنٌ مَّجِيدٌ * فِي لَوْحٍ مَّحْفُوظٍ﴾</w:t>
-      </w:r>
-      <w:r>
-        <w:rPr>
-          <w:rFonts w:ascii="Times New Roman" w:cs="Times New Roman" w:eastAsia="Times New Roman" w:hAnsi="Times New Roman"/>
-          <w:sz w:val="24"/>
-          <w:szCs w:val="24"/>
-          <w:rtl/>
-        </w:rPr>
-        <w:t xml:space="preserve">، فالله خير حافظًا وهو أرحم الراحمين (ثلاثًا)، إن وليي الله الذي نزّل الكتاب وهو يتولى الصالحين (ثلاثًا)، حسبي الله لا إله إلا هو عليه توكلت وهو رب العرش العظيم (ثلاثًا)، بسم الله الذي لا يضر مع اسمه شيء في الأرض ولا في السماء وهو السميع العليم (ثلاثًا)، أعوذ بكلمات الله التامات من شر ما خلق (ثلاثًا)، ولا حول ولا قوة إلا بالله العلي العظيم (ثلاثًا)، وصلى الله على سيدنا محمد وعلى آله وصحبه وسلم.</w:t>
-      </w:r>
-    </w:p>
-    <w:p>
-      <w:pPr>
-        <w:bidi/>
-        <w:spacing w:after="120" w:before="320"/>
-        <w:jc w:val="right"/>
-      </w:pPr>
-      <w:r>
-        <w:rPr>
-          <w:rFonts w:ascii="Times New Roman" w:cs="Times New Roman" w:eastAsia="Times New Roman" w:hAnsi="Times New Roman"/>
-          <w:b/>
-          <w:bCs/>
-          <w:sz w:val="44"/>
-          <w:szCs w:val="44"/>
-          <w:rtl/>
-        </w:rPr>
-        <w:t xml:space="preserve">الدعاء الثالث</w:t>
-      </w:r>
-    </w:p>
-    <w:p>
-      <w:pPr>
-        <w:bidi/>
-        <w:spacing w:after="200" w:line="340"/>
-        <w:jc w:val="right"/>
-      </w:pPr>
-      <w:r>
-        <w:rPr>
-          <w:rFonts w:ascii="Times New Roman" w:cs="Times New Roman" w:eastAsia="Times New Roman" w:hAnsi="Times New Roman"/>
-          <w:sz w:val="24"/>
-          <w:szCs w:val="24"/>
-          <w:rtl/>
-        </w:rPr>
-        <w:t xml:space="preserve">عزيمة حزب البحر وزجره:</w:t>
-      </w:r>
-    </w:p>
-    <w:p>
-      <w:pPr>
-        <w:bidi/>
-        <w:spacing w:after="200" w:line="340"/>
-        <w:jc w:val="right"/>
-      </w:pPr>
-      <w:r>
-        <w:rPr>
-          <w:rFonts w:ascii="Times New Roman" w:cs="Times New Roman" w:eastAsia="Times New Roman" w:hAnsi="Times New Roman"/>
-          <w:sz w:val="24"/>
-          <w:szCs w:val="24"/>
-          <w:rtl/>
-        </w:rPr>
-        <w:t xml:space="preserve">اللهم بفضل بسم الله الرحمن الرحيم أدخلنا في حصنك الحصين، اللهم بفضل بسم الله الرحمن الرحيم اجعلنا في حصنك الحصين، اللهم بفضل بسم الله الرحمن الرحيم أسكنّا في حصنك الحصين. نحن في كنف الله، نحن في كنف رسول الله، نحن في كنف القرآن العظيم، نحن في كنف بسم الله الرحمن الرحيم، نحن في كنف لا حول ولا قوة إلا بالله العلي العظيم (ثلاثًا). ألف ألف لا إله إلا الله محمد رسول الله صلى الله عليه وسلم في قلوبنا حُشرت، ألف ألف لا إله إلا الله محمد رسول الله صلى الله عليه وسلم على أكتافنا نُشرت، ألف ألف لا إله إلا الله محمد رسول الله صلى الله عليه وسلم على رؤوسنا نُصبت، ألف ألف لا إله إلا الله محمد رسول الله صلى الله عليه وسلم تحول بيننا وبين ساعة السوء إذا حضرت، ألف ألف لا إله إلا الله محمد رسول الله صلى الله عليه وسلم دارت بنا سورًا كما دارت بمدينة الرسول. سبحان من ألجم كل متمرد بقدرته، وأحاط علمه بما في بره وبحره، سبحان الله وبحمده، سبحان الله وبحمده، سبحان الله وبحمده. اللهم يا دافع السقم، ويا بارئ النسم، ويا عالمًا جميع الألم، ادفع عني البلاء والوباء والغلاء والأمراض وموت الفجأة برحمتك يا أرحم الراحمين (ثلاثًا). وصلِّ اللهم على سيدنا محمد وعلى آله وصحبه وسلم، </w:t>
-      </w:r>
-      <w:r>
-        <w:rPr>
-          <w:rFonts w:ascii="Times New Roman" w:cs="Times New Roman" w:eastAsia="Times New Roman" w:hAnsi="Times New Roman"/>
-          <w:b/>
-          <w:bCs/>
-          <w:color w:val="B23A2E"/>
-          <w:sz w:val="24"/>
-          <w:szCs w:val="24"/>
-          <w:rtl/>
-        </w:rPr>
-        <w:t xml:space="preserve">﴿سُبْحَانَ رَبِّكَ رَبِّ الْعِزَّةِ عَمَّا يَصِفُونَ * وَسَلَامٌ عَلَى الْمُرْسَلِينَ * وَالْحَمْدُ لِلَّهِ رَبِّ الْعَالَمِينَ﴾</w:t>
+        <w:t xml:space="preserve">﴿كُلُوا وَاشْرَبُوا هَنِيئًا بِمَا أَسْلَفْتُمْ فِي الْأَيَّامِ الْخَالِيَةِ﴾</w:t>
+      </w:r>
+      <w:r>
+        <w:rPr>
+          <w:rFonts w:ascii="Times New Roman" w:cs="Times New Roman" w:eastAsia="Times New Roman" w:hAnsi="Times New Roman"/>
+          <w:sz w:val="24"/>
+          <w:szCs w:val="24"/>
+          <w:rtl/>
+        </w:rPr>
+        <w:t xml:space="preserve">. اللهم اجعله من الذين سعدوا في الجنة خالدين فيها ما دامت السماوات والأرض. اللهم شفّع فيه نبينا ومصطفاك، واحشره تحت لوائه، واسقه من يده الشريفة شربة هنيئة لا يظمأ بعدها أبدًا. اللهم إنه كان مصليًا لك فثبّته على الصراط يوم تزل الأقدام، وإن كان صائمًا فأدخله الجنة من باب الريان، وإن كان لكتابك تاليًا وسامعًا فشفّع فيه القرآن وارحمه من النيران، واجعله يرتقي في الجنة إلى آخر آية قرأها أو سمعها وآخر حرف تلاه. اللهم ارزقه بكل حرف من القرآن حلاوة، وبكل كلمة كرامة، وبكل آية سعادة، وبكل سورة سلامة، وبكل جزء جزاءً. اللهم اغفر لحيّنا وميتنا، وشاهدنا وغائبنا، وصغيرنا وكبيرنا، وذكرنا وأنثانا. اللهم من أحييته منا فأحيه على الإسلام، ومن توفيته منا فتوفه على الإيمان. اللهم لا تحرمنا أجره، ولا تُضلّنا بعده. اللهم انزل على أهله الصبر والسلوان، وأرضهم بقضائك، وثبّتهم على القول الثابت في الحياة الدنيا وفي الآخرة. اللهم صلِّ وسلم وبارك على سيدنا محمد وعلى آله وصحبه وسلم إلى يوم الدين.</w:t>
       </w:r>
     </w:p>
     <w:p>
@@ -19234,7 +19562,7 @@
           <w:szCs w:val="36"/>
           <w:rtl/>
         </w:rPr>
-        <w:t>23. أدعية الجنازة والمصائب</w:t>
+        <w:t>23. عِدّية يس</w:t>
       </w:r>
     </w:p>
     <w:p>
@@ -19268,7 +19596,161 @@
           <w:szCs w:val="24"/>
           <w:rtl/>
         </w:rPr>
-        <w:t xml:space="preserve">عند إصابة المسلم بمصيبة: «إنا لله وإنا إليه راجعون، اللهم أجرني في مصيبتي وأخلف لي خيرًا منها»</w:t>
+        <w:t xml:space="preserve">عِدّية يس — قراءة سورة يس كاملة مع تكرار آيات وأدعية بينية في مواضع محددة، لقضاء الحاجة والحماية من الحسد والكفاية من الناس. المواضع الملوّنة بالأحمر هي التعليمات والأدعية التي تُقال أثناء القراءة (وليست من نص السورة):</w:t>
+      </w:r>
+    </w:p>
+    <w:p>
+      <w:pPr>
+        <w:bidi/>
+        <w:spacing w:after="200" w:line="340"/>
+        <w:jc w:val="right"/>
+      </w:pPr>
+      <w:r>
+        <w:rPr>
+          <w:rFonts w:ascii="Times New Roman" w:cs="Times New Roman" w:eastAsia="Times New Roman" w:hAnsi="Times New Roman"/>
+          <w:sz w:val="24"/>
+          <w:szCs w:val="24"/>
+          <w:rtl/>
+        </w:rPr>
+        <w:t xml:space="preserve">يٓسٓ ۚ وَٱلۡقُرۡءَانِ ٱلۡحَكِيمِ (1)إِنَّكَ لَمِنَ ٱلۡمُرۡسَلِينَ (2)عَلَىٰ صِرَٰطٖ مُّسۡتَقِيمٖ (3)تَنزِيلَ ٱلۡعَزِيزِ ٱلرَّحِيمِ (4)لِتُنذِرَ قَوۡمٗا مَّآ أُنذِرَ ءَابَآؤُهُمۡ فَهُمۡ غَٰفِلُونَ (5)لَقَدۡ حَقَّ ٱلۡقَوۡلُ عَلَىٰٓ أَكۡثَرِهِمۡ فَهُمۡ لَا يُؤۡمِنُونَ (6)إِنَّا جَعَلۡنَا فِيٓ أَعۡنَٰقِهِمۡ أَغۡلَٰلٗا فَهِيَ إِلَى ٱلۡأَذۡقَانِ فَهُم مُّقۡمَحُونَ (7)وَجَعَلۡنَا مِنۢ بَيۡنِ أَيۡدِيهِمۡ سَدّٗا وَمِنۡ خَلۡفِهِمۡ سَدّٗا فَأَغۡشَيۡنَٰهُمۡ فَهُمۡ لَا يُبۡصِرُونَ (8) </w:t>
+      </w:r>
+      <w:r>
+        <w:rPr>
+          <w:rFonts w:ascii="Times New Roman" w:cs="Times New Roman" w:eastAsia="Times New Roman" w:hAnsi="Times New Roman"/>
+          <w:b/>
+          <w:bCs/>
+          <w:color w:val="B23A2E"/>
+          <w:sz w:val="24"/>
+          <w:szCs w:val="24"/>
+          <w:rtl/>
+        </w:rPr>
+        <w:t xml:space="preserve">(تُردد هذه الآية مرة واحدة) ثم تُدعى: «اللهم بيمن نوره وسره في خلقه وسره في الجسد، أخفِ عني أعين الناظرين وقلوب الحاسدين والباغين، واحفظني كما حفظت الروح في الجسد، وإنك على كل شيء قدير»</w:t>
+      </w:r>
+      <w:r>
+        <w:rPr>
+          <w:rFonts w:ascii="Times New Roman" w:cs="Times New Roman" w:eastAsia="Times New Roman" w:hAnsi="Times New Roman"/>
+          <w:sz w:val="24"/>
+          <w:szCs w:val="24"/>
+          <w:rtl/>
+        </w:rPr>
+        <w:t xml:space="preserve"> وَسَوَآءٌ عَلَيۡهِمۡ ءَأَنذَرۡتَهُمۡ أَمۡ لَمۡ تُنذِرۡهُمۡ لَا يُؤۡمِنُونَ (9) </w:t>
+      </w:r>
+      <w:r>
+        <w:rPr>
+          <w:rFonts w:ascii="Times New Roman" w:cs="Times New Roman" w:eastAsia="Times New Roman" w:hAnsi="Times New Roman"/>
+          <w:b/>
+          <w:bCs/>
+          <w:color w:val="B23A2E"/>
+          <w:sz w:val="24"/>
+          <w:szCs w:val="24"/>
+          <w:rtl/>
+        </w:rPr>
+        <w:t xml:space="preserve">(تُردد هذه الآية 3 مرات)</w:t>
+      </w:r>
+      <w:r>
+        <w:rPr>
+          <w:rFonts w:ascii="Times New Roman" w:cs="Times New Roman" w:eastAsia="Times New Roman" w:hAnsi="Times New Roman"/>
+          <w:sz w:val="24"/>
+          <w:szCs w:val="24"/>
+          <w:rtl/>
+        </w:rPr>
+        <w:t xml:space="preserve"> إِنَّمَا تُنذِرُ مَنِ ٱتَّبَعَ ٱلذِّكۡرَ وَخَشِيَ ٱلرَّحۡمَٰنَ بِٱلۡغَيۡبِۖ فَبَشِّرۡهُ بِمَغۡفِرَةٖ وَأَجۡرٖ كَرِيمٍ (11)إِنَّا نَحۡنُ نُحۡيِ ٱلۡمَوۡتَىٰ وَنَكۡتُبُ مَا قَدَّمُواْ وَءَاثَٰرَهُمۡۚ وَكُلَّ شَيۡءٍ أَحۡصَيۡنَٰهُ فِيٓ إِمَامٖ مُّبِينٖ (12)وَٱضۡرِبۡ لَهُم مَّثَلًا أَصۡحَٰبَ ٱلۡقَرۡيَةِ إِذۡ جَآءَهَا ٱلۡمُرۡسَلُونَ (13)إِذۡ أَرۡسَلۡنَآ إِلَيۡهِمُ ٱثۡنَيۡنِ فَكَذَّبُوهُمَا فَعَزَّزۡنَا بِثَالِثٖ فَقَالُوٓاْ إِنَّآ إِلَيۡكُم مُّرۡسَلُونَ (14)قَالُواْ مَآ أَنتُمۡ إِلَّا بَشَرٞ مِّثۡلُنَا وَمَآ أَنزَلَ ٱلرَّحۡمَٰنُ مِن شَيۡءٍ إِنۡ أَنتُمۡ إِلَّا تَكۡذِبُونَ (15)قَالُواْ رَبُّنَا يَعۡلَمُ إِنَّآ إِلَيۡكُمۡ لَمُرۡسَلُونَ (16)وَمَا عَلَيۡنَآ إِلَّا ٱلۡبَلَٰغُ ٱلۡمُبِينُ (17)قَالُوٓاْ إِنَّا تَطَيَّرۡنَا بِكُمۡۖ لَئِن لَّمۡ تَنتَهُواْ لَنَرۡجُمَنَّكُمۡ وَلَيَمَسَّنَّكُم مِّنَّا عَذَابٌ أَلِيمٞ (18)قَالُواْ طَـٰٓئِرُكُم مَّعَكُمۡ أَئِن ذُكِّرۡتُمۚ بَلۡ أَنتُمۡ قَوۡمٞ مُّسۡرِفُونَ (19)وَجَآءَ مِنۡ أَقۡصَا ٱلۡمَدِينَةِ رَجُلٞ يَسۡعَىٰ قَالَ يَٰقَوۡمِ ٱتَّبِعُواْ ٱلۡمُرۡسَلِينَ (20)ٱتَّبِعُواْ مَن لَّا يَسۡـَٔلُكُمۡ أَجۡرٗا وَهُم مُّهۡتَدُونَ (21)وَمَا لِيَ لَآ أَعۡبُدُ ٱلَّذِي فَطَرَنِي وَإِلَيۡهِ تُرۡجَعُونَ (22)ءَأَتَّخِذُ مِن دُونِهِۦٓ ءَالِهَةً إِن يُرِدۡنِ ٱلرَّحۡمَٰنُ بِضُرّٖ لَّا تُغۡنِ عَنِّي شَفَٰعَتُهُمۡ شَيۡـٔٗا وَلَا يُنقِذُونِ (23)إِنِّيٓ إِذٗا لَّفِي ضَلَٰلٖ مُّبِينٍ (24)إِنِّيٓ ءَامَنتُ بِرَبِّكُمۡ فَٱسۡمَعُونِ (25)قِيلَ ٱدۡخُلِ ٱلۡجَنَّةَۖ قَالَ يَٰلَيۡتَ قَوۡمِي يَعۡلَمُونَ (26) </w:t>
+      </w:r>
+      <w:r>
+        <w:rPr>
+          <w:rFonts w:ascii="Times New Roman" w:cs="Times New Roman" w:eastAsia="Times New Roman" w:hAnsi="Times New Roman"/>
+          <w:b/>
+          <w:bCs/>
+          <w:color w:val="B23A2E"/>
+          <w:sz w:val="24"/>
+          <w:szCs w:val="24"/>
+          <w:rtl/>
+        </w:rPr>
+        <w:t xml:space="preserve">(تُردد هذه الآية مرة واحدة) ثم تُدعى: «اللهم أكرمني بقضاء حاجتي» (ويُسمّي حاجته) «واكرمني بطاعتك يا ذا الجلال والإكرام»</w:t>
+      </w:r>
+      <w:r>
+        <w:rPr>
+          <w:rFonts w:ascii="Times New Roman" w:cs="Times New Roman" w:eastAsia="Times New Roman" w:hAnsi="Times New Roman"/>
+          <w:sz w:val="24"/>
+          <w:szCs w:val="24"/>
+          <w:rtl/>
+        </w:rPr>
+        <w:t xml:space="preserve"> بِمَا غَفَرَ لِي رَبِّي وَجَعَلَنِي مِنَ ٱلۡمُكۡرَمِينَ (27) </w:t>
+      </w:r>
+      <w:r>
+        <w:rPr>
+          <w:rFonts w:ascii="Times New Roman" w:cs="Times New Roman" w:eastAsia="Times New Roman" w:hAnsi="Times New Roman"/>
+          <w:b/>
+          <w:bCs/>
+          <w:color w:val="B23A2E"/>
+          <w:sz w:val="24"/>
+          <w:szCs w:val="24"/>
+          <w:rtl/>
+        </w:rPr>
+        <w:t xml:space="preserve">(تُردد هذه الآية 3 مرات)</w:t>
+      </w:r>
+      <w:r>
+        <w:rPr>
+          <w:rFonts w:ascii="Times New Roman" w:cs="Times New Roman" w:eastAsia="Times New Roman" w:hAnsi="Times New Roman"/>
+          <w:sz w:val="24"/>
+          <w:szCs w:val="24"/>
+          <w:rtl/>
+        </w:rPr>
+        <w:t xml:space="preserve"> وَمَآ أَنزَلۡنَا عَلَىٰ قَوۡمِهِۦ مِنۢ بَعۡدِهِۦ مِن جُندٖ مِّنَ ٱلسَّمَآءِ وَمَا كُنَّا مُنزِلِينَ (28)إِن كَانَتۡ إِلَّا صَيۡحَةٗ وَٰحِدَةٗ فَإِذَا هُمۡ خَٰمِدُونَ (29)يَٰحَسۡرَةً عَلَى ٱلۡعِبَادِۚ مَا يَأۡتِيهِم مِّن رَّسُولٍ إِلَّا كَانُواْ بِهِۦ يَسۡتَهۡزِءُونَ (30)أَلَمۡ يَرَوۡاْ كَمۡ أَهۡلَكۡنَا قَبۡلَهُم مِّنَ ٱلۡقُرُونِ أَنَّهُمۡ إِلَيۡهِمۡ لَا يَرۡجِعُونَ (31)وَإِن كُلّٞ لَّمَّا جَمِيعٞ لَّدَيۡنَا مُحۡضَرُونَ (32)وَءَايَةٞ لَّهُمُ ٱلۡأَرۡضُ ٱلۡمَيۡتَةُ أَحۡيَيۡنَٰهَا وَأَخۡرَجۡنَا مِنۡهَا حَبّٗا فَمِنۡهُ يَأۡكُلُونَ (33)وَجَعَلۡنَا فِيهَا جَنَّـٰتٖ مِّن نَّخِيلٖ وَأَعۡنَٰبٖ وَفَجَّرۡنَا فِيهَا مِنَ ٱلۡعُيُونِ (34)لِيَأۡكُلُواْ مِن ثَمَرِهِۦ وَمَا عَمِلَتۡهُ أَيۡدِيهِمۡۚ أَفَلَا يَشۡكُرُونَ (35)سُبۡحَٰنَ ٱلَّذِي خَلَقَ ٱلۡأَزۡوَٰجَ كُلَّهَا مِمَّا تُنۢبِتُ ٱلۡأَرۡضُ وَمِنۡ أَنفُسِهِمۡ وَمِمَّا لَا يَعۡلَمُونَ (36) وَءَايَةٞ لَّهُمُ ٱلَّيۡلُ نَسۡلَخُ مِنۡهُ ٱلنَّهَارَ فَإِذَا هُم مُّظۡلِمُونَ (37) </w:t>
+      </w:r>
+      <w:r>
+        <w:rPr>
+          <w:rFonts w:ascii="Times New Roman" w:cs="Times New Roman" w:eastAsia="Times New Roman" w:hAnsi="Times New Roman"/>
+          <w:b/>
+          <w:bCs/>
+          <w:color w:val="B23A2E"/>
+          <w:sz w:val="24"/>
+          <w:szCs w:val="24"/>
+          <w:rtl/>
+        </w:rPr>
+        <w:t xml:space="preserve">(تُردد هذه الآية 14 مرة) ثم تُدعى: «اللهم إني أسألك من فضلك الواسع وجودك السابغ أن تُغنيني عن جميع خلقك بالله» (تُردد هذه الآية 3 مرات)</w:t>
+      </w:r>
+      <w:r>
+        <w:rPr>
+          <w:rFonts w:ascii="Times New Roman" w:cs="Times New Roman" w:eastAsia="Times New Roman" w:hAnsi="Times New Roman"/>
+          <w:sz w:val="24"/>
+          <w:szCs w:val="24"/>
+          <w:rtl/>
+        </w:rPr>
+        <w:t xml:space="preserve"> وَٱلشَّمۡسُ تَجۡرِي لِمُسۡتَقَرّٖ لَّهَاۚ ذَٰلِكَ تَقۡدِيرُ ٱلۡعَزِيزِ ٱلۡعَلِيمِ (38)وَٱلۡقَمَرَ قَدَّرۡنَٰهُ مَنَازِلَ حَتَّىٰ عَادَ كَٱلۡعُرۡجُونِ ٱلۡقَدِيمِ (39)لَا ٱلشَّمۡسُ يَنۢبَغِي لَهَآ أَن تُدۡرِكَ ٱلۡقَمَرَ وَلَا ٱلَّيۡلُ سَابِقُ ٱلنَّهَارِۚ وَكُلّٞ فِي فَلَكٖ يَسۡبَحُونَ (40)وَءَايَةٞ لَّهُمۡ أَنَّا حَمَلۡنَا ذُرِّيَّتَهُمۡ فِي ٱلۡفُلۡكِ ٱلۡمَشۡحُونِ (41)وَخَلَقۡنَا لَهُم مِّن مِّثۡلِهِۦ مَا يَرۡكَبُونَ (42)وَإِن نَّشَأۡ نُغۡرِقۡهُمۡ فَلَا صَرِيخَ لَهُمۡ وَلَا هُمۡ يُنقَذُونَ (43)إِلَّا رَحۡمَةٗ مِّنَّا وَمَتَٰعًا إِلَىٰ حِينٖ (44)وَإِذَا قِيلَ لَهُمُ ٱتَّقُواْ مَا بَيۡنَ أَيۡدِيكُمۡ وَمَا خَلۡفَكُمۡ لَعَلَّكُمۡ تُرۡحَمُونَ (45)وَمَا تَأۡتِيهِم مِّنۡ ءَايَةٖ مِّنۡ ءَايَٰتِ رَبِّهِمۡ إِلَّا كَانُواْ عَنۡهَا مُعۡرِضِينَ (46)وَإِذَا قِيلَ لَهُمۡ أَنفِقُواْ مِمَّا رَزَقَكُمُ ٱللَّهُ قَالَ ٱلَّذِينَ كَفَرُواْ لِلَّذِينَ ءَامَنُوٓاْ أَنُطۡعِمُ مَن لَّوۡ يَشَآءُ ٱللَّهُ أَطۡعَمَهُۥٓ إِنۡ أَنتُمۡ إِلَّا فِي ضَلَٰلٖ مُّبِينٖ (47)وَيَقُولُونَ مَتَىٰ هَٰذَا ٱلۡوَعۡدُ إِن كُنتُمۡ صَٰدِقِينَ (48)مَا يَنظُرُونَ إِلَّا صَيۡحَةٗ وَٰحِدَةٗ تَأۡخُذُهُمۡ وَهُمۡ يَخِصِّمُونَ (49)فَلَا يَسۡتَطِيعُونَ تَوۡصِيَةٗ وَلَآ إِلَىٰٓ أَهۡلِهِمۡ يَرۡجِعُونَ (50)وَنُفِخَ فِي ٱلصُّورِ فَإِذَا هُم مِّنَ ٱلۡأَجۡدَاثِ إِلَىٰ رَبِّهِمۡ يَنسِلُونَ (51)قَالُواْ يَٰوَيۡلَنَا مَنۢ بَعَثَنَا مِن مَّرۡقَدِنَاۜۗ هَٰذَا مَا وَعَدَ ٱلرَّحۡمَٰنُ وَصَدَقَ ٱلۡمُرۡسَلُونَ (52)إِن كَانَتۡ إِلَّا صَيۡحَةٗ وَٰحِدَةٗ فَإِذَا هُمۡ جَمِيعٞ لَّدَيۡنَا مُحۡضَرُونَ (53)فَٱلۡيَوۡمَ لَا تُظۡلَمُ نَفۡسٞ شَيۡـٔٗا وَلَا تُجۡزَوۡنَ إِلَّا مَا كُنتُمۡ تَعۡمَلُونَ (54)إِنَّ أَصۡحَٰبَ ٱلۡجَنَّةِ ٱلۡيَوۡمَ فِي شُغُلٖ فَٰكِهُونَ (55)هُمۡ وَأَزۡوَٰجُهُمۡ فِي ظِلَٰلٍ عَلَى ٱلۡأَرَآئِكِ مُتَّكِـُٔونَ (56)لَهُمۡ فِيهَا فَٰكِهَةٞ وَلَهُم مَّا يَدَّعُونَ (57) سَلَٰمٞ قَوۡلٗا مِّن رَّبّٖ رَّحِيمٖ (58) </w:t>
+      </w:r>
+      <w:r>
+        <w:rPr>
+          <w:rFonts w:ascii="Times New Roman" w:cs="Times New Roman" w:eastAsia="Times New Roman" w:hAnsi="Times New Roman"/>
+          <w:b/>
+          <w:bCs/>
+          <w:color w:val="B23A2E"/>
+          <w:sz w:val="24"/>
+          <w:szCs w:val="24"/>
+          <w:rtl/>
+        </w:rPr>
+        <w:t xml:space="preserve">(تُردد هذه الآية 16 مرة) ثم تُدعى: «اللهم سلّمنا من آفات الدنيا وفتنها يا رب العالمين»</w:t>
+      </w:r>
+      <w:r>
+        <w:rPr>
+          <w:rFonts w:ascii="Times New Roman" w:cs="Times New Roman" w:eastAsia="Times New Roman" w:hAnsi="Times New Roman"/>
+          <w:sz w:val="24"/>
+          <w:szCs w:val="24"/>
+          <w:rtl/>
+        </w:rPr>
+        <w:t xml:space="preserve"> وَٱمۡتَٰزُواْ ٱلۡيَوۡمَ أَيُّهَا ٱلۡمُجۡرِمُونَ (59)أَلَمۡ أَعۡهَدۡ إِلَيۡكُمۡ يَٰبَنِيٓ ءَادَمَ أَن لَّا تَعۡبُدُواْ ٱلشَّيۡطَٰنَۖ إِنَّهُۥ لَكُمۡ عَدُوّٞ مُّبِينٞ (60)وَأَنِ ٱعۡبُدُونِيۚ هَٰذَا صِرَٰطٞ مُّسۡتَقِيمٞ (61)وَلَقَدۡ أَضَلَّ مِنكُمۡ جِبِلّٗا كَثِيرًاۖ أَفَلَمۡ تَكُونُواْ تَعۡقِلُونَ (62)هَٰذِهِۦ جَهَنَّمُ ٱلَّتِي كُنتُمۡ تُوعَدُونَ (63)ٱصۡلَوۡهَا ٱلۡيَوۡمَ بِمَا كُنتُمۡ تَكۡفُرُونَ (64)ٱلۡيَوۡمَ نَخۡتِمُ عَلَىٰٓ أَفۡوَٰهِهِمۡ وَتُكَلِّمُنَآ أَيۡدِيهِمۡ وَتَشۡهَدُ أَرۡجُلُهُم بِمَا كَانُواْ يَكۡسِبُونَ (65)وَلَوۡ نَشَآءُ لَطَمَسۡنَا عَلَىٰٓ أَعۡيُنِهِمۡ فَٱسۡتَبَقُواْ ٱلصِّرَٰطَ فَأَنَّىٰ يُبۡصِرُونَ (66)وَلَوۡ نَشَآءُ لَمَسَخۡنَٰهُمۡ عَلَىٰ مَكَانَتِهِمۡ فَمَا ٱسۡتَطَٰعُواْ مُضِيّٗا وَلَا يَرۡجِعُونَ (67)وَمَن نُّعَمِّرۡهُ نُنَكِّسۡهُ فِي ٱلۡخَلۡقِۚ أَفَلَا يَعۡقِلُونَ (68)وَمَا عَلَّمۡنَٰهُ ٱلشِّعۡرَ وَمَا يَنۢبَغِي لَهُۥٓۚ إِنۡ هُوَ إِلَّا ذِكۡرٞ وَقُرۡءَانٞ مُّبِينٞ (69)لِّيُنذِرَ مَن كَانَ حَيّٗا وَيَحِقَّ ٱلۡقَوۡلُ عَلَى ٱلۡكَٰفِرِينَ (70)أَوَلَمۡ يَرَوۡاْ أَنَّا خَلَقۡنَا لَهُم مِّمَّا عَمِلَتۡ أَيۡدِينَآ أَنۡعَٰمٗا فَهُمۡ لَهَا مَٰلِكُونَ (71)وَذَلَّلۡنَٰهَا لَهُمۡ فَمِنۡهَا رَكُوبُهُمۡ وَمِنۡهَا يَأۡكُلُونَ (72)وَلَهُمۡ فِيهَا مَنَٰفِعُ وَمَشَارِبُۚ أَفَلَا يَشۡكُرُونَ (73)وَٱتَّخَذُواْ مِن دُونِ ٱللَّهِ ءَالِهَةٗ لَّعَلَّهُمۡ يُنصَرُونَ (74)لَا يَسۡتَطِيعُونَ نَصۡرَهُمۡ وَهُمۡ لَهُمۡ جُندٞ مُّحۡضَرُونَ (75)فَلَا يَحۡزُنكَ قَوۡلُهُمۡۘ إِنَّا نَعۡلَمُ مَا يُسِرُّونَ وَمَا يُعۡلِنُونَ (76)أَوَلَمۡ يَرَ ٱلۡإِنسَٰنُ أَنَّا خَلَقۡنَٰهُ مِن نُّطۡفَةٖ فَإِذَا هُوَ خَصِيمٞ مُّبِينٞ (77)وَضَرَبَ لَنَا مَثَلٗا وَنَسِيَ خَلۡقَهُۥۖ قَالَ مَن يُحۡيِ ٱلۡعِظَٰمَ وَهِيَ رَمِيمٞ (78)قُلۡ يُحۡيِيهَا ٱلَّذِيٓ أَنشَأَهَآ أَوَّلَ مَرَّةٖۖ وَهُوَ بِكُلِّ خَلۡقٍ عَلِيمٌ (79)ٱلَّذِي جَعَلَ لَكُم مِّنَ ٱلشَّجَرِ ٱلۡأَخۡضَرِ نَارٗا فَإِذَآ أَنتُم مِّنۡهُ تُوقِدُونَ (80)أَوَلَيۡسَ ٱلَّذِي خَلَقَ ٱلسَّمَٰوَٰتِ وَٱلۡأَرۡضَ بِقَٰدِرٍ عَلَىٰٓ أَن يَخۡلُقَ مِثۡلَهُمۖ بَلَىٰ وَهُوَ ٱلۡخَلَّـٰقُ ٱلۡعَلِيمُ (81)إِنَّمَآ أَمۡرُهُۥٓ إِذَآ أَرَادَ شَيۡـًٔا أَن يَقُولَ لَهُۥ كُن فَيَكُونُ (82)فَسُبۡحَٰنَ ٱلَّذِي بِيَدِهِۦ مَلَكُوتُ كُلِّ شَيۡءٖ وَإِلَيۡهِ تُرۡجَعُونَ (83) </w:t>
+      </w:r>
+      <w:r>
+        <w:rPr>
+          <w:rFonts w:ascii="Times New Roman" w:cs="Times New Roman" w:eastAsia="Times New Roman" w:hAnsi="Times New Roman"/>
+          <w:b/>
+          <w:bCs/>
+          <w:color w:val="B23A2E"/>
+          <w:sz w:val="24"/>
+          <w:szCs w:val="24"/>
+          <w:rtl/>
+        </w:rPr>
+        <w:t xml:space="preserve">ثم يُختم بالدعاء الآتي: «سبحان المنفّس عن كل مهموم، سبحان العليم بما كان وما يكون، سبحان سبحان من إذا أراد شيئًا قال له كن فيكون، سبحان الذي بيده ملكوت كل شيء وإليه تُرجعون، يا صمد يا إلهي، يا صمد معتمدي، اقضِ حاجتي» (ويذكرها) «... بحق يس، ومن أنزلها، ومن نزلت عليه، ومن نزلت به»</w:t>
       </w:r>
     </w:p>
     <w:p>
@@ -19302,274 +19784,275 @@
           <w:szCs w:val="24"/>
           <w:rtl/>
         </w:rPr>
-        <w:t xml:space="preserve">تلقين المحتضر: «لقّنوا موتاكم لا إله إلا الله» — فمن كان آخر كلامه لا إله إلا الله دخل الجنة</w:t>
-      </w:r>
-    </w:p>
-    <w:p>
-      <w:pPr>
-        <w:bidi/>
-        <w:spacing w:after="120" w:before="320"/>
-        <w:jc w:val="right"/>
-      </w:pPr>
-      <w:r>
-        <w:rPr>
-          <w:rFonts w:ascii="Times New Roman" w:cs="Times New Roman" w:eastAsia="Times New Roman" w:hAnsi="Times New Roman"/>
-          <w:b/>
-          <w:bCs/>
-          <w:sz w:val="44"/>
-          <w:szCs w:val="44"/>
-          <w:rtl/>
-        </w:rPr>
-        <w:t xml:space="preserve">الدعاء الثالث</w:t>
-      </w:r>
-    </w:p>
-    <w:p>
-      <w:pPr>
-        <w:bidi/>
-        <w:spacing w:after="200" w:line="340"/>
-        <w:jc w:val="right"/>
-      </w:pPr>
-      <w:r>
-        <w:rPr>
-          <w:rFonts w:ascii="Times New Roman" w:cs="Times New Roman" w:eastAsia="Times New Roman" w:hAnsi="Times New Roman"/>
-          <w:sz w:val="24"/>
-          <w:szCs w:val="24"/>
-          <w:rtl/>
-        </w:rPr>
-        <w:t xml:space="preserve">عند إغماض عيني الميت: «اللهم اغفر لفلان، وارفع درجته في المهديين، واخلفه في عقبه في الغابرين، واغفر لنا وله يا رب العالمين، وافسح له في قبره ونوّر له فيه»</w:t>
-      </w:r>
-    </w:p>
-    <w:p>
-      <w:pPr>
-        <w:bidi/>
-        <w:spacing w:after="120" w:before="320"/>
-        <w:jc w:val="right"/>
-      </w:pPr>
-      <w:r>
-        <w:rPr>
-          <w:rFonts w:ascii="Times New Roman" w:cs="Times New Roman" w:eastAsia="Times New Roman" w:hAnsi="Times New Roman"/>
-          <w:b/>
-          <w:bCs/>
-          <w:sz w:val="44"/>
-          <w:szCs w:val="44"/>
-          <w:rtl/>
-        </w:rPr>
-        <w:t xml:space="preserve">الدعاء الرابع</w:t>
-      </w:r>
-    </w:p>
-    <w:p>
-      <w:pPr>
-        <w:bidi/>
-        <w:spacing w:after="200" w:line="340"/>
-        <w:jc w:val="right"/>
-      </w:pPr>
-      <w:r>
-        <w:rPr>
-          <w:rFonts w:ascii="Times New Roman" w:cs="Times New Roman" w:eastAsia="Times New Roman" w:hAnsi="Times New Roman"/>
-          <w:sz w:val="24"/>
-          <w:szCs w:val="24"/>
-          <w:rtl/>
-        </w:rPr>
-        <w:t xml:space="preserve">عند إدخال الميت القبر: «بسم الله، وبالله، وعلى ملة رسول الله»</w:t>
-      </w:r>
-    </w:p>
-    <w:p>
-      <w:pPr>
-        <w:bidi/>
-        <w:spacing w:after="120" w:before="320"/>
-        <w:jc w:val="right"/>
-      </w:pPr>
-      <w:r>
-        <w:rPr>
-          <w:rFonts w:ascii="Times New Roman" w:cs="Times New Roman" w:eastAsia="Times New Roman" w:hAnsi="Times New Roman"/>
-          <w:b/>
-          <w:bCs/>
-          <w:sz w:val="44"/>
-          <w:szCs w:val="44"/>
-          <w:rtl/>
-        </w:rPr>
-        <w:t xml:space="preserve">الدعاء الخامس</w:t>
-      </w:r>
-    </w:p>
-    <w:p>
-      <w:pPr>
-        <w:bidi/>
-        <w:spacing w:after="200" w:line="340"/>
-        <w:jc w:val="right"/>
-      </w:pPr>
-      <w:r>
-        <w:rPr>
-          <w:rFonts w:ascii="Times New Roman" w:cs="Times New Roman" w:eastAsia="Times New Roman" w:hAnsi="Times New Roman"/>
-          <w:sz w:val="24"/>
-          <w:szCs w:val="24"/>
-          <w:rtl/>
-        </w:rPr>
-        <w:t xml:space="preserve">ما يُقال بعد الدفن: «استغفروا لأخيكم، وسلوا له التثبيت، فإنه الآن يُسأل»</w:t>
-      </w:r>
-    </w:p>
-    <w:p>
-      <w:pPr>
-        <w:bidi/>
-        <w:spacing w:after="120" w:before="320"/>
-        <w:jc w:val="right"/>
-      </w:pPr>
-      <w:r>
-        <w:rPr>
-          <w:rFonts w:ascii="Times New Roman" w:cs="Times New Roman" w:eastAsia="Times New Roman" w:hAnsi="Times New Roman"/>
-          <w:b/>
-          <w:bCs/>
-          <w:sz w:val="44"/>
-          <w:szCs w:val="44"/>
-          <w:rtl/>
-        </w:rPr>
-        <w:t xml:space="preserve">الدعاء السادس</w:t>
-      </w:r>
-    </w:p>
-    <w:p>
-      <w:pPr>
-        <w:bidi/>
-        <w:spacing w:after="200" w:line="340"/>
-        <w:jc w:val="right"/>
-      </w:pPr>
-      <w:r>
-        <w:rPr>
-          <w:rFonts w:ascii="Times New Roman" w:cs="Times New Roman" w:eastAsia="Times New Roman" w:hAnsi="Times New Roman"/>
-          <w:sz w:val="24"/>
-          <w:szCs w:val="24"/>
-          <w:rtl/>
-        </w:rPr>
-        <w:t xml:space="preserve">دعاء زيارة القبور: «السلام عليكم أهل الديار من المؤمنين والمسلمين، ويرحم الله المستقدمين منا والمستأخرين، وإنا إن شاء الله بكم للاحقون»</w:t>
-      </w:r>
-    </w:p>
-    <w:p>
-      <w:pPr>
-        <w:bidi/>
-        <w:spacing w:after="120" w:before="320"/>
-        <w:jc w:val="right"/>
-      </w:pPr>
-      <w:r>
-        <w:rPr>
-          <w:rFonts w:ascii="Times New Roman" w:cs="Times New Roman" w:eastAsia="Times New Roman" w:hAnsi="Times New Roman"/>
-          <w:b/>
-          <w:bCs/>
-          <w:sz w:val="44"/>
-          <w:szCs w:val="44"/>
-          <w:rtl/>
-        </w:rPr>
-        <w:t xml:space="preserve">الدعاء السابع</w:t>
-      </w:r>
-    </w:p>
-    <w:p>
-      <w:pPr>
-        <w:bidi/>
-        <w:spacing w:after="200" w:line="340"/>
-        <w:jc w:val="right"/>
-      </w:pPr>
-      <w:r>
-        <w:rPr>
-          <w:rFonts w:ascii="Times New Roman" w:cs="Times New Roman" w:eastAsia="Times New Roman" w:hAnsi="Times New Roman"/>
-          <w:sz w:val="24"/>
-          <w:szCs w:val="24"/>
-          <w:rtl/>
-        </w:rPr>
-        <w:t xml:space="preserve">دعاء التعزية: «إن لله ما أخذ، وله ما أعطى، وكل شيء عنده بأجل مسمى، فلتصبر ولتحتسب»</w:t>
-      </w:r>
-    </w:p>
-    <w:p>
-      <w:pPr>
-        <w:bidi/>
-        <w:spacing w:after="120" w:before="320"/>
-        <w:jc w:val="right"/>
-      </w:pPr>
-      <w:r>
-        <w:rPr>
-          <w:rFonts w:ascii="Times New Roman" w:cs="Times New Roman" w:eastAsia="Times New Roman" w:hAnsi="Times New Roman"/>
-          <w:b/>
-          <w:bCs/>
-          <w:sz w:val="44"/>
-          <w:szCs w:val="44"/>
-          <w:rtl/>
-        </w:rPr>
-        <w:t xml:space="preserve">الدعاء الثامن</w:t>
-      </w:r>
-    </w:p>
-    <w:p>
-      <w:pPr>
-        <w:bidi/>
-        <w:spacing w:after="200" w:line="340"/>
-        <w:jc w:val="right"/>
-      </w:pPr>
-      <w:r>
-        <w:rPr>
-          <w:rFonts w:ascii="Times New Roman" w:cs="Times New Roman" w:eastAsia="Times New Roman" w:hAnsi="Times New Roman"/>
-          <w:sz w:val="24"/>
-          <w:szCs w:val="24"/>
-          <w:rtl/>
-        </w:rPr>
-        <w:t xml:space="preserve">الدعاء الجامع للميت (نسخة شاملة تجمع صيغ متعددة متداولة): اللهم اغفر له وارحمه واعفُ عنه وأكرمه. اللهم وسّع مدخله، وأدخله الجنة، واغسله بالثلج والماء والبرد. اللهم يمّن كتابه، وهوّن حسابه، ولَيّن ترابه، وثبّت أقدامه، وألهمه حسن الجواب. اللهم طيّب ثراه، وأكرم مثواه، واجعل الجنة مستقره ومأواه. اللهم نوّر مرقده، وعطّر مشهده، وطيّب مضجعه. اللهم آنس وحشته، وارحم غربته، وقِه عذاب القبر وعذاب النار. اللهم نقّه من خطاياه كما يُنقى الثوب الأبيض من الدنس. اللهم افسح له في قبره، واجعله روضة من رياض الجنة، ولا تجعله حفرة من حفر النار. اللهم انقله من ضيق اللحود والقبور إلى سعة الدور والقصور، مع الذين أنعمت عليهم من الصديقين والصالحين والشهداء. اللهم اجعل له من فوقه ومن تحته ومن أمامه ومن خلفه وعن يمينه وعن يساره نورًا من نورك يا نور السماوات والأرض. اللهم أبدله دارًا خيرًا من داره، وأهلًا خيرًا من أهله، وزوجًا خيرًا من زوجه، وأسكنه فسيح جناتك في الدرجات العلى، آمين. اللهم إن كان قد أحسن فزد في إحسانه، وإن كان قد أساء فتجاوز عن إساءته. اللهم عامله بما أنت أهله، ولا تعامله بما هو أهله. اللهم اجزه عن الإحسان إحسانًا، وعن الإساءة عفوًا وغفرانًا. اللهم أدخله الجنة من غير مناقشة حساب ولا سابقة عذاب. اللهم أفسح له في قبره مد بصره، وأفرش قبره من فراش الجنة، وجافِ الأرض عن جنبيه. اللهم املأ قبره بالرضا والنور والفسحة والسرور. اللهم إنه في ذمتك وحبل جوارك، فقِه فتنة القبر وعذاب النار، وأنت أهل الوفاء والحق فاغفر له وارحمه إنك أنت الغفور الرحيم. اللهم إنه عبدك وابن عبدك، خرج من الدنيا وسعتها ومحبوبيه وأحبائه إلى ظلمة القبر وما هو لاقيه. اللهم إنه كان يشهد أنك لا إله إلا أنت وأن محمدًا عبدك ورسولك، وأنت أعلم به. اللهم ثبّته عند السؤال. اللهم إنا نتوسل بك إليك ونُقسم بك عليك أن ترحمه ولا تعذبه. اللهم إنه نزل بك وأنت خير مَنزول به، وأصبح فقيرًا إلى رحمتك وأنت غني عن عذابه. اللهم آته برحمتك ورضاك، وقِه فتنة القبر وعذابه، حتى تبعثه إلى جنتك يا أرحم الراحمين. اللهم انقله من مواطن الدود وضيق اللحود إلى جنات الخلود. اللهم احمه تحت الأرض، واستره يوم العرض، ولا تُخزه يوم يُبعثون، </w:t>
-      </w:r>
-      <w:r>
-        <w:rPr>
-          <w:rFonts w:ascii="Times New Roman" w:cs="Times New Roman" w:eastAsia="Times New Roman" w:hAnsi="Times New Roman"/>
-          <w:b/>
-          <w:bCs/>
-          <w:color w:val="B23A2E"/>
-          <w:sz w:val="24"/>
-          <w:szCs w:val="24"/>
-          <w:rtl/>
-        </w:rPr>
-        <w:t xml:space="preserve">﴿يَوْمَ لَا يَنفَعُ مَالٌ وَلَا بَنُونَ * إِلَّا مَنْ أَتَى اللَّهَ بِقَلْبٍ سَلِيمٍ﴾</w:t>
-      </w:r>
-      <w:r>
-        <w:rPr>
-          <w:rFonts w:ascii="Times New Roman" w:cs="Times New Roman" w:eastAsia="Times New Roman" w:hAnsi="Times New Roman"/>
-          <w:sz w:val="24"/>
-          <w:szCs w:val="24"/>
-          <w:rtl/>
-        </w:rPr>
-        <w:t xml:space="preserve">. اللهم يمّن كتابه، ويسّر حسابه، وثقّل بالحسنات ميزانه، وثبّت على الصراط أقدامه، وأسكنه في أعلى الجنات بجوار حبيبك ومصطفاك صلى الله عليه وسلم. اللهم آمنه من فزع يوم القيامة ومن هوله، واجعل نفسه آمنة مطمئنة، ولقّنه حجته. اللهم اجعله في بطن القبر مطمئنًا، وعند قيام الأشهاد آمنًا، وبجود رضوانك واثقًا، وإلى أعلى درجاتك سابقًا. اللهم اجعل عن يمينه نورًا وعن شماله نورًا، ومن أمامه نورًا ومن فوقه نورًا، حتى تبعثه آمنًا مطمئنًا في نور من نورك. اللهم انظر إليه نظرة رضا، فإن من تنظر إليه نظرة رضا لا تعذبه أبدًا. اللهم أسكنه فسيح الجنان، واغفر له يا رحمن، وارحم يا رحيم، وتجاوز عما تعلم يا عليم. اللهم اعفُ عنه فإنك القائل </w:t>
-      </w:r>
-      <w:r>
-        <w:rPr>
-          <w:rFonts w:ascii="Times New Roman" w:cs="Times New Roman" w:eastAsia="Times New Roman" w:hAnsi="Times New Roman"/>
-          <w:b/>
-          <w:bCs/>
-          <w:color w:val="B23A2E"/>
-          <w:sz w:val="24"/>
-          <w:szCs w:val="24"/>
-          <w:rtl/>
-        </w:rPr>
-        <w:t xml:space="preserve">﴿وَيَعْفُو عَن كَثِيرٍ﴾</w:t>
-      </w:r>
-      <w:r>
-        <w:rPr>
-          <w:rFonts w:ascii="Times New Roman" w:cs="Times New Roman" w:eastAsia="Times New Roman" w:hAnsi="Times New Roman"/>
-          <w:sz w:val="24"/>
-          <w:szCs w:val="24"/>
-          <w:rtl/>
-        </w:rPr>
-        <w:t xml:space="preserve">. اللهم إنه جاء بابك وأناخ بجنابك، فجُد عليه بعفوك وإكرامك وجود إحسانك. اللهم إن رحمتك وسعت كل شيء فارحمه رحمة تطمئن بها نفسه وتقر بها عينه. اللهم احشره مع المتقين إلى الرحمن وفدًا، ومع أصحاب اليمين، واجعل تحيته سلامًا من أصحاب اليمين. اللهم بشّره بقولك </w:t>
-      </w:r>
-      <w:r>
-        <w:rPr>
-          <w:rFonts w:ascii="Times New Roman" w:cs="Times New Roman" w:eastAsia="Times New Roman" w:hAnsi="Times New Roman"/>
-          <w:b/>
-          <w:bCs/>
-          <w:color w:val="B23A2E"/>
-          <w:sz w:val="24"/>
-          <w:szCs w:val="24"/>
-          <w:rtl/>
-        </w:rPr>
-        <w:t xml:space="preserve">﴿كُلُوا وَاشْرَبُوا هَنِيئًا بِمَا أَسْلَفْتُمْ فِي الْأَيَّامِ الْخَالِيَةِ﴾</w:t>
-      </w:r>
-      <w:r>
-        <w:rPr>
-          <w:rFonts w:ascii="Times New Roman" w:cs="Times New Roman" w:eastAsia="Times New Roman" w:hAnsi="Times New Roman"/>
-          <w:sz w:val="24"/>
-          <w:szCs w:val="24"/>
-          <w:rtl/>
-        </w:rPr>
-        <w:t xml:space="preserve">. اللهم اجعله من الذين سعدوا في الجنة خالدين فيها ما دامت السماوات والأرض. اللهم شفّع فيه نبينا ومصطفاك، واحشره تحت لوائه، واسقه من يده الشريفة شربة هنيئة لا يظمأ بعدها أبدًا. اللهم إنه كان مصليًا لك فثبّته على الصراط يوم تزل الأقدام، وإن كان صائمًا فأدخله الجنة من باب الريان، وإن كان لكتابك تاليًا وسامعًا فشفّع فيه القرآن وارحمه من النيران، واجعله يرتقي في الجنة إلى آخر آية قرأها أو سمعها وآخر حرف تلاه. اللهم ارزقه بكل حرف من القرآن حلاوة، وبكل كلمة كرامة، وبكل آية سعادة، وبكل سورة سلامة، وبكل جزء جزاءً. اللهم اغفر لحيّنا وميتنا، وشاهدنا وغائبنا، وصغيرنا وكبيرنا، وذكرنا وأنثانا. اللهم من أحييته منا فأحيه على الإسلام، ومن توفيته منا فتوفه على الإيمان. اللهم لا تحرمنا أجره، ولا تُضلّنا بعده. اللهم انزل على أهله الصبر والسلوان، وأرضهم بقضائك، وثبّتهم على القول الثابت في الحياة الدنيا وفي الآخرة. اللهم صلِّ وسلم وبارك على سيدنا محمد وعلى آله وصحبه وسلم إلى يوم الدين.</w:t>
+        <w:t xml:space="preserve">عِدّية يس (صيغة أخرى):</w:t>
+      </w:r>
+    </w:p>
+    <w:p>
+      <w:pPr>
+        <w:bidi/>
+        <w:spacing w:after="200" w:line="340"/>
+        <w:jc w:val="right"/>
+      </w:pPr>
+      <w:r>
+        <w:rPr>
+          <w:rFonts w:ascii="Times New Roman" w:cs="Times New Roman" w:eastAsia="Times New Roman" w:hAnsi="Times New Roman"/>
+          <w:sz w:val="24"/>
+          <w:szCs w:val="24"/>
+          <w:rtl/>
+        </w:rPr>
+        <w:t xml:space="preserve">1. «يس ۚ وَالْقُرْآنِ الْحَكِيمِ» تُكرر</w:t>
+      </w:r>
+      <w:r>
+        <w:rPr>
+          <w:rFonts w:ascii="Times New Roman" w:cs="Times New Roman" w:eastAsia="Times New Roman" w:hAnsi="Times New Roman"/>
+          <w:b/>
+          <w:bCs/>
+          <w:color w:val="3B5BA5"/>
+          <w:sz w:val="24"/>
+          <w:szCs w:val="24"/>
+          <w:rtl/>
+        </w:rPr>
+        <w:t xml:space="preserve"> 7 مرات</w:t>
+      </w:r>
+      <w:r>
+        <w:rPr>
+          <w:rFonts w:ascii="Times New Roman" w:cs="Times New Roman" w:eastAsia="Times New Roman" w:hAnsi="Times New Roman"/>
+          <w:sz w:val="24"/>
+          <w:szCs w:val="24"/>
+          <w:rtl/>
+        </w:rPr>
+        <w:t xml:space="preserve">.</w:t>
+      </w:r>
+    </w:p>
+    <w:p>
+      <w:pPr>
+        <w:bidi/>
+        <w:spacing w:after="200" w:line="340"/>
+        <w:jc w:val="right"/>
+      </w:pPr>
+      <w:r>
+        <w:rPr>
+          <w:rFonts w:ascii="Times New Roman" w:cs="Times New Roman" w:eastAsia="Times New Roman" w:hAnsi="Times New Roman"/>
+          <w:sz w:val="24"/>
+          <w:szCs w:val="24"/>
+          <w:rtl/>
+        </w:rPr>
+        <w:t xml:space="preserve">2. نقرأ حتى نصل إلى قوله تعالى ﴿ذَٰلِكَ تَقْدِيرُ الْعَزِيزِ الْعَلِيمِ﴾، وتُكرر</w:t>
+      </w:r>
+      <w:r>
+        <w:rPr>
+          <w:rFonts w:ascii="Times New Roman" w:cs="Times New Roman" w:eastAsia="Times New Roman" w:hAnsi="Times New Roman"/>
+          <w:b/>
+          <w:bCs/>
+          <w:color w:val="3B5BA5"/>
+          <w:sz w:val="24"/>
+          <w:szCs w:val="24"/>
+          <w:rtl/>
+        </w:rPr>
+        <w:t xml:space="preserve"> 3 مرات</w:t>
+      </w:r>
+      <w:r>
+        <w:rPr>
+          <w:rFonts w:ascii="Times New Roman" w:cs="Times New Roman" w:eastAsia="Times New Roman" w:hAnsi="Times New Roman"/>
+          <w:sz w:val="24"/>
+          <w:szCs w:val="24"/>
+          <w:rtl/>
+        </w:rPr>
+        <w:t xml:space="preserve">، ثم نقول بعد كل مرة هذا الدعاء: «اللهم قدّر لنا الخير، وارزقنا من حيث لا ندري ولا نحتسب، يا خير الرازقين»</w:t>
+      </w:r>
+    </w:p>
+    <w:p>
+      <w:pPr>
+        <w:bidi/>
+        <w:spacing w:after="200" w:line="340"/>
+        <w:jc w:val="right"/>
+      </w:pPr>
+      <w:r>
+        <w:rPr>
+          <w:rFonts w:ascii="Times New Roman" w:cs="Times New Roman" w:eastAsia="Times New Roman" w:hAnsi="Times New Roman"/>
+          <w:sz w:val="24"/>
+          <w:szCs w:val="24"/>
+          <w:rtl/>
+        </w:rPr>
+        <w:t xml:space="preserve">3. ونكمل القراءة حتى نصل إلى قوله تعالى ﴿سَلَامٌ قَوْلًا مِّن رَّبٍّ رَّحِيمٍ﴾، تُقرأ</w:t>
+      </w:r>
+      <w:r>
+        <w:rPr>
+          <w:rFonts w:ascii="Times New Roman" w:cs="Times New Roman" w:eastAsia="Times New Roman" w:hAnsi="Times New Roman"/>
+          <w:b/>
+          <w:bCs/>
+          <w:color w:val="3B5BA5"/>
+          <w:sz w:val="24"/>
+          <w:szCs w:val="24"/>
+          <w:rtl/>
+        </w:rPr>
+        <w:t xml:space="preserve"> 7 مرات</w:t>
+      </w:r>
+      <w:r>
+        <w:rPr>
+          <w:rFonts w:ascii="Times New Roman" w:cs="Times New Roman" w:eastAsia="Times New Roman" w:hAnsi="Times New Roman"/>
+          <w:sz w:val="24"/>
+          <w:szCs w:val="24"/>
+          <w:rtl/>
+        </w:rPr>
+        <w:t xml:space="preserve">، وبعد كل مرة نقول هذا الدعاء: «اللهم سلّمنا من فتن الدنيا وعذاب الآخرة»</w:t>
+      </w:r>
+    </w:p>
+    <w:p>
+      <w:pPr>
+        <w:bidi/>
+        <w:spacing w:after="200" w:line="340"/>
+        <w:jc w:val="right"/>
+      </w:pPr>
+      <w:r>
+        <w:rPr>
+          <w:rFonts w:ascii="Times New Roman" w:cs="Times New Roman" w:eastAsia="Times New Roman" w:hAnsi="Times New Roman"/>
+          <w:sz w:val="24"/>
+          <w:szCs w:val="24"/>
+          <w:rtl/>
+        </w:rPr>
+        <w:t xml:space="preserve">4. ونكمل القراءة حتى نصل إلى قوله تعالى ﴿أَوَلَيْسَ الَّذِي خَلَقَ السَّمَاوَاتِ وَالْأَرْضَ بِقَادِرٍ عَلَىٰ أَن يَخْلُقَ مِثْلَهُم بَلَىٰ﴾، تُقال</w:t>
+      </w:r>
+      <w:r>
+        <w:rPr>
+          <w:rFonts w:ascii="Times New Roman" w:cs="Times New Roman" w:eastAsia="Times New Roman" w:hAnsi="Times New Roman"/>
+          <w:b/>
+          <w:bCs/>
+          <w:color w:val="3B5BA5"/>
+          <w:sz w:val="24"/>
+          <w:szCs w:val="24"/>
+          <w:rtl/>
+        </w:rPr>
+        <w:t xml:space="preserve"> 3 مرات</w:t>
+      </w:r>
+      <w:r>
+        <w:rPr>
+          <w:rFonts w:ascii="Times New Roman" w:cs="Times New Roman" w:eastAsia="Times New Roman" w:hAnsi="Times New Roman"/>
+          <w:sz w:val="24"/>
+          <w:szCs w:val="24"/>
+          <w:rtl/>
+        </w:rPr>
+        <w:t xml:space="preserve">، ثم يُقال بعد كل مرة هذا الدعاء: «والله قادر على أن يأتي بالفرج العظيم، ويفكّ كروبنا وكروب المكروبين، ويقضي حوائجنا وحوائج السائلين، ويقضي الدين عن المدينين»</w:t>
+      </w:r>
+    </w:p>
+    <w:p>
+      <w:pPr>
+        <w:bidi/>
+        <w:spacing w:after="200" w:line="340"/>
+        <w:jc w:val="right"/>
+      </w:pPr>
+      <w:r>
+        <w:rPr>
+          <w:rFonts w:ascii="Times New Roman" w:cs="Times New Roman" w:eastAsia="Times New Roman" w:hAnsi="Times New Roman"/>
+          <w:sz w:val="24"/>
+          <w:szCs w:val="24"/>
+          <w:rtl/>
+        </w:rPr>
+        <w:t xml:space="preserve">بعد الانتهاء من قراءة السورة كاملة، يُقال هذا الدعاء: «سبحان العالم لكل مكنون، والقاضي لكل الديون، سبحان من قوله كن فيكون، اللهم إني أسألك وأتوجه إليك بحبيبك سيدنا محمد صلى الله عليه وسلم أن تسخّر لي قلب من أحوجتني إليه، ومن بيده من البشر قضاء حاجتي، وأن تكفني اللهم شر من يقدر علي ولا أقدر عليه، يا من بيده ملكوت كل شيء أنت العالم به والقادر عليه، اللهم بحق نبيك سيدنا محمد صلى الله عليه وسلم الذي أنزلت عليه سورة يس أن تجعلني في كل أمر وشدة غالبًا يا رب غالبًا، وأن تمنّ علي بسرعة العطاء وتحقيق الرجاء، اللهم صلِّ وسلم وبارك على سيدنا محمد بقدر حبك فيه، وبجاهه فرّج عني ما أنا فيه، جئت أتوسل إليك بقدر النبي الكريم وبسر بسم الله الرحمن الرحيم، يس والقرآن الحكيم». وفي النهاية تُسمّى الشيء الذي تريده من الله، وتقول: «آخر دعوانا أن الحمد لله رب العالمين»</w:t>
+      </w:r>
+    </w:p>
+    <w:p>
+      <w:pPr>
+        <w:jc w:val="right"/>
+      </w:pPr>
+      <w:r>
+        <w:rPr>
+          <w:rFonts w:ascii="Times New Roman" w:hAnsi="Times New Roman" w:cs="Times New Roman" w:eastAsia="Times New Roman"/>
+          <w:b/>
+          <w:sz w:val="44"/>
+          <w:rtl/>
+        </w:rPr>
+        <w:t>الدعاء الثالث</w:t>
+      </w:r>
+    </w:p>
+    <w:p>
+      <w:pPr>
+        <w:jc w:val="right"/>
+      </w:pPr>
+      <w:r>
+        <w:rPr>
+          <w:rFonts w:ascii="Times New Roman" w:hAnsi="Times New Roman" w:cs="Times New Roman" w:eastAsia="Times New Roman"/>
+          <w:sz w:val="24"/>
+          <w:rtl/>
+        </w:rPr>
+        <w:t>ذكر بنفس قوة عِدّية يس:</w:t>
+      </w:r>
+    </w:p>
+    <w:p>
+      <w:pPr>
+        <w:jc w:val="right"/>
+      </w:pPr>
+      <w:r>
+        <w:rPr>
+          <w:rFonts w:ascii="Times New Roman" w:hAnsi="Times New Roman" w:cs="Times New Roman" w:eastAsia="Times New Roman"/>
+          <w:sz w:val="24"/>
+          <w:rtl/>
+        </w:rPr>
+        <w:t xml:space="preserve">«بسم الله الرحمن الرحيم» </w:t>
+      </w:r>
+      <w:r>
+        <w:rPr>
+          <w:rFonts w:ascii="Times New Roman" w:hAnsi="Times New Roman" w:cs="Times New Roman" w:eastAsia="Times New Roman"/>
+          <w:b/>
+          <w:color w:val="3B5BA5"/>
+          <w:sz w:val="24"/>
+          <w:rtl/>
+        </w:rPr>
+        <w:t>(19 مرة)</w:t>
+      </w:r>
+      <w:r>
+        <w:rPr>
+          <w:rFonts w:ascii="Times New Roman" w:hAnsi="Times New Roman" w:cs="Times New Roman" w:eastAsia="Times New Roman"/>
+          <w:sz w:val="24"/>
+          <w:rtl/>
+        </w:rPr>
+        <w:t xml:space="preserve">، «حسبنا الله ونعم الوكيل» </w:t>
+      </w:r>
+      <w:r>
+        <w:rPr>
+          <w:rFonts w:ascii="Times New Roman" w:hAnsi="Times New Roman" w:cs="Times New Roman" w:eastAsia="Times New Roman"/>
+          <w:b/>
+          <w:color w:val="3B5BA5"/>
+          <w:sz w:val="24"/>
+          <w:rtl/>
+        </w:rPr>
+        <w:t>(19 مرة)</w:t>
+      </w:r>
+      <w:r>
+        <w:rPr>
+          <w:rFonts w:ascii="Times New Roman" w:hAnsi="Times New Roman" w:cs="Times New Roman" w:eastAsia="Times New Roman"/>
+          <w:sz w:val="24"/>
+          <w:rtl/>
+        </w:rPr>
+        <w:t xml:space="preserve">، «اللهم صلِّ على محمد» </w:t>
+      </w:r>
+      <w:r>
+        <w:rPr>
+          <w:rFonts w:ascii="Times New Roman" w:hAnsi="Times New Roman" w:cs="Times New Roman" w:eastAsia="Times New Roman"/>
+          <w:b/>
+          <w:color w:val="3B5BA5"/>
+          <w:sz w:val="24"/>
+          <w:rtl/>
+        </w:rPr>
+        <w:t>(19 مرة)</w:t>
+      </w:r>
+      <w:r>
+        <w:rPr>
+          <w:rFonts w:ascii="Times New Roman" w:hAnsi="Times New Roman" w:cs="Times New Roman" w:eastAsia="Times New Roman"/>
+          <w:sz w:val="24"/>
+          <w:rtl/>
+        </w:rPr>
+        <w:t xml:space="preserve">، «اللهم عليك بمن ظلمني واعتدى علي» </w:t>
+      </w:r>
+      <w:r>
+        <w:rPr>
+          <w:rFonts w:ascii="Times New Roman" w:hAnsi="Times New Roman" w:cs="Times New Roman" w:eastAsia="Times New Roman"/>
+          <w:b/>
+          <w:color w:val="3B5BA5"/>
+          <w:sz w:val="24"/>
+          <w:rtl/>
+        </w:rPr>
+        <w:t>(19 مرة)</w:t>
       </w:r>
     </w:p>
     <w:p>
@@ -19593,7 +20076,7 @@
           <w:szCs w:val="36"/>
           <w:rtl/>
         </w:rPr>
-        <w:t>24. عِدّية يس</w:t>
+        <w:t>24. صلاة الاثنتي عشرة ركعة</w:t>
       </w:r>
     </w:p>
     <w:p>
@@ -19627,23 +20110,49 @@
           <w:szCs w:val="24"/>
           <w:rtl/>
         </w:rPr>
-        <w:t xml:space="preserve">عِدّية يس — قراءة سورة يس كاملة مع تكرار آيات وأدعية بينية في مواضع محددة، لقضاء الحاجة والحماية من الحسد والكفاية من الناس. المواضع الملوّنة بالأحمر هي التعليمات والأدعية التي تُقال أثناء القراءة (وليست من نص السورة):</w:t>
-      </w:r>
-    </w:p>
-    <w:p>
-      <w:pPr>
-        <w:bidi/>
-        <w:spacing w:after="200" w:line="340"/>
-        <w:jc w:val="right"/>
-      </w:pPr>
-      <w:r>
-        <w:rPr>
-          <w:rFonts w:ascii="Times New Roman" w:cs="Times New Roman" w:eastAsia="Times New Roman" w:hAnsi="Times New Roman"/>
-          <w:sz w:val="24"/>
-          <w:szCs w:val="24"/>
-          <w:rtl/>
-        </w:rPr>
-        <w:t xml:space="preserve">يٓسٓ ۚ وَٱلۡقُرۡءَانِ ٱلۡحَكِيمِ (1)إِنَّكَ لَمِنَ ٱلۡمُرۡسَلِينَ (2)عَلَىٰ صِرَٰطٖ مُّسۡتَقِيمٖ (3)تَنزِيلَ ٱلۡعَزِيزِ ٱلرَّحِيمِ (4)لِتُنذِرَ قَوۡمٗا مَّآ أُنذِرَ ءَابَآؤُهُمۡ فَهُمۡ غَٰفِلُونَ (5)لَقَدۡ حَقَّ ٱلۡقَوۡلُ عَلَىٰٓ أَكۡثَرِهِمۡ فَهُمۡ لَا يُؤۡمِنُونَ (6)إِنَّا جَعَلۡنَا فِيٓ أَعۡنَٰقِهِمۡ أَغۡلَٰلٗا فَهِيَ إِلَى ٱلۡأَذۡقَانِ فَهُم مُّقۡمَحُونَ (7)وَجَعَلۡنَا مِنۢ بَيۡنِ أَيۡدِيهِمۡ سَدّٗا وَمِنۡ خَلۡفِهِمۡ سَدّٗا فَأَغۡشَيۡنَٰهُمۡ فَهُمۡ لَا يُبۡصِرُونَ (8) </w:t>
+        <w:t xml:space="preserve">12 ركعة: تصلي ركعتين وتسلّم، ثم تُكرر، وفي آخر صلاة يُقال بعد التشهد: «لا إله إلا أنت يا حنان يا منان يا بديع السماوات والأرض يا ذا الجلال والإكرام، اللهم صلِّ على محمد وعلى آل محمد»، ثم تسجد وتقول: الفاتحة </w:t>
+      </w:r>
+      <w:r>
+        <w:rPr>
+          <w:rFonts w:ascii="Times New Roman" w:cs="Times New Roman" w:eastAsia="Times New Roman" w:hAnsi="Times New Roman"/>
+          <w:b/>
+          <w:bCs/>
+          <w:color w:val="3B5BA5"/>
+          <w:sz w:val="24"/>
+          <w:szCs w:val="24"/>
+          <w:rtl/>
+        </w:rPr>
+        <w:t xml:space="preserve">(7 مرات)</w:t>
+      </w:r>
+      <w:r>
+        <w:rPr>
+          <w:rFonts w:ascii="Times New Roman" w:cs="Times New Roman" w:eastAsia="Times New Roman" w:hAnsi="Times New Roman"/>
+          <w:sz w:val="24"/>
+          <w:szCs w:val="24"/>
+          <w:rtl/>
+        </w:rPr>
+        <w:t xml:space="preserve">، ثم آية الكرسي </w:t>
+      </w:r>
+      <w:r>
+        <w:rPr>
+          <w:rFonts w:ascii="Times New Roman" w:cs="Times New Roman" w:eastAsia="Times New Roman" w:hAnsi="Times New Roman"/>
+          <w:b/>
+          <w:bCs/>
+          <w:color w:val="3B5BA5"/>
+          <w:sz w:val="24"/>
+          <w:szCs w:val="24"/>
+          <w:rtl/>
+        </w:rPr>
+        <w:t xml:space="preserve">(7 مرات)</w:t>
+      </w:r>
+      <w:r>
+        <w:rPr>
+          <w:rFonts w:ascii="Times New Roman" w:cs="Times New Roman" w:eastAsia="Times New Roman" w:hAnsi="Times New Roman"/>
+          <w:sz w:val="24"/>
+          <w:szCs w:val="24"/>
+          <w:rtl/>
+        </w:rPr>
+        <w:t xml:space="preserve">: </w:t>
       </w:r>
       <w:r>
         <w:rPr>
@@ -19655,435 +20164,37 @@
           <w:szCs w:val="24"/>
           <w:rtl/>
         </w:rPr>
-        <w:t xml:space="preserve">(تُردد هذه الآية مرة واحدة) ثم تُدعى: «اللهم بيمن نوره وسره في خلقه وسره في الجسد، أخفِ عني أعين الناظرين وقلوب الحاسدين والباغين، واحفظني كما حفظت الروح في الجسد، وإنك على كل شيء قدير»</w:t>
-      </w:r>
-      <w:r>
-        <w:rPr>
-          <w:rFonts w:ascii="Times New Roman" w:cs="Times New Roman" w:eastAsia="Times New Roman" w:hAnsi="Times New Roman"/>
-          <w:sz w:val="24"/>
-          <w:szCs w:val="24"/>
-          <w:rtl/>
-        </w:rPr>
-        <w:t xml:space="preserve"> وَسَوَآءٌ عَلَيۡهِمۡ ءَأَنذَرۡتَهُمۡ أَمۡ لَمۡ تُنذِرۡهُمۡ لَا يُؤۡمِنُونَ (9) </w:t>
-      </w:r>
-      <w:r>
-        <w:rPr>
-          <w:rFonts w:ascii="Times New Roman" w:cs="Times New Roman" w:eastAsia="Times New Roman" w:hAnsi="Times New Roman"/>
-          <w:b/>
-          <w:bCs/>
-          <w:color w:val="B23A2E"/>
-          <w:sz w:val="24"/>
-          <w:szCs w:val="24"/>
-          <w:rtl/>
-        </w:rPr>
-        <w:t xml:space="preserve">(تُردد هذه الآية 3 مرات)</w:t>
-      </w:r>
-      <w:r>
-        <w:rPr>
-          <w:rFonts w:ascii="Times New Roman" w:cs="Times New Roman" w:eastAsia="Times New Roman" w:hAnsi="Times New Roman"/>
-          <w:sz w:val="24"/>
-          <w:szCs w:val="24"/>
-          <w:rtl/>
-        </w:rPr>
-        <w:t xml:space="preserve"> إِنَّمَا تُنذِرُ مَنِ ٱتَّبَعَ ٱلذِّكۡرَ وَخَشِيَ ٱلرَّحۡمَٰنَ بِٱلۡغَيۡبِۖ فَبَشِّرۡهُ بِمَغۡفِرَةٖ وَأَجۡرٖ كَرِيمٍ (11)إِنَّا نَحۡنُ نُحۡيِ ٱلۡمَوۡتَىٰ وَنَكۡتُبُ مَا قَدَّمُواْ وَءَاثَٰرَهُمۡۚ وَكُلَّ شَيۡءٍ أَحۡصَيۡنَٰهُ فِيٓ إِمَامٖ مُّبِينٖ (12)وَٱضۡرِبۡ لَهُم مَّثَلًا أَصۡحَٰبَ ٱلۡقَرۡيَةِ إِذۡ جَآءَهَا ٱلۡمُرۡسَلُونَ (13)إِذۡ أَرۡسَلۡنَآ إِلَيۡهِمُ ٱثۡنَيۡنِ فَكَذَّبُوهُمَا فَعَزَّزۡنَا بِثَالِثٖ فَقَالُوٓاْ إِنَّآ إِلَيۡكُم مُّرۡسَلُونَ (14)قَالُواْ مَآ أَنتُمۡ إِلَّا بَشَرٞ مِّثۡلُنَا وَمَآ أَنزَلَ ٱلرَّحۡمَٰنُ مِن شَيۡءٍ إِنۡ أَنتُمۡ إِلَّا تَكۡذِبُونَ (15)قَالُواْ رَبُّنَا يَعۡلَمُ إِنَّآ إِلَيۡكُمۡ لَمُرۡسَلُونَ (16)وَمَا عَلَيۡنَآ إِلَّا ٱلۡبَلَٰغُ ٱلۡمُبِينُ (17)قَالُوٓاْ إِنَّا تَطَيَّرۡنَا بِكُمۡۖ لَئِن لَّمۡ تَنتَهُواْ لَنَرۡجُمَنَّكُمۡ وَلَيَمَسَّنَّكُم مِّنَّا عَذَابٌ أَلِيمٞ (18)قَالُواْ طَـٰٓئِرُكُم مَّعَكُمۡ أَئِن ذُكِّرۡتُمۚ بَلۡ أَنتُمۡ قَوۡمٞ مُّسۡرِفُونَ (19)وَجَآءَ مِنۡ أَقۡصَا ٱلۡمَدِينَةِ رَجُلٞ يَسۡعَىٰ قَالَ يَٰقَوۡمِ ٱتَّبِعُواْ ٱلۡمُرۡسَلِينَ (20)ٱتَّبِعُواْ مَن لَّا يَسۡـَٔلُكُمۡ أَجۡرٗا وَهُم مُّهۡتَدُونَ (21)وَمَا لِيَ لَآ أَعۡبُدُ ٱلَّذِي فَطَرَنِي وَإِلَيۡهِ تُرۡجَعُونَ (22)ءَأَتَّخِذُ مِن دُونِهِۦٓ ءَالِهَةً إِن يُرِدۡنِ ٱلرَّحۡمَٰنُ بِضُرّٖ لَّا تُغۡنِ عَنِّي شَفَٰعَتُهُمۡ شَيۡـٔٗا وَلَا يُنقِذُونِ (23)إِنِّيٓ إِذٗا لَّفِي ضَلَٰلٖ مُّبِينٍ (24)إِنِّيٓ ءَامَنتُ بِرَبِّكُمۡ فَٱسۡمَعُونِ (25)قِيلَ ٱدۡخُلِ ٱلۡجَنَّةَۖ قَالَ يَٰلَيۡتَ قَوۡمِي يَعۡلَمُونَ (26) </w:t>
-      </w:r>
-      <w:r>
-        <w:rPr>
-          <w:rFonts w:ascii="Times New Roman" w:cs="Times New Roman" w:eastAsia="Times New Roman" w:hAnsi="Times New Roman"/>
-          <w:b/>
-          <w:bCs/>
-          <w:color w:val="B23A2E"/>
-          <w:sz w:val="24"/>
-          <w:szCs w:val="24"/>
-          <w:rtl/>
-        </w:rPr>
-        <w:t xml:space="preserve">(تُردد هذه الآية مرة واحدة) ثم تُدعى: «اللهم أكرمني بقضاء حاجتي» (ويُسمّي حاجته) «واكرمني بطاعتك يا ذا الجلال والإكرام»</w:t>
-      </w:r>
-      <w:r>
-        <w:rPr>
-          <w:rFonts w:ascii="Times New Roman" w:cs="Times New Roman" w:eastAsia="Times New Roman" w:hAnsi="Times New Roman"/>
-          <w:sz w:val="24"/>
-          <w:szCs w:val="24"/>
-          <w:rtl/>
-        </w:rPr>
-        <w:t xml:space="preserve"> بِمَا غَفَرَ لِي رَبِّي وَجَعَلَنِي مِنَ ٱلۡمُكۡرَمِينَ (27) </w:t>
-      </w:r>
-      <w:r>
-        <w:rPr>
-          <w:rFonts w:ascii="Times New Roman" w:cs="Times New Roman" w:eastAsia="Times New Roman" w:hAnsi="Times New Roman"/>
-          <w:b/>
-          <w:bCs/>
-          <w:color w:val="B23A2E"/>
-          <w:sz w:val="24"/>
-          <w:szCs w:val="24"/>
-          <w:rtl/>
-        </w:rPr>
-        <w:t xml:space="preserve">(تُردد هذه الآية 3 مرات)</w:t>
-      </w:r>
-      <w:r>
-        <w:rPr>
-          <w:rFonts w:ascii="Times New Roman" w:cs="Times New Roman" w:eastAsia="Times New Roman" w:hAnsi="Times New Roman"/>
-          <w:sz w:val="24"/>
-          <w:szCs w:val="24"/>
-          <w:rtl/>
-        </w:rPr>
-        <w:t xml:space="preserve"> وَمَآ أَنزَلۡنَا عَلَىٰ قَوۡمِهِۦ مِنۢ بَعۡدِهِۦ مِن جُندٖ مِّنَ ٱلسَّمَآءِ وَمَا كُنَّا مُنزِلِينَ (28)إِن كَانَتۡ إِلَّا صَيۡحَةٗ وَٰحِدَةٗ فَإِذَا هُمۡ خَٰمِدُونَ (29)يَٰحَسۡرَةً عَلَى ٱلۡعِبَادِۚ مَا يَأۡتِيهِم مِّن رَّسُولٍ إِلَّا كَانُواْ بِهِۦ يَسۡتَهۡزِءُونَ (30)أَلَمۡ يَرَوۡاْ كَمۡ أَهۡلَكۡنَا قَبۡلَهُم مِّنَ ٱلۡقُرُونِ أَنَّهُمۡ إِلَيۡهِمۡ لَا يَرۡجِعُونَ (31)وَإِن كُلّٞ لَّمَّا جَمِيعٞ لَّدَيۡنَا مُحۡضَرُونَ (32)وَءَايَةٞ لَّهُمُ ٱلۡأَرۡضُ ٱلۡمَيۡتَةُ أَحۡيَيۡنَٰهَا وَأَخۡرَجۡنَا مِنۡهَا حَبّٗا فَمِنۡهُ يَأۡكُلُونَ (33)وَجَعَلۡنَا فِيهَا جَنَّـٰتٖ مِّن نَّخِيلٖ وَأَعۡنَٰبٖ وَفَجَّرۡنَا فِيهَا مِنَ ٱلۡعُيُونِ (34)لِيَأۡكُلُواْ مِن ثَمَرِهِۦ وَمَا عَمِلَتۡهُ أَيۡدِيهِمۡۚ أَفَلَا يَشۡكُرُونَ (35)سُبۡحَٰنَ ٱلَّذِي خَلَقَ ٱلۡأَزۡوَٰجَ كُلَّهَا مِمَّا تُنۢبِتُ ٱلۡأَرۡضُ وَمِنۡ أَنفُسِهِمۡ وَمِمَّا لَا يَعۡلَمُونَ (36) وَءَايَةٞ لَّهُمُ ٱلَّيۡلُ نَسۡلَخُ مِنۡهُ ٱلنَّهَارَ فَإِذَا هُم مُّظۡلِمُونَ (37) </w:t>
-      </w:r>
-      <w:r>
-        <w:rPr>
-          <w:rFonts w:ascii="Times New Roman" w:cs="Times New Roman" w:eastAsia="Times New Roman" w:hAnsi="Times New Roman"/>
-          <w:b/>
-          <w:bCs/>
-          <w:color w:val="B23A2E"/>
-          <w:sz w:val="24"/>
-          <w:szCs w:val="24"/>
-          <w:rtl/>
-        </w:rPr>
-        <w:t xml:space="preserve">(تُردد هذه الآية 14 مرة) ثم تُدعى: «اللهم إني أسألك من فضلك الواسع وجودك السابغ أن تُغنيني عن جميع خلقك بالله» (تُردد هذه الآية 3 مرات)</w:t>
-      </w:r>
-      <w:r>
-        <w:rPr>
-          <w:rFonts w:ascii="Times New Roman" w:cs="Times New Roman" w:eastAsia="Times New Roman" w:hAnsi="Times New Roman"/>
-          <w:sz w:val="24"/>
-          <w:szCs w:val="24"/>
-          <w:rtl/>
-        </w:rPr>
-        <w:t xml:space="preserve"> وَٱلشَّمۡسُ تَجۡرِي لِمُسۡتَقَرّٖ لَّهَاۚ ذَٰلِكَ تَقۡدِيرُ ٱلۡعَزِيزِ ٱلۡعَلِيمِ (38)وَٱلۡقَمَرَ قَدَّرۡنَٰهُ مَنَازِلَ حَتَّىٰ عَادَ كَٱلۡعُرۡجُونِ ٱلۡقَدِيمِ (39)لَا ٱلشَّمۡسُ يَنۢبَغِي لَهَآ أَن تُدۡرِكَ ٱلۡقَمَرَ وَلَا ٱلَّيۡلُ سَابِقُ ٱلنَّهَارِۚ وَكُلّٞ فِي فَلَكٖ يَسۡبَحُونَ (40)وَءَايَةٞ لَّهُمۡ أَنَّا حَمَلۡنَا ذُرِّيَّتَهُمۡ فِي ٱلۡفُلۡكِ ٱلۡمَشۡحُونِ (41)وَخَلَقۡنَا لَهُم مِّن مِّثۡلِهِۦ مَا يَرۡكَبُونَ (42)وَإِن نَّشَأۡ نُغۡرِقۡهُمۡ فَلَا صَرِيخَ لَهُمۡ وَلَا هُمۡ يُنقَذُونَ (43)إِلَّا رَحۡمَةٗ مِّنَّا وَمَتَٰعًا إِلَىٰ حِينٖ (44)وَإِذَا قِيلَ لَهُمُ ٱتَّقُواْ مَا بَيۡنَ أَيۡدِيكُمۡ وَمَا خَلۡفَكُمۡ لَعَلَّكُمۡ تُرۡحَمُونَ (45)وَمَا تَأۡتِيهِم مِّنۡ ءَايَةٖ مِّنۡ ءَايَٰتِ رَبِّهِمۡ إِلَّا كَانُواْ عَنۡهَا مُعۡرِضِينَ (46)وَإِذَا قِيلَ لَهُمۡ أَنفِقُواْ مِمَّا رَزَقَكُمُ ٱللَّهُ قَالَ ٱلَّذِينَ كَفَرُواْ لِلَّذِينَ ءَامَنُوٓاْ أَنُطۡعِمُ مَن لَّوۡ يَشَآءُ ٱللَّهُ أَطۡعَمَهُۥٓ إِنۡ أَنتُمۡ إِلَّا فِي ضَلَٰلٖ مُّبِينٖ (47)وَيَقُولُونَ مَتَىٰ هَٰذَا ٱلۡوَعۡدُ إِن كُنتُمۡ صَٰدِقِينَ (48)مَا يَنظُرُونَ إِلَّا صَيۡحَةٗ وَٰحِدَةٗ تَأۡخُذُهُمۡ وَهُمۡ يَخِصِّمُونَ (49)فَلَا يَسۡتَطِيعُونَ تَوۡصِيَةٗ وَلَآ إِلَىٰٓ أَهۡلِهِمۡ يَرۡجِعُونَ (50)وَنُفِخَ فِي ٱلصُّورِ فَإِذَا هُم مِّنَ ٱلۡأَجۡدَاثِ إِلَىٰ رَبِّهِمۡ يَنسِلُونَ (51)قَالُواْ يَٰوَيۡلَنَا مَنۢ بَعَثَنَا مِن مَّرۡقَدِنَاۜۗ هَٰذَا مَا وَعَدَ ٱلرَّحۡمَٰنُ وَصَدَقَ ٱلۡمُرۡسَلُونَ (52)إِن كَانَتۡ إِلَّا صَيۡحَةٗ وَٰحِدَةٗ فَإِذَا هُمۡ جَمِيعٞ لَّدَيۡنَا مُحۡضَرُونَ (53)فَٱلۡيَوۡمَ لَا تُظۡلَمُ نَفۡسٞ شَيۡـٔٗا وَلَا تُجۡزَوۡنَ إِلَّا مَا كُنتُمۡ تَعۡمَلُونَ (54)إِنَّ أَصۡحَٰبَ ٱلۡجَنَّةِ ٱلۡيَوۡمَ فِي شُغُلٖ فَٰكِهُونَ (55)هُمۡ وَأَزۡوَٰجُهُمۡ فِي ظِلَٰلٍ عَلَى ٱلۡأَرَآئِكِ مُتَّكِـُٔونَ (56)لَهُمۡ فِيهَا فَٰكِهَةٞ وَلَهُم مَّا يَدَّعُونَ (57) سَلَٰمٞ قَوۡلٗا مِّن رَّبّٖ رَّحِيمٖ (58) </w:t>
-      </w:r>
-      <w:r>
-        <w:rPr>
-          <w:rFonts w:ascii="Times New Roman" w:cs="Times New Roman" w:eastAsia="Times New Roman" w:hAnsi="Times New Roman"/>
-          <w:b/>
-          <w:bCs/>
-          <w:color w:val="B23A2E"/>
-          <w:sz w:val="24"/>
-          <w:szCs w:val="24"/>
-          <w:rtl/>
-        </w:rPr>
-        <w:t xml:space="preserve">(تُردد هذه الآية 16 مرة) ثم تُدعى: «اللهم سلّمنا من آفات الدنيا وفتنها يا رب العالمين»</w:t>
-      </w:r>
-      <w:r>
-        <w:rPr>
-          <w:rFonts w:ascii="Times New Roman" w:cs="Times New Roman" w:eastAsia="Times New Roman" w:hAnsi="Times New Roman"/>
-          <w:sz w:val="24"/>
-          <w:szCs w:val="24"/>
-          <w:rtl/>
-        </w:rPr>
-        <w:t xml:space="preserve"> وَٱمۡتَٰزُواْ ٱلۡيَوۡمَ أَيُّهَا ٱلۡمُجۡرِمُونَ (59)أَلَمۡ أَعۡهَدۡ إِلَيۡكُمۡ يَٰبَنِيٓ ءَادَمَ أَن لَّا تَعۡبُدُواْ ٱلشَّيۡطَٰنَۖ إِنَّهُۥ لَكُمۡ عَدُوّٞ مُّبِينٞ (60)وَأَنِ ٱعۡبُدُونِيۚ هَٰذَا صِرَٰطٞ مُّسۡتَقِيمٞ (61)وَلَقَدۡ أَضَلَّ مِنكُمۡ جِبِلّٗا كَثِيرًاۖ أَفَلَمۡ تَكُونُواْ تَعۡقِلُونَ (62)هَٰذِهِۦ جَهَنَّمُ ٱلَّتِي كُنتُمۡ تُوعَدُونَ (63)ٱصۡلَوۡهَا ٱلۡيَوۡمَ بِمَا كُنتُمۡ تَكۡفُرُونَ (64)ٱلۡيَوۡمَ نَخۡتِمُ عَلَىٰٓ أَفۡوَٰهِهِمۡ وَتُكَلِّمُنَآ أَيۡدِيهِمۡ وَتَشۡهَدُ أَرۡجُلُهُم بِمَا كَانُواْ يَكۡسِبُونَ (65)وَلَوۡ نَشَآءُ لَطَمَسۡنَا عَلَىٰٓ أَعۡيُنِهِمۡ فَٱسۡتَبَقُواْ ٱلصِّرَٰطَ فَأَنَّىٰ يُبۡصِرُونَ (66)وَلَوۡ نَشَآءُ لَمَسَخۡنَٰهُمۡ عَلَىٰ مَكَانَتِهِمۡ فَمَا ٱسۡتَطَٰعُواْ مُضِيّٗا وَلَا يَرۡجِعُونَ (67)وَمَن نُّعَمِّرۡهُ نُنَكِّسۡهُ فِي ٱلۡخَلۡقِۚ أَفَلَا يَعۡقِلُونَ (68)وَمَا عَلَّمۡنَٰهُ ٱلشِّعۡرَ وَمَا يَنۢبَغِي لَهُۥٓۚ إِنۡ هُوَ إِلَّا ذِكۡرٞ وَقُرۡءَانٞ مُّبِينٞ (69)لِّيُنذِرَ مَن كَانَ حَيّٗا وَيَحِقَّ ٱلۡقَوۡلُ عَلَى ٱلۡكَٰفِرِينَ (70)أَوَلَمۡ يَرَوۡاْ أَنَّا خَلَقۡنَا لَهُم مِّمَّا عَمِلَتۡ أَيۡدِينَآ أَنۡعَٰمٗا فَهُمۡ لَهَا مَٰلِكُونَ (71)وَذَلَّلۡنَٰهَا لَهُمۡ فَمِنۡهَا رَكُوبُهُمۡ وَمِنۡهَا يَأۡكُلُونَ (72)وَلَهُمۡ فِيهَا مَنَٰفِعُ وَمَشَارِبُۚ أَفَلَا يَشۡكُرُونَ (73)وَٱتَّخَذُواْ مِن دُونِ ٱللَّهِ ءَالِهَةٗ لَّعَلَّهُمۡ يُنصَرُونَ (74)لَا يَسۡتَطِيعُونَ نَصۡرَهُمۡ وَهُمۡ لَهُمۡ جُندٞ مُّحۡضَرُونَ (75)فَلَا يَحۡزُنكَ قَوۡلُهُمۡۘ إِنَّا نَعۡلَمُ مَا يُسِرُّونَ وَمَا يُعۡلِنُونَ (76)أَوَلَمۡ يَرَ ٱلۡإِنسَٰنُ أَنَّا خَلَقۡنَٰهُ مِن نُّطۡفَةٖ فَإِذَا هُوَ خَصِيمٞ مُّبِينٞ (77)وَضَرَبَ لَنَا مَثَلٗا وَنَسِيَ خَلۡقَهُۥۖ قَالَ مَن يُحۡيِ ٱلۡعِظَٰمَ وَهِيَ رَمِيمٞ (78)قُلۡ يُحۡيِيهَا ٱلَّذِيٓ أَنشَأَهَآ أَوَّلَ مَرَّةٖۖ وَهُوَ بِكُلِّ خَلۡقٍ عَلِيمٌ (79)ٱلَّذِي جَعَلَ لَكُم مِّنَ ٱلشَّجَرِ ٱلۡأَخۡضَرِ نَارٗا فَإِذَآ أَنتُم مِّنۡهُ تُوقِدُونَ (80)أَوَلَيۡسَ ٱلَّذِي خَلَقَ ٱلسَّمَٰوَٰتِ وَٱلۡأَرۡضَ بِقَٰدِرٍ عَلَىٰٓ أَن يَخۡلُقَ مِثۡلَهُمۖ بَلَىٰ وَهُوَ ٱلۡخَلَّـٰقُ ٱلۡعَلِيمُ (81)إِنَّمَآ أَمۡرُهُۥٓ إِذَآ أَرَادَ شَيۡـًٔا أَن يَقُولَ لَهُۥ كُن فَيَكُونُ (82)فَسُبۡحَٰنَ ٱلَّذِي بِيَدِهِۦ مَلَكُوتُ كُلِّ شَيۡءٖ وَإِلَيۡهِ تُرۡجَعُونَ (83) </w:t>
-      </w:r>
-      <w:r>
-        <w:rPr>
-          <w:rFonts w:ascii="Times New Roman" w:cs="Times New Roman" w:eastAsia="Times New Roman" w:hAnsi="Times New Roman"/>
-          <w:b/>
-          <w:bCs/>
-          <w:color w:val="B23A2E"/>
-          <w:sz w:val="24"/>
-          <w:szCs w:val="24"/>
-          <w:rtl/>
-        </w:rPr>
-        <w:t xml:space="preserve">ثم يُختم بالدعاء الآتي: «سبحان المنفّس عن كل مهموم، سبحان العليم بما كان وما يكون، سبحان سبحان من إذا أراد شيئًا قال له كن فيكون، سبحان الذي بيده ملكوت كل شيء وإليه تُرجعون، يا صمد يا إلهي، يا صمد معتمدي، اقضِ حاجتي» (ويذكرها) «... بحق يس، ومن أنزلها، ومن نزلت عليه، ومن نزلت به»</w:t>
-      </w:r>
-    </w:p>
-    <w:p>
-      <w:pPr>
-        <w:bidi/>
-        <w:spacing w:after="120" w:before="320"/>
-        <w:jc w:val="right"/>
-      </w:pPr>
-      <w:r>
-        <w:rPr>
-          <w:rFonts w:ascii="Times New Roman" w:cs="Times New Roman" w:eastAsia="Times New Roman" w:hAnsi="Times New Roman"/>
-          <w:b/>
-          <w:bCs/>
-          <w:sz w:val="44"/>
-          <w:szCs w:val="44"/>
-          <w:rtl/>
-        </w:rPr>
-        <w:t xml:space="preserve">الدعاء الثاني</w:t>
-      </w:r>
-    </w:p>
-    <w:p>
-      <w:pPr>
-        <w:bidi/>
-        <w:spacing w:after="200" w:line="340"/>
-        <w:jc w:val="right"/>
-      </w:pPr>
-      <w:r>
-        <w:rPr>
-          <w:rFonts w:ascii="Times New Roman" w:cs="Times New Roman" w:eastAsia="Times New Roman" w:hAnsi="Times New Roman"/>
-          <w:sz w:val="24"/>
-          <w:szCs w:val="24"/>
-          <w:rtl/>
-        </w:rPr>
-        <w:t xml:space="preserve">عِدّية يس (صيغة أخرى):</w:t>
-      </w:r>
-    </w:p>
-    <w:p>
-      <w:pPr>
-        <w:bidi/>
-        <w:spacing w:after="200" w:line="340"/>
-        <w:jc w:val="right"/>
-      </w:pPr>
-      <w:r>
-        <w:rPr>
-          <w:rFonts w:ascii="Times New Roman" w:cs="Times New Roman" w:eastAsia="Times New Roman" w:hAnsi="Times New Roman"/>
-          <w:sz w:val="24"/>
-          <w:szCs w:val="24"/>
-          <w:rtl/>
-        </w:rPr>
-        <w:t xml:space="preserve">1. «يس ۚ وَالْقُرْآنِ الْحَكِيمِ» تُكرر</w:t>
-      </w:r>
-      <w:r>
-        <w:rPr>
-          <w:rFonts w:ascii="Times New Roman" w:cs="Times New Roman" w:eastAsia="Times New Roman" w:hAnsi="Times New Roman"/>
-          <w:b/>
-          <w:bCs/>
-          <w:color w:val="3B5BA5"/>
-          <w:sz w:val="24"/>
-          <w:szCs w:val="24"/>
-          <w:rtl/>
-        </w:rPr>
-        <w:t xml:space="preserve"> 7 مرات</w:t>
-      </w:r>
-      <w:r>
-        <w:rPr>
-          <w:rFonts w:ascii="Times New Roman" w:cs="Times New Roman" w:eastAsia="Times New Roman" w:hAnsi="Times New Roman"/>
-          <w:sz w:val="24"/>
-          <w:szCs w:val="24"/>
-          <w:rtl/>
-        </w:rPr>
-        <w:t xml:space="preserve">.</w:t>
-      </w:r>
-    </w:p>
-    <w:p>
-      <w:pPr>
-        <w:bidi/>
-        <w:spacing w:after="200" w:line="340"/>
-        <w:jc w:val="right"/>
-      </w:pPr>
-      <w:r>
-        <w:rPr>
-          <w:rFonts w:ascii="Times New Roman" w:cs="Times New Roman" w:eastAsia="Times New Roman" w:hAnsi="Times New Roman"/>
-          <w:sz w:val="24"/>
-          <w:szCs w:val="24"/>
-          <w:rtl/>
-        </w:rPr>
-        <w:t xml:space="preserve">2. نقرأ حتى نصل إلى قوله تعالى ﴿ذَٰلِكَ تَقْدِيرُ الْعَزِيزِ الْعَلِيمِ﴾، وتُكرر</w:t>
-      </w:r>
-      <w:r>
-        <w:rPr>
-          <w:rFonts w:ascii="Times New Roman" w:cs="Times New Roman" w:eastAsia="Times New Roman" w:hAnsi="Times New Roman"/>
-          <w:b/>
-          <w:bCs/>
-          <w:color w:val="3B5BA5"/>
-          <w:sz w:val="24"/>
-          <w:szCs w:val="24"/>
-          <w:rtl/>
-        </w:rPr>
-        <w:t xml:space="preserve"> 3 مرات</w:t>
-      </w:r>
-      <w:r>
-        <w:rPr>
-          <w:rFonts w:ascii="Times New Roman" w:cs="Times New Roman" w:eastAsia="Times New Roman" w:hAnsi="Times New Roman"/>
-          <w:sz w:val="24"/>
-          <w:szCs w:val="24"/>
-          <w:rtl/>
-        </w:rPr>
-        <w:t xml:space="preserve">، ثم نقول بعد كل مرة هذا الدعاء: «اللهم قدّر لنا الخير، وارزقنا من حيث لا ندري ولا نحتسب، يا خير الرازقين»</w:t>
-      </w:r>
-    </w:p>
-    <w:p>
-      <w:pPr>
-        <w:bidi/>
-        <w:spacing w:after="200" w:line="340"/>
-        <w:jc w:val="right"/>
-      </w:pPr>
-      <w:r>
-        <w:rPr>
-          <w:rFonts w:ascii="Times New Roman" w:cs="Times New Roman" w:eastAsia="Times New Roman" w:hAnsi="Times New Roman"/>
-          <w:sz w:val="24"/>
-          <w:szCs w:val="24"/>
-          <w:rtl/>
-        </w:rPr>
-        <w:t xml:space="preserve">3. ونكمل القراءة حتى نصل إلى قوله تعالى ﴿سَلَامٌ قَوْلًا مِّن رَّبٍّ رَّحِيمٍ﴾، تُقرأ</w:t>
-      </w:r>
-      <w:r>
-        <w:rPr>
-          <w:rFonts w:ascii="Times New Roman" w:cs="Times New Roman" w:eastAsia="Times New Roman" w:hAnsi="Times New Roman"/>
-          <w:b/>
-          <w:bCs/>
-          <w:color w:val="3B5BA5"/>
-          <w:sz w:val="24"/>
-          <w:szCs w:val="24"/>
-          <w:rtl/>
-        </w:rPr>
-        <w:t xml:space="preserve"> 7 مرات</w:t>
-      </w:r>
-      <w:r>
-        <w:rPr>
-          <w:rFonts w:ascii="Times New Roman" w:cs="Times New Roman" w:eastAsia="Times New Roman" w:hAnsi="Times New Roman"/>
-          <w:sz w:val="24"/>
-          <w:szCs w:val="24"/>
-          <w:rtl/>
-        </w:rPr>
-        <w:t xml:space="preserve">، وبعد كل مرة نقول هذا الدعاء: «اللهم سلّمنا من فتن الدنيا وعذاب الآخرة»</w:t>
-      </w:r>
-    </w:p>
-    <w:p>
-      <w:pPr>
-        <w:bidi/>
-        <w:spacing w:after="200" w:line="340"/>
-        <w:jc w:val="right"/>
-      </w:pPr>
-      <w:r>
-        <w:rPr>
-          <w:rFonts w:ascii="Times New Roman" w:cs="Times New Roman" w:eastAsia="Times New Roman" w:hAnsi="Times New Roman"/>
-          <w:sz w:val="24"/>
-          <w:szCs w:val="24"/>
-          <w:rtl/>
-        </w:rPr>
-        <w:t xml:space="preserve">4. ونكمل القراءة حتى نصل إلى قوله تعالى ﴿أَوَلَيْسَ الَّذِي خَلَقَ السَّمَاوَاتِ وَالْأَرْضَ بِقَادِرٍ عَلَىٰ أَن يَخْلُقَ مِثْلَهُم بَلَىٰ﴾، تُقال</w:t>
-      </w:r>
-      <w:r>
-        <w:rPr>
-          <w:rFonts w:ascii="Times New Roman" w:cs="Times New Roman" w:eastAsia="Times New Roman" w:hAnsi="Times New Roman"/>
-          <w:b/>
-          <w:bCs/>
-          <w:color w:val="3B5BA5"/>
-          <w:sz w:val="24"/>
-          <w:szCs w:val="24"/>
-          <w:rtl/>
-        </w:rPr>
-        <w:t xml:space="preserve"> 3 مرات</w:t>
-      </w:r>
-      <w:r>
-        <w:rPr>
-          <w:rFonts w:ascii="Times New Roman" w:cs="Times New Roman" w:eastAsia="Times New Roman" w:hAnsi="Times New Roman"/>
-          <w:sz w:val="24"/>
-          <w:szCs w:val="24"/>
-          <w:rtl/>
-        </w:rPr>
-        <w:t xml:space="preserve">، ثم يُقال بعد كل مرة هذا الدعاء: «والله قادر على أن يأتي بالفرج العظيم، ويفكّ كروبنا وكروب المكروبين، ويقضي حوائجنا وحوائج السائلين، ويقضي الدين عن المدينين»</w:t>
-      </w:r>
-    </w:p>
-    <w:p>
-      <w:pPr>
-        <w:bidi/>
-        <w:spacing w:after="200" w:line="340"/>
-        <w:jc w:val="right"/>
-      </w:pPr>
-      <w:r>
-        <w:rPr>
-          <w:rFonts w:ascii="Times New Roman" w:cs="Times New Roman" w:eastAsia="Times New Roman" w:hAnsi="Times New Roman"/>
-          <w:sz w:val="24"/>
-          <w:szCs w:val="24"/>
-          <w:rtl/>
-        </w:rPr>
-        <w:t xml:space="preserve">بعد الانتهاء من قراءة السورة كاملة، يُقال هذا الدعاء: «سبحان العالم لكل مكنون، والقاضي لكل الديون، سبحان من قوله كن فيكون، اللهم إني أسألك وأتوجه إليك بحبيبك سيدنا محمد صلى الله عليه وسلم أن تسخّر لي قلب من أحوجتني إليه، ومن بيده من البشر قضاء حاجتي، وأن تكفني اللهم شر من يقدر علي ولا أقدر عليه، يا من بيده ملكوت كل شيء أنت العالم به والقادر عليه، اللهم بحق نبيك سيدنا محمد صلى الله عليه وسلم الذي أنزلت عليه سورة يس أن تجعلني في كل أمر وشدة غالبًا يا رب غالبًا، وأن تمنّ علي بسرعة العطاء وتحقيق الرجاء، اللهم صلِّ وسلم وبارك على سيدنا محمد بقدر حبك فيه، وبجاهه فرّج عني ما أنا فيه، جئت أتوسل إليك بقدر النبي الكريم وبسر بسم الله الرحمن الرحيم، يس والقرآن الحكيم». وفي النهاية تُسمّى الشيء الذي تريده من الله، وتقول: «آخر دعوانا أن الحمد لله رب العالمين»</w:t>
-      </w:r>
-    </w:p>
-    <w:p>
-      <w:pPr>
-        <w:jc w:val="right"/>
-      </w:pPr>
-      <w:r>
-        <w:rPr>
-          <w:rFonts w:ascii="Times New Roman" w:hAnsi="Times New Roman" w:cs="Times New Roman" w:eastAsia="Times New Roman"/>
-          <w:b/>
-          <w:sz w:val="44"/>
-          <w:rtl/>
-        </w:rPr>
-        <w:t>الدعاء الثالث</w:t>
-      </w:r>
-    </w:p>
-    <w:p>
-      <w:pPr>
-        <w:jc w:val="right"/>
-      </w:pPr>
-      <w:r>
-        <w:rPr>
-          <w:rFonts w:ascii="Times New Roman" w:hAnsi="Times New Roman" w:cs="Times New Roman" w:eastAsia="Times New Roman"/>
-          <w:sz w:val="24"/>
-          <w:rtl/>
-        </w:rPr>
-        <w:t>ذكر بنفس قوة عِدّية يس:</w:t>
-      </w:r>
-    </w:p>
-    <w:p>
-      <w:pPr>
-        <w:jc w:val="right"/>
-      </w:pPr>
-      <w:r>
-        <w:rPr>
-          <w:rFonts w:ascii="Times New Roman" w:hAnsi="Times New Roman" w:cs="Times New Roman" w:eastAsia="Times New Roman"/>
-          <w:sz w:val="24"/>
-          <w:rtl/>
-        </w:rPr>
-        <w:t xml:space="preserve">«بسم الله الرحمن الرحيم» </w:t>
-      </w:r>
-      <w:r>
-        <w:rPr>
-          <w:rFonts w:ascii="Times New Roman" w:hAnsi="Times New Roman" w:cs="Times New Roman" w:eastAsia="Times New Roman"/>
-          <w:b/>
-          <w:color w:val="3B5BA5"/>
-          <w:sz w:val="24"/>
-          <w:rtl/>
-        </w:rPr>
-        <w:t>(19 مرة)</w:t>
-      </w:r>
-      <w:r>
-        <w:rPr>
-          <w:rFonts w:ascii="Times New Roman" w:hAnsi="Times New Roman" w:cs="Times New Roman" w:eastAsia="Times New Roman"/>
-          <w:sz w:val="24"/>
-          <w:rtl/>
-        </w:rPr>
-        <w:t xml:space="preserve">، «حسبنا الله ونعم الوكيل» </w:t>
-      </w:r>
-      <w:r>
-        <w:rPr>
-          <w:rFonts w:ascii="Times New Roman" w:hAnsi="Times New Roman" w:cs="Times New Roman" w:eastAsia="Times New Roman"/>
-          <w:b/>
-          <w:color w:val="3B5BA5"/>
-          <w:sz w:val="24"/>
-          <w:rtl/>
-        </w:rPr>
-        <w:t>(19 مرة)</w:t>
-      </w:r>
-      <w:r>
-        <w:rPr>
-          <w:rFonts w:ascii="Times New Roman" w:hAnsi="Times New Roman" w:cs="Times New Roman" w:eastAsia="Times New Roman"/>
-          <w:sz w:val="24"/>
-          <w:rtl/>
-        </w:rPr>
-        <w:t xml:space="preserve">، «اللهم صلِّ على محمد» </w:t>
-      </w:r>
-      <w:r>
-        <w:rPr>
-          <w:rFonts w:ascii="Times New Roman" w:hAnsi="Times New Roman" w:cs="Times New Roman" w:eastAsia="Times New Roman"/>
-          <w:b/>
-          <w:color w:val="3B5BA5"/>
-          <w:sz w:val="24"/>
-          <w:rtl/>
-        </w:rPr>
-        <w:t>(19 مرة)</w:t>
-      </w:r>
-      <w:r>
-        <w:rPr>
-          <w:rFonts w:ascii="Times New Roman" w:hAnsi="Times New Roman" w:cs="Times New Roman" w:eastAsia="Times New Roman"/>
-          <w:sz w:val="24"/>
-          <w:rtl/>
-        </w:rPr>
-        <w:t xml:space="preserve">، «اللهم عليك بمن ظلمني واعتدى علي» </w:t>
-      </w:r>
-      <w:r>
-        <w:rPr>
-          <w:rFonts w:ascii="Times New Roman" w:hAnsi="Times New Roman" w:cs="Times New Roman" w:eastAsia="Times New Roman"/>
-          <w:b/>
-          <w:color w:val="3B5BA5"/>
-          <w:sz w:val="24"/>
-          <w:rtl/>
-        </w:rPr>
-        <w:t>(19 مرة)</w:t>
+        <w:t xml:space="preserve">﴿اللَّهُ لَا إِلَٰهَ إِلَّا هُوَ الْحَيُّ الْقَيُّومُ لَا تَأْخُذُهُ سِنَةٌ وَلَا نَوْمٌ لَّهُ مَا فِي السَّمَاوَاتِ وَمَا فِي الْأَرْضِ مَن ذَا الَّذِي يَشْفَعُ عِندَهُ إِلَّا بِإِذْنِهِ يَعْلَمُ مَا بَيْنَ أَيْدِيهِمْ وَمَا خَلْفَهُمْ وَلَا يُحِيطُونَ بِشَيْءٍ مِّنْ عِلْمِهِ إِلَّا بِمَا شَاءَ وَسِعَ كُرْسِيُّهُ السَّمَاوَاتِ وَالْأَرْضَ وَلَا يَئُودُهُ حِفْظُهُمَا وَهُوَ الْعَلِيُّ الْعَظِيمُ﴾</w:t>
+      </w:r>
+      <w:r>
+        <w:rPr>
+          <w:rFonts w:ascii="Times New Roman" w:cs="Times New Roman" w:eastAsia="Times New Roman" w:hAnsi="Times New Roman"/>
+          <w:sz w:val="24"/>
+          <w:szCs w:val="24"/>
+          <w:rtl/>
+        </w:rPr>
+        <w:t xml:space="preserve">، ثم «لا إله إلا الله وحده لا شريك له، له الملك وله الحمد وهو على كل شيء قدير» </w:t>
+      </w:r>
+      <w:r>
+        <w:rPr>
+          <w:rFonts w:ascii="Times New Roman" w:cs="Times New Roman" w:eastAsia="Times New Roman" w:hAnsi="Times New Roman"/>
+          <w:b/>
+          <w:bCs/>
+          <w:color w:val="3B5BA5"/>
+          <w:sz w:val="24"/>
+          <w:szCs w:val="24"/>
+          <w:rtl/>
+        </w:rPr>
+        <w:t xml:space="preserve">(10 مرات)</w:t>
+      </w:r>
+      <w:r>
+        <w:rPr>
+          <w:rFonts w:ascii="Times New Roman" w:cs="Times New Roman" w:eastAsia="Times New Roman" w:hAnsi="Times New Roman"/>
+          <w:sz w:val="24"/>
+          <w:szCs w:val="24"/>
+          <w:rtl/>
+        </w:rPr>
+        <w:t xml:space="preserve">، ثم «اللهم إني أسألك بمعاقد العز من عرشك، ومنتهى الرحمة من كتابك، واسمك الأعظم، وجدك الأعلى، وكلماتك التامات» ثم الدعاء</w:t>
       </w:r>
     </w:p>
     <w:p>
@@ -20107,149 +20218,7 @@
           <w:szCs w:val="36"/>
           <w:rtl/>
         </w:rPr>
-        <w:t>25. صلاة الاثنتي عشرة ركعة</w:t>
-      </w:r>
-    </w:p>
-    <w:p>
-      <w:pPr>
-        <w:bidi/>
-        <w:spacing w:after="120" w:before="320"/>
-        <w:jc w:val="right"/>
-      </w:pPr>
-      <w:r>
-        <w:rPr>
-          <w:rFonts w:ascii="Times New Roman" w:cs="Times New Roman" w:eastAsia="Times New Roman" w:hAnsi="Times New Roman"/>
-          <w:b/>
-          <w:bCs/>
-          <w:sz w:val="44"/>
-          <w:szCs w:val="44"/>
-          <w:rtl/>
-        </w:rPr>
-        <w:t xml:space="preserve">الدعاء الأول</w:t>
-      </w:r>
-    </w:p>
-    <w:p>
-      <w:pPr>
-        <w:bidi/>
-        <w:spacing w:after="200" w:line="340"/>
-        <w:jc w:val="right"/>
-      </w:pPr>
-      <w:r>
-        <w:rPr>
-          <w:rFonts w:ascii="Times New Roman" w:cs="Times New Roman" w:eastAsia="Times New Roman" w:hAnsi="Times New Roman"/>
-          <w:sz w:val="24"/>
-          <w:szCs w:val="24"/>
-          <w:rtl/>
-        </w:rPr>
-        <w:t xml:space="preserve">12 ركعة: تصلي ركعتين وتسلّم، ثم تُكرر، وفي آخر صلاة يُقال بعد التشهد: «لا إله إلا أنت يا حنان يا منان يا بديع السماوات والأرض يا ذا الجلال والإكرام، اللهم صلِّ على محمد وعلى آل محمد»، ثم تسجد وتقول: الفاتحة </w:t>
-      </w:r>
-      <w:r>
-        <w:rPr>
-          <w:rFonts w:ascii="Times New Roman" w:cs="Times New Roman" w:eastAsia="Times New Roman" w:hAnsi="Times New Roman"/>
-          <w:b/>
-          <w:bCs/>
-          <w:color w:val="3B5BA5"/>
-          <w:sz w:val="24"/>
-          <w:szCs w:val="24"/>
-          <w:rtl/>
-        </w:rPr>
-        <w:t xml:space="preserve">(7 مرات)</w:t>
-      </w:r>
-      <w:r>
-        <w:rPr>
-          <w:rFonts w:ascii="Times New Roman" w:cs="Times New Roman" w:eastAsia="Times New Roman" w:hAnsi="Times New Roman"/>
-          <w:sz w:val="24"/>
-          <w:szCs w:val="24"/>
-          <w:rtl/>
-        </w:rPr>
-        <w:t xml:space="preserve">، ثم آية الكرسي </w:t>
-      </w:r>
-      <w:r>
-        <w:rPr>
-          <w:rFonts w:ascii="Times New Roman" w:cs="Times New Roman" w:eastAsia="Times New Roman" w:hAnsi="Times New Roman"/>
-          <w:b/>
-          <w:bCs/>
-          <w:color w:val="3B5BA5"/>
-          <w:sz w:val="24"/>
-          <w:szCs w:val="24"/>
-          <w:rtl/>
-        </w:rPr>
-        <w:t xml:space="preserve">(7 مرات)</w:t>
-      </w:r>
-      <w:r>
-        <w:rPr>
-          <w:rFonts w:ascii="Times New Roman" w:cs="Times New Roman" w:eastAsia="Times New Roman" w:hAnsi="Times New Roman"/>
-          <w:sz w:val="24"/>
-          <w:szCs w:val="24"/>
-          <w:rtl/>
-        </w:rPr>
-        <w:t xml:space="preserve">: </w:t>
-      </w:r>
-      <w:r>
-        <w:rPr>
-          <w:rFonts w:ascii="Times New Roman" w:cs="Times New Roman" w:eastAsia="Times New Roman" w:hAnsi="Times New Roman"/>
-          <w:b/>
-          <w:bCs/>
-          <w:color w:val="B23A2E"/>
-          <w:sz w:val="24"/>
-          <w:szCs w:val="24"/>
-          <w:rtl/>
-        </w:rPr>
-        <w:t xml:space="preserve">﴿اللَّهُ لَا إِلَٰهَ إِلَّا هُوَ الْحَيُّ الْقَيُّومُ لَا تَأْخُذُهُ سِنَةٌ وَلَا نَوْمٌ لَّهُ مَا فِي السَّمَاوَاتِ وَمَا فِي الْأَرْضِ مَن ذَا الَّذِي يَشْفَعُ عِندَهُ إِلَّا بِإِذْنِهِ يَعْلَمُ مَا بَيْنَ أَيْدِيهِمْ وَمَا خَلْفَهُمْ وَلَا يُحِيطُونَ بِشَيْءٍ مِّنْ عِلْمِهِ إِلَّا بِمَا شَاءَ وَسِعَ كُرْسِيُّهُ السَّمَاوَاتِ وَالْأَرْضَ وَلَا يَئُودُهُ حِفْظُهُمَا وَهُوَ الْعَلِيُّ الْعَظِيمُ﴾</w:t>
-      </w:r>
-      <w:r>
-        <w:rPr>
-          <w:rFonts w:ascii="Times New Roman" w:cs="Times New Roman" w:eastAsia="Times New Roman" w:hAnsi="Times New Roman"/>
-          <w:sz w:val="24"/>
-          <w:szCs w:val="24"/>
-          <w:rtl/>
-        </w:rPr>
-        <w:t xml:space="preserve">، ثم «لا إله إلا الله وحده لا شريك له، له الملك وله الحمد وهو على كل شيء قدير» </w:t>
-      </w:r>
-      <w:r>
-        <w:rPr>
-          <w:rFonts w:ascii="Times New Roman" w:cs="Times New Roman" w:eastAsia="Times New Roman" w:hAnsi="Times New Roman"/>
-          <w:b/>
-          <w:bCs/>
-          <w:color w:val="3B5BA5"/>
-          <w:sz w:val="24"/>
-          <w:szCs w:val="24"/>
-          <w:rtl/>
-        </w:rPr>
-        <w:t xml:space="preserve">(10 مرات)</w:t>
-      </w:r>
-      <w:r>
-        <w:rPr>
-          <w:rFonts w:ascii="Times New Roman" w:cs="Times New Roman" w:eastAsia="Times New Roman" w:hAnsi="Times New Roman"/>
-          <w:sz w:val="24"/>
-          <w:szCs w:val="24"/>
-          <w:rtl/>
-        </w:rPr>
-        <w:t xml:space="preserve">، ثم «اللهم إني أسألك بمعاقد العز من عرشك، ومنتهى الرحمة من كتابك، واسمك الأعظم، وجدك الأعلى، وكلماتك التامات» ثم الدعاء</w:t>
-      </w:r>
-    </w:p>
-    <w:p>
-      <w:pPr>
-        <w:pStyle w:val="Heading1"/>
-        <w:pageBreakBefore/>
-        <w:pBdr>
-          <w:bottom w:val="single" w:color="0F6657" w:sz="6" w:space="8"/>
-        </w:pBdr>
-        <w:bidi/>
-        <w:spacing w:after="300" w:before="200"/>
-        <w:jc w:val="center"/>
-      </w:pPr>
-      <w:r>
-        <w:rPr>
-          <w:rFonts w:ascii="Times New Roman" w:cs="Times New Roman" w:eastAsia="Times New Roman" w:hAnsi="Times New Roman"/>
-          <w:b/>
-          <w:bCs/>
-          <w:color w:val="0F6657"/>
-          <w:sz w:val="36"/>
-          <w:szCs w:val="36"/>
-          <w:rtl/>
-        </w:rPr>
-        <w:t>26. أدعية وأذكار يوم الجمعة</w:t>
+        <w:t>25. أدعية وأذكار يوم الجمعة</w:t>
       </w:r>
     </w:p>
     <w:p>

--- a/خزانة الأدعية.docx
+++ b/خزانة الأدعية.docx
@@ -16715,28 +16715,28 @@
           <w:szCs w:val="24"/>
           <w:rtl/>
         </w:rPr>
-        <w:t xml:space="preserve">ما من عبد مسلم يعود مريضًا لم يحضر أجله، فيقول</w:t>
-      </w:r>
-      <w:r>
-        <w:rPr>
-          <w:rFonts w:ascii="Times New Roman" w:cs="Times New Roman" w:eastAsia="Times New Roman" w:hAnsi="Times New Roman"/>
-          <w:b/>
-          <w:bCs/>
-          <w:color w:val="3B5BA5"/>
-          <w:sz w:val="24"/>
-          <w:szCs w:val="24"/>
-          <w:rtl/>
-        </w:rPr>
-        <w:t xml:space="preserve"> 7 مرات</w:t>
-      </w:r>
-      <w:r>
-        <w:rPr>
-          <w:rFonts w:ascii="Times New Roman" w:cs="Times New Roman" w:eastAsia="Times New Roman" w:hAnsi="Times New Roman"/>
-          <w:sz w:val="24"/>
-          <w:szCs w:val="24"/>
-          <w:rtl/>
-        </w:rPr>
-        <w:t xml:space="preserve">: «أسأل الله العظيم رب العرش العظيم أن يشفيك» إلا عوفي</w:t>
+        <w:t>الدعاء للمريض في عيادته: «لا بأس، طهور إن شاء الله» و«اللهم اشفِ عبدك، ينكأ لك عدوًا، أو يمشي لك إلى جنازة»، وقال النبي صلى الله عليه وسلم: «ما من عبد مسلم يعود مريضًا لم يحضر أجله، فيقول عنده</w:t>
+      </w:r>
+      <w:r>
+        <w:rPr>
+          <w:rFonts w:ascii="Times New Roman" w:cs="Times New Roman" w:eastAsia="Times New Roman" w:hAnsi="Times New Roman"/>
+          <w:b/>
+          <w:bCs/>
+          <w:color w:val="3B5BA5"/>
+          <w:sz w:val="24"/>
+          <w:szCs w:val="24"/>
+          <w:rtl/>
+        </w:rPr>
+        <w:t xml:space="preserve"> سبع مرات</w:t>
+      </w:r>
+      <w:r>
+        <w:rPr>
+          <w:rFonts w:ascii="Times New Roman" w:cs="Times New Roman" w:eastAsia="Times New Roman" w:hAnsi="Times New Roman"/>
+          <w:sz w:val="24"/>
+          <w:szCs w:val="24"/>
+          <w:rtl/>
+        </w:rPr>
+        <w:t>: أسأل الله العظيم رب العرش العظيم أن يشفيك، إلا عافاه الله من ذلك المرض» (رواه البخاري وأبو داود)</w:t>
       </w:r>
     </w:p>
     <w:p>
@@ -16770,7 +16770,7 @@
           <w:szCs w:val="24"/>
           <w:rtl/>
         </w:rPr>
-        <w:t xml:space="preserve">عند زيارة المريض، يُقال: «لا بأس، طهور إن شاء الله» و«اللهم اشفِ عبدك، ينكأ لك عدوًا، أو يمشي لك إلى جنازة»</w:t>
+        <w:t>من أتى مريضًا، عن عائشة رضي الله عنها: أن النبي صلى الله عليه وسلم كان يعود بعض أهله يمسح بيده اليمنى ويقول: «اللهم رب الناس، أذهب البأس، واشفِ أنت الشافي، لا شفاء إلا شفاؤك، شفاءً لا يُغادر سقمًا» (متفق عليه)</w:t>
       </w:r>
     </w:p>
     <w:p>
@@ -17335,1030 +17335,70 @@
     <w:p>
       <w:pPr>
         <w:pStyle w:val="Heading1"/>
-        <w:pageBreakBefore/>
-        <w:pBdr>
-          <w:bottom w:val="single" w:color="0F6657" w:sz="6" w:space="8"/>
-        </w:pBdr>
-        <w:bidi/>
-        <w:spacing w:after="300" w:before="200"/>
         <w:jc w:val="center"/>
       </w:pPr>
       <w:r>
         <w:rPr>
-          <w:rFonts w:ascii="Times New Roman" w:cs="Times New Roman" w:eastAsia="Times New Roman" w:hAnsi="Times New Roman"/>
-          <w:b/>
-          <w:bCs/>
-          <w:color w:val="0F6657"/>
+          <w:rFonts w:ascii="Times New Roman" w:hAnsi="Times New Roman" w:cs="Times New Roman" w:eastAsia="Times New Roman"/>
+          <w:b/>
           <w:sz w:val="36"/>
-          <w:szCs w:val="36"/>
-          <w:rtl/>
-        </w:rPr>
-        <w:t>19. دعاء ختم القرآن الكريم</w:t>
-      </w:r>
-    </w:p>
-    <w:p>
-      <w:pPr>
-        <w:bidi/>
-        <w:spacing w:after="120" w:before="320"/>
-        <w:jc w:val="right"/>
-      </w:pPr>
-      <w:r>
-        <w:rPr>
-          <w:rFonts w:ascii="Times New Roman" w:cs="Times New Roman" w:eastAsia="Times New Roman" w:hAnsi="Times New Roman"/>
-          <w:b/>
-          <w:bCs/>
-          <w:sz w:val="44"/>
-          <w:szCs w:val="44"/>
-          <w:rtl/>
-        </w:rPr>
-        <w:t xml:space="preserve">الدعاء الأول</w:t>
-      </w:r>
-    </w:p>
-    <w:p>
-      <w:pPr>
-        <w:bidi/>
-        <w:spacing w:after="200" w:line="340"/>
-        <w:jc w:val="right"/>
-      </w:pPr>
-      <w:r>
-        <w:rPr>
-          <w:rFonts w:ascii="Times New Roman" w:cs="Times New Roman" w:eastAsia="Times New Roman" w:hAnsi="Times New Roman"/>
-          <w:sz w:val="24"/>
-          <w:szCs w:val="24"/>
-          <w:rtl/>
-        </w:rPr>
-        <w:t xml:space="preserve">دعاء ختم القرآن الكريم - الشيخ عبدالرحمن الحذيفي:</w:t>
-      </w:r>
-    </w:p>
-    <w:p>
-      <w:pPr>
-        <w:bidi/>
-        <w:spacing w:after="200" w:line="340"/>
-        <w:jc w:val="right"/>
-      </w:pPr>
-      <w:r>
-        <w:rPr>
-          <w:rFonts w:ascii="Times New Roman" w:cs="Times New Roman" w:eastAsia="Times New Roman" w:hAnsi="Times New Roman"/>
-          <w:sz w:val="24"/>
-          <w:szCs w:val="24"/>
-          <w:rtl/>
-        </w:rPr>
-        <w:t xml:space="preserve">صدق الله العظيم الذي لا إله إلا هو، المتوحد في الجلال، بكمال الجمال، تعظيمًا وتكبيرًا، المتفرد بتصريف الأحوال والأمور على التفصيل والإجمال، تقديرًا وتدبيرًا، المتعالي بعظمته، </w:t>
-      </w:r>
-      <w:r>
-        <w:rPr>
-          <w:rFonts w:ascii="Times New Roman" w:cs="Times New Roman" w:eastAsia="Times New Roman" w:hAnsi="Times New Roman"/>
-          <w:b/>
-          <w:bCs/>
-          <w:color w:val="B23A2E"/>
-          <w:sz w:val="24"/>
-          <w:szCs w:val="24"/>
-          <w:rtl/>
-        </w:rPr>
-        <w:t xml:space="preserve">﴿الَّذِي نَزَّلَ الْفُرْقَانَ عَلَىٰ عَبْدِهِ لِيَكُونَ لِلْعَالَمِينَ نَذِيرًا﴾</w:t>
-      </w:r>
-      <w:r>
-        <w:rPr>
-          <w:rFonts w:ascii="Times New Roman" w:cs="Times New Roman" w:eastAsia="Times New Roman" w:hAnsi="Times New Roman"/>
-          <w:sz w:val="24"/>
-          <w:szCs w:val="24"/>
-          <w:rtl/>
-        </w:rPr>
-        <w:t xml:space="preserve"> [الفرقان: 1].</w:t>
-      </w:r>
-    </w:p>
-    <w:p>
-      <w:pPr>
-        <w:bidi/>
-        <w:spacing w:after="200" w:line="340"/>
-        <w:jc w:val="right"/>
-      </w:pPr>
-      <w:r>
-        <w:rPr>
-          <w:rFonts w:ascii="Times New Roman" w:cs="Times New Roman" w:eastAsia="Times New Roman" w:hAnsi="Times New Roman"/>
-          <w:sz w:val="24"/>
-          <w:szCs w:val="24"/>
-          <w:rtl/>
-        </w:rPr>
-        <w:t xml:space="preserve">صدق الله الرحمن الرحيم، صدق الحليم العظيم، وصدق رسوله الكريم، صدق من بعثه الله شاهدًا ومبشرًا ونذيرًا، </w:t>
-      </w:r>
-      <w:r>
-        <w:rPr>
-          <w:rFonts w:ascii="Times New Roman" w:cs="Times New Roman" w:eastAsia="Times New Roman" w:hAnsi="Times New Roman"/>
-          <w:b/>
-          <w:bCs/>
-          <w:color w:val="B23A2E"/>
-          <w:sz w:val="24"/>
-          <w:szCs w:val="24"/>
-          <w:rtl/>
-        </w:rPr>
-        <w:t xml:space="preserve">﴿وَدَاعِيًا إِلَى اللَّهِ بِإِذْنِهِ وَسِرَاجًا مُّنِيرًا﴾</w:t>
-      </w:r>
-      <w:r>
-        <w:rPr>
-          <w:rFonts w:ascii="Times New Roman" w:cs="Times New Roman" w:eastAsia="Times New Roman" w:hAnsi="Times New Roman"/>
-          <w:sz w:val="24"/>
-          <w:szCs w:val="24"/>
-          <w:rtl/>
-        </w:rPr>
-        <w:t xml:space="preserve"> [الأحزاب: 46]، ونحن على ما قال خالقنا ورازقنا ومولانا من الشاهدين، وبآياته من الموقنين، ولدينه من المنقادين الخاشعين.</w:t>
-      </w:r>
-    </w:p>
-    <w:p>
-      <w:pPr>
-        <w:bidi/>
-        <w:spacing w:after="200" w:line="340"/>
-        <w:jc w:val="right"/>
-      </w:pPr>
-      <w:r>
-        <w:rPr>
-          <w:rFonts w:ascii="Times New Roman" w:cs="Times New Roman" w:eastAsia="Times New Roman" w:hAnsi="Times New Roman"/>
-          <w:sz w:val="24"/>
-          <w:szCs w:val="24"/>
-          <w:rtl/>
-        </w:rPr>
-        <w:t xml:space="preserve">اللهم لك الحمد على ما يسّرت من تلاوة كتابك، ومن صيام شهر رمضان وقيامه.</w:t>
-      </w:r>
-    </w:p>
-    <w:p>
-      <w:pPr>
-        <w:bidi/>
-        <w:spacing w:after="200" w:line="340"/>
-        <w:jc w:val="right"/>
-      </w:pPr>
-      <w:r>
-        <w:rPr>
-          <w:rFonts w:ascii="Times New Roman" w:cs="Times New Roman" w:eastAsia="Times New Roman" w:hAnsi="Times New Roman"/>
-          <w:sz w:val="24"/>
-          <w:szCs w:val="24"/>
-          <w:rtl/>
-        </w:rPr>
-        <w:t xml:space="preserve">اللهم لك الحمد على أن هديتنا لمعالم دينك الذي ارتضيته لنفسك وبنيته على خمس: شهادة أن لا إله إلا الله، وأن محمدًا رسول الله، وإقام الصلاة، وإيتاء الزكاة، وصوم رمضان، وحج البيت الحرام.</w:t>
-      </w:r>
-    </w:p>
-    <w:p>
-      <w:pPr>
-        <w:bidi/>
-        <w:spacing w:after="200" w:line="340"/>
-        <w:jc w:val="right"/>
-      </w:pPr>
-      <w:r>
-        <w:rPr>
-          <w:rFonts w:ascii="Times New Roman" w:cs="Times New Roman" w:eastAsia="Times New Roman" w:hAnsi="Times New Roman"/>
-          <w:sz w:val="24"/>
-          <w:szCs w:val="24"/>
-          <w:rtl/>
-        </w:rPr>
-        <w:t xml:space="preserve">اللهم لك الحمد والشكر على الإيمان والقرآن.</w:t>
-      </w:r>
-    </w:p>
-    <w:p>
-      <w:pPr>
-        <w:bidi/>
-        <w:spacing w:after="200" w:line="340"/>
-        <w:jc w:val="right"/>
-      </w:pPr>
-      <w:r>
-        <w:rPr>
-          <w:rFonts w:ascii="Times New Roman" w:cs="Times New Roman" w:eastAsia="Times New Roman" w:hAnsi="Times New Roman"/>
-          <w:sz w:val="24"/>
-          <w:szCs w:val="24"/>
-          <w:rtl/>
-        </w:rPr>
-        <w:t xml:space="preserve">اللهم لك الحمد على أن أرسلت إلينا أفضل رسلك، وأنزلت عليه أفضل كتبك، وأحسنها نظامًا في الدنيا والآخرة، وأفصحها كلامًا، وأبينها حلالًا وحرامًا، وأعلاها مقامًا، كتاب عظيم الشأن، عظيم السلطان، مشرق البرهان، محفوظ من الزيادة والنقصان، </w:t>
-      </w:r>
-      <w:r>
-        <w:rPr>
-          <w:rFonts w:ascii="Times New Roman" w:cs="Times New Roman" w:eastAsia="Times New Roman" w:hAnsi="Times New Roman"/>
-          <w:b/>
-          <w:bCs/>
-          <w:color w:val="B23A2E"/>
-          <w:sz w:val="24"/>
-          <w:szCs w:val="24"/>
-          <w:rtl/>
-        </w:rPr>
-        <w:t xml:space="preserve">﴿لَّا يَأْتِيهِ الْبَاطِلُ مِن بَيْنِ يَدَيْهِ وَلَا مِنْ خَلْفِهِ تَنزِيلٌ مِّنْ حَكِيمٍ حَمِيدٍ﴾</w:t>
-      </w:r>
-      <w:r>
-        <w:rPr>
-          <w:rFonts w:ascii="Times New Roman" w:cs="Times New Roman" w:eastAsia="Times New Roman" w:hAnsi="Times New Roman"/>
-          <w:sz w:val="24"/>
-          <w:szCs w:val="24"/>
-          <w:rtl/>
-        </w:rPr>
-        <w:t xml:space="preserve"> [فصلت: 42]، </w:t>
-      </w:r>
-      <w:r>
-        <w:rPr>
-          <w:rFonts w:ascii="Times New Roman" w:cs="Times New Roman" w:eastAsia="Times New Roman" w:hAnsi="Times New Roman"/>
-          <w:b/>
-          <w:bCs/>
-          <w:color w:val="B23A2E"/>
-          <w:sz w:val="24"/>
-          <w:szCs w:val="24"/>
-          <w:rtl/>
-        </w:rPr>
-        <w:t xml:space="preserve">﴿كِتَابٌ أُحْكِمَتْ آيَاتُهُ ثُمَّ فُصِّلَتْ مِن لَّدُنْ حَكِيمٍ خَبِيرٍ﴾</w:t>
-      </w:r>
-      <w:r>
-        <w:rPr>
-          <w:rFonts w:ascii="Times New Roman" w:cs="Times New Roman" w:eastAsia="Times New Roman" w:hAnsi="Times New Roman"/>
-          <w:sz w:val="24"/>
-          <w:szCs w:val="24"/>
-          <w:rtl/>
-        </w:rPr>
-        <w:t xml:space="preserve"> [هود: 1].</w:t>
-      </w:r>
-    </w:p>
-    <w:p>
-      <w:pPr>
-        <w:bidi/>
-        <w:spacing w:after="200" w:line="340"/>
-        <w:jc w:val="right"/>
-      </w:pPr>
-      <w:r>
-        <w:rPr>
-          <w:rFonts w:ascii="Times New Roman" w:cs="Times New Roman" w:eastAsia="Times New Roman" w:hAnsi="Times New Roman"/>
-          <w:sz w:val="24"/>
-          <w:szCs w:val="24"/>
-          <w:rtl/>
-        </w:rPr>
-        <w:t xml:space="preserve">اللهم لك الحمد على نعمك العظيمة، وآلائك الجسيمة، ولك الحمد والشكر على نعمك الظاهرة والباطنة التي لا يحصيها غيرك، ما علمنا منها وما لم نعلم، لك الحمد حتى ترضى، وإذا رضيت حمدًا وشكرًا لا ينتهي أولاه، ولا ينفد أخراه، إنك أنت الله لا إله إلا أنت، أهل الوفاء والحمد.</w:t>
-      </w:r>
-    </w:p>
-    <w:p>
-      <w:pPr>
-        <w:bidi/>
-        <w:spacing w:after="200" w:line="340"/>
-        <w:jc w:val="right"/>
-      </w:pPr>
-      <w:r>
-        <w:rPr>
-          <w:rFonts w:ascii="Times New Roman" w:cs="Times New Roman" w:eastAsia="Times New Roman" w:hAnsi="Times New Roman"/>
-          <w:sz w:val="24"/>
-          <w:szCs w:val="24"/>
-          <w:rtl/>
-        </w:rPr>
-        <w:t xml:space="preserve">اللهم صلِّ على محمد وعلى آل محمد، كما صليت على إبراهيم وعلى آل إبراهيم إنك حميد مجيد، وبارك على محمد وعلى آل محمد، كما باركت على إبراهيم وعلى آل إبراهيم إنك حميد مجيد، وسلِّم تسليمًا كثيرًا.</w:t>
-      </w:r>
-    </w:p>
-    <w:p>
-      <w:pPr>
-        <w:bidi/>
-        <w:spacing w:after="200" w:line="340"/>
-        <w:jc w:val="right"/>
-      </w:pPr>
-      <w:r>
-        <w:rPr>
-          <w:rFonts w:ascii="Times New Roman" w:cs="Times New Roman" w:eastAsia="Times New Roman" w:hAnsi="Times New Roman"/>
-          <w:sz w:val="24"/>
-          <w:szCs w:val="24"/>
-          <w:rtl/>
-        </w:rPr>
-        <w:t xml:space="preserve">اللهم إنا عبيدك، بنو عبيدك، بنو إمائك، نواصينا بيدك، عدل فينا قضاؤك، نسألك اللهم بكل اسم هو لك، سميت به نفسك، أو أنزلته في كتابك، أو استأثرت به في علم الغيب عندك، أو علمته أحدًا من خلقك، أن تجعل القرآن العظيم ربيع قلوبنا، وجلاء همومنا وغمومنا، ونور أبصارنا، وهدايتنا في الدنيا والآخرة. اللهم ذكّرنا منه ما نسينا، وعلّمنا منه ما جهلنا. اللهم ارزقنا تلاوته على الوجه الذي يرضيك عنا آناء الليل وأطراف النهار، يا رب العالمين! اللهم اجعلنا ممن يقيم حروفه وحدوده، ولا تجعلنا ممن يقيم حروفه ويضيع حدوده. اللهم اجعله شاهدًا لنا، واجعله شفيعًا، يا رب العالمين! اللهم اجعلنا ممن اتبع القرآن فقاده إلى رضوانك وإلى جنات النعيم، ولا تجعلنا ممن اتبعه القرآن فزُجّ في قفاه إلى النار. اللهم اجعلنا من أهل القرآن الذين هم أهلك وخاصتك، يا أرحم الراحمين، يا رب العالمين!</w:t>
-      </w:r>
-    </w:p>
-    <w:p>
-      <w:pPr>
-        <w:bidi/>
-        <w:spacing w:after="200" w:line="340"/>
-        <w:jc w:val="right"/>
-      </w:pPr>
-      <w:r>
-        <w:rPr>
-          <w:rFonts w:ascii="Times New Roman" w:cs="Times New Roman" w:eastAsia="Times New Roman" w:hAnsi="Times New Roman"/>
-          <w:sz w:val="24"/>
-          <w:szCs w:val="24"/>
-          <w:rtl/>
-        </w:rPr>
-        <w:t xml:space="preserve">اللهم إنا نسألك رضوانك والجنة، ونعوذ بك اللهم من سخطك ومن النار. اللهم إنا نسألك الجنة وما قرّب إليها من قول أو عمل، ونعوذ بك اللهم من النار وما قرّب إليها من قول أو عمل. اللهم إنا نسألك من الخير كله عاجله وآجله، ما علمنا منه وما لم نعلم، ونعوذ بك اللهم من الشر كله عاجله وآجله، ما علمنا منه وما لم نعلم.</w:t>
-      </w:r>
-    </w:p>
-    <w:p>
-      <w:pPr>
-        <w:bidi/>
-        <w:spacing w:after="200" w:line="340"/>
-        <w:jc w:val="right"/>
-      </w:pPr>
-      <w:r>
-        <w:rPr>
-          <w:rFonts w:ascii="Times New Roman" w:cs="Times New Roman" w:eastAsia="Times New Roman" w:hAnsi="Times New Roman"/>
-          <w:sz w:val="24"/>
-          <w:szCs w:val="24"/>
-          <w:rtl/>
-        </w:rPr>
-        <w:t xml:space="preserve">اللهم إنا نسألك أن تعفو عنا، اللهم إنك عفو تحب العفو فاعف عنا، يا رب العالمين!</w:t>
-      </w:r>
-    </w:p>
-    <w:p>
-      <w:pPr>
-        <w:bidi/>
-        <w:spacing w:after="200" w:line="340"/>
-        <w:jc w:val="right"/>
-      </w:pPr>
-      <w:r>
-        <w:rPr>
-          <w:rFonts w:ascii="Times New Roman" w:cs="Times New Roman" w:eastAsia="Times New Roman" w:hAnsi="Times New Roman"/>
-          <w:sz w:val="24"/>
-          <w:szCs w:val="24"/>
-          <w:rtl/>
-        </w:rPr>
-        <w:t xml:space="preserve">اللهم إنا نسألك عيشة نقية، وميتة سوية، ومردًا غير مخزيّ ولا فاضح، يا رب العالمين!</w:t>
-      </w:r>
-    </w:p>
-    <w:p>
-      <w:pPr>
-        <w:bidi/>
-        <w:spacing w:after="200" w:line="340"/>
-        <w:jc w:val="right"/>
-      </w:pPr>
-      <w:r>
-        <w:rPr>
-          <w:rFonts w:ascii="Times New Roman" w:cs="Times New Roman" w:eastAsia="Times New Roman" w:hAnsi="Times New Roman"/>
-          <w:sz w:val="24"/>
-          <w:szCs w:val="24"/>
-          <w:rtl/>
-        </w:rPr>
-        <w:t xml:space="preserve">اللهم اغفر لجميع موتى المسلمين وارحمهم، الذين شهدوا بأنك الإله الحق، وأن محمدًا عبدك ورسولك، وماتوا على ذلك. اللهم عافهم واعفُ عنهم، اللهم أكرم نزلهم، ووسّع مدخلهم، واغسلهم من خطاياهم بالماء والثلج والبرد. اللهم جازهم بالإحسان إحسانًا، وجازهم بالسيئات عفوًا وغفرانًا. اللهم أعذهم من عذاب القبر، يا أرحم الراحمين!</w:t>
-      </w:r>
-    </w:p>
-    <w:p>
-      <w:pPr>
-        <w:bidi/>
-        <w:spacing w:after="200" w:line="340"/>
-        <w:jc w:val="right"/>
-      </w:pPr>
-      <w:r>
-        <w:rPr>
-          <w:rFonts w:ascii="Times New Roman" w:cs="Times New Roman" w:eastAsia="Times New Roman" w:hAnsi="Times New Roman"/>
-          <w:sz w:val="24"/>
-          <w:szCs w:val="24"/>
-          <w:rtl/>
-        </w:rPr>
-        <w:t xml:space="preserve">اللهم ارحمنا إذا صرنا إلى ما صاروا إليه، اللهم ارحمنا إذا توسّدنا التراب، يا رب العالمين! اللهم ارحمنا قبل الموت، اللهم ارحمنا في جميع أحوالنا وفي جميع أمورنا. اللهم اجعل كلامنا من الدنيا آخره «لا إله إلا الله». اللهم توفنا على الإيمان، اللهم اغفر لنا ما سلف وكان، اللهم احفظنا فيما بقي من الزمان. اللهم إنا نسألك أن ترحمنا يا رب العالمين برحمتك، اللهم لا تردنا خائبين.</w:t>
-      </w:r>
-    </w:p>
-    <w:p>
-      <w:pPr>
-        <w:bidi/>
-        <w:spacing w:after="200" w:line="340"/>
-        <w:jc w:val="right"/>
-      </w:pPr>
-      <w:r>
-        <w:rPr>
-          <w:rFonts w:ascii="Times New Roman" w:cs="Times New Roman" w:eastAsia="Times New Roman" w:hAnsi="Times New Roman"/>
-          <w:sz w:val="24"/>
-          <w:szCs w:val="24"/>
-          <w:rtl/>
-        </w:rPr>
-        <w:t xml:space="preserve">اللهم حضرنا ختم كتابك، اللهم مرّغنا خدودنا على أعتاب بابك، اللهم إنا نرجو رحمتك، ونخاف عذابك، اللهم لا تردنا يا ذا الجلال والإكرام! اللهم إن طردتنا فمن يؤوينا؟! اللهم إن باعدتنا فمن يقربنا؟! اللهم إن عذبتنا فمن ينصرنا؟! ليس لنا إله غيرك. اللهم إن لك عبيدًا غيرنا قد أخلصوا لك العبادة، يا رب العالمين، وعبدوك حق عبادتك، اللهم إنا نسألك يا رب العالمين أن تحقق فيك رجاءنا. اللهم إن رحمتك أوسع من ذنوبنا، وإن مغفرتك أوسع من ذنوبنا، وإن رحمتك أرجى عندنا من أعمالنا. اللهم لا تكلنا إلى أنفسنا، يا رب العالمين!</w:t>
-      </w:r>
-    </w:p>
-    <w:p>
-      <w:pPr>
-        <w:bidi/>
-        <w:spacing w:after="200" w:line="340"/>
-        <w:jc w:val="right"/>
-      </w:pPr>
-      <w:r>
-        <w:rPr>
-          <w:rFonts w:ascii="Times New Roman" w:cs="Times New Roman" w:eastAsia="Times New Roman" w:hAnsi="Times New Roman"/>
-          <w:sz w:val="24"/>
-          <w:szCs w:val="24"/>
-          <w:rtl/>
-        </w:rPr>
-        <w:t xml:space="preserve">اللهم اغفر لنا، ولوالدينا، ولأولادنا، ولزوجاتنا، وللمسلمين الأحياء والميتين.</w:t>
-      </w:r>
-    </w:p>
-    <w:p>
-      <w:pPr>
-        <w:bidi/>
-        <w:spacing w:after="200" w:line="340"/>
-        <w:jc w:val="right"/>
-      </w:pPr>
-      <w:r>
-        <w:rPr>
-          <w:rFonts w:ascii="Times New Roman" w:cs="Times New Roman" w:eastAsia="Times New Roman" w:hAnsi="Times New Roman"/>
-          <w:sz w:val="24"/>
-          <w:szCs w:val="24"/>
-          <w:rtl/>
-        </w:rPr>
-        <w:t xml:space="preserve">اللهم إنا نسألك يا ذا الجلال والإكرام أن تختم لنا بخير، وأن تجعل عواقب أمورنا إلى خير. اللهم أصلح لنا ديننا الذي هو عصمة أمرنا، اللهم أصلح لنا دنيانا التي فيها معاشنا، اللهم أصلح لنا آخرتنا التي إليها معادنا. اللهم اجعل الحياة زيادة لنا في كل خير، اللهم اجعل الموت راحة لنا من كل شر.</w:t>
-      </w:r>
-    </w:p>
-    <w:p>
-      <w:pPr>
-        <w:bidi/>
-        <w:spacing w:after="200" w:line="340"/>
-        <w:jc w:val="right"/>
-      </w:pPr>
-      <w:r>
-        <w:rPr>
-          <w:rFonts w:ascii="Times New Roman" w:cs="Times New Roman" w:eastAsia="Times New Roman" w:hAnsi="Times New Roman"/>
-          <w:sz w:val="24"/>
-          <w:szCs w:val="24"/>
-          <w:rtl/>
-        </w:rPr>
-        <w:t xml:space="preserve">يا من أظهر الجميل وستر القبيح! يا من لا يؤاخذ بالجريرة ولا يهتك الستر! يا حسن التجاوز! يا سامع كل نجوى، ويا منتهى كل شكوى! يا كريم الصفح! يا عظيم المنّ! يا مبتدئ النعم قبل استحقاقها! يا سيدنا، ويا مولانا، ويا غاية رغبتنا! نسألك اللهم ألا تشوي خلقنا بالنار، اللهم أعذنا من النار، اللهم أعذنا من عذاب القبر، يا رب العالمين! اللهم أعذنا من الضلال، يا أرحم الراحمين! اللهم ثبّتنا عند السؤال، يا أكرم الأكرمين!</w:t>
-      </w:r>
-    </w:p>
-    <w:p>
-      <w:pPr>
-        <w:bidi/>
-        <w:spacing w:after="200" w:line="340"/>
-        <w:jc w:val="right"/>
-      </w:pPr>
-      <w:r>
-        <w:rPr>
-          <w:rFonts w:ascii="Times New Roman" w:cs="Times New Roman" w:eastAsia="Times New Roman" w:hAnsi="Times New Roman"/>
-          <w:sz w:val="24"/>
-          <w:szCs w:val="24"/>
-          <w:rtl/>
-        </w:rPr>
-        <w:t xml:space="preserve">إلهنا ومولانا، تمّ نورك فهديتنا فلك الحمد، عَظُم حلمك فغفرت فلك الحمد. إلهنا وربنا، وجهك أكرم الوجوه، وعطيتك أفضل العطية وأهناها، تُطاع فتُشكر، وتُعصى فتغفر، وتكشف الضر، وتشفي السقيم، وتغفر الذنب العظيم، وتقبل التوبة، ولا يجزي بآلائك أحد، ولا يبلغ مدحتك قول قائل، أنت الله لا إله إلا أنت.</w:t>
-      </w:r>
-    </w:p>
-    <w:p>
-      <w:pPr>
-        <w:bidi/>
-        <w:spacing w:after="200" w:line="340"/>
-        <w:jc w:val="right"/>
-      </w:pPr>
-      <w:r>
-        <w:rPr>
-          <w:rFonts w:ascii="Times New Roman" w:cs="Times New Roman" w:eastAsia="Times New Roman" w:hAnsi="Times New Roman"/>
-          <w:sz w:val="24"/>
-          <w:szCs w:val="24"/>
-          <w:rtl/>
-        </w:rPr>
-        <w:t xml:space="preserve">اللهم أنت أحق من ذُكر، وأحق من عُبد، وأنصَر من ابتُغي، وأرأف من مَلَك، وأجود من سُئل، وأوسع من أعطى، أنت الملك لا شريك لك، والفرد لا ند لك، كل شيء هالك إلا وجهك، لن تُطاع إلا بإذنك، ولن تُعصى إلا بعلمك، يا رب العالمين! أقرب شهيد وأدنى حفيظ، حُلت دون النفوس، وأخذت بالنواصي، وكتبت الآثار، ونسخت الآجال، القلوب لك مفضية، والسر عندك علانية، الحلال ما أحللت، والحرام ما حرمت، والدين ما شرعت، والأمر ما قضيت، الخلق خلقك، والعباد عبادك، وأنت الله الرؤوف الرحيم.</w:t>
-      </w:r>
-    </w:p>
-    <w:p>
-      <w:pPr>
-        <w:bidi/>
-        <w:spacing w:after="200" w:line="340"/>
-        <w:jc w:val="right"/>
-      </w:pPr>
-      <w:r>
-        <w:rPr>
-          <w:rFonts w:ascii="Times New Roman" w:cs="Times New Roman" w:eastAsia="Times New Roman" w:hAnsi="Times New Roman"/>
-          <w:sz w:val="24"/>
-          <w:szCs w:val="24"/>
-          <w:rtl/>
-        </w:rPr>
-        <w:t xml:space="preserve">نسألك اللهم في هذه الليلة بوجهك الكريم، أن تجيرنا من النار، اللهم أجرنا من النار. اللهم احشرنا تحت لواء سيد المرسلين، واجعلنا معه من المقربين، يا رب العالمين! اللهم اجعلنا يوم القيامة من الآمنين المطمئنين الذين </w:t>
-      </w:r>
-      <w:r>
-        <w:rPr>
-          <w:rFonts w:ascii="Times New Roman" w:cs="Times New Roman" w:eastAsia="Times New Roman" w:hAnsi="Times New Roman"/>
-          <w:b/>
-          <w:bCs/>
-          <w:color w:val="B23A2E"/>
-          <w:sz w:val="24"/>
-          <w:szCs w:val="24"/>
-          <w:rtl/>
-        </w:rPr>
-        <w:t xml:space="preserve">﴿لَا خَوْفٌ عَلَيْهِمْ وَلَا هُمْ يَحْزَنُونَ﴾</w:t>
-      </w:r>
-      <w:r>
-        <w:rPr>
-          <w:rFonts w:ascii="Times New Roman" w:cs="Times New Roman" w:eastAsia="Times New Roman" w:hAnsi="Times New Roman"/>
-          <w:sz w:val="24"/>
-          <w:szCs w:val="24"/>
-          <w:rtl/>
-        </w:rPr>
-        <w:t xml:space="preserve"> [يونس: 62]. اللهم ثبّتنا على الصراط، يا رب العالمين! اللهم سهّل علينا كل عقبة دون الجنة، حتى تبلغنا إياها. اللهم إنا نسألك العفو والعافية في أمورنا كلها، في الدين والدنيا والآخرة.</w:t>
-      </w:r>
-    </w:p>
-    <w:p>
-      <w:pPr>
-        <w:bidi/>
-        <w:spacing w:after="200" w:line="340"/>
-        <w:jc w:val="right"/>
-      </w:pPr>
-      <w:r>
-        <w:rPr>
-          <w:rFonts w:ascii="Times New Roman" w:cs="Times New Roman" w:eastAsia="Times New Roman" w:hAnsi="Times New Roman"/>
-          <w:sz w:val="24"/>
-          <w:szCs w:val="24"/>
-          <w:rtl/>
-        </w:rPr>
-        <w:t xml:space="preserve">اللهم إنا نسألك يا ذا الجلال والإكرام أن تُبيّض وجوهنا يوم تسودّ الوجوه، اللهم آتنا كتابنا بأيماننا، اللهم آتِ نفوسنا تقواها، زكّها أنت خير من زكّاها، أنت وليها ومولاها، لا إله لنا غيرك.</w:t>
-      </w:r>
-    </w:p>
-    <w:p>
-      <w:pPr>
-        <w:bidi/>
-        <w:spacing w:after="200" w:line="340"/>
-        <w:jc w:val="right"/>
-      </w:pPr>
-      <w:r>
-        <w:rPr>
-          <w:rFonts w:ascii="Times New Roman" w:cs="Times New Roman" w:eastAsia="Times New Roman" w:hAnsi="Times New Roman"/>
-          <w:sz w:val="24"/>
-          <w:szCs w:val="24"/>
-          <w:rtl/>
-        </w:rPr>
-        <w:t xml:space="preserve">اللهم هذه أيدينا قد رُفعت إليك، وهذه وجوهنا قد نُصبت إلى وجهك، يا أكرم الأكرمين! وهذه قلوبنا قد أنابت إليك، وهذه جباهنا سجدت لك، والمنة لك، يا أكرم الأكرمين!</w:t>
-      </w:r>
-    </w:p>
-    <w:p>
-      <w:pPr>
-        <w:bidi/>
-        <w:spacing w:after="200" w:line="340"/>
-        <w:jc w:val="right"/>
-      </w:pPr>
-      <w:r>
-        <w:rPr>
-          <w:rFonts w:ascii="Times New Roman" w:cs="Times New Roman" w:eastAsia="Times New Roman" w:hAnsi="Times New Roman"/>
-          <w:sz w:val="24"/>
-          <w:szCs w:val="24"/>
-          <w:rtl/>
-        </w:rPr>
-        <w:t xml:space="preserve">اللهم تقبل دعاءنا، واغفر ذنوبنا. اللهم يا ذا الجلال والإكرام، اختم لنا شهرنا رمضان برضوانك، وجُد علينا بمنّك وامتنانك. اللهم احفظ لنا حسناتنا، ولا تُبطلها، اللهم تقبل منا كل صغير وكبير، ولا تُبطل أعمالنا، اللهم امحُ سيئاتنا، يا رب العالمين! اللهم اجعلنا عندك من السعداء، اللهم اغفر لنا أجمعين. اللهم اجعل هذا المجتمع مجتمعًا مرحومًا، واجعل تفرقنا من بعده تفرقًا معصومًا، ولا تجعل فينا ولا معنا ولا منا شقيًا ولا محرومًا، يا رب العالمين، يا أكرم الأكرمين!</w:t>
-      </w:r>
-    </w:p>
-    <w:p>
-      <w:pPr>
-        <w:bidi/>
-        <w:spacing w:after="200" w:line="340"/>
-        <w:jc w:val="right"/>
-      </w:pPr>
-      <w:r>
-        <w:rPr>
-          <w:rFonts w:ascii="Times New Roman" w:cs="Times New Roman" w:eastAsia="Times New Roman" w:hAnsi="Times New Roman"/>
-          <w:sz w:val="24"/>
-          <w:szCs w:val="24"/>
-          <w:rtl/>
-        </w:rPr>
-        <w:t xml:space="preserve">يا من لا تراه في الدنيا العيون، ولا تخالطه الظنون، ولا يصفه الواصفون، ولا تغيره الحوادث، ولا يخشى الدوائر، ويعلم مكاييل البحار، ويعلم مثاقيل الجبال، وعدد قطر الأمطار، وعدد ورق الأشجار، ولا تواري منه سماء سماءً، ولا أرض أرضًا، ولا بحر ما في قعره، ولا جبل ما في وعره، نسألك اللهم أن تجعل خير أعمارنا آخرها، وخير أعمالنا خواتمها، وخير أيامنا يوم لقاك، يا أكرم الأكرمين، ويا رب العالمين!</w:t>
-      </w:r>
-    </w:p>
-    <w:p>
-      <w:pPr>
-        <w:bidi/>
-        <w:spacing w:after="200" w:line="340"/>
-        <w:jc w:val="right"/>
-      </w:pPr>
-      <w:r>
-        <w:rPr>
-          <w:rFonts w:ascii="Times New Roman" w:cs="Times New Roman" w:eastAsia="Times New Roman" w:hAnsi="Times New Roman"/>
-          <w:sz w:val="24"/>
-          <w:szCs w:val="24"/>
-          <w:rtl/>
-        </w:rPr>
-        <w:t xml:space="preserve">اللهم إنا نسألك موجبات رحمتك، وعزائم مغفرتك، والغنيمة من كل بر، والسلامة من كل إثم، والفوز بالجنة، والنجاة من النار.</w:t>
-      </w:r>
-    </w:p>
-    <w:p>
-      <w:pPr>
-        <w:bidi/>
-        <w:spacing w:after="200" w:line="340"/>
-        <w:jc w:val="right"/>
-      </w:pPr>
-      <w:r>
-        <w:rPr>
-          <w:rFonts w:ascii="Times New Roman" w:cs="Times New Roman" w:eastAsia="Times New Roman" w:hAnsi="Times New Roman"/>
-          <w:sz w:val="24"/>
-          <w:szCs w:val="24"/>
-          <w:rtl/>
-        </w:rPr>
-        <w:t xml:space="preserve">اللهم إنا نعوذ بك من سوء القضاء، وشماتة الأعداء، ودرك الشقاء، وجهد البلاء.</w:t>
-      </w:r>
-    </w:p>
-    <w:p>
-      <w:pPr>
-        <w:bidi/>
-        <w:spacing w:after="200" w:line="340"/>
-        <w:jc w:val="right"/>
-      </w:pPr>
-      <w:r>
-        <w:rPr>
-          <w:rFonts w:ascii="Times New Roman" w:cs="Times New Roman" w:eastAsia="Times New Roman" w:hAnsi="Times New Roman"/>
-          <w:sz w:val="24"/>
-          <w:szCs w:val="24"/>
-          <w:rtl/>
-        </w:rPr>
-        <w:t xml:space="preserve">اللهم احفظنا بالإسلام قائمين، اللهم احفظنا بالإسلام قاعدين، اللهم احفظنا بالإسلام راقدين، اللهم لا تُشمت بنا الأعداء ولا الحاسدين.</w:t>
-      </w:r>
-    </w:p>
-    <w:p>
-      <w:pPr>
-        <w:bidi/>
-        <w:spacing w:after="200" w:line="340"/>
-        <w:jc w:val="right"/>
-      </w:pPr>
-      <w:r>
-        <w:rPr>
-          <w:rFonts w:ascii="Times New Roman" w:cs="Times New Roman" w:eastAsia="Times New Roman" w:hAnsi="Times New Roman"/>
-          <w:sz w:val="24"/>
-          <w:szCs w:val="24"/>
-          <w:rtl/>
-        </w:rPr>
-        <w:t xml:space="preserve">اللهم أعنا ولا تُعن علينا، اللهم انصرنا ولا تنصر علينا، اللهم امكر لنا ولا تمكر بنا، اللهم اهدنا ويسر لنا الهدى، يا رب العالمين، يا أكرم الأكرمين، ويا أرحم الراحمين!</w:t>
-      </w:r>
-    </w:p>
-    <w:p>
-      <w:pPr>
-        <w:bidi/>
-        <w:spacing w:after="200" w:line="340"/>
-        <w:jc w:val="right"/>
-      </w:pPr>
-      <w:r>
-        <w:rPr>
-          <w:rFonts w:ascii="Times New Roman" w:cs="Times New Roman" w:eastAsia="Times New Roman" w:hAnsi="Times New Roman"/>
-          <w:sz w:val="24"/>
-          <w:szCs w:val="24"/>
-          <w:rtl/>
-        </w:rPr>
-        <w:t xml:space="preserve">اللهم أحسن عاقبتنا في الأمور كلها، وأجرنا من خزي الدنيا وعذاب الآخرة.</w:t>
-      </w:r>
-    </w:p>
-    <w:p>
-      <w:pPr>
-        <w:bidi/>
-        <w:spacing w:after="200" w:line="340"/>
-        <w:jc w:val="right"/>
-      </w:pPr>
-      <w:r>
-        <w:rPr>
-          <w:rFonts w:ascii="Times New Roman" w:cs="Times New Roman" w:eastAsia="Times New Roman" w:hAnsi="Times New Roman"/>
-          <w:sz w:val="24"/>
-          <w:szCs w:val="24"/>
-          <w:rtl/>
-        </w:rPr>
-        <w:t xml:space="preserve">اللهم ألّف بين قلوب المسلمين، اللهم أصلح ذات بينهم، اللهم اهدهم سبل السلام، اللهم أخرجهم من الظلمات إلى النور، اللهم انصرهم على عدوك وعدوهم، يا رب العالمين! اللهم اشرح صدورهم، اللهم يسّر أمورهم، اللهم تولَّ أمورهم، إنك على كل شيء قدير.</w:t>
-      </w:r>
-    </w:p>
-    <w:p>
-      <w:pPr>
-        <w:bidi/>
-        <w:spacing w:after="200" w:line="340"/>
-        <w:jc w:val="right"/>
-      </w:pPr>
-      <w:r>
-        <w:rPr>
-          <w:rFonts w:ascii="Times New Roman" w:cs="Times New Roman" w:eastAsia="Times New Roman" w:hAnsi="Times New Roman"/>
-          <w:sz w:val="24"/>
-          <w:szCs w:val="24"/>
-          <w:rtl/>
-        </w:rPr>
-        <w:t xml:space="preserve">اللهم ارحم المسلمين رحمة تُغنيهم بها عن رحمة من سواك، اللهم أصلح أحوالهم كلها، يا رب العالمين! اللهم ألّف بين قلوب المسلمين وبين ولاتهم، واجعلهم متعاونين على الخير والهدى، والبر والتقوى، إنك أنت الله لا إله إلا أنت، أنت الله مقلّب القلوب، وأنت على كل شيء قدير. اللهم اجمع كلمة المسلمين على الحق، اللهم احفظ مقدسات المسلمين وديارهم وأعراضهم وحرماتهم، يا أكرم الأكرمين، ويا رب العالمين!</w:t>
-      </w:r>
-    </w:p>
-    <w:p>
-      <w:pPr>
-        <w:bidi/>
-        <w:spacing w:after="200" w:line="340"/>
-        <w:jc w:val="right"/>
-      </w:pPr>
-      <w:r>
-        <w:rPr>
-          <w:rFonts w:ascii="Times New Roman" w:cs="Times New Roman" w:eastAsia="Times New Roman" w:hAnsi="Times New Roman"/>
-          <w:sz w:val="24"/>
-          <w:szCs w:val="24"/>
-          <w:rtl/>
-        </w:rPr>
-        <w:t xml:space="preserve">اللهم ألهمنا والمسلمين رشدنا، اللهم أعذنا من شرور أنفسنا، اللهم إنا نعوذ بك من إبليس وذريته، ومن سيئات أعمالنا، ومن شر كل ذي شر، يا رب العالمين! اللهم إنا نسألك يا ذا الجلال والإكرام، يا أرحم الراحمين، أن ترفع درجاتنا في جنات النعيم.</w:t>
-      </w:r>
-    </w:p>
-    <w:p>
-      <w:pPr>
-        <w:bidi/>
-        <w:spacing w:after="200" w:line="340"/>
-        <w:jc w:val="right"/>
-      </w:pPr>
-      <w:r>
-        <w:rPr>
-          <w:rFonts w:ascii="Times New Roman" w:cs="Times New Roman" w:eastAsia="Times New Roman" w:hAnsi="Times New Roman"/>
-          <w:sz w:val="24"/>
-          <w:szCs w:val="24"/>
-          <w:rtl/>
-        </w:rPr>
-        <w:t xml:space="preserve">اللهم أنت ربنا وإلهنا، اتكالنا عليك، والرغبة عظمت عندك، يا رب العالمين! وأنت الله لا إله إلا أنت، لك الدنيا والآخرة، أنت على كل شيء قدير. اللهم اختم لنا بالمغفرة في أمورنا كلها، اللهم وفقنا لطاعاتك، وجنّبنا معاصيك. اللهم طهّر قلوبنا من النفاق، وأعمالنا من الرياء، وأعيننا من الخيانة، وألسنتنا من الكذب. اللهم اجعل بلادنا آمنة مطمئنة رخاءً سخاءً، يا رب العالمين! اللهم عمّ بالخير المسلمين، يا أكرم الأكرمين! اللهم أدم الأمن والاستقرار في بلادنا، يا رب العالمين!</w:t>
-      </w:r>
-    </w:p>
-    <w:p>
-      <w:pPr>
-        <w:bidi/>
-        <w:spacing w:after="200" w:line="340"/>
-        <w:jc w:val="right"/>
-      </w:pPr>
-      <w:r>
-        <w:rPr>
-          <w:rFonts w:ascii="Times New Roman" w:cs="Times New Roman" w:eastAsia="Times New Roman" w:hAnsi="Times New Roman"/>
-          <w:sz w:val="24"/>
-          <w:szCs w:val="24"/>
-          <w:rtl/>
-        </w:rPr>
-        <w:t xml:space="preserve">اللهم أنت الله لا إله إلا أنت، نسألك يا ذا الجلال والإكرام عفوك ومغفرتك. اللهم اجعلنا ممن وُفّق لليلة القدر، وقامها إيمانًا واحتسابًا، وقَبِلَتها منه، يا رب العالمين!</w:t>
-      </w:r>
-    </w:p>
-    <w:p>
-      <w:pPr>
-        <w:bidi/>
-        <w:spacing w:after="200" w:line="340"/>
-        <w:jc w:val="right"/>
-      </w:pPr>
-      <w:r>
-        <w:rPr>
-          <w:rFonts w:ascii="Times New Roman" w:cs="Times New Roman" w:eastAsia="Times New Roman" w:hAnsi="Times New Roman"/>
-          <w:sz w:val="24"/>
-          <w:szCs w:val="24"/>
-          <w:rtl/>
-        </w:rPr>
-        <w:t xml:space="preserve">اللهم احفظ إمامنا بحفظك، اللهم وفقه بتوفيقك، اللهم خذ بناصيته لما تحب وترضى، اللهم أصلح بطانته، وأعنه على أمور دينه ودنياه. اللهم وفّق ولاة المسلمين لما تحب وترضى، ولما فيه الخير للمسلمين.</w:t>
-      </w:r>
-    </w:p>
-    <w:p>
-      <w:pPr>
-        <w:bidi/>
-        <w:spacing w:after="200" w:line="340"/>
-        <w:jc w:val="right"/>
-      </w:pPr>
-      <w:r>
-        <w:rPr>
-          <w:rFonts w:ascii="Times New Roman" w:cs="Times New Roman" w:eastAsia="Times New Roman" w:hAnsi="Times New Roman"/>
-          <w:sz w:val="24"/>
-          <w:szCs w:val="24"/>
-          <w:rtl/>
-        </w:rPr>
-        <w:t xml:space="preserve">اللهم لك الحمد كله، ولك الملك كله، ولك الأمر كله، لا هادي لما أضللت، ولا مضل لما هديت، ولا مباعد لما قربت، ولا مقرب لما باعدت. اللهم ابسط علينا من بركاتك وفضلك ورحمتك ورزقك.</w:t>
-      </w:r>
-    </w:p>
-    <w:p>
-      <w:pPr>
-        <w:bidi/>
-        <w:spacing w:after="200" w:line="340"/>
-        <w:jc w:val="right"/>
-      </w:pPr>
-      <w:r>
-        <w:rPr>
-          <w:rFonts w:ascii="Times New Roman" w:cs="Times New Roman" w:eastAsia="Times New Roman" w:hAnsi="Times New Roman"/>
-          <w:sz w:val="24"/>
-          <w:szCs w:val="24"/>
-          <w:rtl/>
-        </w:rPr>
-        <w:t xml:space="preserve">اللهم إنا نسألك الأمن يوم الخوف، ونسألك النعيم المقيم الذي لا يحول ولا يزول.</w:t>
-      </w:r>
-    </w:p>
-    <w:p>
-      <w:pPr>
-        <w:bidi/>
-        <w:spacing w:after="200" w:line="340"/>
-        <w:jc w:val="right"/>
-      </w:pPr>
-      <w:r>
-        <w:rPr>
-          <w:rFonts w:ascii="Times New Roman" w:cs="Times New Roman" w:eastAsia="Times New Roman" w:hAnsi="Times New Roman"/>
-          <w:sz w:val="24"/>
-          <w:szCs w:val="24"/>
-          <w:rtl/>
-        </w:rPr>
-        <w:t xml:space="preserve">اللهم حبّب إلينا الإيمان وزيّنه في قلوبنا، وكرّه إلينا الكفر والفسوق والعصيان، واجعلنا من الراشدين، يا أكرم الأكرمين!</w:t>
-      </w:r>
-    </w:p>
-    <w:p>
-      <w:pPr>
-        <w:bidi/>
-        <w:spacing w:after="200" w:line="340"/>
-        <w:jc w:val="right"/>
-      </w:pPr>
-      <w:r>
-        <w:rPr>
-          <w:rFonts w:ascii="Times New Roman" w:cs="Times New Roman" w:eastAsia="Times New Roman" w:hAnsi="Times New Roman"/>
-          <w:sz w:val="24"/>
-          <w:szCs w:val="24"/>
-          <w:rtl/>
-        </w:rPr>
-        <w:t xml:space="preserve">اللهم إنا نعوذ بك من قلب لا يخشع، ومن دعاء لا يُسمع، ومن علم لا ينفع، يا ذا الجلال والإكرام!</w:t>
-      </w:r>
-    </w:p>
-    <w:p>
-      <w:pPr>
-        <w:bidi/>
-        <w:spacing w:after="200" w:line="340"/>
-        <w:jc w:val="right"/>
-      </w:pPr>
-      <w:r>
-        <w:rPr>
-          <w:rFonts w:ascii="Times New Roman" w:cs="Times New Roman" w:eastAsia="Times New Roman" w:hAnsi="Times New Roman"/>
-          <w:sz w:val="24"/>
-          <w:szCs w:val="24"/>
-          <w:rtl/>
-        </w:rPr>
-        <w:t xml:space="preserve">اللهم إنا نسألك من خير ما سألك منه نبيك ورسولك محمد صلى الله عليه وسلم وعبادك الصالحون وأولياؤك المقربون، ونعوذ بك اللهم من شر ما استعاذك منه نبيك ورسولك محمد صلى الله عليه وسلم وعبادك الصالحون وأنبياؤك، يا ذا الجلال والإكرام!</w:t>
-      </w:r>
-    </w:p>
-    <w:p>
-      <w:pPr>
-        <w:bidi/>
-        <w:spacing w:after="200" w:line="340"/>
-        <w:jc w:val="right"/>
-      </w:pPr>
-      <w:r>
-        <w:rPr>
-          <w:rFonts w:ascii="Times New Roman" w:cs="Times New Roman" w:eastAsia="Times New Roman" w:hAnsi="Times New Roman"/>
-          <w:sz w:val="24"/>
-          <w:szCs w:val="24"/>
-          <w:rtl/>
-        </w:rPr>
-        <w:t xml:space="preserve">اللهم إنا نسألك يا ذا الجلال والإكرام أن تتقبل دعاءنا، وأن ترحم وقوفنا بين يديك. اللهم هذا الدعاء وهذا العمل، وأنت الله لا إله إلا أنت، تقبل منا أعمالنا وأقوالنا ودعاءنا، واغفر لنا يا أرحم الراحمين ما خالط ذلك مما لا ترضاه، يا أكرم الأكرمين!</w:t>
-      </w:r>
-    </w:p>
-    <w:p>
-      <w:pPr>
-        <w:bidi/>
-        <w:spacing w:after="200" w:line="340"/>
-        <w:jc w:val="right"/>
-      </w:pPr>
-      <w:r>
-        <w:rPr>
-          <w:rFonts w:ascii="Times New Roman" w:cs="Times New Roman" w:eastAsia="Times New Roman" w:hAnsi="Times New Roman"/>
-          <w:sz w:val="24"/>
-          <w:szCs w:val="24"/>
-          <w:rtl/>
-        </w:rPr>
-        <w:t xml:space="preserve">اللهم إنا نسألك الإخلاص في القول والعمل، ونسألك اللهم الاستقامة على سنة رسولك صلى الله عليه وسلم.</w:t>
-      </w:r>
-    </w:p>
-    <w:p>
-      <w:pPr>
-        <w:bidi/>
-        <w:spacing w:after="200" w:line="340"/>
-        <w:jc w:val="right"/>
-      </w:pPr>
-      <w:r>
-        <w:rPr>
-          <w:rFonts w:ascii="Times New Roman" w:cs="Times New Roman" w:eastAsia="Times New Roman" w:hAnsi="Times New Roman"/>
-          <w:sz w:val="24"/>
-          <w:szCs w:val="24"/>
-          <w:rtl/>
-        </w:rPr>
-        <w:t xml:space="preserve">اللهم لا تردنا خائبين يا ذا الجلال والإكرام!</w:t>
-      </w:r>
-    </w:p>
-    <w:p>
-      <w:pPr>
-        <w:bidi/>
-        <w:spacing w:after="200" w:line="340"/>
-        <w:jc w:val="right"/>
-      </w:pPr>
-      <w:r>
-        <w:rPr>
-          <w:rFonts w:ascii="Times New Roman" w:cs="Times New Roman" w:eastAsia="Times New Roman" w:hAnsi="Times New Roman"/>
-          <w:sz w:val="24"/>
-          <w:szCs w:val="24"/>
-          <w:rtl/>
-        </w:rPr>
-        <w:t xml:space="preserve">اللهم </w:t>
-      </w:r>
-      <w:r>
-        <w:rPr>
-          <w:rFonts w:ascii="Times New Roman" w:cs="Times New Roman" w:eastAsia="Times New Roman" w:hAnsi="Times New Roman"/>
-          <w:b/>
-          <w:bCs/>
-          <w:color w:val="B23A2E"/>
-          <w:sz w:val="24"/>
-          <w:szCs w:val="24"/>
-          <w:rtl/>
-        </w:rPr>
-        <w:t xml:space="preserve">﴿تَقَبَّلْ مِنَّا إِنَّكَ أَنتَ السَّمِيعُ الْعَلِيمُ﴾</w:t>
-      </w:r>
-      <w:r>
-        <w:rPr>
-          <w:rFonts w:ascii="Times New Roman" w:cs="Times New Roman" w:eastAsia="Times New Roman" w:hAnsi="Times New Roman"/>
-          <w:sz w:val="24"/>
-          <w:szCs w:val="24"/>
-          <w:rtl/>
-        </w:rPr>
-        <w:t xml:space="preserve"> [البقرة: 127]، </w:t>
-      </w:r>
-      <w:r>
-        <w:rPr>
-          <w:rFonts w:ascii="Times New Roman" w:cs="Times New Roman" w:eastAsia="Times New Roman" w:hAnsi="Times New Roman"/>
-          <w:b/>
-          <w:bCs/>
-          <w:color w:val="B23A2E"/>
-          <w:sz w:val="24"/>
-          <w:szCs w:val="24"/>
-          <w:rtl/>
-        </w:rPr>
-        <w:t xml:space="preserve">﴿وَتُبْ عَلَيْنَا إِنَّكَ أَنتَ التَّوَّابُ الرَّحِيمُ﴾</w:t>
-      </w:r>
-      <w:r>
-        <w:rPr>
-          <w:rFonts w:ascii="Times New Roman" w:cs="Times New Roman" w:eastAsia="Times New Roman" w:hAnsi="Times New Roman"/>
-          <w:sz w:val="24"/>
-          <w:szCs w:val="24"/>
-          <w:rtl/>
-        </w:rPr>
-        <w:t xml:space="preserve"> [البقرة: 128].</w:t>
-      </w:r>
-    </w:p>
-    <w:p>
-      <w:pPr>
-        <w:bidi/>
-        <w:spacing w:after="200" w:line="340"/>
-        <w:jc w:val="right"/>
-      </w:pPr>
-      <w:r>
-        <w:rPr>
-          <w:rFonts w:ascii="Times New Roman" w:cs="Times New Roman" w:eastAsia="Times New Roman" w:hAnsi="Times New Roman"/>
-          <w:b/>
-          <w:bCs/>
-          <w:color w:val="B23A2E"/>
-          <w:sz w:val="24"/>
-          <w:szCs w:val="24"/>
-          <w:rtl/>
-        </w:rPr>
-        <w:t xml:space="preserve">﴿رَبَّنَا لَا تُؤَاخِذْنَا إِن نَّسِينَا أَوْ أَخْطَأْنَا رَبَّنَا وَلَا تَحْمِلْ عَلَيْنَا إِصْرًا كَمَا حَمَلْتَهُ عَلَى الَّذِينَ مِن قَبْلِنَا رَبَّنَا وَلَا تُحَمِّلْنَا مَا لَا طَاقَةَ لَنَا بِهِ وَاعْفُ عَنَّا وَاغْفِرْ لَنَا وَارْحَمْنَا أَنتَ مَوْلَانَا فَانصُرْنَا عَلَى الْقَوْمِ الْكَافِرِينَ﴾</w:t>
-      </w:r>
-      <w:r>
-        <w:rPr>
-          <w:rFonts w:ascii="Times New Roman" w:cs="Times New Roman" w:eastAsia="Times New Roman" w:hAnsi="Times New Roman"/>
-          <w:sz w:val="24"/>
-          <w:szCs w:val="24"/>
-          <w:rtl/>
-        </w:rPr>
-        <w:t xml:space="preserve"> [البقرة: 286].</w:t>
-      </w:r>
-    </w:p>
-    <w:p>
-      <w:pPr>
-        <w:bidi/>
-        <w:spacing w:after="200" w:line="340"/>
-        <w:jc w:val="right"/>
-      </w:pPr>
-      <w:r>
-        <w:rPr>
-          <w:rFonts w:ascii="Times New Roman" w:cs="Times New Roman" w:eastAsia="Times New Roman" w:hAnsi="Times New Roman"/>
-          <w:b/>
-          <w:bCs/>
-          <w:color w:val="B23A2E"/>
-          <w:sz w:val="24"/>
-          <w:szCs w:val="24"/>
-          <w:rtl/>
-        </w:rPr>
-        <w:t xml:space="preserve">﴿وَلَا تَجْعَلْ فِي قُلُوبِنَا غِلًّا لِّلَّذِينَ آمَنُوا رَبَّنَا إِنَّكَ رَؤُوفٌ رَّحِيمٌ﴾</w:t>
-      </w:r>
-      <w:r>
-        <w:rPr>
-          <w:rFonts w:ascii="Times New Roman" w:cs="Times New Roman" w:eastAsia="Times New Roman" w:hAnsi="Times New Roman"/>
-          <w:sz w:val="24"/>
-          <w:szCs w:val="24"/>
-          <w:rtl/>
-        </w:rPr>
-        <w:t xml:space="preserve"> [الحشر: 10].</w:t>
-      </w:r>
-    </w:p>
-    <w:p>
-      <w:pPr>
-        <w:bidi/>
-        <w:spacing w:after="200" w:line="340"/>
-        <w:jc w:val="right"/>
-      </w:pPr>
-      <w:r>
-        <w:rPr>
-          <w:rFonts w:ascii="Times New Roman" w:cs="Times New Roman" w:eastAsia="Times New Roman" w:hAnsi="Times New Roman"/>
-          <w:sz w:val="24"/>
-          <w:szCs w:val="24"/>
-          <w:rtl/>
-        </w:rPr>
-        <w:t xml:space="preserve">اللهم اغفر لنا، يا أرحم الراحمين! اللهم إنا نسألك يا ذا الجلال والإكرام أن توفقنا فيما بقي من ساعات في شهر رمضان لما تحبه وترضاه.</w:t>
-      </w:r>
-    </w:p>
-    <w:p>
-      <w:pPr>
-        <w:bidi/>
-        <w:spacing w:after="200" w:line="340"/>
-        <w:jc w:val="right"/>
-      </w:pPr>
-      <w:r>
-        <w:rPr>
-          <w:rFonts w:ascii="Times New Roman" w:cs="Times New Roman" w:eastAsia="Times New Roman" w:hAnsi="Times New Roman"/>
-          <w:sz w:val="24"/>
-          <w:szCs w:val="24"/>
-          <w:rtl/>
-        </w:rPr>
-        <w:t xml:space="preserve">اللهم إنا نعوذ برضاك من سخطك، وبمعافاتك من عقوبتك، وبك منك، لا نُحصي ثناءً عليك.</w:t>
-      </w:r>
-    </w:p>
-    <w:p>
-      <w:pPr>
-        <w:bidi/>
-        <w:spacing w:after="200" w:line="340"/>
-        <w:jc w:val="right"/>
-      </w:pPr>
-      <w:r>
-        <w:rPr>
-          <w:rFonts w:ascii="Times New Roman" w:cs="Times New Roman" w:eastAsia="Times New Roman" w:hAnsi="Times New Roman"/>
-          <w:sz w:val="24"/>
-          <w:szCs w:val="24"/>
-          <w:rtl/>
-        </w:rPr>
-        <w:t xml:space="preserve">اللهم صلِّ وسلّم وبارك على عبدك ورسولك محمد سيد الأولين والآخرين، وعلى آله وصحبه أجمعين.</w:t>
+          <w:rtl/>
+        </w:rPr>
+        <w:t>19. أذكار الوضوء</w:t>
+      </w:r>
+    </w:p>
+    <w:p>
+      <w:pPr>
+        <w:jc w:val="right"/>
+      </w:pPr>
+      <w:r>
+        <w:rPr>
+          <w:rFonts w:ascii="Times New Roman" w:hAnsi="Times New Roman" w:cs="Times New Roman" w:eastAsia="Times New Roman"/>
+          <w:b/>
+          <w:sz w:val="44"/>
+          <w:rtl/>
+        </w:rPr>
+        <w:t>الدعاء الأول</w:t>
+      </w:r>
+    </w:p>
+    <w:p>
+      <w:pPr>
+        <w:jc w:val="right"/>
+      </w:pPr>
+      <w:r>
+        <w:rPr>
+          <w:rFonts w:ascii="Times New Roman" w:hAnsi="Times New Roman" w:cs="Times New Roman" w:eastAsia="Times New Roman"/>
+          <w:sz w:val="24"/>
+          <w:rtl/>
+        </w:rPr>
+        <w:t>الذِّكر قبل الوضوء: «بسم الله»</w:t>
+      </w:r>
+    </w:p>
+    <w:p>
+      <w:pPr>
+        <w:jc w:val="right"/>
+      </w:pPr>
+      <w:r>
+        <w:rPr>
+          <w:rFonts w:ascii="Times New Roman" w:hAnsi="Times New Roman" w:cs="Times New Roman" w:eastAsia="Times New Roman"/>
+          <w:b/>
+          <w:sz w:val="44"/>
+          <w:rtl/>
+        </w:rPr>
+        <w:t>الدعاء الثاني</w:t>
+      </w:r>
+    </w:p>
+    <w:p>
+      <w:pPr>
+        <w:jc w:val="right"/>
+      </w:pPr>
+      <w:r>
+        <w:rPr>
+          <w:rFonts w:ascii="Times New Roman" w:hAnsi="Times New Roman" w:cs="Times New Roman" w:eastAsia="Times New Roman"/>
+          <w:sz w:val="24"/>
+          <w:rtl/>
+        </w:rPr>
+        <w:t>الذِّكر بعد الفراغ من الوضوء: «أشهد أن لا إله إلا الله وحده لا شريك له، وأشهد أن محمدًا عبده ورسوله. اللهم اجعلني من التوابين، واجعلني من المتطهرين» و«سبحانك اللهم وبحمدك، أشهد أن لا إله إلا أنت، أستغفرك وأتوب إليك» (رواه مسلم وأبو داود)</w:t>
       </w:r>
     </w:p>
     <w:p>
@@ -18382,7 +17422,7 @@
           <w:szCs w:val="36"/>
           <w:rtl/>
         </w:rPr>
-        <w:t>20. العمرة وأدعيتها</w:t>
+        <w:t>20. دعاء ختم القرآن الكريم</w:t>
       </w:r>
     </w:p>
     <w:p>
@@ -18416,71 +17456,23 @@
           <w:szCs w:val="24"/>
           <w:rtl/>
         </w:rPr>
-        <w:t xml:space="preserve">الإحرام: يُحرم المسلم من الميقات المحدد له، ثم يتجرد من ثيابه ويغتسل كما يغتسل من الجنابة (سنة للرجال والنساء حتى الحائض والنفساء)، ثم يلبس ثياب الإحرام ويلف رداءه على كتفه (ولا يُخرج الكتف الأيمن إلا في طواف القدوم)، ثم يُصلي الفريضة إن كان وقتها، وإلا صلى ركعتين ينوي بهما سنة الوضوء (وإن لم يُصل فلا حرج).</w:t>
-      </w:r>
-    </w:p>
-    <w:p>
-      <w:pPr>
-        <w:bidi/>
-        <w:spacing w:after="200" w:line="340"/>
-        <w:jc w:val="right"/>
-      </w:pPr>
-      <w:r>
-        <w:rPr>
-          <w:rFonts w:ascii="Times New Roman" w:cs="Times New Roman" w:eastAsia="Times New Roman" w:hAnsi="Times New Roman"/>
-          <w:sz w:val="24"/>
-          <w:szCs w:val="24"/>
-          <w:rtl/>
-        </w:rPr>
-        <w:t xml:space="preserve">إذا فرغ من الصلاة أحرم وقال: «لبيك عمرة» (ولمن يؤدي العمرة عن شخص متوفى، يقول: «اللهم لبيك عمرة عن فلان»، مع أن النية تكفي). يَحرُم بعد الإحرام: الطيب، والنساء، ولبس المخيط، والأخذ من شعر الجسم، والصيد.</w:t>
-      </w:r>
-    </w:p>
-    <w:p>
-      <w:pPr>
-        <w:bidi/>
-        <w:spacing w:after="200" w:line="340"/>
-        <w:jc w:val="right"/>
-      </w:pPr>
-      <w:r>
-        <w:rPr>
-          <w:rFonts w:ascii="Times New Roman" w:cs="Times New Roman" w:eastAsia="Times New Roman" w:hAnsi="Times New Roman"/>
-          <w:sz w:val="24"/>
-          <w:szCs w:val="24"/>
-          <w:rtl/>
-        </w:rPr>
-        <w:t xml:space="preserve">التلبية: «لبيك اللهم لبيك، لبيك لا شريك لك لبيك، إن الحمد والنعمة لك والملك، لا شريك لك» — يرفع الرجل صوته بها، والمرأة تقولها بقدر ما يُسمع من بجوارها فقط. يُستحب الإكثار من التلبية، خصوصًا عند تغيّر الأحوال (كصعود مرتفع أو نزول منخفض، أو إقبال الليل أو النهار)، ثم يسأل الله رضوانه والجنة ويستعيذ برحمته من النار. والتلبية مشروعة من الإحرام إلى بدء الطواف (في العمرة)، ومن الإحرام إلى رمي جمرة العقبة يوم العيد (في الحج).</w:t>
-      </w:r>
-    </w:p>
-    <w:p>
-      <w:pPr>
-        <w:bidi/>
-        <w:spacing w:after="200" w:line="340"/>
-        <w:jc w:val="right"/>
-      </w:pPr>
-      <w:r>
-        <w:rPr>
-          <w:rFonts w:ascii="Times New Roman" w:cs="Times New Roman" w:eastAsia="Times New Roman" w:hAnsi="Times New Roman"/>
-          <w:sz w:val="24"/>
-          <w:szCs w:val="24"/>
-          <w:rtl/>
-        </w:rPr>
-        <w:t xml:space="preserve">دخول المسجد الحرام: يُقدّم رجله اليمنى ويقول: «بسم الله، والصلاة والسلام على رسول الله، اللهم اغفر لي ذنوبي، وافتح لي أبواب رحمتك، أعوذ بالله العظيم، وبوجهه الكريم، وبسلطانه القديم، من الشيطان الرجيم»</w:t>
-      </w:r>
-    </w:p>
-    <w:p>
-      <w:pPr>
-        <w:bidi/>
-        <w:spacing w:after="200" w:line="340"/>
-        <w:jc w:val="right"/>
-      </w:pPr>
-      <w:r>
-        <w:rPr>
-          <w:rFonts w:ascii="Times New Roman" w:cs="Times New Roman" w:eastAsia="Times New Roman" w:hAnsi="Times New Roman"/>
-          <w:sz w:val="24"/>
-          <w:szCs w:val="24"/>
-          <w:rtl/>
-        </w:rPr>
-        <w:t xml:space="preserve">الطواف: يتقدم إلى الحجر الأسود ليبدأ الطواف، فيستلمه بيده اليمنى ويُقبّله (فإن تعذّر، يستقبله ويُشير إليه بيده اليمنى دون تقبيل يده)، ويقول عند استلامه: «بسم الله والله أكبر، اللهم إيمانًا بك، وتصديقًا بكتابك، ووفاء بعهدك، واتباعًا لسنة نبيك محمد صلى الله عليه وسلم». ثم يجعل البيت عن يساره، فإذا بلغ الركن اليماني استلمه من غير تقبيل (أو لا يزاحم ولا يُشير إليه)، ويقول بينه وبين الحجر الأسود: </w:t>
+        <w:t xml:space="preserve">دعاء ختم القرآن الكريم - الشيخ عبدالرحمن الحذيفي:</w:t>
+      </w:r>
+    </w:p>
+    <w:p>
+      <w:pPr>
+        <w:bidi/>
+        <w:spacing w:after="200" w:line="340"/>
+        <w:jc w:val="right"/>
+      </w:pPr>
+      <w:r>
+        <w:rPr>
+          <w:rFonts w:ascii="Times New Roman" w:cs="Times New Roman" w:eastAsia="Times New Roman" w:hAnsi="Times New Roman"/>
+          <w:sz w:val="24"/>
+          <w:szCs w:val="24"/>
+          <w:rtl/>
+        </w:rPr>
+        <w:t xml:space="preserve">صدق الله العظيم الذي لا إله إلا هو، المتوحد في الجلال، بكمال الجمال، تعظيمًا وتكبيرًا، المتفرد بتصريف الأحوال والأمور على التفصيل والإجمال، تقديرًا وتدبيرًا، المتعالي بعظمته، </w:t>
       </w:r>
       <w:r>
         <w:rPr>
@@ -18492,48 +17484,32 @@
           <w:szCs w:val="24"/>
           <w:rtl/>
         </w:rPr>
-        <w:t xml:space="preserve">«رَبَّنَا آتِنَا فِي الدُّنْيَا حَسَنَةً وَفِي الْآخِرَةِ حَسَنَةً وَقِنَا عَذَابَ النَّارِ»</w:t>
-      </w:r>
-      <w:r>
-        <w:rPr>
-          <w:rFonts w:ascii="Times New Roman" w:cs="Times New Roman" w:eastAsia="Times New Roman" w:hAnsi="Times New Roman"/>
-          <w:sz w:val="24"/>
-          <w:szCs w:val="24"/>
-          <w:rtl/>
-        </w:rPr>
-        <w:t xml:space="preserve">، ويُكبّر كلما مرّ بالحجر الأسود. وفي بقية الطواف يقول ما أحب من ذكر ودعاء وقراءة قرآن.</w:t>
-      </w:r>
-    </w:p>
-    <w:p>
-      <w:pPr>
-        <w:bidi/>
-        <w:spacing w:after="200" w:line="340"/>
-        <w:jc w:val="right"/>
-      </w:pPr>
-      <w:r>
-        <w:rPr>
-          <w:rFonts w:ascii="Times New Roman" w:cs="Times New Roman" w:eastAsia="Times New Roman" w:hAnsi="Times New Roman"/>
-          <w:sz w:val="24"/>
-          <w:szCs w:val="24"/>
-          <w:rtl/>
-        </w:rPr>
-        <w:t xml:space="preserve">في هذا الطواف يُستحب للرجل: الاضطباع (جعل وسط الرداء تحت الإبط الأيمن وطرفيه على الكتف الأيسر) طوال الطواف، والرَّمَل (الإسراع مع مقاربة الخطى) في الأشواط الثلاثة الأولى فقط، وباقي الأشواط الأربعة يمشي كعادته.</w:t>
-      </w:r>
-    </w:p>
-    <w:p>
-      <w:pPr>
-        <w:bidi/>
-        <w:spacing w:after="200" w:line="340"/>
-        <w:jc w:val="right"/>
-      </w:pPr>
-      <w:r>
-        <w:rPr>
-          <w:rFonts w:ascii="Times New Roman" w:cs="Times New Roman" w:eastAsia="Times New Roman" w:hAnsi="Times New Roman"/>
-          <w:sz w:val="24"/>
-          <w:szCs w:val="24"/>
-          <w:rtl/>
-        </w:rPr>
-        <w:t xml:space="preserve">بعد سبعة أشواط، يتقدم إلى مقام إبراهيم ويقرأ </w:t>
+        <w:t xml:space="preserve">﴿الَّذِي نَزَّلَ الْفُرْقَانَ عَلَىٰ عَبْدِهِ لِيَكُونَ لِلْعَالَمِينَ نَذِيرًا﴾</w:t>
+      </w:r>
+      <w:r>
+        <w:rPr>
+          <w:rFonts w:ascii="Times New Roman" w:cs="Times New Roman" w:eastAsia="Times New Roman" w:hAnsi="Times New Roman"/>
+          <w:sz w:val="24"/>
+          <w:szCs w:val="24"/>
+          <w:rtl/>
+        </w:rPr>
+        <w:t xml:space="preserve"> [الفرقان: 1].</w:t>
+      </w:r>
+    </w:p>
+    <w:p>
+      <w:pPr>
+        <w:bidi/>
+        <w:spacing w:after="200" w:line="340"/>
+        <w:jc w:val="right"/>
+      </w:pPr>
+      <w:r>
+        <w:rPr>
+          <w:rFonts w:ascii="Times New Roman" w:cs="Times New Roman" w:eastAsia="Times New Roman" w:hAnsi="Times New Roman"/>
+          <w:sz w:val="24"/>
+          <w:szCs w:val="24"/>
+          <w:rtl/>
+        </w:rPr>
+        <w:t xml:space="preserve">صدق الله الرحمن الرحيم، صدق الحليم العظيم، وصدق رسوله الكريم، صدق من بعثه الله شاهدًا ومبشرًا ونذيرًا، </w:t>
       </w:r>
       <w:r>
         <w:rPr>
@@ -18545,16 +17521,80 @@
           <w:szCs w:val="24"/>
           <w:rtl/>
         </w:rPr>
-        <w:t xml:space="preserve">﴿وَاتَّخِذُوا مِن مَّقَامِ إِبْرَاهِيمَ مُصَلًّى﴾</w:t>
-      </w:r>
-      <w:r>
-        <w:rPr>
-          <w:rFonts w:ascii="Times New Roman" w:cs="Times New Roman" w:eastAsia="Times New Roman" w:hAnsi="Times New Roman"/>
-          <w:sz w:val="24"/>
-          <w:szCs w:val="24"/>
-          <w:rtl/>
-        </w:rPr>
-        <w:t xml:space="preserve">، ثم يصلي خلفه ركعتين خفيفتين، يقرأ في الأولى بعد الفاتحة </w:t>
+        <w:t xml:space="preserve">﴿وَدَاعِيًا إِلَى اللَّهِ بِإِذْنِهِ وَسِرَاجًا مُّنِيرًا﴾</w:t>
+      </w:r>
+      <w:r>
+        <w:rPr>
+          <w:rFonts w:ascii="Times New Roman" w:cs="Times New Roman" w:eastAsia="Times New Roman" w:hAnsi="Times New Roman"/>
+          <w:sz w:val="24"/>
+          <w:szCs w:val="24"/>
+          <w:rtl/>
+        </w:rPr>
+        <w:t xml:space="preserve"> [الأحزاب: 46]، ونحن على ما قال خالقنا ورازقنا ومولانا من الشاهدين، وبآياته من الموقنين، ولدينه من المنقادين الخاشعين.</w:t>
+      </w:r>
+    </w:p>
+    <w:p>
+      <w:pPr>
+        <w:bidi/>
+        <w:spacing w:after="200" w:line="340"/>
+        <w:jc w:val="right"/>
+      </w:pPr>
+      <w:r>
+        <w:rPr>
+          <w:rFonts w:ascii="Times New Roman" w:cs="Times New Roman" w:eastAsia="Times New Roman" w:hAnsi="Times New Roman"/>
+          <w:sz w:val="24"/>
+          <w:szCs w:val="24"/>
+          <w:rtl/>
+        </w:rPr>
+        <w:t xml:space="preserve">اللهم لك الحمد على ما يسّرت من تلاوة كتابك، ومن صيام شهر رمضان وقيامه.</w:t>
+      </w:r>
+    </w:p>
+    <w:p>
+      <w:pPr>
+        <w:bidi/>
+        <w:spacing w:after="200" w:line="340"/>
+        <w:jc w:val="right"/>
+      </w:pPr>
+      <w:r>
+        <w:rPr>
+          <w:rFonts w:ascii="Times New Roman" w:cs="Times New Roman" w:eastAsia="Times New Roman" w:hAnsi="Times New Roman"/>
+          <w:sz w:val="24"/>
+          <w:szCs w:val="24"/>
+          <w:rtl/>
+        </w:rPr>
+        <w:t xml:space="preserve">اللهم لك الحمد على أن هديتنا لمعالم دينك الذي ارتضيته لنفسك وبنيته على خمس: شهادة أن لا إله إلا الله، وأن محمدًا رسول الله، وإقام الصلاة، وإيتاء الزكاة، وصوم رمضان، وحج البيت الحرام.</w:t>
+      </w:r>
+    </w:p>
+    <w:p>
+      <w:pPr>
+        <w:bidi/>
+        <w:spacing w:after="200" w:line="340"/>
+        <w:jc w:val="right"/>
+      </w:pPr>
+      <w:r>
+        <w:rPr>
+          <w:rFonts w:ascii="Times New Roman" w:cs="Times New Roman" w:eastAsia="Times New Roman" w:hAnsi="Times New Roman"/>
+          <w:sz w:val="24"/>
+          <w:szCs w:val="24"/>
+          <w:rtl/>
+        </w:rPr>
+        <w:t xml:space="preserve">اللهم لك الحمد والشكر على الإيمان والقرآن.</w:t>
+      </w:r>
+    </w:p>
+    <w:p>
+      <w:pPr>
+        <w:bidi/>
+        <w:spacing w:after="200" w:line="340"/>
+        <w:jc w:val="right"/>
+      </w:pPr>
+      <w:r>
+        <w:rPr>
+          <w:rFonts w:ascii="Times New Roman" w:cs="Times New Roman" w:eastAsia="Times New Roman" w:hAnsi="Times New Roman"/>
+          <w:sz w:val="24"/>
+          <w:szCs w:val="24"/>
+          <w:rtl/>
+        </w:rPr>
+        <w:t xml:space="preserve">اللهم لك الحمد على أن أرسلت إلينا أفضل رسلك، وأنزلت عليه أفضل كتبك، وأحسنها نظامًا في الدنيا والآخرة، وأفصحها كلامًا، وأبينها حلالًا وحرامًا، وأعلاها مقامًا، كتاب عظيم الشأن، عظيم السلطان، مشرق البرهان، محفوظ من الزيادة والنقصان، </w:t>
       </w:r>
       <w:r>
         <w:rPr>
@@ -18566,16 +17606,16 @@
           <w:szCs w:val="24"/>
           <w:rtl/>
         </w:rPr>
-        <w:t xml:space="preserve">﴿قُلْ يَا أَيُّهَا الْكَافِرُونَ﴾</w:t>
-      </w:r>
-      <w:r>
-        <w:rPr>
-          <w:rFonts w:ascii="Times New Roman" w:cs="Times New Roman" w:eastAsia="Times New Roman" w:hAnsi="Times New Roman"/>
-          <w:sz w:val="24"/>
-          <w:szCs w:val="24"/>
-          <w:rtl/>
-        </w:rPr>
-        <w:t xml:space="preserve"> وفي الثانية </w:t>
+        <w:t xml:space="preserve">﴿لَّا يَأْتِيهِ الْبَاطِلُ مِن بَيْنِ يَدَيْهِ وَلَا مِنْ خَلْفِهِ تَنزِيلٌ مِّنْ حَكِيمٍ حَمِيدٍ﴾</w:t>
+      </w:r>
+      <w:r>
+        <w:rPr>
+          <w:rFonts w:ascii="Times New Roman" w:cs="Times New Roman" w:eastAsia="Times New Roman" w:hAnsi="Times New Roman"/>
+          <w:sz w:val="24"/>
+          <w:szCs w:val="24"/>
+          <w:rtl/>
+        </w:rPr>
+        <w:t xml:space="preserve"> [فصلت: 42]، </w:t>
       </w:r>
       <w:r>
         <w:rPr>
@@ -18587,48 +17627,256 @@
           <w:szCs w:val="24"/>
           <w:rtl/>
         </w:rPr>
-        <w:t xml:space="preserve">﴿قُلْ هُوَ اللَّهُ أَحَدٌ﴾</w:t>
-      </w:r>
-      <w:r>
-        <w:rPr>
-          <w:rFonts w:ascii="Times New Roman" w:cs="Times New Roman" w:eastAsia="Times New Roman" w:hAnsi="Times New Roman"/>
-          <w:sz w:val="24"/>
-          <w:szCs w:val="24"/>
-          <w:rtl/>
-        </w:rPr>
-        <w:t xml:space="preserve">. ثم يرجع فيستلم الحجر الأسود إن تيسر، وإلا أشار إليه.</w:t>
-      </w:r>
-    </w:p>
-    <w:p>
-      <w:pPr>
-        <w:bidi/>
-        <w:spacing w:after="200" w:line="340"/>
-        <w:jc w:val="right"/>
-      </w:pPr>
-      <w:r>
-        <w:rPr>
-          <w:rFonts w:ascii="Times New Roman" w:cs="Times New Roman" w:eastAsia="Times New Roman" w:hAnsi="Times New Roman"/>
-          <w:sz w:val="24"/>
-          <w:szCs w:val="24"/>
-          <w:rtl/>
-        </w:rPr>
-        <w:t xml:space="preserve">الشرب من ماء زمزم: يُستحب الشرب من ماء زمزم بنية الشفاء، ويسأل الله من خير الدنيا والآخرة، ويستقبل القبلة، ويتضلّع منه (يشبع)، لحديث النبي صلى الله عليه وسلم: «خير ماء على وجه الأرض ماء زمزم، فيه طعام الطُّعم وشفاء السُّقم»</w:t>
-      </w:r>
-    </w:p>
-    <w:p>
-      <w:pPr>
-        <w:bidi/>
-        <w:spacing w:after="200" w:line="340"/>
-        <w:jc w:val="right"/>
-      </w:pPr>
-      <w:r>
-        <w:rPr>
-          <w:rFonts w:ascii="Times New Roman" w:cs="Times New Roman" w:eastAsia="Times New Roman" w:hAnsi="Times New Roman"/>
-          <w:sz w:val="24"/>
-          <w:szCs w:val="24"/>
-          <w:rtl/>
-        </w:rPr>
-        <w:t xml:space="preserve">السعي بين الصفا والمروة: يخرج إلى المسعى، فإذا دنا من الصفا قرأ </w:t>
+        <w:t xml:space="preserve">﴿كِتَابٌ أُحْكِمَتْ آيَاتُهُ ثُمَّ فُصِّلَتْ مِن لَّدُنْ حَكِيمٍ خَبِيرٍ﴾</w:t>
+      </w:r>
+      <w:r>
+        <w:rPr>
+          <w:rFonts w:ascii="Times New Roman" w:cs="Times New Roman" w:eastAsia="Times New Roman" w:hAnsi="Times New Roman"/>
+          <w:sz w:val="24"/>
+          <w:szCs w:val="24"/>
+          <w:rtl/>
+        </w:rPr>
+        <w:t xml:space="preserve"> [هود: 1].</w:t>
+      </w:r>
+    </w:p>
+    <w:p>
+      <w:pPr>
+        <w:bidi/>
+        <w:spacing w:after="200" w:line="340"/>
+        <w:jc w:val="right"/>
+      </w:pPr>
+      <w:r>
+        <w:rPr>
+          <w:rFonts w:ascii="Times New Roman" w:cs="Times New Roman" w:eastAsia="Times New Roman" w:hAnsi="Times New Roman"/>
+          <w:sz w:val="24"/>
+          <w:szCs w:val="24"/>
+          <w:rtl/>
+        </w:rPr>
+        <w:t xml:space="preserve">اللهم لك الحمد على نعمك العظيمة، وآلائك الجسيمة، ولك الحمد والشكر على نعمك الظاهرة والباطنة التي لا يحصيها غيرك، ما علمنا منها وما لم نعلم، لك الحمد حتى ترضى، وإذا رضيت حمدًا وشكرًا لا ينتهي أولاه، ولا ينفد أخراه، إنك أنت الله لا إله إلا أنت، أهل الوفاء والحمد.</w:t>
+      </w:r>
+    </w:p>
+    <w:p>
+      <w:pPr>
+        <w:bidi/>
+        <w:spacing w:after="200" w:line="340"/>
+        <w:jc w:val="right"/>
+      </w:pPr>
+      <w:r>
+        <w:rPr>
+          <w:rFonts w:ascii="Times New Roman" w:cs="Times New Roman" w:eastAsia="Times New Roman" w:hAnsi="Times New Roman"/>
+          <w:sz w:val="24"/>
+          <w:szCs w:val="24"/>
+          <w:rtl/>
+        </w:rPr>
+        <w:t xml:space="preserve">اللهم صلِّ على محمد وعلى آل محمد، كما صليت على إبراهيم وعلى آل إبراهيم إنك حميد مجيد، وبارك على محمد وعلى آل محمد، كما باركت على إبراهيم وعلى آل إبراهيم إنك حميد مجيد، وسلِّم تسليمًا كثيرًا.</w:t>
+      </w:r>
+    </w:p>
+    <w:p>
+      <w:pPr>
+        <w:bidi/>
+        <w:spacing w:after="200" w:line="340"/>
+        <w:jc w:val="right"/>
+      </w:pPr>
+      <w:r>
+        <w:rPr>
+          <w:rFonts w:ascii="Times New Roman" w:cs="Times New Roman" w:eastAsia="Times New Roman" w:hAnsi="Times New Roman"/>
+          <w:sz w:val="24"/>
+          <w:szCs w:val="24"/>
+          <w:rtl/>
+        </w:rPr>
+        <w:t xml:space="preserve">اللهم إنا عبيدك، بنو عبيدك، بنو إمائك، نواصينا بيدك، عدل فينا قضاؤك، نسألك اللهم بكل اسم هو لك، سميت به نفسك، أو أنزلته في كتابك، أو استأثرت به في علم الغيب عندك، أو علمته أحدًا من خلقك، أن تجعل القرآن العظيم ربيع قلوبنا، وجلاء همومنا وغمومنا، ونور أبصارنا، وهدايتنا في الدنيا والآخرة. اللهم ذكّرنا منه ما نسينا، وعلّمنا منه ما جهلنا. اللهم ارزقنا تلاوته على الوجه الذي يرضيك عنا آناء الليل وأطراف النهار، يا رب العالمين! اللهم اجعلنا ممن يقيم حروفه وحدوده، ولا تجعلنا ممن يقيم حروفه ويضيع حدوده. اللهم اجعله شاهدًا لنا، واجعله شفيعًا، يا رب العالمين! اللهم اجعلنا ممن اتبع القرآن فقاده إلى رضوانك وإلى جنات النعيم، ولا تجعلنا ممن اتبعه القرآن فزُجّ في قفاه إلى النار. اللهم اجعلنا من أهل القرآن الذين هم أهلك وخاصتك، يا أرحم الراحمين، يا رب العالمين!</w:t>
+      </w:r>
+    </w:p>
+    <w:p>
+      <w:pPr>
+        <w:bidi/>
+        <w:spacing w:after="200" w:line="340"/>
+        <w:jc w:val="right"/>
+      </w:pPr>
+      <w:r>
+        <w:rPr>
+          <w:rFonts w:ascii="Times New Roman" w:cs="Times New Roman" w:eastAsia="Times New Roman" w:hAnsi="Times New Roman"/>
+          <w:sz w:val="24"/>
+          <w:szCs w:val="24"/>
+          <w:rtl/>
+        </w:rPr>
+        <w:t xml:space="preserve">اللهم إنا نسألك رضوانك والجنة، ونعوذ بك اللهم من سخطك ومن النار. اللهم إنا نسألك الجنة وما قرّب إليها من قول أو عمل، ونعوذ بك اللهم من النار وما قرّب إليها من قول أو عمل. اللهم إنا نسألك من الخير كله عاجله وآجله، ما علمنا منه وما لم نعلم، ونعوذ بك اللهم من الشر كله عاجله وآجله، ما علمنا منه وما لم نعلم.</w:t>
+      </w:r>
+    </w:p>
+    <w:p>
+      <w:pPr>
+        <w:bidi/>
+        <w:spacing w:after="200" w:line="340"/>
+        <w:jc w:val="right"/>
+      </w:pPr>
+      <w:r>
+        <w:rPr>
+          <w:rFonts w:ascii="Times New Roman" w:cs="Times New Roman" w:eastAsia="Times New Roman" w:hAnsi="Times New Roman"/>
+          <w:sz w:val="24"/>
+          <w:szCs w:val="24"/>
+          <w:rtl/>
+        </w:rPr>
+        <w:t xml:space="preserve">اللهم إنا نسألك أن تعفو عنا، اللهم إنك عفو تحب العفو فاعف عنا، يا رب العالمين!</w:t>
+      </w:r>
+    </w:p>
+    <w:p>
+      <w:pPr>
+        <w:bidi/>
+        <w:spacing w:after="200" w:line="340"/>
+        <w:jc w:val="right"/>
+      </w:pPr>
+      <w:r>
+        <w:rPr>
+          <w:rFonts w:ascii="Times New Roman" w:cs="Times New Roman" w:eastAsia="Times New Roman" w:hAnsi="Times New Roman"/>
+          <w:sz w:val="24"/>
+          <w:szCs w:val="24"/>
+          <w:rtl/>
+        </w:rPr>
+        <w:t xml:space="preserve">اللهم إنا نسألك عيشة نقية، وميتة سوية، ومردًا غير مخزيّ ولا فاضح، يا رب العالمين!</w:t>
+      </w:r>
+    </w:p>
+    <w:p>
+      <w:pPr>
+        <w:bidi/>
+        <w:spacing w:after="200" w:line="340"/>
+        <w:jc w:val="right"/>
+      </w:pPr>
+      <w:r>
+        <w:rPr>
+          <w:rFonts w:ascii="Times New Roman" w:cs="Times New Roman" w:eastAsia="Times New Roman" w:hAnsi="Times New Roman"/>
+          <w:sz w:val="24"/>
+          <w:szCs w:val="24"/>
+          <w:rtl/>
+        </w:rPr>
+        <w:t xml:space="preserve">اللهم اغفر لجميع موتى المسلمين وارحمهم، الذين شهدوا بأنك الإله الحق، وأن محمدًا عبدك ورسولك، وماتوا على ذلك. اللهم عافهم واعفُ عنهم، اللهم أكرم نزلهم، ووسّع مدخلهم، واغسلهم من خطاياهم بالماء والثلج والبرد. اللهم جازهم بالإحسان إحسانًا، وجازهم بالسيئات عفوًا وغفرانًا. اللهم أعذهم من عذاب القبر، يا أرحم الراحمين!</w:t>
+      </w:r>
+    </w:p>
+    <w:p>
+      <w:pPr>
+        <w:bidi/>
+        <w:spacing w:after="200" w:line="340"/>
+        <w:jc w:val="right"/>
+      </w:pPr>
+      <w:r>
+        <w:rPr>
+          <w:rFonts w:ascii="Times New Roman" w:cs="Times New Roman" w:eastAsia="Times New Roman" w:hAnsi="Times New Roman"/>
+          <w:sz w:val="24"/>
+          <w:szCs w:val="24"/>
+          <w:rtl/>
+        </w:rPr>
+        <w:t xml:space="preserve">اللهم ارحمنا إذا صرنا إلى ما صاروا إليه، اللهم ارحمنا إذا توسّدنا التراب، يا رب العالمين! اللهم ارحمنا قبل الموت، اللهم ارحمنا في جميع أحوالنا وفي جميع أمورنا. اللهم اجعل كلامنا من الدنيا آخره «لا إله إلا الله». اللهم توفنا على الإيمان، اللهم اغفر لنا ما سلف وكان، اللهم احفظنا فيما بقي من الزمان. اللهم إنا نسألك أن ترحمنا يا رب العالمين برحمتك، اللهم لا تردنا خائبين.</w:t>
+      </w:r>
+    </w:p>
+    <w:p>
+      <w:pPr>
+        <w:bidi/>
+        <w:spacing w:after="200" w:line="340"/>
+        <w:jc w:val="right"/>
+      </w:pPr>
+      <w:r>
+        <w:rPr>
+          <w:rFonts w:ascii="Times New Roman" w:cs="Times New Roman" w:eastAsia="Times New Roman" w:hAnsi="Times New Roman"/>
+          <w:sz w:val="24"/>
+          <w:szCs w:val="24"/>
+          <w:rtl/>
+        </w:rPr>
+        <w:t xml:space="preserve">اللهم حضرنا ختم كتابك، اللهم مرّغنا خدودنا على أعتاب بابك، اللهم إنا نرجو رحمتك، ونخاف عذابك، اللهم لا تردنا يا ذا الجلال والإكرام! اللهم إن طردتنا فمن يؤوينا؟! اللهم إن باعدتنا فمن يقربنا؟! اللهم إن عذبتنا فمن ينصرنا؟! ليس لنا إله غيرك. اللهم إن لك عبيدًا غيرنا قد أخلصوا لك العبادة، يا رب العالمين، وعبدوك حق عبادتك، اللهم إنا نسألك يا رب العالمين أن تحقق فيك رجاءنا. اللهم إن رحمتك أوسع من ذنوبنا، وإن مغفرتك أوسع من ذنوبنا، وإن رحمتك أرجى عندنا من أعمالنا. اللهم لا تكلنا إلى أنفسنا، يا رب العالمين!</w:t>
+      </w:r>
+    </w:p>
+    <w:p>
+      <w:pPr>
+        <w:bidi/>
+        <w:spacing w:after="200" w:line="340"/>
+        <w:jc w:val="right"/>
+      </w:pPr>
+      <w:r>
+        <w:rPr>
+          <w:rFonts w:ascii="Times New Roman" w:cs="Times New Roman" w:eastAsia="Times New Roman" w:hAnsi="Times New Roman"/>
+          <w:sz w:val="24"/>
+          <w:szCs w:val="24"/>
+          <w:rtl/>
+        </w:rPr>
+        <w:t xml:space="preserve">اللهم اغفر لنا، ولوالدينا، ولأولادنا، ولزوجاتنا، وللمسلمين الأحياء والميتين.</w:t>
+      </w:r>
+    </w:p>
+    <w:p>
+      <w:pPr>
+        <w:bidi/>
+        <w:spacing w:after="200" w:line="340"/>
+        <w:jc w:val="right"/>
+      </w:pPr>
+      <w:r>
+        <w:rPr>
+          <w:rFonts w:ascii="Times New Roman" w:cs="Times New Roman" w:eastAsia="Times New Roman" w:hAnsi="Times New Roman"/>
+          <w:sz w:val="24"/>
+          <w:szCs w:val="24"/>
+          <w:rtl/>
+        </w:rPr>
+        <w:t xml:space="preserve">اللهم إنا نسألك يا ذا الجلال والإكرام أن تختم لنا بخير، وأن تجعل عواقب أمورنا إلى خير. اللهم أصلح لنا ديننا الذي هو عصمة أمرنا، اللهم أصلح لنا دنيانا التي فيها معاشنا، اللهم أصلح لنا آخرتنا التي إليها معادنا. اللهم اجعل الحياة زيادة لنا في كل خير، اللهم اجعل الموت راحة لنا من كل شر.</w:t>
+      </w:r>
+    </w:p>
+    <w:p>
+      <w:pPr>
+        <w:bidi/>
+        <w:spacing w:after="200" w:line="340"/>
+        <w:jc w:val="right"/>
+      </w:pPr>
+      <w:r>
+        <w:rPr>
+          <w:rFonts w:ascii="Times New Roman" w:cs="Times New Roman" w:eastAsia="Times New Roman" w:hAnsi="Times New Roman"/>
+          <w:sz w:val="24"/>
+          <w:szCs w:val="24"/>
+          <w:rtl/>
+        </w:rPr>
+        <w:t xml:space="preserve">يا من أظهر الجميل وستر القبيح! يا من لا يؤاخذ بالجريرة ولا يهتك الستر! يا حسن التجاوز! يا سامع كل نجوى، ويا منتهى كل شكوى! يا كريم الصفح! يا عظيم المنّ! يا مبتدئ النعم قبل استحقاقها! يا سيدنا، ويا مولانا، ويا غاية رغبتنا! نسألك اللهم ألا تشوي خلقنا بالنار، اللهم أعذنا من النار، اللهم أعذنا من عذاب القبر، يا رب العالمين! اللهم أعذنا من الضلال، يا أرحم الراحمين! اللهم ثبّتنا عند السؤال، يا أكرم الأكرمين!</w:t>
+      </w:r>
+    </w:p>
+    <w:p>
+      <w:pPr>
+        <w:bidi/>
+        <w:spacing w:after="200" w:line="340"/>
+        <w:jc w:val="right"/>
+      </w:pPr>
+      <w:r>
+        <w:rPr>
+          <w:rFonts w:ascii="Times New Roman" w:cs="Times New Roman" w:eastAsia="Times New Roman" w:hAnsi="Times New Roman"/>
+          <w:sz w:val="24"/>
+          <w:szCs w:val="24"/>
+          <w:rtl/>
+        </w:rPr>
+        <w:t xml:space="preserve">إلهنا ومولانا، تمّ نورك فهديتنا فلك الحمد، عَظُم حلمك فغفرت فلك الحمد. إلهنا وربنا، وجهك أكرم الوجوه، وعطيتك أفضل العطية وأهناها، تُطاع فتُشكر، وتُعصى فتغفر، وتكشف الضر، وتشفي السقيم، وتغفر الذنب العظيم، وتقبل التوبة، ولا يجزي بآلائك أحد، ولا يبلغ مدحتك قول قائل، أنت الله لا إله إلا أنت.</w:t>
+      </w:r>
+    </w:p>
+    <w:p>
+      <w:pPr>
+        <w:bidi/>
+        <w:spacing w:after="200" w:line="340"/>
+        <w:jc w:val="right"/>
+      </w:pPr>
+      <w:r>
+        <w:rPr>
+          <w:rFonts w:ascii="Times New Roman" w:cs="Times New Roman" w:eastAsia="Times New Roman" w:hAnsi="Times New Roman"/>
+          <w:sz w:val="24"/>
+          <w:szCs w:val="24"/>
+          <w:rtl/>
+        </w:rPr>
+        <w:t xml:space="preserve">اللهم أنت أحق من ذُكر، وأحق من عُبد، وأنصَر من ابتُغي، وأرأف من مَلَك، وأجود من سُئل، وأوسع من أعطى، أنت الملك لا شريك لك، والفرد لا ند لك، كل شيء هالك إلا وجهك، لن تُطاع إلا بإذنك، ولن تُعصى إلا بعلمك، يا رب العالمين! أقرب شهيد وأدنى حفيظ، حُلت دون النفوس، وأخذت بالنواصي، وكتبت الآثار، ونسخت الآجال، القلوب لك مفضية، والسر عندك علانية، الحلال ما أحللت، والحرام ما حرمت، والدين ما شرعت، والأمر ما قضيت، الخلق خلقك، والعباد عبادك، وأنت الله الرؤوف الرحيم.</w:t>
+      </w:r>
+    </w:p>
+    <w:p>
+      <w:pPr>
+        <w:bidi/>
+        <w:spacing w:after="200" w:line="340"/>
+        <w:jc w:val="right"/>
+      </w:pPr>
+      <w:r>
+        <w:rPr>
+          <w:rFonts w:ascii="Times New Roman" w:cs="Times New Roman" w:eastAsia="Times New Roman" w:hAnsi="Times New Roman"/>
+          <w:sz w:val="24"/>
+          <w:szCs w:val="24"/>
+          <w:rtl/>
+        </w:rPr>
+        <w:t xml:space="preserve">نسألك اللهم في هذه الليلة بوجهك الكريم، أن تجيرنا من النار، اللهم أجرنا من النار. اللهم احشرنا تحت لواء سيد المرسلين، واجعلنا معه من المقربين، يا رب العالمين! اللهم اجعلنا يوم القيامة من الآمنين المطمئنين الذين </w:t>
       </w:r>
       <w:r>
         <w:rPr>
@@ -18640,69 +17888,546 @@
           <w:szCs w:val="24"/>
           <w:rtl/>
         </w:rPr>
-        <w:t xml:space="preserve">﴿إِنَّ الصَّفَا وَالْمَرْوَةَ مِن شَعَائِرِ اللَّهِ﴾</w:t>
-      </w:r>
-      <w:r>
-        <w:rPr>
-          <w:rFonts w:ascii="Times New Roman" w:cs="Times New Roman" w:eastAsia="Times New Roman" w:hAnsi="Times New Roman"/>
-          <w:sz w:val="24"/>
-          <w:szCs w:val="24"/>
-          <w:rtl/>
-        </w:rPr>
-        <w:t xml:space="preserve">، ثم يرقى على الصفا حتى يرى الكعبة فيستقبلها، ويرفع يديه كرفعهما في الدعاء، فيحمد الله ويدعو، ومن دعاء النبي صلى الله عليه وسلم هنا: «لا إله إلا الله، وحده لا شريك له، له الملك، وله الحمد، يحيي ويميت وهو على كل شيء قدير، لا إله إلا الله وحده، أنجز وعده، ونصر عبده، وهزم الأحزاب وحده» (يُكرر</w:t>
-      </w:r>
-      <w:r>
-        <w:rPr>
-          <w:rFonts w:ascii="Times New Roman" w:cs="Times New Roman" w:eastAsia="Times New Roman" w:hAnsi="Times New Roman"/>
-          <w:b/>
-          <w:bCs/>
-          <w:color w:val="3B5BA5"/>
-          <w:sz w:val="24"/>
-          <w:szCs w:val="24"/>
-          <w:rtl/>
-        </w:rPr>
-        <w:t xml:space="preserve"> 3 مرات</w:t>
-      </w:r>
-      <w:r>
-        <w:rPr>
-          <w:rFonts w:ascii="Times New Roman" w:cs="Times New Roman" w:eastAsia="Times New Roman" w:hAnsi="Times New Roman"/>
-          <w:sz w:val="24"/>
-          <w:szCs w:val="24"/>
-          <w:rtl/>
-        </w:rPr>
-        <w:t xml:space="preserve">، ويدعو بينها).</w:t>
-      </w:r>
-    </w:p>
-    <w:p>
-      <w:pPr>
-        <w:bidi/>
-        <w:spacing w:after="200" w:line="340"/>
-        <w:jc w:val="right"/>
-      </w:pPr>
-      <w:r>
-        <w:rPr>
-          <w:rFonts w:ascii="Times New Roman" w:cs="Times New Roman" w:eastAsia="Times New Roman" w:hAnsi="Times New Roman"/>
-          <w:sz w:val="24"/>
-          <w:szCs w:val="24"/>
-          <w:rtl/>
-        </w:rPr>
-        <w:t xml:space="preserve">ثم ينزل من الصفا إلى المروة ماشيًا، فإذا بلغ العلم الأخضر الأول أسرع الرجل قليلًا دون أن يؤذي أحدًا، فإذا بلغ العلم الأخضر الثاني مشى كعادته حتى المروة، فيرقى عليها ويقول مثل ما قاله على الصفا. وهكذا ذهابًا وإيابًا حتى يُكمل 7 أشواط (الذهاب من الصفا للمروة شوط، والعودة شوط آخر)، يقول في سعيه ما أحب من ذكر ودعاء وقراءة قرآن.</w:t>
-      </w:r>
-    </w:p>
-    <w:p>
-      <w:pPr>
-        <w:bidi/>
-        <w:spacing w:after="200" w:line="340"/>
-        <w:jc w:val="right"/>
-      </w:pPr>
-      <w:r>
-        <w:rPr>
-          <w:rFonts w:ascii="Times New Roman" w:cs="Times New Roman" w:eastAsia="Times New Roman" w:hAnsi="Times New Roman"/>
-          <w:sz w:val="24"/>
-          <w:szCs w:val="24"/>
-          <w:rtl/>
-        </w:rPr>
-        <w:t xml:space="preserve">الحلق أو التقصير: بعد إتمام السعي، يحلق الرجل رأسه أو يُقصّر (والحلق أفضل، ويكون شاملًا لكل الرأس)، وتُقصّر المرأة من أطراف شعرها قدر أنملة. وبهذا تتم العمرة، ويُحلّ المسلم من إحرامه إحلالًا كاملًا.</w:t>
+        <w:t xml:space="preserve">﴿لَا خَوْفٌ عَلَيْهِمْ وَلَا هُمْ يَحْزَنُونَ﴾</w:t>
+      </w:r>
+      <w:r>
+        <w:rPr>
+          <w:rFonts w:ascii="Times New Roman" w:cs="Times New Roman" w:eastAsia="Times New Roman" w:hAnsi="Times New Roman"/>
+          <w:sz w:val="24"/>
+          <w:szCs w:val="24"/>
+          <w:rtl/>
+        </w:rPr>
+        <w:t xml:space="preserve"> [يونس: 62]. اللهم ثبّتنا على الصراط، يا رب العالمين! اللهم سهّل علينا كل عقبة دون الجنة، حتى تبلغنا إياها. اللهم إنا نسألك العفو والعافية في أمورنا كلها، في الدين والدنيا والآخرة.</w:t>
+      </w:r>
+    </w:p>
+    <w:p>
+      <w:pPr>
+        <w:bidi/>
+        <w:spacing w:after="200" w:line="340"/>
+        <w:jc w:val="right"/>
+      </w:pPr>
+      <w:r>
+        <w:rPr>
+          <w:rFonts w:ascii="Times New Roman" w:cs="Times New Roman" w:eastAsia="Times New Roman" w:hAnsi="Times New Roman"/>
+          <w:sz w:val="24"/>
+          <w:szCs w:val="24"/>
+          <w:rtl/>
+        </w:rPr>
+        <w:t xml:space="preserve">اللهم إنا نسألك يا ذا الجلال والإكرام أن تُبيّض وجوهنا يوم تسودّ الوجوه، اللهم آتنا كتابنا بأيماننا، اللهم آتِ نفوسنا تقواها، زكّها أنت خير من زكّاها، أنت وليها ومولاها، لا إله لنا غيرك.</w:t>
+      </w:r>
+    </w:p>
+    <w:p>
+      <w:pPr>
+        <w:bidi/>
+        <w:spacing w:after="200" w:line="340"/>
+        <w:jc w:val="right"/>
+      </w:pPr>
+      <w:r>
+        <w:rPr>
+          <w:rFonts w:ascii="Times New Roman" w:cs="Times New Roman" w:eastAsia="Times New Roman" w:hAnsi="Times New Roman"/>
+          <w:sz w:val="24"/>
+          <w:szCs w:val="24"/>
+          <w:rtl/>
+        </w:rPr>
+        <w:t xml:space="preserve">اللهم هذه أيدينا قد رُفعت إليك، وهذه وجوهنا قد نُصبت إلى وجهك، يا أكرم الأكرمين! وهذه قلوبنا قد أنابت إليك، وهذه جباهنا سجدت لك، والمنة لك، يا أكرم الأكرمين!</w:t>
+      </w:r>
+    </w:p>
+    <w:p>
+      <w:pPr>
+        <w:bidi/>
+        <w:spacing w:after="200" w:line="340"/>
+        <w:jc w:val="right"/>
+      </w:pPr>
+      <w:r>
+        <w:rPr>
+          <w:rFonts w:ascii="Times New Roman" w:cs="Times New Roman" w:eastAsia="Times New Roman" w:hAnsi="Times New Roman"/>
+          <w:sz w:val="24"/>
+          <w:szCs w:val="24"/>
+          <w:rtl/>
+        </w:rPr>
+        <w:t xml:space="preserve">اللهم تقبل دعاءنا، واغفر ذنوبنا. اللهم يا ذا الجلال والإكرام، اختم لنا شهرنا رمضان برضوانك، وجُد علينا بمنّك وامتنانك. اللهم احفظ لنا حسناتنا، ولا تُبطلها، اللهم تقبل منا كل صغير وكبير، ولا تُبطل أعمالنا، اللهم امحُ سيئاتنا، يا رب العالمين! اللهم اجعلنا عندك من السعداء، اللهم اغفر لنا أجمعين. اللهم اجعل هذا المجتمع مجتمعًا مرحومًا، واجعل تفرقنا من بعده تفرقًا معصومًا، ولا تجعل فينا ولا معنا ولا منا شقيًا ولا محرومًا، يا رب العالمين، يا أكرم الأكرمين!</w:t>
+      </w:r>
+    </w:p>
+    <w:p>
+      <w:pPr>
+        <w:bidi/>
+        <w:spacing w:after="200" w:line="340"/>
+        <w:jc w:val="right"/>
+      </w:pPr>
+      <w:r>
+        <w:rPr>
+          <w:rFonts w:ascii="Times New Roman" w:cs="Times New Roman" w:eastAsia="Times New Roman" w:hAnsi="Times New Roman"/>
+          <w:sz w:val="24"/>
+          <w:szCs w:val="24"/>
+          <w:rtl/>
+        </w:rPr>
+        <w:t xml:space="preserve">يا من لا تراه في الدنيا العيون، ولا تخالطه الظنون، ولا يصفه الواصفون، ولا تغيره الحوادث، ولا يخشى الدوائر، ويعلم مكاييل البحار، ويعلم مثاقيل الجبال، وعدد قطر الأمطار، وعدد ورق الأشجار، ولا تواري منه سماء سماءً، ولا أرض أرضًا، ولا بحر ما في قعره، ولا جبل ما في وعره، نسألك اللهم أن تجعل خير أعمارنا آخرها، وخير أعمالنا خواتمها، وخير أيامنا يوم لقاك، يا أكرم الأكرمين، ويا رب العالمين!</w:t>
+      </w:r>
+    </w:p>
+    <w:p>
+      <w:pPr>
+        <w:bidi/>
+        <w:spacing w:after="200" w:line="340"/>
+        <w:jc w:val="right"/>
+      </w:pPr>
+      <w:r>
+        <w:rPr>
+          <w:rFonts w:ascii="Times New Roman" w:cs="Times New Roman" w:eastAsia="Times New Roman" w:hAnsi="Times New Roman"/>
+          <w:sz w:val="24"/>
+          <w:szCs w:val="24"/>
+          <w:rtl/>
+        </w:rPr>
+        <w:t xml:space="preserve">اللهم إنا نسألك موجبات رحمتك، وعزائم مغفرتك، والغنيمة من كل بر، والسلامة من كل إثم، والفوز بالجنة، والنجاة من النار.</w:t>
+      </w:r>
+    </w:p>
+    <w:p>
+      <w:pPr>
+        <w:bidi/>
+        <w:spacing w:after="200" w:line="340"/>
+        <w:jc w:val="right"/>
+      </w:pPr>
+      <w:r>
+        <w:rPr>
+          <w:rFonts w:ascii="Times New Roman" w:cs="Times New Roman" w:eastAsia="Times New Roman" w:hAnsi="Times New Roman"/>
+          <w:sz w:val="24"/>
+          <w:szCs w:val="24"/>
+          <w:rtl/>
+        </w:rPr>
+        <w:t xml:space="preserve">اللهم إنا نعوذ بك من سوء القضاء، وشماتة الأعداء، ودرك الشقاء، وجهد البلاء.</w:t>
+      </w:r>
+    </w:p>
+    <w:p>
+      <w:pPr>
+        <w:bidi/>
+        <w:spacing w:after="200" w:line="340"/>
+        <w:jc w:val="right"/>
+      </w:pPr>
+      <w:r>
+        <w:rPr>
+          <w:rFonts w:ascii="Times New Roman" w:cs="Times New Roman" w:eastAsia="Times New Roman" w:hAnsi="Times New Roman"/>
+          <w:sz w:val="24"/>
+          <w:szCs w:val="24"/>
+          <w:rtl/>
+        </w:rPr>
+        <w:t xml:space="preserve">اللهم احفظنا بالإسلام قائمين، اللهم احفظنا بالإسلام قاعدين، اللهم احفظنا بالإسلام راقدين، اللهم لا تُشمت بنا الأعداء ولا الحاسدين.</w:t>
+      </w:r>
+    </w:p>
+    <w:p>
+      <w:pPr>
+        <w:bidi/>
+        <w:spacing w:after="200" w:line="340"/>
+        <w:jc w:val="right"/>
+      </w:pPr>
+      <w:r>
+        <w:rPr>
+          <w:rFonts w:ascii="Times New Roman" w:cs="Times New Roman" w:eastAsia="Times New Roman" w:hAnsi="Times New Roman"/>
+          <w:sz w:val="24"/>
+          <w:szCs w:val="24"/>
+          <w:rtl/>
+        </w:rPr>
+        <w:t xml:space="preserve">اللهم أعنا ولا تُعن علينا، اللهم انصرنا ولا تنصر علينا، اللهم امكر لنا ولا تمكر بنا، اللهم اهدنا ويسر لنا الهدى، يا رب العالمين، يا أكرم الأكرمين، ويا أرحم الراحمين!</w:t>
+      </w:r>
+    </w:p>
+    <w:p>
+      <w:pPr>
+        <w:bidi/>
+        <w:spacing w:after="200" w:line="340"/>
+        <w:jc w:val="right"/>
+      </w:pPr>
+      <w:r>
+        <w:rPr>
+          <w:rFonts w:ascii="Times New Roman" w:cs="Times New Roman" w:eastAsia="Times New Roman" w:hAnsi="Times New Roman"/>
+          <w:sz w:val="24"/>
+          <w:szCs w:val="24"/>
+          <w:rtl/>
+        </w:rPr>
+        <w:t xml:space="preserve">اللهم أحسن عاقبتنا في الأمور كلها، وأجرنا من خزي الدنيا وعذاب الآخرة.</w:t>
+      </w:r>
+    </w:p>
+    <w:p>
+      <w:pPr>
+        <w:bidi/>
+        <w:spacing w:after="200" w:line="340"/>
+        <w:jc w:val="right"/>
+      </w:pPr>
+      <w:r>
+        <w:rPr>
+          <w:rFonts w:ascii="Times New Roman" w:cs="Times New Roman" w:eastAsia="Times New Roman" w:hAnsi="Times New Roman"/>
+          <w:sz w:val="24"/>
+          <w:szCs w:val="24"/>
+          <w:rtl/>
+        </w:rPr>
+        <w:t xml:space="preserve">اللهم ألّف بين قلوب المسلمين، اللهم أصلح ذات بينهم، اللهم اهدهم سبل السلام، اللهم أخرجهم من الظلمات إلى النور، اللهم انصرهم على عدوك وعدوهم، يا رب العالمين! اللهم اشرح صدورهم، اللهم يسّر أمورهم، اللهم تولَّ أمورهم، إنك على كل شيء قدير.</w:t>
+      </w:r>
+    </w:p>
+    <w:p>
+      <w:pPr>
+        <w:bidi/>
+        <w:spacing w:after="200" w:line="340"/>
+        <w:jc w:val="right"/>
+      </w:pPr>
+      <w:r>
+        <w:rPr>
+          <w:rFonts w:ascii="Times New Roman" w:cs="Times New Roman" w:eastAsia="Times New Roman" w:hAnsi="Times New Roman"/>
+          <w:sz w:val="24"/>
+          <w:szCs w:val="24"/>
+          <w:rtl/>
+        </w:rPr>
+        <w:t xml:space="preserve">اللهم ارحم المسلمين رحمة تُغنيهم بها عن رحمة من سواك، اللهم أصلح أحوالهم كلها، يا رب العالمين! اللهم ألّف بين قلوب المسلمين وبين ولاتهم، واجعلهم متعاونين على الخير والهدى، والبر والتقوى، إنك أنت الله لا إله إلا أنت، أنت الله مقلّب القلوب، وأنت على كل شيء قدير. اللهم اجمع كلمة المسلمين على الحق، اللهم احفظ مقدسات المسلمين وديارهم وأعراضهم وحرماتهم، يا أكرم الأكرمين، ويا رب العالمين!</w:t>
+      </w:r>
+    </w:p>
+    <w:p>
+      <w:pPr>
+        <w:bidi/>
+        <w:spacing w:after="200" w:line="340"/>
+        <w:jc w:val="right"/>
+      </w:pPr>
+      <w:r>
+        <w:rPr>
+          <w:rFonts w:ascii="Times New Roman" w:cs="Times New Roman" w:eastAsia="Times New Roman" w:hAnsi="Times New Roman"/>
+          <w:sz w:val="24"/>
+          <w:szCs w:val="24"/>
+          <w:rtl/>
+        </w:rPr>
+        <w:t xml:space="preserve">اللهم ألهمنا والمسلمين رشدنا، اللهم أعذنا من شرور أنفسنا، اللهم إنا نعوذ بك من إبليس وذريته، ومن سيئات أعمالنا، ومن شر كل ذي شر، يا رب العالمين! اللهم إنا نسألك يا ذا الجلال والإكرام، يا أرحم الراحمين، أن ترفع درجاتنا في جنات النعيم.</w:t>
+      </w:r>
+    </w:p>
+    <w:p>
+      <w:pPr>
+        <w:bidi/>
+        <w:spacing w:after="200" w:line="340"/>
+        <w:jc w:val="right"/>
+      </w:pPr>
+      <w:r>
+        <w:rPr>
+          <w:rFonts w:ascii="Times New Roman" w:cs="Times New Roman" w:eastAsia="Times New Roman" w:hAnsi="Times New Roman"/>
+          <w:sz w:val="24"/>
+          <w:szCs w:val="24"/>
+          <w:rtl/>
+        </w:rPr>
+        <w:t xml:space="preserve">اللهم أنت ربنا وإلهنا، اتكالنا عليك، والرغبة عظمت عندك، يا رب العالمين! وأنت الله لا إله إلا أنت، لك الدنيا والآخرة، أنت على كل شيء قدير. اللهم اختم لنا بالمغفرة في أمورنا كلها، اللهم وفقنا لطاعاتك، وجنّبنا معاصيك. اللهم طهّر قلوبنا من النفاق، وأعمالنا من الرياء، وأعيننا من الخيانة، وألسنتنا من الكذب. اللهم اجعل بلادنا آمنة مطمئنة رخاءً سخاءً، يا رب العالمين! اللهم عمّ بالخير المسلمين، يا أكرم الأكرمين! اللهم أدم الأمن والاستقرار في بلادنا، يا رب العالمين!</w:t>
+      </w:r>
+    </w:p>
+    <w:p>
+      <w:pPr>
+        <w:bidi/>
+        <w:spacing w:after="200" w:line="340"/>
+        <w:jc w:val="right"/>
+      </w:pPr>
+      <w:r>
+        <w:rPr>
+          <w:rFonts w:ascii="Times New Roman" w:cs="Times New Roman" w:eastAsia="Times New Roman" w:hAnsi="Times New Roman"/>
+          <w:sz w:val="24"/>
+          <w:szCs w:val="24"/>
+          <w:rtl/>
+        </w:rPr>
+        <w:t xml:space="preserve">اللهم أنت الله لا إله إلا أنت، نسألك يا ذا الجلال والإكرام عفوك ومغفرتك. اللهم اجعلنا ممن وُفّق لليلة القدر، وقامها إيمانًا واحتسابًا، وقَبِلَتها منه، يا رب العالمين!</w:t>
+      </w:r>
+    </w:p>
+    <w:p>
+      <w:pPr>
+        <w:bidi/>
+        <w:spacing w:after="200" w:line="340"/>
+        <w:jc w:val="right"/>
+      </w:pPr>
+      <w:r>
+        <w:rPr>
+          <w:rFonts w:ascii="Times New Roman" w:cs="Times New Roman" w:eastAsia="Times New Roman" w:hAnsi="Times New Roman"/>
+          <w:sz w:val="24"/>
+          <w:szCs w:val="24"/>
+          <w:rtl/>
+        </w:rPr>
+        <w:t xml:space="preserve">اللهم احفظ إمامنا بحفظك، اللهم وفقه بتوفيقك، اللهم خذ بناصيته لما تحب وترضى، اللهم أصلح بطانته، وأعنه على أمور دينه ودنياه. اللهم وفّق ولاة المسلمين لما تحب وترضى، ولما فيه الخير للمسلمين.</w:t>
+      </w:r>
+    </w:p>
+    <w:p>
+      <w:pPr>
+        <w:bidi/>
+        <w:spacing w:after="200" w:line="340"/>
+        <w:jc w:val="right"/>
+      </w:pPr>
+      <w:r>
+        <w:rPr>
+          <w:rFonts w:ascii="Times New Roman" w:cs="Times New Roman" w:eastAsia="Times New Roman" w:hAnsi="Times New Roman"/>
+          <w:sz w:val="24"/>
+          <w:szCs w:val="24"/>
+          <w:rtl/>
+        </w:rPr>
+        <w:t xml:space="preserve">اللهم لك الحمد كله، ولك الملك كله، ولك الأمر كله، لا هادي لما أضللت، ولا مضل لما هديت، ولا مباعد لما قربت، ولا مقرب لما باعدت. اللهم ابسط علينا من بركاتك وفضلك ورحمتك ورزقك.</w:t>
+      </w:r>
+    </w:p>
+    <w:p>
+      <w:pPr>
+        <w:bidi/>
+        <w:spacing w:after="200" w:line="340"/>
+        <w:jc w:val="right"/>
+      </w:pPr>
+      <w:r>
+        <w:rPr>
+          <w:rFonts w:ascii="Times New Roman" w:cs="Times New Roman" w:eastAsia="Times New Roman" w:hAnsi="Times New Roman"/>
+          <w:sz w:val="24"/>
+          <w:szCs w:val="24"/>
+          <w:rtl/>
+        </w:rPr>
+        <w:t xml:space="preserve">اللهم إنا نسألك الأمن يوم الخوف، ونسألك النعيم المقيم الذي لا يحول ولا يزول.</w:t>
+      </w:r>
+    </w:p>
+    <w:p>
+      <w:pPr>
+        <w:bidi/>
+        <w:spacing w:after="200" w:line="340"/>
+        <w:jc w:val="right"/>
+      </w:pPr>
+      <w:r>
+        <w:rPr>
+          <w:rFonts w:ascii="Times New Roman" w:cs="Times New Roman" w:eastAsia="Times New Roman" w:hAnsi="Times New Roman"/>
+          <w:sz w:val="24"/>
+          <w:szCs w:val="24"/>
+          <w:rtl/>
+        </w:rPr>
+        <w:t xml:space="preserve">اللهم حبّب إلينا الإيمان وزيّنه في قلوبنا، وكرّه إلينا الكفر والفسوق والعصيان، واجعلنا من الراشدين، يا أكرم الأكرمين!</w:t>
+      </w:r>
+    </w:p>
+    <w:p>
+      <w:pPr>
+        <w:bidi/>
+        <w:spacing w:after="200" w:line="340"/>
+        <w:jc w:val="right"/>
+      </w:pPr>
+      <w:r>
+        <w:rPr>
+          <w:rFonts w:ascii="Times New Roman" w:cs="Times New Roman" w:eastAsia="Times New Roman" w:hAnsi="Times New Roman"/>
+          <w:sz w:val="24"/>
+          <w:szCs w:val="24"/>
+          <w:rtl/>
+        </w:rPr>
+        <w:t xml:space="preserve">اللهم إنا نعوذ بك من قلب لا يخشع، ومن دعاء لا يُسمع، ومن علم لا ينفع، يا ذا الجلال والإكرام!</w:t>
+      </w:r>
+    </w:p>
+    <w:p>
+      <w:pPr>
+        <w:bidi/>
+        <w:spacing w:after="200" w:line="340"/>
+        <w:jc w:val="right"/>
+      </w:pPr>
+      <w:r>
+        <w:rPr>
+          <w:rFonts w:ascii="Times New Roman" w:cs="Times New Roman" w:eastAsia="Times New Roman" w:hAnsi="Times New Roman"/>
+          <w:sz w:val="24"/>
+          <w:szCs w:val="24"/>
+          <w:rtl/>
+        </w:rPr>
+        <w:t xml:space="preserve">اللهم إنا نسألك من خير ما سألك منه نبيك ورسولك محمد صلى الله عليه وسلم وعبادك الصالحون وأولياؤك المقربون، ونعوذ بك اللهم من شر ما استعاذك منه نبيك ورسولك محمد صلى الله عليه وسلم وعبادك الصالحون وأنبياؤك، يا ذا الجلال والإكرام!</w:t>
+      </w:r>
+    </w:p>
+    <w:p>
+      <w:pPr>
+        <w:bidi/>
+        <w:spacing w:after="200" w:line="340"/>
+        <w:jc w:val="right"/>
+      </w:pPr>
+      <w:r>
+        <w:rPr>
+          <w:rFonts w:ascii="Times New Roman" w:cs="Times New Roman" w:eastAsia="Times New Roman" w:hAnsi="Times New Roman"/>
+          <w:sz w:val="24"/>
+          <w:szCs w:val="24"/>
+          <w:rtl/>
+        </w:rPr>
+        <w:t xml:space="preserve">اللهم إنا نسألك يا ذا الجلال والإكرام أن تتقبل دعاءنا، وأن ترحم وقوفنا بين يديك. اللهم هذا الدعاء وهذا العمل، وأنت الله لا إله إلا أنت، تقبل منا أعمالنا وأقوالنا ودعاءنا، واغفر لنا يا أرحم الراحمين ما خالط ذلك مما لا ترضاه، يا أكرم الأكرمين!</w:t>
+      </w:r>
+    </w:p>
+    <w:p>
+      <w:pPr>
+        <w:bidi/>
+        <w:spacing w:after="200" w:line="340"/>
+        <w:jc w:val="right"/>
+      </w:pPr>
+      <w:r>
+        <w:rPr>
+          <w:rFonts w:ascii="Times New Roman" w:cs="Times New Roman" w:eastAsia="Times New Roman" w:hAnsi="Times New Roman"/>
+          <w:sz w:val="24"/>
+          <w:szCs w:val="24"/>
+          <w:rtl/>
+        </w:rPr>
+        <w:t xml:space="preserve">اللهم إنا نسألك الإخلاص في القول والعمل، ونسألك اللهم الاستقامة على سنة رسولك صلى الله عليه وسلم.</w:t>
+      </w:r>
+    </w:p>
+    <w:p>
+      <w:pPr>
+        <w:bidi/>
+        <w:spacing w:after="200" w:line="340"/>
+        <w:jc w:val="right"/>
+      </w:pPr>
+      <w:r>
+        <w:rPr>
+          <w:rFonts w:ascii="Times New Roman" w:cs="Times New Roman" w:eastAsia="Times New Roman" w:hAnsi="Times New Roman"/>
+          <w:sz w:val="24"/>
+          <w:szCs w:val="24"/>
+          <w:rtl/>
+        </w:rPr>
+        <w:t xml:space="preserve">اللهم لا تردنا خائبين يا ذا الجلال والإكرام!</w:t>
+      </w:r>
+    </w:p>
+    <w:p>
+      <w:pPr>
+        <w:bidi/>
+        <w:spacing w:after="200" w:line="340"/>
+        <w:jc w:val="right"/>
+      </w:pPr>
+      <w:r>
+        <w:rPr>
+          <w:rFonts w:ascii="Times New Roman" w:cs="Times New Roman" w:eastAsia="Times New Roman" w:hAnsi="Times New Roman"/>
+          <w:sz w:val="24"/>
+          <w:szCs w:val="24"/>
+          <w:rtl/>
+        </w:rPr>
+        <w:t xml:space="preserve">اللهم </w:t>
+      </w:r>
+      <w:r>
+        <w:rPr>
+          <w:rFonts w:ascii="Times New Roman" w:cs="Times New Roman" w:eastAsia="Times New Roman" w:hAnsi="Times New Roman"/>
+          <w:b/>
+          <w:bCs/>
+          <w:color w:val="B23A2E"/>
+          <w:sz w:val="24"/>
+          <w:szCs w:val="24"/>
+          <w:rtl/>
+        </w:rPr>
+        <w:t xml:space="preserve">﴿تَقَبَّلْ مِنَّا إِنَّكَ أَنتَ السَّمِيعُ الْعَلِيمُ﴾</w:t>
+      </w:r>
+      <w:r>
+        <w:rPr>
+          <w:rFonts w:ascii="Times New Roman" w:cs="Times New Roman" w:eastAsia="Times New Roman" w:hAnsi="Times New Roman"/>
+          <w:sz w:val="24"/>
+          <w:szCs w:val="24"/>
+          <w:rtl/>
+        </w:rPr>
+        <w:t xml:space="preserve"> [البقرة: 127]، </w:t>
+      </w:r>
+      <w:r>
+        <w:rPr>
+          <w:rFonts w:ascii="Times New Roman" w:cs="Times New Roman" w:eastAsia="Times New Roman" w:hAnsi="Times New Roman"/>
+          <w:b/>
+          <w:bCs/>
+          <w:color w:val="B23A2E"/>
+          <w:sz w:val="24"/>
+          <w:szCs w:val="24"/>
+          <w:rtl/>
+        </w:rPr>
+        <w:t xml:space="preserve">﴿وَتُبْ عَلَيْنَا إِنَّكَ أَنتَ التَّوَّابُ الرَّحِيمُ﴾</w:t>
+      </w:r>
+      <w:r>
+        <w:rPr>
+          <w:rFonts w:ascii="Times New Roman" w:cs="Times New Roman" w:eastAsia="Times New Roman" w:hAnsi="Times New Roman"/>
+          <w:sz w:val="24"/>
+          <w:szCs w:val="24"/>
+          <w:rtl/>
+        </w:rPr>
+        <w:t xml:space="preserve"> [البقرة: 128].</w:t>
+      </w:r>
+    </w:p>
+    <w:p>
+      <w:pPr>
+        <w:bidi/>
+        <w:spacing w:after="200" w:line="340"/>
+        <w:jc w:val="right"/>
+      </w:pPr>
+      <w:r>
+        <w:rPr>
+          <w:rFonts w:ascii="Times New Roman" w:cs="Times New Roman" w:eastAsia="Times New Roman" w:hAnsi="Times New Roman"/>
+          <w:b/>
+          <w:bCs/>
+          <w:color w:val="B23A2E"/>
+          <w:sz w:val="24"/>
+          <w:szCs w:val="24"/>
+          <w:rtl/>
+        </w:rPr>
+        <w:t xml:space="preserve">﴿رَبَّنَا لَا تُؤَاخِذْنَا إِن نَّسِينَا أَوْ أَخْطَأْنَا رَبَّنَا وَلَا تَحْمِلْ عَلَيْنَا إِصْرًا كَمَا حَمَلْتَهُ عَلَى الَّذِينَ مِن قَبْلِنَا رَبَّنَا وَلَا تُحَمِّلْنَا مَا لَا طَاقَةَ لَنَا بِهِ وَاعْفُ عَنَّا وَاغْفِرْ لَنَا وَارْحَمْنَا أَنتَ مَوْلَانَا فَانصُرْنَا عَلَى الْقَوْمِ الْكَافِرِينَ﴾</w:t>
+      </w:r>
+      <w:r>
+        <w:rPr>
+          <w:rFonts w:ascii="Times New Roman" w:cs="Times New Roman" w:eastAsia="Times New Roman" w:hAnsi="Times New Roman"/>
+          <w:sz w:val="24"/>
+          <w:szCs w:val="24"/>
+          <w:rtl/>
+        </w:rPr>
+        <w:t xml:space="preserve"> [البقرة: 286].</w:t>
+      </w:r>
+    </w:p>
+    <w:p>
+      <w:pPr>
+        <w:bidi/>
+        <w:spacing w:after="200" w:line="340"/>
+        <w:jc w:val="right"/>
+      </w:pPr>
+      <w:r>
+        <w:rPr>
+          <w:rFonts w:ascii="Times New Roman" w:cs="Times New Roman" w:eastAsia="Times New Roman" w:hAnsi="Times New Roman"/>
+          <w:b/>
+          <w:bCs/>
+          <w:color w:val="B23A2E"/>
+          <w:sz w:val="24"/>
+          <w:szCs w:val="24"/>
+          <w:rtl/>
+        </w:rPr>
+        <w:t xml:space="preserve">﴿وَلَا تَجْعَلْ فِي قُلُوبِنَا غِلًّا لِّلَّذِينَ آمَنُوا رَبَّنَا إِنَّكَ رَؤُوفٌ رَّحِيمٌ﴾</w:t>
+      </w:r>
+      <w:r>
+        <w:rPr>
+          <w:rFonts w:ascii="Times New Roman" w:cs="Times New Roman" w:eastAsia="Times New Roman" w:hAnsi="Times New Roman"/>
+          <w:sz w:val="24"/>
+          <w:szCs w:val="24"/>
+          <w:rtl/>
+        </w:rPr>
+        <w:t xml:space="preserve"> [الحشر: 10].</w:t>
+      </w:r>
+    </w:p>
+    <w:p>
+      <w:pPr>
+        <w:bidi/>
+        <w:spacing w:after="200" w:line="340"/>
+        <w:jc w:val="right"/>
+      </w:pPr>
+      <w:r>
+        <w:rPr>
+          <w:rFonts w:ascii="Times New Roman" w:cs="Times New Roman" w:eastAsia="Times New Roman" w:hAnsi="Times New Roman"/>
+          <w:sz w:val="24"/>
+          <w:szCs w:val="24"/>
+          <w:rtl/>
+        </w:rPr>
+        <w:t xml:space="preserve">اللهم اغفر لنا، يا أرحم الراحمين! اللهم إنا نسألك يا ذا الجلال والإكرام أن توفقنا فيما بقي من ساعات في شهر رمضان لما تحبه وترضاه.</w:t>
+      </w:r>
+    </w:p>
+    <w:p>
+      <w:pPr>
+        <w:bidi/>
+        <w:spacing w:after="200" w:line="340"/>
+        <w:jc w:val="right"/>
+      </w:pPr>
+      <w:r>
+        <w:rPr>
+          <w:rFonts w:ascii="Times New Roman" w:cs="Times New Roman" w:eastAsia="Times New Roman" w:hAnsi="Times New Roman"/>
+          <w:sz w:val="24"/>
+          <w:szCs w:val="24"/>
+          <w:rtl/>
+        </w:rPr>
+        <w:t xml:space="preserve">اللهم إنا نعوذ برضاك من سخطك، وبمعافاتك من عقوبتك، وبك منك، لا نُحصي ثناءً عليك.</w:t>
+      </w:r>
+    </w:p>
+    <w:p>
+      <w:pPr>
+        <w:bidi/>
+        <w:spacing w:after="200" w:line="340"/>
+        <w:jc w:val="right"/>
+      </w:pPr>
+      <w:r>
+        <w:rPr>
+          <w:rFonts w:ascii="Times New Roman" w:cs="Times New Roman" w:eastAsia="Times New Roman" w:hAnsi="Times New Roman"/>
+          <w:sz w:val="24"/>
+          <w:szCs w:val="24"/>
+          <w:rtl/>
+        </w:rPr>
+        <w:t xml:space="preserve">اللهم صلِّ وسلّم وبارك على عبدك ورسولك محمد سيد الأولين والآخرين، وعلى آله وصحبه أجمعين.</w:t>
       </w:r>
     </w:p>
     <w:p>
@@ -18726,7 +18451,7 @@
           <w:szCs w:val="36"/>
           <w:rtl/>
         </w:rPr>
-        <w:t>21. حزب البحر</w:t>
+        <w:t>21. العمرة وأدعيتها</w:t>
       </w:r>
     </w:p>
     <w:p>
@@ -18760,31 +18485,72 @@
           <w:szCs w:val="24"/>
           <w:rtl/>
         </w:rPr>
-        <w:t xml:space="preserve">توجه واستفتاح حزب البحر:</w:t>
-      </w:r>
-    </w:p>
-    <w:p>
-      <w:pPr>
-        <w:bidi/>
-        <w:spacing w:after="200" w:line="340"/>
-        <w:jc w:val="right"/>
-      </w:pPr>
-      <w:r>
-        <w:rPr>
-          <w:rFonts w:ascii="Times New Roman" w:cs="Times New Roman" w:eastAsia="Times New Roman" w:hAnsi="Times New Roman"/>
-          <w:sz w:val="24"/>
-          <w:szCs w:val="24"/>
-          <w:rtl/>
-        </w:rPr>
-        <w:t xml:space="preserve">بسم الله الرحمن الرحيم</w:t>
-      </w:r>
-    </w:p>
-    <w:p>
-      <w:pPr>
-        <w:bidi/>
-        <w:spacing w:after="200" w:line="340"/>
-        <w:jc w:val="right"/>
-      </w:pPr>
+        <w:t xml:space="preserve">الإحرام: يُحرم المسلم من الميقات المحدد له، ثم يتجرد من ثيابه ويغتسل كما يغتسل من الجنابة (سنة للرجال والنساء حتى الحائض والنفساء)، ثم يلبس ثياب الإحرام ويلف رداءه على كتفه (ولا يُخرج الكتف الأيمن إلا في طواف القدوم)، ثم يُصلي الفريضة إن كان وقتها، وإلا صلى ركعتين ينوي بهما سنة الوضوء (وإن لم يُصل فلا حرج).</w:t>
+      </w:r>
+    </w:p>
+    <w:p>
+      <w:pPr>
+        <w:bidi/>
+        <w:spacing w:after="200" w:line="340"/>
+        <w:jc w:val="right"/>
+      </w:pPr>
+      <w:r>
+        <w:rPr>
+          <w:rFonts w:ascii="Times New Roman" w:cs="Times New Roman" w:eastAsia="Times New Roman" w:hAnsi="Times New Roman"/>
+          <w:sz w:val="24"/>
+          <w:szCs w:val="24"/>
+          <w:rtl/>
+        </w:rPr>
+        <w:t xml:space="preserve">إذا فرغ من الصلاة أحرم وقال: «لبيك عمرة» (ولمن يؤدي العمرة عن شخص متوفى، يقول: «اللهم لبيك عمرة عن فلان»، مع أن النية تكفي). يَحرُم بعد الإحرام: الطيب، والنساء، ولبس المخيط، والأخذ من شعر الجسم، والصيد.</w:t>
+      </w:r>
+    </w:p>
+    <w:p>
+      <w:pPr>
+        <w:bidi/>
+        <w:spacing w:after="200" w:line="340"/>
+        <w:jc w:val="right"/>
+      </w:pPr>
+      <w:r>
+        <w:rPr>
+          <w:rFonts w:ascii="Times New Roman" w:cs="Times New Roman" w:eastAsia="Times New Roman" w:hAnsi="Times New Roman"/>
+          <w:sz w:val="24"/>
+          <w:szCs w:val="24"/>
+          <w:rtl/>
+        </w:rPr>
+        <w:t xml:space="preserve">التلبية: «لبيك اللهم لبيك، لبيك لا شريك لك لبيك، إن الحمد والنعمة لك والملك، لا شريك لك» — يرفع الرجل صوته بها، والمرأة تقولها بقدر ما يُسمع من بجوارها فقط. يُستحب الإكثار من التلبية، خصوصًا عند تغيّر الأحوال (كصعود مرتفع أو نزول منخفض، أو إقبال الليل أو النهار)، ثم يسأل الله رضوانه والجنة ويستعيذ برحمته من النار. والتلبية مشروعة من الإحرام إلى بدء الطواف (في العمرة)، ومن الإحرام إلى رمي جمرة العقبة يوم العيد (في الحج).</w:t>
+      </w:r>
+    </w:p>
+    <w:p>
+      <w:pPr>
+        <w:bidi/>
+        <w:spacing w:after="200" w:line="340"/>
+        <w:jc w:val="right"/>
+      </w:pPr>
+      <w:r>
+        <w:rPr>
+          <w:rFonts w:ascii="Times New Roman" w:cs="Times New Roman" w:eastAsia="Times New Roman" w:hAnsi="Times New Roman"/>
+          <w:sz w:val="24"/>
+          <w:szCs w:val="24"/>
+          <w:rtl/>
+        </w:rPr>
+        <w:t xml:space="preserve">دخول المسجد الحرام: يُقدّم رجله اليمنى ويقول: «بسم الله، والصلاة والسلام على رسول الله، اللهم اغفر لي ذنوبي، وافتح لي أبواب رحمتك، أعوذ بالله العظيم، وبوجهه الكريم، وبسلطانه القديم، من الشيطان الرجيم»</w:t>
+      </w:r>
+    </w:p>
+    <w:p>
+      <w:pPr>
+        <w:bidi/>
+        <w:spacing w:after="200" w:line="340"/>
+        <w:jc w:val="right"/>
+      </w:pPr>
+      <w:r>
+        <w:rPr>
+          <w:rFonts w:ascii="Times New Roman" w:cs="Times New Roman" w:eastAsia="Times New Roman" w:hAnsi="Times New Roman"/>
+          <w:sz w:val="24"/>
+          <w:szCs w:val="24"/>
+          <w:rtl/>
+        </w:rPr>
+        <w:t xml:space="preserve">الطواف: يتقدم إلى الحجر الأسود ليبدأ الطواف، فيستلمه بيده اليمنى ويُقبّله (فإن تعذّر، يستقبله ويُشير إليه بيده اليمنى دون تقبيل يده)، ويقول عند استلامه: «بسم الله والله أكبر، اللهم إيمانًا بك، وتصديقًا بكتابك، ووفاء بعهدك، واتباعًا لسنة نبيك محمد صلى الله عليه وسلم». ثم يجعل البيت عن يساره، فإذا بلغ الركن اليماني استلمه من غير تقبيل (أو لا يزاحم ولا يُشير إليه)، ويقول بينه وبين الحجر الأسود: </w:t>
+      </w:r>
       <w:r>
         <w:rPr>
           <w:rFonts w:ascii="Times New Roman" w:cs="Times New Roman" w:eastAsia="Times New Roman" w:hAnsi="Times New Roman"/>
@@ -18795,16 +18561,48 @@
           <w:szCs w:val="24"/>
           <w:rtl/>
         </w:rPr>
-        <w:t xml:space="preserve">﴿الْحَمْدُ لِلَّهِ رَبِّ الْعَالَمِينَ * الرَّحْمَنِ الرَّحِيمِ * مَالِكِ يَوْمِ الدِّينِ * إِيَّاكَ نَعْبُدُ وَإِيَّاكَ نَسْتَعِينُ * اهْدِنَا الصِّرَاطَ الْمُسْتَقِيمَ * صِرَاطَ الَّذِينَ أَنْعَمْتَ عَلَيْهِمْ غَيْرِ الْمَغْضُوبِ عَلَيْهِمْ وَلَا الضَّالِّينَ﴾</w:t>
-      </w:r>
-      <w:r>
-        <w:rPr>
-          <w:rFonts w:ascii="Times New Roman" w:cs="Times New Roman" w:eastAsia="Times New Roman" w:hAnsi="Times New Roman"/>
-          <w:sz w:val="24"/>
-          <w:szCs w:val="24"/>
-          <w:rtl/>
-        </w:rPr>
-        <w:t xml:space="preserve"> ثم آية الكرسي كاملة، ثم آية النعاس (</w:t>
+        <w:t xml:space="preserve">«رَبَّنَا آتِنَا فِي الدُّنْيَا حَسَنَةً وَفِي الْآخِرَةِ حَسَنَةً وَقِنَا عَذَابَ النَّارِ»</w:t>
+      </w:r>
+      <w:r>
+        <w:rPr>
+          <w:rFonts w:ascii="Times New Roman" w:cs="Times New Roman" w:eastAsia="Times New Roman" w:hAnsi="Times New Roman"/>
+          <w:sz w:val="24"/>
+          <w:szCs w:val="24"/>
+          <w:rtl/>
+        </w:rPr>
+        <w:t xml:space="preserve">، ويُكبّر كلما مرّ بالحجر الأسود. وفي بقية الطواف يقول ما أحب من ذكر ودعاء وقراءة قرآن.</w:t>
+      </w:r>
+    </w:p>
+    <w:p>
+      <w:pPr>
+        <w:bidi/>
+        <w:spacing w:after="200" w:line="340"/>
+        <w:jc w:val="right"/>
+      </w:pPr>
+      <w:r>
+        <w:rPr>
+          <w:rFonts w:ascii="Times New Roman" w:cs="Times New Roman" w:eastAsia="Times New Roman" w:hAnsi="Times New Roman"/>
+          <w:sz w:val="24"/>
+          <w:szCs w:val="24"/>
+          <w:rtl/>
+        </w:rPr>
+        <w:t xml:space="preserve">في هذا الطواف يُستحب للرجل: الاضطباع (جعل وسط الرداء تحت الإبط الأيمن وطرفيه على الكتف الأيسر) طوال الطواف، والرَّمَل (الإسراع مع مقاربة الخطى) في الأشواط الثلاثة الأولى فقط، وباقي الأشواط الأربعة يمشي كعادته.</w:t>
+      </w:r>
+    </w:p>
+    <w:p>
+      <w:pPr>
+        <w:bidi/>
+        <w:spacing w:after="200" w:line="340"/>
+        <w:jc w:val="right"/>
+      </w:pPr>
+      <w:r>
+        <w:rPr>
+          <w:rFonts w:ascii="Times New Roman" w:cs="Times New Roman" w:eastAsia="Times New Roman" w:hAnsi="Times New Roman"/>
+          <w:sz w:val="24"/>
+          <w:szCs w:val="24"/>
+          <w:rtl/>
+        </w:rPr>
+        <w:t xml:space="preserve">بعد سبعة أشواط، يتقدم إلى مقام إبراهيم ويقرأ </w:t>
       </w:r>
       <w:r>
         <w:rPr>
@@ -18816,16 +18614,16 @@
           <w:szCs w:val="24"/>
           <w:rtl/>
         </w:rPr>
-        <w:t xml:space="preserve">﴿ثُمَّ أَنزَلَ عَلَيْكُم مِّن بَعْدِ الْغَمِّ أَمَنَةً نُّعَاسًا...﴾</w:t>
-      </w:r>
-      <w:r>
-        <w:rPr>
-          <w:rFonts w:ascii="Times New Roman" w:cs="Times New Roman" w:eastAsia="Times New Roman" w:hAnsi="Times New Roman"/>
-          <w:sz w:val="24"/>
-          <w:szCs w:val="24"/>
-          <w:rtl/>
-        </w:rPr>
-        <w:t xml:space="preserve">)، ثم </w:t>
+        <w:t xml:space="preserve">﴿وَاتَّخِذُوا مِن مَّقَامِ إِبْرَاهِيمَ مُصَلًّى﴾</w:t>
+      </w:r>
+      <w:r>
+        <w:rPr>
+          <w:rFonts w:ascii="Times New Roman" w:cs="Times New Roman" w:eastAsia="Times New Roman" w:hAnsi="Times New Roman"/>
+          <w:sz w:val="24"/>
+          <w:szCs w:val="24"/>
+          <w:rtl/>
+        </w:rPr>
+        <w:t xml:space="preserve">، ثم يصلي خلفه ركعتين خفيفتين، يقرأ في الأولى بعد الفاتحة </w:t>
       </w:r>
       <w:r>
         <w:rPr>
@@ -18837,16 +18635,16 @@
           <w:szCs w:val="24"/>
           <w:rtl/>
         </w:rPr>
-        <w:t xml:space="preserve">﴿وَإِذَا جَاءَكَ الَّذِينَ يُؤْمِنُونَ بِآيَاتِنَا فَقُلْ سَلَامٌ عَلَيْكُمْ...﴾</w:t>
-      </w:r>
-      <w:r>
-        <w:rPr>
-          <w:rFonts w:ascii="Times New Roman" w:cs="Times New Roman" w:eastAsia="Times New Roman" w:hAnsi="Times New Roman"/>
-          <w:sz w:val="24"/>
-          <w:szCs w:val="24"/>
-          <w:rtl/>
-        </w:rPr>
-        <w:t xml:space="preserve">، ثم </w:t>
+        <w:t xml:space="preserve">﴿قُلْ يَا أَيُّهَا الْكَافِرُونَ﴾</w:t>
+      </w:r>
+      <w:r>
+        <w:rPr>
+          <w:rFonts w:ascii="Times New Roman" w:cs="Times New Roman" w:eastAsia="Times New Roman" w:hAnsi="Times New Roman"/>
+          <w:sz w:val="24"/>
+          <w:szCs w:val="24"/>
+          <w:rtl/>
+        </w:rPr>
+        <w:t xml:space="preserve"> وفي الثانية </w:t>
       </w:r>
       <w:r>
         <w:rPr>
@@ -18858,16 +18656,48 @@
           <w:szCs w:val="24"/>
           <w:rtl/>
         </w:rPr>
-        <w:t xml:space="preserve">﴿هُوَ الَّذِي أَرْسَلَ رَسُولَهُ بِالْهُدَىٰ وَدِينِ الْحَقِّ...﴾</w:t>
-      </w:r>
-      <w:r>
-        <w:rPr>
-          <w:rFonts w:ascii="Times New Roman" w:cs="Times New Roman" w:eastAsia="Times New Roman" w:hAnsi="Times New Roman"/>
-          <w:sz w:val="24"/>
-          <w:szCs w:val="24"/>
-          <w:rtl/>
-        </w:rPr>
-        <w:t xml:space="preserve">، ثم آية </w:t>
+        <w:t xml:space="preserve">﴿قُلْ هُوَ اللَّهُ أَحَدٌ﴾</w:t>
+      </w:r>
+      <w:r>
+        <w:rPr>
+          <w:rFonts w:ascii="Times New Roman" w:cs="Times New Roman" w:eastAsia="Times New Roman" w:hAnsi="Times New Roman"/>
+          <w:sz w:val="24"/>
+          <w:szCs w:val="24"/>
+          <w:rtl/>
+        </w:rPr>
+        <w:t xml:space="preserve">. ثم يرجع فيستلم الحجر الأسود إن تيسر، وإلا أشار إليه.</w:t>
+      </w:r>
+    </w:p>
+    <w:p>
+      <w:pPr>
+        <w:bidi/>
+        <w:spacing w:after="200" w:line="340"/>
+        <w:jc w:val="right"/>
+      </w:pPr>
+      <w:r>
+        <w:rPr>
+          <w:rFonts w:ascii="Times New Roman" w:cs="Times New Roman" w:eastAsia="Times New Roman" w:hAnsi="Times New Roman"/>
+          <w:sz w:val="24"/>
+          <w:szCs w:val="24"/>
+          <w:rtl/>
+        </w:rPr>
+        <w:t xml:space="preserve">الشرب من ماء زمزم: يُستحب الشرب من ماء زمزم بنية الشفاء، ويسأل الله من خير الدنيا والآخرة، ويستقبل القبلة، ويتضلّع منه (يشبع)، لحديث النبي صلى الله عليه وسلم: «خير ماء على وجه الأرض ماء زمزم، فيه طعام الطُّعم وشفاء السُّقم»</w:t>
+      </w:r>
+    </w:p>
+    <w:p>
+      <w:pPr>
+        <w:bidi/>
+        <w:spacing w:after="200" w:line="340"/>
+        <w:jc w:val="right"/>
+      </w:pPr>
+      <w:r>
+        <w:rPr>
+          <w:rFonts w:ascii="Times New Roman" w:cs="Times New Roman" w:eastAsia="Times New Roman" w:hAnsi="Times New Roman"/>
+          <w:sz w:val="24"/>
+          <w:szCs w:val="24"/>
+          <w:rtl/>
+        </w:rPr>
+        <w:t xml:space="preserve">السعي بين الصفا والمروة: يخرج إلى المسعى، فإذا دنا من الصفا قرأ </w:t>
       </w:r>
       <w:r>
         <w:rPr>
@@ -18879,307 +18709,69 @@
           <w:szCs w:val="24"/>
           <w:rtl/>
         </w:rPr>
-        <w:t xml:space="preserve">﴿مُّحَمَّدٌ رَّسُولُ اللَّهِ وَالَّذِينَ مَعَهُ أَشِدَّاءُ عَلَى الْكُفَّارِ...﴾</w:t>
-      </w:r>
-      <w:r>
-        <w:rPr>
-          <w:rFonts w:ascii="Times New Roman" w:cs="Times New Roman" w:eastAsia="Times New Roman" w:hAnsi="Times New Roman"/>
-          <w:sz w:val="24"/>
-          <w:szCs w:val="24"/>
-          <w:rtl/>
-        </w:rPr>
-        <w:t xml:space="preserve">، ثم </w:t>
-      </w:r>
-      <w:r>
-        <w:rPr>
-          <w:rFonts w:ascii="Times New Roman" w:cs="Times New Roman" w:eastAsia="Times New Roman" w:hAnsi="Times New Roman"/>
-          <w:b/>
-          <w:bCs/>
-          <w:color w:val="B23A2E"/>
-          <w:sz w:val="24"/>
-          <w:szCs w:val="24"/>
-          <w:rtl/>
-        </w:rPr>
-        <w:t xml:space="preserve">﴿لَوْ أَنزَلْنَا هَٰذَا الْقُرْآنَ عَلَىٰ جَبَلٍ لَّرَأَيْتَهُ خَاشِعًا مُّتَصَدِّعًا...﴾</w:t>
-      </w:r>
-      <w:r>
-        <w:rPr>
-          <w:rFonts w:ascii="Times New Roman" w:cs="Times New Roman" w:eastAsia="Times New Roman" w:hAnsi="Times New Roman"/>
-          <w:sz w:val="24"/>
-          <w:szCs w:val="24"/>
-          <w:rtl/>
-        </w:rPr>
-        <w:t xml:space="preserve"> وآيات آخر سورة الحشر (الأسماء الحسنى)، ثم سورة الشرح كاملة، ثم سورة الإخلاص كاملة.</w:t>
-      </w:r>
-    </w:p>
-    <w:p>
-      <w:pPr>
-        <w:bidi/>
-        <w:spacing w:after="120" w:before="320"/>
-        <w:jc w:val="right"/>
-      </w:pPr>
-      <w:r>
-        <w:rPr>
-          <w:rFonts w:ascii="Times New Roman" w:cs="Times New Roman" w:eastAsia="Times New Roman" w:hAnsi="Times New Roman"/>
-          <w:b/>
-          <w:bCs/>
-          <w:sz w:val="44"/>
-          <w:szCs w:val="44"/>
-          <w:rtl/>
-        </w:rPr>
-        <w:t xml:space="preserve">الدعاء الثاني</w:t>
-      </w:r>
-    </w:p>
-    <w:p>
-      <w:pPr>
-        <w:bidi/>
-        <w:spacing w:after="200" w:line="340"/>
-        <w:jc w:val="right"/>
-      </w:pPr>
-      <w:r>
-        <w:rPr>
-          <w:rFonts w:ascii="Times New Roman" w:cs="Times New Roman" w:eastAsia="Times New Roman" w:hAnsi="Times New Roman"/>
-          <w:sz w:val="24"/>
-          <w:szCs w:val="24"/>
-          <w:rtl/>
-        </w:rPr>
-        <w:t xml:space="preserve">متن حزب البحر المبارك:</w:t>
-      </w:r>
-    </w:p>
-    <w:p>
-      <w:pPr>
-        <w:bidi/>
-        <w:spacing w:after="200" w:line="340"/>
-        <w:jc w:val="right"/>
-      </w:pPr>
-      <w:r>
-        <w:rPr>
-          <w:rFonts w:ascii="Times New Roman" w:cs="Times New Roman" w:eastAsia="Times New Roman" w:hAnsi="Times New Roman"/>
-          <w:sz w:val="24"/>
-          <w:szCs w:val="24"/>
-          <w:rtl/>
-        </w:rPr>
-        <w:t xml:space="preserve">بسم الله الرحمن الرحيم</w:t>
-      </w:r>
-    </w:p>
-    <w:p>
-      <w:pPr>
-        <w:bidi/>
-        <w:spacing w:after="200" w:line="340"/>
-        <w:jc w:val="right"/>
-      </w:pPr>
-      <w:r>
-        <w:rPr>
-          <w:rFonts w:ascii="Times New Roman" w:cs="Times New Roman" w:eastAsia="Times New Roman" w:hAnsi="Times New Roman"/>
-          <w:sz w:val="24"/>
-          <w:szCs w:val="24"/>
-          <w:rtl/>
-        </w:rPr>
-        <w:t xml:space="preserve">يا علي يا عظيم، يا حليم يا عليم، أنت ربي وعلمك حسبي، فنعم الرب ربي ونعم الحسب حسبي، تنصر من تشاء وأنت العزيز الرحيم. نسألك العصمة في الحركات والسكنات والكلمات والإرادات والخطرات، من الشكوك والظنون والأوهام الساترة للقلوب عن مطالعة الغيوب. هنالك ابتُلي المؤمنون وزُلزلوا زلزالًا شديدًا، وإذ يقول المنافقون والذين في قلوبهم مرض ما وعدنا الله ورسوله إلا غرورًا، فثبّتنا وانصرنا، وسخّر لنا هذا البحر كما سخّرت البحر لموسى، وسخّرت النار لإبراهيم، وسخّرت الجبال والحديد لداوود، وسخّرت الريح والجن والشياطين لسليمان، وسخّر لنا كل بحر هو لك في الأرض والسماء والملك والملكوت، وبحر الدنيا وبحر الآخرة، وسخّر لنا كل شيء يا من بيده ملكوت كل شيء. (كهيعص، ثلاثًا)، انصرنا فإنك خير الناصرين، وافتح لنا فإنك خير الفاتحين، واغفر لنا فإنك خير الغافرين، وارحمنا فإنك خير الراحمين، وارزقنا فإنك خير الرازقين، واهدنا ونجّنا من القوم الظالمين. وهب لنا ريحًا طيبة كما هي في علمك، وانشرها علينا من خزائن رحمتك، واحملنا بها حمل الكرامة مع السلامة والعافية في الدين والدنيا والآخرة، إنك على كل شيء قدير.</w:t>
-      </w:r>
-    </w:p>
-    <w:p>
-      <w:pPr>
-        <w:bidi/>
-        <w:spacing w:after="200" w:line="340"/>
-        <w:jc w:val="right"/>
-      </w:pPr>
-      <w:r>
-        <w:rPr>
-          <w:rFonts w:ascii="Times New Roman" w:cs="Times New Roman" w:eastAsia="Times New Roman" w:hAnsi="Times New Roman"/>
-          <w:sz w:val="24"/>
-          <w:szCs w:val="24"/>
-          <w:rtl/>
-        </w:rPr>
-        <w:t xml:space="preserve">اللهم يسّر لنا أمورنا مع الراحة لقلوبنا وأبداننا، والسلامة والعافية في ديننا ودنيانا، وكن لنا صاحبًا في سفرنا وخليفة في أهلنا، واطمس على وجوه أعدائنا وامسخهم على مكانتهم فلا يستطيعون المضي ولا المجيء إلينا، </w:t>
-      </w:r>
-      <w:r>
-        <w:rPr>
-          <w:rFonts w:ascii="Times New Roman" w:cs="Times New Roman" w:eastAsia="Times New Roman" w:hAnsi="Times New Roman"/>
-          <w:b/>
-          <w:bCs/>
-          <w:color w:val="B23A2E"/>
-          <w:sz w:val="24"/>
-          <w:szCs w:val="24"/>
-          <w:rtl/>
-        </w:rPr>
-        <w:t xml:space="preserve">﴿وَلَوْ نَشَاءُ لَطَمَسْنَا عَلَىٰ أَعْيُنِهِمْ فَاسْتَبَقُوا الصِّرَاطَ فَأَنَّىٰ يُبْصِرُونَ﴾</w:t>
-      </w:r>
-      <w:r>
-        <w:rPr>
-          <w:rFonts w:ascii="Times New Roman" w:cs="Times New Roman" w:eastAsia="Times New Roman" w:hAnsi="Times New Roman"/>
-          <w:sz w:val="24"/>
-          <w:szCs w:val="24"/>
-          <w:rtl/>
-        </w:rPr>
-        <w:t xml:space="preserve">، ولو نشاء لمسخناهم على مكانتهم فما استطاعوا مُضيًا ولا يرجعون. </w:t>
-      </w:r>
-      <w:r>
-        <w:rPr>
-          <w:rFonts w:ascii="Times New Roman" w:cs="Times New Roman" w:eastAsia="Times New Roman" w:hAnsi="Times New Roman"/>
-          <w:b/>
-          <w:bCs/>
-          <w:color w:val="B23A2E"/>
-          <w:sz w:val="24"/>
-          <w:szCs w:val="24"/>
-          <w:rtl/>
-        </w:rPr>
-        <w:t xml:space="preserve">﴿يس وَالْقُرْآنِ الْحَكِيمِ * إِنَّكَ لَمِنَ الْمُرْسَلِينَ * عَلَىٰ صِرَاطٍ مُّسْتَقِيمٍ * تَنزِيلَ الْعَزِيزِ الرَّحِيمِ * لِتُنذِرَ قَوْمًا مَّا أُنذِرَ آبَاؤُهُمْ فَهُمْ غَافِلُونَ * لَقَدْ حَقَّ الْقَوْلُ عَلَىٰ أَكْثَرِهِمْ فَهُمْ لَا يُؤْمِنُونَ * إِنَّا جَعَلْنَا فِي أَعْنَاقِهِمْ أَغْلَالًا فَهِيَ إِلَى الْأَذْقَانِ فَهُم مُّقْمَحُونَ * وَجَعَلْنَا مِن بَيْنِ أَيْدِيهِمْ سَدًّا وَمِنْ خَلْفِهِمْ سَدًّا فَأَغْشَيْنَاهُمْ فَهُمْ لَا يُبْصِرُونَ﴾</w:t>
-      </w:r>
-      <w:r>
-        <w:rPr>
-          <w:rFonts w:ascii="Times New Roman" w:cs="Times New Roman" w:eastAsia="Times New Roman" w:hAnsi="Times New Roman"/>
-          <w:sz w:val="24"/>
-          <w:szCs w:val="24"/>
-          <w:rtl/>
-        </w:rPr>
-        <w:t xml:space="preserve">، شاهت الوجوه (ثلاثًا)، وعنت الوجوه للحي القيوم وقد خاب من حمل ظلمًا. طس، حم عسق، </w:t>
-      </w:r>
-      <w:r>
-        <w:rPr>
-          <w:rFonts w:ascii="Times New Roman" w:cs="Times New Roman" w:eastAsia="Times New Roman" w:hAnsi="Times New Roman"/>
-          <w:b/>
-          <w:bCs/>
-          <w:color w:val="B23A2E"/>
-          <w:sz w:val="24"/>
-          <w:szCs w:val="24"/>
-          <w:rtl/>
-        </w:rPr>
-        <w:t xml:space="preserve">﴿مَرَجَ الْبَحْرَيْنِ يَلْتَقِيَانِ بَيْنَهُمَا بَرْزَخٌ لَّا يَبْغِيَانِ﴾</w:t>
-      </w:r>
-      <w:r>
-        <w:rPr>
-          <w:rFonts w:ascii="Times New Roman" w:cs="Times New Roman" w:eastAsia="Times New Roman" w:hAnsi="Times New Roman"/>
-          <w:sz w:val="24"/>
-          <w:szCs w:val="24"/>
-          <w:rtl/>
-        </w:rPr>
-        <w:t xml:space="preserve">، (حم حم حم حم حم حم حم)، حُمّ الأمر وجاء النصر فعلينا لا يُنصرون. حم، </w:t>
-      </w:r>
-      <w:r>
-        <w:rPr>
-          <w:rFonts w:ascii="Times New Roman" w:cs="Times New Roman" w:eastAsia="Times New Roman" w:hAnsi="Times New Roman"/>
-          <w:b/>
-          <w:bCs/>
-          <w:color w:val="B23A2E"/>
-          <w:sz w:val="24"/>
-          <w:szCs w:val="24"/>
-          <w:rtl/>
-        </w:rPr>
-        <w:t xml:space="preserve">﴿تَنزِيلُ الْكِتَابِ مِنَ اللَّهِ الْعَزِيزِ الْعَلِيمِ * غَافِرِ الذَّنبِ وَقَابِلِ التَّوْبِ شَدِيدِ الْعِقَابِ ذِي الطَّوْلِ لَا إِلَٰهَ إِلَّا هُوَ إِلَيْهِ الْمَصِيرُ﴾</w:t>
-      </w:r>
-      <w:r>
-        <w:rPr>
-          <w:rFonts w:ascii="Times New Roman" w:cs="Times New Roman" w:eastAsia="Times New Roman" w:hAnsi="Times New Roman"/>
-          <w:sz w:val="24"/>
-          <w:szCs w:val="24"/>
-          <w:rtl/>
-        </w:rPr>
-        <w:t xml:space="preserve">. بسم الله بابنا، تبارك حيطاننا، يس سقفنا، كهيعص كفايتنا، حم عسق حمايتنا، </w:t>
-      </w:r>
-      <w:r>
-        <w:rPr>
-          <w:rFonts w:ascii="Times New Roman" w:cs="Times New Roman" w:eastAsia="Times New Roman" w:hAnsi="Times New Roman"/>
-          <w:b/>
-          <w:bCs/>
-          <w:color w:val="B23A2E"/>
-          <w:sz w:val="24"/>
-          <w:szCs w:val="24"/>
-          <w:rtl/>
-        </w:rPr>
-        <w:t xml:space="preserve">﴿فَسَيَكْفِيكَهُمُ اللَّهُ وَهُوَ السَّمِيعُ الْعَلِيمُ﴾</w:t>
-      </w:r>
-      <w:r>
-        <w:rPr>
-          <w:rFonts w:ascii="Times New Roman" w:cs="Times New Roman" w:eastAsia="Times New Roman" w:hAnsi="Times New Roman"/>
-          <w:sz w:val="24"/>
-          <w:szCs w:val="24"/>
-          <w:rtl/>
-        </w:rPr>
-        <w:t xml:space="preserve"> (ثلاثًا)، ستر العرش مسبول علينا، وعين الله ناظرة إلينا، وبحول الله لا يُقدر علينا، </w:t>
-      </w:r>
-      <w:r>
-        <w:rPr>
-          <w:rFonts w:ascii="Times New Roman" w:cs="Times New Roman" w:eastAsia="Times New Roman" w:hAnsi="Times New Roman"/>
-          <w:b/>
-          <w:bCs/>
-          <w:color w:val="B23A2E"/>
-          <w:sz w:val="24"/>
-          <w:szCs w:val="24"/>
-          <w:rtl/>
-        </w:rPr>
-        <w:t xml:space="preserve">﴿وَاللَّهُ مِن وَرَائِهِم مُّحِيطٌ * بَلْ هُوَ قُرْآنٌ مَّجِيدٌ * فِي لَوْحٍ مَّحْفُوظٍ﴾</w:t>
-      </w:r>
-      <w:r>
-        <w:rPr>
-          <w:rFonts w:ascii="Times New Roman" w:cs="Times New Roman" w:eastAsia="Times New Roman" w:hAnsi="Times New Roman"/>
-          <w:sz w:val="24"/>
-          <w:szCs w:val="24"/>
-          <w:rtl/>
-        </w:rPr>
-        <w:t xml:space="preserve">، فالله خير حافظًا وهو أرحم الراحمين (ثلاثًا)، إن وليي الله الذي نزّل الكتاب وهو يتولى الصالحين (ثلاثًا)، حسبي الله لا إله إلا هو عليه توكلت وهو رب العرش العظيم (ثلاثًا)، بسم الله الذي لا يضر مع اسمه شيء في الأرض ولا في السماء وهو السميع العليم (ثلاثًا)، أعوذ بكلمات الله التامات من شر ما خلق (ثلاثًا)، ولا حول ولا قوة إلا بالله العلي العظيم (ثلاثًا)، وصلى الله على سيدنا محمد وعلى آله وصحبه وسلم.</w:t>
-      </w:r>
-    </w:p>
-    <w:p>
-      <w:pPr>
-        <w:bidi/>
-        <w:spacing w:after="120" w:before="320"/>
-        <w:jc w:val="right"/>
-      </w:pPr>
-      <w:r>
-        <w:rPr>
-          <w:rFonts w:ascii="Times New Roman" w:cs="Times New Roman" w:eastAsia="Times New Roman" w:hAnsi="Times New Roman"/>
-          <w:b/>
-          <w:bCs/>
-          <w:sz w:val="44"/>
-          <w:szCs w:val="44"/>
-          <w:rtl/>
-        </w:rPr>
-        <w:t xml:space="preserve">الدعاء الثالث</w:t>
-      </w:r>
-    </w:p>
-    <w:p>
-      <w:pPr>
-        <w:bidi/>
-        <w:spacing w:after="200" w:line="340"/>
-        <w:jc w:val="right"/>
-      </w:pPr>
-      <w:r>
-        <w:rPr>
-          <w:rFonts w:ascii="Times New Roman" w:cs="Times New Roman" w:eastAsia="Times New Roman" w:hAnsi="Times New Roman"/>
-          <w:sz w:val="24"/>
-          <w:szCs w:val="24"/>
-          <w:rtl/>
-        </w:rPr>
-        <w:t xml:space="preserve">عزيمة حزب البحر وزجره:</w:t>
-      </w:r>
-    </w:p>
-    <w:p>
-      <w:pPr>
-        <w:bidi/>
-        <w:spacing w:after="200" w:line="340"/>
-        <w:jc w:val="right"/>
-      </w:pPr>
-      <w:r>
-        <w:rPr>
-          <w:rFonts w:ascii="Times New Roman" w:cs="Times New Roman" w:eastAsia="Times New Roman" w:hAnsi="Times New Roman"/>
-          <w:sz w:val="24"/>
-          <w:szCs w:val="24"/>
-          <w:rtl/>
-        </w:rPr>
-        <w:t xml:space="preserve">اللهم بفضل بسم الله الرحمن الرحيم أدخلنا في حصنك الحصين، اللهم بفضل بسم الله الرحمن الرحيم اجعلنا في حصنك الحصين، اللهم بفضل بسم الله الرحمن الرحيم أسكنّا في حصنك الحصين. نحن في كنف الله، نحن في كنف رسول الله، نحن في كنف القرآن العظيم، نحن في كنف بسم الله الرحمن الرحيم، نحن في كنف لا حول ولا قوة إلا بالله العلي العظيم (ثلاثًا). ألف ألف لا إله إلا الله محمد رسول الله صلى الله عليه وسلم في قلوبنا حُشرت، ألف ألف لا إله إلا الله محمد رسول الله صلى الله عليه وسلم على أكتافنا نُشرت، ألف ألف لا إله إلا الله محمد رسول الله صلى الله عليه وسلم على رؤوسنا نُصبت، ألف ألف لا إله إلا الله محمد رسول الله صلى الله عليه وسلم تحول بيننا وبين ساعة السوء إذا حضرت، ألف ألف لا إله إلا الله محمد رسول الله صلى الله عليه وسلم دارت بنا سورًا كما دارت بمدينة الرسول. سبحان من ألجم كل متمرد بقدرته، وأحاط علمه بما في بره وبحره، سبحان الله وبحمده، سبحان الله وبحمده، سبحان الله وبحمده. اللهم يا دافع السقم، ويا بارئ النسم، ويا عالمًا جميع الألم، ادفع عني البلاء والوباء والغلاء والأمراض وموت الفجأة برحمتك يا أرحم الراحمين (ثلاثًا). وصلِّ اللهم على سيدنا محمد وعلى آله وصحبه وسلم، </w:t>
-      </w:r>
-      <w:r>
-        <w:rPr>
-          <w:rFonts w:ascii="Times New Roman" w:cs="Times New Roman" w:eastAsia="Times New Roman" w:hAnsi="Times New Roman"/>
-          <w:b/>
-          <w:bCs/>
-          <w:color w:val="B23A2E"/>
-          <w:sz w:val="24"/>
-          <w:szCs w:val="24"/>
-          <w:rtl/>
-        </w:rPr>
-        <w:t xml:space="preserve">﴿سُبْحَانَ رَبِّكَ رَبِّ الْعِزَّةِ عَمَّا يَصِفُونَ * وَسَلَامٌ عَلَى الْمُرْسَلِينَ * وَالْحَمْدُ لِلَّهِ رَبِّ الْعَالَمِينَ﴾</w:t>
+        <w:t xml:space="preserve">﴿إِنَّ الصَّفَا وَالْمَرْوَةَ مِن شَعَائِرِ اللَّهِ﴾</w:t>
+      </w:r>
+      <w:r>
+        <w:rPr>
+          <w:rFonts w:ascii="Times New Roman" w:cs="Times New Roman" w:eastAsia="Times New Roman" w:hAnsi="Times New Roman"/>
+          <w:sz w:val="24"/>
+          <w:szCs w:val="24"/>
+          <w:rtl/>
+        </w:rPr>
+        <w:t xml:space="preserve">، ثم يرقى على الصفا حتى يرى الكعبة فيستقبلها، ويرفع يديه كرفعهما في الدعاء، فيحمد الله ويدعو، ومن دعاء النبي صلى الله عليه وسلم هنا: «لا إله إلا الله، وحده لا شريك له، له الملك، وله الحمد، يحيي ويميت وهو على كل شيء قدير، لا إله إلا الله وحده، أنجز وعده، ونصر عبده، وهزم الأحزاب وحده» (يُكرر</w:t>
+      </w:r>
+      <w:r>
+        <w:rPr>
+          <w:rFonts w:ascii="Times New Roman" w:cs="Times New Roman" w:eastAsia="Times New Roman" w:hAnsi="Times New Roman"/>
+          <w:b/>
+          <w:bCs/>
+          <w:color w:val="3B5BA5"/>
+          <w:sz w:val="24"/>
+          <w:szCs w:val="24"/>
+          <w:rtl/>
+        </w:rPr>
+        <w:t xml:space="preserve"> 3 مرات</w:t>
+      </w:r>
+      <w:r>
+        <w:rPr>
+          <w:rFonts w:ascii="Times New Roman" w:cs="Times New Roman" w:eastAsia="Times New Roman" w:hAnsi="Times New Roman"/>
+          <w:sz w:val="24"/>
+          <w:szCs w:val="24"/>
+          <w:rtl/>
+        </w:rPr>
+        <w:t xml:space="preserve">، ويدعو بينها).</w:t>
+      </w:r>
+    </w:p>
+    <w:p>
+      <w:pPr>
+        <w:bidi/>
+        <w:spacing w:after="200" w:line="340"/>
+        <w:jc w:val="right"/>
+      </w:pPr>
+      <w:r>
+        <w:rPr>
+          <w:rFonts w:ascii="Times New Roman" w:cs="Times New Roman" w:eastAsia="Times New Roman" w:hAnsi="Times New Roman"/>
+          <w:sz w:val="24"/>
+          <w:szCs w:val="24"/>
+          <w:rtl/>
+        </w:rPr>
+        <w:t xml:space="preserve">ثم ينزل من الصفا إلى المروة ماشيًا، فإذا بلغ العلم الأخضر الأول أسرع الرجل قليلًا دون أن يؤذي أحدًا، فإذا بلغ العلم الأخضر الثاني مشى كعادته حتى المروة، فيرقى عليها ويقول مثل ما قاله على الصفا. وهكذا ذهابًا وإيابًا حتى يُكمل 7 أشواط (الذهاب من الصفا للمروة شوط، والعودة شوط آخر)، يقول في سعيه ما أحب من ذكر ودعاء وقراءة قرآن.</w:t>
+      </w:r>
+    </w:p>
+    <w:p>
+      <w:pPr>
+        <w:bidi/>
+        <w:spacing w:after="200" w:line="340"/>
+        <w:jc w:val="right"/>
+      </w:pPr>
+      <w:r>
+        <w:rPr>
+          <w:rFonts w:ascii="Times New Roman" w:cs="Times New Roman" w:eastAsia="Times New Roman" w:hAnsi="Times New Roman"/>
+          <w:sz w:val="24"/>
+          <w:szCs w:val="24"/>
+          <w:rtl/>
+        </w:rPr>
+        <w:t xml:space="preserve">الحلق أو التقصير: بعد إتمام السعي، يحلق الرجل رأسه أو يُقصّر (والحلق أفضل، ويكون شاملًا لكل الرأس)، وتُقصّر المرأة من أطراف شعرها قدر أنملة. وبهذا تتم العمرة، ويُحلّ المسلم من إحرامه إحلالًا كاملًا.</w:t>
       </w:r>
     </w:p>
     <w:p>
@@ -19203,7 +18795,7 @@
           <w:szCs w:val="36"/>
           <w:rtl/>
         </w:rPr>
-        <w:t>22. أدعية الجنازة والمصائب</w:t>
+        <w:t>22. حزب البحر</w:t>
       </w:r>
     </w:p>
     <w:p>
@@ -19237,7 +18829,156 @@
           <w:szCs w:val="24"/>
           <w:rtl/>
         </w:rPr>
-        <w:t xml:space="preserve">عند إصابة المسلم بمصيبة: «إنا لله وإنا إليه راجعون، اللهم أجرني في مصيبتي وأخلف لي خيرًا منها»</w:t>
+        <w:t xml:space="preserve">توجه واستفتاح حزب البحر:</w:t>
+      </w:r>
+    </w:p>
+    <w:p>
+      <w:pPr>
+        <w:bidi/>
+        <w:spacing w:after="200" w:line="340"/>
+        <w:jc w:val="right"/>
+      </w:pPr>
+      <w:r>
+        <w:rPr>
+          <w:rFonts w:ascii="Times New Roman" w:cs="Times New Roman" w:eastAsia="Times New Roman" w:hAnsi="Times New Roman"/>
+          <w:sz w:val="24"/>
+          <w:szCs w:val="24"/>
+          <w:rtl/>
+        </w:rPr>
+        <w:t xml:space="preserve">بسم الله الرحمن الرحيم</w:t>
+      </w:r>
+    </w:p>
+    <w:p>
+      <w:pPr>
+        <w:bidi/>
+        <w:spacing w:after="200" w:line="340"/>
+        <w:jc w:val="right"/>
+      </w:pPr>
+      <w:r>
+        <w:rPr>
+          <w:rFonts w:ascii="Times New Roman" w:cs="Times New Roman" w:eastAsia="Times New Roman" w:hAnsi="Times New Roman"/>
+          <w:b/>
+          <w:bCs/>
+          <w:color w:val="B23A2E"/>
+          <w:sz w:val="24"/>
+          <w:szCs w:val="24"/>
+          <w:rtl/>
+        </w:rPr>
+        <w:t xml:space="preserve">﴿الْحَمْدُ لِلَّهِ رَبِّ الْعَالَمِينَ * الرَّحْمَنِ الرَّحِيمِ * مَالِكِ يَوْمِ الدِّينِ * إِيَّاكَ نَعْبُدُ وَإِيَّاكَ نَسْتَعِينُ * اهْدِنَا الصِّرَاطَ الْمُسْتَقِيمَ * صِرَاطَ الَّذِينَ أَنْعَمْتَ عَلَيْهِمْ غَيْرِ الْمَغْضُوبِ عَلَيْهِمْ وَلَا الضَّالِّينَ﴾</w:t>
+      </w:r>
+      <w:r>
+        <w:rPr>
+          <w:rFonts w:ascii="Times New Roman" w:cs="Times New Roman" w:eastAsia="Times New Roman" w:hAnsi="Times New Roman"/>
+          <w:sz w:val="24"/>
+          <w:szCs w:val="24"/>
+          <w:rtl/>
+        </w:rPr>
+        <w:t xml:space="preserve"> ثم آية الكرسي كاملة، ثم آية النعاس (</w:t>
+      </w:r>
+      <w:r>
+        <w:rPr>
+          <w:rFonts w:ascii="Times New Roman" w:cs="Times New Roman" w:eastAsia="Times New Roman" w:hAnsi="Times New Roman"/>
+          <w:b/>
+          <w:bCs/>
+          <w:color w:val="B23A2E"/>
+          <w:sz w:val="24"/>
+          <w:szCs w:val="24"/>
+          <w:rtl/>
+        </w:rPr>
+        <w:t xml:space="preserve">﴿ثُمَّ أَنزَلَ عَلَيْكُم مِّن بَعْدِ الْغَمِّ أَمَنَةً نُّعَاسًا...﴾</w:t>
+      </w:r>
+      <w:r>
+        <w:rPr>
+          <w:rFonts w:ascii="Times New Roman" w:cs="Times New Roman" w:eastAsia="Times New Roman" w:hAnsi="Times New Roman"/>
+          <w:sz w:val="24"/>
+          <w:szCs w:val="24"/>
+          <w:rtl/>
+        </w:rPr>
+        <w:t xml:space="preserve">)، ثم </w:t>
+      </w:r>
+      <w:r>
+        <w:rPr>
+          <w:rFonts w:ascii="Times New Roman" w:cs="Times New Roman" w:eastAsia="Times New Roman" w:hAnsi="Times New Roman"/>
+          <w:b/>
+          <w:bCs/>
+          <w:color w:val="B23A2E"/>
+          <w:sz w:val="24"/>
+          <w:szCs w:val="24"/>
+          <w:rtl/>
+        </w:rPr>
+        <w:t xml:space="preserve">﴿وَإِذَا جَاءَكَ الَّذِينَ يُؤْمِنُونَ بِآيَاتِنَا فَقُلْ سَلَامٌ عَلَيْكُمْ...﴾</w:t>
+      </w:r>
+      <w:r>
+        <w:rPr>
+          <w:rFonts w:ascii="Times New Roman" w:cs="Times New Roman" w:eastAsia="Times New Roman" w:hAnsi="Times New Roman"/>
+          <w:sz w:val="24"/>
+          <w:szCs w:val="24"/>
+          <w:rtl/>
+        </w:rPr>
+        <w:t xml:space="preserve">، ثم </w:t>
+      </w:r>
+      <w:r>
+        <w:rPr>
+          <w:rFonts w:ascii="Times New Roman" w:cs="Times New Roman" w:eastAsia="Times New Roman" w:hAnsi="Times New Roman"/>
+          <w:b/>
+          <w:bCs/>
+          <w:color w:val="B23A2E"/>
+          <w:sz w:val="24"/>
+          <w:szCs w:val="24"/>
+          <w:rtl/>
+        </w:rPr>
+        <w:t xml:space="preserve">﴿هُوَ الَّذِي أَرْسَلَ رَسُولَهُ بِالْهُدَىٰ وَدِينِ الْحَقِّ...﴾</w:t>
+      </w:r>
+      <w:r>
+        <w:rPr>
+          <w:rFonts w:ascii="Times New Roman" w:cs="Times New Roman" w:eastAsia="Times New Roman" w:hAnsi="Times New Roman"/>
+          <w:sz w:val="24"/>
+          <w:szCs w:val="24"/>
+          <w:rtl/>
+        </w:rPr>
+        <w:t xml:space="preserve">، ثم آية </w:t>
+      </w:r>
+      <w:r>
+        <w:rPr>
+          <w:rFonts w:ascii="Times New Roman" w:cs="Times New Roman" w:eastAsia="Times New Roman" w:hAnsi="Times New Roman"/>
+          <w:b/>
+          <w:bCs/>
+          <w:color w:val="B23A2E"/>
+          <w:sz w:val="24"/>
+          <w:szCs w:val="24"/>
+          <w:rtl/>
+        </w:rPr>
+        <w:t xml:space="preserve">﴿مُّحَمَّدٌ رَّسُولُ اللَّهِ وَالَّذِينَ مَعَهُ أَشِدَّاءُ عَلَى الْكُفَّارِ...﴾</w:t>
+      </w:r>
+      <w:r>
+        <w:rPr>
+          <w:rFonts w:ascii="Times New Roman" w:cs="Times New Roman" w:eastAsia="Times New Roman" w:hAnsi="Times New Roman"/>
+          <w:sz w:val="24"/>
+          <w:szCs w:val="24"/>
+          <w:rtl/>
+        </w:rPr>
+        <w:t xml:space="preserve">، ثم </w:t>
+      </w:r>
+      <w:r>
+        <w:rPr>
+          <w:rFonts w:ascii="Times New Roman" w:cs="Times New Roman" w:eastAsia="Times New Roman" w:hAnsi="Times New Roman"/>
+          <w:b/>
+          <w:bCs/>
+          <w:color w:val="B23A2E"/>
+          <w:sz w:val="24"/>
+          <w:szCs w:val="24"/>
+          <w:rtl/>
+        </w:rPr>
+        <w:t xml:space="preserve">﴿لَوْ أَنزَلْنَا هَٰذَا الْقُرْآنَ عَلَىٰ جَبَلٍ لَّرَأَيْتَهُ خَاشِعًا مُّتَصَدِّعًا...﴾</w:t>
+      </w:r>
+      <w:r>
+        <w:rPr>
+          <w:rFonts w:ascii="Times New Roman" w:cs="Times New Roman" w:eastAsia="Times New Roman" w:hAnsi="Times New Roman"/>
+          <w:sz w:val="24"/>
+          <w:szCs w:val="24"/>
+          <w:rtl/>
+        </w:rPr>
+        <w:t xml:space="preserve"> وآيات آخر سورة الحشر (الأسماء الحسنى)، ثم سورة الشرح كاملة، ثم سورة الإخلاص كاملة.</w:t>
       </w:r>
     </w:p>
     <w:p>
@@ -19271,7 +19012,181 @@
           <w:szCs w:val="24"/>
           <w:rtl/>
         </w:rPr>
-        <w:t xml:space="preserve">تلقين المحتضر: «لقّنوا موتاكم لا إله إلا الله» — فمن كان آخر كلامه لا إله إلا الله دخل الجنة</w:t>
+        <w:t xml:space="preserve">متن حزب البحر المبارك:</w:t>
+      </w:r>
+    </w:p>
+    <w:p>
+      <w:pPr>
+        <w:bidi/>
+        <w:spacing w:after="200" w:line="340"/>
+        <w:jc w:val="right"/>
+      </w:pPr>
+      <w:r>
+        <w:rPr>
+          <w:rFonts w:ascii="Times New Roman" w:cs="Times New Roman" w:eastAsia="Times New Roman" w:hAnsi="Times New Roman"/>
+          <w:sz w:val="24"/>
+          <w:szCs w:val="24"/>
+          <w:rtl/>
+        </w:rPr>
+        <w:t xml:space="preserve">بسم الله الرحمن الرحيم</w:t>
+      </w:r>
+    </w:p>
+    <w:p>
+      <w:pPr>
+        <w:bidi/>
+        <w:spacing w:after="200" w:line="340"/>
+        <w:jc w:val="right"/>
+      </w:pPr>
+      <w:r>
+        <w:rPr>
+          <w:rFonts w:ascii="Times New Roman" w:cs="Times New Roman" w:eastAsia="Times New Roman" w:hAnsi="Times New Roman"/>
+          <w:sz w:val="24"/>
+          <w:szCs w:val="24"/>
+          <w:rtl/>
+        </w:rPr>
+        <w:t xml:space="preserve">يا علي يا عظيم، يا حليم يا عليم، أنت ربي وعلمك حسبي، فنعم الرب ربي ونعم الحسب حسبي، تنصر من تشاء وأنت العزيز الرحيم. نسألك العصمة في الحركات والسكنات والكلمات والإرادات والخطرات، من الشكوك والظنون والأوهام الساترة للقلوب عن مطالعة الغيوب. هنالك ابتُلي المؤمنون وزُلزلوا زلزالًا شديدًا، وإذ يقول المنافقون والذين في قلوبهم مرض ما وعدنا الله ورسوله إلا غرورًا، فثبّتنا وانصرنا، وسخّر لنا هذا البحر كما سخّرت البحر لموسى، وسخّرت النار لإبراهيم، وسخّرت الجبال والحديد لداوود، وسخّرت الريح والجن والشياطين لسليمان، وسخّر لنا كل بحر هو لك في الأرض والسماء والملك والملكوت، وبحر الدنيا وبحر الآخرة، وسخّر لنا كل شيء يا من بيده ملكوت كل شيء. (كهيعص، ثلاثًا)، انصرنا فإنك خير الناصرين، وافتح لنا فإنك خير الفاتحين، واغفر لنا فإنك خير الغافرين، وارحمنا فإنك خير الراحمين، وارزقنا فإنك خير الرازقين، واهدنا ونجّنا من القوم الظالمين. وهب لنا ريحًا طيبة كما هي في علمك، وانشرها علينا من خزائن رحمتك، واحملنا بها حمل الكرامة مع السلامة والعافية في الدين والدنيا والآخرة، إنك على كل شيء قدير.</w:t>
+      </w:r>
+    </w:p>
+    <w:p>
+      <w:pPr>
+        <w:bidi/>
+        <w:spacing w:after="200" w:line="340"/>
+        <w:jc w:val="right"/>
+      </w:pPr>
+      <w:r>
+        <w:rPr>
+          <w:rFonts w:ascii="Times New Roman" w:cs="Times New Roman" w:eastAsia="Times New Roman" w:hAnsi="Times New Roman"/>
+          <w:sz w:val="24"/>
+          <w:szCs w:val="24"/>
+          <w:rtl/>
+        </w:rPr>
+        <w:t xml:space="preserve">اللهم يسّر لنا أمورنا مع الراحة لقلوبنا وأبداننا، والسلامة والعافية في ديننا ودنيانا، وكن لنا صاحبًا في سفرنا وخليفة في أهلنا، واطمس على وجوه أعدائنا وامسخهم على مكانتهم فلا يستطيعون المضي ولا المجيء إلينا، </w:t>
+      </w:r>
+      <w:r>
+        <w:rPr>
+          <w:rFonts w:ascii="Times New Roman" w:cs="Times New Roman" w:eastAsia="Times New Roman" w:hAnsi="Times New Roman"/>
+          <w:b/>
+          <w:bCs/>
+          <w:color w:val="B23A2E"/>
+          <w:sz w:val="24"/>
+          <w:szCs w:val="24"/>
+          <w:rtl/>
+        </w:rPr>
+        <w:t xml:space="preserve">﴿وَلَوْ نَشَاءُ لَطَمَسْنَا عَلَىٰ أَعْيُنِهِمْ فَاسْتَبَقُوا الصِّرَاطَ فَأَنَّىٰ يُبْصِرُونَ﴾</w:t>
+      </w:r>
+      <w:r>
+        <w:rPr>
+          <w:rFonts w:ascii="Times New Roman" w:cs="Times New Roman" w:eastAsia="Times New Roman" w:hAnsi="Times New Roman"/>
+          <w:sz w:val="24"/>
+          <w:szCs w:val="24"/>
+          <w:rtl/>
+        </w:rPr>
+        <w:t xml:space="preserve">، ولو نشاء لمسخناهم على مكانتهم فما استطاعوا مُضيًا ولا يرجعون. </w:t>
+      </w:r>
+      <w:r>
+        <w:rPr>
+          <w:rFonts w:ascii="Times New Roman" w:cs="Times New Roman" w:eastAsia="Times New Roman" w:hAnsi="Times New Roman"/>
+          <w:b/>
+          <w:bCs/>
+          <w:color w:val="B23A2E"/>
+          <w:sz w:val="24"/>
+          <w:szCs w:val="24"/>
+          <w:rtl/>
+        </w:rPr>
+        <w:t xml:space="preserve">﴿يس وَالْقُرْآنِ الْحَكِيمِ * إِنَّكَ لَمِنَ الْمُرْسَلِينَ * عَلَىٰ صِرَاطٍ مُّسْتَقِيمٍ * تَنزِيلَ الْعَزِيزِ الرَّحِيمِ * لِتُنذِرَ قَوْمًا مَّا أُنذِرَ آبَاؤُهُمْ فَهُمْ غَافِلُونَ * لَقَدْ حَقَّ الْقَوْلُ عَلَىٰ أَكْثَرِهِمْ فَهُمْ لَا يُؤْمِنُونَ * إِنَّا جَعَلْنَا فِي أَعْنَاقِهِمْ أَغْلَالًا فَهِيَ إِلَى الْأَذْقَانِ فَهُم مُّقْمَحُونَ * وَجَعَلْنَا مِن بَيْنِ أَيْدِيهِمْ سَدًّا وَمِنْ خَلْفِهِمْ سَدًّا فَأَغْشَيْنَاهُمْ فَهُمْ لَا يُبْصِرُونَ﴾</w:t>
+      </w:r>
+      <w:r>
+        <w:rPr>
+          <w:rFonts w:ascii="Times New Roman" w:cs="Times New Roman" w:eastAsia="Times New Roman" w:hAnsi="Times New Roman"/>
+          <w:sz w:val="24"/>
+          <w:szCs w:val="24"/>
+          <w:rtl/>
+        </w:rPr>
+        <w:t xml:space="preserve">، شاهت الوجوه (ثلاثًا)، وعنت الوجوه للحي القيوم وقد خاب من حمل ظلمًا. طس، حم عسق، </w:t>
+      </w:r>
+      <w:r>
+        <w:rPr>
+          <w:rFonts w:ascii="Times New Roman" w:cs="Times New Roman" w:eastAsia="Times New Roman" w:hAnsi="Times New Roman"/>
+          <w:b/>
+          <w:bCs/>
+          <w:color w:val="B23A2E"/>
+          <w:sz w:val="24"/>
+          <w:szCs w:val="24"/>
+          <w:rtl/>
+        </w:rPr>
+        <w:t xml:space="preserve">﴿مَرَجَ الْبَحْرَيْنِ يَلْتَقِيَانِ بَيْنَهُمَا بَرْزَخٌ لَّا يَبْغِيَانِ﴾</w:t>
+      </w:r>
+      <w:r>
+        <w:rPr>
+          <w:rFonts w:ascii="Times New Roman" w:cs="Times New Roman" w:eastAsia="Times New Roman" w:hAnsi="Times New Roman"/>
+          <w:sz w:val="24"/>
+          <w:szCs w:val="24"/>
+          <w:rtl/>
+        </w:rPr>
+        <w:t xml:space="preserve">، (حم حم حم حم حم حم حم)، حُمّ الأمر وجاء النصر فعلينا لا يُنصرون. حم، </w:t>
+      </w:r>
+      <w:r>
+        <w:rPr>
+          <w:rFonts w:ascii="Times New Roman" w:cs="Times New Roman" w:eastAsia="Times New Roman" w:hAnsi="Times New Roman"/>
+          <w:b/>
+          <w:bCs/>
+          <w:color w:val="B23A2E"/>
+          <w:sz w:val="24"/>
+          <w:szCs w:val="24"/>
+          <w:rtl/>
+        </w:rPr>
+        <w:t xml:space="preserve">﴿تَنزِيلُ الْكِتَابِ مِنَ اللَّهِ الْعَزِيزِ الْعَلِيمِ * غَافِرِ الذَّنبِ وَقَابِلِ التَّوْبِ شَدِيدِ الْعِقَابِ ذِي الطَّوْلِ لَا إِلَٰهَ إِلَّا هُوَ إِلَيْهِ الْمَصِيرُ﴾</w:t>
+      </w:r>
+      <w:r>
+        <w:rPr>
+          <w:rFonts w:ascii="Times New Roman" w:cs="Times New Roman" w:eastAsia="Times New Roman" w:hAnsi="Times New Roman"/>
+          <w:sz w:val="24"/>
+          <w:szCs w:val="24"/>
+          <w:rtl/>
+        </w:rPr>
+        <w:t xml:space="preserve">. بسم الله بابنا، تبارك حيطاننا، يس سقفنا، كهيعص كفايتنا، حم عسق حمايتنا، </w:t>
+      </w:r>
+      <w:r>
+        <w:rPr>
+          <w:rFonts w:ascii="Times New Roman" w:cs="Times New Roman" w:eastAsia="Times New Roman" w:hAnsi="Times New Roman"/>
+          <w:b/>
+          <w:bCs/>
+          <w:color w:val="B23A2E"/>
+          <w:sz w:val="24"/>
+          <w:szCs w:val="24"/>
+          <w:rtl/>
+        </w:rPr>
+        <w:t xml:space="preserve">﴿فَسَيَكْفِيكَهُمُ اللَّهُ وَهُوَ السَّمِيعُ الْعَلِيمُ﴾</w:t>
+      </w:r>
+      <w:r>
+        <w:rPr>
+          <w:rFonts w:ascii="Times New Roman" w:cs="Times New Roman" w:eastAsia="Times New Roman" w:hAnsi="Times New Roman"/>
+          <w:sz w:val="24"/>
+          <w:szCs w:val="24"/>
+          <w:rtl/>
+        </w:rPr>
+        <w:t xml:space="preserve"> (ثلاثًا)، ستر العرش مسبول علينا، وعين الله ناظرة إلينا، وبحول الله لا يُقدر علينا، </w:t>
+      </w:r>
+      <w:r>
+        <w:rPr>
+          <w:rFonts w:ascii="Times New Roman" w:cs="Times New Roman" w:eastAsia="Times New Roman" w:hAnsi="Times New Roman"/>
+          <w:b/>
+          <w:bCs/>
+          <w:color w:val="B23A2E"/>
+          <w:sz w:val="24"/>
+          <w:szCs w:val="24"/>
+          <w:rtl/>
+        </w:rPr>
+        <w:t xml:space="preserve">﴿وَاللَّهُ مِن وَرَائِهِم مُّحِيطٌ * بَلْ هُوَ قُرْآنٌ مَّجِيدٌ * فِي لَوْحٍ مَّحْفُوظٍ﴾</w:t>
+      </w:r>
+      <w:r>
+        <w:rPr>
+          <w:rFonts w:ascii="Times New Roman" w:cs="Times New Roman" w:eastAsia="Times New Roman" w:hAnsi="Times New Roman"/>
+          <w:sz w:val="24"/>
+          <w:szCs w:val="24"/>
+          <w:rtl/>
+        </w:rPr>
+        <w:t xml:space="preserve">، فالله خير حافظًا وهو أرحم الراحمين (ثلاثًا)، إن وليي الله الذي نزّل الكتاب وهو يتولى الصالحين (ثلاثًا)، حسبي الله لا إله إلا هو عليه توكلت وهو رب العرش العظيم (ثلاثًا)، بسم الله الذي لا يضر مع اسمه شيء في الأرض ولا في السماء وهو السميع العليم (ثلاثًا)، أعوذ بكلمات الله التامات من شر ما خلق (ثلاثًا)، ولا حول ولا قوة إلا بالله العلي العظيم (ثلاثًا)، وصلى الله على سيدنا محمد وعلى آله وصحبه وسلم.</w:t>
       </w:r>
     </w:p>
     <w:p>
@@ -19305,177 +19220,23 @@
           <w:szCs w:val="24"/>
           <w:rtl/>
         </w:rPr>
-        <w:t xml:space="preserve">عند إغماض عيني الميت: «اللهم اغفر لفلان، وارفع درجته في المهديين، واخلفه في عقبه في الغابرين، واغفر لنا وله يا رب العالمين، وافسح له في قبره ونوّر له فيه»</w:t>
-      </w:r>
-    </w:p>
-    <w:p>
-      <w:pPr>
-        <w:bidi/>
-        <w:spacing w:after="120" w:before="320"/>
-        <w:jc w:val="right"/>
-      </w:pPr>
-      <w:r>
-        <w:rPr>
-          <w:rFonts w:ascii="Times New Roman" w:cs="Times New Roman" w:eastAsia="Times New Roman" w:hAnsi="Times New Roman"/>
-          <w:b/>
-          <w:bCs/>
-          <w:sz w:val="44"/>
-          <w:szCs w:val="44"/>
-          <w:rtl/>
-        </w:rPr>
-        <w:t xml:space="preserve">الدعاء الرابع</w:t>
-      </w:r>
-    </w:p>
-    <w:p>
-      <w:pPr>
-        <w:bidi/>
-        <w:spacing w:after="200" w:line="340"/>
-        <w:jc w:val="right"/>
-      </w:pPr>
-      <w:r>
-        <w:rPr>
-          <w:rFonts w:ascii="Times New Roman" w:cs="Times New Roman" w:eastAsia="Times New Roman" w:hAnsi="Times New Roman"/>
-          <w:sz w:val="24"/>
-          <w:szCs w:val="24"/>
-          <w:rtl/>
-        </w:rPr>
-        <w:t xml:space="preserve">عند إدخال الميت القبر: «بسم الله، وبالله، وعلى ملة رسول الله»</w:t>
-      </w:r>
-    </w:p>
-    <w:p>
-      <w:pPr>
-        <w:bidi/>
-        <w:spacing w:after="120" w:before="320"/>
-        <w:jc w:val="right"/>
-      </w:pPr>
-      <w:r>
-        <w:rPr>
-          <w:rFonts w:ascii="Times New Roman" w:cs="Times New Roman" w:eastAsia="Times New Roman" w:hAnsi="Times New Roman"/>
-          <w:b/>
-          <w:bCs/>
-          <w:sz w:val="44"/>
-          <w:szCs w:val="44"/>
-          <w:rtl/>
-        </w:rPr>
-        <w:t xml:space="preserve">الدعاء الخامس</w:t>
-      </w:r>
-    </w:p>
-    <w:p>
-      <w:pPr>
-        <w:bidi/>
-        <w:spacing w:after="200" w:line="340"/>
-        <w:jc w:val="right"/>
-      </w:pPr>
-      <w:r>
-        <w:rPr>
-          <w:rFonts w:ascii="Times New Roman" w:cs="Times New Roman" w:eastAsia="Times New Roman" w:hAnsi="Times New Roman"/>
-          <w:sz w:val="24"/>
-          <w:szCs w:val="24"/>
-          <w:rtl/>
-        </w:rPr>
-        <w:t xml:space="preserve">ما يُقال بعد الدفن: «استغفروا لأخيكم، وسلوا له التثبيت، فإنه الآن يُسأل»</w:t>
-      </w:r>
-    </w:p>
-    <w:p>
-      <w:pPr>
-        <w:bidi/>
-        <w:spacing w:after="120" w:before="320"/>
-        <w:jc w:val="right"/>
-      </w:pPr>
-      <w:r>
-        <w:rPr>
-          <w:rFonts w:ascii="Times New Roman" w:cs="Times New Roman" w:eastAsia="Times New Roman" w:hAnsi="Times New Roman"/>
-          <w:b/>
-          <w:bCs/>
-          <w:sz w:val="44"/>
-          <w:szCs w:val="44"/>
-          <w:rtl/>
-        </w:rPr>
-        <w:t xml:space="preserve">الدعاء السادس</w:t>
-      </w:r>
-    </w:p>
-    <w:p>
-      <w:pPr>
-        <w:bidi/>
-        <w:spacing w:after="200" w:line="340"/>
-        <w:jc w:val="right"/>
-      </w:pPr>
-      <w:r>
-        <w:rPr>
-          <w:rFonts w:ascii="Times New Roman" w:cs="Times New Roman" w:eastAsia="Times New Roman" w:hAnsi="Times New Roman"/>
-          <w:sz w:val="24"/>
-          <w:szCs w:val="24"/>
-          <w:rtl/>
-        </w:rPr>
-        <w:t xml:space="preserve">دعاء زيارة القبور: «السلام عليكم أهل الديار من المؤمنين والمسلمين، ويرحم الله المستقدمين منا والمستأخرين، وإنا إن شاء الله بكم للاحقون»</w:t>
-      </w:r>
-    </w:p>
-    <w:p>
-      <w:pPr>
-        <w:bidi/>
-        <w:spacing w:after="120" w:before="320"/>
-        <w:jc w:val="right"/>
-      </w:pPr>
-      <w:r>
-        <w:rPr>
-          <w:rFonts w:ascii="Times New Roman" w:cs="Times New Roman" w:eastAsia="Times New Roman" w:hAnsi="Times New Roman"/>
-          <w:b/>
-          <w:bCs/>
-          <w:sz w:val="44"/>
-          <w:szCs w:val="44"/>
-          <w:rtl/>
-        </w:rPr>
-        <w:t xml:space="preserve">الدعاء السابع</w:t>
-      </w:r>
-    </w:p>
-    <w:p>
-      <w:pPr>
-        <w:bidi/>
-        <w:spacing w:after="200" w:line="340"/>
-        <w:jc w:val="right"/>
-      </w:pPr>
-      <w:r>
-        <w:rPr>
-          <w:rFonts w:ascii="Times New Roman" w:cs="Times New Roman" w:eastAsia="Times New Roman" w:hAnsi="Times New Roman"/>
-          <w:sz w:val="24"/>
-          <w:szCs w:val="24"/>
-          <w:rtl/>
-        </w:rPr>
-        <w:t xml:space="preserve">دعاء التعزية: «إن لله ما أخذ، وله ما أعطى، وكل شيء عنده بأجل مسمى، فلتصبر ولتحتسب»</w:t>
-      </w:r>
-    </w:p>
-    <w:p>
-      <w:pPr>
-        <w:bidi/>
-        <w:spacing w:after="120" w:before="320"/>
-        <w:jc w:val="right"/>
-      </w:pPr>
-      <w:r>
-        <w:rPr>
-          <w:rFonts w:ascii="Times New Roman" w:cs="Times New Roman" w:eastAsia="Times New Roman" w:hAnsi="Times New Roman"/>
-          <w:b/>
-          <w:bCs/>
-          <w:sz w:val="44"/>
-          <w:szCs w:val="44"/>
-          <w:rtl/>
-        </w:rPr>
-        <w:t xml:space="preserve">الدعاء الثامن</w:t>
-      </w:r>
-    </w:p>
-    <w:p>
-      <w:pPr>
-        <w:bidi/>
-        <w:spacing w:after="200" w:line="340"/>
-        <w:jc w:val="right"/>
-      </w:pPr>
-      <w:r>
-        <w:rPr>
-          <w:rFonts w:ascii="Times New Roman" w:cs="Times New Roman" w:eastAsia="Times New Roman" w:hAnsi="Times New Roman"/>
-          <w:sz w:val="24"/>
-          <w:szCs w:val="24"/>
-          <w:rtl/>
-        </w:rPr>
-        <w:t xml:space="preserve">الدعاء الجامع للميت (نسخة شاملة تجمع صيغ متعددة متداولة): اللهم اغفر له وارحمه واعفُ عنه وأكرمه. اللهم وسّع مدخله، وأدخله الجنة، واغسله بالثلج والماء والبرد. اللهم يمّن كتابه، وهوّن حسابه، ولَيّن ترابه، وثبّت أقدامه، وألهمه حسن الجواب. اللهم طيّب ثراه، وأكرم مثواه، واجعل الجنة مستقره ومأواه. اللهم نوّر مرقده، وعطّر مشهده، وطيّب مضجعه. اللهم آنس وحشته، وارحم غربته، وقِه عذاب القبر وعذاب النار. اللهم نقّه من خطاياه كما يُنقى الثوب الأبيض من الدنس. اللهم افسح له في قبره، واجعله روضة من رياض الجنة، ولا تجعله حفرة من حفر النار. اللهم انقله من ضيق اللحود والقبور إلى سعة الدور والقصور، مع الذين أنعمت عليهم من الصديقين والصالحين والشهداء. اللهم اجعل له من فوقه ومن تحته ومن أمامه ومن خلفه وعن يمينه وعن يساره نورًا من نورك يا نور السماوات والأرض. اللهم أبدله دارًا خيرًا من داره، وأهلًا خيرًا من أهله، وزوجًا خيرًا من زوجه، وأسكنه فسيح جناتك في الدرجات العلى، آمين. اللهم إن كان قد أحسن فزد في إحسانه، وإن كان قد أساء فتجاوز عن إساءته. اللهم عامله بما أنت أهله، ولا تعامله بما هو أهله. اللهم اجزه عن الإحسان إحسانًا، وعن الإساءة عفوًا وغفرانًا. اللهم أدخله الجنة من غير مناقشة حساب ولا سابقة عذاب. اللهم أفسح له في قبره مد بصره، وأفرش قبره من فراش الجنة، وجافِ الأرض عن جنبيه. اللهم املأ قبره بالرضا والنور والفسحة والسرور. اللهم إنه في ذمتك وحبل جوارك، فقِه فتنة القبر وعذاب النار، وأنت أهل الوفاء والحق فاغفر له وارحمه إنك أنت الغفور الرحيم. اللهم إنه عبدك وابن عبدك، خرج من الدنيا وسعتها ومحبوبيه وأحبائه إلى ظلمة القبر وما هو لاقيه. اللهم إنه كان يشهد أنك لا إله إلا أنت وأن محمدًا عبدك ورسولك، وأنت أعلم به. اللهم ثبّته عند السؤال. اللهم إنا نتوسل بك إليك ونُقسم بك عليك أن ترحمه ولا تعذبه. اللهم إنه نزل بك وأنت خير مَنزول به، وأصبح فقيرًا إلى رحمتك وأنت غني عن عذابه. اللهم آته برحمتك ورضاك، وقِه فتنة القبر وعذابه، حتى تبعثه إلى جنتك يا أرحم الراحمين. اللهم انقله من مواطن الدود وضيق اللحود إلى جنات الخلود. اللهم احمه تحت الأرض، واستره يوم العرض، ولا تُخزه يوم يُبعثون، </w:t>
+        <w:t xml:space="preserve">عزيمة حزب البحر وزجره:</w:t>
+      </w:r>
+    </w:p>
+    <w:p>
+      <w:pPr>
+        <w:bidi/>
+        <w:spacing w:after="200" w:line="340"/>
+        <w:jc w:val="right"/>
+      </w:pPr>
+      <w:r>
+        <w:rPr>
+          <w:rFonts w:ascii="Times New Roman" w:cs="Times New Roman" w:eastAsia="Times New Roman" w:hAnsi="Times New Roman"/>
+          <w:sz w:val="24"/>
+          <w:szCs w:val="24"/>
+          <w:rtl/>
+        </w:rPr>
+        <w:t xml:space="preserve">اللهم بفضل بسم الله الرحمن الرحيم أدخلنا في حصنك الحصين، اللهم بفضل بسم الله الرحمن الرحيم اجعلنا في حصنك الحصين، اللهم بفضل بسم الله الرحمن الرحيم أسكنّا في حصنك الحصين. نحن في كنف الله، نحن في كنف رسول الله، نحن في كنف القرآن العظيم، نحن في كنف بسم الله الرحمن الرحيم، نحن في كنف لا حول ولا قوة إلا بالله العلي العظيم (ثلاثًا). ألف ألف لا إله إلا الله محمد رسول الله صلى الله عليه وسلم في قلوبنا حُشرت، ألف ألف لا إله إلا الله محمد رسول الله صلى الله عليه وسلم على أكتافنا نُشرت، ألف ألف لا إله إلا الله محمد رسول الله صلى الله عليه وسلم على رؤوسنا نُصبت، ألف ألف لا إله إلا الله محمد رسول الله صلى الله عليه وسلم تحول بيننا وبين ساعة السوء إذا حضرت، ألف ألف لا إله إلا الله محمد رسول الله صلى الله عليه وسلم دارت بنا سورًا كما دارت بمدينة الرسول. سبحان من ألجم كل متمرد بقدرته، وأحاط علمه بما في بره وبحره، سبحان الله وبحمده، سبحان الله وبحمده، سبحان الله وبحمده. اللهم يا دافع السقم، ويا بارئ النسم، ويا عالمًا جميع الألم، ادفع عني البلاء والوباء والغلاء والأمراض وموت الفجأة برحمتك يا أرحم الراحمين (ثلاثًا). وصلِّ اللهم على سيدنا محمد وعلى آله وصحبه وسلم، </w:t>
       </w:r>
       <w:r>
         <w:rPr>
@@ -19487,58 +19248,7 @@
           <w:szCs w:val="24"/>
           <w:rtl/>
         </w:rPr>
-        <w:t xml:space="preserve">﴿يَوْمَ لَا يَنفَعُ مَالٌ وَلَا بَنُونَ * إِلَّا مَنْ أَتَى اللَّهَ بِقَلْبٍ سَلِيمٍ﴾</w:t>
-      </w:r>
-      <w:r>
-        <w:rPr>
-          <w:rFonts w:ascii="Times New Roman" w:cs="Times New Roman" w:eastAsia="Times New Roman" w:hAnsi="Times New Roman"/>
-          <w:sz w:val="24"/>
-          <w:szCs w:val="24"/>
-          <w:rtl/>
-        </w:rPr>
-        <w:t xml:space="preserve">. اللهم يمّن كتابه، ويسّر حسابه، وثقّل بالحسنات ميزانه، وثبّت على الصراط أقدامه، وأسكنه في أعلى الجنات بجوار حبيبك ومصطفاك صلى الله عليه وسلم. اللهم آمنه من فزع يوم القيامة ومن هوله، واجعل نفسه آمنة مطمئنة، ولقّنه حجته. اللهم اجعله في بطن القبر مطمئنًا، وعند قيام الأشهاد آمنًا، وبجود رضوانك واثقًا، وإلى أعلى درجاتك سابقًا. اللهم اجعل عن يمينه نورًا وعن شماله نورًا، ومن أمامه نورًا ومن فوقه نورًا، حتى تبعثه آمنًا مطمئنًا في نور من نورك. اللهم انظر إليه نظرة رضا، فإن من تنظر إليه نظرة رضا لا تعذبه أبدًا. اللهم أسكنه فسيح الجنان، واغفر له يا رحمن، وارحم يا رحيم، وتجاوز عما تعلم يا عليم. اللهم اعفُ عنه فإنك القائل </w:t>
-      </w:r>
-      <w:r>
-        <w:rPr>
-          <w:rFonts w:ascii="Times New Roman" w:cs="Times New Roman" w:eastAsia="Times New Roman" w:hAnsi="Times New Roman"/>
-          <w:b/>
-          <w:bCs/>
-          <w:color w:val="B23A2E"/>
-          <w:sz w:val="24"/>
-          <w:szCs w:val="24"/>
-          <w:rtl/>
-        </w:rPr>
-        <w:t xml:space="preserve">﴿وَيَعْفُو عَن كَثِيرٍ﴾</w:t>
-      </w:r>
-      <w:r>
-        <w:rPr>
-          <w:rFonts w:ascii="Times New Roman" w:cs="Times New Roman" w:eastAsia="Times New Roman" w:hAnsi="Times New Roman"/>
-          <w:sz w:val="24"/>
-          <w:szCs w:val="24"/>
-          <w:rtl/>
-        </w:rPr>
-        <w:t xml:space="preserve">. اللهم إنه جاء بابك وأناخ بجنابك، فجُد عليه بعفوك وإكرامك وجود إحسانك. اللهم إن رحمتك وسعت كل شيء فارحمه رحمة تطمئن بها نفسه وتقر بها عينه. اللهم احشره مع المتقين إلى الرحمن وفدًا، ومع أصحاب اليمين، واجعل تحيته سلامًا من أصحاب اليمين. اللهم بشّره بقولك </w:t>
-      </w:r>
-      <w:r>
-        <w:rPr>
-          <w:rFonts w:ascii="Times New Roman" w:cs="Times New Roman" w:eastAsia="Times New Roman" w:hAnsi="Times New Roman"/>
-          <w:b/>
-          <w:bCs/>
-          <w:color w:val="B23A2E"/>
-          <w:sz w:val="24"/>
-          <w:szCs w:val="24"/>
-          <w:rtl/>
-        </w:rPr>
-        <w:t xml:space="preserve">﴿كُلُوا وَاشْرَبُوا هَنِيئًا بِمَا أَسْلَفْتُمْ فِي الْأَيَّامِ الْخَالِيَةِ﴾</w:t>
-      </w:r>
-      <w:r>
-        <w:rPr>
-          <w:rFonts w:ascii="Times New Roman" w:cs="Times New Roman" w:eastAsia="Times New Roman" w:hAnsi="Times New Roman"/>
-          <w:sz w:val="24"/>
-          <w:szCs w:val="24"/>
-          <w:rtl/>
-        </w:rPr>
-        <w:t xml:space="preserve">. اللهم اجعله من الذين سعدوا في الجنة خالدين فيها ما دامت السماوات والأرض. اللهم شفّع فيه نبينا ومصطفاك، واحشره تحت لوائه، واسقه من يده الشريفة شربة هنيئة لا يظمأ بعدها أبدًا. اللهم إنه كان مصليًا لك فثبّته على الصراط يوم تزل الأقدام، وإن كان صائمًا فأدخله الجنة من باب الريان، وإن كان لكتابك تاليًا وسامعًا فشفّع فيه القرآن وارحمه من النيران، واجعله يرتقي في الجنة إلى آخر آية قرأها أو سمعها وآخر حرف تلاه. اللهم ارزقه بكل حرف من القرآن حلاوة، وبكل كلمة كرامة، وبكل آية سعادة، وبكل سورة سلامة، وبكل جزء جزاءً. اللهم اغفر لحيّنا وميتنا، وشاهدنا وغائبنا، وصغيرنا وكبيرنا، وذكرنا وأنثانا. اللهم من أحييته منا فأحيه على الإسلام، ومن توفيته منا فتوفه على الإيمان. اللهم لا تحرمنا أجره، ولا تُضلّنا بعده. اللهم انزل على أهله الصبر والسلوان، وأرضهم بقضائك، وثبّتهم على القول الثابت في الحياة الدنيا وفي الآخرة. اللهم صلِّ وسلم وبارك على سيدنا محمد وعلى آله وصحبه وسلم إلى يوم الدين.</w:t>
+        <w:t xml:space="preserve">﴿سُبْحَانَ رَبِّكَ رَبِّ الْعِزَّةِ عَمَّا يَصِفُونَ * وَسَلَامٌ عَلَى الْمُرْسَلِينَ * وَالْحَمْدُ لِلَّهِ رَبِّ الْعَالَمِينَ﴾</w:t>
       </w:r>
     </w:p>
     <w:p>
@@ -19562,7 +19272,7 @@
           <w:szCs w:val="36"/>
           <w:rtl/>
         </w:rPr>
-        <w:t>23. عِدّية يس</w:t>
+        <w:t>23. أدعية الجنازة والمصائب</w:t>
       </w:r>
     </w:p>
     <w:p>
@@ -19596,23 +19306,245 @@
           <w:szCs w:val="24"/>
           <w:rtl/>
         </w:rPr>
-        <w:t xml:space="preserve">عِدّية يس — قراءة سورة يس كاملة مع تكرار آيات وأدعية بينية في مواضع محددة، لقضاء الحاجة والحماية من الحسد والكفاية من الناس. المواضع الملوّنة بالأحمر هي التعليمات والأدعية التي تُقال أثناء القراءة (وليست من نص السورة):</w:t>
-      </w:r>
-    </w:p>
-    <w:p>
-      <w:pPr>
-        <w:bidi/>
-        <w:spacing w:after="200" w:line="340"/>
-        <w:jc w:val="right"/>
-      </w:pPr>
-      <w:r>
-        <w:rPr>
-          <w:rFonts w:ascii="Times New Roman" w:cs="Times New Roman" w:eastAsia="Times New Roman" w:hAnsi="Times New Roman"/>
-          <w:sz w:val="24"/>
-          <w:szCs w:val="24"/>
-          <w:rtl/>
-        </w:rPr>
-        <w:t xml:space="preserve">يٓسٓ ۚ وَٱلۡقُرۡءَانِ ٱلۡحَكِيمِ (1)إِنَّكَ لَمِنَ ٱلۡمُرۡسَلِينَ (2)عَلَىٰ صِرَٰطٖ مُّسۡتَقِيمٖ (3)تَنزِيلَ ٱلۡعَزِيزِ ٱلرَّحِيمِ (4)لِتُنذِرَ قَوۡمٗا مَّآ أُنذِرَ ءَابَآؤُهُمۡ فَهُمۡ غَٰفِلُونَ (5)لَقَدۡ حَقَّ ٱلۡقَوۡلُ عَلَىٰٓ أَكۡثَرِهِمۡ فَهُمۡ لَا يُؤۡمِنُونَ (6)إِنَّا جَعَلۡنَا فِيٓ أَعۡنَٰقِهِمۡ أَغۡلَٰلٗا فَهِيَ إِلَى ٱلۡأَذۡقَانِ فَهُم مُّقۡمَحُونَ (7)وَجَعَلۡنَا مِنۢ بَيۡنِ أَيۡدِيهِمۡ سَدّٗا وَمِنۡ خَلۡفِهِمۡ سَدّٗا فَأَغۡشَيۡنَٰهُمۡ فَهُمۡ لَا يُبۡصِرُونَ (8) </w:t>
+        <w:t xml:space="preserve">عند إصابة المسلم بمصيبة: «إنا لله وإنا إليه راجعون، اللهم أجرني في مصيبتي وأخلف لي خيرًا منها»</w:t>
+      </w:r>
+    </w:p>
+    <w:p>
+      <w:pPr>
+        <w:bidi/>
+        <w:spacing w:after="120" w:before="320"/>
+        <w:jc w:val="right"/>
+      </w:pPr>
+      <w:r>
+        <w:rPr>
+          <w:rFonts w:ascii="Times New Roman" w:cs="Times New Roman" w:eastAsia="Times New Roman" w:hAnsi="Times New Roman"/>
+          <w:b/>
+          <w:bCs/>
+          <w:sz w:val="44"/>
+          <w:szCs w:val="44"/>
+          <w:rtl/>
+        </w:rPr>
+        <w:t xml:space="preserve">الدعاء الثاني</w:t>
+      </w:r>
+    </w:p>
+    <w:p>
+      <w:pPr>
+        <w:bidi/>
+        <w:spacing w:after="200" w:line="340"/>
+        <w:jc w:val="right"/>
+      </w:pPr>
+      <w:r>
+        <w:rPr>
+          <w:rFonts w:ascii="Times New Roman" w:cs="Times New Roman" w:eastAsia="Times New Roman" w:hAnsi="Times New Roman"/>
+          <w:sz w:val="24"/>
+          <w:szCs w:val="24"/>
+          <w:rtl/>
+        </w:rPr>
+        <w:t xml:space="preserve">تلقين المحتضر: «لقّنوا موتاكم لا إله إلا الله» — فمن كان آخر كلامه لا إله إلا الله دخل الجنة</w:t>
+      </w:r>
+    </w:p>
+    <w:p>
+      <w:pPr>
+        <w:bidi/>
+        <w:spacing w:after="120" w:before="320"/>
+        <w:jc w:val="right"/>
+      </w:pPr>
+      <w:r>
+        <w:rPr>
+          <w:rFonts w:ascii="Times New Roman" w:cs="Times New Roman" w:eastAsia="Times New Roman" w:hAnsi="Times New Roman"/>
+          <w:b/>
+          <w:bCs/>
+          <w:sz w:val="44"/>
+          <w:szCs w:val="44"/>
+          <w:rtl/>
+        </w:rPr>
+        <w:t xml:space="preserve">الدعاء الثالث</w:t>
+      </w:r>
+    </w:p>
+    <w:p>
+      <w:pPr>
+        <w:bidi/>
+        <w:spacing w:after="200" w:line="340"/>
+        <w:jc w:val="right"/>
+      </w:pPr>
+      <w:r>
+        <w:rPr>
+          <w:rFonts w:ascii="Times New Roman" w:cs="Times New Roman" w:eastAsia="Times New Roman" w:hAnsi="Times New Roman"/>
+          <w:sz w:val="24"/>
+          <w:szCs w:val="24"/>
+          <w:rtl/>
+        </w:rPr>
+        <w:t xml:space="preserve">عند إغماض عيني الميت: «اللهم اغفر لفلان، وارفع درجته في المهديين، واخلفه في عقبه في الغابرين، واغفر لنا وله يا رب العالمين، وافسح له في قبره ونوّر له فيه»</w:t>
+      </w:r>
+    </w:p>
+    <w:p>
+      <w:pPr>
+        <w:bidi/>
+        <w:spacing w:after="120" w:before="320"/>
+        <w:jc w:val="right"/>
+      </w:pPr>
+      <w:r>
+        <w:rPr>
+          <w:rFonts w:ascii="Times New Roman" w:cs="Times New Roman" w:eastAsia="Times New Roman" w:hAnsi="Times New Roman"/>
+          <w:b/>
+          <w:bCs/>
+          <w:sz w:val="44"/>
+          <w:szCs w:val="44"/>
+          <w:rtl/>
+        </w:rPr>
+        <w:t xml:space="preserve">الدعاء الرابع</w:t>
+      </w:r>
+    </w:p>
+    <w:p>
+      <w:pPr>
+        <w:bidi/>
+        <w:spacing w:after="200" w:line="340"/>
+        <w:jc w:val="right"/>
+      </w:pPr>
+      <w:r>
+        <w:rPr>
+          <w:rFonts w:ascii="Times New Roman" w:cs="Times New Roman" w:eastAsia="Times New Roman" w:hAnsi="Times New Roman"/>
+          <w:sz w:val="24"/>
+          <w:szCs w:val="24"/>
+          <w:rtl/>
+        </w:rPr>
+        <w:t xml:space="preserve">عند إدخال الميت القبر: «بسم الله، وبالله، وعلى ملة رسول الله»</w:t>
+      </w:r>
+    </w:p>
+    <w:p>
+      <w:pPr>
+        <w:bidi/>
+        <w:spacing w:after="120" w:before="320"/>
+        <w:jc w:val="right"/>
+      </w:pPr>
+      <w:r>
+        <w:rPr>
+          <w:rFonts w:ascii="Times New Roman" w:cs="Times New Roman" w:eastAsia="Times New Roman" w:hAnsi="Times New Roman"/>
+          <w:b/>
+          <w:bCs/>
+          <w:sz w:val="44"/>
+          <w:szCs w:val="44"/>
+          <w:rtl/>
+        </w:rPr>
+        <w:t xml:space="preserve">الدعاء الخامس</w:t>
+      </w:r>
+    </w:p>
+    <w:p>
+      <w:pPr>
+        <w:bidi/>
+        <w:spacing w:after="200" w:line="340"/>
+        <w:jc w:val="right"/>
+      </w:pPr>
+      <w:r>
+        <w:rPr>
+          <w:rFonts w:ascii="Times New Roman" w:cs="Times New Roman" w:eastAsia="Times New Roman" w:hAnsi="Times New Roman"/>
+          <w:sz w:val="24"/>
+          <w:szCs w:val="24"/>
+          <w:rtl/>
+        </w:rPr>
+        <w:t xml:space="preserve">ما يُقال بعد الدفن: «استغفروا لأخيكم، وسلوا له التثبيت، فإنه الآن يُسأل»</w:t>
+      </w:r>
+    </w:p>
+    <w:p>
+      <w:pPr>
+        <w:bidi/>
+        <w:spacing w:after="120" w:before="320"/>
+        <w:jc w:val="right"/>
+      </w:pPr>
+      <w:r>
+        <w:rPr>
+          <w:rFonts w:ascii="Times New Roman" w:cs="Times New Roman" w:eastAsia="Times New Roman" w:hAnsi="Times New Roman"/>
+          <w:b/>
+          <w:bCs/>
+          <w:sz w:val="44"/>
+          <w:szCs w:val="44"/>
+          <w:rtl/>
+        </w:rPr>
+        <w:t xml:space="preserve">الدعاء السادس</w:t>
+      </w:r>
+    </w:p>
+    <w:p>
+      <w:pPr>
+        <w:bidi/>
+        <w:spacing w:after="200" w:line="340"/>
+        <w:jc w:val="right"/>
+      </w:pPr>
+      <w:r>
+        <w:rPr>
+          <w:rFonts w:ascii="Times New Roman" w:cs="Times New Roman" w:eastAsia="Times New Roman" w:hAnsi="Times New Roman"/>
+          <w:sz w:val="24"/>
+          <w:szCs w:val="24"/>
+          <w:rtl/>
+        </w:rPr>
+        <w:t xml:space="preserve">دعاء زيارة القبور: «السلام عليكم أهل الديار من المؤمنين والمسلمين، ويرحم الله المستقدمين منا والمستأخرين، وإنا إن شاء الله بكم للاحقون»</w:t>
+      </w:r>
+    </w:p>
+    <w:p>
+      <w:pPr>
+        <w:bidi/>
+        <w:spacing w:after="120" w:before="320"/>
+        <w:jc w:val="right"/>
+      </w:pPr>
+      <w:r>
+        <w:rPr>
+          <w:rFonts w:ascii="Times New Roman" w:cs="Times New Roman" w:eastAsia="Times New Roman" w:hAnsi="Times New Roman"/>
+          <w:b/>
+          <w:bCs/>
+          <w:sz w:val="44"/>
+          <w:szCs w:val="44"/>
+          <w:rtl/>
+        </w:rPr>
+        <w:t xml:space="preserve">الدعاء السابع</w:t>
+      </w:r>
+    </w:p>
+    <w:p>
+      <w:pPr>
+        <w:bidi/>
+        <w:spacing w:after="200" w:line="340"/>
+        <w:jc w:val="right"/>
+      </w:pPr>
+      <w:r>
+        <w:rPr>
+          <w:rFonts w:ascii="Times New Roman" w:cs="Times New Roman" w:eastAsia="Times New Roman" w:hAnsi="Times New Roman"/>
+          <w:sz w:val="24"/>
+          <w:szCs w:val="24"/>
+          <w:rtl/>
+        </w:rPr>
+        <w:t xml:space="preserve">دعاء التعزية: «إن لله ما أخذ، وله ما أعطى، وكل شيء عنده بأجل مسمى، فلتصبر ولتحتسب»</w:t>
+      </w:r>
+    </w:p>
+    <w:p>
+      <w:pPr>
+        <w:bidi/>
+        <w:spacing w:after="120" w:before="320"/>
+        <w:jc w:val="right"/>
+      </w:pPr>
+      <w:r>
+        <w:rPr>
+          <w:rFonts w:ascii="Times New Roman" w:cs="Times New Roman" w:eastAsia="Times New Roman" w:hAnsi="Times New Roman"/>
+          <w:b/>
+          <w:bCs/>
+          <w:sz w:val="44"/>
+          <w:szCs w:val="44"/>
+          <w:rtl/>
+        </w:rPr>
+        <w:t xml:space="preserve">الدعاء الثامن</w:t>
+      </w:r>
+    </w:p>
+    <w:p>
+      <w:pPr>
+        <w:bidi/>
+        <w:spacing w:after="200" w:line="340"/>
+        <w:jc w:val="right"/>
+      </w:pPr>
+      <w:r>
+        <w:rPr>
+          <w:rFonts w:ascii="Times New Roman" w:cs="Times New Roman" w:eastAsia="Times New Roman" w:hAnsi="Times New Roman"/>
+          <w:sz w:val="24"/>
+          <w:szCs w:val="24"/>
+          <w:rtl/>
+        </w:rPr>
+        <w:t xml:space="preserve">الدعاء الجامع للميت (نسخة شاملة تجمع صيغ متعددة متداولة): اللهم اغفر له وارحمه واعفُ عنه وأكرمه. اللهم وسّع مدخله، وأدخله الجنة، واغسله بالثلج والماء والبرد. اللهم يمّن كتابه، وهوّن حسابه، ولَيّن ترابه، وثبّت أقدامه، وألهمه حسن الجواب. اللهم طيّب ثراه، وأكرم مثواه، واجعل الجنة مستقره ومأواه. اللهم نوّر مرقده، وعطّر مشهده، وطيّب مضجعه. اللهم آنس وحشته، وارحم غربته، وقِه عذاب القبر وعذاب النار. اللهم نقّه من خطاياه كما يُنقى الثوب الأبيض من الدنس. اللهم افسح له في قبره، واجعله روضة من رياض الجنة، ولا تجعله حفرة من حفر النار. اللهم انقله من ضيق اللحود والقبور إلى سعة الدور والقصور، مع الذين أنعمت عليهم من الصديقين والصالحين والشهداء. اللهم اجعل له من فوقه ومن تحته ومن أمامه ومن خلفه وعن يمينه وعن يساره نورًا من نورك يا نور السماوات والأرض. اللهم أبدله دارًا خيرًا من داره، وأهلًا خيرًا من أهله، وزوجًا خيرًا من زوجه، وأسكنه فسيح جناتك في الدرجات العلى، آمين. اللهم إن كان قد أحسن فزد في إحسانه، وإن كان قد أساء فتجاوز عن إساءته. اللهم عامله بما أنت أهله، ولا تعامله بما هو أهله. اللهم اجزه عن الإحسان إحسانًا، وعن الإساءة عفوًا وغفرانًا. اللهم أدخله الجنة من غير مناقشة حساب ولا سابقة عذاب. اللهم أفسح له في قبره مد بصره، وأفرش قبره من فراش الجنة، وجافِ الأرض عن جنبيه. اللهم املأ قبره بالرضا والنور والفسحة والسرور. اللهم إنه في ذمتك وحبل جوارك، فقِه فتنة القبر وعذاب النار، وأنت أهل الوفاء والحق فاغفر له وارحمه إنك أنت الغفور الرحيم. اللهم إنه عبدك وابن عبدك، خرج من الدنيا وسعتها ومحبوبيه وأحبائه إلى ظلمة القبر وما هو لاقيه. اللهم إنه كان يشهد أنك لا إله إلا أنت وأن محمدًا عبدك ورسولك، وأنت أعلم به. اللهم ثبّته عند السؤال. اللهم إنا نتوسل بك إليك ونُقسم بك عليك أن ترحمه ولا تعذبه. اللهم إنه نزل بك وأنت خير مَنزول به، وأصبح فقيرًا إلى رحمتك وأنت غني عن عذابه. اللهم آته برحمتك ورضاك، وقِه فتنة القبر وعذابه، حتى تبعثه إلى جنتك يا أرحم الراحمين. اللهم انقله من مواطن الدود وضيق اللحود إلى جنات الخلود. اللهم احمه تحت الأرض، واستره يوم العرض، ولا تُخزه يوم يُبعثون، </w:t>
       </w:r>
       <w:r>
         <w:rPr>
@@ -19624,16 +19556,16 @@
           <w:szCs w:val="24"/>
           <w:rtl/>
         </w:rPr>
-        <w:t xml:space="preserve">(تُردد هذه الآية مرة واحدة) ثم تُدعى: «اللهم بيمن نوره وسره في خلقه وسره في الجسد، أخفِ عني أعين الناظرين وقلوب الحاسدين والباغين، واحفظني كما حفظت الروح في الجسد، وإنك على كل شيء قدير»</w:t>
-      </w:r>
-      <w:r>
-        <w:rPr>
-          <w:rFonts w:ascii="Times New Roman" w:cs="Times New Roman" w:eastAsia="Times New Roman" w:hAnsi="Times New Roman"/>
-          <w:sz w:val="24"/>
-          <w:szCs w:val="24"/>
-          <w:rtl/>
-        </w:rPr>
-        <w:t xml:space="preserve"> وَسَوَآءٌ عَلَيۡهِمۡ ءَأَنذَرۡتَهُمۡ أَمۡ لَمۡ تُنذِرۡهُمۡ لَا يُؤۡمِنُونَ (9) </w:t>
+        <w:t xml:space="preserve">﴿يَوْمَ لَا يَنفَعُ مَالٌ وَلَا بَنُونَ * إِلَّا مَنْ أَتَى اللَّهَ بِقَلْبٍ سَلِيمٍ﴾</w:t>
+      </w:r>
+      <w:r>
+        <w:rPr>
+          <w:rFonts w:ascii="Times New Roman" w:cs="Times New Roman" w:eastAsia="Times New Roman" w:hAnsi="Times New Roman"/>
+          <w:sz w:val="24"/>
+          <w:szCs w:val="24"/>
+          <w:rtl/>
+        </w:rPr>
+        <w:t xml:space="preserve">. اللهم يمّن كتابه، ويسّر حسابه، وثقّل بالحسنات ميزانه، وثبّت على الصراط أقدامه، وأسكنه في أعلى الجنات بجوار حبيبك ومصطفاك صلى الله عليه وسلم. اللهم آمنه من فزع يوم القيامة ومن هوله، واجعل نفسه آمنة مطمئنة، ولقّنه حجته. اللهم اجعله في بطن القبر مطمئنًا، وعند قيام الأشهاد آمنًا، وبجود رضوانك واثقًا، وإلى أعلى درجاتك سابقًا. اللهم اجعل عن يمينه نورًا وعن شماله نورًا، ومن أمامه نورًا ومن فوقه نورًا، حتى تبعثه آمنًا مطمئنًا في نور من نورك. اللهم انظر إليه نظرة رضا، فإن من تنظر إليه نظرة رضا لا تعذبه أبدًا. اللهم أسكنه فسيح الجنان، واغفر له يا رحمن، وارحم يا رحيم، وتجاوز عما تعلم يا عليم. اللهم اعفُ عنه فإنك القائل </w:t>
       </w:r>
       <w:r>
         <w:rPr>
@@ -19645,16 +19577,16 @@
           <w:szCs w:val="24"/>
           <w:rtl/>
         </w:rPr>
-        <w:t xml:space="preserve">(تُردد هذه الآية 3 مرات)</w:t>
-      </w:r>
-      <w:r>
-        <w:rPr>
-          <w:rFonts w:ascii="Times New Roman" w:cs="Times New Roman" w:eastAsia="Times New Roman" w:hAnsi="Times New Roman"/>
-          <w:sz w:val="24"/>
-          <w:szCs w:val="24"/>
-          <w:rtl/>
-        </w:rPr>
-        <w:t xml:space="preserve"> إِنَّمَا تُنذِرُ مَنِ ٱتَّبَعَ ٱلذِّكۡرَ وَخَشِيَ ٱلرَّحۡمَٰنَ بِٱلۡغَيۡبِۖ فَبَشِّرۡهُ بِمَغۡفِرَةٖ وَأَجۡرٖ كَرِيمٍ (11)إِنَّا نَحۡنُ نُحۡيِ ٱلۡمَوۡتَىٰ وَنَكۡتُبُ مَا قَدَّمُواْ وَءَاثَٰرَهُمۡۚ وَكُلَّ شَيۡءٍ أَحۡصَيۡنَٰهُ فِيٓ إِمَامٖ مُّبِينٖ (12)وَٱضۡرِبۡ لَهُم مَّثَلًا أَصۡحَٰبَ ٱلۡقَرۡيَةِ إِذۡ جَآءَهَا ٱلۡمُرۡسَلُونَ (13)إِذۡ أَرۡسَلۡنَآ إِلَيۡهِمُ ٱثۡنَيۡنِ فَكَذَّبُوهُمَا فَعَزَّزۡنَا بِثَالِثٖ فَقَالُوٓاْ إِنَّآ إِلَيۡكُم مُّرۡسَلُونَ (14)قَالُواْ مَآ أَنتُمۡ إِلَّا بَشَرٞ مِّثۡلُنَا وَمَآ أَنزَلَ ٱلرَّحۡمَٰنُ مِن شَيۡءٍ إِنۡ أَنتُمۡ إِلَّا تَكۡذِبُونَ (15)قَالُواْ رَبُّنَا يَعۡلَمُ إِنَّآ إِلَيۡكُمۡ لَمُرۡسَلُونَ (16)وَمَا عَلَيۡنَآ إِلَّا ٱلۡبَلَٰغُ ٱلۡمُبِينُ (17)قَالُوٓاْ إِنَّا تَطَيَّرۡنَا بِكُمۡۖ لَئِن لَّمۡ تَنتَهُواْ لَنَرۡجُمَنَّكُمۡ وَلَيَمَسَّنَّكُم مِّنَّا عَذَابٌ أَلِيمٞ (18)قَالُواْ طَـٰٓئِرُكُم مَّعَكُمۡ أَئِن ذُكِّرۡتُمۚ بَلۡ أَنتُمۡ قَوۡمٞ مُّسۡرِفُونَ (19)وَجَآءَ مِنۡ أَقۡصَا ٱلۡمَدِينَةِ رَجُلٞ يَسۡعَىٰ قَالَ يَٰقَوۡمِ ٱتَّبِعُواْ ٱلۡمُرۡسَلِينَ (20)ٱتَّبِعُواْ مَن لَّا يَسۡـَٔلُكُمۡ أَجۡرٗا وَهُم مُّهۡتَدُونَ (21)وَمَا لِيَ لَآ أَعۡبُدُ ٱلَّذِي فَطَرَنِي وَإِلَيۡهِ تُرۡجَعُونَ (22)ءَأَتَّخِذُ مِن دُونِهِۦٓ ءَالِهَةً إِن يُرِدۡنِ ٱلرَّحۡمَٰنُ بِضُرّٖ لَّا تُغۡنِ عَنِّي شَفَٰعَتُهُمۡ شَيۡـٔٗا وَلَا يُنقِذُونِ (23)إِنِّيٓ إِذٗا لَّفِي ضَلَٰلٖ مُّبِينٍ (24)إِنِّيٓ ءَامَنتُ بِرَبِّكُمۡ فَٱسۡمَعُونِ (25)قِيلَ ٱدۡخُلِ ٱلۡجَنَّةَۖ قَالَ يَٰلَيۡتَ قَوۡمِي يَعۡلَمُونَ (26) </w:t>
+        <w:t xml:space="preserve">﴿وَيَعْفُو عَن كَثِيرٍ﴾</w:t>
+      </w:r>
+      <w:r>
+        <w:rPr>
+          <w:rFonts w:ascii="Times New Roman" w:cs="Times New Roman" w:eastAsia="Times New Roman" w:hAnsi="Times New Roman"/>
+          <w:sz w:val="24"/>
+          <w:szCs w:val="24"/>
+          <w:rtl/>
+        </w:rPr>
+        <w:t xml:space="preserve">. اللهم إنه جاء بابك وأناخ بجنابك، فجُد عليه بعفوك وإكرامك وجود إحسانك. اللهم إن رحمتك وسعت كل شيء فارحمه رحمة تطمئن بها نفسه وتقر بها عينه. اللهم احشره مع المتقين إلى الرحمن وفدًا، ومع أصحاب اليمين، واجعل تحيته سلامًا من أصحاب اليمين. اللهم بشّره بقولك </w:t>
       </w:r>
       <w:r>
         <w:rPr>
@@ -19666,393 +19598,16 @@
           <w:szCs w:val="24"/>
           <w:rtl/>
         </w:rPr>
-        <w:t xml:space="preserve">(تُردد هذه الآية مرة واحدة) ثم تُدعى: «اللهم أكرمني بقضاء حاجتي» (ويُسمّي حاجته) «واكرمني بطاعتك يا ذا الجلال والإكرام»</w:t>
-      </w:r>
-      <w:r>
-        <w:rPr>
-          <w:rFonts w:ascii="Times New Roman" w:cs="Times New Roman" w:eastAsia="Times New Roman" w:hAnsi="Times New Roman"/>
-          <w:sz w:val="24"/>
-          <w:szCs w:val="24"/>
-          <w:rtl/>
-        </w:rPr>
-        <w:t xml:space="preserve"> بِمَا غَفَرَ لِي رَبِّي وَجَعَلَنِي مِنَ ٱلۡمُكۡرَمِينَ (27) </w:t>
-      </w:r>
-      <w:r>
-        <w:rPr>
-          <w:rFonts w:ascii="Times New Roman" w:cs="Times New Roman" w:eastAsia="Times New Roman" w:hAnsi="Times New Roman"/>
-          <w:b/>
-          <w:bCs/>
-          <w:color w:val="B23A2E"/>
-          <w:sz w:val="24"/>
-          <w:szCs w:val="24"/>
-          <w:rtl/>
-        </w:rPr>
-        <w:t xml:space="preserve">(تُردد هذه الآية 3 مرات)</w:t>
-      </w:r>
-      <w:r>
-        <w:rPr>
-          <w:rFonts w:ascii="Times New Roman" w:cs="Times New Roman" w:eastAsia="Times New Roman" w:hAnsi="Times New Roman"/>
-          <w:sz w:val="24"/>
-          <w:szCs w:val="24"/>
-          <w:rtl/>
-        </w:rPr>
-        <w:t xml:space="preserve"> وَمَآ أَنزَلۡنَا عَلَىٰ قَوۡمِهِۦ مِنۢ بَعۡدِهِۦ مِن جُندٖ مِّنَ ٱلسَّمَآءِ وَمَا كُنَّا مُنزِلِينَ (28)إِن كَانَتۡ إِلَّا صَيۡحَةٗ وَٰحِدَةٗ فَإِذَا هُمۡ خَٰمِدُونَ (29)يَٰحَسۡرَةً عَلَى ٱلۡعِبَادِۚ مَا يَأۡتِيهِم مِّن رَّسُولٍ إِلَّا كَانُواْ بِهِۦ يَسۡتَهۡزِءُونَ (30)أَلَمۡ يَرَوۡاْ كَمۡ أَهۡلَكۡنَا قَبۡلَهُم مِّنَ ٱلۡقُرُونِ أَنَّهُمۡ إِلَيۡهِمۡ لَا يَرۡجِعُونَ (31)وَإِن كُلّٞ لَّمَّا جَمِيعٞ لَّدَيۡنَا مُحۡضَرُونَ (32)وَءَايَةٞ لَّهُمُ ٱلۡأَرۡضُ ٱلۡمَيۡتَةُ أَحۡيَيۡنَٰهَا وَأَخۡرَجۡنَا مِنۡهَا حَبّٗا فَمِنۡهُ يَأۡكُلُونَ (33)وَجَعَلۡنَا فِيهَا جَنَّـٰتٖ مِّن نَّخِيلٖ وَأَعۡنَٰبٖ وَفَجَّرۡنَا فِيهَا مِنَ ٱلۡعُيُونِ (34)لِيَأۡكُلُواْ مِن ثَمَرِهِۦ وَمَا عَمِلَتۡهُ أَيۡدِيهِمۡۚ أَفَلَا يَشۡكُرُونَ (35)سُبۡحَٰنَ ٱلَّذِي خَلَقَ ٱلۡأَزۡوَٰجَ كُلَّهَا مِمَّا تُنۢبِتُ ٱلۡأَرۡضُ وَمِنۡ أَنفُسِهِمۡ وَمِمَّا لَا يَعۡلَمُونَ (36) وَءَايَةٞ لَّهُمُ ٱلَّيۡلُ نَسۡلَخُ مِنۡهُ ٱلنَّهَارَ فَإِذَا هُم مُّظۡلِمُونَ (37) </w:t>
-      </w:r>
-      <w:r>
-        <w:rPr>
-          <w:rFonts w:ascii="Times New Roman" w:cs="Times New Roman" w:eastAsia="Times New Roman" w:hAnsi="Times New Roman"/>
-          <w:b/>
-          <w:bCs/>
-          <w:color w:val="B23A2E"/>
-          <w:sz w:val="24"/>
-          <w:szCs w:val="24"/>
-          <w:rtl/>
-        </w:rPr>
-        <w:t xml:space="preserve">(تُردد هذه الآية 14 مرة) ثم تُدعى: «اللهم إني أسألك من فضلك الواسع وجودك السابغ أن تُغنيني عن جميع خلقك بالله» (تُردد هذه الآية 3 مرات)</w:t>
-      </w:r>
-      <w:r>
-        <w:rPr>
-          <w:rFonts w:ascii="Times New Roman" w:cs="Times New Roman" w:eastAsia="Times New Roman" w:hAnsi="Times New Roman"/>
-          <w:sz w:val="24"/>
-          <w:szCs w:val="24"/>
-          <w:rtl/>
-        </w:rPr>
-        <w:t xml:space="preserve"> وَٱلشَّمۡسُ تَجۡرِي لِمُسۡتَقَرّٖ لَّهَاۚ ذَٰلِكَ تَقۡدِيرُ ٱلۡعَزِيزِ ٱلۡعَلِيمِ (38)وَٱلۡقَمَرَ قَدَّرۡنَٰهُ مَنَازِلَ حَتَّىٰ عَادَ كَٱلۡعُرۡجُونِ ٱلۡقَدِيمِ (39)لَا ٱلشَّمۡسُ يَنۢبَغِي لَهَآ أَن تُدۡرِكَ ٱلۡقَمَرَ وَلَا ٱلَّيۡلُ سَابِقُ ٱلنَّهَارِۚ وَكُلّٞ فِي فَلَكٖ يَسۡبَحُونَ (40)وَءَايَةٞ لَّهُمۡ أَنَّا حَمَلۡنَا ذُرِّيَّتَهُمۡ فِي ٱلۡفُلۡكِ ٱلۡمَشۡحُونِ (41)وَخَلَقۡنَا لَهُم مِّن مِّثۡلِهِۦ مَا يَرۡكَبُونَ (42)وَإِن نَّشَأۡ نُغۡرِقۡهُمۡ فَلَا صَرِيخَ لَهُمۡ وَلَا هُمۡ يُنقَذُونَ (43)إِلَّا رَحۡمَةٗ مِّنَّا وَمَتَٰعًا إِلَىٰ حِينٖ (44)وَإِذَا قِيلَ لَهُمُ ٱتَّقُواْ مَا بَيۡنَ أَيۡدِيكُمۡ وَمَا خَلۡفَكُمۡ لَعَلَّكُمۡ تُرۡحَمُونَ (45)وَمَا تَأۡتِيهِم مِّنۡ ءَايَةٖ مِّنۡ ءَايَٰتِ رَبِّهِمۡ إِلَّا كَانُواْ عَنۡهَا مُعۡرِضِينَ (46)وَإِذَا قِيلَ لَهُمۡ أَنفِقُواْ مِمَّا رَزَقَكُمُ ٱللَّهُ قَالَ ٱلَّذِينَ كَفَرُواْ لِلَّذِينَ ءَامَنُوٓاْ أَنُطۡعِمُ مَن لَّوۡ يَشَآءُ ٱللَّهُ أَطۡعَمَهُۥٓ إِنۡ أَنتُمۡ إِلَّا فِي ضَلَٰلٖ مُّبِينٖ (47)وَيَقُولُونَ مَتَىٰ هَٰذَا ٱلۡوَعۡدُ إِن كُنتُمۡ صَٰدِقِينَ (48)مَا يَنظُرُونَ إِلَّا صَيۡحَةٗ وَٰحِدَةٗ تَأۡخُذُهُمۡ وَهُمۡ يَخِصِّمُونَ (49)فَلَا يَسۡتَطِيعُونَ تَوۡصِيَةٗ وَلَآ إِلَىٰٓ أَهۡلِهِمۡ يَرۡجِعُونَ (50)وَنُفِخَ فِي ٱلصُّورِ فَإِذَا هُم مِّنَ ٱلۡأَجۡدَاثِ إِلَىٰ رَبِّهِمۡ يَنسِلُونَ (51)قَالُواْ يَٰوَيۡلَنَا مَنۢ بَعَثَنَا مِن مَّرۡقَدِنَاۜۗ هَٰذَا مَا وَعَدَ ٱلرَّحۡمَٰنُ وَصَدَقَ ٱلۡمُرۡسَلُونَ (52)إِن كَانَتۡ إِلَّا صَيۡحَةٗ وَٰحِدَةٗ فَإِذَا هُمۡ جَمِيعٞ لَّدَيۡنَا مُحۡضَرُونَ (53)فَٱلۡيَوۡمَ لَا تُظۡلَمُ نَفۡسٞ شَيۡـٔٗا وَلَا تُجۡزَوۡنَ إِلَّا مَا كُنتُمۡ تَعۡمَلُونَ (54)إِنَّ أَصۡحَٰبَ ٱلۡجَنَّةِ ٱلۡيَوۡمَ فِي شُغُلٖ فَٰكِهُونَ (55)هُمۡ وَأَزۡوَٰجُهُمۡ فِي ظِلَٰلٍ عَلَى ٱلۡأَرَآئِكِ مُتَّكِـُٔونَ (56)لَهُمۡ فِيهَا فَٰكِهَةٞ وَلَهُم مَّا يَدَّعُونَ (57) سَلَٰمٞ قَوۡلٗا مِّن رَّبّٖ رَّحِيمٖ (58) </w:t>
-      </w:r>
-      <w:r>
-        <w:rPr>
-          <w:rFonts w:ascii="Times New Roman" w:cs="Times New Roman" w:eastAsia="Times New Roman" w:hAnsi="Times New Roman"/>
-          <w:b/>
-          <w:bCs/>
-          <w:color w:val="B23A2E"/>
-          <w:sz w:val="24"/>
-          <w:szCs w:val="24"/>
-          <w:rtl/>
-        </w:rPr>
-        <w:t xml:space="preserve">(تُردد هذه الآية 16 مرة) ثم تُدعى: «اللهم سلّمنا من آفات الدنيا وفتنها يا رب العالمين»</w:t>
-      </w:r>
-      <w:r>
-        <w:rPr>
-          <w:rFonts w:ascii="Times New Roman" w:cs="Times New Roman" w:eastAsia="Times New Roman" w:hAnsi="Times New Roman"/>
-          <w:sz w:val="24"/>
-          <w:szCs w:val="24"/>
-          <w:rtl/>
-        </w:rPr>
-        <w:t xml:space="preserve"> وَٱمۡتَٰزُواْ ٱلۡيَوۡمَ أَيُّهَا ٱلۡمُجۡرِمُونَ (59)أَلَمۡ أَعۡهَدۡ إِلَيۡكُمۡ يَٰبَنِيٓ ءَادَمَ أَن لَّا تَعۡبُدُواْ ٱلشَّيۡطَٰنَۖ إِنَّهُۥ لَكُمۡ عَدُوّٞ مُّبِينٞ (60)وَأَنِ ٱعۡبُدُونِيۚ هَٰذَا صِرَٰطٞ مُّسۡتَقِيمٞ (61)وَلَقَدۡ أَضَلَّ مِنكُمۡ جِبِلّٗا كَثِيرًاۖ أَفَلَمۡ تَكُونُواْ تَعۡقِلُونَ (62)هَٰذِهِۦ جَهَنَّمُ ٱلَّتِي كُنتُمۡ تُوعَدُونَ (63)ٱصۡلَوۡهَا ٱلۡيَوۡمَ بِمَا كُنتُمۡ تَكۡفُرُونَ (64)ٱلۡيَوۡمَ نَخۡتِمُ عَلَىٰٓ أَفۡوَٰهِهِمۡ وَتُكَلِّمُنَآ أَيۡدِيهِمۡ وَتَشۡهَدُ أَرۡجُلُهُم بِمَا كَانُواْ يَكۡسِبُونَ (65)وَلَوۡ نَشَآءُ لَطَمَسۡنَا عَلَىٰٓ أَعۡيُنِهِمۡ فَٱسۡتَبَقُواْ ٱلصِّرَٰطَ فَأَنَّىٰ يُبۡصِرُونَ (66)وَلَوۡ نَشَآءُ لَمَسَخۡنَٰهُمۡ عَلَىٰ مَكَانَتِهِمۡ فَمَا ٱسۡتَطَٰعُواْ مُضِيّٗا وَلَا يَرۡجِعُونَ (67)وَمَن نُّعَمِّرۡهُ نُنَكِّسۡهُ فِي ٱلۡخَلۡقِۚ أَفَلَا يَعۡقِلُونَ (68)وَمَا عَلَّمۡنَٰهُ ٱلشِّعۡرَ وَمَا يَنۢبَغِي لَهُۥٓۚ إِنۡ هُوَ إِلَّا ذِكۡرٞ وَقُرۡءَانٞ مُّبِينٞ (69)لِّيُنذِرَ مَن كَانَ حَيّٗا وَيَحِقَّ ٱلۡقَوۡلُ عَلَى ٱلۡكَٰفِرِينَ (70)أَوَلَمۡ يَرَوۡاْ أَنَّا خَلَقۡنَا لَهُم مِّمَّا عَمِلَتۡ أَيۡدِينَآ أَنۡعَٰمٗا فَهُمۡ لَهَا مَٰلِكُونَ (71)وَذَلَّلۡنَٰهَا لَهُمۡ فَمِنۡهَا رَكُوبُهُمۡ وَمِنۡهَا يَأۡكُلُونَ (72)وَلَهُمۡ فِيهَا مَنَٰفِعُ وَمَشَارِبُۚ أَفَلَا يَشۡكُرُونَ (73)وَٱتَّخَذُواْ مِن دُونِ ٱللَّهِ ءَالِهَةٗ لَّعَلَّهُمۡ يُنصَرُونَ (74)لَا يَسۡتَطِيعُونَ نَصۡرَهُمۡ وَهُمۡ لَهُمۡ جُندٞ مُّحۡضَرُونَ (75)فَلَا يَحۡزُنكَ قَوۡلُهُمۡۘ إِنَّا نَعۡلَمُ مَا يُسِرُّونَ وَمَا يُعۡلِنُونَ (76)أَوَلَمۡ يَرَ ٱلۡإِنسَٰنُ أَنَّا خَلَقۡنَٰهُ مِن نُّطۡفَةٖ فَإِذَا هُوَ خَصِيمٞ مُّبِينٞ (77)وَضَرَبَ لَنَا مَثَلٗا وَنَسِيَ خَلۡقَهُۥۖ قَالَ مَن يُحۡيِ ٱلۡعِظَٰمَ وَهِيَ رَمِيمٞ (78)قُلۡ يُحۡيِيهَا ٱلَّذِيٓ أَنشَأَهَآ أَوَّلَ مَرَّةٖۖ وَهُوَ بِكُلِّ خَلۡقٍ عَلِيمٌ (79)ٱلَّذِي جَعَلَ لَكُم مِّنَ ٱلشَّجَرِ ٱلۡأَخۡضَرِ نَارٗا فَإِذَآ أَنتُم مِّنۡهُ تُوقِدُونَ (80)أَوَلَيۡسَ ٱلَّذِي خَلَقَ ٱلسَّمَٰوَٰتِ وَٱلۡأَرۡضَ بِقَٰدِرٍ عَلَىٰٓ أَن يَخۡلُقَ مِثۡلَهُمۖ بَلَىٰ وَهُوَ ٱلۡخَلَّـٰقُ ٱلۡعَلِيمُ (81)إِنَّمَآ أَمۡرُهُۥٓ إِذَآ أَرَادَ شَيۡـًٔا أَن يَقُولَ لَهُۥ كُن فَيَكُونُ (82)فَسُبۡحَٰنَ ٱلَّذِي بِيَدِهِۦ مَلَكُوتُ كُلِّ شَيۡءٖ وَإِلَيۡهِ تُرۡجَعُونَ (83) </w:t>
-      </w:r>
-      <w:r>
-        <w:rPr>
-          <w:rFonts w:ascii="Times New Roman" w:cs="Times New Roman" w:eastAsia="Times New Roman" w:hAnsi="Times New Roman"/>
-          <w:b/>
-          <w:bCs/>
-          <w:color w:val="B23A2E"/>
-          <w:sz w:val="24"/>
-          <w:szCs w:val="24"/>
-          <w:rtl/>
-        </w:rPr>
-        <w:t xml:space="preserve">ثم يُختم بالدعاء الآتي: «سبحان المنفّس عن كل مهموم، سبحان العليم بما كان وما يكون، سبحان سبحان من إذا أراد شيئًا قال له كن فيكون، سبحان الذي بيده ملكوت كل شيء وإليه تُرجعون، يا صمد يا إلهي، يا صمد معتمدي، اقضِ حاجتي» (ويذكرها) «... بحق يس، ومن أنزلها، ومن نزلت عليه، ومن نزلت به»</w:t>
-      </w:r>
-    </w:p>
-    <w:p>
-      <w:pPr>
-        <w:bidi/>
-        <w:spacing w:after="120" w:before="320"/>
-        <w:jc w:val="right"/>
-      </w:pPr>
-      <w:r>
-        <w:rPr>
-          <w:rFonts w:ascii="Times New Roman" w:cs="Times New Roman" w:eastAsia="Times New Roman" w:hAnsi="Times New Roman"/>
-          <w:b/>
-          <w:bCs/>
-          <w:sz w:val="44"/>
-          <w:szCs w:val="44"/>
-          <w:rtl/>
-        </w:rPr>
-        <w:t xml:space="preserve">الدعاء الثاني</w:t>
-      </w:r>
-    </w:p>
-    <w:p>
-      <w:pPr>
-        <w:bidi/>
-        <w:spacing w:after="200" w:line="340"/>
-        <w:jc w:val="right"/>
-      </w:pPr>
-      <w:r>
-        <w:rPr>
-          <w:rFonts w:ascii="Times New Roman" w:cs="Times New Roman" w:eastAsia="Times New Roman" w:hAnsi="Times New Roman"/>
-          <w:sz w:val="24"/>
-          <w:szCs w:val="24"/>
-          <w:rtl/>
-        </w:rPr>
-        <w:t xml:space="preserve">عِدّية يس (صيغة أخرى):</w:t>
-      </w:r>
-    </w:p>
-    <w:p>
-      <w:pPr>
-        <w:bidi/>
-        <w:spacing w:after="200" w:line="340"/>
-        <w:jc w:val="right"/>
-      </w:pPr>
-      <w:r>
-        <w:rPr>
-          <w:rFonts w:ascii="Times New Roman" w:cs="Times New Roman" w:eastAsia="Times New Roman" w:hAnsi="Times New Roman"/>
-          <w:sz w:val="24"/>
-          <w:szCs w:val="24"/>
-          <w:rtl/>
-        </w:rPr>
-        <w:t xml:space="preserve">1. «يس ۚ وَالْقُرْآنِ الْحَكِيمِ» تُكرر</w:t>
-      </w:r>
-      <w:r>
-        <w:rPr>
-          <w:rFonts w:ascii="Times New Roman" w:cs="Times New Roman" w:eastAsia="Times New Roman" w:hAnsi="Times New Roman"/>
-          <w:b/>
-          <w:bCs/>
-          <w:color w:val="3B5BA5"/>
-          <w:sz w:val="24"/>
-          <w:szCs w:val="24"/>
-          <w:rtl/>
-        </w:rPr>
-        <w:t xml:space="preserve"> 7 مرات</w:t>
-      </w:r>
-      <w:r>
-        <w:rPr>
-          <w:rFonts w:ascii="Times New Roman" w:cs="Times New Roman" w:eastAsia="Times New Roman" w:hAnsi="Times New Roman"/>
-          <w:sz w:val="24"/>
-          <w:szCs w:val="24"/>
-          <w:rtl/>
-        </w:rPr>
-        <w:t xml:space="preserve">.</w:t>
-      </w:r>
-    </w:p>
-    <w:p>
-      <w:pPr>
-        <w:bidi/>
-        <w:spacing w:after="200" w:line="340"/>
-        <w:jc w:val="right"/>
-      </w:pPr>
-      <w:r>
-        <w:rPr>
-          <w:rFonts w:ascii="Times New Roman" w:cs="Times New Roman" w:eastAsia="Times New Roman" w:hAnsi="Times New Roman"/>
-          <w:sz w:val="24"/>
-          <w:szCs w:val="24"/>
-          <w:rtl/>
-        </w:rPr>
-        <w:t xml:space="preserve">2. نقرأ حتى نصل إلى قوله تعالى ﴿ذَٰلِكَ تَقْدِيرُ الْعَزِيزِ الْعَلِيمِ﴾، وتُكرر</w:t>
-      </w:r>
-      <w:r>
-        <w:rPr>
-          <w:rFonts w:ascii="Times New Roman" w:cs="Times New Roman" w:eastAsia="Times New Roman" w:hAnsi="Times New Roman"/>
-          <w:b/>
-          <w:bCs/>
-          <w:color w:val="3B5BA5"/>
-          <w:sz w:val="24"/>
-          <w:szCs w:val="24"/>
-          <w:rtl/>
-        </w:rPr>
-        <w:t xml:space="preserve"> 3 مرات</w:t>
-      </w:r>
-      <w:r>
-        <w:rPr>
-          <w:rFonts w:ascii="Times New Roman" w:cs="Times New Roman" w:eastAsia="Times New Roman" w:hAnsi="Times New Roman"/>
-          <w:sz w:val="24"/>
-          <w:szCs w:val="24"/>
-          <w:rtl/>
-        </w:rPr>
-        <w:t xml:space="preserve">، ثم نقول بعد كل مرة هذا الدعاء: «اللهم قدّر لنا الخير، وارزقنا من حيث لا ندري ولا نحتسب، يا خير الرازقين»</w:t>
-      </w:r>
-    </w:p>
-    <w:p>
-      <w:pPr>
-        <w:bidi/>
-        <w:spacing w:after="200" w:line="340"/>
-        <w:jc w:val="right"/>
-      </w:pPr>
-      <w:r>
-        <w:rPr>
-          <w:rFonts w:ascii="Times New Roman" w:cs="Times New Roman" w:eastAsia="Times New Roman" w:hAnsi="Times New Roman"/>
-          <w:sz w:val="24"/>
-          <w:szCs w:val="24"/>
-          <w:rtl/>
-        </w:rPr>
-        <w:t xml:space="preserve">3. ونكمل القراءة حتى نصل إلى قوله تعالى ﴿سَلَامٌ قَوْلًا مِّن رَّبٍّ رَّحِيمٍ﴾، تُقرأ</w:t>
-      </w:r>
-      <w:r>
-        <w:rPr>
-          <w:rFonts w:ascii="Times New Roman" w:cs="Times New Roman" w:eastAsia="Times New Roman" w:hAnsi="Times New Roman"/>
-          <w:b/>
-          <w:bCs/>
-          <w:color w:val="3B5BA5"/>
-          <w:sz w:val="24"/>
-          <w:szCs w:val="24"/>
-          <w:rtl/>
-        </w:rPr>
-        <w:t xml:space="preserve"> 7 مرات</w:t>
-      </w:r>
-      <w:r>
-        <w:rPr>
-          <w:rFonts w:ascii="Times New Roman" w:cs="Times New Roman" w:eastAsia="Times New Roman" w:hAnsi="Times New Roman"/>
-          <w:sz w:val="24"/>
-          <w:szCs w:val="24"/>
-          <w:rtl/>
-        </w:rPr>
-        <w:t xml:space="preserve">، وبعد كل مرة نقول هذا الدعاء: «اللهم سلّمنا من فتن الدنيا وعذاب الآخرة»</w:t>
-      </w:r>
-    </w:p>
-    <w:p>
-      <w:pPr>
-        <w:bidi/>
-        <w:spacing w:after="200" w:line="340"/>
-        <w:jc w:val="right"/>
-      </w:pPr>
-      <w:r>
-        <w:rPr>
-          <w:rFonts w:ascii="Times New Roman" w:cs="Times New Roman" w:eastAsia="Times New Roman" w:hAnsi="Times New Roman"/>
-          <w:sz w:val="24"/>
-          <w:szCs w:val="24"/>
-          <w:rtl/>
-        </w:rPr>
-        <w:t xml:space="preserve">4. ونكمل القراءة حتى نصل إلى قوله تعالى ﴿أَوَلَيْسَ الَّذِي خَلَقَ السَّمَاوَاتِ وَالْأَرْضَ بِقَادِرٍ عَلَىٰ أَن يَخْلُقَ مِثْلَهُم بَلَىٰ﴾، تُقال</w:t>
-      </w:r>
-      <w:r>
-        <w:rPr>
-          <w:rFonts w:ascii="Times New Roman" w:cs="Times New Roman" w:eastAsia="Times New Roman" w:hAnsi="Times New Roman"/>
-          <w:b/>
-          <w:bCs/>
-          <w:color w:val="3B5BA5"/>
-          <w:sz w:val="24"/>
-          <w:szCs w:val="24"/>
-          <w:rtl/>
-        </w:rPr>
-        <w:t xml:space="preserve"> 3 مرات</w:t>
-      </w:r>
-      <w:r>
-        <w:rPr>
-          <w:rFonts w:ascii="Times New Roman" w:cs="Times New Roman" w:eastAsia="Times New Roman" w:hAnsi="Times New Roman"/>
-          <w:sz w:val="24"/>
-          <w:szCs w:val="24"/>
-          <w:rtl/>
-        </w:rPr>
-        <w:t xml:space="preserve">، ثم يُقال بعد كل مرة هذا الدعاء: «والله قادر على أن يأتي بالفرج العظيم، ويفكّ كروبنا وكروب المكروبين، ويقضي حوائجنا وحوائج السائلين، ويقضي الدين عن المدينين»</w:t>
-      </w:r>
-    </w:p>
-    <w:p>
-      <w:pPr>
-        <w:bidi/>
-        <w:spacing w:after="200" w:line="340"/>
-        <w:jc w:val="right"/>
-      </w:pPr>
-      <w:r>
-        <w:rPr>
-          <w:rFonts w:ascii="Times New Roman" w:cs="Times New Roman" w:eastAsia="Times New Roman" w:hAnsi="Times New Roman"/>
-          <w:sz w:val="24"/>
-          <w:szCs w:val="24"/>
-          <w:rtl/>
-        </w:rPr>
-        <w:t xml:space="preserve">بعد الانتهاء من قراءة السورة كاملة، يُقال هذا الدعاء: «سبحان العالم لكل مكنون، والقاضي لكل الديون، سبحان من قوله كن فيكون، اللهم إني أسألك وأتوجه إليك بحبيبك سيدنا محمد صلى الله عليه وسلم أن تسخّر لي قلب من أحوجتني إليه، ومن بيده من البشر قضاء حاجتي، وأن تكفني اللهم شر من يقدر علي ولا أقدر عليه، يا من بيده ملكوت كل شيء أنت العالم به والقادر عليه، اللهم بحق نبيك سيدنا محمد صلى الله عليه وسلم الذي أنزلت عليه سورة يس أن تجعلني في كل أمر وشدة غالبًا يا رب غالبًا، وأن تمنّ علي بسرعة العطاء وتحقيق الرجاء، اللهم صلِّ وسلم وبارك على سيدنا محمد بقدر حبك فيه، وبجاهه فرّج عني ما أنا فيه، جئت أتوسل إليك بقدر النبي الكريم وبسر بسم الله الرحمن الرحيم، يس والقرآن الحكيم». وفي النهاية تُسمّى الشيء الذي تريده من الله، وتقول: «آخر دعوانا أن الحمد لله رب العالمين»</w:t>
-      </w:r>
-    </w:p>
-    <w:p>
-      <w:pPr>
-        <w:jc w:val="right"/>
-      </w:pPr>
-      <w:r>
-        <w:rPr>
-          <w:rFonts w:ascii="Times New Roman" w:hAnsi="Times New Roman" w:cs="Times New Roman" w:eastAsia="Times New Roman"/>
-          <w:b/>
-          <w:sz w:val="44"/>
-          <w:rtl/>
-        </w:rPr>
-        <w:t>الدعاء الثالث</w:t>
-      </w:r>
-    </w:p>
-    <w:p>
-      <w:pPr>
-        <w:jc w:val="right"/>
-      </w:pPr>
-      <w:r>
-        <w:rPr>
-          <w:rFonts w:ascii="Times New Roman" w:hAnsi="Times New Roman" w:cs="Times New Roman" w:eastAsia="Times New Roman"/>
-          <w:sz w:val="24"/>
-          <w:rtl/>
-        </w:rPr>
-        <w:t>ذكر بنفس قوة عِدّية يس:</w:t>
-      </w:r>
-    </w:p>
-    <w:p>
-      <w:pPr>
-        <w:jc w:val="right"/>
-      </w:pPr>
-      <w:r>
-        <w:rPr>
-          <w:rFonts w:ascii="Times New Roman" w:hAnsi="Times New Roman" w:cs="Times New Roman" w:eastAsia="Times New Roman"/>
-          <w:sz w:val="24"/>
-          <w:rtl/>
-        </w:rPr>
-        <w:t xml:space="preserve">«بسم الله الرحمن الرحيم» </w:t>
-      </w:r>
-      <w:r>
-        <w:rPr>
-          <w:rFonts w:ascii="Times New Roman" w:hAnsi="Times New Roman" w:cs="Times New Roman" w:eastAsia="Times New Roman"/>
-          <w:b/>
-          <w:color w:val="3B5BA5"/>
-          <w:sz w:val="24"/>
-          <w:rtl/>
-        </w:rPr>
-        <w:t>(19 مرة)</w:t>
-      </w:r>
-      <w:r>
-        <w:rPr>
-          <w:rFonts w:ascii="Times New Roman" w:hAnsi="Times New Roman" w:cs="Times New Roman" w:eastAsia="Times New Roman"/>
-          <w:sz w:val="24"/>
-          <w:rtl/>
-        </w:rPr>
-        <w:t xml:space="preserve">، «حسبنا الله ونعم الوكيل» </w:t>
-      </w:r>
-      <w:r>
-        <w:rPr>
-          <w:rFonts w:ascii="Times New Roman" w:hAnsi="Times New Roman" w:cs="Times New Roman" w:eastAsia="Times New Roman"/>
-          <w:b/>
-          <w:color w:val="3B5BA5"/>
-          <w:sz w:val="24"/>
-          <w:rtl/>
-        </w:rPr>
-        <w:t>(19 مرة)</w:t>
-      </w:r>
-      <w:r>
-        <w:rPr>
-          <w:rFonts w:ascii="Times New Roman" w:hAnsi="Times New Roman" w:cs="Times New Roman" w:eastAsia="Times New Roman"/>
-          <w:sz w:val="24"/>
-          <w:rtl/>
-        </w:rPr>
-        <w:t xml:space="preserve">، «اللهم صلِّ على محمد» </w:t>
-      </w:r>
-      <w:r>
-        <w:rPr>
-          <w:rFonts w:ascii="Times New Roman" w:hAnsi="Times New Roman" w:cs="Times New Roman" w:eastAsia="Times New Roman"/>
-          <w:b/>
-          <w:color w:val="3B5BA5"/>
-          <w:sz w:val="24"/>
-          <w:rtl/>
-        </w:rPr>
-        <w:t>(19 مرة)</w:t>
-      </w:r>
-      <w:r>
-        <w:rPr>
-          <w:rFonts w:ascii="Times New Roman" w:hAnsi="Times New Roman" w:cs="Times New Roman" w:eastAsia="Times New Roman"/>
-          <w:sz w:val="24"/>
-          <w:rtl/>
-        </w:rPr>
-        <w:t xml:space="preserve">، «اللهم عليك بمن ظلمني واعتدى علي» </w:t>
-      </w:r>
-      <w:r>
-        <w:rPr>
-          <w:rFonts w:ascii="Times New Roman" w:hAnsi="Times New Roman" w:cs="Times New Roman" w:eastAsia="Times New Roman"/>
-          <w:b/>
-          <w:color w:val="3B5BA5"/>
-          <w:sz w:val="24"/>
-          <w:rtl/>
-        </w:rPr>
-        <w:t>(19 مرة)</w:t>
+        <w:t xml:space="preserve">﴿كُلُوا وَاشْرَبُوا هَنِيئًا بِمَا أَسْلَفْتُمْ فِي الْأَيَّامِ الْخَالِيَةِ﴾</w:t>
+      </w:r>
+      <w:r>
+        <w:rPr>
+          <w:rFonts w:ascii="Times New Roman" w:cs="Times New Roman" w:eastAsia="Times New Roman" w:hAnsi="Times New Roman"/>
+          <w:sz w:val="24"/>
+          <w:szCs w:val="24"/>
+          <w:rtl/>
+        </w:rPr>
+        <w:t xml:space="preserve">. اللهم اجعله من الذين سعدوا في الجنة خالدين فيها ما دامت السماوات والأرض. اللهم شفّع فيه نبينا ومصطفاك، واحشره تحت لوائه، واسقه من يده الشريفة شربة هنيئة لا يظمأ بعدها أبدًا. اللهم إنه كان مصليًا لك فثبّته على الصراط يوم تزل الأقدام، وإن كان صائمًا فأدخله الجنة من باب الريان، وإن كان لكتابك تاليًا وسامعًا فشفّع فيه القرآن وارحمه من النيران، واجعله يرتقي في الجنة إلى آخر آية قرأها أو سمعها وآخر حرف تلاه. اللهم ارزقه بكل حرف من القرآن حلاوة، وبكل كلمة كرامة، وبكل آية سعادة، وبكل سورة سلامة، وبكل جزء جزاءً. اللهم اغفر لحيّنا وميتنا، وشاهدنا وغائبنا، وصغيرنا وكبيرنا، وذكرنا وأنثانا. اللهم من أحييته منا فأحيه على الإسلام، ومن توفيته منا فتوفه على الإيمان. اللهم لا تحرمنا أجره، ولا تُضلّنا بعده. اللهم انزل على أهله الصبر والسلوان، وأرضهم بقضائك، وثبّتهم على القول الثابت في الحياة الدنيا وفي الآخرة. اللهم صلِّ وسلم وبارك على سيدنا محمد وعلى آله وصحبه وسلم إلى يوم الدين.</w:t>
       </w:r>
     </w:p>
     <w:p>
@@ -20076,7 +19631,7 @@
           <w:szCs w:val="36"/>
           <w:rtl/>
         </w:rPr>
-        <w:t>24. صلاة الاثنتي عشرة ركعة</w:t>
+        <w:t>24. عِدّية يس</w:t>
       </w:r>
     </w:p>
     <w:p>
@@ -20110,49 +19665,23 @@
           <w:szCs w:val="24"/>
           <w:rtl/>
         </w:rPr>
-        <w:t xml:space="preserve">12 ركعة: تصلي ركعتين وتسلّم، ثم تُكرر، وفي آخر صلاة يُقال بعد التشهد: «لا إله إلا أنت يا حنان يا منان يا بديع السماوات والأرض يا ذا الجلال والإكرام، اللهم صلِّ على محمد وعلى آل محمد»، ثم تسجد وتقول: الفاتحة </w:t>
-      </w:r>
-      <w:r>
-        <w:rPr>
-          <w:rFonts w:ascii="Times New Roman" w:cs="Times New Roman" w:eastAsia="Times New Roman" w:hAnsi="Times New Roman"/>
-          <w:b/>
-          <w:bCs/>
-          <w:color w:val="3B5BA5"/>
-          <w:sz w:val="24"/>
-          <w:szCs w:val="24"/>
-          <w:rtl/>
-        </w:rPr>
-        <w:t xml:space="preserve">(7 مرات)</w:t>
-      </w:r>
-      <w:r>
-        <w:rPr>
-          <w:rFonts w:ascii="Times New Roman" w:cs="Times New Roman" w:eastAsia="Times New Roman" w:hAnsi="Times New Roman"/>
-          <w:sz w:val="24"/>
-          <w:szCs w:val="24"/>
-          <w:rtl/>
-        </w:rPr>
-        <w:t xml:space="preserve">، ثم آية الكرسي </w:t>
-      </w:r>
-      <w:r>
-        <w:rPr>
-          <w:rFonts w:ascii="Times New Roman" w:cs="Times New Roman" w:eastAsia="Times New Roman" w:hAnsi="Times New Roman"/>
-          <w:b/>
-          <w:bCs/>
-          <w:color w:val="3B5BA5"/>
-          <w:sz w:val="24"/>
-          <w:szCs w:val="24"/>
-          <w:rtl/>
-        </w:rPr>
-        <w:t xml:space="preserve">(7 مرات)</w:t>
-      </w:r>
-      <w:r>
-        <w:rPr>
-          <w:rFonts w:ascii="Times New Roman" w:cs="Times New Roman" w:eastAsia="Times New Roman" w:hAnsi="Times New Roman"/>
-          <w:sz w:val="24"/>
-          <w:szCs w:val="24"/>
-          <w:rtl/>
-        </w:rPr>
-        <w:t xml:space="preserve">: </w:t>
+        <w:t xml:space="preserve">عِدّية يس — قراءة سورة يس كاملة مع تكرار آيات وأدعية بينية في مواضع محددة، لقضاء الحاجة والحماية من الحسد والكفاية من الناس. المواضع الملوّنة بالأحمر هي التعليمات والأدعية التي تُقال أثناء القراءة (وليست من نص السورة):</w:t>
+      </w:r>
+    </w:p>
+    <w:p>
+      <w:pPr>
+        <w:bidi/>
+        <w:spacing w:after="200" w:line="340"/>
+        <w:jc w:val="right"/>
+      </w:pPr>
+      <w:r>
+        <w:rPr>
+          <w:rFonts w:ascii="Times New Roman" w:cs="Times New Roman" w:eastAsia="Times New Roman" w:hAnsi="Times New Roman"/>
+          <w:sz w:val="24"/>
+          <w:szCs w:val="24"/>
+          <w:rtl/>
+        </w:rPr>
+        <w:t xml:space="preserve">يٓسٓ ۚ وَٱلۡقُرۡءَانِ ٱلۡحَكِيمِ (1)إِنَّكَ لَمِنَ ٱلۡمُرۡسَلِينَ (2)عَلَىٰ صِرَٰطٖ مُّسۡتَقِيمٖ (3)تَنزِيلَ ٱلۡعَزِيزِ ٱلرَّحِيمِ (4)لِتُنذِرَ قَوۡمٗا مَّآ أُنذِرَ ءَابَآؤُهُمۡ فَهُمۡ غَٰفِلُونَ (5)لَقَدۡ حَقَّ ٱلۡقَوۡلُ عَلَىٰٓ أَكۡثَرِهِمۡ فَهُمۡ لَا يُؤۡمِنُونَ (6)إِنَّا جَعَلۡنَا فِيٓ أَعۡنَٰقِهِمۡ أَغۡلَٰلٗا فَهِيَ إِلَى ٱلۡأَذۡقَانِ فَهُم مُّقۡمَحُونَ (7)وَجَعَلۡنَا مِنۢ بَيۡنِ أَيۡدِيهِمۡ سَدّٗا وَمِنۡ خَلۡفِهِمۡ سَدّٗا فَأَغۡشَيۡنَٰهُمۡ فَهُمۡ لَا يُبۡصِرُونَ (8) </w:t>
       </w:r>
       <w:r>
         <w:rPr>
@@ -20164,37 +19693,435 @@
           <w:szCs w:val="24"/>
           <w:rtl/>
         </w:rPr>
-        <w:t xml:space="preserve">﴿اللَّهُ لَا إِلَٰهَ إِلَّا هُوَ الْحَيُّ الْقَيُّومُ لَا تَأْخُذُهُ سِنَةٌ وَلَا نَوْمٌ لَّهُ مَا فِي السَّمَاوَاتِ وَمَا فِي الْأَرْضِ مَن ذَا الَّذِي يَشْفَعُ عِندَهُ إِلَّا بِإِذْنِهِ يَعْلَمُ مَا بَيْنَ أَيْدِيهِمْ وَمَا خَلْفَهُمْ وَلَا يُحِيطُونَ بِشَيْءٍ مِّنْ عِلْمِهِ إِلَّا بِمَا شَاءَ وَسِعَ كُرْسِيُّهُ السَّمَاوَاتِ وَالْأَرْضَ وَلَا يَئُودُهُ حِفْظُهُمَا وَهُوَ الْعَلِيُّ الْعَظِيمُ﴾</w:t>
-      </w:r>
-      <w:r>
-        <w:rPr>
-          <w:rFonts w:ascii="Times New Roman" w:cs="Times New Roman" w:eastAsia="Times New Roman" w:hAnsi="Times New Roman"/>
-          <w:sz w:val="24"/>
-          <w:szCs w:val="24"/>
-          <w:rtl/>
-        </w:rPr>
-        <w:t xml:space="preserve">، ثم «لا إله إلا الله وحده لا شريك له، له الملك وله الحمد وهو على كل شيء قدير» </w:t>
-      </w:r>
-      <w:r>
-        <w:rPr>
-          <w:rFonts w:ascii="Times New Roman" w:cs="Times New Roman" w:eastAsia="Times New Roman" w:hAnsi="Times New Roman"/>
-          <w:b/>
-          <w:bCs/>
-          <w:color w:val="3B5BA5"/>
-          <w:sz w:val="24"/>
-          <w:szCs w:val="24"/>
-          <w:rtl/>
-        </w:rPr>
-        <w:t xml:space="preserve">(10 مرات)</w:t>
-      </w:r>
-      <w:r>
-        <w:rPr>
-          <w:rFonts w:ascii="Times New Roman" w:cs="Times New Roman" w:eastAsia="Times New Roman" w:hAnsi="Times New Roman"/>
-          <w:sz w:val="24"/>
-          <w:szCs w:val="24"/>
-          <w:rtl/>
-        </w:rPr>
-        <w:t xml:space="preserve">، ثم «اللهم إني أسألك بمعاقد العز من عرشك، ومنتهى الرحمة من كتابك، واسمك الأعظم، وجدك الأعلى، وكلماتك التامات» ثم الدعاء</w:t>
+        <w:t xml:space="preserve">(تُردد هذه الآية مرة واحدة) ثم تُدعى: «اللهم بيمن نوره وسره في خلقه وسره في الجسد، أخفِ عني أعين الناظرين وقلوب الحاسدين والباغين، واحفظني كما حفظت الروح في الجسد، وإنك على كل شيء قدير»</w:t>
+      </w:r>
+      <w:r>
+        <w:rPr>
+          <w:rFonts w:ascii="Times New Roman" w:cs="Times New Roman" w:eastAsia="Times New Roman" w:hAnsi="Times New Roman"/>
+          <w:sz w:val="24"/>
+          <w:szCs w:val="24"/>
+          <w:rtl/>
+        </w:rPr>
+        <w:t xml:space="preserve"> وَسَوَآءٌ عَلَيۡهِمۡ ءَأَنذَرۡتَهُمۡ أَمۡ لَمۡ تُنذِرۡهُمۡ لَا يُؤۡمِنُونَ (9) </w:t>
+      </w:r>
+      <w:r>
+        <w:rPr>
+          <w:rFonts w:ascii="Times New Roman" w:cs="Times New Roman" w:eastAsia="Times New Roman" w:hAnsi="Times New Roman"/>
+          <w:b/>
+          <w:bCs/>
+          <w:color w:val="B23A2E"/>
+          <w:sz w:val="24"/>
+          <w:szCs w:val="24"/>
+          <w:rtl/>
+        </w:rPr>
+        <w:t xml:space="preserve">(تُردد هذه الآية 3 مرات)</w:t>
+      </w:r>
+      <w:r>
+        <w:rPr>
+          <w:rFonts w:ascii="Times New Roman" w:cs="Times New Roman" w:eastAsia="Times New Roman" w:hAnsi="Times New Roman"/>
+          <w:sz w:val="24"/>
+          <w:szCs w:val="24"/>
+          <w:rtl/>
+        </w:rPr>
+        <w:t xml:space="preserve"> إِنَّمَا تُنذِرُ مَنِ ٱتَّبَعَ ٱلذِّكۡرَ وَخَشِيَ ٱلرَّحۡمَٰنَ بِٱلۡغَيۡبِۖ فَبَشِّرۡهُ بِمَغۡفِرَةٖ وَأَجۡرٖ كَرِيمٍ (11)إِنَّا نَحۡنُ نُحۡيِ ٱلۡمَوۡتَىٰ وَنَكۡتُبُ مَا قَدَّمُواْ وَءَاثَٰرَهُمۡۚ وَكُلَّ شَيۡءٍ أَحۡصَيۡنَٰهُ فِيٓ إِمَامٖ مُّبِينٖ (12)وَٱضۡرِبۡ لَهُم مَّثَلًا أَصۡحَٰبَ ٱلۡقَرۡيَةِ إِذۡ جَآءَهَا ٱلۡمُرۡسَلُونَ (13)إِذۡ أَرۡسَلۡنَآ إِلَيۡهِمُ ٱثۡنَيۡنِ فَكَذَّبُوهُمَا فَعَزَّزۡنَا بِثَالِثٖ فَقَالُوٓاْ إِنَّآ إِلَيۡكُم مُّرۡسَلُونَ (14)قَالُواْ مَآ أَنتُمۡ إِلَّا بَشَرٞ مِّثۡلُنَا وَمَآ أَنزَلَ ٱلرَّحۡمَٰنُ مِن شَيۡءٍ إِنۡ أَنتُمۡ إِلَّا تَكۡذِبُونَ (15)قَالُواْ رَبُّنَا يَعۡلَمُ إِنَّآ إِلَيۡكُمۡ لَمُرۡسَلُونَ (16)وَمَا عَلَيۡنَآ إِلَّا ٱلۡبَلَٰغُ ٱلۡمُبِينُ (17)قَالُوٓاْ إِنَّا تَطَيَّرۡنَا بِكُمۡۖ لَئِن لَّمۡ تَنتَهُواْ لَنَرۡجُمَنَّكُمۡ وَلَيَمَسَّنَّكُم مِّنَّا عَذَابٌ أَلِيمٞ (18)قَالُواْ طَـٰٓئِرُكُم مَّعَكُمۡ أَئِن ذُكِّرۡتُمۚ بَلۡ أَنتُمۡ قَوۡمٞ مُّسۡرِفُونَ (19)وَجَآءَ مِنۡ أَقۡصَا ٱلۡمَدِينَةِ رَجُلٞ يَسۡعَىٰ قَالَ يَٰقَوۡمِ ٱتَّبِعُواْ ٱلۡمُرۡسَلِينَ (20)ٱتَّبِعُواْ مَن لَّا يَسۡـَٔلُكُمۡ أَجۡرٗا وَهُم مُّهۡتَدُونَ (21)وَمَا لِيَ لَآ أَعۡبُدُ ٱلَّذِي فَطَرَنِي وَإِلَيۡهِ تُرۡجَعُونَ (22)ءَأَتَّخِذُ مِن دُونِهِۦٓ ءَالِهَةً إِن يُرِدۡنِ ٱلرَّحۡمَٰنُ بِضُرّٖ لَّا تُغۡنِ عَنِّي شَفَٰعَتُهُمۡ شَيۡـٔٗا وَلَا يُنقِذُونِ (23)إِنِّيٓ إِذٗا لَّفِي ضَلَٰلٖ مُّبِينٍ (24)إِنِّيٓ ءَامَنتُ بِرَبِّكُمۡ فَٱسۡمَعُونِ (25)قِيلَ ٱدۡخُلِ ٱلۡجَنَّةَۖ قَالَ يَٰلَيۡتَ قَوۡمِي يَعۡلَمُونَ (26) </w:t>
+      </w:r>
+      <w:r>
+        <w:rPr>
+          <w:rFonts w:ascii="Times New Roman" w:cs="Times New Roman" w:eastAsia="Times New Roman" w:hAnsi="Times New Roman"/>
+          <w:b/>
+          <w:bCs/>
+          <w:color w:val="B23A2E"/>
+          <w:sz w:val="24"/>
+          <w:szCs w:val="24"/>
+          <w:rtl/>
+        </w:rPr>
+        <w:t xml:space="preserve">(تُردد هذه الآية مرة واحدة) ثم تُدعى: «اللهم أكرمني بقضاء حاجتي» (ويُسمّي حاجته) «واكرمني بطاعتك يا ذا الجلال والإكرام»</w:t>
+      </w:r>
+      <w:r>
+        <w:rPr>
+          <w:rFonts w:ascii="Times New Roman" w:cs="Times New Roman" w:eastAsia="Times New Roman" w:hAnsi="Times New Roman"/>
+          <w:sz w:val="24"/>
+          <w:szCs w:val="24"/>
+          <w:rtl/>
+        </w:rPr>
+        <w:t xml:space="preserve"> بِمَا غَفَرَ لِي رَبِّي وَجَعَلَنِي مِنَ ٱلۡمُكۡرَمِينَ (27) </w:t>
+      </w:r>
+      <w:r>
+        <w:rPr>
+          <w:rFonts w:ascii="Times New Roman" w:cs="Times New Roman" w:eastAsia="Times New Roman" w:hAnsi="Times New Roman"/>
+          <w:b/>
+          <w:bCs/>
+          <w:color w:val="B23A2E"/>
+          <w:sz w:val="24"/>
+          <w:szCs w:val="24"/>
+          <w:rtl/>
+        </w:rPr>
+        <w:t xml:space="preserve">(تُردد هذه الآية 3 مرات)</w:t>
+      </w:r>
+      <w:r>
+        <w:rPr>
+          <w:rFonts w:ascii="Times New Roman" w:cs="Times New Roman" w:eastAsia="Times New Roman" w:hAnsi="Times New Roman"/>
+          <w:sz w:val="24"/>
+          <w:szCs w:val="24"/>
+          <w:rtl/>
+        </w:rPr>
+        <w:t xml:space="preserve"> وَمَآ أَنزَلۡنَا عَلَىٰ قَوۡمِهِۦ مِنۢ بَعۡدِهِۦ مِن جُندٖ مِّنَ ٱلسَّمَآءِ وَمَا كُنَّا مُنزِلِينَ (28)إِن كَانَتۡ إِلَّا صَيۡحَةٗ وَٰحِدَةٗ فَإِذَا هُمۡ خَٰمِدُونَ (29)يَٰحَسۡرَةً عَلَى ٱلۡعِبَادِۚ مَا يَأۡتِيهِم مِّن رَّسُولٍ إِلَّا كَانُواْ بِهِۦ يَسۡتَهۡزِءُونَ (30)أَلَمۡ يَرَوۡاْ كَمۡ أَهۡلَكۡنَا قَبۡلَهُم مِّنَ ٱلۡقُرُونِ أَنَّهُمۡ إِلَيۡهِمۡ لَا يَرۡجِعُونَ (31)وَإِن كُلّٞ لَّمَّا جَمِيعٞ لَّدَيۡنَا مُحۡضَرُونَ (32)وَءَايَةٞ لَّهُمُ ٱلۡأَرۡضُ ٱلۡمَيۡتَةُ أَحۡيَيۡنَٰهَا وَأَخۡرَجۡنَا مِنۡهَا حَبّٗا فَمِنۡهُ يَأۡكُلُونَ (33)وَجَعَلۡنَا فِيهَا جَنَّـٰتٖ مِّن نَّخِيلٖ وَأَعۡنَٰبٖ وَفَجَّرۡنَا فِيهَا مِنَ ٱلۡعُيُونِ (34)لِيَأۡكُلُواْ مِن ثَمَرِهِۦ وَمَا عَمِلَتۡهُ أَيۡدِيهِمۡۚ أَفَلَا يَشۡكُرُونَ (35)سُبۡحَٰنَ ٱلَّذِي خَلَقَ ٱلۡأَزۡوَٰجَ كُلَّهَا مِمَّا تُنۢبِتُ ٱلۡأَرۡضُ وَمِنۡ أَنفُسِهِمۡ وَمِمَّا لَا يَعۡلَمُونَ (36) وَءَايَةٞ لَّهُمُ ٱلَّيۡلُ نَسۡلَخُ مِنۡهُ ٱلنَّهَارَ فَإِذَا هُم مُّظۡلِمُونَ (37) </w:t>
+      </w:r>
+      <w:r>
+        <w:rPr>
+          <w:rFonts w:ascii="Times New Roman" w:cs="Times New Roman" w:eastAsia="Times New Roman" w:hAnsi="Times New Roman"/>
+          <w:b/>
+          <w:bCs/>
+          <w:color w:val="B23A2E"/>
+          <w:sz w:val="24"/>
+          <w:szCs w:val="24"/>
+          <w:rtl/>
+        </w:rPr>
+        <w:t xml:space="preserve">(تُردد هذه الآية 14 مرة) ثم تُدعى: «اللهم إني أسألك من فضلك الواسع وجودك السابغ أن تُغنيني عن جميع خلقك بالله» (تُردد هذه الآية 3 مرات)</w:t>
+      </w:r>
+      <w:r>
+        <w:rPr>
+          <w:rFonts w:ascii="Times New Roman" w:cs="Times New Roman" w:eastAsia="Times New Roman" w:hAnsi="Times New Roman"/>
+          <w:sz w:val="24"/>
+          <w:szCs w:val="24"/>
+          <w:rtl/>
+        </w:rPr>
+        <w:t xml:space="preserve"> وَٱلشَّمۡسُ تَجۡرِي لِمُسۡتَقَرّٖ لَّهَاۚ ذَٰلِكَ تَقۡدِيرُ ٱلۡعَزِيزِ ٱلۡعَلِيمِ (38)وَٱلۡقَمَرَ قَدَّرۡنَٰهُ مَنَازِلَ حَتَّىٰ عَادَ كَٱلۡعُرۡجُونِ ٱلۡقَدِيمِ (39)لَا ٱلشَّمۡسُ يَنۢبَغِي لَهَآ أَن تُدۡرِكَ ٱلۡقَمَرَ وَلَا ٱلَّيۡلُ سَابِقُ ٱلنَّهَارِۚ وَكُلّٞ فِي فَلَكٖ يَسۡبَحُونَ (40)وَءَايَةٞ لَّهُمۡ أَنَّا حَمَلۡنَا ذُرِّيَّتَهُمۡ فِي ٱلۡفُلۡكِ ٱلۡمَشۡحُونِ (41)وَخَلَقۡنَا لَهُم مِّن مِّثۡلِهِۦ مَا يَرۡكَبُونَ (42)وَإِن نَّشَأۡ نُغۡرِقۡهُمۡ فَلَا صَرِيخَ لَهُمۡ وَلَا هُمۡ يُنقَذُونَ (43)إِلَّا رَحۡمَةٗ مِّنَّا وَمَتَٰعًا إِلَىٰ حِينٖ (44)وَإِذَا قِيلَ لَهُمُ ٱتَّقُواْ مَا بَيۡنَ أَيۡدِيكُمۡ وَمَا خَلۡفَكُمۡ لَعَلَّكُمۡ تُرۡحَمُونَ (45)وَمَا تَأۡتِيهِم مِّنۡ ءَايَةٖ مِّنۡ ءَايَٰتِ رَبِّهِمۡ إِلَّا كَانُواْ عَنۡهَا مُعۡرِضِينَ (46)وَإِذَا قِيلَ لَهُمۡ أَنفِقُواْ مِمَّا رَزَقَكُمُ ٱللَّهُ قَالَ ٱلَّذِينَ كَفَرُواْ لِلَّذِينَ ءَامَنُوٓاْ أَنُطۡعِمُ مَن لَّوۡ يَشَآءُ ٱللَّهُ أَطۡعَمَهُۥٓ إِنۡ أَنتُمۡ إِلَّا فِي ضَلَٰلٖ مُّبِينٖ (47)وَيَقُولُونَ مَتَىٰ هَٰذَا ٱلۡوَعۡدُ إِن كُنتُمۡ صَٰدِقِينَ (48)مَا يَنظُرُونَ إِلَّا صَيۡحَةٗ وَٰحِدَةٗ تَأۡخُذُهُمۡ وَهُمۡ يَخِصِّمُونَ (49)فَلَا يَسۡتَطِيعُونَ تَوۡصِيَةٗ وَلَآ إِلَىٰٓ أَهۡلِهِمۡ يَرۡجِعُونَ (50)وَنُفِخَ فِي ٱلصُّورِ فَإِذَا هُم مِّنَ ٱلۡأَجۡدَاثِ إِلَىٰ رَبِّهِمۡ يَنسِلُونَ (51)قَالُواْ يَٰوَيۡلَنَا مَنۢ بَعَثَنَا مِن مَّرۡقَدِنَاۜۗ هَٰذَا مَا وَعَدَ ٱلرَّحۡمَٰنُ وَصَدَقَ ٱلۡمُرۡسَلُونَ (52)إِن كَانَتۡ إِلَّا صَيۡحَةٗ وَٰحِدَةٗ فَإِذَا هُمۡ جَمِيعٞ لَّدَيۡنَا مُحۡضَرُونَ (53)فَٱلۡيَوۡمَ لَا تُظۡلَمُ نَفۡسٞ شَيۡـٔٗا وَلَا تُجۡزَوۡنَ إِلَّا مَا كُنتُمۡ تَعۡمَلُونَ (54)إِنَّ أَصۡحَٰبَ ٱلۡجَنَّةِ ٱلۡيَوۡمَ فِي شُغُلٖ فَٰكِهُونَ (55)هُمۡ وَأَزۡوَٰجُهُمۡ فِي ظِلَٰلٍ عَلَى ٱلۡأَرَآئِكِ مُتَّكِـُٔونَ (56)لَهُمۡ فِيهَا فَٰكِهَةٞ وَلَهُم مَّا يَدَّعُونَ (57) سَلَٰمٞ قَوۡلٗا مِّن رَّبّٖ رَّحِيمٖ (58) </w:t>
+      </w:r>
+      <w:r>
+        <w:rPr>
+          <w:rFonts w:ascii="Times New Roman" w:cs="Times New Roman" w:eastAsia="Times New Roman" w:hAnsi="Times New Roman"/>
+          <w:b/>
+          <w:bCs/>
+          <w:color w:val="B23A2E"/>
+          <w:sz w:val="24"/>
+          <w:szCs w:val="24"/>
+          <w:rtl/>
+        </w:rPr>
+        <w:t xml:space="preserve">(تُردد هذه الآية 16 مرة) ثم تُدعى: «اللهم سلّمنا من آفات الدنيا وفتنها يا رب العالمين»</w:t>
+      </w:r>
+      <w:r>
+        <w:rPr>
+          <w:rFonts w:ascii="Times New Roman" w:cs="Times New Roman" w:eastAsia="Times New Roman" w:hAnsi="Times New Roman"/>
+          <w:sz w:val="24"/>
+          <w:szCs w:val="24"/>
+          <w:rtl/>
+        </w:rPr>
+        <w:t xml:space="preserve"> وَٱمۡتَٰزُواْ ٱلۡيَوۡمَ أَيُّهَا ٱلۡمُجۡرِمُونَ (59)أَلَمۡ أَعۡهَدۡ إِلَيۡكُمۡ يَٰبَنِيٓ ءَادَمَ أَن لَّا تَعۡبُدُواْ ٱلشَّيۡطَٰنَۖ إِنَّهُۥ لَكُمۡ عَدُوّٞ مُّبِينٞ (60)وَأَنِ ٱعۡبُدُونِيۚ هَٰذَا صِرَٰطٞ مُّسۡتَقِيمٞ (61)وَلَقَدۡ أَضَلَّ مِنكُمۡ جِبِلّٗا كَثِيرًاۖ أَفَلَمۡ تَكُونُواْ تَعۡقِلُونَ (62)هَٰذِهِۦ جَهَنَّمُ ٱلَّتِي كُنتُمۡ تُوعَدُونَ (63)ٱصۡلَوۡهَا ٱلۡيَوۡمَ بِمَا كُنتُمۡ تَكۡفُرُونَ (64)ٱلۡيَوۡمَ نَخۡتِمُ عَلَىٰٓ أَفۡوَٰهِهِمۡ وَتُكَلِّمُنَآ أَيۡدِيهِمۡ وَتَشۡهَدُ أَرۡجُلُهُم بِمَا كَانُواْ يَكۡسِبُونَ (65)وَلَوۡ نَشَآءُ لَطَمَسۡنَا عَلَىٰٓ أَعۡيُنِهِمۡ فَٱسۡتَبَقُواْ ٱلصِّرَٰطَ فَأَنَّىٰ يُبۡصِرُونَ (66)وَلَوۡ نَشَآءُ لَمَسَخۡنَٰهُمۡ عَلَىٰ مَكَانَتِهِمۡ فَمَا ٱسۡتَطَٰعُواْ مُضِيّٗا وَلَا يَرۡجِعُونَ (67)وَمَن نُّعَمِّرۡهُ نُنَكِّسۡهُ فِي ٱلۡخَلۡقِۚ أَفَلَا يَعۡقِلُونَ (68)وَمَا عَلَّمۡنَٰهُ ٱلشِّعۡرَ وَمَا يَنۢبَغِي لَهُۥٓۚ إِنۡ هُوَ إِلَّا ذِكۡرٞ وَقُرۡءَانٞ مُّبِينٞ (69)لِّيُنذِرَ مَن كَانَ حَيّٗا وَيَحِقَّ ٱلۡقَوۡلُ عَلَى ٱلۡكَٰفِرِينَ (70)أَوَلَمۡ يَرَوۡاْ أَنَّا خَلَقۡنَا لَهُم مِّمَّا عَمِلَتۡ أَيۡدِينَآ أَنۡعَٰمٗا فَهُمۡ لَهَا مَٰلِكُونَ (71)وَذَلَّلۡنَٰهَا لَهُمۡ فَمِنۡهَا رَكُوبُهُمۡ وَمِنۡهَا يَأۡكُلُونَ (72)وَلَهُمۡ فِيهَا مَنَٰفِعُ وَمَشَارِبُۚ أَفَلَا يَشۡكُرُونَ (73)وَٱتَّخَذُواْ مِن دُونِ ٱللَّهِ ءَالِهَةٗ لَّعَلَّهُمۡ يُنصَرُونَ (74)لَا يَسۡتَطِيعُونَ نَصۡرَهُمۡ وَهُمۡ لَهُمۡ جُندٞ مُّحۡضَرُونَ (75)فَلَا يَحۡزُنكَ قَوۡلُهُمۡۘ إِنَّا نَعۡلَمُ مَا يُسِرُّونَ وَمَا يُعۡلِنُونَ (76)أَوَلَمۡ يَرَ ٱلۡإِنسَٰنُ أَنَّا خَلَقۡنَٰهُ مِن نُّطۡفَةٖ فَإِذَا هُوَ خَصِيمٞ مُّبِينٞ (77)وَضَرَبَ لَنَا مَثَلٗا وَنَسِيَ خَلۡقَهُۥۖ قَالَ مَن يُحۡيِ ٱلۡعِظَٰمَ وَهِيَ رَمِيمٞ (78)قُلۡ يُحۡيِيهَا ٱلَّذِيٓ أَنشَأَهَآ أَوَّلَ مَرَّةٖۖ وَهُوَ بِكُلِّ خَلۡقٍ عَلِيمٌ (79)ٱلَّذِي جَعَلَ لَكُم مِّنَ ٱلشَّجَرِ ٱلۡأَخۡضَرِ نَارٗا فَإِذَآ أَنتُم مِّنۡهُ تُوقِدُونَ (80)أَوَلَيۡسَ ٱلَّذِي خَلَقَ ٱلسَّمَٰوَٰتِ وَٱلۡأَرۡضَ بِقَٰدِرٍ عَلَىٰٓ أَن يَخۡلُقَ مِثۡلَهُمۖ بَلَىٰ وَهُوَ ٱلۡخَلَّـٰقُ ٱلۡعَلِيمُ (81)إِنَّمَآ أَمۡرُهُۥٓ إِذَآ أَرَادَ شَيۡـًٔا أَن يَقُولَ لَهُۥ كُن فَيَكُونُ (82)فَسُبۡحَٰنَ ٱلَّذِي بِيَدِهِۦ مَلَكُوتُ كُلِّ شَيۡءٖ وَإِلَيۡهِ تُرۡجَعُونَ (83) </w:t>
+      </w:r>
+      <w:r>
+        <w:rPr>
+          <w:rFonts w:ascii="Times New Roman" w:cs="Times New Roman" w:eastAsia="Times New Roman" w:hAnsi="Times New Roman"/>
+          <w:b/>
+          <w:bCs/>
+          <w:color w:val="B23A2E"/>
+          <w:sz w:val="24"/>
+          <w:szCs w:val="24"/>
+          <w:rtl/>
+        </w:rPr>
+        <w:t xml:space="preserve">ثم يُختم بالدعاء الآتي: «سبحان المنفّس عن كل مهموم، سبحان العليم بما كان وما يكون، سبحان سبحان من إذا أراد شيئًا قال له كن فيكون، سبحان الذي بيده ملكوت كل شيء وإليه تُرجعون، يا صمد يا إلهي، يا صمد معتمدي، اقضِ حاجتي» (ويذكرها) «... بحق يس، ومن أنزلها، ومن نزلت عليه، ومن نزلت به»</w:t>
+      </w:r>
+    </w:p>
+    <w:p>
+      <w:pPr>
+        <w:bidi/>
+        <w:spacing w:after="120" w:before="320"/>
+        <w:jc w:val="right"/>
+      </w:pPr>
+      <w:r>
+        <w:rPr>
+          <w:rFonts w:ascii="Times New Roman" w:cs="Times New Roman" w:eastAsia="Times New Roman" w:hAnsi="Times New Roman"/>
+          <w:b/>
+          <w:bCs/>
+          <w:sz w:val="44"/>
+          <w:szCs w:val="44"/>
+          <w:rtl/>
+        </w:rPr>
+        <w:t xml:space="preserve">الدعاء الثاني</w:t>
+      </w:r>
+    </w:p>
+    <w:p>
+      <w:pPr>
+        <w:bidi/>
+        <w:spacing w:after="200" w:line="340"/>
+        <w:jc w:val="right"/>
+      </w:pPr>
+      <w:r>
+        <w:rPr>
+          <w:rFonts w:ascii="Times New Roman" w:cs="Times New Roman" w:eastAsia="Times New Roman" w:hAnsi="Times New Roman"/>
+          <w:sz w:val="24"/>
+          <w:szCs w:val="24"/>
+          <w:rtl/>
+        </w:rPr>
+        <w:t xml:space="preserve">عِدّية يس (صيغة أخرى):</w:t>
+      </w:r>
+    </w:p>
+    <w:p>
+      <w:pPr>
+        <w:bidi/>
+        <w:spacing w:after="200" w:line="340"/>
+        <w:jc w:val="right"/>
+      </w:pPr>
+      <w:r>
+        <w:rPr>
+          <w:rFonts w:ascii="Times New Roman" w:cs="Times New Roman" w:eastAsia="Times New Roman" w:hAnsi="Times New Roman"/>
+          <w:sz w:val="24"/>
+          <w:szCs w:val="24"/>
+          <w:rtl/>
+        </w:rPr>
+        <w:t xml:space="preserve">1. «يس ۚ وَالْقُرْآنِ الْحَكِيمِ» تُكرر</w:t>
+      </w:r>
+      <w:r>
+        <w:rPr>
+          <w:rFonts w:ascii="Times New Roman" w:cs="Times New Roman" w:eastAsia="Times New Roman" w:hAnsi="Times New Roman"/>
+          <w:b/>
+          <w:bCs/>
+          <w:color w:val="3B5BA5"/>
+          <w:sz w:val="24"/>
+          <w:szCs w:val="24"/>
+          <w:rtl/>
+        </w:rPr>
+        <w:t xml:space="preserve"> 7 مرات</w:t>
+      </w:r>
+      <w:r>
+        <w:rPr>
+          <w:rFonts w:ascii="Times New Roman" w:cs="Times New Roman" w:eastAsia="Times New Roman" w:hAnsi="Times New Roman"/>
+          <w:sz w:val="24"/>
+          <w:szCs w:val="24"/>
+          <w:rtl/>
+        </w:rPr>
+        <w:t xml:space="preserve">.</w:t>
+      </w:r>
+    </w:p>
+    <w:p>
+      <w:pPr>
+        <w:bidi/>
+        <w:spacing w:after="200" w:line="340"/>
+        <w:jc w:val="right"/>
+      </w:pPr>
+      <w:r>
+        <w:rPr>
+          <w:rFonts w:ascii="Times New Roman" w:cs="Times New Roman" w:eastAsia="Times New Roman" w:hAnsi="Times New Roman"/>
+          <w:sz w:val="24"/>
+          <w:szCs w:val="24"/>
+          <w:rtl/>
+        </w:rPr>
+        <w:t xml:space="preserve">2. نقرأ حتى نصل إلى قوله تعالى ﴿ذَٰلِكَ تَقْدِيرُ الْعَزِيزِ الْعَلِيمِ﴾، وتُكرر</w:t>
+      </w:r>
+      <w:r>
+        <w:rPr>
+          <w:rFonts w:ascii="Times New Roman" w:cs="Times New Roman" w:eastAsia="Times New Roman" w:hAnsi="Times New Roman"/>
+          <w:b/>
+          <w:bCs/>
+          <w:color w:val="3B5BA5"/>
+          <w:sz w:val="24"/>
+          <w:szCs w:val="24"/>
+          <w:rtl/>
+        </w:rPr>
+        <w:t xml:space="preserve"> 3 مرات</w:t>
+      </w:r>
+      <w:r>
+        <w:rPr>
+          <w:rFonts w:ascii="Times New Roman" w:cs="Times New Roman" w:eastAsia="Times New Roman" w:hAnsi="Times New Roman"/>
+          <w:sz w:val="24"/>
+          <w:szCs w:val="24"/>
+          <w:rtl/>
+        </w:rPr>
+        <w:t xml:space="preserve">، ثم نقول بعد كل مرة هذا الدعاء: «اللهم قدّر لنا الخير، وارزقنا من حيث لا ندري ولا نحتسب، يا خير الرازقين»</w:t>
+      </w:r>
+    </w:p>
+    <w:p>
+      <w:pPr>
+        <w:bidi/>
+        <w:spacing w:after="200" w:line="340"/>
+        <w:jc w:val="right"/>
+      </w:pPr>
+      <w:r>
+        <w:rPr>
+          <w:rFonts w:ascii="Times New Roman" w:cs="Times New Roman" w:eastAsia="Times New Roman" w:hAnsi="Times New Roman"/>
+          <w:sz w:val="24"/>
+          <w:szCs w:val="24"/>
+          <w:rtl/>
+        </w:rPr>
+        <w:t xml:space="preserve">3. ونكمل القراءة حتى نصل إلى قوله تعالى ﴿سَلَامٌ قَوْلًا مِّن رَّبٍّ رَّحِيمٍ﴾، تُقرأ</w:t>
+      </w:r>
+      <w:r>
+        <w:rPr>
+          <w:rFonts w:ascii="Times New Roman" w:cs="Times New Roman" w:eastAsia="Times New Roman" w:hAnsi="Times New Roman"/>
+          <w:b/>
+          <w:bCs/>
+          <w:color w:val="3B5BA5"/>
+          <w:sz w:val="24"/>
+          <w:szCs w:val="24"/>
+          <w:rtl/>
+        </w:rPr>
+        <w:t xml:space="preserve"> 7 مرات</w:t>
+      </w:r>
+      <w:r>
+        <w:rPr>
+          <w:rFonts w:ascii="Times New Roman" w:cs="Times New Roman" w:eastAsia="Times New Roman" w:hAnsi="Times New Roman"/>
+          <w:sz w:val="24"/>
+          <w:szCs w:val="24"/>
+          <w:rtl/>
+        </w:rPr>
+        <w:t xml:space="preserve">، وبعد كل مرة نقول هذا الدعاء: «اللهم سلّمنا من فتن الدنيا وعذاب الآخرة»</w:t>
+      </w:r>
+    </w:p>
+    <w:p>
+      <w:pPr>
+        <w:bidi/>
+        <w:spacing w:after="200" w:line="340"/>
+        <w:jc w:val="right"/>
+      </w:pPr>
+      <w:r>
+        <w:rPr>
+          <w:rFonts w:ascii="Times New Roman" w:cs="Times New Roman" w:eastAsia="Times New Roman" w:hAnsi="Times New Roman"/>
+          <w:sz w:val="24"/>
+          <w:szCs w:val="24"/>
+          <w:rtl/>
+        </w:rPr>
+        <w:t xml:space="preserve">4. ونكمل القراءة حتى نصل إلى قوله تعالى ﴿أَوَلَيْسَ الَّذِي خَلَقَ السَّمَاوَاتِ وَالْأَرْضَ بِقَادِرٍ عَلَىٰ أَن يَخْلُقَ مِثْلَهُم بَلَىٰ﴾، تُقال</w:t>
+      </w:r>
+      <w:r>
+        <w:rPr>
+          <w:rFonts w:ascii="Times New Roman" w:cs="Times New Roman" w:eastAsia="Times New Roman" w:hAnsi="Times New Roman"/>
+          <w:b/>
+          <w:bCs/>
+          <w:color w:val="3B5BA5"/>
+          <w:sz w:val="24"/>
+          <w:szCs w:val="24"/>
+          <w:rtl/>
+        </w:rPr>
+        <w:t xml:space="preserve"> 3 مرات</w:t>
+      </w:r>
+      <w:r>
+        <w:rPr>
+          <w:rFonts w:ascii="Times New Roman" w:cs="Times New Roman" w:eastAsia="Times New Roman" w:hAnsi="Times New Roman"/>
+          <w:sz w:val="24"/>
+          <w:szCs w:val="24"/>
+          <w:rtl/>
+        </w:rPr>
+        <w:t xml:space="preserve">، ثم يُقال بعد كل مرة هذا الدعاء: «والله قادر على أن يأتي بالفرج العظيم، ويفكّ كروبنا وكروب المكروبين، ويقضي حوائجنا وحوائج السائلين، ويقضي الدين عن المدينين»</w:t>
+      </w:r>
+    </w:p>
+    <w:p>
+      <w:pPr>
+        <w:bidi/>
+        <w:spacing w:after="200" w:line="340"/>
+        <w:jc w:val="right"/>
+      </w:pPr>
+      <w:r>
+        <w:rPr>
+          <w:rFonts w:ascii="Times New Roman" w:cs="Times New Roman" w:eastAsia="Times New Roman" w:hAnsi="Times New Roman"/>
+          <w:sz w:val="24"/>
+          <w:szCs w:val="24"/>
+          <w:rtl/>
+        </w:rPr>
+        <w:t xml:space="preserve">بعد الانتهاء من قراءة السورة كاملة، يُقال هذا الدعاء: «سبحان العالم لكل مكنون، والقاضي لكل الديون، سبحان من قوله كن فيكون، اللهم إني أسألك وأتوجه إليك بحبيبك سيدنا محمد صلى الله عليه وسلم أن تسخّر لي قلب من أحوجتني إليه، ومن بيده من البشر قضاء حاجتي، وأن تكفني اللهم شر من يقدر علي ولا أقدر عليه، يا من بيده ملكوت كل شيء أنت العالم به والقادر عليه، اللهم بحق نبيك سيدنا محمد صلى الله عليه وسلم الذي أنزلت عليه سورة يس أن تجعلني في كل أمر وشدة غالبًا يا رب غالبًا، وأن تمنّ علي بسرعة العطاء وتحقيق الرجاء، اللهم صلِّ وسلم وبارك على سيدنا محمد بقدر حبك فيه، وبجاهه فرّج عني ما أنا فيه، جئت أتوسل إليك بقدر النبي الكريم وبسر بسم الله الرحمن الرحيم، يس والقرآن الحكيم». وفي النهاية تُسمّى الشيء الذي تريده من الله، وتقول: «آخر دعوانا أن الحمد لله رب العالمين»</w:t>
+      </w:r>
+    </w:p>
+    <w:p>
+      <w:pPr>
+        <w:jc w:val="right"/>
+      </w:pPr>
+      <w:r>
+        <w:rPr>
+          <w:rFonts w:ascii="Times New Roman" w:hAnsi="Times New Roman" w:cs="Times New Roman" w:eastAsia="Times New Roman"/>
+          <w:b/>
+          <w:sz w:val="44"/>
+          <w:rtl/>
+        </w:rPr>
+        <w:t>الدعاء الثالث</w:t>
+      </w:r>
+    </w:p>
+    <w:p>
+      <w:pPr>
+        <w:jc w:val="right"/>
+      </w:pPr>
+      <w:r>
+        <w:rPr>
+          <w:rFonts w:ascii="Times New Roman" w:hAnsi="Times New Roman" w:cs="Times New Roman" w:eastAsia="Times New Roman"/>
+          <w:sz w:val="24"/>
+          <w:rtl/>
+        </w:rPr>
+        <w:t>ذكر بنفس قوة عِدّية يس:</w:t>
+      </w:r>
+    </w:p>
+    <w:p>
+      <w:pPr>
+        <w:jc w:val="right"/>
+      </w:pPr>
+      <w:r>
+        <w:rPr>
+          <w:rFonts w:ascii="Times New Roman" w:hAnsi="Times New Roman" w:cs="Times New Roman" w:eastAsia="Times New Roman"/>
+          <w:sz w:val="24"/>
+          <w:rtl/>
+        </w:rPr>
+        <w:t xml:space="preserve">«بسم الله الرحمن الرحيم» </w:t>
+      </w:r>
+      <w:r>
+        <w:rPr>
+          <w:rFonts w:ascii="Times New Roman" w:hAnsi="Times New Roman" w:cs="Times New Roman" w:eastAsia="Times New Roman"/>
+          <w:b/>
+          <w:color w:val="3B5BA5"/>
+          <w:sz w:val="24"/>
+          <w:rtl/>
+        </w:rPr>
+        <w:t>(19 مرة)</w:t>
+      </w:r>
+      <w:r>
+        <w:rPr>
+          <w:rFonts w:ascii="Times New Roman" w:hAnsi="Times New Roman" w:cs="Times New Roman" w:eastAsia="Times New Roman"/>
+          <w:sz w:val="24"/>
+          <w:rtl/>
+        </w:rPr>
+        <w:t xml:space="preserve">، «حسبنا الله ونعم الوكيل» </w:t>
+      </w:r>
+      <w:r>
+        <w:rPr>
+          <w:rFonts w:ascii="Times New Roman" w:hAnsi="Times New Roman" w:cs="Times New Roman" w:eastAsia="Times New Roman"/>
+          <w:b/>
+          <w:color w:val="3B5BA5"/>
+          <w:sz w:val="24"/>
+          <w:rtl/>
+        </w:rPr>
+        <w:t>(19 مرة)</w:t>
+      </w:r>
+      <w:r>
+        <w:rPr>
+          <w:rFonts w:ascii="Times New Roman" w:hAnsi="Times New Roman" w:cs="Times New Roman" w:eastAsia="Times New Roman"/>
+          <w:sz w:val="24"/>
+          <w:rtl/>
+        </w:rPr>
+        <w:t xml:space="preserve">، «اللهم صلِّ على محمد» </w:t>
+      </w:r>
+      <w:r>
+        <w:rPr>
+          <w:rFonts w:ascii="Times New Roman" w:hAnsi="Times New Roman" w:cs="Times New Roman" w:eastAsia="Times New Roman"/>
+          <w:b/>
+          <w:color w:val="3B5BA5"/>
+          <w:sz w:val="24"/>
+          <w:rtl/>
+        </w:rPr>
+        <w:t>(19 مرة)</w:t>
+      </w:r>
+      <w:r>
+        <w:rPr>
+          <w:rFonts w:ascii="Times New Roman" w:hAnsi="Times New Roman" w:cs="Times New Roman" w:eastAsia="Times New Roman"/>
+          <w:sz w:val="24"/>
+          <w:rtl/>
+        </w:rPr>
+        <w:t xml:space="preserve">، «اللهم عليك بمن ظلمني واعتدى علي» </w:t>
+      </w:r>
+      <w:r>
+        <w:rPr>
+          <w:rFonts w:ascii="Times New Roman" w:hAnsi="Times New Roman" w:cs="Times New Roman" w:eastAsia="Times New Roman"/>
+          <w:b/>
+          <w:color w:val="3B5BA5"/>
+          <w:sz w:val="24"/>
+          <w:rtl/>
+        </w:rPr>
+        <w:t>(19 مرة)</w:t>
       </w:r>
     </w:p>
     <w:p>
@@ -20218,7 +20145,149 @@
           <w:szCs w:val="36"/>
           <w:rtl/>
         </w:rPr>
-        <w:t>25. أدعية وأذكار يوم الجمعة</w:t>
+        <w:t>25. صلاة الاثنتي عشرة ركعة</w:t>
+      </w:r>
+    </w:p>
+    <w:p>
+      <w:pPr>
+        <w:bidi/>
+        <w:spacing w:after="120" w:before="320"/>
+        <w:jc w:val="right"/>
+      </w:pPr>
+      <w:r>
+        <w:rPr>
+          <w:rFonts w:ascii="Times New Roman" w:cs="Times New Roman" w:eastAsia="Times New Roman" w:hAnsi="Times New Roman"/>
+          <w:b/>
+          <w:bCs/>
+          <w:sz w:val="44"/>
+          <w:szCs w:val="44"/>
+          <w:rtl/>
+        </w:rPr>
+        <w:t xml:space="preserve">الدعاء الأول</w:t>
+      </w:r>
+    </w:p>
+    <w:p>
+      <w:pPr>
+        <w:bidi/>
+        <w:spacing w:after="200" w:line="340"/>
+        <w:jc w:val="right"/>
+      </w:pPr>
+      <w:r>
+        <w:rPr>
+          <w:rFonts w:ascii="Times New Roman" w:cs="Times New Roman" w:eastAsia="Times New Roman" w:hAnsi="Times New Roman"/>
+          <w:sz w:val="24"/>
+          <w:szCs w:val="24"/>
+          <w:rtl/>
+        </w:rPr>
+        <w:t xml:space="preserve">12 ركعة: تصلي ركعتين وتسلّم، ثم تُكرر، وفي آخر صلاة يُقال بعد التشهد: «لا إله إلا أنت يا حنان يا منان يا بديع السماوات والأرض يا ذا الجلال والإكرام، اللهم صلِّ على محمد وعلى آل محمد»، ثم تسجد وتقول: الفاتحة </w:t>
+      </w:r>
+      <w:r>
+        <w:rPr>
+          <w:rFonts w:ascii="Times New Roman" w:cs="Times New Roman" w:eastAsia="Times New Roman" w:hAnsi="Times New Roman"/>
+          <w:b/>
+          <w:bCs/>
+          <w:color w:val="3B5BA5"/>
+          <w:sz w:val="24"/>
+          <w:szCs w:val="24"/>
+          <w:rtl/>
+        </w:rPr>
+        <w:t xml:space="preserve">(7 مرات)</w:t>
+      </w:r>
+      <w:r>
+        <w:rPr>
+          <w:rFonts w:ascii="Times New Roman" w:cs="Times New Roman" w:eastAsia="Times New Roman" w:hAnsi="Times New Roman"/>
+          <w:sz w:val="24"/>
+          <w:szCs w:val="24"/>
+          <w:rtl/>
+        </w:rPr>
+        <w:t xml:space="preserve">، ثم آية الكرسي </w:t>
+      </w:r>
+      <w:r>
+        <w:rPr>
+          <w:rFonts w:ascii="Times New Roman" w:cs="Times New Roman" w:eastAsia="Times New Roman" w:hAnsi="Times New Roman"/>
+          <w:b/>
+          <w:bCs/>
+          <w:color w:val="3B5BA5"/>
+          <w:sz w:val="24"/>
+          <w:szCs w:val="24"/>
+          <w:rtl/>
+        </w:rPr>
+        <w:t xml:space="preserve">(7 مرات)</w:t>
+      </w:r>
+      <w:r>
+        <w:rPr>
+          <w:rFonts w:ascii="Times New Roman" w:cs="Times New Roman" w:eastAsia="Times New Roman" w:hAnsi="Times New Roman"/>
+          <w:sz w:val="24"/>
+          <w:szCs w:val="24"/>
+          <w:rtl/>
+        </w:rPr>
+        <w:t xml:space="preserve">: </w:t>
+      </w:r>
+      <w:r>
+        <w:rPr>
+          <w:rFonts w:ascii="Times New Roman" w:cs="Times New Roman" w:eastAsia="Times New Roman" w:hAnsi="Times New Roman"/>
+          <w:b/>
+          <w:bCs/>
+          <w:color w:val="B23A2E"/>
+          <w:sz w:val="24"/>
+          <w:szCs w:val="24"/>
+          <w:rtl/>
+        </w:rPr>
+        <w:t xml:space="preserve">﴿اللَّهُ لَا إِلَٰهَ إِلَّا هُوَ الْحَيُّ الْقَيُّومُ لَا تَأْخُذُهُ سِنَةٌ وَلَا نَوْمٌ لَّهُ مَا فِي السَّمَاوَاتِ وَمَا فِي الْأَرْضِ مَن ذَا الَّذِي يَشْفَعُ عِندَهُ إِلَّا بِإِذْنِهِ يَعْلَمُ مَا بَيْنَ أَيْدِيهِمْ وَمَا خَلْفَهُمْ وَلَا يُحِيطُونَ بِشَيْءٍ مِّنْ عِلْمِهِ إِلَّا بِمَا شَاءَ وَسِعَ كُرْسِيُّهُ السَّمَاوَاتِ وَالْأَرْضَ وَلَا يَئُودُهُ حِفْظُهُمَا وَهُوَ الْعَلِيُّ الْعَظِيمُ﴾</w:t>
+      </w:r>
+      <w:r>
+        <w:rPr>
+          <w:rFonts w:ascii="Times New Roman" w:cs="Times New Roman" w:eastAsia="Times New Roman" w:hAnsi="Times New Roman"/>
+          <w:sz w:val="24"/>
+          <w:szCs w:val="24"/>
+          <w:rtl/>
+        </w:rPr>
+        <w:t xml:space="preserve">، ثم «لا إله إلا الله وحده لا شريك له، له الملك وله الحمد وهو على كل شيء قدير» </w:t>
+      </w:r>
+      <w:r>
+        <w:rPr>
+          <w:rFonts w:ascii="Times New Roman" w:cs="Times New Roman" w:eastAsia="Times New Roman" w:hAnsi="Times New Roman"/>
+          <w:b/>
+          <w:bCs/>
+          <w:color w:val="3B5BA5"/>
+          <w:sz w:val="24"/>
+          <w:szCs w:val="24"/>
+          <w:rtl/>
+        </w:rPr>
+        <w:t xml:space="preserve">(10 مرات)</w:t>
+      </w:r>
+      <w:r>
+        <w:rPr>
+          <w:rFonts w:ascii="Times New Roman" w:cs="Times New Roman" w:eastAsia="Times New Roman" w:hAnsi="Times New Roman"/>
+          <w:sz w:val="24"/>
+          <w:szCs w:val="24"/>
+          <w:rtl/>
+        </w:rPr>
+        <w:t xml:space="preserve">، ثم «اللهم إني أسألك بمعاقد العز من عرشك، ومنتهى الرحمة من كتابك، واسمك الأعظم، وجدك الأعلى، وكلماتك التامات» ثم الدعاء</w:t>
+      </w:r>
+    </w:p>
+    <w:p>
+      <w:pPr>
+        <w:pStyle w:val="Heading1"/>
+        <w:pageBreakBefore/>
+        <w:pBdr>
+          <w:bottom w:val="single" w:color="0F6657" w:sz="6" w:space="8"/>
+        </w:pBdr>
+        <w:bidi/>
+        <w:spacing w:after="300" w:before="200"/>
+        <w:jc w:val="center"/>
+      </w:pPr>
+      <w:r>
+        <w:rPr>
+          <w:rFonts w:ascii="Times New Roman" w:cs="Times New Roman" w:eastAsia="Times New Roman" w:hAnsi="Times New Roman"/>
+          <w:b/>
+          <w:bCs/>
+          <w:color w:val="0F6657"/>
+          <w:sz w:val="36"/>
+          <w:szCs w:val="36"/>
+          <w:rtl/>
+        </w:rPr>
+        <w:t>26. أدعية وأذكار يوم الجمعة</w:t>
       </w:r>
     </w:p>
     <w:p>

--- a/خزانة الأدعية.docx
+++ b/خزانة الأدعية.docx
@@ -6462,7 +6462,7 @@
           <w:szCs w:val="24"/>
           <w:rtl/>
         </w:rPr>
-        <w:t xml:space="preserve">: «لا إله إلا الله العظيم الحليم، لا إله إلا الله رب العرش العظيم، لا إله إلا الله رب السماوات ورب الأرض ورب العرش الكريم»</w:t>
+        <w:t>: «لا إله إلا الله العظيم الحليم، لا إله إلا الله رب العرش العظيم، لا إله إلا الله رب السماوات ورب الأرض ورب العرش الكريم». اللهم رحمتك أرجو، فلا تكلني إلى نفسي طرفة عين، وأصلح لي شأني كله، لا إله إلا أنت. لا إله إلا أنت سبحانك إني كنت من الظالمين. الله الله ربي، لا أشرك به شيئًا (رواه البخاري ومسلم وأبو داود)</w:t>
       </w:r>
     </w:p>
     <w:p>
@@ -12223,6 +12223,51 @@
           <w:rtl/>
         </w:rPr>
         <w:t xml:space="preserve">، ثم: «اللهم إنا نسألك في سفرنا هذا البر والتقوى، ومن العمل ما ترضى، اللهم هوّن علينا سفرنا هذا واطوِ عنا بعده، اللهم أنت الصاحب في السفر والخليفة في الأهل، اللهم إني أعوذ بك من وعثاء السفر، وكآبة المنظر، وسوء المنقلب في المال والأهل» (رواه مسلم)</w:t>
+      </w:r>
+    </w:p>
+    <w:p>
+      <w:pPr>
+        <w:jc w:val="right"/>
+      </w:pPr>
+      <w:r>
+        <w:rPr>
+          <w:rFonts w:ascii="Times New Roman" w:hAnsi="Times New Roman" w:cs="Times New Roman" w:eastAsia="Times New Roman"/>
+          <w:b/>
+          <w:sz w:val="44"/>
+          <w:rtl/>
+        </w:rPr>
+        <w:t>الدعاء الخامس</w:t>
+      </w:r>
+    </w:p>
+    <w:p>
+      <w:pPr>
+        <w:jc w:val="right"/>
+      </w:pPr>
+      <w:r>
+        <w:rPr>
+          <w:rFonts w:ascii="Times New Roman" w:hAnsi="Times New Roman" w:cs="Times New Roman" w:eastAsia="Times New Roman"/>
+          <w:sz w:val="24"/>
+          <w:rtl/>
+        </w:rPr>
+        <w:t xml:space="preserve">دعاء الركوب (السيارة وما نحوها): «بسم الله، والحمد لله»، </w:t>
+      </w:r>
+      <w:r>
+        <w:rPr>
+          <w:rFonts w:ascii="Times New Roman" w:hAnsi="Times New Roman" w:cs="Times New Roman" w:eastAsia="Times New Roman"/>
+          <w:b/>
+          <w:color w:val="B23A2E"/>
+          <w:sz w:val="24"/>
+          <w:rtl/>
+        </w:rPr>
+        <w:t>﴿سُبْحَانَ الَّذِي سَخَّرَ لَنَا هَذَا وَمَا كُنَّا لَهُ مُقْرِنِينَ وَإِنَّا إِلَى رَبِّنَا لَمُنقَلِبُونَ﴾</w:t>
+      </w:r>
+      <w:r>
+        <w:rPr>
+          <w:rFonts w:ascii="Times New Roman" w:hAnsi="Times New Roman" w:cs="Times New Roman" w:eastAsia="Times New Roman"/>
+          <w:sz w:val="24"/>
+          <w:rtl/>
+        </w:rPr>
+        <w:t>، «الحمد لله، الحمد لله، الحمد لله، الله أكبر، الله أكبر، الله أكبر، سبحانك اللهم إني ظلمت نفسي فاغفر لي، فإنه لا يغفر الذنوب إلا أنت» (رواه مسلم وأبو داود)</w:t>
       </w:r>
     </w:p>
     <w:p>

--- a/خزانة الأدعية.docx
+++ b/خزانة الأدعية.docx
@@ -12222,7 +12222,7 @@
           <w:szCs w:val="24"/>
           <w:rtl/>
         </w:rPr>
-        <w:t xml:space="preserve">، ثم: «اللهم إنا نسألك في سفرنا هذا البر والتقوى، ومن العمل ما ترضى، اللهم هوّن علينا سفرنا هذا واطوِ عنا بعده، اللهم أنت الصاحب في السفر والخليفة في الأهل، اللهم إني أعوذ بك من وعثاء السفر، وكآبة المنظر، وسوء المنقلب في المال والأهل» (رواه مسلم)</w:t>
+        <w:t>، ثم: «اللهم إنا نسألك في سفرنا هذا البر والتقوى، ومن العمل ما ترضى، اللهم هوّن علينا سفرنا هذا واطوِ عنا بعده، اللهم أنت الصاحب في السفر والخليفة في الأهل، اللهم إني أعوذ بك من وعثاء السفر، وكآبة المنظر، وسوء المنقلب في المال والأهل» (رواه مسلم). وإذا رجع، قالهن وزاد فيهن: «آيبون، تائبون، عابدون، لربنا حامدون»</w:t>
       </w:r>
     </w:p>
     <w:p>
@@ -12268,6 +12268,33 @@
           <w:rtl/>
         </w:rPr>
         <w:t>، «الحمد لله، الحمد لله، الحمد لله، الله أكبر، الله أكبر، الله أكبر، سبحانك اللهم إني ظلمت نفسي فاغفر لي، فإنه لا يغفر الذنوب إلا أنت» (رواه مسلم وأبو داود)</w:t>
+      </w:r>
+    </w:p>
+    <w:p>
+      <w:pPr>
+        <w:jc w:val="right"/>
+      </w:pPr>
+      <w:r>
+        <w:rPr>
+          <w:rFonts w:ascii="Times New Roman" w:hAnsi="Times New Roman" w:cs="Times New Roman" w:eastAsia="Times New Roman"/>
+          <w:b/>
+          <w:sz w:val="44"/>
+          <w:rtl/>
+        </w:rPr>
+        <w:t>الدعاء السادس</w:t>
+      </w:r>
+    </w:p>
+    <w:p>
+      <w:pPr>
+        <w:jc w:val="right"/>
+      </w:pPr>
+      <w:r>
+        <w:rPr>
+          <w:rFonts w:ascii="Times New Roman" w:hAnsi="Times New Roman" w:cs="Times New Roman" w:eastAsia="Times New Roman"/>
+          <w:sz w:val="24"/>
+          <w:rtl/>
+        </w:rPr>
+        <w:t>دعاء المسافر للمقيم: «أستودعُك الله الذي لا يُضيِّع ودائِعَه» — كان النبي صلى الله عليه وسلم أحسن الناس عشرةً لأصحابه، وفي هذا الحديث يقول أبو هريرة رضي الله عنه: ودّعني رسول الله صلى الله عليه وسلم، وهذا عند مفارقته بسفر أو نحوه، فقال له النبي صلى الله عليه وسلم: «أستودعُك الله الذي لا تضيعُ ودائعُه»، أي: أجعلك وديعةً محفوظةً عند الله، وهو سبحانه خير الحافظين للودائع والأمانات، وهذا من دعاء المقيم للمسافر، ويُستحب للمرء المسافر أن يُودِّع أهله وأقاربه وأصحابه وجيرانه، ويسألهم الدعاء له ويَدْعُوَ لهم، كما هو ظاهر من الحديث (أخرجه النسائي في السنن الكبرى)</w:t>
       </w:r>
     </w:p>
     <w:p>

--- a/خزانة الأدعية.docx
+++ b/خزانة الأدعية.docx
@@ -17476,1030 +17476,245 @@
     <w:p>
       <w:pPr>
         <w:pStyle w:val="Heading1"/>
-        <w:pageBreakBefore/>
-        <w:pBdr>
-          <w:bottom w:val="single" w:color="0F6657" w:sz="6" w:space="8"/>
-        </w:pBdr>
-        <w:bidi/>
-        <w:spacing w:after="300" w:before="200"/>
         <w:jc w:val="center"/>
       </w:pPr>
       <w:r>
         <w:rPr>
-          <w:rFonts w:ascii="Times New Roman" w:cs="Times New Roman" w:eastAsia="Times New Roman" w:hAnsi="Times New Roman"/>
-          <w:b/>
-          <w:bCs/>
+          <w:b/>
           <w:color w:val="0F6657"/>
           <w:sz w:val="36"/>
-          <w:szCs w:val="36"/>
-          <w:rtl/>
-        </w:rPr>
-        <w:t>20. دعاء ختم القرآن الكريم</w:t>
-      </w:r>
-    </w:p>
-    <w:p>
-      <w:pPr>
-        <w:bidi/>
-        <w:spacing w:after="120" w:before="320"/>
-        <w:jc w:val="right"/>
-      </w:pPr>
-      <w:r>
-        <w:rPr>
-          <w:rFonts w:ascii="Times New Roman" w:cs="Times New Roman" w:eastAsia="Times New Roman" w:hAnsi="Times New Roman"/>
-          <w:b/>
-          <w:bCs/>
-          <w:sz w:val="44"/>
-          <w:szCs w:val="44"/>
-          <w:rtl/>
-        </w:rPr>
-        <w:t xml:space="preserve">الدعاء الأول</w:t>
-      </w:r>
-    </w:p>
-    <w:p>
-      <w:pPr>
-        <w:bidi/>
-        <w:spacing w:after="200" w:line="340"/>
-        <w:jc w:val="right"/>
-      </w:pPr>
-      <w:r>
-        <w:rPr>
-          <w:rFonts w:ascii="Times New Roman" w:cs="Times New Roman" w:eastAsia="Times New Roman" w:hAnsi="Times New Roman"/>
-          <w:sz w:val="24"/>
-          <w:szCs w:val="24"/>
-          <w:rtl/>
-        </w:rPr>
-        <w:t xml:space="preserve">دعاء ختم القرآن الكريم - الشيخ عبدالرحمن الحذيفي:</w:t>
-      </w:r>
-    </w:p>
-    <w:p>
-      <w:pPr>
-        <w:bidi/>
-        <w:spacing w:after="200" w:line="340"/>
-        <w:jc w:val="right"/>
-      </w:pPr>
-      <w:r>
-        <w:rPr>
-          <w:rFonts w:ascii="Times New Roman" w:cs="Times New Roman" w:eastAsia="Times New Roman" w:hAnsi="Times New Roman"/>
-          <w:sz w:val="24"/>
-          <w:szCs w:val="24"/>
-          <w:rtl/>
-        </w:rPr>
-        <w:t xml:space="preserve">صدق الله العظيم الذي لا إله إلا هو، المتوحد في الجلال، بكمال الجمال، تعظيمًا وتكبيرًا، المتفرد بتصريف الأحوال والأمور على التفصيل والإجمال، تقديرًا وتدبيرًا، المتعالي بعظمته، </w:t>
-      </w:r>
-      <w:r>
-        <w:rPr>
-          <w:rFonts w:ascii="Times New Roman" w:cs="Times New Roman" w:eastAsia="Times New Roman" w:hAnsi="Times New Roman"/>
-          <w:b/>
-          <w:bCs/>
-          <w:color w:val="B23A2E"/>
-          <w:sz w:val="24"/>
-          <w:szCs w:val="24"/>
-          <w:rtl/>
-        </w:rPr>
-        <w:t xml:space="preserve">﴿الَّذِي نَزَّلَ الْفُرْقَانَ عَلَىٰ عَبْدِهِ لِيَكُونَ لِلْعَالَمِينَ نَذِيرًا﴾</w:t>
-      </w:r>
-      <w:r>
-        <w:rPr>
-          <w:rFonts w:ascii="Times New Roman" w:cs="Times New Roman" w:eastAsia="Times New Roman" w:hAnsi="Times New Roman"/>
-          <w:sz w:val="24"/>
-          <w:szCs w:val="24"/>
-          <w:rtl/>
-        </w:rPr>
-        <w:t xml:space="preserve"> [الفرقان: 1].</w:t>
-      </w:r>
-    </w:p>
-    <w:p>
-      <w:pPr>
-        <w:bidi/>
-        <w:spacing w:after="200" w:line="340"/>
-        <w:jc w:val="right"/>
-      </w:pPr>
-      <w:r>
-        <w:rPr>
-          <w:rFonts w:ascii="Times New Roman" w:cs="Times New Roman" w:eastAsia="Times New Roman" w:hAnsi="Times New Roman"/>
-          <w:sz w:val="24"/>
-          <w:szCs w:val="24"/>
-          <w:rtl/>
-        </w:rPr>
-        <w:t xml:space="preserve">صدق الله الرحمن الرحيم، صدق الحليم العظيم، وصدق رسوله الكريم، صدق من بعثه الله شاهدًا ومبشرًا ونذيرًا، </w:t>
-      </w:r>
-      <w:r>
-        <w:rPr>
-          <w:rFonts w:ascii="Times New Roman" w:cs="Times New Roman" w:eastAsia="Times New Roman" w:hAnsi="Times New Roman"/>
-          <w:b/>
-          <w:bCs/>
-          <w:color w:val="B23A2E"/>
-          <w:sz w:val="24"/>
-          <w:szCs w:val="24"/>
-          <w:rtl/>
-        </w:rPr>
-        <w:t xml:space="preserve">﴿وَدَاعِيًا إِلَى اللَّهِ بِإِذْنِهِ وَسِرَاجًا مُّنِيرًا﴾</w:t>
-      </w:r>
-      <w:r>
-        <w:rPr>
-          <w:rFonts w:ascii="Times New Roman" w:cs="Times New Roman" w:eastAsia="Times New Roman" w:hAnsi="Times New Roman"/>
-          <w:sz w:val="24"/>
-          <w:szCs w:val="24"/>
-          <w:rtl/>
-        </w:rPr>
-        <w:t xml:space="preserve"> [الأحزاب: 46]، ونحن على ما قال خالقنا ورازقنا ومولانا من الشاهدين، وبآياته من الموقنين، ولدينه من المنقادين الخاشعين.</w:t>
-      </w:r>
-    </w:p>
-    <w:p>
-      <w:pPr>
-        <w:bidi/>
-        <w:spacing w:after="200" w:line="340"/>
-        <w:jc w:val="right"/>
-      </w:pPr>
-      <w:r>
-        <w:rPr>
-          <w:rFonts w:ascii="Times New Roman" w:cs="Times New Roman" w:eastAsia="Times New Roman" w:hAnsi="Times New Roman"/>
-          <w:sz w:val="24"/>
-          <w:szCs w:val="24"/>
-          <w:rtl/>
-        </w:rPr>
-        <w:t xml:space="preserve">اللهم لك الحمد على ما يسّرت من تلاوة كتابك، ومن صيام شهر رمضان وقيامه.</w:t>
-      </w:r>
-    </w:p>
-    <w:p>
-      <w:pPr>
-        <w:bidi/>
-        <w:spacing w:after="200" w:line="340"/>
-        <w:jc w:val="right"/>
-      </w:pPr>
-      <w:r>
-        <w:rPr>
-          <w:rFonts w:ascii="Times New Roman" w:cs="Times New Roman" w:eastAsia="Times New Roman" w:hAnsi="Times New Roman"/>
-          <w:sz w:val="24"/>
-          <w:szCs w:val="24"/>
-          <w:rtl/>
-        </w:rPr>
-        <w:t xml:space="preserve">اللهم لك الحمد على أن هديتنا لمعالم دينك الذي ارتضيته لنفسك وبنيته على خمس: شهادة أن لا إله إلا الله، وأن محمدًا رسول الله، وإقام الصلاة، وإيتاء الزكاة، وصوم رمضان، وحج البيت الحرام.</w:t>
-      </w:r>
-    </w:p>
-    <w:p>
-      <w:pPr>
-        <w:bidi/>
-        <w:spacing w:after="200" w:line="340"/>
-        <w:jc w:val="right"/>
-      </w:pPr>
-      <w:r>
-        <w:rPr>
-          <w:rFonts w:ascii="Times New Roman" w:cs="Times New Roman" w:eastAsia="Times New Roman" w:hAnsi="Times New Roman"/>
-          <w:sz w:val="24"/>
-          <w:szCs w:val="24"/>
-          <w:rtl/>
-        </w:rPr>
-        <w:t xml:space="preserve">اللهم لك الحمد والشكر على الإيمان والقرآن.</w:t>
-      </w:r>
-    </w:p>
-    <w:p>
-      <w:pPr>
-        <w:bidi/>
-        <w:spacing w:after="200" w:line="340"/>
-        <w:jc w:val="right"/>
-      </w:pPr>
-      <w:r>
-        <w:rPr>
-          <w:rFonts w:ascii="Times New Roman" w:cs="Times New Roman" w:eastAsia="Times New Roman" w:hAnsi="Times New Roman"/>
-          <w:sz w:val="24"/>
-          <w:szCs w:val="24"/>
-          <w:rtl/>
-        </w:rPr>
-        <w:t xml:space="preserve">اللهم لك الحمد على أن أرسلت إلينا أفضل رسلك، وأنزلت عليه أفضل كتبك، وأحسنها نظامًا في الدنيا والآخرة، وأفصحها كلامًا، وأبينها حلالًا وحرامًا، وأعلاها مقامًا، كتاب عظيم الشأن، عظيم السلطان، مشرق البرهان، محفوظ من الزيادة والنقصان، </w:t>
-      </w:r>
-      <w:r>
-        <w:rPr>
-          <w:rFonts w:ascii="Times New Roman" w:cs="Times New Roman" w:eastAsia="Times New Roman" w:hAnsi="Times New Roman"/>
-          <w:b/>
-          <w:bCs/>
-          <w:color w:val="B23A2E"/>
-          <w:sz w:val="24"/>
-          <w:szCs w:val="24"/>
-          <w:rtl/>
-        </w:rPr>
-        <w:t xml:space="preserve">﴿لَّا يَأْتِيهِ الْبَاطِلُ مِن بَيْنِ يَدَيْهِ وَلَا مِنْ خَلْفِهِ تَنزِيلٌ مِّنْ حَكِيمٍ حَمِيدٍ﴾</w:t>
-      </w:r>
-      <w:r>
-        <w:rPr>
-          <w:rFonts w:ascii="Times New Roman" w:cs="Times New Roman" w:eastAsia="Times New Roman" w:hAnsi="Times New Roman"/>
-          <w:sz w:val="24"/>
-          <w:szCs w:val="24"/>
-          <w:rtl/>
-        </w:rPr>
-        <w:t xml:space="preserve"> [فصلت: 42]، </w:t>
-      </w:r>
-      <w:r>
-        <w:rPr>
-          <w:rFonts w:ascii="Times New Roman" w:cs="Times New Roman" w:eastAsia="Times New Roman" w:hAnsi="Times New Roman"/>
-          <w:b/>
-          <w:bCs/>
-          <w:color w:val="B23A2E"/>
-          <w:sz w:val="24"/>
-          <w:szCs w:val="24"/>
-          <w:rtl/>
-        </w:rPr>
-        <w:t xml:space="preserve">﴿كِتَابٌ أُحْكِمَتْ آيَاتُهُ ثُمَّ فُصِّلَتْ مِن لَّدُنْ حَكِيمٍ خَبِيرٍ﴾</w:t>
-      </w:r>
-      <w:r>
-        <w:rPr>
-          <w:rFonts w:ascii="Times New Roman" w:cs="Times New Roman" w:eastAsia="Times New Roman" w:hAnsi="Times New Roman"/>
-          <w:sz w:val="24"/>
-          <w:szCs w:val="24"/>
-          <w:rtl/>
-        </w:rPr>
-        <w:t xml:space="preserve"> [هود: 1].</w:t>
-      </w:r>
-    </w:p>
-    <w:p>
-      <w:pPr>
-        <w:bidi/>
-        <w:spacing w:after="200" w:line="340"/>
-        <w:jc w:val="right"/>
-      </w:pPr>
-      <w:r>
-        <w:rPr>
-          <w:rFonts w:ascii="Times New Roman" w:cs="Times New Roman" w:eastAsia="Times New Roman" w:hAnsi="Times New Roman"/>
-          <w:sz w:val="24"/>
-          <w:szCs w:val="24"/>
-          <w:rtl/>
-        </w:rPr>
-        <w:t xml:space="preserve">اللهم لك الحمد على نعمك العظيمة، وآلائك الجسيمة، ولك الحمد والشكر على نعمك الظاهرة والباطنة التي لا يحصيها غيرك، ما علمنا منها وما لم نعلم، لك الحمد حتى ترضى، وإذا رضيت حمدًا وشكرًا لا ينتهي أولاه، ولا ينفد أخراه، إنك أنت الله لا إله إلا أنت، أهل الوفاء والحمد.</w:t>
-      </w:r>
-    </w:p>
-    <w:p>
-      <w:pPr>
-        <w:bidi/>
-        <w:spacing w:after="200" w:line="340"/>
-        <w:jc w:val="right"/>
-      </w:pPr>
-      <w:r>
-        <w:rPr>
-          <w:rFonts w:ascii="Times New Roman" w:cs="Times New Roman" w:eastAsia="Times New Roman" w:hAnsi="Times New Roman"/>
-          <w:sz w:val="24"/>
-          <w:szCs w:val="24"/>
-          <w:rtl/>
-        </w:rPr>
-        <w:t xml:space="preserve">اللهم صلِّ على محمد وعلى آل محمد، كما صليت على إبراهيم وعلى آل إبراهيم إنك حميد مجيد، وبارك على محمد وعلى آل محمد، كما باركت على إبراهيم وعلى آل إبراهيم إنك حميد مجيد، وسلِّم تسليمًا كثيرًا.</w:t>
-      </w:r>
-    </w:p>
-    <w:p>
-      <w:pPr>
-        <w:bidi/>
-        <w:spacing w:after="200" w:line="340"/>
-        <w:jc w:val="right"/>
-      </w:pPr>
-      <w:r>
-        <w:rPr>
-          <w:rFonts w:ascii="Times New Roman" w:cs="Times New Roman" w:eastAsia="Times New Roman" w:hAnsi="Times New Roman"/>
-          <w:sz w:val="24"/>
-          <w:szCs w:val="24"/>
-          <w:rtl/>
-        </w:rPr>
-        <w:t xml:space="preserve">اللهم إنا عبيدك، بنو عبيدك، بنو إمائك، نواصينا بيدك، عدل فينا قضاؤك، نسألك اللهم بكل اسم هو لك، سميت به نفسك، أو أنزلته في كتابك، أو استأثرت به في علم الغيب عندك، أو علمته أحدًا من خلقك، أن تجعل القرآن العظيم ربيع قلوبنا، وجلاء همومنا وغمومنا، ونور أبصارنا، وهدايتنا في الدنيا والآخرة. اللهم ذكّرنا منه ما نسينا، وعلّمنا منه ما جهلنا. اللهم ارزقنا تلاوته على الوجه الذي يرضيك عنا آناء الليل وأطراف النهار، يا رب العالمين! اللهم اجعلنا ممن يقيم حروفه وحدوده، ولا تجعلنا ممن يقيم حروفه ويضيع حدوده. اللهم اجعله شاهدًا لنا، واجعله شفيعًا، يا رب العالمين! اللهم اجعلنا ممن اتبع القرآن فقاده إلى رضوانك وإلى جنات النعيم، ولا تجعلنا ممن اتبعه القرآن فزُجّ في قفاه إلى النار. اللهم اجعلنا من أهل القرآن الذين هم أهلك وخاصتك، يا أرحم الراحمين، يا رب العالمين!</w:t>
-      </w:r>
-    </w:p>
-    <w:p>
-      <w:pPr>
-        <w:bidi/>
-        <w:spacing w:after="200" w:line="340"/>
-        <w:jc w:val="right"/>
-      </w:pPr>
-      <w:r>
-        <w:rPr>
-          <w:rFonts w:ascii="Times New Roman" w:cs="Times New Roman" w:eastAsia="Times New Roman" w:hAnsi="Times New Roman"/>
-          <w:sz w:val="24"/>
-          <w:szCs w:val="24"/>
-          <w:rtl/>
-        </w:rPr>
-        <w:t xml:space="preserve">اللهم إنا نسألك رضوانك والجنة، ونعوذ بك اللهم من سخطك ومن النار. اللهم إنا نسألك الجنة وما قرّب إليها من قول أو عمل، ونعوذ بك اللهم من النار وما قرّب إليها من قول أو عمل. اللهم إنا نسألك من الخير كله عاجله وآجله، ما علمنا منه وما لم نعلم، ونعوذ بك اللهم من الشر كله عاجله وآجله، ما علمنا منه وما لم نعلم.</w:t>
-      </w:r>
-    </w:p>
-    <w:p>
-      <w:pPr>
-        <w:bidi/>
-        <w:spacing w:after="200" w:line="340"/>
-        <w:jc w:val="right"/>
-      </w:pPr>
-      <w:r>
-        <w:rPr>
-          <w:rFonts w:ascii="Times New Roman" w:cs="Times New Roman" w:eastAsia="Times New Roman" w:hAnsi="Times New Roman"/>
-          <w:sz w:val="24"/>
-          <w:szCs w:val="24"/>
-          <w:rtl/>
-        </w:rPr>
-        <w:t xml:space="preserve">اللهم إنا نسألك أن تعفو عنا، اللهم إنك عفو تحب العفو فاعف عنا، يا رب العالمين!</w:t>
-      </w:r>
-    </w:p>
-    <w:p>
-      <w:pPr>
-        <w:bidi/>
-        <w:spacing w:after="200" w:line="340"/>
-        <w:jc w:val="right"/>
-      </w:pPr>
-      <w:r>
-        <w:rPr>
-          <w:rFonts w:ascii="Times New Roman" w:cs="Times New Roman" w:eastAsia="Times New Roman" w:hAnsi="Times New Roman"/>
-          <w:sz w:val="24"/>
-          <w:szCs w:val="24"/>
-          <w:rtl/>
-        </w:rPr>
-        <w:t xml:space="preserve">اللهم إنا نسألك عيشة نقية، وميتة سوية، ومردًا غير مخزيّ ولا فاضح، يا رب العالمين!</w:t>
-      </w:r>
-    </w:p>
-    <w:p>
-      <w:pPr>
-        <w:bidi/>
-        <w:spacing w:after="200" w:line="340"/>
-        <w:jc w:val="right"/>
-      </w:pPr>
-      <w:r>
-        <w:rPr>
-          <w:rFonts w:ascii="Times New Roman" w:cs="Times New Roman" w:eastAsia="Times New Roman" w:hAnsi="Times New Roman"/>
-          <w:sz w:val="24"/>
-          <w:szCs w:val="24"/>
-          <w:rtl/>
-        </w:rPr>
-        <w:t xml:space="preserve">اللهم اغفر لجميع موتى المسلمين وارحمهم، الذين شهدوا بأنك الإله الحق، وأن محمدًا عبدك ورسولك، وماتوا على ذلك. اللهم عافهم واعفُ عنهم، اللهم أكرم نزلهم، ووسّع مدخلهم، واغسلهم من خطاياهم بالماء والثلج والبرد. اللهم جازهم بالإحسان إحسانًا، وجازهم بالسيئات عفوًا وغفرانًا. اللهم أعذهم من عذاب القبر، يا أرحم الراحمين!</w:t>
-      </w:r>
-    </w:p>
-    <w:p>
-      <w:pPr>
-        <w:bidi/>
-        <w:spacing w:after="200" w:line="340"/>
-        <w:jc w:val="right"/>
-      </w:pPr>
-      <w:r>
-        <w:rPr>
-          <w:rFonts w:ascii="Times New Roman" w:cs="Times New Roman" w:eastAsia="Times New Roman" w:hAnsi="Times New Roman"/>
-          <w:sz w:val="24"/>
-          <w:szCs w:val="24"/>
-          <w:rtl/>
-        </w:rPr>
-        <w:t xml:space="preserve">اللهم ارحمنا إذا صرنا إلى ما صاروا إليه، اللهم ارحمنا إذا توسّدنا التراب، يا رب العالمين! اللهم ارحمنا قبل الموت، اللهم ارحمنا في جميع أحوالنا وفي جميع أمورنا. اللهم اجعل كلامنا من الدنيا آخره «لا إله إلا الله». اللهم توفنا على الإيمان، اللهم اغفر لنا ما سلف وكان، اللهم احفظنا فيما بقي من الزمان. اللهم إنا نسألك أن ترحمنا يا رب العالمين برحمتك، اللهم لا تردنا خائبين.</w:t>
-      </w:r>
-    </w:p>
-    <w:p>
-      <w:pPr>
-        <w:bidi/>
-        <w:spacing w:after="200" w:line="340"/>
-        <w:jc w:val="right"/>
-      </w:pPr>
-      <w:r>
-        <w:rPr>
-          <w:rFonts w:ascii="Times New Roman" w:cs="Times New Roman" w:eastAsia="Times New Roman" w:hAnsi="Times New Roman"/>
-          <w:sz w:val="24"/>
-          <w:szCs w:val="24"/>
-          <w:rtl/>
-        </w:rPr>
-        <w:t xml:space="preserve">اللهم حضرنا ختم كتابك، اللهم مرّغنا خدودنا على أعتاب بابك، اللهم إنا نرجو رحمتك، ونخاف عذابك، اللهم لا تردنا يا ذا الجلال والإكرام! اللهم إن طردتنا فمن يؤوينا؟! اللهم إن باعدتنا فمن يقربنا؟! اللهم إن عذبتنا فمن ينصرنا؟! ليس لنا إله غيرك. اللهم إن لك عبيدًا غيرنا قد أخلصوا لك العبادة، يا رب العالمين، وعبدوك حق عبادتك، اللهم إنا نسألك يا رب العالمين أن تحقق فيك رجاءنا. اللهم إن رحمتك أوسع من ذنوبنا، وإن مغفرتك أوسع من ذنوبنا، وإن رحمتك أرجى عندنا من أعمالنا. اللهم لا تكلنا إلى أنفسنا، يا رب العالمين!</w:t>
-      </w:r>
-    </w:p>
-    <w:p>
-      <w:pPr>
-        <w:bidi/>
-        <w:spacing w:after="200" w:line="340"/>
-        <w:jc w:val="right"/>
-      </w:pPr>
-      <w:r>
-        <w:rPr>
-          <w:rFonts w:ascii="Times New Roman" w:cs="Times New Roman" w:eastAsia="Times New Roman" w:hAnsi="Times New Roman"/>
-          <w:sz w:val="24"/>
-          <w:szCs w:val="24"/>
-          <w:rtl/>
-        </w:rPr>
-        <w:t xml:space="preserve">اللهم اغفر لنا، ولوالدينا، ولأولادنا، ولزوجاتنا، وللمسلمين الأحياء والميتين.</w:t>
-      </w:r>
-    </w:p>
-    <w:p>
-      <w:pPr>
-        <w:bidi/>
-        <w:spacing w:after="200" w:line="340"/>
-        <w:jc w:val="right"/>
-      </w:pPr>
-      <w:r>
-        <w:rPr>
-          <w:rFonts w:ascii="Times New Roman" w:cs="Times New Roman" w:eastAsia="Times New Roman" w:hAnsi="Times New Roman"/>
-          <w:sz w:val="24"/>
-          <w:szCs w:val="24"/>
-          <w:rtl/>
-        </w:rPr>
-        <w:t xml:space="preserve">اللهم إنا نسألك يا ذا الجلال والإكرام أن تختم لنا بخير، وأن تجعل عواقب أمورنا إلى خير. اللهم أصلح لنا ديننا الذي هو عصمة أمرنا، اللهم أصلح لنا دنيانا التي فيها معاشنا، اللهم أصلح لنا آخرتنا التي إليها معادنا. اللهم اجعل الحياة زيادة لنا في كل خير، اللهم اجعل الموت راحة لنا من كل شر.</w:t>
-      </w:r>
-    </w:p>
-    <w:p>
-      <w:pPr>
-        <w:bidi/>
-        <w:spacing w:after="200" w:line="340"/>
-        <w:jc w:val="right"/>
-      </w:pPr>
-      <w:r>
-        <w:rPr>
-          <w:rFonts w:ascii="Times New Roman" w:cs="Times New Roman" w:eastAsia="Times New Roman" w:hAnsi="Times New Roman"/>
-          <w:sz w:val="24"/>
-          <w:szCs w:val="24"/>
-          <w:rtl/>
-        </w:rPr>
-        <w:t xml:space="preserve">يا من أظهر الجميل وستر القبيح! يا من لا يؤاخذ بالجريرة ولا يهتك الستر! يا حسن التجاوز! يا سامع كل نجوى، ويا منتهى كل شكوى! يا كريم الصفح! يا عظيم المنّ! يا مبتدئ النعم قبل استحقاقها! يا سيدنا، ويا مولانا، ويا غاية رغبتنا! نسألك اللهم ألا تشوي خلقنا بالنار، اللهم أعذنا من النار، اللهم أعذنا من عذاب القبر، يا رب العالمين! اللهم أعذنا من الضلال، يا أرحم الراحمين! اللهم ثبّتنا عند السؤال، يا أكرم الأكرمين!</w:t>
-      </w:r>
-    </w:p>
-    <w:p>
-      <w:pPr>
-        <w:bidi/>
-        <w:spacing w:after="200" w:line="340"/>
-        <w:jc w:val="right"/>
-      </w:pPr>
-      <w:r>
-        <w:rPr>
-          <w:rFonts w:ascii="Times New Roman" w:cs="Times New Roman" w:eastAsia="Times New Roman" w:hAnsi="Times New Roman"/>
-          <w:sz w:val="24"/>
-          <w:szCs w:val="24"/>
-          <w:rtl/>
-        </w:rPr>
-        <w:t xml:space="preserve">إلهنا ومولانا، تمّ نورك فهديتنا فلك الحمد، عَظُم حلمك فغفرت فلك الحمد. إلهنا وربنا، وجهك أكرم الوجوه، وعطيتك أفضل العطية وأهناها، تُطاع فتُشكر، وتُعصى فتغفر، وتكشف الضر، وتشفي السقيم، وتغفر الذنب العظيم، وتقبل التوبة، ولا يجزي بآلائك أحد، ولا يبلغ مدحتك قول قائل، أنت الله لا إله إلا أنت.</w:t>
-      </w:r>
-    </w:p>
-    <w:p>
-      <w:pPr>
-        <w:bidi/>
-        <w:spacing w:after="200" w:line="340"/>
-        <w:jc w:val="right"/>
-      </w:pPr>
-      <w:r>
-        <w:rPr>
-          <w:rFonts w:ascii="Times New Roman" w:cs="Times New Roman" w:eastAsia="Times New Roman" w:hAnsi="Times New Roman"/>
-          <w:sz w:val="24"/>
-          <w:szCs w:val="24"/>
-          <w:rtl/>
-        </w:rPr>
-        <w:t xml:space="preserve">اللهم أنت أحق من ذُكر، وأحق من عُبد، وأنصَر من ابتُغي، وأرأف من مَلَك، وأجود من سُئل، وأوسع من أعطى، أنت الملك لا شريك لك، والفرد لا ند لك، كل شيء هالك إلا وجهك، لن تُطاع إلا بإذنك، ولن تُعصى إلا بعلمك، يا رب العالمين! أقرب شهيد وأدنى حفيظ، حُلت دون النفوس، وأخذت بالنواصي، وكتبت الآثار، ونسخت الآجال، القلوب لك مفضية، والسر عندك علانية، الحلال ما أحللت، والحرام ما حرمت، والدين ما شرعت، والأمر ما قضيت، الخلق خلقك، والعباد عبادك، وأنت الله الرؤوف الرحيم.</w:t>
-      </w:r>
-    </w:p>
-    <w:p>
-      <w:pPr>
-        <w:bidi/>
-        <w:spacing w:after="200" w:line="340"/>
-        <w:jc w:val="right"/>
-      </w:pPr>
-      <w:r>
-        <w:rPr>
-          <w:rFonts w:ascii="Times New Roman" w:cs="Times New Roman" w:eastAsia="Times New Roman" w:hAnsi="Times New Roman"/>
-          <w:sz w:val="24"/>
-          <w:szCs w:val="24"/>
-          <w:rtl/>
-        </w:rPr>
-        <w:t xml:space="preserve">نسألك اللهم في هذه الليلة بوجهك الكريم، أن تجيرنا من النار، اللهم أجرنا من النار. اللهم احشرنا تحت لواء سيد المرسلين، واجعلنا معه من المقربين، يا رب العالمين! اللهم اجعلنا يوم القيامة من الآمنين المطمئنين الذين </w:t>
-      </w:r>
-      <w:r>
-        <w:rPr>
-          <w:rFonts w:ascii="Times New Roman" w:cs="Times New Roman" w:eastAsia="Times New Roman" w:hAnsi="Times New Roman"/>
-          <w:b/>
-          <w:bCs/>
-          <w:color w:val="B23A2E"/>
-          <w:sz w:val="24"/>
-          <w:szCs w:val="24"/>
-          <w:rtl/>
-        </w:rPr>
-        <w:t xml:space="preserve">﴿لَا خَوْفٌ عَلَيْهِمْ وَلَا هُمْ يَحْزَنُونَ﴾</w:t>
-      </w:r>
-      <w:r>
-        <w:rPr>
-          <w:rFonts w:ascii="Times New Roman" w:cs="Times New Roman" w:eastAsia="Times New Roman" w:hAnsi="Times New Roman"/>
-          <w:sz w:val="24"/>
-          <w:szCs w:val="24"/>
-          <w:rtl/>
-        </w:rPr>
-        <w:t xml:space="preserve"> [يونس: 62]. اللهم ثبّتنا على الصراط، يا رب العالمين! اللهم سهّل علينا كل عقبة دون الجنة، حتى تبلغنا إياها. اللهم إنا نسألك العفو والعافية في أمورنا كلها، في الدين والدنيا والآخرة.</w:t>
-      </w:r>
-    </w:p>
-    <w:p>
-      <w:pPr>
-        <w:bidi/>
-        <w:spacing w:after="200" w:line="340"/>
-        <w:jc w:val="right"/>
-      </w:pPr>
-      <w:r>
-        <w:rPr>
-          <w:rFonts w:ascii="Times New Roman" w:cs="Times New Roman" w:eastAsia="Times New Roman" w:hAnsi="Times New Roman"/>
-          <w:sz w:val="24"/>
-          <w:szCs w:val="24"/>
-          <w:rtl/>
-        </w:rPr>
-        <w:t xml:space="preserve">اللهم إنا نسألك يا ذا الجلال والإكرام أن تُبيّض وجوهنا يوم تسودّ الوجوه، اللهم آتنا كتابنا بأيماننا، اللهم آتِ نفوسنا تقواها، زكّها أنت خير من زكّاها، أنت وليها ومولاها، لا إله لنا غيرك.</w:t>
-      </w:r>
-    </w:p>
-    <w:p>
-      <w:pPr>
-        <w:bidi/>
-        <w:spacing w:after="200" w:line="340"/>
-        <w:jc w:val="right"/>
-      </w:pPr>
-      <w:r>
-        <w:rPr>
-          <w:rFonts w:ascii="Times New Roman" w:cs="Times New Roman" w:eastAsia="Times New Roman" w:hAnsi="Times New Roman"/>
-          <w:sz w:val="24"/>
-          <w:szCs w:val="24"/>
-          <w:rtl/>
-        </w:rPr>
-        <w:t xml:space="preserve">اللهم هذه أيدينا قد رُفعت إليك، وهذه وجوهنا قد نُصبت إلى وجهك، يا أكرم الأكرمين! وهذه قلوبنا قد أنابت إليك، وهذه جباهنا سجدت لك، والمنة لك، يا أكرم الأكرمين!</w:t>
-      </w:r>
-    </w:p>
-    <w:p>
-      <w:pPr>
-        <w:bidi/>
-        <w:spacing w:after="200" w:line="340"/>
-        <w:jc w:val="right"/>
-      </w:pPr>
-      <w:r>
-        <w:rPr>
-          <w:rFonts w:ascii="Times New Roman" w:cs="Times New Roman" w:eastAsia="Times New Roman" w:hAnsi="Times New Roman"/>
-          <w:sz w:val="24"/>
-          <w:szCs w:val="24"/>
-          <w:rtl/>
-        </w:rPr>
-        <w:t xml:space="preserve">اللهم تقبل دعاءنا، واغفر ذنوبنا. اللهم يا ذا الجلال والإكرام، اختم لنا شهرنا رمضان برضوانك، وجُد علينا بمنّك وامتنانك. اللهم احفظ لنا حسناتنا، ولا تُبطلها، اللهم تقبل منا كل صغير وكبير، ولا تُبطل أعمالنا، اللهم امحُ سيئاتنا، يا رب العالمين! اللهم اجعلنا عندك من السعداء، اللهم اغفر لنا أجمعين. اللهم اجعل هذا المجتمع مجتمعًا مرحومًا، واجعل تفرقنا من بعده تفرقًا معصومًا، ولا تجعل فينا ولا معنا ولا منا شقيًا ولا محرومًا، يا رب العالمين، يا أكرم الأكرمين!</w:t>
-      </w:r>
-    </w:p>
-    <w:p>
-      <w:pPr>
-        <w:bidi/>
-        <w:spacing w:after="200" w:line="340"/>
-        <w:jc w:val="right"/>
-      </w:pPr>
-      <w:r>
-        <w:rPr>
-          <w:rFonts w:ascii="Times New Roman" w:cs="Times New Roman" w:eastAsia="Times New Roman" w:hAnsi="Times New Roman"/>
-          <w:sz w:val="24"/>
-          <w:szCs w:val="24"/>
-          <w:rtl/>
-        </w:rPr>
-        <w:t xml:space="preserve">يا من لا تراه في الدنيا العيون، ولا تخالطه الظنون، ولا يصفه الواصفون، ولا تغيره الحوادث، ولا يخشى الدوائر، ويعلم مكاييل البحار، ويعلم مثاقيل الجبال، وعدد قطر الأمطار، وعدد ورق الأشجار، ولا تواري منه سماء سماءً، ولا أرض أرضًا، ولا بحر ما في قعره، ولا جبل ما في وعره، نسألك اللهم أن تجعل خير أعمارنا آخرها، وخير أعمالنا خواتمها، وخير أيامنا يوم لقاك، يا أكرم الأكرمين، ويا رب العالمين!</w:t>
-      </w:r>
-    </w:p>
-    <w:p>
-      <w:pPr>
-        <w:bidi/>
-        <w:spacing w:after="200" w:line="340"/>
-        <w:jc w:val="right"/>
-      </w:pPr>
-      <w:r>
-        <w:rPr>
-          <w:rFonts w:ascii="Times New Roman" w:cs="Times New Roman" w:eastAsia="Times New Roman" w:hAnsi="Times New Roman"/>
-          <w:sz w:val="24"/>
-          <w:szCs w:val="24"/>
-          <w:rtl/>
-        </w:rPr>
-        <w:t xml:space="preserve">اللهم إنا نسألك موجبات رحمتك، وعزائم مغفرتك، والغنيمة من كل بر، والسلامة من كل إثم، والفوز بالجنة، والنجاة من النار.</w:t>
-      </w:r>
-    </w:p>
-    <w:p>
-      <w:pPr>
-        <w:bidi/>
-        <w:spacing w:after="200" w:line="340"/>
-        <w:jc w:val="right"/>
-      </w:pPr>
-      <w:r>
-        <w:rPr>
-          <w:rFonts w:ascii="Times New Roman" w:cs="Times New Roman" w:eastAsia="Times New Roman" w:hAnsi="Times New Roman"/>
-          <w:sz w:val="24"/>
-          <w:szCs w:val="24"/>
-          <w:rtl/>
-        </w:rPr>
-        <w:t xml:space="preserve">اللهم إنا نعوذ بك من سوء القضاء، وشماتة الأعداء، ودرك الشقاء، وجهد البلاء.</w:t>
-      </w:r>
-    </w:p>
-    <w:p>
-      <w:pPr>
-        <w:bidi/>
-        <w:spacing w:after="200" w:line="340"/>
-        <w:jc w:val="right"/>
-      </w:pPr>
-      <w:r>
-        <w:rPr>
-          <w:rFonts w:ascii="Times New Roman" w:cs="Times New Roman" w:eastAsia="Times New Roman" w:hAnsi="Times New Roman"/>
-          <w:sz w:val="24"/>
-          <w:szCs w:val="24"/>
-          <w:rtl/>
-        </w:rPr>
-        <w:t xml:space="preserve">اللهم احفظنا بالإسلام قائمين، اللهم احفظنا بالإسلام قاعدين، اللهم احفظنا بالإسلام راقدين، اللهم لا تُشمت بنا الأعداء ولا الحاسدين.</w:t>
-      </w:r>
-    </w:p>
-    <w:p>
-      <w:pPr>
-        <w:bidi/>
-        <w:spacing w:after="200" w:line="340"/>
-        <w:jc w:val="right"/>
-      </w:pPr>
-      <w:r>
-        <w:rPr>
-          <w:rFonts w:ascii="Times New Roman" w:cs="Times New Roman" w:eastAsia="Times New Roman" w:hAnsi="Times New Roman"/>
-          <w:sz w:val="24"/>
-          <w:szCs w:val="24"/>
-          <w:rtl/>
-        </w:rPr>
-        <w:t xml:space="preserve">اللهم أعنا ولا تُعن علينا، اللهم انصرنا ولا تنصر علينا، اللهم امكر لنا ولا تمكر بنا، اللهم اهدنا ويسر لنا الهدى، يا رب العالمين، يا أكرم الأكرمين، ويا أرحم الراحمين!</w:t>
-      </w:r>
-    </w:p>
-    <w:p>
-      <w:pPr>
-        <w:bidi/>
-        <w:spacing w:after="200" w:line="340"/>
-        <w:jc w:val="right"/>
-      </w:pPr>
-      <w:r>
-        <w:rPr>
-          <w:rFonts w:ascii="Times New Roman" w:cs="Times New Roman" w:eastAsia="Times New Roman" w:hAnsi="Times New Roman"/>
-          <w:sz w:val="24"/>
-          <w:szCs w:val="24"/>
-          <w:rtl/>
-        </w:rPr>
-        <w:t xml:space="preserve">اللهم أحسن عاقبتنا في الأمور كلها، وأجرنا من خزي الدنيا وعذاب الآخرة.</w:t>
-      </w:r>
-    </w:p>
-    <w:p>
-      <w:pPr>
-        <w:bidi/>
-        <w:spacing w:after="200" w:line="340"/>
-        <w:jc w:val="right"/>
-      </w:pPr>
-      <w:r>
-        <w:rPr>
-          <w:rFonts w:ascii="Times New Roman" w:cs="Times New Roman" w:eastAsia="Times New Roman" w:hAnsi="Times New Roman"/>
-          <w:sz w:val="24"/>
-          <w:szCs w:val="24"/>
-          <w:rtl/>
-        </w:rPr>
-        <w:t xml:space="preserve">اللهم ألّف بين قلوب المسلمين، اللهم أصلح ذات بينهم، اللهم اهدهم سبل السلام، اللهم أخرجهم من الظلمات إلى النور، اللهم انصرهم على عدوك وعدوهم، يا رب العالمين! اللهم اشرح صدورهم، اللهم يسّر أمورهم، اللهم تولَّ أمورهم، إنك على كل شيء قدير.</w:t>
-      </w:r>
-    </w:p>
-    <w:p>
-      <w:pPr>
-        <w:bidi/>
-        <w:spacing w:after="200" w:line="340"/>
-        <w:jc w:val="right"/>
-      </w:pPr>
-      <w:r>
-        <w:rPr>
-          <w:rFonts w:ascii="Times New Roman" w:cs="Times New Roman" w:eastAsia="Times New Roman" w:hAnsi="Times New Roman"/>
-          <w:sz w:val="24"/>
-          <w:szCs w:val="24"/>
-          <w:rtl/>
-        </w:rPr>
-        <w:t xml:space="preserve">اللهم ارحم المسلمين رحمة تُغنيهم بها عن رحمة من سواك، اللهم أصلح أحوالهم كلها، يا رب العالمين! اللهم ألّف بين قلوب المسلمين وبين ولاتهم، واجعلهم متعاونين على الخير والهدى، والبر والتقوى، إنك أنت الله لا إله إلا أنت، أنت الله مقلّب القلوب، وأنت على كل شيء قدير. اللهم اجمع كلمة المسلمين على الحق، اللهم احفظ مقدسات المسلمين وديارهم وأعراضهم وحرماتهم، يا أكرم الأكرمين، ويا رب العالمين!</w:t>
-      </w:r>
-    </w:p>
-    <w:p>
-      <w:pPr>
-        <w:bidi/>
-        <w:spacing w:after="200" w:line="340"/>
-        <w:jc w:val="right"/>
-      </w:pPr>
-      <w:r>
-        <w:rPr>
-          <w:rFonts w:ascii="Times New Roman" w:cs="Times New Roman" w:eastAsia="Times New Roman" w:hAnsi="Times New Roman"/>
-          <w:sz w:val="24"/>
-          <w:szCs w:val="24"/>
-          <w:rtl/>
-        </w:rPr>
-        <w:t xml:space="preserve">اللهم ألهمنا والمسلمين رشدنا، اللهم أعذنا من شرور أنفسنا، اللهم إنا نعوذ بك من إبليس وذريته، ومن سيئات أعمالنا، ومن شر كل ذي شر، يا رب العالمين! اللهم إنا نسألك يا ذا الجلال والإكرام، يا أرحم الراحمين، أن ترفع درجاتنا في جنات النعيم.</w:t>
-      </w:r>
-    </w:p>
-    <w:p>
-      <w:pPr>
-        <w:bidi/>
-        <w:spacing w:after="200" w:line="340"/>
-        <w:jc w:val="right"/>
-      </w:pPr>
-      <w:r>
-        <w:rPr>
-          <w:rFonts w:ascii="Times New Roman" w:cs="Times New Roman" w:eastAsia="Times New Roman" w:hAnsi="Times New Roman"/>
-          <w:sz w:val="24"/>
-          <w:szCs w:val="24"/>
-          <w:rtl/>
-        </w:rPr>
-        <w:t xml:space="preserve">اللهم أنت ربنا وإلهنا، اتكالنا عليك، والرغبة عظمت عندك، يا رب العالمين! وأنت الله لا إله إلا أنت، لك الدنيا والآخرة، أنت على كل شيء قدير. اللهم اختم لنا بالمغفرة في أمورنا كلها، اللهم وفقنا لطاعاتك، وجنّبنا معاصيك. اللهم طهّر قلوبنا من النفاق، وأعمالنا من الرياء، وأعيننا من الخيانة، وألسنتنا من الكذب. اللهم اجعل بلادنا آمنة مطمئنة رخاءً سخاءً، يا رب العالمين! اللهم عمّ بالخير المسلمين، يا أكرم الأكرمين! اللهم أدم الأمن والاستقرار في بلادنا، يا رب العالمين!</w:t>
-      </w:r>
-    </w:p>
-    <w:p>
-      <w:pPr>
-        <w:bidi/>
-        <w:spacing w:after="200" w:line="340"/>
-        <w:jc w:val="right"/>
-      </w:pPr>
-      <w:r>
-        <w:rPr>
-          <w:rFonts w:ascii="Times New Roman" w:cs="Times New Roman" w:eastAsia="Times New Roman" w:hAnsi="Times New Roman"/>
-          <w:sz w:val="24"/>
-          <w:szCs w:val="24"/>
-          <w:rtl/>
-        </w:rPr>
-        <w:t xml:space="preserve">اللهم أنت الله لا إله إلا أنت، نسألك يا ذا الجلال والإكرام عفوك ومغفرتك. اللهم اجعلنا ممن وُفّق لليلة القدر، وقامها إيمانًا واحتسابًا، وقَبِلَتها منه، يا رب العالمين!</w:t>
-      </w:r>
-    </w:p>
-    <w:p>
-      <w:pPr>
-        <w:bidi/>
-        <w:spacing w:after="200" w:line="340"/>
-        <w:jc w:val="right"/>
-      </w:pPr>
-      <w:r>
-        <w:rPr>
-          <w:rFonts w:ascii="Times New Roman" w:cs="Times New Roman" w:eastAsia="Times New Roman" w:hAnsi="Times New Roman"/>
-          <w:sz w:val="24"/>
-          <w:szCs w:val="24"/>
-          <w:rtl/>
-        </w:rPr>
-        <w:t xml:space="preserve">اللهم احفظ إمامنا بحفظك، اللهم وفقه بتوفيقك، اللهم خذ بناصيته لما تحب وترضى، اللهم أصلح بطانته، وأعنه على أمور دينه ودنياه. اللهم وفّق ولاة المسلمين لما تحب وترضى، ولما فيه الخير للمسلمين.</w:t>
-      </w:r>
-    </w:p>
-    <w:p>
-      <w:pPr>
-        <w:bidi/>
-        <w:spacing w:after="200" w:line="340"/>
-        <w:jc w:val="right"/>
-      </w:pPr>
-      <w:r>
-        <w:rPr>
-          <w:rFonts w:ascii="Times New Roman" w:cs="Times New Roman" w:eastAsia="Times New Roman" w:hAnsi="Times New Roman"/>
-          <w:sz w:val="24"/>
-          <w:szCs w:val="24"/>
-          <w:rtl/>
-        </w:rPr>
-        <w:t xml:space="preserve">اللهم لك الحمد كله، ولك الملك كله، ولك الأمر كله، لا هادي لما أضللت، ولا مضل لما هديت، ولا مباعد لما قربت، ولا مقرب لما باعدت. اللهم ابسط علينا من بركاتك وفضلك ورحمتك ورزقك.</w:t>
-      </w:r>
-    </w:p>
-    <w:p>
-      <w:pPr>
-        <w:bidi/>
-        <w:spacing w:after="200" w:line="340"/>
-        <w:jc w:val="right"/>
-      </w:pPr>
-      <w:r>
-        <w:rPr>
-          <w:rFonts w:ascii="Times New Roman" w:cs="Times New Roman" w:eastAsia="Times New Roman" w:hAnsi="Times New Roman"/>
-          <w:sz w:val="24"/>
-          <w:szCs w:val="24"/>
-          <w:rtl/>
-        </w:rPr>
-        <w:t xml:space="preserve">اللهم إنا نسألك الأمن يوم الخوف، ونسألك النعيم المقيم الذي لا يحول ولا يزول.</w:t>
-      </w:r>
-    </w:p>
-    <w:p>
-      <w:pPr>
-        <w:bidi/>
-        <w:spacing w:after="200" w:line="340"/>
-        <w:jc w:val="right"/>
-      </w:pPr>
-      <w:r>
-        <w:rPr>
-          <w:rFonts w:ascii="Times New Roman" w:cs="Times New Roman" w:eastAsia="Times New Roman" w:hAnsi="Times New Roman"/>
-          <w:sz w:val="24"/>
-          <w:szCs w:val="24"/>
-          <w:rtl/>
-        </w:rPr>
-        <w:t xml:space="preserve">اللهم حبّب إلينا الإيمان وزيّنه في قلوبنا، وكرّه إلينا الكفر والفسوق والعصيان، واجعلنا من الراشدين، يا أكرم الأكرمين!</w:t>
-      </w:r>
-    </w:p>
-    <w:p>
-      <w:pPr>
-        <w:bidi/>
-        <w:spacing w:after="200" w:line="340"/>
-        <w:jc w:val="right"/>
-      </w:pPr>
-      <w:r>
-        <w:rPr>
-          <w:rFonts w:ascii="Times New Roman" w:cs="Times New Roman" w:eastAsia="Times New Roman" w:hAnsi="Times New Roman"/>
-          <w:sz w:val="24"/>
-          <w:szCs w:val="24"/>
-          <w:rtl/>
-        </w:rPr>
-        <w:t xml:space="preserve">اللهم إنا نعوذ بك من قلب لا يخشع، ومن دعاء لا يُسمع، ومن علم لا ينفع، يا ذا الجلال والإكرام!</w:t>
-      </w:r>
-    </w:p>
-    <w:p>
-      <w:pPr>
-        <w:bidi/>
-        <w:spacing w:after="200" w:line="340"/>
-        <w:jc w:val="right"/>
-      </w:pPr>
-      <w:r>
-        <w:rPr>
-          <w:rFonts w:ascii="Times New Roman" w:cs="Times New Roman" w:eastAsia="Times New Roman" w:hAnsi="Times New Roman"/>
-          <w:sz w:val="24"/>
-          <w:szCs w:val="24"/>
-          <w:rtl/>
-        </w:rPr>
-        <w:t xml:space="preserve">اللهم إنا نسألك من خير ما سألك منه نبيك ورسولك محمد صلى الله عليه وسلم وعبادك الصالحون وأولياؤك المقربون، ونعوذ بك اللهم من شر ما استعاذك منه نبيك ورسولك محمد صلى الله عليه وسلم وعبادك الصالحون وأنبياؤك، يا ذا الجلال والإكرام!</w:t>
-      </w:r>
-    </w:p>
-    <w:p>
-      <w:pPr>
-        <w:bidi/>
-        <w:spacing w:after="200" w:line="340"/>
-        <w:jc w:val="right"/>
-      </w:pPr>
-      <w:r>
-        <w:rPr>
-          <w:rFonts w:ascii="Times New Roman" w:cs="Times New Roman" w:eastAsia="Times New Roman" w:hAnsi="Times New Roman"/>
-          <w:sz w:val="24"/>
-          <w:szCs w:val="24"/>
-          <w:rtl/>
-        </w:rPr>
-        <w:t xml:space="preserve">اللهم إنا نسألك يا ذا الجلال والإكرام أن تتقبل دعاءنا، وأن ترحم وقوفنا بين يديك. اللهم هذا الدعاء وهذا العمل، وأنت الله لا إله إلا أنت، تقبل منا أعمالنا وأقوالنا ودعاءنا، واغفر لنا يا أرحم الراحمين ما خالط ذلك مما لا ترضاه، يا أكرم الأكرمين!</w:t>
-      </w:r>
-    </w:p>
-    <w:p>
-      <w:pPr>
-        <w:bidi/>
-        <w:spacing w:after="200" w:line="340"/>
-        <w:jc w:val="right"/>
-      </w:pPr>
-      <w:r>
-        <w:rPr>
-          <w:rFonts w:ascii="Times New Roman" w:cs="Times New Roman" w:eastAsia="Times New Roman" w:hAnsi="Times New Roman"/>
-          <w:sz w:val="24"/>
-          <w:szCs w:val="24"/>
-          <w:rtl/>
-        </w:rPr>
-        <w:t xml:space="preserve">اللهم إنا نسألك الإخلاص في القول والعمل، ونسألك اللهم الاستقامة على سنة رسولك صلى الله عليه وسلم.</w:t>
-      </w:r>
-    </w:p>
-    <w:p>
-      <w:pPr>
-        <w:bidi/>
-        <w:spacing w:after="200" w:line="340"/>
-        <w:jc w:val="right"/>
-      </w:pPr>
-      <w:r>
-        <w:rPr>
-          <w:rFonts w:ascii="Times New Roman" w:cs="Times New Roman" w:eastAsia="Times New Roman" w:hAnsi="Times New Roman"/>
-          <w:sz w:val="24"/>
-          <w:szCs w:val="24"/>
-          <w:rtl/>
-        </w:rPr>
-        <w:t xml:space="preserve">اللهم لا تردنا خائبين يا ذا الجلال والإكرام!</w:t>
-      </w:r>
-    </w:p>
-    <w:p>
-      <w:pPr>
-        <w:bidi/>
-        <w:spacing w:after="200" w:line="340"/>
-        <w:jc w:val="right"/>
-      </w:pPr>
-      <w:r>
-        <w:rPr>
-          <w:rFonts w:ascii="Times New Roman" w:cs="Times New Roman" w:eastAsia="Times New Roman" w:hAnsi="Times New Roman"/>
-          <w:sz w:val="24"/>
-          <w:szCs w:val="24"/>
-          <w:rtl/>
-        </w:rPr>
-        <w:t xml:space="preserve">اللهم </w:t>
-      </w:r>
-      <w:r>
-        <w:rPr>
-          <w:rFonts w:ascii="Times New Roman" w:cs="Times New Roman" w:eastAsia="Times New Roman" w:hAnsi="Times New Roman"/>
-          <w:b/>
-          <w:bCs/>
-          <w:color w:val="B23A2E"/>
-          <w:sz w:val="24"/>
-          <w:szCs w:val="24"/>
-          <w:rtl/>
-        </w:rPr>
-        <w:t xml:space="preserve">﴿تَقَبَّلْ مِنَّا إِنَّكَ أَنتَ السَّمِيعُ الْعَلِيمُ﴾</w:t>
-      </w:r>
-      <w:r>
-        <w:rPr>
-          <w:rFonts w:ascii="Times New Roman" w:cs="Times New Roman" w:eastAsia="Times New Roman" w:hAnsi="Times New Roman"/>
-          <w:sz w:val="24"/>
-          <w:szCs w:val="24"/>
-          <w:rtl/>
-        </w:rPr>
-        <w:t xml:space="preserve"> [البقرة: 127]، </w:t>
-      </w:r>
-      <w:r>
-        <w:rPr>
-          <w:rFonts w:ascii="Times New Roman" w:cs="Times New Roman" w:eastAsia="Times New Roman" w:hAnsi="Times New Roman"/>
-          <w:b/>
-          <w:bCs/>
-          <w:color w:val="B23A2E"/>
-          <w:sz w:val="24"/>
-          <w:szCs w:val="24"/>
-          <w:rtl/>
-        </w:rPr>
-        <w:t xml:space="preserve">﴿وَتُبْ عَلَيْنَا إِنَّكَ أَنتَ التَّوَّابُ الرَّحِيمُ﴾</w:t>
-      </w:r>
-      <w:r>
-        <w:rPr>
-          <w:rFonts w:ascii="Times New Roman" w:cs="Times New Roman" w:eastAsia="Times New Roman" w:hAnsi="Times New Roman"/>
-          <w:sz w:val="24"/>
-          <w:szCs w:val="24"/>
-          <w:rtl/>
-        </w:rPr>
-        <w:t xml:space="preserve"> [البقرة: 128].</w:t>
-      </w:r>
-    </w:p>
-    <w:p>
-      <w:pPr>
-        <w:bidi/>
-        <w:spacing w:after="200" w:line="340"/>
-        <w:jc w:val="right"/>
-      </w:pPr>
-      <w:r>
-        <w:rPr>
-          <w:rFonts w:ascii="Times New Roman" w:cs="Times New Roman" w:eastAsia="Times New Roman" w:hAnsi="Times New Roman"/>
-          <w:b/>
-          <w:bCs/>
-          <w:color w:val="B23A2E"/>
-          <w:sz w:val="24"/>
-          <w:szCs w:val="24"/>
-          <w:rtl/>
-        </w:rPr>
-        <w:t xml:space="preserve">﴿رَبَّنَا لَا تُؤَاخِذْنَا إِن نَّسِينَا أَوْ أَخْطَأْنَا رَبَّنَا وَلَا تَحْمِلْ عَلَيْنَا إِصْرًا كَمَا حَمَلْتَهُ عَلَى الَّذِينَ مِن قَبْلِنَا رَبَّنَا وَلَا تُحَمِّلْنَا مَا لَا طَاقَةَ لَنَا بِهِ وَاعْفُ عَنَّا وَاغْفِرْ لَنَا وَارْحَمْنَا أَنتَ مَوْلَانَا فَانصُرْنَا عَلَى الْقَوْمِ الْكَافِرِينَ﴾</w:t>
-      </w:r>
-      <w:r>
-        <w:rPr>
-          <w:rFonts w:ascii="Times New Roman" w:cs="Times New Roman" w:eastAsia="Times New Roman" w:hAnsi="Times New Roman"/>
-          <w:sz w:val="24"/>
-          <w:szCs w:val="24"/>
-          <w:rtl/>
-        </w:rPr>
-        <w:t xml:space="preserve"> [البقرة: 286].</w:t>
-      </w:r>
-    </w:p>
-    <w:p>
-      <w:pPr>
-        <w:bidi/>
-        <w:spacing w:after="200" w:line="340"/>
-        <w:jc w:val="right"/>
-      </w:pPr>
-      <w:r>
-        <w:rPr>
-          <w:rFonts w:ascii="Times New Roman" w:cs="Times New Roman" w:eastAsia="Times New Roman" w:hAnsi="Times New Roman"/>
-          <w:b/>
-          <w:bCs/>
-          <w:color w:val="B23A2E"/>
-          <w:sz w:val="24"/>
-          <w:szCs w:val="24"/>
-          <w:rtl/>
-        </w:rPr>
-        <w:t xml:space="preserve">﴿وَلَا تَجْعَلْ فِي قُلُوبِنَا غِلًّا لِّلَّذِينَ آمَنُوا رَبَّنَا إِنَّكَ رَؤُوفٌ رَّحِيمٌ﴾</w:t>
-      </w:r>
-      <w:r>
-        <w:rPr>
-          <w:rFonts w:ascii="Times New Roman" w:cs="Times New Roman" w:eastAsia="Times New Roman" w:hAnsi="Times New Roman"/>
-          <w:sz w:val="24"/>
-          <w:szCs w:val="24"/>
-          <w:rtl/>
-        </w:rPr>
-        <w:t xml:space="preserve"> [الحشر: 10].</w:t>
-      </w:r>
-    </w:p>
-    <w:p>
-      <w:pPr>
-        <w:bidi/>
-        <w:spacing w:after="200" w:line="340"/>
-        <w:jc w:val="right"/>
-      </w:pPr>
-      <w:r>
-        <w:rPr>
-          <w:rFonts w:ascii="Times New Roman" w:cs="Times New Roman" w:eastAsia="Times New Roman" w:hAnsi="Times New Roman"/>
-          <w:sz w:val="24"/>
-          <w:szCs w:val="24"/>
-          <w:rtl/>
-        </w:rPr>
-        <w:t xml:space="preserve">اللهم اغفر لنا، يا أرحم الراحمين! اللهم إنا نسألك يا ذا الجلال والإكرام أن توفقنا فيما بقي من ساعات في شهر رمضان لما تحبه وترضاه.</w:t>
-      </w:r>
-    </w:p>
-    <w:p>
-      <w:pPr>
-        <w:bidi/>
-        <w:spacing w:after="200" w:line="340"/>
-        <w:jc w:val="right"/>
-      </w:pPr>
-      <w:r>
-        <w:rPr>
-          <w:rFonts w:ascii="Times New Roman" w:cs="Times New Roman" w:eastAsia="Times New Roman" w:hAnsi="Times New Roman"/>
-          <w:sz w:val="24"/>
-          <w:szCs w:val="24"/>
-          <w:rtl/>
-        </w:rPr>
-        <w:t xml:space="preserve">اللهم إنا نعوذ برضاك من سخطك، وبمعافاتك من عقوبتك، وبك منك، لا نُحصي ثناءً عليك.</w:t>
-      </w:r>
-    </w:p>
-    <w:p>
-      <w:pPr>
-        <w:bidi/>
-        <w:spacing w:after="200" w:line="340"/>
-        <w:jc w:val="right"/>
-      </w:pPr>
-      <w:r>
-        <w:rPr>
-          <w:rFonts w:ascii="Times New Roman" w:cs="Times New Roman" w:eastAsia="Times New Roman" w:hAnsi="Times New Roman"/>
-          <w:sz w:val="24"/>
-          <w:szCs w:val="24"/>
-          <w:rtl/>
-        </w:rPr>
-        <w:t xml:space="preserve">اللهم صلِّ وسلّم وبارك على عبدك ورسولك محمد سيد الأولين والآخرين، وعلى آله وصحبه أجمعين.</w:t>
+        </w:rPr>
+        <w:t>20. أذكار الصلاة</w:t>
+      </w:r>
+    </w:p>
+    <w:p>
+      <w:pPr>
+        <w:jc w:val="right"/>
+      </w:pPr>
+      <w:r>
+        <w:rPr>
+          <w:b/>
+          <w:sz w:val="44"/>
+        </w:rPr>
+        <w:t>الدعاء الأول</w:t>
+      </w:r>
+    </w:p>
+    <w:p>
+      <w:pPr>
+        <w:jc w:val="right"/>
+      </w:pPr>
+      <w:r>
+        <w:rPr>
+          <w:sz w:val="24"/>
+        </w:rPr>
+        <w:t>تسبيح الركوع (الأساسي الواجب): «سبحان ربي العظيم»</w:t>
+      </w:r>
+    </w:p>
+    <w:p>
+      <w:pPr>
+        <w:jc w:val="right"/>
+      </w:pPr>
+      <w:r>
+        <w:rPr>
+          <w:b/>
+          <w:sz w:val="44"/>
+        </w:rPr>
+        <w:t>الدعاء الثاني</w:t>
+      </w:r>
+    </w:p>
+    <w:p>
+      <w:pPr>
+        <w:jc w:val="right"/>
+      </w:pPr>
+      <w:r>
+        <w:rPr>
+          <w:sz w:val="24"/>
+        </w:rPr>
+        <w:t>تسبيح السجود (الأساسي الواجب): «سبحان ربي الأعلى»</w:t>
+      </w:r>
+    </w:p>
+    <w:p>
+      <w:pPr>
+        <w:jc w:val="right"/>
+      </w:pPr>
+      <w:r>
+        <w:rPr>
+          <w:b/>
+          <w:sz w:val="44"/>
+        </w:rPr>
+        <w:t>الدعاء الثالث</w:t>
+      </w:r>
+    </w:p>
+    <w:p>
+      <w:pPr>
+        <w:jc w:val="right"/>
+      </w:pPr>
+      <w:r>
+        <w:rPr>
+          <w:sz w:val="24"/>
+        </w:rPr>
+        <w:t>من أدعية الركوع والسجود: «سبحانك اللهم ربنا وبحمدك، اللهم اغفر لي»</w:t>
+      </w:r>
+    </w:p>
+    <w:p>
+      <w:pPr>
+        <w:jc w:val="right"/>
+      </w:pPr>
+      <w:r>
+        <w:rPr>
+          <w:b/>
+          <w:sz w:val="44"/>
+        </w:rPr>
+        <w:t>الدعاء الرابع</w:t>
+      </w:r>
+    </w:p>
+    <w:p>
+      <w:pPr>
+        <w:jc w:val="right"/>
+      </w:pPr>
+      <w:r>
+        <w:rPr>
+          <w:sz w:val="24"/>
+        </w:rPr>
+        <w:t>«سبوح قدوس، رب الملائكة والروح»</w:t>
+      </w:r>
+    </w:p>
+    <w:p>
+      <w:pPr>
+        <w:jc w:val="right"/>
+      </w:pPr>
+      <w:r>
+        <w:rPr>
+          <w:b/>
+          <w:sz w:val="44"/>
+        </w:rPr>
+        <w:t>الدعاء الخامس</w:t>
+      </w:r>
+    </w:p>
+    <w:p>
+      <w:pPr>
+        <w:jc w:val="right"/>
+      </w:pPr>
+      <w:r>
+        <w:rPr>
+          <w:sz w:val="24"/>
+        </w:rPr>
+        <w:t>«اللهم لك ركعت، وبك آمنت، ولك أسلمت، خشع لك سمعي وبصري ومخي وعظمي وعصبي، وما استقلت به قدمي»</w:t>
+      </w:r>
+    </w:p>
+    <w:p>
+      <w:pPr>
+        <w:jc w:val="right"/>
+      </w:pPr>
+      <w:r>
+        <w:rPr>
+          <w:b/>
+          <w:sz w:val="44"/>
+        </w:rPr>
+        <w:t>الدعاء السادس</w:t>
+      </w:r>
+    </w:p>
+    <w:p>
+      <w:pPr>
+        <w:jc w:val="right"/>
+      </w:pPr>
+      <w:r>
+        <w:rPr>
+          <w:sz w:val="24"/>
+        </w:rPr>
+        <w:t>«سبحان ذي الجبروت والملكوت والكبرياء والعظمة»</w:t>
+      </w:r>
+    </w:p>
+    <w:p>
+      <w:pPr>
+        <w:jc w:val="right"/>
+      </w:pPr>
+      <w:r>
+        <w:rPr>
+          <w:b/>
+          <w:sz w:val="44"/>
+        </w:rPr>
+        <w:t>الدعاء السابع</w:t>
+      </w:r>
+    </w:p>
+    <w:p>
+      <w:pPr>
+        <w:jc w:val="right"/>
+      </w:pPr>
+      <w:r>
+        <w:rPr>
+          <w:sz w:val="24"/>
+        </w:rPr>
+        <w:t>الجلسة بين السجدتين (المختصرة): «رب اغفر لي، رب اغفر لي» (تُكرر ثلاثًا أو أكثر)</w:t>
+      </w:r>
+    </w:p>
+    <w:p>
+      <w:pPr>
+        <w:jc w:val="right"/>
+      </w:pPr>
+      <w:r>
+        <w:rPr>
+          <w:b/>
+          <w:sz w:val="44"/>
+        </w:rPr>
+        <w:t>الدعاء الثامن</w:t>
+      </w:r>
+    </w:p>
+    <w:p>
+      <w:pPr>
+        <w:jc w:val="right"/>
+      </w:pPr>
+      <w:r>
+        <w:rPr>
+          <w:sz w:val="24"/>
+        </w:rPr>
+        <w:t>الجلسة بين السجدتين (الصيغة الشاملة): «اللهم اغفر لي، وارحمني، واجبرني، واهدني، وارزقني»</w:t>
+      </w:r>
+    </w:p>
+    <w:p>
+      <w:pPr>
+        <w:jc w:val="right"/>
+      </w:pPr>
+      <w:r>
+        <w:rPr>
+          <w:b/>
+          <w:sz w:val="44"/>
+        </w:rPr>
+        <w:t>الدعاء التاسع</w:t>
+      </w:r>
+    </w:p>
+    <w:p>
+      <w:pPr>
+        <w:jc w:val="right"/>
+      </w:pPr>
+      <w:r>
+        <w:rPr>
+          <w:sz w:val="24"/>
+        </w:rPr>
+        <w:t>دعاء سجدة التلاوة: «سجد وجهي للذي خلقه، وشق سمعه وبصره بحوله وقوته، فتبارك الله أحسن الخالقين»</w:t>
+      </w:r>
+    </w:p>
+    <w:p>
+      <w:pPr>
+        <w:jc w:val="right"/>
+      </w:pPr>
+      <w:r>
+        <w:rPr>
+          <w:b/>
+          <w:sz w:val="44"/>
+        </w:rPr>
+        <w:t>الدعاء العاشر</w:t>
+      </w:r>
+    </w:p>
+    <w:p>
+      <w:pPr>
+        <w:jc w:val="right"/>
+      </w:pPr>
+      <w:r>
+        <w:rPr>
+          <w:sz w:val="24"/>
+        </w:rPr>
+        <w:t>دعاء آخر لسجدة التلاوة: «اللهم اكتب لي بها عندك أجرًا، واجعلها لي عندك ذخرًا، وضع عني بها وزرًا، واقبلها مني كما قبلتها من عبدك داود عليه السلام»</w:t>
       </w:r>
     </w:p>
     <w:p>
@@ -18523,7 +17738,7 @@
           <w:szCs w:val="36"/>
           <w:rtl/>
         </w:rPr>
-        <w:t>21. العمرة وأدعيتها</w:t>
+        <w:t>21. دعاء ختم القرآن الكريم</w:t>
       </w:r>
     </w:p>
     <w:p>
@@ -18557,71 +17772,23 @@
           <w:szCs w:val="24"/>
           <w:rtl/>
         </w:rPr>
-        <w:t xml:space="preserve">الإحرام: يُحرم المسلم من الميقات المحدد له، ثم يتجرد من ثيابه ويغتسل كما يغتسل من الجنابة (سنة للرجال والنساء حتى الحائض والنفساء)، ثم يلبس ثياب الإحرام ويلف رداءه على كتفه (ولا يُخرج الكتف الأيمن إلا في طواف القدوم)، ثم يُصلي الفريضة إن كان وقتها، وإلا صلى ركعتين ينوي بهما سنة الوضوء (وإن لم يُصل فلا حرج).</w:t>
-      </w:r>
-    </w:p>
-    <w:p>
-      <w:pPr>
-        <w:bidi/>
-        <w:spacing w:after="200" w:line="340"/>
-        <w:jc w:val="right"/>
-      </w:pPr>
-      <w:r>
-        <w:rPr>
-          <w:rFonts w:ascii="Times New Roman" w:cs="Times New Roman" w:eastAsia="Times New Roman" w:hAnsi="Times New Roman"/>
-          <w:sz w:val="24"/>
-          <w:szCs w:val="24"/>
-          <w:rtl/>
-        </w:rPr>
-        <w:t xml:space="preserve">إذا فرغ من الصلاة أحرم وقال: «لبيك عمرة» (ولمن يؤدي العمرة عن شخص متوفى، يقول: «اللهم لبيك عمرة عن فلان»، مع أن النية تكفي). يَحرُم بعد الإحرام: الطيب، والنساء، ولبس المخيط، والأخذ من شعر الجسم، والصيد.</w:t>
-      </w:r>
-    </w:p>
-    <w:p>
-      <w:pPr>
-        <w:bidi/>
-        <w:spacing w:after="200" w:line="340"/>
-        <w:jc w:val="right"/>
-      </w:pPr>
-      <w:r>
-        <w:rPr>
-          <w:rFonts w:ascii="Times New Roman" w:cs="Times New Roman" w:eastAsia="Times New Roman" w:hAnsi="Times New Roman"/>
-          <w:sz w:val="24"/>
-          <w:szCs w:val="24"/>
-          <w:rtl/>
-        </w:rPr>
-        <w:t xml:space="preserve">التلبية: «لبيك اللهم لبيك، لبيك لا شريك لك لبيك، إن الحمد والنعمة لك والملك، لا شريك لك» — يرفع الرجل صوته بها، والمرأة تقولها بقدر ما يُسمع من بجوارها فقط. يُستحب الإكثار من التلبية، خصوصًا عند تغيّر الأحوال (كصعود مرتفع أو نزول منخفض، أو إقبال الليل أو النهار)، ثم يسأل الله رضوانه والجنة ويستعيذ برحمته من النار. والتلبية مشروعة من الإحرام إلى بدء الطواف (في العمرة)، ومن الإحرام إلى رمي جمرة العقبة يوم العيد (في الحج).</w:t>
-      </w:r>
-    </w:p>
-    <w:p>
-      <w:pPr>
-        <w:bidi/>
-        <w:spacing w:after="200" w:line="340"/>
-        <w:jc w:val="right"/>
-      </w:pPr>
-      <w:r>
-        <w:rPr>
-          <w:rFonts w:ascii="Times New Roman" w:cs="Times New Roman" w:eastAsia="Times New Roman" w:hAnsi="Times New Roman"/>
-          <w:sz w:val="24"/>
-          <w:szCs w:val="24"/>
-          <w:rtl/>
-        </w:rPr>
-        <w:t xml:space="preserve">دخول المسجد الحرام: يُقدّم رجله اليمنى ويقول: «بسم الله، والصلاة والسلام على رسول الله، اللهم اغفر لي ذنوبي، وافتح لي أبواب رحمتك، أعوذ بالله العظيم، وبوجهه الكريم، وبسلطانه القديم، من الشيطان الرجيم»</w:t>
-      </w:r>
-    </w:p>
-    <w:p>
-      <w:pPr>
-        <w:bidi/>
-        <w:spacing w:after="200" w:line="340"/>
-        <w:jc w:val="right"/>
-      </w:pPr>
-      <w:r>
-        <w:rPr>
-          <w:rFonts w:ascii="Times New Roman" w:cs="Times New Roman" w:eastAsia="Times New Roman" w:hAnsi="Times New Roman"/>
-          <w:sz w:val="24"/>
-          <w:szCs w:val="24"/>
-          <w:rtl/>
-        </w:rPr>
-        <w:t xml:space="preserve">الطواف: يتقدم إلى الحجر الأسود ليبدأ الطواف، فيستلمه بيده اليمنى ويُقبّله (فإن تعذّر، يستقبله ويُشير إليه بيده اليمنى دون تقبيل يده)، ويقول عند استلامه: «بسم الله والله أكبر، اللهم إيمانًا بك، وتصديقًا بكتابك، ووفاء بعهدك، واتباعًا لسنة نبيك محمد صلى الله عليه وسلم». ثم يجعل البيت عن يساره، فإذا بلغ الركن اليماني استلمه من غير تقبيل (أو لا يزاحم ولا يُشير إليه)، ويقول بينه وبين الحجر الأسود: </w:t>
+        <w:t xml:space="preserve">دعاء ختم القرآن الكريم - الشيخ عبدالرحمن الحذيفي:</w:t>
+      </w:r>
+    </w:p>
+    <w:p>
+      <w:pPr>
+        <w:bidi/>
+        <w:spacing w:after="200" w:line="340"/>
+        <w:jc w:val="right"/>
+      </w:pPr>
+      <w:r>
+        <w:rPr>
+          <w:rFonts w:ascii="Times New Roman" w:cs="Times New Roman" w:eastAsia="Times New Roman" w:hAnsi="Times New Roman"/>
+          <w:sz w:val="24"/>
+          <w:szCs w:val="24"/>
+          <w:rtl/>
+        </w:rPr>
+        <w:t xml:space="preserve">صدق الله العظيم الذي لا إله إلا هو، المتوحد في الجلال، بكمال الجمال، تعظيمًا وتكبيرًا، المتفرد بتصريف الأحوال والأمور على التفصيل والإجمال، تقديرًا وتدبيرًا، المتعالي بعظمته، </w:t>
       </w:r>
       <w:r>
         <w:rPr>
@@ -18633,48 +17800,32 @@
           <w:szCs w:val="24"/>
           <w:rtl/>
         </w:rPr>
-        <w:t xml:space="preserve">«رَبَّنَا آتِنَا فِي الدُّنْيَا حَسَنَةً وَفِي الْآخِرَةِ حَسَنَةً وَقِنَا عَذَابَ النَّارِ»</w:t>
-      </w:r>
-      <w:r>
-        <w:rPr>
-          <w:rFonts w:ascii="Times New Roman" w:cs="Times New Roman" w:eastAsia="Times New Roman" w:hAnsi="Times New Roman"/>
-          <w:sz w:val="24"/>
-          <w:szCs w:val="24"/>
-          <w:rtl/>
-        </w:rPr>
-        <w:t xml:space="preserve">، ويُكبّر كلما مرّ بالحجر الأسود. وفي بقية الطواف يقول ما أحب من ذكر ودعاء وقراءة قرآن.</w:t>
-      </w:r>
-    </w:p>
-    <w:p>
-      <w:pPr>
-        <w:bidi/>
-        <w:spacing w:after="200" w:line="340"/>
-        <w:jc w:val="right"/>
-      </w:pPr>
-      <w:r>
-        <w:rPr>
-          <w:rFonts w:ascii="Times New Roman" w:cs="Times New Roman" w:eastAsia="Times New Roman" w:hAnsi="Times New Roman"/>
-          <w:sz w:val="24"/>
-          <w:szCs w:val="24"/>
-          <w:rtl/>
-        </w:rPr>
-        <w:t xml:space="preserve">في هذا الطواف يُستحب للرجل: الاضطباع (جعل وسط الرداء تحت الإبط الأيمن وطرفيه على الكتف الأيسر) طوال الطواف، والرَّمَل (الإسراع مع مقاربة الخطى) في الأشواط الثلاثة الأولى فقط، وباقي الأشواط الأربعة يمشي كعادته.</w:t>
-      </w:r>
-    </w:p>
-    <w:p>
-      <w:pPr>
-        <w:bidi/>
-        <w:spacing w:after="200" w:line="340"/>
-        <w:jc w:val="right"/>
-      </w:pPr>
-      <w:r>
-        <w:rPr>
-          <w:rFonts w:ascii="Times New Roman" w:cs="Times New Roman" w:eastAsia="Times New Roman" w:hAnsi="Times New Roman"/>
-          <w:sz w:val="24"/>
-          <w:szCs w:val="24"/>
-          <w:rtl/>
-        </w:rPr>
-        <w:t xml:space="preserve">بعد سبعة أشواط، يتقدم إلى مقام إبراهيم ويقرأ </w:t>
+        <w:t xml:space="preserve">﴿الَّذِي نَزَّلَ الْفُرْقَانَ عَلَىٰ عَبْدِهِ لِيَكُونَ لِلْعَالَمِينَ نَذِيرًا﴾</w:t>
+      </w:r>
+      <w:r>
+        <w:rPr>
+          <w:rFonts w:ascii="Times New Roman" w:cs="Times New Roman" w:eastAsia="Times New Roman" w:hAnsi="Times New Roman"/>
+          <w:sz w:val="24"/>
+          <w:szCs w:val="24"/>
+          <w:rtl/>
+        </w:rPr>
+        <w:t xml:space="preserve"> [الفرقان: 1].</w:t>
+      </w:r>
+    </w:p>
+    <w:p>
+      <w:pPr>
+        <w:bidi/>
+        <w:spacing w:after="200" w:line="340"/>
+        <w:jc w:val="right"/>
+      </w:pPr>
+      <w:r>
+        <w:rPr>
+          <w:rFonts w:ascii="Times New Roman" w:cs="Times New Roman" w:eastAsia="Times New Roman" w:hAnsi="Times New Roman"/>
+          <w:sz w:val="24"/>
+          <w:szCs w:val="24"/>
+          <w:rtl/>
+        </w:rPr>
+        <w:t xml:space="preserve">صدق الله الرحمن الرحيم، صدق الحليم العظيم، وصدق رسوله الكريم، صدق من بعثه الله شاهدًا ومبشرًا ونذيرًا، </w:t>
       </w:r>
       <w:r>
         <w:rPr>
@@ -18686,16 +17837,80 @@
           <w:szCs w:val="24"/>
           <w:rtl/>
         </w:rPr>
-        <w:t xml:space="preserve">﴿وَاتَّخِذُوا مِن مَّقَامِ إِبْرَاهِيمَ مُصَلًّى﴾</w:t>
-      </w:r>
-      <w:r>
-        <w:rPr>
-          <w:rFonts w:ascii="Times New Roman" w:cs="Times New Roman" w:eastAsia="Times New Roman" w:hAnsi="Times New Roman"/>
-          <w:sz w:val="24"/>
-          <w:szCs w:val="24"/>
-          <w:rtl/>
-        </w:rPr>
-        <w:t xml:space="preserve">، ثم يصلي خلفه ركعتين خفيفتين، يقرأ في الأولى بعد الفاتحة </w:t>
+        <w:t xml:space="preserve">﴿وَدَاعِيًا إِلَى اللَّهِ بِإِذْنِهِ وَسِرَاجًا مُّنِيرًا﴾</w:t>
+      </w:r>
+      <w:r>
+        <w:rPr>
+          <w:rFonts w:ascii="Times New Roman" w:cs="Times New Roman" w:eastAsia="Times New Roman" w:hAnsi="Times New Roman"/>
+          <w:sz w:val="24"/>
+          <w:szCs w:val="24"/>
+          <w:rtl/>
+        </w:rPr>
+        <w:t xml:space="preserve"> [الأحزاب: 46]، ونحن على ما قال خالقنا ورازقنا ومولانا من الشاهدين، وبآياته من الموقنين، ولدينه من المنقادين الخاشعين.</w:t>
+      </w:r>
+    </w:p>
+    <w:p>
+      <w:pPr>
+        <w:bidi/>
+        <w:spacing w:after="200" w:line="340"/>
+        <w:jc w:val="right"/>
+      </w:pPr>
+      <w:r>
+        <w:rPr>
+          <w:rFonts w:ascii="Times New Roman" w:cs="Times New Roman" w:eastAsia="Times New Roman" w:hAnsi="Times New Roman"/>
+          <w:sz w:val="24"/>
+          <w:szCs w:val="24"/>
+          <w:rtl/>
+        </w:rPr>
+        <w:t xml:space="preserve">اللهم لك الحمد على ما يسّرت من تلاوة كتابك، ومن صيام شهر رمضان وقيامه.</w:t>
+      </w:r>
+    </w:p>
+    <w:p>
+      <w:pPr>
+        <w:bidi/>
+        <w:spacing w:after="200" w:line="340"/>
+        <w:jc w:val="right"/>
+      </w:pPr>
+      <w:r>
+        <w:rPr>
+          <w:rFonts w:ascii="Times New Roman" w:cs="Times New Roman" w:eastAsia="Times New Roman" w:hAnsi="Times New Roman"/>
+          <w:sz w:val="24"/>
+          <w:szCs w:val="24"/>
+          <w:rtl/>
+        </w:rPr>
+        <w:t xml:space="preserve">اللهم لك الحمد على أن هديتنا لمعالم دينك الذي ارتضيته لنفسك وبنيته على خمس: شهادة أن لا إله إلا الله، وأن محمدًا رسول الله، وإقام الصلاة، وإيتاء الزكاة، وصوم رمضان، وحج البيت الحرام.</w:t>
+      </w:r>
+    </w:p>
+    <w:p>
+      <w:pPr>
+        <w:bidi/>
+        <w:spacing w:after="200" w:line="340"/>
+        <w:jc w:val="right"/>
+      </w:pPr>
+      <w:r>
+        <w:rPr>
+          <w:rFonts w:ascii="Times New Roman" w:cs="Times New Roman" w:eastAsia="Times New Roman" w:hAnsi="Times New Roman"/>
+          <w:sz w:val="24"/>
+          <w:szCs w:val="24"/>
+          <w:rtl/>
+        </w:rPr>
+        <w:t xml:space="preserve">اللهم لك الحمد والشكر على الإيمان والقرآن.</w:t>
+      </w:r>
+    </w:p>
+    <w:p>
+      <w:pPr>
+        <w:bidi/>
+        <w:spacing w:after="200" w:line="340"/>
+        <w:jc w:val="right"/>
+      </w:pPr>
+      <w:r>
+        <w:rPr>
+          <w:rFonts w:ascii="Times New Roman" w:cs="Times New Roman" w:eastAsia="Times New Roman" w:hAnsi="Times New Roman"/>
+          <w:sz w:val="24"/>
+          <w:szCs w:val="24"/>
+          <w:rtl/>
+        </w:rPr>
+        <w:t xml:space="preserve">اللهم لك الحمد على أن أرسلت إلينا أفضل رسلك، وأنزلت عليه أفضل كتبك، وأحسنها نظامًا في الدنيا والآخرة، وأفصحها كلامًا، وأبينها حلالًا وحرامًا، وأعلاها مقامًا، كتاب عظيم الشأن، عظيم السلطان، مشرق البرهان، محفوظ من الزيادة والنقصان، </w:t>
       </w:r>
       <w:r>
         <w:rPr>
@@ -18707,16 +17922,16 @@
           <w:szCs w:val="24"/>
           <w:rtl/>
         </w:rPr>
-        <w:t xml:space="preserve">﴿قُلْ يَا أَيُّهَا الْكَافِرُونَ﴾</w:t>
-      </w:r>
-      <w:r>
-        <w:rPr>
-          <w:rFonts w:ascii="Times New Roman" w:cs="Times New Roman" w:eastAsia="Times New Roman" w:hAnsi="Times New Roman"/>
-          <w:sz w:val="24"/>
-          <w:szCs w:val="24"/>
-          <w:rtl/>
-        </w:rPr>
-        <w:t xml:space="preserve"> وفي الثانية </w:t>
+        <w:t xml:space="preserve">﴿لَّا يَأْتِيهِ الْبَاطِلُ مِن بَيْنِ يَدَيْهِ وَلَا مِنْ خَلْفِهِ تَنزِيلٌ مِّنْ حَكِيمٍ حَمِيدٍ﴾</w:t>
+      </w:r>
+      <w:r>
+        <w:rPr>
+          <w:rFonts w:ascii="Times New Roman" w:cs="Times New Roman" w:eastAsia="Times New Roman" w:hAnsi="Times New Roman"/>
+          <w:sz w:val="24"/>
+          <w:szCs w:val="24"/>
+          <w:rtl/>
+        </w:rPr>
+        <w:t xml:space="preserve"> [فصلت: 42]، </w:t>
       </w:r>
       <w:r>
         <w:rPr>
@@ -18728,48 +17943,256 @@
           <w:szCs w:val="24"/>
           <w:rtl/>
         </w:rPr>
-        <w:t xml:space="preserve">﴿قُلْ هُوَ اللَّهُ أَحَدٌ﴾</w:t>
-      </w:r>
-      <w:r>
-        <w:rPr>
-          <w:rFonts w:ascii="Times New Roman" w:cs="Times New Roman" w:eastAsia="Times New Roman" w:hAnsi="Times New Roman"/>
-          <w:sz w:val="24"/>
-          <w:szCs w:val="24"/>
-          <w:rtl/>
-        </w:rPr>
-        <w:t xml:space="preserve">. ثم يرجع فيستلم الحجر الأسود إن تيسر، وإلا أشار إليه.</w:t>
-      </w:r>
-    </w:p>
-    <w:p>
-      <w:pPr>
-        <w:bidi/>
-        <w:spacing w:after="200" w:line="340"/>
-        <w:jc w:val="right"/>
-      </w:pPr>
-      <w:r>
-        <w:rPr>
-          <w:rFonts w:ascii="Times New Roman" w:cs="Times New Roman" w:eastAsia="Times New Roman" w:hAnsi="Times New Roman"/>
-          <w:sz w:val="24"/>
-          <w:szCs w:val="24"/>
-          <w:rtl/>
-        </w:rPr>
-        <w:t xml:space="preserve">الشرب من ماء زمزم: يُستحب الشرب من ماء زمزم بنية الشفاء، ويسأل الله من خير الدنيا والآخرة، ويستقبل القبلة، ويتضلّع منه (يشبع)، لحديث النبي صلى الله عليه وسلم: «خير ماء على وجه الأرض ماء زمزم، فيه طعام الطُّعم وشفاء السُّقم»</w:t>
-      </w:r>
-    </w:p>
-    <w:p>
-      <w:pPr>
-        <w:bidi/>
-        <w:spacing w:after="200" w:line="340"/>
-        <w:jc w:val="right"/>
-      </w:pPr>
-      <w:r>
-        <w:rPr>
-          <w:rFonts w:ascii="Times New Roman" w:cs="Times New Roman" w:eastAsia="Times New Roman" w:hAnsi="Times New Roman"/>
-          <w:sz w:val="24"/>
-          <w:szCs w:val="24"/>
-          <w:rtl/>
-        </w:rPr>
-        <w:t xml:space="preserve">السعي بين الصفا والمروة: يخرج إلى المسعى، فإذا دنا من الصفا قرأ </w:t>
+        <w:t xml:space="preserve">﴿كِتَابٌ أُحْكِمَتْ آيَاتُهُ ثُمَّ فُصِّلَتْ مِن لَّدُنْ حَكِيمٍ خَبِيرٍ﴾</w:t>
+      </w:r>
+      <w:r>
+        <w:rPr>
+          <w:rFonts w:ascii="Times New Roman" w:cs="Times New Roman" w:eastAsia="Times New Roman" w:hAnsi="Times New Roman"/>
+          <w:sz w:val="24"/>
+          <w:szCs w:val="24"/>
+          <w:rtl/>
+        </w:rPr>
+        <w:t xml:space="preserve"> [هود: 1].</w:t>
+      </w:r>
+    </w:p>
+    <w:p>
+      <w:pPr>
+        <w:bidi/>
+        <w:spacing w:after="200" w:line="340"/>
+        <w:jc w:val="right"/>
+      </w:pPr>
+      <w:r>
+        <w:rPr>
+          <w:rFonts w:ascii="Times New Roman" w:cs="Times New Roman" w:eastAsia="Times New Roman" w:hAnsi="Times New Roman"/>
+          <w:sz w:val="24"/>
+          <w:szCs w:val="24"/>
+          <w:rtl/>
+        </w:rPr>
+        <w:t xml:space="preserve">اللهم لك الحمد على نعمك العظيمة، وآلائك الجسيمة، ولك الحمد والشكر على نعمك الظاهرة والباطنة التي لا يحصيها غيرك، ما علمنا منها وما لم نعلم، لك الحمد حتى ترضى، وإذا رضيت حمدًا وشكرًا لا ينتهي أولاه، ولا ينفد أخراه، إنك أنت الله لا إله إلا أنت، أهل الوفاء والحمد.</w:t>
+      </w:r>
+    </w:p>
+    <w:p>
+      <w:pPr>
+        <w:bidi/>
+        <w:spacing w:after="200" w:line="340"/>
+        <w:jc w:val="right"/>
+      </w:pPr>
+      <w:r>
+        <w:rPr>
+          <w:rFonts w:ascii="Times New Roman" w:cs="Times New Roman" w:eastAsia="Times New Roman" w:hAnsi="Times New Roman"/>
+          <w:sz w:val="24"/>
+          <w:szCs w:val="24"/>
+          <w:rtl/>
+        </w:rPr>
+        <w:t xml:space="preserve">اللهم صلِّ على محمد وعلى آل محمد، كما صليت على إبراهيم وعلى آل إبراهيم إنك حميد مجيد، وبارك على محمد وعلى آل محمد، كما باركت على إبراهيم وعلى آل إبراهيم إنك حميد مجيد، وسلِّم تسليمًا كثيرًا.</w:t>
+      </w:r>
+    </w:p>
+    <w:p>
+      <w:pPr>
+        <w:bidi/>
+        <w:spacing w:after="200" w:line="340"/>
+        <w:jc w:val="right"/>
+      </w:pPr>
+      <w:r>
+        <w:rPr>
+          <w:rFonts w:ascii="Times New Roman" w:cs="Times New Roman" w:eastAsia="Times New Roman" w:hAnsi="Times New Roman"/>
+          <w:sz w:val="24"/>
+          <w:szCs w:val="24"/>
+          <w:rtl/>
+        </w:rPr>
+        <w:t xml:space="preserve">اللهم إنا عبيدك، بنو عبيدك، بنو إمائك، نواصينا بيدك، عدل فينا قضاؤك، نسألك اللهم بكل اسم هو لك، سميت به نفسك، أو أنزلته في كتابك، أو استأثرت به في علم الغيب عندك، أو علمته أحدًا من خلقك، أن تجعل القرآن العظيم ربيع قلوبنا، وجلاء همومنا وغمومنا، ونور أبصارنا، وهدايتنا في الدنيا والآخرة. اللهم ذكّرنا منه ما نسينا، وعلّمنا منه ما جهلنا. اللهم ارزقنا تلاوته على الوجه الذي يرضيك عنا آناء الليل وأطراف النهار، يا رب العالمين! اللهم اجعلنا ممن يقيم حروفه وحدوده، ولا تجعلنا ممن يقيم حروفه ويضيع حدوده. اللهم اجعله شاهدًا لنا، واجعله شفيعًا، يا رب العالمين! اللهم اجعلنا ممن اتبع القرآن فقاده إلى رضوانك وإلى جنات النعيم، ولا تجعلنا ممن اتبعه القرآن فزُجّ في قفاه إلى النار. اللهم اجعلنا من أهل القرآن الذين هم أهلك وخاصتك، يا أرحم الراحمين، يا رب العالمين!</w:t>
+      </w:r>
+    </w:p>
+    <w:p>
+      <w:pPr>
+        <w:bidi/>
+        <w:spacing w:after="200" w:line="340"/>
+        <w:jc w:val="right"/>
+      </w:pPr>
+      <w:r>
+        <w:rPr>
+          <w:rFonts w:ascii="Times New Roman" w:cs="Times New Roman" w:eastAsia="Times New Roman" w:hAnsi="Times New Roman"/>
+          <w:sz w:val="24"/>
+          <w:szCs w:val="24"/>
+          <w:rtl/>
+        </w:rPr>
+        <w:t xml:space="preserve">اللهم إنا نسألك رضوانك والجنة، ونعوذ بك اللهم من سخطك ومن النار. اللهم إنا نسألك الجنة وما قرّب إليها من قول أو عمل، ونعوذ بك اللهم من النار وما قرّب إليها من قول أو عمل. اللهم إنا نسألك من الخير كله عاجله وآجله، ما علمنا منه وما لم نعلم، ونعوذ بك اللهم من الشر كله عاجله وآجله، ما علمنا منه وما لم نعلم.</w:t>
+      </w:r>
+    </w:p>
+    <w:p>
+      <w:pPr>
+        <w:bidi/>
+        <w:spacing w:after="200" w:line="340"/>
+        <w:jc w:val="right"/>
+      </w:pPr>
+      <w:r>
+        <w:rPr>
+          <w:rFonts w:ascii="Times New Roman" w:cs="Times New Roman" w:eastAsia="Times New Roman" w:hAnsi="Times New Roman"/>
+          <w:sz w:val="24"/>
+          <w:szCs w:val="24"/>
+          <w:rtl/>
+        </w:rPr>
+        <w:t xml:space="preserve">اللهم إنا نسألك أن تعفو عنا، اللهم إنك عفو تحب العفو فاعف عنا، يا رب العالمين!</w:t>
+      </w:r>
+    </w:p>
+    <w:p>
+      <w:pPr>
+        <w:bidi/>
+        <w:spacing w:after="200" w:line="340"/>
+        <w:jc w:val="right"/>
+      </w:pPr>
+      <w:r>
+        <w:rPr>
+          <w:rFonts w:ascii="Times New Roman" w:cs="Times New Roman" w:eastAsia="Times New Roman" w:hAnsi="Times New Roman"/>
+          <w:sz w:val="24"/>
+          <w:szCs w:val="24"/>
+          <w:rtl/>
+        </w:rPr>
+        <w:t xml:space="preserve">اللهم إنا نسألك عيشة نقية، وميتة سوية، ومردًا غير مخزيّ ولا فاضح، يا رب العالمين!</w:t>
+      </w:r>
+    </w:p>
+    <w:p>
+      <w:pPr>
+        <w:bidi/>
+        <w:spacing w:after="200" w:line="340"/>
+        <w:jc w:val="right"/>
+      </w:pPr>
+      <w:r>
+        <w:rPr>
+          <w:rFonts w:ascii="Times New Roman" w:cs="Times New Roman" w:eastAsia="Times New Roman" w:hAnsi="Times New Roman"/>
+          <w:sz w:val="24"/>
+          <w:szCs w:val="24"/>
+          <w:rtl/>
+        </w:rPr>
+        <w:t xml:space="preserve">اللهم اغفر لجميع موتى المسلمين وارحمهم، الذين شهدوا بأنك الإله الحق، وأن محمدًا عبدك ورسولك، وماتوا على ذلك. اللهم عافهم واعفُ عنهم، اللهم أكرم نزلهم، ووسّع مدخلهم، واغسلهم من خطاياهم بالماء والثلج والبرد. اللهم جازهم بالإحسان إحسانًا، وجازهم بالسيئات عفوًا وغفرانًا. اللهم أعذهم من عذاب القبر، يا أرحم الراحمين!</w:t>
+      </w:r>
+    </w:p>
+    <w:p>
+      <w:pPr>
+        <w:bidi/>
+        <w:spacing w:after="200" w:line="340"/>
+        <w:jc w:val="right"/>
+      </w:pPr>
+      <w:r>
+        <w:rPr>
+          <w:rFonts w:ascii="Times New Roman" w:cs="Times New Roman" w:eastAsia="Times New Roman" w:hAnsi="Times New Roman"/>
+          <w:sz w:val="24"/>
+          <w:szCs w:val="24"/>
+          <w:rtl/>
+        </w:rPr>
+        <w:t xml:space="preserve">اللهم ارحمنا إذا صرنا إلى ما صاروا إليه، اللهم ارحمنا إذا توسّدنا التراب، يا رب العالمين! اللهم ارحمنا قبل الموت، اللهم ارحمنا في جميع أحوالنا وفي جميع أمورنا. اللهم اجعل كلامنا من الدنيا آخره «لا إله إلا الله». اللهم توفنا على الإيمان، اللهم اغفر لنا ما سلف وكان، اللهم احفظنا فيما بقي من الزمان. اللهم إنا نسألك أن ترحمنا يا رب العالمين برحمتك، اللهم لا تردنا خائبين.</w:t>
+      </w:r>
+    </w:p>
+    <w:p>
+      <w:pPr>
+        <w:bidi/>
+        <w:spacing w:after="200" w:line="340"/>
+        <w:jc w:val="right"/>
+      </w:pPr>
+      <w:r>
+        <w:rPr>
+          <w:rFonts w:ascii="Times New Roman" w:cs="Times New Roman" w:eastAsia="Times New Roman" w:hAnsi="Times New Roman"/>
+          <w:sz w:val="24"/>
+          <w:szCs w:val="24"/>
+          <w:rtl/>
+        </w:rPr>
+        <w:t xml:space="preserve">اللهم حضرنا ختم كتابك، اللهم مرّغنا خدودنا على أعتاب بابك، اللهم إنا نرجو رحمتك، ونخاف عذابك، اللهم لا تردنا يا ذا الجلال والإكرام! اللهم إن طردتنا فمن يؤوينا؟! اللهم إن باعدتنا فمن يقربنا؟! اللهم إن عذبتنا فمن ينصرنا؟! ليس لنا إله غيرك. اللهم إن لك عبيدًا غيرنا قد أخلصوا لك العبادة، يا رب العالمين، وعبدوك حق عبادتك، اللهم إنا نسألك يا رب العالمين أن تحقق فيك رجاءنا. اللهم إن رحمتك أوسع من ذنوبنا، وإن مغفرتك أوسع من ذنوبنا، وإن رحمتك أرجى عندنا من أعمالنا. اللهم لا تكلنا إلى أنفسنا، يا رب العالمين!</w:t>
+      </w:r>
+    </w:p>
+    <w:p>
+      <w:pPr>
+        <w:bidi/>
+        <w:spacing w:after="200" w:line="340"/>
+        <w:jc w:val="right"/>
+      </w:pPr>
+      <w:r>
+        <w:rPr>
+          <w:rFonts w:ascii="Times New Roman" w:cs="Times New Roman" w:eastAsia="Times New Roman" w:hAnsi="Times New Roman"/>
+          <w:sz w:val="24"/>
+          <w:szCs w:val="24"/>
+          <w:rtl/>
+        </w:rPr>
+        <w:t xml:space="preserve">اللهم اغفر لنا، ولوالدينا، ولأولادنا، ولزوجاتنا، وللمسلمين الأحياء والميتين.</w:t>
+      </w:r>
+    </w:p>
+    <w:p>
+      <w:pPr>
+        <w:bidi/>
+        <w:spacing w:after="200" w:line="340"/>
+        <w:jc w:val="right"/>
+      </w:pPr>
+      <w:r>
+        <w:rPr>
+          <w:rFonts w:ascii="Times New Roman" w:cs="Times New Roman" w:eastAsia="Times New Roman" w:hAnsi="Times New Roman"/>
+          <w:sz w:val="24"/>
+          <w:szCs w:val="24"/>
+          <w:rtl/>
+        </w:rPr>
+        <w:t xml:space="preserve">اللهم إنا نسألك يا ذا الجلال والإكرام أن تختم لنا بخير، وأن تجعل عواقب أمورنا إلى خير. اللهم أصلح لنا ديننا الذي هو عصمة أمرنا، اللهم أصلح لنا دنيانا التي فيها معاشنا، اللهم أصلح لنا آخرتنا التي إليها معادنا. اللهم اجعل الحياة زيادة لنا في كل خير، اللهم اجعل الموت راحة لنا من كل شر.</w:t>
+      </w:r>
+    </w:p>
+    <w:p>
+      <w:pPr>
+        <w:bidi/>
+        <w:spacing w:after="200" w:line="340"/>
+        <w:jc w:val="right"/>
+      </w:pPr>
+      <w:r>
+        <w:rPr>
+          <w:rFonts w:ascii="Times New Roman" w:cs="Times New Roman" w:eastAsia="Times New Roman" w:hAnsi="Times New Roman"/>
+          <w:sz w:val="24"/>
+          <w:szCs w:val="24"/>
+          <w:rtl/>
+        </w:rPr>
+        <w:t xml:space="preserve">يا من أظهر الجميل وستر القبيح! يا من لا يؤاخذ بالجريرة ولا يهتك الستر! يا حسن التجاوز! يا سامع كل نجوى، ويا منتهى كل شكوى! يا كريم الصفح! يا عظيم المنّ! يا مبتدئ النعم قبل استحقاقها! يا سيدنا، ويا مولانا، ويا غاية رغبتنا! نسألك اللهم ألا تشوي خلقنا بالنار، اللهم أعذنا من النار، اللهم أعذنا من عذاب القبر، يا رب العالمين! اللهم أعذنا من الضلال، يا أرحم الراحمين! اللهم ثبّتنا عند السؤال، يا أكرم الأكرمين!</w:t>
+      </w:r>
+    </w:p>
+    <w:p>
+      <w:pPr>
+        <w:bidi/>
+        <w:spacing w:after="200" w:line="340"/>
+        <w:jc w:val="right"/>
+      </w:pPr>
+      <w:r>
+        <w:rPr>
+          <w:rFonts w:ascii="Times New Roman" w:cs="Times New Roman" w:eastAsia="Times New Roman" w:hAnsi="Times New Roman"/>
+          <w:sz w:val="24"/>
+          <w:szCs w:val="24"/>
+          <w:rtl/>
+        </w:rPr>
+        <w:t xml:space="preserve">إلهنا ومولانا، تمّ نورك فهديتنا فلك الحمد، عَظُم حلمك فغفرت فلك الحمد. إلهنا وربنا، وجهك أكرم الوجوه، وعطيتك أفضل العطية وأهناها، تُطاع فتُشكر، وتُعصى فتغفر، وتكشف الضر، وتشفي السقيم، وتغفر الذنب العظيم، وتقبل التوبة، ولا يجزي بآلائك أحد، ولا يبلغ مدحتك قول قائل، أنت الله لا إله إلا أنت.</w:t>
+      </w:r>
+    </w:p>
+    <w:p>
+      <w:pPr>
+        <w:bidi/>
+        <w:spacing w:after="200" w:line="340"/>
+        <w:jc w:val="right"/>
+      </w:pPr>
+      <w:r>
+        <w:rPr>
+          <w:rFonts w:ascii="Times New Roman" w:cs="Times New Roman" w:eastAsia="Times New Roman" w:hAnsi="Times New Roman"/>
+          <w:sz w:val="24"/>
+          <w:szCs w:val="24"/>
+          <w:rtl/>
+        </w:rPr>
+        <w:t xml:space="preserve">اللهم أنت أحق من ذُكر، وأحق من عُبد، وأنصَر من ابتُغي، وأرأف من مَلَك، وأجود من سُئل، وأوسع من أعطى، أنت الملك لا شريك لك، والفرد لا ند لك، كل شيء هالك إلا وجهك، لن تُطاع إلا بإذنك، ولن تُعصى إلا بعلمك، يا رب العالمين! أقرب شهيد وأدنى حفيظ، حُلت دون النفوس، وأخذت بالنواصي، وكتبت الآثار، ونسخت الآجال، القلوب لك مفضية، والسر عندك علانية، الحلال ما أحللت، والحرام ما حرمت، والدين ما شرعت، والأمر ما قضيت، الخلق خلقك، والعباد عبادك، وأنت الله الرؤوف الرحيم.</w:t>
+      </w:r>
+    </w:p>
+    <w:p>
+      <w:pPr>
+        <w:bidi/>
+        <w:spacing w:after="200" w:line="340"/>
+        <w:jc w:val="right"/>
+      </w:pPr>
+      <w:r>
+        <w:rPr>
+          <w:rFonts w:ascii="Times New Roman" w:cs="Times New Roman" w:eastAsia="Times New Roman" w:hAnsi="Times New Roman"/>
+          <w:sz w:val="24"/>
+          <w:szCs w:val="24"/>
+          <w:rtl/>
+        </w:rPr>
+        <w:t xml:space="preserve">نسألك اللهم في هذه الليلة بوجهك الكريم، أن تجيرنا من النار، اللهم أجرنا من النار. اللهم احشرنا تحت لواء سيد المرسلين، واجعلنا معه من المقربين، يا رب العالمين! اللهم اجعلنا يوم القيامة من الآمنين المطمئنين الذين </w:t>
       </w:r>
       <w:r>
         <w:rPr>
@@ -18781,69 +18204,546 @@
           <w:szCs w:val="24"/>
           <w:rtl/>
         </w:rPr>
-        <w:t xml:space="preserve">﴿إِنَّ الصَّفَا وَالْمَرْوَةَ مِن شَعَائِرِ اللَّهِ﴾</w:t>
-      </w:r>
-      <w:r>
-        <w:rPr>
-          <w:rFonts w:ascii="Times New Roman" w:cs="Times New Roman" w:eastAsia="Times New Roman" w:hAnsi="Times New Roman"/>
-          <w:sz w:val="24"/>
-          <w:szCs w:val="24"/>
-          <w:rtl/>
-        </w:rPr>
-        <w:t xml:space="preserve">، ثم يرقى على الصفا حتى يرى الكعبة فيستقبلها، ويرفع يديه كرفعهما في الدعاء، فيحمد الله ويدعو، ومن دعاء النبي صلى الله عليه وسلم هنا: «لا إله إلا الله، وحده لا شريك له، له الملك، وله الحمد، يحيي ويميت وهو على كل شيء قدير، لا إله إلا الله وحده، أنجز وعده، ونصر عبده، وهزم الأحزاب وحده» (يُكرر</w:t>
-      </w:r>
-      <w:r>
-        <w:rPr>
-          <w:rFonts w:ascii="Times New Roman" w:cs="Times New Roman" w:eastAsia="Times New Roman" w:hAnsi="Times New Roman"/>
-          <w:b/>
-          <w:bCs/>
-          <w:color w:val="3B5BA5"/>
-          <w:sz w:val="24"/>
-          <w:szCs w:val="24"/>
-          <w:rtl/>
-        </w:rPr>
-        <w:t xml:space="preserve"> 3 مرات</w:t>
-      </w:r>
-      <w:r>
-        <w:rPr>
-          <w:rFonts w:ascii="Times New Roman" w:cs="Times New Roman" w:eastAsia="Times New Roman" w:hAnsi="Times New Roman"/>
-          <w:sz w:val="24"/>
-          <w:szCs w:val="24"/>
-          <w:rtl/>
-        </w:rPr>
-        <w:t xml:space="preserve">، ويدعو بينها).</w:t>
-      </w:r>
-    </w:p>
-    <w:p>
-      <w:pPr>
-        <w:bidi/>
-        <w:spacing w:after="200" w:line="340"/>
-        <w:jc w:val="right"/>
-      </w:pPr>
-      <w:r>
-        <w:rPr>
-          <w:rFonts w:ascii="Times New Roman" w:cs="Times New Roman" w:eastAsia="Times New Roman" w:hAnsi="Times New Roman"/>
-          <w:sz w:val="24"/>
-          <w:szCs w:val="24"/>
-          <w:rtl/>
-        </w:rPr>
-        <w:t xml:space="preserve">ثم ينزل من الصفا إلى المروة ماشيًا، فإذا بلغ العلم الأخضر الأول أسرع الرجل قليلًا دون أن يؤذي أحدًا، فإذا بلغ العلم الأخضر الثاني مشى كعادته حتى المروة، فيرقى عليها ويقول مثل ما قاله على الصفا. وهكذا ذهابًا وإيابًا حتى يُكمل 7 أشواط (الذهاب من الصفا للمروة شوط، والعودة شوط آخر)، يقول في سعيه ما أحب من ذكر ودعاء وقراءة قرآن.</w:t>
-      </w:r>
-    </w:p>
-    <w:p>
-      <w:pPr>
-        <w:bidi/>
-        <w:spacing w:after="200" w:line="340"/>
-        <w:jc w:val="right"/>
-      </w:pPr>
-      <w:r>
-        <w:rPr>
-          <w:rFonts w:ascii="Times New Roman" w:cs="Times New Roman" w:eastAsia="Times New Roman" w:hAnsi="Times New Roman"/>
-          <w:sz w:val="24"/>
-          <w:szCs w:val="24"/>
-          <w:rtl/>
-        </w:rPr>
-        <w:t xml:space="preserve">الحلق أو التقصير: بعد إتمام السعي، يحلق الرجل رأسه أو يُقصّر (والحلق أفضل، ويكون شاملًا لكل الرأس)، وتُقصّر المرأة من أطراف شعرها قدر أنملة. وبهذا تتم العمرة، ويُحلّ المسلم من إحرامه إحلالًا كاملًا.</w:t>
+        <w:t xml:space="preserve">﴿لَا خَوْفٌ عَلَيْهِمْ وَلَا هُمْ يَحْزَنُونَ﴾</w:t>
+      </w:r>
+      <w:r>
+        <w:rPr>
+          <w:rFonts w:ascii="Times New Roman" w:cs="Times New Roman" w:eastAsia="Times New Roman" w:hAnsi="Times New Roman"/>
+          <w:sz w:val="24"/>
+          <w:szCs w:val="24"/>
+          <w:rtl/>
+        </w:rPr>
+        <w:t xml:space="preserve"> [يونس: 62]. اللهم ثبّتنا على الصراط، يا رب العالمين! اللهم سهّل علينا كل عقبة دون الجنة، حتى تبلغنا إياها. اللهم إنا نسألك العفو والعافية في أمورنا كلها، في الدين والدنيا والآخرة.</w:t>
+      </w:r>
+    </w:p>
+    <w:p>
+      <w:pPr>
+        <w:bidi/>
+        <w:spacing w:after="200" w:line="340"/>
+        <w:jc w:val="right"/>
+      </w:pPr>
+      <w:r>
+        <w:rPr>
+          <w:rFonts w:ascii="Times New Roman" w:cs="Times New Roman" w:eastAsia="Times New Roman" w:hAnsi="Times New Roman"/>
+          <w:sz w:val="24"/>
+          <w:szCs w:val="24"/>
+          <w:rtl/>
+        </w:rPr>
+        <w:t xml:space="preserve">اللهم إنا نسألك يا ذا الجلال والإكرام أن تُبيّض وجوهنا يوم تسودّ الوجوه، اللهم آتنا كتابنا بأيماننا، اللهم آتِ نفوسنا تقواها، زكّها أنت خير من زكّاها، أنت وليها ومولاها، لا إله لنا غيرك.</w:t>
+      </w:r>
+    </w:p>
+    <w:p>
+      <w:pPr>
+        <w:bidi/>
+        <w:spacing w:after="200" w:line="340"/>
+        <w:jc w:val="right"/>
+      </w:pPr>
+      <w:r>
+        <w:rPr>
+          <w:rFonts w:ascii="Times New Roman" w:cs="Times New Roman" w:eastAsia="Times New Roman" w:hAnsi="Times New Roman"/>
+          <w:sz w:val="24"/>
+          <w:szCs w:val="24"/>
+          <w:rtl/>
+        </w:rPr>
+        <w:t xml:space="preserve">اللهم هذه أيدينا قد رُفعت إليك، وهذه وجوهنا قد نُصبت إلى وجهك، يا أكرم الأكرمين! وهذه قلوبنا قد أنابت إليك، وهذه جباهنا سجدت لك، والمنة لك، يا أكرم الأكرمين!</w:t>
+      </w:r>
+    </w:p>
+    <w:p>
+      <w:pPr>
+        <w:bidi/>
+        <w:spacing w:after="200" w:line="340"/>
+        <w:jc w:val="right"/>
+      </w:pPr>
+      <w:r>
+        <w:rPr>
+          <w:rFonts w:ascii="Times New Roman" w:cs="Times New Roman" w:eastAsia="Times New Roman" w:hAnsi="Times New Roman"/>
+          <w:sz w:val="24"/>
+          <w:szCs w:val="24"/>
+          <w:rtl/>
+        </w:rPr>
+        <w:t xml:space="preserve">اللهم تقبل دعاءنا، واغفر ذنوبنا. اللهم يا ذا الجلال والإكرام، اختم لنا شهرنا رمضان برضوانك، وجُد علينا بمنّك وامتنانك. اللهم احفظ لنا حسناتنا، ولا تُبطلها، اللهم تقبل منا كل صغير وكبير، ولا تُبطل أعمالنا، اللهم امحُ سيئاتنا، يا رب العالمين! اللهم اجعلنا عندك من السعداء، اللهم اغفر لنا أجمعين. اللهم اجعل هذا المجتمع مجتمعًا مرحومًا، واجعل تفرقنا من بعده تفرقًا معصومًا، ولا تجعل فينا ولا معنا ولا منا شقيًا ولا محرومًا، يا رب العالمين، يا أكرم الأكرمين!</w:t>
+      </w:r>
+    </w:p>
+    <w:p>
+      <w:pPr>
+        <w:bidi/>
+        <w:spacing w:after="200" w:line="340"/>
+        <w:jc w:val="right"/>
+      </w:pPr>
+      <w:r>
+        <w:rPr>
+          <w:rFonts w:ascii="Times New Roman" w:cs="Times New Roman" w:eastAsia="Times New Roman" w:hAnsi="Times New Roman"/>
+          <w:sz w:val="24"/>
+          <w:szCs w:val="24"/>
+          <w:rtl/>
+        </w:rPr>
+        <w:t xml:space="preserve">يا من لا تراه في الدنيا العيون، ولا تخالطه الظنون، ولا يصفه الواصفون، ولا تغيره الحوادث، ولا يخشى الدوائر، ويعلم مكاييل البحار، ويعلم مثاقيل الجبال، وعدد قطر الأمطار، وعدد ورق الأشجار، ولا تواري منه سماء سماءً، ولا أرض أرضًا، ولا بحر ما في قعره، ولا جبل ما في وعره، نسألك اللهم أن تجعل خير أعمارنا آخرها، وخير أعمالنا خواتمها، وخير أيامنا يوم لقاك، يا أكرم الأكرمين، ويا رب العالمين!</w:t>
+      </w:r>
+    </w:p>
+    <w:p>
+      <w:pPr>
+        <w:bidi/>
+        <w:spacing w:after="200" w:line="340"/>
+        <w:jc w:val="right"/>
+      </w:pPr>
+      <w:r>
+        <w:rPr>
+          <w:rFonts w:ascii="Times New Roman" w:cs="Times New Roman" w:eastAsia="Times New Roman" w:hAnsi="Times New Roman"/>
+          <w:sz w:val="24"/>
+          <w:szCs w:val="24"/>
+          <w:rtl/>
+        </w:rPr>
+        <w:t xml:space="preserve">اللهم إنا نسألك موجبات رحمتك، وعزائم مغفرتك، والغنيمة من كل بر، والسلامة من كل إثم، والفوز بالجنة، والنجاة من النار.</w:t>
+      </w:r>
+    </w:p>
+    <w:p>
+      <w:pPr>
+        <w:bidi/>
+        <w:spacing w:after="200" w:line="340"/>
+        <w:jc w:val="right"/>
+      </w:pPr>
+      <w:r>
+        <w:rPr>
+          <w:rFonts w:ascii="Times New Roman" w:cs="Times New Roman" w:eastAsia="Times New Roman" w:hAnsi="Times New Roman"/>
+          <w:sz w:val="24"/>
+          <w:szCs w:val="24"/>
+          <w:rtl/>
+        </w:rPr>
+        <w:t xml:space="preserve">اللهم إنا نعوذ بك من سوء القضاء، وشماتة الأعداء، ودرك الشقاء، وجهد البلاء.</w:t>
+      </w:r>
+    </w:p>
+    <w:p>
+      <w:pPr>
+        <w:bidi/>
+        <w:spacing w:after="200" w:line="340"/>
+        <w:jc w:val="right"/>
+      </w:pPr>
+      <w:r>
+        <w:rPr>
+          <w:rFonts w:ascii="Times New Roman" w:cs="Times New Roman" w:eastAsia="Times New Roman" w:hAnsi="Times New Roman"/>
+          <w:sz w:val="24"/>
+          <w:szCs w:val="24"/>
+          <w:rtl/>
+        </w:rPr>
+        <w:t xml:space="preserve">اللهم احفظنا بالإسلام قائمين، اللهم احفظنا بالإسلام قاعدين، اللهم احفظنا بالإسلام راقدين، اللهم لا تُشمت بنا الأعداء ولا الحاسدين.</w:t>
+      </w:r>
+    </w:p>
+    <w:p>
+      <w:pPr>
+        <w:bidi/>
+        <w:spacing w:after="200" w:line="340"/>
+        <w:jc w:val="right"/>
+      </w:pPr>
+      <w:r>
+        <w:rPr>
+          <w:rFonts w:ascii="Times New Roman" w:cs="Times New Roman" w:eastAsia="Times New Roman" w:hAnsi="Times New Roman"/>
+          <w:sz w:val="24"/>
+          <w:szCs w:val="24"/>
+          <w:rtl/>
+        </w:rPr>
+        <w:t xml:space="preserve">اللهم أعنا ولا تُعن علينا، اللهم انصرنا ولا تنصر علينا، اللهم امكر لنا ولا تمكر بنا، اللهم اهدنا ويسر لنا الهدى، يا رب العالمين، يا أكرم الأكرمين، ويا أرحم الراحمين!</w:t>
+      </w:r>
+    </w:p>
+    <w:p>
+      <w:pPr>
+        <w:bidi/>
+        <w:spacing w:after="200" w:line="340"/>
+        <w:jc w:val="right"/>
+      </w:pPr>
+      <w:r>
+        <w:rPr>
+          <w:rFonts w:ascii="Times New Roman" w:cs="Times New Roman" w:eastAsia="Times New Roman" w:hAnsi="Times New Roman"/>
+          <w:sz w:val="24"/>
+          <w:szCs w:val="24"/>
+          <w:rtl/>
+        </w:rPr>
+        <w:t xml:space="preserve">اللهم أحسن عاقبتنا في الأمور كلها، وأجرنا من خزي الدنيا وعذاب الآخرة.</w:t>
+      </w:r>
+    </w:p>
+    <w:p>
+      <w:pPr>
+        <w:bidi/>
+        <w:spacing w:after="200" w:line="340"/>
+        <w:jc w:val="right"/>
+      </w:pPr>
+      <w:r>
+        <w:rPr>
+          <w:rFonts w:ascii="Times New Roman" w:cs="Times New Roman" w:eastAsia="Times New Roman" w:hAnsi="Times New Roman"/>
+          <w:sz w:val="24"/>
+          <w:szCs w:val="24"/>
+          <w:rtl/>
+        </w:rPr>
+        <w:t xml:space="preserve">اللهم ألّف بين قلوب المسلمين، اللهم أصلح ذات بينهم، اللهم اهدهم سبل السلام، اللهم أخرجهم من الظلمات إلى النور، اللهم انصرهم على عدوك وعدوهم، يا رب العالمين! اللهم اشرح صدورهم، اللهم يسّر أمورهم، اللهم تولَّ أمورهم، إنك على كل شيء قدير.</w:t>
+      </w:r>
+    </w:p>
+    <w:p>
+      <w:pPr>
+        <w:bidi/>
+        <w:spacing w:after="200" w:line="340"/>
+        <w:jc w:val="right"/>
+      </w:pPr>
+      <w:r>
+        <w:rPr>
+          <w:rFonts w:ascii="Times New Roman" w:cs="Times New Roman" w:eastAsia="Times New Roman" w:hAnsi="Times New Roman"/>
+          <w:sz w:val="24"/>
+          <w:szCs w:val="24"/>
+          <w:rtl/>
+        </w:rPr>
+        <w:t xml:space="preserve">اللهم ارحم المسلمين رحمة تُغنيهم بها عن رحمة من سواك، اللهم أصلح أحوالهم كلها، يا رب العالمين! اللهم ألّف بين قلوب المسلمين وبين ولاتهم، واجعلهم متعاونين على الخير والهدى، والبر والتقوى، إنك أنت الله لا إله إلا أنت، أنت الله مقلّب القلوب، وأنت على كل شيء قدير. اللهم اجمع كلمة المسلمين على الحق، اللهم احفظ مقدسات المسلمين وديارهم وأعراضهم وحرماتهم، يا أكرم الأكرمين، ويا رب العالمين!</w:t>
+      </w:r>
+    </w:p>
+    <w:p>
+      <w:pPr>
+        <w:bidi/>
+        <w:spacing w:after="200" w:line="340"/>
+        <w:jc w:val="right"/>
+      </w:pPr>
+      <w:r>
+        <w:rPr>
+          <w:rFonts w:ascii="Times New Roman" w:cs="Times New Roman" w:eastAsia="Times New Roman" w:hAnsi="Times New Roman"/>
+          <w:sz w:val="24"/>
+          <w:szCs w:val="24"/>
+          <w:rtl/>
+        </w:rPr>
+        <w:t xml:space="preserve">اللهم ألهمنا والمسلمين رشدنا، اللهم أعذنا من شرور أنفسنا، اللهم إنا نعوذ بك من إبليس وذريته، ومن سيئات أعمالنا، ومن شر كل ذي شر، يا رب العالمين! اللهم إنا نسألك يا ذا الجلال والإكرام، يا أرحم الراحمين، أن ترفع درجاتنا في جنات النعيم.</w:t>
+      </w:r>
+    </w:p>
+    <w:p>
+      <w:pPr>
+        <w:bidi/>
+        <w:spacing w:after="200" w:line="340"/>
+        <w:jc w:val="right"/>
+      </w:pPr>
+      <w:r>
+        <w:rPr>
+          <w:rFonts w:ascii="Times New Roman" w:cs="Times New Roman" w:eastAsia="Times New Roman" w:hAnsi="Times New Roman"/>
+          <w:sz w:val="24"/>
+          <w:szCs w:val="24"/>
+          <w:rtl/>
+        </w:rPr>
+        <w:t xml:space="preserve">اللهم أنت ربنا وإلهنا، اتكالنا عليك، والرغبة عظمت عندك، يا رب العالمين! وأنت الله لا إله إلا أنت، لك الدنيا والآخرة، أنت على كل شيء قدير. اللهم اختم لنا بالمغفرة في أمورنا كلها، اللهم وفقنا لطاعاتك، وجنّبنا معاصيك. اللهم طهّر قلوبنا من النفاق، وأعمالنا من الرياء، وأعيننا من الخيانة، وألسنتنا من الكذب. اللهم اجعل بلادنا آمنة مطمئنة رخاءً سخاءً، يا رب العالمين! اللهم عمّ بالخير المسلمين، يا أكرم الأكرمين! اللهم أدم الأمن والاستقرار في بلادنا، يا رب العالمين!</w:t>
+      </w:r>
+    </w:p>
+    <w:p>
+      <w:pPr>
+        <w:bidi/>
+        <w:spacing w:after="200" w:line="340"/>
+        <w:jc w:val="right"/>
+      </w:pPr>
+      <w:r>
+        <w:rPr>
+          <w:rFonts w:ascii="Times New Roman" w:cs="Times New Roman" w:eastAsia="Times New Roman" w:hAnsi="Times New Roman"/>
+          <w:sz w:val="24"/>
+          <w:szCs w:val="24"/>
+          <w:rtl/>
+        </w:rPr>
+        <w:t xml:space="preserve">اللهم أنت الله لا إله إلا أنت، نسألك يا ذا الجلال والإكرام عفوك ومغفرتك. اللهم اجعلنا ممن وُفّق لليلة القدر، وقامها إيمانًا واحتسابًا، وقَبِلَتها منه، يا رب العالمين!</w:t>
+      </w:r>
+    </w:p>
+    <w:p>
+      <w:pPr>
+        <w:bidi/>
+        <w:spacing w:after="200" w:line="340"/>
+        <w:jc w:val="right"/>
+      </w:pPr>
+      <w:r>
+        <w:rPr>
+          <w:rFonts w:ascii="Times New Roman" w:cs="Times New Roman" w:eastAsia="Times New Roman" w:hAnsi="Times New Roman"/>
+          <w:sz w:val="24"/>
+          <w:szCs w:val="24"/>
+          <w:rtl/>
+        </w:rPr>
+        <w:t xml:space="preserve">اللهم احفظ إمامنا بحفظك، اللهم وفقه بتوفيقك، اللهم خذ بناصيته لما تحب وترضى، اللهم أصلح بطانته، وأعنه على أمور دينه ودنياه. اللهم وفّق ولاة المسلمين لما تحب وترضى، ولما فيه الخير للمسلمين.</w:t>
+      </w:r>
+    </w:p>
+    <w:p>
+      <w:pPr>
+        <w:bidi/>
+        <w:spacing w:after="200" w:line="340"/>
+        <w:jc w:val="right"/>
+      </w:pPr>
+      <w:r>
+        <w:rPr>
+          <w:rFonts w:ascii="Times New Roman" w:cs="Times New Roman" w:eastAsia="Times New Roman" w:hAnsi="Times New Roman"/>
+          <w:sz w:val="24"/>
+          <w:szCs w:val="24"/>
+          <w:rtl/>
+        </w:rPr>
+        <w:t xml:space="preserve">اللهم لك الحمد كله، ولك الملك كله، ولك الأمر كله، لا هادي لما أضللت، ولا مضل لما هديت، ولا مباعد لما قربت، ولا مقرب لما باعدت. اللهم ابسط علينا من بركاتك وفضلك ورحمتك ورزقك.</w:t>
+      </w:r>
+    </w:p>
+    <w:p>
+      <w:pPr>
+        <w:bidi/>
+        <w:spacing w:after="200" w:line="340"/>
+        <w:jc w:val="right"/>
+      </w:pPr>
+      <w:r>
+        <w:rPr>
+          <w:rFonts w:ascii="Times New Roman" w:cs="Times New Roman" w:eastAsia="Times New Roman" w:hAnsi="Times New Roman"/>
+          <w:sz w:val="24"/>
+          <w:szCs w:val="24"/>
+          <w:rtl/>
+        </w:rPr>
+        <w:t xml:space="preserve">اللهم إنا نسألك الأمن يوم الخوف، ونسألك النعيم المقيم الذي لا يحول ولا يزول.</w:t>
+      </w:r>
+    </w:p>
+    <w:p>
+      <w:pPr>
+        <w:bidi/>
+        <w:spacing w:after="200" w:line="340"/>
+        <w:jc w:val="right"/>
+      </w:pPr>
+      <w:r>
+        <w:rPr>
+          <w:rFonts w:ascii="Times New Roman" w:cs="Times New Roman" w:eastAsia="Times New Roman" w:hAnsi="Times New Roman"/>
+          <w:sz w:val="24"/>
+          <w:szCs w:val="24"/>
+          <w:rtl/>
+        </w:rPr>
+        <w:t xml:space="preserve">اللهم حبّب إلينا الإيمان وزيّنه في قلوبنا، وكرّه إلينا الكفر والفسوق والعصيان، واجعلنا من الراشدين، يا أكرم الأكرمين!</w:t>
+      </w:r>
+    </w:p>
+    <w:p>
+      <w:pPr>
+        <w:bidi/>
+        <w:spacing w:after="200" w:line="340"/>
+        <w:jc w:val="right"/>
+      </w:pPr>
+      <w:r>
+        <w:rPr>
+          <w:rFonts w:ascii="Times New Roman" w:cs="Times New Roman" w:eastAsia="Times New Roman" w:hAnsi="Times New Roman"/>
+          <w:sz w:val="24"/>
+          <w:szCs w:val="24"/>
+          <w:rtl/>
+        </w:rPr>
+        <w:t xml:space="preserve">اللهم إنا نعوذ بك من قلب لا يخشع، ومن دعاء لا يُسمع، ومن علم لا ينفع، يا ذا الجلال والإكرام!</w:t>
+      </w:r>
+    </w:p>
+    <w:p>
+      <w:pPr>
+        <w:bidi/>
+        <w:spacing w:after="200" w:line="340"/>
+        <w:jc w:val="right"/>
+      </w:pPr>
+      <w:r>
+        <w:rPr>
+          <w:rFonts w:ascii="Times New Roman" w:cs="Times New Roman" w:eastAsia="Times New Roman" w:hAnsi="Times New Roman"/>
+          <w:sz w:val="24"/>
+          <w:szCs w:val="24"/>
+          <w:rtl/>
+        </w:rPr>
+        <w:t xml:space="preserve">اللهم إنا نسألك من خير ما سألك منه نبيك ورسولك محمد صلى الله عليه وسلم وعبادك الصالحون وأولياؤك المقربون، ونعوذ بك اللهم من شر ما استعاذك منه نبيك ورسولك محمد صلى الله عليه وسلم وعبادك الصالحون وأنبياؤك، يا ذا الجلال والإكرام!</w:t>
+      </w:r>
+    </w:p>
+    <w:p>
+      <w:pPr>
+        <w:bidi/>
+        <w:spacing w:after="200" w:line="340"/>
+        <w:jc w:val="right"/>
+      </w:pPr>
+      <w:r>
+        <w:rPr>
+          <w:rFonts w:ascii="Times New Roman" w:cs="Times New Roman" w:eastAsia="Times New Roman" w:hAnsi="Times New Roman"/>
+          <w:sz w:val="24"/>
+          <w:szCs w:val="24"/>
+          <w:rtl/>
+        </w:rPr>
+        <w:t xml:space="preserve">اللهم إنا نسألك يا ذا الجلال والإكرام أن تتقبل دعاءنا، وأن ترحم وقوفنا بين يديك. اللهم هذا الدعاء وهذا العمل، وأنت الله لا إله إلا أنت، تقبل منا أعمالنا وأقوالنا ودعاءنا، واغفر لنا يا أرحم الراحمين ما خالط ذلك مما لا ترضاه، يا أكرم الأكرمين!</w:t>
+      </w:r>
+    </w:p>
+    <w:p>
+      <w:pPr>
+        <w:bidi/>
+        <w:spacing w:after="200" w:line="340"/>
+        <w:jc w:val="right"/>
+      </w:pPr>
+      <w:r>
+        <w:rPr>
+          <w:rFonts w:ascii="Times New Roman" w:cs="Times New Roman" w:eastAsia="Times New Roman" w:hAnsi="Times New Roman"/>
+          <w:sz w:val="24"/>
+          <w:szCs w:val="24"/>
+          <w:rtl/>
+        </w:rPr>
+        <w:t xml:space="preserve">اللهم إنا نسألك الإخلاص في القول والعمل، ونسألك اللهم الاستقامة على سنة رسولك صلى الله عليه وسلم.</w:t>
+      </w:r>
+    </w:p>
+    <w:p>
+      <w:pPr>
+        <w:bidi/>
+        <w:spacing w:after="200" w:line="340"/>
+        <w:jc w:val="right"/>
+      </w:pPr>
+      <w:r>
+        <w:rPr>
+          <w:rFonts w:ascii="Times New Roman" w:cs="Times New Roman" w:eastAsia="Times New Roman" w:hAnsi="Times New Roman"/>
+          <w:sz w:val="24"/>
+          <w:szCs w:val="24"/>
+          <w:rtl/>
+        </w:rPr>
+        <w:t xml:space="preserve">اللهم لا تردنا خائبين يا ذا الجلال والإكرام!</w:t>
+      </w:r>
+    </w:p>
+    <w:p>
+      <w:pPr>
+        <w:bidi/>
+        <w:spacing w:after="200" w:line="340"/>
+        <w:jc w:val="right"/>
+      </w:pPr>
+      <w:r>
+        <w:rPr>
+          <w:rFonts w:ascii="Times New Roman" w:cs="Times New Roman" w:eastAsia="Times New Roman" w:hAnsi="Times New Roman"/>
+          <w:sz w:val="24"/>
+          <w:szCs w:val="24"/>
+          <w:rtl/>
+        </w:rPr>
+        <w:t xml:space="preserve">اللهم </w:t>
+      </w:r>
+      <w:r>
+        <w:rPr>
+          <w:rFonts w:ascii="Times New Roman" w:cs="Times New Roman" w:eastAsia="Times New Roman" w:hAnsi="Times New Roman"/>
+          <w:b/>
+          <w:bCs/>
+          <w:color w:val="B23A2E"/>
+          <w:sz w:val="24"/>
+          <w:szCs w:val="24"/>
+          <w:rtl/>
+        </w:rPr>
+        <w:t xml:space="preserve">﴿تَقَبَّلْ مِنَّا إِنَّكَ أَنتَ السَّمِيعُ الْعَلِيمُ﴾</w:t>
+      </w:r>
+      <w:r>
+        <w:rPr>
+          <w:rFonts w:ascii="Times New Roman" w:cs="Times New Roman" w:eastAsia="Times New Roman" w:hAnsi="Times New Roman"/>
+          <w:sz w:val="24"/>
+          <w:szCs w:val="24"/>
+          <w:rtl/>
+        </w:rPr>
+        <w:t xml:space="preserve"> [البقرة: 127]، </w:t>
+      </w:r>
+      <w:r>
+        <w:rPr>
+          <w:rFonts w:ascii="Times New Roman" w:cs="Times New Roman" w:eastAsia="Times New Roman" w:hAnsi="Times New Roman"/>
+          <w:b/>
+          <w:bCs/>
+          <w:color w:val="B23A2E"/>
+          <w:sz w:val="24"/>
+          <w:szCs w:val="24"/>
+          <w:rtl/>
+        </w:rPr>
+        <w:t xml:space="preserve">﴿وَتُبْ عَلَيْنَا إِنَّكَ أَنتَ التَّوَّابُ الرَّحِيمُ﴾</w:t>
+      </w:r>
+      <w:r>
+        <w:rPr>
+          <w:rFonts w:ascii="Times New Roman" w:cs="Times New Roman" w:eastAsia="Times New Roman" w:hAnsi="Times New Roman"/>
+          <w:sz w:val="24"/>
+          <w:szCs w:val="24"/>
+          <w:rtl/>
+        </w:rPr>
+        <w:t xml:space="preserve"> [البقرة: 128].</w:t>
+      </w:r>
+    </w:p>
+    <w:p>
+      <w:pPr>
+        <w:bidi/>
+        <w:spacing w:after="200" w:line="340"/>
+        <w:jc w:val="right"/>
+      </w:pPr>
+      <w:r>
+        <w:rPr>
+          <w:rFonts w:ascii="Times New Roman" w:cs="Times New Roman" w:eastAsia="Times New Roman" w:hAnsi="Times New Roman"/>
+          <w:b/>
+          <w:bCs/>
+          <w:color w:val="B23A2E"/>
+          <w:sz w:val="24"/>
+          <w:szCs w:val="24"/>
+          <w:rtl/>
+        </w:rPr>
+        <w:t xml:space="preserve">﴿رَبَّنَا لَا تُؤَاخِذْنَا إِن نَّسِينَا أَوْ أَخْطَأْنَا رَبَّنَا وَلَا تَحْمِلْ عَلَيْنَا إِصْرًا كَمَا حَمَلْتَهُ عَلَى الَّذِينَ مِن قَبْلِنَا رَبَّنَا وَلَا تُحَمِّلْنَا مَا لَا طَاقَةَ لَنَا بِهِ وَاعْفُ عَنَّا وَاغْفِرْ لَنَا وَارْحَمْنَا أَنتَ مَوْلَانَا فَانصُرْنَا عَلَى الْقَوْمِ الْكَافِرِينَ﴾</w:t>
+      </w:r>
+      <w:r>
+        <w:rPr>
+          <w:rFonts w:ascii="Times New Roman" w:cs="Times New Roman" w:eastAsia="Times New Roman" w:hAnsi="Times New Roman"/>
+          <w:sz w:val="24"/>
+          <w:szCs w:val="24"/>
+          <w:rtl/>
+        </w:rPr>
+        <w:t xml:space="preserve"> [البقرة: 286].</w:t>
+      </w:r>
+    </w:p>
+    <w:p>
+      <w:pPr>
+        <w:bidi/>
+        <w:spacing w:after="200" w:line="340"/>
+        <w:jc w:val="right"/>
+      </w:pPr>
+      <w:r>
+        <w:rPr>
+          <w:rFonts w:ascii="Times New Roman" w:cs="Times New Roman" w:eastAsia="Times New Roman" w:hAnsi="Times New Roman"/>
+          <w:b/>
+          <w:bCs/>
+          <w:color w:val="B23A2E"/>
+          <w:sz w:val="24"/>
+          <w:szCs w:val="24"/>
+          <w:rtl/>
+        </w:rPr>
+        <w:t xml:space="preserve">﴿وَلَا تَجْعَلْ فِي قُلُوبِنَا غِلًّا لِّلَّذِينَ آمَنُوا رَبَّنَا إِنَّكَ رَؤُوفٌ رَّحِيمٌ﴾</w:t>
+      </w:r>
+      <w:r>
+        <w:rPr>
+          <w:rFonts w:ascii="Times New Roman" w:cs="Times New Roman" w:eastAsia="Times New Roman" w:hAnsi="Times New Roman"/>
+          <w:sz w:val="24"/>
+          <w:szCs w:val="24"/>
+          <w:rtl/>
+        </w:rPr>
+        <w:t xml:space="preserve"> [الحشر: 10].</w:t>
+      </w:r>
+    </w:p>
+    <w:p>
+      <w:pPr>
+        <w:bidi/>
+        <w:spacing w:after="200" w:line="340"/>
+        <w:jc w:val="right"/>
+      </w:pPr>
+      <w:r>
+        <w:rPr>
+          <w:rFonts w:ascii="Times New Roman" w:cs="Times New Roman" w:eastAsia="Times New Roman" w:hAnsi="Times New Roman"/>
+          <w:sz w:val="24"/>
+          <w:szCs w:val="24"/>
+          <w:rtl/>
+        </w:rPr>
+        <w:t xml:space="preserve">اللهم اغفر لنا، يا أرحم الراحمين! اللهم إنا نسألك يا ذا الجلال والإكرام أن توفقنا فيما بقي من ساعات في شهر رمضان لما تحبه وترضاه.</w:t>
+      </w:r>
+    </w:p>
+    <w:p>
+      <w:pPr>
+        <w:bidi/>
+        <w:spacing w:after="200" w:line="340"/>
+        <w:jc w:val="right"/>
+      </w:pPr>
+      <w:r>
+        <w:rPr>
+          <w:rFonts w:ascii="Times New Roman" w:cs="Times New Roman" w:eastAsia="Times New Roman" w:hAnsi="Times New Roman"/>
+          <w:sz w:val="24"/>
+          <w:szCs w:val="24"/>
+          <w:rtl/>
+        </w:rPr>
+        <w:t xml:space="preserve">اللهم إنا نعوذ برضاك من سخطك، وبمعافاتك من عقوبتك، وبك منك، لا نُحصي ثناءً عليك.</w:t>
+      </w:r>
+    </w:p>
+    <w:p>
+      <w:pPr>
+        <w:bidi/>
+        <w:spacing w:after="200" w:line="340"/>
+        <w:jc w:val="right"/>
+      </w:pPr>
+      <w:r>
+        <w:rPr>
+          <w:rFonts w:ascii="Times New Roman" w:cs="Times New Roman" w:eastAsia="Times New Roman" w:hAnsi="Times New Roman"/>
+          <w:sz w:val="24"/>
+          <w:szCs w:val="24"/>
+          <w:rtl/>
+        </w:rPr>
+        <w:t xml:space="preserve">اللهم صلِّ وسلّم وبارك على عبدك ورسولك محمد سيد الأولين والآخرين، وعلى آله وصحبه أجمعين.</w:t>
       </w:r>
     </w:p>
     <w:p>
@@ -18867,7 +18767,7 @@
           <w:szCs w:val="36"/>
           <w:rtl/>
         </w:rPr>
-        <w:t>22. حزب البحر</w:t>
+        <w:t>22. العمرة وأدعيتها</w:t>
       </w:r>
     </w:p>
     <w:p>
@@ -18901,31 +18801,72 @@
           <w:szCs w:val="24"/>
           <w:rtl/>
         </w:rPr>
-        <w:t xml:space="preserve">توجه واستفتاح حزب البحر:</w:t>
-      </w:r>
-    </w:p>
-    <w:p>
-      <w:pPr>
-        <w:bidi/>
-        <w:spacing w:after="200" w:line="340"/>
-        <w:jc w:val="right"/>
-      </w:pPr>
-      <w:r>
-        <w:rPr>
-          <w:rFonts w:ascii="Times New Roman" w:cs="Times New Roman" w:eastAsia="Times New Roman" w:hAnsi="Times New Roman"/>
-          <w:sz w:val="24"/>
-          <w:szCs w:val="24"/>
-          <w:rtl/>
-        </w:rPr>
-        <w:t xml:space="preserve">بسم الله الرحمن الرحيم</w:t>
-      </w:r>
-    </w:p>
-    <w:p>
-      <w:pPr>
-        <w:bidi/>
-        <w:spacing w:after="200" w:line="340"/>
-        <w:jc w:val="right"/>
-      </w:pPr>
+        <w:t xml:space="preserve">الإحرام: يُحرم المسلم من الميقات المحدد له، ثم يتجرد من ثيابه ويغتسل كما يغتسل من الجنابة (سنة للرجال والنساء حتى الحائض والنفساء)، ثم يلبس ثياب الإحرام ويلف رداءه على كتفه (ولا يُخرج الكتف الأيمن إلا في طواف القدوم)، ثم يُصلي الفريضة إن كان وقتها، وإلا صلى ركعتين ينوي بهما سنة الوضوء (وإن لم يُصل فلا حرج).</w:t>
+      </w:r>
+    </w:p>
+    <w:p>
+      <w:pPr>
+        <w:bidi/>
+        <w:spacing w:after="200" w:line="340"/>
+        <w:jc w:val="right"/>
+      </w:pPr>
+      <w:r>
+        <w:rPr>
+          <w:rFonts w:ascii="Times New Roman" w:cs="Times New Roman" w:eastAsia="Times New Roman" w:hAnsi="Times New Roman"/>
+          <w:sz w:val="24"/>
+          <w:szCs w:val="24"/>
+          <w:rtl/>
+        </w:rPr>
+        <w:t xml:space="preserve">إذا فرغ من الصلاة أحرم وقال: «لبيك عمرة» (ولمن يؤدي العمرة عن شخص متوفى، يقول: «اللهم لبيك عمرة عن فلان»، مع أن النية تكفي). يَحرُم بعد الإحرام: الطيب، والنساء، ولبس المخيط، والأخذ من شعر الجسم، والصيد.</w:t>
+      </w:r>
+    </w:p>
+    <w:p>
+      <w:pPr>
+        <w:bidi/>
+        <w:spacing w:after="200" w:line="340"/>
+        <w:jc w:val="right"/>
+      </w:pPr>
+      <w:r>
+        <w:rPr>
+          <w:rFonts w:ascii="Times New Roman" w:cs="Times New Roman" w:eastAsia="Times New Roman" w:hAnsi="Times New Roman"/>
+          <w:sz w:val="24"/>
+          <w:szCs w:val="24"/>
+          <w:rtl/>
+        </w:rPr>
+        <w:t xml:space="preserve">التلبية: «لبيك اللهم لبيك، لبيك لا شريك لك لبيك، إن الحمد والنعمة لك والملك، لا شريك لك» — يرفع الرجل صوته بها، والمرأة تقولها بقدر ما يُسمع من بجوارها فقط. يُستحب الإكثار من التلبية، خصوصًا عند تغيّر الأحوال (كصعود مرتفع أو نزول منخفض، أو إقبال الليل أو النهار)، ثم يسأل الله رضوانه والجنة ويستعيذ برحمته من النار. والتلبية مشروعة من الإحرام إلى بدء الطواف (في العمرة)، ومن الإحرام إلى رمي جمرة العقبة يوم العيد (في الحج).</w:t>
+      </w:r>
+    </w:p>
+    <w:p>
+      <w:pPr>
+        <w:bidi/>
+        <w:spacing w:after="200" w:line="340"/>
+        <w:jc w:val="right"/>
+      </w:pPr>
+      <w:r>
+        <w:rPr>
+          <w:rFonts w:ascii="Times New Roman" w:cs="Times New Roman" w:eastAsia="Times New Roman" w:hAnsi="Times New Roman"/>
+          <w:sz w:val="24"/>
+          <w:szCs w:val="24"/>
+          <w:rtl/>
+        </w:rPr>
+        <w:t xml:space="preserve">دخول المسجد الحرام: يُقدّم رجله اليمنى ويقول: «بسم الله، والصلاة والسلام على رسول الله، اللهم اغفر لي ذنوبي، وافتح لي أبواب رحمتك، أعوذ بالله العظيم، وبوجهه الكريم، وبسلطانه القديم، من الشيطان الرجيم»</w:t>
+      </w:r>
+    </w:p>
+    <w:p>
+      <w:pPr>
+        <w:bidi/>
+        <w:spacing w:after="200" w:line="340"/>
+        <w:jc w:val="right"/>
+      </w:pPr>
+      <w:r>
+        <w:rPr>
+          <w:rFonts w:ascii="Times New Roman" w:cs="Times New Roman" w:eastAsia="Times New Roman" w:hAnsi="Times New Roman"/>
+          <w:sz w:val="24"/>
+          <w:szCs w:val="24"/>
+          <w:rtl/>
+        </w:rPr>
+        <w:t xml:space="preserve">الطواف: يتقدم إلى الحجر الأسود ليبدأ الطواف، فيستلمه بيده اليمنى ويُقبّله (فإن تعذّر، يستقبله ويُشير إليه بيده اليمنى دون تقبيل يده)، ويقول عند استلامه: «بسم الله والله أكبر، اللهم إيمانًا بك، وتصديقًا بكتابك، ووفاء بعهدك، واتباعًا لسنة نبيك محمد صلى الله عليه وسلم». ثم يجعل البيت عن يساره، فإذا بلغ الركن اليماني استلمه من غير تقبيل (أو لا يزاحم ولا يُشير إليه)، ويقول بينه وبين الحجر الأسود: </w:t>
+      </w:r>
       <w:r>
         <w:rPr>
           <w:rFonts w:ascii="Times New Roman" w:cs="Times New Roman" w:eastAsia="Times New Roman" w:hAnsi="Times New Roman"/>
@@ -18936,16 +18877,48 @@
           <w:szCs w:val="24"/>
           <w:rtl/>
         </w:rPr>
-        <w:t xml:space="preserve">﴿الْحَمْدُ لِلَّهِ رَبِّ الْعَالَمِينَ * الرَّحْمَنِ الرَّحِيمِ * مَالِكِ يَوْمِ الدِّينِ * إِيَّاكَ نَعْبُدُ وَإِيَّاكَ نَسْتَعِينُ * اهْدِنَا الصِّرَاطَ الْمُسْتَقِيمَ * صِرَاطَ الَّذِينَ أَنْعَمْتَ عَلَيْهِمْ غَيْرِ الْمَغْضُوبِ عَلَيْهِمْ وَلَا الضَّالِّينَ﴾</w:t>
-      </w:r>
-      <w:r>
-        <w:rPr>
-          <w:rFonts w:ascii="Times New Roman" w:cs="Times New Roman" w:eastAsia="Times New Roman" w:hAnsi="Times New Roman"/>
-          <w:sz w:val="24"/>
-          <w:szCs w:val="24"/>
-          <w:rtl/>
-        </w:rPr>
-        <w:t xml:space="preserve"> ثم آية الكرسي كاملة، ثم آية النعاس (</w:t>
+        <w:t xml:space="preserve">«رَبَّنَا آتِنَا فِي الدُّنْيَا حَسَنَةً وَفِي الْآخِرَةِ حَسَنَةً وَقِنَا عَذَابَ النَّارِ»</w:t>
+      </w:r>
+      <w:r>
+        <w:rPr>
+          <w:rFonts w:ascii="Times New Roman" w:cs="Times New Roman" w:eastAsia="Times New Roman" w:hAnsi="Times New Roman"/>
+          <w:sz w:val="24"/>
+          <w:szCs w:val="24"/>
+          <w:rtl/>
+        </w:rPr>
+        <w:t xml:space="preserve">، ويُكبّر كلما مرّ بالحجر الأسود. وفي بقية الطواف يقول ما أحب من ذكر ودعاء وقراءة قرآن.</w:t>
+      </w:r>
+    </w:p>
+    <w:p>
+      <w:pPr>
+        <w:bidi/>
+        <w:spacing w:after="200" w:line="340"/>
+        <w:jc w:val="right"/>
+      </w:pPr>
+      <w:r>
+        <w:rPr>
+          <w:rFonts w:ascii="Times New Roman" w:cs="Times New Roman" w:eastAsia="Times New Roman" w:hAnsi="Times New Roman"/>
+          <w:sz w:val="24"/>
+          <w:szCs w:val="24"/>
+          <w:rtl/>
+        </w:rPr>
+        <w:t xml:space="preserve">في هذا الطواف يُستحب للرجل: الاضطباع (جعل وسط الرداء تحت الإبط الأيمن وطرفيه على الكتف الأيسر) طوال الطواف، والرَّمَل (الإسراع مع مقاربة الخطى) في الأشواط الثلاثة الأولى فقط، وباقي الأشواط الأربعة يمشي كعادته.</w:t>
+      </w:r>
+    </w:p>
+    <w:p>
+      <w:pPr>
+        <w:bidi/>
+        <w:spacing w:after="200" w:line="340"/>
+        <w:jc w:val="right"/>
+      </w:pPr>
+      <w:r>
+        <w:rPr>
+          <w:rFonts w:ascii="Times New Roman" w:cs="Times New Roman" w:eastAsia="Times New Roman" w:hAnsi="Times New Roman"/>
+          <w:sz w:val="24"/>
+          <w:szCs w:val="24"/>
+          <w:rtl/>
+        </w:rPr>
+        <w:t xml:space="preserve">بعد سبعة أشواط، يتقدم إلى مقام إبراهيم ويقرأ </w:t>
       </w:r>
       <w:r>
         <w:rPr>
@@ -18957,16 +18930,16 @@
           <w:szCs w:val="24"/>
           <w:rtl/>
         </w:rPr>
-        <w:t xml:space="preserve">﴿ثُمَّ أَنزَلَ عَلَيْكُم مِّن بَعْدِ الْغَمِّ أَمَنَةً نُّعَاسًا...﴾</w:t>
-      </w:r>
-      <w:r>
-        <w:rPr>
-          <w:rFonts w:ascii="Times New Roman" w:cs="Times New Roman" w:eastAsia="Times New Roman" w:hAnsi="Times New Roman"/>
-          <w:sz w:val="24"/>
-          <w:szCs w:val="24"/>
-          <w:rtl/>
-        </w:rPr>
-        <w:t xml:space="preserve">)، ثم </w:t>
+        <w:t xml:space="preserve">﴿وَاتَّخِذُوا مِن مَّقَامِ إِبْرَاهِيمَ مُصَلًّى﴾</w:t>
+      </w:r>
+      <w:r>
+        <w:rPr>
+          <w:rFonts w:ascii="Times New Roman" w:cs="Times New Roman" w:eastAsia="Times New Roman" w:hAnsi="Times New Roman"/>
+          <w:sz w:val="24"/>
+          <w:szCs w:val="24"/>
+          <w:rtl/>
+        </w:rPr>
+        <w:t xml:space="preserve">، ثم يصلي خلفه ركعتين خفيفتين، يقرأ في الأولى بعد الفاتحة </w:t>
       </w:r>
       <w:r>
         <w:rPr>
@@ -18978,16 +18951,16 @@
           <w:szCs w:val="24"/>
           <w:rtl/>
         </w:rPr>
-        <w:t xml:space="preserve">﴿وَإِذَا جَاءَكَ الَّذِينَ يُؤْمِنُونَ بِآيَاتِنَا فَقُلْ سَلَامٌ عَلَيْكُمْ...﴾</w:t>
-      </w:r>
-      <w:r>
-        <w:rPr>
-          <w:rFonts w:ascii="Times New Roman" w:cs="Times New Roman" w:eastAsia="Times New Roman" w:hAnsi="Times New Roman"/>
-          <w:sz w:val="24"/>
-          <w:szCs w:val="24"/>
-          <w:rtl/>
-        </w:rPr>
-        <w:t xml:space="preserve">، ثم </w:t>
+        <w:t xml:space="preserve">﴿قُلْ يَا أَيُّهَا الْكَافِرُونَ﴾</w:t>
+      </w:r>
+      <w:r>
+        <w:rPr>
+          <w:rFonts w:ascii="Times New Roman" w:cs="Times New Roman" w:eastAsia="Times New Roman" w:hAnsi="Times New Roman"/>
+          <w:sz w:val="24"/>
+          <w:szCs w:val="24"/>
+          <w:rtl/>
+        </w:rPr>
+        <w:t xml:space="preserve"> وفي الثانية </w:t>
       </w:r>
       <w:r>
         <w:rPr>
@@ -18999,16 +18972,48 @@
           <w:szCs w:val="24"/>
           <w:rtl/>
         </w:rPr>
-        <w:t xml:space="preserve">﴿هُوَ الَّذِي أَرْسَلَ رَسُولَهُ بِالْهُدَىٰ وَدِينِ الْحَقِّ...﴾</w:t>
-      </w:r>
-      <w:r>
-        <w:rPr>
-          <w:rFonts w:ascii="Times New Roman" w:cs="Times New Roman" w:eastAsia="Times New Roman" w:hAnsi="Times New Roman"/>
-          <w:sz w:val="24"/>
-          <w:szCs w:val="24"/>
-          <w:rtl/>
-        </w:rPr>
-        <w:t xml:space="preserve">، ثم آية </w:t>
+        <w:t xml:space="preserve">﴿قُلْ هُوَ اللَّهُ أَحَدٌ﴾</w:t>
+      </w:r>
+      <w:r>
+        <w:rPr>
+          <w:rFonts w:ascii="Times New Roman" w:cs="Times New Roman" w:eastAsia="Times New Roman" w:hAnsi="Times New Roman"/>
+          <w:sz w:val="24"/>
+          <w:szCs w:val="24"/>
+          <w:rtl/>
+        </w:rPr>
+        <w:t xml:space="preserve">. ثم يرجع فيستلم الحجر الأسود إن تيسر، وإلا أشار إليه.</w:t>
+      </w:r>
+    </w:p>
+    <w:p>
+      <w:pPr>
+        <w:bidi/>
+        <w:spacing w:after="200" w:line="340"/>
+        <w:jc w:val="right"/>
+      </w:pPr>
+      <w:r>
+        <w:rPr>
+          <w:rFonts w:ascii="Times New Roman" w:cs="Times New Roman" w:eastAsia="Times New Roman" w:hAnsi="Times New Roman"/>
+          <w:sz w:val="24"/>
+          <w:szCs w:val="24"/>
+          <w:rtl/>
+        </w:rPr>
+        <w:t xml:space="preserve">الشرب من ماء زمزم: يُستحب الشرب من ماء زمزم بنية الشفاء، ويسأل الله من خير الدنيا والآخرة، ويستقبل القبلة، ويتضلّع منه (يشبع)، لحديث النبي صلى الله عليه وسلم: «خير ماء على وجه الأرض ماء زمزم، فيه طعام الطُّعم وشفاء السُّقم»</w:t>
+      </w:r>
+    </w:p>
+    <w:p>
+      <w:pPr>
+        <w:bidi/>
+        <w:spacing w:after="200" w:line="340"/>
+        <w:jc w:val="right"/>
+      </w:pPr>
+      <w:r>
+        <w:rPr>
+          <w:rFonts w:ascii="Times New Roman" w:cs="Times New Roman" w:eastAsia="Times New Roman" w:hAnsi="Times New Roman"/>
+          <w:sz w:val="24"/>
+          <w:szCs w:val="24"/>
+          <w:rtl/>
+        </w:rPr>
+        <w:t xml:space="preserve">السعي بين الصفا والمروة: يخرج إلى المسعى، فإذا دنا من الصفا قرأ </w:t>
       </w:r>
       <w:r>
         <w:rPr>
@@ -19020,307 +19025,69 @@
           <w:szCs w:val="24"/>
           <w:rtl/>
         </w:rPr>
-        <w:t xml:space="preserve">﴿مُّحَمَّدٌ رَّسُولُ اللَّهِ وَالَّذِينَ مَعَهُ أَشِدَّاءُ عَلَى الْكُفَّارِ...﴾</w:t>
-      </w:r>
-      <w:r>
-        <w:rPr>
-          <w:rFonts w:ascii="Times New Roman" w:cs="Times New Roman" w:eastAsia="Times New Roman" w:hAnsi="Times New Roman"/>
-          <w:sz w:val="24"/>
-          <w:szCs w:val="24"/>
-          <w:rtl/>
-        </w:rPr>
-        <w:t xml:space="preserve">، ثم </w:t>
-      </w:r>
-      <w:r>
-        <w:rPr>
-          <w:rFonts w:ascii="Times New Roman" w:cs="Times New Roman" w:eastAsia="Times New Roman" w:hAnsi="Times New Roman"/>
-          <w:b/>
-          <w:bCs/>
-          <w:color w:val="B23A2E"/>
-          <w:sz w:val="24"/>
-          <w:szCs w:val="24"/>
-          <w:rtl/>
-        </w:rPr>
-        <w:t xml:space="preserve">﴿لَوْ أَنزَلْنَا هَٰذَا الْقُرْآنَ عَلَىٰ جَبَلٍ لَّرَأَيْتَهُ خَاشِعًا مُّتَصَدِّعًا...﴾</w:t>
-      </w:r>
-      <w:r>
-        <w:rPr>
-          <w:rFonts w:ascii="Times New Roman" w:cs="Times New Roman" w:eastAsia="Times New Roman" w:hAnsi="Times New Roman"/>
-          <w:sz w:val="24"/>
-          <w:szCs w:val="24"/>
-          <w:rtl/>
-        </w:rPr>
-        <w:t xml:space="preserve"> وآيات آخر سورة الحشر (الأسماء الحسنى)، ثم سورة الشرح كاملة، ثم سورة الإخلاص كاملة.</w:t>
-      </w:r>
-    </w:p>
-    <w:p>
-      <w:pPr>
-        <w:bidi/>
-        <w:spacing w:after="120" w:before="320"/>
-        <w:jc w:val="right"/>
-      </w:pPr>
-      <w:r>
-        <w:rPr>
-          <w:rFonts w:ascii="Times New Roman" w:cs="Times New Roman" w:eastAsia="Times New Roman" w:hAnsi="Times New Roman"/>
-          <w:b/>
-          <w:bCs/>
-          <w:sz w:val="44"/>
-          <w:szCs w:val="44"/>
-          <w:rtl/>
-        </w:rPr>
-        <w:t xml:space="preserve">الدعاء الثاني</w:t>
-      </w:r>
-    </w:p>
-    <w:p>
-      <w:pPr>
-        <w:bidi/>
-        <w:spacing w:after="200" w:line="340"/>
-        <w:jc w:val="right"/>
-      </w:pPr>
-      <w:r>
-        <w:rPr>
-          <w:rFonts w:ascii="Times New Roman" w:cs="Times New Roman" w:eastAsia="Times New Roman" w:hAnsi="Times New Roman"/>
-          <w:sz w:val="24"/>
-          <w:szCs w:val="24"/>
-          <w:rtl/>
-        </w:rPr>
-        <w:t xml:space="preserve">متن حزب البحر المبارك:</w:t>
-      </w:r>
-    </w:p>
-    <w:p>
-      <w:pPr>
-        <w:bidi/>
-        <w:spacing w:after="200" w:line="340"/>
-        <w:jc w:val="right"/>
-      </w:pPr>
-      <w:r>
-        <w:rPr>
-          <w:rFonts w:ascii="Times New Roman" w:cs="Times New Roman" w:eastAsia="Times New Roman" w:hAnsi="Times New Roman"/>
-          <w:sz w:val="24"/>
-          <w:szCs w:val="24"/>
-          <w:rtl/>
-        </w:rPr>
-        <w:t xml:space="preserve">بسم الله الرحمن الرحيم</w:t>
-      </w:r>
-    </w:p>
-    <w:p>
-      <w:pPr>
-        <w:bidi/>
-        <w:spacing w:after="200" w:line="340"/>
-        <w:jc w:val="right"/>
-      </w:pPr>
-      <w:r>
-        <w:rPr>
-          <w:rFonts w:ascii="Times New Roman" w:cs="Times New Roman" w:eastAsia="Times New Roman" w:hAnsi="Times New Roman"/>
-          <w:sz w:val="24"/>
-          <w:szCs w:val="24"/>
-          <w:rtl/>
-        </w:rPr>
-        <w:t xml:space="preserve">يا علي يا عظيم، يا حليم يا عليم، أنت ربي وعلمك حسبي، فنعم الرب ربي ونعم الحسب حسبي، تنصر من تشاء وأنت العزيز الرحيم. نسألك العصمة في الحركات والسكنات والكلمات والإرادات والخطرات، من الشكوك والظنون والأوهام الساترة للقلوب عن مطالعة الغيوب. هنالك ابتُلي المؤمنون وزُلزلوا زلزالًا شديدًا، وإذ يقول المنافقون والذين في قلوبهم مرض ما وعدنا الله ورسوله إلا غرورًا، فثبّتنا وانصرنا، وسخّر لنا هذا البحر كما سخّرت البحر لموسى، وسخّرت النار لإبراهيم، وسخّرت الجبال والحديد لداوود، وسخّرت الريح والجن والشياطين لسليمان، وسخّر لنا كل بحر هو لك في الأرض والسماء والملك والملكوت، وبحر الدنيا وبحر الآخرة، وسخّر لنا كل شيء يا من بيده ملكوت كل شيء. (كهيعص، ثلاثًا)، انصرنا فإنك خير الناصرين، وافتح لنا فإنك خير الفاتحين، واغفر لنا فإنك خير الغافرين، وارحمنا فإنك خير الراحمين، وارزقنا فإنك خير الرازقين، واهدنا ونجّنا من القوم الظالمين. وهب لنا ريحًا طيبة كما هي في علمك، وانشرها علينا من خزائن رحمتك، واحملنا بها حمل الكرامة مع السلامة والعافية في الدين والدنيا والآخرة، إنك على كل شيء قدير.</w:t>
-      </w:r>
-    </w:p>
-    <w:p>
-      <w:pPr>
-        <w:bidi/>
-        <w:spacing w:after="200" w:line="340"/>
-        <w:jc w:val="right"/>
-      </w:pPr>
-      <w:r>
-        <w:rPr>
-          <w:rFonts w:ascii="Times New Roman" w:cs="Times New Roman" w:eastAsia="Times New Roman" w:hAnsi="Times New Roman"/>
-          <w:sz w:val="24"/>
-          <w:szCs w:val="24"/>
-          <w:rtl/>
-        </w:rPr>
-        <w:t xml:space="preserve">اللهم يسّر لنا أمورنا مع الراحة لقلوبنا وأبداننا، والسلامة والعافية في ديننا ودنيانا، وكن لنا صاحبًا في سفرنا وخليفة في أهلنا، واطمس على وجوه أعدائنا وامسخهم على مكانتهم فلا يستطيعون المضي ولا المجيء إلينا، </w:t>
-      </w:r>
-      <w:r>
-        <w:rPr>
-          <w:rFonts w:ascii="Times New Roman" w:cs="Times New Roman" w:eastAsia="Times New Roman" w:hAnsi="Times New Roman"/>
-          <w:b/>
-          <w:bCs/>
-          <w:color w:val="B23A2E"/>
-          <w:sz w:val="24"/>
-          <w:szCs w:val="24"/>
-          <w:rtl/>
-        </w:rPr>
-        <w:t xml:space="preserve">﴿وَلَوْ نَشَاءُ لَطَمَسْنَا عَلَىٰ أَعْيُنِهِمْ فَاسْتَبَقُوا الصِّرَاطَ فَأَنَّىٰ يُبْصِرُونَ﴾</w:t>
-      </w:r>
-      <w:r>
-        <w:rPr>
-          <w:rFonts w:ascii="Times New Roman" w:cs="Times New Roman" w:eastAsia="Times New Roman" w:hAnsi="Times New Roman"/>
-          <w:sz w:val="24"/>
-          <w:szCs w:val="24"/>
-          <w:rtl/>
-        </w:rPr>
-        <w:t xml:space="preserve">، ولو نشاء لمسخناهم على مكانتهم فما استطاعوا مُضيًا ولا يرجعون. </w:t>
-      </w:r>
-      <w:r>
-        <w:rPr>
-          <w:rFonts w:ascii="Times New Roman" w:cs="Times New Roman" w:eastAsia="Times New Roman" w:hAnsi="Times New Roman"/>
-          <w:b/>
-          <w:bCs/>
-          <w:color w:val="B23A2E"/>
-          <w:sz w:val="24"/>
-          <w:szCs w:val="24"/>
-          <w:rtl/>
-        </w:rPr>
-        <w:t xml:space="preserve">﴿يس وَالْقُرْآنِ الْحَكِيمِ * إِنَّكَ لَمِنَ الْمُرْسَلِينَ * عَلَىٰ صِرَاطٍ مُّسْتَقِيمٍ * تَنزِيلَ الْعَزِيزِ الرَّحِيمِ * لِتُنذِرَ قَوْمًا مَّا أُنذِرَ آبَاؤُهُمْ فَهُمْ غَافِلُونَ * لَقَدْ حَقَّ الْقَوْلُ عَلَىٰ أَكْثَرِهِمْ فَهُمْ لَا يُؤْمِنُونَ * إِنَّا جَعَلْنَا فِي أَعْنَاقِهِمْ أَغْلَالًا فَهِيَ إِلَى الْأَذْقَانِ فَهُم مُّقْمَحُونَ * وَجَعَلْنَا مِن بَيْنِ أَيْدِيهِمْ سَدًّا وَمِنْ خَلْفِهِمْ سَدًّا فَأَغْشَيْنَاهُمْ فَهُمْ لَا يُبْصِرُونَ﴾</w:t>
-      </w:r>
-      <w:r>
-        <w:rPr>
-          <w:rFonts w:ascii="Times New Roman" w:cs="Times New Roman" w:eastAsia="Times New Roman" w:hAnsi="Times New Roman"/>
-          <w:sz w:val="24"/>
-          <w:szCs w:val="24"/>
-          <w:rtl/>
-        </w:rPr>
-        <w:t xml:space="preserve">، شاهت الوجوه (ثلاثًا)، وعنت الوجوه للحي القيوم وقد خاب من حمل ظلمًا. طس، حم عسق، </w:t>
-      </w:r>
-      <w:r>
-        <w:rPr>
-          <w:rFonts w:ascii="Times New Roman" w:cs="Times New Roman" w:eastAsia="Times New Roman" w:hAnsi="Times New Roman"/>
-          <w:b/>
-          <w:bCs/>
-          <w:color w:val="B23A2E"/>
-          <w:sz w:val="24"/>
-          <w:szCs w:val="24"/>
-          <w:rtl/>
-        </w:rPr>
-        <w:t xml:space="preserve">﴿مَرَجَ الْبَحْرَيْنِ يَلْتَقِيَانِ بَيْنَهُمَا بَرْزَخٌ لَّا يَبْغِيَانِ﴾</w:t>
-      </w:r>
-      <w:r>
-        <w:rPr>
-          <w:rFonts w:ascii="Times New Roman" w:cs="Times New Roman" w:eastAsia="Times New Roman" w:hAnsi="Times New Roman"/>
-          <w:sz w:val="24"/>
-          <w:szCs w:val="24"/>
-          <w:rtl/>
-        </w:rPr>
-        <w:t xml:space="preserve">، (حم حم حم حم حم حم حم)، حُمّ الأمر وجاء النصر فعلينا لا يُنصرون. حم، </w:t>
-      </w:r>
-      <w:r>
-        <w:rPr>
-          <w:rFonts w:ascii="Times New Roman" w:cs="Times New Roman" w:eastAsia="Times New Roman" w:hAnsi="Times New Roman"/>
-          <w:b/>
-          <w:bCs/>
-          <w:color w:val="B23A2E"/>
-          <w:sz w:val="24"/>
-          <w:szCs w:val="24"/>
-          <w:rtl/>
-        </w:rPr>
-        <w:t xml:space="preserve">﴿تَنزِيلُ الْكِتَابِ مِنَ اللَّهِ الْعَزِيزِ الْعَلِيمِ * غَافِرِ الذَّنبِ وَقَابِلِ التَّوْبِ شَدِيدِ الْعِقَابِ ذِي الطَّوْلِ لَا إِلَٰهَ إِلَّا هُوَ إِلَيْهِ الْمَصِيرُ﴾</w:t>
-      </w:r>
-      <w:r>
-        <w:rPr>
-          <w:rFonts w:ascii="Times New Roman" w:cs="Times New Roman" w:eastAsia="Times New Roman" w:hAnsi="Times New Roman"/>
-          <w:sz w:val="24"/>
-          <w:szCs w:val="24"/>
-          <w:rtl/>
-        </w:rPr>
-        <w:t xml:space="preserve">. بسم الله بابنا، تبارك حيطاننا، يس سقفنا، كهيعص كفايتنا، حم عسق حمايتنا، </w:t>
-      </w:r>
-      <w:r>
-        <w:rPr>
-          <w:rFonts w:ascii="Times New Roman" w:cs="Times New Roman" w:eastAsia="Times New Roman" w:hAnsi="Times New Roman"/>
-          <w:b/>
-          <w:bCs/>
-          <w:color w:val="B23A2E"/>
-          <w:sz w:val="24"/>
-          <w:szCs w:val="24"/>
-          <w:rtl/>
-        </w:rPr>
-        <w:t xml:space="preserve">﴿فَسَيَكْفِيكَهُمُ اللَّهُ وَهُوَ السَّمِيعُ الْعَلِيمُ﴾</w:t>
-      </w:r>
-      <w:r>
-        <w:rPr>
-          <w:rFonts w:ascii="Times New Roman" w:cs="Times New Roman" w:eastAsia="Times New Roman" w:hAnsi="Times New Roman"/>
-          <w:sz w:val="24"/>
-          <w:szCs w:val="24"/>
-          <w:rtl/>
-        </w:rPr>
-        <w:t xml:space="preserve"> (ثلاثًا)، ستر العرش مسبول علينا، وعين الله ناظرة إلينا، وبحول الله لا يُقدر علينا، </w:t>
-      </w:r>
-      <w:r>
-        <w:rPr>
-          <w:rFonts w:ascii="Times New Roman" w:cs="Times New Roman" w:eastAsia="Times New Roman" w:hAnsi="Times New Roman"/>
-          <w:b/>
-          <w:bCs/>
-          <w:color w:val="B23A2E"/>
-          <w:sz w:val="24"/>
-          <w:szCs w:val="24"/>
-          <w:rtl/>
-        </w:rPr>
-        <w:t xml:space="preserve">﴿وَاللَّهُ مِن وَرَائِهِم مُّحِيطٌ * بَلْ هُوَ قُرْآنٌ مَّجِيدٌ * فِي لَوْحٍ مَّحْفُوظٍ﴾</w:t>
-      </w:r>
-      <w:r>
-        <w:rPr>
-          <w:rFonts w:ascii="Times New Roman" w:cs="Times New Roman" w:eastAsia="Times New Roman" w:hAnsi="Times New Roman"/>
-          <w:sz w:val="24"/>
-          <w:szCs w:val="24"/>
-          <w:rtl/>
-        </w:rPr>
-        <w:t xml:space="preserve">، فالله خير حافظًا وهو أرحم الراحمين (ثلاثًا)، إن وليي الله الذي نزّل الكتاب وهو يتولى الصالحين (ثلاثًا)، حسبي الله لا إله إلا هو عليه توكلت وهو رب العرش العظيم (ثلاثًا)، بسم الله الذي لا يضر مع اسمه شيء في الأرض ولا في السماء وهو السميع العليم (ثلاثًا)، أعوذ بكلمات الله التامات من شر ما خلق (ثلاثًا)، ولا حول ولا قوة إلا بالله العلي العظيم (ثلاثًا)، وصلى الله على سيدنا محمد وعلى آله وصحبه وسلم.</w:t>
-      </w:r>
-    </w:p>
-    <w:p>
-      <w:pPr>
-        <w:bidi/>
-        <w:spacing w:after="120" w:before="320"/>
-        <w:jc w:val="right"/>
-      </w:pPr>
-      <w:r>
-        <w:rPr>
-          <w:rFonts w:ascii="Times New Roman" w:cs="Times New Roman" w:eastAsia="Times New Roman" w:hAnsi="Times New Roman"/>
-          <w:b/>
-          <w:bCs/>
-          <w:sz w:val="44"/>
-          <w:szCs w:val="44"/>
-          <w:rtl/>
-        </w:rPr>
-        <w:t xml:space="preserve">الدعاء الثالث</w:t>
-      </w:r>
-    </w:p>
-    <w:p>
-      <w:pPr>
-        <w:bidi/>
-        <w:spacing w:after="200" w:line="340"/>
-        <w:jc w:val="right"/>
-      </w:pPr>
-      <w:r>
-        <w:rPr>
-          <w:rFonts w:ascii="Times New Roman" w:cs="Times New Roman" w:eastAsia="Times New Roman" w:hAnsi="Times New Roman"/>
-          <w:sz w:val="24"/>
-          <w:szCs w:val="24"/>
-          <w:rtl/>
-        </w:rPr>
-        <w:t xml:space="preserve">عزيمة حزب البحر وزجره:</w:t>
-      </w:r>
-    </w:p>
-    <w:p>
-      <w:pPr>
-        <w:bidi/>
-        <w:spacing w:after="200" w:line="340"/>
-        <w:jc w:val="right"/>
-      </w:pPr>
-      <w:r>
-        <w:rPr>
-          <w:rFonts w:ascii="Times New Roman" w:cs="Times New Roman" w:eastAsia="Times New Roman" w:hAnsi="Times New Roman"/>
-          <w:sz w:val="24"/>
-          <w:szCs w:val="24"/>
-          <w:rtl/>
-        </w:rPr>
-        <w:t xml:space="preserve">اللهم بفضل بسم الله الرحمن الرحيم أدخلنا في حصنك الحصين، اللهم بفضل بسم الله الرحمن الرحيم اجعلنا في حصنك الحصين، اللهم بفضل بسم الله الرحمن الرحيم أسكنّا في حصنك الحصين. نحن في كنف الله، نحن في كنف رسول الله، نحن في كنف القرآن العظيم، نحن في كنف بسم الله الرحمن الرحيم، نحن في كنف لا حول ولا قوة إلا بالله العلي العظيم (ثلاثًا). ألف ألف لا إله إلا الله محمد رسول الله صلى الله عليه وسلم في قلوبنا حُشرت، ألف ألف لا إله إلا الله محمد رسول الله صلى الله عليه وسلم على أكتافنا نُشرت، ألف ألف لا إله إلا الله محمد رسول الله صلى الله عليه وسلم على رؤوسنا نُصبت، ألف ألف لا إله إلا الله محمد رسول الله صلى الله عليه وسلم تحول بيننا وبين ساعة السوء إذا حضرت، ألف ألف لا إله إلا الله محمد رسول الله صلى الله عليه وسلم دارت بنا سورًا كما دارت بمدينة الرسول. سبحان من ألجم كل متمرد بقدرته، وأحاط علمه بما في بره وبحره، سبحان الله وبحمده، سبحان الله وبحمده، سبحان الله وبحمده. اللهم يا دافع السقم، ويا بارئ النسم، ويا عالمًا جميع الألم، ادفع عني البلاء والوباء والغلاء والأمراض وموت الفجأة برحمتك يا أرحم الراحمين (ثلاثًا). وصلِّ اللهم على سيدنا محمد وعلى آله وصحبه وسلم، </w:t>
-      </w:r>
-      <w:r>
-        <w:rPr>
-          <w:rFonts w:ascii="Times New Roman" w:cs="Times New Roman" w:eastAsia="Times New Roman" w:hAnsi="Times New Roman"/>
-          <w:b/>
-          <w:bCs/>
-          <w:color w:val="B23A2E"/>
-          <w:sz w:val="24"/>
-          <w:szCs w:val="24"/>
-          <w:rtl/>
-        </w:rPr>
-        <w:t xml:space="preserve">﴿سُبْحَانَ رَبِّكَ رَبِّ الْعِزَّةِ عَمَّا يَصِفُونَ * وَسَلَامٌ عَلَى الْمُرْسَلِينَ * وَالْحَمْدُ لِلَّهِ رَبِّ الْعَالَمِينَ﴾</w:t>
+        <w:t xml:space="preserve">﴿إِنَّ الصَّفَا وَالْمَرْوَةَ مِن شَعَائِرِ اللَّهِ﴾</w:t>
+      </w:r>
+      <w:r>
+        <w:rPr>
+          <w:rFonts w:ascii="Times New Roman" w:cs="Times New Roman" w:eastAsia="Times New Roman" w:hAnsi="Times New Roman"/>
+          <w:sz w:val="24"/>
+          <w:szCs w:val="24"/>
+          <w:rtl/>
+        </w:rPr>
+        <w:t xml:space="preserve">، ثم يرقى على الصفا حتى يرى الكعبة فيستقبلها، ويرفع يديه كرفعهما في الدعاء، فيحمد الله ويدعو، ومن دعاء النبي صلى الله عليه وسلم هنا: «لا إله إلا الله، وحده لا شريك له، له الملك، وله الحمد، يحيي ويميت وهو على كل شيء قدير، لا إله إلا الله وحده، أنجز وعده، ونصر عبده، وهزم الأحزاب وحده» (يُكرر</w:t>
+      </w:r>
+      <w:r>
+        <w:rPr>
+          <w:rFonts w:ascii="Times New Roman" w:cs="Times New Roman" w:eastAsia="Times New Roman" w:hAnsi="Times New Roman"/>
+          <w:b/>
+          <w:bCs/>
+          <w:color w:val="3B5BA5"/>
+          <w:sz w:val="24"/>
+          <w:szCs w:val="24"/>
+          <w:rtl/>
+        </w:rPr>
+        <w:t xml:space="preserve"> 3 مرات</w:t>
+      </w:r>
+      <w:r>
+        <w:rPr>
+          <w:rFonts w:ascii="Times New Roman" w:cs="Times New Roman" w:eastAsia="Times New Roman" w:hAnsi="Times New Roman"/>
+          <w:sz w:val="24"/>
+          <w:szCs w:val="24"/>
+          <w:rtl/>
+        </w:rPr>
+        <w:t xml:space="preserve">، ويدعو بينها).</w:t>
+      </w:r>
+    </w:p>
+    <w:p>
+      <w:pPr>
+        <w:bidi/>
+        <w:spacing w:after="200" w:line="340"/>
+        <w:jc w:val="right"/>
+      </w:pPr>
+      <w:r>
+        <w:rPr>
+          <w:rFonts w:ascii="Times New Roman" w:cs="Times New Roman" w:eastAsia="Times New Roman" w:hAnsi="Times New Roman"/>
+          <w:sz w:val="24"/>
+          <w:szCs w:val="24"/>
+          <w:rtl/>
+        </w:rPr>
+        <w:t xml:space="preserve">ثم ينزل من الصفا إلى المروة ماشيًا، فإذا بلغ العلم الأخضر الأول أسرع الرجل قليلًا دون أن يؤذي أحدًا، فإذا بلغ العلم الأخضر الثاني مشى كعادته حتى المروة، فيرقى عليها ويقول مثل ما قاله على الصفا. وهكذا ذهابًا وإيابًا حتى يُكمل 7 أشواط (الذهاب من الصفا للمروة شوط، والعودة شوط آخر)، يقول في سعيه ما أحب من ذكر ودعاء وقراءة قرآن.</w:t>
+      </w:r>
+    </w:p>
+    <w:p>
+      <w:pPr>
+        <w:bidi/>
+        <w:spacing w:after="200" w:line="340"/>
+        <w:jc w:val="right"/>
+      </w:pPr>
+      <w:r>
+        <w:rPr>
+          <w:rFonts w:ascii="Times New Roman" w:cs="Times New Roman" w:eastAsia="Times New Roman" w:hAnsi="Times New Roman"/>
+          <w:sz w:val="24"/>
+          <w:szCs w:val="24"/>
+          <w:rtl/>
+        </w:rPr>
+        <w:t xml:space="preserve">الحلق أو التقصير: بعد إتمام السعي، يحلق الرجل رأسه أو يُقصّر (والحلق أفضل، ويكون شاملًا لكل الرأس)، وتُقصّر المرأة من أطراف شعرها قدر أنملة. وبهذا تتم العمرة، ويُحلّ المسلم من إحرامه إحلالًا كاملًا.</w:t>
       </w:r>
     </w:p>
     <w:p>
@@ -19344,7 +19111,7 @@
           <w:szCs w:val="36"/>
           <w:rtl/>
         </w:rPr>
-        <w:t>23. أدعية الجنازة والمصائب</w:t>
+        <w:t>23. حزب البحر</w:t>
       </w:r>
     </w:p>
     <w:p>
@@ -19378,7 +19145,156 @@
           <w:szCs w:val="24"/>
           <w:rtl/>
         </w:rPr>
-        <w:t xml:space="preserve">عند إصابة المسلم بمصيبة: «إنا لله وإنا إليه راجعون، اللهم أجرني في مصيبتي وأخلف لي خيرًا منها»</w:t>
+        <w:t xml:space="preserve">توجه واستفتاح حزب البحر:</w:t>
+      </w:r>
+    </w:p>
+    <w:p>
+      <w:pPr>
+        <w:bidi/>
+        <w:spacing w:after="200" w:line="340"/>
+        <w:jc w:val="right"/>
+      </w:pPr>
+      <w:r>
+        <w:rPr>
+          <w:rFonts w:ascii="Times New Roman" w:cs="Times New Roman" w:eastAsia="Times New Roman" w:hAnsi="Times New Roman"/>
+          <w:sz w:val="24"/>
+          <w:szCs w:val="24"/>
+          <w:rtl/>
+        </w:rPr>
+        <w:t xml:space="preserve">بسم الله الرحمن الرحيم</w:t>
+      </w:r>
+    </w:p>
+    <w:p>
+      <w:pPr>
+        <w:bidi/>
+        <w:spacing w:after="200" w:line="340"/>
+        <w:jc w:val="right"/>
+      </w:pPr>
+      <w:r>
+        <w:rPr>
+          <w:rFonts w:ascii="Times New Roman" w:cs="Times New Roman" w:eastAsia="Times New Roman" w:hAnsi="Times New Roman"/>
+          <w:b/>
+          <w:bCs/>
+          <w:color w:val="B23A2E"/>
+          <w:sz w:val="24"/>
+          <w:szCs w:val="24"/>
+          <w:rtl/>
+        </w:rPr>
+        <w:t xml:space="preserve">﴿الْحَمْدُ لِلَّهِ رَبِّ الْعَالَمِينَ * الرَّحْمَنِ الرَّحِيمِ * مَالِكِ يَوْمِ الدِّينِ * إِيَّاكَ نَعْبُدُ وَإِيَّاكَ نَسْتَعِينُ * اهْدِنَا الصِّرَاطَ الْمُسْتَقِيمَ * صِرَاطَ الَّذِينَ أَنْعَمْتَ عَلَيْهِمْ غَيْرِ الْمَغْضُوبِ عَلَيْهِمْ وَلَا الضَّالِّينَ﴾</w:t>
+      </w:r>
+      <w:r>
+        <w:rPr>
+          <w:rFonts w:ascii="Times New Roman" w:cs="Times New Roman" w:eastAsia="Times New Roman" w:hAnsi="Times New Roman"/>
+          <w:sz w:val="24"/>
+          <w:szCs w:val="24"/>
+          <w:rtl/>
+        </w:rPr>
+        <w:t xml:space="preserve"> ثم آية الكرسي كاملة، ثم آية النعاس (</w:t>
+      </w:r>
+      <w:r>
+        <w:rPr>
+          <w:rFonts w:ascii="Times New Roman" w:cs="Times New Roman" w:eastAsia="Times New Roman" w:hAnsi="Times New Roman"/>
+          <w:b/>
+          <w:bCs/>
+          <w:color w:val="B23A2E"/>
+          <w:sz w:val="24"/>
+          <w:szCs w:val="24"/>
+          <w:rtl/>
+        </w:rPr>
+        <w:t xml:space="preserve">﴿ثُمَّ أَنزَلَ عَلَيْكُم مِّن بَعْدِ الْغَمِّ أَمَنَةً نُّعَاسًا...﴾</w:t>
+      </w:r>
+      <w:r>
+        <w:rPr>
+          <w:rFonts w:ascii="Times New Roman" w:cs="Times New Roman" w:eastAsia="Times New Roman" w:hAnsi="Times New Roman"/>
+          <w:sz w:val="24"/>
+          <w:szCs w:val="24"/>
+          <w:rtl/>
+        </w:rPr>
+        <w:t xml:space="preserve">)، ثم </w:t>
+      </w:r>
+      <w:r>
+        <w:rPr>
+          <w:rFonts w:ascii="Times New Roman" w:cs="Times New Roman" w:eastAsia="Times New Roman" w:hAnsi="Times New Roman"/>
+          <w:b/>
+          <w:bCs/>
+          <w:color w:val="B23A2E"/>
+          <w:sz w:val="24"/>
+          <w:szCs w:val="24"/>
+          <w:rtl/>
+        </w:rPr>
+        <w:t xml:space="preserve">﴿وَإِذَا جَاءَكَ الَّذِينَ يُؤْمِنُونَ بِآيَاتِنَا فَقُلْ سَلَامٌ عَلَيْكُمْ...﴾</w:t>
+      </w:r>
+      <w:r>
+        <w:rPr>
+          <w:rFonts w:ascii="Times New Roman" w:cs="Times New Roman" w:eastAsia="Times New Roman" w:hAnsi="Times New Roman"/>
+          <w:sz w:val="24"/>
+          <w:szCs w:val="24"/>
+          <w:rtl/>
+        </w:rPr>
+        <w:t xml:space="preserve">، ثم </w:t>
+      </w:r>
+      <w:r>
+        <w:rPr>
+          <w:rFonts w:ascii="Times New Roman" w:cs="Times New Roman" w:eastAsia="Times New Roman" w:hAnsi="Times New Roman"/>
+          <w:b/>
+          <w:bCs/>
+          <w:color w:val="B23A2E"/>
+          <w:sz w:val="24"/>
+          <w:szCs w:val="24"/>
+          <w:rtl/>
+        </w:rPr>
+        <w:t xml:space="preserve">﴿هُوَ الَّذِي أَرْسَلَ رَسُولَهُ بِالْهُدَىٰ وَدِينِ الْحَقِّ...﴾</w:t>
+      </w:r>
+      <w:r>
+        <w:rPr>
+          <w:rFonts w:ascii="Times New Roman" w:cs="Times New Roman" w:eastAsia="Times New Roman" w:hAnsi="Times New Roman"/>
+          <w:sz w:val="24"/>
+          <w:szCs w:val="24"/>
+          <w:rtl/>
+        </w:rPr>
+        <w:t xml:space="preserve">، ثم آية </w:t>
+      </w:r>
+      <w:r>
+        <w:rPr>
+          <w:rFonts w:ascii="Times New Roman" w:cs="Times New Roman" w:eastAsia="Times New Roman" w:hAnsi="Times New Roman"/>
+          <w:b/>
+          <w:bCs/>
+          <w:color w:val="B23A2E"/>
+          <w:sz w:val="24"/>
+          <w:szCs w:val="24"/>
+          <w:rtl/>
+        </w:rPr>
+        <w:t xml:space="preserve">﴿مُّحَمَّدٌ رَّسُولُ اللَّهِ وَالَّذِينَ مَعَهُ أَشِدَّاءُ عَلَى الْكُفَّارِ...﴾</w:t>
+      </w:r>
+      <w:r>
+        <w:rPr>
+          <w:rFonts w:ascii="Times New Roman" w:cs="Times New Roman" w:eastAsia="Times New Roman" w:hAnsi="Times New Roman"/>
+          <w:sz w:val="24"/>
+          <w:szCs w:val="24"/>
+          <w:rtl/>
+        </w:rPr>
+        <w:t xml:space="preserve">، ثم </w:t>
+      </w:r>
+      <w:r>
+        <w:rPr>
+          <w:rFonts w:ascii="Times New Roman" w:cs="Times New Roman" w:eastAsia="Times New Roman" w:hAnsi="Times New Roman"/>
+          <w:b/>
+          <w:bCs/>
+          <w:color w:val="B23A2E"/>
+          <w:sz w:val="24"/>
+          <w:szCs w:val="24"/>
+          <w:rtl/>
+        </w:rPr>
+        <w:t xml:space="preserve">﴿لَوْ أَنزَلْنَا هَٰذَا الْقُرْآنَ عَلَىٰ جَبَلٍ لَّرَأَيْتَهُ خَاشِعًا مُّتَصَدِّعًا...﴾</w:t>
+      </w:r>
+      <w:r>
+        <w:rPr>
+          <w:rFonts w:ascii="Times New Roman" w:cs="Times New Roman" w:eastAsia="Times New Roman" w:hAnsi="Times New Roman"/>
+          <w:sz w:val="24"/>
+          <w:szCs w:val="24"/>
+          <w:rtl/>
+        </w:rPr>
+        <w:t xml:space="preserve"> وآيات آخر سورة الحشر (الأسماء الحسنى)، ثم سورة الشرح كاملة، ثم سورة الإخلاص كاملة.</w:t>
       </w:r>
     </w:p>
     <w:p>
@@ -19412,7 +19328,181 @@
           <w:szCs w:val="24"/>
           <w:rtl/>
         </w:rPr>
-        <w:t xml:space="preserve">تلقين المحتضر: «لقّنوا موتاكم لا إله إلا الله» — فمن كان آخر كلامه لا إله إلا الله دخل الجنة</w:t>
+        <w:t xml:space="preserve">متن حزب البحر المبارك:</w:t>
+      </w:r>
+    </w:p>
+    <w:p>
+      <w:pPr>
+        <w:bidi/>
+        <w:spacing w:after="200" w:line="340"/>
+        <w:jc w:val="right"/>
+      </w:pPr>
+      <w:r>
+        <w:rPr>
+          <w:rFonts w:ascii="Times New Roman" w:cs="Times New Roman" w:eastAsia="Times New Roman" w:hAnsi="Times New Roman"/>
+          <w:sz w:val="24"/>
+          <w:szCs w:val="24"/>
+          <w:rtl/>
+        </w:rPr>
+        <w:t xml:space="preserve">بسم الله الرحمن الرحيم</w:t>
+      </w:r>
+    </w:p>
+    <w:p>
+      <w:pPr>
+        <w:bidi/>
+        <w:spacing w:after="200" w:line="340"/>
+        <w:jc w:val="right"/>
+      </w:pPr>
+      <w:r>
+        <w:rPr>
+          <w:rFonts w:ascii="Times New Roman" w:cs="Times New Roman" w:eastAsia="Times New Roman" w:hAnsi="Times New Roman"/>
+          <w:sz w:val="24"/>
+          <w:szCs w:val="24"/>
+          <w:rtl/>
+        </w:rPr>
+        <w:t xml:space="preserve">يا علي يا عظيم، يا حليم يا عليم، أنت ربي وعلمك حسبي، فنعم الرب ربي ونعم الحسب حسبي، تنصر من تشاء وأنت العزيز الرحيم. نسألك العصمة في الحركات والسكنات والكلمات والإرادات والخطرات، من الشكوك والظنون والأوهام الساترة للقلوب عن مطالعة الغيوب. هنالك ابتُلي المؤمنون وزُلزلوا زلزالًا شديدًا، وإذ يقول المنافقون والذين في قلوبهم مرض ما وعدنا الله ورسوله إلا غرورًا، فثبّتنا وانصرنا، وسخّر لنا هذا البحر كما سخّرت البحر لموسى، وسخّرت النار لإبراهيم، وسخّرت الجبال والحديد لداوود، وسخّرت الريح والجن والشياطين لسليمان، وسخّر لنا كل بحر هو لك في الأرض والسماء والملك والملكوت، وبحر الدنيا وبحر الآخرة، وسخّر لنا كل شيء يا من بيده ملكوت كل شيء. (كهيعص، ثلاثًا)، انصرنا فإنك خير الناصرين، وافتح لنا فإنك خير الفاتحين، واغفر لنا فإنك خير الغافرين، وارحمنا فإنك خير الراحمين، وارزقنا فإنك خير الرازقين، واهدنا ونجّنا من القوم الظالمين. وهب لنا ريحًا طيبة كما هي في علمك، وانشرها علينا من خزائن رحمتك، واحملنا بها حمل الكرامة مع السلامة والعافية في الدين والدنيا والآخرة، إنك على كل شيء قدير.</w:t>
+      </w:r>
+    </w:p>
+    <w:p>
+      <w:pPr>
+        <w:bidi/>
+        <w:spacing w:after="200" w:line="340"/>
+        <w:jc w:val="right"/>
+      </w:pPr>
+      <w:r>
+        <w:rPr>
+          <w:rFonts w:ascii="Times New Roman" w:cs="Times New Roman" w:eastAsia="Times New Roman" w:hAnsi="Times New Roman"/>
+          <w:sz w:val="24"/>
+          <w:szCs w:val="24"/>
+          <w:rtl/>
+        </w:rPr>
+        <w:t xml:space="preserve">اللهم يسّر لنا أمورنا مع الراحة لقلوبنا وأبداننا، والسلامة والعافية في ديننا ودنيانا، وكن لنا صاحبًا في سفرنا وخليفة في أهلنا، واطمس على وجوه أعدائنا وامسخهم على مكانتهم فلا يستطيعون المضي ولا المجيء إلينا، </w:t>
+      </w:r>
+      <w:r>
+        <w:rPr>
+          <w:rFonts w:ascii="Times New Roman" w:cs="Times New Roman" w:eastAsia="Times New Roman" w:hAnsi="Times New Roman"/>
+          <w:b/>
+          <w:bCs/>
+          <w:color w:val="B23A2E"/>
+          <w:sz w:val="24"/>
+          <w:szCs w:val="24"/>
+          <w:rtl/>
+        </w:rPr>
+        <w:t xml:space="preserve">﴿وَلَوْ نَشَاءُ لَطَمَسْنَا عَلَىٰ أَعْيُنِهِمْ فَاسْتَبَقُوا الصِّرَاطَ فَأَنَّىٰ يُبْصِرُونَ﴾</w:t>
+      </w:r>
+      <w:r>
+        <w:rPr>
+          <w:rFonts w:ascii="Times New Roman" w:cs="Times New Roman" w:eastAsia="Times New Roman" w:hAnsi="Times New Roman"/>
+          <w:sz w:val="24"/>
+          <w:szCs w:val="24"/>
+          <w:rtl/>
+        </w:rPr>
+        <w:t xml:space="preserve">، ولو نشاء لمسخناهم على مكانتهم فما استطاعوا مُضيًا ولا يرجعون. </w:t>
+      </w:r>
+      <w:r>
+        <w:rPr>
+          <w:rFonts w:ascii="Times New Roman" w:cs="Times New Roman" w:eastAsia="Times New Roman" w:hAnsi="Times New Roman"/>
+          <w:b/>
+          <w:bCs/>
+          <w:color w:val="B23A2E"/>
+          <w:sz w:val="24"/>
+          <w:szCs w:val="24"/>
+          <w:rtl/>
+        </w:rPr>
+        <w:t xml:space="preserve">﴿يس وَالْقُرْآنِ الْحَكِيمِ * إِنَّكَ لَمِنَ الْمُرْسَلِينَ * عَلَىٰ صِرَاطٍ مُّسْتَقِيمٍ * تَنزِيلَ الْعَزِيزِ الرَّحِيمِ * لِتُنذِرَ قَوْمًا مَّا أُنذِرَ آبَاؤُهُمْ فَهُمْ غَافِلُونَ * لَقَدْ حَقَّ الْقَوْلُ عَلَىٰ أَكْثَرِهِمْ فَهُمْ لَا يُؤْمِنُونَ * إِنَّا جَعَلْنَا فِي أَعْنَاقِهِمْ أَغْلَالًا فَهِيَ إِلَى الْأَذْقَانِ فَهُم مُّقْمَحُونَ * وَجَعَلْنَا مِن بَيْنِ أَيْدِيهِمْ سَدًّا وَمِنْ خَلْفِهِمْ سَدًّا فَأَغْشَيْنَاهُمْ فَهُمْ لَا يُبْصِرُونَ﴾</w:t>
+      </w:r>
+      <w:r>
+        <w:rPr>
+          <w:rFonts w:ascii="Times New Roman" w:cs="Times New Roman" w:eastAsia="Times New Roman" w:hAnsi="Times New Roman"/>
+          <w:sz w:val="24"/>
+          <w:szCs w:val="24"/>
+          <w:rtl/>
+        </w:rPr>
+        <w:t xml:space="preserve">، شاهت الوجوه (ثلاثًا)، وعنت الوجوه للحي القيوم وقد خاب من حمل ظلمًا. طس، حم عسق، </w:t>
+      </w:r>
+      <w:r>
+        <w:rPr>
+          <w:rFonts w:ascii="Times New Roman" w:cs="Times New Roman" w:eastAsia="Times New Roman" w:hAnsi="Times New Roman"/>
+          <w:b/>
+          <w:bCs/>
+          <w:color w:val="B23A2E"/>
+          <w:sz w:val="24"/>
+          <w:szCs w:val="24"/>
+          <w:rtl/>
+        </w:rPr>
+        <w:t xml:space="preserve">﴿مَرَجَ الْبَحْرَيْنِ يَلْتَقِيَانِ بَيْنَهُمَا بَرْزَخٌ لَّا يَبْغِيَانِ﴾</w:t>
+      </w:r>
+      <w:r>
+        <w:rPr>
+          <w:rFonts w:ascii="Times New Roman" w:cs="Times New Roman" w:eastAsia="Times New Roman" w:hAnsi="Times New Roman"/>
+          <w:sz w:val="24"/>
+          <w:szCs w:val="24"/>
+          <w:rtl/>
+        </w:rPr>
+        <w:t xml:space="preserve">، (حم حم حم حم حم حم حم)، حُمّ الأمر وجاء النصر فعلينا لا يُنصرون. حم، </w:t>
+      </w:r>
+      <w:r>
+        <w:rPr>
+          <w:rFonts w:ascii="Times New Roman" w:cs="Times New Roman" w:eastAsia="Times New Roman" w:hAnsi="Times New Roman"/>
+          <w:b/>
+          <w:bCs/>
+          <w:color w:val="B23A2E"/>
+          <w:sz w:val="24"/>
+          <w:szCs w:val="24"/>
+          <w:rtl/>
+        </w:rPr>
+        <w:t xml:space="preserve">﴿تَنزِيلُ الْكِتَابِ مِنَ اللَّهِ الْعَزِيزِ الْعَلِيمِ * غَافِرِ الذَّنبِ وَقَابِلِ التَّوْبِ شَدِيدِ الْعِقَابِ ذِي الطَّوْلِ لَا إِلَٰهَ إِلَّا هُوَ إِلَيْهِ الْمَصِيرُ﴾</w:t>
+      </w:r>
+      <w:r>
+        <w:rPr>
+          <w:rFonts w:ascii="Times New Roman" w:cs="Times New Roman" w:eastAsia="Times New Roman" w:hAnsi="Times New Roman"/>
+          <w:sz w:val="24"/>
+          <w:szCs w:val="24"/>
+          <w:rtl/>
+        </w:rPr>
+        <w:t xml:space="preserve">. بسم الله بابنا، تبارك حيطاننا، يس سقفنا، كهيعص كفايتنا، حم عسق حمايتنا، </w:t>
+      </w:r>
+      <w:r>
+        <w:rPr>
+          <w:rFonts w:ascii="Times New Roman" w:cs="Times New Roman" w:eastAsia="Times New Roman" w:hAnsi="Times New Roman"/>
+          <w:b/>
+          <w:bCs/>
+          <w:color w:val="B23A2E"/>
+          <w:sz w:val="24"/>
+          <w:szCs w:val="24"/>
+          <w:rtl/>
+        </w:rPr>
+        <w:t xml:space="preserve">﴿فَسَيَكْفِيكَهُمُ اللَّهُ وَهُوَ السَّمِيعُ الْعَلِيمُ﴾</w:t>
+      </w:r>
+      <w:r>
+        <w:rPr>
+          <w:rFonts w:ascii="Times New Roman" w:cs="Times New Roman" w:eastAsia="Times New Roman" w:hAnsi="Times New Roman"/>
+          <w:sz w:val="24"/>
+          <w:szCs w:val="24"/>
+          <w:rtl/>
+        </w:rPr>
+        <w:t xml:space="preserve"> (ثلاثًا)، ستر العرش مسبول علينا، وعين الله ناظرة إلينا، وبحول الله لا يُقدر علينا، </w:t>
+      </w:r>
+      <w:r>
+        <w:rPr>
+          <w:rFonts w:ascii="Times New Roman" w:cs="Times New Roman" w:eastAsia="Times New Roman" w:hAnsi="Times New Roman"/>
+          <w:b/>
+          <w:bCs/>
+          <w:color w:val="B23A2E"/>
+          <w:sz w:val="24"/>
+          <w:szCs w:val="24"/>
+          <w:rtl/>
+        </w:rPr>
+        <w:t xml:space="preserve">﴿وَاللَّهُ مِن وَرَائِهِم مُّحِيطٌ * بَلْ هُوَ قُرْآنٌ مَّجِيدٌ * فِي لَوْحٍ مَّحْفُوظٍ﴾</w:t>
+      </w:r>
+      <w:r>
+        <w:rPr>
+          <w:rFonts w:ascii="Times New Roman" w:cs="Times New Roman" w:eastAsia="Times New Roman" w:hAnsi="Times New Roman"/>
+          <w:sz w:val="24"/>
+          <w:szCs w:val="24"/>
+          <w:rtl/>
+        </w:rPr>
+        <w:t xml:space="preserve">، فالله خير حافظًا وهو أرحم الراحمين (ثلاثًا)، إن وليي الله الذي نزّل الكتاب وهو يتولى الصالحين (ثلاثًا)، حسبي الله لا إله إلا هو عليه توكلت وهو رب العرش العظيم (ثلاثًا)، بسم الله الذي لا يضر مع اسمه شيء في الأرض ولا في السماء وهو السميع العليم (ثلاثًا)، أعوذ بكلمات الله التامات من شر ما خلق (ثلاثًا)، ولا حول ولا قوة إلا بالله العلي العظيم (ثلاثًا)، وصلى الله على سيدنا محمد وعلى آله وصحبه وسلم.</w:t>
       </w:r>
     </w:p>
     <w:p>
@@ -19446,177 +19536,23 @@
           <w:szCs w:val="24"/>
           <w:rtl/>
         </w:rPr>
-        <w:t xml:space="preserve">عند إغماض عيني الميت: «اللهم اغفر لفلان، وارفع درجته في المهديين، واخلفه في عقبه في الغابرين، واغفر لنا وله يا رب العالمين، وافسح له في قبره ونوّر له فيه»</w:t>
-      </w:r>
-    </w:p>
-    <w:p>
-      <w:pPr>
-        <w:bidi/>
-        <w:spacing w:after="120" w:before="320"/>
-        <w:jc w:val="right"/>
-      </w:pPr>
-      <w:r>
-        <w:rPr>
-          <w:rFonts w:ascii="Times New Roman" w:cs="Times New Roman" w:eastAsia="Times New Roman" w:hAnsi="Times New Roman"/>
-          <w:b/>
-          <w:bCs/>
-          <w:sz w:val="44"/>
-          <w:szCs w:val="44"/>
-          <w:rtl/>
-        </w:rPr>
-        <w:t xml:space="preserve">الدعاء الرابع</w:t>
-      </w:r>
-    </w:p>
-    <w:p>
-      <w:pPr>
-        <w:bidi/>
-        <w:spacing w:after="200" w:line="340"/>
-        <w:jc w:val="right"/>
-      </w:pPr>
-      <w:r>
-        <w:rPr>
-          <w:rFonts w:ascii="Times New Roman" w:cs="Times New Roman" w:eastAsia="Times New Roman" w:hAnsi="Times New Roman"/>
-          <w:sz w:val="24"/>
-          <w:szCs w:val="24"/>
-          <w:rtl/>
-        </w:rPr>
-        <w:t xml:space="preserve">عند إدخال الميت القبر: «بسم الله، وبالله، وعلى ملة رسول الله»</w:t>
-      </w:r>
-    </w:p>
-    <w:p>
-      <w:pPr>
-        <w:bidi/>
-        <w:spacing w:after="120" w:before="320"/>
-        <w:jc w:val="right"/>
-      </w:pPr>
-      <w:r>
-        <w:rPr>
-          <w:rFonts w:ascii="Times New Roman" w:cs="Times New Roman" w:eastAsia="Times New Roman" w:hAnsi="Times New Roman"/>
-          <w:b/>
-          <w:bCs/>
-          <w:sz w:val="44"/>
-          <w:szCs w:val="44"/>
-          <w:rtl/>
-        </w:rPr>
-        <w:t xml:space="preserve">الدعاء الخامس</w:t>
-      </w:r>
-    </w:p>
-    <w:p>
-      <w:pPr>
-        <w:bidi/>
-        <w:spacing w:after="200" w:line="340"/>
-        <w:jc w:val="right"/>
-      </w:pPr>
-      <w:r>
-        <w:rPr>
-          <w:rFonts w:ascii="Times New Roman" w:cs="Times New Roman" w:eastAsia="Times New Roman" w:hAnsi="Times New Roman"/>
-          <w:sz w:val="24"/>
-          <w:szCs w:val="24"/>
-          <w:rtl/>
-        </w:rPr>
-        <w:t xml:space="preserve">ما يُقال بعد الدفن: «استغفروا لأخيكم، وسلوا له التثبيت، فإنه الآن يُسأل»</w:t>
-      </w:r>
-    </w:p>
-    <w:p>
-      <w:pPr>
-        <w:bidi/>
-        <w:spacing w:after="120" w:before="320"/>
-        <w:jc w:val="right"/>
-      </w:pPr>
-      <w:r>
-        <w:rPr>
-          <w:rFonts w:ascii="Times New Roman" w:cs="Times New Roman" w:eastAsia="Times New Roman" w:hAnsi="Times New Roman"/>
-          <w:b/>
-          <w:bCs/>
-          <w:sz w:val="44"/>
-          <w:szCs w:val="44"/>
-          <w:rtl/>
-        </w:rPr>
-        <w:t xml:space="preserve">الدعاء السادس</w:t>
-      </w:r>
-    </w:p>
-    <w:p>
-      <w:pPr>
-        <w:bidi/>
-        <w:spacing w:after="200" w:line="340"/>
-        <w:jc w:val="right"/>
-      </w:pPr>
-      <w:r>
-        <w:rPr>
-          <w:rFonts w:ascii="Times New Roman" w:cs="Times New Roman" w:eastAsia="Times New Roman" w:hAnsi="Times New Roman"/>
-          <w:sz w:val="24"/>
-          <w:szCs w:val="24"/>
-          <w:rtl/>
-        </w:rPr>
-        <w:t xml:space="preserve">دعاء زيارة القبور: «السلام عليكم أهل الديار من المؤمنين والمسلمين، ويرحم الله المستقدمين منا والمستأخرين، وإنا إن شاء الله بكم للاحقون»</w:t>
-      </w:r>
-    </w:p>
-    <w:p>
-      <w:pPr>
-        <w:bidi/>
-        <w:spacing w:after="120" w:before="320"/>
-        <w:jc w:val="right"/>
-      </w:pPr>
-      <w:r>
-        <w:rPr>
-          <w:rFonts w:ascii="Times New Roman" w:cs="Times New Roman" w:eastAsia="Times New Roman" w:hAnsi="Times New Roman"/>
-          <w:b/>
-          <w:bCs/>
-          <w:sz w:val="44"/>
-          <w:szCs w:val="44"/>
-          <w:rtl/>
-        </w:rPr>
-        <w:t xml:space="preserve">الدعاء السابع</w:t>
-      </w:r>
-    </w:p>
-    <w:p>
-      <w:pPr>
-        <w:bidi/>
-        <w:spacing w:after="200" w:line="340"/>
-        <w:jc w:val="right"/>
-      </w:pPr>
-      <w:r>
-        <w:rPr>
-          <w:rFonts w:ascii="Times New Roman" w:cs="Times New Roman" w:eastAsia="Times New Roman" w:hAnsi="Times New Roman"/>
-          <w:sz w:val="24"/>
-          <w:szCs w:val="24"/>
-          <w:rtl/>
-        </w:rPr>
-        <w:t xml:space="preserve">دعاء التعزية: «إن لله ما أخذ، وله ما أعطى، وكل شيء عنده بأجل مسمى، فلتصبر ولتحتسب»</w:t>
-      </w:r>
-    </w:p>
-    <w:p>
-      <w:pPr>
-        <w:bidi/>
-        <w:spacing w:after="120" w:before="320"/>
-        <w:jc w:val="right"/>
-      </w:pPr>
-      <w:r>
-        <w:rPr>
-          <w:rFonts w:ascii="Times New Roman" w:cs="Times New Roman" w:eastAsia="Times New Roman" w:hAnsi="Times New Roman"/>
-          <w:b/>
-          <w:bCs/>
-          <w:sz w:val="44"/>
-          <w:szCs w:val="44"/>
-          <w:rtl/>
-        </w:rPr>
-        <w:t xml:space="preserve">الدعاء الثامن</w:t>
-      </w:r>
-    </w:p>
-    <w:p>
-      <w:pPr>
-        <w:bidi/>
-        <w:spacing w:after="200" w:line="340"/>
-        <w:jc w:val="right"/>
-      </w:pPr>
-      <w:r>
-        <w:rPr>
-          <w:rFonts w:ascii="Times New Roman" w:cs="Times New Roman" w:eastAsia="Times New Roman" w:hAnsi="Times New Roman"/>
-          <w:sz w:val="24"/>
-          <w:szCs w:val="24"/>
-          <w:rtl/>
-        </w:rPr>
-        <w:t xml:space="preserve">الدعاء الجامع للميت (نسخة شاملة تجمع صيغ متعددة متداولة): اللهم اغفر له وارحمه واعفُ عنه وأكرمه. اللهم وسّع مدخله، وأدخله الجنة، واغسله بالثلج والماء والبرد. اللهم يمّن كتابه، وهوّن حسابه، ولَيّن ترابه، وثبّت أقدامه، وألهمه حسن الجواب. اللهم طيّب ثراه، وأكرم مثواه، واجعل الجنة مستقره ومأواه. اللهم نوّر مرقده، وعطّر مشهده، وطيّب مضجعه. اللهم آنس وحشته، وارحم غربته، وقِه عذاب القبر وعذاب النار. اللهم نقّه من خطاياه كما يُنقى الثوب الأبيض من الدنس. اللهم افسح له في قبره، واجعله روضة من رياض الجنة، ولا تجعله حفرة من حفر النار. اللهم انقله من ضيق اللحود والقبور إلى سعة الدور والقصور، مع الذين أنعمت عليهم من الصديقين والصالحين والشهداء. اللهم اجعل له من فوقه ومن تحته ومن أمامه ومن خلفه وعن يمينه وعن يساره نورًا من نورك يا نور السماوات والأرض. اللهم أبدله دارًا خيرًا من داره، وأهلًا خيرًا من أهله، وزوجًا خيرًا من زوجه، وأسكنه فسيح جناتك في الدرجات العلى، آمين. اللهم إن كان قد أحسن فزد في إحسانه، وإن كان قد أساء فتجاوز عن إساءته. اللهم عامله بما أنت أهله، ولا تعامله بما هو أهله. اللهم اجزه عن الإحسان إحسانًا، وعن الإساءة عفوًا وغفرانًا. اللهم أدخله الجنة من غير مناقشة حساب ولا سابقة عذاب. اللهم أفسح له في قبره مد بصره، وأفرش قبره من فراش الجنة، وجافِ الأرض عن جنبيه. اللهم املأ قبره بالرضا والنور والفسحة والسرور. اللهم إنه في ذمتك وحبل جوارك، فقِه فتنة القبر وعذاب النار، وأنت أهل الوفاء والحق فاغفر له وارحمه إنك أنت الغفور الرحيم. اللهم إنه عبدك وابن عبدك، خرج من الدنيا وسعتها ومحبوبيه وأحبائه إلى ظلمة القبر وما هو لاقيه. اللهم إنه كان يشهد أنك لا إله إلا أنت وأن محمدًا عبدك ورسولك، وأنت أعلم به. اللهم ثبّته عند السؤال. اللهم إنا نتوسل بك إليك ونُقسم بك عليك أن ترحمه ولا تعذبه. اللهم إنه نزل بك وأنت خير مَنزول به، وأصبح فقيرًا إلى رحمتك وأنت غني عن عذابه. اللهم آته برحمتك ورضاك، وقِه فتنة القبر وعذابه، حتى تبعثه إلى جنتك يا أرحم الراحمين. اللهم انقله من مواطن الدود وضيق اللحود إلى جنات الخلود. اللهم احمه تحت الأرض، واستره يوم العرض، ولا تُخزه يوم يُبعثون، </w:t>
+        <w:t xml:space="preserve">عزيمة حزب البحر وزجره:</w:t>
+      </w:r>
+    </w:p>
+    <w:p>
+      <w:pPr>
+        <w:bidi/>
+        <w:spacing w:after="200" w:line="340"/>
+        <w:jc w:val="right"/>
+      </w:pPr>
+      <w:r>
+        <w:rPr>
+          <w:rFonts w:ascii="Times New Roman" w:cs="Times New Roman" w:eastAsia="Times New Roman" w:hAnsi="Times New Roman"/>
+          <w:sz w:val="24"/>
+          <w:szCs w:val="24"/>
+          <w:rtl/>
+        </w:rPr>
+        <w:t xml:space="preserve">اللهم بفضل بسم الله الرحمن الرحيم أدخلنا في حصنك الحصين، اللهم بفضل بسم الله الرحمن الرحيم اجعلنا في حصنك الحصين، اللهم بفضل بسم الله الرحمن الرحيم أسكنّا في حصنك الحصين. نحن في كنف الله، نحن في كنف رسول الله، نحن في كنف القرآن العظيم، نحن في كنف بسم الله الرحمن الرحيم، نحن في كنف لا حول ولا قوة إلا بالله العلي العظيم (ثلاثًا). ألف ألف لا إله إلا الله محمد رسول الله صلى الله عليه وسلم في قلوبنا حُشرت، ألف ألف لا إله إلا الله محمد رسول الله صلى الله عليه وسلم على أكتافنا نُشرت، ألف ألف لا إله إلا الله محمد رسول الله صلى الله عليه وسلم على رؤوسنا نُصبت، ألف ألف لا إله إلا الله محمد رسول الله صلى الله عليه وسلم تحول بيننا وبين ساعة السوء إذا حضرت، ألف ألف لا إله إلا الله محمد رسول الله صلى الله عليه وسلم دارت بنا سورًا كما دارت بمدينة الرسول. سبحان من ألجم كل متمرد بقدرته، وأحاط علمه بما في بره وبحره، سبحان الله وبحمده، سبحان الله وبحمده، سبحان الله وبحمده. اللهم يا دافع السقم، ويا بارئ النسم، ويا عالمًا جميع الألم، ادفع عني البلاء والوباء والغلاء والأمراض وموت الفجأة برحمتك يا أرحم الراحمين (ثلاثًا). وصلِّ اللهم على سيدنا محمد وعلى آله وصحبه وسلم، </w:t>
       </w:r>
       <w:r>
         <w:rPr>
@@ -19628,58 +19564,7 @@
           <w:szCs w:val="24"/>
           <w:rtl/>
         </w:rPr>
-        <w:t xml:space="preserve">﴿يَوْمَ لَا يَنفَعُ مَالٌ وَلَا بَنُونَ * إِلَّا مَنْ أَتَى اللَّهَ بِقَلْبٍ سَلِيمٍ﴾</w:t>
-      </w:r>
-      <w:r>
-        <w:rPr>
-          <w:rFonts w:ascii="Times New Roman" w:cs="Times New Roman" w:eastAsia="Times New Roman" w:hAnsi="Times New Roman"/>
-          <w:sz w:val="24"/>
-          <w:szCs w:val="24"/>
-          <w:rtl/>
-        </w:rPr>
-        <w:t xml:space="preserve">. اللهم يمّن كتابه، ويسّر حسابه، وثقّل بالحسنات ميزانه، وثبّت على الصراط أقدامه، وأسكنه في أعلى الجنات بجوار حبيبك ومصطفاك صلى الله عليه وسلم. اللهم آمنه من فزع يوم القيامة ومن هوله، واجعل نفسه آمنة مطمئنة، ولقّنه حجته. اللهم اجعله في بطن القبر مطمئنًا، وعند قيام الأشهاد آمنًا، وبجود رضوانك واثقًا، وإلى أعلى درجاتك سابقًا. اللهم اجعل عن يمينه نورًا وعن شماله نورًا، ومن أمامه نورًا ومن فوقه نورًا، حتى تبعثه آمنًا مطمئنًا في نور من نورك. اللهم انظر إليه نظرة رضا، فإن من تنظر إليه نظرة رضا لا تعذبه أبدًا. اللهم أسكنه فسيح الجنان، واغفر له يا رحمن، وارحم يا رحيم، وتجاوز عما تعلم يا عليم. اللهم اعفُ عنه فإنك القائل </w:t>
-      </w:r>
-      <w:r>
-        <w:rPr>
-          <w:rFonts w:ascii="Times New Roman" w:cs="Times New Roman" w:eastAsia="Times New Roman" w:hAnsi="Times New Roman"/>
-          <w:b/>
-          <w:bCs/>
-          <w:color w:val="B23A2E"/>
-          <w:sz w:val="24"/>
-          <w:szCs w:val="24"/>
-          <w:rtl/>
-        </w:rPr>
-        <w:t xml:space="preserve">﴿وَيَعْفُو عَن كَثِيرٍ﴾</w:t>
-      </w:r>
-      <w:r>
-        <w:rPr>
-          <w:rFonts w:ascii="Times New Roman" w:cs="Times New Roman" w:eastAsia="Times New Roman" w:hAnsi="Times New Roman"/>
-          <w:sz w:val="24"/>
-          <w:szCs w:val="24"/>
-          <w:rtl/>
-        </w:rPr>
-        <w:t xml:space="preserve">. اللهم إنه جاء بابك وأناخ بجنابك، فجُد عليه بعفوك وإكرامك وجود إحسانك. اللهم إن رحمتك وسعت كل شيء فارحمه رحمة تطمئن بها نفسه وتقر بها عينه. اللهم احشره مع المتقين إلى الرحمن وفدًا، ومع أصحاب اليمين، واجعل تحيته سلامًا من أصحاب اليمين. اللهم بشّره بقولك </w:t>
-      </w:r>
-      <w:r>
-        <w:rPr>
-          <w:rFonts w:ascii="Times New Roman" w:cs="Times New Roman" w:eastAsia="Times New Roman" w:hAnsi="Times New Roman"/>
-          <w:b/>
-          <w:bCs/>
-          <w:color w:val="B23A2E"/>
-          <w:sz w:val="24"/>
-          <w:szCs w:val="24"/>
-          <w:rtl/>
-        </w:rPr>
-        <w:t xml:space="preserve">﴿كُلُوا وَاشْرَبُوا هَنِيئًا بِمَا أَسْلَفْتُمْ فِي الْأَيَّامِ الْخَالِيَةِ﴾</w:t>
-      </w:r>
-      <w:r>
-        <w:rPr>
-          <w:rFonts w:ascii="Times New Roman" w:cs="Times New Roman" w:eastAsia="Times New Roman" w:hAnsi="Times New Roman"/>
-          <w:sz w:val="24"/>
-          <w:szCs w:val="24"/>
-          <w:rtl/>
-        </w:rPr>
-        <w:t xml:space="preserve">. اللهم اجعله من الذين سعدوا في الجنة خالدين فيها ما دامت السماوات والأرض. اللهم شفّع فيه نبينا ومصطفاك، واحشره تحت لوائه، واسقه من يده الشريفة شربة هنيئة لا يظمأ بعدها أبدًا. اللهم إنه كان مصليًا لك فثبّته على الصراط يوم تزل الأقدام، وإن كان صائمًا فأدخله الجنة من باب الريان، وإن كان لكتابك تاليًا وسامعًا فشفّع فيه القرآن وارحمه من النيران، واجعله يرتقي في الجنة إلى آخر آية قرأها أو سمعها وآخر حرف تلاه. اللهم ارزقه بكل حرف من القرآن حلاوة، وبكل كلمة كرامة، وبكل آية سعادة، وبكل سورة سلامة، وبكل جزء جزاءً. اللهم اغفر لحيّنا وميتنا، وشاهدنا وغائبنا، وصغيرنا وكبيرنا، وذكرنا وأنثانا. اللهم من أحييته منا فأحيه على الإسلام، ومن توفيته منا فتوفه على الإيمان. اللهم لا تحرمنا أجره، ولا تُضلّنا بعده. اللهم انزل على أهله الصبر والسلوان، وأرضهم بقضائك، وثبّتهم على القول الثابت في الحياة الدنيا وفي الآخرة. اللهم صلِّ وسلم وبارك على سيدنا محمد وعلى آله وصحبه وسلم إلى يوم الدين.</w:t>
+        <w:t xml:space="preserve">﴿سُبْحَانَ رَبِّكَ رَبِّ الْعِزَّةِ عَمَّا يَصِفُونَ * وَسَلَامٌ عَلَى الْمُرْسَلِينَ * وَالْحَمْدُ لِلَّهِ رَبِّ الْعَالَمِينَ﴾</w:t>
       </w:r>
     </w:p>
     <w:p>
@@ -19703,7 +19588,7 @@
           <w:szCs w:val="36"/>
           <w:rtl/>
         </w:rPr>
-        <w:t>24. عِدّية يس</w:t>
+        <w:t>24. أدعية الجنازة والمصائب</w:t>
       </w:r>
     </w:p>
     <w:p>
@@ -19737,23 +19622,245 @@
           <w:szCs w:val="24"/>
           <w:rtl/>
         </w:rPr>
-        <w:t xml:space="preserve">عِدّية يس — قراءة سورة يس كاملة مع تكرار آيات وأدعية بينية في مواضع محددة، لقضاء الحاجة والحماية من الحسد والكفاية من الناس. المواضع الملوّنة بالأحمر هي التعليمات والأدعية التي تُقال أثناء القراءة (وليست من نص السورة):</w:t>
-      </w:r>
-    </w:p>
-    <w:p>
-      <w:pPr>
-        <w:bidi/>
-        <w:spacing w:after="200" w:line="340"/>
-        <w:jc w:val="right"/>
-      </w:pPr>
-      <w:r>
-        <w:rPr>
-          <w:rFonts w:ascii="Times New Roman" w:cs="Times New Roman" w:eastAsia="Times New Roman" w:hAnsi="Times New Roman"/>
-          <w:sz w:val="24"/>
-          <w:szCs w:val="24"/>
-          <w:rtl/>
-        </w:rPr>
-        <w:t xml:space="preserve">يٓسٓ ۚ وَٱلۡقُرۡءَانِ ٱلۡحَكِيمِ (1)إِنَّكَ لَمِنَ ٱلۡمُرۡسَلِينَ (2)عَلَىٰ صِرَٰطٖ مُّسۡتَقِيمٖ (3)تَنزِيلَ ٱلۡعَزِيزِ ٱلرَّحِيمِ (4)لِتُنذِرَ قَوۡمٗا مَّآ أُنذِرَ ءَابَآؤُهُمۡ فَهُمۡ غَٰفِلُونَ (5)لَقَدۡ حَقَّ ٱلۡقَوۡلُ عَلَىٰٓ أَكۡثَرِهِمۡ فَهُمۡ لَا يُؤۡمِنُونَ (6)إِنَّا جَعَلۡنَا فِيٓ أَعۡنَٰقِهِمۡ أَغۡلَٰلٗا فَهِيَ إِلَى ٱلۡأَذۡقَانِ فَهُم مُّقۡمَحُونَ (7)وَجَعَلۡنَا مِنۢ بَيۡنِ أَيۡدِيهِمۡ سَدّٗا وَمِنۡ خَلۡفِهِمۡ سَدّٗا فَأَغۡشَيۡنَٰهُمۡ فَهُمۡ لَا يُبۡصِرُونَ (8) </w:t>
+        <w:t xml:space="preserve">عند إصابة المسلم بمصيبة: «إنا لله وإنا إليه راجعون، اللهم أجرني في مصيبتي وأخلف لي خيرًا منها»</w:t>
+      </w:r>
+    </w:p>
+    <w:p>
+      <w:pPr>
+        <w:bidi/>
+        <w:spacing w:after="120" w:before="320"/>
+        <w:jc w:val="right"/>
+      </w:pPr>
+      <w:r>
+        <w:rPr>
+          <w:rFonts w:ascii="Times New Roman" w:cs="Times New Roman" w:eastAsia="Times New Roman" w:hAnsi="Times New Roman"/>
+          <w:b/>
+          <w:bCs/>
+          <w:sz w:val="44"/>
+          <w:szCs w:val="44"/>
+          <w:rtl/>
+        </w:rPr>
+        <w:t xml:space="preserve">الدعاء الثاني</w:t>
+      </w:r>
+    </w:p>
+    <w:p>
+      <w:pPr>
+        <w:bidi/>
+        <w:spacing w:after="200" w:line="340"/>
+        <w:jc w:val="right"/>
+      </w:pPr>
+      <w:r>
+        <w:rPr>
+          <w:rFonts w:ascii="Times New Roman" w:cs="Times New Roman" w:eastAsia="Times New Roman" w:hAnsi="Times New Roman"/>
+          <w:sz w:val="24"/>
+          <w:szCs w:val="24"/>
+          <w:rtl/>
+        </w:rPr>
+        <w:t xml:space="preserve">تلقين المحتضر: «لقّنوا موتاكم لا إله إلا الله» — فمن كان آخر كلامه لا إله إلا الله دخل الجنة</w:t>
+      </w:r>
+    </w:p>
+    <w:p>
+      <w:pPr>
+        <w:bidi/>
+        <w:spacing w:after="120" w:before="320"/>
+        <w:jc w:val="right"/>
+      </w:pPr>
+      <w:r>
+        <w:rPr>
+          <w:rFonts w:ascii="Times New Roman" w:cs="Times New Roman" w:eastAsia="Times New Roman" w:hAnsi="Times New Roman"/>
+          <w:b/>
+          <w:bCs/>
+          <w:sz w:val="44"/>
+          <w:szCs w:val="44"/>
+          <w:rtl/>
+        </w:rPr>
+        <w:t xml:space="preserve">الدعاء الثالث</w:t>
+      </w:r>
+    </w:p>
+    <w:p>
+      <w:pPr>
+        <w:bidi/>
+        <w:spacing w:after="200" w:line="340"/>
+        <w:jc w:val="right"/>
+      </w:pPr>
+      <w:r>
+        <w:rPr>
+          <w:rFonts w:ascii="Times New Roman" w:cs="Times New Roman" w:eastAsia="Times New Roman" w:hAnsi="Times New Roman"/>
+          <w:sz w:val="24"/>
+          <w:szCs w:val="24"/>
+          <w:rtl/>
+        </w:rPr>
+        <w:t xml:space="preserve">عند إغماض عيني الميت: «اللهم اغفر لفلان، وارفع درجته في المهديين، واخلفه في عقبه في الغابرين، واغفر لنا وله يا رب العالمين، وافسح له في قبره ونوّر له فيه»</w:t>
+      </w:r>
+    </w:p>
+    <w:p>
+      <w:pPr>
+        <w:bidi/>
+        <w:spacing w:after="120" w:before="320"/>
+        <w:jc w:val="right"/>
+      </w:pPr>
+      <w:r>
+        <w:rPr>
+          <w:rFonts w:ascii="Times New Roman" w:cs="Times New Roman" w:eastAsia="Times New Roman" w:hAnsi="Times New Roman"/>
+          <w:b/>
+          <w:bCs/>
+          <w:sz w:val="44"/>
+          <w:szCs w:val="44"/>
+          <w:rtl/>
+        </w:rPr>
+        <w:t xml:space="preserve">الدعاء الرابع</w:t>
+      </w:r>
+    </w:p>
+    <w:p>
+      <w:pPr>
+        <w:bidi/>
+        <w:spacing w:after="200" w:line="340"/>
+        <w:jc w:val="right"/>
+      </w:pPr>
+      <w:r>
+        <w:rPr>
+          <w:rFonts w:ascii="Times New Roman" w:cs="Times New Roman" w:eastAsia="Times New Roman" w:hAnsi="Times New Roman"/>
+          <w:sz w:val="24"/>
+          <w:szCs w:val="24"/>
+          <w:rtl/>
+        </w:rPr>
+        <w:t xml:space="preserve">عند إدخال الميت القبر: «بسم الله، وبالله، وعلى ملة رسول الله»</w:t>
+      </w:r>
+    </w:p>
+    <w:p>
+      <w:pPr>
+        <w:bidi/>
+        <w:spacing w:after="120" w:before="320"/>
+        <w:jc w:val="right"/>
+      </w:pPr>
+      <w:r>
+        <w:rPr>
+          <w:rFonts w:ascii="Times New Roman" w:cs="Times New Roman" w:eastAsia="Times New Roman" w:hAnsi="Times New Roman"/>
+          <w:b/>
+          <w:bCs/>
+          <w:sz w:val="44"/>
+          <w:szCs w:val="44"/>
+          <w:rtl/>
+        </w:rPr>
+        <w:t xml:space="preserve">الدعاء الخامس</w:t>
+      </w:r>
+    </w:p>
+    <w:p>
+      <w:pPr>
+        <w:bidi/>
+        <w:spacing w:after="200" w:line="340"/>
+        <w:jc w:val="right"/>
+      </w:pPr>
+      <w:r>
+        <w:rPr>
+          <w:rFonts w:ascii="Times New Roman" w:cs="Times New Roman" w:eastAsia="Times New Roman" w:hAnsi="Times New Roman"/>
+          <w:sz w:val="24"/>
+          <w:szCs w:val="24"/>
+          <w:rtl/>
+        </w:rPr>
+        <w:t xml:space="preserve">ما يُقال بعد الدفن: «استغفروا لأخيكم، وسلوا له التثبيت، فإنه الآن يُسأل»</w:t>
+      </w:r>
+    </w:p>
+    <w:p>
+      <w:pPr>
+        <w:bidi/>
+        <w:spacing w:after="120" w:before="320"/>
+        <w:jc w:val="right"/>
+      </w:pPr>
+      <w:r>
+        <w:rPr>
+          <w:rFonts w:ascii="Times New Roman" w:cs="Times New Roman" w:eastAsia="Times New Roman" w:hAnsi="Times New Roman"/>
+          <w:b/>
+          <w:bCs/>
+          <w:sz w:val="44"/>
+          <w:szCs w:val="44"/>
+          <w:rtl/>
+        </w:rPr>
+        <w:t xml:space="preserve">الدعاء السادس</w:t>
+      </w:r>
+    </w:p>
+    <w:p>
+      <w:pPr>
+        <w:bidi/>
+        <w:spacing w:after="200" w:line="340"/>
+        <w:jc w:val="right"/>
+      </w:pPr>
+      <w:r>
+        <w:rPr>
+          <w:rFonts w:ascii="Times New Roman" w:cs="Times New Roman" w:eastAsia="Times New Roman" w:hAnsi="Times New Roman"/>
+          <w:sz w:val="24"/>
+          <w:szCs w:val="24"/>
+          <w:rtl/>
+        </w:rPr>
+        <w:t xml:space="preserve">دعاء زيارة القبور: «السلام عليكم أهل الديار من المؤمنين والمسلمين، ويرحم الله المستقدمين منا والمستأخرين، وإنا إن شاء الله بكم للاحقون»</w:t>
+      </w:r>
+    </w:p>
+    <w:p>
+      <w:pPr>
+        <w:bidi/>
+        <w:spacing w:after="120" w:before="320"/>
+        <w:jc w:val="right"/>
+      </w:pPr>
+      <w:r>
+        <w:rPr>
+          <w:rFonts w:ascii="Times New Roman" w:cs="Times New Roman" w:eastAsia="Times New Roman" w:hAnsi="Times New Roman"/>
+          <w:b/>
+          <w:bCs/>
+          <w:sz w:val="44"/>
+          <w:szCs w:val="44"/>
+          <w:rtl/>
+        </w:rPr>
+        <w:t xml:space="preserve">الدعاء السابع</w:t>
+      </w:r>
+    </w:p>
+    <w:p>
+      <w:pPr>
+        <w:bidi/>
+        <w:spacing w:after="200" w:line="340"/>
+        <w:jc w:val="right"/>
+      </w:pPr>
+      <w:r>
+        <w:rPr>
+          <w:rFonts w:ascii="Times New Roman" w:cs="Times New Roman" w:eastAsia="Times New Roman" w:hAnsi="Times New Roman"/>
+          <w:sz w:val="24"/>
+          <w:szCs w:val="24"/>
+          <w:rtl/>
+        </w:rPr>
+        <w:t xml:space="preserve">دعاء التعزية: «إن لله ما أخذ، وله ما أعطى، وكل شيء عنده بأجل مسمى، فلتصبر ولتحتسب»</w:t>
+      </w:r>
+    </w:p>
+    <w:p>
+      <w:pPr>
+        <w:bidi/>
+        <w:spacing w:after="120" w:before="320"/>
+        <w:jc w:val="right"/>
+      </w:pPr>
+      <w:r>
+        <w:rPr>
+          <w:rFonts w:ascii="Times New Roman" w:cs="Times New Roman" w:eastAsia="Times New Roman" w:hAnsi="Times New Roman"/>
+          <w:b/>
+          <w:bCs/>
+          <w:sz w:val="44"/>
+          <w:szCs w:val="44"/>
+          <w:rtl/>
+        </w:rPr>
+        <w:t xml:space="preserve">الدعاء الثامن</w:t>
+      </w:r>
+    </w:p>
+    <w:p>
+      <w:pPr>
+        <w:bidi/>
+        <w:spacing w:after="200" w:line="340"/>
+        <w:jc w:val="right"/>
+      </w:pPr>
+      <w:r>
+        <w:rPr>
+          <w:rFonts w:ascii="Times New Roman" w:cs="Times New Roman" w:eastAsia="Times New Roman" w:hAnsi="Times New Roman"/>
+          <w:sz w:val="24"/>
+          <w:szCs w:val="24"/>
+          <w:rtl/>
+        </w:rPr>
+        <w:t xml:space="preserve">الدعاء الجامع للميت (نسخة شاملة تجمع صيغ متعددة متداولة): اللهم اغفر له وارحمه واعفُ عنه وأكرمه. اللهم وسّع مدخله، وأدخله الجنة، واغسله بالثلج والماء والبرد. اللهم يمّن كتابه، وهوّن حسابه، ولَيّن ترابه، وثبّت أقدامه، وألهمه حسن الجواب. اللهم طيّب ثراه، وأكرم مثواه، واجعل الجنة مستقره ومأواه. اللهم نوّر مرقده، وعطّر مشهده، وطيّب مضجعه. اللهم آنس وحشته، وارحم غربته، وقِه عذاب القبر وعذاب النار. اللهم نقّه من خطاياه كما يُنقى الثوب الأبيض من الدنس. اللهم افسح له في قبره، واجعله روضة من رياض الجنة، ولا تجعله حفرة من حفر النار. اللهم انقله من ضيق اللحود والقبور إلى سعة الدور والقصور، مع الذين أنعمت عليهم من الصديقين والصالحين والشهداء. اللهم اجعل له من فوقه ومن تحته ومن أمامه ومن خلفه وعن يمينه وعن يساره نورًا من نورك يا نور السماوات والأرض. اللهم أبدله دارًا خيرًا من داره، وأهلًا خيرًا من أهله، وزوجًا خيرًا من زوجه، وأسكنه فسيح جناتك في الدرجات العلى، آمين. اللهم إن كان قد أحسن فزد في إحسانه، وإن كان قد أساء فتجاوز عن إساءته. اللهم عامله بما أنت أهله، ولا تعامله بما هو أهله. اللهم اجزه عن الإحسان إحسانًا، وعن الإساءة عفوًا وغفرانًا. اللهم أدخله الجنة من غير مناقشة حساب ولا سابقة عذاب. اللهم أفسح له في قبره مد بصره، وأفرش قبره من فراش الجنة، وجافِ الأرض عن جنبيه. اللهم املأ قبره بالرضا والنور والفسحة والسرور. اللهم إنه في ذمتك وحبل جوارك، فقِه فتنة القبر وعذاب النار، وأنت أهل الوفاء والحق فاغفر له وارحمه إنك أنت الغفور الرحيم. اللهم إنه عبدك وابن عبدك، خرج من الدنيا وسعتها ومحبوبيه وأحبائه إلى ظلمة القبر وما هو لاقيه. اللهم إنه كان يشهد أنك لا إله إلا أنت وأن محمدًا عبدك ورسولك، وأنت أعلم به. اللهم ثبّته عند السؤال. اللهم إنا نتوسل بك إليك ونُقسم بك عليك أن ترحمه ولا تعذبه. اللهم إنه نزل بك وأنت خير مَنزول به، وأصبح فقيرًا إلى رحمتك وأنت غني عن عذابه. اللهم آته برحمتك ورضاك، وقِه فتنة القبر وعذابه، حتى تبعثه إلى جنتك يا أرحم الراحمين. اللهم انقله من مواطن الدود وضيق اللحود إلى جنات الخلود. اللهم احمه تحت الأرض، واستره يوم العرض، ولا تُخزه يوم يُبعثون، </w:t>
       </w:r>
       <w:r>
         <w:rPr>
@@ -19765,16 +19872,16 @@
           <w:szCs w:val="24"/>
           <w:rtl/>
         </w:rPr>
-        <w:t xml:space="preserve">(تُردد هذه الآية مرة واحدة) ثم تُدعى: «اللهم بيمن نوره وسره في خلقه وسره في الجسد، أخفِ عني أعين الناظرين وقلوب الحاسدين والباغين، واحفظني كما حفظت الروح في الجسد، وإنك على كل شيء قدير»</w:t>
-      </w:r>
-      <w:r>
-        <w:rPr>
-          <w:rFonts w:ascii="Times New Roman" w:cs="Times New Roman" w:eastAsia="Times New Roman" w:hAnsi="Times New Roman"/>
-          <w:sz w:val="24"/>
-          <w:szCs w:val="24"/>
-          <w:rtl/>
-        </w:rPr>
-        <w:t xml:space="preserve"> وَسَوَآءٌ عَلَيۡهِمۡ ءَأَنذَرۡتَهُمۡ أَمۡ لَمۡ تُنذِرۡهُمۡ لَا يُؤۡمِنُونَ (9) </w:t>
+        <w:t xml:space="preserve">﴿يَوْمَ لَا يَنفَعُ مَالٌ وَلَا بَنُونَ * إِلَّا مَنْ أَتَى اللَّهَ بِقَلْبٍ سَلِيمٍ﴾</w:t>
+      </w:r>
+      <w:r>
+        <w:rPr>
+          <w:rFonts w:ascii="Times New Roman" w:cs="Times New Roman" w:eastAsia="Times New Roman" w:hAnsi="Times New Roman"/>
+          <w:sz w:val="24"/>
+          <w:szCs w:val="24"/>
+          <w:rtl/>
+        </w:rPr>
+        <w:t xml:space="preserve">. اللهم يمّن كتابه، ويسّر حسابه، وثقّل بالحسنات ميزانه، وثبّت على الصراط أقدامه، وأسكنه في أعلى الجنات بجوار حبيبك ومصطفاك صلى الله عليه وسلم. اللهم آمنه من فزع يوم القيامة ومن هوله، واجعل نفسه آمنة مطمئنة، ولقّنه حجته. اللهم اجعله في بطن القبر مطمئنًا، وعند قيام الأشهاد آمنًا، وبجود رضوانك واثقًا، وإلى أعلى درجاتك سابقًا. اللهم اجعل عن يمينه نورًا وعن شماله نورًا، ومن أمامه نورًا ومن فوقه نورًا، حتى تبعثه آمنًا مطمئنًا في نور من نورك. اللهم انظر إليه نظرة رضا، فإن من تنظر إليه نظرة رضا لا تعذبه أبدًا. اللهم أسكنه فسيح الجنان، واغفر له يا رحمن، وارحم يا رحيم، وتجاوز عما تعلم يا عليم. اللهم اعفُ عنه فإنك القائل </w:t>
       </w:r>
       <w:r>
         <w:rPr>
@@ -19786,16 +19893,16 @@
           <w:szCs w:val="24"/>
           <w:rtl/>
         </w:rPr>
-        <w:t xml:space="preserve">(تُردد هذه الآية 3 مرات)</w:t>
-      </w:r>
-      <w:r>
-        <w:rPr>
-          <w:rFonts w:ascii="Times New Roman" w:cs="Times New Roman" w:eastAsia="Times New Roman" w:hAnsi="Times New Roman"/>
-          <w:sz w:val="24"/>
-          <w:szCs w:val="24"/>
-          <w:rtl/>
-        </w:rPr>
-        <w:t xml:space="preserve"> إِنَّمَا تُنذِرُ مَنِ ٱتَّبَعَ ٱلذِّكۡرَ وَخَشِيَ ٱلرَّحۡمَٰنَ بِٱلۡغَيۡبِۖ فَبَشِّرۡهُ بِمَغۡفِرَةٖ وَأَجۡرٖ كَرِيمٍ (11)إِنَّا نَحۡنُ نُحۡيِ ٱلۡمَوۡتَىٰ وَنَكۡتُبُ مَا قَدَّمُواْ وَءَاثَٰرَهُمۡۚ وَكُلَّ شَيۡءٍ أَحۡصَيۡنَٰهُ فِيٓ إِمَامٖ مُّبِينٖ (12)وَٱضۡرِبۡ لَهُم مَّثَلًا أَصۡحَٰبَ ٱلۡقَرۡيَةِ إِذۡ جَآءَهَا ٱلۡمُرۡسَلُونَ (13)إِذۡ أَرۡسَلۡنَآ إِلَيۡهِمُ ٱثۡنَيۡنِ فَكَذَّبُوهُمَا فَعَزَّزۡنَا بِثَالِثٖ فَقَالُوٓاْ إِنَّآ إِلَيۡكُم مُّرۡسَلُونَ (14)قَالُواْ مَآ أَنتُمۡ إِلَّا بَشَرٞ مِّثۡلُنَا وَمَآ أَنزَلَ ٱلرَّحۡمَٰنُ مِن شَيۡءٍ إِنۡ أَنتُمۡ إِلَّا تَكۡذِبُونَ (15)قَالُواْ رَبُّنَا يَعۡلَمُ إِنَّآ إِلَيۡكُمۡ لَمُرۡسَلُونَ (16)وَمَا عَلَيۡنَآ إِلَّا ٱلۡبَلَٰغُ ٱلۡمُبِينُ (17)قَالُوٓاْ إِنَّا تَطَيَّرۡنَا بِكُمۡۖ لَئِن لَّمۡ تَنتَهُواْ لَنَرۡجُمَنَّكُمۡ وَلَيَمَسَّنَّكُم مِّنَّا عَذَابٌ أَلِيمٞ (18)قَالُواْ طَـٰٓئِرُكُم مَّعَكُمۡ أَئِن ذُكِّرۡتُمۚ بَلۡ أَنتُمۡ قَوۡمٞ مُّسۡرِفُونَ (19)وَجَآءَ مِنۡ أَقۡصَا ٱلۡمَدِينَةِ رَجُلٞ يَسۡعَىٰ قَالَ يَٰقَوۡمِ ٱتَّبِعُواْ ٱلۡمُرۡسَلِينَ (20)ٱتَّبِعُواْ مَن لَّا يَسۡـَٔلُكُمۡ أَجۡرٗا وَهُم مُّهۡتَدُونَ (21)وَمَا لِيَ لَآ أَعۡبُدُ ٱلَّذِي فَطَرَنِي وَإِلَيۡهِ تُرۡجَعُونَ (22)ءَأَتَّخِذُ مِن دُونِهِۦٓ ءَالِهَةً إِن يُرِدۡنِ ٱلرَّحۡمَٰنُ بِضُرّٖ لَّا تُغۡنِ عَنِّي شَفَٰعَتُهُمۡ شَيۡـٔٗا وَلَا يُنقِذُونِ (23)إِنِّيٓ إِذٗا لَّفِي ضَلَٰلٖ مُّبِينٍ (24)إِنِّيٓ ءَامَنتُ بِرَبِّكُمۡ فَٱسۡمَعُونِ (25)قِيلَ ٱدۡخُلِ ٱلۡجَنَّةَۖ قَالَ يَٰلَيۡتَ قَوۡمِي يَعۡلَمُونَ (26) </w:t>
+        <w:t xml:space="preserve">﴿وَيَعْفُو عَن كَثِيرٍ﴾</w:t>
+      </w:r>
+      <w:r>
+        <w:rPr>
+          <w:rFonts w:ascii="Times New Roman" w:cs="Times New Roman" w:eastAsia="Times New Roman" w:hAnsi="Times New Roman"/>
+          <w:sz w:val="24"/>
+          <w:szCs w:val="24"/>
+          <w:rtl/>
+        </w:rPr>
+        <w:t xml:space="preserve">. اللهم إنه جاء بابك وأناخ بجنابك، فجُد عليه بعفوك وإكرامك وجود إحسانك. اللهم إن رحمتك وسعت كل شيء فارحمه رحمة تطمئن بها نفسه وتقر بها عينه. اللهم احشره مع المتقين إلى الرحمن وفدًا، ومع أصحاب اليمين، واجعل تحيته سلامًا من أصحاب اليمين. اللهم بشّره بقولك </w:t>
       </w:r>
       <w:r>
         <w:rPr>
@@ -19807,393 +19914,16 @@
           <w:szCs w:val="24"/>
           <w:rtl/>
         </w:rPr>
-        <w:t xml:space="preserve">(تُردد هذه الآية مرة واحدة) ثم تُدعى: «اللهم أكرمني بقضاء حاجتي» (ويُسمّي حاجته) «واكرمني بطاعتك يا ذا الجلال والإكرام»</w:t>
-      </w:r>
-      <w:r>
-        <w:rPr>
-          <w:rFonts w:ascii="Times New Roman" w:cs="Times New Roman" w:eastAsia="Times New Roman" w:hAnsi="Times New Roman"/>
-          <w:sz w:val="24"/>
-          <w:szCs w:val="24"/>
-          <w:rtl/>
-        </w:rPr>
-        <w:t xml:space="preserve"> بِمَا غَفَرَ لِي رَبِّي وَجَعَلَنِي مِنَ ٱلۡمُكۡرَمِينَ (27) </w:t>
-      </w:r>
-      <w:r>
-        <w:rPr>
-          <w:rFonts w:ascii="Times New Roman" w:cs="Times New Roman" w:eastAsia="Times New Roman" w:hAnsi="Times New Roman"/>
-          <w:b/>
-          <w:bCs/>
-          <w:color w:val="B23A2E"/>
-          <w:sz w:val="24"/>
-          <w:szCs w:val="24"/>
-          <w:rtl/>
-        </w:rPr>
-        <w:t xml:space="preserve">(تُردد هذه الآية 3 مرات)</w:t>
-      </w:r>
-      <w:r>
-        <w:rPr>
-          <w:rFonts w:ascii="Times New Roman" w:cs="Times New Roman" w:eastAsia="Times New Roman" w:hAnsi="Times New Roman"/>
-          <w:sz w:val="24"/>
-          <w:szCs w:val="24"/>
-          <w:rtl/>
-        </w:rPr>
-        <w:t xml:space="preserve"> وَمَآ أَنزَلۡنَا عَلَىٰ قَوۡمِهِۦ مِنۢ بَعۡدِهِۦ مِن جُندٖ مِّنَ ٱلسَّمَآءِ وَمَا كُنَّا مُنزِلِينَ (28)إِن كَانَتۡ إِلَّا صَيۡحَةٗ وَٰحِدَةٗ فَإِذَا هُمۡ خَٰمِدُونَ (29)يَٰحَسۡرَةً عَلَى ٱلۡعِبَادِۚ مَا يَأۡتِيهِم مِّن رَّسُولٍ إِلَّا كَانُواْ بِهِۦ يَسۡتَهۡزِءُونَ (30)أَلَمۡ يَرَوۡاْ كَمۡ أَهۡلَكۡنَا قَبۡلَهُم مِّنَ ٱلۡقُرُونِ أَنَّهُمۡ إِلَيۡهِمۡ لَا يَرۡجِعُونَ (31)وَإِن كُلّٞ لَّمَّا جَمِيعٞ لَّدَيۡنَا مُحۡضَرُونَ (32)وَءَايَةٞ لَّهُمُ ٱلۡأَرۡضُ ٱلۡمَيۡتَةُ أَحۡيَيۡنَٰهَا وَأَخۡرَجۡنَا مِنۡهَا حَبّٗا فَمِنۡهُ يَأۡكُلُونَ (33)وَجَعَلۡنَا فِيهَا جَنَّـٰتٖ مِّن نَّخِيلٖ وَأَعۡنَٰبٖ وَفَجَّرۡنَا فِيهَا مِنَ ٱلۡعُيُونِ (34)لِيَأۡكُلُواْ مِن ثَمَرِهِۦ وَمَا عَمِلَتۡهُ أَيۡدِيهِمۡۚ أَفَلَا يَشۡكُرُونَ (35)سُبۡحَٰنَ ٱلَّذِي خَلَقَ ٱلۡأَزۡوَٰجَ كُلَّهَا مِمَّا تُنۢبِتُ ٱلۡأَرۡضُ وَمِنۡ أَنفُسِهِمۡ وَمِمَّا لَا يَعۡلَمُونَ (36) وَءَايَةٞ لَّهُمُ ٱلَّيۡلُ نَسۡلَخُ مِنۡهُ ٱلنَّهَارَ فَإِذَا هُم مُّظۡلِمُونَ (37) </w:t>
-      </w:r>
-      <w:r>
-        <w:rPr>
-          <w:rFonts w:ascii="Times New Roman" w:cs="Times New Roman" w:eastAsia="Times New Roman" w:hAnsi="Times New Roman"/>
-          <w:b/>
-          <w:bCs/>
-          <w:color w:val="B23A2E"/>
-          <w:sz w:val="24"/>
-          <w:szCs w:val="24"/>
-          <w:rtl/>
-        </w:rPr>
-        <w:t xml:space="preserve">(تُردد هذه الآية 14 مرة) ثم تُدعى: «اللهم إني أسألك من فضلك الواسع وجودك السابغ أن تُغنيني عن جميع خلقك بالله» (تُردد هذه الآية 3 مرات)</w:t>
-      </w:r>
-      <w:r>
-        <w:rPr>
-          <w:rFonts w:ascii="Times New Roman" w:cs="Times New Roman" w:eastAsia="Times New Roman" w:hAnsi="Times New Roman"/>
-          <w:sz w:val="24"/>
-          <w:szCs w:val="24"/>
-          <w:rtl/>
-        </w:rPr>
-        <w:t xml:space="preserve"> وَٱلشَّمۡسُ تَجۡرِي لِمُسۡتَقَرّٖ لَّهَاۚ ذَٰلِكَ تَقۡدِيرُ ٱلۡعَزِيزِ ٱلۡعَلِيمِ (38)وَٱلۡقَمَرَ قَدَّرۡنَٰهُ مَنَازِلَ حَتَّىٰ عَادَ كَٱلۡعُرۡجُونِ ٱلۡقَدِيمِ (39)لَا ٱلشَّمۡسُ يَنۢبَغِي لَهَآ أَن تُدۡرِكَ ٱلۡقَمَرَ وَلَا ٱلَّيۡلُ سَابِقُ ٱلنَّهَارِۚ وَكُلّٞ فِي فَلَكٖ يَسۡبَحُونَ (40)وَءَايَةٞ لَّهُمۡ أَنَّا حَمَلۡنَا ذُرِّيَّتَهُمۡ فِي ٱلۡفُلۡكِ ٱلۡمَشۡحُونِ (41)وَخَلَقۡنَا لَهُم مِّن مِّثۡلِهِۦ مَا يَرۡكَبُونَ (42)وَإِن نَّشَأۡ نُغۡرِقۡهُمۡ فَلَا صَرِيخَ لَهُمۡ وَلَا هُمۡ يُنقَذُونَ (43)إِلَّا رَحۡمَةٗ مِّنَّا وَمَتَٰعًا إِلَىٰ حِينٖ (44)وَإِذَا قِيلَ لَهُمُ ٱتَّقُواْ مَا بَيۡنَ أَيۡدِيكُمۡ وَمَا خَلۡفَكُمۡ لَعَلَّكُمۡ تُرۡحَمُونَ (45)وَمَا تَأۡتِيهِم مِّنۡ ءَايَةٖ مِّنۡ ءَايَٰتِ رَبِّهِمۡ إِلَّا كَانُواْ عَنۡهَا مُعۡرِضِينَ (46)وَإِذَا قِيلَ لَهُمۡ أَنفِقُواْ مِمَّا رَزَقَكُمُ ٱللَّهُ قَالَ ٱلَّذِينَ كَفَرُواْ لِلَّذِينَ ءَامَنُوٓاْ أَنُطۡعِمُ مَن لَّوۡ يَشَآءُ ٱللَّهُ أَطۡعَمَهُۥٓ إِنۡ أَنتُمۡ إِلَّا فِي ضَلَٰلٖ مُّبِينٖ (47)وَيَقُولُونَ مَتَىٰ هَٰذَا ٱلۡوَعۡدُ إِن كُنتُمۡ صَٰدِقِينَ (48)مَا يَنظُرُونَ إِلَّا صَيۡحَةٗ وَٰحِدَةٗ تَأۡخُذُهُمۡ وَهُمۡ يَخِصِّمُونَ (49)فَلَا يَسۡتَطِيعُونَ تَوۡصِيَةٗ وَلَآ إِلَىٰٓ أَهۡلِهِمۡ يَرۡجِعُونَ (50)وَنُفِخَ فِي ٱلصُّورِ فَإِذَا هُم مِّنَ ٱلۡأَجۡدَاثِ إِلَىٰ رَبِّهِمۡ يَنسِلُونَ (51)قَالُواْ يَٰوَيۡلَنَا مَنۢ بَعَثَنَا مِن مَّرۡقَدِنَاۜۗ هَٰذَا مَا وَعَدَ ٱلرَّحۡمَٰنُ وَصَدَقَ ٱلۡمُرۡسَلُونَ (52)إِن كَانَتۡ إِلَّا صَيۡحَةٗ وَٰحِدَةٗ فَإِذَا هُمۡ جَمِيعٞ لَّدَيۡنَا مُحۡضَرُونَ (53)فَٱلۡيَوۡمَ لَا تُظۡلَمُ نَفۡسٞ شَيۡـٔٗا وَلَا تُجۡزَوۡنَ إِلَّا مَا كُنتُمۡ تَعۡمَلُونَ (54)إِنَّ أَصۡحَٰبَ ٱلۡجَنَّةِ ٱلۡيَوۡمَ فِي شُغُلٖ فَٰكِهُونَ (55)هُمۡ وَأَزۡوَٰجُهُمۡ فِي ظِلَٰلٍ عَلَى ٱلۡأَرَآئِكِ مُتَّكِـُٔونَ (56)لَهُمۡ فِيهَا فَٰكِهَةٞ وَلَهُم مَّا يَدَّعُونَ (57) سَلَٰمٞ قَوۡلٗا مِّن رَّبّٖ رَّحِيمٖ (58) </w:t>
-      </w:r>
-      <w:r>
-        <w:rPr>
-          <w:rFonts w:ascii="Times New Roman" w:cs="Times New Roman" w:eastAsia="Times New Roman" w:hAnsi="Times New Roman"/>
-          <w:b/>
-          <w:bCs/>
-          <w:color w:val="B23A2E"/>
-          <w:sz w:val="24"/>
-          <w:szCs w:val="24"/>
-          <w:rtl/>
-        </w:rPr>
-        <w:t xml:space="preserve">(تُردد هذه الآية 16 مرة) ثم تُدعى: «اللهم سلّمنا من آفات الدنيا وفتنها يا رب العالمين»</w:t>
-      </w:r>
-      <w:r>
-        <w:rPr>
-          <w:rFonts w:ascii="Times New Roman" w:cs="Times New Roman" w:eastAsia="Times New Roman" w:hAnsi="Times New Roman"/>
-          <w:sz w:val="24"/>
-          <w:szCs w:val="24"/>
-          <w:rtl/>
-        </w:rPr>
-        <w:t xml:space="preserve"> وَٱمۡتَٰزُواْ ٱلۡيَوۡمَ أَيُّهَا ٱلۡمُجۡرِمُونَ (59)أَلَمۡ أَعۡهَدۡ إِلَيۡكُمۡ يَٰبَنِيٓ ءَادَمَ أَن لَّا تَعۡبُدُواْ ٱلشَّيۡطَٰنَۖ إِنَّهُۥ لَكُمۡ عَدُوّٞ مُّبِينٞ (60)وَأَنِ ٱعۡبُدُونِيۚ هَٰذَا صِرَٰطٞ مُّسۡتَقِيمٞ (61)وَلَقَدۡ أَضَلَّ مِنكُمۡ جِبِلّٗا كَثِيرًاۖ أَفَلَمۡ تَكُونُواْ تَعۡقِلُونَ (62)هَٰذِهِۦ جَهَنَّمُ ٱلَّتِي كُنتُمۡ تُوعَدُونَ (63)ٱصۡلَوۡهَا ٱلۡيَوۡمَ بِمَا كُنتُمۡ تَكۡفُرُونَ (64)ٱلۡيَوۡمَ نَخۡتِمُ عَلَىٰٓ أَفۡوَٰهِهِمۡ وَتُكَلِّمُنَآ أَيۡدِيهِمۡ وَتَشۡهَدُ أَرۡجُلُهُم بِمَا كَانُواْ يَكۡسِبُونَ (65)وَلَوۡ نَشَآءُ لَطَمَسۡنَا عَلَىٰٓ أَعۡيُنِهِمۡ فَٱسۡتَبَقُواْ ٱلصِّرَٰطَ فَأَنَّىٰ يُبۡصِرُونَ (66)وَلَوۡ نَشَآءُ لَمَسَخۡنَٰهُمۡ عَلَىٰ مَكَانَتِهِمۡ فَمَا ٱسۡتَطَٰعُواْ مُضِيّٗا وَلَا يَرۡجِعُونَ (67)وَمَن نُّعَمِّرۡهُ نُنَكِّسۡهُ فِي ٱلۡخَلۡقِۚ أَفَلَا يَعۡقِلُونَ (68)وَمَا عَلَّمۡنَٰهُ ٱلشِّعۡرَ وَمَا يَنۢبَغِي لَهُۥٓۚ إِنۡ هُوَ إِلَّا ذِكۡرٞ وَقُرۡءَانٞ مُّبِينٞ (69)لِّيُنذِرَ مَن كَانَ حَيّٗا وَيَحِقَّ ٱلۡقَوۡلُ عَلَى ٱلۡكَٰفِرِينَ (70)أَوَلَمۡ يَرَوۡاْ أَنَّا خَلَقۡنَا لَهُم مِّمَّا عَمِلَتۡ أَيۡدِينَآ أَنۡعَٰمٗا فَهُمۡ لَهَا مَٰلِكُونَ (71)وَذَلَّلۡنَٰهَا لَهُمۡ فَمِنۡهَا رَكُوبُهُمۡ وَمِنۡهَا يَأۡكُلُونَ (72)وَلَهُمۡ فِيهَا مَنَٰفِعُ وَمَشَارِبُۚ أَفَلَا يَشۡكُرُونَ (73)وَٱتَّخَذُواْ مِن دُونِ ٱللَّهِ ءَالِهَةٗ لَّعَلَّهُمۡ يُنصَرُونَ (74)لَا يَسۡتَطِيعُونَ نَصۡرَهُمۡ وَهُمۡ لَهُمۡ جُندٞ مُّحۡضَرُونَ (75)فَلَا يَحۡزُنكَ قَوۡلُهُمۡۘ إِنَّا نَعۡلَمُ مَا يُسِرُّونَ وَمَا يُعۡلِنُونَ (76)أَوَلَمۡ يَرَ ٱلۡإِنسَٰنُ أَنَّا خَلَقۡنَٰهُ مِن نُّطۡفَةٖ فَإِذَا هُوَ خَصِيمٞ مُّبِينٞ (77)وَضَرَبَ لَنَا مَثَلٗا وَنَسِيَ خَلۡقَهُۥۖ قَالَ مَن يُحۡيِ ٱلۡعِظَٰمَ وَهِيَ رَمِيمٞ (78)قُلۡ يُحۡيِيهَا ٱلَّذِيٓ أَنشَأَهَآ أَوَّلَ مَرَّةٖۖ وَهُوَ بِكُلِّ خَلۡقٍ عَلِيمٌ (79)ٱلَّذِي جَعَلَ لَكُم مِّنَ ٱلشَّجَرِ ٱلۡأَخۡضَرِ نَارٗا فَإِذَآ أَنتُم مِّنۡهُ تُوقِدُونَ (80)أَوَلَيۡسَ ٱلَّذِي خَلَقَ ٱلسَّمَٰوَٰتِ وَٱلۡأَرۡضَ بِقَٰدِرٍ عَلَىٰٓ أَن يَخۡلُقَ مِثۡلَهُمۖ بَلَىٰ وَهُوَ ٱلۡخَلَّـٰقُ ٱلۡعَلِيمُ (81)إِنَّمَآ أَمۡرُهُۥٓ إِذَآ أَرَادَ شَيۡـًٔا أَن يَقُولَ لَهُۥ كُن فَيَكُونُ (82)فَسُبۡحَٰنَ ٱلَّذِي بِيَدِهِۦ مَلَكُوتُ كُلِّ شَيۡءٖ وَإِلَيۡهِ تُرۡجَعُونَ (83) </w:t>
-      </w:r>
-      <w:r>
-        <w:rPr>
-          <w:rFonts w:ascii="Times New Roman" w:cs="Times New Roman" w:eastAsia="Times New Roman" w:hAnsi="Times New Roman"/>
-          <w:b/>
-          <w:bCs/>
-          <w:color w:val="B23A2E"/>
-          <w:sz w:val="24"/>
-          <w:szCs w:val="24"/>
-          <w:rtl/>
-        </w:rPr>
-        <w:t xml:space="preserve">ثم يُختم بالدعاء الآتي: «سبحان المنفّس عن كل مهموم، سبحان العليم بما كان وما يكون، سبحان سبحان من إذا أراد شيئًا قال له كن فيكون، سبحان الذي بيده ملكوت كل شيء وإليه تُرجعون، يا صمد يا إلهي، يا صمد معتمدي، اقضِ حاجتي» (ويذكرها) «... بحق يس، ومن أنزلها، ومن نزلت عليه، ومن نزلت به»</w:t>
-      </w:r>
-    </w:p>
-    <w:p>
-      <w:pPr>
-        <w:bidi/>
-        <w:spacing w:after="120" w:before="320"/>
-        <w:jc w:val="right"/>
-      </w:pPr>
-      <w:r>
-        <w:rPr>
-          <w:rFonts w:ascii="Times New Roman" w:cs="Times New Roman" w:eastAsia="Times New Roman" w:hAnsi="Times New Roman"/>
-          <w:b/>
-          <w:bCs/>
-          <w:sz w:val="44"/>
-          <w:szCs w:val="44"/>
-          <w:rtl/>
-        </w:rPr>
-        <w:t xml:space="preserve">الدعاء الثاني</w:t>
-      </w:r>
-    </w:p>
-    <w:p>
-      <w:pPr>
-        <w:bidi/>
-        <w:spacing w:after="200" w:line="340"/>
-        <w:jc w:val="right"/>
-      </w:pPr>
-      <w:r>
-        <w:rPr>
-          <w:rFonts w:ascii="Times New Roman" w:cs="Times New Roman" w:eastAsia="Times New Roman" w:hAnsi="Times New Roman"/>
-          <w:sz w:val="24"/>
-          <w:szCs w:val="24"/>
-          <w:rtl/>
-        </w:rPr>
-        <w:t xml:space="preserve">عِدّية يس (صيغة أخرى):</w:t>
-      </w:r>
-    </w:p>
-    <w:p>
-      <w:pPr>
-        <w:bidi/>
-        <w:spacing w:after="200" w:line="340"/>
-        <w:jc w:val="right"/>
-      </w:pPr>
-      <w:r>
-        <w:rPr>
-          <w:rFonts w:ascii="Times New Roman" w:cs="Times New Roman" w:eastAsia="Times New Roman" w:hAnsi="Times New Roman"/>
-          <w:sz w:val="24"/>
-          <w:szCs w:val="24"/>
-          <w:rtl/>
-        </w:rPr>
-        <w:t xml:space="preserve">1. «يس ۚ وَالْقُرْآنِ الْحَكِيمِ» تُكرر</w:t>
-      </w:r>
-      <w:r>
-        <w:rPr>
-          <w:rFonts w:ascii="Times New Roman" w:cs="Times New Roman" w:eastAsia="Times New Roman" w:hAnsi="Times New Roman"/>
-          <w:b/>
-          <w:bCs/>
-          <w:color w:val="3B5BA5"/>
-          <w:sz w:val="24"/>
-          <w:szCs w:val="24"/>
-          <w:rtl/>
-        </w:rPr>
-        <w:t xml:space="preserve"> 7 مرات</w:t>
-      </w:r>
-      <w:r>
-        <w:rPr>
-          <w:rFonts w:ascii="Times New Roman" w:cs="Times New Roman" w:eastAsia="Times New Roman" w:hAnsi="Times New Roman"/>
-          <w:sz w:val="24"/>
-          <w:szCs w:val="24"/>
-          <w:rtl/>
-        </w:rPr>
-        <w:t xml:space="preserve">.</w:t>
-      </w:r>
-    </w:p>
-    <w:p>
-      <w:pPr>
-        <w:bidi/>
-        <w:spacing w:after="200" w:line="340"/>
-        <w:jc w:val="right"/>
-      </w:pPr>
-      <w:r>
-        <w:rPr>
-          <w:rFonts w:ascii="Times New Roman" w:cs="Times New Roman" w:eastAsia="Times New Roman" w:hAnsi="Times New Roman"/>
-          <w:sz w:val="24"/>
-          <w:szCs w:val="24"/>
-          <w:rtl/>
-        </w:rPr>
-        <w:t xml:space="preserve">2. نقرأ حتى نصل إلى قوله تعالى ﴿ذَٰلِكَ تَقْدِيرُ الْعَزِيزِ الْعَلِيمِ﴾، وتُكرر</w:t>
-      </w:r>
-      <w:r>
-        <w:rPr>
-          <w:rFonts w:ascii="Times New Roman" w:cs="Times New Roman" w:eastAsia="Times New Roman" w:hAnsi="Times New Roman"/>
-          <w:b/>
-          <w:bCs/>
-          <w:color w:val="3B5BA5"/>
-          <w:sz w:val="24"/>
-          <w:szCs w:val="24"/>
-          <w:rtl/>
-        </w:rPr>
-        <w:t xml:space="preserve"> 3 مرات</w:t>
-      </w:r>
-      <w:r>
-        <w:rPr>
-          <w:rFonts w:ascii="Times New Roman" w:cs="Times New Roman" w:eastAsia="Times New Roman" w:hAnsi="Times New Roman"/>
-          <w:sz w:val="24"/>
-          <w:szCs w:val="24"/>
-          <w:rtl/>
-        </w:rPr>
-        <w:t xml:space="preserve">، ثم نقول بعد كل مرة هذا الدعاء: «اللهم قدّر لنا الخير، وارزقنا من حيث لا ندري ولا نحتسب، يا خير الرازقين»</w:t>
-      </w:r>
-    </w:p>
-    <w:p>
-      <w:pPr>
-        <w:bidi/>
-        <w:spacing w:after="200" w:line="340"/>
-        <w:jc w:val="right"/>
-      </w:pPr>
-      <w:r>
-        <w:rPr>
-          <w:rFonts w:ascii="Times New Roman" w:cs="Times New Roman" w:eastAsia="Times New Roman" w:hAnsi="Times New Roman"/>
-          <w:sz w:val="24"/>
-          <w:szCs w:val="24"/>
-          <w:rtl/>
-        </w:rPr>
-        <w:t xml:space="preserve">3. ونكمل القراءة حتى نصل إلى قوله تعالى ﴿سَلَامٌ قَوْلًا مِّن رَّبٍّ رَّحِيمٍ﴾، تُقرأ</w:t>
-      </w:r>
-      <w:r>
-        <w:rPr>
-          <w:rFonts w:ascii="Times New Roman" w:cs="Times New Roman" w:eastAsia="Times New Roman" w:hAnsi="Times New Roman"/>
-          <w:b/>
-          <w:bCs/>
-          <w:color w:val="3B5BA5"/>
-          <w:sz w:val="24"/>
-          <w:szCs w:val="24"/>
-          <w:rtl/>
-        </w:rPr>
-        <w:t xml:space="preserve"> 7 مرات</w:t>
-      </w:r>
-      <w:r>
-        <w:rPr>
-          <w:rFonts w:ascii="Times New Roman" w:cs="Times New Roman" w:eastAsia="Times New Roman" w:hAnsi="Times New Roman"/>
-          <w:sz w:val="24"/>
-          <w:szCs w:val="24"/>
-          <w:rtl/>
-        </w:rPr>
-        <w:t xml:space="preserve">، وبعد كل مرة نقول هذا الدعاء: «اللهم سلّمنا من فتن الدنيا وعذاب الآخرة»</w:t>
-      </w:r>
-    </w:p>
-    <w:p>
-      <w:pPr>
-        <w:bidi/>
-        <w:spacing w:after="200" w:line="340"/>
-        <w:jc w:val="right"/>
-      </w:pPr>
-      <w:r>
-        <w:rPr>
-          <w:rFonts w:ascii="Times New Roman" w:cs="Times New Roman" w:eastAsia="Times New Roman" w:hAnsi="Times New Roman"/>
-          <w:sz w:val="24"/>
-          <w:szCs w:val="24"/>
-          <w:rtl/>
-        </w:rPr>
-        <w:t xml:space="preserve">4. ونكمل القراءة حتى نصل إلى قوله تعالى ﴿أَوَلَيْسَ الَّذِي خَلَقَ السَّمَاوَاتِ وَالْأَرْضَ بِقَادِرٍ عَلَىٰ أَن يَخْلُقَ مِثْلَهُم بَلَىٰ﴾، تُقال</w:t>
-      </w:r>
-      <w:r>
-        <w:rPr>
-          <w:rFonts w:ascii="Times New Roman" w:cs="Times New Roman" w:eastAsia="Times New Roman" w:hAnsi="Times New Roman"/>
-          <w:b/>
-          <w:bCs/>
-          <w:color w:val="3B5BA5"/>
-          <w:sz w:val="24"/>
-          <w:szCs w:val="24"/>
-          <w:rtl/>
-        </w:rPr>
-        <w:t xml:space="preserve"> 3 مرات</w:t>
-      </w:r>
-      <w:r>
-        <w:rPr>
-          <w:rFonts w:ascii="Times New Roman" w:cs="Times New Roman" w:eastAsia="Times New Roman" w:hAnsi="Times New Roman"/>
-          <w:sz w:val="24"/>
-          <w:szCs w:val="24"/>
-          <w:rtl/>
-        </w:rPr>
-        <w:t xml:space="preserve">، ثم يُقال بعد كل مرة هذا الدعاء: «والله قادر على أن يأتي بالفرج العظيم، ويفكّ كروبنا وكروب المكروبين، ويقضي حوائجنا وحوائج السائلين، ويقضي الدين عن المدينين»</w:t>
-      </w:r>
-    </w:p>
-    <w:p>
-      <w:pPr>
-        <w:bidi/>
-        <w:spacing w:after="200" w:line="340"/>
-        <w:jc w:val="right"/>
-      </w:pPr>
-      <w:r>
-        <w:rPr>
-          <w:rFonts w:ascii="Times New Roman" w:cs="Times New Roman" w:eastAsia="Times New Roman" w:hAnsi="Times New Roman"/>
-          <w:sz w:val="24"/>
-          <w:szCs w:val="24"/>
-          <w:rtl/>
-        </w:rPr>
-        <w:t xml:space="preserve">بعد الانتهاء من قراءة السورة كاملة، يُقال هذا الدعاء: «سبحان العالم لكل مكنون، والقاضي لكل الديون، سبحان من قوله كن فيكون، اللهم إني أسألك وأتوجه إليك بحبيبك سيدنا محمد صلى الله عليه وسلم أن تسخّر لي قلب من أحوجتني إليه، ومن بيده من البشر قضاء حاجتي، وأن تكفني اللهم شر من يقدر علي ولا أقدر عليه، يا من بيده ملكوت كل شيء أنت العالم به والقادر عليه، اللهم بحق نبيك سيدنا محمد صلى الله عليه وسلم الذي أنزلت عليه سورة يس أن تجعلني في كل أمر وشدة غالبًا يا رب غالبًا، وأن تمنّ علي بسرعة العطاء وتحقيق الرجاء، اللهم صلِّ وسلم وبارك على سيدنا محمد بقدر حبك فيه، وبجاهه فرّج عني ما أنا فيه، جئت أتوسل إليك بقدر النبي الكريم وبسر بسم الله الرحمن الرحيم، يس والقرآن الحكيم». وفي النهاية تُسمّى الشيء الذي تريده من الله، وتقول: «آخر دعوانا أن الحمد لله رب العالمين»</w:t>
-      </w:r>
-    </w:p>
-    <w:p>
-      <w:pPr>
-        <w:jc w:val="right"/>
-      </w:pPr>
-      <w:r>
-        <w:rPr>
-          <w:rFonts w:ascii="Times New Roman" w:hAnsi="Times New Roman" w:cs="Times New Roman" w:eastAsia="Times New Roman"/>
-          <w:b/>
-          <w:sz w:val="44"/>
-          <w:rtl/>
-        </w:rPr>
-        <w:t>الدعاء الثالث</w:t>
-      </w:r>
-    </w:p>
-    <w:p>
-      <w:pPr>
-        <w:jc w:val="right"/>
-      </w:pPr>
-      <w:r>
-        <w:rPr>
-          <w:rFonts w:ascii="Times New Roman" w:hAnsi="Times New Roman" w:cs="Times New Roman" w:eastAsia="Times New Roman"/>
-          <w:sz w:val="24"/>
-          <w:rtl/>
-        </w:rPr>
-        <w:t>ذكر بنفس قوة عِدّية يس:</w:t>
-      </w:r>
-    </w:p>
-    <w:p>
-      <w:pPr>
-        <w:jc w:val="right"/>
-      </w:pPr>
-      <w:r>
-        <w:rPr>
-          <w:rFonts w:ascii="Times New Roman" w:hAnsi="Times New Roman" w:cs="Times New Roman" w:eastAsia="Times New Roman"/>
-          <w:sz w:val="24"/>
-          <w:rtl/>
-        </w:rPr>
-        <w:t xml:space="preserve">«بسم الله الرحمن الرحيم» </w:t>
-      </w:r>
-      <w:r>
-        <w:rPr>
-          <w:rFonts w:ascii="Times New Roman" w:hAnsi="Times New Roman" w:cs="Times New Roman" w:eastAsia="Times New Roman"/>
-          <w:b/>
-          <w:color w:val="3B5BA5"/>
-          <w:sz w:val="24"/>
-          <w:rtl/>
-        </w:rPr>
-        <w:t>(19 مرة)</w:t>
-      </w:r>
-      <w:r>
-        <w:rPr>
-          <w:rFonts w:ascii="Times New Roman" w:hAnsi="Times New Roman" w:cs="Times New Roman" w:eastAsia="Times New Roman"/>
-          <w:sz w:val="24"/>
-          <w:rtl/>
-        </w:rPr>
-        <w:t xml:space="preserve">، «حسبنا الله ونعم الوكيل» </w:t>
-      </w:r>
-      <w:r>
-        <w:rPr>
-          <w:rFonts w:ascii="Times New Roman" w:hAnsi="Times New Roman" w:cs="Times New Roman" w:eastAsia="Times New Roman"/>
-          <w:b/>
-          <w:color w:val="3B5BA5"/>
-          <w:sz w:val="24"/>
-          <w:rtl/>
-        </w:rPr>
-        <w:t>(19 مرة)</w:t>
-      </w:r>
-      <w:r>
-        <w:rPr>
-          <w:rFonts w:ascii="Times New Roman" w:hAnsi="Times New Roman" w:cs="Times New Roman" w:eastAsia="Times New Roman"/>
-          <w:sz w:val="24"/>
-          <w:rtl/>
-        </w:rPr>
-        <w:t xml:space="preserve">، «اللهم صلِّ على محمد» </w:t>
-      </w:r>
-      <w:r>
-        <w:rPr>
-          <w:rFonts w:ascii="Times New Roman" w:hAnsi="Times New Roman" w:cs="Times New Roman" w:eastAsia="Times New Roman"/>
-          <w:b/>
-          <w:color w:val="3B5BA5"/>
-          <w:sz w:val="24"/>
-          <w:rtl/>
-        </w:rPr>
-        <w:t>(19 مرة)</w:t>
-      </w:r>
-      <w:r>
-        <w:rPr>
-          <w:rFonts w:ascii="Times New Roman" w:hAnsi="Times New Roman" w:cs="Times New Roman" w:eastAsia="Times New Roman"/>
-          <w:sz w:val="24"/>
-          <w:rtl/>
-        </w:rPr>
-        <w:t xml:space="preserve">، «اللهم عليك بمن ظلمني واعتدى علي» </w:t>
-      </w:r>
-      <w:r>
-        <w:rPr>
-          <w:rFonts w:ascii="Times New Roman" w:hAnsi="Times New Roman" w:cs="Times New Roman" w:eastAsia="Times New Roman"/>
-          <w:b/>
-          <w:color w:val="3B5BA5"/>
-          <w:sz w:val="24"/>
-          <w:rtl/>
-        </w:rPr>
-        <w:t>(19 مرة)</w:t>
+        <w:t xml:space="preserve">﴿كُلُوا وَاشْرَبُوا هَنِيئًا بِمَا أَسْلَفْتُمْ فِي الْأَيَّامِ الْخَالِيَةِ﴾</w:t>
+      </w:r>
+      <w:r>
+        <w:rPr>
+          <w:rFonts w:ascii="Times New Roman" w:cs="Times New Roman" w:eastAsia="Times New Roman" w:hAnsi="Times New Roman"/>
+          <w:sz w:val="24"/>
+          <w:szCs w:val="24"/>
+          <w:rtl/>
+        </w:rPr>
+        <w:t xml:space="preserve">. اللهم اجعله من الذين سعدوا في الجنة خالدين فيها ما دامت السماوات والأرض. اللهم شفّع فيه نبينا ومصطفاك، واحشره تحت لوائه، واسقه من يده الشريفة شربة هنيئة لا يظمأ بعدها أبدًا. اللهم إنه كان مصليًا لك فثبّته على الصراط يوم تزل الأقدام، وإن كان صائمًا فأدخله الجنة من باب الريان، وإن كان لكتابك تاليًا وسامعًا فشفّع فيه القرآن وارحمه من النيران، واجعله يرتقي في الجنة إلى آخر آية قرأها أو سمعها وآخر حرف تلاه. اللهم ارزقه بكل حرف من القرآن حلاوة، وبكل كلمة كرامة، وبكل آية سعادة، وبكل سورة سلامة، وبكل جزء جزاءً. اللهم اغفر لحيّنا وميتنا، وشاهدنا وغائبنا، وصغيرنا وكبيرنا، وذكرنا وأنثانا. اللهم من أحييته منا فأحيه على الإسلام، ومن توفيته منا فتوفه على الإيمان. اللهم لا تحرمنا أجره، ولا تُضلّنا بعده. اللهم انزل على أهله الصبر والسلوان، وأرضهم بقضائك، وثبّتهم على القول الثابت في الحياة الدنيا وفي الآخرة. اللهم صلِّ وسلم وبارك على سيدنا محمد وعلى آله وصحبه وسلم إلى يوم الدين.</w:t>
       </w:r>
     </w:p>
     <w:p>
@@ -20217,7 +19947,7 @@
           <w:szCs w:val="36"/>
           <w:rtl/>
         </w:rPr>
-        <w:t>25. صلاة الاثنتي عشرة ركعة</w:t>
+        <w:t>25. عِدّية يس</w:t>
       </w:r>
     </w:p>
     <w:p>
@@ -20251,49 +19981,23 @@
           <w:szCs w:val="24"/>
           <w:rtl/>
         </w:rPr>
-        <w:t xml:space="preserve">12 ركعة: تصلي ركعتين وتسلّم، ثم تُكرر، وفي آخر صلاة يُقال بعد التشهد: «لا إله إلا أنت يا حنان يا منان يا بديع السماوات والأرض يا ذا الجلال والإكرام، اللهم صلِّ على محمد وعلى آل محمد»، ثم تسجد وتقول: الفاتحة </w:t>
-      </w:r>
-      <w:r>
-        <w:rPr>
-          <w:rFonts w:ascii="Times New Roman" w:cs="Times New Roman" w:eastAsia="Times New Roman" w:hAnsi="Times New Roman"/>
-          <w:b/>
-          <w:bCs/>
-          <w:color w:val="3B5BA5"/>
-          <w:sz w:val="24"/>
-          <w:szCs w:val="24"/>
-          <w:rtl/>
-        </w:rPr>
-        <w:t xml:space="preserve">(7 مرات)</w:t>
-      </w:r>
-      <w:r>
-        <w:rPr>
-          <w:rFonts w:ascii="Times New Roman" w:cs="Times New Roman" w:eastAsia="Times New Roman" w:hAnsi="Times New Roman"/>
-          <w:sz w:val="24"/>
-          <w:szCs w:val="24"/>
-          <w:rtl/>
-        </w:rPr>
-        <w:t xml:space="preserve">، ثم آية الكرسي </w:t>
-      </w:r>
-      <w:r>
-        <w:rPr>
-          <w:rFonts w:ascii="Times New Roman" w:cs="Times New Roman" w:eastAsia="Times New Roman" w:hAnsi="Times New Roman"/>
-          <w:b/>
-          <w:bCs/>
-          <w:color w:val="3B5BA5"/>
-          <w:sz w:val="24"/>
-          <w:szCs w:val="24"/>
-          <w:rtl/>
-        </w:rPr>
-        <w:t xml:space="preserve">(7 مرات)</w:t>
-      </w:r>
-      <w:r>
-        <w:rPr>
-          <w:rFonts w:ascii="Times New Roman" w:cs="Times New Roman" w:eastAsia="Times New Roman" w:hAnsi="Times New Roman"/>
-          <w:sz w:val="24"/>
-          <w:szCs w:val="24"/>
-          <w:rtl/>
-        </w:rPr>
-        <w:t xml:space="preserve">: </w:t>
+        <w:t xml:space="preserve">عِدّية يس — قراءة سورة يس كاملة مع تكرار آيات وأدعية بينية في مواضع محددة، لقضاء الحاجة والحماية من الحسد والكفاية من الناس. المواضع الملوّنة بالأحمر هي التعليمات والأدعية التي تُقال أثناء القراءة (وليست من نص السورة):</w:t>
+      </w:r>
+    </w:p>
+    <w:p>
+      <w:pPr>
+        <w:bidi/>
+        <w:spacing w:after="200" w:line="340"/>
+        <w:jc w:val="right"/>
+      </w:pPr>
+      <w:r>
+        <w:rPr>
+          <w:rFonts w:ascii="Times New Roman" w:cs="Times New Roman" w:eastAsia="Times New Roman" w:hAnsi="Times New Roman"/>
+          <w:sz w:val="24"/>
+          <w:szCs w:val="24"/>
+          <w:rtl/>
+        </w:rPr>
+        <w:t xml:space="preserve">يٓسٓ ۚ وَٱلۡقُرۡءَانِ ٱلۡحَكِيمِ (1)إِنَّكَ لَمِنَ ٱلۡمُرۡسَلِينَ (2)عَلَىٰ صِرَٰطٖ مُّسۡتَقِيمٖ (3)تَنزِيلَ ٱلۡعَزِيزِ ٱلرَّحِيمِ (4)لِتُنذِرَ قَوۡمٗا مَّآ أُنذِرَ ءَابَآؤُهُمۡ فَهُمۡ غَٰفِلُونَ (5)لَقَدۡ حَقَّ ٱلۡقَوۡلُ عَلَىٰٓ أَكۡثَرِهِمۡ فَهُمۡ لَا يُؤۡمِنُونَ (6)إِنَّا جَعَلۡنَا فِيٓ أَعۡنَٰقِهِمۡ أَغۡلَٰلٗا فَهِيَ إِلَى ٱلۡأَذۡقَانِ فَهُم مُّقۡمَحُونَ (7)وَجَعَلۡنَا مِنۢ بَيۡنِ أَيۡدِيهِمۡ سَدّٗا وَمِنۡ خَلۡفِهِمۡ سَدّٗا فَأَغۡشَيۡنَٰهُمۡ فَهُمۡ لَا يُبۡصِرُونَ (8) </w:t>
       </w:r>
       <w:r>
         <w:rPr>
@@ -20305,37 +20009,435 @@
           <w:szCs w:val="24"/>
           <w:rtl/>
         </w:rPr>
-        <w:t xml:space="preserve">﴿اللَّهُ لَا إِلَٰهَ إِلَّا هُوَ الْحَيُّ الْقَيُّومُ لَا تَأْخُذُهُ سِنَةٌ وَلَا نَوْمٌ لَّهُ مَا فِي السَّمَاوَاتِ وَمَا فِي الْأَرْضِ مَن ذَا الَّذِي يَشْفَعُ عِندَهُ إِلَّا بِإِذْنِهِ يَعْلَمُ مَا بَيْنَ أَيْدِيهِمْ وَمَا خَلْفَهُمْ وَلَا يُحِيطُونَ بِشَيْءٍ مِّنْ عِلْمِهِ إِلَّا بِمَا شَاءَ وَسِعَ كُرْسِيُّهُ السَّمَاوَاتِ وَالْأَرْضَ وَلَا يَئُودُهُ حِفْظُهُمَا وَهُوَ الْعَلِيُّ الْعَظِيمُ﴾</w:t>
-      </w:r>
-      <w:r>
-        <w:rPr>
-          <w:rFonts w:ascii="Times New Roman" w:cs="Times New Roman" w:eastAsia="Times New Roman" w:hAnsi="Times New Roman"/>
-          <w:sz w:val="24"/>
-          <w:szCs w:val="24"/>
-          <w:rtl/>
-        </w:rPr>
-        <w:t xml:space="preserve">، ثم «لا إله إلا الله وحده لا شريك له، له الملك وله الحمد وهو على كل شيء قدير» </w:t>
-      </w:r>
-      <w:r>
-        <w:rPr>
-          <w:rFonts w:ascii="Times New Roman" w:cs="Times New Roman" w:eastAsia="Times New Roman" w:hAnsi="Times New Roman"/>
-          <w:b/>
-          <w:bCs/>
-          <w:color w:val="3B5BA5"/>
-          <w:sz w:val="24"/>
-          <w:szCs w:val="24"/>
-          <w:rtl/>
-        </w:rPr>
-        <w:t xml:space="preserve">(10 مرات)</w:t>
-      </w:r>
-      <w:r>
-        <w:rPr>
-          <w:rFonts w:ascii="Times New Roman" w:cs="Times New Roman" w:eastAsia="Times New Roman" w:hAnsi="Times New Roman"/>
-          <w:sz w:val="24"/>
-          <w:szCs w:val="24"/>
-          <w:rtl/>
-        </w:rPr>
-        <w:t xml:space="preserve">، ثم «اللهم إني أسألك بمعاقد العز من عرشك، ومنتهى الرحمة من كتابك، واسمك الأعظم، وجدك الأعلى، وكلماتك التامات» ثم الدعاء</w:t>
+        <w:t xml:space="preserve">(تُردد هذه الآية مرة واحدة) ثم تُدعى: «اللهم بيمن نوره وسره في خلقه وسره في الجسد، أخفِ عني أعين الناظرين وقلوب الحاسدين والباغين، واحفظني كما حفظت الروح في الجسد، وإنك على كل شيء قدير»</w:t>
+      </w:r>
+      <w:r>
+        <w:rPr>
+          <w:rFonts w:ascii="Times New Roman" w:cs="Times New Roman" w:eastAsia="Times New Roman" w:hAnsi="Times New Roman"/>
+          <w:sz w:val="24"/>
+          <w:szCs w:val="24"/>
+          <w:rtl/>
+        </w:rPr>
+        <w:t xml:space="preserve"> وَسَوَآءٌ عَلَيۡهِمۡ ءَأَنذَرۡتَهُمۡ أَمۡ لَمۡ تُنذِرۡهُمۡ لَا يُؤۡمِنُونَ (9) </w:t>
+      </w:r>
+      <w:r>
+        <w:rPr>
+          <w:rFonts w:ascii="Times New Roman" w:cs="Times New Roman" w:eastAsia="Times New Roman" w:hAnsi="Times New Roman"/>
+          <w:b/>
+          <w:bCs/>
+          <w:color w:val="B23A2E"/>
+          <w:sz w:val="24"/>
+          <w:szCs w:val="24"/>
+          <w:rtl/>
+        </w:rPr>
+        <w:t xml:space="preserve">(تُردد هذه الآية 3 مرات)</w:t>
+      </w:r>
+      <w:r>
+        <w:rPr>
+          <w:rFonts w:ascii="Times New Roman" w:cs="Times New Roman" w:eastAsia="Times New Roman" w:hAnsi="Times New Roman"/>
+          <w:sz w:val="24"/>
+          <w:szCs w:val="24"/>
+          <w:rtl/>
+        </w:rPr>
+        <w:t xml:space="preserve"> إِنَّمَا تُنذِرُ مَنِ ٱتَّبَعَ ٱلذِّكۡرَ وَخَشِيَ ٱلرَّحۡمَٰنَ بِٱلۡغَيۡبِۖ فَبَشِّرۡهُ بِمَغۡفِرَةٖ وَأَجۡرٖ كَرِيمٍ (11)إِنَّا نَحۡنُ نُحۡيِ ٱلۡمَوۡتَىٰ وَنَكۡتُبُ مَا قَدَّمُواْ وَءَاثَٰرَهُمۡۚ وَكُلَّ شَيۡءٍ أَحۡصَيۡنَٰهُ فِيٓ إِمَامٖ مُّبِينٖ (12)وَٱضۡرِبۡ لَهُم مَّثَلًا أَصۡحَٰبَ ٱلۡقَرۡيَةِ إِذۡ جَآءَهَا ٱلۡمُرۡسَلُونَ (13)إِذۡ أَرۡسَلۡنَآ إِلَيۡهِمُ ٱثۡنَيۡنِ فَكَذَّبُوهُمَا فَعَزَّزۡنَا بِثَالِثٖ فَقَالُوٓاْ إِنَّآ إِلَيۡكُم مُّرۡسَلُونَ (14)قَالُواْ مَآ أَنتُمۡ إِلَّا بَشَرٞ مِّثۡلُنَا وَمَآ أَنزَلَ ٱلرَّحۡمَٰنُ مِن شَيۡءٍ إِنۡ أَنتُمۡ إِلَّا تَكۡذِبُونَ (15)قَالُواْ رَبُّنَا يَعۡلَمُ إِنَّآ إِلَيۡكُمۡ لَمُرۡسَلُونَ (16)وَمَا عَلَيۡنَآ إِلَّا ٱلۡبَلَٰغُ ٱلۡمُبِينُ (17)قَالُوٓاْ إِنَّا تَطَيَّرۡنَا بِكُمۡۖ لَئِن لَّمۡ تَنتَهُواْ لَنَرۡجُمَنَّكُمۡ وَلَيَمَسَّنَّكُم مِّنَّا عَذَابٌ أَلِيمٞ (18)قَالُواْ طَـٰٓئِرُكُم مَّعَكُمۡ أَئِن ذُكِّرۡتُمۚ بَلۡ أَنتُمۡ قَوۡمٞ مُّسۡرِفُونَ (19)وَجَآءَ مِنۡ أَقۡصَا ٱلۡمَدِينَةِ رَجُلٞ يَسۡعَىٰ قَالَ يَٰقَوۡمِ ٱتَّبِعُواْ ٱلۡمُرۡسَلِينَ (20)ٱتَّبِعُواْ مَن لَّا يَسۡـَٔلُكُمۡ أَجۡرٗا وَهُم مُّهۡتَدُونَ (21)وَمَا لِيَ لَآ أَعۡبُدُ ٱلَّذِي فَطَرَنِي وَإِلَيۡهِ تُرۡجَعُونَ (22)ءَأَتَّخِذُ مِن دُونِهِۦٓ ءَالِهَةً إِن يُرِدۡنِ ٱلرَّحۡمَٰنُ بِضُرّٖ لَّا تُغۡنِ عَنِّي شَفَٰعَتُهُمۡ شَيۡـٔٗا وَلَا يُنقِذُونِ (23)إِنِّيٓ إِذٗا لَّفِي ضَلَٰلٖ مُّبِينٍ (24)إِنِّيٓ ءَامَنتُ بِرَبِّكُمۡ فَٱسۡمَعُونِ (25)قِيلَ ٱدۡخُلِ ٱلۡجَنَّةَۖ قَالَ يَٰلَيۡتَ قَوۡمِي يَعۡلَمُونَ (26) </w:t>
+      </w:r>
+      <w:r>
+        <w:rPr>
+          <w:rFonts w:ascii="Times New Roman" w:cs="Times New Roman" w:eastAsia="Times New Roman" w:hAnsi="Times New Roman"/>
+          <w:b/>
+          <w:bCs/>
+          <w:color w:val="B23A2E"/>
+          <w:sz w:val="24"/>
+          <w:szCs w:val="24"/>
+          <w:rtl/>
+        </w:rPr>
+        <w:t xml:space="preserve">(تُردد هذه الآية مرة واحدة) ثم تُدعى: «اللهم أكرمني بقضاء حاجتي» (ويُسمّي حاجته) «واكرمني بطاعتك يا ذا الجلال والإكرام»</w:t>
+      </w:r>
+      <w:r>
+        <w:rPr>
+          <w:rFonts w:ascii="Times New Roman" w:cs="Times New Roman" w:eastAsia="Times New Roman" w:hAnsi="Times New Roman"/>
+          <w:sz w:val="24"/>
+          <w:szCs w:val="24"/>
+          <w:rtl/>
+        </w:rPr>
+        <w:t xml:space="preserve"> بِمَا غَفَرَ لِي رَبِّي وَجَعَلَنِي مِنَ ٱلۡمُكۡرَمِينَ (27) </w:t>
+      </w:r>
+      <w:r>
+        <w:rPr>
+          <w:rFonts w:ascii="Times New Roman" w:cs="Times New Roman" w:eastAsia="Times New Roman" w:hAnsi="Times New Roman"/>
+          <w:b/>
+          <w:bCs/>
+          <w:color w:val="B23A2E"/>
+          <w:sz w:val="24"/>
+          <w:szCs w:val="24"/>
+          <w:rtl/>
+        </w:rPr>
+        <w:t xml:space="preserve">(تُردد هذه الآية 3 مرات)</w:t>
+      </w:r>
+      <w:r>
+        <w:rPr>
+          <w:rFonts w:ascii="Times New Roman" w:cs="Times New Roman" w:eastAsia="Times New Roman" w:hAnsi="Times New Roman"/>
+          <w:sz w:val="24"/>
+          <w:szCs w:val="24"/>
+          <w:rtl/>
+        </w:rPr>
+        <w:t xml:space="preserve"> وَمَآ أَنزَلۡنَا عَلَىٰ قَوۡمِهِۦ مِنۢ بَعۡدِهِۦ مِن جُندٖ مِّنَ ٱلسَّمَآءِ وَمَا كُنَّا مُنزِلِينَ (28)إِن كَانَتۡ إِلَّا صَيۡحَةٗ وَٰحِدَةٗ فَإِذَا هُمۡ خَٰمِدُونَ (29)يَٰحَسۡرَةً عَلَى ٱلۡعِبَادِۚ مَا يَأۡتِيهِم مِّن رَّسُولٍ إِلَّا كَانُواْ بِهِۦ يَسۡتَهۡزِءُونَ (30)أَلَمۡ يَرَوۡاْ كَمۡ أَهۡلَكۡنَا قَبۡلَهُم مِّنَ ٱلۡقُرُونِ أَنَّهُمۡ إِلَيۡهِمۡ لَا يَرۡجِعُونَ (31)وَإِن كُلّٞ لَّمَّا جَمِيعٞ لَّدَيۡنَا مُحۡضَرُونَ (32)وَءَايَةٞ لَّهُمُ ٱلۡأَرۡضُ ٱلۡمَيۡتَةُ أَحۡيَيۡنَٰهَا وَأَخۡرَجۡنَا مِنۡهَا حَبّٗا فَمِنۡهُ يَأۡكُلُونَ (33)وَجَعَلۡنَا فِيهَا جَنَّـٰتٖ مِّن نَّخِيلٖ وَأَعۡنَٰبٖ وَفَجَّرۡنَا فِيهَا مِنَ ٱلۡعُيُونِ (34)لِيَأۡكُلُواْ مِن ثَمَرِهِۦ وَمَا عَمِلَتۡهُ أَيۡدِيهِمۡۚ أَفَلَا يَشۡكُرُونَ (35)سُبۡحَٰنَ ٱلَّذِي خَلَقَ ٱلۡأَزۡوَٰجَ كُلَّهَا مِمَّا تُنۢبِتُ ٱلۡأَرۡضُ وَمِنۡ أَنفُسِهِمۡ وَمِمَّا لَا يَعۡلَمُونَ (36) وَءَايَةٞ لَّهُمُ ٱلَّيۡلُ نَسۡلَخُ مِنۡهُ ٱلنَّهَارَ فَإِذَا هُم مُّظۡلِمُونَ (37) </w:t>
+      </w:r>
+      <w:r>
+        <w:rPr>
+          <w:rFonts w:ascii="Times New Roman" w:cs="Times New Roman" w:eastAsia="Times New Roman" w:hAnsi="Times New Roman"/>
+          <w:b/>
+          <w:bCs/>
+          <w:color w:val="B23A2E"/>
+          <w:sz w:val="24"/>
+          <w:szCs w:val="24"/>
+          <w:rtl/>
+        </w:rPr>
+        <w:t xml:space="preserve">(تُردد هذه الآية 14 مرة) ثم تُدعى: «اللهم إني أسألك من فضلك الواسع وجودك السابغ أن تُغنيني عن جميع خلقك بالله» (تُردد هذه الآية 3 مرات)</w:t>
+      </w:r>
+      <w:r>
+        <w:rPr>
+          <w:rFonts w:ascii="Times New Roman" w:cs="Times New Roman" w:eastAsia="Times New Roman" w:hAnsi="Times New Roman"/>
+          <w:sz w:val="24"/>
+          <w:szCs w:val="24"/>
+          <w:rtl/>
+        </w:rPr>
+        <w:t xml:space="preserve"> وَٱلشَّمۡسُ تَجۡرِي لِمُسۡتَقَرّٖ لَّهَاۚ ذَٰلِكَ تَقۡدِيرُ ٱلۡعَزِيزِ ٱلۡعَلِيمِ (38)وَٱلۡقَمَرَ قَدَّرۡنَٰهُ مَنَازِلَ حَتَّىٰ عَادَ كَٱلۡعُرۡجُونِ ٱلۡقَدِيمِ (39)لَا ٱلشَّمۡسُ يَنۢبَغِي لَهَآ أَن تُدۡرِكَ ٱلۡقَمَرَ وَلَا ٱلَّيۡلُ سَابِقُ ٱلنَّهَارِۚ وَكُلّٞ فِي فَلَكٖ يَسۡبَحُونَ (40)وَءَايَةٞ لَّهُمۡ أَنَّا حَمَلۡنَا ذُرِّيَّتَهُمۡ فِي ٱلۡفُلۡكِ ٱلۡمَشۡحُونِ (41)وَخَلَقۡنَا لَهُم مِّن مِّثۡلِهِۦ مَا يَرۡكَبُونَ (42)وَإِن نَّشَأۡ نُغۡرِقۡهُمۡ فَلَا صَرِيخَ لَهُمۡ وَلَا هُمۡ يُنقَذُونَ (43)إِلَّا رَحۡمَةٗ مِّنَّا وَمَتَٰعًا إِلَىٰ حِينٖ (44)وَإِذَا قِيلَ لَهُمُ ٱتَّقُواْ مَا بَيۡنَ أَيۡدِيكُمۡ وَمَا خَلۡفَكُمۡ لَعَلَّكُمۡ تُرۡحَمُونَ (45)وَمَا تَأۡتِيهِم مِّنۡ ءَايَةٖ مِّنۡ ءَايَٰتِ رَبِّهِمۡ إِلَّا كَانُواْ عَنۡهَا مُعۡرِضِينَ (46)وَإِذَا قِيلَ لَهُمۡ أَنفِقُواْ مِمَّا رَزَقَكُمُ ٱللَّهُ قَالَ ٱلَّذِينَ كَفَرُواْ لِلَّذِينَ ءَامَنُوٓاْ أَنُطۡعِمُ مَن لَّوۡ يَشَآءُ ٱللَّهُ أَطۡعَمَهُۥٓ إِنۡ أَنتُمۡ إِلَّا فِي ضَلَٰلٖ مُّبِينٖ (47)وَيَقُولُونَ مَتَىٰ هَٰذَا ٱلۡوَعۡدُ إِن كُنتُمۡ صَٰدِقِينَ (48)مَا يَنظُرُونَ إِلَّا صَيۡحَةٗ وَٰحِدَةٗ تَأۡخُذُهُمۡ وَهُمۡ يَخِصِّمُونَ (49)فَلَا يَسۡتَطِيعُونَ تَوۡصِيَةٗ وَلَآ إِلَىٰٓ أَهۡلِهِمۡ يَرۡجِعُونَ (50)وَنُفِخَ فِي ٱلصُّورِ فَإِذَا هُم مِّنَ ٱلۡأَجۡدَاثِ إِلَىٰ رَبِّهِمۡ يَنسِلُونَ (51)قَالُواْ يَٰوَيۡلَنَا مَنۢ بَعَثَنَا مِن مَّرۡقَدِنَاۜۗ هَٰذَا مَا وَعَدَ ٱلرَّحۡمَٰنُ وَصَدَقَ ٱلۡمُرۡسَلُونَ (52)إِن كَانَتۡ إِلَّا صَيۡحَةٗ وَٰحِدَةٗ فَإِذَا هُمۡ جَمِيعٞ لَّدَيۡنَا مُحۡضَرُونَ (53)فَٱلۡيَوۡمَ لَا تُظۡلَمُ نَفۡسٞ شَيۡـٔٗا وَلَا تُجۡزَوۡنَ إِلَّا مَا كُنتُمۡ تَعۡمَلُونَ (54)إِنَّ أَصۡحَٰبَ ٱلۡجَنَّةِ ٱلۡيَوۡمَ فِي شُغُلٖ فَٰكِهُونَ (55)هُمۡ وَأَزۡوَٰجُهُمۡ فِي ظِلَٰلٍ عَلَى ٱلۡأَرَآئِكِ مُتَّكِـُٔونَ (56)لَهُمۡ فِيهَا فَٰكِهَةٞ وَلَهُم مَّا يَدَّعُونَ (57) سَلَٰمٞ قَوۡلٗا مِّن رَّبّٖ رَّحِيمٖ (58) </w:t>
+      </w:r>
+      <w:r>
+        <w:rPr>
+          <w:rFonts w:ascii="Times New Roman" w:cs="Times New Roman" w:eastAsia="Times New Roman" w:hAnsi="Times New Roman"/>
+          <w:b/>
+          <w:bCs/>
+          <w:color w:val="B23A2E"/>
+          <w:sz w:val="24"/>
+          <w:szCs w:val="24"/>
+          <w:rtl/>
+        </w:rPr>
+        <w:t xml:space="preserve">(تُردد هذه الآية 16 مرة) ثم تُدعى: «اللهم سلّمنا من آفات الدنيا وفتنها يا رب العالمين»</w:t>
+      </w:r>
+      <w:r>
+        <w:rPr>
+          <w:rFonts w:ascii="Times New Roman" w:cs="Times New Roman" w:eastAsia="Times New Roman" w:hAnsi="Times New Roman"/>
+          <w:sz w:val="24"/>
+          <w:szCs w:val="24"/>
+          <w:rtl/>
+        </w:rPr>
+        <w:t xml:space="preserve"> وَٱمۡتَٰزُواْ ٱلۡيَوۡمَ أَيُّهَا ٱلۡمُجۡرِمُونَ (59)أَلَمۡ أَعۡهَدۡ إِلَيۡكُمۡ يَٰبَنِيٓ ءَادَمَ أَن لَّا تَعۡبُدُواْ ٱلشَّيۡطَٰنَۖ إِنَّهُۥ لَكُمۡ عَدُوّٞ مُّبِينٞ (60)وَأَنِ ٱعۡبُدُونِيۚ هَٰذَا صِرَٰطٞ مُّسۡتَقِيمٞ (61)وَلَقَدۡ أَضَلَّ مِنكُمۡ جِبِلّٗا كَثِيرًاۖ أَفَلَمۡ تَكُونُواْ تَعۡقِلُونَ (62)هَٰذِهِۦ جَهَنَّمُ ٱلَّتِي كُنتُمۡ تُوعَدُونَ (63)ٱصۡلَوۡهَا ٱلۡيَوۡمَ بِمَا كُنتُمۡ تَكۡفُرُونَ (64)ٱلۡيَوۡمَ نَخۡتِمُ عَلَىٰٓ أَفۡوَٰهِهِمۡ وَتُكَلِّمُنَآ أَيۡدِيهِمۡ وَتَشۡهَدُ أَرۡجُلُهُم بِمَا كَانُواْ يَكۡسِبُونَ (65)وَلَوۡ نَشَآءُ لَطَمَسۡنَا عَلَىٰٓ أَعۡيُنِهِمۡ فَٱسۡتَبَقُواْ ٱلصِّرَٰطَ فَأَنَّىٰ يُبۡصِرُونَ (66)وَلَوۡ نَشَآءُ لَمَسَخۡنَٰهُمۡ عَلَىٰ مَكَانَتِهِمۡ فَمَا ٱسۡتَطَٰعُواْ مُضِيّٗا وَلَا يَرۡجِعُونَ (67)وَمَن نُّعَمِّرۡهُ نُنَكِّسۡهُ فِي ٱلۡخَلۡقِۚ أَفَلَا يَعۡقِلُونَ (68)وَمَا عَلَّمۡنَٰهُ ٱلشِّعۡرَ وَمَا يَنۢبَغِي لَهُۥٓۚ إِنۡ هُوَ إِلَّا ذِكۡرٞ وَقُرۡءَانٞ مُّبِينٞ (69)لِّيُنذِرَ مَن كَانَ حَيّٗا وَيَحِقَّ ٱلۡقَوۡلُ عَلَى ٱلۡكَٰفِرِينَ (70)أَوَلَمۡ يَرَوۡاْ أَنَّا خَلَقۡنَا لَهُم مِّمَّا عَمِلَتۡ أَيۡدِينَآ أَنۡعَٰمٗا فَهُمۡ لَهَا مَٰلِكُونَ (71)وَذَلَّلۡنَٰهَا لَهُمۡ فَمِنۡهَا رَكُوبُهُمۡ وَمِنۡهَا يَأۡكُلُونَ (72)وَلَهُمۡ فِيهَا مَنَٰفِعُ وَمَشَارِبُۚ أَفَلَا يَشۡكُرُونَ (73)وَٱتَّخَذُواْ مِن دُونِ ٱللَّهِ ءَالِهَةٗ لَّعَلَّهُمۡ يُنصَرُونَ (74)لَا يَسۡتَطِيعُونَ نَصۡرَهُمۡ وَهُمۡ لَهُمۡ جُندٞ مُّحۡضَرُونَ (75)فَلَا يَحۡزُنكَ قَوۡلُهُمۡۘ إِنَّا نَعۡلَمُ مَا يُسِرُّونَ وَمَا يُعۡلِنُونَ (76)أَوَلَمۡ يَرَ ٱلۡإِنسَٰنُ أَنَّا خَلَقۡنَٰهُ مِن نُّطۡفَةٖ فَإِذَا هُوَ خَصِيمٞ مُّبِينٞ (77)وَضَرَبَ لَنَا مَثَلٗا وَنَسِيَ خَلۡقَهُۥۖ قَالَ مَن يُحۡيِ ٱلۡعِظَٰمَ وَهِيَ رَمِيمٞ (78)قُلۡ يُحۡيِيهَا ٱلَّذِيٓ أَنشَأَهَآ أَوَّلَ مَرَّةٖۖ وَهُوَ بِكُلِّ خَلۡقٍ عَلِيمٌ (79)ٱلَّذِي جَعَلَ لَكُم مِّنَ ٱلشَّجَرِ ٱلۡأَخۡضَرِ نَارٗا فَإِذَآ أَنتُم مِّنۡهُ تُوقِدُونَ (80)أَوَلَيۡسَ ٱلَّذِي خَلَقَ ٱلسَّمَٰوَٰتِ وَٱلۡأَرۡضَ بِقَٰدِرٍ عَلَىٰٓ أَن يَخۡلُقَ مِثۡلَهُمۖ بَلَىٰ وَهُوَ ٱلۡخَلَّـٰقُ ٱلۡعَلِيمُ (81)إِنَّمَآ أَمۡرُهُۥٓ إِذَآ أَرَادَ شَيۡـًٔا أَن يَقُولَ لَهُۥ كُن فَيَكُونُ (82)فَسُبۡحَٰنَ ٱلَّذِي بِيَدِهِۦ مَلَكُوتُ كُلِّ شَيۡءٖ وَإِلَيۡهِ تُرۡجَعُونَ (83) </w:t>
+      </w:r>
+      <w:r>
+        <w:rPr>
+          <w:rFonts w:ascii="Times New Roman" w:cs="Times New Roman" w:eastAsia="Times New Roman" w:hAnsi="Times New Roman"/>
+          <w:b/>
+          <w:bCs/>
+          <w:color w:val="B23A2E"/>
+          <w:sz w:val="24"/>
+          <w:szCs w:val="24"/>
+          <w:rtl/>
+        </w:rPr>
+        <w:t xml:space="preserve">ثم يُختم بالدعاء الآتي: «سبحان المنفّس عن كل مهموم، سبحان العليم بما كان وما يكون، سبحان سبحان من إذا أراد شيئًا قال له كن فيكون، سبحان الذي بيده ملكوت كل شيء وإليه تُرجعون، يا صمد يا إلهي، يا صمد معتمدي، اقضِ حاجتي» (ويذكرها) «... بحق يس، ومن أنزلها، ومن نزلت عليه، ومن نزلت به»</w:t>
+      </w:r>
+    </w:p>
+    <w:p>
+      <w:pPr>
+        <w:bidi/>
+        <w:spacing w:after="120" w:before="320"/>
+        <w:jc w:val="right"/>
+      </w:pPr>
+      <w:r>
+        <w:rPr>
+          <w:rFonts w:ascii="Times New Roman" w:cs="Times New Roman" w:eastAsia="Times New Roman" w:hAnsi="Times New Roman"/>
+          <w:b/>
+          <w:bCs/>
+          <w:sz w:val="44"/>
+          <w:szCs w:val="44"/>
+          <w:rtl/>
+        </w:rPr>
+        <w:t xml:space="preserve">الدعاء الثاني</w:t>
+      </w:r>
+    </w:p>
+    <w:p>
+      <w:pPr>
+        <w:bidi/>
+        <w:spacing w:after="200" w:line="340"/>
+        <w:jc w:val="right"/>
+      </w:pPr>
+      <w:r>
+        <w:rPr>
+          <w:rFonts w:ascii="Times New Roman" w:cs="Times New Roman" w:eastAsia="Times New Roman" w:hAnsi="Times New Roman"/>
+          <w:sz w:val="24"/>
+          <w:szCs w:val="24"/>
+          <w:rtl/>
+        </w:rPr>
+        <w:t xml:space="preserve">عِدّية يس (صيغة أخرى):</w:t>
+      </w:r>
+    </w:p>
+    <w:p>
+      <w:pPr>
+        <w:bidi/>
+        <w:spacing w:after="200" w:line="340"/>
+        <w:jc w:val="right"/>
+      </w:pPr>
+      <w:r>
+        <w:rPr>
+          <w:rFonts w:ascii="Times New Roman" w:cs="Times New Roman" w:eastAsia="Times New Roman" w:hAnsi="Times New Roman"/>
+          <w:sz w:val="24"/>
+          <w:szCs w:val="24"/>
+          <w:rtl/>
+        </w:rPr>
+        <w:t xml:space="preserve">1. «يس ۚ وَالْقُرْآنِ الْحَكِيمِ» تُكرر</w:t>
+      </w:r>
+      <w:r>
+        <w:rPr>
+          <w:rFonts w:ascii="Times New Roman" w:cs="Times New Roman" w:eastAsia="Times New Roman" w:hAnsi="Times New Roman"/>
+          <w:b/>
+          <w:bCs/>
+          <w:color w:val="3B5BA5"/>
+          <w:sz w:val="24"/>
+          <w:szCs w:val="24"/>
+          <w:rtl/>
+        </w:rPr>
+        <w:t xml:space="preserve"> 7 مرات</w:t>
+      </w:r>
+      <w:r>
+        <w:rPr>
+          <w:rFonts w:ascii="Times New Roman" w:cs="Times New Roman" w:eastAsia="Times New Roman" w:hAnsi="Times New Roman"/>
+          <w:sz w:val="24"/>
+          <w:szCs w:val="24"/>
+          <w:rtl/>
+        </w:rPr>
+        <w:t xml:space="preserve">.</w:t>
+      </w:r>
+    </w:p>
+    <w:p>
+      <w:pPr>
+        <w:bidi/>
+        <w:spacing w:after="200" w:line="340"/>
+        <w:jc w:val="right"/>
+      </w:pPr>
+      <w:r>
+        <w:rPr>
+          <w:rFonts w:ascii="Times New Roman" w:cs="Times New Roman" w:eastAsia="Times New Roman" w:hAnsi="Times New Roman"/>
+          <w:sz w:val="24"/>
+          <w:szCs w:val="24"/>
+          <w:rtl/>
+        </w:rPr>
+        <w:t xml:space="preserve">2. نقرأ حتى نصل إلى قوله تعالى ﴿ذَٰلِكَ تَقْدِيرُ الْعَزِيزِ الْعَلِيمِ﴾، وتُكرر</w:t>
+      </w:r>
+      <w:r>
+        <w:rPr>
+          <w:rFonts w:ascii="Times New Roman" w:cs="Times New Roman" w:eastAsia="Times New Roman" w:hAnsi="Times New Roman"/>
+          <w:b/>
+          <w:bCs/>
+          <w:color w:val="3B5BA5"/>
+          <w:sz w:val="24"/>
+          <w:szCs w:val="24"/>
+          <w:rtl/>
+        </w:rPr>
+        <w:t xml:space="preserve"> 3 مرات</w:t>
+      </w:r>
+      <w:r>
+        <w:rPr>
+          <w:rFonts w:ascii="Times New Roman" w:cs="Times New Roman" w:eastAsia="Times New Roman" w:hAnsi="Times New Roman"/>
+          <w:sz w:val="24"/>
+          <w:szCs w:val="24"/>
+          <w:rtl/>
+        </w:rPr>
+        <w:t xml:space="preserve">، ثم نقول بعد كل مرة هذا الدعاء: «اللهم قدّر لنا الخير، وارزقنا من حيث لا ندري ولا نحتسب، يا خير الرازقين»</w:t>
+      </w:r>
+    </w:p>
+    <w:p>
+      <w:pPr>
+        <w:bidi/>
+        <w:spacing w:after="200" w:line="340"/>
+        <w:jc w:val="right"/>
+      </w:pPr>
+      <w:r>
+        <w:rPr>
+          <w:rFonts w:ascii="Times New Roman" w:cs="Times New Roman" w:eastAsia="Times New Roman" w:hAnsi="Times New Roman"/>
+          <w:sz w:val="24"/>
+          <w:szCs w:val="24"/>
+          <w:rtl/>
+        </w:rPr>
+        <w:t xml:space="preserve">3. ونكمل القراءة حتى نصل إلى قوله تعالى ﴿سَلَامٌ قَوْلًا مِّن رَّبٍّ رَّحِيمٍ﴾، تُقرأ</w:t>
+      </w:r>
+      <w:r>
+        <w:rPr>
+          <w:rFonts w:ascii="Times New Roman" w:cs="Times New Roman" w:eastAsia="Times New Roman" w:hAnsi="Times New Roman"/>
+          <w:b/>
+          <w:bCs/>
+          <w:color w:val="3B5BA5"/>
+          <w:sz w:val="24"/>
+          <w:szCs w:val="24"/>
+          <w:rtl/>
+        </w:rPr>
+        <w:t xml:space="preserve"> 7 مرات</w:t>
+      </w:r>
+      <w:r>
+        <w:rPr>
+          <w:rFonts w:ascii="Times New Roman" w:cs="Times New Roman" w:eastAsia="Times New Roman" w:hAnsi="Times New Roman"/>
+          <w:sz w:val="24"/>
+          <w:szCs w:val="24"/>
+          <w:rtl/>
+        </w:rPr>
+        <w:t xml:space="preserve">، وبعد كل مرة نقول هذا الدعاء: «اللهم سلّمنا من فتن الدنيا وعذاب الآخرة»</w:t>
+      </w:r>
+    </w:p>
+    <w:p>
+      <w:pPr>
+        <w:bidi/>
+        <w:spacing w:after="200" w:line="340"/>
+        <w:jc w:val="right"/>
+      </w:pPr>
+      <w:r>
+        <w:rPr>
+          <w:rFonts w:ascii="Times New Roman" w:cs="Times New Roman" w:eastAsia="Times New Roman" w:hAnsi="Times New Roman"/>
+          <w:sz w:val="24"/>
+          <w:szCs w:val="24"/>
+          <w:rtl/>
+        </w:rPr>
+        <w:t xml:space="preserve">4. ونكمل القراءة حتى نصل إلى قوله تعالى ﴿أَوَلَيْسَ الَّذِي خَلَقَ السَّمَاوَاتِ وَالْأَرْضَ بِقَادِرٍ عَلَىٰ أَن يَخْلُقَ مِثْلَهُم بَلَىٰ﴾، تُقال</w:t>
+      </w:r>
+      <w:r>
+        <w:rPr>
+          <w:rFonts w:ascii="Times New Roman" w:cs="Times New Roman" w:eastAsia="Times New Roman" w:hAnsi="Times New Roman"/>
+          <w:b/>
+          <w:bCs/>
+          <w:color w:val="3B5BA5"/>
+          <w:sz w:val="24"/>
+          <w:szCs w:val="24"/>
+          <w:rtl/>
+        </w:rPr>
+        <w:t xml:space="preserve"> 3 مرات</w:t>
+      </w:r>
+      <w:r>
+        <w:rPr>
+          <w:rFonts w:ascii="Times New Roman" w:cs="Times New Roman" w:eastAsia="Times New Roman" w:hAnsi="Times New Roman"/>
+          <w:sz w:val="24"/>
+          <w:szCs w:val="24"/>
+          <w:rtl/>
+        </w:rPr>
+        <w:t xml:space="preserve">، ثم يُقال بعد كل مرة هذا الدعاء: «والله قادر على أن يأتي بالفرج العظيم، ويفكّ كروبنا وكروب المكروبين، ويقضي حوائجنا وحوائج السائلين، ويقضي الدين عن المدينين»</w:t>
+      </w:r>
+    </w:p>
+    <w:p>
+      <w:pPr>
+        <w:bidi/>
+        <w:spacing w:after="200" w:line="340"/>
+        <w:jc w:val="right"/>
+      </w:pPr>
+      <w:r>
+        <w:rPr>
+          <w:rFonts w:ascii="Times New Roman" w:cs="Times New Roman" w:eastAsia="Times New Roman" w:hAnsi="Times New Roman"/>
+          <w:sz w:val="24"/>
+          <w:szCs w:val="24"/>
+          <w:rtl/>
+        </w:rPr>
+        <w:t xml:space="preserve">بعد الانتهاء من قراءة السورة كاملة، يُقال هذا الدعاء: «سبحان العالم لكل مكنون، والقاضي لكل الديون، سبحان من قوله كن فيكون، اللهم إني أسألك وأتوجه إليك بحبيبك سيدنا محمد صلى الله عليه وسلم أن تسخّر لي قلب من أحوجتني إليه، ومن بيده من البشر قضاء حاجتي، وأن تكفني اللهم شر من يقدر علي ولا أقدر عليه، يا من بيده ملكوت كل شيء أنت العالم به والقادر عليه، اللهم بحق نبيك سيدنا محمد صلى الله عليه وسلم الذي أنزلت عليه سورة يس أن تجعلني في كل أمر وشدة غالبًا يا رب غالبًا، وأن تمنّ علي بسرعة العطاء وتحقيق الرجاء، اللهم صلِّ وسلم وبارك على سيدنا محمد بقدر حبك فيه، وبجاهه فرّج عني ما أنا فيه، جئت أتوسل إليك بقدر النبي الكريم وبسر بسم الله الرحمن الرحيم، يس والقرآن الحكيم». وفي النهاية تُسمّى الشيء الذي تريده من الله، وتقول: «آخر دعوانا أن الحمد لله رب العالمين»</w:t>
+      </w:r>
+    </w:p>
+    <w:p>
+      <w:pPr>
+        <w:jc w:val="right"/>
+      </w:pPr>
+      <w:r>
+        <w:rPr>
+          <w:rFonts w:ascii="Times New Roman" w:hAnsi="Times New Roman" w:cs="Times New Roman" w:eastAsia="Times New Roman"/>
+          <w:b/>
+          <w:sz w:val="44"/>
+          <w:rtl/>
+        </w:rPr>
+        <w:t>الدعاء الثالث</w:t>
+      </w:r>
+    </w:p>
+    <w:p>
+      <w:pPr>
+        <w:jc w:val="right"/>
+      </w:pPr>
+      <w:r>
+        <w:rPr>
+          <w:rFonts w:ascii="Times New Roman" w:hAnsi="Times New Roman" w:cs="Times New Roman" w:eastAsia="Times New Roman"/>
+          <w:sz w:val="24"/>
+          <w:rtl/>
+        </w:rPr>
+        <w:t>ذكر بنفس قوة عِدّية يس:</w:t>
+      </w:r>
+    </w:p>
+    <w:p>
+      <w:pPr>
+        <w:jc w:val="right"/>
+      </w:pPr>
+      <w:r>
+        <w:rPr>
+          <w:rFonts w:ascii="Times New Roman" w:hAnsi="Times New Roman" w:cs="Times New Roman" w:eastAsia="Times New Roman"/>
+          <w:sz w:val="24"/>
+          <w:rtl/>
+        </w:rPr>
+        <w:t xml:space="preserve">«بسم الله الرحمن الرحيم» </w:t>
+      </w:r>
+      <w:r>
+        <w:rPr>
+          <w:rFonts w:ascii="Times New Roman" w:hAnsi="Times New Roman" w:cs="Times New Roman" w:eastAsia="Times New Roman"/>
+          <w:b/>
+          <w:color w:val="3B5BA5"/>
+          <w:sz w:val="24"/>
+          <w:rtl/>
+        </w:rPr>
+        <w:t>(19 مرة)</w:t>
+      </w:r>
+      <w:r>
+        <w:rPr>
+          <w:rFonts w:ascii="Times New Roman" w:hAnsi="Times New Roman" w:cs="Times New Roman" w:eastAsia="Times New Roman"/>
+          <w:sz w:val="24"/>
+          <w:rtl/>
+        </w:rPr>
+        <w:t xml:space="preserve">، «حسبنا الله ونعم الوكيل» </w:t>
+      </w:r>
+      <w:r>
+        <w:rPr>
+          <w:rFonts w:ascii="Times New Roman" w:hAnsi="Times New Roman" w:cs="Times New Roman" w:eastAsia="Times New Roman"/>
+          <w:b/>
+          <w:color w:val="3B5BA5"/>
+          <w:sz w:val="24"/>
+          <w:rtl/>
+        </w:rPr>
+        <w:t>(19 مرة)</w:t>
+      </w:r>
+      <w:r>
+        <w:rPr>
+          <w:rFonts w:ascii="Times New Roman" w:hAnsi="Times New Roman" w:cs="Times New Roman" w:eastAsia="Times New Roman"/>
+          <w:sz w:val="24"/>
+          <w:rtl/>
+        </w:rPr>
+        <w:t xml:space="preserve">، «اللهم صلِّ على محمد» </w:t>
+      </w:r>
+      <w:r>
+        <w:rPr>
+          <w:rFonts w:ascii="Times New Roman" w:hAnsi="Times New Roman" w:cs="Times New Roman" w:eastAsia="Times New Roman"/>
+          <w:b/>
+          <w:color w:val="3B5BA5"/>
+          <w:sz w:val="24"/>
+          <w:rtl/>
+        </w:rPr>
+        <w:t>(19 مرة)</w:t>
+      </w:r>
+      <w:r>
+        <w:rPr>
+          <w:rFonts w:ascii="Times New Roman" w:hAnsi="Times New Roman" w:cs="Times New Roman" w:eastAsia="Times New Roman"/>
+          <w:sz w:val="24"/>
+          <w:rtl/>
+        </w:rPr>
+        <w:t xml:space="preserve">، «اللهم عليك بمن ظلمني واعتدى علي» </w:t>
+      </w:r>
+      <w:r>
+        <w:rPr>
+          <w:rFonts w:ascii="Times New Roman" w:hAnsi="Times New Roman" w:cs="Times New Roman" w:eastAsia="Times New Roman"/>
+          <w:b/>
+          <w:color w:val="3B5BA5"/>
+          <w:sz w:val="24"/>
+          <w:rtl/>
+        </w:rPr>
+        <w:t>(19 مرة)</w:t>
       </w:r>
     </w:p>
     <w:p>
@@ -20359,7 +20461,149 @@
           <w:szCs w:val="36"/>
           <w:rtl/>
         </w:rPr>
-        <w:t>26. أدعية وأذكار يوم الجمعة</w:t>
+        <w:t>26. صلاة الاثنتي عشرة ركعة</w:t>
+      </w:r>
+    </w:p>
+    <w:p>
+      <w:pPr>
+        <w:bidi/>
+        <w:spacing w:after="120" w:before="320"/>
+        <w:jc w:val="right"/>
+      </w:pPr>
+      <w:r>
+        <w:rPr>
+          <w:rFonts w:ascii="Times New Roman" w:cs="Times New Roman" w:eastAsia="Times New Roman" w:hAnsi="Times New Roman"/>
+          <w:b/>
+          <w:bCs/>
+          <w:sz w:val="44"/>
+          <w:szCs w:val="44"/>
+          <w:rtl/>
+        </w:rPr>
+        <w:t xml:space="preserve">الدعاء الأول</w:t>
+      </w:r>
+    </w:p>
+    <w:p>
+      <w:pPr>
+        <w:bidi/>
+        <w:spacing w:after="200" w:line="340"/>
+        <w:jc w:val="right"/>
+      </w:pPr>
+      <w:r>
+        <w:rPr>
+          <w:rFonts w:ascii="Times New Roman" w:cs="Times New Roman" w:eastAsia="Times New Roman" w:hAnsi="Times New Roman"/>
+          <w:sz w:val="24"/>
+          <w:szCs w:val="24"/>
+          <w:rtl/>
+        </w:rPr>
+        <w:t xml:space="preserve">12 ركعة: تصلي ركعتين وتسلّم، ثم تُكرر، وفي آخر صلاة يُقال بعد التشهد: «لا إله إلا أنت يا حنان يا منان يا بديع السماوات والأرض يا ذا الجلال والإكرام، اللهم صلِّ على محمد وعلى آل محمد»، ثم تسجد وتقول: الفاتحة </w:t>
+      </w:r>
+      <w:r>
+        <w:rPr>
+          <w:rFonts w:ascii="Times New Roman" w:cs="Times New Roman" w:eastAsia="Times New Roman" w:hAnsi="Times New Roman"/>
+          <w:b/>
+          <w:bCs/>
+          <w:color w:val="3B5BA5"/>
+          <w:sz w:val="24"/>
+          <w:szCs w:val="24"/>
+          <w:rtl/>
+        </w:rPr>
+        <w:t xml:space="preserve">(7 مرات)</w:t>
+      </w:r>
+      <w:r>
+        <w:rPr>
+          <w:rFonts w:ascii="Times New Roman" w:cs="Times New Roman" w:eastAsia="Times New Roman" w:hAnsi="Times New Roman"/>
+          <w:sz w:val="24"/>
+          <w:szCs w:val="24"/>
+          <w:rtl/>
+        </w:rPr>
+        <w:t xml:space="preserve">، ثم آية الكرسي </w:t>
+      </w:r>
+      <w:r>
+        <w:rPr>
+          <w:rFonts w:ascii="Times New Roman" w:cs="Times New Roman" w:eastAsia="Times New Roman" w:hAnsi="Times New Roman"/>
+          <w:b/>
+          <w:bCs/>
+          <w:color w:val="3B5BA5"/>
+          <w:sz w:val="24"/>
+          <w:szCs w:val="24"/>
+          <w:rtl/>
+        </w:rPr>
+        <w:t xml:space="preserve">(7 مرات)</w:t>
+      </w:r>
+      <w:r>
+        <w:rPr>
+          <w:rFonts w:ascii="Times New Roman" w:cs="Times New Roman" w:eastAsia="Times New Roman" w:hAnsi="Times New Roman"/>
+          <w:sz w:val="24"/>
+          <w:szCs w:val="24"/>
+          <w:rtl/>
+        </w:rPr>
+        <w:t xml:space="preserve">: </w:t>
+      </w:r>
+      <w:r>
+        <w:rPr>
+          <w:rFonts w:ascii="Times New Roman" w:cs="Times New Roman" w:eastAsia="Times New Roman" w:hAnsi="Times New Roman"/>
+          <w:b/>
+          <w:bCs/>
+          <w:color w:val="B23A2E"/>
+          <w:sz w:val="24"/>
+          <w:szCs w:val="24"/>
+          <w:rtl/>
+        </w:rPr>
+        <w:t xml:space="preserve">﴿اللَّهُ لَا إِلَٰهَ إِلَّا هُوَ الْحَيُّ الْقَيُّومُ لَا تَأْخُذُهُ سِنَةٌ وَلَا نَوْمٌ لَّهُ مَا فِي السَّمَاوَاتِ وَمَا فِي الْأَرْضِ مَن ذَا الَّذِي يَشْفَعُ عِندَهُ إِلَّا بِإِذْنِهِ يَعْلَمُ مَا بَيْنَ أَيْدِيهِمْ وَمَا خَلْفَهُمْ وَلَا يُحِيطُونَ بِشَيْءٍ مِّنْ عِلْمِهِ إِلَّا بِمَا شَاءَ وَسِعَ كُرْسِيُّهُ السَّمَاوَاتِ وَالْأَرْضَ وَلَا يَئُودُهُ حِفْظُهُمَا وَهُوَ الْعَلِيُّ الْعَظِيمُ﴾</w:t>
+      </w:r>
+      <w:r>
+        <w:rPr>
+          <w:rFonts w:ascii="Times New Roman" w:cs="Times New Roman" w:eastAsia="Times New Roman" w:hAnsi="Times New Roman"/>
+          <w:sz w:val="24"/>
+          <w:szCs w:val="24"/>
+          <w:rtl/>
+        </w:rPr>
+        <w:t xml:space="preserve">، ثم «لا إله إلا الله وحده لا شريك له، له الملك وله الحمد وهو على كل شيء قدير» </w:t>
+      </w:r>
+      <w:r>
+        <w:rPr>
+          <w:rFonts w:ascii="Times New Roman" w:cs="Times New Roman" w:eastAsia="Times New Roman" w:hAnsi="Times New Roman"/>
+          <w:b/>
+          <w:bCs/>
+          <w:color w:val="3B5BA5"/>
+          <w:sz w:val="24"/>
+          <w:szCs w:val="24"/>
+          <w:rtl/>
+        </w:rPr>
+        <w:t xml:space="preserve">(10 مرات)</w:t>
+      </w:r>
+      <w:r>
+        <w:rPr>
+          <w:rFonts w:ascii="Times New Roman" w:cs="Times New Roman" w:eastAsia="Times New Roman" w:hAnsi="Times New Roman"/>
+          <w:sz w:val="24"/>
+          <w:szCs w:val="24"/>
+          <w:rtl/>
+        </w:rPr>
+        <w:t xml:space="preserve">، ثم «اللهم إني أسألك بمعاقد العز من عرشك، ومنتهى الرحمة من كتابك، واسمك الأعظم، وجدك الأعلى، وكلماتك التامات» ثم الدعاء</w:t>
+      </w:r>
+    </w:p>
+    <w:p>
+      <w:pPr>
+        <w:pStyle w:val="Heading1"/>
+        <w:pageBreakBefore/>
+        <w:pBdr>
+          <w:bottom w:val="single" w:color="0F6657" w:sz="6" w:space="8"/>
+        </w:pBdr>
+        <w:bidi/>
+        <w:spacing w:after="300" w:before="200"/>
+        <w:jc w:val="center"/>
+      </w:pPr>
+      <w:r>
+        <w:rPr>
+          <w:rFonts w:ascii="Times New Roman" w:cs="Times New Roman" w:eastAsia="Times New Roman" w:hAnsi="Times New Roman"/>
+          <w:b/>
+          <w:bCs/>
+          <w:color w:val="0F6657"/>
+          <w:sz w:val="36"/>
+          <w:szCs w:val="36"/>
+          <w:rtl/>
+        </w:rPr>
+        <w:t>27. أدعية وأذكار يوم الجمعة</w:t>
       </w:r>
     </w:p>
     <w:p>

--- a/خزانة الأدعية.docx
+++ b/خزانة الأدعية.docx
@@ -17715,6 +17715,167 @@
           <w:sz w:val="24"/>
         </w:rPr>
         <w:t>دعاء آخر لسجدة التلاوة: «اللهم اكتب لي بها عندك أجرًا، واجعلها لي عندك ذخرًا، وضع عني بها وزرًا، واقبلها مني كما قبلتها من عبدك داود عليه السلام»</w:t>
+      </w:r>
+    </w:p>
+    <w:p>
+      <w:pPr>
+        <w:jc w:val="right"/>
+      </w:pPr>
+      <w:r>
+        <w:rPr>
+          <w:b/>
+          <w:sz w:val="44"/>
+        </w:rPr>
+        <w:t>الدعاء الحادي عشر</w:t>
+      </w:r>
+    </w:p>
+    <w:p>
+      <w:pPr>
+        <w:jc w:val="right"/>
+      </w:pPr>
+      <w:r>
+        <w:rPr>
+          <w:sz w:val="24"/>
+        </w:rPr>
+        <w:t>الاستغفار والتسليم دبر الصلاة: «أستغفر الله» (ثلاث مرات)، ثم «اللهم أنت السلام، ومنك السلام، تباركت يا ذا الجلال والإكرام» (رواه مسلم)</w:t>
+      </w:r>
+    </w:p>
+    <w:p>
+      <w:pPr>
+        <w:jc w:val="right"/>
+      </w:pPr>
+      <w:r>
+        <w:rPr>
+          <w:b/>
+          <w:sz w:val="44"/>
+        </w:rPr>
+        <w:t>الدعاء الثاني عشر</w:t>
+      </w:r>
+    </w:p>
+    <w:p>
+      <w:pPr>
+        <w:jc w:val="right"/>
+      </w:pPr>
+      <w:r>
+        <w:rPr>
+          <w:sz w:val="24"/>
+        </w:rPr>
+        <w:t>«لا إله إلا الله وحده لا شريك له، له الملك وله الحمد، وهو على كل شيء قدير، اللهم لا مانع لما أعطيت، ولا معطي لما منعت، ولا ينفع ذا الجد منك الجد» (متفق عليه)</w:t>
+      </w:r>
+    </w:p>
+    <w:p>
+      <w:pPr>
+        <w:jc w:val="right"/>
+      </w:pPr>
+      <w:r>
+        <w:rPr>
+          <w:b/>
+          <w:sz w:val="44"/>
+        </w:rPr>
+        <w:t>الدعاء الثالث عشر</w:t>
+      </w:r>
+    </w:p>
+    <w:p>
+      <w:pPr>
+        <w:jc w:val="right"/>
+      </w:pPr>
+      <w:r>
+        <w:rPr>
+          <w:sz w:val="24"/>
+        </w:rPr>
+        <w:t>«لا إله إلا الله وحده لا شريك له، له الملك وله الحمد، يُحيي ويُميت، وهو على كل شيء قدير. لا حول ولا قوة إلا بالله، لا إله إلا الله، ولا نعبد إلا إياه، له النعمة وله الفضل وله الثناء الحسن، لا إله إلا الله مخلصين له الدين ولو كره الكافرون» (رواه مسلم)</w:t>
+      </w:r>
+    </w:p>
+    <w:p>
+      <w:pPr>
+        <w:jc w:val="right"/>
+      </w:pPr>
+      <w:r>
+        <w:rPr>
+          <w:b/>
+          <w:sz w:val="44"/>
+        </w:rPr>
+        <w:t>الدعاء الرابع عشر</w:t>
+      </w:r>
+    </w:p>
+    <w:p>
+      <w:pPr>
+        <w:jc w:val="right"/>
+      </w:pPr>
+      <w:r>
+        <w:rPr>
+          <w:sz w:val="24"/>
+        </w:rPr>
+        <w:t>التسبيح والتحميد والتكبير دبر الصلاة: «سبحان الله» (33 مرة)، «الحمد لله» (33 مرة)، «الله أكبر» (33 مرة)، ثم تمام المائة: «لا إله إلا الله وحده لا شريك له، له الملك وله الحمد، وهو على كل شيء قدير» (رواه مسلم)</w:t>
+      </w:r>
+    </w:p>
+    <w:p>
+      <w:pPr>
+        <w:jc w:val="right"/>
+      </w:pPr>
+      <w:r>
+        <w:rPr>
+          <w:b/>
+          <w:sz w:val="44"/>
+        </w:rPr>
+        <w:t>الدعاء الخامس عشر</w:t>
+      </w:r>
+    </w:p>
+    <w:p>
+      <w:pPr>
+        <w:jc w:val="right"/>
+      </w:pPr>
+      <w:r>
+        <w:rPr>
+          <w:sz w:val="24"/>
+        </w:rPr>
+        <w:t>آية الكرسي دبر كل صلاة مكتوبة (وردت في التصنيف الأول، الدعاء الأول): من قرأها لم يمنعه من دخول الجنة إلا أن يموت (رواه النسائي في عمل اليوم والليلة)</w:t>
+      </w:r>
+    </w:p>
+    <w:p>
+      <w:pPr>
+        <w:jc w:val="right"/>
+      </w:pPr>
+      <w:r>
+        <w:rPr>
+          <w:b/>
+          <w:sz w:val="44"/>
+        </w:rPr>
+        <w:t>الدعاء السادس عشر</w:t>
+      </w:r>
+    </w:p>
+    <w:p>
+      <w:pPr>
+        <w:jc w:val="right"/>
+      </w:pPr>
+      <w:r>
+        <w:rPr>
+          <w:sz w:val="24"/>
+        </w:rPr>
+        <w:t>المعوذات (الإخلاص والفلق والناس): تُقرأ مرة واحدة بعد كل صلاة، وثلاث مرات بعد صلاتي الفجر والمغرب (رواه أبو داود والترمذي والنسائي)</w:t>
+      </w:r>
+    </w:p>
+    <w:p>
+      <w:pPr>
+        <w:jc w:val="right"/>
+      </w:pPr>
+      <w:r>
+        <w:rPr>
+          <w:b/>
+          <w:sz w:val="44"/>
+        </w:rPr>
+        <w:t>الدعاء السابع عشر</w:t>
+      </w:r>
+    </w:p>
+    <w:p>
+      <w:pPr>
+        <w:jc w:val="right"/>
+      </w:pPr>
+      <w:r>
+        <w:rPr>
+          <w:sz w:val="24"/>
+        </w:rPr>
+        <w:t>«اللهم أعنّي على ذكرك وشكرك وحسن عبادتك» (رواه أبو داود والنسائي، وأوصى به النبي ﷺ معاذ بن جبل)</w:t>
       </w:r>
     </w:p>
     <w:p>

--- a/خزانة الأدعية.docx
+++ b/خزانة الأدعية.docx
@@ -21297,6 +21297,135 @@
           <w:rtl/>
         </w:rPr>
         <w:t xml:space="preserve">﴿بسم الله الرحمن الرحيم ٱلۡحَمۡدُ لِلَّهِ ٱلَّذِيٓ أَنزَلَ عَلَىٰ عَبۡدِهِ ٱلۡكِتَٰبَ وَلَمۡ يَجۡعَل لَّهُۥ عِوَجَاۜ (1) قَيِّمٗا لِّيُنذِرَ بَأۡسٗا شَدِيدٗا مِّن لَّدُنۡهُ وَيُبَشِّرَ ٱلۡمُؤۡمِنِينَ ٱلَّذِينَ يَعۡمَلُونَ ٱلصَّٰلِحَٰتِ أَنَّ لَهُمۡ أَجۡرًا حَسَنٗا (2) مَّٰكِثِينَ فِيهِ أَبَدٗا (3) وَيُنذِرَ ٱلَّذِينَ قَالُواْ ٱتَّخَذَ ٱللَّهُ وَلَدٗا (4) مَّا لَهُم بِهِۦ مِنۡ عِلۡمٖ وَلَا لِأٓبَآئِهِمۡۚ كَبُرَتۡ كَلِمَةٗ تَخۡرُجُ مِنۡ أَفۡوَٰهِهِمۡۚ إِن يَقُولُونَ إِلَّا كَذِبٗا (5) فَلَعَلَّكَ بَٰخِعٞ نَّفۡسَكَ عَلَىٰٓ ءَاثَٰرِهِمۡ إِن لَّمۡ يُؤۡمِنُواْ بِهَٰذَا ٱلۡحَدِيثِ أَسَفًا (6) إِنَّا جَعَلۡنَا مَا عَلَى ٱلۡأَرۡضِ زِينَةٗ لَّهَا لِنَبۡلُوَهُمۡ أَيُّهُمۡ أَحۡسَنُ عَمَلٗا (7) وَإِنَّا لَجَٰعِلُونَ مَا عَلَيۡهَا صَعِيدٗا جُرُزًا (8) أَمۡ حَسِبۡتَ أَنَّ أَصۡحَٰبَ ٱلۡكَهۡفِ وَٱلرَّقِيمِ كَانُواْ مِنۡ ءَايَٰتِنَا عَجَبًا (9) إِذۡ أَوَى ٱلۡفِتۡيَةُ إِلَى ٱلۡكَهۡفِ فَقَالُواْ رَبَّنَآ ءَاتِنَا مِن لَّدُنكَ رَحۡمَةٗ وَهَيِّئۡ لَنَا مِنۡ أَمۡرِنَا رَشَدٗا (10) فَضَرَبۡنَا عَلَىٰٓ ءَاذَانِهِمۡ فِي ٱلۡكَهۡفِ سِنِينَ عَدَدٗا (11) ثُمَّ بَعَثۡنَٰهُمۡ لِنَعۡلَمَ أَيُّ ٱلۡحِزۡبَيۡنِ أَحۡصَىٰ لِمَا لَبِثُوٓاْ أَمَدٗا (12) نَّحۡنُ نَقُصُّ عَلَيۡكَ نَبَأَهُم بِٱلۡحَقِّۚ إِنَّهُمۡ فِتۡيَةٌ ءَامَنُواْ بِرَبِّهِمۡ وَزِدۡنَٰهُمۡ هُدٗى (13) وَرَبَطۡنَا عَلَىٰ قُلُوبِهِمۡ إِذۡ قَامُواْ فَقَالُواْ رَبُّنَا رَبُّ ٱلسَّمَٰوَٰتِ وَٱلۡأَرۡضِ لَن نَّدۡعُوَاْ مِن دُونِهِۦٓ إِلَٰهٗاۖ لَّقَدۡ قُلۡنَآ إِذٗا شَطَطًا (14) هَٰٓؤُلَآءِ قَوۡمُنَا ٱتَّخَذُواْ مِن دُونِهِۦٓ ءَالِهَةٗۖ لَّوۡلَا يَأۡتُونَ عَلَيۡهِم بِسُلۡطَٰنِۭ بَيِّنٖۖ فَمَنۡ أَظۡلَمُ مِمَّنِ ٱفۡتَرَىٰ عَلَى ٱللَّهِ كَذِبٗا (15) وَإِذِ ٱعۡتَزَلۡتُمُوهُمۡ وَمَا يَعۡبُدُونَ إِلَّا ٱللَّهَ فَأۡوُۥٓاْ إِلَى ٱلۡكَهۡفِ يَنشُرۡ لَكُمۡ رَبُّكُم مِّن رَّحۡمَتِهِۦ وَيُهَيِّئۡ لَكُم مِّنۡ أَمۡرِكُم مِّرۡفَقٗا (16) ۞وَتَرَى ٱلشَّمۡسَ إِذَا طَلَعَت تَّزَٰوَرُ عَن كَهۡفِهِمۡ ذَاتَ ٱلۡيَمِينِ وَإِذَا غَرَبَت تَّقۡرِضُهُمۡ ذَاتَ ٱلشِّمَالِ وَهُمۡ فِي فَجۡوَةٖ مِّنۡهُۚ ذَٰلِكَ مِنۡ ءَايَٰتِ ٱللَّهِۗ مَن يَهۡدِ ٱللَّهُ فَهُوَ ٱلۡمُهۡتَدِۖ وَمَن يُضۡلِلۡ فَلَن تَجِدَ لَهُۥ وَلِيّٗا مُّرۡشِدٗا (17) وَتَحۡسَبُهُمۡ أَيۡقَاظٗا وَهُمۡ رُقُودٞۚ وَنُقَلِّبُهُمۡ ذَاتَ ٱلۡيَمِينِ وَذَاتَ ٱلشِّمَالِۖ وَكَلۡبُهُم بَٰسِطٞ ذِرَاعَيۡهِ بِٱلۡوَصِيدِۚ لَوِ ٱطَّلَعۡتَ عَلَيۡهِمۡ لَوَلَّيۡتَ مِنۡهُمۡ فِرَارٗا وَلَمُلِئۡتَ مِنۡهُمۡ رُعۡبٗا (18) وَكَذَٰلِكَ بَعَثۡنَٰهُمۡ لِيَتَسَآءَلُواْ بَيۡنَهُمۡۚ قَالَ قَآئِلٞ مِّنۡهُمۡ كَمۡ لَبِثۡتُمۡۖ قَالُواْ لَبِثۡنَا يَوۡمًا أَوۡ بَعۡضَ يَوۡمٖۚ قَالُواْ رَبُّكُمۡ أَعۡلَمُ بِمَا لَبِثۡتُمۡ فَٱبۡعَثُوٓاْ أَحَدَكُم بِوَرِقِكُمۡ هَٰذِهِۦٓ إِلَى ٱلۡمَدِينَةِ فَلۡيَنظُرۡ أَيُّهَآ أَزۡكَىٰ طَعَامٗا فَلۡيَأۡتِكُم بِرِزۡقٖ مِّنۡهُ وَلۡيَتَلَطَّفۡ وَلَا يُشۡعِرَنَّ بِكُمۡ أَحَدًا (19) إِنَّهُمۡ إِن يَظۡهَرُواْ عَلَيۡكُمۡ يَرۡجُمُوكُمۡ أَوۡ يُعِيدُوكُمۡ فِي مِلَّتِهِمۡ وَلَن تُفۡلِحُوٓاْ إِذًا أَبَدٗا (20) وَكَذَٰلِكَ أَعۡثَرۡنَا عَلَيۡهِمۡ لِيَعۡلَمُوٓاْ أَنَّ وَعۡدَ ٱللَّهِ حَقّٞ وَأَنَّ ٱلسَّاعَةَ لَا رَيۡبَ فِيهَآ إِذۡ يَتَنَٰزَعُونَ بَيۡنَهُمۡ أَمۡرَهُمۡۖ فَقَالُواْ ٱبۡنُواْ عَلَيۡهِم بُنۡيَٰنٗاۖ رَّبُّهُمۡ أَعۡلَمُ بِهِمۡۚ قَالَ ٱلَّذِينَ غَلَبُواْ عَلَىٰٓ أَمۡرِهِمۡ لَنَتَّخِذَنَّ عَلَيۡهِم مَّسۡجِدٗا (21) سَيَقُولُونَ ثَلَٰثَةٞ رَّابِعُهُمۡ كَلۡبُهُمۡ وَيَقُولُونَ خَمۡسَةٞ سَادِسُهُمۡ كَلۡبُهُمۡ رَجۡمَۢا بِٱلۡغَيۡبِۖ وَيَقُولُونَ سَبۡعَةٞ وَثَامِنُهُمۡ كَلۡبُهُمۡۚ قُل رَّبِّيٓ أَعۡلَمُ بِعِدَّتِهِم مَّا يَعۡلَمُهُمۡ إِلَّا قَلِيلٞۗ فَلَا تُمَارِ فِيهِمۡ إِلَّا مِرَآءٗ ظَٰهِرٗا وَلَا تَسۡتَفۡتِ فِيهِم مِّنۡهُمۡ أَحَدٗا (22) وَلَا تَقُولَنَّ لِشَاْيۡءٍ إِنِّي فَاعِلٞ ذَٰلِكَ غَدًا (23) إِلَّآ أَن يَشَآءَ ٱللَّهُۚ وَٱذۡكُر رَّبَّكَ إِذَا نَسِيتَ وَقُلۡ عَسَىٰٓ أَن يَهۡدِيَنِ رَبِّي لِأَقۡرَبَ مِنۡ هَٰذَا رَشَدٗا (24) وَلَبِثُواْ فِي كَهۡفِهِمۡ ثَلَٰثَ مِاْئَةٖ سِنِينَ وَٱزۡدَادُواْ تِسۡعٗا (25) قُلِ ٱللَّهُ أَعۡلَمُ بِمَا لَبِثُواْۖ لَهُۥ غَيۡبُ ٱلسَّمَٰوَٰتِ وَٱلۡأَرۡضِۖ أَبۡصِرۡ بِهِۦ وَأَسۡمِعۡۚ مَا لَهُم مِّن دُونِهِۦ مِن وَلِيّٖ وَلَا يُشۡرِكُ فِي حُكۡمِهِۦٓ أَحَدٗا (26) وَٱتۡلُ مَآ أُوحِيَ إِلَيۡكَ مِن كِتَابِ رَبِّكَۖ لَا مُبَدِّلَ لِكَلِمَٰتِهِۦ وَلَن تَجِدَ مِن دُونِهِۦ مُلۡتَحَدٗا (27) وَٱصۡبِرۡ نَفۡسَكَ مَعَ ٱلَّذِينَ يَدۡعُونَ رَبَّهُم بِٱلۡغَدَوٰةِ وَٱلۡعَشِيِّ يُرِيدُونَ وَجۡهَهُۥۖ وَلَا تَعۡدُ عَيۡنَاكَ عَنۡهُمۡ تُرِيدُ زِينَةَ ٱلۡحَيَوٰةِ ٱلدُّنۡيَاۖ وَلَا تُطِعۡ مَنۡ أَغۡفَلۡنَا قَلۡبَهُۥ عَن ذِكۡرِنَا وَٱتَّبَعَ هَوَىٰهُ وَكَانَ أَمۡرُهُۥ فُرُطٗا (28) وَقُلِ ٱلۡحَقُّ مِن رَّبِّكُمۡۖ فَمَن شَآءَ فَلۡيُؤۡمِن وَمَن شَآءَ فَلۡيَكۡفُرۡۚ إِنَّآ أَعۡتَدۡنَا لِلظَّٰلِمِينَ نَارًا أَحَاطَ بِهِمۡ سُرَادِقُهَاۚ وَإِن يَسۡتَغِيثُواْ يُغَاثُواْ بِمَآءٖ كَٱلۡمُهۡلِ يَشۡوِي ٱلۡوُجُوهَۚ بِئۡسَ ٱلشَّرَابُ وَسَآءَتۡ مُرۡتَفَقًا (29) إِنَّ ٱلَّذِينَ ءَامَنُواْ وَعَمِلُواْ ٱلصَّٰلِحَٰتِ إِنَّا لَا نُضِيعُ أَجۡرَ مَنۡ أَحۡسَنَ عَمَلًا (30) أُوْلَٰٓئِكَ لَهُمۡ جَنَّٰتُ عَدۡنٖ تَجۡرِي مِن تَحۡتِهِمُ ٱلۡأَنۡهَٰرُ يُحَلَّوۡنَ فِيهَا مِنۡ أَسَاوِرَ مِن ذَهَبٖ وَيَلۡبَسُونَ ثِيَابًا خُضۡرٗا مِّن سُندُسٖ وَإِسۡتَبۡرَقٖ مُّتَّكِـِٔينَ فِيهَا عَلَى ٱلۡأَرَآئِكِۚ نِعۡمَ ٱلثَّوَابُ وَحَسُنَتۡ مُرۡتَفَقٗا (31) ۞وَٱضۡرِبۡ لَهُم مَّثَلٗا رَّجُلَيۡنِ جَعَلۡنَا لِأَحَدِهِمَا جَنَّتَيۡنِ مِنۡ أَعۡنَٰبٖ وَحَفَفۡنَٰهُمَا بِنَخۡلٖ وَجَعَلۡنَا بَيۡنَهُمَا زَرۡعٗا (32) كِلۡتَا ٱلۡجَنَّتَيۡنِ ءَاتَتۡ أُكُلَهَا وَلَمۡ تَظۡلِم مِّنۡهُ شَيۡـٔٗاۚ وَفَجَّرۡنَا خِلَٰلَهُمَا نَهَرٗا (33) وَكَانَ لَهُۥ ثَمَرٞ فَقَالَ لِصَٰحِبِهِۦ وَهُوَ يُحَاوِرُهُۥٓ أَنَا۠ أَكۡثَرُ مِنكَ مَالٗا وَأَعَزُّ نَفَرٗا (34) وَدَخَلَ جَنَّتَهُۥ وَهُوَ ظَالِمٞ لِّنَفۡسِهِۦ قَالَ مَآ أَظُنُّ أَن تَبِيدَ هَٰذِهِۦٓ أَبَدٗا (35) وَمَآ أَظُنُّ ٱلسَّاعَةَ قَآئِمَةٗ وَلَئِن رُّدِدتُّ إِلَىٰ رَبِّي لَأَجِدَنَّ خَيۡرٗا مِّنۡهَا مُنقَلَبٗا (36) قَالَ لَهُۥ صَاحِبُهُۥ وَهُوَ يُحَاوِرُهُۥٓ أَكَفَرۡتَ بِٱلَّذِي خَلَقَكَ مِن تُرَابٖ ثُمَّ مِن نُّطۡفَةٖ ثُمَّ سَوَّىٰكَ رَجُلٗا (37) لَّٰكِنَّا۠ هُوَ ٱللَّهُ رَبِّي وَلَآ أُشۡرِكُ بِرَبِّيٓ أَحَدٗا (38) وَلَوۡلَآ إِذۡ دَخَلۡتَ جَنَّتَكَ قُلۡتَ مَا شَآءَ ٱللَّهُ لَا قُوَّةَ إِلَّا بِٱللَّهِۚ إِن تَرَنِ أَنَا۠ أَقَلَّ مِنكَ مَالٗا وَوَلَدٗا (39) فَعَسَىٰ رَبِّيٓ أَن يُؤۡتِيَنِ خَيۡرٗا مِّن جَنَّتِكَ وَيُرۡسِلَ عَلَيۡهَا حُسۡبَانٗا مِّنَ ٱلسَّمَآءِ فَتُصۡبِحَ صَعِيدٗا زَلَقًا (40) أَوۡ يُصۡبِحَ مَآؤُهَا غَوۡرٗا فَلَن تَسۡتَطِيعَ لَهُۥ طَلَبٗا (41) وَأُحِيطَ بِثَمَرِهِۦ فَأَصۡبَحَ يُقَلِّبُ كَفَّيۡهِ عَلَىٰ مَآ أَنفَقَ فِيهَا وَهِيَ خَاوِيَةٌ عَلَىٰ عُرُوشِهَا وَيَقُولُ يَٰلَيۡتَنِي لَمۡ أُشۡرِكۡ بِرَبِّيٓ أَحَدٗا (42) وَلَمۡ تَكُن لَّهُۥ فِئَةٞ يَنصُرُونَهُۥ مِن دُونِ ٱللَّهِ وَمَا كَانَ مُنتَصِرًا (43) هُنَالِكَ ٱلۡوَلَٰيَةُ لِلَّهِ ٱلۡحَقِّۚ هُوَ خَيۡرٞ ثَوَابٗا وَخَيۡرٌ عُقۡبٗا (44) وَٱضۡرِبۡ لَهُم مَّثَلَ ٱلۡحَيَوٰةِ ٱلدُّنۡيَا كَمَآءٍ أَنزَلۡنَٰهُ مِنَ ٱلسَّمَآءِ فَٱخۡتَلَطَ بِهِۦ نَبَاتُ ٱلۡأَرۡضِ فَأَصۡبَحَ هَشِيمٗا تَذۡرُوهُ ٱلرِّيَٰحُۗ وَكَانَ ٱللَّهُ عَلَىٰ كُلِّ شَيۡءٖ مُّقۡتَدِرًا (45) ٱلۡمَالُ وَٱلۡبَنُونَ زِينَةُ ٱلۡحَيَوٰةِ ٱلدُّنۡيَاۖ وَٱلۡبَٰقِيَٰتُ ٱلصَّٰلِحَٰتُ خَيۡرٌ عِندَ رَبِّكَ ثَوَابٗا وَخَيۡرٌ أَمَلٗا (46) وَيَوۡمَ نُسَيِّرُ ٱلۡجِبَالَ وَتَرَى ٱلۡأَرۡضَ بَارِزَةٗ وَحَشَرۡنَٰهُمۡ فَلَمۡ نُغَادِرۡ مِنۡهُمۡ أَحَدٗا (47) وَعُرِضُواْ عَلَىٰ رَبِّكَ صَفّٗا لَّقَدۡ جِئۡتُمُونَا كَمَا خَلَقۡنَٰكُمۡ أَوَّلَ مَرَّةِۭۚ بَلۡ زَعَمۡتُمۡ أَلَّن نَّجۡعَلَ لَكُم مَّوۡعِدٗا (48) وَوُضِعَ ٱلۡكِتَٰبُ فَتَرَى ٱلۡمُجۡرِمِينَ مُشۡفِقِينَ مِمَّا فِيهِ وَيَقُولُونَ يَٰوَيۡلَتَنَا مَالِ هَٰذَا ٱلۡكِتَٰبِ لَا يُغَادِرُ صَغِيرَةٗ وَلَا كَبِيرَةً إِلَّآ أَحۡصَىٰهَاۚ وَوَجَدُواْ مَا عَمِلُواْ حَاضِرٗاۗ وَلَا يَظۡلِمُ رَبُّكَ أَحَدٗا (49) وَإِذۡ قُلۡنَا لِلۡمَلَٰٓئِكَةِ ٱسۡجُدُواْ لِأٓدَمَ فَسَجَدُوٓاْ إِلَّآ إِبۡلِيسَ كَانَ مِنَ ٱلۡجِنِّ فَفَسَقَ عَنۡ أَمۡرِ رَبِّهِۦٓۗ أَفَتَتَّخِذُونَهُۥ وَذُرِّيَّتَهُۥٓ أَوۡلِيَآءَ مِن دُونِي وَهُمۡ لَكُمۡ عَدُوُّۢۚ بِئۡسَ لِلظَّٰلِمِينَ بَدَلٗا (50) ۞مَّآ أَشۡهَدتُّهُمۡ خَلۡقَ ٱلسَّمَٰوَٰتِ وَٱلۡأَرۡضِ وَلَا خَلۡقَ أَنفُسِهِمۡ وَمَا كُنتُ مُتَّخِذَ ٱلۡمُضِلِّينَ عَضُدٗا (51) وَيَوۡمَ يَقُولُ نَادُواْ شُرَكَآءِيَ ٱلَّذِينَ زَعَمۡتُمۡ فَدَعَوۡهُمۡ فَلَمۡ يَسۡتَجِيبُواْ لَهُمۡ وَجَعَلۡنَا بَيۡنَهُم مَّوۡبِقٗا (52) وَرَءَا ٱلۡمُجۡرِمُونَ ٱلنَّارَ فَظَنُّوٓاْ أَنَّهُم مُّوَاقِعُوهَا وَلَمۡ يَجِدُواْ عَنۡهَا مَصۡرِفٗا (53) وَلَقَدۡ صَرَّفۡنَا فِي هَٰذَا ٱلۡقُرۡءَانِ لِلنَّاسِ مِن كُلِّ مَثَلٖۚ وَكَانَ ٱلۡإِنسَٰنُ أَكۡثَرَ شَيۡءٖ جَدَلٗا (54) وَمَا مَنَعَ ٱلنَّاسَ أَن يُؤۡمِنُوٓاْ إِذۡ جَآءَهُمُ ٱلۡهُدَىٰ وَيَسۡتَغۡفِرُواْ رَبَّهُمۡ إِلَّآ أَن تَأۡتِيَهُمۡ سُنَّةُ ٱلۡأَوَّلِينَ أَوۡ يَأۡتِيَهُمُ ٱلۡعَذَابُ قُبُلٗا (55) وَمَا نُرۡسِلُ ٱلۡمُرۡسَلِينَ إِلَّا مُبَشِّرِينَ وَمُنذِرِينَۚ وَيُجَٰدِلُ ٱلَّذِينَ كَفَرُواْ بِٱلۡبَٰطِلِ لِيُدۡحِضُواْ بِهِ ٱلۡحَقَّۖ وَٱتَّخَذُوٓاْ ءَايَٰتِي وَمَآ أُنذِرُواْ هُزُوٗا (56) وَمَنۡ أَظۡلَمُ مِمَّن ذُكِّرَ بِـَٔايَٰتِ رَبِّهِۦ فَأَعۡرَضَ عَنۡهَا وَنَسِيَ مَا قَدَّمَتۡ يَدَاهُۚ إِنَّا جَعَلۡنَا عَلَىٰ قُلُوبِهِمۡ أَكِنَّةً أَن يَفۡقَهُوهُ وَفِيٓ ءَاذَانِهِمۡ وَقۡرٗاۖ وَإِن تَدۡعُهُمۡ إِلَى ٱلۡهُدَىٰ فَلَن يَهۡتَدُوٓاْ إِذًا أَبَدٗا (57) وَرَبُّكَ ٱلۡغَفُورُ ذُو ٱلرَّحۡمَةِۖ لَوۡ يُؤَاخِذُهُم بِمَا كَسَبُواْ لَعَجَّلَ لَهُمُ ٱلۡعَذَابَۚ بَل لَّهُم مَّوۡعِدٞ لَّن يَجِدُواْ مِن دُونِهِۦ مَوۡئِلٗا (58) وَتِلۡكَ ٱلۡقُرَىٰٓ أَهۡلَكۡنَٰهُمۡ لَمَّا ظَلَمُواْ وَجَعَلۡنَا لِمَهۡلِكِهِم مَّوۡعِدٗا (59) وَإِذۡ قَالَ مُوسَىٰ لِفَتَىٰهُ لَآ أَبۡرَحُ حَتَّىٰٓ أَبۡلُغَ مَجۡمَعَ ٱلۡبَحۡرَيۡنِ أَوۡ أَمۡضِيَ حُقُبٗا (60) فَلَمَّا بَلَغَا مَجۡمَعَ بَيۡنِهِمَا نَسِيَا حُوتَهُمَا فَٱتَّخَذَ سَبِيلَهُۥ فِي ٱلۡبَحۡرِ سَرَبٗا (61) فَلَمَّا جَاوَزَا قَالَ لِفَتَىٰهُ ءَاتِنَا غَدَآءَنَا لَقَدۡ لَقِينَا مِن سَفَرِنَا هَٰذَا نَصَبٗا (62) قَالَ أَرَءَيۡتَ إِذۡ أَوَيۡنَآ إِلَى ٱلصَّخۡرَةِ فَإِنِّي نَسِيتُ ٱلۡحُوتَ وَمَآ أَنسَىٰنِيهُ إِلَّا ٱلشَّيۡطَٰنُ أَنۡ أَذۡكُرَهُۥۚ وَٱتَّخَذَ سَبِيلَهُۥ فِي ٱلۡبَحۡرِ عَجَبٗا (63) قَالَ ذَٰلِكَ مَا كُنَّا نَبۡغِۚ فَٱرۡتَدَّا عَلَىٰٓ ءَاثَارِهِمَا قَصَصٗا (64) فَوَجَدَا عَبۡدٗا مِّنۡ عِبَادِنَآ ءَاتَيۡنَٰهُ رَحۡمَةٗ مِّنۡ عِندِنَا وَعَلَّمۡنَٰهُ مِن لَّدُنَّا عِلۡمٗا (65) قَالَ لَهُۥ مُوسَىٰ هَلۡ أَتَّبِعُكَ عَلَىٰٓ أَن تُعَلِّمَنِ مِمَّا عُلِّمۡتَ رُشۡدٗا (66) قَالَ إِنَّكَ لَن تَسۡتَطِيعَ مَعِيَ صَبۡرٗا (67) وَكَيۡفَ تَصۡبِرُ عَلَىٰ مَا لَمۡ تُحِطۡ بِهِۦ خُبۡرٗا (68) قَالَ سَتَجِدُنِيٓ إِن شَآءَ ٱللَّهُ صَابِرٗا وَلَآ أَعۡصِي لَكَ أَمۡرٗا (69) قَالَ فَإِنِ ٱتَّبَعۡتَنِي فَلَا تَسۡـَٔلۡنِي عَن شَيۡءٍ حَتَّىٰٓ أُحۡدِثَ لَكَ مِنۡهُ ذِكۡرٗا (70) فَٱنطَلَقَا حَتَّىٰٓ إِذَا رَكِبَا فِي ٱلسَّفِينَةِ خَرَقَهَاۖ قَالَ أَخَرَقۡتَهَا لِتُغۡرِقَ أَهۡلَهَا لَقَدۡ جِئۡتَ شَيۡـًٔا إِمۡرٗا (71) قَالَ أَلَمۡ أَقُلۡ إِنَّكَ لَن تَسۡتَطِيعَ مَعِيَ صَبۡرٗا (72) قَالَ لَا تُؤَاخِذۡنِي بِمَا نَسِيتُ وَلَا تُرۡهِقۡنِي مِنۡ أَمۡرِي عُسۡرٗا (73) فَٱنطَلَقَا حَتَّىٰٓ إِذَا لَقِيَا غُلَٰمٗا فَقَتَلَهُۥ قَالَ أَقَتَلۡتَ نَفۡسٗا زَكِيَّةَۢ بِغَيۡرِ نَفۡسٖ لَّقَدۡ جِئۡتَ شَيۡـٔٗا نُّكۡرٗا (74) ۞قَالَ أَلَمۡ أَقُل لَّكَ إِنَّكَ لَن تَسۡتَطِيعَ مَعِيَ صَبۡرٗا (75) قَالَ إِن سَأَلۡتُكَ عَن شَيۡءِۭ بَعۡدَهَا فَلَا تُصَٰحِبۡنِيۖ قَدۡ بَلَغۡتَ مِن لَّدُنِّي عُذۡرٗا (76) فَٱنطَلَقَا حَتَّىٰٓ إِذَآ أَتَيَآ أَهۡلَ قَرۡيَةٍ ٱسۡتَطۡعَمَآ أَهۡلَهَا فَأَبَوۡاْ أَن يُضَيِّفُوهُمَا فَوَجَدَا فِيهَا جِدَارٗا يُرِيدُ أَن يَنقَضَّ فَأَقَامَهُۥۖ قَالَ لَوۡ شِئۡتَ لَتَّخَذۡتَ عَلَيۡهِ أَجۡرٗا (77) قَالَ هَٰذَا فِرَاقُ بَيۡنِي وَبَيۡنِكَۚ سَأُنَبِّئُكَ بِتَأۡوِيلِ مَا لَمۡ تَسۡتَطِع عَّلَيۡهِ صَبۡرًا (78) أَمَّا ٱلسَّفِينَةُ فَكَانَتۡ لِمَسَٰكِينَ يَعۡمَلُونَ فِي ٱلۡبَحۡرِ فَأَرَدتُّ أَنۡ أَعِيبَهَا وَكَانَ وَرَآءَهُم مَّلِكٞ يَأۡخُذُ كُلَّ سَفِينَةٍ غَصۡبٗا (79) وَأَمَّا ٱلۡغُلَٰمُ فَكَانَ أَبَوَاهُ مُؤۡمِنَيۡنِ فَخَشِينَآ أَن يُرۡهِقَهُمَا طُغۡيَٰنٗا وَكُفۡرٗا (80) فَأَرَدۡنَآ أَن يُبۡدِلَهُمَا رَبُّهُمَا خَيۡرٗا مِّنۡهُ زَكَوٰةٗ وَأَقۡرَبَ رُحۡمٗا (81) وَأَمَّا ٱلۡجِدَارُ فَكَانَ لِغُلَٰمَيۡنِ يَتِيمَيۡنِ فِي ٱلۡمَدِينَةِ وَكَانَ تَحۡتَهُۥ كَنزٞ لَّهُمَا وَكَانَ أَبُوهُمَا صَٰلِحٗا فَأَرَادَ رَبُّكَ أَن يَبۡلُغَآ أَشُدَّهُمَا وَيَسۡتَخۡرِجَا كَنزَهُمَا رَحۡمَةٗ مِّن رَّبِّكَۚ وَمَا فَعَلۡتُهُۥ عَنۡ أَمۡرِيۚ ذَٰلِكَ تَأۡوِيلُ مَا لَمۡ تَسۡطِع عَّلَيۡهِ صَبۡرٗا (82) وَيَسۡـَٔلُونَكَ عَن ذِي ٱلۡقَرۡنَيۡنِۖ قُلۡ سَأَتۡلُواْ عَلَيۡكُم مِّنۡهُ ذِكۡرًا (83) إِنَّا مَكَّنَّا لَهُۥ فِي ٱلۡأَرۡضِ وَءَاتَيۡنَٰهُ مِن كُلِّ شَيۡءٖ سَبَبٗا (84) فَأَتۡبَعَ سَبَبًا (85) حَتَّىٰٓ إِذَا بَلَغَ مَغۡرِبَ ٱلشَّمۡسِ وَجَدَهَا تَغۡرُبُ فِي عَيۡنٍ حَمِئَةٖ وَوَجَدَ عِندَهَا قَوۡمٗاۖ قُلۡنَا يَٰذَا ٱلۡقَرۡنَيۡنِ إِمَّآ أَن تُعَذِّبَ وَإِمَّآ أَن تَتَّخِذَ فِيهِمۡ حُسۡنٗا (86) قَالَ أَمَّا مَن ظَلَمَ فَسَوۡفَ نُعَذِّبُهُۥ ثُمَّ يُرَدُّ إِلَىٰ رَبِّهِۦ فَيُعَذِّبُهُۥ عَذَابٗا نُّكۡرٗا (87) وَأَمَّا مَنۡ ءَامَنَ وَعَمِلَ صَٰلِحٗا فَلَهُۥ جَزَآءً ٱلۡحُسۡنَىٰۖ وَسَنَقُولُ لَهُۥ مِنۡ أَمۡرِنَا يُسۡرٗا (88) ثُمَّ أَتۡبَعَ سَبَبًا (89) حَتَّىٰٓ إِذَا بَلَغَ مَطۡلِعَ ٱلشَّمۡسِ وَجَدَهَا تَطۡلُعُ عَلَىٰ قَوۡمٖ لَّمۡ نَجۡعَل لَّهُم مِّن دُونِهَا سِتۡرٗا (90) كَذَٰلِكَۖ وَقَدۡ أَحَطۡنَا بِمَا لَدَيۡهِ خُبۡرٗا (91) ثُمَّ أَتۡبَعَ سَبَبًا (92) حَتَّىٰٓ إِذَا بَلَغَ بَيۡنَ ٱلسَّدَّيۡنِ وَجَدَ مِن دُونِهِمَا قَوۡمٗا لَّا يَكَادُونَ يَفۡقَهُونَ قَوۡلٗا (93) قَالُواْ يَٰذَا ٱلۡقَرۡنَيۡنِ إِنَّ يَأۡجُوجَ وَمَأۡجُوجَ مُفۡسِدُونَ فِي ٱلۡأَرۡضِ فَهَلۡ نَجۡعَلُ لَكَ خَرۡجًا عَلَىٰٓ أَن تَجۡعَلَ بَيۡنَنَا وَبَيۡنَهُمۡ سَدّٗا (94) قَالَ مَا مَكَّنِّي فِيهِ رَبِّي خَيۡرٞ فَأَعِينُونِي بِقُوَّةٍ أَجۡعَلۡ بَيۡنَكُمۡ وَبَيۡنَهُمۡ رَدۡمًا (95) ءَاتُونِي زُبَرَ ٱلۡحَدِيدِۖ حَتَّىٰٓ إِذَا سَاوَىٰ بَيۡنَ ٱلصَّدَفَيۡنِ قَالَ ٱنفُخُواْۖ حَتَّىٰٓ إِذَا جَعَلَهُۥ نَارٗا قَالَ ءَاتُونِيٓ أُفۡرِغۡ عَلَيۡهِ قِطۡرٗا (96) فَمَا ٱسۡطَٰعُوٓاْ أَن يَظۡهَرُوهُ وَمَا ٱسۡتَطَٰعُواْ لَهُۥ نَقۡبٗا (97) قَالَ هَٰذَا رَحۡمَةٞ مِّن رَّبِّيۖ فَإِذَا جَآءَ وَعۡدُ رَبِّي جَعَلَهُۥ دَكَّآءَۖ وَكَانَ وَعۡدُ رَبِّي حَقّٗا (98) ۞وَتَرَكۡنَا بَعۡضَهُمۡ يَوۡمَئِذٖ يَمُوجُ فِي بَعۡضٖۖ وَنُفِخَ فِي ٱلصُّورِ فَجَمَعۡنَٰهُمۡ جَمۡعٗا (99) وَعَرَضۡنَا جَهَنَّمَ يَوۡمَئِذٖ لِّلۡكَٰفِرِينَ عَرۡضًا (100) ٱلَّذِينَ كَانَتۡ أَعۡيُنُهُمۡ فِي غِطَآءٍ عَن ذِكۡرِي وَكَانُواْ لَا يَسۡتَطِيعُونَ سَمۡعًا (101) أَفَحَسِبَ ٱلَّذِينَ كَفَرُوٓاْ أَن يَتَّخِذُواْ عِبَادِي مِن دُونِيٓ أَوۡلِيَآءَۚ إِنَّآ أَعۡتَدۡنَا جَهَنَّمَ لِلۡكَٰفِرِينَ نُزُلٗا (102) قُلۡ هَلۡ نُنَبِّئُكُم بِٱلۡأَخۡسَرِينَ أَعۡمَٰلًا (103) ٱلَّذِينَ ضَلَّ سَعۡيُهُمۡ فِي ٱلۡحَيَوٰةِ ٱلدُّنۡيَا وَهُمۡ يَحۡسَبُونَ أَنَّهُمۡ يُحۡسِنُونَ صُنۡعًا (104) أُوْلَٰٓئِكَ ٱلَّذِينَ كَفَرُواْ بِـَٔايَٰتِ رَبِّهِمۡ وَلِقَآئِهِۦ فَحَبِطَتۡ أَعۡمَٰلُهُمۡ فَلَا نُقِيمُ لَهُمۡ يَوۡمَ ٱلۡقِيَٰمَةِ وَزۡنٗا (105) ذَٰلِكَ جَزَآؤُهُمۡ جَهَنَّمُ بِمَا كَفَرُواْ وَٱتَّخَذُوٓاْ ءَايَٰتِي وَرُسُلِي هُزُوًا (106) إِنَّ ٱلَّذِينَ ءَامَنُواْ وَعَمِلُواْ ٱلصَّٰلِحَٰتِ كَانَتۡ لَهُمۡ جَنَّٰتُ ٱلۡفِرۡدَوۡسِ نُزُلًا (107) خَٰلِدِينَ فِيهَا لَا يَبۡغُونَ عَنۡهَا حِوَلٗا (108) قُل لَّوۡ كَانَ ٱلۡبَحۡرُ مِدَادٗا لِّكَلِمَٰتِ رَبِّي لَنَفِدَ ٱلۡبَحۡرُ قَبۡلَ أَن تَنفَدَ كَلِمَٰتُ رَبِّي وَلَوۡ جِئۡنَا بِمِثۡلِهِۦ مَدَدٗا (109) قُلۡ إِنَّمَآ أَنَا۠ بَشَرٞ مِّثۡلُكُمۡ يُوحَىٰٓ إِلَيَّ أَنَّمَآ إِلَٰهُكُمۡ إِلَٰهٞ وَٰحِدٞۖ فَمَن كَانَ يَرۡجُواْ لِقَآءَ رَبِّهِۦ فَلۡيَعۡمَلۡ عَمَلٗا صَٰلِحٗا وَلَا يُشۡرِكۡ بِعِبَادَةِ رَبِّهِۦٓ أَحَدَۢا (110)﴾</w:t>
+      </w:r>
+    </w:p>
+    <w:p>
+      <w:pPr>
+        <w:pStyle w:val="Heading1"/>
+        <w:jc w:val="center"/>
+      </w:pPr>
+      <w:r>
+        <w:rPr>
+          <w:b/>
+          <w:color w:val="0F6657"/>
+          <w:sz w:val="36"/>
+        </w:rPr>
+        <w:t>28. أحكام فقهية: غسل الجنابة</w:t>
+      </w:r>
+    </w:p>
+    <w:p>
+      <w:pPr>
+        <w:jc w:val="right"/>
+      </w:pPr>
+      <w:r>
+        <w:rPr>
+          <w:b/>
+          <w:sz w:val="44"/>
+        </w:rPr>
+        <w:t>النقطة الأولى</w:t>
+      </w:r>
+    </w:p>
+    <w:p>
+      <w:pPr>
+        <w:jc w:val="right"/>
+      </w:pPr>
+      <w:r>
+        <w:rPr>
+          <w:sz w:val="24"/>
+        </w:rPr>
+        <w:t>متى يجب غسل الجنابة: بعد الجماع (سواء حصل إنزال أو لا)، وبعد انقطاع الحيض والنفاس. ويُستحب أيضًا لصلاة الجمعة والعيدين والإحرام، لكنها سنة وليست فرضًا</w:t>
+      </w:r>
+    </w:p>
+    <w:p>
+      <w:pPr>
+        <w:jc w:val="right"/>
+      </w:pPr>
+      <w:r>
+        <w:rPr>
+          <w:b/>
+          <w:sz w:val="44"/>
+        </w:rPr>
+        <w:t>النقطة الثانية</w:t>
+      </w:r>
+    </w:p>
+    <w:p>
+      <w:pPr>
+        <w:jc w:val="right"/>
+      </w:pPr>
+      <w:r>
+        <w:rPr>
+          <w:sz w:val="24"/>
+        </w:rPr>
+        <w:t>الفرض في غسل الجنابة شيئان فقط: النية (ولا يُشترط التلفظ بها)، وتعميم الجسم كله بالماء — من غير شامبو أو صابون أو شاور جل أو أي إضافات</w:t>
+      </w:r>
+    </w:p>
+    <w:p>
+      <w:pPr>
+        <w:jc w:val="right"/>
+      </w:pPr>
+      <w:r>
+        <w:rPr>
+          <w:b/>
+          <w:sz w:val="44"/>
+        </w:rPr>
+        <w:t>النقطة الثالثة</w:t>
+      </w:r>
+    </w:p>
+    <w:p>
+      <w:pPr>
+        <w:jc w:val="right"/>
+      </w:pPr>
+      <w:r>
+        <w:rPr>
+          <w:sz w:val="24"/>
+        </w:rPr>
+        <w:t>الطريقة الكاملة بالسنن والفرائض: غسل اليدين والعورة من الأمام والخلف، ثم الوضوء (ما عدا القدمين)، ثم غسل الشعر حتى تصل المياه لفروة الرأس ولكل خصلات الشعر، ثم الشق الأيمن من الجسم (3 مرات)، ثم الشق الأيسر (3 مرات)، ثم الجسم كله (3 مرات)، ثم إتمام الوضوء بغسل القدمين احترازًا فقط. (ينفع تستحم أولًا وبعدين تعمل الغسل، أو العكس)</w:t>
+      </w:r>
+    </w:p>
+    <w:p>
+      <w:pPr>
+        <w:jc w:val="right"/>
+      </w:pPr>
+      <w:r>
+        <w:rPr>
+          <w:b/>
+          <w:sz w:val="44"/>
+        </w:rPr>
+        <w:t>النقطة الرابعة</w:t>
+      </w:r>
+    </w:p>
+    <w:p>
+      <w:pPr>
+        <w:jc w:val="right"/>
+      </w:pPr>
+      <w:r>
+        <w:rPr>
+          <w:sz w:val="24"/>
+        </w:rPr>
+        <w:t>من اقتصر على الفرض فقط (النية وتعميم الجسم بالماء) فغسله صحيح وإن فاتته السنن؛ أما من غير الغسل أصلًا (الفرض ناقص) فالعبادات التي تشترطه كالصلاة والإحرام للحج أو العمرة تكون باطلة</w:t>
+      </w:r>
+    </w:p>
+    <w:p>
+      <w:pPr>
+        <w:jc w:val="right"/>
+      </w:pPr>
+      <w:r>
+        <w:rPr>
+          <w:b/>
+          <w:sz w:val="44"/>
+        </w:rPr>
+        <w:t>النقطة الخامسة</w:t>
+      </w:r>
+    </w:p>
+    <w:p>
+      <w:pPr>
+        <w:jc w:val="right"/>
+      </w:pPr>
+      <w:r>
+        <w:rPr>
+          <w:sz w:val="24"/>
+        </w:rPr>
+        <w:t>غسل الجنابة لا ينتقض إلا بموجب جديد: جماع، أو حيض، أو نفاس، أو الكفر بالله والعياذ بالله (فإذا عاد صاحبه للإسلام اغتسل ليرجع إليه، وهو نفس غسل الجنابة مع إضافة بعض الأمور البسيطة)</w:t>
       </w:r>
     </w:p>
     <w:sectPr>

--- a/خزانة الأدعية.docx
+++ b/خزانة الأدعية.docx
@@ -21310,19 +21310,19 @@
           <w:color w:val="0F6657"/>
           <w:sz w:val="36"/>
         </w:rPr>
-        <w:t>28. أحكام فقهية: غسل الجنابة</w:t>
-      </w:r>
-    </w:p>
-    <w:p>
-      <w:pPr>
-        <w:jc w:val="right"/>
-      </w:pPr>
-      <w:r>
-        <w:rPr>
-          <w:b/>
-          <w:sz w:val="44"/>
-        </w:rPr>
-        <w:t>النقطة الأولى</w:t>
+        <w:t>28. أحكام فقهية</w:t>
+      </w:r>
+    </w:p>
+    <w:p>
+      <w:pPr>
+        <w:jc w:val="right"/>
+      </w:pPr>
+      <w:r>
+        <w:rPr>
+          <w:b/>
+          <w:sz w:val="44"/>
+        </w:rPr>
+        <w:t>غسل الجنابة: النقطة الأولى</w:t>
       </w:r>
     </w:p>
     <w:p>
@@ -21345,7 +21345,7 @@
           <w:b/>
           <w:sz w:val="44"/>
         </w:rPr>
-        <w:t>النقطة الثانية</w:t>
+        <w:t>غسل الجنابة: النقطة الثانية</w:t>
       </w:r>
     </w:p>
     <w:p>
@@ -21368,7 +21368,7 @@
           <w:b/>
           <w:sz w:val="44"/>
         </w:rPr>
-        <w:t>النقطة الثالثة</w:t>
+        <w:t>غسل الجنابة: النقطة الثالثة</w:t>
       </w:r>
     </w:p>
     <w:p>
@@ -21391,7 +21391,7 @@
           <w:b/>
           <w:sz w:val="44"/>
         </w:rPr>
-        <w:t>النقطة الرابعة</w:t>
+        <w:t>غسل الجنابة: النقطة الرابعة</w:t>
       </w:r>
     </w:p>
     <w:p>
@@ -21414,7 +21414,7 @@
           <w:b/>
           <w:sz w:val="44"/>
         </w:rPr>
-        <w:t>النقطة الخامسة</w:t>
+        <w:t>غسل الجنابة: النقطة الخامسة</w:t>
       </w:r>
     </w:p>
     <w:p>
@@ -21426,6 +21426,282 @@
           <w:sz w:val="24"/>
         </w:rPr>
         <w:t>غسل الجنابة لا ينتقض إلا بموجب جديد: جماع، أو حيض، أو نفاس، أو الكفر بالله والعياذ بالله (فإذا عاد صاحبه للإسلام اغتسل ليرجع إليه، وهو نفس غسل الجنابة مع إضافة بعض الأمور البسيطة)</w:t>
+      </w:r>
+    </w:p>
+    <w:p>
+      <w:pPr>
+        <w:jc w:val="right"/>
+      </w:pPr>
+      <w:r>
+        <w:rPr>
+          <w:b/>
+          <w:sz w:val="44"/>
+        </w:rPr>
+        <w:t>عدة المرأة: النقطة الأولى</w:t>
+      </w:r>
+    </w:p>
+    <w:p>
+      <w:pPr>
+        <w:jc w:val="right"/>
+      </w:pPr>
+      <w:r>
+        <w:rPr>
+          <w:sz w:val="24"/>
+        </w:rPr>
+        <w:t>عدة المطلقة: ثلاث حيضات (يعني لا تقل عن 62 يومًا أبدًا)</w:t>
+      </w:r>
+    </w:p>
+    <w:p>
+      <w:pPr>
+        <w:jc w:val="right"/>
+      </w:pPr>
+      <w:r>
+        <w:rPr>
+          <w:b/>
+          <w:sz w:val="44"/>
+        </w:rPr>
+        <w:t>عدة المرأة: النقطة الثانية</w:t>
+      </w:r>
+    </w:p>
+    <w:p>
+      <w:pPr>
+        <w:jc w:val="right"/>
+      </w:pPr>
+      <w:r>
+        <w:rPr>
+          <w:sz w:val="24"/>
+        </w:rPr>
+        <w:t>عدة المتوفى عنها زوجها: أربعة أشهر وعشرة أيام</w:t>
+      </w:r>
+    </w:p>
+    <w:p>
+      <w:pPr>
+        <w:jc w:val="right"/>
+      </w:pPr>
+      <w:r>
+        <w:rPr>
+          <w:b/>
+          <w:sz w:val="44"/>
+        </w:rPr>
+        <w:t>عدة المرأة: النقطة الثالثة</w:t>
+      </w:r>
+    </w:p>
+    <w:p>
+      <w:pPr>
+        <w:jc w:val="right"/>
+      </w:pPr>
+      <w:r>
+        <w:rPr>
+          <w:sz w:val="24"/>
+        </w:rPr>
+        <w:t>عدة الحمل تنتهي بالأشعة المتطورة فور التأكد من عدم الحمل، فالأشعة الحديثة تحسم الأمر فورًا</w:t>
+      </w:r>
+    </w:p>
+    <w:p>
+      <w:pPr>
+        <w:jc w:val="right"/>
+      </w:pPr>
+      <w:r>
+        <w:rPr>
+          <w:b/>
+          <w:sz w:val="44"/>
+        </w:rPr>
+        <w:t>عدة المرأة: النقطة الرابعة</w:t>
+      </w:r>
+    </w:p>
+    <w:p>
+      <w:pPr>
+        <w:jc w:val="right"/>
+      </w:pPr>
+      <w:r>
+        <w:rPr>
+          <w:sz w:val="24"/>
+        </w:rPr>
+        <w:t>لو كانت العدة بسبب خلع، فتبدأ من اليوم التالي لحكم القاضي، حتى لو كان الطرفان متخاصمين وساكنين منفصلين من سنة</w:t>
+      </w:r>
+    </w:p>
+    <w:p>
+      <w:pPr>
+        <w:jc w:val="right"/>
+      </w:pPr>
+      <w:r>
+        <w:rPr>
+          <w:b/>
+          <w:sz w:val="44"/>
+        </w:rPr>
+        <w:t>عدة المرأة: النقطة الخامسة</w:t>
+      </w:r>
+    </w:p>
+    <w:p>
+      <w:pPr>
+        <w:jc w:val="right"/>
+      </w:pPr>
+      <w:r>
+        <w:rPr>
+          <w:sz w:val="24"/>
+        </w:rPr>
+        <w:t>العدة أمر تعبدي لله سبحانه وتعالى فقط، ملهاش علاقة بالسن ولا بقرب أو بعد العلاقة بين الزوجين</w:t>
+      </w:r>
+    </w:p>
+    <w:p>
+      <w:pPr>
+        <w:jc w:val="right"/>
+      </w:pPr>
+      <w:r>
+        <w:rPr>
+          <w:b/>
+          <w:sz w:val="44"/>
+        </w:rPr>
+        <w:t>عدة المرأة: النقطة السادسة</w:t>
+      </w:r>
+    </w:p>
+    <w:p>
+      <w:pPr>
+        <w:jc w:val="right"/>
+      </w:pPr>
+      <w:r>
+        <w:rPr>
+          <w:sz w:val="24"/>
+        </w:rPr>
+        <w:t>خلال العدة: يُمنع على المطلقة والأرملة التبرج والزينة والاختلاط بالرجال والخطبة والخروج من البيت إلا لضرورة ملحة ومن غير مبيت خارجه، ولا تأخير الحواجب ولا الوجه ولا التعطر؛ ولا يصح السفر للعمرة أو تغيير الجو إلا بعد انتهاء العدة (إلا إن جاء من يخدمها ليقيم معها)</w:t>
+      </w:r>
+    </w:p>
+    <w:p>
+      <w:pPr>
+        <w:jc w:val="right"/>
+      </w:pPr>
+      <w:r>
+        <w:rPr>
+          <w:b/>
+          <w:sz w:val="44"/>
+        </w:rPr>
+        <w:t>عدة المرأة: النقطة السابعة</w:t>
+      </w:r>
+    </w:p>
+    <w:p>
+      <w:pPr>
+        <w:jc w:val="right"/>
+      </w:pPr>
+      <w:r>
+        <w:rPr>
+          <w:sz w:val="24"/>
+        </w:rPr>
+        <w:t>العدة فرصة لمراجعة النفس واسترجاع الماضي، وهي فرض رباني كالصلاة تمامًا، وليست أمرًا اجتماعيًا يُؤخذ باستخفاف</w:t>
+      </w:r>
+    </w:p>
+    <w:p>
+      <w:pPr>
+        <w:jc w:val="right"/>
+      </w:pPr>
+      <w:r>
+        <w:rPr>
+          <w:b/>
+          <w:sz w:val="44"/>
+        </w:rPr>
+        <w:t>عورة المرأة في الصلاة: النقطة الأولى</w:t>
+      </w:r>
+    </w:p>
+    <w:p>
+      <w:pPr>
+        <w:jc w:val="right"/>
+      </w:pPr>
+      <w:r>
+        <w:rPr>
+          <w:sz w:val="24"/>
+        </w:rPr>
+        <w:t>اتفق الفقهاء على أن وجه المرأة ليس بعورة في الصلاة</w:t>
+      </w:r>
+    </w:p>
+    <w:p>
+      <w:pPr>
+        <w:jc w:val="right"/>
+      </w:pPr>
+      <w:r>
+        <w:rPr>
+          <w:b/>
+          <w:sz w:val="44"/>
+        </w:rPr>
+        <w:t>عورة المرأة في الصلاة: النقطة الثانية</w:t>
+      </w:r>
+    </w:p>
+    <w:p>
+      <w:pPr>
+        <w:jc w:val="right"/>
+      </w:pPr>
+      <w:r>
+        <w:rPr>
+          <w:sz w:val="24"/>
+        </w:rPr>
+        <w:t>جمهور الفقهاء: بدن المرأة كله عورة إلا الوجه والكفين؛ والحنابلة في المشهور: كله عورة إلا الوجه</w:t>
+      </w:r>
+    </w:p>
+    <w:p>
+      <w:pPr>
+        <w:jc w:val="right"/>
+      </w:pPr>
+      <w:r>
+        <w:rPr>
+          <w:b/>
+          <w:sz w:val="44"/>
+        </w:rPr>
+        <w:t>عورة المرأة في الصلاة: النقطة الثالثة</w:t>
+      </w:r>
+    </w:p>
+    <w:p>
+      <w:pPr>
+        <w:jc w:val="right"/>
+      </w:pPr>
+      <w:r>
+        <w:rPr>
+          <w:sz w:val="24"/>
+        </w:rPr>
+        <w:t>القدمان محل خلاف: ذهب المالكية والشافعية والحنابلة إلى وجوب سترهما في الصلاة (واستدلوا بحديث أم سلمة)، بينما لا يراهما أبو حنيفة من العورة؛ والأحوط للمرأة أن تغطي قدميها</w:t>
+      </w:r>
+    </w:p>
+    <w:p>
+      <w:pPr>
+        <w:jc w:val="right"/>
+      </w:pPr>
+      <w:r>
+        <w:rPr>
+          <w:b/>
+          <w:sz w:val="44"/>
+        </w:rPr>
+        <w:t>عورة المرأة في الصلاة: النقطة الرابعة</w:t>
+      </w:r>
+    </w:p>
+    <w:p>
+      <w:pPr>
+        <w:jc w:val="right"/>
+      </w:pPr>
+      <w:r>
+        <w:rPr>
+          <w:sz w:val="24"/>
+        </w:rPr>
+        <w:t>إذا انكشف من عورة المرأة شيء يسير بغير قصد، فالصلاة صحيحة على القول المختار</w:t>
+      </w:r>
+    </w:p>
+    <w:p>
+      <w:pPr>
+        <w:jc w:val="right"/>
+      </w:pPr>
+      <w:r>
+        <w:rPr>
+          <w:b/>
+          <w:sz w:val="44"/>
+        </w:rPr>
+        <w:t>عورة المرأة في الصلاة: النقطة الخامسة</w:t>
+      </w:r>
+    </w:p>
+    <w:p>
+      <w:pPr>
+        <w:jc w:val="right"/>
+      </w:pPr>
+      <w:r>
+        <w:rPr>
+          <w:sz w:val="24"/>
+        </w:rPr>
+        <w:t>تنبيه: يُكره للمرأة أن تصلي وهي منتقبة عند عامة العلماء</w:t>
       </w:r>
     </w:p>
     <w:sectPr>

--- a/خزانة الأدعية.docx
+++ b/خزانة الأدعية.docx
@@ -21599,6 +21599,17 @@
           <w:sz w:val="44"/>
         </w:rPr>
         <w:t>عورة المرأة في الصلاة: النقطة الأولى</w:t>
+      </w:r>
+    </w:p>
+    <w:p>
+      <w:pPr>
+        <w:jc w:val="right"/>
+      </w:pPr>
+      <w:r>
+        <w:rPr>
+          <w:sz w:val="24"/>
+        </w:rPr>
+        <w:t>منقول من رأي فضيلة الشيخ محمد أبو بكر جاد الرب، وهو اجتهاد فقهي وخلاف بين العلماء وليس نصًا مباشرًا من القرآن أو السنة:</w:t>
       </w:r>
     </w:p>
     <w:p>

--- a/خزانة الأدعية.docx
+++ b/خزانة الأدعية.docx
@@ -21553,29 +21553,6 @@
           <w:sz w:val="44"/>
         </w:rPr>
         <w:t>عدة المرأة: النقطة السادسة</w:t>
-      </w:r>
-    </w:p>
-    <w:p>
-      <w:pPr>
-        <w:jc w:val="right"/>
-      </w:pPr>
-      <w:r>
-        <w:rPr>
-          <w:sz w:val="24"/>
-        </w:rPr>
-        <w:t>خلال العدة: يُمنع على المطلقة والأرملة التبرج والزينة والاختلاط بالرجال والخطبة والخروج من البيت إلا لضرورة ملحة ومن غير مبيت خارجه، ولا تأخير الحواجب ولا الوجه ولا التعطر؛ ولا يصح السفر للعمرة أو تغيير الجو إلا بعد انتهاء العدة (إلا إن جاء من يخدمها ليقيم معها)</w:t>
-      </w:r>
-    </w:p>
-    <w:p>
-      <w:pPr>
-        <w:jc w:val="right"/>
-      </w:pPr>
-      <w:r>
-        <w:rPr>
-          <w:b/>
-          <w:sz w:val="44"/>
-        </w:rPr>
-        <w:t>عدة المرأة: النقطة السابعة</w:t>
       </w:r>
     </w:p>
     <w:p>

--- a/خزانة الأدعية.docx
+++ b/خزانة الأدعية.docx
@@ -21426,144 +21426,6 @@
           <w:sz w:val="24"/>
         </w:rPr>
         <w:t>غسل الجنابة لا ينتقض إلا بموجب جديد: جماع، أو حيض، أو نفاس، أو الكفر بالله والعياذ بالله (فإذا عاد صاحبه للإسلام اغتسل ليرجع إليه، وهو نفس غسل الجنابة مع إضافة بعض الأمور البسيطة)</w:t>
-      </w:r>
-    </w:p>
-    <w:p>
-      <w:pPr>
-        <w:jc w:val="right"/>
-      </w:pPr>
-      <w:r>
-        <w:rPr>
-          <w:b/>
-          <w:sz w:val="44"/>
-        </w:rPr>
-        <w:t>عدة المرأة: النقطة الأولى</w:t>
-      </w:r>
-    </w:p>
-    <w:p>
-      <w:pPr>
-        <w:jc w:val="right"/>
-      </w:pPr>
-      <w:r>
-        <w:rPr>
-          <w:sz w:val="24"/>
-        </w:rPr>
-        <w:t>عدة المطلقة: ثلاث حيضات (يعني لا تقل عن 62 يومًا أبدًا)</w:t>
-      </w:r>
-    </w:p>
-    <w:p>
-      <w:pPr>
-        <w:jc w:val="right"/>
-      </w:pPr>
-      <w:r>
-        <w:rPr>
-          <w:b/>
-          <w:sz w:val="44"/>
-        </w:rPr>
-        <w:t>عدة المرأة: النقطة الثانية</w:t>
-      </w:r>
-    </w:p>
-    <w:p>
-      <w:pPr>
-        <w:jc w:val="right"/>
-      </w:pPr>
-      <w:r>
-        <w:rPr>
-          <w:sz w:val="24"/>
-        </w:rPr>
-        <w:t>عدة المتوفى عنها زوجها: أربعة أشهر وعشرة أيام</w:t>
-      </w:r>
-    </w:p>
-    <w:p>
-      <w:pPr>
-        <w:jc w:val="right"/>
-      </w:pPr>
-      <w:r>
-        <w:rPr>
-          <w:b/>
-          <w:sz w:val="44"/>
-        </w:rPr>
-        <w:t>عدة المرأة: النقطة الثالثة</w:t>
-      </w:r>
-    </w:p>
-    <w:p>
-      <w:pPr>
-        <w:jc w:val="right"/>
-      </w:pPr>
-      <w:r>
-        <w:rPr>
-          <w:sz w:val="24"/>
-        </w:rPr>
-        <w:t>عدة الحمل تنتهي بالأشعة المتطورة فور التأكد من عدم الحمل، فالأشعة الحديثة تحسم الأمر فورًا</w:t>
-      </w:r>
-    </w:p>
-    <w:p>
-      <w:pPr>
-        <w:jc w:val="right"/>
-      </w:pPr>
-      <w:r>
-        <w:rPr>
-          <w:b/>
-          <w:sz w:val="44"/>
-        </w:rPr>
-        <w:t>عدة المرأة: النقطة الرابعة</w:t>
-      </w:r>
-    </w:p>
-    <w:p>
-      <w:pPr>
-        <w:jc w:val="right"/>
-      </w:pPr>
-      <w:r>
-        <w:rPr>
-          <w:sz w:val="24"/>
-        </w:rPr>
-        <w:t>لو كانت العدة بسبب خلع، فتبدأ من اليوم التالي لحكم القاضي، حتى لو كان الطرفان متخاصمين وساكنين منفصلين من سنة</w:t>
-      </w:r>
-    </w:p>
-    <w:p>
-      <w:pPr>
-        <w:jc w:val="right"/>
-      </w:pPr>
-      <w:r>
-        <w:rPr>
-          <w:b/>
-          <w:sz w:val="44"/>
-        </w:rPr>
-        <w:t>عدة المرأة: النقطة الخامسة</w:t>
-      </w:r>
-    </w:p>
-    <w:p>
-      <w:pPr>
-        <w:jc w:val="right"/>
-      </w:pPr>
-      <w:r>
-        <w:rPr>
-          <w:sz w:val="24"/>
-        </w:rPr>
-        <w:t>العدة أمر تعبدي لله سبحانه وتعالى فقط، ملهاش علاقة بالسن ولا بقرب أو بعد العلاقة بين الزوجين</w:t>
-      </w:r>
-    </w:p>
-    <w:p>
-      <w:pPr>
-        <w:jc w:val="right"/>
-      </w:pPr>
-      <w:r>
-        <w:rPr>
-          <w:b/>
-          <w:sz w:val="44"/>
-        </w:rPr>
-        <w:t>عدة المرأة: النقطة السادسة</w:t>
-      </w:r>
-    </w:p>
-    <w:p>
-      <w:pPr>
-        <w:jc w:val="right"/>
-      </w:pPr>
-      <w:r>
-        <w:rPr>
-          <w:sz w:val="24"/>
-        </w:rPr>
-        <w:t>العدة فرصة لمراجعة النفس واسترجاع الماضي، وهي فرض رباني كالصلاة تمامًا، وليست أمرًا اجتماعيًا يُؤخذ باستخفاف</w:t>
       </w:r>
     </w:p>
     <w:p>

--- a/خزانة الأدعية.docx
+++ b/خزانة الأدعية.docx
@@ -10561,6 +10561,71 @@
     </w:p>
     <w:p>
       <w:pPr>
+        <w:jc w:val="right"/>
+      </w:pPr>
+      <w:r>
+        <w:rPr>
+          <w:b/>
+          <w:sz w:val="44"/>
+        </w:rPr>
+        <w:t>الدعاء الخامس عشر</w:t>
+      </w:r>
+    </w:p>
+    <w:p>
+      <w:pPr>
+        <w:jc w:val="right"/>
+      </w:pPr>
+      <w:r>
+        <w:rPr>
+          <w:sz w:val="24"/>
+        </w:rPr>
+        <w:t xml:space="preserve">قهرتك بقهر الله الذي قهر به الجبابرة، وختمتك على لسانك بقول الله تعالى: </w:t>
+      </w:r>
+      <w:r>
+        <w:rPr>
+          <w:b/>
+          <w:color w:val="B23A2E"/>
+          <w:sz w:val="24"/>
+        </w:rPr>
+        <w:t>﴿الْيَوْمَ نَخْتِمُ عَلَىٰ أَفْوَاهِهِمْ﴾</w:t>
+      </w:r>
+      <w:r>
+        <w:rPr>
+          <w:sz w:val="24"/>
+        </w:rPr>
+        <w:t xml:space="preserve">، </w:t>
+      </w:r>
+      <w:r>
+        <w:rPr>
+          <w:b/>
+          <w:color w:val="B23A2E"/>
+          <w:sz w:val="24"/>
+        </w:rPr>
+        <w:t>﴿هَٰذَا يَوْمُ لَا يَنطِقُونَ﴾</w:t>
+      </w:r>
+      <w:r>
+        <w:rPr>
+          <w:sz w:val="24"/>
+        </w:rPr>
+        <w:t xml:space="preserve">، </w:t>
+      </w:r>
+      <w:r>
+        <w:rPr>
+          <w:b/>
+          <w:color w:val="B23A2E"/>
+          <w:sz w:val="24"/>
+        </w:rPr>
+        <w:t>﴿وَوَقَعَ الْقَوْلُ عَلَيْهِم بِمَا ظَلَمُوا فَهُمْ لَا يَنطِقُونَ﴾</w:t>
+      </w:r>
+      <w:r>
+        <w:rPr>
+          <w:sz w:val="24"/>
+        </w:rPr>
+        <w:t>. اللهم اجعل خيره بين عينيه وشره تحت قدميه، واستعين بالله عليه (3 مرات أو 7 مرات)</w:t>
+      </w:r>
+    </w:p>
+    <w:p>
+      <w:pPr>
         <w:pStyle w:val="Heading1"/>
         <w:pageBreakBefore/>
         <w:pBdr>
@@ -15711,7 +15776,7 @@
           <w:szCs w:val="24"/>
           <w:rtl/>
         </w:rPr>
-        <w:t xml:space="preserve">دعاء النصف من شعبان: تُقرأ سورة الدخان، ثم: «اللهم يا ذا المنّ ولا يُمَنّ عليه، يا ذا الجلال والإكرام، يا ذا الطول والإنعام، اللهم إن كنت قد كتبتني عندك في أم الكتاب شقيًا أو محرومًا أو مقترًا علي في الرزق، فامحُ اللهم بفضلك شقاوتي وحرماني وتقتيري، وأثبتني عندك في أم الكتاب سعيدًا موفقًا مرزوقًا، فأنت قلت وقولك الحق المبين: يمحو الله ما يشاء ويثبت وعنده أم الكتاب»</w:t>
+        <w:t>دعاء النصف من شعبان: تُقرأ سورة الدخان، ثم: «اللهم يا ذا المنّ ولا يُمَنّ عليه، يا ذا الجلال والإكرام، ويا ذا الطول والإنعام، لا إله إلا أنت، ظهر اللاجئين وجار المستجيرين وأمان الخائفين. اللهم إن كنت كتبتني عندك في أم الكتاب شقيًا أو محرومًا أو مطرودًا أو مقترًا علي في الرزق، فامحُ اللهم بفضلك شقاوتي وحرماني وطردي وإقتاري رزقي، وأثبتني عندك في أم الكتاب سعيدًا مرزوقًا موفقًا للخيرات، فإنك قلت وقولك الحق في كتابك المنزل على لسان نبيك المرسل: يمحو الله ما يشاء ويثبت وعنده أم الكتاب. إلهي بالتجلي الأعظم في ليلة النصف من شعبان المكرم التي يُفرَق فيها كل أمر حكيم ويُبرَم، نسألك اللهم أن تكشف عنا من البلاء ما نعلم وما لا نعلم وما تعلم وما أنت به أعلم، إنك أنت الأعز الأكرم» ... وصلى الله على سيدنا محمد وآله وصحبه وسلم</w:t>
       </w:r>
     </w:p>
     <w:p>

--- a/خزانة الأدعية.docx
+++ b/خزانة الأدعية.docx
@@ -9707,6 +9707,29 @@
     </w:p>
     <w:p>
       <w:pPr>
+        <w:jc w:val="right"/>
+      </w:pPr>
+      <w:r>
+        <w:rPr>
+          <w:b/>
+          <w:sz w:val="44"/>
+        </w:rPr>
+        <w:t>الدعاء الثاني والثلاثون</w:t>
+      </w:r>
+    </w:p>
+    <w:p>
+      <w:pPr>
+        <w:jc w:val="right"/>
+      </w:pPr>
+      <w:r>
+        <w:rPr>
+          <w:sz w:val="24"/>
+        </w:rPr>
+        <w:t>من أدعية اسم الله الأعظم (لتحقيق أي طلب أو للاستغفار): «اللهم إني أسألك باسمك الأعظم الذي إذا دُعيت به أجبت، وإذا سُئلت به أعطيت، أسألك بأني أشهد أنك أنت الله لا إله إلا أنت، الأحد الصمد الذي لم يلد ولم يولد ولم يكن له كفوًا أحد، أن تغفر لي ذنوبي إنك أنت الغفور الرحيم. اللهم إنك عفو كريم تحب العفو فاعفُ عني»</w:t>
+      </w:r>
+    </w:p>
+    <w:p>
+      <w:pPr>
         <w:pStyle w:val="Heading1"/>
         <w:pageBreakBefore/>
         <w:pBdr>
@@ -10316,7 +10339,145 @@
           <w:szCs w:val="24"/>
           <w:rtl/>
         </w:rPr>
-        <w:t xml:space="preserve">من أدعية اسم الله الأعظم (لتحقيق أي طلب أو للاستغفار): «اللهم إني أسألك باسمك الأعظم الذي إذا دُعيت به أجبت، وإذا سُئلت به أعطيت، أسألك بأني أشهد أنك أنت الله لا إله إلا أنت، الأحد الصمد الذي لم يلد ولم يولد ولم يكن له كفوًا أحد، أن تغفر لي ذنوبي إنك أنت الغفور الرحيم. اللهم إنك عفو كريم تحب العفو فاعفُ عني»</w:t>
+        <w:t xml:space="preserve">آيات رد كيد الكائدين: </w:t>
+      </w:r>
+      <w:r>
+        <w:rPr>
+          <w:rFonts w:ascii="Times New Roman" w:cs="Times New Roman" w:eastAsia="Times New Roman" w:hAnsi="Times New Roman"/>
+          <w:b/>
+          <w:bCs/>
+          <w:color w:val="B23A2E"/>
+          <w:sz w:val="24"/>
+          <w:szCs w:val="24"/>
+          <w:rtl/>
+        </w:rPr>
+        <w:t xml:space="preserve">﴿فَسَيَكْفِيكَهُمُ اللَّهُ وَهُوَ السَّمِيعُ الْعَلِيمُ﴾</w:t>
+      </w:r>
+      <w:r>
+        <w:rPr>
+          <w:rFonts w:ascii="Times New Roman" w:cs="Times New Roman" w:eastAsia="Times New Roman" w:hAnsi="Times New Roman"/>
+          <w:sz w:val="24"/>
+          <w:szCs w:val="24"/>
+          <w:rtl/>
+        </w:rPr>
+        <w:t xml:space="preserve">، </w:t>
+      </w:r>
+      <w:r>
+        <w:rPr>
+          <w:rFonts w:ascii="Times New Roman" w:cs="Times New Roman" w:eastAsia="Times New Roman" w:hAnsi="Times New Roman"/>
+          <w:b/>
+          <w:bCs/>
+          <w:color w:val="B23A2E"/>
+          <w:sz w:val="24"/>
+          <w:szCs w:val="24"/>
+          <w:rtl/>
+        </w:rPr>
+        <w:t xml:space="preserve">﴿أَلَيْسَ اللَّهُ بِكَافٍ عَبْدَهُ﴾</w:t>
+      </w:r>
+      <w:r>
+        <w:rPr>
+          <w:rFonts w:ascii="Times New Roman" w:cs="Times New Roman" w:eastAsia="Times New Roman" w:hAnsi="Times New Roman"/>
+          <w:sz w:val="24"/>
+          <w:szCs w:val="24"/>
+          <w:rtl/>
+        </w:rPr>
+        <w:t xml:space="preserve">، </w:t>
+      </w:r>
+      <w:r>
+        <w:rPr>
+          <w:rFonts w:ascii="Times New Roman" w:cs="Times New Roman" w:eastAsia="Times New Roman" w:hAnsi="Times New Roman"/>
+          <w:b/>
+          <w:bCs/>
+          <w:color w:val="B23A2E"/>
+          <w:sz w:val="24"/>
+          <w:szCs w:val="24"/>
+          <w:rtl/>
+        </w:rPr>
+        <w:t xml:space="preserve">﴿وَأُفَوِّضُ أَمْرِي إِلَى اللَّهِ إِنَّ اللَّهَ بَصِيرٌ بِالْعِبَادِ﴾</w:t>
+      </w:r>
+      <w:r>
+        <w:rPr>
+          <w:rFonts w:ascii="Times New Roman" w:cs="Times New Roman" w:eastAsia="Times New Roman" w:hAnsi="Times New Roman"/>
+          <w:sz w:val="24"/>
+          <w:szCs w:val="24"/>
+          <w:rtl/>
+        </w:rPr>
+        <w:t xml:space="preserve">، </w:t>
+      </w:r>
+      <w:r>
+        <w:rPr>
+          <w:rFonts w:ascii="Times New Roman" w:cs="Times New Roman" w:eastAsia="Times New Roman" w:hAnsi="Times New Roman"/>
+          <w:b/>
+          <w:bCs/>
+          <w:color w:val="B23A2E"/>
+          <w:sz w:val="24"/>
+          <w:szCs w:val="24"/>
+          <w:rtl/>
+        </w:rPr>
+        <w:t xml:space="preserve">﴿فَوَقَاهُ اللَّهُ سَيِّئَاتِ مَا مَكَرُوا﴾</w:t>
+      </w:r>
+      <w:r>
+        <w:rPr>
+          <w:rFonts w:ascii="Times New Roman" w:cs="Times New Roman" w:eastAsia="Times New Roman" w:hAnsi="Times New Roman"/>
+          <w:sz w:val="24"/>
+          <w:szCs w:val="24"/>
+          <w:rtl/>
+        </w:rPr>
+        <w:t xml:space="preserve">، </w:t>
+      </w:r>
+      <w:r>
+        <w:rPr>
+          <w:rFonts w:ascii="Times New Roman" w:cs="Times New Roman" w:eastAsia="Times New Roman" w:hAnsi="Times New Roman"/>
+          <w:b/>
+          <w:bCs/>
+          <w:color w:val="B23A2E"/>
+          <w:sz w:val="24"/>
+          <w:szCs w:val="24"/>
+          <w:rtl/>
+        </w:rPr>
+        <w:t xml:space="preserve">﴿وَجَعَلْنَا مِن بَيْنِ أَيْدِيهِمْ سَدًّا وَمِنْ خَلْفِهِمْ سَدًّا فَأَغْشَيْنَاهُمْ فَهُمْ لَا يُبْصِرُونَ﴾</w:t>
+      </w:r>
+      <w:r>
+        <w:rPr>
+          <w:rFonts w:ascii="Times New Roman" w:cs="Times New Roman" w:eastAsia="Times New Roman" w:hAnsi="Times New Roman"/>
+          <w:sz w:val="24"/>
+          <w:szCs w:val="24"/>
+          <w:rtl/>
+        </w:rPr>
+        <w:t xml:space="preserve">، </w:t>
+      </w:r>
+      <w:r>
+        <w:rPr>
+          <w:rFonts w:ascii="Times New Roman" w:cs="Times New Roman" w:eastAsia="Times New Roman" w:hAnsi="Times New Roman"/>
+          <w:b/>
+          <w:bCs/>
+          <w:color w:val="B23A2E"/>
+          <w:sz w:val="24"/>
+          <w:szCs w:val="24"/>
+          <w:rtl/>
+        </w:rPr>
+        <w:t xml:space="preserve">﴿وَيَمْكُرُونَ وَيَمْكُرُ اللَّهُ وَاللَّهُ خَيْرُ الْمَاكِرِينَ﴾</w:t>
+      </w:r>
+      <w:r>
+        <w:rPr>
+          <w:rFonts w:ascii="Times New Roman" w:cs="Times New Roman" w:eastAsia="Times New Roman" w:hAnsi="Times New Roman"/>
+          <w:sz w:val="24"/>
+          <w:szCs w:val="24"/>
+          <w:rtl/>
+        </w:rPr>
+        <w:t xml:space="preserve">، </w:t>
+      </w:r>
+      <w:r>
+        <w:rPr>
+          <w:rFonts w:ascii="Times New Roman" w:cs="Times New Roman" w:eastAsia="Times New Roman" w:hAnsi="Times New Roman"/>
+          <w:b/>
+          <w:bCs/>
+          <w:color w:val="B23A2E"/>
+          <w:sz w:val="24"/>
+          <w:szCs w:val="24"/>
+          <w:rtl/>
+        </w:rPr>
+        <w:t xml:space="preserve">﴿وَاللَّهُ مِن وَرَائِهِم مُّحِيطٌ﴾</w:t>
       </w:r>
     </w:p>
     <w:p>
@@ -10350,145 +10511,7 @@
           <w:szCs w:val="24"/>
           <w:rtl/>
         </w:rPr>
-        <w:t xml:space="preserve">آيات رد كيد الكائدين: </w:t>
-      </w:r>
-      <w:r>
-        <w:rPr>
-          <w:rFonts w:ascii="Times New Roman" w:cs="Times New Roman" w:eastAsia="Times New Roman" w:hAnsi="Times New Roman"/>
-          <w:b/>
-          <w:bCs/>
-          <w:color w:val="B23A2E"/>
-          <w:sz w:val="24"/>
-          <w:szCs w:val="24"/>
-          <w:rtl/>
-        </w:rPr>
-        <w:t xml:space="preserve">﴿فَسَيَكْفِيكَهُمُ اللَّهُ وَهُوَ السَّمِيعُ الْعَلِيمُ﴾</w:t>
-      </w:r>
-      <w:r>
-        <w:rPr>
-          <w:rFonts w:ascii="Times New Roman" w:cs="Times New Roman" w:eastAsia="Times New Roman" w:hAnsi="Times New Roman"/>
-          <w:sz w:val="24"/>
-          <w:szCs w:val="24"/>
-          <w:rtl/>
-        </w:rPr>
-        <w:t xml:space="preserve">، </w:t>
-      </w:r>
-      <w:r>
-        <w:rPr>
-          <w:rFonts w:ascii="Times New Roman" w:cs="Times New Roman" w:eastAsia="Times New Roman" w:hAnsi="Times New Roman"/>
-          <w:b/>
-          <w:bCs/>
-          <w:color w:val="B23A2E"/>
-          <w:sz w:val="24"/>
-          <w:szCs w:val="24"/>
-          <w:rtl/>
-        </w:rPr>
-        <w:t xml:space="preserve">﴿أَلَيْسَ اللَّهُ بِكَافٍ عَبْدَهُ﴾</w:t>
-      </w:r>
-      <w:r>
-        <w:rPr>
-          <w:rFonts w:ascii="Times New Roman" w:cs="Times New Roman" w:eastAsia="Times New Roman" w:hAnsi="Times New Roman"/>
-          <w:sz w:val="24"/>
-          <w:szCs w:val="24"/>
-          <w:rtl/>
-        </w:rPr>
-        <w:t xml:space="preserve">، </w:t>
-      </w:r>
-      <w:r>
-        <w:rPr>
-          <w:rFonts w:ascii="Times New Roman" w:cs="Times New Roman" w:eastAsia="Times New Roman" w:hAnsi="Times New Roman"/>
-          <w:b/>
-          <w:bCs/>
-          <w:color w:val="B23A2E"/>
-          <w:sz w:val="24"/>
-          <w:szCs w:val="24"/>
-          <w:rtl/>
-        </w:rPr>
-        <w:t xml:space="preserve">﴿وَأُفَوِّضُ أَمْرِي إِلَى اللَّهِ إِنَّ اللَّهَ بَصِيرٌ بِالْعِبَادِ﴾</w:t>
-      </w:r>
-      <w:r>
-        <w:rPr>
-          <w:rFonts w:ascii="Times New Roman" w:cs="Times New Roman" w:eastAsia="Times New Roman" w:hAnsi="Times New Roman"/>
-          <w:sz w:val="24"/>
-          <w:szCs w:val="24"/>
-          <w:rtl/>
-        </w:rPr>
-        <w:t xml:space="preserve">، </w:t>
-      </w:r>
-      <w:r>
-        <w:rPr>
-          <w:rFonts w:ascii="Times New Roman" w:cs="Times New Roman" w:eastAsia="Times New Roman" w:hAnsi="Times New Roman"/>
-          <w:b/>
-          <w:bCs/>
-          <w:color w:val="B23A2E"/>
-          <w:sz w:val="24"/>
-          <w:szCs w:val="24"/>
-          <w:rtl/>
-        </w:rPr>
-        <w:t xml:space="preserve">﴿فَوَقَاهُ اللَّهُ سَيِّئَاتِ مَا مَكَرُوا﴾</w:t>
-      </w:r>
-      <w:r>
-        <w:rPr>
-          <w:rFonts w:ascii="Times New Roman" w:cs="Times New Roman" w:eastAsia="Times New Roman" w:hAnsi="Times New Roman"/>
-          <w:sz w:val="24"/>
-          <w:szCs w:val="24"/>
-          <w:rtl/>
-        </w:rPr>
-        <w:t xml:space="preserve">، </w:t>
-      </w:r>
-      <w:r>
-        <w:rPr>
-          <w:rFonts w:ascii="Times New Roman" w:cs="Times New Roman" w:eastAsia="Times New Roman" w:hAnsi="Times New Roman"/>
-          <w:b/>
-          <w:bCs/>
-          <w:color w:val="B23A2E"/>
-          <w:sz w:val="24"/>
-          <w:szCs w:val="24"/>
-          <w:rtl/>
-        </w:rPr>
-        <w:t xml:space="preserve">﴿وَجَعَلْنَا مِن بَيْنِ أَيْدِيهِمْ سَدًّا وَمِنْ خَلْفِهِمْ سَدًّا فَأَغْشَيْنَاهُمْ فَهُمْ لَا يُبْصِرُونَ﴾</w:t>
-      </w:r>
-      <w:r>
-        <w:rPr>
-          <w:rFonts w:ascii="Times New Roman" w:cs="Times New Roman" w:eastAsia="Times New Roman" w:hAnsi="Times New Roman"/>
-          <w:sz w:val="24"/>
-          <w:szCs w:val="24"/>
-          <w:rtl/>
-        </w:rPr>
-        <w:t xml:space="preserve">، </w:t>
-      </w:r>
-      <w:r>
-        <w:rPr>
-          <w:rFonts w:ascii="Times New Roman" w:cs="Times New Roman" w:eastAsia="Times New Roman" w:hAnsi="Times New Roman"/>
-          <w:b/>
-          <w:bCs/>
-          <w:color w:val="B23A2E"/>
-          <w:sz w:val="24"/>
-          <w:szCs w:val="24"/>
-          <w:rtl/>
-        </w:rPr>
-        <w:t xml:space="preserve">﴿وَيَمْكُرُونَ وَيَمْكُرُ اللَّهُ وَاللَّهُ خَيْرُ الْمَاكِرِينَ﴾</w:t>
-      </w:r>
-      <w:r>
-        <w:rPr>
-          <w:rFonts w:ascii="Times New Roman" w:cs="Times New Roman" w:eastAsia="Times New Roman" w:hAnsi="Times New Roman"/>
-          <w:sz w:val="24"/>
-          <w:szCs w:val="24"/>
-          <w:rtl/>
-        </w:rPr>
-        <w:t xml:space="preserve">، </w:t>
-      </w:r>
-      <w:r>
-        <w:rPr>
-          <w:rFonts w:ascii="Times New Roman" w:cs="Times New Roman" w:eastAsia="Times New Roman" w:hAnsi="Times New Roman"/>
-          <w:b/>
-          <w:bCs/>
-          <w:color w:val="B23A2E"/>
-          <w:sz w:val="24"/>
-          <w:szCs w:val="24"/>
-          <w:rtl/>
-        </w:rPr>
-        <w:t xml:space="preserve">﴿وَاللَّهُ مِن وَرَائِهِم مُّحِيطٌ﴾</w:t>
+        <w:t xml:space="preserve">دعاء لكل شخص مظلوم وعنده شخص مؤذي: «سبحان الله الحي القدوس، سبحان الله وبحمده ذو العزة والجبروت، يا عزيز يا حميد يا ذا العرش المجيد، اصرف عني ما أطيق وما لا أطيق، واكفني شر كل جبار عنيد، واصرف عني جار السوء وشر الظالمين»</w:t>
       </w:r>
     </w:p>
     <w:p>
@@ -10522,53 +10545,19 @@
           <w:szCs w:val="24"/>
           <w:rtl/>
         </w:rPr>
-        <w:t xml:space="preserve">دعاء لكل شخص مظلوم وعنده شخص مؤذي: «سبحان الله الحي القدوس، سبحان الله وبحمده ذو العزة والجبروت، يا عزيز يا حميد يا ذا العرش المجيد، اصرف عني ما أطيق وما لا أطيق، واكفني شر كل جبار عنيد، واصرف عني جار السوء وشر الظالمين»</w:t>
-      </w:r>
-    </w:p>
-    <w:p>
-      <w:pPr>
-        <w:bidi/>
-        <w:spacing w:after="120" w:before="320"/>
-        <w:jc w:val="right"/>
-      </w:pPr>
-      <w:r>
-        <w:rPr>
-          <w:rFonts w:ascii="Times New Roman" w:cs="Times New Roman" w:eastAsia="Times New Roman" w:hAnsi="Times New Roman"/>
-          <w:b/>
-          <w:bCs/>
-          <w:sz w:val="44"/>
-          <w:szCs w:val="44"/>
-          <w:rtl/>
+        <w:t xml:space="preserve">اللهم اجعل بيني وبين من أراد بي سوءًا حجابًا منيعًا لا يُهتك، واحفظني من شره وكيده، واصرف عني أذاه بما شئت وكيف شئت، واجعل تدبيره عليه، وأحطني بعنايتك وحفظك، واكفنيهم بما كفيت به عبادك الصالحين، إنك خير حافظ وأرحم الراحمين، وصلِّ اللهم وسلم وبارك على سيدنا محمد وعلى آله وأصحابه وزوجاته أمهات المؤمنين</w:t>
+      </w:r>
+    </w:p>
+    <w:p>
+      <w:pPr>
+        <w:jc w:val="right"/>
+      </w:pPr>
+      <w:r>
+        <w:rPr>
+          <w:b/>
+          <w:sz w:val="44"/>
         </w:rPr>
         <w:t>الدعاء الرابع عشر</w:t>
-      </w:r>
-    </w:p>
-    <w:p>
-      <w:pPr>
-        <w:bidi/>
-        <w:spacing w:after="200" w:line="340"/>
-        <w:jc w:val="right"/>
-      </w:pPr>
-      <w:r>
-        <w:rPr>
-          <w:rFonts w:ascii="Times New Roman" w:cs="Times New Roman" w:eastAsia="Times New Roman" w:hAnsi="Times New Roman"/>
-          <w:sz w:val="24"/>
-          <w:szCs w:val="24"/>
-          <w:rtl/>
-        </w:rPr>
-        <w:t xml:space="preserve">اللهم اجعل بيني وبين من أراد بي سوءًا حجابًا منيعًا لا يُهتك، واحفظني من شره وكيده، واصرف عني أذاه بما شئت وكيف شئت، واجعل تدبيره عليه، وأحطني بعنايتك وحفظك، واكفنيهم بما كفيت به عبادك الصالحين، إنك خير حافظ وأرحم الراحمين، وصلِّ اللهم وسلم وبارك على سيدنا محمد وعلى آله وأصحابه وزوجاته أمهات المؤمنين</w:t>
-      </w:r>
-    </w:p>
-    <w:p>
-      <w:pPr>
-        <w:jc w:val="right"/>
-      </w:pPr>
-      <w:r>
-        <w:rPr>
-          <w:b/>
-          <w:sz w:val="44"/>
-        </w:rPr>
-        <w:t>الدعاء الخامس عشر</w:t>
       </w:r>
     </w:p>
     <w:p>

--- a/خزانة الأدعية.docx
+++ b/خزانة الأدعية.docx
@@ -3363,54 +3363,31 @@
       </w:pPr>
       <w:r>
         <w:rPr>
-          <w:rFonts w:ascii="Times New Roman" w:cs="Times New Roman" w:eastAsia="Times New Roman" w:hAnsi="Times New Roman"/>
-          <w:sz w:val="24"/>
-          <w:szCs w:val="24"/>
-          <w:rtl/>
+          <w:sz w:val="24"/>
         </w:rPr>
         <w:t xml:space="preserve">لدخول مكان تهابه أو مقابلة شخص تخشاه، تُقرأ آية آل عمران 154: </w:t>
       </w:r>
       <w:r>
         <w:rPr>
-          <w:rFonts w:ascii="Times New Roman" w:cs="Times New Roman" w:eastAsia="Times New Roman" w:hAnsi="Times New Roman"/>
-          <w:b/>
-          <w:bCs/>
+          <w:b/>
           <w:color w:val="B23A2E"/>
           <w:sz w:val="24"/>
-          <w:szCs w:val="24"/>
-          <w:rtl/>
-        </w:rPr>
-        <w:t xml:space="preserve">﴿ثُمَّ أَنزَلَ عَلَيْكُم مِّن بَعْدِ الْغَمِّ أَمَنَةً نُّعَاسًا يَغْشَىٰ طَائِفَةً مِّنكُمْ﴾</w:t>
-      </w:r>
-      <w:r>
-        <w:rPr>
-          <w:rFonts w:ascii="Times New Roman" w:cs="Times New Roman" w:eastAsia="Times New Roman" w:hAnsi="Times New Roman"/>
-          <w:sz w:val="24"/>
-          <w:szCs w:val="24"/>
-          <w:rtl/>
-        </w:rPr>
-        <w:t xml:space="preserve"> إلى آخرها، وآية الفتح 29: </w:t>
-      </w:r>
-      <w:r>
-        <w:rPr>
-          <w:rFonts w:ascii="Times New Roman" w:cs="Times New Roman" w:eastAsia="Times New Roman" w:hAnsi="Times New Roman"/>
-          <w:b/>
-          <w:bCs/>
+        </w:rPr>
+        <w:t>﴿ثُمَّ أَنزَلَ عَلَيْكُم مِّن بَعْدِ الْغَمِّ أَمَنَةً نُّعَاسًا يَغْشَىٰ طَائِفَةً مِّنكُمْ ۖ وَطَائِفَةٌ قَدْ أَهَمَّتْهُمْ أَنفُسُهُمْ يَظُنُّونَ بِاللَّهِ غَيْرَ الْحَقِّ ظَنَّ الْجَاهِلِيَّةِ ۖ يَقُولُونَ هَل لَّنَا مِنَ الْأَمْرِ مِن شَيْءٍ ۗ قُلْ إِنَّ الْأَمْرَ كُلَّهُ لِلَّهِ ۗ يُخْفُونَ فِي أَنفُسِهِم مَّا لَا يُبْدُونَ لَكَ ۖ يَقُولُونَ لَوْ كَانَ لَنَا مِنَ الْأَمْرِ شَيْءٌ مَّا قُتِلْنَا هَاهُنَا ۗ قُل لَّوْ كُنتُمْ فِي بُيُوتِكُمْ لَبَرَزَ الَّذِينَ كُتِبَ عَلَيْهِمُ الْقَتْلُ إِلَىٰ مَضَاجِعِهِمْ ۖ وَلِيَبْتَلِيَ اللَّهُ مَا فِي صُدُورِكُمْ وَلِيُمَحِّصَ مَا فِي قُلُوبِكُمْ ۗ وَاللَّهُ عَلِيمٌ بِذَاتِ الصُّدُورِ﴾</w:t>
+      </w:r>
+      <w:r>
+        <w:rPr>
+          <w:sz w:val="24"/>
+        </w:rPr>
+        <w:t xml:space="preserve">، وآية الفتح 29: </w:t>
+      </w:r>
+      <w:r>
+        <w:rPr>
+          <w:b/>
           <w:color w:val="B23A2E"/>
           <w:sz w:val="24"/>
-          <w:szCs w:val="24"/>
-          <w:rtl/>
-        </w:rPr>
-        <w:t xml:space="preserve">﴿مُّحَمَّدٌ رَّسُولُ اللَّهِ وَالَّذِينَ مَعَهُ أَشِدَّاءُ عَلَى الْكُفَّارِ رُحَمَاءُ بَيْنَهُمْ﴾</w:t>
-      </w:r>
-      <w:r>
-        <w:rPr>
-          <w:rFonts w:ascii="Times New Roman" w:cs="Times New Roman" w:eastAsia="Times New Roman" w:hAnsi="Times New Roman"/>
-          <w:sz w:val="24"/>
-          <w:szCs w:val="24"/>
-          <w:rtl/>
-        </w:rPr>
-        <w:t xml:space="preserve"> إلى آخرها</w:t>
+        </w:rPr>
+        <w:t>﴿مُّحَمَّدٌ رَّسُولُ اللَّهِ ۚ وَالَّذِينَ مَعَهُ أَشِدَّاءُ عَلَى الْكُفَّارِ رُحَمَاءُ بَيْنَهُمْ ۖ تَرَاهُمْ رُكَّعًا سُجَّدًا يَبْتَغُونَ فَضْلًا مِّنَ اللَّهِ وَرِضْوَانًا ۖ سِيمَاهُمْ فِي وُجُوهِهِم مِّنْ أَثَرِ السُّجُودِ ۚ ذَٰلِكَ مَثَلُهُمْ فِي التَّوْرَاةِ ۚ وَمَثَلُهُمْ فِي الْإِنجِيلِ كَزَرْعٍ أَخْرَجَ شَطْأَهُ فَآزَرَهُ فَاسْتَغْلَظَ فَاسْتَوَىٰ عَلَىٰ سُوقِهِ يُعْجِبُ الزُّرَّاعَ لِيَغِيظَ بِهِمُ الْكُفَّارَ ۗ وَعَدَ اللَّهُ الَّذِينَ آمَنُوا وَعَمِلُوا الصَّالِحَاتِ مِنْهُم مَّغْفِرَةً وَأَجْرًا عَظِيمًا﴾</w:t>
       </w:r>
     </w:p>
     <w:p>

--- a/خزانة الأدعية.docx
+++ b/خزانة الأدعية.docx
@@ -9735,12 +9735,49 @@
       </w:pPr>
       <w:r>
         <w:rPr>
+          <w:b/>
+          <w:sz w:val="44"/>
+        </w:rPr>
+        <w:t>الدعاء الأول</w:t>
+      </w:r>
+    </w:p>
+    <w:p>
+      <w:pPr>
+        <w:jc w:val="right"/>
+      </w:pPr>
+      <w:r>
+        <w:rPr>
+          <w:sz w:val="24"/>
+        </w:rPr>
+        <w:t xml:space="preserve">تُكرر: </w:t>
+      </w:r>
+      <w:r>
+        <w:rPr>
+          <w:b/>
+          <w:color w:val="B23A2E"/>
+          <w:sz w:val="24"/>
+        </w:rPr>
+        <w:t>﴿وَإِذْ كَفَفْتُ بَنِي إِسْرَائِيلَ عَنكَ﴾</w:t>
+      </w:r>
+      <w:r>
+        <w:rPr>
+          <w:sz w:val="24"/>
+        </w:rPr>
+        <w:t xml:space="preserve"> (لسكوت من يؤذيك)</w:t>
+      </w:r>
+    </w:p>
+    <w:p>
+      <w:pPr>
+        <w:jc w:val="right"/>
+      </w:pPr>
+      <w:r>
+        <w:rPr>
           <w:rFonts w:ascii="Times New Roman" w:hAnsi="Times New Roman" w:cs="Times New Roman" w:eastAsia="Times New Roman"/>
           <w:b/>
           <w:sz w:val="44"/>
           <w:rtl/>
         </w:rPr>
-        <w:t>الدعاء الأول</w:t>
+        <w:t>الدعاء الثاني</w:t>
       </w:r>
     </w:p>
     <w:p>
@@ -9781,7 +9818,7 @@
           <w:szCs w:val="44"/>
           <w:rtl/>
         </w:rPr>
-        <w:t>الدعاء الثاني</w:t>
+        <w:t>الدعاء الثالث</w:t>
       </w:r>
     </w:p>
     <w:p>
@@ -9878,7 +9915,7 @@
           <w:szCs w:val="44"/>
           <w:rtl/>
         </w:rPr>
-        <w:t>الدعاء الثالث</w:t>
+        <w:t>الدعاء الرابع</w:t>
       </w:r>
     </w:p>
     <w:p>
@@ -9912,7 +9949,7 @@
           <w:szCs w:val="44"/>
           <w:rtl/>
         </w:rPr>
-        <w:t>الدعاء الرابع</w:t>
+        <w:t>الدعاء الخامس</w:t>
       </w:r>
     </w:p>
     <w:p>
@@ -9946,7 +9983,7 @@
           <w:szCs w:val="44"/>
           <w:rtl/>
         </w:rPr>
-        <w:t>الدعاء الخامس</w:t>
+        <w:t>الدعاء السادس</w:t>
       </w:r>
     </w:p>
     <w:p>
@@ -10013,7 +10050,7 @@
           <w:szCs w:val="44"/>
           <w:rtl/>
         </w:rPr>
-        <w:t>الدعاء السادس</w:t>
+        <w:t>الدعاء السابع</w:t>
       </w:r>
     </w:p>
     <w:p>
@@ -10122,7 +10159,7 @@
           <w:szCs w:val="44"/>
           <w:rtl/>
         </w:rPr>
-        <w:t>الدعاء السابع</w:t>
+        <w:t>الدعاء الثامن</w:t>
       </w:r>
     </w:p>
     <w:p>
@@ -10156,7 +10193,7 @@
           <w:szCs w:val="44"/>
           <w:rtl/>
         </w:rPr>
-        <w:t>الدعاء الثامن</w:t>
+        <w:t>الدعاء التاسع</w:t>
       </w:r>
     </w:p>
     <w:p>
@@ -10190,7 +10227,7 @@
           <w:szCs w:val="44"/>
           <w:rtl/>
         </w:rPr>
-        <w:t>الدعاء التاسع</w:t>
+        <w:t>الدعاء العاشر</w:t>
       </w:r>
     </w:p>
     <w:p>
@@ -10266,7 +10303,7 @@
           <w:szCs w:val="44"/>
           <w:rtl/>
         </w:rPr>
-        <w:t>الدعاء العاشر</w:t>
+        <w:t>الدعاء الحادي عشر</w:t>
       </w:r>
     </w:p>
     <w:p>
@@ -10300,7 +10337,7 @@
           <w:szCs w:val="44"/>
           <w:rtl/>
         </w:rPr>
-        <w:t>الدعاء الحادي عشر</w:t>
+        <w:t>الدعاء الثاني عشر</w:t>
       </w:r>
     </w:p>
     <w:p>
@@ -10472,7 +10509,7 @@
           <w:szCs w:val="44"/>
           <w:rtl/>
         </w:rPr>
-        <w:t>الدعاء الثاني عشر</w:t>
+        <w:t>الدعاء الثالث عشر</w:t>
       </w:r>
     </w:p>
     <w:p>
@@ -10506,7 +10543,7 @@
           <w:szCs w:val="44"/>
           <w:rtl/>
         </w:rPr>
-        <w:t>الدعاء الثالث عشر</w:t>
+        <w:t>الدعاء الرابع عشر</w:t>
       </w:r>
     </w:p>
     <w:p>
@@ -10534,7 +10571,7 @@
           <w:b/>
           <w:sz w:val="44"/>
         </w:rPr>
-        <w:t>الدعاء الرابع عشر</w:t>
+        <w:t>الدعاء الخامس عشر</w:t>
       </w:r>
     </w:p>
     <w:p>

--- a/خزانة الأدعية.docx
+++ b/خزانة الأدعية.docx
@@ -3855,6 +3855,29 @@
           <w:rtl/>
         </w:rPr>
         <w:t xml:space="preserve">إذا خفت من أذى أي شخص: «اللهم قني شر فلان بن فلان بما شئت، اللهم لا تجعل له عليّ مدخلة، واجعل لي منه مخارج عظيمة حسنة، يا رب العالمين» (تُسمّى الشخص المقصود)</w:t>
+      </w:r>
+    </w:p>
+    <w:p>
+      <w:pPr>
+        <w:jc w:val="right"/>
+      </w:pPr>
+      <w:r>
+        <w:rPr>
+          <w:b/>
+          <w:sz w:val="44"/>
+        </w:rPr>
+        <w:t>الدعاء الحادي والعشرون</w:t>
+      </w:r>
+    </w:p>
+    <w:p>
+      <w:pPr>
+        <w:jc w:val="right"/>
+      </w:pPr>
+      <w:r>
+        <w:rPr>
+          <w:sz w:val="24"/>
+        </w:rPr>
+        <w:t>لو داخل على ظالم أو عشان تنتصر على من ظلمك، تُكرر 7 مرات قبل الدخول عليه: «حَم، حَم، حَم، حَم، حَم، حَم، حَم، حُمَّ الأمر وجاء النصر، فعلينا لا يُنصرون»</w:t>
       </w:r>
     </w:p>
     <w:p>

--- a/خزانة الأدعية.docx
+++ b/خزانة الأدعية.docx
@@ -3877,7 +3877,7 @@
         <w:rPr>
           <w:sz w:val="24"/>
         </w:rPr>
-        <w:t>لو داخل على ظالم أو عشان تنتصر على من ظلمك، تُكرر 7 مرات قبل الدخول عليه: «حَم، حَم، حَم، حَم، حَم، حَم، حَم، حُمَّ الأمر وجاء النصر، فعلينا لا يُنصرون»</w:t>
+        <w:t>لو داخل على ظالم أو عشان تنتصر على من ظلمك، قل قبل الدخول عليه: «حَم» (7 مرات)، ثم: «حُمَّ الأمر وجاء النصر، فعلينا لا يُنصرون»</w:t>
       </w:r>
     </w:p>
     <w:p>

--- a/خزانة الأدعية.docx
+++ b/خزانة الأدعية.docx
@@ -8225,7 +8225,7 @@
           <w:szCs w:val="24"/>
           <w:rtl/>
         </w:rPr>
-        <w:t xml:space="preserve">لتيسير الدعاء: «اللهم إني أسألك وأتوسل إليك بنبيك محمد نبي الرحمة، يا محمد إني أتوسل إلى ربي في حاجتي هذه» (وسمّ حاجتك)</w:t>
+        <w:t>لتيسير الدعاء: «اللهم إني أسألك وأتوجه إليك بنبيك محمد نبي الرحمة، يا محمد إني توجهت بك إلى ربي في حاجتي هذه لتُقضى لي، اللهم فشفّعه فيّ»</w:t>
       </w:r>
     </w:p>
     <w:p>

--- a/خزانة الأدعية.docx
+++ b/خزانة الأدعية.docx
@@ -1023,20 +1023,43 @@
     </w:p>
     <w:p>
       <w:pPr>
-        <w:bidi/>
-        <w:spacing w:after="120" w:before="320"/>
-        <w:jc w:val="right"/>
-      </w:pPr>
-      <w:r>
-        <w:rPr>
-          <w:rFonts w:ascii="Times New Roman" w:cs="Times New Roman" w:eastAsia="Times New Roman" w:hAnsi="Times New Roman"/>
-          <w:b/>
-          <w:bCs/>
-          <w:sz w:val="44"/>
-          <w:szCs w:val="44"/>
-          <w:rtl/>
-        </w:rPr>
-        <w:t xml:space="preserve">الدعاء العشرون</w:t>
+        <w:jc w:val="right"/>
+      </w:pPr>
+      <w:r>
+        <w:rPr>
+          <w:b/>
+          <w:sz w:val="44"/>
+        </w:rPr>
+        <w:t>الدعاء العشرون</w:t>
+      </w:r>
+    </w:p>
+    <w:p>
+      <w:pPr>
+        <w:jc w:val="right"/>
+      </w:pPr>
+      <w:r>
+        <w:rPr>
+          <w:sz w:val="24"/>
+        </w:rPr>
+        <w:t>«اللهم إن في تدبيرك ما يغني عن الحيل، وفي كرمك ما هو فوق الأمل، وفي عفوك ما يمحو الزلل، اللهم يا ولي في نعمتي، يا مؤنسي في وحشتي، يا ملاذي عند كربتي، اجعل ما أخافه وأحذره بردًا وسلامًا على قلبي، كما جعلت النار بردًا وسلامًا على إبراهيم»</w:t>
+      </w:r>
+    </w:p>
+    <w:p>
+      <w:pPr>
+        <w:bidi/>
+        <w:spacing w:after="120" w:before="320"/>
+        <w:jc w:val="right"/>
+      </w:pPr>
+      <w:r>
+        <w:rPr>
+          <w:rFonts w:ascii="Times New Roman" w:cs="Times New Roman" w:eastAsia="Times New Roman" w:hAnsi="Times New Roman"/>
+          <w:b/>
+          <w:bCs/>
+          <w:sz w:val="44"/>
+          <w:szCs w:val="44"/>
+          <w:rtl/>
+        </w:rPr>
+        <w:t>الدعاء الحادي والعشرون</w:t>
       </w:r>
     </w:p>
     <w:p>
@@ -1070,7 +1093,7 @@
           <w:szCs w:val="44"/>
           <w:rtl/>
         </w:rPr>
-        <w:t xml:space="preserve">الدعاء الحادي والعشرون</w:t>
+        <w:t>الدعاء الثاني والعشرون</w:t>
       </w:r>
     </w:p>
     <w:p>
@@ -1104,7 +1127,7 @@
           <w:szCs w:val="44"/>
           <w:rtl/>
         </w:rPr>
-        <w:t xml:space="preserve">الدعاء الثاني والعشرون</w:t>
+        <w:t>الدعاء الثالث والعشرون</w:t>
       </w:r>
     </w:p>
     <w:p>
@@ -1159,7 +1182,7 @@
           <w:szCs w:val="44"/>
           <w:rtl/>
         </w:rPr>
-        <w:t xml:space="preserve">الدعاء الثالث والعشرون</w:t>
+        <w:t>الدعاء الرابع والعشرون</w:t>
       </w:r>
     </w:p>
     <w:p>
@@ -1244,7 +1267,7 @@
           <w:szCs w:val="44"/>
           <w:rtl/>
         </w:rPr>
-        <w:t xml:space="preserve">الدعاء الرابع والعشرون</w:t>
+        <w:t>الدعاء الخامس والعشرون</w:t>
       </w:r>
     </w:p>
     <w:p>
@@ -1299,7 +1322,7 @@
           <w:szCs w:val="44"/>
           <w:rtl/>
         </w:rPr>
-        <w:t xml:space="preserve">الدعاء الخامس والعشرون</w:t>
+        <w:t>الدعاء السادس والعشرون</w:t>
       </w:r>
     </w:p>
     <w:p>
@@ -1333,7 +1356,7 @@
           <w:szCs w:val="44"/>
           <w:rtl/>
         </w:rPr>
-        <w:t xml:space="preserve">الدعاء السادس والعشرون</w:t>
+        <w:t>الدعاء السابع والعشرون</w:t>
       </w:r>
     </w:p>
     <w:p>
@@ -1363,7 +1386,7 @@
           <w:sz w:val="44"/>
           <w:rtl/>
         </w:rPr>
-        <w:t>الدعاء السابع والعشرون</w:t>
+        <w:t>الدعاء الثامن والعشرون</w:t>
       </w:r>
     </w:p>
     <w:p>
@@ -1412,7 +1435,7 @@
           <w:szCs w:val="44"/>
           <w:rtl/>
         </w:rPr>
-        <w:t>الدعاء الثامن والعشرون</w:t>
+        <w:t>الدعاء التاسع والعشرون</w:t>
       </w:r>
     </w:p>
     <w:p>
@@ -1500,7 +1523,7 @@
           <w:szCs w:val="44"/>
           <w:rtl/>
         </w:rPr>
-        <w:t>الدعاء التاسع والعشرون</w:t>
+        <w:t>الدعاء الثلاثون</w:t>
       </w:r>
     </w:p>
     <w:p>
@@ -1575,7 +1598,7 @@
           <w:szCs w:val="44"/>
           <w:rtl/>
         </w:rPr>
-        <w:t>الدعاء الثلاثون</w:t>
+        <w:t>الدعاء الحادي والثلاثون</w:t>
       </w:r>
     </w:p>
     <w:p>
@@ -1621,7 +1644,7 @@
           <w:szCs w:val="44"/>
           <w:rtl/>
         </w:rPr>
-        <w:t>الدعاء الحادي والثلاثون</w:t>
+        <w:t>الدعاء الثاني والثلاثون</w:t>
       </w:r>
     </w:p>
     <w:p>
@@ -1676,7 +1699,7 @@
           <w:szCs w:val="44"/>
           <w:rtl/>
         </w:rPr>
-        <w:t>الدعاء الثاني والثلاثون</w:t>
+        <w:t>الدعاء الثالث والثلاثون</w:t>
       </w:r>
     </w:p>
     <w:p>
@@ -1752,7 +1775,7 @@
           <w:szCs w:val="44"/>
           <w:rtl/>
         </w:rPr>
-        <w:t>الدعاء الثالث والثلاثون</w:t>
+        <w:t>الدعاء الرابع والثلاثون</w:t>
       </w:r>
     </w:p>
     <w:p>
@@ -1803,7 +1826,7 @@
           <w:sz w:val="44"/>
           <w:rtl/>
         </w:rPr>
-        <w:t>الدعاء الرابع والثلاثون</w:t>
+        <w:t>الدعاء الخامس والثلاثون</w:t>
       </w:r>
     </w:p>
     <w:p>
@@ -1886,7 +1909,7 @@
           <w:szCs w:val="44"/>
           <w:rtl/>
         </w:rPr>
-        <w:t>الدعاء الخامس والثلاثون</w:t>
+        <w:t>الدعاء السادس والثلاثون</w:t>
       </w:r>
     </w:p>
     <w:p>
@@ -1920,7 +1943,7 @@
           <w:szCs w:val="44"/>
           <w:rtl/>
         </w:rPr>
-        <w:t>الدعاء السادس والثلاثون</w:t>
+        <w:t>الدعاء السابع والثلاثون</w:t>
       </w:r>
     </w:p>
     <w:p>
@@ -1954,7 +1977,7 @@
           <w:szCs w:val="44"/>
           <w:rtl/>
         </w:rPr>
-        <w:t>الدعاء السابع والثلاثون</w:t>
+        <w:t>الدعاء الثامن والثلاثون</w:t>
       </w:r>
     </w:p>
     <w:p>
@@ -1988,7 +2011,7 @@
           <w:szCs w:val="44"/>
           <w:rtl/>
         </w:rPr>
-        <w:t>الدعاء الثامن والثلاثون</w:t>
+        <w:t>الدعاء التاسع والثلاثون</w:t>
       </w:r>
     </w:p>
     <w:p>
@@ -2022,7 +2045,7 @@
           <w:szCs w:val="44"/>
           <w:rtl/>
         </w:rPr>
-        <w:t>الدعاء التاسع والثلاثون</w:t>
+        <w:t>الدعاء الأربعون</w:t>
       </w:r>
     </w:p>
     <w:p>
@@ -2068,7 +2091,7 @@
           <w:szCs w:val="44"/>
           <w:rtl/>
         </w:rPr>
-        <w:t>الدعاء الأربعون</w:t>
+        <w:t>الدعاء الحادي والأربعون</w:t>
       </w:r>
     </w:p>
     <w:p>
@@ -2102,7 +2125,7 @@
           <w:szCs w:val="44"/>
           <w:rtl/>
         </w:rPr>
-        <w:t>الدعاء الحادي والأربعون</w:t>
+        <w:t>الدعاء الثاني والأربعون</w:t>
       </w:r>
     </w:p>
     <w:p>
@@ -2199,7 +2222,7 @@
           <w:szCs w:val="44"/>
           <w:rtl/>
         </w:rPr>
-        <w:t>الدعاء الثاني والأربعون</w:t>
+        <w:t>الدعاء الثالث والأربعون</w:t>
       </w:r>
     </w:p>
     <w:p>
@@ -2245,7 +2268,7 @@
           <w:szCs w:val="44"/>
           <w:rtl/>
         </w:rPr>
-        <w:t>الدعاء الثالث والأربعون</w:t>
+        <w:t>الدعاء الرابع والأربعون</w:t>
       </w:r>
     </w:p>
     <w:p>
@@ -2279,7 +2302,7 @@
           <w:szCs w:val="44"/>
           <w:rtl/>
         </w:rPr>
-        <w:t>الدعاء الرابع والأربعون</w:t>
+        <w:t>الدعاء الخامس والأربعون</w:t>
       </w:r>
     </w:p>
     <w:p>
@@ -2351,7 +2374,7 @@
           <w:sz w:val="44"/>
           <w:rtl/>
         </w:rPr>
-        <w:t>الدعاء الخامس والأربعون</w:t>
+        <w:t>الدعاء السادس والأربعون</w:t>
       </w:r>
     </w:p>
     <w:p>
@@ -2548,7 +2571,7 @@
           <w:szCs w:val="44"/>
           <w:rtl/>
         </w:rPr>
-        <w:t>الدعاء السادس والأربعون</w:t>
+        <w:t>الدعاء السابع والأربعون</w:t>
       </w:r>
     </w:p>
     <w:p>
@@ -2601,7 +2624,7 @@
           <w:szCs w:val="44"/>
           <w:rtl/>
         </w:rPr>
-        <w:t>الدعاء السابع والأربعون</w:t>
+        <w:t>الدعاء الثامن والأربعون</w:t>
       </w:r>
     </w:p>
     <w:p>
@@ -6162,54 +6185,37 @@
       </w:pPr>
       <w:r>
         <w:rPr>
-          <w:rFonts w:ascii="Times New Roman" w:cs="Times New Roman" w:eastAsia="Times New Roman" w:hAnsi="Times New Roman"/>
-          <w:sz w:val="24"/>
-          <w:szCs w:val="24"/>
-          <w:rtl/>
-        </w:rPr>
-        <w:t xml:space="preserve">الدعاء الأول (دعاء تفريج الكرب الكامل، مكوّن من 4 أدعية): الدعاء الأول: «اللهم إن في تدبيرك ما يغني عن الحيل، وفي كرمك ما هو فوق الأمل، وفي عفوك ما يمحو الزلل. اللهم يا وليي في نعمتي، ويا مؤنسي في وحشتي، ويا ملاذي عند غربتي، اجعل ما أخافه وأحذره بردًا وسلامًا على قلبي، كما جعلت النار بردًا وسلامًا على إبراهيم». الدعاء الثاني: «اللهم رب السماوات السبع، ورب العرش العظيم، كن لي جارًا من (فلان بن فلان)، ومن أحزابه من الجن والإنس، أن يفرط علي أحد منهم أو يطغى. عز جارك، وجل ثناؤك، ولا إله غيرك. اللهم اجعلني في جوارك من شر كل ذي شر، ومن شر الشيطان الرجيم. </w:t>
-      </w:r>
-      <w:r>
-        <w:rPr>
-          <w:rFonts w:ascii="Times New Roman" w:cs="Times New Roman" w:eastAsia="Times New Roman" w:hAnsi="Times New Roman"/>
-          <w:b/>
-          <w:bCs/>
+          <w:sz w:val="24"/>
+        </w:rPr>
+        <w:t xml:space="preserve">الدعاء الأول (دعاء تفريج الكرب الكامل، مكوّن من 3 أدعية): الدعاء الأول: «اللهم رب السماوات السبع، ورب العرش العظيم، كن لي جارًا من (فلان بن فلان)، ومن أحزابه من الجن والإنس، أن يفرط علي أحد منهم أو يطغى. عز جارك، وجل ثناؤك، ولا إله غيرك. اللهم اجعلني في جوارك من شر كل ذي شر، ومن شر الشيطان الرجيم. </w:t>
+      </w:r>
+      <w:r>
+        <w:rPr>
+          <w:b/>
           <w:color w:val="B23A2E"/>
           <w:sz w:val="24"/>
-          <w:szCs w:val="24"/>
-          <w:rtl/>
-        </w:rPr>
-        <w:t xml:space="preserve">﴿إن وليي الله الذي نزل الكتاب، وهو يتولى الصالحين﴾</w:t>
-      </w:r>
-      <w:r>
-        <w:rPr>
-          <w:rFonts w:ascii="Times New Roman" w:cs="Times New Roman" w:eastAsia="Times New Roman" w:hAnsi="Times New Roman"/>
-          <w:sz w:val="24"/>
-          <w:szCs w:val="24"/>
-          <w:rtl/>
-        </w:rPr>
-        <w:t xml:space="preserve">». الدعاء الثالث: «</w:t>
-      </w:r>
-      <w:r>
-        <w:rPr>
-          <w:rFonts w:ascii="Times New Roman" w:cs="Times New Roman" w:eastAsia="Times New Roman" w:hAnsi="Times New Roman"/>
-          <w:b/>
-          <w:bCs/>
+        </w:rPr>
+        <w:t>﴿إن وليي الله الذي نزل الكتاب، وهو يتولى الصالحين﴾</w:t>
+      </w:r>
+      <w:r>
+        <w:rPr>
+          <w:sz w:val="24"/>
+        </w:rPr>
+        <w:t>». الدعاء الثاني: «</w:t>
+      </w:r>
+      <w:r>
+        <w:rPr>
+          <w:b/>
           <w:color w:val="B23A2E"/>
           <w:sz w:val="24"/>
-          <w:szCs w:val="24"/>
-          <w:rtl/>
-        </w:rPr>
-        <w:t xml:space="preserve">﴿قُلِ اللَّهُمَّ فَاطِرَ السَّمَاوَاتِ وَالْأَرْضِ، عَالِمَ الْغَيْبِ وَالشَّهَادَةِ، أَنْتَ تَحْكُمُ بَيْنَ عِبَادِكَ فِي مَا كَانُوا فِيهِ يَخْتَلِفُونَ﴾</w:t>
-      </w:r>
-      <w:r>
-        <w:rPr>
-          <w:rFonts w:ascii="Times New Roman" w:cs="Times New Roman" w:eastAsia="Times New Roman" w:hAnsi="Times New Roman"/>
-          <w:sz w:val="24"/>
-          <w:szCs w:val="24"/>
-          <w:rtl/>
-        </w:rPr>
-        <w:t xml:space="preserve">» ثم سل الله ما تشاء من خير الدنيا والآخرة، ثم الصلاة على النبي. الدعاء الرابع: «اللهم أعني ولا تُعن علي، وانصرني ولا تنصر علي، واغفر زلتي، واقبل توبتي، وأجب دعوتي، واسلل سخيمة صدري»</w:t>
+        </w:rPr>
+        <w:t>﴿قُلِ اللَّهُمَّ فَاطِرَ السَّمَاوَاتِ وَالْأَرْضِ، عَالِمَ الْغَيْبِ وَالشَّهَادَةِ، أَنْتَ تَحْكُمُ بَيْنَ عِبَادِكَ فِي مَا كَانُوا فِيهِ يَخْتَلِفُونَ﴾</w:t>
+      </w:r>
+      <w:r>
+        <w:rPr>
+          <w:sz w:val="24"/>
+        </w:rPr>
+        <w:t>» ثم سل الله ما تشاء من خير الدنيا والآخرة، ثم الصلاة على النبي. الدعاء الثالث: «اللهم أعني ولا تُعن علي، وانصرني ولا تنصر علي، واغفر زلتي، واقبل توبتي، وأجب دعوتي، واسلل سخيمة صدري»</w:t>
       </w:r>
     </w:p>
     <w:p>
@@ -8191,7 +8197,7 @@
           <w:szCs w:val="24"/>
           <w:rtl/>
         </w:rPr>
-        <w:t xml:space="preserve">لقضاء الحاجات المستعجلة: «اللهم صلِّ على سيدنا محمد وعلى آل سيدنا محمد صلاة عبد قلّت حيلته، ورسول الله وسيلته، وأنت لها يا إلهي، وكل كرب عظيم ففرّج عني ما أنا فيه بسر بسم الله الرحمن الرحيم، ولا حول ولا قوة إلا بالله العلي العظيم» — ثم دعاء سيدنا الحسن البصري: «اللهم إن في تدبيرك ما يغني عن الحيل، وفي كرمك ما هو فوق الأمل، وفي عفوك ما يمحو الزلل، اللهم يا ولي في نعمتي، يا مؤنسي في وحشتي، يا ملاذي عند كربتي، اجعل ما أخافه وأحذره بردًا وسلامًا على قلبي، كما جعلت النار بردًا وسلامًا على إبراهيم»</w:t>
+        <w:t>لقضاء الحاجات المستعجلة: «اللهم صلِّ على سيدنا محمد وعلى آل سيدنا محمد صلاة عبد قلّت حيلته، ورسول الله وسيلته، وأنت لها يا إلهي، وكل كرب عظيم ففرّج عني ما أنا فيه بسر بسم الله الرحمن الرحيم، ولا حول ولا قوة إلا بالله العلي العظيم»</w:t>
       </w:r>
     </w:p>
     <w:p>

--- a/خزانة الأدعية.docx
+++ b/خزانة الأدعية.docx
@@ -1041,6 +1041,43 @@
         <w:rPr>
           <w:sz w:val="24"/>
         </w:rPr>
+        <w:t xml:space="preserve">«اللهم رب السماوات السبع، ورب العرش العظيم، كن لي جارًا من (فلان بن فلان)، ومن أحزابه من الجن والإنس، أن يفرط علي أحد منهم أو يطغى. عز جارك، وجل ثناؤك، ولا إله غيرك. اللهم اجعلني في جوارك من شر كل ذي شر، ومن شر الشيطان الرجيم. </w:t>
+      </w:r>
+      <w:r>
+        <w:rPr>
+          <w:b/>
+          <w:color w:val="B23A2E"/>
+          <w:sz w:val="24"/>
+        </w:rPr>
+        <w:t>﴿إن وليي الله الذي نزل الكتاب، وهو يتولى الصالحين﴾</w:t>
+      </w:r>
+      <w:r>
+        <w:rPr>
+          <w:sz w:val="24"/>
+        </w:rPr>
+        <w:t>»</w:t>
+      </w:r>
+    </w:p>
+    <w:p>
+      <w:pPr>
+        <w:jc w:val="right"/>
+      </w:pPr>
+      <w:r>
+        <w:rPr>
+          <w:b/>
+          <w:sz w:val="44"/>
+        </w:rPr>
+        <w:t>الدعاء الحادي والعشرون</w:t>
+      </w:r>
+    </w:p>
+    <w:p>
+      <w:pPr>
+        <w:jc w:val="right"/>
+      </w:pPr>
+      <w:r>
+        <w:rPr>
+          <w:sz w:val="24"/>
+        </w:rPr>
         <w:t>«اللهم إن في تدبيرك ما يغني عن الحيل، وفي كرمك ما هو فوق الأمل، وفي عفوك ما يمحو الزلل، اللهم يا ولي في نعمتي، يا مؤنسي في وحشتي، يا ملاذي عند كربتي، اجعل ما أخافه وأحذره بردًا وسلامًا على قلبي، كما جعلت النار بردًا وسلامًا على إبراهيم»</w:t>
       </w:r>
     </w:p>
@@ -1059,7 +1096,7 @@
           <w:szCs w:val="44"/>
           <w:rtl/>
         </w:rPr>
-        <w:t>الدعاء الحادي والعشرون</w:t>
+        <w:t>الدعاء الثاني والعشرون</w:t>
       </w:r>
     </w:p>
     <w:p>
@@ -1093,7 +1130,7 @@
           <w:szCs w:val="44"/>
           <w:rtl/>
         </w:rPr>
-        <w:t>الدعاء الثاني والعشرون</w:t>
+        <w:t>الدعاء الثالث والعشرون</w:t>
       </w:r>
     </w:p>
     <w:p>
@@ -1127,7 +1164,7 @@
           <w:szCs w:val="44"/>
           <w:rtl/>
         </w:rPr>
-        <w:t>الدعاء الثالث والعشرون</w:t>
+        <w:t>الدعاء الرابع والعشرون</w:t>
       </w:r>
     </w:p>
     <w:p>
@@ -1182,7 +1219,7 @@
           <w:szCs w:val="44"/>
           <w:rtl/>
         </w:rPr>
-        <w:t>الدعاء الرابع والعشرون</w:t>
+        <w:t>الدعاء الخامس والعشرون</w:t>
       </w:r>
     </w:p>
     <w:p>
@@ -1267,7 +1304,7 @@
           <w:szCs w:val="44"/>
           <w:rtl/>
         </w:rPr>
-        <w:t>الدعاء الخامس والعشرون</w:t>
+        <w:t>الدعاء السادس والعشرون</w:t>
       </w:r>
     </w:p>
     <w:p>
@@ -1322,7 +1359,7 @@
           <w:szCs w:val="44"/>
           <w:rtl/>
         </w:rPr>
-        <w:t>الدعاء السادس والعشرون</w:t>
+        <w:t>الدعاء السابع والعشرون</w:t>
       </w:r>
     </w:p>
     <w:p>
@@ -1356,7 +1393,7 @@
           <w:szCs w:val="44"/>
           <w:rtl/>
         </w:rPr>
-        <w:t>الدعاء السابع والعشرون</w:t>
+        <w:t>الدعاء الثامن والعشرون</w:t>
       </w:r>
     </w:p>
     <w:p>
@@ -1386,7 +1423,7 @@
           <w:sz w:val="44"/>
           <w:rtl/>
         </w:rPr>
-        <w:t>الدعاء الثامن والعشرون</w:t>
+        <w:t>الدعاء التاسع والعشرون</w:t>
       </w:r>
     </w:p>
     <w:p>
@@ -1435,7 +1472,7 @@
           <w:szCs w:val="44"/>
           <w:rtl/>
         </w:rPr>
-        <w:t>الدعاء التاسع والعشرون</w:t>
+        <w:t>الدعاء الثلاثون</w:t>
       </w:r>
     </w:p>
     <w:p>
@@ -1523,7 +1560,7 @@
           <w:szCs w:val="44"/>
           <w:rtl/>
         </w:rPr>
-        <w:t>الدعاء الثلاثون</w:t>
+        <w:t>الدعاء الحادي والثلاثون</w:t>
       </w:r>
     </w:p>
     <w:p>
@@ -1598,7 +1635,7 @@
           <w:szCs w:val="44"/>
           <w:rtl/>
         </w:rPr>
-        <w:t>الدعاء الحادي والثلاثون</w:t>
+        <w:t>الدعاء الثاني والثلاثون</w:t>
       </w:r>
     </w:p>
     <w:p>
@@ -1644,7 +1681,7 @@
           <w:szCs w:val="44"/>
           <w:rtl/>
         </w:rPr>
-        <w:t>الدعاء الثاني والثلاثون</w:t>
+        <w:t>الدعاء الثالث والثلاثون</w:t>
       </w:r>
     </w:p>
     <w:p>
@@ -1699,7 +1736,7 @@
           <w:szCs w:val="44"/>
           <w:rtl/>
         </w:rPr>
-        <w:t>الدعاء الثالث والثلاثون</w:t>
+        <w:t>الدعاء الرابع والثلاثون</w:t>
       </w:r>
     </w:p>
     <w:p>
@@ -1775,7 +1812,7 @@
           <w:szCs w:val="44"/>
           <w:rtl/>
         </w:rPr>
-        <w:t>الدعاء الرابع والثلاثون</w:t>
+        <w:t>الدعاء الخامس والثلاثون</w:t>
       </w:r>
     </w:p>
     <w:p>
@@ -1826,7 +1863,7 @@
           <w:sz w:val="44"/>
           <w:rtl/>
         </w:rPr>
-        <w:t>الدعاء الخامس والثلاثون</w:t>
+        <w:t>الدعاء السادس والثلاثون</w:t>
       </w:r>
     </w:p>
     <w:p>
@@ -1909,7 +1946,7 @@
           <w:szCs w:val="44"/>
           <w:rtl/>
         </w:rPr>
-        <w:t>الدعاء السادس والثلاثون</w:t>
+        <w:t>الدعاء السابع والثلاثون</w:t>
       </w:r>
     </w:p>
     <w:p>
@@ -1943,7 +1980,7 @@
           <w:szCs w:val="44"/>
           <w:rtl/>
         </w:rPr>
-        <w:t>الدعاء السابع والثلاثون</w:t>
+        <w:t>الدعاء الثامن والثلاثون</w:t>
       </w:r>
     </w:p>
     <w:p>
@@ -1977,7 +2014,7 @@
           <w:szCs w:val="44"/>
           <w:rtl/>
         </w:rPr>
-        <w:t>الدعاء الثامن والثلاثون</w:t>
+        <w:t>الدعاء التاسع والثلاثون</w:t>
       </w:r>
     </w:p>
     <w:p>
@@ -2011,7 +2048,7 @@
           <w:szCs w:val="44"/>
           <w:rtl/>
         </w:rPr>
-        <w:t>الدعاء التاسع والثلاثون</w:t>
+        <w:t>الدعاء الأربعون</w:t>
       </w:r>
     </w:p>
     <w:p>
@@ -2045,7 +2082,7 @@
           <w:szCs w:val="44"/>
           <w:rtl/>
         </w:rPr>
-        <w:t>الدعاء الأربعون</w:t>
+        <w:t>الدعاء الحادي والأربعون</w:t>
       </w:r>
     </w:p>
     <w:p>
@@ -2091,7 +2128,7 @@
           <w:szCs w:val="44"/>
           <w:rtl/>
         </w:rPr>
-        <w:t>الدعاء الحادي والأربعون</w:t>
+        <w:t>الدعاء الثاني والأربعون</w:t>
       </w:r>
     </w:p>
     <w:p>
@@ -2125,7 +2162,7 @@
           <w:szCs w:val="44"/>
           <w:rtl/>
         </w:rPr>
-        <w:t>الدعاء الثاني والأربعون</w:t>
+        <w:t>الدعاء الثالث والأربعون</w:t>
       </w:r>
     </w:p>
     <w:p>
@@ -2222,7 +2259,7 @@
           <w:szCs w:val="44"/>
           <w:rtl/>
         </w:rPr>
-        <w:t>الدعاء الثالث والأربعون</w:t>
+        <w:t>الدعاء الرابع والأربعون</w:t>
       </w:r>
     </w:p>
     <w:p>
@@ -2268,7 +2305,7 @@
           <w:szCs w:val="44"/>
           <w:rtl/>
         </w:rPr>
-        <w:t>الدعاء الرابع والأربعون</w:t>
+        <w:t>الدعاء الخامس والأربعون</w:t>
       </w:r>
     </w:p>
     <w:p>
@@ -2302,7 +2339,7 @@
           <w:szCs w:val="44"/>
           <w:rtl/>
         </w:rPr>
-        <w:t>الدعاء الخامس والأربعون</w:t>
+        <w:t>الدعاء السادس والأربعون</w:t>
       </w:r>
     </w:p>
     <w:p>
@@ -2374,7 +2411,7 @@
           <w:sz w:val="44"/>
           <w:rtl/>
         </w:rPr>
-        <w:t>الدعاء السادس والأربعون</w:t>
+        <w:t>الدعاء السابع والأربعون</w:t>
       </w:r>
     </w:p>
     <w:p>
@@ -2571,7 +2608,7 @@
           <w:szCs w:val="44"/>
           <w:rtl/>
         </w:rPr>
-        <w:t>الدعاء السابع والأربعون</w:t>
+        <w:t>الدعاء الثامن والأربعون</w:t>
       </w:r>
     </w:p>
     <w:p>
@@ -2624,7 +2661,7 @@
           <w:szCs w:val="44"/>
           <w:rtl/>
         </w:rPr>
-        <w:t>الدعاء الثامن والأربعون</w:t>
+        <w:t>الدعاء التاسع والأربعون</w:t>
       </w:r>
     </w:p>
     <w:p>
@@ -6187,7 +6224,7 @@
         <w:rPr>
           <w:sz w:val="24"/>
         </w:rPr>
-        <w:t xml:space="preserve">الدعاء الأول (دعاء تفريج الكرب الكامل، مكوّن من 3 أدعية): الدعاء الأول: «اللهم رب السماوات السبع، ورب العرش العظيم، كن لي جارًا من (فلان بن فلان)، ومن أحزابه من الجن والإنس، أن يفرط علي أحد منهم أو يطغى. عز جارك، وجل ثناؤك، ولا إله غيرك. اللهم اجعلني في جوارك من شر كل ذي شر، ومن شر الشيطان الرجيم. </w:t>
+        <w:t>الدعاء الأول (دعاء تفريج الكرب الكامل، مكوّن من دعاءين): الدعاء الأول: «</w:t>
       </w:r>
       <w:r>
         <w:rPr>
@@ -6195,27 +6232,13 @@
           <w:color w:val="B23A2E"/>
           <w:sz w:val="24"/>
         </w:rPr>
-        <w:t>﴿إن وليي الله الذي نزل الكتاب، وهو يتولى الصالحين﴾</w:t>
-      </w:r>
-      <w:r>
-        <w:rPr>
-          <w:sz w:val="24"/>
-        </w:rPr>
-        <w:t>». الدعاء الثاني: «</w:t>
-      </w:r>
-      <w:r>
-        <w:rPr>
-          <w:b/>
-          <w:color w:val="B23A2E"/>
-          <w:sz w:val="24"/>
-        </w:rPr>
         <w:t>﴿قُلِ اللَّهُمَّ فَاطِرَ السَّمَاوَاتِ وَالْأَرْضِ، عَالِمَ الْغَيْبِ وَالشَّهَادَةِ، أَنْتَ تَحْكُمُ بَيْنَ عِبَادِكَ فِي مَا كَانُوا فِيهِ يَخْتَلِفُونَ﴾</w:t>
       </w:r>
       <w:r>
         <w:rPr>
           <w:sz w:val="24"/>
         </w:rPr>
-        <w:t>» ثم سل الله ما تشاء من خير الدنيا والآخرة، ثم الصلاة على النبي. الدعاء الثالث: «اللهم أعني ولا تُعن علي، وانصرني ولا تنصر علي، واغفر زلتي، واقبل توبتي، وأجب دعوتي، واسلل سخيمة صدري»</w:t>
+        <w:t>» ثم سل الله ما تشاء من خير الدنيا والآخرة، ثم الصلاة على النبي. الدعاء الثاني: «اللهم أعني ولا تُعن علي، وانصرني ولا تنصر علي، واغفر زلتي، واقبل توبتي، وأجب دعوتي، واسلل سخيمة صدري»</w:t>
       </w:r>
     </w:p>
     <w:p>

--- a/خزانة الأدعية.docx
+++ b/خزانة الأدعية.docx
@@ -1083,24 +1083,61 @@
     </w:p>
     <w:p>
       <w:pPr>
-        <w:bidi/>
-        <w:spacing w:after="120" w:before="320"/>
-        <w:jc w:val="right"/>
-      </w:pPr>
-      <w:r>
-        <w:rPr>
-          <w:rFonts w:ascii="Times New Roman" w:cs="Times New Roman" w:eastAsia="Times New Roman" w:hAnsi="Times New Roman"/>
-          <w:b/>
-          <w:bCs/>
-          <w:sz w:val="44"/>
-          <w:szCs w:val="44"/>
-          <w:rtl/>
+        <w:jc w:val="right"/>
+      </w:pPr>
+      <w:r>
+        <w:rPr>
+          <w:b/>
+          <w:sz w:val="44"/>
         </w:rPr>
         <w:t>الدعاء الثاني والعشرون</w:t>
       </w:r>
     </w:p>
     <w:p>
       <w:pPr>
+        <w:jc w:val="right"/>
+      </w:pPr>
+      <w:r>
+        <w:rPr>
+          <w:sz w:val="24"/>
+        </w:rPr>
+        <w:t>الدعاء الأول (دعاء تفريج الكرب الكامل، مكوّن من دعاءين): الدعاء الأول: «</w:t>
+      </w:r>
+      <w:r>
+        <w:rPr>
+          <w:b/>
+          <w:color w:val="B23A2E"/>
+          <w:sz w:val="24"/>
+        </w:rPr>
+        <w:t>﴿قُلِ اللَّهُمَّ فَاطِرَ السَّمَاوَاتِ وَالْأَرْضِ، عَالِمَ الْغَيْبِ وَالشَّهَادَةِ، أَنْتَ تَحْكُمُ بَيْنَ عِبَادِكَ فِي مَا كَانُوا فِيهِ يَخْتَلِفُونَ﴾</w:t>
+      </w:r>
+      <w:r>
+        <w:rPr>
+          <w:sz w:val="24"/>
+        </w:rPr>
+        <w:t>» ثم سل الله ما تشاء من خير الدنيا والآخرة، ثم الصلاة على النبي. الدعاء الثاني: «اللهم أعني ولا تُعن علي، وانصرني ولا تنصر علي، واغفر زلتي، واقبل توبتي، وأجب دعوتي، واسلل سخيمة صدري»</w:t>
+      </w:r>
+    </w:p>
+    <w:p>
+      <w:pPr>
+        <w:bidi/>
+        <w:spacing w:after="120" w:before="320"/>
+        <w:jc w:val="right"/>
+      </w:pPr>
+      <w:r>
+        <w:rPr>
+          <w:rFonts w:ascii="Times New Roman" w:cs="Times New Roman" w:eastAsia="Times New Roman" w:hAnsi="Times New Roman"/>
+          <w:b/>
+          <w:bCs/>
+          <w:sz w:val="44"/>
+          <w:szCs w:val="44"/>
+          <w:rtl/>
+        </w:rPr>
+        <w:t>الدعاء الثالث والعشرون</w:t>
+      </w:r>
+    </w:p>
+    <w:p>
+      <w:pPr>
         <w:bidi/>
         <w:spacing w:after="200" w:line="340"/>
         <w:jc w:val="right"/>
@@ -1130,7 +1167,7 @@
           <w:szCs w:val="44"/>
           <w:rtl/>
         </w:rPr>
-        <w:t>الدعاء الثالث والعشرون</w:t>
+        <w:t>الدعاء الرابع والعشرون</w:t>
       </w:r>
     </w:p>
     <w:p>
@@ -1164,7 +1201,7 @@
           <w:szCs w:val="44"/>
           <w:rtl/>
         </w:rPr>
-        <w:t>الدعاء الرابع والعشرون</w:t>
+        <w:t>الدعاء الخامس والعشرون</w:t>
       </w:r>
     </w:p>
     <w:p>
@@ -1219,7 +1256,7 @@
           <w:szCs w:val="44"/>
           <w:rtl/>
         </w:rPr>
-        <w:t>الدعاء الخامس والعشرون</w:t>
+        <w:t>الدعاء السادس والعشرون</w:t>
       </w:r>
     </w:p>
     <w:p>
@@ -1304,7 +1341,7 @@
           <w:szCs w:val="44"/>
           <w:rtl/>
         </w:rPr>
-        <w:t>الدعاء السادس والعشرون</w:t>
+        <w:t>الدعاء السابع والعشرون</w:t>
       </w:r>
     </w:p>
     <w:p>
@@ -1359,7 +1396,7 @@
           <w:szCs w:val="44"/>
           <w:rtl/>
         </w:rPr>
-        <w:t>الدعاء السابع والعشرون</w:t>
+        <w:t>الدعاء الثامن والعشرون</w:t>
       </w:r>
     </w:p>
     <w:p>
@@ -1393,7 +1430,7 @@
           <w:szCs w:val="44"/>
           <w:rtl/>
         </w:rPr>
-        <w:t>الدعاء الثامن والعشرون</w:t>
+        <w:t>الدعاء التاسع والعشرون</w:t>
       </w:r>
     </w:p>
     <w:p>
@@ -1423,7 +1460,7 @@
           <w:sz w:val="44"/>
           <w:rtl/>
         </w:rPr>
-        <w:t>الدعاء التاسع والعشرون</w:t>
+        <w:t>الدعاء الثلاثون</w:t>
       </w:r>
     </w:p>
     <w:p>
@@ -1472,7 +1509,7 @@
           <w:szCs w:val="44"/>
           <w:rtl/>
         </w:rPr>
-        <w:t>الدعاء الثلاثون</w:t>
+        <w:t>الدعاء الحادي والثلاثون</w:t>
       </w:r>
     </w:p>
     <w:p>
@@ -1560,7 +1597,7 @@
           <w:szCs w:val="44"/>
           <w:rtl/>
         </w:rPr>
-        <w:t>الدعاء الحادي والثلاثون</w:t>
+        <w:t>الدعاء الثاني والثلاثون</w:t>
       </w:r>
     </w:p>
     <w:p>
@@ -1635,7 +1672,7 @@
           <w:szCs w:val="44"/>
           <w:rtl/>
         </w:rPr>
-        <w:t>الدعاء الثاني والثلاثون</w:t>
+        <w:t>الدعاء الثالث والثلاثون</w:t>
       </w:r>
     </w:p>
     <w:p>
@@ -1681,7 +1718,7 @@
           <w:szCs w:val="44"/>
           <w:rtl/>
         </w:rPr>
-        <w:t>الدعاء الثالث والثلاثون</w:t>
+        <w:t>الدعاء الرابع والثلاثون</w:t>
       </w:r>
     </w:p>
     <w:p>
@@ -1736,7 +1773,7 @@
           <w:szCs w:val="44"/>
           <w:rtl/>
         </w:rPr>
-        <w:t>الدعاء الرابع والثلاثون</w:t>
+        <w:t>الدعاء الخامس والثلاثون</w:t>
       </w:r>
     </w:p>
     <w:p>
@@ -1812,7 +1849,7 @@
           <w:szCs w:val="44"/>
           <w:rtl/>
         </w:rPr>
-        <w:t>الدعاء الخامس والثلاثون</w:t>
+        <w:t>الدعاء السادس والثلاثون</w:t>
       </w:r>
     </w:p>
     <w:p>
@@ -1863,7 +1900,7 @@
           <w:sz w:val="44"/>
           <w:rtl/>
         </w:rPr>
-        <w:t>الدعاء السادس والثلاثون</w:t>
+        <w:t>الدعاء السابع والثلاثون</w:t>
       </w:r>
     </w:p>
     <w:p>
@@ -1946,7 +1983,7 @@
           <w:szCs w:val="44"/>
           <w:rtl/>
         </w:rPr>
-        <w:t>الدعاء السابع والثلاثون</w:t>
+        <w:t>الدعاء الثامن والثلاثون</w:t>
       </w:r>
     </w:p>
     <w:p>
@@ -1980,7 +2017,7 @@
           <w:szCs w:val="44"/>
           <w:rtl/>
         </w:rPr>
-        <w:t>الدعاء الثامن والثلاثون</w:t>
+        <w:t>الدعاء التاسع والثلاثون</w:t>
       </w:r>
     </w:p>
     <w:p>
@@ -2014,7 +2051,7 @@
           <w:szCs w:val="44"/>
           <w:rtl/>
         </w:rPr>
-        <w:t>الدعاء التاسع والثلاثون</w:t>
+        <w:t>الدعاء الأربعون</w:t>
       </w:r>
     </w:p>
     <w:p>
@@ -2048,7 +2085,7 @@
           <w:szCs w:val="44"/>
           <w:rtl/>
         </w:rPr>
-        <w:t>الدعاء الأربعون</w:t>
+        <w:t>الدعاء الحادي والأربعون</w:t>
       </w:r>
     </w:p>
     <w:p>
@@ -2082,7 +2119,7 @@
           <w:szCs w:val="44"/>
           <w:rtl/>
         </w:rPr>
-        <w:t>الدعاء الحادي والأربعون</w:t>
+        <w:t>الدعاء الثاني والأربعون</w:t>
       </w:r>
     </w:p>
     <w:p>
@@ -2128,7 +2165,7 @@
           <w:szCs w:val="44"/>
           <w:rtl/>
         </w:rPr>
-        <w:t>الدعاء الثاني والأربعون</w:t>
+        <w:t>الدعاء الثالث والأربعون</w:t>
       </w:r>
     </w:p>
     <w:p>
@@ -2162,7 +2199,7 @@
           <w:szCs w:val="44"/>
           <w:rtl/>
         </w:rPr>
-        <w:t>الدعاء الثالث والأربعون</w:t>
+        <w:t>الدعاء الرابع والأربعون</w:t>
       </w:r>
     </w:p>
     <w:p>
@@ -2259,7 +2296,7 @@
           <w:szCs w:val="44"/>
           <w:rtl/>
         </w:rPr>
-        <w:t>الدعاء الرابع والأربعون</w:t>
+        <w:t>الدعاء الخامس والأربعون</w:t>
       </w:r>
     </w:p>
     <w:p>
@@ -2305,7 +2342,7 @@
           <w:szCs w:val="44"/>
           <w:rtl/>
         </w:rPr>
-        <w:t>الدعاء الخامس والأربعون</w:t>
+        <w:t>الدعاء السادس والأربعون</w:t>
       </w:r>
     </w:p>
     <w:p>
@@ -2339,7 +2376,7 @@
           <w:szCs w:val="44"/>
           <w:rtl/>
         </w:rPr>
-        <w:t>الدعاء السادس والأربعون</w:t>
+        <w:t>الدعاء السابع والأربعون</w:t>
       </w:r>
     </w:p>
     <w:p>
@@ -2411,7 +2448,7 @@
           <w:sz w:val="44"/>
           <w:rtl/>
         </w:rPr>
-        <w:t>الدعاء السابع والأربعون</w:t>
+        <w:t>الدعاء الثامن والأربعون</w:t>
       </w:r>
     </w:p>
     <w:p>
@@ -2608,7 +2645,7 @@
           <w:szCs w:val="44"/>
           <w:rtl/>
         </w:rPr>
-        <w:t>الدعاء الثامن والأربعون</w:t>
+        <w:t>الدعاء التاسع والأربعون</w:t>
       </w:r>
     </w:p>
     <w:p>
@@ -2661,7 +2698,7 @@
           <w:szCs w:val="44"/>
           <w:rtl/>
         </w:rPr>
-        <w:t>الدعاء التاسع والأربعون</w:t>
+        <w:t>الدعاء الخمسون</w:t>
       </w:r>
     </w:p>
     <w:p>
@@ -6211,114 +6248,479 @@
           <w:szCs w:val="44"/>
           <w:rtl/>
         </w:rPr>
-        <w:t xml:space="preserve">الدعاء الأول</w:t>
-      </w:r>
-    </w:p>
-    <w:p>
-      <w:pPr>
-        <w:bidi/>
-        <w:spacing w:after="200" w:line="340"/>
-        <w:jc w:val="right"/>
-      </w:pPr>
-      <w:r>
-        <w:rPr>
-          <w:sz w:val="24"/>
-        </w:rPr>
-        <w:t>الدعاء الأول (دعاء تفريج الكرب الكامل، مكوّن من دعاءين): الدعاء الأول: «</w:t>
-      </w:r>
-      <w:r>
-        <w:rPr>
-          <w:b/>
+        <w:t>الدعاء الأول</w:t>
+      </w:r>
+    </w:p>
+    <w:p>
+      <w:pPr>
+        <w:bidi/>
+        <w:spacing w:after="200" w:line="340"/>
+        <w:jc w:val="right"/>
+      </w:pPr>
+      <w:r>
+        <w:rPr>
+          <w:rFonts w:ascii="Times New Roman" w:cs="Times New Roman" w:eastAsia="Times New Roman" w:hAnsi="Times New Roman"/>
+          <w:sz w:val="24"/>
+          <w:szCs w:val="24"/>
+          <w:rtl/>
+        </w:rPr>
+        <w:t xml:space="preserve">عندما تضيق بك الدنيا قل: «يا دليل المتحيرين، يا غاية آمال الراجين، يا غياث المستغيثين، اقضِ حاجتي»</w:t>
+      </w:r>
+    </w:p>
+    <w:p>
+      <w:pPr>
+        <w:bidi/>
+        <w:spacing w:after="120" w:before="320"/>
+        <w:jc w:val="right"/>
+      </w:pPr>
+      <w:r>
+        <w:rPr>
+          <w:rFonts w:ascii="Times New Roman" w:cs="Times New Roman" w:eastAsia="Times New Roman" w:hAnsi="Times New Roman"/>
+          <w:b/>
+          <w:bCs/>
+          <w:sz w:val="44"/>
+          <w:szCs w:val="44"/>
+          <w:rtl/>
+        </w:rPr>
+        <w:t>الدعاء الثاني</w:t>
+      </w:r>
+    </w:p>
+    <w:p>
+      <w:pPr>
+        <w:bidi/>
+        <w:spacing w:after="200" w:line="340"/>
+        <w:jc w:val="right"/>
+      </w:pPr>
+      <w:r>
+        <w:rPr>
+          <w:rFonts w:ascii="Times New Roman" w:cs="Times New Roman" w:eastAsia="Times New Roman" w:hAnsi="Times New Roman"/>
+          <w:sz w:val="24"/>
+          <w:szCs w:val="24"/>
+          <w:rtl/>
+        </w:rPr>
+        <w:t xml:space="preserve">لمدة أسبوع، كل يوم تُصلّي ركعتين وبعدها تُسبّح</w:t>
+      </w:r>
+      <w:r>
+        <w:rPr>
+          <w:rFonts w:ascii="Times New Roman" w:cs="Times New Roman" w:eastAsia="Times New Roman" w:hAnsi="Times New Roman"/>
+          <w:b/>
+          <w:bCs/>
+          <w:color w:val="3B5BA5"/>
+          <w:sz w:val="24"/>
+          <w:szCs w:val="24"/>
+          <w:rtl/>
+        </w:rPr>
+        <w:t xml:space="preserve"> 120 مرة</w:t>
+      </w:r>
+      <w:r>
+        <w:rPr>
+          <w:rFonts w:ascii="Times New Roman" w:cs="Times New Roman" w:eastAsia="Times New Roman" w:hAnsi="Times New Roman"/>
+          <w:sz w:val="24"/>
+          <w:szCs w:val="24"/>
+          <w:rtl/>
+        </w:rPr>
+        <w:t xml:space="preserve">: </w:t>
+      </w:r>
+      <w:r>
+        <w:rPr>
+          <w:rFonts w:ascii="Times New Roman" w:cs="Times New Roman" w:eastAsia="Times New Roman" w:hAnsi="Times New Roman"/>
+          <w:b/>
+          <w:bCs/>
           <w:color w:val="B23A2E"/>
           <w:sz w:val="24"/>
-        </w:rPr>
-        <w:t>﴿قُلِ اللَّهُمَّ فَاطِرَ السَّمَاوَاتِ وَالْأَرْضِ، عَالِمَ الْغَيْبِ وَالشَّهَادَةِ، أَنْتَ تَحْكُمُ بَيْنَ عِبَادِكَ فِي مَا كَانُوا فِيهِ يَخْتَلِفُونَ﴾</w:t>
-      </w:r>
-      <w:r>
-        <w:rPr>
-          <w:sz w:val="24"/>
-        </w:rPr>
-        <w:t>» ثم سل الله ما تشاء من خير الدنيا والآخرة، ثم الصلاة على النبي. الدعاء الثاني: «اللهم أعني ولا تُعن علي، وانصرني ولا تنصر علي، واغفر زلتي، واقبل توبتي، وأجب دعوتي، واسلل سخيمة صدري»</w:t>
-      </w:r>
-    </w:p>
-    <w:p>
-      <w:pPr>
-        <w:bidi/>
-        <w:spacing w:after="120" w:before="320"/>
-        <w:jc w:val="right"/>
-      </w:pPr>
-      <w:r>
-        <w:rPr>
-          <w:rFonts w:ascii="Times New Roman" w:cs="Times New Roman" w:eastAsia="Times New Roman" w:hAnsi="Times New Roman"/>
-          <w:b/>
-          <w:bCs/>
-          <w:sz w:val="44"/>
-          <w:szCs w:val="44"/>
-          <w:rtl/>
-        </w:rPr>
-        <w:t xml:space="preserve">الدعاء الثاني</w:t>
-      </w:r>
-    </w:p>
-    <w:p>
-      <w:pPr>
-        <w:bidi/>
-        <w:spacing w:after="200" w:line="340"/>
-        <w:jc w:val="right"/>
-      </w:pPr>
-      <w:r>
-        <w:rPr>
-          <w:rFonts w:ascii="Times New Roman" w:cs="Times New Roman" w:eastAsia="Times New Roman" w:hAnsi="Times New Roman"/>
-          <w:sz w:val="24"/>
-          <w:szCs w:val="24"/>
-          <w:rtl/>
-        </w:rPr>
-        <w:t xml:space="preserve">عندما تضيق بك الدنيا قل: «يا دليل المتحيرين، يا غاية آمال الراجين، يا غياث المستغيثين، اقضِ حاجتي»</w:t>
-      </w:r>
-    </w:p>
-    <w:p>
-      <w:pPr>
-        <w:bidi/>
-        <w:spacing w:after="120" w:before="320"/>
-        <w:jc w:val="right"/>
-      </w:pPr>
-      <w:r>
-        <w:rPr>
-          <w:rFonts w:ascii="Times New Roman" w:cs="Times New Roman" w:eastAsia="Times New Roman" w:hAnsi="Times New Roman"/>
-          <w:b/>
-          <w:bCs/>
-          <w:sz w:val="44"/>
-          <w:szCs w:val="44"/>
-          <w:rtl/>
-        </w:rPr>
-        <w:t xml:space="preserve">الدعاء الثالث</w:t>
-      </w:r>
-    </w:p>
-    <w:p>
-      <w:pPr>
-        <w:bidi/>
-        <w:spacing w:after="200" w:line="340"/>
-        <w:jc w:val="right"/>
-      </w:pPr>
-      <w:r>
-        <w:rPr>
-          <w:rFonts w:ascii="Times New Roman" w:cs="Times New Roman" w:eastAsia="Times New Roman" w:hAnsi="Times New Roman"/>
-          <w:sz w:val="24"/>
-          <w:szCs w:val="24"/>
-          <w:rtl/>
-        </w:rPr>
-        <w:t xml:space="preserve">لمدة أسبوع، كل يوم تُصلّي ركعتين وبعدها تُسبّح</w:t>
-      </w:r>
-      <w:r>
-        <w:rPr>
-          <w:rFonts w:ascii="Times New Roman" w:cs="Times New Roman" w:eastAsia="Times New Roman" w:hAnsi="Times New Roman"/>
-          <w:b/>
-          <w:bCs/>
-          <w:color w:val="3B5BA5"/>
-          <w:sz w:val="24"/>
-          <w:szCs w:val="24"/>
-          <w:rtl/>
-        </w:rPr>
-        <w:t xml:space="preserve"> 120 مرة</w:t>
+          <w:szCs w:val="24"/>
+          <w:rtl/>
+        </w:rPr>
+        <w:t xml:space="preserve">﴿أَمَّن يُجِيبُ الْمُضْطَرَّ إِذَا دَعَاهُ وَيَكْشِفُ السُّوءَ﴾</w:t>
+      </w:r>
+    </w:p>
+    <w:p>
+      <w:pPr>
+        <w:bidi/>
+        <w:spacing w:after="120" w:before="320"/>
+        <w:jc w:val="right"/>
+      </w:pPr>
+      <w:r>
+        <w:rPr>
+          <w:rFonts w:ascii="Times New Roman" w:cs="Times New Roman" w:eastAsia="Times New Roman" w:hAnsi="Times New Roman"/>
+          <w:b/>
+          <w:bCs/>
+          <w:sz w:val="44"/>
+          <w:szCs w:val="44"/>
+          <w:rtl/>
+        </w:rPr>
+        <w:t>الدعاء الثالث</w:t>
+      </w:r>
+    </w:p>
+    <w:p>
+      <w:pPr>
+        <w:bidi/>
+        <w:spacing w:after="200" w:line="340"/>
+        <w:jc w:val="right"/>
+      </w:pPr>
+      <w:r>
+        <w:rPr>
+          <w:rFonts w:ascii="Times New Roman" w:cs="Times New Roman" w:eastAsia="Times New Roman" w:hAnsi="Times New Roman"/>
+          <w:sz w:val="24"/>
+          <w:szCs w:val="24"/>
+          <w:rtl/>
+        </w:rPr>
+        <w:t xml:space="preserve">ليس لها من دون الله كاشفة </w:t>
+      </w:r>
+      <w:r>
+        <w:rPr>
+          <w:rFonts w:ascii="Times New Roman" w:cs="Times New Roman" w:eastAsia="Times New Roman" w:hAnsi="Times New Roman"/>
+          <w:b/>
+          <w:bCs/>
+          <w:color w:val="3B5BA5"/>
+          <w:sz w:val="24"/>
+          <w:szCs w:val="24"/>
+          <w:rtl/>
+        </w:rPr>
+        <w:t xml:space="preserve">(70 مرة)</w:t>
+      </w:r>
+      <w:r>
+        <w:rPr>
+          <w:rFonts w:ascii="Times New Roman" w:cs="Times New Roman" w:eastAsia="Times New Roman" w:hAnsi="Times New Roman"/>
+          <w:sz w:val="24"/>
+          <w:szCs w:val="24"/>
+          <w:rtl/>
+        </w:rPr>
+        <w:t xml:space="preserve"> + </w:t>
+      </w:r>
+      <w:r>
+        <w:rPr>
+          <w:rFonts w:ascii="Times New Roman" w:cs="Times New Roman" w:eastAsia="Times New Roman" w:hAnsi="Times New Roman"/>
+          <w:b/>
+          <w:bCs/>
+          <w:color w:val="B23A2E"/>
+          <w:sz w:val="24"/>
+          <w:szCs w:val="24"/>
+          <w:rtl/>
+        </w:rPr>
+        <w:t xml:space="preserve">﴿سلامٌ قولًا من رب رحيم﴾</w:t>
+      </w:r>
+      <w:r>
+        <w:rPr>
+          <w:rFonts w:ascii="Times New Roman" w:cs="Times New Roman" w:eastAsia="Times New Roman" w:hAnsi="Times New Roman"/>
+          <w:sz w:val="24"/>
+          <w:szCs w:val="24"/>
+          <w:rtl/>
+        </w:rPr>
+        <w:t xml:space="preserve"> </w:t>
+      </w:r>
+      <w:r>
+        <w:rPr>
+          <w:rFonts w:ascii="Times New Roman" w:cs="Times New Roman" w:eastAsia="Times New Roman" w:hAnsi="Times New Roman"/>
+          <w:b/>
+          <w:bCs/>
+          <w:color w:val="3B5BA5"/>
+          <w:sz w:val="24"/>
+          <w:szCs w:val="24"/>
+          <w:rtl/>
+        </w:rPr>
+        <w:t xml:space="preserve">(30 مرة)</w:t>
+      </w:r>
+      <w:r>
+        <w:rPr>
+          <w:rFonts w:ascii="Times New Roman" w:cs="Times New Roman" w:eastAsia="Times New Roman" w:hAnsi="Times New Roman"/>
+          <w:sz w:val="24"/>
+          <w:szCs w:val="24"/>
+          <w:rtl/>
+        </w:rPr>
+        <w:t xml:space="preserve"> — لأي مشكلة معقدة، ويُختم بـ: «الله الله ربي لا أشرك به شيئًا»</w:t>
+      </w:r>
+    </w:p>
+    <w:p>
+      <w:pPr>
+        <w:bidi/>
+        <w:spacing w:after="120" w:before="320"/>
+        <w:jc w:val="right"/>
+      </w:pPr>
+      <w:r>
+        <w:rPr>
+          <w:rFonts w:ascii="Times New Roman" w:cs="Times New Roman" w:eastAsia="Times New Roman" w:hAnsi="Times New Roman"/>
+          <w:b/>
+          <w:bCs/>
+          <w:sz w:val="44"/>
+          <w:szCs w:val="44"/>
+          <w:rtl/>
+        </w:rPr>
+        <w:t>الدعاء الرابع</w:t>
+      </w:r>
+    </w:p>
+    <w:p>
+      <w:pPr>
+        <w:bidi/>
+        <w:spacing w:after="200" w:line="340"/>
+        <w:jc w:val="right"/>
+      </w:pPr>
+      <w:r>
+        <w:rPr>
+          <w:rFonts w:ascii="Times New Roman" w:cs="Times New Roman" w:eastAsia="Times New Roman" w:hAnsi="Times New Roman"/>
+          <w:sz w:val="24"/>
+          <w:szCs w:val="24"/>
+          <w:rtl/>
+        </w:rPr>
+        <w:t xml:space="preserve">عند الكرب، رُدّد</w:t>
+      </w:r>
+      <w:r>
+        <w:rPr>
+          <w:rFonts w:ascii="Times New Roman" w:cs="Times New Roman" w:eastAsia="Times New Roman" w:hAnsi="Times New Roman"/>
+          <w:b/>
+          <w:bCs/>
+          <w:color w:val="3B5BA5"/>
+          <w:sz w:val="24"/>
+          <w:szCs w:val="24"/>
+          <w:rtl/>
+        </w:rPr>
+        <w:t xml:space="preserve"> 100 مرة</w:t>
+      </w:r>
+      <w:r>
+        <w:rPr>
+          <w:rFonts w:ascii="Times New Roman" w:cs="Times New Roman" w:eastAsia="Times New Roman" w:hAnsi="Times New Roman"/>
+          <w:sz w:val="24"/>
+          <w:szCs w:val="24"/>
+          <w:rtl/>
+        </w:rPr>
+        <w:t>: «لا إله إلا الله العظيم الحليم، لا إله إلا الله رب العرش العظيم، لا إله إلا الله رب السماوات ورب الأرض ورب العرش الكريم». اللهم رحمتك أرجو، فلا تكلني إلى نفسي طرفة عين، وأصلح لي شأني كله، لا إله إلا أنت. لا إله إلا أنت سبحانك إني كنت من الظالمين. الله الله ربي، لا أشرك به شيئًا (رواه البخاري ومسلم وأبو داود)</w:t>
+      </w:r>
+    </w:p>
+    <w:p>
+      <w:pPr>
+        <w:bidi/>
+        <w:spacing w:after="120" w:before="320"/>
+        <w:jc w:val="right"/>
+      </w:pPr>
+      <w:r>
+        <w:rPr>
+          <w:rFonts w:ascii="Times New Roman" w:cs="Times New Roman" w:eastAsia="Times New Roman" w:hAnsi="Times New Roman"/>
+          <w:b/>
+          <w:bCs/>
+          <w:sz w:val="44"/>
+          <w:szCs w:val="44"/>
+          <w:rtl/>
+        </w:rPr>
+        <w:t>الدعاء الخامس</w:t>
+      </w:r>
+    </w:p>
+    <w:p>
+      <w:pPr>
+        <w:bidi/>
+        <w:spacing w:after="200" w:line="340"/>
+        <w:jc w:val="right"/>
+      </w:pPr>
+      <w:r>
+        <w:rPr>
+          <w:rFonts w:ascii="Times New Roman" w:cs="Times New Roman" w:eastAsia="Times New Roman" w:hAnsi="Times New Roman"/>
+          <w:sz w:val="24"/>
+          <w:szCs w:val="24"/>
+          <w:rtl/>
+        </w:rPr>
+        <w:t xml:space="preserve">اللهم إني أحاول فأوصلني، اللهم إني أخاف فأمّني، وإني أتعسّر يا الله فأقمني، واجبر بخاطري إلى يوم يُبعثون</w:t>
+      </w:r>
+    </w:p>
+    <w:p>
+      <w:pPr>
+        <w:bidi/>
+        <w:spacing w:after="120" w:before="320"/>
+        <w:jc w:val="right"/>
+      </w:pPr>
+      <w:r>
+        <w:rPr>
+          <w:rFonts w:ascii="Times New Roman" w:cs="Times New Roman" w:eastAsia="Times New Roman" w:hAnsi="Times New Roman"/>
+          <w:b/>
+          <w:bCs/>
+          <w:sz w:val="44"/>
+          <w:szCs w:val="44"/>
+          <w:rtl/>
+        </w:rPr>
+        <w:t>الدعاء السادس</w:t>
+      </w:r>
+    </w:p>
+    <w:p>
+      <w:pPr>
+        <w:bidi/>
+        <w:spacing w:after="200" w:line="340"/>
+        <w:jc w:val="right"/>
+      </w:pPr>
+      <w:r>
+        <w:rPr>
+          <w:rFonts w:ascii="Times New Roman" w:cs="Times New Roman" w:eastAsia="Times New Roman" w:hAnsi="Times New Roman"/>
+          <w:sz w:val="24"/>
+          <w:szCs w:val="24"/>
+          <w:rtl/>
+        </w:rPr>
+        <w:t xml:space="preserve">إذا ضاقت عليك الدنيا فقل: «اللهم إن الأمر أمرك، والخلق خلقك، والقضاء قضاؤك، اللهم إني فوّضت أمري إليك يا رب، دبّر لنا من الجبر والعوض ما ينسيني ويرضيني، اللهم افتح بيني وبين رزقي وسعادتي وتوفيقي فتحًا مبينًا، وأنت خير الفاتحين. اللهم اختر لنا يا مولانا كل خير، وارضنا يا مولانا بكل قضائك، واكفنا يا مولانا بما ينزل علينا من عطائك. اللهم آمين يا رب العالمين»</w:t>
+      </w:r>
+    </w:p>
+    <w:p>
+      <w:pPr>
+        <w:bidi/>
+        <w:spacing w:after="120" w:before="320"/>
+        <w:jc w:val="right"/>
+      </w:pPr>
+      <w:r>
+        <w:rPr>
+          <w:rFonts w:ascii="Times New Roman" w:cs="Times New Roman" w:eastAsia="Times New Roman" w:hAnsi="Times New Roman"/>
+          <w:b/>
+          <w:bCs/>
+          <w:sz w:val="44"/>
+          <w:szCs w:val="44"/>
+          <w:rtl/>
+        </w:rPr>
+        <w:t>الدعاء السابع</w:t>
+      </w:r>
+    </w:p>
+    <w:p>
+      <w:pPr>
+        <w:bidi/>
+        <w:spacing w:after="200" w:line="340"/>
+        <w:jc w:val="right"/>
+      </w:pPr>
+      <w:r>
+        <w:rPr>
+          <w:rFonts w:ascii="Times New Roman" w:cs="Times New Roman" w:eastAsia="Times New Roman" w:hAnsi="Times New Roman"/>
+          <w:sz w:val="24"/>
+          <w:szCs w:val="24"/>
+          <w:rtl/>
+        </w:rPr>
+        <w:t xml:space="preserve">اللهم أجرني في مصيبتي، وأخلف لي خيرًا منها</w:t>
+      </w:r>
+    </w:p>
+    <w:p>
+      <w:pPr>
+        <w:bidi/>
+        <w:spacing w:after="120" w:before="320"/>
+        <w:jc w:val="right"/>
+      </w:pPr>
+      <w:r>
+        <w:rPr>
+          <w:rFonts w:ascii="Times New Roman" w:cs="Times New Roman" w:eastAsia="Times New Roman" w:hAnsi="Times New Roman"/>
+          <w:b/>
+          <w:bCs/>
+          <w:sz w:val="44"/>
+          <w:szCs w:val="44"/>
+          <w:rtl/>
+        </w:rPr>
+        <w:t>الدعاء الثامن</w:t>
+      </w:r>
+    </w:p>
+    <w:p>
+      <w:pPr>
+        <w:bidi/>
+        <w:spacing w:after="200" w:line="340"/>
+        <w:jc w:val="right"/>
+      </w:pPr>
+      <w:r>
+        <w:rPr>
+          <w:rFonts w:ascii="Times New Roman" w:cs="Times New Roman" w:eastAsia="Times New Roman" w:hAnsi="Times New Roman"/>
+          <w:sz w:val="24"/>
+          <w:szCs w:val="24"/>
+          <w:rtl/>
+        </w:rPr>
+        <w:t xml:space="preserve">تسبيحة الفرج: تُردد «الله الله ربي لا أشرك به شيئًا»</w:t>
+      </w:r>
+    </w:p>
+    <w:p>
+      <w:pPr>
+        <w:bidi/>
+        <w:spacing w:after="120" w:before="320"/>
+        <w:jc w:val="right"/>
+      </w:pPr>
+      <w:r>
+        <w:rPr>
+          <w:rFonts w:ascii="Times New Roman" w:cs="Times New Roman" w:eastAsia="Times New Roman" w:hAnsi="Times New Roman"/>
+          <w:b/>
+          <w:bCs/>
+          <w:sz w:val="44"/>
+          <w:szCs w:val="44"/>
+          <w:rtl/>
+        </w:rPr>
+        <w:t>الدعاء التاسع</w:t>
+      </w:r>
+    </w:p>
+    <w:p>
+      <w:pPr>
+        <w:bidi/>
+        <w:spacing w:after="200" w:line="340"/>
+        <w:jc w:val="right"/>
+      </w:pPr>
+      <w:r>
+        <w:rPr>
+          <w:rFonts w:ascii="Times New Roman" w:cs="Times New Roman" w:eastAsia="Times New Roman" w:hAnsi="Times New Roman"/>
+          <w:sz w:val="24"/>
+          <w:szCs w:val="24"/>
+          <w:rtl/>
+        </w:rPr>
+        <w:t xml:space="preserve">دعاء سورة يس: «بسم الله الرحمن الرحيم، اللهم صلِّ وسلم وبارك على سيدنا محمد بقدر حبك فيه، وبجاهه فرِّج عني ما أنا فيه» </w:t>
+      </w:r>
+      <w:r>
+        <w:rPr>
+          <w:rFonts w:ascii="Times New Roman" w:cs="Times New Roman" w:eastAsia="Times New Roman" w:hAnsi="Times New Roman"/>
+          <w:b/>
+          <w:bCs/>
+          <w:color w:val="3B5BA5"/>
+          <w:sz w:val="24"/>
+          <w:szCs w:val="24"/>
+          <w:rtl/>
+        </w:rPr>
+        <w:t xml:space="preserve">(7 مرات)</w:t>
+      </w:r>
+      <w:r>
+        <w:rPr>
+          <w:rFonts w:ascii="Times New Roman" w:cs="Times New Roman" w:eastAsia="Times New Roman" w:hAnsi="Times New Roman"/>
+          <w:sz w:val="24"/>
+          <w:szCs w:val="24"/>
+          <w:rtl/>
+        </w:rPr>
+        <w:t xml:space="preserve">، «وبسر يس والقرآن الكريم ... يا مفرِّج، يا مفرِّج، يا مفرِّج، يا مفرِّج، يا مفرِّج، فرِّج عني ما أنا فيه»، «سبحان مجري الماء في العيون، سبحان العالم لكل مكنون ومخزون، سبحان من جعل خزائنه بين الكاف والنون»، «اللهم إني أسألك وأتوجه إليك بحبيبك ونبيك ورسولك سيدنا محمد صلى الله عليه وسلم أن تسخّر لي قلب من أحوجتني إليه، وأن تكفيني شر من يقدر علي ولا أقدر عليه ... أسألك اللهم بحرمة القرآن الكريم وبالسر الذي أودعته في سورة يس وبحق من أنزلها أن تسخّر لي قلوب عبادك الصالحين يقضوا لي بأمرك جميع المطالب، واجعلني في كل شدة وفي كل أمر أنا الغالب، ومنّ علي يا سيدي بالإجابة»</w:t>
+      </w:r>
+    </w:p>
+    <w:p>
+      <w:pPr>
+        <w:bidi/>
+        <w:spacing w:after="120" w:before="320"/>
+        <w:jc w:val="right"/>
+      </w:pPr>
+      <w:r>
+        <w:rPr>
+          <w:rFonts w:ascii="Times New Roman" w:cs="Times New Roman" w:eastAsia="Times New Roman" w:hAnsi="Times New Roman"/>
+          <w:b/>
+          <w:bCs/>
+          <w:sz w:val="44"/>
+          <w:szCs w:val="44"/>
+          <w:rtl/>
+        </w:rPr>
+        <w:t>الدعاء العاشر</w:t>
+      </w:r>
+    </w:p>
+    <w:p>
+      <w:pPr>
+        <w:bidi/>
+        <w:spacing w:after="200" w:line="340"/>
+        <w:jc w:val="right"/>
+      </w:pPr>
+      <w:r>
+        <w:rPr>
+          <w:rFonts w:ascii="Times New Roman" w:cs="Times New Roman" w:eastAsia="Times New Roman" w:hAnsi="Times New Roman"/>
+          <w:sz w:val="24"/>
+          <w:szCs w:val="24"/>
+          <w:rtl/>
+        </w:rPr>
+        <w:t xml:space="preserve">عند الإحساس بالظلم في أي موقف، أو اليأس، أو انغلاق أبواب الرزق، لتفريج الكربات وتأمين القلوب وتفويض الأمر لله </w:t>
+      </w:r>
+      <w:r>
+        <w:rPr>
+          <w:rFonts w:ascii="Times New Roman" w:cs="Times New Roman" w:eastAsia="Times New Roman" w:hAnsi="Times New Roman"/>
+          <w:b/>
+          <w:bCs/>
+          <w:color w:val="3B5BA5"/>
+          <w:sz w:val="24"/>
+          <w:szCs w:val="24"/>
+          <w:rtl/>
+        </w:rPr>
+        <w:t xml:space="preserve">(100 مرة)</w:t>
       </w:r>
       <w:r>
         <w:rPr>
@@ -6339,62 +6741,16 @@
           <w:szCs w:val="24"/>
           <w:rtl/>
         </w:rPr>
-        <w:t xml:space="preserve">﴿أَمَّن يُجِيبُ الْمُضْطَرَّ إِذَا دَعَاهُ وَيَكْشِفُ السُّوءَ﴾</w:t>
-      </w:r>
-    </w:p>
-    <w:p>
-      <w:pPr>
-        <w:bidi/>
-        <w:spacing w:after="120" w:before="320"/>
-        <w:jc w:val="right"/>
-      </w:pPr>
-      <w:r>
-        <w:rPr>
-          <w:rFonts w:ascii="Times New Roman" w:cs="Times New Roman" w:eastAsia="Times New Roman" w:hAnsi="Times New Roman"/>
-          <w:b/>
-          <w:bCs/>
-          <w:sz w:val="44"/>
-          <w:szCs w:val="44"/>
-          <w:rtl/>
-        </w:rPr>
-        <w:t xml:space="preserve">الدعاء الرابع</w:t>
-      </w:r>
-    </w:p>
-    <w:p>
-      <w:pPr>
-        <w:bidi/>
-        <w:spacing w:after="200" w:line="340"/>
-        <w:jc w:val="right"/>
-      </w:pPr>
-      <w:r>
-        <w:rPr>
-          <w:rFonts w:ascii="Times New Roman" w:cs="Times New Roman" w:eastAsia="Times New Roman" w:hAnsi="Times New Roman"/>
-          <w:sz w:val="24"/>
-          <w:szCs w:val="24"/>
-          <w:rtl/>
-        </w:rPr>
-        <w:t xml:space="preserve">ليس لها من دون الله كاشفة </w:t>
-      </w:r>
-      <w:r>
-        <w:rPr>
-          <w:rFonts w:ascii="Times New Roman" w:cs="Times New Roman" w:eastAsia="Times New Roman" w:hAnsi="Times New Roman"/>
-          <w:b/>
-          <w:bCs/>
-          <w:color w:val="3B5BA5"/>
-          <w:sz w:val="24"/>
-          <w:szCs w:val="24"/>
-          <w:rtl/>
-        </w:rPr>
-        <w:t xml:space="preserve">(70 مرة)</w:t>
-      </w:r>
-      <w:r>
-        <w:rPr>
-          <w:rFonts w:ascii="Times New Roman" w:cs="Times New Roman" w:eastAsia="Times New Roman" w:hAnsi="Times New Roman"/>
-          <w:sz w:val="24"/>
-          <w:szCs w:val="24"/>
-          <w:rtl/>
-        </w:rPr>
-        <w:t xml:space="preserve"> + </w:t>
+        <w:t xml:space="preserve">﴿حسبنا الله سيؤتينا الله من فضله، إنا إلى الله راغبون﴾</w:t>
+      </w:r>
+      <w:r>
+        <w:rPr>
+          <w:rFonts w:ascii="Times New Roman" w:cs="Times New Roman" w:eastAsia="Times New Roman" w:hAnsi="Times New Roman"/>
+          <w:sz w:val="24"/>
+          <w:szCs w:val="24"/>
+          <w:rtl/>
+        </w:rPr>
+        <w:t xml:space="preserve"> و</w:t>
       </w:r>
       <w:r>
         <w:rPr>
@@ -6406,7 +6762,1023 @@
           <w:szCs w:val="24"/>
           <w:rtl/>
         </w:rPr>
-        <w:t xml:space="preserve">﴿سلامٌ قولًا من رب رحيم﴾</w:t>
+        <w:t xml:space="preserve">﴿إن ولي الله الذي نزل الكتاب وهو يتولى الصالحين﴾</w:t>
+      </w:r>
+    </w:p>
+    <w:p>
+      <w:pPr>
+        <w:bidi/>
+        <w:spacing w:after="120" w:before="320"/>
+        <w:jc w:val="right"/>
+      </w:pPr>
+      <w:r>
+        <w:rPr>
+          <w:rFonts w:ascii="Times New Roman" w:cs="Times New Roman" w:eastAsia="Times New Roman" w:hAnsi="Times New Roman"/>
+          <w:b/>
+          <w:bCs/>
+          <w:sz w:val="44"/>
+          <w:szCs w:val="44"/>
+          <w:rtl/>
+        </w:rPr>
+        <w:t>الدعاء الحادي عشر</w:t>
+      </w:r>
+    </w:p>
+    <w:p>
+      <w:pPr>
+        <w:bidi/>
+        <w:spacing w:after="200" w:line="340"/>
+        <w:jc w:val="right"/>
+      </w:pPr>
+      <w:r>
+        <w:rPr>
+          <w:rFonts w:ascii="Times New Roman" w:cs="Times New Roman" w:eastAsia="Times New Roman" w:hAnsi="Times New Roman"/>
+          <w:sz w:val="24"/>
+          <w:szCs w:val="24"/>
+          <w:rtl/>
+        </w:rPr>
+        <w:t xml:space="preserve">«آيات فك الكرب وزيادة الرزق»: </w:t>
+      </w:r>
+      <w:r>
+        <w:rPr>
+          <w:rFonts w:ascii="Times New Roman" w:cs="Times New Roman" w:eastAsia="Times New Roman" w:hAnsi="Times New Roman"/>
+          <w:b/>
+          <w:bCs/>
+          <w:color w:val="B23A2E"/>
+          <w:sz w:val="24"/>
+          <w:szCs w:val="24"/>
+          <w:rtl/>
+        </w:rPr>
+        <w:t xml:space="preserve">﴿أَفَحَسِبْتُمْ أَنَّمَا خَلَقْنَاكُمْ عَبَثًا وَأَنَّكُمْ إِلَيْنَا لَا تُرْجَعُونَ * فَتَعَالَى اللَّهُ الْمَلِكُ الْحَقُّ لَا إِلَٰهَ إِلَّا هُوَ رَبُّ الْعَرْشِ الْكَرِيمِ * وَمَن يَدْعُ مَعَ اللَّهِ إِلَٰهًا آخَرَ لَا بُرْهَانَ لَهُ بِهِ فَإِنَّمَا حِسَابُهُ عِندَ رَبِّهِ إِنَّهُ لَا يُفْلِحُ الْكَافِرُونَ﴾</w:t>
+      </w:r>
+      <w:r>
+        <w:rPr>
+          <w:rFonts w:ascii="Times New Roman" w:cs="Times New Roman" w:eastAsia="Times New Roman" w:hAnsi="Times New Roman"/>
+          <w:sz w:val="24"/>
+          <w:szCs w:val="24"/>
+          <w:rtl/>
+        </w:rPr>
+        <w:t xml:space="preserve"> ثم </w:t>
+      </w:r>
+      <w:r>
+        <w:rPr>
+          <w:rFonts w:ascii="Times New Roman" w:cs="Times New Roman" w:eastAsia="Times New Roman" w:hAnsi="Times New Roman"/>
+          <w:b/>
+          <w:bCs/>
+          <w:color w:val="B23A2E"/>
+          <w:sz w:val="24"/>
+          <w:szCs w:val="24"/>
+          <w:rtl/>
+        </w:rPr>
+        <w:t xml:space="preserve">﴿وَقُل رَّبِّ اغْفِرْ وَارْحَمْ وَأَنتَ خَيْرُ الرَّاحِمِينَ﴾</w:t>
+      </w:r>
+    </w:p>
+    <w:p>
+      <w:pPr>
+        <w:bidi/>
+        <w:spacing w:after="120" w:before="320"/>
+        <w:jc w:val="right"/>
+      </w:pPr>
+      <w:r>
+        <w:rPr>
+          <w:rFonts w:ascii="Times New Roman" w:cs="Times New Roman" w:eastAsia="Times New Roman" w:hAnsi="Times New Roman"/>
+          <w:b/>
+          <w:bCs/>
+          <w:sz w:val="44"/>
+          <w:szCs w:val="44"/>
+          <w:rtl/>
+        </w:rPr>
+        <w:t>الدعاء الثاني عشر</w:t>
+      </w:r>
+    </w:p>
+    <w:p>
+      <w:pPr>
+        <w:bidi/>
+        <w:spacing w:after="200" w:line="340"/>
+        <w:jc w:val="right"/>
+      </w:pPr>
+      <w:r>
+        <w:rPr>
+          <w:rFonts w:ascii="Times New Roman" w:cs="Times New Roman" w:eastAsia="Times New Roman" w:hAnsi="Times New Roman"/>
+          <w:sz w:val="24"/>
+          <w:szCs w:val="24"/>
+          <w:rtl/>
+        </w:rPr>
+        <w:t xml:space="preserve">إذا كثرت المشاكل، فعليك بآية 123 من سورة هود: </w:t>
+      </w:r>
+      <w:r>
+        <w:rPr>
+          <w:rFonts w:ascii="Times New Roman" w:cs="Times New Roman" w:eastAsia="Times New Roman" w:hAnsi="Times New Roman"/>
+          <w:b/>
+          <w:bCs/>
+          <w:color w:val="B23A2E"/>
+          <w:sz w:val="24"/>
+          <w:szCs w:val="24"/>
+          <w:rtl/>
+        </w:rPr>
+        <w:t xml:space="preserve">﴿وَلِلَّهِ غَيْبُ السَّمَاوَاتِ وَالْأَرْضِ وَإِلَيْهِ يُرْجَعُ الْأَمْرُ كُلُّهُ فَاعْبُدْهُ وَتَوَكَّلْ عَلَيْهِ وَمَا رَبُّكَ بِغَافِلٍ عَمَّا تَعْمَلُونَ﴾</w:t>
+      </w:r>
+    </w:p>
+    <w:p>
+      <w:pPr>
+        <w:bidi/>
+        <w:spacing w:after="120" w:before="320"/>
+        <w:jc w:val="right"/>
+      </w:pPr>
+      <w:r>
+        <w:rPr>
+          <w:rFonts w:ascii="Times New Roman" w:cs="Times New Roman" w:eastAsia="Times New Roman" w:hAnsi="Times New Roman"/>
+          <w:b/>
+          <w:bCs/>
+          <w:sz w:val="44"/>
+          <w:szCs w:val="44"/>
+          <w:rtl/>
+        </w:rPr>
+        <w:t>الدعاء الثالث عشر</w:t>
+      </w:r>
+    </w:p>
+    <w:p>
+      <w:pPr>
+        <w:bidi/>
+        <w:spacing w:after="200" w:line="340"/>
+        <w:jc w:val="right"/>
+      </w:pPr>
+      <w:r>
+        <w:rPr>
+          <w:rFonts w:ascii="Times New Roman" w:cs="Times New Roman" w:eastAsia="Times New Roman" w:hAnsi="Times New Roman"/>
+          <w:sz w:val="24"/>
+          <w:szCs w:val="24"/>
+          <w:rtl/>
+        </w:rPr>
+        <w:t xml:space="preserve">فائدة مجرَّبة لقضاء الحوائج وتفريج الكرب: «يا من لا تغيب عني ولا تنساني، أرسل من يحل فرجي وأنا في مكاني» </w:t>
+      </w:r>
+      <w:r>
+        <w:rPr>
+          <w:rFonts w:ascii="Times New Roman" w:cs="Times New Roman" w:eastAsia="Times New Roman" w:hAnsi="Times New Roman"/>
+          <w:b/>
+          <w:bCs/>
+          <w:color w:val="3B5BA5"/>
+          <w:sz w:val="24"/>
+          <w:szCs w:val="24"/>
+          <w:rtl/>
+        </w:rPr>
+        <w:t xml:space="preserve">(7 مرات)</w:t>
+      </w:r>
+      <w:r>
+        <w:rPr>
+          <w:rFonts w:ascii="Times New Roman" w:cs="Times New Roman" w:eastAsia="Times New Roman" w:hAnsi="Times New Roman"/>
+          <w:sz w:val="24"/>
+          <w:szCs w:val="24"/>
+          <w:rtl/>
+        </w:rPr>
+        <w:t xml:space="preserve">، «يا عالي يا متعالي، يا دائم يا كبير يا قدوس، يا حي يا قاضي الحاجات، ارمِ مفتاحك وحل قفلي» </w:t>
+      </w:r>
+      <w:r>
+        <w:rPr>
+          <w:rFonts w:ascii="Times New Roman" w:cs="Times New Roman" w:eastAsia="Times New Roman" w:hAnsi="Times New Roman"/>
+          <w:b/>
+          <w:bCs/>
+          <w:color w:val="3B5BA5"/>
+          <w:sz w:val="24"/>
+          <w:szCs w:val="24"/>
+          <w:rtl/>
+        </w:rPr>
+        <w:t xml:space="preserve">(3 مرات)</w:t>
+      </w:r>
+    </w:p>
+    <w:p>
+      <w:pPr>
+        <w:bidi/>
+        <w:spacing w:after="120" w:before="320"/>
+        <w:jc w:val="right"/>
+      </w:pPr>
+      <w:r>
+        <w:rPr>
+          <w:rFonts w:ascii="Times New Roman" w:cs="Times New Roman" w:eastAsia="Times New Roman" w:hAnsi="Times New Roman"/>
+          <w:b/>
+          <w:bCs/>
+          <w:sz w:val="44"/>
+          <w:szCs w:val="44"/>
+          <w:rtl/>
+        </w:rPr>
+        <w:t>الدعاء الرابع عشر</w:t>
+      </w:r>
+    </w:p>
+    <w:p>
+      <w:pPr>
+        <w:bidi/>
+        <w:spacing w:after="200" w:line="340"/>
+        <w:jc w:val="right"/>
+      </w:pPr>
+      <w:r>
+        <w:rPr>
+          <w:rFonts w:ascii="Times New Roman" w:cs="Times New Roman" w:eastAsia="Times New Roman" w:hAnsi="Times New Roman"/>
+          <w:sz w:val="24"/>
+          <w:szCs w:val="24"/>
+          <w:rtl/>
+        </w:rPr>
+        <w:t xml:space="preserve">دعاء الضيق: اللهم خفف عني ثقل هذه الأيام، وارزقني قوة الصبر، واشرح صدري وانزع منه ما استثقلته نفسي، اللهم أرح قلبي يا رب العالمين</w:t>
+      </w:r>
+    </w:p>
+    <w:p>
+      <w:pPr>
+        <w:bidi/>
+        <w:spacing w:after="120" w:before="320"/>
+        <w:jc w:val="right"/>
+      </w:pPr>
+      <w:r>
+        <w:rPr>
+          <w:rFonts w:ascii="Times New Roman" w:cs="Times New Roman" w:eastAsia="Times New Roman" w:hAnsi="Times New Roman"/>
+          <w:b/>
+          <w:bCs/>
+          <w:sz w:val="44"/>
+          <w:szCs w:val="44"/>
+          <w:rtl/>
+        </w:rPr>
+        <w:t>الدعاء الخامس عشر</w:t>
+      </w:r>
+    </w:p>
+    <w:p>
+      <w:pPr>
+        <w:bidi/>
+        <w:spacing w:after="200" w:line="340"/>
+        <w:jc w:val="right"/>
+      </w:pPr>
+      <w:r>
+        <w:rPr>
+          <w:rFonts w:ascii="Times New Roman" w:cs="Times New Roman" w:eastAsia="Times New Roman" w:hAnsi="Times New Roman"/>
+          <w:sz w:val="24"/>
+          <w:szCs w:val="24"/>
+          <w:rtl/>
+        </w:rPr>
+        <w:t xml:space="preserve">إذا ضاقت الدنيا بك، فردد هذا الدعاء: «اللهم بحق قولك ليس لها من دون الله كاشفة، يا عالم كل خفية، ويا صارف كل بلية، اللهم بك أستغيث، أدعوك دعاء من اشتدت فاقته وضعفت قوته وقلّت حيلته، اللهم بك ملاذي وعياذي، باسمك الواحد الأحد الفرد الصمد أسألك أن تفرّج عني ما أمسيت فيه وأصبحت فيه، اللهم اقضِ حاجتي وأنت أعلم بها يا راحم الراحمين ويا أكرم الأكرمين، يا الله» (آمين)</w:t>
+      </w:r>
+    </w:p>
+    <w:p>
+      <w:pPr>
+        <w:bidi/>
+        <w:spacing w:after="120" w:before="320"/>
+        <w:jc w:val="right"/>
+      </w:pPr>
+      <w:r>
+        <w:rPr>
+          <w:rFonts w:ascii="Times New Roman" w:cs="Times New Roman" w:eastAsia="Times New Roman" w:hAnsi="Times New Roman"/>
+          <w:b/>
+          <w:bCs/>
+          <w:sz w:val="44"/>
+          <w:szCs w:val="44"/>
+          <w:rtl/>
+        </w:rPr>
+        <w:t>الدعاء السادس عشر</w:t>
+      </w:r>
+    </w:p>
+    <w:p>
+      <w:pPr>
+        <w:bidi/>
+        <w:spacing w:after="200" w:line="340"/>
+        <w:jc w:val="right"/>
+      </w:pPr>
+      <w:r>
+        <w:rPr>
+          <w:rFonts w:ascii="Times New Roman" w:cs="Times New Roman" w:eastAsia="Times New Roman" w:hAnsi="Times New Roman"/>
+          <w:sz w:val="24"/>
+          <w:szCs w:val="24"/>
+          <w:rtl/>
+        </w:rPr>
+        <w:t xml:space="preserve">«عُبيدك بفنائك، مسكينك بفنائك، فقيرك بفنائك، سائلك بفنائك» — قال طاووس: فحفظتهن فما دعوت بهن في كرب إلا فُرِّج عني</w:t>
+      </w:r>
+    </w:p>
+    <w:p>
+      <w:pPr>
+        <w:bidi/>
+        <w:spacing w:after="120" w:before="320"/>
+        <w:jc w:val="right"/>
+      </w:pPr>
+      <w:r>
+        <w:rPr>
+          <w:rFonts w:ascii="Times New Roman" w:cs="Times New Roman" w:eastAsia="Times New Roman" w:hAnsi="Times New Roman"/>
+          <w:b/>
+          <w:bCs/>
+          <w:sz w:val="44"/>
+          <w:szCs w:val="44"/>
+          <w:rtl/>
+        </w:rPr>
+        <w:t>الدعاء السابع عشر</w:t>
+      </w:r>
+    </w:p>
+    <w:p>
+      <w:pPr>
+        <w:bidi/>
+        <w:spacing w:after="200" w:line="340"/>
+        <w:jc w:val="right"/>
+      </w:pPr>
+      <w:r>
+        <w:rPr>
+          <w:rFonts w:ascii="Times New Roman" w:cs="Times New Roman" w:eastAsia="Times New Roman" w:hAnsi="Times New Roman"/>
+          <w:sz w:val="24"/>
+          <w:szCs w:val="24"/>
+          <w:rtl/>
+        </w:rPr>
+        <w:t xml:space="preserve">دعاء طويل مأثور: «اللهم إني أسألك من كل أمر ضعفت عنه قوتي وحيلتي، ولم تنته إليه رغبتي، ولم يخطر ببالي ولم يبلغه أملي، ولم يجرِ على لساني من اليقين الذي أعطيته أحدًا من المخلوقين الأولين والمهاجرين والآخرين، إلا أخصصتني يا أرحم الراحمين. اللهم اقذف في قلبي رجاءك، واقطع رجائي عمّن سواك حتى لا أرجو أحدًا غيرك. اللهم وما ضعفت عنه قوتي وقصر عنه عملي ولم تنته إليه رغبتي، ولم تبلغه مسألتي، ولم يجرِ على لساني مما أعطيت أحدًا من الأولين والآخرين من اليقين، فخصّني به يا رب العالمين. اللهم صلِّ على سيدنا محمد صلاة تُنحل بها العُقد، وتنفك بها الكرب، وتُفتح لنا بها أبواب الفرج»</w:t>
+      </w:r>
+    </w:p>
+    <w:p>
+      <w:pPr>
+        <w:bidi/>
+        <w:spacing w:after="120" w:before="320"/>
+        <w:jc w:val="right"/>
+      </w:pPr>
+      <w:r>
+        <w:rPr>
+          <w:rFonts w:ascii="Times New Roman" w:cs="Times New Roman" w:eastAsia="Times New Roman" w:hAnsi="Times New Roman"/>
+          <w:b/>
+          <w:bCs/>
+          <w:sz w:val="44"/>
+          <w:szCs w:val="44"/>
+          <w:rtl/>
+        </w:rPr>
+        <w:t>الدعاء الثامن عشر</w:t>
+      </w:r>
+    </w:p>
+    <w:p>
+      <w:pPr>
+        <w:bidi/>
+        <w:spacing w:after="200" w:line="340"/>
+        <w:jc w:val="right"/>
+      </w:pPr>
+      <w:r>
+        <w:rPr>
+          <w:rFonts w:ascii="Times New Roman" w:cs="Times New Roman" w:eastAsia="Times New Roman" w:hAnsi="Times New Roman"/>
+          <w:sz w:val="24"/>
+          <w:szCs w:val="24"/>
+          <w:rtl/>
+        </w:rPr>
+        <w:t xml:space="preserve">اللهم فارج الهم وكاشف الغم، ومجيب دعوة المضطرين، رحمن الدنيا والآخرة ورحيمهما، أنت ترحمني فارحمني برحمة تُغنيني بها عن رحمة من سواك. وأيضًا: «يا رب اكشف عنا الكرب والوباء والبلاء، وارفع عنا كل شدة وعناء، آمين يا رب، ومدّنا بمدد من السماء يا رب العالمين. اللهم يا فارج الهم ويا كاشف الغم، فرّج همّنا ويسّر أمرنا، وارحم ضعفنا وقلة حيلتنا، وخذ بأيدينا إليك أخذ الكرام عليك، آمين يا رب، وحسبنا الله ونعم الوكيل»</w:t>
+      </w:r>
+    </w:p>
+    <w:p>
+      <w:pPr>
+        <w:bidi/>
+        <w:spacing w:after="120" w:before="320"/>
+        <w:jc w:val="right"/>
+      </w:pPr>
+      <w:r>
+        <w:rPr>
+          <w:rFonts w:ascii="Times New Roman" w:cs="Times New Roman" w:eastAsia="Times New Roman" w:hAnsi="Times New Roman"/>
+          <w:b/>
+          <w:bCs/>
+          <w:sz w:val="44"/>
+          <w:szCs w:val="44"/>
+          <w:rtl/>
+        </w:rPr>
+        <w:t>الدعاء التاسع عشر</w:t>
+      </w:r>
+    </w:p>
+    <w:p>
+      <w:pPr>
+        <w:bidi/>
+        <w:spacing w:after="200" w:line="340"/>
+        <w:jc w:val="right"/>
+      </w:pPr>
+      <w:r>
+        <w:rPr>
+          <w:rFonts w:ascii="Times New Roman" w:cs="Times New Roman" w:eastAsia="Times New Roman" w:hAnsi="Times New Roman"/>
+          <w:sz w:val="24"/>
+          <w:szCs w:val="24"/>
+          <w:rtl/>
+        </w:rPr>
+        <w:t xml:space="preserve">فائدة لحل المشاكل: «اللهم صلِّ على سيدنا محمد... قد ضاقت حيلتي... أدركني يا رسول الله» </w:t>
+      </w:r>
+      <w:r>
+        <w:rPr>
+          <w:rFonts w:ascii="Times New Roman" w:cs="Times New Roman" w:eastAsia="Times New Roman" w:hAnsi="Times New Roman"/>
+          <w:b/>
+          <w:bCs/>
+          <w:color w:val="3B5BA5"/>
+          <w:sz w:val="24"/>
+          <w:szCs w:val="24"/>
+          <w:rtl/>
+        </w:rPr>
+        <w:t xml:space="preserve">(1111 مرة)</w:t>
+      </w:r>
+    </w:p>
+    <w:p>
+      <w:pPr>
+        <w:bidi/>
+        <w:spacing w:after="120" w:before="320"/>
+        <w:jc w:val="right"/>
+      </w:pPr>
+      <w:r>
+        <w:rPr>
+          <w:rFonts w:ascii="Times New Roman" w:cs="Times New Roman" w:eastAsia="Times New Roman" w:hAnsi="Times New Roman"/>
+          <w:b/>
+          <w:bCs/>
+          <w:sz w:val="44"/>
+          <w:szCs w:val="44"/>
+          <w:rtl/>
+        </w:rPr>
+        <w:t>الدعاء العشرون</w:t>
+      </w:r>
+    </w:p>
+    <w:p>
+      <w:pPr>
+        <w:bidi/>
+        <w:spacing w:after="200" w:line="340"/>
+        <w:jc w:val="right"/>
+      </w:pPr>
+      <w:r>
+        <w:rPr>
+          <w:rFonts w:ascii="Times New Roman" w:cs="Times New Roman" w:eastAsia="Times New Roman" w:hAnsi="Times New Roman"/>
+          <w:sz w:val="24"/>
+          <w:szCs w:val="24"/>
+          <w:rtl/>
+        </w:rPr>
+        <w:t xml:space="preserve">لفك الكربات: «بسم الله الرحمن الرحيم، يا رحمن يا رحيم» </w:t>
+      </w:r>
+      <w:r>
+        <w:rPr>
+          <w:rFonts w:ascii="Times New Roman" w:cs="Times New Roman" w:eastAsia="Times New Roman" w:hAnsi="Times New Roman"/>
+          <w:b/>
+          <w:bCs/>
+          <w:color w:val="3B5BA5"/>
+          <w:sz w:val="24"/>
+          <w:szCs w:val="24"/>
+          <w:rtl/>
+        </w:rPr>
+        <w:t xml:space="preserve">(111 مرة)</w:t>
+      </w:r>
+      <w:r>
+        <w:rPr>
+          <w:rFonts w:ascii="Times New Roman" w:cs="Times New Roman" w:eastAsia="Times New Roman" w:hAnsi="Times New Roman"/>
+          <w:sz w:val="24"/>
+          <w:szCs w:val="24"/>
+          <w:rtl/>
+        </w:rPr>
+        <w:t xml:space="preserve">، «اللهم أنزل علينا مائدة من السماء» </w:t>
+      </w:r>
+      <w:r>
+        <w:rPr>
+          <w:rFonts w:ascii="Times New Roman" w:cs="Times New Roman" w:eastAsia="Times New Roman" w:hAnsi="Times New Roman"/>
+          <w:b/>
+          <w:bCs/>
+          <w:color w:val="3B5BA5"/>
+          <w:sz w:val="24"/>
+          <w:szCs w:val="24"/>
+          <w:rtl/>
+        </w:rPr>
+        <w:t xml:space="preserve">(111 مرة)</w:t>
+      </w:r>
+    </w:p>
+    <w:p>
+      <w:pPr>
+        <w:bidi/>
+        <w:spacing w:after="120" w:before="320"/>
+        <w:jc w:val="right"/>
+      </w:pPr>
+      <w:r>
+        <w:rPr>
+          <w:rFonts w:ascii="Times New Roman" w:cs="Times New Roman" w:eastAsia="Times New Roman" w:hAnsi="Times New Roman"/>
+          <w:b/>
+          <w:bCs/>
+          <w:sz w:val="44"/>
+          <w:szCs w:val="44"/>
+          <w:rtl/>
+        </w:rPr>
+        <w:t>الدعاء الحادي والعشرون</w:t>
+      </w:r>
+    </w:p>
+    <w:p>
+      <w:pPr>
+        <w:bidi/>
+        <w:spacing w:after="200" w:line="340"/>
+        <w:jc w:val="right"/>
+      </w:pPr>
+      <w:r>
+        <w:rPr>
+          <w:rFonts w:ascii="Times New Roman" w:cs="Times New Roman" w:eastAsia="Times New Roman" w:hAnsi="Times New Roman"/>
+          <w:b/>
+          <w:bCs/>
+          <w:color w:val="B23A2E"/>
+          <w:sz w:val="24"/>
+          <w:szCs w:val="24"/>
+          <w:rtl/>
+        </w:rPr>
+        <w:t xml:space="preserve">﴿رَبِّ إِنِّي ظَلَمْتُ نَفْسِي وَأَسْلَمْتُ مَعَ سُلَيْمَانَ لِلَّهِ رَبِّ الْعَالَمِينَ﴾</w:t>
+      </w:r>
+      <w:r>
+        <w:rPr>
+          <w:rFonts w:ascii="Times New Roman" w:cs="Times New Roman" w:eastAsia="Times New Roman" w:hAnsi="Times New Roman"/>
+          <w:sz w:val="24"/>
+          <w:szCs w:val="24"/>
+          <w:rtl/>
+        </w:rPr>
+        <w:t xml:space="preserve"> تُقرأ</w:t>
+      </w:r>
+      <w:r>
+        <w:rPr>
+          <w:rFonts w:ascii="Times New Roman" w:cs="Times New Roman" w:eastAsia="Times New Roman" w:hAnsi="Times New Roman"/>
+          <w:b/>
+          <w:bCs/>
+          <w:color w:val="3B5BA5"/>
+          <w:sz w:val="24"/>
+          <w:szCs w:val="24"/>
+          <w:rtl/>
+        </w:rPr>
+        <w:t xml:space="preserve"> 44 مرة </w:t>
+      </w:r>
+      <w:r>
+        <w:rPr>
+          <w:rFonts w:ascii="Times New Roman" w:cs="Times New Roman" w:eastAsia="Times New Roman" w:hAnsi="Times New Roman"/>
+          <w:sz w:val="24"/>
+          <w:szCs w:val="24"/>
+          <w:rtl/>
+        </w:rPr>
+        <w:t xml:space="preserve">— سر من أسرار فك الكربات</w:t>
+      </w:r>
+    </w:p>
+    <w:p>
+      <w:pPr>
+        <w:bidi/>
+        <w:spacing w:after="120" w:before="320"/>
+        <w:jc w:val="right"/>
+      </w:pPr>
+      <w:r>
+        <w:rPr>
+          <w:rFonts w:ascii="Times New Roman" w:cs="Times New Roman" w:eastAsia="Times New Roman" w:hAnsi="Times New Roman"/>
+          <w:b/>
+          <w:bCs/>
+          <w:sz w:val="44"/>
+          <w:szCs w:val="44"/>
+          <w:rtl/>
+        </w:rPr>
+        <w:t>الدعاء الثاني والعشرون</w:t>
+      </w:r>
+    </w:p>
+    <w:p>
+      <w:pPr>
+        <w:bidi/>
+        <w:spacing w:after="200" w:line="340"/>
+        <w:jc w:val="right"/>
+      </w:pPr>
+      <w:r>
+        <w:rPr>
+          <w:rFonts w:ascii="Times New Roman" w:cs="Times New Roman" w:eastAsia="Times New Roman" w:hAnsi="Times New Roman"/>
+          <w:sz w:val="24"/>
+          <w:szCs w:val="24"/>
+          <w:rtl/>
+        </w:rPr>
+        <w:t xml:space="preserve">7 أيام متصلة تُقرأ سورة مريم، والأفضل بعد صلاة المغرب، وفي اليوم السابع بعد قراءة السورة يُقال هذا الدعاء</w:t>
+      </w:r>
+      <w:r>
+        <w:rPr>
+          <w:rFonts w:ascii="Times New Roman" w:cs="Times New Roman" w:eastAsia="Times New Roman" w:hAnsi="Times New Roman"/>
+          <w:b/>
+          <w:bCs/>
+          <w:color w:val="3B5BA5"/>
+          <w:sz w:val="24"/>
+          <w:szCs w:val="24"/>
+          <w:rtl/>
+        </w:rPr>
+        <w:t xml:space="preserve"> 100 مرة</w:t>
+      </w:r>
+      <w:r>
+        <w:rPr>
+          <w:rFonts w:ascii="Times New Roman" w:cs="Times New Roman" w:eastAsia="Times New Roman" w:hAnsi="Times New Roman"/>
+          <w:sz w:val="24"/>
+          <w:szCs w:val="24"/>
+          <w:rtl/>
+        </w:rPr>
+        <w:t xml:space="preserve">: «بسم الله الرحمن الرحيم، اللهم صلِّ وسلم وزد وبارك عليك سيدي يا رسول الله، اللهم أسألك بحق ما أنزلته في كهيعص أن تحقق لي ما أتمناه» في يقين، وانتظر فرجًا من الله لن يخطر لك على بال</w:t>
+      </w:r>
+    </w:p>
+    <w:p>
+      <w:pPr>
+        <w:bidi/>
+        <w:spacing w:after="120" w:before="320"/>
+        <w:jc w:val="right"/>
+      </w:pPr>
+      <w:r>
+        <w:rPr>
+          <w:rFonts w:ascii="Times New Roman" w:cs="Times New Roman" w:eastAsia="Times New Roman" w:hAnsi="Times New Roman"/>
+          <w:b/>
+          <w:bCs/>
+          <w:sz w:val="44"/>
+          <w:szCs w:val="44"/>
+          <w:rtl/>
+        </w:rPr>
+        <w:t>الدعاء الثالث والعشرون</w:t>
+      </w:r>
+    </w:p>
+    <w:p>
+      <w:pPr>
+        <w:bidi/>
+        <w:spacing w:after="200" w:line="340"/>
+        <w:jc w:val="right"/>
+      </w:pPr>
+      <w:r>
+        <w:rPr>
+          <w:rFonts w:ascii="Times New Roman" w:cs="Times New Roman" w:eastAsia="Times New Roman" w:hAnsi="Times New Roman"/>
+          <w:sz w:val="24"/>
+          <w:szCs w:val="24"/>
+          <w:rtl/>
+        </w:rPr>
+        <w:t xml:space="preserve">«يا ودود يا ودود، يا ذا العرش المجيد، يا مبدئ يا معيد، يا فعّال لما يريد، أسألك بنور وجهك الذي ملأ أركان عرشك، وأسألك بقدرتك التي قدرت بها على جميع خلقك، وأسألك برحمتك التي وسعت كل شيء، لا إله إلا أنت، يا مغيث أغثني، يا مغيث أغثني، يا مغيث أغثني» ثم الدعاء، ثم استغفار</w:t>
+      </w:r>
+      <w:r>
+        <w:rPr>
+          <w:rFonts w:ascii="Times New Roman" w:cs="Times New Roman" w:eastAsia="Times New Roman" w:hAnsi="Times New Roman"/>
+          <w:b/>
+          <w:bCs/>
+          <w:color w:val="3B5BA5"/>
+          <w:sz w:val="24"/>
+          <w:szCs w:val="24"/>
+          <w:rtl/>
+        </w:rPr>
+        <w:t xml:space="preserve"> 3 مرات</w:t>
+      </w:r>
+      <w:r>
+        <w:rPr>
+          <w:rFonts w:ascii="Times New Roman" w:cs="Times New Roman" w:eastAsia="Times New Roman" w:hAnsi="Times New Roman"/>
+          <w:sz w:val="24"/>
+          <w:szCs w:val="24"/>
+          <w:rtl/>
+        </w:rPr>
+        <w:t xml:space="preserve">: «أستغفر الله العظيم الذي لا إله إلا هو الحي القيوم وأتوب إليه»</w:t>
+      </w:r>
+    </w:p>
+    <w:p>
+      <w:pPr>
+        <w:bidi/>
+        <w:spacing w:after="120" w:before="320"/>
+        <w:jc w:val="right"/>
+      </w:pPr>
+      <w:r>
+        <w:rPr>
+          <w:rFonts w:ascii="Times New Roman" w:cs="Times New Roman" w:eastAsia="Times New Roman" w:hAnsi="Times New Roman"/>
+          <w:b/>
+          <w:bCs/>
+          <w:sz w:val="44"/>
+          <w:szCs w:val="44"/>
+          <w:rtl/>
+        </w:rPr>
+        <w:t>الدعاء الرابع والعشرون</w:t>
+      </w:r>
+    </w:p>
+    <w:p>
+      <w:pPr>
+        <w:bidi/>
+        <w:spacing w:after="200" w:line="340"/>
+        <w:jc w:val="right"/>
+      </w:pPr>
+      <w:r>
+        <w:rPr>
+          <w:rFonts w:ascii="Times New Roman" w:cs="Times New Roman" w:eastAsia="Times New Roman" w:hAnsi="Times New Roman"/>
+          <w:sz w:val="24"/>
+          <w:szCs w:val="24"/>
+          <w:rtl/>
+        </w:rPr>
+        <w:t xml:space="preserve">دعاء طويل (منظوم) لتفريج الكرب: «رب، عبدك قد ضاقت به الأسباب، وأُغلقت دونه الأبواب، وبَعُد عن جادة الصواب، وزاد به الهمّ والغمّ والاكتئاب، وانقضى عمره ولم يُفتح له إلى فسيح مناهل الصفو والقربات باب، وأنت المرجوّ سبحانك لكشف هذا المصاب، يا من إذا دُعي أجاب، يا سريع الحساب، يا رب الأرباب، يا عظيم الجناب، يا كريم يا وهاب، رب لا تحجب دعوتي ولا ترد مسألتي ولا تدعني بحسرتي ولا تكلني إلى حولي وقوتي، وارحم عجزي فقد ضاق صدري وتاه فكري وتحيرت في أمري، وأنت العالم سبحانك بسري وجهري، المالك لنفعي وضري، القادر على تفريج كربي وتيسير عسري. اللهم أحيِنا في الدنيا مؤمنين طائعين، وتوفنا مسلمين تائبين. اللهم ارحم تضرعنا بين يديك، وقوّمنا إذا اعوججنا، وأدِمْنا إذا استقمنا، وكن لنا ولا تكن علينا. اللهم نسألك يا غفور يا رحمن يا رحيم أن تفتح لأدعيتنا أبواب الإجابة، يا من إذا سأله المضطر أجاب، يا من يقول للشيء كن فيكون، اللهم لا تردنا خائبين، وآتنا أفضل ما يُؤتى عبادك الصالحين، اللهم ولا تصرفنا عن بحر جودك خاسرين ولا ضالين ولا مضلين، واغفر لنا إلى يوم الدين، برحمتك يا أرحم الراحمين، اللهم آمين»</w:t>
+      </w:r>
+    </w:p>
+    <w:p>
+      <w:pPr>
+        <w:bidi/>
+        <w:spacing w:after="120" w:before="320"/>
+        <w:jc w:val="right"/>
+      </w:pPr>
+      <w:r>
+        <w:rPr>
+          <w:rFonts w:ascii="Times New Roman" w:cs="Times New Roman" w:eastAsia="Times New Roman" w:hAnsi="Times New Roman"/>
+          <w:b/>
+          <w:bCs/>
+          <w:sz w:val="44"/>
+          <w:szCs w:val="44"/>
+          <w:rtl/>
+        </w:rPr>
+        <w:t>الدعاء الخامس والعشرون</w:t>
+      </w:r>
+    </w:p>
+    <w:p>
+      <w:pPr>
+        <w:bidi/>
+        <w:spacing w:after="200" w:line="340"/>
+        <w:jc w:val="right"/>
+      </w:pPr>
+      <w:r>
+        <w:rPr>
+          <w:rFonts w:ascii="Times New Roman" w:cs="Times New Roman" w:eastAsia="Times New Roman" w:hAnsi="Times New Roman"/>
+          <w:sz w:val="24"/>
+          <w:szCs w:val="24"/>
+          <w:rtl/>
+        </w:rPr>
+        <w:t xml:space="preserve">كل ما تعسّرت أحوالك، قل هذا الدعاء </w:t>
+      </w:r>
+      <w:r>
+        <w:rPr>
+          <w:rFonts w:ascii="Times New Roman" w:cs="Times New Roman" w:eastAsia="Times New Roman" w:hAnsi="Times New Roman"/>
+          <w:b/>
+          <w:bCs/>
+          <w:color w:val="3B5BA5"/>
+          <w:sz w:val="24"/>
+          <w:szCs w:val="24"/>
+          <w:rtl/>
+        </w:rPr>
+        <w:t xml:space="preserve">(3 أو 7 مرات)</w:t>
+      </w:r>
+      <w:r>
+        <w:rPr>
+          <w:rFonts w:ascii="Times New Roman" w:cs="Times New Roman" w:eastAsia="Times New Roman" w:hAnsi="Times New Roman"/>
+          <w:sz w:val="24"/>
+          <w:szCs w:val="24"/>
+          <w:rtl/>
+        </w:rPr>
+        <w:t xml:space="preserve">: «بسم الله الرحمن الرحيم، يا ملك الرقاب، ويا هازم الأحزاب، يا مفتّح الأبواب، ويا مسبّب الأسباب، سبّب لنا سببًا لا نستطيع له طلبًا، بحق لا إله إلا الله ومحمد رسول الله صلى الله عليه وآله أجمعين»</w:t>
+      </w:r>
+    </w:p>
+    <w:p>
+      <w:pPr>
+        <w:bidi/>
+        <w:spacing w:after="120" w:before="320"/>
+        <w:jc w:val="right"/>
+      </w:pPr>
+      <w:r>
+        <w:rPr>
+          <w:rFonts w:ascii="Times New Roman" w:cs="Times New Roman" w:eastAsia="Times New Roman" w:hAnsi="Times New Roman"/>
+          <w:b/>
+          <w:bCs/>
+          <w:sz w:val="44"/>
+          <w:szCs w:val="44"/>
+          <w:rtl/>
+        </w:rPr>
+        <w:t>الدعاء السادس والعشرون</w:t>
+      </w:r>
+    </w:p>
+    <w:p>
+      <w:pPr>
+        <w:bidi/>
+        <w:spacing w:after="200" w:line="340"/>
+        <w:jc w:val="right"/>
+      </w:pPr>
+      <w:r>
+        <w:rPr>
+          <w:rFonts w:ascii="Times New Roman" w:cs="Times New Roman" w:eastAsia="Times New Roman" w:hAnsi="Times New Roman"/>
+          <w:sz w:val="24"/>
+          <w:szCs w:val="24"/>
+          <w:rtl/>
+        </w:rPr>
+        <w:t xml:space="preserve">دعاء فك الكرب وقضاء الحاجة: «الحمد لله رب العالمين، وأفضل الصلاة وأتم التسليم على سيدنا محمد وعلى آله وصحبه وسلم. أستغفر الله العظيم الذي لا إله إلا هو الحي القيوم وأتوب إليه. اللهم يا جامع الشتات، ويا مُخرج النبات، ويا مُحيي العظام الرفات، ويا مجيب الدعوات، ويا قاضي الحاجات، ويا مُفرّج الكربات، ويا سامع الأصوات من فوق سبع سماوات، ويا فاتح خزائن الكرامات، ويا مالك حوائج جميع المخلوقات، ويا من ملأ نوره السماوات، ويا من أحاط بكل شيء علمًا وأحصى كل شيء عددًا، ويا عالمًا بما مضى وما هو آتٍ، أسألك اللهم بقدرتك على كل شيء، وباستغنائك عن جميع خلقك، وبحمدك ومجدك يا إله كل شيء، وأسألك اللهم أن تجود علي بقضاء حاجتي، إنك قادر على كل شيء يا رب العالمين، يا عظيم يُرجى لكل عظيم، يا عليمًا أنت بحالنا عليم، اللهم أصلح لنا شأننا بما أصلحت به شأن عبادك الصالحين، ولا تكلنا لأنفسنا طرفة عين ولا أقل من ذلك. اللهم اقضِ حاجتي، ونفّس كربتي، وما نزل بي من حيرتي» (ثم تُسمى الحاجة) «وصلى الله وسلم على سيدنا محمد وعلى آله وصحبه وسلم تسليمًا كثيرًا»</w:t>
+      </w:r>
+    </w:p>
+    <w:p>
+      <w:pPr>
+        <w:bidi/>
+        <w:spacing w:after="120" w:before="320"/>
+        <w:jc w:val="right"/>
+      </w:pPr>
+      <w:r>
+        <w:rPr>
+          <w:rFonts w:ascii="Times New Roman" w:cs="Times New Roman" w:eastAsia="Times New Roman" w:hAnsi="Times New Roman"/>
+          <w:b/>
+          <w:bCs/>
+          <w:sz w:val="44"/>
+          <w:szCs w:val="44"/>
+          <w:rtl/>
+        </w:rPr>
+        <w:t>الدعاء السابع والعشرون</w:t>
+      </w:r>
+    </w:p>
+    <w:p>
+      <w:pPr>
+        <w:bidi/>
+        <w:spacing w:after="200" w:line="340"/>
+        <w:jc w:val="right"/>
+      </w:pPr>
+      <w:r>
+        <w:rPr>
+          <w:rFonts w:ascii="Times New Roman" w:cs="Times New Roman" w:eastAsia="Times New Roman" w:hAnsi="Times New Roman"/>
+          <w:b/>
+          <w:bCs/>
+          <w:color w:val="B23A2E"/>
+          <w:sz w:val="24"/>
+          <w:szCs w:val="24"/>
+          <w:rtl/>
+        </w:rPr>
+        <w:t xml:space="preserve">﴿رَبِّ اشْرَحْ لِي صَدْرِي وَيَسِّرْ لِي أَمْرِي وَاحْلُلْ عُقْدَةً مِّن لِّسَانِي يَفْقَهُوا قَوْلِي﴾</w:t>
+      </w:r>
+    </w:p>
+    <w:p>
+      <w:pPr>
+        <w:bidi/>
+        <w:spacing w:after="120" w:before="320"/>
+        <w:jc w:val="right"/>
+      </w:pPr>
+      <w:r>
+        <w:rPr>
+          <w:rFonts w:ascii="Times New Roman" w:cs="Times New Roman" w:eastAsia="Times New Roman" w:hAnsi="Times New Roman"/>
+          <w:b/>
+          <w:bCs/>
+          <w:sz w:val="44"/>
+          <w:szCs w:val="44"/>
+          <w:rtl/>
+        </w:rPr>
+        <w:t>الدعاء الثامن والعشرون</w:t>
+      </w:r>
+    </w:p>
+    <w:p>
+      <w:pPr>
+        <w:bidi/>
+        <w:spacing w:after="200" w:line="340"/>
+        <w:jc w:val="right"/>
+      </w:pPr>
+      <w:r>
+        <w:rPr>
+          <w:rFonts w:ascii="Times New Roman" w:cs="Times New Roman" w:eastAsia="Times New Roman" w:hAnsi="Times New Roman"/>
+          <w:sz w:val="24"/>
+          <w:szCs w:val="24"/>
+          <w:rtl/>
+        </w:rPr>
+        <w:t xml:space="preserve">حرز الإمام الحسن العسكري: «بسم الله الرحمن الرحيم، يا عدتي عند شدتي، ويا غوثي عند كربتي، ويا مؤنسي عند وحدتي، احرسني بعينك التي لا تنام، واكنفني بركنك الذي لا يُرام»</w:t>
+      </w:r>
+    </w:p>
+    <w:p>
+      <w:pPr>
+        <w:bidi/>
+        <w:spacing w:after="120" w:before="320"/>
+        <w:jc w:val="right"/>
+      </w:pPr>
+      <w:r>
+        <w:rPr>
+          <w:rFonts w:ascii="Times New Roman" w:cs="Times New Roman" w:eastAsia="Times New Roman" w:hAnsi="Times New Roman"/>
+          <w:b/>
+          <w:bCs/>
+          <w:sz w:val="44"/>
+          <w:szCs w:val="44"/>
+          <w:rtl/>
+        </w:rPr>
+        <w:t>الدعاء التاسع والعشرون</w:t>
+      </w:r>
+    </w:p>
+    <w:p>
+      <w:pPr>
+        <w:bidi/>
+        <w:spacing w:after="200" w:line="340"/>
+        <w:jc w:val="right"/>
+      </w:pPr>
+      <w:r>
+        <w:rPr>
+          <w:rFonts w:ascii="Times New Roman" w:cs="Times New Roman" w:eastAsia="Times New Roman" w:hAnsi="Times New Roman"/>
+          <w:sz w:val="24"/>
+          <w:szCs w:val="24"/>
+          <w:rtl/>
+        </w:rPr>
+        <w:t xml:space="preserve">«اللهم إني أسألك بأن لك الحمد لا إله إلا أنت المنّان، بديع السماوات والأرض، ذو الجلال والإكرام، أن تصلي على محمد وآل محمد، وأن تجعل لي مما أنا فيه فرجًا ومخرجًا»</w:t>
+      </w:r>
+    </w:p>
+    <w:p>
+      <w:pPr>
+        <w:bidi/>
+        <w:spacing w:after="120" w:before="320"/>
+        <w:jc w:val="right"/>
+      </w:pPr>
+      <w:r>
+        <w:rPr>
+          <w:rFonts w:ascii="Times New Roman" w:cs="Times New Roman" w:eastAsia="Times New Roman" w:hAnsi="Times New Roman"/>
+          <w:b/>
+          <w:bCs/>
+          <w:sz w:val="44"/>
+          <w:szCs w:val="44"/>
+          <w:rtl/>
+        </w:rPr>
+        <w:t>الدعاء الثلاثون</w:t>
+      </w:r>
+    </w:p>
+    <w:p>
+      <w:pPr>
+        <w:bidi/>
+        <w:spacing w:after="200" w:line="340"/>
+        <w:jc w:val="right"/>
+      </w:pPr>
+      <w:r>
+        <w:rPr>
+          <w:rFonts w:ascii="Times New Roman" w:cs="Times New Roman" w:eastAsia="Times New Roman" w:hAnsi="Times New Roman"/>
+          <w:sz w:val="24"/>
+          <w:szCs w:val="24"/>
+          <w:rtl/>
+        </w:rPr>
+        <w:t xml:space="preserve">دعاء الشدة (كان الإمام زين العابدين يوصي به ابنه): من أصابته مصيبة أو نزلت به نازلة، يتوضأ ويُسبغ الوضوء، ثم يصلي ركعتين أو أربعًا، ثم يقول في آخرهن: «يا موضع كل شكوى، ويا سامع كل نجوى، ويا شاهد كل ملأ، ويا عالم كل خفية، ويا دافع ما يشاء من بلية، يا خليل إبراهيم، ويا نجي موسى، ويا مصطفى محمد صلى الله عليه وسلم، أدعوك دعاء من اشتدت فاقته، وقلّت حيلته، وضعفت قوته، دعاء الغريب الغريق المضطر، الذي لا يجد لكشف ما هو فيه إلا أنت يا أرحم الراحمين»</w:t>
+      </w:r>
+    </w:p>
+    <w:p>
+      <w:pPr>
+        <w:bidi/>
+        <w:spacing w:after="120" w:before="320"/>
+        <w:jc w:val="right"/>
+      </w:pPr>
+      <w:r>
+        <w:rPr>
+          <w:rFonts w:ascii="Times New Roman" w:cs="Times New Roman" w:eastAsia="Times New Roman" w:hAnsi="Times New Roman"/>
+          <w:b/>
+          <w:bCs/>
+          <w:sz w:val="44"/>
+          <w:szCs w:val="44"/>
+          <w:rtl/>
+        </w:rPr>
+        <w:t>الدعاء الحادي والثلاثون</w:t>
+      </w:r>
+    </w:p>
+    <w:p>
+      <w:pPr>
+        <w:bidi/>
+        <w:spacing w:after="200" w:line="340"/>
+        <w:jc w:val="right"/>
+      </w:pPr>
+      <w:r>
+        <w:rPr>
+          <w:rFonts w:ascii="Times New Roman" w:cs="Times New Roman" w:eastAsia="Times New Roman" w:hAnsi="Times New Roman"/>
+          <w:sz w:val="24"/>
+          <w:szCs w:val="24"/>
+          <w:rtl/>
+        </w:rPr>
+        <w:t xml:space="preserve">دعاء يوم بدر والأحزاب (ودعا به الإمام الحسين يوم عاشوراء بكربلاء): «أنت ثقتي في كل كربة، وأنت رجائي في كل شدة، وأنت لي في كل أمر نزل بي ثقة وعُدّة، كم من كرب يضعف عنه الفؤاد وتقل فيه الحيلة، ويخذل عنه القريب والبعيد، ويشمت به العدو، وتُعييني فيه الأمور، أنزلته بك وشكوته إليك، راغبًا فيه عمّن سواك، ففرّجته وكشفته وكفيتنيه، فأنت ولي كل نعمة، وصاحب كل حاجة، ومنتهى كل رغبة، فلك الحمد كثيرًا، ولك المنّ فاضلًا»</w:t>
+      </w:r>
+    </w:p>
+    <w:p>
+      <w:pPr>
+        <w:bidi/>
+        <w:spacing w:after="120" w:before="320"/>
+        <w:jc w:val="right"/>
+      </w:pPr>
+      <w:r>
+        <w:rPr>
+          <w:rFonts w:ascii="Times New Roman" w:cs="Times New Roman" w:eastAsia="Times New Roman" w:hAnsi="Times New Roman"/>
+          <w:b/>
+          <w:bCs/>
+          <w:sz w:val="44"/>
+          <w:szCs w:val="44"/>
+          <w:rtl/>
+        </w:rPr>
+        <w:t>الدعاء الثاني والثلاثون</w:t>
+      </w:r>
+    </w:p>
+    <w:p>
+      <w:pPr>
+        <w:bidi/>
+        <w:spacing w:after="200" w:line="340"/>
+        <w:jc w:val="right"/>
+      </w:pPr>
+      <w:r>
+        <w:rPr>
+          <w:rFonts w:ascii="Times New Roman" w:cs="Times New Roman" w:eastAsia="Times New Roman" w:hAnsi="Times New Roman"/>
+          <w:sz w:val="24"/>
+          <w:szCs w:val="24"/>
+          <w:rtl/>
+        </w:rPr>
+        <w:t xml:space="preserve">«اللهم لا تُشمت أعدائي بدائي، واجعل القرآن العظيم دوائي وشفائي، أنت ثقتي ورجائي، واجعل حسن ظني بك شفائي. اللهم ثبّت علي عقلي وديني، وبك يا رب ثبّت لي يقيني، وارزقني رزقًا حلالًا يكفيني، وأبعد عني شر من يؤذيني، ولا تُحوجني لطبيب يداويني. اللهم استرني على وجه الأرض، اللهم ارحمني في بطن الأرض، اللهم اغفر لي يوم العرض عليك. بسم الله الرحمن الرحيم طريقي، والرحمن رفيقي، والرحيم يحرسني من كل شيء يلمسني. اللهم أعوذ بك من شر النفاثات في العقد ومن شر حاسد إذا حسد. اللهم إني عبدك ابن عبدك ابن أمتك، ناصيتي بيدك، ماضٍ في حكمك، عدل في قضاؤك، أسألك بكل اسم هو لك سميت به نفسك أو أنزلته في كتابك أو علمته أحدًا من خلقك أو استأثرت به في علم الغيب عندك أن تجعل القرآن ربيع قلبي، ونور صدري، وجلاء حزني، وذهاب همي. اللهم يا مسهّل الشديد، ويا مليّن الحديد، ويا منجز الوعيد، ويا من هو كل يوم في أمر جديد، أخرجني من حَلَق الضيق إلى أوسع الطريق، بك أدفع ما لا أطيق، ولا حول ولا قوة إلا بالله العلي العظيم. أسألك اللهم بقدرتك التي حفظت بها يونس في بطن الحوت، ورحمتك التي شفيت بها أيوب بعد الابتلاء، ألا تُبقي لي همًا ولا حزنًا ولا ضيقًا ولا سقمًا إلا فرّجته، وإن أصبحت بحزن فأمسِني بفرح، وإن نمت على ضيق فأيقظني على فرج، وإن كنت بحاجة فلا تكلني إلى سواك، وأن تحفظني لمن يحبني وتحفظ لي أحبتي. اللهم إنك لا تُحمّل نفسًا فوق طاقتها، فلا تُحمّلني من كرب الحياة ما لا طاقة لي به، وباعد بيني وبين مصائب الدنيا وتقلّب حوادثها كما باعدت بين المشرق والمغرب. اللهم بشّرني بالخير كما بشّرت يعقوب بيوسف، وبشّرني بالفرح كما بشّرت زكريا بيحيى»</w:t>
+      </w:r>
+    </w:p>
+    <w:p>
+      <w:pPr>
+        <w:bidi/>
+        <w:spacing w:after="120" w:before="320"/>
+        <w:jc w:val="right"/>
+      </w:pPr>
+      <w:r>
+        <w:rPr>
+          <w:rFonts w:ascii="Times New Roman" w:cs="Times New Roman" w:eastAsia="Times New Roman" w:hAnsi="Times New Roman"/>
+          <w:b/>
+          <w:bCs/>
+          <w:sz w:val="44"/>
+          <w:szCs w:val="44"/>
+          <w:rtl/>
+        </w:rPr>
+        <w:t>الدعاء الثالث والثلاثون</w:t>
+      </w:r>
+    </w:p>
+    <w:p>
+      <w:pPr>
+        <w:bidi/>
+        <w:spacing w:after="200" w:line="340"/>
+        <w:jc w:val="right"/>
+      </w:pPr>
+      <w:r>
+        <w:rPr>
+          <w:rFonts w:ascii="Times New Roman" w:cs="Times New Roman" w:eastAsia="Times New Roman" w:hAnsi="Times New Roman"/>
+          <w:sz w:val="24"/>
+          <w:szCs w:val="24"/>
+          <w:rtl/>
+        </w:rPr>
+        <w:t xml:space="preserve">بسم الله أرقي نفسي، أعوذ بالله السميع العليم من الشيطان الرجيم: </w:t>
+      </w:r>
+      <w:r>
+        <w:rPr>
+          <w:rFonts w:ascii="Times New Roman" w:cs="Times New Roman" w:eastAsia="Times New Roman" w:hAnsi="Times New Roman"/>
+          <w:b/>
+          <w:bCs/>
+          <w:color w:val="B23A2E"/>
+          <w:sz w:val="24"/>
+          <w:szCs w:val="24"/>
+          <w:rtl/>
+        </w:rPr>
+        <w:t xml:space="preserve">﴿رَبِّ إِنِّي مَغْلُوبٌ فَانتَصِرْ﴾</w:t>
       </w:r>
       <w:r>
         <w:rPr>
@@ -6427,317 +7799,16 @@
           <w:szCs w:val="24"/>
           <w:rtl/>
         </w:rPr>
-        <w:t xml:space="preserve">(30 مرة)</w:t>
-      </w:r>
-      <w:r>
-        <w:rPr>
-          <w:rFonts w:ascii="Times New Roman" w:cs="Times New Roman" w:eastAsia="Times New Roman" w:hAnsi="Times New Roman"/>
-          <w:sz w:val="24"/>
-          <w:szCs w:val="24"/>
-          <w:rtl/>
-        </w:rPr>
-        <w:t xml:space="preserve"> — لأي مشكلة معقدة، ويُختم بـ: «الله الله ربي لا أشرك به شيئًا»</w:t>
-      </w:r>
-    </w:p>
-    <w:p>
-      <w:pPr>
-        <w:bidi/>
-        <w:spacing w:after="120" w:before="320"/>
-        <w:jc w:val="right"/>
-      </w:pPr>
-      <w:r>
-        <w:rPr>
-          <w:rFonts w:ascii="Times New Roman" w:cs="Times New Roman" w:eastAsia="Times New Roman" w:hAnsi="Times New Roman"/>
-          <w:b/>
-          <w:bCs/>
-          <w:sz w:val="44"/>
-          <w:szCs w:val="44"/>
-          <w:rtl/>
-        </w:rPr>
-        <w:t xml:space="preserve">الدعاء الخامس</w:t>
-      </w:r>
-    </w:p>
-    <w:p>
-      <w:pPr>
-        <w:bidi/>
-        <w:spacing w:after="200" w:line="340"/>
-        <w:jc w:val="right"/>
-      </w:pPr>
-      <w:r>
-        <w:rPr>
-          <w:rFonts w:ascii="Times New Roman" w:cs="Times New Roman" w:eastAsia="Times New Roman" w:hAnsi="Times New Roman"/>
-          <w:sz w:val="24"/>
-          <w:szCs w:val="24"/>
-          <w:rtl/>
-        </w:rPr>
-        <w:t xml:space="preserve">عند الكرب، رُدّد</w:t>
-      </w:r>
-      <w:r>
-        <w:rPr>
-          <w:rFonts w:ascii="Times New Roman" w:cs="Times New Roman" w:eastAsia="Times New Roman" w:hAnsi="Times New Roman"/>
-          <w:b/>
-          <w:bCs/>
-          <w:color w:val="3B5BA5"/>
-          <w:sz w:val="24"/>
-          <w:szCs w:val="24"/>
-          <w:rtl/>
-        </w:rPr>
-        <w:t xml:space="preserve"> 100 مرة</w:t>
-      </w:r>
-      <w:r>
-        <w:rPr>
-          <w:rFonts w:ascii="Times New Roman" w:cs="Times New Roman" w:eastAsia="Times New Roman" w:hAnsi="Times New Roman"/>
-          <w:sz w:val="24"/>
-          <w:szCs w:val="24"/>
-          <w:rtl/>
-        </w:rPr>
-        <w:t>: «لا إله إلا الله العظيم الحليم، لا إله إلا الله رب العرش العظيم، لا إله إلا الله رب السماوات ورب الأرض ورب العرش الكريم». اللهم رحمتك أرجو، فلا تكلني إلى نفسي طرفة عين، وأصلح لي شأني كله، لا إله إلا أنت. لا إله إلا أنت سبحانك إني كنت من الظالمين. الله الله ربي، لا أشرك به شيئًا (رواه البخاري ومسلم وأبو داود)</w:t>
-      </w:r>
-    </w:p>
-    <w:p>
-      <w:pPr>
-        <w:bidi/>
-        <w:spacing w:after="120" w:before="320"/>
-        <w:jc w:val="right"/>
-      </w:pPr>
-      <w:r>
-        <w:rPr>
-          <w:rFonts w:ascii="Times New Roman" w:cs="Times New Roman" w:eastAsia="Times New Roman" w:hAnsi="Times New Roman"/>
-          <w:b/>
-          <w:bCs/>
-          <w:sz w:val="44"/>
-          <w:szCs w:val="44"/>
-          <w:rtl/>
-        </w:rPr>
-        <w:t xml:space="preserve">الدعاء السادس</w:t>
-      </w:r>
-    </w:p>
-    <w:p>
-      <w:pPr>
-        <w:bidi/>
-        <w:spacing w:after="200" w:line="340"/>
-        <w:jc w:val="right"/>
-      </w:pPr>
-      <w:r>
-        <w:rPr>
-          <w:rFonts w:ascii="Times New Roman" w:cs="Times New Roman" w:eastAsia="Times New Roman" w:hAnsi="Times New Roman"/>
-          <w:sz w:val="24"/>
-          <w:szCs w:val="24"/>
-          <w:rtl/>
-        </w:rPr>
-        <w:t xml:space="preserve">اللهم إني أحاول فأوصلني، اللهم إني أخاف فأمّني، وإني أتعسّر يا الله فأقمني، واجبر بخاطري إلى يوم يُبعثون</w:t>
-      </w:r>
-    </w:p>
-    <w:p>
-      <w:pPr>
-        <w:bidi/>
-        <w:spacing w:after="120" w:before="320"/>
-        <w:jc w:val="right"/>
-      </w:pPr>
-      <w:r>
-        <w:rPr>
-          <w:rFonts w:ascii="Times New Roman" w:cs="Times New Roman" w:eastAsia="Times New Roman" w:hAnsi="Times New Roman"/>
-          <w:b/>
-          <w:bCs/>
-          <w:sz w:val="44"/>
-          <w:szCs w:val="44"/>
-          <w:rtl/>
-        </w:rPr>
-        <w:t xml:space="preserve">الدعاء السابع</w:t>
-      </w:r>
-    </w:p>
-    <w:p>
-      <w:pPr>
-        <w:bidi/>
-        <w:spacing w:after="200" w:line="340"/>
-        <w:jc w:val="right"/>
-      </w:pPr>
-      <w:r>
-        <w:rPr>
-          <w:rFonts w:ascii="Times New Roman" w:cs="Times New Roman" w:eastAsia="Times New Roman" w:hAnsi="Times New Roman"/>
-          <w:sz w:val="24"/>
-          <w:szCs w:val="24"/>
-          <w:rtl/>
-        </w:rPr>
-        <w:t xml:space="preserve">إذا ضاقت عليك الدنيا فقل: «اللهم إن الأمر أمرك، والخلق خلقك، والقضاء قضاؤك، اللهم إني فوّضت أمري إليك يا رب، دبّر لنا من الجبر والعوض ما ينسيني ويرضيني، اللهم افتح بيني وبين رزقي وسعادتي وتوفيقي فتحًا مبينًا، وأنت خير الفاتحين. اللهم اختر لنا يا مولانا كل خير، وارضنا يا مولانا بكل قضائك، واكفنا يا مولانا بما ينزل علينا من عطائك. اللهم آمين يا رب العالمين»</w:t>
-      </w:r>
-    </w:p>
-    <w:p>
-      <w:pPr>
-        <w:bidi/>
-        <w:spacing w:after="120" w:before="320"/>
-        <w:jc w:val="right"/>
-      </w:pPr>
-      <w:r>
-        <w:rPr>
-          <w:rFonts w:ascii="Times New Roman" w:cs="Times New Roman" w:eastAsia="Times New Roman" w:hAnsi="Times New Roman"/>
-          <w:b/>
-          <w:bCs/>
-          <w:sz w:val="44"/>
-          <w:szCs w:val="44"/>
-          <w:rtl/>
-        </w:rPr>
-        <w:t xml:space="preserve">الدعاء الثامن</w:t>
-      </w:r>
-    </w:p>
-    <w:p>
-      <w:pPr>
-        <w:bidi/>
-        <w:spacing w:after="200" w:line="340"/>
-        <w:jc w:val="right"/>
-      </w:pPr>
-      <w:r>
-        <w:rPr>
-          <w:rFonts w:ascii="Times New Roman" w:cs="Times New Roman" w:eastAsia="Times New Roman" w:hAnsi="Times New Roman"/>
-          <w:sz w:val="24"/>
-          <w:szCs w:val="24"/>
-          <w:rtl/>
-        </w:rPr>
-        <w:t xml:space="preserve">اللهم أجرني في مصيبتي، وأخلف لي خيرًا منها</w:t>
-      </w:r>
-    </w:p>
-    <w:p>
-      <w:pPr>
-        <w:bidi/>
-        <w:spacing w:after="120" w:before="320"/>
-        <w:jc w:val="right"/>
-      </w:pPr>
-      <w:r>
-        <w:rPr>
-          <w:rFonts w:ascii="Times New Roman" w:cs="Times New Roman" w:eastAsia="Times New Roman" w:hAnsi="Times New Roman"/>
-          <w:b/>
-          <w:bCs/>
-          <w:sz w:val="44"/>
-          <w:szCs w:val="44"/>
-          <w:rtl/>
-        </w:rPr>
-        <w:t xml:space="preserve">الدعاء التاسع</w:t>
-      </w:r>
-    </w:p>
-    <w:p>
-      <w:pPr>
-        <w:bidi/>
-        <w:spacing w:after="200" w:line="340"/>
-        <w:jc w:val="right"/>
-      </w:pPr>
-      <w:r>
-        <w:rPr>
-          <w:rFonts w:ascii="Times New Roman" w:cs="Times New Roman" w:eastAsia="Times New Roman" w:hAnsi="Times New Roman"/>
-          <w:sz w:val="24"/>
-          <w:szCs w:val="24"/>
-          <w:rtl/>
-        </w:rPr>
-        <w:t xml:space="preserve">تسبيحة الفرج: تُردد «الله الله ربي لا أشرك به شيئًا»</w:t>
-      </w:r>
-    </w:p>
-    <w:p>
-      <w:pPr>
-        <w:bidi/>
-        <w:spacing w:after="120" w:before="320"/>
-        <w:jc w:val="right"/>
-      </w:pPr>
-      <w:r>
-        <w:rPr>
-          <w:rFonts w:ascii="Times New Roman" w:cs="Times New Roman" w:eastAsia="Times New Roman" w:hAnsi="Times New Roman"/>
-          <w:b/>
-          <w:bCs/>
-          <w:sz w:val="44"/>
-          <w:szCs w:val="44"/>
-          <w:rtl/>
-        </w:rPr>
-        <w:t xml:space="preserve">الدعاء العاشر</w:t>
-      </w:r>
-    </w:p>
-    <w:p>
-      <w:pPr>
-        <w:bidi/>
-        <w:spacing w:after="200" w:line="340"/>
-        <w:jc w:val="right"/>
-      </w:pPr>
-      <w:r>
-        <w:rPr>
-          <w:rFonts w:ascii="Times New Roman" w:cs="Times New Roman" w:eastAsia="Times New Roman" w:hAnsi="Times New Roman"/>
-          <w:sz w:val="24"/>
-          <w:szCs w:val="24"/>
-          <w:rtl/>
-        </w:rPr>
-        <w:t xml:space="preserve">دعاء سورة يس: «بسم الله الرحمن الرحيم، اللهم صلِّ وسلم وبارك على سيدنا محمد بقدر حبك فيه، وبجاهه فرِّج عني ما أنا فيه» </w:t>
-      </w:r>
-      <w:r>
-        <w:rPr>
-          <w:rFonts w:ascii="Times New Roman" w:cs="Times New Roman" w:eastAsia="Times New Roman" w:hAnsi="Times New Roman"/>
-          <w:b/>
-          <w:bCs/>
-          <w:color w:val="3B5BA5"/>
-          <w:sz w:val="24"/>
-          <w:szCs w:val="24"/>
-          <w:rtl/>
-        </w:rPr>
-        <w:t xml:space="preserve">(7 مرات)</w:t>
-      </w:r>
-      <w:r>
-        <w:rPr>
-          <w:rFonts w:ascii="Times New Roman" w:cs="Times New Roman" w:eastAsia="Times New Roman" w:hAnsi="Times New Roman"/>
-          <w:sz w:val="24"/>
-          <w:szCs w:val="24"/>
-          <w:rtl/>
-        </w:rPr>
-        <w:t xml:space="preserve">، «وبسر يس والقرآن الكريم ... يا مفرِّج، يا مفرِّج، يا مفرِّج، يا مفرِّج، يا مفرِّج، فرِّج عني ما أنا فيه»، «سبحان مجري الماء في العيون، سبحان العالم لكل مكنون ومخزون، سبحان من جعل خزائنه بين الكاف والنون»، «اللهم إني أسألك وأتوجه إليك بحبيبك ونبيك ورسولك سيدنا محمد صلى الله عليه وسلم أن تسخّر لي قلب من أحوجتني إليه، وأن تكفيني شر من يقدر علي ولا أقدر عليه ... أسألك اللهم بحرمة القرآن الكريم وبالسر الذي أودعته في سورة يس وبحق من أنزلها أن تسخّر لي قلوب عبادك الصالحين يقضوا لي بأمرك جميع المطالب، واجعلني في كل شدة وفي كل أمر أنا الغالب، ومنّ علي يا سيدي بالإجابة»</w:t>
-      </w:r>
-    </w:p>
-    <w:p>
-      <w:pPr>
-        <w:bidi/>
-        <w:spacing w:after="120" w:before="320"/>
-        <w:jc w:val="right"/>
-      </w:pPr>
-      <w:r>
-        <w:rPr>
-          <w:rFonts w:ascii="Times New Roman" w:cs="Times New Roman" w:eastAsia="Times New Roman" w:hAnsi="Times New Roman"/>
-          <w:b/>
-          <w:bCs/>
-          <w:sz w:val="44"/>
-          <w:szCs w:val="44"/>
-          <w:rtl/>
-        </w:rPr>
-        <w:t xml:space="preserve">الدعاء الحادي عشر</w:t>
-      </w:r>
-    </w:p>
-    <w:p>
-      <w:pPr>
-        <w:bidi/>
-        <w:spacing w:after="200" w:line="340"/>
-        <w:jc w:val="right"/>
-      </w:pPr>
-      <w:r>
-        <w:rPr>
-          <w:rFonts w:ascii="Times New Roman" w:cs="Times New Roman" w:eastAsia="Times New Roman" w:hAnsi="Times New Roman"/>
-          <w:sz w:val="24"/>
-          <w:szCs w:val="24"/>
-          <w:rtl/>
-        </w:rPr>
-        <w:t xml:space="preserve">عند الإحساس بالظلم في أي موقف، أو اليأس، أو انغلاق أبواب الرزق، لتفريج الكربات وتأمين القلوب وتفويض الأمر لله </w:t>
-      </w:r>
-      <w:r>
-        <w:rPr>
-          <w:rFonts w:ascii="Times New Roman" w:cs="Times New Roman" w:eastAsia="Times New Roman" w:hAnsi="Times New Roman"/>
-          <w:b/>
-          <w:bCs/>
-          <w:color w:val="3B5BA5"/>
-          <w:sz w:val="24"/>
-          <w:szCs w:val="24"/>
-          <w:rtl/>
-        </w:rPr>
-        <w:t xml:space="preserve">(100 مرة)</w:t>
-      </w:r>
-      <w:r>
-        <w:rPr>
-          <w:rFonts w:ascii="Times New Roman" w:cs="Times New Roman" w:eastAsia="Times New Roman" w:hAnsi="Times New Roman"/>
-          <w:sz w:val="24"/>
-          <w:szCs w:val="24"/>
-          <w:rtl/>
-        </w:rPr>
-        <w:t xml:space="preserve">: </w:t>
+        <w:t xml:space="preserve">(4 مرات)</w:t>
+      </w:r>
+      <w:r>
+        <w:rPr>
+          <w:rFonts w:ascii="Times New Roman" w:cs="Times New Roman" w:eastAsia="Times New Roman" w:hAnsi="Times New Roman"/>
+          <w:sz w:val="24"/>
+          <w:szCs w:val="24"/>
+          <w:rtl/>
+        </w:rPr>
+        <w:t xml:space="preserve">، </w:t>
       </w:r>
       <w:r>
         <w:rPr>
@@ -6749,16 +7820,37 @@
           <w:szCs w:val="24"/>
           <w:rtl/>
         </w:rPr>
-        <w:t xml:space="preserve">﴿حسبنا الله سيؤتينا الله من فضله، إنا إلى الله راغبون﴾</w:t>
-      </w:r>
-      <w:r>
-        <w:rPr>
-          <w:rFonts w:ascii="Times New Roman" w:cs="Times New Roman" w:eastAsia="Times New Roman" w:hAnsi="Times New Roman"/>
-          <w:sz w:val="24"/>
-          <w:szCs w:val="24"/>
-          <w:rtl/>
-        </w:rPr>
-        <w:t xml:space="preserve"> و</w:t>
+        <w:t xml:space="preserve">﴿رَبِّ إِنِّي مَسَّنِيَ الضُّرُّ وَأَنتَ أَرْحَمُ الرَّاحِمِينَ﴾</w:t>
+      </w:r>
+      <w:r>
+        <w:rPr>
+          <w:rFonts w:ascii="Times New Roman" w:cs="Times New Roman" w:eastAsia="Times New Roman" w:hAnsi="Times New Roman"/>
+          <w:sz w:val="24"/>
+          <w:szCs w:val="24"/>
+          <w:rtl/>
+        </w:rPr>
+        <w:t xml:space="preserve"> </w:t>
+      </w:r>
+      <w:r>
+        <w:rPr>
+          <w:rFonts w:ascii="Times New Roman" w:cs="Times New Roman" w:eastAsia="Times New Roman" w:hAnsi="Times New Roman"/>
+          <w:b/>
+          <w:bCs/>
+          <w:color w:val="3B5BA5"/>
+          <w:sz w:val="24"/>
+          <w:szCs w:val="24"/>
+          <w:rtl/>
+        </w:rPr>
+        <w:t xml:space="preserve">(4 مرات)</w:t>
+      </w:r>
+      <w:r>
+        <w:rPr>
+          <w:rFonts w:ascii="Times New Roman" w:cs="Times New Roman" w:eastAsia="Times New Roman" w:hAnsi="Times New Roman"/>
+          <w:sz w:val="24"/>
+          <w:szCs w:val="24"/>
+          <w:rtl/>
+        </w:rPr>
+        <w:t xml:space="preserve">، </w:t>
       </w:r>
       <w:r>
         <w:rPr>
@@ -6770,175 +7862,121 @@
           <w:szCs w:val="24"/>
           <w:rtl/>
         </w:rPr>
-        <w:t xml:space="preserve">﴿إن ولي الله الذي نزل الكتاب وهو يتولى الصالحين﴾</w:t>
-      </w:r>
-    </w:p>
-    <w:p>
-      <w:pPr>
-        <w:bidi/>
-        <w:spacing w:after="120" w:before="320"/>
-        <w:jc w:val="right"/>
-      </w:pPr>
-      <w:r>
-        <w:rPr>
-          <w:rFonts w:ascii="Times New Roman" w:cs="Times New Roman" w:eastAsia="Times New Roman" w:hAnsi="Times New Roman"/>
-          <w:b/>
-          <w:bCs/>
-          <w:sz w:val="44"/>
-          <w:szCs w:val="44"/>
-          <w:rtl/>
-        </w:rPr>
-        <w:t xml:space="preserve">الدعاء الثاني عشر</w:t>
-      </w:r>
-    </w:p>
-    <w:p>
-      <w:pPr>
-        <w:bidi/>
-        <w:spacing w:after="200" w:line="340"/>
-        <w:jc w:val="right"/>
-      </w:pPr>
-      <w:r>
-        <w:rPr>
-          <w:rFonts w:ascii="Times New Roman" w:cs="Times New Roman" w:eastAsia="Times New Roman" w:hAnsi="Times New Roman"/>
-          <w:sz w:val="24"/>
-          <w:szCs w:val="24"/>
-          <w:rtl/>
-        </w:rPr>
-        <w:t xml:space="preserve">«آيات فك الكرب وزيادة الرزق»: </w:t>
-      </w:r>
-      <w:r>
-        <w:rPr>
-          <w:rFonts w:ascii="Times New Roman" w:cs="Times New Roman" w:eastAsia="Times New Roman" w:hAnsi="Times New Roman"/>
-          <w:b/>
-          <w:bCs/>
-          <w:color w:val="B23A2E"/>
-          <w:sz w:val="24"/>
-          <w:szCs w:val="24"/>
-          <w:rtl/>
-        </w:rPr>
-        <w:t xml:space="preserve">﴿أَفَحَسِبْتُمْ أَنَّمَا خَلَقْنَاكُمْ عَبَثًا وَأَنَّكُمْ إِلَيْنَا لَا تُرْجَعُونَ * فَتَعَالَى اللَّهُ الْمَلِكُ الْحَقُّ لَا إِلَٰهَ إِلَّا هُوَ رَبُّ الْعَرْشِ الْكَرِيمِ * وَمَن يَدْعُ مَعَ اللَّهِ إِلَٰهًا آخَرَ لَا بُرْهَانَ لَهُ بِهِ فَإِنَّمَا حِسَابُهُ عِندَ رَبِّهِ إِنَّهُ لَا يُفْلِحُ الْكَافِرُونَ﴾</w:t>
-      </w:r>
-      <w:r>
-        <w:rPr>
-          <w:rFonts w:ascii="Times New Roman" w:cs="Times New Roman" w:eastAsia="Times New Roman" w:hAnsi="Times New Roman"/>
-          <w:sz w:val="24"/>
-          <w:szCs w:val="24"/>
-          <w:rtl/>
-        </w:rPr>
-        <w:t xml:space="preserve"> ثم </w:t>
-      </w:r>
-      <w:r>
-        <w:rPr>
-          <w:rFonts w:ascii="Times New Roman" w:cs="Times New Roman" w:eastAsia="Times New Roman" w:hAnsi="Times New Roman"/>
-          <w:b/>
-          <w:bCs/>
-          <w:color w:val="B23A2E"/>
-          <w:sz w:val="24"/>
-          <w:szCs w:val="24"/>
-          <w:rtl/>
-        </w:rPr>
-        <w:t xml:space="preserve">﴿وَقُل رَّبِّ اغْفِرْ وَارْحَمْ وَأَنتَ خَيْرُ الرَّاحِمِينَ﴾</w:t>
-      </w:r>
-    </w:p>
-    <w:p>
-      <w:pPr>
-        <w:bidi/>
-        <w:spacing w:after="120" w:before="320"/>
-        <w:jc w:val="right"/>
-      </w:pPr>
-      <w:r>
-        <w:rPr>
-          <w:rFonts w:ascii="Times New Roman" w:cs="Times New Roman" w:eastAsia="Times New Roman" w:hAnsi="Times New Roman"/>
-          <w:b/>
-          <w:bCs/>
-          <w:sz w:val="44"/>
-          <w:szCs w:val="44"/>
-          <w:rtl/>
-        </w:rPr>
-        <w:t xml:space="preserve">الدعاء الثالث عشر</w:t>
-      </w:r>
-    </w:p>
-    <w:p>
-      <w:pPr>
-        <w:bidi/>
-        <w:spacing w:after="200" w:line="340"/>
-        <w:jc w:val="right"/>
-      </w:pPr>
-      <w:r>
-        <w:rPr>
-          <w:rFonts w:ascii="Times New Roman" w:cs="Times New Roman" w:eastAsia="Times New Roman" w:hAnsi="Times New Roman"/>
-          <w:sz w:val="24"/>
-          <w:szCs w:val="24"/>
-          <w:rtl/>
-        </w:rPr>
-        <w:t xml:space="preserve">إذا كثرت المشاكل، فعليك بآية 123 من سورة هود: </w:t>
-      </w:r>
-      <w:r>
-        <w:rPr>
-          <w:rFonts w:ascii="Times New Roman" w:cs="Times New Roman" w:eastAsia="Times New Roman" w:hAnsi="Times New Roman"/>
-          <w:b/>
-          <w:bCs/>
-          <w:color w:val="B23A2E"/>
-          <w:sz w:val="24"/>
-          <w:szCs w:val="24"/>
-          <w:rtl/>
-        </w:rPr>
-        <w:t xml:space="preserve">﴿وَلِلَّهِ غَيْبُ السَّمَاوَاتِ وَالْأَرْضِ وَإِلَيْهِ يُرْجَعُ الْأَمْرُ كُلُّهُ فَاعْبُدْهُ وَتَوَكَّلْ عَلَيْهِ وَمَا رَبُّكَ بِغَافِلٍ عَمَّا تَعْمَلُونَ﴾</w:t>
-      </w:r>
-    </w:p>
-    <w:p>
-      <w:pPr>
-        <w:bidi/>
-        <w:spacing w:after="120" w:before="320"/>
-        <w:jc w:val="right"/>
-      </w:pPr>
-      <w:r>
-        <w:rPr>
-          <w:rFonts w:ascii="Times New Roman" w:cs="Times New Roman" w:eastAsia="Times New Roman" w:hAnsi="Times New Roman"/>
-          <w:b/>
-          <w:bCs/>
-          <w:sz w:val="44"/>
-          <w:szCs w:val="44"/>
-          <w:rtl/>
-        </w:rPr>
-        <w:t xml:space="preserve">الدعاء الرابع عشر</w:t>
-      </w:r>
-    </w:p>
-    <w:p>
-      <w:pPr>
-        <w:bidi/>
-        <w:spacing w:after="200" w:line="340"/>
-        <w:jc w:val="right"/>
-      </w:pPr>
-      <w:r>
-        <w:rPr>
-          <w:rFonts w:ascii="Times New Roman" w:cs="Times New Roman" w:eastAsia="Times New Roman" w:hAnsi="Times New Roman"/>
-          <w:sz w:val="24"/>
-          <w:szCs w:val="24"/>
-          <w:rtl/>
-        </w:rPr>
-        <w:t xml:space="preserve">فائدة مجرَّبة لقضاء الحوائج وتفريج الكرب: «يا من لا تغيب عني ولا تنساني، أرسل من يحل فرجي وأنا في مكاني» </w:t>
-      </w:r>
-      <w:r>
-        <w:rPr>
-          <w:rFonts w:ascii="Times New Roman" w:cs="Times New Roman" w:eastAsia="Times New Roman" w:hAnsi="Times New Roman"/>
-          <w:b/>
-          <w:bCs/>
-          <w:color w:val="3B5BA5"/>
-          <w:sz w:val="24"/>
-          <w:szCs w:val="24"/>
-          <w:rtl/>
-        </w:rPr>
-        <w:t xml:space="preserve">(7 مرات)</w:t>
-      </w:r>
-      <w:r>
-        <w:rPr>
-          <w:rFonts w:ascii="Times New Roman" w:cs="Times New Roman" w:eastAsia="Times New Roman" w:hAnsi="Times New Roman"/>
-          <w:sz w:val="24"/>
-          <w:szCs w:val="24"/>
-          <w:rtl/>
-        </w:rPr>
-        <w:t xml:space="preserve">، «يا عالي يا متعالي، يا دائم يا كبير يا قدوس، يا حي يا قاضي الحاجات، ارمِ مفتاحك وحل قفلي» </w:t>
+        <w:t xml:space="preserve">﴿لَا إِلَٰهَ إِلَّا أَنتَ سُبْحَانَكَ إِنِّي كُنتُ مِنَ الظَّالِمِينَ﴾</w:t>
+      </w:r>
+      <w:r>
+        <w:rPr>
+          <w:rFonts w:ascii="Times New Roman" w:cs="Times New Roman" w:eastAsia="Times New Roman" w:hAnsi="Times New Roman"/>
+          <w:sz w:val="24"/>
+          <w:szCs w:val="24"/>
+          <w:rtl/>
+        </w:rPr>
+        <w:t xml:space="preserve"> </w:t>
+      </w:r>
+      <w:r>
+        <w:rPr>
+          <w:rFonts w:ascii="Times New Roman" w:cs="Times New Roman" w:eastAsia="Times New Roman" w:hAnsi="Times New Roman"/>
+          <w:b/>
+          <w:bCs/>
+          <w:color w:val="3B5BA5"/>
+          <w:sz w:val="24"/>
+          <w:szCs w:val="24"/>
+          <w:rtl/>
+        </w:rPr>
+        <w:t xml:space="preserve">(4 مرات)</w:t>
+      </w:r>
+      <w:r>
+        <w:rPr>
+          <w:rFonts w:ascii="Times New Roman" w:cs="Times New Roman" w:eastAsia="Times New Roman" w:hAnsi="Times New Roman"/>
+          <w:sz w:val="24"/>
+          <w:szCs w:val="24"/>
+          <w:rtl/>
+        </w:rPr>
+        <w:t xml:space="preserve">، «اللهم أنت عفوٌّ تحب العفو فاعف عني» </w:t>
+      </w:r>
+      <w:r>
+        <w:rPr>
+          <w:rFonts w:ascii="Times New Roman" w:cs="Times New Roman" w:eastAsia="Times New Roman" w:hAnsi="Times New Roman"/>
+          <w:b/>
+          <w:bCs/>
+          <w:color w:val="3B5BA5"/>
+          <w:sz w:val="24"/>
+          <w:szCs w:val="24"/>
+          <w:rtl/>
+        </w:rPr>
+        <w:t xml:space="preserve">(4 مرات)</w:t>
+      </w:r>
+      <w:r>
+        <w:rPr>
+          <w:rFonts w:ascii="Times New Roman" w:cs="Times New Roman" w:eastAsia="Times New Roman" w:hAnsi="Times New Roman"/>
+          <w:sz w:val="24"/>
+          <w:szCs w:val="24"/>
+          <w:rtl/>
+        </w:rPr>
+        <w:t xml:space="preserve">، «اللهم فرِّج همي وافتح لي الأبواب المغلقة» </w:t>
+      </w:r>
+      <w:r>
+        <w:rPr>
+          <w:rFonts w:ascii="Times New Roman" w:cs="Times New Roman" w:eastAsia="Times New Roman" w:hAnsi="Times New Roman"/>
+          <w:b/>
+          <w:bCs/>
+          <w:color w:val="3B5BA5"/>
+          <w:sz w:val="24"/>
+          <w:szCs w:val="24"/>
+          <w:rtl/>
+        </w:rPr>
+        <w:t xml:space="preserve">(4 مرات)</w:t>
+      </w:r>
+      <w:r>
+        <w:rPr>
+          <w:rFonts w:ascii="Times New Roman" w:cs="Times New Roman" w:eastAsia="Times New Roman" w:hAnsi="Times New Roman"/>
+          <w:sz w:val="24"/>
+          <w:szCs w:val="24"/>
+          <w:rtl/>
+        </w:rPr>
+        <w:t xml:space="preserve">، «اللهم إني فوّضت أمري إلى الله» </w:t>
+      </w:r>
+      <w:r>
+        <w:rPr>
+          <w:rFonts w:ascii="Times New Roman" w:cs="Times New Roman" w:eastAsia="Times New Roman" w:hAnsi="Times New Roman"/>
+          <w:b/>
+          <w:bCs/>
+          <w:color w:val="3B5BA5"/>
+          <w:sz w:val="24"/>
+          <w:szCs w:val="24"/>
+          <w:rtl/>
+        </w:rPr>
+        <w:t xml:space="preserve">(4 مرات)</w:t>
+      </w:r>
+      <w:r>
+        <w:rPr>
+          <w:rFonts w:ascii="Times New Roman" w:cs="Times New Roman" w:eastAsia="Times New Roman" w:hAnsi="Times New Roman"/>
+          <w:sz w:val="24"/>
+          <w:szCs w:val="24"/>
+          <w:rtl/>
+        </w:rPr>
+        <w:t xml:space="preserve">، صلاة على سيدنا محمد </w:t>
+      </w:r>
+      <w:r>
+        <w:rPr>
+          <w:rFonts w:ascii="Times New Roman" w:cs="Times New Roman" w:eastAsia="Times New Roman" w:hAnsi="Times New Roman"/>
+          <w:b/>
+          <w:bCs/>
+          <w:color w:val="3B5BA5"/>
+          <w:sz w:val="24"/>
+          <w:szCs w:val="24"/>
+          <w:rtl/>
+        </w:rPr>
+        <w:t xml:space="preserve">(10 مرات)</w:t>
+      </w:r>
+      <w:r>
+        <w:rPr>
+          <w:rFonts w:ascii="Times New Roman" w:cs="Times New Roman" w:eastAsia="Times New Roman" w:hAnsi="Times New Roman"/>
+          <w:sz w:val="24"/>
+          <w:szCs w:val="24"/>
+          <w:rtl/>
+        </w:rPr>
+        <w:t xml:space="preserve">، سورة الإخلاص </w:t>
       </w:r>
       <w:r>
         <w:rPr>
@@ -6952,1039 +7990,14 @@
         </w:rPr>
         <w:t xml:space="preserve">(3 مرات)</w:t>
       </w:r>
-    </w:p>
-    <w:p>
-      <w:pPr>
-        <w:bidi/>
-        <w:spacing w:after="120" w:before="320"/>
-        <w:jc w:val="right"/>
-      </w:pPr>
-      <w:r>
-        <w:rPr>
-          <w:rFonts w:ascii="Times New Roman" w:cs="Times New Roman" w:eastAsia="Times New Roman" w:hAnsi="Times New Roman"/>
-          <w:b/>
-          <w:bCs/>
-          <w:sz w:val="44"/>
-          <w:szCs w:val="44"/>
-          <w:rtl/>
-        </w:rPr>
-        <w:t xml:space="preserve">الدعاء الخامس عشر</w:t>
-      </w:r>
-    </w:p>
-    <w:p>
-      <w:pPr>
-        <w:bidi/>
-        <w:spacing w:after="200" w:line="340"/>
-        <w:jc w:val="right"/>
-      </w:pPr>
-      <w:r>
-        <w:rPr>
-          <w:rFonts w:ascii="Times New Roman" w:cs="Times New Roman" w:eastAsia="Times New Roman" w:hAnsi="Times New Roman"/>
-          <w:sz w:val="24"/>
-          <w:szCs w:val="24"/>
-          <w:rtl/>
-        </w:rPr>
-        <w:t xml:space="preserve">دعاء الضيق: اللهم خفف عني ثقل هذه الأيام، وارزقني قوة الصبر، واشرح صدري وانزع منه ما استثقلته نفسي، اللهم أرح قلبي يا رب العالمين</w:t>
-      </w:r>
-    </w:p>
-    <w:p>
-      <w:pPr>
-        <w:bidi/>
-        <w:spacing w:after="120" w:before="320"/>
-        <w:jc w:val="right"/>
-      </w:pPr>
-      <w:r>
-        <w:rPr>
-          <w:rFonts w:ascii="Times New Roman" w:cs="Times New Roman" w:eastAsia="Times New Roman" w:hAnsi="Times New Roman"/>
-          <w:b/>
-          <w:bCs/>
-          <w:sz w:val="44"/>
-          <w:szCs w:val="44"/>
-          <w:rtl/>
-        </w:rPr>
-        <w:t xml:space="preserve">الدعاء السادس عشر</w:t>
-      </w:r>
-    </w:p>
-    <w:p>
-      <w:pPr>
-        <w:bidi/>
-        <w:spacing w:after="200" w:line="340"/>
-        <w:jc w:val="right"/>
-      </w:pPr>
-      <w:r>
-        <w:rPr>
-          <w:rFonts w:ascii="Times New Roman" w:cs="Times New Roman" w:eastAsia="Times New Roman" w:hAnsi="Times New Roman"/>
-          <w:sz w:val="24"/>
-          <w:szCs w:val="24"/>
-          <w:rtl/>
-        </w:rPr>
-        <w:t xml:space="preserve">إذا ضاقت الدنيا بك، فردد هذا الدعاء: «اللهم بحق قولك ليس لها من دون الله كاشفة، يا عالم كل خفية، ويا صارف كل بلية، اللهم بك أستغيث، أدعوك دعاء من اشتدت فاقته وضعفت قوته وقلّت حيلته، اللهم بك ملاذي وعياذي، باسمك الواحد الأحد الفرد الصمد أسألك أن تفرّج عني ما أمسيت فيه وأصبحت فيه، اللهم اقضِ حاجتي وأنت أعلم بها يا راحم الراحمين ويا أكرم الأكرمين، يا الله» (آمين)</w:t>
-      </w:r>
-    </w:p>
-    <w:p>
-      <w:pPr>
-        <w:bidi/>
-        <w:spacing w:after="120" w:before="320"/>
-        <w:jc w:val="right"/>
-      </w:pPr>
-      <w:r>
-        <w:rPr>
-          <w:rFonts w:ascii="Times New Roman" w:cs="Times New Roman" w:eastAsia="Times New Roman" w:hAnsi="Times New Roman"/>
-          <w:b/>
-          <w:bCs/>
-          <w:sz w:val="44"/>
-          <w:szCs w:val="44"/>
-          <w:rtl/>
-        </w:rPr>
-        <w:t xml:space="preserve">الدعاء السابع عشر</w:t>
-      </w:r>
-    </w:p>
-    <w:p>
-      <w:pPr>
-        <w:bidi/>
-        <w:spacing w:after="200" w:line="340"/>
-        <w:jc w:val="right"/>
-      </w:pPr>
-      <w:r>
-        <w:rPr>
-          <w:rFonts w:ascii="Times New Roman" w:cs="Times New Roman" w:eastAsia="Times New Roman" w:hAnsi="Times New Roman"/>
-          <w:sz w:val="24"/>
-          <w:szCs w:val="24"/>
-          <w:rtl/>
-        </w:rPr>
-        <w:t xml:space="preserve">«عُبيدك بفنائك، مسكينك بفنائك، فقيرك بفنائك، سائلك بفنائك» — قال طاووس: فحفظتهن فما دعوت بهن في كرب إلا فُرِّج عني</w:t>
-      </w:r>
-    </w:p>
-    <w:p>
-      <w:pPr>
-        <w:bidi/>
-        <w:spacing w:after="120" w:before="320"/>
-        <w:jc w:val="right"/>
-      </w:pPr>
-      <w:r>
-        <w:rPr>
-          <w:rFonts w:ascii="Times New Roman" w:cs="Times New Roman" w:eastAsia="Times New Roman" w:hAnsi="Times New Roman"/>
-          <w:b/>
-          <w:bCs/>
-          <w:sz w:val="44"/>
-          <w:szCs w:val="44"/>
-          <w:rtl/>
-        </w:rPr>
-        <w:t xml:space="preserve">الدعاء الثامن عشر</w:t>
-      </w:r>
-    </w:p>
-    <w:p>
-      <w:pPr>
-        <w:bidi/>
-        <w:spacing w:after="200" w:line="340"/>
-        <w:jc w:val="right"/>
-      </w:pPr>
-      <w:r>
-        <w:rPr>
-          <w:rFonts w:ascii="Times New Roman" w:cs="Times New Roman" w:eastAsia="Times New Roman" w:hAnsi="Times New Roman"/>
-          <w:sz w:val="24"/>
-          <w:szCs w:val="24"/>
-          <w:rtl/>
-        </w:rPr>
-        <w:t xml:space="preserve">دعاء طويل مأثور: «اللهم إني أسألك من كل أمر ضعفت عنه قوتي وحيلتي، ولم تنته إليه رغبتي، ولم يخطر ببالي ولم يبلغه أملي، ولم يجرِ على لساني من اليقين الذي أعطيته أحدًا من المخلوقين الأولين والمهاجرين والآخرين، إلا أخصصتني يا أرحم الراحمين. اللهم اقذف في قلبي رجاءك، واقطع رجائي عمّن سواك حتى لا أرجو أحدًا غيرك. اللهم وما ضعفت عنه قوتي وقصر عنه عملي ولم تنته إليه رغبتي، ولم تبلغه مسألتي، ولم يجرِ على لساني مما أعطيت أحدًا من الأولين والآخرين من اليقين، فخصّني به يا رب العالمين. اللهم صلِّ على سيدنا محمد صلاة تُنحل بها العُقد، وتنفك بها الكرب، وتُفتح لنا بها أبواب الفرج»</w:t>
-      </w:r>
-    </w:p>
-    <w:p>
-      <w:pPr>
-        <w:bidi/>
-        <w:spacing w:after="120" w:before="320"/>
-        <w:jc w:val="right"/>
-      </w:pPr>
-      <w:r>
-        <w:rPr>
-          <w:rFonts w:ascii="Times New Roman" w:cs="Times New Roman" w:eastAsia="Times New Roman" w:hAnsi="Times New Roman"/>
-          <w:b/>
-          <w:bCs/>
-          <w:sz w:val="44"/>
-          <w:szCs w:val="44"/>
-          <w:rtl/>
-        </w:rPr>
-        <w:t xml:space="preserve">الدعاء التاسع عشر</w:t>
-      </w:r>
-    </w:p>
-    <w:p>
-      <w:pPr>
-        <w:bidi/>
-        <w:spacing w:after="200" w:line="340"/>
-        <w:jc w:val="right"/>
-      </w:pPr>
-      <w:r>
-        <w:rPr>
-          <w:rFonts w:ascii="Times New Roman" w:cs="Times New Roman" w:eastAsia="Times New Roman" w:hAnsi="Times New Roman"/>
-          <w:sz w:val="24"/>
-          <w:szCs w:val="24"/>
-          <w:rtl/>
-        </w:rPr>
-        <w:t xml:space="preserve">اللهم فارج الهم وكاشف الغم، ومجيب دعوة المضطرين، رحمن الدنيا والآخرة ورحيمهما، أنت ترحمني فارحمني برحمة تُغنيني بها عن رحمة من سواك. وأيضًا: «يا رب اكشف عنا الكرب والوباء والبلاء، وارفع عنا كل شدة وعناء، آمين يا رب، ومدّنا بمدد من السماء يا رب العالمين. اللهم يا فارج الهم ويا كاشف الغم، فرّج همّنا ويسّر أمرنا، وارحم ضعفنا وقلة حيلتنا، وخذ بأيدينا إليك أخذ الكرام عليك، آمين يا رب، وحسبنا الله ونعم الوكيل»</w:t>
-      </w:r>
-    </w:p>
-    <w:p>
-      <w:pPr>
-        <w:bidi/>
-        <w:spacing w:after="120" w:before="320"/>
-        <w:jc w:val="right"/>
-      </w:pPr>
-      <w:r>
-        <w:rPr>
-          <w:rFonts w:ascii="Times New Roman" w:cs="Times New Roman" w:eastAsia="Times New Roman" w:hAnsi="Times New Roman"/>
-          <w:b/>
-          <w:bCs/>
-          <w:sz w:val="44"/>
-          <w:szCs w:val="44"/>
-          <w:rtl/>
-        </w:rPr>
-        <w:t xml:space="preserve">الدعاء العشرون</w:t>
-      </w:r>
-    </w:p>
-    <w:p>
-      <w:pPr>
-        <w:bidi/>
-        <w:spacing w:after="200" w:line="340"/>
-        <w:jc w:val="right"/>
-      </w:pPr>
-      <w:r>
-        <w:rPr>
-          <w:rFonts w:ascii="Times New Roman" w:cs="Times New Roman" w:eastAsia="Times New Roman" w:hAnsi="Times New Roman"/>
-          <w:sz w:val="24"/>
-          <w:szCs w:val="24"/>
-          <w:rtl/>
-        </w:rPr>
-        <w:t xml:space="preserve">فائدة لحل المشاكل: «اللهم صلِّ على سيدنا محمد... قد ضاقت حيلتي... أدركني يا رسول الله» </w:t>
-      </w:r>
-      <w:r>
-        <w:rPr>
-          <w:rFonts w:ascii="Times New Roman" w:cs="Times New Roman" w:eastAsia="Times New Roman" w:hAnsi="Times New Roman"/>
-          <w:b/>
-          <w:bCs/>
-          <w:color w:val="3B5BA5"/>
-          <w:sz w:val="24"/>
-          <w:szCs w:val="24"/>
-          <w:rtl/>
-        </w:rPr>
-        <w:t xml:space="preserve">(1111 مرة)</w:t>
-      </w:r>
-    </w:p>
-    <w:p>
-      <w:pPr>
-        <w:bidi/>
-        <w:spacing w:after="120" w:before="320"/>
-        <w:jc w:val="right"/>
-      </w:pPr>
-      <w:r>
-        <w:rPr>
-          <w:rFonts w:ascii="Times New Roman" w:cs="Times New Roman" w:eastAsia="Times New Roman" w:hAnsi="Times New Roman"/>
-          <w:b/>
-          <w:bCs/>
-          <w:sz w:val="44"/>
-          <w:szCs w:val="44"/>
-          <w:rtl/>
-        </w:rPr>
-        <w:t xml:space="preserve">الدعاء الحادي والعشرون</w:t>
-      </w:r>
-    </w:p>
-    <w:p>
-      <w:pPr>
-        <w:bidi/>
-        <w:spacing w:after="200" w:line="340"/>
-        <w:jc w:val="right"/>
-      </w:pPr>
-      <w:r>
-        <w:rPr>
-          <w:rFonts w:ascii="Times New Roman" w:cs="Times New Roman" w:eastAsia="Times New Roman" w:hAnsi="Times New Roman"/>
-          <w:sz w:val="24"/>
-          <w:szCs w:val="24"/>
-          <w:rtl/>
-        </w:rPr>
-        <w:t xml:space="preserve">لفك الكربات: «بسم الله الرحمن الرحيم، يا رحمن يا رحيم» </w:t>
-      </w:r>
-      <w:r>
-        <w:rPr>
-          <w:rFonts w:ascii="Times New Roman" w:cs="Times New Roman" w:eastAsia="Times New Roman" w:hAnsi="Times New Roman"/>
-          <w:b/>
-          <w:bCs/>
-          <w:color w:val="3B5BA5"/>
-          <w:sz w:val="24"/>
-          <w:szCs w:val="24"/>
-          <w:rtl/>
-        </w:rPr>
-        <w:t xml:space="preserve">(111 مرة)</w:t>
-      </w:r>
-      <w:r>
-        <w:rPr>
-          <w:rFonts w:ascii="Times New Roman" w:cs="Times New Roman" w:eastAsia="Times New Roman" w:hAnsi="Times New Roman"/>
-          <w:sz w:val="24"/>
-          <w:szCs w:val="24"/>
-          <w:rtl/>
-        </w:rPr>
-        <w:t xml:space="preserve">، «اللهم أنزل علينا مائدة من السماء» </w:t>
-      </w:r>
-      <w:r>
-        <w:rPr>
-          <w:rFonts w:ascii="Times New Roman" w:cs="Times New Roman" w:eastAsia="Times New Roman" w:hAnsi="Times New Roman"/>
-          <w:b/>
-          <w:bCs/>
-          <w:color w:val="3B5BA5"/>
-          <w:sz w:val="24"/>
-          <w:szCs w:val="24"/>
-          <w:rtl/>
-        </w:rPr>
-        <w:t xml:space="preserve">(111 مرة)</w:t>
-      </w:r>
-    </w:p>
-    <w:p>
-      <w:pPr>
-        <w:bidi/>
-        <w:spacing w:after="120" w:before="320"/>
-        <w:jc w:val="right"/>
-      </w:pPr>
-      <w:r>
-        <w:rPr>
-          <w:rFonts w:ascii="Times New Roman" w:cs="Times New Roman" w:eastAsia="Times New Roman" w:hAnsi="Times New Roman"/>
-          <w:b/>
-          <w:bCs/>
-          <w:sz w:val="44"/>
-          <w:szCs w:val="44"/>
-          <w:rtl/>
-        </w:rPr>
-        <w:t xml:space="preserve">الدعاء الثاني والعشرون</w:t>
-      </w:r>
-    </w:p>
-    <w:p>
-      <w:pPr>
-        <w:bidi/>
-        <w:spacing w:after="200" w:line="340"/>
-        <w:jc w:val="right"/>
-      </w:pPr>
-      <w:r>
-        <w:rPr>
-          <w:rFonts w:ascii="Times New Roman" w:cs="Times New Roman" w:eastAsia="Times New Roman" w:hAnsi="Times New Roman"/>
-          <w:b/>
-          <w:bCs/>
-          <w:color w:val="B23A2E"/>
-          <w:sz w:val="24"/>
-          <w:szCs w:val="24"/>
-          <w:rtl/>
-        </w:rPr>
-        <w:t xml:space="preserve">﴿رَبِّ إِنِّي ظَلَمْتُ نَفْسِي وَأَسْلَمْتُ مَعَ سُلَيْمَانَ لِلَّهِ رَبِّ الْعَالَمِينَ﴾</w:t>
-      </w:r>
-      <w:r>
-        <w:rPr>
-          <w:rFonts w:ascii="Times New Roman" w:cs="Times New Roman" w:eastAsia="Times New Roman" w:hAnsi="Times New Roman"/>
-          <w:sz w:val="24"/>
-          <w:szCs w:val="24"/>
-          <w:rtl/>
-        </w:rPr>
-        <w:t xml:space="preserve"> تُقرأ</w:t>
-      </w:r>
-      <w:r>
-        <w:rPr>
-          <w:rFonts w:ascii="Times New Roman" w:cs="Times New Roman" w:eastAsia="Times New Roman" w:hAnsi="Times New Roman"/>
-          <w:b/>
-          <w:bCs/>
-          <w:color w:val="3B5BA5"/>
-          <w:sz w:val="24"/>
-          <w:szCs w:val="24"/>
-          <w:rtl/>
-        </w:rPr>
-        <w:t xml:space="preserve"> 44 مرة </w:t>
-      </w:r>
-      <w:r>
-        <w:rPr>
-          <w:rFonts w:ascii="Times New Roman" w:cs="Times New Roman" w:eastAsia="Times New Roman" w:hAnsi="Times New Roman"/>
-          <w:sz w:val="24"/>
-          <w:szCs w:val="24"/>
-          <w:rtl/>
-        </w:rPr>
-        <w:t xml:space="preserve">— سر من أسرار فك الكربات</w:t>
-      </w:r>
-    </w:p>
-    <w:p>
-      <w:pPr>
-        <w:bidi/>
-        <w:spacing w:after="120" w:before="320"/>
-        <w:jc w:val="right"/>
-      </w:pPr>
-      <w:r>
-        <w:rPr>
-          <w:rFonts w:ascii="Times New Roman" w:cs="Times New Roman" w:eastAsia="Times New Roman" w:hAnsi="Times New Roman"/>
-          <w:b/>
-          <w:bCs/>
-          <w:sz w:val="44"/>
-          <w:szCs w:val="44"/>
-          <w:rtl/>
-        </w:rPr>
-        <w:t xml:space="preserve">الدعاء الثالث والعشرون</w:t>
-      </w:r>
-    </w:p>
-    <w:p>
-      <w:pPr>
-        <w:bidi/>
-        <w:spacing w:after="200" w:line="340"/>
-        <w:jc w:val="right"/>
-      </w:pPr>
-      <w:r>
-        <w:rPr>
-          <w:rFonts w:ascii="Times New Roman" w:cs="Times New Roman" w:eastAsia="Times New Roman" w:hAnsi="Times New Roman"/>
-          <w:sz w:val="24"/>
-          <w:szCs w:val="24"/>
-          <w:rtl/>
-        </w:rPr>
-        <w:t xml:space="preserve">7 أيام متصلة تُقرأ سورة مريم، والأفضل بعد صلاة المغرب، وفي اليوم السابع بعد قراءة السورة يُقال هذا الدعاء</w:t>
-      </w:r>
-      <w:r>
-        <w:rPr>
-          <w:rFonts w:ascii="Times New Roman" w:cs="Times New Roman" w:eastAsia="Times New Roman" w:hAnsi="Times New Roman"/>
-          <w:b/>
-          <w:bCs/>
-          <w:color w:val="3B5BA5"/>
-          <w:sz w:val="24"/>
-          <w:szCs w:val="24"/>
-          <w:rtl/>
-        </w:rPr>
-        <w:t xml:space="preserve"> 100 مرة</w:t>
-      </w:r>
-      <w:r>
-        <w:rPr>
-          <w:rFonts w:ascii="Times New Roman" w:cs="Times New Roman" w:eastAsia="Times New Roman" w:hAnsi="Times New Roman"/>
-          <w:sz w:val="24"/>
-          <w:szCs w:val="24"/>
-          <w:rtl/>
-        </w:rPr>
-        <w:t xml:space="preserve">: «بسم الله الرحمن الرحيم، اللهم صلِّ وسلم وزد وبارك عليك سيدي يا رسول الله، اللهم أسألك بحق ما أنزلته في كهيعص أن تحقق لي ما أتمناه» في يقين، وانتظر فرجًا من الله لن يخطر لك على بال</w:t>
-      </w:r>
-    </w:p>
-    <w:p>
-      <w:pPr>
-        <w:bidi/>
-        <w:spacing w:after="120" w:before="320"/>
-        <w:jc w:val="right"/>
-      </w:pPr>
-      <w:r>
-        <w:rPr>
-          <w:rFonts w:ascii="Times New Roman" w:cs="Times New Roman" w:eastAsia="Times New Roman" w:hAnsi="Times New Roman"/>
-          <w:b/>
-          <w:bCs/>
-          <w:sz w:val="44"/>
-          <w:szCs w:val="44"/>
-          <w:rtl/>
-        </w:rPr>
-        <w:t xml:space="preserve">الدعاء الرابع والعشرون</w:t>
-      </w:r>
-    </w:p>
-    <w:p>
-      <w:pPr>
-        <w:bidi/>
-        <w:spacing w:after="200" w:line="340"/>
-        <w:jc w:val="right"/>
-      </w:pPr>
-      <w:r>
-        <w:rPr>
-          <w:rFonts w:ascii="Times New Roman" w:cs="Times New Roman" w:eastAsia="Times New Roman" w:hAnsi="Times New Roman"/>
-          <w:sz w:val="24"/>
-          <w:szCs w:val="24"/>
-          <w:rtl/>
-        </w:rPr>
-        <w:t xml:space="preserve">«يا ودود يا ودود، يا ذا العرش المجيد، يا مبدئ يا معيد، يا فعّال لما يريد، أسألك بنور وجهك الذي ملأ أركان عرشك، وأسألك بقدرتك التي قدرت بها على جميع خلقك، وأسألك برحمتك التي وسعت كل شيء، لا إله إلا أنت، يا مغيث أغثني، يا مغيث أغثني، يا مغيث أغثني» ثم الدعاء، ثم استغفار</w:t>
-      </w:r>
-      <w:r>
-        <w:rPr>
-          <w:rFonts w:ascii="Times New Roman" w:cs="Times New Roman" w:eastAsia="Times New Roman" w:hAnsi="Times New Roman"/>
-          <w:b/>
-          <w:bCs/>
-          <w:color w:val="3B5BA5"/>
-          <w:sz w:val="24"/>
-          <w:szCs w:val="24"/>
-          <w:rtl/>
-        </w:rPr>
-        <w:t xml:space="preserve"> 3 مرات</w:t>
-      </w:r>
-      <w:r>
-        <w:rPr>
-          <w:rFonts w:ascii="Times New Roman" w:cs="Times New Roman" w:eastAsia="Times New Roman" w:hAnsi="Times New Roman"/>
-          <w:sz w:val="24"/>
-          <w:szCs w:val="24"/>
-          <w:rtl/>
-        </w:rPr>
-        <w:t xml:space="preserve">: «أستغفر الله العظيم الذي لا إله إلا هو الحي القيوم وأتوب إليه»</w:t>
-      </w:r>
-    </w:p>
-    <w:p>
-      <w:pPr>
-        <w:bidi/>
-        <w:spacing w:after="120" w:before="320"/>
-        <w:jc w:val="right"/>
-      </w:pPr>
-      <w:r>
-        <w:rPr>
-          <w:rFonts w:ascii="Times New Roman" w:cs="Times New Roman" w:eastAsia="Times New Roman" w:hAnsi="Times New Roman"/>
-          <w:b/>
-          <w:bCs/>
-          <w:sz w:val="44"/>
-          <w:szCs w:val="44"/>
-          <w:rtl/>
-        </w:rPr>
-        <w:t xml:space="preserve">الدعاء الخامس والعشرون</w:t>
-      </w:r>
-    </w:p>
-    <w:p>
-      <w:pPr>
-        <w:bidi/>
-        <w:spacing w:after="200" w:line="340"/>
-        <w:jc w:val="right"/>
-      </w:pPr>
-      <w:r>
-        <w:rPr>
-          <w:rFonts w:ascii="Times New Roman" w:cs="Times New Roman" w:eastAsia="Times New Roman" w:hAnsi="Times New Roman"/>
-          <w:sz w:val="24"/>
-          <w:szCs w:val="24"/>
-          <w:rtl/>
-        </w:rPr>
-        <w:t xml:space="preserve">دعاء طويل (منظوم) لتفريج الكرب: «رب، عبدك قد ضاقت به الأسباب، وأُغلقت دونه الأبواب، وبَعُد عن جادة الصواب، وزاد به الهمّ والغمّ والاكتئاب، وانقضى عمره ولم يُفتح له إلى فسيح مناهل الصفو والقربات باب، وأنت المرجوّ سبحانك لكشف هذا المصاب، يا من إذا دُعي أجاب، يا سريع الحساب، يا رب الأرباب، يا عظيم الجناب، يا كريم يا وهاب، رب لا تحجب دعوتي ولا ترد مسألتي ولا تدعني بحسرتي ولا تكلني إلى حولي وقوتي، وارحم عجزي فقد ضاق صدري وتاه فكري وتحيرت في أمري، وأنت العالم سبحانك بسري وجهري، المالك لنفعي وضري، القادر على تفريج كربي وتيسير عسري. اللهم أحيِنا في الدنيا مؤمنين طائعين، وتوفنا مسلمين تائبين. اللهم ارحم تضرعنا بين يديك، وقوّمنا إذا اعوججنا، وأدِمْنا إذا استقمنا، وكن لنا ولا تكن علينا. اللهم نسألك يا غفور يا رحمن يا رحيم أن تفتح لأدعيتنا أبواب الإجابة، يا من إذا سأله المضطر أجاب، يا من يقول للشيء كن فيكون، اللهم لا تردنا خائبين، وآتنا أفضل ما يُؤتى عبادك الصالحين، اللهم ولا تصرفنا عن بحر جودك خاسرين ولا ضالين ولا مضلين، واغفر لنا إلى يوم الدين، برحمتك يا أرحم الراحمين، اللهم آمين»</w:t>
-      </w:r>
-    </w:p>
-    <w:p>
-      <w:pPr>
-        <w:bidi/>
-        <w:spacing w:after="120" w:before="320"/>
-        <w:jc w:val="right"/>
-      </w:pPr>
-      <w:r>
-        <w:rPr>
-          <w:rFonts w:ascii="Times New Roman" w:cs="Times New Roman" w:eastAsia="Times New Roman" w:hAnsi="Times New Roman"/>
-          <w:b/>
-          <w:bCs/>
-          <w:sz w:val="44"/>
-          <w:szCs w:val="44"/>
-          <w:rtl/>
-        </w:rPr>
-        <w:t xml:space="preserve">الدعاء السادس والعشرون</w:t>
-      </w:r>
-    </w:p>
-    <w:p>
-      <w:pPr>
-        <w:bidi/>
-        <w:spacing w:after="200" w:line="340"/>
-        <w:jc w:val="right"/>
-      </w:pPr>
-      <w:r>
-        <w:rPr>
-          <w:rFonts w:ascii="Times New Roman" w:cs="Times New Roman" w:eastAsia="Times New Roman" w:hAnsi="Times New Roman"/>
-          <w:sz w:val="24"/>
-          <w:szCs w:val="24"/>
-          <w:rtl/>
-        </w:rPr>
-        <w:t xml:space="preserve">كل ما تعسّرت أحوالك، قل هذا الدعاء </w:t>
-      </w:r>
-      <w:r>
-        <w:rPr>
-          <w:rFonts w:ascii="Times New Roman" w:cs="Times New Roman" w:eastAsia="Times New Roman" w:hAnsi="Times New Roman"/>
-          <w:b/>
-          <w:bCs/>
-          <w:color w:val="3B5BA5"/>
-          <w:sz w:val="24"/>
-          <w:szCs w:val="24"/>
-          <w:rtl/>
-        </w:rPr>
-        <w:t xml:space="preserve">(3 أو 7 مرات)</w:t>
-      </w:r>
-      <w:r>
-        <w:rPr>
-          <w:rFonts w:ascii="Times New Roman" w:cs="Times New Roman" w:eastAsia="Times New Roman" w:hAnsi="Times New Roman"/>
-          <w:sz w:val="24"/>
-          <w:szCs w:val="24"/>
-          <w:rtl/>
-        </w:rPr>
-        <w:t xml:space="preserve">: «بسم الله الرحمن الرحيم، يا ملك الرقاب، ويا هازم الأحزاب، يا مفتّح الأبواب، ويا مسبّب الأسباب، سبّب لنا سببًا لا نستطيع له طلبًا، بحق لا إله إلا الله ومحمد رسول الله صلى الله عليه وآله أجمعين»</w:t>
-      </w:r>
-    </w:p>
-    <w:p>
-      <w:pPr>
-        <w:bidi/>
-        <w:spacing w:after="120" w:before="320"/>
-        <w:jc w:val="right"/>
-      </w:pPr>
-      <w:r>
-        <w:rPr>
-          <w:rFonts w:ascii="Times New Roman" w:cs="Times New Roman" w:eastAsia="Times New Roman" w:hAnsi="Times New Roman"/>
-          <w:b/>
-          <w:bCs/>
-          <w:sz w:val="44"/>
-          <w:szCs w:val="44"/>
-          <w:rtl/>
-        </w:rPr>
-        <w:t xml:space="preserve">الدعاء السابع والعشرون</w:t>
-      </w:r>
-    </w:p>
-    <w:p>
-      <w:pPr>
-        <w:bidi/>
-        <w:spacing w:after="200" w:line="340"/>
-        <w:jc w:val="right"/>
-      </w:pPr>
-      <w:r>
-        <w:rPr>
-          <w:rFonts w:ascii="Times New Roman" w:cs="Times New Roman" w:eastAsia="Times New Roman" w:hAnsi="Times New Roman"/>
-          <w:sz w:val="24"/>
-          <w:szCs w:val="24"/>
-          <w:rtl/>
-        </w:rPr>
-        <w:t xml:space="preserve">دعاء فك الكرب وقضاء الحاجة: «الحمد لله رب العالمين، وأفضل الصلاة وأتم التسليم على سيدنا محمد وعلى آله وصحبه وسلم. أستغفر الله العظيم الذي لا إله إلا هو الحي القيوم وأتوب إليه. اللهم يا جامع الشتات، ويا مُخرج النبات، ويا مُحيي العظام الرفات، ويا مجيب الدعوات، ويا قاضي الحاجات، ويا مُفرّج الكربات، ويا سامع الأصوات من فوق سبع سماوات، ويا فاتح خزائن الكرامات، ويا مالك حوائج جميع المخلوقات، ويا من ملأ نوره السماوات، ويا من أحاط بكل شيء علمًا وأحصى كل شيء عددًا، ويا عالمًا بما مضى وما هو آتٍ، أسألك اللهم بقدرتك على كل شيء، وباستغنائك عن جميع خلقك، وبحمدك ومجدك يا إله كل شيء، وأسألك اللهم أن تجود علي بقضاء حاجتي، إنك قادر على كل شيء يا رب العالمين، يا عظيم يُرجى لكل عظيم، يا عليمًا أنت بحالنا عليم، اللهم أصلح لنا شأننا بما أصلحت به شأن عبادك الصالحين، ولا تكلنا لأنفسنا طرفة عين ولا أقل من ذلك. اللهم اقضِ حاجتي، ونفّس كربتي، وما نزل بي من حيرتي» (ثم تُسمى الحاجة) «وصلى الله وسلم على سيدنا محمد وعلى آله وصحبه وسلم تسليمًا كثيرًا»</w:t>
-      </w:r>
-    </w:p>
-    <w:p>
-      <w:pPr>
-        <w:bidi/>
-        <w:spacing w:after="120" w:before="320"/>
-        <w:jc w:val="right"/>
-      </w:pPr>
-      <w:r>
-        <w:rPr>
-          <w:rFonts w:ascii="Times New Roman" w:cs="Times New Roman" w:eastAsia="Times New Roman" w:hAnsi="Times New Roman"/>
-          <w:b/>
-          <w:bCs/>
-          <w:sz w:val="44"/>
-          <w:szCs w:val="44"/>
-          <w:rtl/>
-        </w:rPr>
-        <w:t xml:space="preserve">الدعاء الثامن والعشرون</w:t>
-      </w:r>
-    </w:p>
-    <w:p>
-      <w:pPr>
-        <w:bidi/>
-        <w:spacing w:after="200" w:line="340"/>
-        <w:jc w:val="right"/>
-      </w:pPr>
-      <w:r>
-        <w:rPr>
-          <w:rFonts w:ascii="Times New Roman" w:cs="Times New Roman" w:eastAsia="Times New Roman" w:hAnsi="Times New Roman"/>
-          <w:b/>
-          <w:bCs/>
-          <w:color w:val="B23A2E"/>
-          <w:sz w:val="24"/>
-          <w:szCs w:val="24"/>
-          <w:rtl/>
-        </w:rPr>
-        <w:t xml:space="preserve">﴿رَبِّ اشْرَحْ لِي صَدْرِي وَيَسِّرْ لِي أَمْرِي وَاحْلُلْ عُقْدَةً مِّن لِّسَانِي يَفْقَهُوا قَوْلِي﴾</w:t>
-      </w:r>
-    </w:p>
-    <w:p>
-      <w:pPr>
-        <w:bidi/>
-        <w:spacing w:after="120" w:before="320"/>
-        <w:jc w:val="right"/>
-      </w:pPr>
-      <w:r>
-        <w:rPr>
-          <w:rFonts w:ascii="Times New Roman" w:cs="Times New Roman" w:eastAsia="Times New Roman" w:hAnsi="Times New Roman"/>
-          <w:b/>
-          <w:bCs/>
-          <w:sz w:val="44"/>
-          <w:szCs w:val="44"/>
-          <w:rtl/>
-        </w:rPr>
-        <w:t xml:space="preserve">الدعاء التاسع والعشرون</w:t>
-      </w:r>
-    </w:p>
-    <w:p>
-      <w:pPr>
-        <w:bidi/>
-        <w:spacing w:after="200" w:line="340"/>
-        <w:jc w:val="right"/>
-      </w:pPr>
-      <w:r>
-        <w:rPr>
-          <w:rFonts w:ascii="Times New Roman" w:cs="Times New Roman" w:eastAsia="Times New Roman" w:hAnsi="Times New Roman"/>
-          <w:sz w:val="24"/>
-          <w:szCs w:val="24"/>
-          <w:rtl/>
-        </w:rPr>
-        <w:t xml:space="preserve">حرز الإمام الحسن العسكري: «بسم الله الرحمن الرحيم، يا عدتي عند شدتي، ويا غوثي عند كربتي، ويا مؤنسي عند وحدتي، احرسني بعينك التي لا تنام، واكنفني بركنك الذي لا يُرام»</w:t>
-      </w:r>
-    </w:p>
-    <w:p>
-      <w:pPr>
-        <w:bidi/>
-        <w:spacing w:after="120" w:before="320"/>
-        <w:jc w:val="right"/>
-      </w:pPr>
-      <w:r>
-        <w:rPr>
-          <w:rFonts w:ascii="Times New Roman" w:cs="Times New Roman" w:eastAsia="Times New Roman" w:hAnsi="Times New Roman"/>
-          <w:b/>
-          <w:bCs/>
-          <w:sz w:val="44"/>
-          <w:szCs w:val="44"/>
-          <w:rtl/>
-        </w:rPr>
-        <w:t xml:space="preserve">الدعاء الثلاثون</w:t>
-      </w:r>
-    </w:p>
-    <w:p>
-      <w:pPr>
-        <w:bidi/>
-        <w:spacing w:after="200" w:line="340"/>
-        <w:jc w:val="right"/>
-      </w:pPr>
-      <w:r>
-        <w:rPr>
-          <w:rFonts w:ascii="Times New Roman" w:cs="Times New Roman" w:eastAsia="Times New Roman" w:hAnsi="Times New Roman"/>
-          <w:sz w:val="24"/>
-          <w:szCs w:val="24"/>
-          <w:rtl/>
-        </w:rPr>
-        <w:t xml:space="preserve">«اللهم إني أسألك بأن لك الحمد لا إله إلا أنت المنّان، بديع السماوات والأرض، ذو الجلال والإكرام، أن تصلي على محمد وآل محمد، وأن تجعل لي مما أنا فيه فرجًا ومخرجًا»</w:t>
-      </w:r>
-    </w:p>
-    <w:p>
-      <w:pPr>
-        <w:bidi/>
-        <w:spacing w:after="120" w:before="320"/>
-        <w:jc w:val="right"/>
-      </w:pPr>
-      <w:r>
-        <w:rPr>
-          <w:rFonts w:ascii="Times New Roman" w:cs="Times New Roman" w:eastAsia="Times New Roman" w:hAnsi="Times New Roman"/>
-          <w:b/>
-          <w:bCs/>
-          <w:sz w:val="44"/>
-          <w:szCs w:val="44"/>
-          <w:rtl/>
-        </w:rPr>
-        <w:t xml:space="preserve">الدعاء الحادي والثلاثون</w:t>
-      </w:r>
-    </w:p>
-    <w:p>
-      <w:pPr>
-        <w:bidi/>
-        <w:spacing w:after="200" w:line="340"/>
-        <w:jc w:val="right"/>
-      </w:pPr>
-      <w:r>
-        <w:rPr>
-          <w:rFonts w:ascii="Times New Roman" w:cs="Times New Roman" w:eastAsia="Times New Roman" w:hAnsi="Times New Roman"/>
-          <w:sz w:val="24"/>
-          <w:szCs w:val="24"/>
-          <w:rtl/>
-        </w:rPr>
-        <w:t xml:space="preserve">دعاء الشدة (كان الإمام زين العابدين يوصي به ابنه): من أصابته مصيبة أو نزلت به نازلة، يتوضأ ويُسبغ الوضوء، ثم يصلي ركعتين أو أربعًا، ثم يقول في آخرهن: «يا موضع كل شكوى، ويا سامع كل نجوى، ويا شاهد كل ملأ، ويا عالم كل خفية، ويا دافع ما يشاء من بلية، يا خليل إبراهيم، ويا نجي موسى، ويا مصطفى محمد صلى الله عليه وسلم، أدعوك دعاء من اشتدت فاقته، وقلّت حيلته، وضعفت قوته، دعاء الغريب الغريق المضطر، الذي لا يجد لكشف ما هو فيه إلا أنت يا أرحم الراحمين»</w:t>
-      </w:r>
-    </w:p>
-    <w:p>
-      <w:pPr>
-        <w:bidi/>
-        <w:spacing w:after="120" w:before="320"/>
-        <w:jc w:val="right"/>
-      </w:pPr>
-      <w:r>
-        <w:rPr>
-          <w:rFonts w:ascii="Times New Roman" w:cs="Times New Roman" w:eastAsia="Times New Roman" w:hAnsi="Times New Roman"/>
-          <w:b/>
-          <w:bCs/>
-          <w:sz w:val="44"/>
-          <w:szCs w:val="44"/>
-          <w:rtl/>
-        </w:rPr>
-        <w:t xml:space="preserve">الدعاء الثاني والثلاثون</w:t>
-      </w:r>
-    </w:p>
-    <w:p>
-      <w:pPr>
-        <w:bidi/>
-        <w:spacing w:after="200" w:line="340"/>
-        <w:jc w:val="right"/>
-      </w:pPr>
-      <w:r>
-        <w:rPr>
-          <w:rFonts w:ascii="Times New Roman" w:cs="Times New Roman" w:eastAsia="Times New Roman" w:hAnsi="Times New Roman"/>
-          <w:sz w:val="24"/>
-          <w:szCs w:val="24"/>
-          <w:rtl/>
-        </w:rPr>
-        <w:t xml:space="preserve">دعاء يوم بدر والأحزاب (ودعا به الإمام الحسين يوم عاشوراء بكربلاء): «أنت ثقتي في كل كربة، وأنت رجائي في كل شدة، وأنت لي في كل أمر نزل بي ثقة وعُدّة، كم من كرب يضعف عنه الفؤاد وتقل فيه الحيلة، ويخذل عنه القريب والبعيد، ويشمت به العدو، وتُعييني فيه الأمور، أنزلته بك وشكوته إليك، راغبًا فيه عمّن سواك، ففرّجته وكشفته وكفيتنيه، فأنت ولي كل نعمة، وصاحب كل حاجة، ومنتهى كل رغبة، فلك الحمد كثيرًا، ولك المنّ فاضلًا»</w:t>
-      </w:r>
-    </w:p>
-    <w:p>
-      <w:pPr>
-        <w:bidi/>
-        <w:spacing w:after="120" w:before="320"/>
-        <w:jc w:val="right"/>
-      </w:pPr>
-      <w:r>
-        <w:rPr>
-          <w:rFonts w:ascii="Times New Roman" w:cs="Times New Roman" w:eastAsia="Times New Roman" w:hAnsi="Times New Roman"/>
-          <w:b/>
-          <w:bCs/>
-          <w:sz w:val="44"/>
-          <w:szCs w:val="44"/>
-          <w:rtl/>
-        </w:rPr>
-        <w:t xml:space="preserve">الدعاء الثالث والثلاثون</w:t>
-      </w:r>
-    </w:p>
-    <w:p>
-      <w:pPr>
-        <w:bidi/>
-        <w:spacing w:after="200" w:line="340"/>
-        <w:jc w:val="right"/>
-      </w:pPr>
-      <w:r>
-        <w:rPr>
-          <w:rFonts w:ascii="Times New Roman" w:cs="Times New Roman" w:eastAsia="Times New Roman" w:hAnsi="Times New Roman"/>
-          <w:sz w:val="24"/>
-          <w:szCs w:val="24"/>
-          <w:rtl/>
-        </w:rPr>
-        <w:t xml:space="preserve">«اللهم لا تُشمت أعدائي بدائي، واجعل القرآن العظيم دوائي وشفائي، أنت ثقتي ورجائي، واجعل حسن ظني بك شفائي. اللهم ثبّت علي عقلي وديني، وبك يا رب ثبّت لي يقيني، وارزقني رزقًا حلالًا يكفيني، وأبعد عني شر من يؤذيني، ولا تُحوجني لطبيب يداويني. اللهم استرني على وجه الأرض، اللهم ارحمني في بطن الأرض، اللهم اغفر لي يوم العرض عليك. بسم الله الرحمن الرحيم طريقي، والرحمن رفيقي، والرحيم يحرسني من كل شيء يلمسني. اللهم أعوذ بك من شر النفاثات في العقد ومن شر حاسد إذا حسد. اللهم إني عبدك ابن عبدك ابن أمتك، ناصيتي بيدك، ماضٍ في حكمك، عدل في قضاؤك، أسألك بكل اسم هو لك سميت به نفسك أو أنزلته في كتابك أو علمته أحدًا من خلقك أو استأثرت به في علم الغيب عندك أن تجعل القرآن ربيع قلبي، ونور صدري، وجلاء حزني، وذهاب همي. اللهم يا مسهّل الشديد، ويا مليّن الحديد، ويا منجز الوعيد، ويا من هو كل يوم في أمر جديد، أخرجني من حَلَق الضيق إلى أوسع الطريق، بك أدفع ما لا أطيق، ولا حول ولا قوة إلا بالله العلي العظيم. أسألك اللهم بقدرتك التي حفظت بها يونس في بطن الحوت، ورحمتك التي شفيت بها أيوب بعد الابتلاء، ألا تُبقي لي همًا ولا حزنًا ولا ضيقًا ولا سقمًا إلا فرّجته، وإن أصبحت بحزن فأمسِني بفرح، وإن نمت على ضيق فأيقظني على فرج، وإن كنت بحاجة فلا تكلني إلى سواك، وأن تحفظني لمن يحبني وتحفظ لي أحبتي. اللهم إنك لا تُحمّل نفسًا فوق طاقتها، فلا تُحمّلني من كرب الحياة ما لا طاقة لي به، وباعد بيني وبين مصائب الدنيا وتقلّب حوادثها كما باعدت بين المشرق والمغرب. اللهم بشّرني بالخير كما بشّرت يعقوب بيوسف، وبشّرني بالفرح كما بشّرت زكريا بيحيى»</w:t>
-      </w:r>
-    </w:p>
-    <w:p>
-      <w:pPr>
-        <w:bidi/>
-        <w:spacing w:after="120" w:before="320"/>
-        <w:jc w:val="right"/>
-      </w:pPr>
-      <w:r>
-        <w:rPr>
-          <w:rFonts w:ascii="Times New Roman" w:cs="Times New Roman" w:eastAsia="Times New Roman" w:hAnsi="Times New Roman"/>
-          <w:b/>
-          <w:bCs/>
-          <w:sz w:val="44"/>
-          <w:szCs w:val="44"/>
-          <w:rtl/>
-        </w:rPr>
-        <w:t xml:space="preserve">الدعاء الرابع والثلاثون</w:t>
-      </w:r>
-    </w:p>
-    <w:p>
-      <w:pPr>
-        <w:bidi/>
-        <w:spacing w:after="200" w:line="340"/>
-        <w:jc w:val="right"/>
-      </w:pPr>
-      <w:r>
-        <w:rPr>
-          <w:rFonts w:ascii="Times New Roman" w:cs="Times New Roman" w:eastAsia="Times New Roman" w:hAnsi="Times New Roman"/>
-          <w:sz w:val="24"/>
-          <w:szCs w:val="24"/>
-          <w:rtl/>
-        </w:rPr>
-        <w:t xml:space="preserve">بسم الله أرقي نفسي، أعوذ بالله السميع العليم من الشيطان الرجيم: </w:t>
-      </w:r>
-      <w:r>
-        <w:rPr>
-          <w:rFonts w:ascii="Times New Roman" w:cs="Times New Roman" w:eastAsia="Times New Roman" w:hAnsi="Times New Roman"/>
-          <w:b/>
-          <w:bCs/>
-          <w:color w:val="B23A2E"/>
-          <w:sz w:val="24"/>
-          <w:szCs w:val="24"/>
-          <w:rtl/>
-        </w:rPr>
-        <w:t xml:space="preserve">﴿رَبِّ إِنِّي مَغْلُوبٌ فَانتَصِرْ﴾</w:t>
-      </w:r>
-      <w:r>
-        <w:rPr>
-          <w:rFonts w:ascii="Times New Roman" w:cs="Times New Roman" w:eastAsia="Times New Roman" w:hAnsi="Times New Roman"/>
-          <w:sz w:val="24"/>
-          <w:szCs w:val="24"/>
-          <w:rtl/>
-        </w:rPr>
-        <w:t xml:space="preserve"> </w:t>
-      </w:r>
-      <w:r>
-        <w:rPr>
-          <w:rFonts w:ascii="Times New Roman" w:cs="Times New Roman" w:eastAsia="Times New Roman" w:hAnsi="Times New Roman"/>
-          <w:b/>
-          <w:bCs/>
-          <w:color w:val="3B5BA5"/>
-          <w:sz w:val="24"/>
-          <w:szCs w:val="24"/>
-          <w:rtl/>
-        </w:rPr>
-        <w:t xml:space="preserve">(4 مرات)</w:t>
-      </w:r>
-      <w:r>
-        <w:rPr>
-          <w:rFonts w:ascii="Times New Roman" w:cs="Times New Roman" w:eastAsia="Times New Roman" w:hAnsi="Times New Roman"/>
-          <w:sz w:val="24"/>
-          <w:szCs w:val="24"/>
-          <w:rtl/>
-        </w:rPr>
-        <w:t xml:space="preserve">، </w:t>
-      </w:r>
-      <w:r>
-        <w:rPr>
-          <w:rFonts w:ascii="Times New Roman" w:cs="Times New Roman" w:eastAsia="Times New Roman" w:hAnsi="Times New Roman"/>
-          <w:b/>
-          <w:bCs/>
-          <w:color w:val="B23A2E"/>
-          <w:sz w:val="24"/>
-          <w:szCs w:val="24"/>
-          <w:rtl/>
-        </w:rPr>
-        <w:t xml:space="preserve">﴿رَبِّ إِنِّي مَسَّنِيَ الضُّرُّ وَأَنتَ أَرْحَمُ الرَّاحِمِينَ﴾</w:t>
-      </w:r>
-      <w:r>
-        <w:rPr>
-          <w:rFonts w:ascii="Times New Roman" w:cs="Times New Roman" w:eastAsia="Times New Roman" w:hAnsi="Times New Roman"/>
-          <w:sz w:val="24"/>
-          <w:szCs w:val="24"/>
-          <w:rtl/>
-        </w:rPr>
-        <w:t xml:space="preserve"> </w:t>
-      </w:r>
-      <w:r>
-        <w:rPr>
-          <w:rFonts w:ascii="Times New Roman" w:cs="Times New Roman" w:eastAsia="Times New Roman" w:hAnsi="Times New Roman"/>
-          <w:b/>
-          <w:bCs/>
-          <w:color w:val="3B5BA5"/>
-          <w:sz w:val="24"/>
-          <w:szCs w:val="24"/>
-          <w:rtl/>
-        </w:rPr>
-        <w:t xml:space="preserve">(4 مرات)</w:t>
-      </w:r>
-      <w:r>
-        <w:rPr>
-          <w:rFonts w:ascii="Times New Roman" w:cs="Times New Roman" w:eastAsia="Times New Roman" w:hAnsi="Times New Roman"/>
-          <w:sz w:val="24"/>
-          <w:szCs w:val="24"/>
-          <w:rtl/>
-        </w:rPr>
-        <w:t xml:space="preserve">، </w:t>
-      </w:r>
-      <w:r>
-        <w:rPr>
-          <w:rFonts w:ascii="Times New Roman" w:cs="Times New Roman" w:eastAsia="Times New Roman" w:hAnsi="Times New Roman"/>
-          <w:b/>
-          <w:bCs/>
-          <w:color w:val="B23A2E"/>
-          <w:sz w:val="24"/>
-          <w:szCs w:val="24"/>
-          <w:rtl/>
-        </w:rPr>
-        <w:t xml:space="preserve">﴿لَا إِلَٰهَ إِلَّا أَنتَ سُبْحَانَكَ إِنِّي كُنتُ مِنَ الظَّالِمِينَ﴾</w:t>
-      </w:r>
-      <w:r>
-        <w:rPr>
-          <w:rFonts w:ascii="Times New Roman" w:cs="Times New Roman" w:eastAsia="Times New Roman" w:hAnsi="Times New Roman"/>
-          <w:sz w:val="24"/>
-          <w:szCs w:val="24"/>
-          <w:rtl/>
-        </w:rPr>
-        <w:t xml:space="preserve"> </w:t>
-      </w:r>
-      <w:r>
-        <w:rPr>
-          <w:rFonts w:ascii="Times New Roman" w:cs="Times New Roman" w:eastAsia="Times New Roman" w:hAnsi="Times New Roman"/>
-          <w:b/>
-          <w:bCs/>
-          <w:color w:val="3B5BA5"/>
-          <w:sz w:val="24"/>
-          <w:szCs w:val="24"/>
-          <w:rtl/>
-        </w:rPr>
-        <w:t xml:space="preserve">(4 مرات)</w:t>
-      </w:r>
-      <w:r>
-        <w:rPr>
-          <w:rFonts w:ascii="Times New Roman" w:cs="Times New Roman" w:eastAsia="Times New Roman" w:hAnsi="Times New Roman"/>
-          <w:sz w:val="24"/>
-          <w:szCs w:val="24"/>
-          <w:rtl/>
-        </w:rPr>
-        <w:t xml:space="preserve">، «اللهم أنت عفوٌّ تحب العفو فاعف عني» </w:t>
-      </w:r>
-      <w:r>
-        <w:rPr>
-          <w:rFonts w:ascii="Times New Roman" w:cs="Times New Roman" w:eastAsia="Times New Roman" w:hAnsi="Times New Roman"/>
-          <w:b/>
-          <w:bCs/>
-          <w:color w:val="3B5BA5"/>
-          <w:sz w:val="24"/>
-          <w:szCs w:val="24"/>
-          <w:rtl/>
-        </w:rPr>
-        <w:t xml:space="preserve">(4 مرات)</w:t>
-      </w:r>
-      <w:r>
-        <w:rPr>
-          <w:rFonts w:ascii="Times New Roman" w:cs="Times New Roman" w:eastAsia="Times New Roman" w:hAnsi="Times New Roman"/>
-          <w:sz w:val="24"/>
-          <w:szCs w:val="24"/>
-          <w:rtl/>
-        </w:rPr>
-        <w:t xml:space="preserve">، «اللهم فرِّج همي وافتح لي الأبواب المغلقة» </w:t>
-      </w:r>
-      <w:r>
-        <w:rPr>
-          <w:rFonts w:ascii="Times New Roman" w:cs="Times New Roman" w:eastAsia="Times New Roman" w:hAnsi="Times New Roman"/>
-          <w:b/>
-          <w:bCs/>
-          <w:color w:val="3B5BA5"/>
-          <w:sz w:val="24"/>
-          <w:szCs w:val="24"/>
-          <w:rtl/>
-        </w:rPr>
-        <w:t xml:space="preserve">(4 مرات)</w:t>
-      </w:r>
-      <w:r>
-        <w:rPr>
-          <w:rFonts w:ascii="Times New Roman" w:cs="Times New Roman" w:eastAsia="Times New Roman" w:hAnsi="Times New Roman"/>
-          <w:sz w:val="24"/>
-          <w:szCs w:val="24"/>
-          <w:rtl/>
-        </w:rPr>
-        <w:t xml:space="preserve">، «اللهم إني فوّضت أمري إلى الله» </w:t>
-      </w:r>
-      <w:r>
-        <w:rPr>
-          <w:rFonts w:ascii="Times New Roman" w:cs="Times New Roman" w:eastAsia="Times New Roman" w:hAnsi="Times New Roman"/>
-          <w:b/>
-          <w:bCs/>
-          <w:color w:val="3B5BA5"/>
-          <w:sz w:val="24"/>
-          <w:szCs w:val="24"/>
-          <w:rtl/>
-        </w:rPr>
-        <w:t xml:space="preserve">(4 مرات)</w:t>
-      </w:r>
-      <w:r>
-        <w:rPr>
-          <w:rFonts w:ascii="Times New Roman" w:cs="Times New Roman" w:eastAsia="Times New Roman" w:hAnsi="Times New Roman"/>
-          <w:sz w:val="24"/>
-          <w:szCs w:val="24"/>
-          <w:rtl/>
-        </w:rPr>
-        <w:t xml:space="preserve">، صلاة على سيدنا محمد </w:t>
-      </w:r>
-      <w:r>
-        <w:rPr>
-          <w:rFonts w:ascii="Times New Roman" w:cs="Times New Roman" w:eastAsia="Times New Roman" w:hAnsi="Times New Roman"/>
-          <w:b/>
-          <w:bCs/>
-          <w:color w:val="3B5BA5"/>
-          <w:sz w:val="24"/>
-          <w:szCs w:val="24"/>
-          <w:rtl/>
-        </w:rPr>
-        <w:t xml:space="preserve">(10 مرات)</w:t>
-      </w:r>
-      <w:r>
-        <w:rPr>
-          <w:rFonts w:ascii="Times New Roman" w:cs="Times New Roman" w:eastAsia="Times New Roman" w:hAnsi="Times New Roman"/>
-          <w:sz w:val="24"/>
-          <w:szCs w:val="24"/>
-          <w:rtl/>
-        </w:rPr>
-        <w:t xml:space="preserve">، سورة الإخلاص </w:t>
+      <w:r>
+        <w:rPr>
+          <w:rFonts w:ascii="Times New Roman" w:cs="Times New Roman" w:eastAsia="Times New Roman" w:hAnsi="Times New Roman"/>
+          <w:sz w:val="24"/>
+          <w:szCs w:val="24"/>
+          <w:rtl/>
+        </w:rPr>
+        <w:t xml:space="preserve">، «يا مُغني أغنني وفرّج همي» </w:t>
       </w:r>
       <w:r>
         <w:rPr>
@@ -8005,27 +8018,6 @@
           <w:szCs w:val="24"/>
           <w:rtl/>
         </w:rPr>
-        <w:t xml:space="preserve">، «يا مُغني أغنني وفرّج همي» </w:t>
-      </w:r>
-      <w:r>
-        <w:rPr>
-          <w:rFonts w:ascii="Times New Roman" w:cs="Times New Roman" w:eastAsia="Times New Roman" w:hAnsi="Times New Roman"/>
-          <w:b/>
-          <w:bCs/>
-          <w:color w:val="3B5BA5"/>
-          <w:sz w:val="24"/>
-          <w:szCs w:val="24"/>
-          <w:rtl/>
-        </w:rPr>
-        <w:t xml:space="preserve">(3 مرات)</w:t>
-      </w:r>
-      <w:r>
-        <w:rPr>
-          <w:rFonts w:ascii="Times New Roman" w:cs="Times New Roman" w:eastAsia="Times New Roman" w:hAnsi="Times New Roman"/>
-          <w:sz w:val="24"/>
-          <w:szCs w:val="24"/>
-          <w:rtl/>
-        </w:rPr>
         <w:t xml:space="preserve">. ثم: «اللهم إني أفوّض أمري إليك، فانتقم لي ممن ظلمني، واجعله في كفايتك، إنك على كل شيء قدير». ثم: «اللهم يا جبار يا قهار يا منتقم، إني أسلّم أمري إليك، فخذ حقي من ظالمي، وأرني فيه عجائب قدرتك، واجعله عبرة لكل من يفكر في ظلمي، واهزمه هزيمة تكون فيها آية لعبادك، يا ذا البطش الشديد، يا قويّ يا عزيز، حسبي الله ونعم الوكيل». ثم: «اللهم إني أجعلك في نحورهم ونعوذ بك من شرورهم»</w:t>
       </w:r>
     </w:p>
@@ -8044,7 +8036,7 @@
           <w:szCs w:val="44"/>
           <w:rtl/>
         </w:rPr>
-        <w:t xml:space="preserve">الدعاء الخامس والثلاثون</w:t>
+        <w:t>الدعاء الرابع والثلاثون</w:t>
       </w:r>
     </w:p>
     <w:p>
@@ -8078,7 +8070,7 @@
           <w:szCs w:val="44"/>
           <w:rtl/>
         </w:rPr>
-        <w:t xml:space="preserve">الدعاء السادس والثلاثون</w:t>
+        <w:t>الدعاء الخامس والثلاثون</w:t>
       </w:r>
     </w:p>
     <w:p>
@@ -8112,7 +8104,7 @@
           <w:szCs w:val="44"/>
           <w:rtl/>
         </w:rPr>
-        <w:t xml:space="preserve">الدعاء السابع والثلاثون</w:t>
+        <w:t>الدعاء السادس والثلاثون</w:t>
       </w:r>
     </w:p>
     <w:p>

--- a/خزانة الأدعية.docx
+++ b/خزانة الأدعية.docx
@@ -3974,7 +3974,7 @@
         <w:rPr>
           <w:sz w:val="24"/>
         </w:rPr>
-        <w:t>لو داخل على ظالم أو عشان تنتصر على من ظلمك، قل قبل الدخول عليه: «حَم» (7 مرات)، ثم: «حُمَّ الأمر وجاء النصر، فعلينا لا يُنصرون»</w:t>
+        <w:t>لو داخل على ظالم أو عشان تنتصر على من ظلمك، قل قبل الدخول عليه: «حَم» (7 مرات)، ثم: «حُمِيَ الأمر وجاء النصر، فعلينا لا يُنصرون»</w:t>
       </w:r>
     </w:p>
     <w:p>

--- a/خزانة الأدعية.docx
+++ b/خزانة الأدعية.docx
@@ -8121,6 +8121,29 @@
           <w:rtl/>
         </w:rPr>
         <w:t xml:space="preserve">اللهم هوّن علينا الصعب وعجّل لنا بالخير، واختر لنا ما يرضيك عنا، واجعل صدورنا خالية من الهم، وقلوبنا مطمئنة بذكرك يا رب العالمين</w:t>
+      </w:r>
+    </w:p>
+    <w:p>
+      <w:pPr>
+        <w:jc w:val="right"/>
+      </w:pPr>
+      <w:r>
+        <w:rPr>
+          <w:b/>
+          <w:sz w:val="44"/>
+        </w:rPr>
+        <w:t>الدعاء السابع والثلاثون</w:t>
+      </w:r>
+    </w:p>
+    <w:p>
+      <w:pPr>
+        <w:jc w:val="right"/>
+      </w:pPr>
+      <w:r>
+        <w:rPr>
+          <w:sz w:val="24"/>
+        </w:rPr>
+        <w:t>الصلاة المنجية: «اللهم صلِّ وسلم وبارك على سيدنا محمد وعلى آل سيدنا محمد، صلاة تُنجِّينا بها من جميع الأهوال والآفات، وتقضي لنا بها جميع الحاجات، وتطهرنا بها من جميع السيئات، وترفعنا بها عندك أعلى الدرجات، وتبلغنا بها أقصى الغايات من جميع الخيرات في الحياة وبعد الممات»</w:t>
       </w:r>
     </w:p>
     <w:p>

--- a/خزانة الأدعية.docx
+++ b/خزانة الأدعية.docx
@@ -10692,6 +10692,29 @@
           <w:sz w:val="24"/>
         </w:rPr>
         <w:t>. اللهم اجعل خيره بين عينيه وشره تحت قدميه، واستعين بالله عليه (3 مرات أو 7 مرات)</w:t>
+      </w:r>
+    </w:p>
+    <w:p>
+      <w:pPr>
+        <w:jc w:val="right"/>
+      </w:pPr>
+      <w:r>
+        <w:rPr>
+          <w:b/>
+          <w:sz w:val="44"/>
+        </w:rPr>
+        <w:t>الدعاء السادس عشر</w:t>
+      </w:r>
+    </w:p>
+    <w:p>
+      <w:pPr>
+        <w:jc w:val="right"/>
+      </w:pPr>
+      <w:r>
+        <w:rPr>
+          <w:sz w:val="24"/>
+        </w:rPr>
+        <w:t>«اللهم إني مغلوب فانتصر، واجبر قلبي المنكسر، واجمع شملي المشتت. يا رب إن حيلتي قد قلت، وسبيلي قد ضاقت، ولا ملجأ لي إلا إليك، فإرادتك فوق كل إرادة. اللهم خذ حقي ممن ظلمني، واكفني شر من عاداني، ورُدّ كيدهم في نحورهم. يا رب أنت نصير المستضعفين، وأنا عبدك الضعيف المستجير، فلا تكلني إلى نفسي طرفة عين، ولا إلى أحد من خلقك. اللهم أرني عجائب قدرتك في نصرة المظلوم، واجعل عاقبة صبري خيرًا، وبدّل خوفي أمنًا، وحزني فرحًا، إنك على كل شيء قدير. اللهم آمين. اللهم صلِّ على سيدنا محمد صلاة العبد الحائر المحتاج الذي ضجّ من كل ضيق وحرج، ولجأ إلى باب الكريم ففتحت له أبواب الفرج»</w:t>
       </w:r>
     </w:p>
     <w:p>

--- a/خزانة الأدعية.docx
+++ b/خزانة الأدعية.docx
@@ -16702,6 +16702,29 @@
           <w:rtl/>
         </w:rPr>
         <w:t>دعاء لطلب العلم يجعل صاحبه نابغة، يُردد كل يوم: «اللهم زدني علمًا وفهمًا، يا كاشف الأسرار، يا عالم السر والخفيات، اكشف لي الحُجب عن وجوه العلوم والأسئلة حتى أطّلع على حقيقتها، واحفظني عن الخطأ أو الضلالة، وأنت الموفق لكل أمر وأنت علام الغيوب، اللهم ارزقني فهم النبيين، وحفظ المرسلين، وإلهام الملائكة المقربين، بجاه سيدنا محمد صلى الله عليه وسلم سيد الأولين والآخرين»</w:t>
+      </w:r>
+    </w:p>
+    <w:p>
+      <w:pPr>
+        <w:jc w:val="right"/>
+      </w:pPr>
+      <w:r>
+        <w:rPr>
+          <w:b/>
+          <w:sz w:val="44"/>
+        </w:rPr>
+        <w:t>الدعاء الثاني عشر</w:t>
+      </w:r>
+    </w:p>
+    <w:p>
+      <w:pPr>
+        <w:jc w:val="right"/>
+      </w:pPr>
+      <w:r>
+        <w:rPr>
+          <w:sz w:val="24"/>
+        </w:rPr>
+        <w:t>بأنوار هذه الآية العظيمة (قل هو الله أحد)، يا منّان، أجرِ الرضا في شراييني روحي، واكفني شتات الأمر ووحشة الدرب، وألبسني ثوب العافية والسكينة، يا من إليه تُفضي خفايا النفوس، وعنده تنتهي كل الحاجات، اجعل بيني وبين الخوف حجابًا من أمنك، وبين الخيبة رجاءً لا يخيب، يا فالق الإصباح ومبدد الظلمات، أنِر بصيرتي كيما أرى مواقع رحمتك، وخذ بيدي يا رب القلوب، من التيه إلى رياض الأنس واليقين، يا سندي يوم تقل الأسباب، وعمادي عند اضطراب الأحوال، لا تجعلني عالة على نفسي ولا على أحد من خلقك، واكفني بلطفك الأزلي، يا من عنت له الجباه، وخضعت لعزته الصعاب، اجعل لي مخرجًا، وهب لي طمأنينة تسع المدى، وعفوًا يمحو كل هفوة وتقصير، يا الله، يا حي يا قيوم، لك نبض قلبي، وعليك تمام رجائي</w:t>
       </w:r>
     </w:p>
     <w:p>

--- a/خزانة الأدعية.docx
+++ b/خزانة الأدعية.docx
@@ -8148,6 +8148,29 @@
     </w:p>
     <w:p>
       <w:pPr>
+        <w:jc w:val="right"/>
+      </w:pPr>
+      <w:r>
+        <w:rPr>
+          <w:b/>
+          <w:sz w:val="44"/>
+        </w:rPr>
+        <w:t>الدعاء الثامن والثلاثون</w:t>
+      </w:r>
+    </w:p>
+    <w:p>
+      <w:pPr>
+        <w:jc w:val="right"/>
+      </w:pPr>
+      <w:r>
+        <w:rPr>
+          <w:sz w:val="24"/>
+        </w:rPr>
+        <w:t>بأنوار هذه الآية العظيمة (قل هو الله أحد)، يا منّان، أجرِ الرضا في شراييني روحي، واكفني شتات الأمر ووحشة الدرب، وألبسني ثوب العافية والسكينة، يا من إليه تُفضي خفايا النفوس، وعنده تنتهي كل الحاجات، اجعل بيني وبين الخوف حجابًا من أمنك، وبين الخيبة رجاءً لا يخيب، يا فالق الإصباح ومبدد الظلمات، أنِر بصيرتي كيما أرى مواقع رحمتك، وخذ بيدي يا رب القلوب، من التيه إلى رياض الأنس واليقين، يا سندي يوم تقل الأسباب، وعمادي عند اضطراب الأحوال، لا تجعلني عالة على نفسي ولا على أحد من خلقك، واكفني بلطفك الأزلي، يا من عنت له الجباه، وخضعت لعزته الصعاب، اجعل لي مخرجًا، وهب لي طمأنينة تسع المدى، وعفوًا يمحو كل هفوة وتقصير، يا الله، يا حي يا قيوم، لك نبض قلبي، وعليك تمام رجائي</w:t>
+      </w:r>
+    </w:p>
+    <w:p>
+      <w:pPr>
         <w:pStyle w:val="Heading1"/>
         <w:pageBreakBefore/>
         <w:pBdr>
@@ -16702,29 +16725,6 @@
           <w:rtl/>
         </w:rPr>
         <w:t>دعاء لطلب العلم يجعل صاحبه نابغة، يُردد كل يوم: «اللهم زدني علمًا وفهمًا، يا كاشف الأسرار، يا عالم السر والخفيات، اكشف لي الحُجب عن وجوه العلوم والأسئلة حتى أطّلع على حقيقتها، واحفظني عن الخطأ أو الضلالة، وأنت الموفق لكل أمر وأنت علام الغيوب، اللهم ارزقني فهم النبيين، وحفظ المرسلين، وإلهام الملائكة المقربين، بجاه سيدنا محمد صلى الله عليه وسلم سيد الأولين والآخرين»</w:t>
-      </w:r>
-    </w:p>
-    <w:p>
-      <w:pPr>
-        <w:jc w:val="right"/>
-      </w:pPr>
-      <w:r>
-        <w:rPr>
-          <w:b/>
-          <w:sz w:val="44"/>
-        </w:rPr>
-        <w:t>الدعاء الثاني عشر</w:t>
-      </w:r>
-    </w:p>
-    <w:p>
-      <w:pPr>
-        <w:jc w:val="right"/>
-      </w:pPr>
-      <w:r>
-        <w:rPr>
-          <w:sz w:val="24"/>
-        </w:rPr>
-        <w:t>بأنوار هذه الآية العظيمة (قل هو الله أحد)، يا منّان، أجرِ الرضا في شراييني روحي، واكفني شتات الأمر ووحشة الدرب، وألبسني ثوب العافية والسكينة، يا من إليه تُفضي خفايا النفوس، وعنده تنتهي كل الحاجات، اجعل بيني وبين الخوف حجابًا من أمنك، وبين الخيبة رجاءً لا يخيب، يا فالق الإصباح ومبدد الظلمات، أنِر بصيرتي كيما أرى مواقع رحمتك، وخذ بيدي يا رب القلوب، من التيه إلى رياض الأنس واليقين، يا سندي يوم تقل الأسباب، وعمادي عند اضطراب الأحوال، لا تجعلني عالة على نفسي ولا على أحد من خلقك، واكفني بلطفك الأزلي، يا من عنت له الجباه، وخضعت لعزته الصعاب، اجعل لي مخرجًا، وهب لي طمأنينة تسع المدى، وعفوًا يمحو كل هفوة وتقصير، يا الله، يا حي يا قيوم، لك نبض قلبي، وعليك تمام رجائي</w:t>
       </w:r>
     </w:p>
     <w:p>

--- a/خزانة الأدعية.docx
+++ b/خزانة الأدعية.docx
@@ -19781,7 +19781,7 @@
           <w:szCs w:val="24"/>
           <w:rtl/>
         </w:rPr>
-        <w:t xml:space="preserve">، (حم حم حم حم حم حم حم)، حُمّ الأمر وجاء النصر فعلينا لا يُنصرون. حم، </w:t>
+        <w:t xml:space="preserve">، (حم حم حم حم حم حم حم)، حُمِيَ الأمر وجاء النصر فعلينا لا يُنصرون. حم، </w:t>
       </w:r>
       <w:r>
         <w:rPr>

--- a/خزانة الأدعية.docx
+++ b/خزانة الأدعية.docx
@@ -811,20 +811,66 @@
     </w:p>
     <w:p>
       <w:pPr>
-        <w:bidi/>
-        <w:spacing w:after="120" w:before="320"/>
-        <w:jc w:val="right"/>
-      </w:pPr>
-      <w:r>
-        <w:rPr>
-          <w:rFonts w:ascii="Times New Roman" w:cs="Times New Roman" w:eastAsia="Times New Roman" w:hAnsi="Times New Roman"/>
-          <w:b/>
-          <w:bCs/>
-          <w:sz w:val="44"/>
-          <w:szCs w:val="44"/>
-          <w:rtl/>
-        </w:rPr>
-        <w:t xml:space="preserve">الدعاء الخامس عشر</w:t>
+        <w:jc w:val="right"/>
+      </w:pPr>
+      <w:r>
+        <w:rPr>
+          <w:b/>
+          <w:sz w:val="44"/>
+        </w:rPr>
+        <w:t>الدعاء الخامس عشر</w:t>
+      </w:r>
+    </w:p>
+    <w:p>
+      <w:pPr>
+        <w:jc w:val="right"/>
+      </w:pPr>
+      <w:r>
+        <w:rPr>
+          <w:sz w:val="24"/>
+        </w:rPr>
+        <w:t>«أَسْتَغْفِرُ اللَّهَ الْعَظِيمَ الَّذِي لَا إِلَٰهَ إِلَّا هُوَ الْحَيُّ الْقَيُّومُ وَأَتُوبُ إِلَيْهِ» (3 مرات)</w:t>
+      </w:r>
+    </w:p>
+    <w:p>
+      <w:pPr>
+        <w:jc w:val="right"/>
+      </w:pPr>
+      <w:r>
+        <w:rPr>
+          <w:b/>
+          <w:sz w:val="44"/>
+        </w:rPr>
+        <w:t>الدعاء السادس عشر</w:t>
+      </w:r>
+    </w:p>
+    <w:p>
+      <w:pPr>
+        <w:jc w:val="right"/>
+      </w:pPr>
+      <w:r>
+        <w:rPr>
+          <w:sz w:val="24"/>
+        </w:rPr>
+        <w:t>«رَبِّ أَصْلِحْ لِي دِينِيَ الَّذِي هُوَ عِصْمَةُ أَمْرِي، وَأَصْلِحْ لِي دُنْيَايَ الَّتِي فِيهَا مَعَاشِي، وَأَصْلِحْ لِي آخِرَتِي الَّتِي فِيهَا مَعَادِي، وَاجْعَلْ لِي مِنْ كُلِّ خَيْرٍ نَصِيبًا، وَاجْنُبْنِي مِنْ كُلِّ سُوءٍ» (رواه مسلم)</w:t>
+      </w:r>
+    </w:p>
+    <w:p>
+      <w:pPr>
+        <w:bidi/>
+        <w:spacing w:after="120" w:before="320"/>
+        <w:jc w:val="right"/>
+      </w:pPr>
+      <w:r>
+        <w:rPr>
+          <w:rFonts w:ascii="Times New Roman" w:cs="Times New Roman" w:eastAsia="Times New Roman" w:hAnsi="Times New Roman"/>
+          <w:b/>
+          <w:bCs/>
+          <w:sz w:val="44"/>
+          <w:szCs w:val="44"/>
+          <w:rtl/>
+        </w:rPr>
+        <w:t>الدعاء السابع عشر</w:t>
       </w:r>
     </w:p>
     <w:p>
@@ -858,7 +904,7 @@
           <w:szCs w:val="44"/>
           <w:rtl/>
         </w:rPr>
-        <w:t xml:space="preserve">الدعاء السادس عشر</w:t>
+        <w:t>الدعاء الثامن عشر</w:t>
       </w:r>
     </w:p>
     <w:p>
@@ -913,7 +959,7 @@
           <w:szCs w:val="44"/>
           <w:rtl/>
         </w:rPr>
-        <w:t xml:space="preserve">الدعاء السابع عشر</w:t>
+        <w:t>الدعاء التاسع عشر</w:t>
       </w:r>
     </w:p>
     <w:p>
@@ -968,7 +1014,7 @@
           <w:szCs w:val="44"/>
           <w:rtl/>
         </w:rPr>
-        <w:t xml:space="preserve">الدعاء الثامن عشر</w:t>
+        <w:t>الدعاء العشرون</w:t>
       </w:r>
     </w:p>
     <w:p>
@@ -1002,7 +1048,7 @@
           <w:szCs w:val="44"/>
           <w:rtl/>
         </w:rPr>
-        <w:t xml:space="preserve">الدعاء التاسع عشر</w:t>
+        <w:t>الدعاء الحادي والعشرون</w:t>
       </w:r>
     </w:p>
     <w:p>
@@ -1030,7 +1076,7 @@
           <w:b/>
           <w:sz w:val="44"/>
         </w:rPr>
-        <w:t>الدعاء العشرون</w:t>
+        <w:t>الدعاء الثاني والعشرون</w:t>
       </w:r>
     </w:p>
     <w:p>
@@ -1067,7 +1113,7 @@
           <w:b/>
           <w:sz w:val="44"/>
         </w:rPr>
-        <w:t>الدعاء الحادي والعشرون</w:t>
+        <w:t>الدعاء الثالث والعشرون</w:t>
       </w:r>
     </w:p>
     <w:p>
@@ -1090,7 +1136,7 @@
           <w:b/>
           <w:sz w:val="44"/>
         </w:rPr>
-        <w:t>الدعاء الثاني والعشرون</w:t>
+        <w:t>الدعاء الرابع والعشرون</w:t>
       </w:r>
     </w:p>
     <w:p>
@@ -1133,7 +1179,7 @@
           <w:szCs w:val="44"/>
           <w:rtl/>
         </w:rPr>
-        <w:t>الدعاء الثالث والعشرون</w:t>
+        <w:t>الدعاء الخامس والعشرون</w:t>
       </w:r>
     </w:p>
     <w:p>
@@ -1167,7 +1213,7 @@
           <w:szCs w:val="44"/>
           <w:rtl/>
         </w:rPr>
-        <w:t>الدعاء الرابع والعشرون</w:t>
+        <w:t>الدعاء السادس والعشرون</w:t>
       </w:r>
     </w:p>
     <w:p>
@@ -1201,7 +1247,7 @@
           <w:szCs w:val="44"/>
           <w:rtl/>
         </w:rPr>
-        <w:t>الدعاء الخامس والعشرون</w:t>
+        <w:t>الدعاء السابع والعشرون</w:t>
       </w:r>
     </w:p>
     <w:p>
@@ -1256,7 +1302,7 @@
           <w:szCs w:val="44"/>
           <w:rtl/>
         </w:rPr>
-        <w:t>الدعاء السادس والعشرون</w:t>
+        <w:t>الدعاء الثامن والعشرون</w:t>
       </w:r>
     </w:p>
     <w:p>
@@ -1341,7 +1387,7 @@
           <w:szCs w:val="44"/>
           <w:rtl/>
         </w:rPr>
-        <w:t>الدعاء السابع والعشرون</w:t>
+        <w:t>الدعاء التاسع والعشرون</w:t>
       </w:r>
     </w:p>
     <w:p>
@@ -1396,7 +1442,7 @@
           <w:szCs w:val="44"/>
           <w:rtl/>
         </w:rPr>
-        <w:t>الدعاء الثامن والعشرون</w:t>
+        <w:t>الدعاء الثلاثون</w:t>
       </w:r>
     </w:p>
     <w:p>
@@ -1430,7 +1476,7 @@
           <w:szCs w:val="44"/>
           <w:rtl/>
         </w:rPr>
-        <w:t>الدعاء التاسع والعشرون</w:t>
+        <w:t>الدعاء الحادي والثلاثون</w:t>
       </w:r>
     </w:p>
     <w:p>
@@ -1460,7 +1506,7 @@
           <w:sz w:val="44"/>
           <w:rtl/>
         </w:rPr>
-        <w:t>الدعاء الثلاثون</w:t>
+        <w:t>الدعاء الثاني والثلاثون</w:t>
       </w:r>
     </w:p>
     <w:p>
@@ -1509,7 +1555,7 @@
           <w:szCs w:val="44"/>
           <w:rtl/>
         </w:rPr>
-        <w:t>الدعاء الحادي والثلاثون</w:t>
+        <w:t>الدعاء الثالث والثلاثون</w:t>
       </w:r>
     </w:p>
     <w:p>
@@ -1597,7 +1643,7 @@
           <w:szCs w:val="44"/>
           <w:rtl/>
         </w:rPr>
-        <w:t>الدعاء الثاني والثلاثون</w:t>
+        <w:t>الدعاء الرابع والثلاثون</w:t>
       </w:r>
     </w:p>
     <w:p>
@@ -1672,7 +1718,7 @@
           <w:szCs w:val="44"/>
           <w:rtl/>
         </w:rPr>
-        <w:t>الدعاء الثالث والثلاثون</w:t>
+        <w:t>الدعاء الخامس والثلاثون</w:t>
       </w:r>
     </w:p>
     <w:p>
@@ -1718,7 +1764,7 @@
           <w:szCs w:val="44"/>
           <w:rtl/>
         </w:rPr>
-        <w:t>الدعاء الرابع والثلاثون</w:t>
+        <w:t>الدعاء السادس والثلاثون</w:t>
       </w:r>
     </w:p>
     <w:p>
@@ -1773,7 +1819,7 @@
           <w:szCs w:val="44"/>
           <w:rtl/>
         </w:rPr>
-        <w:t>الدعاء الخامس والثلاثون</w:t>
+        <w:t>الدعاء السابع والثلاثون</w:t>
       </w:r>
     </w:p>
     <w:p>
@@ -1849,7 +1895,7 @@
           <w:szCs w:val="44"/>
           <w:rtl/>
         </w:rPr>
-        <w:t>الدعاء السادس والثلاثون</w:t>
+        <w:t>الدعاء الثامن والثلاثون</w:t>
       </w:r>
     </w:p>
     <w:p>
@@ -1900,7 +1946,7 @@
           <w:sz w:val="44"/>
           <w:rtl/>
         </w:rPr>
-        <w:t>الدعاء السابع والثلاثون</w:t>
+        <w:t>الدعاء التاسع والثلاثون</w:t>
       </w:r>
     </w:p>
     <w:p>
@@ -1983,7 +2029,7 @@
           <w:szCs w:val="44"/>
           <w:rtl/>
         </w:rPr>
-        <w:t>الدعاء الثامن والثلاثون</w:t>
+        <w:t>الدعاء الأربعون</w:t>
       </w:r>
     </w:p>
     <w:p>
@@ -2017,7 +2063,7 @@
           <w:szCs w:val="44"/>
           <w:rtl/>
         </w:rPr>
-        <w:t>الدعاء التاسع والثلاثون</w:t>
+        <w:t>الدعاء الحادي والأربعون</w:t>
       </w:r>
     </w:p>
     <w:p>
@@ -2051,7 +2097,7 @@
           <w:szCs w:val="44"/>
           <w:rtl/>
         </w:rPr>
-        <w:t>الدعاء الأربعون</w:t>
+        <w:t>الدعاء الثاني والأربعون</w:t>
       </w:r>
     </w:p>
     <w:p>
@@ -2085,7 +2131,7 @@
           <w:szCs w:val="44"/>
           <w:rtl/>
         </w:rPr>
-        <w:t>الدعاء الحادي والأربعون</w:t>
+        <w:t>الدعاء الثالث والأربعون</w:t>
       </w:r>
     </w:p>
     <w:p>
@@ -2119,7 +2165,7 @@
           <w:szCs w:val="44"/>
           <w:rtl/>
         </w:rPr>
-        <w:t>الدعاء الثاني والأربعون</w:t>
+        <w:t>الدعاء الرابع والأربعون</w:t>
       </w:r>
     </w:p>
     <w:p>
@@ -2165,7 +2211,7 @@
           <w:szCs w:val="44"/>
           <w:rtl/>
         </w:rPr>
-        <w:t>الدعاء الثالث والأربعون</w:t>
+        <w:t>الدعاء الخامس والأربعون</w:t>
       </w:r>
     </w:p>
     <w:p>
@@ -2199,7 +2245,7 @@
           <w:szCs w:val="44"/>
           <w:rtl/>
         </w:rPr>
-        <w:t>الدعاء الرابع والأربعون</w:t>
+        <w:t>الدعاء السادس والأربعون</w:t>
       </w:r>
     </w:p>
     <w:p>
@@ -2296,7 +2342,7 @@
           <w:szCs w:val="44"/>
           <w:rtl/>
         </w:rPr>
-        <w:t>الدعاء الخامس والأربعون</w:t>
+        <w:t>الدعاء السابع والأربعون</w:t>
       </w:r>
     </w:p>
     <w:p>
@@ -2342,7 +2388,7 @@
           <w:szCs w:val="44"/>
           <w:rtl/>
         </w:rPr>
-        <w:t>الدعاء السادس والأربعون</w:t>
+        <w:t>الدعاء الثامن والأربعون</w:t>
       </w:r>
     </w:p>
     <w:p>
@@ -2376,7 +2422,7 @@
           <w:szCs w:val="44"/>
           <w:rtl/>
         </w:rPr>
-        <w:t>الدعاء السابع والأربعون</w:t>
+        <w:t>الدعاء التاسع والأربعون</w:t>
       </w:r>
     </w:p>
     <w:p>
@@ -2448,7 +2494,7 @@
           <w:sz w:val="44"/>
           <w:rtl/>
         </w:rPr>
-        <w:t>الدعاء الثامن والأربعون</w:t>
+        <w:t>الدعاء الخمسون</w:t>
       </w:r>
     </w:p>
     <w:p>
@@ -2645,7 +2691,7 @@
           <w:szCs w:val="44"/>
           <w:rtl/>
         </w:rPr>
-        <w:t>الدعاء التاسع والأربعون</w:t>
+        <w:t>الدعاء الحادي والخمسون</w:t>
       </w:r>
     </w:p>
     <w:p>
@@ -2698,7 +2744,7 @@
           <w:szCs w:val="44"/>
           <w:rtl/>
         </w:rPr>
-        <w:t>الدعاء الخمسون</w:t>
+        <w:t>الدعاء الثاني والخمسون</w:t>
       </w:r>
     </w:p>
     <w:p>

--- a/خزانة الأدعية.docx
+++ b/خزانة الأدعية.docx
@@ -16505,7 +16505,7 @@
           <w:szCs w:val="24"/>
           <w:rtl/>
         </w:rPr>
-        <w:t xml:space="preserve">اللهم إني أعوذ بك من زوال نعمتك، وتحوّل عافيتك، وفجاءة نقمتك، وجميع سخطك. اللهم أدِم علينا نعمك وبارك لنا فيها واحفظها من الزوال</w:t>
+        <w:t>اللهم إني أعوذ بك من زوال نعمتك، وتحوّل عافيتك، وفجاءة نقمتك، وجميع سخطك. اللهم إني أعوذ بك من جهد البلاء، وأعوذ بك من درك الشقاء، وأعوذ بك من سوء القضاء وشماتة الأعداء. اللهم لا تجعلنا نعرف نعمتك إلا بعد زوالها</w:t>
       </w:r>
     </w:p>
     <w:p>

--- a/خزانة الأدعية.docx
+++ b/خزانة الأدعية.docx
@@ -8213,6 +8213,29 @@
           <w:sz w:val="24"/>
         </w:rPr>
         <w:t>بأنوار هذه الآية العظيمة (قل هو الله أحد)، يا منّان، أجرِ الرضا في شراييني روحي، واكفني شتات الأمر ووحشة الدرب، وألبسني ثوب العافية والسكينة، يا من إليه تُفضي خفايا النفوس، وعنده تنتهي كل الحاجات، اجعل بيني وبين الخوف حجابًا من أمنك، وبين الخيبة رجاءً لا يخيب، يا فالق الإصباح ومبدد الظلمات، أنِر بصيرتي كيما أرى مواقع رحمتك، وخذ بيدي يا رب القلوب، من التيه إلى رياض الأنس واليقين، يا سندي يوم تقل الأسباب، وعمادي عند اضطراب الأحوال، لا تجعلني عالة على نفسي ولا على أحد من خلقك، واكفني بلطفك الأزلي، يا من عنت له الجباه، وخضعت لعزته الصعاب، اجعل لي مخرجًا، وهب لي طمأنينة تسع المدى، وعفوًا يمحو كل هفوة وتقصير، يا الله، يا حي يا قيوم، لك نبض قلبي، وعليك تمام رجائي</w:t>
+      </w:r>
+    </w:p>
+    <w:p>
+      <w:pPr>
+        <w:jc w:val="right"/>
+      </w:pPr>
+      <w:r>
+        <w:rPr>
+          <w:b/>
+          <w:sz w:val="44"/>
+        </w:rPr>
+        <w:t>الدعاء التاسع والثلاثون</w:t>
+      </w:r>
+    </w:p>
+    <w:p>
+      <w:pPr>
+        <w:jc w:val="right"/>
+      </w:pPr>
+      <w:r>
+        <w:rPr>
+          <w:sz w:val="24"/>
+        </w:rPr>
+        <w:t>دعاء يفك أكبر المعطلات: «يا قوي يا قهار، يا قدير يا قادر، يا عزيز يا غياث، يا لطيف بما يجري»</w:t>
       </w:r>
     </w:p>
     <w:p>

--- a/خزانة الأدعية.docx
+++ b/خزانة الأدعية.docx
@@ -829,7 +829,14 @@
         <w:rPr>
           <w:sz w:val="24"/>
         </w:rPr>
-        <w:t>«أَسْتَغْفِرُ اللَّهَ الْعَظِيمَ الَّذِي لَا إِلَٰهَ إِلَّا هُوَ الْحَيُّ الْقَيُّومُ وَأَتُوبُ إِلَيْهِ» (3 مرات)</w:t>
+        <w:t xml:space="preserve">«أَسْتَغْفِرُ اللَّهَ الْعَظِيمَ الَّذِي لَا إِلَٰهَ إِلَّا هُوَ الْحَيُّ الْقَيُّومُ وَأَتُوبُ إِلَيْهِ» </w:t>
+      </w:r>
+      <w:r>
+        <w:rPr>
+          <w:color w:val="3B5BA5"/>
+          <w:sz w:val="24"/>
+        </w:rPr>
+        <w:t>(3 مرات)</w:t>
       </w:r>
     </w:p>
     <w:p>
@@ -4020,7 +4027,20 @@
         <w:rPr>
           <w:sz w:val="24"/>
         </w:rPr>
-        <w:t>لو داخل على ظالم أو عشان تنتصر على من ظلمك، قل قبل الدخول عليه: «حَم» (7 مرات)، ثم: «حُمِيَ الأمر وجاء النصر، فعلينا لا يُنصرون»</w:t>
+        <w:t xml:space="preserve">لو داخل على ظالم أو عشان تنتصر على من ظلمك، قل قبل الدخول عليه: «حَم» </w:t>
+      </w:r>
+      <w:r>
+        <w:rPr>
+          <w:color w:val="3B5BA5"/>
+          <w:sz w:val="24"/>
+        </w:rPr>
+        <w:t>(7 مرات)</w:t>
+      </w:r>
+      <w:r>
+        <w:rPr>
+          <w:sz w:val="24"/>
+        </w:rPr>
+        <w:t>، ثم: «حُمِيَ الأمر وجاء النصر، فعلينا لا يُنصرون»</w:t>
       </w:r>
     </w:p>
     <w:p>
@@ -18056,7 +18076,46 @@
         <w:rPr>
           <w:sz w:val="24"/>
         </w:rPr>
-        <w:t>التسبيح والتحميد والتكبير دبر الصلاة: «سبحان الله» (33 مرة)، «الحمد لله» (33 مرة)، «الله أكبر» (33 مرة)، ثم تمام المائة: «لا إله إلا الله وحده لا شريك له، له الملك وله الحمد، وهو على كل شيء قدير» (رواه مسلم)</w:t>
+        <w:t xml:space="preserve">التسبيح والتحميد والتكبير دبر الصلاة: «سبحان الله» </w:t>
+      </w:r>
+      <w:r>
+        <w:rPr>
+          <w:color w:val="3B5BA5"/>
+          <w:sz w:val="24"/>
+        </w:rPr>
+        <w:t>(33 مرة)</w:t>
+      </w:r>
+      <w:r>
+        <w:rPr>
+          <w:sz w:val="24"/>
+        </w:rPr>
+        <w:t xml:space="preserve">، «الحمد لله» </w:t>
+      </w:r>
+      <w:r>
+        <w:rPr>
+          <w:color w:val="3B5BA5"/>
+          <w:sz w:val="24"/>
+        </w:rPr>
+        <w:t>(33 مرة)</w:t>
+      </w:r>
+      <w:r>
+        <w:rPr>
+          <w:sz w:val="24"/>
+        </w:rPr>
+        <w:t xml:space="preserve">، «الله أكبر» </w:t>
+      </w:r>
+      <w:r>
+        <w:rPr>
+          <w:color w:val="3B5BA5"/>
+          <w:sz w:val="24"/>
+        </w:rPr>
+        <w:t>(33 مرة)</w:t>
+      </w:r>
+      <w:r>
+        <w:rPr>
+          <w:sz w:val="24"/>
+        </w:rPr>
+        <w:t>، ثم تمام المائة: «لا إله إلا الله وحده لا شريك له، له الملك وله الحمد، وهو على كل شيء قدير» (رواه مسلم)</w:t>
       </w:r>
     </w:p>
     <w:p>
@@ -21629,7 +21688,46 @@
         <w:rPr>
           <w:sz w:val="24"/>
         </w:rPr>
-        <w:t>الطريقة الكاملة بالسنن والفرائض: غسل اليدين والعورة من الأمام والخلف، ثم الوضوء (ما عدا القدمين)، ثم غسل الشعر حتى تصل المياه لفروة الرأس ولكل خصلات الشعر، ثم الشق الأيمن من الجسم (3 مرات)، ثم الشق الأيسر (3 مرات)، ثم الجسم كله (3 مرات)، ثم إتمام الوضوء بغسل القدمين احترازًا فقط. (ينفع تستحم أولًا وبعدين تعمل الغسل، أو العكس)</w:t>
+        <w:t xml:space="preserve">الطريقة الكاملة بالسنن والفرائض: غسل اليدين والعورة من الأمام والخلف، ثم الوضوء (ما عدا القدمين)، ثم غسل الشعر حتى تصل المياه لفروة الرأس ولكل خصلات الشعر، ثم الشق الأيمن من الجسم </w:t>
+      </w:r>
+      <w:r>
+        <w:rPr>
+          <w:color w:val="3B5BA5"/>
+          <w:sz w:val="24"/>
+        </w:rPr>
+        <w:t>(3 مرات)</w:t>
+      </w:r>
+      <w:r>
+        <w:rPr>
+          <w:sz w:val="24"/>
+        </w:rPr>
+        <w:t xml:space="preserve">، ثم الشق الأيسر </w:t>
+      </w:r>
+      <w:r>
+        <w:rPr>
+          <w:color w:val="3B5BA5"/>
+          <w:sz w:val="24"/>
+        </w:rPr>
+        <w:t>(3 مرات)</w:t>
+      </w:r>
+      <w:r>
+        <w:rPr>
+          <w:sz w:val="24"/>
+        </w:rPr>
+        <w:t xml:space="preserve">، ثم الجسم كله </w:t>
+      </w:r>
+      <w:r>
+        <w:rPr>
+          <w:color w:val="3B5BA5"/>
+          <w:sz w:val="24"/>
+        </w:rPr>
+        <w:t>(3 مرات)</w:t>
+      </w:r>
+      <w:r>
+        <w:rPr>
+          <w:sz w:val="24"/>
+        </w:rPr>
+        <w:t>، ثم إتمام الوضوء بغسل القدمين احترازًا فقط. (ينفع تستحم أولًا وبعدين تعمل الغسل، أو العكس)</w:t>
       </w:r>
     </w:p>
     <w:p>

--- a/خزانة الأدعية.docx
+++ b/خزانة الأدعية.docx
@@ -2685,17 +2685,13 @@
     </w:p>
     <w:p>
       <w:pPr>
-        <w:bidi/>
-        <w:spacing w:after="120" w:before="320"/>
-        <w:jc w:val="right"/>
-      </w:pPr>
-      <w:r>
-        <w:rPr>
-          <w:rFonts w:ascii="Times New Roman" w:cs="Times New Roman" w:eastAsia="Times New Roman" w:hAnsi="Times New Roman"/>
-          <w:b/>
-          <w:bCs/>
-          <w:sz w:val="44"/>
-          <w:szCs w:val="44"/>
+        <w:jc w:val="right"/>
+      </w:pPr>
+      <w:r>
+        <w:rPr>
+          <w:rFonts w:ascii="Times New Roman" w:hAnsi="Times New Roman" w:cs="Times New Roman" w:eastAsia="Times New Roman"/>
+          <w:b/>
+          <w:sz w:val="44"/>
           <w:rtl/>
         </w:rPr>
         <w:t>الدعاء الحادي والخمسون</w:t>
@@ -2703,6 +2699,64 @@
     </w:p>
     <w:p>
       <w:pPr>
+        <w:jc w:val="right"/>
+      </w:pPr>
+      <w:r>
+        <w:rPr>
+          <w:rFonts w:ascii="Times New Roman" w:hAnsi="Times New Roman" w:cs="Times New Roman" w:eastAsia="Times New Roman"/>
+          <w:sz w:val="24"/>
+          <w:rtl/>
+        </w:rPr>
+        <w:t>بسم الله توكلت على الله، يا رب احتسب يومي هذا لوجهك الكريم فتقبله مني، ويسّر لي أمري وارزقني وبارك لي فيه</w:t>
+      </w:r>
+    </w:p>
+    <w:p>
+      <w:pPr>
+        <w:jc w:val="right"/>
+      </w:pPr>
+      <w:r>
+        <w:rPr>
+          <w:rFonts w:ascii="Times New Roman" w:hAnsi="Times New Roman" w:cs="Times New Roman" w:eastAsia="Times New Roman"/>
+          <w:b/>
+          <w:sz w:val="44"/>
+          <w:rtl/>
+        </w:rPr>
+        <w:t>الدعاء الثاني والخمسون</w:t>
+      </w:r>
+    </w:p>
+    <w:p>
+      <w:pPr>
+        <w:jc w:val="right"/>
+      </w:pPr>
+      <w:r>
+        <w:rPr>
+          <w:rFonts w:ascii="Times New Roman" w:hAnsi="Times New Roman" w:cs="Times New Roman" w:eastAsia="Times New Roman"/>
+          <w:sz w:val="24"/>
+          <w:rtl/>
+        </w:rPr>
+        <w:t>أستودع الله الذي لا يضيع ودائعه ديني ونفسي وأمانتي وخواتيم عملي وأهلي وأحبتي وبيتي ومالي وجميع ما أنعم الله به علي</w:t>
+      </w:r>
+    </w:p>
+    <w:p>
+      <w:pPr>
+        <w:bidi/>
+        <w:spacing w:after="120" w:before="320"/>
+        <w:jc w:val="right"/>
+      </w:pPr>
+      <w:r>
+        <w:rPr>
+          <w:rFonts w:ascii="Times New Roman" w:cs="Times New Roman" w:eastAsia="Times New Roman" w:hAnsi="Times New Roman"/>
+          <w:b/>
+          <w:bCs/>
+          <w:sz w:val="44"/>
+          <w:szCs w:val="44"/>
+          <w:rtl/>
+        </w:rPr>
+        <w:t>الدعاء الثالث والخمسون</w:t>
+      </w:r>
+    </w:p>
+    <w:p>
+      <w:pPr>
         <w:bidi/>
         <w:spacing w:after="200" w:line="340"/>
         <w:jc w:val="right"/>
@@ -2751,7 +2805,7 @@
           <w:szCs w:val="44"/>
           <w:rtl/>
         </w:rPr>
-        <w:t>الدعاء الثاني والخمسون</w:t>
+        <w:t>الدعاء الرابع والخمسون</w:t>
       </w:r>
     </w:p>
     <w:p>

--- a/خزانة الأدعية.docx
+++ b/خزانة الأدعية.docx
@@ -1465,6 +1465,40 @@
           <w:szCs w:val="24"/>
           <w:rtl/>
         </w:rPr>
+        <w:t>اللهم صلِّ وسلم وبارك على سيدنا محمد عدد ما في علم الله، صلاة دائمة بدوام ملك الله، عدد ما في علم الله</w:t>
+      </w:r>
+    </w:p>
+    <w:p>
+      <w:pPr>
+        <w:bidi/>
+        <w:spacing w:after="120" w:before="320"/>
+        <w:jc w:val="right"/>
+      </w:pPr>
+      <w:r>
+        <w:rPr>
+          <w:rFonts w:ascii="Times New Roman" w:cs="Times New Roman" w:eastAsia="Times New Roman" w:hAnsi="Times New Roman"/>
+          <w:b/>
+          <w:bCs/>
+          <w:sz w:val="44"/>
+          <w:szCs w:val="44"/>
+          <w:rtl/>
+        </w:rPr>
+        <w:t>الدعاء الحادي والثلاثون</w:t>
+      </w:r>
+    </w:p>
+    <w:p>
+      <w:pPr>
+        <w:bidi/>
+        <w:spacing w:after="200" w:line="340"/>
+        <w:jc w:val="right"/>
+      </w:pPr>
+      <w:r>
+        <w:rPr>
+          <w:rFonts w:ascii="Times New Roman" w:cs="Times New Roman" w:eastAsia="Times New Roman" w:hAnsi="Times New Roman"/>
+          <w:sz w:val="24"/>
+          <w:szCs w:val="24"/>
+          <w:rtl/>
+        </w:rPr>
         <w:t xml:space="preserve">اللهم إني أصبحت أُشهدك، وأُشهد حملة عرشك، وملائكتك، وجميع خلقك، أنك أنت الله لا إله إلا أنت وحدك لا شريك لك، وأن محمدًا عبدك ورسولك، اللهم أنت ربي لا إله إلا أنت، توكلت عليك وأنت رب العرش العظيم، ما شاء الله كان وما لم يشأ لم يكن، ولا حول ولا قوة إلا بالله العلي العظيم، أعلم أن الله على كل شيء قدير، وأن الله قد أحاط بكل شيء علمًا، اللهم إني أعوذ بك من شر نفسي ومن شر كل دابة أنت آخذ بناصيتها، إن ربي على صراط مستقيم (رواه البيهقي ورجاله ثقات)</w:t>
       </w:r>
     </w:p>
@@ -1483,7 +1517,7 @@
           <w:szCs w:val="44"/>
           <w:rtl/>
         </w:rPr>
-        <w:t>الدعاء الحادي والثلاثون</w:t>
+        <w:t>الدعاء الثاني والثلاثون</w:t>
       </w:r>
     </w:p>
     <w:p>
@@ -1513,7 +1547,7 @@
           <w:sz w:val="44"/>
           <w:rtl/>
         </w:rPr>
-        <w:t>الدعاء الثاني والثلاثون</w:t>
+        <w:t>الدعاء الثالث والثلاثون</w:t>
       </w:r>
     </w:p>
     <w:p>
@@ -1562,7 +1596,7 @@
           <w:szCs w:val="44"/>
           <w:rtl/>
         </w:rPr>
-        <w:t>الدعاء الثالث والثلاثون</w:t>
+        <w:t>الدعاء الرابع والثلاثون</w:t>
       </w:r>
     </w:p>
     <w:p>
@@ -1650,7 +1684,7 @@
           <w:szCs w:val="44"/>
           <w:rtl/>
         </w:rPr>
-        <w:t>الدعاء الرابع والثلاثون</w:t>
+        <w:t>الدعاء الخامس والثلاثون</w:t>
       </w:r>
     </w:p>
     <w:p>
@@ -1725,7 +1759,7 @@
           <w:szCs w:val="44"/>
           <w:rtl/>
         </w:rPr>
-        <w:t>الدعاء الخامس والثلاثون</w:t>
+        <w:t>الدعاء السادس والثلاثون</w:t>
       </w:r>
     </w:p>
     <w:p>
@@ -1771,7 +1805,7 @@
           <w:szCs w:val="44"/>
           <w:rtl/>
         </w:rPr>
-        <w:t>الدعاء السادس والثلاثون</w:t>
+        <w:t>الدعاء السابع والثلاثون</w:t>
       </w:r>
     </w:p>
     <w:p>
@@ -1826,7 +1860,7 @@
           <w:szCs w:val="44"/>
           <w:rtl/>
         </w:rPr>
-        <w:t>الدعاء السابع والثلاثون</w:t>
+        <w:t>الدعاء الثامن والثلاثون</w:t>
       </w:r>
     </w:p>
     <w:p>
@@ -1902,7 +1936,7 @@
           <w:szCs w:val="44"/>
           <w:rtl/>
         </w:rPr>
-        <w:t>الدعاء الثامن والثلاثون</w:t>
+        <w:t>الدعاء التاسع والثلاثون</w:t>
       </w:r>
     </w:p>
     <w:p>
@@ -1953,7 +1987,7 @@
           <w:sz w:val="44"/>
           <w:rtl/>
         </w:rPr>
-        <w:t>الدعاء التاسع والثلاثون</w:t>
+        <w:t>الدعاء الأربعون</w:t>
       </w:r>
     </w:p>
     <w:p>
@@ -2036,7 +2070,7 @@
           <w:szCs w:val="44"/>
           <w:rtl/>
         </w:rPr>
-        <w:t>الدعاء الأربعون</w:t>
+        <w:t>الدعاء الحادي والأربعون</w:t>
       </w:r>
     </w:p>
     <w:p>
@@ -2070,7 +2104,7 @@
           <w:szCs w:val="44"/>
           <w:rtl/>
         </w:rPr>
-        <w:t>الدعاء الحادي والأربعون</w:t>
+        <w:t>الدعاء الثاني والأربعون</w:t>
       </w:r>
     </w:p>
     <w:p>
@@ -2104,7 +2138,7 @@
           <w:szCs w:val="44"/>
           <w:rtl/>
         </w:rPr>
-        <w:t>الدعاء الثاني والأربعون</w:t>
+        <w:t>الدعاء الثالث والأربعون</w:t>
       </w:r>
     </w:p>
     <w:p>
@@ -2138,7 +2172,7 @@
           <w:szCs w:val="44"/>
           <w:rtl/>
         </w:rPr>
-        <w:t>الدعاء الثالث والأربعون</w:t>
+        <w:t>الدعاء الرابع والأربعون</w:t>
       </w:r>
     </w:p>
     <w:p>
@@ -2172,7 +2206,7 @@
           <w:szCs w:val="44"/>
           <w:rtl/>
         </w:rPr>
-        <w:t>الدعاء الرابع والأربعون</w:t>
+        <w:t>الدعاء الخامس والأربعون</w:t>
       </w:r>
     </w:p>
     <w:p>
@@ -2218,7 +2252,7 @@
           <w:szCs w:val="44"/>
           <w:rtl/>
         </w:rPr>
-        <w:t>الدعاء الخامس والأربعون</w:t>
+        <w:t>الدعاء السادس والأربعون</w:t>
       </w:r>
     </w:p>
     <w:p>
@@ -2252,7 +2286,7 @@
           <w:szCs w:val="44"/>
           <w:rtl/>
         </w:rPr>
-        <w:t>الدعاء السادس والأربعون</w:t>
+        <w:t>الدعاء السابع والأربعون</w:t>
       </w:r>
     </w:p>
     <w:p>
@@ -2349,7 +2383,7 @@
           <w:szCs w:val="44"/>
           <w:rtl/>
         </w:rPr>
-        <w:t>الدعاء السابع والأربعون</w:t>
+        <w:t>الدعاء الثامن والأربعون</w:t>
       </w:r>
     </w:p>
     <w:p>
@@ -2395,7 +2429,7 @@
           <w:szCs w:val="44"/>
           <w:rtl/>
         </w:rPr>
-        <w:t>الدعاء الثامن والأربعون</w:t>
+        <w:t>الدعاء التاسع والأربعون</w:t>
       </w:r>
     </w:p>
     <w:p>
@@ -2429,7 +2463,7 @@
           <w:szCs w:val="44"/>
           <w:rtl/>
         </w:rPr>
-        <w:t>الدعاء التاسع والأربعون</w:t>
+        <w:t>الدعاء الخمسون</w:t>
       </w:r>
     </w:p>
     <w:p>
@@ -2501,7 +2535,7 @@
           <w:sz w:val="44"/>
           <w:rtl/>
         </w:rPr>
-        <w:t>الدعاء الخمسون</w:t>
+        <w:t>الدعاء الحادي والخمسون</w:t>
       </w:r>
     </w:p>
     <w:p>
@@ -2694,7 +2728,7 @@
           <w:sz w:val="44"/>
           <w:rtl/>
         </w:rPr>
-        <w:t>الدعاء الحادي والخمسون</w:t>
+        <w:t>الدعاء الثاني والخمسون</w:t>
       </w:r>
     </w:p>
     <w:p>
@@ -2721,7 +2755,7 @@
           <w:sz w:val="44"/>
           <w:rtl/>
         </w:rPr>
-        <w:t>الدعاء الثاني والخمسون</w:t>
+        <w:t>الدعاء الثالث والخمسون</w:t>
       </w:r>
     </w:p>
     <w:p>
@@ -2752,7 +2786,7 @@
           <w:szCs w:val="44"/>
           <w:rtl/>
         </w:rPr>
-        <w:t>الدعاء الثالث والخمسون</w:t>
+        <w:t>الدعاء الرابع والخمسون</w:t>
       </w:r>
     </w:p>
     <w:p>
@@ -2805,7 +2839,7 @@
           <w:szCs w:val="44"/>
           <w:rtl/>
         </w:rPr>
-        <w:t>الدعاء الرابع والخمسون</w:t>
+        <w:t>الدعاء الخامس والخمسون</w:t>
       </w:r>
     </w:p>
     <w:p>

--- a/خزانة الأدعية.docx
+++ b/خزانة الأدعية.docx
@@ -2875,6 +2875,59 @@
           <w:rtl/>
         </w:rPr>
         <w:t xml:space="preserve">﴿بسم الله الرحمن الرحيم يسٓ (1) وَٱلۡقُرۡءَانِ ٱلۡحَكِيمِ (2) إِنَّكَ لَمِنَ ٱلۡمُرۡسَلِينَ (3) عَلَىٰ صِرَٰطٖ مُّسۡتَقِيمٖ (4) تَنزِيلَ ٱلۡعَزِيزِ ٱلرَّحِيمِ (5) لِتُنذِرَ قَوۡمٗا مَّآ أُنذِرَ ءَابَآؤُهُمۡ فَهُمۡ غَٰفِلُونَ (6) لَقَدۡ حَقَّ ٱلۡقَوۡلُ عَلَىٰٓ أَكۡثَرِهِمۡ فَهُمۡ لَا يُؤۡمِنُونَ (7) إِنَّا جَعَلۡنَا فِيٓ أَعۡنَٰقِهِمۡ أَغۡلَٰلٗا فَهِيَ إِلَى ٱلۡأَذۡقَانِ فَهُم مُّقۡمَحُونَ (8) وَجَعَلۡنَا مِنۢ بَيۡنِ أَيۡدِيهِمۡ سَدّٗا وَمِنۡ خَلۡفِهِمۡ سَدّٗا فَأَغۡشَيۡنَٰهُمۡ فَهُمۡ لَا يُبۡصِرُونَ (9) وَسَوَآءٌ عَلَيۡهِمۡ ءَأَنذَرۡتَهُمۡ أَمۡ لَمۡ تُنذِرۡهُمۡ لَا يُؤۡمِنُونَ (10) إِنَّمَا تُنذِرُ مَنِ ٱتَّبَعَ ٱلذِّكۡرَ وَخَشِيَ ٱلرَّحۡمَٰنَ بِٱلۡغَيۡبِۖ فَبَشِّرۡهُ بِمَغۡفِرَةٖ وَأَجۡرٖ كَرِيمٍ (11) إِنَّا نَحۡنُ نُحۡيِ ٱلۡمَوۡتَىٰ وَنَكۡتُبُ مَا قَدَّمُواْ وَءَاثَٰرَهُمۡۚ وَكُلَّ شَيۡءٍ أَحۡصَيۡنَٰهُ فِيٓ إِمَامٖ مُّبِينٖ (12) وَٱضۡرِبۡ لَهُم مَّثَلًا أَصۡحَٰبَ ٱلۡقَرۡيَةِ إِذۡ جَآءَهَا ٱلۡمُرۡسَلُونَ (13) إِذۡ أَرۡسَلۡنَآ إِلَيۡهِمُ ٱثۡنَيۡنِ فَكَذَّبُوهُمَا فَعَزَّزۡنَا بِثَالِثٖ فَقَالُوٓاْ إِنَّآ إِلَيۡكُم مُّرۡسَلُونَ (14) قَالُواْ مَآ أَنتُمۡ إِلَّا بَشَرٞ مِّثۡلُنَا وَمَآ أَنزَلَ ٱلرَّحۡمَٰنُ مِن شَيۡءٍ إِنۡ أَنتُمۡ إِلَّا تَكۡذِبُونَ (15) قَالُواْ رَبُّنَا يَعۡلَمُ إِنَّآ إِلَيۡكُمۡ لَمُرۡسَلُونَ (16) وَمَا عَلَيۡنَآ إِلَّا ٱلۡبَلَٰغُ ٱلۡمُبِينُ (17) قَالُوٓاْ إِنَّا تَطَيَّرۡنَا بِكُمۡۖ لَئِن لَّمۡ تَنتَهُواْ لَنَرۡجُمَنَّكُمۡ وَلَيَمَسَّنَّكُم مِّنَّا عَذَابٌ أَلِيمٞ (18) قَالُواْ طَٰٓئِرُكُم مَّعَكُمۡ أَئِن ذُكِّرۡتُمۚ بَلۡ أَنتُمۡ قَوۡمٞ مُّسۡرِفُونَ (19) وَجَآءَ مِنۡ أَقۡصَا ٱلۡمَدِينَةِ رَجُلٞ يَسۡعَىٰ قَالَ يَٰقَوۡمِ ٱتَّبِعُواْ ٱلۡمُرۡسَلِينَ (20) ٱتَّبِعُواْ مَن لَّا يَسۡـَٔلُكُمۡ أَجۡرٗا وَهُم مُّهۡتَدُونَ (21) وَمَا لِيَ لَآ أَعۡبُدُ ٱلَّذِي فَطَرَنِي وَإِلَيۡهِ تُرۡجَعُونَ (22) ءَأَتَّخِذُ مِن دُونِهِۦٓ ءَالِهَةً إِن يُرِدۡنِ ٱلرَّحۡمَٰنُ بِضُرّٖ لَّا تُغۡنِ عَنِّي شَفَٰعَتُهُمۡ شَيۡـٔٗا وَلَا يُنقِذُونِ (23) إِنِّيٓ إِذٗا لَّفِي ضَلَٰلٖ مُّبِينٍ (24) إِنِّيٓ ءَامَنتُ بِرَبِّكُمۡ فَٱسۡمَعُونِ (25) قِيلَ ٱدۡخُلِ ٱلۡجَنَّةَۖ قَالَ يَٰلَيۡتَ قَوۡمِي يَعۡلَمُونَ (26) بِمَا غَفَرَ لِي رَبِّي وَجَعَلَنِي مِنَ ٱلۡمُكۡرَمِينَ (27) وَمَآ أَنزَلۡنَا عَلَىٰ قَوۡمِهِۦ مِنۢ بَعۡدِهِۦ مِن جُندٖ مِّنَ ٱلسَّمَآءِ وَمَا كُنَّا مُنزِلِينَ (28) إِن كَانَتۡ إِلَّا صَيۡحَةٗ وَٰحِدَةٗ فَإِذَا هُمۡ خَٰمِدُونَ (29) يَٰحَسۡرَةً عَلَى ٱلۡعِبَادِۚ مَا يَأۡتِيهِم مِّن رَّسُولٍ إِلَّا كَانُواْ بِهِۦ يَسۡتَهۡزِءُونَ (30) أَلَمۡ يَرَوۡاْ كَمۡ أَهۡلَكۡنَا قَبۡلَهُم مِّنَ ٱلۡقُرُونِ أَنَّهُمۡ إِلَيۡهِمۡ لَا يَرۡجِعُونَ (31) وَإِن كُلّٞ لَّمَّا جَمِيعٞ لَّدَيۡنَا مُحۡضَرُونَ (32) وَءَايَةٞ لَّهُمُ ٱلۡأَرۡضُ ٱلۡمَيۡتَةُ أَحۡيَيۡنَٰهَا وَأَخۡرَجۡنَا مِنۡهَا حَبّٗا فَمِنۡهُ يَأۡكُلُونَ (33) وَجَعَلۡنَا فِيهَا جَنَّٰتٖ مِّن نَّخِيلٖ وَأَعۡنَٰبٖ وَفَجَّرۡنَا فِيهَا مِنَ ٱلۡعُيُونِ (34) لِيَأۡكُلُواْ مِن ثَمَرِهِۦ وَمَا عَمِلَتۡهُ أَيۡدِيهِمۡۚ أَفَلَا يَشۡكُرُونَ (35) سُبۡحَٰنَ ٱلَّذِي خَلَقَ ٱلۡأَزۡوَٰجَ كُلَّهَا مِمَّا تُنۢبِتُ ٱلۡأَرۡضُ وَمِنۡ أَنفُسِهِمۡ وَمِمَّا لَا يَعۡلَمُونَ (36) وَءَايَةٞ لَّهُمُ ٱلَّيۡلُ نَسۡلَخُ مِنۡهُ ٱلنَّهَارَ فَإِذَا هُم مُّظۡلِمُونَ (37) وَٱلشَّمۡسُ تَجۡرِي لِمُسۡتَقَرّٖ لَّهَاۚ ذَٰلِكَ تَقۡدِيرُ ٱلۡعَزِيزِ ٱلۡعَلِيمِ (38) وَٱلۡقَمَرَ قَدَّرۡنَٰهُ مَنَازِلَ حَتَّىٰ عَادَ كَٱلۡعُرۡجُونِ ٱلۡقَدِيمِ (39) لَا ٱلشَّمۡسُ يَنۢبَغِي لَهَآ أَن تُدۡرِكَ ٱلۡقَمَرَ وَلَا ٱلَّيۡلُ سَابِقُ ٱلنَّهَارِۚ وَكُلّٞ فِي فَلَكٖ يَسۡبَحُونَ (40) وَءَايَةٞ لَّهُمۡ أَنَّا حَمَلۡنَا ذُرِّيَّتَهُمۡ فِي ٱلۡفُلۡكِ ٱلۡمَشۡحُونِ (41) وَخَلَقۡنَا لَهُم مِّن مِّثۡلِهِۦ مَا يَرۡكَبُونَ (42) وَإِن نَّشَأۡ نُغۡرِقۡهُمۡ فَلَا صَرِيخَ لَهُمۡ وَلَا هُمۡ يُنقَذُونَ (43) إِلَّا رَحۡمَةٗ مِّنَّا وَمَتَٰعًا إِلَىٰ حِينٖ (44) وَإِذَا قِيلَ لَهُمُ ٱتَّقُواْ مَا بَيۡنَ أَيۡدِيكُمۡ وَمَا خَلۡفَكُمۡ لَعَلَّكُمۡ تُرۡحَمُونَ (45) وَمَا تَأۡتِيهِم مِّنۡ ءَايَةٖ مِّنۡ ءَايَٰتِ رَبِّهِمۡ إِلَّا كَانُواْ عَنۡهَا مُعۡرِضِينَ (46) وَإِذَا قِيلَ لَهُمۡ أَنفِقُواْ مِمَّا رَزَقَكُمُ ٱللَّهُ قَالَ ٱلَّذِينَ كَفَرُواْ لِلَّذِينَ ءَامَنُوٓاْ أَنُطۡعِمُ مَن لَّوۡ يَشَآءُ ٱللَّهُ أَطۡعَمَهُۥٓ إِنۡ أَنتُمۡ إِلَّا فِي ضَلَٰلٖ مُّبِينٖ (47) وَيَقُولُونَ مَتَىٰ هَٰذَا ٱلۡوَعۡدُ إِن كُنتُمۡ صَٰدِقِينَ (48) مَا يَنظُرُونَ إِلَّا صَيۡحَةٗ وَٰحِدَةٗ تَأۡخُذُهُمۡ وَهُمۡ يَخِصِّمُونَ (49) فَلَا يَسۡتَطِيعُونَ تَوۡصِيَةٗ وَلَآ إِلَىٰٓ أَهۡلِهِمۡ يَرۡجِعُونَ (50) وَنُفِخَ فِي ٱلصُّورِ فَإِذَا هُم مِّنَ ٱلۡأَجۡدَاثِ إِلَىٰ رَبِّهِمۡ يَنسِلُونَ (51) قَالُواْ يَٰوَيۡلَنَا مَنۢ بَعَثَنَا مِن مَّرۡقَدِنَاۜۗ هَٰذَا مَا وَعَدَ ٱلرَّحۡمَٰنُ وَصَدَقَ ٱلۡمُرۡسَلُونَ (52) إِن كَانَتۡ إِلَّا صَيۡحَةٗ وَٰحِدَةٗ فَإِذَا هُمۡ جَمِيعٞ لَّدَيۡنَا مُحۡضَرُونَ (53) فَٱلۡيَوۡمَ لَا تُظۡلَمُ نَفۡسٞ شَيۡـٔٗا وَلَا تُجۡزَوۡنَ إِلَّا مَا كُنتُمۡ تَعۡمَلُونَ (54) إِنَّ أَصۡحَٰبَ ٱلۡجَنَّةِ ٱلۡيَوۡمَ فِي شُغُلٖ فَٰكِهُونَ (55) هُمۡ وَأَزۡوَٰجُهُمۡ فِي ظِلَٰلٍ عَلَى ٱلۡأَرَآئِكِ مُتَّكِـُٔونَ (56) لَهُمۡ فِيهَا فَٰكِهَةٞ وَلَهُم مَّا يَدَّعُونَ (57) سَلَٰمٞ قَوۡلٗا مِّن رَّبّٖ رَّحِيمٖ (58) وَٱمۡتَٰزُواْ ٱلۡيَوۡمَ أَيُّهَا ٱلۡمُجۡرِمُونَ (59) أَلَمۡ أَعۡهَدۡ إِلَيۡكُمۡ يَٰبَنِيٓ ءَادَمَ أَن لَّا تَعۡبُدُواْ ٱلشَّيۡطَٰنَۖ إِنَّهُۥ لَكُمۡ عَدُوّٞ مُّبِينٞ (60) وَأَنِ ٱعۡبُدُونِيۚ هَٰذَا صِرَٰطٞ مُّسۡتَقِيمٞ (61) وَلَقَدۡ أَضَلَّ مِنكُمۡ جِبِلّٗا كَثِيرًاۖ أَفَلَمۡ تَكُونُواْ تَعۡقِلُونَ (62) هَٰذِهِۦ جَهَنَّمُ ٱلَّتِي كُنتُمۡ تُوعَدُونَ (63) ٱصۡلَوۡهَا ٱلۡيَوۡمَ بِمَا كُنتُمۡ تَكۡفُرُونَ (64) ٱلۡيَوۡمَ نَخۡتِمُ عَلَىٰٓ أَفۡوَٰهِهِمۡ وَتُكَلِّمُنَآ أَيۡدِيهِمۡ وَتَشۡهَدُ أَرۡجُلُهُم بِمَا كَانُواْ يَكۡسِبُونَ (65) وَلَوۡ نَشَآءُ لَطَمَسۡنَا عَلَىٰٓ أَعۡيُنِهِمۡ فَٱسۡتَبَقُواْ ٱلصِّرَٰطَ فَأَنَّىٰ يُبۡصِرُونَ (66) وَلَوۡ نَشَآءُ لَمَسَخۡنَٰهُمۡ عَلَىٰ مَكَانَتِهِمۡ فَمَا ٱسۡتَطَٰعُواْ مُضِيّٗا وَلَا يَرۡجِعُونَ (67) وَمَن نُّعَمِّرۡهُ نُنَكِّسۡهُ فِي ٱلۡخَلۡقِۚ أَفَلَا يَعۡقِلُونَ (68) وَمَا عَلَّمۡنَٰهُ ٱلشِّعۡرَ وَمَا يَنۢبَغِي لَهُۥٓۚ إِنۡ هُوَ إِلَّا ذِكۡرٞ وَقُرۡءَانٞ مُّبِينٞ (69) لِّيُنذِرَ مَن كَانَ حَيّٗا وَيَحِقَّ ٱلۡقَوۡلُ عَلَى ٱلۡكَٰفِرِينَ (70) أَوَلَمۡ يَرَوۡاْ أَنَّا خَلَقۡنَا لَهُم مِّمَّا عَمِلَتۡ أَيۡدِينَآ أَنۡعَٰمٗا فَهُمۡ لَهَا مَٰلِكُونَ (71) وَذَلَّلۡنَٰهَا لَهُمۡ فَمِنۡهَا رَكُوبُهُمۡ وَمِنۡهَا يَأۡكُلُونَ (72) وَلَهُمۡ فِيهَا مَنَٰفِعُ وَمَشَارِبُۚ أَفَلَا يَشۡكُرُونَ (73) وَٱتَّخَذُواْ مِن دُونِ ٱللَّهِ ءَالِهَةٗ لَّعَلَّهُمۡ يُنصَرُونَ (74) لَا يَسۡتَطِيعُونَ نَصۡرَهُمۡ وَهُمۡ لَهُمۡ جُندٞ مُّحۡضَرُونَ (75) فَلَا يَحۡزُنكَ قَوۡلُهُمۡۘ إِنَّا نَعۡلَمُ مَا يُسِرُّونَ وَمَا يُعۡلِنُونَ (76) أَوَلَمۡ يَرَ ٱلۡإِنسَٰنُ أَنَّا خَلَقۡنَٰهُ مِن نُّطۡفَةٖ فَإِذَا هُوَ خَصِيمٞ مُّبِينٞ (77) وَضَرَبَ لَنَا مَثَلٗا وَنَسِيَ خَلۡقَهُۥۖ قَالَ مَن يُحۡيِ ٱلۡعِظَٰمَ وَهِيَ رَمِيمٞ (78) قُلۡ يُحۡيِيهَا ٱلَّذِيٓ أَنشَأَهَآ أَوَّلَ مَرَّةٖۖ وَهُوَ بِكُلِّ خَلۡقٍ عَلِيمٌ (79) ٱلَّذِي جَعَلَ لَكُم مِّنَ ٱلشَّجَرِ ٱلۡأَخۡضَرِ نَارٗا فَإِذَآ أَنتُم مِّنۡهُ تُوقِدُونَ (80) أَوَلَيۡسَ ٱلَّذِي خَلَقَ ٱلسَّمَٰوَٰتِ وَٱلۡأَرۡضَ بِقَٰدِرٍ عَلَىٰٓ أَن يَخۡلُقَ مِثۡلَهُمۚ بَلَىٰ وَهُوَ ٱلۡخَلَّٰقُ ٱلۡعَلِيمُ (81) إِنَّمَآ أَمۡرُهُۥٓ إِذَآ أَرَادَ شَيۡـًٔا أَن يَقُولَ لَهُۥ كُن فَيَكُونُ (82) فَسُبۡحَٰنَ ٱلَّذِي بِيَدِهِۦ مَلَكُوتُ كُلِّ شَيۡءٖ وَإِلَيۡهِ تُرۡجَعُونَ (83)﴾</w:t>
+      </w:r>
+    </w:p>
+    <w:p>
+      <w:pPr>
+        <w:bidi/>
+        <w:spacing w:after="120" w:before="320"/>
+        <w:jc w:val="right"/>
+      </w:pPr>
+      <w:r>
+        <w:rPr>
+          <w:rFonts w:ascii="Times New Roman" w:cs="Times New Roman" w:eastAsia="Times New Roman" w:hAnsi="Times New Roman"/>
+          <w:b/>
+          <w:bCs/>
+          <w:sz w:val="44"/>
+          <w:szCs w:val="44"/>
+          <w:rtl/>
+        </w:rPr>
+        <w:t>الدعاء السادس والخمسون</w:t>
+      </w:r>
+    </w:p>
+    <w:p>
+      <w:pPr>
+        <w:bidi/>
+        <w:spacing w:after="200" w:line="340"/>
+        <w:jc w:val="right"/>
+      </w:pPr>
+      <w:r>
+        <w:rPr>
+          <w:rFonts w:ascii="Times New Roman" w:cs="Times New Roman" w:eastAsia="Times New Roman" w:hAnsi="Times New Roman"/>
+          <w:sz w:val="24"/>
+          <w:szCs w:val="24"/>
+          <w:rtl/>
+        </w:rPr>
+        <w:t>سورة ص:</w:t>
+      </w:r>
+    </w:p>
+    <w:p>
+      <w:pPr>
+        <w:bidi/>
+        <w:spacing w:after="200" w:line="340"/>
+        <w:jc w:val="right"/>
+      </w:pPr>
+      <w:r>
+        <w:rPr>
+          <w:rFonts w:ascii="Times New Roman" w:cs="Times New Roman" w:eastAsia="Times New Roman" w:hAnsi="Times New Roman"/>
+          <w:b/>
+          <w:bCs/>
+          <w:color w:val="B23A2E"/>
+          <w:sz w:val="24"/>
+          <w:szCs w:val="24"/>
+          <w:rtl/>
+        </w:rPr>
+        <w:t>﴿بسم الله الرحمن الرحيم صٓۚ وَٱلۡقُرۡءَانِ ذِي ٱلذِّكۡرِ (1) بَلِ ٱلَّذِينَ كَفَرُواْ فِي عِزَّةٖ وَشِقَاقٖ (2) كَمۡ أَهۡلَكۡنَا مِن قَبۡلِهِم مِّن قَرۡنٖ فَنَادَواْ وَّلَاتَ حِينَ مَنَاصٖ (3) وَعَجِبُوٓاْ أَن جَآءَهُم مُّنذِرٞ مِّنۡهُمۡۖ وَقَالَ ٱلۡكَٰفِرُونَ هَٰذَا سَٰحِرٞ كَذَّابٌ (4) أَجَعَلَ ٱلۡأٓلِهَةَ إِلَٰهٗا وَٰحِدًاۖ إِنَّ هَٰذَا لَشَيۡءٌ عُجَابٞ (5) وَٱنطَلَقَ ٱلۡمَلَأُ مِنۡهُمۡ أَنِ ٱمۡشُواْ وَٱصۡبِرُواْ عَلَىٰٓ ءَالِهَتِكُمۡۖ إِنَّ هَٰذَا لَشَيۡءٞ يُرَادُ (6) مَا سَمِعۡنَا بِهَٰذَا فِي ٱلۡمِلَّةِ ٱلۡأٓخِرَةِ إِنۡ هَٰذَآ إِلَّا ٱخۡتِلَٰقٌ (7) أَءُنزِلَ عَلَيۡهِ ٱلذِّكۡرُ مِنۢ بَيۡنِنَاۚ بَلۡ هُمۡ فِي شَكّٖ مِّن ذِكۡرِيۚ بَل لَّمَّا يَذُوقُواْ عَذَابِ (8) أَمۡ عِندَهُمۡ خَزَآئِنُ رَحۡمَةِ رَبِّكَ ٱلۡعَزِيزِ ٱلۡوَهَّابِ (9) أَمۡ لَهُم مُّلۡكُ ٱلسَّمَٰوَٰتِ وَٱلۡأَرۡضِ وَمَا بَيۡنَهُمَاۖ فَلۡيَرۡتَقُواْ فِي ٱلۡأَسۡبَٰبِ (10) جُندٞ مَّا هُنَالِكَ مَهۡزُومٞ مِّنَ ٱلۡأَحۡزَابِ (11) كَذَّبَتۡ قَبۡلَهُمۡ قَوۡمُ نُوحٖ وَعَادٞ وَفِرۡعَوۡنُ ذُو ٱلۡأَوۡتَادِ (12) وَثَمُودُ وَقَوۡمُ لُوطٖ وَأَصۡحَٰبُ لۡـَٔيۡكَةِۚ أُوْلَٰٓئِكَ ٱلۡأَحۡزَابُ (13) إِن كُلٌّ إِلَّا كَذَّبَ ٱلرُّسُلَ فَحَقَّ عِقَابِ (14) وَمَا يَنظُرُ هَٰٓؤُلَآءِ إِلَّا صَيۡحَةٗ وَٰحِدَةٗ مَّا لَهَا مِن فَوَاقٖ (15) وَقَالُواْ رَبَّنَا عَجِّل لَّنَا قِطَّنَا قَبۡلَ يَوۡمِ ٱلۡحِسَابِ (16) ٱصۡبِرۡ عَلَىٰ مَا يَقُولُونَ وَٱذۡكُرۡ عَبۡدَنَا دَاوُۥدَ ذَا ٱلۡأَيۡدِۖ إِنَّهُۥٓ أَوَّابٌ (17) إِنَّا سَخَّرۡنَا ٱلۡجِبَالَ مَعَهُۥ يُسَبِّحۡنَ بِٱلۡعَشِيِّ وَٱلۡإِشۡرَاقِ (18) وَٱلطَّيۡرَ مَحۡشُورَةٗۖ كُلّٞ لَّهُۥٓ أَوَّابٞ (19) وَشَدَدۡنَا مُلۡكَهُۥ وَءَاتَيۡنَٰهُ ٱلۡحِكۡمَةَ وَفَصۡلَ ٱلۡخِطَابِ (20) ۞وَهَلۡ أَتَىٰكَ نَبَؤُاْ ٱلۡخَصۡمِ إِذۡ تَسَوَّرُواْ ٱلۡمِحۡرَابَ (21) إِذۡ دَخَلُواْ عَلَىٰ دَاوُۥدَ فَفَزِعَ مِنۡهُمۡۖ قَالُواْ لَا تَخَفۡۖ خَصۡمَانِ بَغَىٰ بَعۡضُنَا عَلَىٰ بَعۡضٖ فَٱحۡكُم بَيۡنَنَا بِٱلۡحَقِّ وَلَا تُشۡطِطۡ وَٱهۡدِنَآ إِلَىٰ سَوَآءِ ٱلصِّرَٰطِ (22) إِنَّ هَٰذَآ أَخِي لَهُۥ تِسۡعٞ وَتِسۡعُونَ نَعۡجَةٗ وَلِيَ نَعۡجَةٞ وَٰحِدَةٞ فَقَالَ أَكۡفِلۡنِيهَا وَعَزَّنِي فِي ٱلۡخِطَابِ (23) قَالَ لَقَدۡ ظَلَمَكَ بِسُؤَالِ نَعۡجَتِكَ إِلَىٰ نِعَاجِهِۦۖ وَإِنَّ كَثِيرٗا مِّنَ ٱلۡخُلَطَآءِ لَيَبۡغِي بَعۡضُهُمۡ عَلَىٰ بَعۡضٍ إِلَّا ٱلَّذِينَ ءَامَنُواْ وَعَمِلُواْ ٱلصَّٰلِحَٰتِ وَقَلِيلٞ مَّا هُمۡۗ وَظَنَّ دَاوُۥدُ أَنَّمَا فَتَنَّٰهُ فَٱسۡتَغۡفَرَ رَبَّهُۥ وَخَرَّۤ رَاكِعٗاۤ وَأَنَابَ۩ (24) فَغَفَرۡنَا لَهُۥ ذَٰلِكَۖ وَإِنَّ لَهُۥ عِندَنَا لَزُلۡفَىٰ وَحُسۡنَ مَـَٔابٖ (25) يَٰدَاوُۥدُ إِنَّا جَعَلۡنَٰكَ خَلِيفَةٗ فِي ٱلۡأَرۡضِ فَٱحۡكُم بَيۡنَ ٱلنَّاسِ بِٱلۡحَقِّ وَلَا تَتَّبِعِ ٱلۡهَوَىٰ فَيُضِلَّكَ عَن سَبِيلِ ٱللَّهِۚ إِنَّ ٱلَّذِينَ يَضِلُّونَ عَن سَبِيلِ ٱللَّهِ لَهُمۡ عَذَابٞ شَدِيدُۢ بِمَا نَسُواْ يَوۡمَ ٱلۡحِسَابِ (26) وَمَا خَلَقۡنَا ٱلسَّمَآءَ وَٱلۡأَرۡضَ وَمَا بَيۡنَهُمَا بَٰطِلٗاۚ ذَٰلِكَ ظَنُّ ٱلَّذِينَ كَفَرُواْۚ فَوَيۡلٞ لِّلَّذِينَ كَفَرُواْ مِنَ ٱلنَّارِ (27) أَمۡ نَجۡعَلُ ٱلَّذِينَ ءَامَنُواْ وَعَمِلُواْ ٱلصَّٰلِحَٰتِ كَٱلۡمُفۡسِدِينَ فِي ٱلۡأَرۡضِ أَمۡ نَجۡعَلُ ٱلۡمُتَّقِينَ كَٱلۡفُجَّارِ (28) كِتَٰبٌ أَنزَلۡنَٰهُ إِلَيۡكَ مُبَٰرَكٞ لِّيَدَّبَّرُوٓاْ ءَايَٰتِهِۦ وَلِيَتَذَكَّرَ أُوْلُواْ ٱلۡأَلۡبَٰبِ (29) وَوَهَبۡنَا لِدَاوُۥدَ سُلَيۡمَٰنَۚ نِعۡمَ ٱلۡعَبۡدُ إِنَّهُۥٓ أَوَّابٌ (30) إِذۡ عُرِضَ عَلَيۡهِ بِٱلۡعَشِيِّ ٱلصَّٰفِنَٰتُ ٱلۡجِيَادُ (31) فَقَالَ إِنِّيٓ أَحۡبَبۡتُ حُبَّ ٱلۡخَيۡرِ عَن ذِكۡرِ رَبِّي حَتَّىٰ تَوَارَتۡ بِٱلۡحِجَابِ (32) رُدُّوهَا عَلَيَّۖ فَطَفِقَ مَسۡحَۢا بِٱلسُّوقِ وَٱلۡأَعۡنَاقِ (33) وَلَقَدۡ فَتَنَّا سُلَيۡمَٰنَ وَأَلۡقَيۡنَا عَلَىٰ كُرۡسِيِّهِۦ جَسَدٗا ثُمَّ أَنَابَ (34) قَالَ رَبِّ ٱغۡفِرۡ لِي وَهَبۡ لِي مُلۡكٗا لَّا يَنۢبَغِي لِأَحَدٖ مِّنۢ بَعۡدِيٓۖ إِنَّكَ أَنتَ ٱلۡوَهَّابُ (35) فَسَخَّرۡنَا لَهُ ٱلرِّيحَ تَجۡرِي بِأَمۡرِهِۦ رُخَآءً حَيۡثُ أَصَابَ (36) وَٱلشَّيَٰطِينَ كُلَّ بَنَّآءٖ وَغَوَّاصٖ (37) وَءَاخَرِينَ مُقَرَّنِينَ فِي ٱلۡأَصۡفَادِ (38) هَٰذَا عَطَآؤُنَا فَٱمۡنُنۡ أَوۡ أَمۡسِكۡ بِغَيۡرِ حِسَابٖ (39) وَإِنَّ لَهُۥ عِندَنَا لَزُلۡفَىٰ وَحُسۡنَ مَـَٔابٖ (40) وَٱذۡكُرۡ عَبۡدَنَآ أَيُّوبَ إِذۡ نَادَىٰ رَبَّهُۥٓ أَنِّي مَسَّنِيَ ٱلشَّيۡطَٰنُ بِنُصۡبٖ وَعَذَابٍ (41) ٱرۡكُضۡ بِرِجۡلِكَۖ هَٰذَا مُغۡتَسَلُۢ بَارِدٞ وَشَرَابٞ (42) وَوَهَبۡنَا لَهُۥٓ أَهۡلَهُۥ وَمِثۡلَهُم مَّعَهُمۡ رَحۡمَةٗ مِّنَّا وَذِكۡرَىٰ لِأُوْلِي ٱلۡأَلۡبَٰبِ (43) وَخُذۡ بِيَدِكَ ضِغۡثٗا فَٱضۡرِب بِّهِۦ وَلَا تَحۡنَثۡۗ إِنَّا وَجَدۡنَٰهُ صَابِرٗاۚ نِّعۡمَ ٱلۡعَبۡدُ إِنَّهُۥٓ أَوَّابٞ (44) وَٱذۡكُرۡ عِبَٰدَنَآ إِبۡرَٰهِيمَ وَإِسۡحَٰقَ وَيَعۡقُوبَ أُوْلِي ٱلۡأَيۡدِي وَٱلۡأَبۡصَٰرِ (45) إِنَّآ أَخۡلَصۡنَٰهُم بِخَالِصَةٖ ذِكۡرَى ٱلدَّارِ (46) وَإِنَّهُمۡ عِندَنَا لَمِنَ ٱلۡمُصۡطَفَيۡنَ ٱلۡأَخۡيَارِ (47) وَٱذۡكُرۡ إِسۡمَٰعِيلَ وَٱلۡيَسَعَ وَذَا ٱلۡكِفۡلِۖ وَكُلّٞ مِّنَ ٱلۡأَخۡيَارِ (48) هَٰذَا ذِكۡرٞۚ وَإِنَّ لِلۡمُتَّقِينَ لَحُسۡنَ مَـَٔابٖ (49) جَنَّٰتِ عَدۡنٖ مُّفَتَّحَةٗ لَّهُمُ ٱلۡأَبۡوَٰبُ (50) مُتَّكِـِٔينَ فِيهَا يَدۡعُونَ فِيهَا بِفَٰكِهَةٖ كَثِيرَةٖ وَشَرَابٖ (51) ۞وَعِندَهُمۡ قَٰصِرَٰتُ ٱلطَّرۡفِ أَتۡرَابٌ (52) هَٰذَا مَا تُوعَدُونَ لِيَوۡمِ ٱلۡحِسَابِ (53) إِنَّ هَٰذَا لَرِزۡقُنَا مَا لَهُۥ مِن نَّفَادٍ (54) هَٰذَاۚ وَإِنَّ لِلطَّٰغِينَ لَشَرَّ مَـَٔابٖ (55) جَهَنَّمَ يَصۡلَوۡنَهَا فَبِئۡسَ ٱلۡمِهَادُ (56) هَٰذَا فَلۡيَذُوقُوهُ حَمِيمٞ وَغَسَّاقٞ (57) وَءَاخَرُ مِن شَكۡلِهِۦٓ أَزۡوَٰجٌ (58) هَٰذَا فَوۡجٞ مُّقۡتَحِمٞ مَّعَكُمۡ لَا مَرۡحَبَۢا بِهِمۡۚ إِنَّهُمۡ صَالُواْ ٱلنَّارِ (59) قَالُواْ بَلۡ أَنتُمۡ لَا مَرۡحَبَۢا بِكُمۡۖ أَنتُمۡ قَدَّمۡتُمُوهُ لَنَاۖ فَبِئۡسَ ٱلۡقَرَارُ (60) قَالُواْ رَبَّنَا مَن قَدَّمَ لَنَا هَٰذَا فَزِدۡهُ عَذَابٗا ضِعۡفٗا فِي ٱلنَّارِ (61) وَقَالُواْ مَا لَنَا لَا نَرَىٰ رِجَالٗا كُنَّا نَعُدُّهُم مِّنَ ٱلۡأَشۡرَارِ (62) أَتَّخَذۡنَٰهُمۡ سِخۡرِيًّا أَمۡ زَاغَتۡ عَنۡهُمُ ٱلۡأَبۡصَٰرُ (63) إِنَّ ذَٰلِكَ لَحَقّٞ تَخَاصُمُ أَهۡلِ ٱلنَّارِ (64) قُلۡ إِنَّمَآ أَنَا۠ مُنذِرٞۖ وَمَا مِنۡ إِلَٰهٍ إِلَّا ٱللَّهُ ٱلۡوَٰحِدُ ٱلۡقَهَّارُ (65) رَبُّ ٱلسَّمَٰوَٰتِ وَٱلۡأَرۡضِ وَمَا بَيۡنَهُمَا ٱلۡعَزِيزُ ٱلۡغَفَّٰرُ (66) قُلۡ هُوَ نَبَؤٌاْ عَظِيمٌ (67) أَنتُمۡ عَنۡهُ مُعۡرِضُونَ (68) مَا كَانَ لِيَ مِنۡ عِلۡمِۭ بِٱلۡمَلَإِ ٱلۡأَعۡلَىٰٓ إِذۡ يَخۡتَصِمُونَ (69) إِن يُوحَىٰٓ إِلَيَّ إِلَّآ أَنَّمَآ أَنَا۠ نَذِيرٞ مُّبِينٌ (70) إِذۡ قَالَ رَبُّكَ لِلۡمَلَٰٓئِكَةِ إِنِّي خَٰلِقُۢ بَشَرٗا مِّن طِينٖ (71) فَإِذَا سَوَّيۡتُهُۥ وَنَفَخۡتُ فِيهِ مِن رُّوحِي فَقَعُواْ لَهُۥ سَٰجِدِينَ (72) فَسَجَدَ ٱلۡمَلَٰٓئِكَةُ كُلُّهُمۡ أَجۡمَعُونَ (73) إِلَّآ إِبۡلِيسَ ٱسۡتَكۡبَرَ وَكَانَ مِنَ ٱلۡكَٰفِرِينَ (74) قَالَ يَٰٓإِبۡلِيسُ مَا مَنَعَكَ أَن تَسۡجُدَ لِمَا خَلَقۡتُ بِيَدَيَّۖ أَسۡتَكۡبَرۡتَ أَمۡ كُنتَ مِنَ ٱلۡعَالِينَ (75) قَالَ أَنَا۠ خَيۡرٞ مِّنۡهُ خَلَقۡتَنِي مِن نَّارٖ وَخَلَقۡتَهُۥ مِن طِينٖ (76) قَالَ فَٱخۡرُجۡ مِنۡهَا فَإِنَّكَ رَجِيمٞ (77) وَإِنَّ عَلَيۡكَ لَعۡنَتِيٓ إِلَىٰ يَوۡمِ ٱلدِّينِ (78) قَالَ رَبِّ فَأَنظِرۡنِيٓ إِلَىٰ يَوۡمِ يُبۡعَثُونَ (79) قَالَ فَإِنَّكَ مِنَ ٱلۡمُنظَرِينَ (80) إِلَىٰ يَوۡمِ ٱلۡوَقۡتِ ٱلۡمَعۡلُومِ (81) قَالَ فَبِعِزَّتِكَ لَأُغۡوِيَنَّهُمۡ أَجۡمَعِينَ (82) إِلَّا عِبَادَكَ مِنۡهُمُ ٱلۡمُخۡلَصِينَ (83) قَالَ فَٱلۡحَقُّ وَٱلۡحَقَّ أَقُولُ (84) لَأَمۡلَأَنَّ جَهَنَّمَ مِنكَ وَمِمَّن تَبِعَكَ مِنۡهُمۡ أَجۡمَعِينَ (85) قُلۡ مَآ أَسۡـَٔلُكُمۡ عَلَيۡهِ مِنۡ أَجۡرٖ وَمَآ أَنَا۠ مِنَ ٱلۡمُتَكَلِّفِينَ (86) إِنۡ هُوَ إِلَّا ذِكۡرٞ لِّلۡعَٰلَمِينَ (87) وَلَتَعۡلَمُنَّ نَبَأَهُۥ بَعۡدَ حِينِۭ (88)﴾</w:t>
       </w:r>
     </w:p>
     <w:p>

--- a/خزانة الأدعية.docx
+++ b/خزانة الأدعية.docx
@@ -10067,23 +10067,25 @@
       </w:pPr>
       <w:r>
         <w:rPr>
-          <w:sz w:val="24"/>
-        </w:rPr>
-        <w:t xml:space="preserve">تُكرر: </w:t>
-      </w:r>
-      <w:r>
-        <w:rPr>
           <w:b/>
           <w:color w:val="B23A2E"/>
           <w:sz w:val="24"/>
         </w:rPr>
+        <w:t>﴿فَسَيَكْفِيكَهُمُ اللَّهُ وَهُوَ السَّمِيعُ الْعَلِيمُ﴾</w:t>
+      </w:r>
+      <w:r>
+        <w:rPr>
+          <w:sz w:val="24"/>
+        </w:rPr>
+        <w:t xml:space="preserve"> — لكف أذى الناس، تُكرر بعدد فردي. «اللهم اكفنيهم بما شئت وكيف شئت، إنك على ما تشاء قدير» — لتيسير الأمور. وبعد كل صلاة يُقال: </w:t>
+      </w:r>
+      <w:r>
+        <w:rPr>
+          <w:b/>
+          <w:color w:val="B23A2E"/>
+          <w:sz w:val="24"/>
+        </w:rPr>
         <w:t>﴿وَإِذْ كَفَفْتُ بَنِي إِسْرَائِيلَ عَنكَ﴾</w:t>
-      </w:r>
-      <w:r>
-        <w:rPr>
-          <w:sz w:val="24"/>
-        </w:rPr>
-        <w:t xml:space="preserve"> (لسكوت من يؤذيك)</w:t>
       </w:r>
     </w:p>
     <w:p>

--- a/خزانة الأدعية.docx
+++ b/خزانة الأدعية.docx
@@ -22043,6 +22043,63 @@
           <w:sz w:val="24"/>
         </w:rPr>
         <w:t>تنبيه: يُكره للمرأة أن تصلي وهي منتقبة عند عامة العلماء</w:t>
+      </w:r>
+    </w:p>
+    <w:p>
+      <w:pPr>
+        <w:jc w:val="right"/>
+      </w:pPr>
+      <w:r>
+        <w:rPr>
+          <w:b/>
+          <w:sz w:val="44"/>
+        </w:rPr>
+        <w:t>التنكيس في الصلاة: النقطة الأولى</w:t>
+      </w:r>
+    </w:p>
+    <w:p>
+      <w:pPr>
+        <w:jc w:val="right"/>
+      </w:pPr>
+      <w:r>
+        <w:rPr>
+          <w:sz w:val="24"/>
+        </w:rPr>
+        <w:t>منقول من رأي فضيلة الشيخ محمد أبو بكر جاد الرب، وهو اجتهاد فقهي وخلاف بين العلماء وليس نصًا مباشرًا من القرآن أو السنة:</w:t>
+      </w:r>
+    </w:p>
+    <w:p>
+      <w:pPr>
+        <w:jc w:val="right"/>
+      </w:pPr>
+      <w:r>
+        <w:rPr>
+          <w:sz w:val="24"/>
+        </w:rPr>
+        <w:t>النوع الأول: تنكيس السور — يعني أن يُقرأ في الركعة الأولى سورة متأخرة في ترتيب المصحف (مثل سورة الناس)، وفي الركعة الثانية سورة متقدمة عليها (مثل سورة الإخلاص). حكمه: جائز والصلاة صحيحة عند الجمهور، لكنه خلاف الأفضل، والمستحب الالتزام بترتيب المصحف — يعني الصلاة صحيحة لكنها ليست أكمل حال</w:t>
+      </w:r>
+    </w:p>
+    <w:p>
+      <w:pPr>
+        <w:jc w:val="right"/>
+      </w:pPr>
+      <w:r>
+        <w:rPr>
+          <w:b/>
+          <w:sz w:val="44"/>
+        </w:rPr>
+        <w:t>التنكيس في الصلاة: النقطة الثانية</w:t>
+      </w:r>
+    </w:p>
+    <w:p>
+      <w:pPr>
+        <w:jc w:val="right"/>
+      </w:pPr>
+      <w:r>
+        <w:rPr>
+          <w:sz w:val="24"/>
+        </w:rPr>
+        <w:t>النوع الثاني: تنكيس الآيات — يعني قراءة آية متأخرة ثم آية متقدمة عليها في نفس الركعة. حكمه: محرم عند جمهور العلماء، لأن ترتيب الآيات منزل من الله، ولو كان متعمدًا فقد يُبطل الصلاة إن أخلّ بالمعنى أو النظم</w:t>
       </w:r>
     </w:p>
     <w:sectPr>

--- a/خزانة الأدعية.docx
+++ b/خزانة الأدعية.docx
@@ -21774,161 +21774,30 @@
           <w:b/>
           <w:sz w:val="44"/>
         </w:rPr>
-        <w:t>غسل الجنابة: النقطة الأولى</w:t>
-      </w:r>
-    </w:p>
-    <w:p>
-      <w:pPr>
-        <w:jc w:val="right"/>
-      </w:pPr>
-      <w:r>
-        <w:rPr>
-          <w:sz w:val="24"/>
-        </w:rPr>
-        <w:t>متى يجب غسل الجنابة: بعد الجماع (سواء حصل إنزال أو لا)، وبعد انقطاع الحيض والنفاس. ويُستحب أيضًا لصلاة الجمعة والعيدين والإحرام، لكنها سنة وليست فرضًا</w:t>
-      </w:r>
-    </w:p>
-    <w:p>
-      <w:pPr>
-        <w:jc w:val="right"/>
-      </w:pPr>
-      <w:r>
-        <w:rPr>
-          <w:b/>
-          <w:sz w:val="44"/>
-        </w:rPr>
-        <w:t>غسل الجنابة: النقطة الثانية</w:t>
-      </w:r>
-    </w:p>
-    <w:p>
-      <w:pPr>
-        <w:jc w:val="right"/>
-      </w:pPr>
-      <w:r>
-        <w:rPr>
-          <w:sz w:val="24"/>
-        </w:rPr>
-        <w:t>الفرض في غسل الجنابة شيئان فقط: النية (ولا يُشترط التلفظ بها)، وتعميم الجسم كله بالماء — من غير شامبو أو صابون أو شاور جل أو أي إضافات</w:t>
-      </w:r>
-    </w:p>
-    <w:p>
-      <w:pPr>
-        <w:jc w:val="right"/>
-      </w:pPr>
-      <w:r>
-        <w:rPr>
-          <w:b/>
-          <w:sz w:val="44"/>
-        </w:rPr>
-        <w:t>غسل الجنابة: النقطة الثالثة</w:t>
-      </w:r>
-    </w:p>
-    <w:p>
-      <w:pPr>
-        <w:jc w:val="right"/>
-      </w:pPr>
-      <w:r>
-        <w:rPr>
-          <w:sz w:val="24"/>
-        </w:rPr>
-        <w:t xml:space="preserve">الطريقة الكاملة بالسنن والفرائض: غسل اليدين والعورة من الأمام والخلف، ثم الوضوء (ما عدا القدمين)، ثم غسل الشعر حتى تصل المياه لفروة الرأس ولكل خصلات الشعر، ثم الشق الأيمن من الجسم </w:t>
-      </w:r>
-      <w:r>
-        <w:rPr>
-          <w:color w:val="3B5BA5"/>
-          <w:sz w:val="24"/>
-        </w:rPr>
-        <w:t>(3 مرات)</w:t>
-      </w:r>
-      <w:r>
-        <w:rPr>
-          <w:sz w:val="24"/>
-        </w:rPr>
-        <w:t xml:space="preserve">، ثم الشق الأيسر </w:t>
-      </w:r>
-      <w:r>
-        <w:rPr>
-          <w:color w:val="3B5BA5"/>
-          <w:sz w:val="24"/>
-        </w:rPr>
-        <w:t>(3 مرات)</w:t>
-      </w:r>
-      <w:r>
-        <w:rPr>
-          <w:sz w:val="24"/>
-        </w:rPr>
-        <w:t xml:space="preserve">، ثم الجسم كله </w:t>
-      </w:r>
-      <w:r>
-        <w:rPr>
-          <w:color w:val="3B5BA5"/>
-          <w:sz w:val="24"/>
-        </w:rPr>
-        <w:t>(3 مرات)</w:t>
-      </w:r>
-      <w:r>
-        <w:rPr>
-          <w:sz w:val="24"/>
-        </w:rPr>
-        <w:t>، ثم إتمام الوضوء بغسل القدمين احترازًا فقط. (ينفع تستحم أولًا وبعدين تعمل الغسل، أو العكس)</w:t>
-      </w:r>
-    </w:p>
-    <w:p>
-      <w:pPr>
-        <w:jc w:val="right"/>
-      </w:pPr>
-      <w:r>
-        <w:rPr>
-          <w:b/>
-          <w:sz w:val="44"/>
-        </w:rPr>
-        <w:t>غسل الجنابة: النقطة الرابعة</w:t>
-      </w:r>
-    </w:p>
-    <w:p>
-      <w:pPr>
-        <w:jc w:val="right"/>
-      </w:pPr>
-      <w:r>
-        <w:rPr>
-          <w:sz w:val="24"/>
-        </w:rPr>
-        <w:t>من اقتصر على الفرض فقط (النية وتعميم الجسم بالماء) فغسله صحيح وإن فاتته السنن؛ أما من غير الغسل أصلًا (الفرض ناقص) فالعبادات التي تشترطه كالصلاة والإحرام للحج أو العمرة تكون باطلة</w:t>
-      </w:r>
-    </w:p>
-    <w:p>
-      <w:pPr>
-        <w:jc w:val="right"/>
-      </w:pPr>
-      <w:r>
-        <w:rPr>
-          <w:b/>
-          <w:sz w:val="44"/>
-        </w:rPr>
-        <w:t>غسل الجنابة: النقطة الخامسة</w:t>
-      </w:r>
-    </w:p>
-    <w:p>
-      <w:pPr>
-        <w:jc w:val="right"/>
-      </w:pPr>
-      <w:r>
-        <w:rPr>
-          <w:sz w:val="24"/>
-        </w:rPr>
-        <w:t>غسل الجنابة لا ينتقض إلا بموجب جديد: جماع، أو حيض، أو نفاس، أو الكفر بالله والعياذ بالله (فإذا عاد صاحبه للإسلام اغتسل ليرجع إليه، وهو نفس غسل الجنابة مع إضافة بعض الأمور البسيطة)</w:t>
-      </w:r>
-    </w:p>
-    <w:p>
-      <w:pPr>
-        <w:jc w:val="right"/>
-      </w:pPr>
-      <w:r>
-        <w:rPr>
-          <w:b/>
-          <w:sz w:val="44"/>
-        </w:rPr>
-        <w:t>عورة المرأة في الصلاة: النقطة الأولى</w:t>
+        <w:t>1. غسل الجنابة</w:t>
+      </w:r>
+    </w:p>
+    <w:p>
+      <w:pPr>
+        <w:jc w:val="right"/>
+      </w:pPr>
+      <w:r>
+        <w:rPr>
+          <w:sz w:val="24"/>
+        </w:rPr>
+        <w:t>(أ) متى يجب غسل الجنابة: بعد الجماع (سواء حصل إنزال أو لا)، وبعد انقطاع الحيض والنفاس. ويُستحب أيضًا لصلاة الجمعة والعيدين والإحرام، لكنها سنة وليست فرضًا (ب) الفرض في غسل الجنابة شيئان فقط: النية (ولا يُشترط التلفظ بها)، وتعميم الجسم كله بالماء — من غير شامبو أو صابون أو شاور جل أو أي إضافات (ج) الطريقة الكاملة بالسنن والفرائض: غسل اليدين والعورة من الأمام والخلف، ثم الوضوء (ما عدا القدمين)، ثم غسل الشعر حتى تصل المياه لفروة الرأس ولكل خصلات الشعر، ثم الشق الأيمن من الجسم (3 مرات)، ثم الشق الأيسر (3 مرات)، ثم الجسم كله (3 مرات)، ثم إتمام الوضوء بغسل القدمين احترازًا فقط. (ينفع تستحم أولًا وبعدين تعمل الغسل، أو العكس) (د) من اقتصر على الفرض فقط (النية وتعميم الجسم بالماء) فغسله صحيح وإن فاتته السنن؛ أما من غير الغسل أصلًا (الفرض ناقص) فالعبادات التي تشترطه كالصلاة والإحرام للحج أو العمرة تكون باطلة (هـ) غسل الجنابة لا ينتقض إلا بموجب جديد: جماع، أو حيض، أو نفاس، أو الكفر بالله والعياذ بالله (فإذا عاد صاحبه للإسلام اغتسل ليرجع إليه، وهو نفس غسل الجنابة مع إضافة بعض الأمور البسيطة)</w:t>
+      </w:r>
+    </w:p>
+    <w:p>
+      <w:pPr>
+        <w:jc w:val="right"/>
+      </w:pPr>
+      <w:r>
+        <w:rPr>
+          <w:b/>
+          <w:sz w:val="44"/>
+        </w:rPr>
+        <w:t>2. عورة المرأة في الصلاة</w:t>
       </w:r>
     </w:p>
     <w:p>
@@ -21950,111 +21819,19 @@
         <w:rPr>
           <w:sz w:val="24"/>
         </w:rPr>
-        <w:t>اتفق الفقهاء على أن وجه المرأة ليس بعورة في الصلاة</w:t>
-      </w:r>
-    </w:p>
-    <w:p>
-      <w:pPr>
-        <w:jc w:val="right"/>
-      </w:pPr>
-      <w:r>
-        <w:rPr>
-          <w:b/>
-          <w:sz w:val="44"/>
-        </w:rPr>
-        <w:t>عورة المرأة في الصلاة: النقطة الثانية</w:t>
-      </w:r>
-    </w:p>
-    <w:p>
-      <w:pPr>
-        <w:jc w:val="right"/>
-      </w:pPr>
-      <w:r>
-        <w:rPr>
-          <w:sz w:val="24"/>
-        </w:rPr>
-        <w:t>جمهور الفقهاء: بدن المرأة كله عورة إلا الوجه والكفين؛ والحنابلة في المشهور: كله عورة إلا الوجه</w:t>
-      </w:r>
-    </w:p>
-    <w:p>
-      <w:pPr>
-        <w:jc w:val="right"/>
-      </w:pPr>
-      <w:r>
-        <w:rPr>
-          <w:b/>
-          <w:sz w:val="44"/>
-        </w:rPr>
-        <w:t>عورة المرأة في الصلاة: النقطة الثالثة</w:t>
-      </w:r>
-    </w:p>
-    <w:p>
-      <w:pPr>
-        <w:jc w:val="right"/>
-      </w:pPr>
-      <w:r>
-        <w:rPr>
-          <w:sz w:val="24"/>
-        </w:rPr>
-        <w:t>القدمان محل خلاف: ذهب المالكية والشافعية والحنابلة إلى وجوب سترهما في الصلاة (واستدلوا بحديث أم سلمة)، بينما لا يراهما أبو حنيفة من العورة؛ والأحوط للمرأة أن تغطي قدميها</w:t>
-      </w:r>
-    </w:p>
-    <w:p>
-      <w:pPr>
-        <w:jc w:val="right"/>
-      </w:pPr>
-      <w:r>
-        <w:rPr>
-          <w:b/>
-          <w:sz w:val="44"/>
-        </w:rPr>
-        <w:t>عورة المرأة في الصلاة: النقطة الرابعة</w:t>
-      </w:r>
-    </w:p>
-    <w:p>
-      <w:pPr>
-        <w:jc w:val="right"/>
-      </w:pPr>
-      <w:r>
-        <w:rPr>
-          <w:sz w:val="24"/>
-        </w:rPr>
-        <w:t>إذا انكشف من عورة المرأة شيء يسير بغير قصد، فالصلاة صحيحة على القول المختار</w:t>
-      </w:r>
-    </w:p>
-    <w:p>
-      <w:pPr>
-        <w:jc w:val="right"/>
-      </w:pPr>
-      <w:r>
-        <w:rPr>
-          <w:b/>
-          <w:sz w:val="44"/>
-        </w:rPr>
-        <w:t>عورة المرأة في الصلاة: النقطة الخامسة</w:t>
-      </w:r>
-    </w:p>
-    <w:p>
-      <w:pPr>
-        <w:jc w:val="right"/>
-      </w:pPr>
-      <w:r>
-        <w:rPr>
-          <w:sz w:val="24"/>
-        </w:rPr>
-        <w:t>تنبيه: يُكره للمرأة أن تصلي وهي منتقبة عند عامة العلماء</w:t>
-      </w:r>
-    </w:p>
-    <w:p>
-      <w:pPr>
-        <w:jc w:val="right"/>
-      </w:pPr>
-      <w:r>
-        <w:rPr>
-          <w:b/>
-          <w:sz w:val="44"/>
-        </w:rPr>
-        <w:t>التنكيس في الصلاة: النقطة الأولى</w:t>
+        <w:t>(أ) اتفق الفقهاء على أن وجه المرأة ليس بعورة في الصلاة (ب) جمهور الفقهاء: بدن المرأة كله عورة إلا الوجه والكفين؛ والحنابلة في المشهور: كله عورة إلا الوجه (ج) القدمان محل خلاف: ذهب المالكية والشافعية والحنابلة إلى وجوب سترهما في الصلاة (واستدلوا بحديث أم سلمة)، بينما لا يراهما أبو حنيفة من العورة؛ والأحوط للمرأة أن تغطي قدميها (د) إذا انكشف من عورة المرأة شيء يسير بغير قصد، فالصلاة صحيحة على القول المختار (هـ) تنبيه: يُكره للمرأة أن تصلي وهي منتقبة عند عامة العلماء</w:t>
+      </w:r>
+    </w:p>
+    <w:p>
+      <w:pPr>
+        <w:jc w:val="right"/>
+      </w:pPr>
+      <w:r>
+        <w:rPr>
+          <w:b/>
+          <w:sz w:val="44"/>
+        </w:rPr>
+        <w:t>3. التنكيس في الصلاة</w:t>
       </w:r>
     </w:p>
     <w:p>
@@ -22076,30 +21853,7 @@
         <w:rPr>
           <w:sz w:val="24"/>
         </w:rPr>
-        <w:t>النوع الأول: تنكيس السور — يعني أن يُقرأ في الركعة الأولى سورة متأخرة في ترتيب المصحف (مثل سورة الناس)، وفي الركعة الثانية سورة متقدمة عليها (مثل سورة الإخلاص). حكمه: جائز والصلاة صحيحة عند الجمهور، لكنه خلاف الأفضل، والمستحب الالتزام بترتيب المصحف — يعني الصلاة صحيحة لكنها ليست أكمل حال</w:t>
-      </w:r>
-    </w:p>
-    <w:p>
-      <w:pPr>
-        <w:jc w:val="right"/>
-      </w:pPr>
-      <w:r>
-        <w:rPr>
-          <w:b/>
-          <w:sz w:val="44"/>
-        </w:rPr>
-        <w:t>التنكيس في الصلاة: النقطة الثانية</w:t>
-      </w:r>
-    </w:p>
-    <w:p>
-      <w:pPr>
-        <w:jc w:val="right"/>
-      </w:pPr>
-      <w:r>
-        <w:rPr>
-          <w:sz w:val="24"/>
-        </w:rPr>
-        <w:t>النوع الثاني: تنكيس الآيات — يعني قراءة آية متأخرة ثم آية متقدمة عليها في نفس الركعة. حكمه: محرم عند جمهور العلماء، لأن ترتيب الآيات منزل من الله، ولو كان متعمدًا فقد يُبطل الصلاة إن أخلّ بالمعنى أو النظم</w:t>
+        <w:t>(أ) النوع الأول: تنكيس السور — يعني أن يُقرأ في الركعة الأولى سورة متأخرة في ترتيب المصحف (مثل سورة الناس)، وفي الركعة الثانية سورة متقدمة عليها (مثل سورة الإخلاص). حكمه: جائز والصلاة صحيحة عند الجمهور، لكنه خلاف الأفضل، والمستحب الالتزام بترتيب المصحف — يعني الصلاة صحيحة لكنها ليست أكمل حال (ب) النوع الثاني: تنكيس الآيات — يعني قراءة آية متأخرة ثم آية متقدمة عليها في نفس الركعة. حكمه: محرم عند جمهور العلماء، لأن ترتيب الآيات منزل من الله، ولو كان متعمدًا فقد يُبطل الصلاة إن أخلّ بالمعنى أو النظم</w:t>
       </w:r>
     </w:p>
     <w:sectPr>

--- a/خزانة الأدعية.docx
+++ b/خزانة الأدعية.docx
@@ -21785,7 +21785,51 @@
         <w:rPr>
           <w:sz w:val="24"/>
         </w:rPr>
-        <w:t>(أ) متى يجب غسل الجنابة: بعد الجماع (سواء حصل إنزال أو لا)، وبعد انقطاع الحيض والنفاس. ويُستحب أيضًا لصلاة الجمعة والعيدين والإحرام، لكنها سنة وليست فرضًا (ب) الفرض في غسل الجنابة شيئان فقط: النية (ولا يُشترط التلفظ بها)، وتعميم الجسم كله بالماء — من غير شامبو أو صابون أو شاور جل أو أي إضافات (ج) الطريقة الكاملة بالسنن والفرائض: غسل اليدين والعورة من الأمام والخلف، ثم الوضوء (ما عدا القدمين)، ثم غسل الشعر حتى تصل المياه لفروة الرأس ولكل خصلات الشعر، ثم الشق الأيمن من الجسم (3 مرات)، ثم الشق الأيسر (3 مرات)، ثم الجسم كله (3 مرات)، ثم إتمام الوضوء بغسل القدمين احترازًا فقط. (ينفع تستحم أولًا وبعدين تعمل الغسل، أو العكس) (د) من اقتصر على الفرض فقط (النية وتعميم الجسم بالماء) فغسله صحيح وإن فاتته السنن؛ أما من غير الغسل أصلًا (الفرض ناقص) فالعبادات التي تشترطه كالصلاة والإحرام للحج أو العمرة تكون باطلة (هـ) غسل الجنابة لا ينتقض إلا بموجب جديد: جماع، أو حيض، أو نفاس، أو الكفر بالله والعياذ بالله (فإذا عاد صاحبه للإسلام اغتسل ليرجع إليه، وهو نفس غسل الجنابة مع إضافة بعض الأمور البسيطة)</w:t>
+        <w:t>(أ) متى يجب غسل الجنابة: بعد الجماع (سواء حصل إنزال أو لا)، وبعد انقطاع الحيض والنفاس. ويُستحب أيضًا لصلاة الجمعة والعيدين والإحرام، لكنها سنة وليست فرضًا</w:t>
+      </w:r>
+    </w:p>
+    <w:p>
+      <w:pPr>
+        <w:jc w:val="right"/>
+      </w:pPr>
+      <w:r>
+        <w:rPr>
+          <w:sz w:val="24"/>
+        </w:rPr>
+        <w:t>(ب) الفرض في غسل الجنابة شيئان فقط: النية (ولا يُشترط التلفظ بها)، وتعميم الجسم كله بالماء — من غير شامبو أو صابون أو شاور جل أو أي إضافات</w:t>
+      </w:r>
+    </w:p>
+    <w:p>
+      <w:pPr>
+        <w:jc w:val="right"/>
+      </w:pPr>
+      <w:r>
+        <w:rPr>
+          <w:sz w:val="24"/>
+        </w:rPr>
+        <w:t>(ج) الطريقة الكاملة بالسنن والفرائض: غسل اليدين والعورة من الأمام والخلف، ثم الوضوء (ما عدا القدمين)، ثم غسل الشعر حتى تصل المياه لفروة الرأس ولكل خصلات الشعر، ثم الشق الأيمن من الجسم (3 مرات)، ثم الشق الأيسر (3 مرات)، ثم الجسم كله (3 مرات)، ثم إتمام الوضوء بغسل القدمين احترازًا فقط. (ينفع تستحم أولًا وبعدين تعمل الغسل، أو العكس)</w:t>
+      </w:r>
+    </w:p>
+    <w:p>
+      <w:pPr>
+        <w:jc w:val="right"/>
+      </w:pPr>
+      <w:r>
+        <w:rPr>
+          <w:sz w:val="24"/>
+        </w:rPr>
+        <w:t>(د) من اقتصر على الفرض فقط (النية وتعميم الجسم بالماء) فغسله صحيح وإن فاتته السنن؛ أما من غير الغسل أصلًا (الفرض ناقص) فالعبادات التي تشترطه كالصلاة والإحرام للحج أو العمرة تكون باطلة</w:t>
+      </w:r>
+    </w:p>
+    <w:p>
+      <w:pPr>
+        <w:jc w:val="right"/>
+      </w:pPr>
+      <w:r>
+        <w:rPr>
+          <w:sz w:val="24"/>
+        </w:rPr>
+        <w:t>(هـ) غسل الجنابة لا ينتقض إلا بموجب جديد: جماع، أو حيض، أو نفاس، أو الكفر بالله والعياذ بالله (فإذا عاد صاحبه للإسلام اغتسل ليرجع إليه، وهو نفس غسل الجنابة مع إضافة بعض الأمور البسيطة)</w:t>
       </w:r>
     </w:p>
     <w:p>
@@ -21819,7 +21863,51 @@
         <w:rPr>
           <w:sz w:val="24"/>
         </w:rPr>
-        <w:t>(أ) اتفق الفقهاء على أن وجه المرأة ليس بعورة في الصلاة (ب) جمهور الفقهاء: بدن المرأة كله عورة إلا الوجه والكفين؛ والحنابلة في المشهور: كله عورة إلا الوجه (ج) القدمان محل خلاف: ذهب المالكية والشافعية والحنابلة إلى وجوب سترهما في الصلاة (واستدلوا بحديث أم سلمة)، بينما لا يراهما أبو حنيفة من العورة؛ والأحوط للمرأة أن تغطي قدميها (د) إذا انكشف من عورة المرأة شيء يسير بغير قصد، فالصلاة صحيحة على القول المختار (هـ) تنبيه: يُكره للمرأة أن تصلي وهي منتقبة عند عامة العلماء</w:t>
+        <w:t>(أ) اتفق الفقهاء على أن وجه المرأة ليس بعورة في الصلاة</w:t>
+      </w:r>
+    </w:p>
+    <w:p>
+      <w:pPr>
+        <w:jc w:val="right"/>
+      </w:pPr>
+      <w:r>
+        <w:rPr>
+          <w:sz w:val="24"/>
+        </w:rPr>
+        <w:t>(ب) جمهور الفقهاء: بدن المرأة كله عورة إلا الوجه والكفين؛ والحنابلة في المشهور: كله عورة إلا الوجه</w:t>
+      </w:r>
+    </w:p>
+    <w:p>
+      <w:pPr>
+        <w:jc w:val="right"/>
+      </w:pPr>
+      <w:r>
+        <w:rPr>
+          <w:sz w:val="24"/>
+        </w:rPr>
+        <w:t>(ج) القدمان محل خلاف: ذهب المالكية والشافعية والحنابلة إلى وجوب سترهما في الصلاة (واستدلوا بحديث أم سلمة)، بينما لا يراهما أبو حنيفة من العورة؛ والأحوط للمرأة أن تغطي قدميها</w:t>
+      </w:r>
+    </w:p>
+    <w:p>
+      <w:pPr>
+        <w:jc w:val="right"/>
+      </w:pPr>
+      <w:r>
+        <w:rPr>
+          <w:sz w:val="24"/>
+        </w:rPr>
+        <w:t>(د) إذا انكشف من عورة المرأة شيء يسير بغير قصد، فالصلاة صحيحة على القول المختار</w:t>
+      </w:r>
+    </w:p>
+    <w:p>
+      <w:pPr>
+        <w:jc w:val="right"/>
+      </w:pPr>
+      <w:r>
+        <w:rPr>
+          <w:sz w:val="24"/>
+        </w:rPr>
+        <w:t>(هـ) تنبيه: يُكره للمرأة أن تصلي وهي منتقبة عند عامة العلماء</w:t>
       </w:r>
     </w:p>
     <w:p>
@@ -21853,7 +21941,18 @@
         <w:rPr>
           <w:sz w:val="24"/>
         </w:rPr>
-        <w:t>(أ) النوع الأول: تنكيس السور — يعني أن يُقرأ في الركعة الأولى سورة متأخرة في ترتيب المصحف (مثل سورة الناس)، وفي الركعة الثانية سورة متقدمة عليها (مثل سورة الإخلاص). حكمه: جائز والصلاة صحيحة عند الجمهور، لكنه خلاف الأفضل، والمستحب الالتزام بترتيب المصحف — يعني الصلاة صحيحة لكنها ليست أكمل حال (ب) النوع الثاني: تنكيس الآيات — يعني قراءة آية متأخرة ثم آية متقدمة عليها في نفس الركعة. حكمه: محرم عند جمهور العلماء، لأن ترتيب الآيات منزل من الله، ولو كان متعمدًا فقد يُبطل الصلاة إن أخلّ بالمعنى أو النظم</w:t>
+        <w:t>(أ) النوع الأول: تنكيس السور — يعني أن يُقرأ في الركعة الأولى سورة متأخرة في ترتيب المصحف (مثل سورة الناس)، وفي الركعة الثانية سورة متقدمة عليها (مثل سورة الإخلاص). حكمه: جائز والصلاة صحيحة عند الجمهور، لكنه خلاف الأفضل، والمستحب الالتزام بترتيب المصحف — يعني الصلاة صحيحة لكنها ليست أكمل حال</w:t>
+      </w:r>
+    </w:p>
+    <w:p>
+      <w:pPr>
+        <w:jc w:val="right"/>
+      </w:pPr>
+      <w:r>
+        <w:rPr>
+          <w:sz w:val="24"/>
+        </w:rPr>
+        <w:t>(ب) النوع الثاني: تنكيس الآيات — يعني قراءة آية متأخرة ثم آية متقدمة عليها في نفس الركعة. حكمه: محرم عند جمهور العلماء، لأن ترتيب الآيات منزل من الله، ولو كان متعمدًا فقد يُبطل الصلاة إن أخلّ بالمعنى أو النظم</w:t>
       </w:r>
     </w:p>
     <w:sectPr>

--- a/خزانة الأدعية.docx
+++ b/خزانة الأدعية.docx
@@ -379,7 +379,41 @@
           <w:szCs w:val="44"/>
           <w:rtl/>
         </w:rPr>
-        <w:t xml:space="preserve">الدعاء الخامس</w:t>
+        <w:t>الدعاء الخامس</w:t>
+      </w:r>
+    </w:p>
+    <w:p>
+      <w:pPr>
+        <w:bidi/>
+        <w:spacing w:after="200" w:line="340"/>
+        <w:jc w:val="right"/>
+      </w:pPr>
+      <w:r>
+        <w:rPr>
+          <w:rFonts w:ascii="Times New Roman" w:cs="Times New Roman" w:eastAsia="Times New Roman" w:hAnsi="Times New Roman"/>
+          <w:sz w:val="24"/>
+          <w:szCs w:val="24"/>
+          <w:rtl/>
+        </w:rPr>
+        <w:t>اللهم لك الحمد كله، ولك الملك كله، بيدك الخير كله، إليك يرجع الأمر كله، علانيته وسره، فأهل أن تُحمد، إنك على كل شيء قدير. اللهم اغفر لي جميع ما مضى من ذنوبي، واعصمني فيما بقي من عمري، وارزقني عملًا زاكيًا ترضى به عني (رواه الإمام أحمد في المسند، ورواه الطبراني في الدعاء)</w:t>
+      </w:r>
+    </w:p>
+    <w:p>
+      <w:pPr>
+        <w:bidi/>
+        <w:spacing w:after="120" w:before="320"/>
+        <w:jc w:val="right"/>
+      </w:pPr>
+      <w:r>
+        <w:rPr>
+          <w:rFonts w:ascii="Times New Roman" w:cs="Times New Roman" w:eastAsia="Times New Roman" w:hAnsi="Times New Roman"/>
+          <w:b/>
+          <w:bCs/>
+          <w:sz w:val="44"/>
+          <w:szCs w:val="44"/>
+          <w:rtl/>
+        </w:rPr>
+        <w:t>الدعاء السادس</w:t>
       </w:r>
     </w:p>
     <w:p>
@@ -413,7 +447,7 @@
           <w:szCs w:val="44"/>
           <w:rtl/>
         </w:rPr>
-        <w:t xml:space="preserve">الدعاء السادس</w:t>
+        <w:t>الدعاء السابع</w:t>
       </w:r>
     </w:p>
     <w:p>
@@ -468,7 +502,7 @@
           <w:szCs w:val="44"/>
           <w:rtl/>
         </w:rPr>
-        <w:t xml:space="preserve">الدعاء السابع</w:t>
+        <w:t>الدعاء الثامن</w:t>
       </w:r>
     </w:p>
     <w:p>
@@ -502,7 +536,7 @@
           <w:szCs w:val="44"/>
           <w:rtl/>
         </w:rPr>
-        <w:t xml:space="preserve">الدعاء الثامن</w:t>
+        <w:t>الدعاء التاسع</w:t>
       </w:r>
     </w:p>
     <w:p>
@@ -536,7 +570,7 @@
           <w:szCs w:val="44"/>
           <w:rtl/>
         </w:rPr>
-        <w:t xml:space="preserve">الدعاء التاسع</w:t>
+        <w:t>الدعاء العاشر</w:t>
       </w:r>
     </w:p>
     <w:p>
@@ -591,7 +625,7 @@
           <w:szCs w:val="44"/>
           <w:rtl/>
         </w:rPr>
-        <w:t xml:space="preserve">الدعاء العاشر</w:t>
+        <w:t>الدعاء الحادي عشر</w:t>
       </w:r>
     </w:p>
     <w:p>
@@ -625,7 +659,7 @@
           <w:szCs w:val="44"/>
           <w:rtl/>
         </w:rPr>
-        <w:t xml:space="preserve">الدعاء الحادي عشر</w:t>
+        <w:t>الدعاء الثاني عشر</w:t>
       </w:r>
     </w:p>
     <w:p>
@@ -680,7 +714,7 @@
           <w:szCs w:val="44"/>
           <w:rtl/>
         </w:rPr>
-        <w:t xml:space="preserve">الدعاء الثاني عشر</w:t>
+        <w:t>الدعاء الثالث عشر</w:t>
       </w:r>
     </w:p>
     <w:p>
@@ -735,7 +769,7 @@
           <w:szCs w:val="44"/>
           <w:rtl/>
         </w:rPr>
-        <w:t xml:space="preserve">الدعاء الثالث عشر</w:t>
+        <w:t>الدعاء الرابع عشر</w:t>
       </w:r>
     </w:p>
     <w:p>
@@ -769,7 +803,7 @@
           <w:szCs w:val="44"/>
           <w:rtl/>
         </w:rPr>
-        <w:t xml:space="preserve">الدعاء الرابع عشر</w:t>
+        <w:t>الدعاء الخامس عشر</w:t>
       </w:r>
     </w:p>
     <w:p>
@@ -818,7 +852,7 @@
           <w:b/>
           <w:sz w:val="44"/>
         </w:rPr>
-        <w:t>الدعاء الخامس عشر</w:t>
+        <w:t>الدعاء السادس عشر</w:t>
       </w:r>
     </w:p>
     <w:p>
@@ -848,7 +882,7 @@
           <w:b/>
           <w:sz w:val="44"/>
         </w:rPr>
-        <w:t>الدعاء السادس عشر</w:t>
+        <w:t>الدعاء السابع عشر</w:t>
       </w:r>
     </w:p>
     <w:p>
@@ -877,7 +911,7 @@
           <w:szCs w:val="44"/>
           <w:rtl/>
         </w:rPr>
-        <w:t>الدعاء السابع عشر</w:t>
+        <w:t>الدعاء الثامن عشر</w:t>
       </w:r>
     </w:p>
     <w:p>
@@ -911,7 +945,7 @@
           <w:szCs w:val="44"/>
           <w:rtl/>
         </w:rPr>
-        <w:t>الدعاء الثامن عشر</w:t>
+        <w:t>الدعاء التاسع عشر</w:t>
       </w:r>
     </w:p>
     <w:p>
@@ -966,7 +1000,7 @@
           <w:szCs w:val="44"/>
           <w:rtl/>
         </w:rPr>
-        <w:t>الدعاء التاسع عشر</w:t>
+        <w:t>الدعاء العشرون</w:t>
       </w:r>
     </w:p>
     <w:p>
@@ -1021,7 +1055,7 @@
           <w:szCs w:val="44"/>
           <w:rtl/>
         </w:rPr>
-        <w:t>الدعاء العشرون</w:t>
+        <w:t>الدعاء الحادي والعشرون</w:t>
       </w:r>
     </w:p>
     <w:p>
@@ -1055,7 +1089,7 @@
           <w:szCs w:val="44"/>
           <w:rtl/>
         </w:rPr>
-        <w:t>الدعاء الحادي والعشرون</w:t>
+        <w:t>الدعاء الثاني والعشرون</w:t>
       </w:r>
     </w:p>
     <w:p>
@@ -1083,7 +1117,7 @@
           <w:b/>
           <w:sz w:val="44"/>
         </w:rPr>
-        <w:t>الدعاء الثاني والعشرون</w:t>
+        <w:t>الدعاء الثالث والعشرون</w:t>
       </w:r>
     </w:p>
     <w:p>
@@ -1120,7 +1154,7 @@
           <w:b/>
           <w:sz w:val="44"/>
         </w:rPr>
-        <w:t>الدعاء الثالث والعشرون</w:t>
+        <w:t>الدعاء الرابع والعشرون</w:t>
       </w:r>
     </w:p>
     <w:p>
@@ -1143,7 +1177,7 @@
           <w:b/>
           <w:sz w:val="44"/>
         </w:rPr>
-        <w:t>الدعاء الرابع والعشرون</w:t>
+        <w:t>الدعاء الخامس والعشرون</w:t>
       </w:r>
     </w:p>
     <w:p>
@@ -1186,7 +1220,7 @@
           <w:szCs w:val="44"/>
           <w:rtl/>
         </w:rPr>
-        <w:t>الدعاء الخامس والعشرون</w:t>
+        <w:t>الدعاء السادس والعشرون</w:t>
       </w:r>
     </w:p>
     <w:p>
@@ -1220,7 +1254,7 @@
           <w:szCs w:val="44"/>
           <w:rtl/>
         </w:rPr>
-        <w:t>الدعاء السادس والعشرون</w:t>
+        <w:t>الدعاء السابع والعشرون</w:t>
       </w:r>
     </w:p>
     <w:p>
@@ -1254,7 +1288,7 @@
           <w:szCs w:val="44"/>
           <w:rtl/>
         </w:rPr>
-        <w:t>الدعاء السابع والعشرون</w:t>
+        <w:t>الدعاء الثامن والعشرون</w:t>
       </w:r>
     </w:p>
     <w:p>
@@ -1309,7 +1343,7 @@
           <w:szCs w:val="44"/>
           <w:rtl/>
         </w:rPr>
-        <w:t>الدعاء الثامن والعشرون</w:t>
+        <w:t>الدعاء التاسع والعشرون</w:t>
       </w:r>
     </w:p>
     <w:p>
@@ -1394,7 +1428,7 @@
           <w:szCs w:val="44"/>
           <w:rtl/>
         </w:rPr>
-        <w:t>الدعاء التاسع والعشرون</w:t>
+        <w:t>الدعاء الثلاثون</w:t>
       </w:r>
     </w:p>
     <w:p>
@@ -1449,7 +1483,7 @@
           <w:szCs w:val="44"/>
           <w:rtl/>
         </w:rPr>
-        <w:t>الدعاء الثلاثون</w:t>
+        <w:t>الدعاء الحادي والثلاثون</w:t>
       </w:r>
     </w:p>
     <w:p>
@@ -1483,7 +1517,7 @@
           <w:szCs w:val="44"/>
           <w:rtl/>
         </w:rPr>
-        <w:t>الدعاء الحادي والثلاثون</w:t>
+        <w:t>الدعاء الثاني والثلاثون</w:t>
       </w:r>
     </w:p>
     <w:p>
@@ -1517,7 +1551,7 @@
           <w:szCs w:val="44"/>
           <w:rtl/>
         </w:rPr>
-        <w:t>الدعاء الثاني والثلاثون</w:t>
+        <w:t>الدعاء الثالث والثلاثون</w:t>
       </w:r>
     </w:p>
     <w:p>
@@ -1547,7 +1581,7 @@
           <w:sz w:val="44"/>
           <w:rtl/>
         </w:rPr>
-        <w:t>الدعاء الثالث والثلاثون</w:t>
+        <w:t>الدعاء الرابع والثلاثون</w:t>
       </w:r>
     </w:p>
     <w:p>
@@ -1596,7 +1630,7 @@
           <w:szCs w:val="44"/>
           <w:rtl/>
         </w:rPr>
-        <w:t>الدعاء الرابع والثلاثون</w:t>
+        <w:t>الدعاء الخامس والثلاثون</w:t>
       </w:r>
     </w:p>
     <w:p>
@@ -1684,7 +1718,7 @@
           <w:szCs w:val="44"/>
           <w:rtl/>
         </w:rPr>
-        <w:t>الدعاء الخامس والثلاثون</w:t>
+        <w:t>الدعاء السادس والثلاثون</w:t>
       </w:r>
     </w:p>
     <w:p>
@@ -1759,7 +1793,7 @@
           <w:szCs w:val="44"/>
           <w:rtl/>
         </w:rPr>
-        <w:t>الدعاء السادس والثلاثون</w:t>
+        <w:t>الدعاء السابع والثلاثون</w:t>
       </w:r>
     </w:p>
     <w:p>
@@ -1805,7 +1839,7 @@
           <w:szCs w:val="44"/>
           <w:rtl/>
         </w:rPr>
-        <w:t>الدعاء السابع والثلاثون</w:t>
+        <w:t>الدعاء الثامن والثلاثون</w:t>
       </w:r>
     </w:p>
     <w:p>
@@ -1860,7 +1894,7 @@
           <w:szCs w:val="44"/>
           <w:rtl/>
         </w:rPr>
-        <w:t>الدعاء الثامن والثلاثون</w:t>
+        <w:t>الدعاء التاسع والثلاثون</w:t>
       </w:r>
     </w:p>
     <w:p>
@@ -1936,7 +1970,7 @@
           <w:szCs w:val="44"/>
           <w:rtl/>
         </w:rPr>
-        <w:t>الدعاء التاسع والثلاثون</w:t>
+        <w:t>الدعاء الأربعون</w:t>
       </w:r>
     </w:p>
     <w:p>
@@ -1987,7 +2021,7 @@
           <w:sz w:val="44"/>
           <w:rtl/>
         </w:rPr>
-        <w:t>الدعاء الأربعون</w:t>
+        <w:t>الدعاء الحادي والأربعون</w:t>
       </w:r>
     </w:p>
     <w:p>
@@ -2070,7 +2104,7 @@
           <w:szCs w:val="44"/>
           <w:rtl/>
         </w:rPr>
-        <w:t>الدعاء الحادي والأربعون</w:t>
+        <w:t>الدعاء الثاني والأربعون</w:t>
       </w:r>
     </w:p>
     <w:p>
@@ -2104,7 +2138,7 @@
           <w:szCs w:val="44"/>
           <w:rtl/>
         </w:rPr>
-        <w:t>الدعاء الثاني والأربعون</w:t>
+        <w:t>الدعاء الثالث والأربعون</w:t>
       </w:r>
     </w:p>
     <w:p>
@@ -2138,7 +2172,7 @@
           <w:szCs w:val="44"/>
           <w:rtl/>
         </w:rPr>
-        <w:t>الدعاء الثالث والأربعون</w:t>
+        <w:t>الدعاء الرابع والأربعون</w:t>
       </w:r>
     </w:p>
     <w:p>
@@ -2172,7 +2206,7 @@
           <w:szCs w:val="44"/>
           <w:rtl/>
         </w:rPr>
-        <w:t>الدعاء الرابع والأربعون</w:t>
+        <w:t>الدعاء الخامس والأربعون</w:t>
       </w:r>
     </w:p>
     <w:p>
@@ -2206,7 +2240,7 @@
           <w:szCs w:val="44"/>
           <w:rtl/>
         </w:rPr>
-        <w:t>الدعاء الخامس والأربعون</w:t>
+        <w:t>الدعاء السادس والأربعون</w:t>
       </w:r>
     </w:p>
     <w:p>
@@ -2252,7 +2286,7 @@
           <w:szCs w:val="44"/>
           <w:rtl/>
         </w:rPr>
-        <w:t>الدعاء السادس والأربعون</w:t>
+        <w:t>الدعاء السابع والأربعون</w:t>
       </w:r>
     </w:p>
     <w:p>
@@ -2286,7 +2320,7 @@
           <w:szCs w:val="44"/>
           <w:rtl/>
         </w:rPr>
-        <w:t>الدعاء السابع والأربعون</w:t>
+        <w:t>الدعاء الثامن والأربعون</w:t>
       </w:r>
     </w:p>
     <w:p>
@@ -2383,7 +2417,7 @@
           <w:szCs w:val="44"/>
           <w:rtl/>
         </w:rPr>
-        <w:t>الدعاء الثامن والأربعون</w:t>
+        <w:t>الدعاء التاسع والأربعون</w:t>
       </w:r>
     </w:p>
     <w:p>
@@ -2429,7 +2463,7 @@
           <w:szCs w:val="44"/>
           <w:rtl/>
         </w:rPr>
-        <w:t>الدعاء التاسع والأربعون</w:t>
+        <w:t>الدعاء الخمسون</w:t>
       </w:r>
     </w:p>
     <w:p>
@@ -2463,7 +2497,7 @@
           <w:szCs w:val="44"/>
           <w:rtl/>
         </w:rPr>
-        <w:t>الدعاء الخمسون</w:t>
+        <w:t>الدعاء الحادي والخمسون</w:t>
       </w:r>
     </w:p>
     <w:p>
@@ -2535,7 +2569,7 @@
           <w:sz w:val="44"/>
           <w:rtl/>
         </w:rPr>
-        <w:t>الدعاء الحادي والخمسون</w:t>
+        <w:t>الدعاء الثاني والخمسون</w:t>
       </w:r>
     </w:p>
     <w:p>
@@ -2728,7 +2762,7 @@
           <w:sz w:val="44"/>
           <w:rtl/>
         </w:rPr>
-        <w:t>الدعاء الثاني والخمسون</w:t>
+        <w:t>الدعاء الثالث والخمسون</w:t>
       </w:r>
     </w:p>
     <w:p>
@@ -2755,7 +2789,7 @@
           <w:sz w:val="44"/>
           <w:rtl/>
         </w:rPr>
-        <w:t>الدعاء الثالث والخمسون</w:t>
+        <w:t>الدعاء الرابع والخمسون</w:t>
       </w:r>
     </w:p>
     <w:p>
@@ -2786,7 +2820,7 @@
           <w:szCs w:val="44"/>
           <w:rtl/>
         </w:rPr>
-        <w:t>الدعاء الرابع والخمسون</w:t>
+        <w:t>الدعاء الخامس والخمسون</w:t>
       </w:r>
     </w:p>
     <w:p>
@@ -2839,7 +2873,7 @@
           <w:szCs w:val="44"/>
           <w:rtl/>
         </w:rPr>
-        <w:t>الدعاء الخامس والخمسون</w:t>
+        <w:t>الدعاء السادس والخمسون</w:t>
       </w:r>
     </w:p>
     <w:p>
@@ -2892,7 +2926,7 @@
           <w:szCs w:val="44"/>
           <w:rtl/>
         </w:rPr>
-        <w:t>الدعاء السادس والخمسون</w:t>
+        <w:t>الدعاء السابع والخمسون</w:t>
       </w:r>
     </w:p>
     <w:p>

--- a/خزانة الأدعية.docx
+++ b/خزانة الأدعية.docx
@@ -1110,18 +1110,52 @@
     </w:p>
     <w:p>
       <w:pPr>
-        <w:jc w:val="right"/>
-      </w:pPr>
-      <w:r>
-        <w:rPr>
-          <w:b/>
-          <w:sz w:val="44"/>
+        <w:bidi/>
+        <w:spacing w:after="120" w:before="320"/>
+        <w:jc w:val="right"/>
+      </w:pPr>
+      <w:r>
+        <w:rPr>
+          <w:rFonts w:ascii="Times New Roman" w:cs="Times New Roman" w:eastAsia="Times New Roman" w:hAnsi="Times New Roman"/>
+          <w:b/>
+          <w:bCs/>
+          <w:sz w:val="44"/>
+          <w:szCs w:val="44"/>
+          <w:rtl/>
         </w:rPr>
         <w:t>الدعاء الثالث والعشرون</w:t>
       </w:r>
     </w:p>
     <w:p>
       <w:pPr>
+        <w:bidi/>
+        <w:spacing w:after="200" w:line="340"/>
+        <w:jc w:val="right"/>
+      </w:pPr>
+      <w:r>
+        <w:rPr>
+          <w:rFonts w:ascii="Times New Roman" w:cs="Times New Roman" w:eastAsia="Times New Roman" w:hAnsi="Times New Roman"/>
+          <w:sz w:val="24"/>
+          <w:szCs w:val="24"/>
+          <w:rtl/>
+        </w:rPr>
+        <w:t>اللهم إني وكلتك أمري، فكن لي خير وكيل، ودبر لي أمري فإني لا أحسن التدبير</w:t>
+      </w:r>
+    </w:p>
+    <w:p>
+      <w:pPr>
+        <w:jc w:val="right"/>
+      </w:pPr>
+      <w:r>
+        <w:rPr>
+          <w:b/>
+          <w:sz w:val="44"/>
+        </w:rPr>
+        <w:t>الدعاء الرابع والعشرون</w:t>
+      </w:r>
+    </w:p>
+    <w:p>
+      <w:pPr>
         <w:jc w:val="right"/>
       </w:pPr>
       <w:r>
@@ -1154,7 +1188,7 @@
           <w:b/>
           <w:sz w:val="44"/>
         </w:rPr>
-        <w:t>الدعاء الرابع والعشرون</w:t>
+        <w:t>الدعاء الخامس والعشرون</w:t>
       </w:r>
     </w:p>
     <w:p>
@@ -1177,7 +1211,7 @@
           <w:b/>
           <w:sz w:val="44"/>
         </w:rPr>
-        <w:t>الدعاء الخامس والعشرون</w:t>
+        <w:t>الدعاء السادس والعشرون</w:t>
       </w:r>
     </w:p>
     <w:p>
@@ -1220,7 +1254,7 @@
           <w:szCs w:val="44"/>
           <w:rtl/>
         </w:rPr>
-        <w:t>الدعاء السادس والعشرون</w:t>
+        <w:t>الدعاء السابع والعشرون</w:t>
       </w:r>
     </w:p>
     <w:p>
@@ -1254,7 +1288,7 @@
           <w:szCs w:val="44"/>
           <w:rtl/>
         </w:rPr>
-        <w:t>الدعاء السابع والعشرون</w:t>
+        <w:t>الدعاء الثامن والعشرون</w:t>
       </w:r>
     </w:p>
     <w:p>
@@ -1288,7 +1322,7 @@
           <w:szCs w:val="44"/>
           <w:rtl/>
         </w:rPr>
-        <w:t>الدعاء الثامن والعشرون</w:t>
+        <w:t>الدعاء التاسع والعشرون</w:t>
       </w:r>
     </w:p>
     <w:p>
@@ -1343,7 +1377,7 @@
           <w:szCs w:val="44"/>
           <w:rtl/>
         </w:rPr>
-        <w:t>الدعاء التاسع والعشرون</w:t>
+        <w:t>الدعاء الثلاثون</w:t>
       </w:r>
     </w:p>
     <w:p>
@@ -1428,7 +1462,7 @@
           <w:szCs w:val="44"/>
           <w:rtl/>
         </w:rPr>
-        <w:t>الدعاء الثلاثون</w:t>
+        <w:t>الدعاء الحادي والثلاثون</w:t>
       </w:r>
     </w:p>
     <w:p>
@@ -1483,7 +1517,7 @@
           <w:szCs w:val="44"/>
           <w:rtl/>
         </w:rPr>
-        <w:t>الدعاء الحادي والثلاثون</w:t>
+        <w:t>الدعاء الثاني والثلاثون</w:t>
       </w:r>
     </w:p>
     <w:p>
@@ -1517,7 +1551,7 @@
           <w:szCs w:val="44"/>
           <w:rtl/>
         </w:rPr>
-        <w:t>الدعاء الثاني والثلاثون</w:t>
+        <w:t>الدعاء الثالث والثلاثون</w:t>
       </w:r>
     </w:p>
     <w:p>
@@ -1551,7 +1585,7 @@
           <w:szCs w:val="44"/>
           <w:rtl/>
         </w:rPr>
-        <w:t>الدعاء الثالث والثلاثون</w:t>
+        <w:t>الدعاء الرابع والثلاثون</w:t>
       </w:r>
     </w:p>
     <w:p>
@@ -1581,7 +1615,7 @@
           <w:sz w:val="44"/>
           <w:rtl/>
         </w:rPr>
-        <w:t>الدعاء الرابع والثلاثون</w:t>
+        <w:t>الدعاء الخامس والثلاثون</w:t>
       </w:r>
     </w:p>
     <w:p>
@@ -1630,7 +1664,7 @@
           <w:szCs w:val="44"/>
           <w:rtl/>
         </w:rPr>
-        <w:t>الدعاء الخامس والثلاثون</w:t>
+        <w:t>الدعاء السادس والثلاثون</w:t>
       </w:r>
     </w:p>
     <w:p>
@@ -1718,7 +1752,7 @@
           <w:szCs w:val="44"/>
           <w:rtl/>
         </w:rPr>
-        <w:t>الدعاء السادس والثلاثون</w:t>
+        <w:t>الدعاء السابع والثلاثون</w:t>
       </w:r>
     </w:p>
     <w:p>
@@ -1793,7 +1827,7 @@
           <w:szCs w:val="44"/>
           <w:rtl/>
         </w:rPr>
-        <w:t>الدعاء السابع والثلاثون</w:t>
+        <w:t>الدعاء الثامن والثلاثون</w:t>
       </w:r>
     </w:p>
     <w:p>
@@ -1839,7 +1873,7 @@
           <w:szCs w:val="44"/>
           <w:rtl/>
         </w:rPr>
-        <w:t>الدعاء الثامن والثلاثون</w:t>
+        <w:t>الدعاء التاسع والثلاثون</w:t>
       </w:r>
     </w:p>
     <w:p>
@@ -1894,7 +1928,7 @@
           <w:szCs w:val="44"/>
           <w:rtl/>
         </w:rPr>
-        <w:t>الدعاء التاسع والثلاثون</w:t>
+        <w:t>الدعاء الأربعون</w:t>
       </w:r>
     </w:p>
     <w:p>
@@ -1970,7 +2004,7 @@
           <w:szCs w:val="44"/>
           <w:rtl/>
         </w:rPr>
-        <w:t>الدعاء الأربعون</w:t>
+        <w:t>الدعاء الحادي والأربعون</w:t>
       </w:r>
     </w:p>
     <w:p>
@@ -2021,7 +2055,7 @@
           <w:sz w:val="44"/>
           <w:rtl/>
         </w:rPr>
-        <w:t>الدعاء الحادي والأربعون</w:t>
+        <w:t>الدعاء الثاني والأربعون</w:t>
       </w:r>
     </w:p>
     <w:p>
@@ -2104,7 +2138,7 @@
           <w:szCs w:val="44"/>
           <w:rtl/>
         </w:rPr>
-        <w:t>الدعاء الثاني والأربعون</w:t>
+        <w:t>الدعاء الثالث والأربعون</w:t>
       </w:r>
     </w:p>
     <w:p>
@@ -2138,7 +2172,7 @@
           <w:szCs w:val="44"/>
           <w:rtl/>
         </w:rPr>
-        <w:t>الدعاء الثالث والأربعون</w:t>
+        <w:t>الدعاء الرابع والأربعون</w:t>
       </w:r>
     </w:p>
     <w:p>
@@ -2172,7 +2206,7 @@
           <w:szCs w:val="44"/>
           <w:rtl/>
         </w:rPr>
-        <w:t>الدعاء الرابع والأربعون</w:t>
+        <w:t>الدعاء الخامس والأربعون</w:t>
       </w:r>
     </w:p>
     <w:p>
@@ -2206,7 +2240,7 @@
           <w:szCs w:val="44"/>
           <w:rtl/>
         </w:rPr>
-        <w:t>الدعاء الخامس والأربعون</w:t>
+        <w:t>الدعاء السادس والأربعون</w:t>
       </w:r>
     </w:p>
     <w:p>
@@ -2240,7 +2274,7 @@
           <w:szCs w:val="44"/>
           <w:rtl/>
         </w:rPr>
-        <w:t>الدعاء السادس والأربعون</w:t>
+        <w:t>الدعاء السابع والأربعون</w:t>
       </w:r>
     </w:p>
     <w:p>
@@ -2286,7 +2320,7 @@
           <w:szCs w:val="44"/>
           <w:rtl/>
         </w:rPr>
-        <w:t>الدعاء السابع والأربعون</w:t>
+        <w:t>الدعاء الثامن والأربعون</w:t>
       </w:r>
     </w:p>
     <w:p>
@@ -2320,7 +2354,7 @@
           <w:szCs w:val="44"/>
           <w:rtl/>
         </w:rPr>
-        <w:t>الدعاء الثامن والأربعون</w:t>
+        <w:t>الدعاء التاسع والأربعون</w:t>
       </w:r>
     </w:p>
     <w:p>
@@ -2417,7 +2451,7 @@
           <w:szCs w:val="44"/>
           <w:rtl/>
         </w:rPr>
-        <w:t>الدعاء التاسع والأربعون</w:t>
+        <w:t>الدعاء الخمسون</w:t>
       </w:r>
     </w:p>
     <w:p>
@@ -2463,7 +2497,7 @@
           <w:szCs w:val="44"/>
           <w:rtl/>
         </w:rPr>
-        <w:t>الدعاء الخمسون</w:t>
+        <w:t>الدعاء الحادي والخمسون</w:t>
       </w:r>
     </w:p>
     <w:p>
@@ -2497,7 +2531,7 @@
           <w:szCs w:val="44"/>
           <w:rtl/>
         </w:rPr>
-        <w:t>الدعاء الحادي والخمسون</w:t>
+        <w:t>الدعاء الثاني والخمسون</w:t>
       </w:r>
     </w:p>
     <w:p>
@@ -2569,7 +2603,7 @@
           <w:sz w:val="44"/>
           <w:rtl/>
         </w:rPr>
-        <w:t>الدعاء الثاني والخمسون</w:t>
+        <w:t>الدعاء الثالث والخمسون</w:t>
       </w:r>
     </w:p>
     <w:p>
@@ -2762,7 +2796,7 @@
           <w:sz w:val="44"/>
           <w:rtl/>
         </w:rPr>
-        <w:t>الدعاء الثالث والخمسون</w:t>
+        <w:t>الدعاء الرابع والخمسون</w:t>
       </w:r>
     </w:p>
     <w:p>
@@ -2789,7 +2823,7 @@
           <w:sz w:val="44"/>
           <w:rtl/>
         </w:rPr>
-        <w:t>الدعاء الرابع والخمسون</w:t>
+        <w:t>الدعاء الخامس والخمسون</w:t>
       </w:r>
     </w:p>
     <w:p>
@@ -2820,7 +2854,7 @@
           <w:szCs w:val="44"/>
           <w:rtl/>
         </w:rPr>
-        <w:t>الدعاء الخامس والخمسون</w:t>
+        <w:t>الدعاء السادس والخمسون</w:t>
       </w:r>
     </w:p>
     <w:p>
@@ -2873,7 +2907,7 @@
           <w:szCs w:val="44"/>
           <w:rtl/>
         </w:rPr>
-        <w:t>الدعاء السادس والخمسون</w:t>
+        <w:t>الدعاء السابع والخمسون</w:t>
       </w:r>
     </w:p>
     <w:p>
@@ -2926,7 +2960,7 @@
           <w:szCs w:val="44"/>
           <w:rtl/>
         </w:rPr>
-        <w:t>الدعاء السابع والخمسون</w:t>
+        <w:t>الدعاء الثامن والخمسون</w:t>
       </w:r>
     </w:p>
     <w:p>

--- a/خزانة الأدعية.docx
+++ b/خزانة الأدعية.docx
@@ -6486,6 +6486,40 @@
     </w:p>
     <w:p>
       <w:pPr>
+        <w:bidi/>
+        <w:spacing w:after="120" w:before="320"/>
+        <w:jc w:val="right"/>
+      </w:pPr>
+      <w:r>
+        <w:rPr>
+          <w:rFonts w:ascii="Times New Roman" w:cs="Times New Roman" w:eastAsia="Times New Roman" w:hAnsi="Times New Roman"/>
+          <w:b/>
+          <w:bCs/>
+          <w:sz w:val="44"/>
+          <w:szCs w:val="44"/>
+          <w:rtl/>
+        </w:rPr>
+        <w:t>الدعاء الرابع والثلاثون</w:t>
+      </w:r>
+    </w:p>
+    <w:p>
+      <w:pPr>
+        <w:bidi/>
+        <w:spacing w:after="200" w:line="340"/>
+        <w:jc w:val="right"/>
+      </w:pPr>
+      <w:r>
+        <w:rPr>
+          <w:rFonts w:ascii="Times New Roman" w:cs="Times New Roman" w:eastAsia="Times New Roman" w:hAnsi="Times New Roman"/>
+          <w:sz w:val="24"/>
+          <w:szCs w:val="24"/>
+          <w:rtl/>
+        </w:rPr>
+        <w:t>رددها بيقين: «اللهم إني أحسنت الظن بك فاجبرني، ربي لا تدع لي أمرًا إلا يسّرته، ولا حلمًا إلا حققته، ربي أنر بصيرتي، وأرضني بقدري، وأحييني وأمتني مقبولًا مستورًا، ولا تني يا رب أؤمن بأن الدعاء سيكسر ظهر المستحيلات، فيا رب كما وهبت لنبينا زكريا عليه السلام يحيى، وكما وهبت لسيدنا سليمان عليه السلام ملكًا لا ينبغي لأحد من بعده، هب لي من لدنك أمنيتي عاجلًا غير آجل، ويا رب اغمرني بتيسير من عندك، وانفث في صدري الانشراح، واجعل التوفيق في كل خطوة أخطوها يا الله»</w:t>
+      </w:r>
+    </w:p>
+    <w:p>
+      <w:pPr>
         <w:pStyle w:val="Heading1"/>
         <w:pageBreakBefore/>
         <w:pBdr>
@@ -8465,6 +8499,40 @@
           <w:sz w:val="24"/>
         </w:rPr>
         <w:t>دعاء يفك أكبر المعطلات: «يا قوي يا قهار، يا قدير يا قادر، يا عزيز يا غياث، يا لطيف بما يجري»</w:t>
+      </w:r>
+    </w:p>
+    <w:p>
+      <w:pPr>
+        <w:bidi/>
+        <w:spacing w:after="120" w:before="320"/>
+        <w:jc w:val="right"/>
+      </w:pPr>
+      <w:r>
+        <w:rPr>
+          <w:rFonts w:ascii="Times New Roman" w:cs="Times New Roman" w:eastAsia="Times New Roman" w:hAnsi="Times New Roman"/>
+          <w:b/>
+          <w:bCs/>
+          <w:sz w:val="44"/>
+          <w:szCs w:val="44"/>
+          <w:rtl/>
+        </w:rPr>
+        <w:t>الدعاء الأربعون</w:t>
+      </w:r>
+    </w:p>
+    <w:p>
+      <w:pPr>
+        <w:bidi/>
+        <w:spacing w:after="200" w:line="340"/>
+        <w:jc w:val="right"/>
+      </w:pPr>
+      <w:r>
+        <w:rPr>
+          <w:rFonts w:ascii="Times New Roman" w:cs="Times New Roman" w:eastAsia="Times New Roman" w:hAnsi="Times New Roman"/>
+          <w:sz w:val="24"/>
+          <w:szCs w:val="24"/>
+          <w:rtl/>
+        </w:rPr>
+        <w:t>اللهم عوضك الجميل: «اللهم يا جبار السماوات والأرض، اجبرنا جبرًا يليق بعظمتك، جبرًا يُنسينا كل مرة مررنا به، وكل شعور قاس تجرّعناه. اللهم عوضًا عن كل صبر صبرناه، وعن كل ألم سكن أرواحنا، وعن كل حلم تأخر تحقيقه. نسألك فرحة تسجد لها قلوبنا قبل جباهنا، وبشائر خير تهل علينا كالغيث المغيث. اللهم إنا فوضنا أمرنا كله إليك، فكن لنا خير وكيل، ودبر لنا فإنا لا نحسن التدبير، وسخر لنا جنود الأرض وملائكة السماء. وصلى الله وسلم على سيدنا محمد صلاةً ترزقنا بها الرضا والقبول»</w:t>
       </w:r>
     </w:p>
     <w:p>

--- a/خزانة الأدعية.docx
+++ b/خزانة الأدعية.docx
@@ -11106,6 +11106,29 @@
           <w:sz w:val="24"/>
         </w:rPr>
         <w:t>«اللهم إني مغلوب فانتصر، واجبر قلبي المنكسر، واجمع شملي المشتت. يا رب إن حيلتي قد قلت، وسبيلي قد ضاقت، ولا ملجأ لي إلا إليك، فإرادتك فوق كل إرادة. اللهم خذ حقي ممن ظلمني، واكفني شر من عاداني، ورُدّ كيدهم في نحورهم. يا رب أنت نصير المستضعفين، وأنا عبدك الضعيف المستجير، فلا تكلني إلى نفسي طرفة عين، ولا إلى أحد من خلقك. اللهم أرني عجائب قدرتك في نصرة المظلوم، واجعل عاقبة صبري خيرًا، وبدّل خوفي أمنًا، وحزني فرحًا، إنك على كل شيء قدير. اللهم آمين. اللهم صلِّ على سيدنا محمد صلاة العبد الحائر المحتاج الذي ضجّ من كل ضيق وحرج، ولجأ إلى باب الكريم ففتحت له أبواب الفرج»</w:t>
+      </w:r>
+    </w:p>
+    <w:p>
+      <w:pPr>
+        <w:jc w:val="right"/>
+      </w:pPr>
+      <w:r>
+        <w:rPr>
+          <w:b/>
+          <w:sz w:val="44"/>
+        </w:rPr>
+        <w:t>الدعاء السابع عشر</w:t>
+      </w:r>
+    </w:p>
+    <w:p>
+      <w:pPr>
+        <w:jc w:val="right"/>
+      </w:pPr>
+      <w:r>
+        <w:rPr>
+          <w:sz w:val="24"/>
+        </w:rPr>
+        <w:t>من ظُلم ظلمًا شديدًا ومحتاج أن يأخذ ربنا له حقه من الظالم، يقرأ: سورة الفاتحة (7 مرات)، ثم سورة يس (مرة واحدة)، ثم سورة الفيل (100 مرة)، ثم سورة يس (مرة واحدة)، ثم سورة الفاتحة (7 مرات)</w:t>
       </w:r>
     </w:p>
     <w:p>

--- a/خزانة الأدعية.docx
+++ b/خزانة الأدعية.docx
@@ -2996,6 +2996,22 @@
           <w:rtl/>
         </w:rPr>
         <w:t>﴿بسم الله الرحمن الرحيم صٓۚ وَٱلۡقُرۡءَانِ ذِي ٱلذِّكۡرِ (1) بَلِ ٱلَّذِينَ كَفَرُواْ فِي عِزَّةٖ وَشِقَاقٖ (2) كَمۡ أَهۡلَكۡنَا مِن قَبۡلِهِم مِّن قَرۡنٖ فَنَادَواْ وَّلَاتَ حِينَ مَنَاصٖ (3) وَعَجِبُوٓاْ أَن جَآءَهُم مُّنذِرٞ مِّنۡهُمۡۖ وَقَالَ ٱلۡكَٰفِرُونَ هَٰذَا سَٰحِرٞ كَذَّابٌ (4) أَجَعَلَ ٱلۡأٓلِهَةَ إِلَٰهٗا وَٰحِدًاۖ إِنَّ هَٰذَا لَشَيۡءٌ عُجَابٞ (5) وَٱنطَلَقَ ٱلۡمَلَأُ مِنۡهُمۡ أَنِ ٱمۡشُواْ وَٱصۡبِرُواْ عَلَىٰٓ ءَالِهَتِكُمۡۖ إِنَّ هَٰذَا لَشَيۡءٞ يُرَادُ (6) مَا سَمِعۡنَا بِهَٰذَا فِي ٱلۡمِلَّةِ ٱلۡأٓخِرَةِ إِنۡ هَٰذَآ إِلَّا ٱخۡتِلَٰقٌ (7) أَءُنزِلَ عَلَيۡهِ ٱلذِّكۡرُ مِنۢ بَيۡنِنَاۚ بَلۡ هُمۡ فِي شَكّٖ مِّن ذِكۡرِيۚ بَل لَّمَّا يَذُوقُواْ عَذَابِ (8) أَمۡ عِندَهُمۡ خَزَآئِنُ رَحۡمَةِ رَبِّكَ ٱلۡعَزِيزِ ٱلۡوَهَّابِ (9) أَمۡ لَهُم مُّلۡكُ ٱلسَّمَٰوَٰتِ وَٱلۡأَرۡضِ وَمَا بَيۡنَهُمَاۖ فَلۡيَرۡتَقُواْ فِي ٱلۡأَسۡبَٰبِ (10) جُندٞ مَّا هُنَالِكَ مَهۡزُومٞ مِّنَ ٱلۡأَحۡزَابِ (11) كَذَّبَتۡ قَبۡلَهُمۡ قَوۡمُ نُوحٖ وَعَادٞ وَفِرۡعَوۡنُ ذُو ٱلۡأَوۡتَادِ (12) وَثَمُودُ وَقَوۡمُ لُوطٖ وَأَصۡحَٰبُ لۡـَٔيۡكَةِۚ أُوْلَٰٓئِكَ ٱلۡأَحۡزَابُ (13) إِن كُلٌّ إِلَّا كَذَّبَ ٱلرُّسُلَ فَحَقَّ عِقَابِ (14) وَمَا يَنظُرُ هَٰٓؤُلَآءِ إِلَّا صَيۡحَةٗ وَٰحِدَةٗ مَّا لَهَا مِن فَوَاقٖ (15) وَقَالُواْ رَبَّنَا عَجِّل لَّنَا قِطَّنَا قَبۡلَ يَوۡمِ ٱلۡحِسَابِ (16) ٱصۡبِرۡ عَلَىٰ مَا يَقُولُونَ وَٱذۡكُرۡ عَبۡدَنَا دَاوُۥدَ ذَا ٱلۡأَيۡدِۖ إِنَّهُۥٓ أَوَّابٌ (17) إِنَّا سَخَّرۡنَا ٱلۡجِبَالَ مَعَهُۥ يُسَبِّحۡنَ بِٱلۡعَشِيِّ وَٱلۡإِشۡرَاقِ (18) وَٱلطَّيۡرَ مَحۡشُورَةٗۖ كُلّٞ لَّهُۥٓ أَوَّابٞ (19) وَشَدَدۡنَا مُلۡكَهُۥ وَءَاتَيۡنَٰهُ ٱلۡحِكۡمَةَ وَفَصۡلَ ٱلۡخِطَابِ (20) ۞وَهَلۡ أَتَىٰكَ نَبَؤُاْ ٱلۡخَصۡمِ إِذۡ تَسَوَّرُواْ ٱلۡمِحۡرَابَ (21) إِذۡ دَخَلُواْ عَلَىٰ دَاوُۥدَ فَفَزِعَ مِنۡهُمۡۖ قَالُواْ لَا تَخَفۡۖ خَصۡمَانِ بَغَىٰ بَعۡضُنَا عَلَىٰ بَعۡضٖ فَٱحۡكُم بَيۡنَنَا بِٱلۡحَقِّ وَلَا تُشۡطِطۡ وَٱهۡدِنَآ إِلَىٰ سَوَآءِ ٱلصِّرَٰطِ (22) إِنَّ هَٰذَآ أَخِي لَهُۥ تِسۡعٞ وَتِسۡعُونَ نَعۡجَةٗ وَلِيَ نَعۡجَةٞ وَٰحِدَةٞ فَقَالَ أَكۡفِلۡنِيهَا وَعَزَّنِي فِي ٱلۡخِطَابِ (23) قَالَ لَقَدۡ ظَلَمَكَ بِسُؤَالِ نَعۡجَتِكَ إِلَىٰ نِعَاجِهِۦۖ وَإِنَّ كَثِيرٗا مِّنَ ٱلۡخُلَطَآءِ لَيَبۡغِي بَعۡضُهُمۡ عَلَىٰ بَعۡضٍ إِلَّا ٱلَّذِينَ ءَامَنُواْ وَعَمِلُواْ ٱلصَّٰلِحَٰتِ وَقَلِيلٞ مَّا هُمۡۗ وَظَنَّ دَاوُۥدُ أَنَّمَا فَتَنَّٰهُ فَٱسۡتَغۡفَرَ رَبَّهُۥ وَخَرَّۤ رَاكِعٗاۤ وَأَنَابَ۩ (24) فَغَفَرۡنَا لَهُۥ ذَٰلِكَۖ وَإِنَّ لَهُۥ عِندَنَا لَزُلۡفَىٰ وَحُسۡنَ مَـَٔابٖ (25) يَٰدَاوُۥدُ إِنَّا جَعَلۡنَٰكَ خَلِيفَةٗ فِي ٱلۡأَرۡضِ فَٱحۡكُم بَيۡنَ ٱلنَّاسِ بِٱلۡحَقِّ وَلَا تَتَّبِعِ ٱلۡهَوَىٰ فَيُضِلَّكَ عَن سَبِيلِ ٱللَّهِۚ إِنَّ ٱلَّذِينَ يَضِلُّونَ عَن سَبِيلِ ٱللَّهِ لَهُمۡ عَذَابٞ شَدِيدُۢ بِمَا نَسُواْ يَوۡمَ ٱلۡحِسَابِ (26) وَمَا خَلَقۡنَا ٱلسَّمَآءَ وَٱلۡأَرۡضَ وَمَا بَيۡنَهُمَا بَٰطِلٗاۚ ذَٰلِكَ ظَنُّ ٱلَّذِينَ كَفَرُواْۚ فَوَيۡلٞ لِّلَّذِينَ كَفَرُواْ مِنَ ٱلنَّارِ (27) أَمۡ نَجۡعَلُ ٱلَّذِينَ ءَامَنُواْ وَعَمِلُواْ ٱلصَّٰلِحَٰتِ كَٱلۡمُفۡسِدِينَ فِي ٱلۡأَرۡضِ أَمۡ نَجۡعَلُ ٱلۡمُتَّقِينَ كَٱلۡفُجَّارِ (28) كِتَٰبٌ أَنزَلۡنَٰهُ إِلَيۡكَ مُبَٰرَكٞ لِّيَدَّبَّرُوٓاْ ءَايَٰتِهِۦ وَلِيَتَذَكَّرَ أُوْلُواْ ٱلۡأَلۡبَٰبِ (29) وَوَهَبۡنَا لِدَاوُۥدَ سُلَيۡمَٰنَۚ نِعۡمَ ٱلۡعَبۡدُ إِنَّهُۥٓ أَوَّابٌ (30) إِذۡ عُرِضَ عَلَيۡهِ بِٱلۡعَشِيِّ ٱلصَّٰفِنَٰتُ ٱلۡجِيَادُ (31) فَقَالَ إِنِّيٓ أَحۡبَبۡتُ حُبَّ ٱلۡخَيۡرِ عَن ذِكۡرِ رَبِّي حَتَّىٰ تَوَارَتۡ بِٱلۡحِجَابِ (32) رُدُّوهَا عَلَيَّۖ فَطَفِقَ مَسۡحَۢا بِٱلسُّوقِ وَٱلۡأَعۡنَاقِ (33) وَلَقَدۡ فَتَنَّا سُلَيۡمَٰنَ وَأَلۡقَيۡنَا عَلَىٰ كُرۡسِيِّهِۦ جَسَدٗا ثُمَّ أَنَابَ (34) قَالَ رَبِّ ٱغۡفِرۡ لِي وَهَبۡ لِي مُلۡكٗا لَّا يَنۢبَغِي لِأَحَدٖ مِّنۢ بَعۡدِيٓۖ إِنَّكَ أَنتَ ٱلۡوَهَّابُ (35) فَسَخَّرۡنَا لَهُ ٱلرِّيحَ تَجۡرِي بِأَمۡرِهِۦ رُخَآءً حَيۡثُ أَصَابَ (36) وَٱلشَّيَٰطِينَ كُلَّ بَنَّآءٖ وَغَوَّاصٖ (37) وَءَاخَرِينَ مُقَرَّنِينَ فِي ٱلۡأَصۡفَادِ (38) هَٰذَا عَطَآؤُنَا فَٱمۡنُنۡ أَوۡ أَمۡسِكۡ بِغَيۡرِ حِسَابٖ (39) وَإِنَّ لَهُۥ عِندَنَا لَزُلۡفَىٰ وَحُسۡنَ مَـَٔابٖ (40) وَٱذۡكُرۡ عَبۡدَنَآ أَيُّوبَ إِذۡ نَادَىٰ رَبَّهُۥٓ أَنِّي مَسَّنِيَ ٱلشَّيۡطَٰنُ بِنُصۡبٖ وَعَذَابٍ (41) ٱرۡكُضۡ بِرِجۡلِكَۖ هَٰذَا مُغۡتَسَلُۢ بَارِدٞ وَشَرَابٞ (42) وَوَهَبۡنَا لَهُۥٓ أَهۡلَهُۥ وَمِثۡلَهُم مَّعَهُمۡ رَحۡمَةٗ مِّنَّا وَذِكۡرَىٰ لِأُوْلِي ٱلۡأَلۡبَٰبِ (43) وَخُذۡ بِيَدِكَ ضِغۡثٗا فَٱضۡرِب بِّهِۦ وَلَا تَحۡنَثۡۗ إِنَّا وَجَدۡنَٰهُ صَابِرٗاۚ نِّعۡمَ ٱلۡعَبۡدُ إِنَّهُۥٓ أَوَّابٞ (44) وَٱذۡكُرۡ عِبَٰدَنَآ إِبۡرَٰهِيمَ وَإِسۡحَٰقَ وَيَعۡقُوبَ أُوْلِي ٱلۡأَيۡدِي وَٱلۡأَبۡصَٰرِ (45) إِنَّآ أَخۡلَصۡنَٰهُم بِخَالِصَةٖ ذِكۡرَى ٱلدَّارِ (46) وَإِنَّهُمۡ عِندَنَا لَمِنَ ٱلۡمُصۡطَفَيۡنَ ٱلۡأَخۡيَارِ (47) وَٱذۡكُرۡ إِسۡمَٰعِيلَ وَٱلۡيَسَعَ وَذَا ٱلۡكِفۡلِۖ وَكُلّٞ مِّنَ ٱلۡأَخۡيَارِ (48) هَٰذَا ذِكۡرٞۚ وَإِنَّ لِلۡمُتَّقِينَ لَحُسۡنَ مَـَٔابٖ (49) جَنَّٰتِ عَدۡنٖ مُّفَتَّحَةٗ لَّهُمُ ٱلۡأَبۡوَٰبُ (50) مُتَّكِـِٔينَ فِيهَا يَدۡعُونَ فِيهَا بِفَٰكِهَةٖ كَثِيرَةٖ وَشَرَابٖ (51) ۞وَعِندَهُمۡ قَٰصِرَٰتُ ٱلطَّرۡفِ أَتۡرَابٌ (52) هَٰذَا مَا تُوعَدُونَ لِيَوۡمِ ٱلۡحِسَابِ (53) إِنَّ هَٰذَا لَرِزۡقُنَا مَا لَهُۥ مِن نَّفَادٍ (54) هَٰذَاۚ وَإِنَّ لِلطَّٰغِينَ لَشَرَّ مَـَٔابٖ (55) جَهَنَّمَ يَصۡلَوۡنَهَا فَبِئۡسَ ٱلۡمِهَادُ (56) هَٰذَا فَلۡيَذُوقُوهُ حَمِيمٞ وَغَسَّاقٞ (57) وَءَاخَرُ مِن شَكۡلِهِۦٓ أَزۡوَٰجٌ (58) هَٰذَا فَوۡجٞ مُّقۡتَحِمٞ مَّعَكُمۡ لَا مَرۡحَبَۢا بِهِمۡۚ إِنَّهُمۡ صَالُواْ ٱلنَّارِ (59) قَالُواْ بَلۡ أَنتُمۡ لَا مَرۡحَبَۢا بِكُمۡۖ أَنتُمۡ قَدَّمۡتُمُوهُ لَنَاۖ فَبِئۡسَ ٱلۡقَرَارُ (60) قَالُواْ رَبَّنَا مَن قَدَّمَ لَنَا هَٰذَا فَزِدۡهُ عَذَابٗا ضِعۡفٗا فِي ٱلنَّارِ (61) وَقَالُواْ مَا لَنَا لَا نَرَىٰ رِجَالٗا كُنَّا نَعُدُّهُم مِّنَ ٱلۡأَشۡرَارِ (62) أَتَّخَذۡنَٰهُمۡ سِخۡرِيًّا أَمۡ زَاغَتۡ عَنۡهُمُ ٱلۡأَبۡصَٰرُ (63) إِنَّ ذَٰلِكَ لَحَقّٞ تَخَاصُمُ أَهۡلِ ٱلنَّارِ (64) قُلۡ إِنَّمَآ أَنَا۠ مُنذِرٞۖ وَمَا مِنۡ إِلَٰهٍ إِلَّا ٱللَّهُ ٱلۡوَٰحِدُ ٱلۡقَهَّارُ (65) رَبُّ ٱلسَّمَٰوَٰتِ وَٱلۡأَرۡضِ وَمَا بَيۡنَهُمَا ٱلۡعَزِيزُ ٱلۡغَفَّٰرُ (66) قُلۡ هُوَ نَبَؤٌاْ عَظِيمٌ (67) أَنتُمۡ عَنۡهُ مُعۡرِضُونَ (68) مَا كَانَ لِيَ مِنۡ عِلۡمِۭ بِٱلۡمَلَإِ ٱلۡأَعۡلَىٰٓ إِذۡ يَخۡتَصِمُونَ (69) إِن يُوحَىٰٓ إِلَيَّ إِلَّآ أَنَّمَآ أَنَا۠ نَذِيرٞ مُّبِينٌ (70) إِذۡ قَالَ رَبُّكَ لِلۡمَلَٰٓئِكَةِ إِنِّي خَٰلِقُۢ بَشَرٗا مِّن طِينٖ (71) فَإِذَا سَوَّيۡتُهُۥ وَنَفَخۡتُ فِيهِ مِن رُّوحِي فَقَعُواْ لَهُۥ سَٰجِدِينَ (72) فَسَجَدَ ٱلۡمَلَٰٓئِكَةُ كُلُّهُمۡ أَجۡمَعُونَ (73) إِلَّآ إِبۡلِيسَ ٱسۡتَكۡبَرَ وَكَانَ مِنَ ٱلۡكَٰفِرِينَ (74) قَالَ يَٰٓإِبۡلِيسُ مَا مَنَعَكَ أَن تَسۡجُدَ لِمَا خَلَقۡتُ بِيَدَيَّۖ أَسۡتَكۡبَرۡتَ أَمۡ كُنتَ مِنَ ٱلۡعَالِينَ (75) قَالَ أَنَا۠ خَيۡرٞ مِّنۡهُ خَلَقۡتَنِي مِن نَّارٖ وَخَلَقۡتَهُۥ مِن طِينٖ (76) قَالَ فَٱخۡرُجۡ مِنۡهَا فَإِنَّكَ رَجِيمٞ (77) وَإِنَّ عَلَيۡكَ لَعۡنَتِيٓ إِلَىٰ يَوۡمِ ٱلدِّينِ (78) قَالَ رَبِّ فَأَنظِرۡنِيٓ إِلَىٰ يَوۡمِ يُبۡعَثُونَ (79) قَالَ فَإِنَّكَ مِنَ ٱلۡمُنظَرِينَ (80) إِلَىٰ يَوۡمِ ٱلۡوَقۡتِ ٱلۡمَعۡلُومِ (81) قَالَ فَبِعِزَّتِكَ لَأُغۡوِيَنَّهُمۡ أَجۡمَعِينَ (82) إِلَّا عِبَادَكَ مِنۡهُمُ ٱلۡمُخۡلَصِينَ (83) قَالَ فَٱلۡحَقُّ وَٱلۡحَقَّ أَقُولُ (84) لَأَمۡلَأَنَّ جَهَنَّمَ مِنكَ وَمِمَّن تَبِعَكَ مِنۡهُمۡ أَجۡمَعِينَ (85) قُلۡ مَآ أَسۡـَٔلُكُمۡ عَلَيۡهِ مِنۡ أَجۡرٖ وَمَآ أَنَا۠ مِنَ ٱلۡمُتَكَلِّفِينَ (86) إِنۡ هُوَ إِلَّا ذِكۡرٞ لِّلۡعَٰلَمِينَ (87) وَلَتَعۡلَمُنَّ نَبَأَهُۥ بَعۡدَ حِينِۭ (88)﴾</w:t>
+      </w:r>
+    </w:p>
+    <w:p>
+      <w:pPr>
+        <w:bidi/>
+        <w:spacing w:after="200" w:line="340"/>
+        <w:jc w:val="right"/>
+      </w:pPr>
+      <w:r>
+        <w:rPr>
+          <w:rFonts w:ascii="Times New Roman" w:cs="Times New Roman" w:eastAsia="Times New Roman" w:hAnsi="Times New Roman"/>
+          <w:sz w:val="24"/>
+          <w:szCs w:val="24"/>
+          <w:rtl/>
+        </w:rPr>
+        <w:t>بعد قراءة سورة ص: اللهم سخّر لي جنود الأرض وملائكة السماء، وكل من وليته أمري، وارزقني من حظوظ الدنيا أجملها، وبارك لي في رزقي ومالي وجسدي. اللهم اجعلني مباركًا أينما كنت. ربي سخّر لي من في الأرض ومن في السماء</w:t>
       </w:r>
     </w:p>
     <w:p>

--- a/خزانة الأدعية.docx
+++ b/خزانة الأدعية.docx
@@ -6589,6 +6589,40 @@
           <w:szCs w:val="24"/>
           <w:rtl/>
         </w:rPr>
+        <w:t>دعاء السيدة عائشة الذي نزلت به براءتها من فوق سبع سماوات: «اللهم يا سابغ النعم، ويا دافع النقم، ويا فارج الغمم، ويا كاشف الظلم، يا أول بلا بداية، ويا آخر بلا نهاية، يا أعدل من حكم، ويا حسيب من ظلم، اجعل لي من همي هذا فرجًا ومخرجًا»</w:t>
+      </w:r>
+    </w:p>
+    <w:p>
+      <w:pPr>
+        <w:bidi/>
+        <w:spacing w:after="120" w:before="320"/>
+        <w:jc w:val="right"/>
+      </w:pPr>
+      <w:r>
+        <w:rPr>
+          <w:rFonts w:ascii="Times New Roman" w:cs="Times New Roman" w:eastAsia="Times New Roman" w:hAnsi="Times New Roman"/>
+          <w:b/>
+          <w:bCs/>
+          <w:sz w:val="44"/>
+          <w:szCs w:val="44"/>
+          <w:rtl/>
+        </w:rPr>
+        <w:t>الدعاء الثاني</w:t>
+      </w:r>
+    </w:p>
+    <w:p>
+      <w:pPr>
+        <w:bidi/>
+        <w:spacing w:after="200" w:line="340"/>
+        <w:jc w:val="right"/>
+      </w:pPr>
+      <w:r>
+        <w:rPr>
+          <w:rFonts w:ascii="Times New Roman" w:cs="Times New Roman" w:eastAsia="Times New Roman" w:hAnsi="Times New Roman"/>
+          <w:sz w:val="24"/>
+          <w:szCs w:val="24"/>
+          <w:rtl/>
+        </w:rPr>
         <w:t xml:space="preserve">عندما تضيق بك الدنيا قل: «يا دليل المتحيرين، يا غاية آمال الراجين، يا غياث المستغيثين، اقضِ حاجتي»</w:t>
       </w:r>
     </w:p>
@@ -6607,7 +6641,7 @@
           <w:szCs w:val="44"/>
           <w:rtl/>
         </w:rPr>
-        <w:t>الدعاء الثاني</w:t>
+        <w:t>الدعاء الثالث</w:t>
       </w:r>
     </w:p>
     <w:p>
@@ -6674,7 +6708,7 @@
           <w:szCs w:val="44"/>
           <w:rtl/>
         </w:rPr>
-        <w:t>الدعاء الثالث</w:t>
+        <w:t>الدعاء الرابع</w:t>
       </w:r>
     </w:p>
     <w:p>
@@ -6771,7 +6805,7 @@
           <w:szCs w:val="44"/>
           <w:rtl/>
         </w:rPr>
-        <w:t>الدعاء الرابع</w:t>
+        <w:t>الدعاء الخامس</w:t>
       </w:r>
     </w:p>
     <w:p>
@@ -6826,7 +6860,7 @@
           <w:szCs w:val="44"/>
           <w:rtl/>
         </w:rPr>
-        <w:t>الدعاء الخامس</w:t>
+        <w:t>الدعاء السادس</w:t>
       </w:r>
     </w:p>
     <w:p>
@@ -6860,7 +6894,7 @@
           <w:szCs w:val="44"/>
           <w:rtl/>
         </w:rPr>
-        <w:t>الدعاء السادس</w:t>
+        <w:t>الدعاء السابع</w:t>
       </w:r>
     </w:p>
     <w:p>
@@ -6894,7 +6928,7 @@
           <w:szCs w:val="44"/>
           <w:rtl/>
         </w:rPr>
-        <w:t>الدعاء السابع</w:t>
+        <w:t>الدعاء الثامن</w:t>
       </w:r>
     </w:p>
     <w:p>
@@ -6928,7 +6962,7 @@
           <w:szCs w:val="44"/>
           <w:rtl/>
         </w:rPr>
-        <w:t>الدعاء الثامن</w:t>
+        <w:t>الدعاء التاسع</w:t>
       </w:r>
     </w:p>
     <w:p>
@@ -6962,7 +6996,7 @@
           <w:szCs w:val="44"/>
           <w:rtl/>
         </w:rPr>
-        <w:t>الدعاء التاسع</w:t>
+        <w:t>الدعاء العاشر</w:t>
       </w:r>
     </w:p>
     <w:p>
@@ -7017,7 +7051,7 @@
           <w:szCs w:val="44"/>
           <w:rtl/>
         </w:rPr>
-        <w:t>الدعاء العاشر</w:t>
+        <w:t>الدعاء الحادي عشر</w:t>
       </w:r>
     </w:p>
     <w:p>
@@ -7105,7 +7139,7 @@
           <w:szCs w:val="44"/>
           <w:rtl/>
         </w:rPr>
-        <w:t>الدعاء الحادي عشر</w:t>
+        <w:t>الدعاء الثاني عشر</w:t>
       </w:r>
     </w:p>
     <w:p>
@@ -7172,7 +7206,7 @@
           <w:szCs w:val="44"/>
           <w:rtl/>
         </w:rPr>
-        <w:t>الدعاء الثاني عشر</w:t>
+        <w:t>الدعاء الثالث عشر</w:t>
       </w:r>
     </w:p>
     <w:p>
@@ -7218,7 +7252,7 @@
           <w:szCs w:val="44"/>
           <w:rtl/>
         </w:rPr>
-        <w:t>الدعاء الثالث عشر</w:t>
+        <w:t>الدعاء الرابع عشر</w:t>
       </w:r>
     </w:p>
     <w:p>
@@ -7285,7 +7319,7 @@
           <w:szCs w:val="44"/>
           <w:rtl/>
         </w:rPr>
-        <w:t>الدعاء الرابع عشر</w:t>
+        <w:t>الدعاء الخامس عشر</w:t>
       </w:r>
     </w:p>
     <w:p>
@@ -7319,7 +7353,7 @@
           <w:szCs w:val="44"/>
           <w:rtl/>
         </w:rPr>
-        <w:t>الدعاء الخامس عشر</w:t>
+        <w:t>الدعاء السادس عشر</w:t>
       </w:r>
     </w:p>
     <w:p>
@@ -7353,7 +7387,7 @@
           <w:szCs w:val="44"/>
           <w:rtl/>
         </w:rPr>
-        <w:t>الدعاء السادس عشر</w:t>
+        <w:t>الدعاء السابع عشر</w:t>
       </w:r>
     </w:p>
     <w:p>
@@ -7387,7 +7421,7 @@
           <w:szCs w:val="44"/>
           <w:rtl/>
         </w:rPr>
-        <w:t>الدعاء السابع عشر</w:t>
+        <w:t>الدعاء الثامن عشر</w:t>
       </w:r>
     </w:p>
     <w:p>
@@ -7421,7 +7455,7 @@
           <w:szCs w:val="44"/>
           <w:rtl/>
         </w:rPr>
-        <w:t>الدعاء الثامن عشر</w:t>
+        <w:t>الدعاء التاسع عشر</w:t>
       </w:r>
     </w:p>
     <w:p>
@@ -7455,7 +7489,7 @@
           <w:szCs w:val="44"/>
           <w:rtl/>
         </w:rPr>
-        <w:t>الدعاء التاسع عشر</w:t>
+        <w:t>الدعاء العشرون</w:t>
       </w:r>
     </w:p>
     <w:p>
@@ -7501,7 +7535,7 @@
           <w:szCs w:val="44"/>
           <w:rtl/>
         </w:rPr>
-        <w:t>الدعاء العشرون</w:t>
+        <w:t>الدعاء الحادي والعشرون</w:t>
       </w:r>
     </w:p>
     <w:p>
@@ -7568,7 +7602,7 @@
           <w:szCs w:val="44"/>
           <w:rtl/>
         </w:rPr>
-        <w:t>الدعاء الحادي والعشرون</w:t>
+        <w:t>الدعاء الثاني والعشرون</w:t>
       </w:r>
     </w:p>
     <w:p>
@@ -7635,7 +7669,7 @@
           <w:szCs w:val="44"/>
           <w:rtl/>
         </w:rPr>
-        <w:t>الدعاء الثاني والعشرون</w:t>
+        <w:t>الدعاء الثالث والعشرون</w:t>
       </w:r>
     </w:p>
     <w:p>
@@ -7690,7 +7724,7 @@
           <w:szCs w:val="44"/>
           <w:rtl/>
         </w:rPr>
-        <w:t>الدعاء الثالث والعشرون</w:t>
+        <w:t>الدعاء الرابع والعشرون</w:t>
       </w:r>
     </w:p>
     <w:p>
@@ -7745,7 +7779,7 @@
           <w:szCs w:val="44"/>
           <w:rtl/>
         </w:rPr>
-        <w:t>الدعاء الرابع والعشرون</w:t>
+        <w:t>الدعاء الخامس والعشرون</w:t>
       </w:r>
     </w:p>
     <w:p>
@@ -7779,7 +7813,7 @@
           <w:szCs w:val="44"/>
           <w:rtl/>
         </w:rPr>
-        <w:t>الدعاء الخامس والعشرون</w:t>
+        <w:t>الدعاء السادس والعشرون</w:t>
       </w:r>
     </w:p>
     <w:p>
@@ -7834,7 +7868,7 @@
           <w:szCs w:val="44"/>
           <w:rtl/>
         </w:rPr>
-        <w:t>الدعاء السادس والعشرون</w:t>
+        <w:t>الدعاء السابع والعشرون</w:t>
       </w:r>
     </w:p>
     <w:p>
@@ -7868,7 +7902,7 @@
           <w:szCs w:val="44"/>
           <w:rtl/>
         </w:rPr>
-        <w:t>الدعاء السابع والعشرون</w:t>
+        <w:t>الدعاء الثامن والعشرون</w:t>
       </w:r>
     </w:p>
     <w:p>
@@ -7905,7 +7939,7 @@
           <w:szCs w:val="44"/>
           <w:rtl/>
         </w:rPr>
-        <w:t>الدعاء الثامن والعشرون</w:t>
+        <w:t>الدعاء التاسع والعشرون</w:t>
       </w:r>
     </w:p>
     <w:p>
@@ -7939,7 +7973,7 @@
           <w:szCs w:val="44"/>
           <w:rtl/>
         </w:rPr>
-        <w:t>الدعاء التاسع والعشرون</w:t>
+        <w:t>الدعاء الثلاثون</w:t>
       </w:r>
     </w:p>
     <w:p>
@@ -7973,7 +8007,7 @@
           <w:szCs w:val="44"/>
           <w:rtl/>
         </w:rPr>
-        <w:t>الدعاء الثلاثون</w:t>
+        <w:t>الدعاء الحادي والثلاثون</w:t>
       </w:r>
     </w:p>
     <w:p>
@@ -8007,7 +8041,7 @@
           <w:szCs w:val="44"/>
           <w:rtl/>
         </w:rPr>
-        <w:t>الدعاء الحادي والثلاثون</w:t>
+        <w:t>الدعاء الثاني والثلاثون</w:t>
       </w:r>
     </w:p>
     <w:p>
@@ -8041,7 +8075,7 @@
           <w:szCs w:val="44"/>
           <w:rtl/>
         </w:rPr>
-        <w:t>الدعاء الثاني والثلاثون</w:t>
+        <w:t>الدعاء الثالث والثلاثون</w:t>
       </w:r>
     </w:p>
     <w:p>
@@ -8075,7 +8109,7 @@
           <w:szCs w:val="44"/>
           <w:rtl/>
         </w:rPr>
-        <w:t>الدعاء الثالث والثلاثون</w:t>
+        <w:t>الدعاء الرابع والثلاثون</w:t>
       </w:r>
     </w:p>
     <w:p>
@@ -8361,7 +8395,7 @@
           <w:szCs w:val="44"/>
           <w:rtl/>
         </w:rPr>
-        <w:t>الدعاء الرابع والثلاثون</w:t>
+        <w:t>الدعاء الخامس والثلاثون</w:t>
       </w:r>
     </w:p>
     <w:p>
@@ -8395,7 +8429,7 @@
           <w:szCs w:val="44"/>
           <w:rtl/>
         </w:rPr>
-        <w:t>الدعاء الخامس والثلاثون</w:t>
+        <w:t>الدعاء السادس والثلاثون</w:t>
       </w:r>
     </w:p>
     <w:p>
@@ -8429,7 +8463,7 @@
           <w:szCs w:val="44"/>
           <w:rtl/>
         </w:rPr>
-        <w:t>الدعاء السادس والثلاثون</w:t>
+        <w:t>الدعاء السابع والثلاثون</w:t>
       </w:r>
     </w:p>
     <w:p>
@@ -8457,7 +8491,7 @@
           <w:b/>
           <w:sz w:val="44"/>
         </w:rPr>
-        <w:t>الدعاء السابع والثلاثون</w:t>
+        <w:t>الدعاء الثامن والثلاثون</w:t>
       </w:r>
     </w:p>
     <w:p>
@@ -8480,7 +8514,7 @@
           <w:b/>
           <w:sz w:val="44"/>
         </w:rPr>
-        <w:t>الدعاء الثامن والثلاثون</w:t>
+        <w:t>الدعاء التاسع والثلاثون</w:t>
       </w:r>
     </w:p>
     <w:p>
@@ -8503,7 +8537,7 @@
           <w:b/>
           <w:sz w:val="44"/>
         </w:rPr>
-        <w:t>الدعاء التاسع والثلاثون</w:t>
+        <w:t>الدعاء الأربعون</w:t>
       </w:r>
     </w:p>
     <w:p>
@@ -8532,7 +8566,7 @@
           <w:szCs w:val="44"/>
           <w:rtl/>
         </w:rPr>
-        <w:t>الدعاء الأربعون</w:t>
+        <w:t>الدعاء الحادي والأربعون</w:t>
       </w:r>
     </w:p>
     <w:p>

--- a/خزانة الأدعية.docx
+++ b/خزانة الأدعية.docx
@@ -6589,6 +6589,40 @@
           <w:szCs w:val="24"/>
           <w:rtl/>
         </w:rPr>
+        <w:t>دعاء الطائف (دعاء الرسول ﷺ الذي اهتز له الكون واخترق السماوات السبع): «اللهم إنك أشكو ضعف قوتي، وقلة حيلتي، وهواني على الناس، يا أرحم الراحمين! أنت رب المستضعفين وأنت ربي، إلى من تكلني؟ إلى بعيد يتجهمني؟ أم إلى عدو ملكته أمري؟ إن لم يكن بك عليَّ غضب فلا أبالي، ولكن عافيتك هي أوسع لي. أعوذ بنور وجهك الذي أشرقت له الظلمات، وصلح عليه أمر الدنيا والآخرة، من أن تنزل بي غضبك، أو يحل عليَّ سخطك، لك العتبى حتى ترضى، ولا حول ولا قوة إلا بك»</w:t>
+      </w:r>
+    </w:p>
+    <w:p>
+      <w:pPr>
+        <w:bidi/>
+        <w:spacing w:after="120" w:before="320"/>
+        <w:jc w:val="right"/>
+      </w:pPr>
+      <w:r>
+        <w:rPr>
+          <w:rFonts w:ascii="Times New Roman" w:cs="Times New Roman" w:eastAsia="Times New Roman" w:hAnsi="Times New Roman"/>
+          <w:b/>
+          <w:bCs/>
+          <w:sz w:val="44"/>
+          <w:szCs w:val="44"/>
+          <w:rtl/>
+        </w:rPr>
+        <w:t>الدعاء الثاني</w:t>
+      </w:r>
+    </w:p>
+    <w:p>
+      <w:pPr>
+        <w:bidi/>
+        <w:spacing w:after="200" w:line="340"/>
+        <w:jc w:val="right"/>
+      </w:pPr>
+      <w:r>
+        <w:rPr>
+          <w:rFonts w:ascii="Times New Roman" w:cs="Times New Roman" w:eastAsia="Times New Roman" w:hAnsi="Times New Roman"/>
+          <w:sz w:val="24"/>
+          <w:szCs w:val="24"/>
+          <w:rtl/>
+        </w:rPr>
         <w:t>دعاء السيدة عائشة الذي نزلت به براءتها من فوق سبع سماوات: «اللهم يا سابغ النعم، ويا دافع النقم، ويا فارج الغمم، ويا كاشف الظلم، يا أول بلا بداية، ويا آخر بلا نهاية، يا أعدل من حكم، ويا حسيب من ظلم، اجعل لي من همي هذا فرجًا ومخرجًا»</w:t>
       </w:r>
     </w:p>
@@ -6607,7 +6641,7 @@
           <w:szCs w:val="44"/>
           <w:rtl/>
         </w:rPr>
-        <w:t>الدعاء الثاني</w:t>
+        <w:t>الدعاء الثالث</w:t>
       </w:r>
     </w:p>
     <w:p>
@@ -6641,7 +6675,7 @@
           <w:szCs w:val="44"/>
           <w:rtl/>
         </w:rPr>
-        <w:t>الدعاء الثالث</w:t>
+        <w:t>الدعاء الرابع</w:t>
       </w:r>
     </w:p>
     <w:p>
@@ -6708,7 +6742,7 @@
           <w:szCs w:val="44"/>
           <w:rtl/>
         </w:rPr>
-        <w:t>الدعاء الرابع</w:t>
+        <w:t>الدعاء الخامس</w:t>
       </w:r>
     </w:p>
     <w:p>
@@ -6805,7 +6839,7 @@
           <w:szCs w:val="44"/>
           <w:rtl/>
         </w:rPr>
-        <w:t>الدعاء الخامس</w:t>
+        <w:t>الدعاء السادس</w:t>
       </w:r>
     </w:p>
     <w:p>
@@ -6860,7 +6894,7 @@
           <w:szCs w:val="44"/>
           <w:rtl/>
         </w:rPr>
-        <w:t>الدعاء السادس</w:t>
+        <w:t>الدعاء السابع</w:t>
       </w:r>
     </w:p>
     <w:p>
@@ -6894,7 +6928,7 @@
           <w:szCs w:val="44"/>
           <w:rtl/>
         </w:rPr>
-        <w:t>الدعاء السابع</w:t>
+        <w:t>الدعاء الثامن</w:t>
       </w:r>
     </w:p>
     <w:p>
@@ -6928,7 +6962,7 @@
           <w:szCs w:val="44"/>
           <w:rtl/>
         </w:rPr>
-        <w:t>الدعاء الثامن</w:t>
+        <w:t>الدعاء التاسع</w:t>
       </w:r>
     </w:p>
     <w:p>
@@ -6962,7 +6996,7 @@
           <w:szCs w:val="44"/>
           <w:rtl/>
         </w:rPr>
-        <w:t>الدعاء التاسع</w:t>
+        <w:t>الدعاء العاشر</w:t>
       </w:r>
     </w:p>
     <w:p>
@@ -6996,7 +7030,7 @@
           <w:szCs w:val="44"/>
           <w:rtl/>
         </w:rPr>
-        <w:t>الدعاء العاشر</w:t>
+        <w:t>الدعاء الحادي عشر</w:t>
       </w:r>
     </w:p>
     <w:p>
@@ -7051,7 +7085,7 @@
           <w:szCs w:val="44"/>
           <w:rtl/>
         </w:rPr>
-        <w:t>الدعاء الحادي عشر</w:t>
+        <w:t>الدعاء الثاني عشر</w:t>
       </w:r>
     </w:p>
     <w:p>
@@ -7139,7 +7173,7 @@
           <w:szCs w:val="44"/>
           <w:rtl/>
         </w:rPr>
-        <w:t>الدعاء الثاني عشر</w:t>
+        <w:t>الدعاء الثالث عشر</w:t>
       </w:r>
     </w:p>
     <w:p>
@@ -7206,7 +7240,7 @@
           <w:szCs w:val="44"/>
           <w:rtl/>
         </w:rPr>
-        <w:t>الدعاء الثالث عشر</w:t>
+        <w:t>الدعاء الرابع عشر</w:t>
       </w:r>
     </w:p>
     <w:p>
@@ -7252,7 +7286,7 @@
           <w:szCs w:val="44"/>
           <w:rtl/>
         </w:rPr>
-        <w:t>الدعاء الرابع عشر</w:t>
+        <w:t>الدعاء الخامس عشر</w:t>
       </w:r>
     </w:p>
     <w:p>
@@ -7319,7 +7353,7 @@
           <w:szCs w:val="44"/>
           <w:rtl/>
         </w:rPr>
-        <w:t>الدعاء الخامس عشر</w:t>
+        <w:t>الدعاء السادس عشر</w:t>
       </w:r>
     </w:p>
     <w:p>
@@ -7353,7 +7387,7 @@
           <w:szCs w:val="44"/>
           <w:rtl/>
         </w:rPr>
-        <w:t>الدعاء السادس عشر</w:t>
+        <w:t>الدعاء السابع عشر</w:t>
       </w:r>
     </w:p>
     <w:p>
@@ -7387,7 +7421,7 @@
           <w:szCs w:val="44"/>
           <w:rtl/>
         </w:rPr>
-        <w:t>الدعاء السابع عشر</w:t>
+        <w:t>الدعاء الثامن عشر</w:t>
       </w:r>
     </w:p>
     <w:p>
@@ -7421,7 +7455,7 @@
           <w:szCs w:val="44"/>
           <w:rtl/>
         </w:rPr>
-        <w:t>الدعاء الثامن عشر</w:t>
+        <w:t>الدعاء التاسع عشر</w:t>
       </w:r>
     </w:p>
     <w:p>
@@ -7455,7 +7489,7 @@
           <w:szCs w:val="44"/>
           <w:rtl/>
         </w:rPr>
-        <w:t>الدعاء التاسع عشر</w:t>
+        <w:t>الدعاء العشرون</w:t>
       </w:r>
     </w:p>
     <w:p>
@@ -7489,7 +7523,7 @@
           <w:szCs w:val="44"/>
           <w:rtl/>
         </w:rPr>
-        <w:t>الدعاء العشرون</w:t>
+        <w:t>الدعاء الحادي والعشرون</w:t>
       </w:r>
     </w:p>
     <w:p>
@@ -7535,7 +7569,7 @@
           <w:szCs w:val="44"/>
           <w:rtl/>
         </w:rPr>
-        <w:t>الدعاء الحادي والعشرون</w:t>
+        <w:t>الدعاء الثاني والعشرون</w:t>
       </w:r>
     </w:p>
     <w:p>
@@ -7602,7 +7636,7 @@
           <w:szCs w:val="44"/>
           <w:rtl/>
         </w:rPr>
-        <w:t>الدعاء الثاني والعشرون</w:t>
+        <w:t>الدعاء الثالث والعشرون</w:t>
       </w:r>
     </w:p>
     <w:p>
@@ -7669,7 +7703,7 @@
           <w:szCs w:val="44"/>
           <w:rtl/>
         </w:rPr>
-        <w:t>الدعاء الثالث والعشرون</w:t>
+        <w:t>الدعاء الرابع والعشرون</w:t>
       </w:r>
     </w:p>
     <w:p>
@@ -7724,7 +7758,7 @@
           <w:szCs w:val="44"/>
           <w:rtl/>
         </w:rPr>
-        <w:t>الدعاء الرابع والعشرون</w:t>
+        <w:t>الدعاء الخامس والعشرون</w:t>
       </w:r>
     </w:p>
     <w:p>
@@ -7779,7 +7813,7 @@
           <w:szCs w:val="44"/>
           <w:rtl/>
         </w:rPr>
-        <w:t>الدعاء الخامس والعشرون</w:t>
+        <w:t>الدعاء السادس والعشرون</w:t>
       </w:r>
     </w:p>
     <w:p>
@@ -7813,7 +7847,7 @@
           <w:szCs w:val="44"/>
           <w:rtl/>
         </w:rPr>
-        <w:t>الدعاء السادس والعشرون</w:t>
+        <w:t>الدعاء السابع والعشرون</w:t>
       </w:r>
     </w:p>
     <w:p>
@@ -7868,7 +7902,7 @@
           <w:szCs w:val="44"/>
           <w:rtl/>
         </w:rPr>
-        <w:t>الدعاء السابع والعشرون</w:t>
+        <w:t>الدعاء الثامن والعشرون</w:t>
       </w:r>
     </w:p>
     <w:p>
@@ -7902,7 +7936,7 @@
           <w:szCs w:val="44"/>
           <w:rtl/>
         </w:rPr>
-        <w:t>الدعاء الثامن والعشرون</w:t>
+        <w:t>الدعاء التاسع والعشرون</w:t>
       </w:r>
     </w:p>
     <w:p>
@@ -7939,7 +7973,7 @@
           <w:szCs w:val="44"/>
           <w:rtl/>
         </w:rPr>
-        <w:t>الدعاء التاسع والعشرون</w:t>
+        <w:t>الدعاء الثلاثون</w:t>
       </w:r>
     </w:p>
     <w:p>
@@ -7973,7 +8007,7 @@
           <w:szCs w:val="44"/>
           <w:rtl/>
         </w:rPr>
-        <w:t>الدعاء الثلاثون</w:t>
+        <w:t>الدعاء الحادي والثلاثون</w:t>
       </w:r>
     </w:p>
     <w:p>
@@ -8007,7 +8041,7 @@
           <w:szCs w:val="44"/>
           <w:rtl/>
         </w:rPr>
-        <w:t>الدعاء الحادي والثلاثون</w:t>
+        <w:t>الدعاء الثاني والثلاثون</w:t>
       </w:r>
     </w:p>
     <w:p>
@@ -8041,7 +8075,7 @@
           <w:szCs w:val="44"/>
           <w:rtl/>
         </w:rPr>
-        <w:t>الدعاء الثاني والثلاثون</w:t>
+        <w:t>الدعاء الثالث والثلاثون</w:t>
       </w:r>
     </w:p>
     <w:p>
@@ -8075,7 +8109,7 @@
           <w:szCs w:val="44"/>
           <w:rtl/>
         </w:rPr>
-        <w:t>الدعاء الثالث والثلاثون</w:t>
+        <w:t>الدعاء الرابع والثلاثون</w:t>
       </w:r>
     </w:p>
     <w:p>
@@ -8109,7 +8143,7 @@
           <w:szCs w:val="44"/>
           <w:rtl/>
         </w:rPr>
-        <w:t>الدعاء الرابع والثلاثون</w:t>
+        <w:t>الدعاء الخامس والثلاثون</w:t>
       </w:r>
     </w:p>
     <w:p>
@@ -8395,7 +8429,7 @@
           <w:szCs w:val="44"/>
           <w:rtl/>
         </w:rPr>
-        <w:t>الدعاء الخامس والثلاثون</w:t>
+        <w:t>الدعاء السادس والثلاثون</w:t>
       </w:r>
     </w:p>
     <w:p>
@@ -8429,7 +8463,7 @@
           <w:szCs w:val="44"/>
           <w:rtl/>
         </w:rPr>
-        <w:t>الدعاء السادس والثلاثون</w:t>
+        <w:t>الدعاء السابع والثلاثون</w:t>
       </w:r>
     </w:p>
     <w:p>
@@ -8463,7 +8497,7 @@
           <w:szCs w:val="44"/>
           <w:rtl/>
         </w:rPr>
-        <w:t>الدعاء السابع والثلاثون</w:t>
+        <w:t>الدعاء الثامن والثلاثون</w:t>
       </w:r>
     </w:p>
     <w:p>
@@ -8491,7 +8525,7 @@
           <w:b/>
           <w:sz w:val="44"/>
         </w:rPr>
-        <w:t>الدعاء الثامن والثلاثون</w:t>
+        <w:t>الدعاء التاسع والثلاثون</w:t>
       </w:r>
     </w:p>
     <w:p>
@@ -8514,7 +8548,7 @@
           <w:b/>
           <w:sz w:val="44"/>
         </w:rPr>
-        <w:t>الدعاء التاسع والثلاثون</w:t>
+        <w:t>الدعاء الأربعون</w:t>
       </w:r>
     </w:p>
     <w:p>
@@ -8537,7 +8571,7 @@
           <w:b/>
           <w:sz w:val="44"/>
         </w:rPr>
-        <w:t>الدعاء الأربعون</w:t>
+        <w:t>الدعاء الحادي والأربعون</w:t>
       </w:r>
     </w:p>
     <w:p>
@@ -8566,7 +8600,7 @@
           <w:szCs w:val="44"/>
           <w:rtl/>
         </w:rPr>
-        <w:t>الدعاء الحادي والأربعون</w:t>
+        <w:t>الدعاء الثاني والأربعون</w:t>
       </w:r>
     </w:p>
     <w:p>
